--- a/backup/tcc-jec.docx
+++ b/backup/tcc-jec.docx
@@ -10889,16 +10889,65 @@
         <w:pStyle w:val="Corpodetexto"/>
         <w:spacing w:before="302"/>
         <w:ind w:left="283" w:right="147" w:firstLine="437"/>
+        <w:jc w:val="both"/>
+      </w:pPr>
+    </w:p>
+    <w:p>
+      <w:pPr>
+        <w:pStyle w:val="Corpodetexto"/>
+        <w:spacing w:before="100"/>
+        <w:ind w:right="147" w:firstLine="282"/>
         <w:jc w:val="center"/>
+        <w:rPr>
+          <w:spacing w:val="-2"/>
+        </w:rPr>
+      </w:pPr>
+      <w:r>
+        <w:t>Figura</w:t>
+      </w:r>
+      <w:r>
+        <w:rPr>
+          <w:spacing w:val="28"/>
+        </w:rPr>
+        <w:t xml:space="preserve"> </w:t>
+      </w:r>
+      <w:r>
+        <w:t>1</w:t>
+      </w:r>
+      <w:r>
+        <w:rPr>
+          <w:spacing w:val="30"/>
+        </w:rPr>
+        <w:t xml:space="preserve"> </w:t>
+      </w:r>
+      <w:r>
+        <w:t>–</w:t>
+      </w:r>
+      <w:r>
+        <w:rPr>
+          <w:spacing w:val="29"/>
+        </w:rPr>
+        <w:t xml:space="preserve"> </w:t>
+      </w:r>
+      <w:r>
+        <w:t>Metodologia SABiO</w:t>
+      </w:r>
+    </w:p>
+    <w:p>
+      <w:pPr>
+        <w:pStyle w:val="Corpodetexto"/>
+        <w:spacing w:before="302"/>
+        <w:ind w:left="283" w:right="147" w:firstLine="437"/>
+        <w:jc w:val="center"/>
       </w:pPr>
       <w:r>
         <w:rPr>
           <w:noProof/>
         </w:rPr>
         <w:drawing>
-          <wp:inline distT="0" distB="0" distL="0" distR="0" wp14:anchorId="05314674" wp14:editId="7D1BE58D">
-            <wp:extent cx="5330522" cy="4293704"/>
-            <wp:effectExtent l="0" t="0" r="3810" b="0"/>
+          <wp:inline distT="0" distB="0" distL="0" distR="0" wp14:anchorId="05314674" wp14:editId="662BF891">
+            <wp:extent cx="4675367" cy="3765981"/>
+            <wp:effectExtent l="0" t="0" r="0" b="6350"/>
             <wp:docPr id="4" name="Imagem 4" descr="sabio"/>
             <wp:cNvGraphicFramePr>
               <a:graphicFrameLocks xmlns:a="http://schemas.openxmlformats.org/drawingml/2006/main" noChangeAspect="1"/>
@@ -10928,7 +10977,7 @@
                   <pic:spPr bwMode="auto">
                     <a:xfrm>
                       <a:off x="0" y="0"/>
-                      <a:ext cx="5402412" cy="4351611"/>
+                      <a:ext cx="4850891" cy="3907364"/>
                     </a:xfrm>
                     <a:prstGeom prst="rect">
                       <a:avLst/>
@@ -10956,37 +11005,13 @@
         </w:rPr>
       </w:pPr>
       <w:r>
-        <w:t>Figura</w:t>
-      </w:r>
-      <w:r>
-        <w:rPr>
-          <w:spacing w:val="28"/>
-        </w:rPr>
-        <w:t xml:space="preserve"> </w:t>
-      </w:r>
-      <w:r>
-        <w:t>1</w:t>
-      </w:r>
-      <w:r>
-        <w:rPr>
-          <w:spacing w:val="30"/>
-        </w:rPr>
-        <w:t xml:space="preserve"> </w:t>
-      </w:r>
-      <w:r>
-        <w:t>–</w:t>
-      </w:r>
-      <w:r>
-        <w:rPr>
-          <w:spacing w:val="29"/>
-        </w:rPr>
-        <w:t xml:space="preserve"> </w:t>
-      </w:r>
-      <w:r>
-        <w:t>Metodologia SABiO</w:t>
-      </w:r>
-      <w:r>
-        <w:t xml:space="preserve"> (FALBO, 2014)</w:t>
+        <w:t xml:space="preserve">Fonte: </w:t>
+      </w:r>
+      <w:r>
+        <w:t>FALBO, 2014</w:t>
+      </w:r>
+      <w:r>
+        <w:br/>
       </w:r>
     </w:p>
     <w:p>
@@ -10997,7 +11022,6 @@
         <w:jc w:val="both"/>
       </w:pPr>
       <w:r>
-        <w:lastRenderedPageBreak/>
         <w:t>A primeira etapa proposta pela SABiO consiste na identificação do propósito da ontologia e no levantamento de requisitos. Nessa fase, são definidos o objetivo da ontologia, seus possíveis usos e as questões que ela deverá ser capaz de responder. Essas questões são denominadas perguntas de competência e funcionam como requisitos funcionais da ontologia, pois delimitam quais conhecimentos devem ser representados no modelo (FALBO, 2014). No caso deste trabalho, exemplos de perguntas de competência seriam: Qual é o tipo da ação proposta? Existe requerimento de tutela provisória? O réu apresentou contestação? Qual foi o resultado da sentença? Em que fase está meu processo?</w:t>
       </w:r>
     </w:p>
@@ -11129,11 +11153,11 @@
         <w:jc w:val="both"/>
       </w:pPr>
       <w:r>
-        <w:t xml:space="preserve">A UFO tem como objetivo oferecer categorias ontológicas capazes de auxiliar a modelagem a distinguir diferentes elementos da realidade, como objetos, eventos, propriedades, papéis, relações e entidades sociais. Essa distinção é importante porque, em muitos domínios, os conceitos não possuem a mesma natureza, alguns representam entidades que mantêm sua identidade ao longo do </w:t>
+        <w:t xml:space="preserve">A UFO tem como objetivo oferecer categorias ontológicas capazes de auxiliar a modelagem a distinguir diferentes elementos da realidade, como objetos, eventos, propriedades, papéis, relações </w:t>
       </w:r>
       <w:r>
         <w:lastRenderedPageBreak/>
-        <w:t>tempo, enquanto outros representam papéis temporários, eventos que ocorrem em determinado momento ou relações dependentes de outros elementos.</w:t>
+        <w:t>e entidades sociais. Essa distinção é importante porque, em muitos domínios, os conceitos não possuem a mesma natureza, alguns representam entidades que mantêm sua identidade ao longo do tempo, enquanto outros representam papéis temporários, eventos que ocorrem em determinado momento ou relações dependentes de outros elementos.</w:t>
       </w:r>
     </w:p>
     <w:p>
@@ -11179,6 +11203,34 @@
       </w:pPr>
       <w:r>
         <w:t>A UFO-A é a parte da Unified Foundational Ontology voltada à representação de entidades chamadas de endurantes, isto é, entidades que persistem no tempo mantendo sua identidade, ainda que possam sofrer mudanças. Essas entidades são diferentes dos eventos, pois não acontecem no tempo, mas permanecem através dele. Uma pessoa, uma organização, um documento e um processo podem ser analisados como exemplos de entidades que conservam identidade ao longo de sua existência.</w:t>
+      </w:r>
+    </w:p>
+    <w:p>
+      <w:pPr>
+        <w:pStyle w:val="Corpodetexto"/>
+        <w:spacing w:before="100"/>
+        <w:ind w:right="147" w:firstLine="272"/>
+        <w:jc w:val="both"/>
+      </w:pPr>
+    </w:p>
+    <w:p>
+      <w:pPr>
+        <w:pStyle w:val="Corpodetexto"/>
+        <w:spacing w:before="100"/>
+        <w:ind w:right="147" w:firstLine="272"/>
+        <w:jc w:val="center"/>
+      </w:pPr>
+      <w:r>
+        <w:t>Figura 2</w:t>
+      </w:r>
+      <w:r>
+        <w:t xml:space="preserve"> – Taxonomia</w:t>
+      </w:r>
+      <w:r>
+        <w:t xml:space="preserve"> de UFO</w:t>
+      </w:r>
+      <w:r>
+        <w:t>-A</w:t>
       </w:r>
     </w:p>
     <w:p>
@@ -11240,22 +11292,10 @@
         <w:jc w:val="center"/>
       </w:pPr>
       <w:r>
-        <w:t>Figura 2</w:t>
-      </w:r>
-      <w:r>
-        <w:t xml:space="preserve"> – </w:t>
-      </w:r>
-      <w:r>
-        <w:t>Taxonomia</w:t>
-      </w:r>
-      <w:r>
-        <w:t xml:space="preserve"> de UFO</w:t>
-      </w:r>
-      <w:r>
-        <w:t>-A</w:t>
-      </w:r>
-      <w:r>
-        <w:t xml:space="preserve"> (GUIZZARDI, 2005)</w:t>
+        <w:t>Fonte:</w:t>
+      </w:r>
+      <w:r>
+        <w:t xml:space="preserve"> GUIZZARDI, 2005</w:t>
       </w:r>
     </w:p>
     <w:p>
@@ -11278,7 +11318,11 @@
         <w:t xml:space="preserve"> </w:t>
       </w:r>
       <w:r>
-        <w:t>No domínio jurídico, essa diferença pode ser observada na distinção entre “Pessoa” e “Autor”. Uma pessoa é uma entidade que possui identidade própria, independentemente de participar ou não de um processo judicial. Já “Autor” é um papel exercido por uma pessoa ou organização quando ocupa o polo ativo de uma demanda judicial. Assim, a pessoa não deixa de ser pessoa quando o processo termina, mas deixa de exercer o papel de autora naquele contexto específico. O mesmo raciocínio pode ser aplicado aos papéis de réu, advogado, testemunha ou perito.</w:t>
+        <w:t xml:space="preserve">No domínio jurídico, essa diferença pode ser observada na distinção entre “Pessoa” e “Autor”. Uma pessoa é uma entidade que possui identidade própria, independentemente de participar ou não de um processo judicial. Já “Autor” é um papel exercido por uma pessoa ou organização quando ocupa o polo ativo de uma demanda judicial. Assim, a pessoa não deixa de ser pessoa quando o processo termina, mas deixa de exercer o papel de </w:t>
+      </w:r>
+      <w:r>
+        <w:lastRenderedPageBreak/>
+        <w:t>autora naquele contexto específico. O mesmo raciocínio pode ser aplicado aos papéis de réu, advogado, testemunha ou perito.</w:t>
       </w:r>
     </w:p>
     <w:p>
@@ -11303,7 +11347,6 @@
         <w:jc w:val="both"/>
       </w:pPr>
       <w:r>
-        <w:lastRenderedPageBreak/>
         <w:t>2.3.2 UFO-B</w:t>
       </w:r>
     </w:p>
@@ -11323,6 +11366,34 @@
       </w:pPr>
       <w:r>
         <w:t>No contexto da modelagem conceitual, a distinção entre objetos e eventos é relevante porque permite representar adequadamente a dinâmica dos domínios analisados. Em muitos modelos, atos, atividades e acontecimentos são tratados como simples objetos ou registros, o que pode gerar perda de significado. A UFO-B contribui para evitar esse problema ao permitir que ocorrências temporais sejam modeladas como eventos, evidenciando sua relação com o tempo, com os participantes envolvidos e com os efeitos que produzem no domínio (GUIZZARDI et al., 2013; GUIZZARDI et al., 2015).</w:t>
+      </w:r>
+    </w:p>
+    <w:p>
+      <w:pPr>
+        <w:pStyle w:val="Corpodetexto"/>
+        <w:ind w:firstLine="282"/>
+      </w:pPr>
+    </w:p>
+    <w:p>
+      <w:pPr>
+        <w:pStyle w:val="Corpodetexto"/>
+        <w:ind w:firstLine="282"/>
+        <w:jc w:val="center"/>
+      </w:pPr>
+      <w:r>
+        <w:t xml:space="preserve">Figura </w:t>
+      </w:r>
+      <w:r>
+        <w:t>3</w:t>
+      </w:r>
+      <w:r>
+        <w:t xml:space="preserve">. </w:t>
+      </w:r>
+      <w:r>
+        <w:t>Taxonomia</w:t>
+      </w:r>
+      <w:r>
+        <w:t xml:space="preserve"> de UFO-B</w:t>
       </w:r>
     </w:p>
     <w:p>
@@ -11379,19 +11450,10 @@
         <w:jc w:val="center"/>
       </w:pPr>
       <w:r>
-        <w:t xml:space="preserve">Figura </w:t>
-      </w:r>
-      <w:r>
-        <w:t>3</w:t>
-      </w:r>
-      <w:r>
-        <w:t xml:space="preserve">. </w:t>
-      </w:r>
-      <w:r>
-        <w:t>Taxonomia</w:t>
-      </w:r>
-      <w:r>
-        <w:t xml:space="preserve"> de UFO-B (GUIZZARDI et al., 2013)</w:t>
+        <w:t>Fonte:</w:t>
+      </w:r>
+      <w:r>
+        <w:t xml:space="preserve"> GUIZZARDI et al., 2013</w:t>
       </w:r>
     </w:p>
     <w:p>
@@ -11424,7 +11486,13 @@
         <w:jc w:val="both"/>
       </w:pPr>
       <w:r>
-        <w:t>2.3.2 UFO-C</w:t>
+        <w:t>2.3.</w:t>
+      </w:r>
+      <w:r>
+        <w:t>3</w:t>
+      </w:r>
+      <w:r>
+        <w:t xml:space="preserve"> UFO-C</w:t>
       </w:r>
     </w:p>
     <w:p>
@@ -11435,7 +11503,11 @@
         <w:jc w:val="both"/>
       </w:pPr>
       <w:r>
-        <w:t>A UFO-C é a parte da Unified Foundational Ontology voltada à representação de aspectos sociais, intencionais e institucionais da realidade. Enquanto a UFO-A trata principalmente de entidades que persistem no tempo e a UFO-B trata de eventos, a UFO-C permite representar agentes, papéis sociais, relações sociais, compromissos, intenções e ações comunicativas. Essa dimensão é especialmente relevante para domínios em que há interação entre pessoas, organizações e instituições, como ocorre no Direito (GUIZZARDI, 2005; GUIZZARDI et al., 2015).</w:t>
+        <w:t xml:space="preserve">A UFO-C é a parte da Unified Foundational Ontology voltada à representação de aspectos sociais, intencionais e institucionais da realidade. Enquanto a UFO-A trata principalmente de entidades que persistem no tempo e a UFO-B trata de eventos, a UFO-C permite representar </w:t>
+      </w:r>
+      <w:r>
+        <w:lastRenderedPageBreak/>
+        <w:t>agentes, papéis sociais, relações sociais, compromissos, intenções e ações comunicativas. Essa dimensão é especialmente relevante para domínios em que há interação entre pessoas, organizações e instituições, como ocorre no Direito (GUIZZARDI, 2005; GUIZZARDI et al., 2015).</w:t>
       </w:r>
     </w:p>
     <w:p>
@@ -11445,8 +11517,29 @@
         <w:ind w:right="147" w:firstLine="272"/>
         <w:jc w:val="both"/>
       </w:pPr>
-      <w:r>
-        <w:lastRenderedPageBreak/>
+    </w:p>
+    <w:p>
+      <w:pPr>
+        <w:pStyle w:val="Corpodetexto"/>
+        <w:spacing w:before="100"/>
+        <w:ind w:right="147" w:firstLine="272"/>
+        <w:jc w:val="center"/>
+      </w:pPr>
+      <w:r>
+        <w:t>Figura 4. As categorias da ontologia de agentes UFO-C 0.2.</w:t>
+      </w:r>
+    </w:p>
+    <w:p>
+      <w:pPr>
+        <w:pStyle w:val="Corpodetexto"/>
+        <w:spacing w:before="100"/>
+        <w:ind w:right="147" w:firstLine="272"/>
+        <w:jc w:val="both"/>
+      </w:pPr>
+      <w:r>
+        <w:rPr>
+          <w:noProof/>
+        </w:rPr>
         <w:drawing>
           <wp:inline distT="0" distB="0" distL="0" distR="0" wp14:anchorId="2BDFC50C" wp14:editId="26C947F7">
             <wp:extent cx="6033135" cy="3949700"/>
@@ -11492,16 +11585,10 @@
         <w:jc w:val="center"/>
       </w:pPr>
       <w:r>
-        <w:t xml:space="preserve">Figura 4. </w:t>
-      </w:r>
-      <w:r>
-        <w:t>As categorias da ontologia de agentes UFO-C 0.2.</w:t>
-      </w:r>
-      <w:r>
-        <w:t xml:space="preserve"> </w:t>
-      </w:r>
-      <w:r>
-        <w:t>(GUIZZARDI; WAGNER, 2005)</w:t>
+        <w:t xml:space="preserve">Fonte: </w:t>
+      </w:r>
+      <w:r>
+        <w:t>GUIZZARDI; WAGNER, 2005</w:t>
       </w:r>
     </w:p>
     <w:p>
@@ -11555,10 +11642,190 @@
         <w:rPr>
           <w:w w:val="105"/>
         </w:rPr>
-        <w:t xml:space="preserve">2.3 </w:t>
-      </w:r>
-      <w:r>
-        <w:t>OntoUML</w:t>
+        <w:t xml:space="preserve">2.4 </w:t>
+      </w:r>
+      <w:r>
+        <w:rPr>
+          <w:w w:val="105"/>
+        </w:rPr>
+        <w:t xml:space="preserve">Core Ontology </w:t>
+      </w:r>
+      <w:r>
+        <w:t>UFO-L</w:t>
+      </w:r>
+    </w:p>
+    <w:p>
+      <w:pPr>
+        <w:pStyle w:val="Corpodetexto"/>
+        <w:ind w:firstLine="272"/>
+      </w:pPr>
+      <w:r>
+        <w:t xml:space="preserve">A </w:t>
+      </w:r>
+      <w:r>
+        <w:rPr>
+          <w:rStyle w:val="Forte"/>
+          <w:b w:val="0"/>
+          <w:bCs w:val="0"/>
+        </w:rPr>
+        <w:t>UFO-L</w:t>
+      </w:r>
+      <w:r>
+        <w:t xml:space="preserve"> é uma ontologia núcleo voltada à representação de aspectos jurídicos, desenvolvida por Griffo (2018) com base na Unified Foundational Ontology (UFO). Sua construção parte da perspectiva das relações jurídicas, relacionando conceitos do Direito às categorias ontológicas fornecidas pela UFO, de modo a estabelecer uma estrutura conceitual reutilizável na construção de ontologias de domínio jurídico.</w:t>
+      </w:r>
+    </w:p>
+    <w:p>
+      <w:pPr>
+        <w:pStyle w:val="Corpodetexto"/>
+        <w:ind w:firstLine="272"/>
+      </w:pPr>
+    </w:p>
+    <w:p>
+      <w:pPr>
+        <w:pStyle w:val="Corpodetexto"/>
+        <w:ind w:firstLine="272"/>
+        <w:jc w:val="center"/>
+      </w:pPr>
+      <w:r>
+        <w:t xml:space="preserve">Figura </w:t>
+      </w:r>
+      <w:r>
+        <w:t>5</w:t>
+      </w:r>
+      <w:r>
+        <w:t>. Padrão de modelagem para Legal Relator</w:t>
+      </w:r>
+    </w:p>
+    <w:p>
+      <w:pPr>
+        <w:pStyle w:val="Corpodetexto"/>
+        <w:ind w:firstLine="272"/>
+        <w:jc w:val="center"/>
+      </w:pPr>
+      <w:r>
+        <w:lastRenderedPageBreak/>
+        <w:drawing>
+          <wp:inline distT="0" distB="0" distL="0" distR="0" wp14:anchorId="64743D22" wp14:editId="59386313">
+            <wp:extent cx="5530690" cy="3593989"/>
+            <wp:effectExtent l="0" t="0" r="0" b="6985"/>
+            <wp:docPr id="7" name="Imagem 7"/>
+            <wp:cNvGraphicFramePr>
+              <a:graphicFrameLocks xmlns:a="http://schemas.openxmlformats.org/drawingml/2006/main" noChangeAspect="1"/>
+            </wp:cNvGraphicFramePr>
+            <a:graphic xmlns:a="http://schemas.openxmlformats.org/drawingml/2006/main">
+              <a:graphicData uri="http://schemas.openxmlformats.org/drawingml/2006/picture">
+                <pic:pic xmlns:pic="http://schemas.openxmlformats.org/drawingml/2006/picture">
+                  <pic:nvPicPr>
+                    <pic:cNvPr id="1" name=""/>
+                    <pic:cNvPicPr/>
+                  </pic:nvPicPr>
+                  <pic:blipFill>
+                    <a:blip r:embed="rId27"/>
+                    <a:stretch>
+                      <a:fillRect/>
+                    </a:stretch>
+                  </pic:blipFill>
+                  <pic:spPr>
+                    <a:xfrm>
+                      <a:off x="0" y="0"/>
+                      <a:ext cx="5636571" cy="3662793"/>
+                    </a:xfrm>
+                    <a:prstGeom prst="rect">
+                      <a:avLst/>
+                    </a:prstGeom>
+                  </pic:spPr>
+                </pic:pic>
+              </a:graphicData>
+            </a:graphic>
+          </wp:inline>
+        </w:drawing>
+      </w:r>
+    </w:p>
+    <w:p>
+      <w:pPr>
+        <w:pStyle w:val="Corpodetexto"/>
+        <w:spacing w:before="100"/>
+        <w:ind w:right="147" w:firstLine="272"/>
+        <w:jc w:val="center"/>
+      </w:pPr>
+      <w:r>
+        <w:t xml:space="preserve">Fonte: </w:t>
+      </w:r>
+      <w:r>
+        <w:t>GRIFFO</w:t>
+      </w:r>
+      <w:r>
+        <w:t>, 20</w:t>
+      </w:r>
+      <w:r>
+        <w:t>18</w:t>
+      </w:r>
+      <w:bookmarkStart w:id="25" w:name="_GoBack"/>
+      <w:bookmarkEnd w:id="25"/>
+    </w:p>
+    <w:p>
+      <w:pPr>
+        <w:pStyle w:val="Corpodetexto"/>
+        <w:ind w:firstLine="272"/>
+        <w:jc w:val="center"/>
+      </w:pPr>
+    </w:p>
+    <w:p>
+      <w:pPr>
+        <w:pStyle w:val="Corpodetexto"/>
+        <w:ind w:firstLine="272"/>
+      </w:pPr>
+      <w:r>
+        <w:t>A ontologia introduz categorias próprias do domínio jurídico, entre elas Legal Agent, Legal Role, Legal RoleMixin, Legal Moment, Legal Relator e Legal Event. Na UFO-L, os Legal Agents são agentes que podem ocupar posições em relações jurídicas e carregar Legal Moments. Esses momentos representam posições jurídicas, como direitos, deveres, permissões, poderes e sujeições. As relações entre os agentes podem ser reificadas por meio de Legal Relators, que são compostos por momentos jurídicos externamente dependentes.</w:t>
+      </w:r>
+    </w:p>
+    <w:p>
+      <w:pPr>
+        <w:pStyle w:val="Corpodetexto"/>
+        <w:ind w:firstLine="272"/>
+      </w:pPr>
+      <w:r>
+        <w:t>A</w:t>
+      </w:r>
+      <w:r>
+        <w:t xml:space="preserve"> posições jurídicas representadas pela UFO-L não são tratadas de forma isolada. Direitos e deveres, por exemplo, apresentam relações de correlação: um direito atribuído a determinado agente corresponde a um dever jurídico atribuído a outro agente. A UFO-L representa essas posições correlatas como partes de um </w:t>
+      </w:r>
+      <w:r>
+        <w:rPr>
+          <w:i/>
+          <w:iCs/>
+        </w:rPr>
+        <w:t>Legal Relator</w:t>
+      </w:r>
+      <w:r>
+        <w:t>, permitindo explicitar não somente os participantes de uma relação jurídica, mas também as posições jurídicas que cada um assume no contexto dessa relação.</w:t>
+      </w:r>
+    </w:p>
+    <w:p>
+      <w:pPr>
+        <w:pStyle w:val="Corpodetexto"/>
+        <w:ind w:firstLine="272"/>
+        <w:rPr>
+          <w:lang w:val="pt-BR" w:eastAsia="pt-BR"/>
+        </w:rPr>
+      </w:pPr>
+      <w:r>
+        <w:rPr>
+          <w:lang w:val="pt-BR" w:eastAsia="pt-BR"/>
+        </w:rPr>
+        <w:t xml:space="preserve">No contexto deste trabalho, a UFO-L fornece conceitos jurídicos de nível intermediário que podem ser reutilizados na construção da ontologia do </w:t>
+      </w:r>
+      <w:r>
+        <w:rPr>
+          <w:lang w:val="pt-BR" w:eastAsia="pt-BR"/>
+        </w:rPr>
+        <w:t>Juizado Especial Federal</w:t>
+      </w:r>
+      <w:r>
+        <w:rPr>
+          <w:lang w:val="pt-BR" w:eastAsia="pt-BR"/>
+        </w:rPr>
+        <w:t>. Dessa forma, conceitos específicos do domínio processual podem ser modelados a partir de categorias mais gerais da ontologia núcleo, permitindo representar agentes, papéis jurídicos, relações, posições jurídicas e eventos processuais de maneira fundamentada e semanticamente consistente.</w:t>
       </w:r>
     </w:p>
     <w:p>
@@ -11568,8 +11835,33 @@
         <w:ind w:right="147" w:firstLine="272"/>
         <w:jc w:val="both"/>
       </w:pPr>
-      <w:r>
-        <w:t>A OntoUML é uma linguagem de modelagem conceitual fundamentada na Unified Foundational Ontology (UFO), desenvolvida a partir dos estudos de Guizzardi (2005) sobre fundamentos ontológicos para modelos conceituais estruturais. Seu objetivo é oferecer uma forma mais precisa de representar conceitos de um domínio, permitindo que o modelador diferencie a natureza ontológica dos elementos representados. Assim, a OntoUML não se limita à representação gráfica de classes e associações, mas busca explicitar se determinado elemento corresponde a um tipo essencial, a um papel, a uma fase, a uma propriedade, a uma relação ou a outro tipo de entidade conceitual.</w:t>
+    </w:p>
+    <w:p>
+      <w:pPr>
+        <w:pStyle w:val="Ttulo3"/>
+        <w:spacing w:before="2"/>
+        <w:ind w:left="757"/>
+      </w:pPr>
+      <w:r>
+        <w:rPr>
+          <w:w w:val="105"/>
+        </w:rPr>
+        <w:t>2.</w:t>
+      </w:r>
+      <w:r>
+        <w:rPr>
+          <w:w w:val="105"/>
+        </w:rPr>
+        <w:t>5</w:t>
+      </w:r>
+      <w:r>
+        <w:rPr>
+          <w:w w:val="105"/>
+        </w:rPr>
+        <w:t xml:space="preserve"> </w:t>
+      </w:r>
+      <w:r>
+        <w:t>OntoUML</w:t>
       </w:r>
     </w:p>
     <w:p>
@@ -11580,7 +11872,22 @@
         <w:jc w:val="both"/>
       </w:pPr>
       <w:r>
-        <w:t>A principal diferença entre a UML tradicional e a OntoUML está no uso de estereótipos ontológicos. Enquanto a UML permite representar classes, atributos, associações e generalizações, a OntoUML permite indicar se determinado conceito corresponde, por exemplo, a um tipo que fornece identidade, a um papel contextual, a uma fase, a uma propriedade, a uma categoria ou a uma entidade relacional. Desse modo, a linguagem não apenas representa os conceitos de um domínio, mas também explicita o tipo de entidade que cada conceito representa.</w:t>
+        <w:t>A OntoUML é uma linguagem de modelagem conceitual fundamentada na Unified Foundational Ontology (UFO), desenvolvida a partir dos estudos de Guizzardi (2005) sobre fundamentos ontológicos para modelos conceituais estruturais. Seu objetivo é oferecer uma forma mais precisa de representar conceitos de um domínio, permitindo que o modelador diferencie a natureza ontológica dos elementos representados. Assim, a OntoUML não se limita à representação gráfica de classes e associações, mas busca explicitar se determinado elemento corresponde a um tipo essencial, a um papel, a uma fase, a uma propriedade, a uma relação ou a outro tipo de entidade conceitual.</w:t>
+      </w:r>
+    </w:p>
+    <w:p>
+      <w:pPr>
+        <w:pStyle w:val="Corpodetexto"/>
+        <w:spacing w:before="100"/>
+        <w:ind w:right="147" w:firstLine="272"/>
+        <w:jc w:val="both"/>
+      </w:pPr>
+      <w:r>
+        <w:t xml:space="preserve">A principal diferença entre a UML tradicional e a OntoUML está no uso de estereótipos ontológicos. Enquanto a UML permite representar classes, atributos, associações e generalizações, a OntoUML permite indicar se determinado conceito corresponde, por exemplo, a um tipo que </w:t>
+      </w:r>
+      <w:r>
+        <w:lastRenderedPageBreak/>
+        <w:t>fornece identidade, a um papel contextual, a uma fase, a uma propriedade, a uma categoria ou a uma entidade relacional. Desse modo, a linguagem não apenas representa os conceitos de um domínio, mas também explicita o tipo de entidade que cada conceito representa.</w:t>
       </w:r>
     </w:p>
     <w:p>
@@ -11589,7 +11896,6 @@
         <w:jc w:val="center"/>
       </w:pPr>
       <w:r>
-        <w:lastRenderedPageBreak/>
         <w:t>Quadro 1 – Estereótipos de classes da linguagem OntoUML</w:t>
       </w:r>
     </w:p>
@@ -12471,25 +12777,7 @@
                 <w:i/>
                 <w:iCs/>
               </w:rPr>
-              <w:t>Mediação</w:t>
-            </w:r>
-            <w:r>
-              <w:rPr>
-                <w:b/>
-                <w:bCs/>
-                <w:i/>
-                <w:iCs/>
-              </w:rPr>
-              <w:t xml:space="preserve"> </w:t>
-            </w:r>
-            <w:r>
-              <w:rPr>
-                <w:b/>
-                <w:bCs/>
-                <w:i/>
-                <w:iCs/>
-              </w:rPr>
-              <w:t>(mediation)</w:t>
+              <w:t>Mediação (mediation)</w:t>
             </w:r>
           </w:p>
         </w:tc>
@@ -12504,13 +12792,7 @@
               <w:ind w:right="147"/>
             </w:pPr>
             <w:r>
-              <w:t>Representam um tipo de relação formal que relaciona um relator aos objetos que ele</w:t>
-            </w:r>
-            <w:r>
-              <w:t xml:space="preserve"> </w:t>
-            </w:r>
-            <w:r>
-              <w:t>media.</w:t>
+              <w:t>Representam um tipo de relação formal que relaciona um relator aos objetos que ele media.</w:t>
             </w:r>
           </w:p>
         </w:tc>
@@ -12604,13 +12886,7 @@
               <w:ind w:right="147"/>
             </w:pPr>
             <w:r>
-              <w:t>Representa a relação formal de derivação que ocorre entre uma relação material do relator</w:t>
-            </w:r>
-            <w:r>
-              <w:t xml:space="preserve"> </w:t>
-            </w:r>
-            <w:r>
-              <w:t>que essa relação material é derivada.</w:t>
+              <w:t>Representa a relação formal de derivação que ocorre entre uma relação material do relator que essa relação material é derivada.</w:t>
             </w:r>
           </w:p>
         </w:tc>
@@ -12704,67 +12980,11 @@
               <w:ind w:right="147"/>
             </w:pPr>
             <w:r>
-              <w:t>Representa uma relação formal, ou seja, uma relação de comparação a partir de</w:t>
-            </w:r>
-            <w:r>
-              <w:t xml:space="preserve"> </w:t>
-            </w:r>
-            <w:r>
-              <w:t>propriedades intrínsecas das classes relacionadas, ou uma relação interna</w:t>
-            </w:r>
-          </w:p>
-        </w:tc>
-      </w:tr>
-      <w:tr>
-        <w:trPr>
-          <w:trHeight w:val="312"/>
-        </w:trPr>
-        <w:tc>
-          <w:tcPr>
-            <w:tcW w:w="2276" w:type="dxa"/>
-          </w:tcPr>
-          <w:p>
-            <w:pPr>
-              <w:pStyle w:val="Corpodetexto"/>
-              <w:spacing w:before="100"/>
-              <w:ind w:right="147"/>
-              <w:rPr>
-                <w:b/>
-                <w:bCs/>
-                <w:i/>
-                <w:iCs/>
-              </w:rPr>
-            </w:pPr>
-            <w:r>
-              <w:rPr>
-                <w:b/>
-                <w:bCs/>
-                <w:i/>
-                <w:iCs/>
-              </w:rPr>
-              <w:t>Componentof</w:t>
-            </w:r>
-          </w:p>
-        </w:tc>
-        <w:tc>
-          <w:tcPr>
-            <w:tcW w:w="5073" w:type="dxa"/>
-          </w:tcPr>
-          <w:p>
-            <w:pPr>
-              <w:pStyle w:val="Corpodetexto"/>
-              <w:spacing w:before="100"/>
-              <w:ind w:right="147"/>
-            </w:pPr>
-            <w:r>
-              <w:t>Representa uma composição funcional. é uma relação todo-parte entre dois complexos</w:t>
-            </w:r>
-            <w:r>
-              <w:t xml:space="preserve"> </w:t>
+              <w:t xml:space="preserve">Representa uma relação formal, ou seja, uma relação de comparação a partir de propriedades intrínsecas das classes relacionadas, ou uma </w:t>
             </w:r>
             <w:r>
               <w:lastRenderedPageBreak/>
-              <w:t>funcionais (kind ou um subtipo de um kind).</w:t>
+              <w:t>relação interna</w:t>
             </w:r>
           </w:p>
         </w:tc>
@@ -12797,6 +13017,53 @@
                 <w:iCs/>
               </w:rPr>
               <w:lastRenderedPageBreak/>
+              <w:t>Componentof</w:t>
+            </w:r>
+          </w:p>
+        </w:tc>
+        <w:tc>
+          <w:tcPr>
+            <w:tcW w:w="5073" w:type="dxa"/>
+          </w:tcPr>
+          <w:p>
+            <w:pPr>
+              <w:pStyle w:val="Corpodetexto"/>
+              <w:spacing w:before="100"/>
+              <w:ind w:right="147"/>
+            </w:pPr>
+            <w:r>
+              <w:t>Representa uma composição funcional. é uma relação todo-parte entre dois complexos funcionais (kind ou um subtipo de um kind).</w:t>
+            </w:r>
+          </w:p>
+        </w:tc>
+      </w:tr>
+      <w:tr>
+        <w:trPr>
+          <w:trHeight w:val="312"/>
+        </w:trPr>
+        <w:tc>
+          <w:tcPr>
+            <w:tcW w:w="2276" w:type="dxa"/>
+          </w:tcPr>
+          <w:p>
+            <w:pPr>
+              <w:pStyle w:val="Corpodetexto"/>
+              <w:spacing w:before="100"/>
+              <w:ind w:right="147"/>
+              <w:rPr>
+                <w:b/>
+                <w:bCs/>
+                <w:i/>
+                <w:iCs/>
+              </w:rPr>
+            </w:pPr>
+            <w:r>
+              <w:rPr>
+                <w:b/>
+                <w:bCs/>
+                <w:i/>
+                <w:iCs/>
+              </w:rPr>
               <w:t>Memberof</w:t>
             </w:r>
           </w:p>
@@ -12900,17 +13167,193 @@
         <w:spacing w:before="100"/>
         <w:ind w:right="147" w:firstLine="272"/>
         <w:jc w:val="both"/>
+      </w:pPr>
+      <w:r>
+        <w:t>A utilização da OntoUML também se relaciona ao método de desenvolvimento de ontologias adotado neste trabalho. Falbo (2014), ao propor a SABiO, diferencia ontologias de referência e ontologias operacionais, indicando que as ontologias de referência possuem foco na representação conceitual do domínio. Nesse sentido, a OntoUML é adequada para a construção da ontologia proposta, pois permite elaborar um modelo conceitual independente de uma implementação computacional específica, servindo como base para posteriores transformações em ontologias operacionais ou sistemas de apoio jurídico.</w:t>
+      </w:r>
+    </w:p>
+    <w:p>
+      <w:pPr>
+        <w:pStyle w:val="Corpodetexto"/>
+        <w:spacing w:before="100"/>
+        <w:ind w:right="147" w:firstLine="272"/>
+        <w:jc w:val="both"/>
+      </w:pPr>
+    </w:p>
+    <w:p>
+      <w:pPr>
+        <w:pStyle w:val="Ttulo4"/>
+        <w:jc w:val="both"/>
+      </w:pPr>
+      <w:r>
+        <w:t>2.</w:t>
+      </w:r>
+      <w:r>
+        <w:t>5</w:t>
+      </w:r>
+      <w:r>
+        <w:t>.</w:t>
+      </w:r>
+      <w:r>
+        <w:t>1</w:t>
+      </w:r>
+      <w:r>
+        <w:t xml:space="preserve"> </w:t>
+      </w:r>
+      <w:r>
+        <w:t>Visual</w:t>
+      </w:r>
+      <w:r>
+        <w:t xml:space="preserve"> Paradigm e o plugin OntoUML</w:t>
+      </w:r>
+    </w:p>
+    <w:p>
+      <w:pPr>
+        <w:pStyle w:val="Corpodetexto"/>
+        <w:spacing w:before="100"/>
+        <w:ind w:right="147" w:firstLine="272"/>
+        <w:jc w:val="both"/>
+      </w:pPr>
+      <w:r>
+        <w:t>P</w:t>
+      </w:r>
+      <w:r>
+        <w:t xml:space="preserve">ara a construção gráfica de modelos conceituais em OntoUML, podem ser utilizadas ferramentas de modelagem que ofereçam suporte aos elementos específicos da linguagem. Entre elas está o </w:t>
+      </w:r>
+      <w:r>
+        <w:rPr>
+          <w:rStyle w:val="Forte"/>
+          <w:b w:val="0"/>
+          <w:bCs w:val="0"/>
+        </w:rPr>
+        <w:t>Visual Paradigm</w:t>
+      </w:r>
+      <w:r>
+        <w:t xml:space="preserve">, ambiente voltado à criação de modelos e diagramas, que pode ser estendido por meio do </w:t>
+      </w:r>
+      <w:r>
+        <w:rPr>
+          <w:rStyle w:val="Forte"/>
+          <w:b w:val="0"/>
+          <w:bCs w:val="0"/>
+        </w:rPr>
+        <w:t>plugin OntoUML</w:t>
+      </w:r>
+      <w:r>
+        <w:t>, possibilitando a elaboração de modelos conceituais ontologicamente fundamentado</w:t>
+      </w:r>
+      <w:r>
+        <w:t>s</w:t>
+      </w:r>
+      <w:r>
+        <w:t>.</w:t>
+      </w:r>
+    </w:p>
+    <w:p>
+      <w:pPr>
+        <w:pStyle w:val="Corpodetexto"/>
+        <w:spacing w:before="100"/>
+        <w:ind w:right="147" w:firstLine="272"/>
+        <w:jc w:val="both"/>
+      </w:pPr>
+      <w:r>
+        <w:t xml:space="preserve">O </w:t>
+      </w:r>
+      <w:r>
+        <w:t>plugin OntoUML acrescenta ao Visual Paradigm recursos próprios da linguagem, permitindo aplicar às classes e relações os estereótipos apresentados no Quadro 2, como kind, role, relator e mode. Além disso, oferece mecanismos de apoio à modelagem, como sugestões de estereótipos e verificação do modelo segundo as regras da OntoUML. A Figura X exemplifica a representação desses elementos e de suas relações no ambiente de modelagem</w:t>
+      </w:r>
+      <w:r>
+        <w:t>.</w:t>
+      </w:r>
+    </w:p>
+    <w:p>
+      <w:pPr>
+        <w:pStyle w:val="Corpodetexto"/>
+        <w:spacing w:before="100"/>
+        <w:ind w:right="147" w:firstLine="272"/>
+        <w:jc w:val="center"/>
+      </w:pPr>
+      <w:r>
+        <w:t xml:space="preserve">Figura </w:t>
+      </w:r>
+      <w:r>
+        <w:t>6</w:t>
+      </w:r>
+      <w:r>
+        <w:t>. Exemplo de modelagem OntoUML no Visual Paradigm.</w:t>
+      </w:r>
+    </w:p>
+    <w:p>
+      <w:pPr>
+        <w:pStyle w:val="Corpodetexto"/>
+        <w:spacing w:before="100"/>
+        <w:ind w:right="147" w:firstLine="272"/>
+        <w:jc w:val="center"/>
+      </w:pPr>
+      <w:r>
+        <w:drawing>
+          <wp:inline distT="0" distB="0" distL="0" distR="0" wp14:anchorId="1A76E9AA" wp14:editId="1B2E1B7C">
+            <wp:extent cx="5535168" cy="1582309"/>
+            <wp:effectExtent l="0" t="0" r="0" b="0"/>
+            <wp:docPr id="5" name="Imagem 5"/>
+            <wp:cNvGraphicFramePr>
+              <a:graphicFrameLocks xmlns:a="http://schemas.openxmlformats.org/drawingml/2006/main" noChangeAspect="1"/>
+            </wp:cNvGraphicFramePr>
+            <a:graphic xmlns:a="http://schemas.openxmlformats.org/drawingml/2006/main">
+              <a:graphicData uri="http://schemas.openxmlformats.org/drawingml/2006/picture">
+                <pic:pic xmlns:pic="http://schemas.openxmlformats.org/drawingml/2006/picture">
+                  <pic:nvPicPr>
+                    <pic:cNvPr id="1" name=""/>
+                    <pic:cNvPicPr/>
+                  </pic:nvPicPr>
+                  <pic:blipFill>
+                    <a:blip r:embed="rId28"/>
+                    <a:stretch>
+                      <a:fillRect/>
+                    </a:stretch>
+                  </pic:blipFill>
+                  <pic:spPr>
+                    <a:xfrm>
+                      <a:off x="0" y="0"/>
+                      <a:ext cx="5688074" cy="1626019"/>
+                    </a:xfrm>
+                    <a:prstGeom prst="rect">
+                      <a:avLst/>
+                    </a:prstGeom>
+                  </pic:spPr>
+                </pic:pic>
+              </a:graphicData>
+            </a:graphic>
+          </wp:inline>
+        </w:drawing>
+      </w:r>
+    </w:p>
+    <w:p>
+      <w:pPr>
+        <w:pStyle w:val="Corpodetexto"/>
+        <w:spacing w:before="100"/>
+        <w:ind w:right="147" w:firstLine="272"/>
+        <w:jc w:val="center"/>
+      </w:pPr>
+      <w:r>
+        <w:t>Fonte: Elaborado pelo autor (2026)</w:t>
+      </w:r>
+      <w:r>
+        <w:t>.</w:t>
+      </w:r>
+    </w:p>
+    <w:p>
+      <w:pPr>
+        <w:pStyle w:val="Corpodetexto"/>
+        <w:spacing w:before="100"/>
+        <w:ind w:right="147" w:firstLine="272"/>
+        <w:jc w:val="both"/>
         <w:sectPr>
           <w:pgSz w:w="11910" w:h="16840"/>
           <w:pgMar w:top="1260" w:right="992" w:bottom="280" w:left="1417" w:header="994" w:footer="0" w:gutter="0"/>
           <w:cols w:space="720"/>
         </w:sectPr>
       </w:pPr>
-      <w:r>
-        <w:t>A utilização da OntoUML também se relaciona ao método de desenvolvimento de ontologias adotado neste trabalho. Falbo (2014), ao propor a SABiO, diferencia ontologias de referência e ontologias operacionais, indicando que as ontologias de referência possuem foco na representação conceitual do domínio. Nesse sentido, a OntoUML é adequada para a construção da ontologia proposta, pois permite elaborar um modelo conceitual independente de uma implementação computacional específica, servindo como base para posteriores transformações em ontologias operacionais ou sistemas de apoio jurídico.</w:t>
-      </w:r>
-      <w:bookmarkStart w:id="25" w:name="_GoBack"/>
-      <w:bookmarkEnd w:id="25"/>
     </w:p>
     <w:p>
       <w:pPr>
@@ -13417,8 +13860,8 @@
         <w:spacing w:line="312" w:lineRule="auto"/>
         <w:jc w:val="both"/>
         <w:sectPr>
-          <w:headerReference w:type="even" r:id="rId27"/>
-          <w:headerReference w:type="default" r:id="rId28"/>
+          <w:headerReference w:type="even" r:id="rId29"/>
+          <w:headerReference w:type="default" r:id="rId30"/>
           <w:pgSz w:w="11910" w:h="16840"/>
           <w:pgMar w:top="1260" w:right="992" w:bottom="280" w:left="1417" w:header="994" w:footer="0" w:gutter="0"/>
           <w:cols w:space="720"/>
@@ -14884,7 +15327,7 @@
         </w:rPr>
         <w:t xml:space="preserve">X, você pode consultar a </w:t>
       </w:r>
-      <w:hyperlink r:id="rId29">
+      <w:hyperlink r:id="rId31">
         <w:r>
           <w:rPr>
             <w:color w:val="2805C3"/>
@@ -14906,7 +15349,7 @@
         </w:rPr>
         <w:t xml:space="preserve">ou vários materiais disponíveis online, como </w:t>
       </w:r>
-      <w:hyperlink r:id="rId30">
+      <w:hyperlink r:id="rId32">
         <w:r>
           <w:rPr>
             <w:color w:val="2805C3"/>
@@ -14922,7 +15365,7 @@
         </w:rPr>
         <w:t xml:space="preserve"> </w:t>
       </w:r>
-      <w:hyperlink r:id="rId31">
+      <w:hyperlink r:id="rId33">
         <w:r>
           <w:rPr>
             <w:color w:val="2805C3"/>
@@ -17995,8 +18438,8 @@
         <w:spacing w:line="312" w:lineRule="auto"/>
         <w:jc w:val="both"/>
         <w:sectPr>
-          <w:headerReference w:type="even" r:id="rId32"/>
-          <w:headerReference w:type="default" r:id="rId33"/>
+          <w:headerReference w:type="even" r:id="rId34"/>
+          <w:headerReference w:type="default" r:id="rId35"/>
           <w:pgSz w:w="11910" w:h="16840"/>
           <w:pgMar w:top="1300" w:right="992" w:bottom="280" w:left="1417" w:header="994" w:footer="0" w:gutter="0"/>
           <w:cols w:space="720"/>
@@ -23227,7 +23670,7 @@
         </w:rPr>
         <w:t xml:space="preserve"> </w:t>
       </w:r>
-      <w:hyperlink r:id="rId34">
+      <w:hyperlink r:id="rId36">
         <w:r>
           <w:rPr>
             <w:rFonts w:ascii="Georgia"/>
@@ -26735,7 +27178,7 @@
         <w:ind w:left="282" w:right="146" w:hanging="13"/>
         <w:jc w:val="both"/>
       </w:pPr>
-      <w:hyperlink r:id="rId35">
+      <w:hyperlink r:id="rId37">
         <w:r>
           <w:rPr>
             <w:rFonts w:ascii="Georgia" w:hAnsi="Georgia"/>
@@ -26758,7 +27201,7 @@
       <w:r>
         <w:t xml:space="preserve"> </w:t>
       </w:r>
-      <w:hyperlink r:id="rId36">
+      <w:hyperlink r:id="rId38">
         <w:r>
           <w:rPr>
             <w:w w:val="110"/>
@@ -26865,7 +27308,7 @@
         <w:ind w:left="282" w:right="97" w:firstLine="737"/>
         <w:jc w:val="both"/>
       </w:pPr>
-      <w:hyperlink r:id="rId37">
+      <w:hyperlink r:id="rId39">
         <w:r>
           <w:rPr>
             <w:w w:val="110"/>
@@ -26892,7 +27335,7 @@
         </w:rPr>
         <w:t xml:space="preserve"> </w:t>
       </w:r>
-      <w:hyperlink r:id="rId38">
+      <w:hyperlink r:id="rId40">
         <w:r>
           <w:rPr>
             <w:w w:val="110"/>
@@ -27064,7 +27507,7 @@
         </w:rPr>
         <w:t xml:space="preserve"> </w:t>
       </w:r>
-      <w:hyperlink r:id="rId39">
+      <w:hyperlink r:id="rId41">
         <w:r>
           <w:t>uma melhor organização aos arquivos. Ao abrir esta pasta, repare que as figuras possuem</w:t>
         </w:r>
@@ -27076,7 +27519,7 @@
         </w:rPr>
         <w:t xml:space="preserve"> </w:t>
       </w:r>
-      <w:hyperlink r:id="rId40">
+      <w:hyperlink r:id="rId42">
         <w:r>
           <w:rPr>
             <w:w w:val="110"/>
@@ -27124,7 +27567,7 @@
         </w:rPr>
         <w:t xml:space="preserve"> </w:t>
       </w:r>
-      <w:hyperlink r:id="rId41">
+      <w:hyperlink r:id="rId43">
         <w:r>
           <w:t>não especifica a extensão. Isso se dá porque o L</w:t>
         </w:r>
@@ -27152,7 +27595,7 @@
       <w:r>
         <w:t xml:space="preserve"> </w:t>
       </w:r>
-      <w:hyperlink r:id="rId42">
+      <w:hyperlink r:id="rId44">
         <w:r>
           <w:rPr>
             <w:spacing w:val="-2"/>
@@ -27382,7 +27825,7 @@
         </w:rPr>
         <w:t xml:space="preserve"> </w:t>
       </w:r>
-      <w:hyperlink r:id="rId43">
+      <w:hyperlink r:id="rId45">
         <w:r>
           <w:rPr>
             <w:spacing w:val="-2"/>
@@ -27620,7 +28063,7 @@
         </w:rPr>
         <w:t xml:space="preserve"> </w:t>
       </w:r>
-      <w:hyperlink r:id="rId44">
+      <w:hyperlink r:id="rId46">
         <w:r>
           <w:t>colocar as figuras em formatos mais comuns, como JPG ou PNG e ele incluir no PDF sem</w:t>
         </w:r>
@@ -27628,7 +28071,7 @@
       <w:r>
         <w:t xml:space="preserve"> </w:t>
       </w:r>
-      <w:hyperlink r:id="rId45">
+      <w:hyperlink r:id="rId47">
         <w:r>
           <w:rPr>
             <w:w w:val="110"/>
@@ -27644,7 +28087,7 @@
         <w:ind w:left="282" w:right="146" w:firstLine="737"/>
         <w:jc w:val="both"/>
       </w:pPr>
-      <w:hyperlink r:id="rId46">
+      <w:hyperlink r:id="rId48">
         <w:r>
           <w:rPr>
             <w:w w:val="105"/>
@@ -27684,7 +28127,7 @@
         </w:rPr>
         <w:t xml:space="preserve"> </w:t>
       </w:r>
-      <w:hyperlink r:id="rId47">
+      <w:hyperlink r:id="rId49">
         <w:r>
           <w:rPr>
             <w:w w:val="105"/>
@@ -27698,7 +28141,7 @@
         </w:rPr>
         <w:t xml:space="preserve"> </w:t>
       </w:r>
-      <w:hyperlink r:id="rId48">
+      <w:hyperlink r:id="rId50">
         <w:r>
           <w:rPr>
             <w:w w:val="105"/>
@@ -27712,7 +28155,7 @@
         </w:rPr>
         <w:t xml:space="preserve"> </w:t>
       </w:r>
-      <w:hyperlink r:id="rId49">
+      <w:hyperlink r:id="rId51">
         <w:r>
           <w:rPr>
             <w:w w:val="105"/>
@@ -27741,7 +28184,7 @@
         <w:ind w:left="282" w:right="146" w:firstLine="737"/>
         <w:jc w:val="both"/>
       </w:pPr>
-      <w:hyperlink r:id="rId50">
+      <w:hyperlink r:id="rId52">
         <w:r>
           <w:rPr>
             <w:w w:val="110"/>
@@ -27786,7 +28229,7 @@
         </w:rPr>
         <w:t xml:space="preserve"> </w:t>
       </w:r>
-      <w:hyperlink r:id="rId51">
+      <w:hyperlink r:id="rId53">
         <w:r>
           <w:rPr>
             <w:w w:val="110"/>
@@ -27818,7 +28261,7 @@
         </w:rPr>
         <w:t xml:space="preserve"> </w:t>
       </w:r>
-      <w:hyperlink r:id="rId52">
+      <w:hyperlink r:id="rId54">
         <w:r>
           <w:rPr>
             <w:w w:val="110"/>
@@ -27920,7 +28363,7 @@
           <w:t>6.3</w:t>
         </w:r>
       </w:hyperlink>
-      <w:hyperlink r:id="rId53">
+      <w:hyperlink r:id="rId55">
         <w:r>
           <w:rPr>
             <w:w w:val="110"/>
@@ -27970,7 +28413,7 @@
           <w:t>2</w:t>
         </w:r>
       </w:hyperlink>
-      <w:hyperlink r:id="rId54">
+      <w:hyperlink r:id="rId56">
         <w:r>
           <w:rPr>
             <w:w w:val="110"/>
@@ -27997,7 +28440,7 @@
         </w:rPr>
         <w:t xml:space="preserve"> </w:t>
       </w:r>
-      <w:hyperlink r:id="rId55">
+      <w:hyperlink r:id="rId57">
         <w:r>
           <w:t xml:space="preserve">particular, utiliza o pacote </w:t>
         </w:r>
@@ -28014,7 +28457,7 @@
       <w:r>
         <w:t xml:space="preserve"> </w:t>
       </w:r>
-      <w:hyperlink r:id="rId56">
+      <w:hyperlink r:id="rId58">
         <w:r>
           <w:rPr>
             <w:w w:val="110"/>
@@ -28067,7 +28510,7 @@
         </w:tabs>
         <w:ind w:left="1019" w:hanging="737"/>
       </w:pPr>
-      <w:hyperlink r:id="rId57" w:anchor="Supported_languages">
+      <w:hyperlink r:id="rId59" w:anchor="Supported_languages">
         <w:r>
           <w:rPr>
             <w:spacing w:val="-2"/>
@@ -28083,7 +28526,7 @@
         <w:ind w:left="282" w:right="105" w:firstLine="737"/>
         <w:jc w:val="both"/>
       </w:pPr>
-      <w:hyperlink r:id="rId58">
+      <w:hyperlink r:id="rId60">
         <w:r>
           <w:t>Tabelas são um ponto fraco do L</w:t>
         </w:r>
@@ -28111,7 +28554,7 @@
       <w:r>
         <w:t xml:space="preserve"> </w:t>
       </w:r>
-      <w:hyperlink r:id="rId59">
+      <w:hyperlink r:id="rId61">
         <w:r>
           <w:t>da</w:t>
         </w:r>
@@ -28227,7 +28670,7 @@
       <w:r>
         <w:t xml:space="preserve"> </w:t>
       </w:r>
-      <w:hyperlink r:id="rId60">
+      <w:hyperlink r:id="rId62">
         <w:r>
           <w:t>documento como figuras. Mostramos, no entanto, alguns exemplos de tabela a seguir. O</w:t>
         </w:r>
@@ -28235,7 +28678,7 @@
       <w:r>
         <w:t xml:space="preserve"> </w:t>
       </w:r>
-      <w:hyperlink r:id="rId61">
+      <w:hyperlink r:id="rId63">
         <w:r>
           <w:t>código</w:t>
         </w:r>
@@ -28326,7 +28769,7 @@
           <w:t>6.4</w:t>
         </w:r>
       </w:hyperlink>
-      <w:hyperlink r:id="rId62">
+      <w:hyperlink r:id="rId64">
         <w:r>
           <w:t>,</w:t>
         </w:r>
@@ -28352,7 +28795,7 @@
         </w:rPr>
         <w:t xml:space="preserve"> </w:t>
       </w:r>
-      <w:hyperlink r:id="rId63">
+      <w:hyperlink r:id="rId65">
         <w:r>
           <w:t>e</w:t>
         </w:r>
@@ -28371,7 +28814,7 @@
           <w:t>6.6</w:t>
         </w:r>
       </w:hyperlink>
-      <w:hyperlink r:id="rId64">
+      <w:hyperlink r:id="rId66">
         <w:r>
           <w:t>.</w:t>
         </w:r>
@@ -28395,7 +28838,7 @@
           <w:sz w:val="20"/>
         </w:rPr>
       </w:pPr>
-      <w:hyperlink r:id="rId65">
+      <w:hyperlink r:id="rId67">
         <w:r>
           <w:rPr>
             <w:rFonts w:ascii="Georgia"/>
@@ -51017,7 +51460,7 @@
                     <pic:cNvPicPr/>
                   </pic:nvPicPr>
                   <pic:blipFill>
-                    <a:blip r:embed="rId66"/>
+                    <a:blip r:embed="rId68"/>
                     <a:stretch>
                       <a:fillRect/>
                     </a:stretch>
@@ -53686,7 +54129,7 @@
       <w:pPr>
         <w:pStyle w:val="Corpodetexto"/>
         <w:sectPr>
-          <w:headerReference w:type="default" r:id="rId67"/>
+          <w:headerReference w:type="default" r:id="rId69"/>
           <w:pgSz w:w="16840" w:h="11910" w:orient="landscape"/>
           <w:pgMar w:top="1340" w:right="2409" w:bottom="280" w:left="2409" w:header="0" w:footer="0" w:gutter="0"/>
           <w:cols w:space="720"/>
@@ -56894,8 +57337,8 @@
           <w:sz w:val="16"/>
         </w:rPr>
         <w:sectPr>
-          <w:headerReference w:type="even" r:id="rId68"/>
-          <w:headerReference w:type="default" r:id="rId69"/>
+          <w:headerReference w:type="even" r:id="rId70"/>
+          <w:headerReference w:type="default" r:id="rId71"/>
           <w:pgSz w:w="11910" w:h="16840"/>
           <w:pgMar w:top="1380" w:right="992" w:bottom="280" w:left="1559" w:header="994" w:footer="0" w:gutter="0"/>
           <w:cols w:space="720"/>
@@ -58106,7 +58549,7 @@
         </w:rPr>
         <w:t xml:space="preserve">Experience (online first: </w:t>
       </w:r>
-      <w:hyperlink r:id="rId70">
+      <w:hyperlink r:id="rId72">
         <w:r>
           <w:rPr>
             <w:rFonts w:ascii="Palatino Linotype" w:hAnsi="Palatino Linotype"/>
@@ -58344,9 +58787,9 @@
       <w:bookmarkEnd w:id="70"/>
     </w:p>
     <w:sectPr>
-      <w:headerReference w:type="even" r:id="rId71"/>
-      <w:headerReference w:type="default" r:id="rId72"/>
-      <w:footerReference w:type="even" r:id="rId73"/>
+      <w:headerReference w:type="even" r:id="rId73"/>
+      <w:headerReference w:type="default" r:id="rId74"/>
+      <w:footerReference w:type="even" r:id="rId75"/>
       <w:pgSz w:w="11910" w:h="16840"/>
       <w:pgMar w:top="1920" w:right="992" w:bottom="280" w:left="1559" w:header="0" w:footer="0" w:gutter="0"/>
       <w:cols w:space="720"/>
@@ -62783,7 +63226,6 @@
     <w:name w:val="Normal (Web)"/>
     <w:basedOn w:val="Normal"/>
     <w:uiPriority w:val="99"/>
-    <w:semiHidden/>
     <w:unhideWhenUsed/>
     <w:rsid w:val="00BA3022"/>
     <w:pPr>
@@ -62940,6 +63382,7 @@
     <w:rsid w:val="00033E4B"/>
     <w:rsid w:val="00452E91"/>
     <w:rsid w:val="00690207"/>
+    <w:rsid w:val="007E08FE"/>
     <w:rsid w:val="009D5B87"/>
     <w:rsid w:val="00DE37A6"/>
     <w:rsid w:val="00E30DFA"/>
@@ -63719,7 +64162,7 @@
 </file>
 
 <file path=customXml/itemProps1.xml><?xml version="1.0" encoding="utf-8"?>
-<ds:datastoreItem xmlns:ds="http://schemas.openxmlformats.org/officeDocument/2006/customXml" ds:itemID="{4D50B289-8446-4F81-A8B4-6E6E1337A620}">
+<ds:datastoreItem xmlns:ds="http://schemas.openxmlformats.org/officeDocument/2006/customXml" ds:itemID="{311DB736-CBD1-4510-9E6B-BEA7FAD90F98}">
   <ds:schemaRefs>
     <ds:schemaRef ds:uri="http://schemas.openxmlformats.org/officeDocument/2006/bibliography"/>
   </ds:schemaRefs>

--- a/backup/tcc-jec.docx
+++ b/backup/tcc-jec.docx
@@ -11353,7 +11353,9 @@
     <w:p>
       <w:pPr>
         <w:pStyle w:val="Corpodetexto"/>
-        <w:ind w:firstLine="282"/>
+        <w:spacing w:before="100"/>
+        <w:ind w:left="147" w:firstLine="272"/>
+        <w:jc w:val="both"/>
       </w:pPr>
       <w:r>
         <w:t>A UFO-B é a parte da Unified Foundational Ontology voltada à representação de eventos, isto é, entidades que ocorrem no tempo. Diferentemente dos objetos, que permanecem ao longo do tempo mantendo sua identidade, os eventos possuem natureza temporal, pois acontecem, desenvolvem-se e se encerram em determinado intervalo. Assim, enquanto uma pessoa, uma organização ou um documento podem ser analisados como entidades que persistem, uma audiência, uma perícia, uma citação ou a prolação de uma sentença devem ser compreendidas como acontecimentos processuais.</w:t>
@@ -11362,7 +11364,9 @@
     <w:p>
       <w:pPr>
         <w:pStyle w:val="Corpodetexto"/>
-        <w:ind w:firstLine="282"/>
+        <w:spacing w:before="100"/>
+        <w:ind w:left="147" w:firstLine="272"/>
+        <w:jc w:val="both"/>
       </w:pPr>
       <w:r>
         <w:t>No contexto da modelagem conceitual, a distinção entre objetos e eventos é relevante porque permite representar adequadamente a dinâmica dos domínios analisados. Em muitos modelos, atos, atividades e acontecimentos são tratados como simples objetos ou registros, o que pode gerar perda de significado. A UFO-B contribui para evitar esse problema ao permitir que ocorrências temporais sejam modeladas como eventos, evidenciando sua relação com o tempo, com os participantes envolvidos e com os efeitos que produzem no domínio (GUIZZARDI et al., 2013; GUIZZARDI et al., 2015).</w:t>
@@ -11503,11 +11507,11 @@
         <w:jc w:val="both"/>
       </w:pPr>
       <w:r>
-        <w:t xml:space="preserve">A UFO-C é a parte da Unified Foundational Ontology voltada à representação de aspectos sociais, intencionais e institucionais da realidade. Enquanto a UFO-A trata principalmente de entidades que persistem no tempo e a UFO-B trata de eventos, a UFO-C permite representar </w:t>
+        <w:t xml:space="preserve">A UFO-C é a parte da Unified Foundational Ontology voltada à representação de aspectos sociais, intencionais e institucionais da realidade. Enquanto a UFO-A trata principalmente de </w:t>
       </w:r>
       <w:r>
         <w:lastRenderedPageBreak/>
-        <w:t>agentes, papéis sociais, relações sociais, compromissos, intenções e ações comunicativas. Essa dimensão é especialmente relevante para domínios em que há interação entre pessoas, organizações e instituições, como ocorre no Direito (GUIZZARDI, 2005; GUIZZARDI et al., 2015).</w:t>
+        <w:t>entidades que persistem no tempo e a UFO-B trata de eventos, a UFO-C permite representar agentes, papéis sociais, relações sociais, compromissos, intenções e ações comunicativas. Essa dimensão é especialmente relevante para domínios em que há interação entre pessoas, organizações e instituições, como ocorre no Direito (GUIZZARDI, 2005; GUIZZARDI et al., 2015).</w:t>
       </w:r>
     </w:p>
     <w:p>
@@ -11642,13 +11646,7 @@
         <w:rPr>
           <w:w w:val="105"/>
         </w:rPr>
-        <w:t xml:space="preserve">2.4 </w:t>
-      </w:r>
-      <w:r>
-        <w:rPr>
-          <w:w w:val="105"/>
-        </w:rPr>
-        <w:t xml:space="preserve">Core Ontology </w:t>
+        <w:t xml:space="preserve">2.4 Core Ontology </w:t>
       </w:r>
       <w:r>
         <w:t>UFO-L</w:t>
@@ -11658,6 +11656,7 @@
       <w:pPr>
         <w:pStyle w:val="Corpodetexto"/>
         <w:ind w:firstLine="272"/>
+        <w:jc w:val="both"/>
       </w:pPr>
       <w:r>
         <w:t xml:space="preserve">A </w:t>
@@ -11703,6 +11702,9 @@
         <w:jc w:val="center"/>
       </w:pPr>
       <w:r>
+        <w:rPr>
+          <w:noProof/>
+        </w:rPr>
         <w:lastRenderedPageBreak/>
         <w:drawing>
           <wp:inline distT="0" distB="0" distL="0" distR="0" wp14:anchorId="64743D22" wp14:editId="59386313">
@@ -11749,19 +11751,8 @@
         <w:jc w:val="center"/>
       </w:pPr>
       <w:r>
-        <w:t xml:space="preserve">Fonte: </w:t>
-      </w:r>
-      <w:r>
-        <w:t>GRIFFO</w:t>
-      </w:r>
-      <w:r>
-        <w:t>, 20</w:t>
-      </w:r>
-      <w:r>
-        <w:t>18</w:t>
-      </w:r>
-      <w:bookmarkStart w:id="25" w:name="_GoBack"/>
-      <w:bookmarkEnd w:id="25"/>
+        <w:t>Fonte: GRIFFO, 2018</w:t>
+      </w:r>
     </w:p>
     <w:p>
       <w:pPr>
@@ -11774,6 +11765,7 @@
       <w:pPr>
         <w:pStyle w:val="Corpodetexto"/>
         <w:ind w:firstLine="272"/>
+        <w:jc w:val="both"/>
       </w:pPr>
       <w:r>
         <w:t>A ontologia introduz categorias próprias do domínio jurídico, entre elas Legal Agent, Legal Role, Legal RoleMixin, Legal Moment, Legal Relator e Legal Event. Na UFO-L, os Legal Agents são agentes que podem ocupar posições em relações jurídicas e carregar Legal Moments. Esses momentos representam posições jurídicas, como direitos, deveres, permissões, poderes e sujeições. As relações entre os agentes podem ser reificadas por meio de Legal Relators, que são compostos por momentos jurídicos externamente dependentes.</w:t>
@@ -11783,6 +11775,7 @@
       <w:pPr>
         <w:pStyle w:val="Corpodetexto"/>
         <w:ind w:firstLine="272"/>
+        <w:jc w:val="both"/>
       </w:pPr>
       <w:r>
         <w:t>A</w:t>
@@ -11805,6 +11798,7 @@
       <w:pPr>
         <w:pStyle w:val="Corpodetexto"/>
         <w:ind w:firstLine="272"/>
+        <w:jc w:val="both"/>
         <w:rPr>
           <w:lang w:val="pt-BR" w:eastAsia="pt-BR"/>
         </w:rPr>
@@ -13153,6 +13147,7 @@
       <w:pPr>
         <w:pStyle w:val="pdq2pgselectionanchorcontainer"/>
         <w:ind w:firstLine="272"/>
+        <w:jc w:val="both"/>
       </w:pPr>
       <w:r>
         <w:t>Essa distinção entre tipos, papéis e relações é especialmente relevante para a modelagem jurídica. Conforme Griffo (2018), a construção de ontologias jurídicas exige atenção às relações jurídicas e aos papéis exercidos por agentes dentro de estruturas normativas. Desse modo, a OntoUML contribui para representar o Direito de forma mais precisa, pois permite diferenciar uma entidade que possui identidade própria, como uma pessoa ou organização, dos papéis que ela pode exercer em determinado processo, como autor, réu, advogado, perito ou testemunha. A tese de Griffo, inclusive, apresenta a UFO-L como uma ontologia núcleo jurídica construída sob a perspectiva das relações jurídicas, reforçando a importância de uma modelagem juridicamente fundamentada</w:t>
@@ -13192,13 +13187,7 @@
         <w:t>5</w:t>
       </w:r>
       <w:r>
-        <w:t>.</w:t>
-      </w:r>
-      <w:r>
-        <w:t>1</w:t>
-      </w:r>
-      <w:r>
-        <w:t xml:space="preserve"> </w:t>
+        <w:t xml:space="preserve">.1 </w:t>
       </w:r>
       <w:r>
         <w:t>Visual</w:t>
@@ -13240,10 +13229,7 @@
         <w:t>plugin OntoUML</w:t>
       </w:r>
       <w:r>
-        <w:t>, possibilitando a elaboração de modelos conceituais ontologicamente fundamentado</w:t>
-      </w:r>
-      <w:r>
-        <w:t>s</w:t>
+        <w:t>, possibilitando a elaboração de modelos conceituais ontologicamente fundamentados</w:t>
       </w:r>
       <w:r>
         <w:t>.</w:t>
@@ -13291,6 +13277,9 @@
         <w:jc w:val="center"/>
       </w:pPr>
       <w:r>
+        <w:rPr>
+          <w:noProof/>
+        </w:rPr>
         <w:drawing>
           <wp:inline distT="0" distB="0" distL="0" distR="0" wp14:anchorId="1A76E9AA" wp14:editId="1B2E1B7C">
             <wp:extent cx="5535168" cy="1582309"/>
@@ -13336,10 +13325,7 @@
         <w:jc w:val="center"/>
       </w:pPr>
       <w:r>
-        <w:t>Fonte: Elaborado pelo autor (2026)</w:t>
-      </w:r>
-      <w:r>
-        <w:t>.</w:t>
+        <w:t>Fonte: Elaborado pelo autor (2026).</w:t>
       </w:r>
     </w:p>
     <w:p>
@@ -13365,25 +13351,27 @@
         <w:tabs>
           <w:tab w:val="left" w:pos="825"/>
         </w:tabs>
-        <w:ind w:left="825" w:hanging="543"/>
+        <w:ind w:left="828" w:right="374"/>
       </w:pPr>
       <w:r>
         <w:rPr>
           <w:w w:val="90"/>
         </w:rPr>
         <w:lastRenderedPageBreak/>
-        <w:t>Apectos Metodológicos</w:t>
-      </w:r>
-    </w:p>
-    <w:p>
-      <w:pPr>
-        <w:pStyle w:val="Corpodetexto"/>
-        <w:spacing w:before="352"/>
-        <w:rPr>
-          <w:rFonts w:ascii="Tahoma"/>
-          <w:sz w:val="49"/>
-        </w:rPr>
-      </w:pPr>
+        <w:t>A</w:t>
+      </w:r>
+      <w:r>
+        <w:rPr>
+          <w:w w:val="90"/>
+        </w:rPr>
+        <w:t>s</w:t>
+      </w:r>
+      <w:r>
+        <w:rPr>
+          <w:w w:val="90"/>
+        </w:rPr>
+        <w:t>pectos Metodológicos</w:t>
+      </w:r>
     </w:p>
     <w:p>
       <w:pPr>
@@ -13391,468 +13379,639 @@
         <w:spacing w:line="312" w:lineRule="auto"/>
         <w:ind w:left="282" w:right="114" w:firstLine="737"/>
         <w:jc w:val="both"/>
-      </w:pPr>
-      <w:r>
-        <w:rPr>
-          <w:w w:val="105"/>
-        </w:rPr>
-        <w:t>Este capítulo deve apresentar a principal contribuição do trabalho. Caso o aluno e orientador desejem, o título do capítulo pode ser alterado para referenciar diretamente a contribuição</w:t>
-      </w:r>
-      <w:r>
-        <w:rPr>
-          <w:spacing w:val="-6"/>
-          <w:w w:val="105"/>
-        </w:rPr>
-        <w:t xml:space="preserve"> </w:t>
-      </w:r>
-      <w:r>
-        <w:rPr>
-          <w:w w:val="105"/>
-        </w:rPr>
-        <w:t>(por</w:t>
-      </w:r>
-      <w:r>
-        <w:rPr>
-          <w:spacing w:val="-6"/>
-          <w:w w:val="105"/>
-        </w:rPr>
-        <w:t xml:space="preserve"> </w:t>
-      </w:r>
-      <w:r>
-        <w:rPr>
-          <w:w w:val="105"/>
-        </w:rPr>
-        <w:t>exemplo,</w:t>
-      </w:r>
-      <w:r>
-        <w:rPr>
-          <w:spacing w:val="-6"/>
-          <w:w w:val="105"/>
-        </w:rPr>
-        <w:t xml:space="preserve"> </w:t>
-      </w:r>
-      <w:r>
-        <w:rPr>
-          <w:w w:val="105"/>
-        </w:rPr>
-        <w:t>PIS:</w:t>
-      </w:r>
-      <w:r>
-        <w:rPr>
-          <w:spacing w:val="-6"/>
-          <w:w w:val="105"/>
-        </w:rPr>
-        <w:t xml:space="preserve"> </w:t>
-      </w:r>
-      <w:r>
-        <w:rPr>
-          <w:w w:val="105"/>
-        </w:rPr>
-        <w:t>Plataforma</w:t>
-      </w:r>
-      <w:r>
-        <w:rPr>
-          <w:spacing w:val="-6"/>
-          <w:w w:val="105"/>
-        </w:rPr>
-        <w:t xml:space="preserve"> </w:t>
-      </w:r>
-      <w:r>
-        <w:rPr>
-          <w:w w:val="105"/>
-        </w:rPr>
-        <w:t>para</w:t>
-      </w:r>
-      <w:r>
-        <w:rPr>
-          <w:spacing w:val="-6"/>
-          <w:w w:val="105"/>
-        </w:rPr>
-        <w:t xml:space="preserve"> </w:t>
-      </w:r>
-      <w:r>
-        <w:rPr>
-          <w:w w:val="105"/>
-        </w:rPr>
-        <w:t>Integração</w:t>
-      </w:r>
-      <w:r>
-        <w:rPr>
-          <w:spacing w:val="-6"/>
-          <w:w w:val="105"/>
-        </w:rPr>
-        <w:t xml:space="preserve"> </w:t>
-      </w:r>
-      <w:r>
-        <w:rPr>
-          <w:w w:val="105"/>
-        </w:rPr>
-        <w:t>de</w:t>
-      </w:r>
-      <w:r>
-        <w:rPr>
-          <w:spacing w:val="-6"/>
-          <w:w w:val="105"/>
-        </w:rPr>
-        <w:t xml:space="preserve"> </w:t>
-      </w:r>
-      <w:r>
-        <w:rPr>
-          <w:w w:val="105"/>
-        </w:rPr>
-        <w:t>Serviços;</w:t>
-      </w:r>
-      <w:r>
-        <w:rPr>
-          <w:spacing w:val="-5"/>
-          <w:w w:val="105"/>
-        </w:rPr>
-        <w:t xml:space="preserve"> </w:t>
-      </w:r>
-      <w:r>
-        <w:rPr>
-          <w:w w:val="105"/>
-        </w:rPr>
-        <w:t>Um</w:t>
-      </w:r>
-      <w:r>
-        <w:rPr>
-          <w:spacing w:val="-6"/>
-          <w:w w:val="105"/>
-        </w:rPr>
-        <w:t xml:space="preserve"> </w:t>
-      </w:r>
-      <w:r>
-        <w:rPr>
-          <w:w w:val="105"/>
-        </w:rPr>
-        <w:t>Sistema</w:t>
-      </w:r>
-      <w:r>
-        <w:rPr>
-          <w:spacing w:val="-6"/>
-          <w:w w:val="105"/>
-        </w:rPr>
-        <w:t xml:space="preserve"> </w:t>
-      </w:r>
-      <w:r>
-        <w:rPr>
-          <w:w w:val="105"/>
-        </w:rPr>
-        <w:t xml:space="preserve">para </w:t>
-      </w:r>
-      <w:r>
-        <w:rPr>
-          <w:spacing w:val="-2"/>
-          <w:w w:val="105"/>
-        </w:rPr>
-        <w:t>Controle</w:t>
-      </w:r>
-      <w:r>
-        <w:rPr>
-          <w:spacing w:val="-9"/>
-          <w:w w:val="105"/>
-        </w:rPr>
-        <w:t xml:space="preserve"> </w:t>
-      </w:r>
-      <w:r>
-        <w:rPr>
-          <w:spacing w:val="-2"/>
-          <w:w w:val="105"/>
-        </w:rPr>
-        <w:t>de</w:t>
-      </w:r>
-      <w:r>
-        <w:rPr>
-          <w:spacing w:val="-9"/>
-          <w:w w:val="105"/>
-        </w:rPr>
-        <w:t xml:space="preserve"> </w:t>
-      </w:r>
-      <w:r>
-        <w:rPr>
-          <w:spacing w:val="-2"/>
-          <w:w w:val="105"/>
-        </w:rPr>
-        <w:t>Processos</w:t>
-      </w:r>
-      <w:r>
-        <w:rPr>
-          <w:spacing w:val="-9"/>
-          <w:w w:val="105"/>
-        </w:rPr>
-        <w:t xml:space="preserve"> </w:t>
-      </w:r>
-      <w:r>
-        <w:rPr>
-          <w:spacing w:val="-2"/>
-          <w:w w:val="105"/>
-        </w:rPr>
-        <w:t>da</w:t>
-      </w:r>
-      <w:r>
-        <w:rPr>
-          <w:spacing w:val="-9"/>
-          <w:w w:val="105"/>
-        </w:rPr>
-        <w:t xml:space="preserve"> </w:t>
-      </w:r>
-      <w:r>
-        <w:rPr>
-          <w:spacing w:val="-2"/>
-          <w:w w:val="105"/>
-        </w:rPr>
-        <w:t>UFES,</w:t>
-      </w:r>
-      <w:r>
-        <w:rPr>
-          <w:spacing w:val="-9"/>
-          <w:w w:val="105"/>
-        </w:rPr>
-        <w:t xml:space="preserve"> </w:t>
-      </w:r>
-      <w:r>
-        <w:rPr>
-          <w:spacing w:val="-2"/>
-          <w:w w:val="105"/>
-        </w:rPr>
-        <w:t>Solução</w:t>
-      </w:r>
-      <w:r>
-        <w:rPr>
-          <w:spacing w:val="-9"/>
-          <w:w w:val="105"/>
-        </w:rPr>
-        <w:t xml:space="preserve"> </w:t>
-      </w:r>
-      <w:r>
-        <w:rPr>
-          <w:spacing w:val="-2"/>
-          <w:w w:val="105"/>
-        </w:rPr>
-        <w:t>de</w:t>
-      </w:r>
-      <w:r>
-        <w:rPr>
-          <w:spacing w:val="-9"/>
-          <w:w w:val="105"/>
-        </w:rPr>
-        <w:t xml:space="preserve"> </w:t>
-      </w:r>
-      <w:r>
-        <w:rPr>
-          <w:spacing w:val="-2"/>
-          <w:w w:val="105"/>
-        </w:rPr>
-        <w:t>Otimização</w:t>
-      </w:r>
-      <w:r>
-        <w:rPr>
-          <w:spacing w:val="-9"/>
-          <w:w w:val="105"/>
-        </w:rPr>
-        <w:t xml:space="preserve"> </w:t>
-      </w:r>
-      <w:r>
-        <w:rPr>
-          <w:spacing w:val="-2"/>
-          <w:w w:val="105"/>
-        </w:rPr>
-        <w:t>para</w:t>
-      </w:r>
-      <w:r>
-        <w:rPr>
-          <w:spacing w:val="-9"/>
-          <w:w w:val="105"/>
-        </w:rPr>
-        <w:t xml:space="preserve"> </w:t>
-      </w:r>
-      <w:r>
-        <w:rPr>
-          <w:spacing w:val="-2"/>
-          <w:w w:val="105"/>
-        </w:rPr>
-        <w:t>Carregamento</w:t>
-      </w:r>
-      <w:r>
-        <w:rPr>
-          <w:spacing w:val="-9"/>
-          <w:w w:val="105"/>
-        </w:rPr>
-        <w:t xml:space="preserve"> </w:t>
-      </w:r>
-      <w:r>
-        <w:rPr>
-          <w:spacing w:val="-2"/>
-          <w:w w:val="105"/>
-        </w:rPr>
-        <w:t>de</w:t>
-      </w:r>
-      <w:r>
-        <w:rPr>
-          <w:spacing w:val="-9"/>
-          <w:w w:val="105"/>
-        </w:rPr>
-        <w:t xml:space="preserve"> </w:t>
-      </w:r>
-      <w:r>
-        <w:rPr>
-          <w:spacing w:val="-2"/>
-          <w:w w:val="105"/>
-        </w:rPr>
-        <w:t xml:space="preserve">Contêineres; </w:t>
-      </w:r>
-      <w:r>
-        <w:rPr>
-          <w:spacing w:val="-4"/>
-          <w:w w:val="105"/>
-        </w:rPr>
-        <w:t>etc.)</w:t>
+        <w:rPr>
+          <w:w w:val="105"/>
+        </w:rPr>
+      </w:pPr>
+    </w:p>
+    <w:p>
+      <w:pPr>
+        <w:pStyle w:val="Ttulo3"/>
+        <w:numPr>
+          <w:ilvl w:val="1"/>
+          <w:numId w:val="16"/>
+        </w:numPr>
+        <w:spacing w:before="2"/>
+        <w:ind w:left="737" w:hanging="737"/>
+      </w:pPr>
+      <w:r>
+        <w:t>Abordagem para desenvolvimento da ontologia</w:t>
       </w:r>
     </w:p>
     <w:p>
       <w:pPr>
         <w:pStyle w:val="Corpodetexto"/>
-        <w:spacing w:before="112" w:line="312" w:lineRule="auto"/>
-        <w:ind w:left="282" w:right="113" w:firstLine="737"/>
+        <w:spacing w:before="100"/>
+        <w:ind w:left="147" w:firstLine="272"/>
         <w:jc w:val="both"/>
-      </w:pPr>
-      <w:r>
-        <w:rPr>
-          <w:w w:val="105"/>
-        </w:rPr>
-        <w:t xml:space="preserve">O capítulo deve ser estruturado em seções de forma a apresentar de forma clara e com todas as informações necessárias, a </w:t>
-      </w:r>
-      <w:r>
-        <w:rPr>
-          <w:w w:val="105"/>
-          <w:u w:val="single"/>
-        </w:rPr>
-        <w:t>contribuição</w:t>
-      </w:r>
-      <w:r>
-        <w:rPr>
-          <w:w w:val="105"/>
-        </w:rPr>
-        <w:t xml:space="preserve"> do trabalho. Por exemplo, caso a contribuição produzida seja um sistema de informação, espera-se que sejam apresentados seus</w:t>
-      </w:r>
-      <w:r>
-        <w:rPr>
-          <w:spacing w:val="-6"/>
-          <w:w w:val="105"/>
-        </w:rPr>
-        <w:t xml:space="preserve"> </w:t>
-      </w:r>
-      <w:r>
-        <w:rPr>
-          <w:w w:val="105"/>
-        </w:rPr>
-        <w:t>requisitos,</w:t>
-      </w:r>
-      <w:r>
-        <w:rPr>
-          <w:spacing w:val="-6"/>
-          <w:w w:val="105"/>
-        </w:rPr>
-        <w:t xml:space="preserve"> </w:t>
-      </w:r>
-      <w:r>
-        <w:rPr>
-          <w:w w:val="105"/>
-        </w:rPr>
-        <w:t>funcionalidades,</w:t>
-      </w:r>
-      <w:r>
-        <w:rPr>
-          <w:spacing w:val="-6"/>
-          <w:w w:val="105"/>
-        </w:rPr>
-        <w:t xml:space="preserve"> </w:t>
-      </w:r>
-      <w:r>
-        <w:rPr>
-          <w:w w:val="105"/>
-        </w:rPr>
-        <w:t>modelos</w:t>
-      </w:r>
-      <w:r>
-        <w:rPr>
-          <w:spacing w:val="-6"/>
-          <w:w w:val="105"/>
-        </w:rPr>
-        <w:t xml:space="preserve"> </w:t>
-      </w:r>
-      <w:r>
-        <w:rPr>
-          <w:w w:val="105"/>
-        </w:rPr>
-        <w:t>(p.ex.,</w:t>
-      </w:r>
-      <w:r>
-        <w:rPr>
-          <w:spacing w:val="-6"/>
-          <w:w w:val="105"/>
-        </w:rPr>
-        <w:t xml:space="preserve"> </w:t>
-      </w:r>
-      <w:r>
-        <w:rPr>
-          <w:w w:val="105"/>
-        </w:rPr>
-        <w:t>modelo</w:t>
-      </w:r>
-      <w:r>
-        <w:rPr>
-          <w:spacing w:val="-6"/>
-          <w:w w:val="105"/>
-        </w:rPr>
-        <w:t xml:space="preserve"> </w:t>
-      </w:r>
-      <w:r>
-        <w:rPr>
-          <w:w w:val="105"/>
-        </w:rPr>
-        <w:t>estrutural,</w:t>
-      </w:r>
-      <w:r>
-        <w:rPr>
-          <w:spacing w:val="-6"/>
-          <w:w w:val="105"/>
-        </w:rPr>
-        <w:t xml:space="preserve"> </w:t>
-      </w:r>
-      <w:r>
-        <w:rPr>
-          <w:w w:val="105"/>
-        </w:rPr>
-        <w:t>modelo</w:t>
-      </w:r>
-      <w:r>
-        <w:rPr>
-          <w:spacing w:val="-6"/>
-          <w:w w:val="105"/>
-        </w:rPr>
-        <w:t xml:space="preserve"> </w:t>
-      </w:r>
-      <w:r>
-        <w:rPr>
-          <w:w w:val="105"/>
-        </w:rPr>
-        <w:t>da</w:t>
-      </w:r>
-      <w:r>
-        <w:rPr>
-          <w:spacing w:val="-6"/>
-          <w:w w:val="105"/>
-        </w:rPr>
-        <w:t xml:space="preserve"> </w:t>
-      </w:r>
-      <w:r>
-        <w:rPr>
-          <w:w w:val="105"/>
-        </w:rPr>
-        <w:t>arquitetura, etc.) e telas do sistema. Caso seja uma plataforma, espera-se que a plataforma como um todo seja apresentada e que seus componentes sejam descritos sejam apropriadamente.</w:t>
-      </w:r>
+        <w:rPr>
+          <w:lang w:val="pt-BR" w:eastAsia="pt-BR"/>
+        </w:rPr>
+      </w:pPr>
+      <w:r>
+        <w:rPr>
+          <w:lang w:val="pt-BR" w:eastAsia="pt-BR"/>
+        </w:rPr>
+        <w:t xml:space="preserve">O desenvolvimento da ontologia proposta neste trabalho foi conduzido com base na </w:t>
+      </w:r>
+      <w:proofErr w:type="spellStart"/>
+      <w:r>
+        <w:rPr>
+          <w:lang w:val="pt-BR" w:eastAsia="pt-BR"/>
+        </w:rPr>
+        <w:t>Systematic</w:t>
+      </w:r>
+      <w:proofErr w:type="spellEnd"/>
+      <w:r>
+        <w:rPr>
+          <w:lang w:val="pt-BR" w:eastAsia="pt-BR"/>
+        </w:rPr>
+        <w:t xml:space="preserve"> Approach for </w:t>
+      </w:r>
+      <w:proofErr w:type="spellStart"/>
+      <w:r>
+        <w:rPr>
+          <w:lang w:val="pt-BR" w:eastAsia="pt-BR"/>
+        </w:rPr>
+        <w:t>Building</w:t>
+      </w:r>
+      <w:proofErr w:type="spellEnd"/>
+      <w:r>
+        <w:rPr>
+          <w:lang w:val="pt-BR" w:eastAsia="pt-BR"/>
+        </w:rPr>
+        <w:t xml:space="preserve"> </w:t>
+      </w:r>
+      <w:proofErr w:type="spellStart"/>
+      <w:r>
+        <w:rPr>
+          <w:lang w:val="pt-BR" w:eastAsia="pt-BR"/>
+        </w:rPr>
+        <w:t>Ontologies</w:t>
+      </w:r>
+      <w:proofErr w:type="spellEnd"/>
+      <w:r>
+        <w:rPr>
+          <w:lang w:val="pt-BR" w:eastAsia="pt-BR"/>
+        </w:rPr>
+        <w:t xml:space="preserve"> (</w:t>
+      </w:r>
+      <w:proofErr w:type="spellStart"/>
+      <w:r>
+        <w:rPr>
+          <w:lang w:val="pt-BR" w:eastAsia="pt-BR"/>
+        </w:rPr>
+        <w:t>SABiO</w:t>
+      </w:r>
+      <w:proofErr w:type="spellEnd"/>
+      <w:r>
+        <w:rPr>
+          <w:lang w:val="pt-BR" w:eastAsia="pt-BR"/>
+        </w:rPr>
+        <w:t xml:space="preserve">), apresentada por </w:t>
+      </w:r>
+      <w:proofErr w:type="spellStart"/>
+      <w:r>
+        <w:rPr>
+          <w:lang w:val="pt-BR" w:eastAsia="pt-BR"/>
+        </w:rPr>
+        <w:t>Falbo</w:t>
+      </w:r>
+      <w:proofErr w:type="spellEnd"/>
+      <w:r>
+        <w:rPr>
+          <w:lang w:val="pt-BR" w:eastAsia="pt-BR"/>
+        </w:rPr>
+        <w:t xml:space="preserve"> (2014). A abordagem organiza a construção de ontologias por meio de um processo sistemático, envolvendo atividades de desenvolvimento e processos de apoio que acompanham a construção do artefato ontológico. Conforme apresentado no referencial teórico, o processo de desenvolvimento parte do levantamento dos requisitos e da identificação do propósito da ontologia, avança para a captura e formalização do conhecimento e resulta, inicialmente, na construção de uma ontologia de referência</w:t>
+      </w:r>
+      <w:r>
+        <w:rPr>
+          <w:lang w:val="pt-BR" w:eastAsia="pt-BR"/>
+        </w:rPr>
+        <w:t>.</w:t>
+      </w:r>
+    </w:p>
+    <w:p>
+      <w:pPr>
+        <w:pStyle w:val="Corpodetexto"/>
+        <w:spacing w:before="100"/>
+        <w:ind w:left="147" w:firstLine="272"/>
+        <w:jc w:val="both"/>
+        <w:rPr>
+          <w:lang w:val="pt-BR" w:eastAsia="pt-BR"/>
+        </w:rPr>
+      </w:pPr>
+      <w:r>
+        <w:rPr>
+          <w:lang w:val="pt-BR" w:eastAsia="pt-BR"/>
+        </w:rPr>
+        <w:t xml:space="preserve">A </w:t>
+      </w:r>
+      <w:proofErr w:type="spellStart"/>
+      <w:r>
+        <w:rPr>
+          <w:lang w:val="pt-BR" w:eastAsia="pt-BR"/>
+        </w:rPr>
+        <w:t>SABiO</w:t>
+      </w:r>
+      <w:proofErr w:type="spellEnd"/>
+      <w:r>
+        <w:rPr>
+          <w:lang w:val="pt-BR" w:eastAsia="pt-BR"/>
+        </w:rPr>
+        <w:t xml:space="preserve"> prevê ainda etapas posteriores relacionadas ao design e </w:t>
+      </w:r>
+      <w:r>
+        <w:rPr>
+          <w:lang w:val="pt-BR" w:eastAsia="pt-BR"/>
+        </w:rPr>
+        <w:t>a</w:t>
+      </w:r>
+      <w:r>
+        <w:rPr>
+          <w:lang w:val="pt-BR" w:eastAsia="pt-BR"/>
+        </w:rPr>
+        <w:t xml:space="preserve"> implementação, n</w:t>
+      </w:r>
+      <w:r>
+        <w:rPr>
+          <w:lang w:val="pt-BR" w:eastAsia="pt-BR"/>
+        </w:rPr>
+        <w:t>o</w:t>
+      </w:r>
+      <w:r>
+        <w:rPr>
+          <w:lang w:val="pt-BR" w:eastAsia="pt-BR"/>
+        </w:rPr>
+        <w:t xml:space="preserve">s quais a ontologia de referência pode ser transformada em uma representação voltada ao uso computacional, resultando, por exemplo, em uma ontologia operacional. </w:t>
+      </w:r>
+      <w:r>
+        <w:rPr>
+          <w:lang w:val="pt-BR" w:eastAsia="pt-BR"/>
+        </w:rPr>
+        <w:t>Apoiando</w:t>
+      </w:r>
+      <w:r>
+        <w:rPr>
+          <w:lang w:val="pt-BR" w:eastAsia="pt-BR"/>
+        </w:rPr>
+        <w:t xml:space="preserve"> </w:t>
+      </w:r>
+      <w:r>
+        <w:rPr>
+          <w:lang w:val="pt-BR" w:eastAsia="pt-BR"/>
+        </w:rPr>
+        <w:t>a</w:t>
+      </w:r>
+      <w:r>
+        <w:rPr>
+          <w:lang w:val="pt-BR" w:eastAsia="pt-BR"/>
+        </w:rPr>
+        <w:t xml:space="preserve">s atividades de desenvolvimento, a abordagem </w:t>
+      </w:r>
+      <w:r>
+        <w:rPr>
+          <w:lang w:val="pt-BR" w:eastAsia="pt-BR"/>
+        </w:rPr>
+        <w:t>oferece</w:t>
+      </w:r>
+      <w:r>
+        <w:rPr>
+          <w:lang w:val="pt-BR" w:eastAsia="pt-BR"/>
+        </w:rPr>
+        <w:t xml:space="preserve"> processos de apoio, como aquisição de conhecimento, documentação, gerenciamento de configuração, avaliação e </w:t>
+      </w:r>
+      <w:proofErr w:type="spellStart"/>
+      <w:r>
+        <w:rPr>
+          <w:lang w:val="pt-BR" w:eastAsia="pt-BR"/>
+        </w:rPr>
+        <w:t>reúso</w:t>
+      </w:r>
+      <w:proofErr w:type="spellEnd"/>
+      <w:r>
+        <w:rPr>
+          <w:lang w:val="pt-BR" w:eastAsia="pt-BR"/>
+        </w:rPr>
+        <w:t>. Esses processos não necessariamente ocorrem de maneira isolada ou estritamente sequencial, podendo acompanhar diferentes momentos do desenvolvimento da ontologia. No próprio referencial deste trabalho, esses processos são apresentados como mecanismos de suporte à construção e à avaliação do modelo.</w:t>
+      </w:r>
+    </w:p>
+    <w:p>
+      <w:pPr>
+        <w:pStyle w:val="Corpodetexto"/>
+        <w:spacing w:before="100"/>
+        <w:ind w:left="147" w:firstLine="272"/>
+        <w:jc w:val="both"/>
+        <w:rPr>
+          <w:lang w:val="pt-BR" w:eastAsia="pt-BR"/>
+        </w:rPr>
+      </w:pPr>
+      <w:r>
+        <w:rPr>
+          <w:lang w:val="pt-BR" w:eastAsia="pt-BR"/>
+        </w:rPr>
+        <w:t xml:space="preserve">Considerando que o objetivo deste trabalho é desenvolver uma ontologia de referência para o domínio do Juizado Especial Federal Cível, foram adotadas principalmente as atividades da </w:t>
+      </w:r>
+      <w:proofErr w:type="spellStart"/>
+      <w:r>
+        <w:rPr>
+          <w:lang w:val="pt-BR" w:eastAsia="pt-BR"/>
+        </w:rPr>
+        <w:t>SABiO</w:t>
+      </w:r>
+      <w:proofErr w:type="spellEnd"/>
+      <w:r>
+        <w:rPr>
+          <w:lang w:val="pt-BR" w:eastAsia="pt-BR"/>
+        </w:rPr>
+        <w:t xml:space="preserve"> relacionadas à identificação do propósito e levantamento dos requisitos, aquisição do conhecimento, captura e formalização do domínio, </w:t>
+      </w:r>
+      <w:proofErr w:type="spellStart"/>
+      <w:r>
+        <w:rPr>
+          <w:lang w:val="pt-BR" w:eastAsia="pt-BR"/>
+        </w:rPr>
+        <w:t>reúso</w:t>
+      </w:r>
+      <w:proofErr w:type="spellEnd"/>
+      <w:r>
+        <w:rPr>
+          <w:lang w:val="pt-BR" w:eastAsia="pt-BR"/>
+        </w:rPr>
+        <w:t>, modelagem conceitual e avaliação. As etapas destinadas ao design e à implementação de uma ontologia operacional não integram o escopo deste trabalho.</w:t>
+      </w:r>
+      <w:r>
+        <w:rPr>
+          <w:lang w:val="pt-BR" w:eastAsia="pt-BR"/>
+        </w:rPr>
+        <w:t xml:space="preserve"> </w:t>
+      </w:r>
+      <w:r>
+        <w:rPr>
+          <w:lang w:val="pt-BR" w:eastAsia="pt-BR"/>
+        </w:rPr>
+        <w:t>Nas seções seguintes, são descritas as atividades realizadas durante esse processo, iniciando-se pela definição do propósito e pela delimitação do domínio da ontologia, seguida da aquisição do conhecimento, do levantamento das Questões de Competência e da captura e modelagem dos conceitos identificados.</w:t>
+      </w:r>
+    </w:p>
+    <w:p>
+      <w:pPr>
+        <w:pStyle w:val="Corpodetexto"/>
+        <w:spacing w:line="312" w:lineRule="auto"/>
+        <w:jc w:val="both"/>
+      </w:pPr>
+    </w:p>
+    <w:p>
+      <w:pPr>
+        <w:pStyle w:val="Ttulo3"/>
+        <w:numPr>
+          <w:ilvl w:val="1"/>
+          <w:numId w:val="16"/>
+        </w:numPr>
+        <w:spacing w:before="2"/>
+        <w:ind w:left="737" w:hanging="737"/>
+      </w:pPr>
+      <w:r>
+        <w:t>Propósito e delimitação do domínio</w:t>
+      </w:r>
+    </w:p>
+    <w:p>
+      <w:pPr>
+        <w:pStyle w:val="Corpodetexto"/>
+        <w:spacing w:before="100"/>
+        <w:ind w:left="147" w:firstLine="272"/>
+        <w:jc w:val="both"/>
+        <w:rPr>
+          <w:lang w:val="pt-BR" w:eastAsia="pt-BR"/>
+        </w:rPr>
+      </w:pPr>
+      <w:r>
+        <w:rPr>
+          <w:lang w:val="pt-BR" w:eastAsia="pt-BR"/>
+        </w:rPr>
+        <w:t xml:space="preserve">Esta seção corresponde à etapa de levantamento de requisitos e identificação do propósito da ontologia prevista pela </w:t>
+      </w:r>
+      <w:proofErr w:type="spellStart"/>
+      <w:r>
+        <w:rPr>
+          <w:lang w:val="pt-BR" w:eastAsia="pt-BR"/>
+        </w:rPr>
+        <w:t>SABiO</w:t>
+      </w:r>
+      <w:proofErr w:type="spellEnd"/>
+      <w:r>
+        <w:rPr>
+          <w:lang w:val="pt-BR" w:eastAsia="pt-BR"/>
+        </w:rPr>
+        <w:t>. Nessa etapa são estabelecidos o objetivo do artefato a ser desenvolvido, o domínio que será representado e os limites de seu escopo, de modo a orientar as atividades posteriores de aquisição de conhecimento e modelagem.</w:t>
+      </w:r>
+    </w:p>
+    <w:p>
+      <w:pPr>
+        <w:pStyle w:val="Corpodetexto"/>
+        <w:spacing w:before="100"/>
+        <w:ind w:left="147" w:firstLine="272"/>
+        <w:jc w:val="both"/>
+        <w:rPr>
+          <w:lang w:val="pt-BR" w:eastAsia="pt-BR"/>
+        </w:rPr>
+      </w:pPr>
+      <w:r>
+        <w:rPr>
+          <w:lang w:val="pt-BR" w:eastAsia="pt-BR"/>
+        </w:rPr>
+        <w:t>A ontologia desenvolvida neste trabalho tem como propósito representar, de forma conceitual e estruturada, o domínio do Juizado Especial Federal Cível, organizando os principais elementos envolvidos no funcionamento e na tramitação de uma demanda judicial nesse contexto. Busca-se explicitar os conceitos e relações existentes entre os participantes do processo, seus papéis, as demandas apresentadas, os atos praticados, as provas produzidas, as decisões proferidas e os mecanismos de impugnação e cumprimento.</w:t>
+      </w:r>
+    </w:p>
+    <w:p>
+      <w:pPr>
+        <w:pStyle w:val="Corpodetexto"/>
+        <w:spacing w:before="100"/>
+        <w:ind w:left="147" w:firstLine="272"/>
+        <w:jc w:val="both"/>
+        <w:rPr>
+          <w:lang w:val="pt-BR" w:eastAsia="pt-BR"/>
+        </w:rPr>
+      </w:pPr>
+      <w:r>
+        <w:rPr>
+          <w:lang w:val="pt-BR" w:eastAsia="pt-BR"/>
+        </w:rPr>
+        <w:t>A definição do escopo partiu da necessidade de estabelecer um recorte do domínio jurídico que fosse suficientemente abrangente para representar o funcionamento do Juizado Especial Federal Cível, sem pretender modelar todo o Direito Processual Civil ou toda a estrutura da Justiça Federal. Dessa forma, o trabalho concentrou-se no percurso de uma demanda no JEF Cível, desde sua propositura até os possíveis desdobramentos decorrentes da decisão judicial.</w:t>
+      </w:r>
+    </w:p>
+    <w:p>
+      <w:pPr>
+        <w:pStyle w:val="Corpodetexto"/>
+        <w:spacing w:before="100"/>
+        <w:ind w:left="147" w:firstLine="272"/>
+        <w:jc w:val="both"/>
+        <w:rPr>
+          <w:lang w:val="pt-BR" w:eastAsia="pt-BR"/>
+        </w:rPr>
+      </w:pPr>
+      <w:r>
+        <w:rPr>
+          <w:lang w:val="pt-BR" w:eastAsia="pt-BR"/>
+        </w:rPr>
+        <w:t xml:space="preserve">Foram considerados no escopo conceitos relacionados aos sujeitos e papéis processuais, ação judicial, competência do Juizado, pedidos, tutela provisória, atos processuais, fases e estados do processo, produção de provas, conciliação, sentença, obrigações decorrentes da decisão, recursos </w:t>
+      </w:r>
+      <w:r>
+        <w:rPr>
+          <w:lang w:val="pt-BR" w:eastAsia="pt-BR"/>
+        </w:rPr>
+        <w:lastRenderedPageBreak/>
+        <w:t>e cumprimento da decisão. Também foram contemplados os órgãos e agentes que participam desses procedimentos, sempre na medida necessária para representar as relações relevantes ao domínio estudado.</w:t>
+      </w:r>
+    </w:p>
+    <w:p>
+      <w:pPr>
+        <w:pStyle w:val="Corpodetexto"/>
+        <w:spacing w:before="100"/>
+        <w:ind w:left="147" w:firstLine="272"/>
+        <w:jc w:val="both"/>
+        <w:rPr>
+          <w:lang w:val="pt-BR" w:eastAsia="pt-BR"/>
+        </w:rPr>
+      </w:pPr>
+      <w:r>
+        <w:rPr>
+          <w:lang w:val="pt-BR" w:eastAsia="pt-BR"/>
+        </w:rPr>
+        <w:t>Essa delimitação orientou tanto a formulação das Questões de Competência quanto a identificação inicial dos conceitos e relações posteriormente refinados durante a modelagem ontológica. Assim, elementos que não contribuíam diretamente para responder às questões definidas ou que pertenciam a outros ramos e procedimentos da Justiça Federal permaneceram fora do escopo da ontologia</w:t>
+      </w:r>
+      <w:r>
+        <w:rPr>
+          <w:lang w:val="pt-BR" w:eastAsia="pt-BR"/>
+        </w:rPr>
+        <w:t>.</w:t>
+      </w:r>
+    </w:p>
+    <w:p>
+      <w:pPr>
+        <w:pStyle w:val="Corpodetexto"/>
+        <w:spacing w:line="312" w:lineRule="auto"/>
+        <w:jc w:val="both"/>
+      </w:pPr>
+    </w:p>
+    <w:p>
+      <w:pPr>
+        <w:pStyle w:val="Ttulo3"/>
+        <w:numPr>
+          <w:ilvl w:val="1"/>
+          <w:numId w:val="16"/>
+        </w:numPr>
+        <w:spacing w:before="2"/>
+        <w:ind w:left="737" w:hanging="737"/>
+      </w:pPr>
+      <w:r>
+        <w:t>Aquisição do conhecimento do domínio</w:t>
+      </w:r>
+    </w:p>
+    <w:p>
+      <w:pPr>
+        <w:pStyle w:val="Corpodetexto"/>
+        <w:spacing w:before="100"/>
+        <w:ind w:left="147" w:firstLine="272"/>
+        <w:jc w:val="both"/>
+        <w:rPr>
+          <w:lang w:val="pt-BR" w:eastAsia="pt-BR"/>
+        </w:rPr>
+      </w:pPr>
+      <w:r>
+        <w:rPr>
+          <w:lang w:val="pt-BR" w:eastAsia="pt-BR"/>
+        </w:rPr>
+        <w:t xml:space="preserve">A </w:t>
+      </w:r>
+      <w:r>
+        <w:rPr>
+          <w:lang w:val="pt-BR" w:eastAsia="pt-BR"/>
+        </w:rPr>
+        <w:t>N</w:t>
+      </w:r>
+      <w:r>
+        <w:rPr>
+          <w:lang w:val="pt-BR" w:eastAsia="pt-BR"/>
+        </w:rPr>
+        <w:t>o</w:t>
+      </w:r>
+      <w:r>
+        <w:rPr>
+          <w:lang w:val="pt-BR" w:eastAsia="pt-BR"/>
+        </w:rPr>
+        <w:t xml:space="preserve"> </w:t>
+      </w:r>
+      <w:proofErr w:type="spellStart"/>
+      <w:r>
+        <w:rPr>
+          <w:lang w:val="pt-BR" w:eastAsia="pt-BR"/>
+        </w:rPr>
+        <w:t>SABiO</w:t>
+      </w:r>
+      <w:proofErr w:type="spellEnd"/>
+      <w:r>
+        <w:rPr>
+          <w:lang w:val="pt-BR" w:eastAsia="pt-BR"/>
+        </w:rPr>
+        <w:t>, a aquisição de conhecimento é caracterizada como um processo de apoio ao desenvolvimento da ontologia, podendo ocorrer ao longo das diferentes atividades de construção do modelo. Neste trabalho, esse processo teve papel especialmente relevante nas etapas de definição dos requisitos e de captura da ontologia, uma vez que forneceu o conhecimento necessário para a identificação dos conceitos, relações e restrições existentes no domínio do Juizado Especial Federal Cível.</w:t>
+      </w:r>
+    </w:p>
+    <w:p>
+      <w:pPr>
+        <w:pStyle w:val="Corpodetexto"/>
+        <w:spacing w:before="100"/>
+        <w:ind w:left="147" w:firstLine="272"/>
+        <w:jc w:val="both"/>
+        <w:rPr>
+          <w:lang w:val="pt-BR" w:eastAsia="pt-BR"/>
+        </w:rPr>
+      </w:pPr>
+      <w:r>
+        <w:rPr>
+          <w:lang w:val="pt-BR" w:eastAsia="pt-BR"/>
+        </w:rPr>
+        <w:t>A aquisição do conhecimento necessário à construção da ontologia foi realizada por meio de pesquisa bibliográfica e análise documental. Para a compreensão do domínio jurídico, foram consideradas principalmente a Lei nº 10.259/2001, que institui os Juizados Especiais Cíveis e Criminais no âmbito da Justiça Federal, e a Lei nº 9.099/1995, aplicada subsidiariamente aos Juizados Especiais Federais quando não houver conflito com a legislação específica</w:t>
+      </w:r>
+      <w:r>
+        <w:rPr>
+          <w:lang w:val="pt-BR" w:eastAsia="pt-BR"/>
+        </w:rPr>
+        <w:t>.</w:t>
+      </w:r>
+    </w:p>
+    <w:p>
+      <w:pPr>
+        <w:pStyle w:val="Corpodetexto"/>
+        <w:spacing w:before="100"/>
+        <w:ind w:left="147" w:firstLine="272"/>
+        <w:jc w:val="both"/>
+        <w:rPr>
+          <w:lang w:val="pt-BR" w:eastAsia="pt-BR"/>
+        </w:rPr>
+      </w:pPr>
+      <w:r>
+        <w:rPr>
+          <w:lang w:val="pt-BR" w:eastAsia="pt-BR"/>
+        </w:rPr>
+        <w:t xml:space="preserve">Também foram utilizados trabalhos da literatura jurídica voltados ao funcionamento e às características dos Juizados Especiais Federais, especialmente quanto à competência, aos sujeitos processuais, ao procedimento, aos atos praticados e aos mecanismos de acesso à justiça. Entre esses trabalhos, destaca-se o estudo de Ribeiro e </w:t>
+      </w:r>
+      <w:proofErr w:type="spellStart"/>
+      <w:r>
+        <w:rPr>
+          <w:lang w:val="pt-BR" w:eastAsia="pt-BR"/>
+        </w:rPr>
+        <w:t>Sanzovo</w:t>
+      </w:r>
+      <w:proofErr w:type="spellEnd"/>
+      <w:r>
+        <w:rPr>
+          <w:lang w:val="pt-BR" w:eastAsia="pt-BR"/>
+        </w:rPr>
+        <w:t xml:space="preserve"> (2011), utilizado como apoio para a compreensão da estrutura e das particularidades do Juizado Especial Federal Cível.</w:t>
+      </w:r>
+    </w:p>
+    <w:p>
+      <w:pPr>
+        <w:pStyle w:val="Corpodetexto"/>
+        <w:spacing w:before="100"/>
+        <w:ind w:left="147" w:firstLine="272"/>
+        <w:jc w:val="both"/>
+        <w:rPr>
+          <w:lang w:val="pt-BR" w:eastAsia="pt-BR"/>
+        </w:rPr>
+      </w:pPr>
+      <w:r>
+        <w:rPr>
+          <w:lang w:val="pt-BR" w:eastAsia="pt-BR"/>
+        </w:rPr>
+        <w:t>Além da análise das fontes documentais e bibliográficas, o desenvolvimento contou com acompanhamento e validação por especialista</w:t>
+      </w:r>
+      <w:r>
+        <w:rPr>
+          <w:lang w:val="pt-BR" w:eastAsia="pt-BR"/>
+        </w:rPr>
+        <w:t>s</w:t>
+      </w:r>
+      <w:r>
+        <w:rPr>
+          <w:lang w:val="pt-BR" w:eastAsia="pt-BR"/>
+        </w:rPr>
+        <w:t xml:space="preserve"> do domínio jurídico, que auxiliou na verificação da adequação dos conceitos, relações e situações processuais representadas. Essa participação contribuiu para confrontar a modelagem com a prática jurídica e para identificar eventuais imprecisões ou lacunas durante o refinamento da ontologia.</w:t>
+      </w:r>
+      <w:bookmarkStart w:id="25" w:name="_GoBack"/>
+      <w:bookmarkEnd w:id="25"/>
+    </w:p>
+    <w:p>
+      <w:pPr>
+        <w:pStyle w:val="Corpodetexto"/>
+        <w:spacing w:before="100"/>
+        <w:ind w:left="147" w:firstLine="272"/>
+        <w:jc w:val="both"/>
+        <w:rPr>
+          <w:lang w:val="pt-BR" w:eastAsia="pt-BR"/>
+        </w:rPr>
+      </w:pPr>
+      <w:r>
+        <w:rPr>
+          <w:lang w:val="pt-BR" w:eastAsia="pt-BR"/>
+        </w:rPr>
+        <w:t xml:space="preserve">No âmbito da modelagem ontológica, foram utilizadas como referências a UFO e a </w:t>
+      </w:r>
+      <w:proofErr w:type="spellStart"/>
+      <w:r>
+        <w:rPr>
+          <w:lang w:val="pt-BR" w:eastAsia="pt-BR"/>
+        </w:rPr>
+        <w:t>OntoUML</w:t>
+      </w:r>
+      <w:proofErr w:type="spellEnd"/>
+      <w:r>
+        <w:rPr>
+          <w:lang w:val="pt-BR" w:eastAsia="pt-BR"/>
+        </w:rPr>
+        <w:t xml:space="preserve">, bem como a UFO-L, proposta por </w:t>
+      </w:r>
+      <w:proofErr w:type="spellStart"/>
+      <w:r>
+        <w:rPr>
+          <w:lang w:val="pt-BR" w:eastAsia="pt-BR"/>
+        </w:rPr>
+        <w:t>Griffo</w:t>
+      </w:r>
+      <w:proofErr w:type="spellEnd"/>
+      <w:r>
+        <w:rPr>
+          <w:lang w:val="pt-BR" w:eastAsia="pt-BR"/>
+        </w:rPr>
+        <w:t xml:space="preserve"> (2018), que fornece conceitos jurídicos gerais reutilizáveis em ontologias de domínio. Também foi analisada a </w:t>
+      </w:r>
+      <w:proofErr w:type="spellStart"/>
+      <w:r>
+        <w:rPr>
+          <w:lang w:val="pt-BR" w:eastAsia="pt-BR"/>
+        </w:rPr>
+        <w:t>OntoRS</w:t>
+      </w:r>
+      <w:proofErr w:type="spellEnd"/>
+      <w:r>
+        <w:rPr>
+          <w:lang w:val="pt-BR" w:eastAsia="pt-BR"/>
+        </w:rPr>
+        <w:t>, desenvolvida para representar aspectos relacionados aos recursos no contexto dos Juizados Especiais Federais, servindo como referência para a análise de conceitos e decisões de modelagem já aplicadas ao domínio jurídico. O conhecimento obtido por meio dessas fontes foi utilizado como base para a formulação das Questões de Competência e para a identificação inicial dos conceitos e relações posteriormente refinados na modelagem da ontologia</w:t>
+      </w:r>
+      <w:r>
+        <w:rPr>
+          <w:lang w:val="pt-BR" w:eastAsia="pt-BR"/>
+        </w:rPr>
+        <w:t>.</w:t>
+      </w:r>
+    </w:p>
+    <w:p>
+      <w:pPr>
+        <w:pStyle w:val="Corpodetexto"/>
+        <w:spacing w:line="312" w:lineRule="auto"/>
+        <w:jc w:val="both"/>
+      </w:pPr>
     </w:p>
     <w:p>
       <w:pPr>
@@ -53735,7 +53894,7 @@
           </mc:Choice>
           <mc:Fallback>
             <w:pict>
-              <v:rect w14:anchorId="0BB80274" id="Shape 61" o:spid="_x0000_s1026" style="position:absolute;margin-left:774.95pt;margin-top:83.95pt;width:18pt;height:182.25pt;z-index:251657216;visibility:visible;mso-wrap-style:square;mso-wrap-distance-left:0;mso-wrap-distance-top:0;mso-wrap-distance-right:0;mso-wrap-distance-bottom:0;mso-position-horizontal:absolute;mso-position-horizontal-relative:page;mso-position-vertical:absolute;mso-position-vertical-relative:page;v-text-anchor:top" o:gfxdata="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" filled="f" stroked="f">
+              <v:rect w14:anchorId="724BBACC" id="Shape 61" o:spid="_x0000_s1026" style="position:absolute;margin-left:774.95pt;margin-top:83.95pt;width:18pt;height:182.25pt;z-index:251657216;visibility:visible;mso-wrap-style:square;mso-wrap-distance-left:0;mso-wrap-distance-top:0;mso-wrap-distance-right:0;mso-wrap-distance-bottom:0;mso-position-horizontal:absolute;mso-position-horizontal-relative:page;mso-position-vertical:absolute;mso-position-vertical-relative:page;v-text-anchor:top" o:gfxdata="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" filled="f" stroked="f">
                 <v:textbox inset="0,0,0,0"/>
                 <w10:wrap anchorx="page" anchory="page"/>
               </v:rect>
@@ -53786,7 +53945,7 @@
           </mc:Choice>
           <mc:Fallback>
             <w:pict>
-              <v:rect w14:anchorId="34502F25" id="Shape 62" o:spid="_x0000_s1026" style="position:absolute;margin-left:777.1pt;margin-top:527.3pt;width:16.5pt;height:12pt;z-index:251658240;visibility:visible;mso-wrap-style:square;mso-wrap-distance-left:0;mso-wrap-distance-top:0;mso-wrap-distance-right:0;mso-wrap-distance-bottom:0;mso-position-horizontal:absolute;mso-position-horizontal-relative:page;mso-position-vertical:absolute;mso-position-vertical-relative:page;v-text-anchor:top" o:gfxdata="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" filled="f" stroked="f">
+              <v:rect w14:anchorId="39222E86" id="Shape 62" o:spid="_x0000_s1026" style="position:absolute;margin-left:777.1pt;margin-top:527.3pt;width:16.5pt;height:12pt;z-index:251658240;visibility:visible;mso-wrap-style:square;mso-wrap-distance-left:0;mso-wrap-distance-top:0;mso-wrap-distance-right:0;mso-wrap-distance-bottom:0;mso-position-horizontal:absolute;mso-position-horizontal-relative:page;mso-position-vertical:absolute;mso-position-vertical-relative:page;v-text-anchor:top" o:gfxdata="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" filled="f" stroked="f">
                 <v:textbox inset="0,0,0,0"/>
                 <w10:wrap anchorx="page" anchory="page"/>
               </v:rect>
@@ -58918,7 +59077,7 @@
         </mc:Choice>
         <mc:Fallback>
           <w:pict>
-            <v:rect w14:anchorId="1BA9BCDD" id="Shape 2" o:spid="_x0000_s1026" style="position:absolute;margin-left:264.7pt;margin-top:79.45pt;width:93.85pt;height:23pt;z-index:-251665920;visibility:visible;mso-wrap-style:square;mso-wrap-distance-left:0;mso-wrap-distance-top:0;mso-wrap-distance-right:0;mso-wrap-distance-bottom:0;mso-position-horizontal:absolute;mso-position-horizontal-relative:page;mso-position-vertical:absolute;mso-position-vertical-relative:page;v-text-anchor:top" o:gfxdata="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" filled="f" stroked="f">
+            <v:rect w14:anchorId="290B6A9E" id="Shape 2" o:spid="_x0000_s1026" style="position:absolute;margin-left:264.7pt;margin-top:79.45pt;width:93.85pt;height:23pt;z-index:-251665920;visibility:visible;mso-wrap-style:square;mso-wrap-distance-left:0;mso-wrap-distance-top:0;mso-wrap-distance-right:0;mso-wrap-distance-bottom:0;mso-position-horizontal:absolute;mso-position-horizontal-relative:page;mso-position-vertical:absolute;mso-position-vertical-relative:page;v-text-anchor:top" o:gfxdata="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" filled="f" stroked="f">
               <v:textbox inset="0,0,0,0"/>
               <w10:wrap anchorx="page" anchory="page"/>
             </v:rect>
@@ -59012,7 +59171,7 @@
         </mc:Choice>
         <mc:Fallback>
           <w:pict>
-            <v:rect w14:anchorId="3E43736C" id="Shape 10" o:spid="_x0000_s1026" style="position:absolute;margin-left:525.3pt;margin-top:48.7pt;width:17pt;height:16.15pt;z-index:-251670528;visibility:visible;mso-wrap-style:square;mso-wrap-distance-left:0;mso-wrap-distance-top:0;mso-wrap-distance-right:0;mso-wrap-distance-bottom:0;mso-position-horizontal:absolute;mso-position-horizontal-relative:page;mso-position-vertical:absolute;mso-position-vertical-relative:page;v-text-anchor:top" o:gfxdata="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" filled="f" stroked="f">
+            <v:rect w14:anchorId="6E01B536" id="Shape 10" o:spid="_x0000_s1026" style="position:absolute;margin-left:525.3pt;margin-top:48.7pt;width:17pt;height:16.15pt;z-index:-251670528;visibility:visible;mso-wrap-style:square;mso-wrap-distance-left:0;mso-wrap-distance-top:0;mso-wrap-distance-right:0;mso-wrap-distance-bottom:0;mso-position-horizontal:absolute;mso-position-horizontal-relative:page;mso-position-vertical:absolute;mso-position-vertical-relative:page;v-text-anchor:top" o:gfxdata="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" filled="f" stroked="f">
               <v:textbox inset="0,0,0,0"/>
               <w10:wrap anchorx="page" anchory="page"/>
             </v:rect>
@@ -59078,7 +59237,7 @@
         </mc:Choice>
         <mc:Fallback>
           <w:pict>
-            <v:rect w14:anchorId="2D1C98A8" id="Shape 11" o:spid="_x0000_s1026" style="position:absolute;margin-left:83.95pt;margin-top:48.7pt;width:104.25pt;height:16.1pt;z-index:-251648000;visibility:visible;mso-wrap-style:square;mso-wrap-distance-left:0;mso-wrap-distance-top:0;mso-wrap-distance-right:0;mso-wrap-distance-bottom:0;mso-position-horizontal:absolute;mso-position-horizontal-relative:page;mso-position-vertical:absolute;mso-position-vertical-relative:page;v-text-anchor:top" o:gfxdata="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" filled="f" stroked="f">
+            <v:rect w14:anchorId="60B3BE04" id="Shape 11" o:spid="_x0000_s1026" style="position:absolute;margin-left:83.95pt;margin-top:48.7pt;width:104.25pt;height:16.1pt;z-index:-251648000;visibility:visible;mso-wrap-style:square;mso-wrap-distance-left:0;mso-wrap-distance-top:0;mso-wrap-distance-right:0;mso-wrap-distance-bottom:0;mso-position-horizontal:absolute;mso-position-horizontal-relative:page;mso-position-vertical:absolute;mso-position-vertical-relative:page;v-text-anchor:top" o:gfxdata="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" filled="f" stroked="f">
               <v:textbox inset="0,0,0,0"/>
               <w10:wrap anchorx="page" anchory="page"/>
             </v:rect>
@@ -59130,7 +59289,7 @@
         </mc:Choice>
         <mc:Fallback>
           <w:pict>
-            <v:rect w14:anchorId="117B0764" id="Shape 12" o:spid="_x0000_s1026" style="position:absolute;margin-left:527.3pt;margin-top:48.7pt;width:12pt;height:16.15pt;z-index:-251625472;visibility:visible;mso-wrap-style:square;mso-wrap-distance-left:0;mso-wrap-distance-top:0;mso-wrap-distance-right:0;mso-wrap-distance-bottom:0;mso-position-horizontal:absolute;mso-position-horizontal-relative:page;mso-position-vertical:absolute;mso-position-vertical-relative:page;v-text-anchor:top" o:gfxdata="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" filled="f" stroked="f">
+            <v:rect w14:anchorId="29F97DAA" id="Shape 12" o:spid="_x0000_s1026" style="position:absolute;margin-left:527.3pt;margin-top:48.7pt;width:12pt;height:16.15pt;z-index:-251625472;visibility:visible;mso-wrap-style:square;mso-wrap-distance-left:0;mso-wrap-distance-top:0;mso-wrap-distance-right:0;mso-wrap-distance-bottom:0;mso-position-horizontal:absolute;mso-position-horizontal-relative:page;mso-position-vertical:absolute;mso-position-vertical-relative:page;v-text-anchor:top" o:gfxdata="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" filled="f" stroked="f">
               <v:textbox inset="0,0,0,0"/>
               <w10:wrap anchorx="page" anchory="page"/>
             </v:rect>
@@ -59196,7 +59355,7 @@
         </mc:Choice>
         <mc:Fallback>
           <w:pict>
-            <v:rect w14:anchorId="57C135D3" id="Shape 16" o:spid="_x0000_s1026" style="position:absolute;margin-left:525.3pt;margin-top:48.7pt;width:17pt;height:16.15pt;z-index:-251660800;visibility:visible;mso-wrap-style:square;mso-wrap-distance-left:0;mso-wrap-distance-top:0;mso-wrap-distance-right:0;mso-wrap-distance-bottom:0;mso-position-horizontal:absolute;mso-position-horizontal-relative:page;mso-position-vertical:absolute;mso-position-vertical-relative:page;v-text-anchor:top" o:gfxdata="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" filled="f" stroked="f">
+            <v:rect w14:anchorId="5231098F" id="Shape 16" o:spid="_x0000_s1026" style="position:absolute;margin-left:525.3pt;margin-top:48.7pt;width:17pt;height:16.15pt;z-index:-251660800;visibility:visible;mso-wrap-style:square;mso-wrap-distance-left:0;mso-wrap-distance-top:0;mso-wrap-distance-right:0;mso-wrap-distance-bottom:0;mso-position-horizontal:absolute;mso-position-horizontal-relative:page;mso-position-vertical:absolute;mso-position-vertical-relative:page;v-text-anchor:top" o:gfxdata="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" filled="f" stroked="f">
               <v:textbox inset="0,0,0,0"/>
               <w10:wrap anchorx="page" anchory="page"/>
             </v:rect>
@@ -59262,7 +59421,7 @@
         </mc:Choice>
         <mc:Fallback>
           <w:pict>
-            <v:rect w14:anchorId="2F13641F" id="Shape 15" o:spid="_x0000_s1026" style="position:absolute;margin-left:525.3pt;margin-top:48.7pt;width:17pt;height:16.15pt;z-index:-251659776;visibility:visible;mso-wrap-style:square;mso-wrap-distance-left:0;mso-wrap-distance-top:0;mso-wrap-distance-right:0;mso-wrap-distance-bottom:0;mso-position-horizontal:absolute;mso-position-horizontal-relative:page;mso-position-vertical:absolute;mso-position-vertical-relative:page;v-text-anchor:top" o:gfxdata="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" filled="f" stroked="f">
+            <v:rect w14:anchorId="060A90FC" id="Shape 15" o:spid="_x0000_s1026" style="position:absolute;margin-left:525.3pt;margin-top:48.7pt;width:17pt;height:16.15pt;z-index:-251659776;visibility:visible;mso-wrap-style:square;mso-wrap-distance-left:0;mso-wrap-distance-top:0;mso-wrap-distance-right:0;mso-wrap-distance-bottom:0;mso-position-horizontal:absolute;mso-position-horizontal-relative:page;mso-position-vertical:absolute;mso-position-vertical-relative:page;v-text-anchor:top" o:gfxdata="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" filled="f" stroked="f">
               <v:textbox inset="0,0,0,0"/>
               <w10:wrap anchorx="page" anchory="page"/>
             </v:rect>
@@ -59328,7 +59487,7 @@
         </mc:Choice>
         <mc:Fallback>
           <w:pict>
-            <v:rect w14:anchorId="72B5962B" id="Shape 21" o:spid="_x0000_s1026" style="position:absolute;margin-left:83.95pt;margin-top:48.7pt;width:182.1pt;height:18.25pt;z-index:-251658752;visibility:visible;mso-wrap-style:square;mso-wrap-distance-left:0;mso-wrap-distance-top:0;mso-wrap-distance-right:0;mso-wrap-distance-bottom:0;mso-position-horizontal:absolute;mso-position-horizontal-relative:page;mso-position-vertical:absolute;mso-position-vertical-relative:page;v-text-anchor:top" o:gfxdata="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" filled="f" stroked="f">
+            <v:rect w14:anchorId="1D49CFFB" id="Shape 21" o:spid="_x0000_s1026" style="position:absolute;margin-left:83.95pt;margin-top:48.7pt;width:182.1pt;height:18.25pt;z-index:-251658752;visibility:visible;mso-wrap-style:square;mso-wrap-distance-left:0;mso-wrap-distance-top:0;mso-wrap-distance-right:0;mso-wrap-distance-bottom:0;mso-position-horizontal:absolute;mso-position-horizontal-relative:page;mso-position-vertical:absolute;mso-position-vertical-relative:page;v-text-anchor:top" o:gfxdata="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" filled="f" stroked="f">
               <v:textbox inset="0,0,0,0"/>
               <w10:wrap anchorx="page" anchory="page"/>
             </v:rect>
@@ -59380,7 +59539,7 @@
         </mc:Choice>
         <mc:Fallback>
           <w:pict>
-            <v:rect w14:anchorId="42C42326" id="Shape 22" o:spid="_x0000_s1026" style="position:absolute;margin-left:525.3pt;margin-top:48.7pt;width:17pt;height:16.15pt;z-index:-251657728;visibility:visible;mso-wrap-style:square;mso-wrap-distance-left:0;mso-wrap-distance-top:0;mso-wrap-distance-right:0;mso-wrap-distance-bottom:0;mso-position-horizontal:absolute;mso-position-horizontal-relative:page;mso-position-vertical:absolute;mso-position-vertical-relative:page;v-text-anchor:top" o:gfxdata="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" filled="f" stroked="f">
+            <v:rect w14:anchorId="73AAD28D" id="Shape 22" o:spid="_x0000_s1026" style="position:absolute;margin-left:525.3pt;margin-top:48.7pt;width:17pt;height:16.15pt;z-index:-251657728;visibility:visible;mso-wrap-style:square;mso-wrap-distance-left:0;mso-wrap-distance-top:0;mso-wrap-distance-right:0;mso-wrap-distance-bottom:0;mso-position-horizontal:absolute;mso-position-horizontal-relative:page;mso-position-vertical:absolute;mso-position-vertical-relative:page;v-text-anchor:top" o:gfxdata="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" filled="f" stroked="f">
               <v:textbox inset="0,0,0,0"/>
               <w10:wrap anchorx="page" anchory="page"/>
             </v:rect>
@@ -59446,7 +59605,7 @@
         </mc:Choice>
         <mc:Fallback>
           <w:pict>
-            <v:rect w14:anchorId="4D48DC62" id="Shape 18" o:spid="_x0000_s1026" style="position:absolute;margin-left:83.95pt;margin-top:48.7pt;width:182.1pt;height:18.25pt;z-index:-251656704;visibility:visible;mso-wrap-style:square;mso-wrap-distance-left:0;mso-wrap-distance-top:0;mso-wrap-distance-right:0;mso-wrap-distance-bottom:0;mso-position-horizontal:absolute;mso-position-horizontal-relative:page;mso-position-vertical:absolute;mso-position-vertical-relative:page;v-text-anchor:top" o:gfxdata="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" filled="f" stroked="f">
+            <v:rect w14:anchorId="6B8FEFA7" id="Shape 18" o:spid="_x0000_s1026" style="position:absolute;margin-left:83.95pt;margin-top:48.7pt;width:182.1pt;height:18.25pt;z-index:-251656704;visibility:visible;mso-wrap-style:square;mso-wrap-distance-left:0;mso-wrap-distance-top:0;mso-wrap-distance-right:0;mso-wrap-distance-bottom:0;mso-position-horizontal:absolute;mso-position-horizontal-relative:page;mso-position-vertical:absolute;mso-position-vertical-relative:page;v-text-anchor:top" o:gfxdata="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" filled="f" stroked="f">
               <v:textbox inset="0,0,0,0"/>
               <w10:wrap anchorx="page" anchory="page"/>
             </v:rect>
@@ -59498,7 +59657,7 @@
         </mc:Choice>
         <mc:Fallback>
           <w:pict>
-            <v:rect w14:anchorId="451BA146" id="Shape 19" o:spid="_x0000_s1026" style="position:absolute;margin-left:525.3pt;margin-top:48.7pt;width:17pt;height:16.15pt;z-index:-251655680;visibility:visible;mso-wrap-style:square;mso-wrap-distance-left:0;mso-wrap-distance-top:0;mso-wrap-distance-right:0;mso-wrap-distance-bottom:0;mso-position-horizontal:absolute;mso-position-horizontal-relative:page;mso-position-vertical:absolute;mso-position-vertical-relative:page;v-text-anchor:top" o:gfxdata="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" filled="f" stroked="f">
+            <v:rect w14:anchorId="6F515468" id="Shape 19" o:spid="_x0000_s1026" style="position:absolute;margin-left:525.3pt;margin-top:48.7pt;width:17pt;height:16.15pt;z-index:-251655680;visibility:visible;mso-wrap-style:square;mso-wrap-distance-left:0;mso-wrap-distance-top:0;mso-wrap-distance-right:0;mso-wrap-distance-bottom:0;mso-position-horizontal:absolute;mso-position-horizontal-relative:page;mso-position-vertical:absolute;mso-position-vertical-relative:page;v-text-anchor:top" o:gfxdata="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" filled="f" stroked="f">
               <v:textbox inset="0,0,0,0"/>
               <w10:wrap anchorx="page" anchory="page"/>
             </v:rect>
@@ -59578,7 +59737,7 @@
         </mc:Choice>
         <mc:Fallback>
           <w:pict>
-            <v:rect w14:anchorId="52B700D1" id="Shape 64" o:spid="_x0000_s1026" style="position:absolute;margin-left:83.95pt;margin-top:48.7pt;width:182.1pt;height:18.25pt;z-index:-251654656;visibility:visible;mso-wrap-style:square;mso-wrap-distance-left:0;mso-wrap-distance-top:0;mso-wrap-distance-right:0;mso-wrap-distance-bottom:0;mso-position-horizontal:absolute;mso-position-horizontal-relative:page;mso-position-vertical:absolute;mso-position-vertical-relative:page;v-text-anchor:top" o:gfxdata="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" filled="f" stroked="f">
+            <v:rect w14:anchorId="6AE21CF9" id="Shape 64" o:spid="_x0000_s1026" style="position:absolute;margin-left:83.95pt;margin-top:48.7pt;width:182.1pt;height:18.25pt;z-index:-251654656;visibility:visible;mso-wrap-style:square;mso-wrap-distance-left:0;mso-wrap-distance-top:0;mso-wrap-distance-right:0;mso-wrap-distance-bottom:0;mso-position-horizontal:absolute;mso-position-horizontal-relative:page;mso-position-vertical:absolute;mso-position-vertical-relative:page;v-text-anchor:top" o:gfxdata="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" filled="f" stroked="f">
               <v:textbox inset="0,0,0,0"/>
               <w10:wrap anchorx="page" anchory="page"/>
             </v:rect>
@@ -59630,7 +59789,7 @@
         </mc:Choice>
         <mc:Fallback>
           <w:pict>
-            <v:rect w14:anchorId="70F31EF9" id="Shape 65" o:spid="_x0000_s1026" style="position:absolute;margin-left:525.3pt;margin-top:48.7pt;width:17pt;height:16.15pt;z-index:-251653632;visibility:visible;mso-wrap-style:square;mso-wrap-distance-left:0;mso-wrap-distance-top:0;mso-wrap-distance-right:0;mso-wrap-distance-bottom:0;mso-position-horizontal:absolute;mso-position-horizontal-relative:page;mso-position-vertical:absolute;mso-position-vertical-relative:page;v-text-anchor:top" o:gfxdata="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" filled="f" stroked="f">
+            <v:rect w14:anchorId="1A322FB8" id="Shape 65" o:spid="_x0000_s1026" style="position:absolute;margin-left:525.3pt;margin-top:48.7pt;width:17pt;height:16.15pt;z-index:-251653632;visibility:visible;mso-wrap-style:square;mso-wrap-distance-left:0;mso-wrap-distance-top:0;mso-wrap-distance-right:0;mso-wrap-distance-bottom:0;mso-position-horizontal:absolute;mso-position-horizontal-relative:page;mso-position-vertical:absolute;mso-position-vertical-relative:page;v-text-anchor:top" o:gfxdata="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" filled="f" stroked="f">
               <v:textbox inset="0,0,0,0"/>
               <w10:wrap anchorx="page" anchory="page"/>
             </v:rect>
@@ -59710,7 +59869,7 @@
         </mc:Choice>
         <mc:Fallback>
           <w:pict>
-            <v:rect w14:anchorId="48B250B6" id="Shape 66" o:spid="_x0000_s1026" style="position:absolute;margin-left:527.3pt;margin-top:48.7pt;width:12pt;height:16.15pt;z-index:-251652608;visibility:visible;mso-wrap-style:square;mso-wrap-distance-left:0;mso-wrap-distance-top:0;mso-wrap-distance-right:0;mso-wrap-distance-bottom:0;mso-position-horizontal:absolute;mso-position-horizontal-relative:page;mso-position-vertical:absolute;mso-position-vertical-relative:page;v-text-anchor:top" o:gfxdata="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" filled="f" stroked="f">
+            <v:rect w14:anchorId="2BE851C4" id="Shape 66" o:spid="_x0000_s1026" style="position:absolute;margin-left:527.3pt;margin-top:48.7pt;width:12pt;height:16.15pt;z-index:-251652608;visibility:visible;mso-wrap-style:square;mso-wrap-distance-left:0;mso-wrap-distance-top:0;mso-wrap-distance-right:0;mso-wrap-distance-bottom:0;mso-position-horizontal:absolute;mso-position-horizontal-relative:page;mso-position-vertical:absolute;mso-position-vertical-relative:page;v-text-anchor:top" o:gfxdata="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" filled="f" stroked="f">
               <v:textbox inset="0,0,0,0"/>
               <w10:wrap anchorx="page" anchory="page"/>
             </v:rect>
@@ -59790,7 +59949,7 @@
         </mc:Choice>
         <mc:Fallback>
           <w:pict>
-            <v:rect w14:anchorId="37752EBB" id="Shape 66" o:spid="_x0000_s1026" style="position:absolute;margin-left:527.3pt;margin-top:48.7pt;width:12pt;height:16.15pt;z-index:-251651584;visibility:visible;mso-wrap-style:square;mso-wrap-distance-left:0;mso-wrap-distance-top:0;mso-wrap-distance-right:0;mso-wrap-distance-bottom:0;mso-position-horizontal:absolute;mso-position-horizontal-relative:page;mso-position-vertical:absolute;mso-position-vertical-relative:page;v-text-anchor:top" o:gfxdata="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" filled="f" stroked="f">
+            <v:rect w14:anchorId="6639302E" id="Shape 66" o:spid="_x0000_s1026" style="position:absolute;margin-left:527.3pt;margin-top:48.7pt;width:12pt;height:16.15pt;z-index:-251651584;visibility:visible;mso-wrap-style:square;mso-wrap-distance-left:0;mso-wrap-distance-top:0;mso-wrap-distance-right:0;mso-wrap-distance-bottom:0;mso-position-horizontal:absolute;mso-position-horizontal-relative:page;mso-position-vertical:absolute;mso-position-vertical-relative:page;v-text-anchor:top" o:gfxdata="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" filled="f" stroked="f">
               <v:textbox inset="0,0,0,0"/>
               <w10:wrap anchorx="page" anchory="page"/>
             </v:rect>
@@ -59856,7 +60015,7 @@
         </mc:Choice>
         <mc:Fallback>
           <w:pict>
-            <v:rect w14:anchorId="6E81ABF8" id="Shape 6" o:spid="_x0000_s1026" style="position:absolute;margin-left:262.75pt;margin-top:79.45pt;width:93.85pt;height:23pt;z-index:-251664896;visibility:visible;mso-wrap-style:square;mso-wrap-distance-left:0;mso-wrap-distance-top:0;mso-wrap-distance-right:0;mso-wrap-distance-bottom:0;mso-position-horizontal:absolute;mso-position-horizontal-relative:page;mso-position-vertical:absolute;mso-position-vertical-relative:page;v-text-anchor:top" o:gfxdata="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" filled="f" stroked="f">
+            <v:rect w14:anchorId="007A7238" id="Shape 6" o:spid="_x0000_s1026" style="position:absolute;margin-left:262.75pt;margin-top:79.45pt;width:93.85pt;height:23pt;z-index:-251664896;visibility:visible;mso-wrap-style:square;mso-wrap-distance-left:0;mso-wrap-distance-top:0;mso-wrap-distance-right:0;mso-wrap-distance-bottom:0;mso-position-horizontal:absolute;mso-position-horizontal-relative:page;mso-position-vertical:absolute;mso-position-vertical-relative:page;v-text-anchor:top" o:gfxdata="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" filled="f" stroked="f">
               <v:textbox inset="0,0,0,0"/>
               <w10:wrap anchorx="page" anchory="page"/>
             </v:rect>
@@ -63384,6 +63543,7 @@
     <w:rsid w:val="00690207"/>
     <w:rsid w:val="007E08FE"/>
     <w:rsid w:val="009D5B87"/>
+    <w:rsid w:val="00CB3A5C"/>
     <w:rsid w:val="00DE37A6"/>
     <w:rsid w:val="00E30DFA"/>
   </w:rsids>
@@ -64162,7 +64322,7 @@
 </file>
 
 <file path=customXml/itemProps1.xml><?xml version="1.0" encoding="utf-8"?>
-<ds:datastoreItem xmlns:ds="http://schemas.openxmlformats.org/officeDocument/2006/customXml" ds:itemID="{311DB736-CBD1-4510-9E6B-BEA7FAD90F98}">
+<ds:datastoreItem xmlns:ds="http://schemas.openxmlformats.org/officeDocument/2006/customXml" ds:itemID="{5ACF05F3-CAC4-45D4-8B51-99D78CB62218}">
   <ds:schemaRefs>
     <ds:schemaRef ds:uri="http://schemas.openxmlformats.org/officeDocument/2006/bibliography"/>
   </ds:schemaRefs>

--- a/backup/tcc-jec.docx
+++ b/backup/tcc-jec.docx
@@ -13938,8 +13938,6 @@
         </w:rPr>
         <w:t xml:space="preserve"> do domínio jurídico, que auxiliou na verificação da adequação dos conceitos, relações e situações processuais representadas. Essa participação contribuiu para confrontar a modelagem com a prática jurídica e para identificar eventuais imprecisões ou lacunas durante o refinamento da ontologia.</w:t>
       </w:r>
-      <w:bookmarkStart w:id="25" w:name="_GoBack"/>
-      <w:bookmarkEnd w:id="25"/>
     </w:p>
     <w:p>
       <w:pPr>
@@ -13983,7 +13981,7 @@
         <w:rPr>
           <w:lang w:val="pt-BR" w:eastAsia="pt-BR"/>
         </w:rPr>
-        <w:t xml:space="preserve"> (2018), que fornece conceitos jurídicos gerais reutilizáveis em ontologias de domínio. Também foi analisada a </w:t>
+        <w:t xml:space="preserve"> (2018), que fornece conceitos jurídicos gerais reutilizáveis na construção de ontologias de domínio. Também foi analisada a </w:t>
       </w:r>
       <w:proofErr w:type="spellStart"/>
       <w:r>
@@ -13997,8 +13995,1464 @@
         <w:rPr>
           <w:lang w:val="pt-BR" w:eastAsia="pt-BR"/>
         </w:rPr>
-        <w:t>, desenvolvida para representar aspectos relacionados aos recursos no contexto dos Juizados Especiais Federais, servindo como referência para a análise de conceitos e decisões de modelagem já aplicadas ao domínio jurídico. O conhecimento obtido por meio dessas fontes foi utilizado como base para a formulação das Questões de Competência e para a identificação inicial dos conceitos e relações posteriormente refinados na modelagem da ontologia</w:t>
-      </w:r>
+        <w:t xml:space="preserve">, uma ontologia de referência desenvolvida em </w:t>
+      </w:r>
+      <w:proofErr w:type="spellStart"/>
+      <w:r>
+        <w:rPr>
+          <w:lang w:val="pt-BR" w:eastAsia="pt-BR"/>
+        </w:rPr>
+        <w:t>OntoUML</w:t>
+      </w:r>
+      <w:proofErr w:type="spellEnd"/>
+      <w:r>
+        <w:rPr>
+          <w:lang w:val="pt-BR" w:eastAsia="pt-BR"/>
+        </w:rPr>
+        <w:t xml:space="preserve"> para representar o Pedido de Uniformização de Interpretação de Lei Federal no âmbito dos Juizados Especiais Federais e da Turma Nacional de Uniformização. O conhecimento obtido por meio dessas fontes, aliado ao acompanhamento e à validação realizados com especialista do domínio, foi utilizado na formulação das Questões de Competência e no refinamento dos conceitos e relações posteriormente representados na ontologia.</w:t>
+      </w:r>
+    </w:p>
+    <w:p>
+      <w:pPr>
+        <w:pStyle w:val="Corpodetexto"/>
+        <w:spacing w:line="312" w:lineRule="auto"/>
+        <w:jc w:val="both"/>
+      </w:pPr>
+    </w:p>
+    <w:p>
+      <w:pPr>
+        <w:pStyle w:val="Ttulo3"/>
+        <w:numPr>
+          <w:ilvl w:val="1"/>
+          <w:numId w:val="16"/>
+        </w:numPr>
+        <w:spacing w:before="2"/>
+        <w:ind w:left="737" w:hanging="737"/>
+      </w:pPr>
+      <w:r>
+        <w:t>L</w:t>
+      </w:r>
+      <w:r>
+        <w:t>evantamento dos requisito</w:t>
+      </w:r>
+      <w:r>
+        <w:t>s</w:t>
+      </w:r>
+    </w:p>
+    <w:p>
+      <w:pPr>
+        <w:pStyle w:val="Corpodetexto"/>
+        <w:spacing w:before="100"/>
+        <w:ind w:left="147" w:firstLine="272"/>
+        <w:jc w:val="both"/>
+        <w:rPr>
+          <w:lang w:val="pt-BR" w:eastAsia="pt-BR"/>
+        </w:rPr>
+      </w:pPr>
+      <w:r>
+        <w:rPr>
+          <w:lang w:val="pt-BR" w:eastAsia="pt-BR"/>
+        </w:rPr>
+        <w:t xml:space="preserve">O levantamento dos requisitos integra a etapa de identificação do propósito e dos requisitos da ontologia prevista pela </w:t>
+      </w:r>
+      <w:proofErr w:type="spellStart"/>
+      <w:r>
+        <w:rPr>
+          <w:lang w:val="pt-BR" w:eastAsia="pt-BR"/>
+        </w:rPr>
+        <w:t>SABiO</w:t>
+      </w:r>
+      <w:proofErr w:type="spellEnd"/>
+      <w:r>
+        <w:rPr>
+          <w:lang w:val="pt-BR" w:eastAsia="pt-BR"/>
+        </w:rPr>
+        <w:t>. Enquanto a delimitação apresentada na Seção 3.2 estabeleceu o domínio e os limites da ontologia, nesta etapa buscou-se determinar quais conhecimentos deveriam ser contemplados pelo modelo para que ele atendesse ao propósito definido.</w:t>
+      </w:r>
+    </w:p>
+    <w:p>
+      <w:pPr>
+        <w:pStyle w:val="Corpodetexto"/>
+        <w:spacing w:before="100"/>
+        <w:ind w:left="147" w:firstLine="272"/>
+        <w:jc w:val="both"/>
+        <w:rPr>
+          <w:lang w:val="pt-BR" w:eastAsia="pt-BR"/>
+        </w:rPr>
+      </w:pPr>
+      <w:r>
+        <w:rPr>
+          <w:lang w:val="pt-BR" w:eastAsia="pt-BR"/>
+        </w:rPr>
+        <w:t>Os requisitos funcionais da ontologia foram expressos por meio de Questões de Competência (</w:t>
+      </w:r>
+      <w:proofErr w:type="spellStart"/>
+      <w:r>
+        <w:rPr>
+          <w:lang w:val="pt-BR" w:eastAsia="pt-BR"/>
+        </w:rPr>
+        <w:t>QCs</w:t>
+      </w:r>
+      <w:proofErr w:type="spellEnd"/>
+      <w:r>
+        <w:rPr>
+          <w:lang w:val="pt-BR" w:eastAsia="pt-BR"/>
+        </w:rPr>
+        <w:t xml:space="preserve">), formuladas em linguagem natural. Essas questões especificam o conhecimento que a ontologia deve ser capaz de representar e servem como orientação para a identificação dos conceitos, relações e módulos necessários ao modelo. Além de orientar a captura e a modelagem do domínio, as </w:t>
+      </w:r>
+      <w:proofErr w:type="spellStart"/>
+      <w:r>
+        <w:rPr>
+          <w:lang w:val="pt-BR" w:eastAsia="pt-BR"/>
+        </w:rPr>
+        <w:t>QCs</w:t>
+      </w:r>
+      <w:proofErr w:type="spellEnd"/>
+      <w:r>
+        <w:rPr>
+          <w:lang w:val="pt-BR" w:eastAsia="pt-BR"/>
+        </w:rPr>
+        <w:t xml:space="preserve"> também fornecem uma referência para a posterior avaliação da ontologia, </w:t>
+      </w:r>
+      <w:r>
+        <w:rPr>
+          <w:lang w:val="pt-BR" w:eastAsia="pt-BR"/>
+        </w:rPr>
+        <w:lastRenderedPageBreak/>
+        <w:t>permitindo verificar se o modelo construído contempla os elementos necessários para responder às questões inicialmente estabelecidas.</w:t>
+      </w:r>
+    </w:p>
+    <w:p>
+      <w:pPr>
+        <w:pStyle w:val="Corpodetexto"/>
+        <w:spacing w:before="100"/>
+        <w:ind w:left="147" w:firstLine="272"/>
+        <w:jc w:val="both"/>
+        <w:rPr>
+          <w:lang w:val="pt-BR" w:eastAsia="pt-BR"/>
+        </w:rPr>
+      </w:pPr>
+      <w:r>
+        <w:rPr>
+          <w:lang w:val="pt-BR" w:eastAsia="pt-BR"/>
+        </w:rPr>
+        <w:t>As Questões de Competência foram elaboradas a partir do conhecimento adquirido sobre o funcionamento do Juizado Especial Federal Cível e organizadas em grupos temáticos relacionados aos principais aspectos identificados no domínio. Essa organização auxiliou tanto na identificação dos elementos conceituais necessários quanto na posterior divisão da ontologia em diagramas relacionados entre si.</w:t>
+      </w:r>
+    </w:p>
+    <w:p>
+      <w:pPr>
+        <w:pStyle w:val="Corpodetexto"/>
+        <w:numPr>
+          <w:ilvl w:val="0"/>
+          <w:numId w:val="23"/>
+        </w:numPr>
+        <w:spacing w:before="100"/>
+        <w:jc w:val="both"/>
+        <w:rPr>
+          <w:b/>
+          <w:bCs/>
+          <w:lang w:val="pt-BR" w:eastAsia="pt-BR"/>
+        </w:rPr>
+      </w:pPr>
+      <w:r>
+        <w:rPr>
+          <w:b/>
+          <w:bCs/>
+          <w:lang w:val="pt-BR" w:eastAsia="pt-BR"/>
+        </w:rPr>
+        <w:t>Sujeitos Processuais</w:t>
+      </w:r>
+      <w:r>
+        <w:rPr>
+          <w:b/>
+          <w:bCs/>
+          <w:lang w:val="pt-BR" w:eastAsia="pt-BR"/>
+        </w:rPr>
+        <w:t>:</w:t>
+      </w:r>
+    </w:p>
+    <w:p>
+      <w:pPr>
+        <w:pStyle w:val="Corpodetexto"/>
+        <w:spacing w:before="100"/>
+        <w:ind w:left="419" w:firstLine="272"/>
+        <w:jc w:val="both"/>
+        <w:rPr>
+          <w:lang w:val="pt-BR" w:eastAsia="pt-BR"/>
+        </w:rPr>
+      </w:pPr>
+      <w:r>
+        <w:rPr>
+          <w:lang w:val="pt-BR" w:eastAsia="pt-BR"/>
+        </w:rPr>
+        <w:t>QC1. Quem são os participantes do processo e qual papel processual cada um exerce?</w:t>
+      </w:r>
+    </w:p>
+    <w:p>
+      <w:pPr>
+        <w:pStyle w:val="Corpodetexto"/>
+        <w:spacing w:before="100"/>
+        <w:ind w:left="419" w:firstLine="272"/>
+        <w:jc w:val="both"/>
+        <w:rPr>
+          <w:lang w:val="pt-BR" w:eastAsia="pt-BR"/>
+        </w:rPr>
+      </w:pPr>
+      <w:r>
+        <w:rPr>
+          <w:lang w:val="pt-BR" w:eastAsia="pt-BR"/>
+        </w:rPr>
+        <w:t>QC2. O autor é pessoa física, microempresa ou empresa de pequeno porte?</w:t>
+      </w:r>
+    </w:p>
+    <w:p>
+      <w:pPr>
+        <w:pStyle w:val="Corpodetexto"/>
+        <w:spacing w:before="100"/>
+        <w:ind w:left="419" w:firstLine="272"/>
+        <w:jc w:val="both"/>
+        <w:rPr>
+          <w:lang w:val="pt-BR" w:eastAsia="pt-BR"/>
+        </w:rPr>
+      </w:pPr>
+      <w:r>
+        <w:rPr>
+          <w:lang w:val="pt-BR" w:eastAsia="pt-BR"/>
+        </w:rPr>
+        <w:t>QC3. O réu é a União, uma autarquia, uma fundação pública federal ou uma empresa pública federal?</w:t>
+      </w:r>
+    </w:p>
+    <w:p>
+      <w:pPr>
+        <w:pStyle w:val="Corpodetexto"/>
+        <w:spacing w:before="100"/>
+        <w:ind w:left="419" w:firstLine="272"/>
+        <w:jc w:val="both"/>
+        <w:rPr>
+          <w:lang w:val="pt-BR" w:eastAsia="pt-BR"/>
+        </w:rPr>
+      </w:pPr>
+      <w:r>
+        <w:rPr>
+          <w:lang w:val="pt-BR" w:eastAsia="pt-BR"/>
+        </w:rPr>
+        <w:t>QC4. Quem representa juridicamente as partes?</w:t>
+      </w:r>
+    </w:p>
+    <w:p>
+      <w:pPr>
+        <w:pStyle w:val="Corpodetexto"/>
+        <w:spacing w:before="100"/>
+        <w:ind w:left="419" w:firstLine="272"/>
+        <w:jc w:val="both"/>
+        <w:rPr>
+          <w:lang w:val="pt-BR" w:eastAsia="pt-BR"/>
+        </w:rPr>
+      </w:pPr>
+      <w:r>
+        <w:rPr>
+          <w:lang w:val="pt-BR" w:eastAsia="pt-BR"/>
+        </w:rPr>
+        <w:t>QC5. Há advogado constituído ou é necessária representação por advogado na fase atual?</w:t>
+      </w:r>
+    </w:p>
+    <w:p>
+      <w:pPr>
+        <w:pStyle w:val="Corpodetexto"/>
+        <w:spacing w:before="100"/>
+        <w:ind w:left="419" w:firstLine="272"/>
+        <w:jc w:val="both"/>
+        <w:rPr>
+          <w:lang w:val="pt-BR" w:eastAsia="pt-BR"/>
+        </w:rPr>
+      </w:pPr>
+      <w:r>
+        <w:rPr>
+          <w:lang w:val="pt-BR" w:eastAsia="pt-BR"/>
+        </w:rPr>
+        <w:t>QC6. Há perito, conciliador, testemunha ou outro auxiliar da justiça vinculado ao processo?</w:t>
+      </w:r>
+    </w:p>
+    <w:p>
+      <w:pPr>
+        <w:pStyle w:val="Corpodetexto"/>
+        <w:spacing w:before="100"/>
+        <w:ind w:left="419" w:firstLine="272"/>
+        <w:jc w:val="both"/>
+        <w:rPr>
+          <w:lang w:val="pt-BR" w:eastAsia="pt-BR"/>
+        </w:rPr>
+      </w:pPr>
+      <w:r>
+        <w:rPr>
+          <w:lang w:val="pt-BR" w:eastAsia="pt-BR"/>
+        </w:rPr>
+        <w:t>Ação Judicial</w:t>
+      </w:r>
+    </w:p>
+    <w:p>
+      <w:pPr>
+        <w:pStyle w:val="Corpodetexto"/>
+        <w:spacing w:before="100"/>
+        <w:ind w:left="419" w:firstLine="272"/>
+        <w:jc w:val="both"/>
+        <w:rPr>
+          <w:lang w:val="pt-BR" w:eastAsia="pt-BR"/>
+        </w:rPr>
+      </w:pPr>
+      <w:r>
+        <w:rPr>
+          <w:lang w:val="pt-BR" w:eastAsia="pt-BR"/>
+        </w:rPr>
+        <w:t>QC7. Qual é o tipo da ação proposta?</w:t>
+      </w:r>
+    </w:p>
+    <w:p>
+      <w:pPr>
+        <w:pStyle w:val="Corpodetexto"/>
+        <w:spacing w:before="100"/>
+        <w:ind w:left="419" w:firstLine="272"/>
+        <w:jc w:val="both"/>
+        <w:rPr>
+          <w:lang w:val="pt-BR" w:eastAsia="pt-BR"/>
+        </w:rPr>
+      </w:pPr>
+      <w:r>
+        <w:rPr>
+          <w:lang w:val="pt-BR" w:eastAsia="pt-BR"/>
+        </w:rPr>
+        <w:t>QC8. Qual é o pedido principal formulado pelo autor?</w:t>
+      </w:r>
+    </w:p>
+    <w:p>
+      <w:pPr>
+        <w:pStyle w:val="Corpodetexto"/>
+        <w:spacing w:before="100"/>
+        <w:ind w:left="419" w:firstLine="272"/>
+        <w:jc w:val="both"/>
+        <w:rPr>
+          <w:lang w:val="pt-BR" w:eastAsia="pt-BR"/>
+        </w:rPr>
+      </w:pPr>
+      <w:r>
+        <w:rPr>
+          <w:lang w:val="pt-BR" w:eastAsia="pt-BR"/>
+        </w:rPr>
+        <w:t>QC9. A ação busca obrigação de fazer, não fazer, pagar valores ou outra providência?</w:t>
+      </w:r>
+    </w:p>
+    <w:p>
+      <w:pPr>
+        <w:pStyle w:val="Corpodetexto"/>
+        <w:spacing w:before="100"/>
+        <w:ind w:left="419" w:firstLine="272"/>
+        <w:jc w:val="both"/>
+        <w:rPr>
+          <w:lang w:val="pt-BR" w:eastAsia="pt-BR"/>
+        </w:rPr>
+      </w:pPr>
+      <w:r>
+        <w:rPr>
+          <w:lang w:val="pt-BR" w:eastAsia="pt-BR"/>
+        </w:rPr>
+        <w:t>QC10. Existe requerimento de tutela provisória?</w:t>
+      </w:r>
+    </w:p>
+    <w:p>
+      <w:pPr>
+        <w:pStyle w:val="Corpodetexto"/>
+        <w:numPr>
+          <w:ilvl w:val="0"/>
+          <w:numId w:val="23"/>
+        </w:numPr>
+        <w:spacing w:before="100"/>
+        <w:jc w:val="both"/>
+        <w:rPr>
+          <w:b/>
+          <w:bCs/>
+          <w:lang w:val="pt-BR" w:eastAsia="pt-BR"/>
+        </w:rPr>
+      </w:pPr>
+      <w:r>
+        <w:rPr>
+          <w:b/>
+          <w:bCs/>
+          <w:lang w:val="pt-BR" w:eastAsia="pt-BR"/>
+        </w:rPr>
+        <w:t>Procedimento</w:t>
+      </w:r>
+      <w:r>
+        <w:rPr>
+          <w:b/>
+          <w:bCs/>
+          <w:lang w:val="pt-BR" w:eastAsia="pt-BR"/>
+        </w:rPr>
+        <w:t>:</w:t>
+      </w:r>
+    </w:p>
+    <w:p>
+      <w:pPr>
+        <w:pStyle w:val="Corpodetexto"/>
+        <w:spacing w:before="100"/>
+        <w:ind w:left="419" w:firstLine="272"/>
+        <w:jc w:val="both"/>
+        <w:rPr>
+          <w:lang w:val="pt-BR" w:eastAsia="pt-BR"/>
+        </w:rPr>
+      </w:pPr>
+      <w:r>
+        <w:rPr>
+          <w:lang w:val="pt-BR" w:eastAsia="pt-BR"/>
+        </w:rPr>
+        <w:t>QC11. Em qual status ou fase o processo se encontra?</w:t>
+      </w:r>
+    </w:p>
+    <w:p>
+      <w:pPr>
+        <w:pStyle w:val="Corpodetexto"/>
+        <w:spacing w:before="100"/>
+        <w:ind w:left="419" w:firstLine="272"/>
+        <w:jc w:val="both"/>
+        <w:rPr>
+          <w:lang w:val="pt-BR" w:eastAsia="pt-BR"/>
+        </w:rPr>
+      </w:pPr>
+      <w:r>
+        <w:rPr>
+          <w:lang w:val="pt-BR" w:eastAsia="pt-BR"/>
+        </w:rPr>
+        <w:t>QC12. O réu apresentou contestação?</w:t>
+      </w:r>
+    </w:p>
+    <w:p>
+      <w:pPr>
+        <w:pStyle w:val="Corpodetexto"/>
+        <w:spacing w:before="100"/>
+        <w:ind w:left="419" w:firstLine="272"/>
+        <w:jc w:val="both"/>
+        <w:rPr>
+          <w:lang w:val="pt-BR" w:eastAsia="pt-BR"/>
+        </w:rPr>
+      </w:pPr>
+      <w:r>
+        <w:rPr>
+          <w:lang w:val="pt-BR" w:eastAsia="pt-BR"/>
+        </w:rPr>
+        <w:t>QC13. Pode haver proposta ou realização de acordo entre as partes?</w:t>
+      </w:r>
+    </w:p>
+    <w:p>
+      <w:pPr>
+        <w:pStyle w:val="Corpodetexto"/>
+        <w:spacing w:before="100"/>
+        <w:ind w:left="419" w:firstLine="272"/>
+        <w:jc w:val="both"/>
+        <w:rPr>
+          <w:lang w:val="pt-BR" w:eastAsia="pt-BR"/>
+        </w:rPr>
+      </w:pPr>
+      <w:r>
+        <w:rPr>
+          <w:lang w:val="pt-BR" w:eastAsia="pt-BR"/>
+        </w:rPr>
+        <w:t>QC14. É necessária audiência de conciliação?</w:t>
+      </w:r>
+    </w:p>
+    <w:p>
+      <w:pPr>
+        <w:pStyle w:val="Corpodetexto"/>
+        <w:spacing w:before="100"/>
+        <w:ind w:left="419" w:firstLine="272"/>
+        <w:jc w:val="both"/>
+        <w:rPr>
+          <w:lang w:val="pt-BR" w:eastAsia="pt-BR"/>
+        </w:rPr>
+      </w:pPr>
+      <w:r>
+        <w:rPr>
+          <w:lang w:val="pt-BR" w:eastAsia="pt-BR"/>
+        </w:rPr>
+        <w:t>QC15. Há necessidade de produção de provas?</w:t>
+      </w:r>
+    </w:p>
+    <w:p>
+      <w:pPr>
+        <w:pStyle w:val="Corpodetexto"/>
+        <w:numPr>
+          <w:ilvl w:val="0"/>
+          <w:numId w:val="23"/>
+        </w:numPr>
+        <w:spacing w:before="100"/>
+        <w:jc w:val="both"/>
+        <w:rPr>
+          <w:b/>
+          <w:bCs/>
+          <w:lang w:val="pt-BR" w:eastAsia="pt-BR"/>
+        </w:rPr>
+      </w:pPr>
+      <w:r>
+        <w:rPr>
+          <w:b/>
+          <w:bCs/>
+          <w:lang w:val="pt-BR" w:eastAsia="pt-BR"/>
+        </w:rPr>
+        <w:t>Provas</w:t>
+      </w:r>
+      <w:r>
+        <w:rPr>
+          <w:b/>
+          <w:bCs/>
+          <w:lang w:val="pt-BR" w:eastAsia="pt-BR"/>
+        </w:rPr>
+        <w:t>:</w:t>
+      </w:r>
+    </w:p>
+    <w:p>
+      <w:pPr>
+        <w:pStyle w:val="Corpodetexto"/>
+        <w:spacing w:before="100"/>
+        <w:ind w:left="419" w:firstLine="272"/>
+        <w:jc w:val="both"/>
+        <w:rPr>
+          <w:lang w:val="pt-BR" w:eastAsia="pt-BR"/>
+        </w:rPr>
+      </w:pPr>
+      <w:r>
+        <w:rPr>
+          <w:lang w:val="pt-BR" w:eastAsia="pt-BR"/>
+        </w:rPr>
+        <w:t>QC16. Quais provas foram apresentadas pelas partes?</w:t>
+      </w:r>
+    </w:p>
+    <w:p>
+      <w:pPr>
+        <w:pStyle w:val="Corpodetexto"/>
+        <w:spacing w:before="100"/>
+        <w:ind w:left="419" w:firstLine="272"/>
+        <w:jc w:val="both"/>
+        <w:rPr>
+          <w:lang w:val="pt-BR" w:eastAsia="pt-BR"/>
+        </w:rPr>
+      </w:pPr>
+      <w:r>
+        <w:rPr>
+          <w:lang w:val="pt-BR" w:eastAsia="pt-BR"/>
+        </w:rPr>
+        <w:t>QC17. Há testemunhas indicadas ou necessidade de produção de prova testemunhal?</w:t>
+      </w:r>
+    </w:p>
+    <w:p>
+      <w:pPr>
+        <w:pStyle w:val="Corpodetexto"/>
+        <w:spacing w:before="100"/>
+        <w:ind w:left="419" w:firstLine="272"/>
+        <w:jc w:val="both"/>
+        <w:rPr>
+          <w:lang w:val="pt-BR" w:eastAsia="pt-BR"/>
+        </w:rPr>
+      </w:pPr>
+      <w:r>
+        <w:rPr>
+          <w:lang w:val="pt-BR" w:eastAsia="pt-BR"/>
+        </w:rPr>
+        <w:t>QC18. As provas disponíveis são suficientes para julgamento antecipado?</w:t>
+      </w:r>
+    </w:p>
+    <w:p>
+      <w:pPr>
+        <w:pStyle w:val="Corpodetexto"/>
+        <w:spacing w:before="100"/>
+        <w:ind w:left="419" w:firstLine="272"/>
+        <w:jc w:val="both"/>
+        <w:rPr>
+          <w:lang w:val="pt-BR" w:eastAsia="pt-BR"/>
+        </w:rPr>
+      </w:pPr>
+      <w:r>
+        <w:rPr>
+          <w:lang w:val="pt-BR" w:eastAsia="pt-BR"/>
+        </w:rPr>
+        <w:t>QC19. A ausência de alguma prova impede o julgamento do pedido?</w:t>
+      </w:r>
+    </w:p>
+    <w:p>
+      <w:pPr>
+        <w:pStyle w:val="Corpodetexto"/>
+        <w:numPr>
+          <w:ilvl w:val="0"/>
+          <w:numId w:val="23"/>
+        </w:numPr>
+        <w:spacing w:before="100"/>
+        <w:jc w:val="both"/>
+        <w:rPr>
+          <w:b/>
+          <w:bCs/>
+          <w:lang w:val="pt-BR" w:eastAsia="pt-BR"/>
+        </w:rPr>
+      </w:pPr>
+      <w:r>
+        <w:rPr>
+          <w:b/>
+          <w:bCs/>
+          <w:lang w:val="pt-BR" w:eastAsia="pt-BR"/>
+        </w:rPr>
+        <w:t>Sentença e Cumprimento</w:t>
+      </w:r>
+      <w:r>
+        <w:rPr>
+          <w:b/>
+          <w:bCs/>
+          <w:lang w:val="pt-BR" w:eastAsia="pt-BR"/>
+        </w:rPr>
+        <w:t>:</w:t>
+      </w:r>
+    </w:p>
+    <w:p>
+      <w:pPr>
+        <w:pStyle w:val="Corpodetexto"/>
+        <w:spacing w:before="100"/>
+        <w:ind w:left="419" w:firstLine="272"/>
+        <w:jc w:val="both"/>
+        <w:rPr>
+          <w:lang w:val="pt-BR" w:eastAsia="pt-BR"/>
+        </w:rPr>
+      </w:pPr>
+      <w:r>
+        <w:rPr>
+          <w:lang w:val="pt-BR" w:eastAsia="pt-BR"/>
+        </w:rPr>
+        <w:t>QC20. Qual foi o resultado da sentença?</w:t>
+      </w:r>
+    </w:p>
+    <w:p>
+      <w:pPr>
+        <w:pStyle w:val="Corpodetexto"/>
+        <w:spacing w:before="100"/>
+        <w:ind w:left="419" w:firstLine="272"/>
+        <w:jc w:val="both"/>
+        <w:rPr>
+          <w:lang w:val="pt-BR" w:eastAsia="pt-BR"/>
+        </w:rPr>
+      </w:pPr>
+      <w:r>
+        <w:rPr>
+          <w:lang w:val="pt-BR" w:eastAsia="pt-BR"/>
+        </w:rPr>
+        <w:t>QC21. Qual obrigação foi imposta ao réu: pagar, fazer, não fazer ou entregar algo?</w:t>
+      </w:r>
+    </w:p>
+    <w:p>
+      <w:pPr>
+        <w:pStyle w:val="Corpodetexto"/>
+        <w:spacing w:before="100"/>
+        <w:ind w:left="419" w:firstLine="272"/>
+        <w:jc w:val="both"/>
+        <w:rPr>
+          <w:lang w:val="pt-BR" w:eastAsia="pt-BR"/>
+        </w:rPr>
+      </w:pPr>
+      <w:r>
+        <w:rPr>
+          <w:lang w:val="pt-BR" w:eastAsia="pt-BR"/>
+        </w:rPr>
+        <w:t>QC22. A sentença transitou em julgado?</w:t>
+      </w:r>
+    </w:p>
+    <w:p>
+      <w:pPr>
+        <w:pStyle w:val="Corpodetexto"/>
+        <w:spacing w:before="100"/>
+        <w:ind w:left="419" w:firstLine="272"/>
+        <w:jc w:val="both"/>
+        <w:rPr>
+          <w:lang w:val="pt-BR" w:eastAsia="pt-BR"/>
+        </w:rPr>
+      </w:pPr>
+      <w:r>
+        <w:rPr>
+          <w:lang w:val="pt-BR" w:eastAsia="pt-BR"/>
+        </w:rPr>
+        <w:t>QC23. A obrigação reconhecida na sentença foi cumprida?</w:t>
+      </w:r>
+    </w:p>
+    <w:p>
+      <w:pPr>
+        <w:pStyle w:val="Corpodetexto"/>
+        <w:spacing w:before="100"/>
+        <w:ind w:left="419" w:firstLine="272"/>
+        <w:jc w:val="both"/>
+        <w:rPr>
+          <w:lang w:val="pt-BR" w:eastAsia="pt-BR"/>
+        </w:rPr>
+      </w:pPr>
+      <w:r>
+        <w:rPr>
+          <w:lang w:val="pt-BR" w:eastAsia="pt-BR"/>
+        </w:rPr>
+        <w:t>QC24. O cumprimento da sentença foi concluído?</w:t>
+      </w:r>
+    </w:p>
+    <w:p>
+      <w:pPr>
+        <w:pStyle w:val="Corpodetexto"/>
+        <w:spacing w:before="100"/>
+        <w:ind w:left="419" w:firstLine="272"/>
+        <w:jc w:val="both"/>
+        <w:rPr>
+          <w:lang w:val="pt-BR" w:eastAsia="pt-BR"/>
+        </w:rPr>
+      </w:pPr>
+      <w:r>
+        <w:rPr>
+          <w:lang w:val="pt-BR" w:eastAsia="pt-BR"/>
+        </w:rPr>
+        <w:t>QC25. O processo pode ser arquivado por satisfação da obrigação?</w:t>
+      </w:r>
+    </w:p>
+    <w:p>
+      <w:pPr>
+        <w:pStyle w:val="Corpodetexto"/>
+        <w:numPr>
+          <w:ilvl w:val="0"/>
+          <w:numId w:val="23"/>
+        </w:numPr>
+        <w:spacing w:before="100"/>
+        <w:jc w:val="both"/>
+        <w:rPr>
+          <w:b/>
+          <w:bCs/>
+          <w:lang w:val="pt-BR" w:eastAsia="pt-BR"/>
+        </w:rPr>
+      </w:pPr>
+      <w:r>
+        <w:rPr>
+          <w:b/>
+          <w:bCs/>
+          <w:lang w:val="pt-BR" w:eastAsia="pt-BR"/>
+        </w:rPr>
+        <w:t>Recursos</w:t>
+      </w:r>
+      <w:r>
+        <w:rPr>
+          <w:b/>
+          <w:bCs/>
+          <w:lang w:val="pt-BR" w:eastAsia="pt-BR"/>
+        </w:rPr>
+        <w:t>:</w:t>
+      </w:r>
+    </w:p>
+    <w:p>
+      <w:pPr>
+        <w:pStyle w:val="Corpodetexto"/>
+        <w:spacing w:before="100"/>
+        <w:ind w:left="419" w:firstLine="272"/>
+        <w:jc w:val="both"/>
+        <w:rPr>
+          <w:lang w:val="pt-BR" w:eastAsia="pt-BR"/>
+        </w:rPr>
+      </w:pPr>
+      <w:r>
+        <w:rPr>
+          <w:lang w:val="pt-BR" w:eastAsia="pt-BR"/>
+        </w:rPr>
+        <w:t>QC26. Foi interposto recurso contra a sentença?</w:t>
+      </w:r>
+    </w:p>
+    <w:p>
+      <w:pPr>
+        <w:pStyle w:val="Corpodetexto"/>
+        <w:spacing w:before="100"/>
+        <w:ind w:left="419" w:firstLine="272"/>
+        <w:jc w:val="both"/>
+        <w:rPr>
+          <w:lang w:val="pt-BR" w:eastAsia="pt-BR"/>
+        </w:rPr>
+      </w:pPr>
+      <w:r>
+        <w:rPr>
+          <w:lang w:val="pt-BR" w:eastAsia="pt-BR"/>
+        </w:rPr>
+        <w:t>QC27. Qual é o prazo para apresentação do recurso?</w:t>
+      </w:r>
+    </w:p>
+    <w:p>
+      <w:pPr>
+        <w:pStyle w:val="Corpodetexto"/>
+        <w:spacing w:before="100"/>
+        <w:ind w:left="419" w:firstLine="272"/>
+        <w:jc w:val="both"/>
+        <w:rPr>
+          <w:lang w:val="pt-BR" w:eastAsia="pt-BR"/>
+        </w:rPr>
+      </w:pPr>
+      <w:r>
+        <w:rPr>
+          <w:lang w:val="pt-BR" w:eastAsia="pt-BR"/>
+        </w:rPr>
+        <w:t>QC28. O recurso exige representação por advogado?</w:t>
+      </w:r>
+    </w:p>
+    <w:p>
+      <w:pPr>
+        <w:pStyle w:val="Corpodetexto"/>
+        <w:spacing w:before="100"/>
+        <w:ind w:left="419" w:firstLine="272"/>
+        <w:jc w:val="both"/>
+        <w:rPr>
+          <w:lang w:val="pt-BR" w:eastAsia="pt-BR"/>
+        </w:rPr>
+      </w:pPr>
+      <w:r>
+        <w:rPr>
+          <w:lang w:val="pt-BR" w:eastAsia="pt-BR"/>
+        </w:rPr>
+        <w:lastRenderedPageBreak/>
+        <w:t>QC29. O processo foi encaminhado à Turma Recursal?</w:t>
+      </w:r>
+    </w:p>
+    <w:p>
+      <w:pPr>
+        <w:pStyle w:val="Corpodetexto"/>
+        <w:spacing w:before="100"/>
+        <w:ind w:left="419" w:firstLine="272"/>
+        <w:jc w:val="both"/>
+        <w:rPr>
+          <w:lang w:val="pt-BR" w:eastAsia="pt-BR"/>
+        </w:rPr>
+      </w:pPr>
+      <w:r>
+        <w:rPr>
+          <w:lang w:val="pt-BR" w:eastAsia="pt-BR"/>
+        </w:rPr>
+        <w:t>QC30. Qual foi o resultado do julgamento do recurso?</w:t>
+      </w:r>
+    </w:p>
+    <w:p>
+      <w:pPr>
+        <w:pStyle w:val="Corpodetexto"/>
+        <w:spacing w:before="100"/>
+        <w:ind w:left="147" w:firstLine="272"/>
+        <w:jc w:val="both"/>
+        <w:rPr>
+          <w:lang w:val="pt-BR" w:eastAsia="pt-BR"/>
+        </w:rPr>
+      </w:pPr>
+      <w:r>
+        <w:rPr>
+          <w:lang w:val="pt-BR" w:eastAsia="pt-BR"/>
+        </w:rPr>
+        <w:t>Além das questões destinadas à representação conceitual do processo, foram formuladas questões sob a perspectiva do cidadão que utiliza o Juizado Especial Federal, considerando que um dos objetivos do trabalho é contribuir para uma representação do domínio que também possa apoiar, futuramente, sistemas voltados ao acesso e à compreensão da informação jurídica.</w:t>
+      </w:r>
+    </w:p>
+    <w:p>
+      <w:pPr>
+        <w:pStyle w:val="Corpodetexto"/>
+        <w:numPr>
+          <w:ilvl w:val="0"/>
+          <w:numId w:val="23"/>
+        </w:numPr>
+        <w:spacing w:before="100"/>
+        <w:jc w:val="both"/>
+        <w:rPr>
+          <w:b/>
+          <w:bCs/>
+          <w:lang w:val="pt-BR" w:eastAsia="pt-BR"/>
+        </w:rPr>
+      </w:pPr>
+      <w:r>
+        <w:rPr>
+          <w:b/>
+          <w:bCs/>
+          <w:lang w:val="pt-BR" w:eastAsia="pt-BR"/>
+        </w:rPr>
+        <w:t>Questões voltadas ao cidadão</w:t>
+      </w:r>
+      <w:r>
+        <w:rPr>
+          <w:b/>
+          <w:bCs/>
+          <w:lang w:val="pt-BR" w:eastAsia="pt-BR"/>
+        </w:rPr>
+        <w:t>:</w:t>
+      </w:r>
+    </w:p>
+    <w:p>
+      <w:pPr>
+        <w:pStyle w:val="Corpodetexto"/>
+        <w:spacing w:before="100"/>
+        <w:ind w:left="419" w:firstLine="272"/>
+        <w:jc w:val="both"/>
+        <w:rPr>
+          <w:lang w:val="pt-BR" w:eastAsia="pt-BR"/>
+        </w:rPr>
+      </w:pPr>
+      <w:r>
+        <w:rPr>
+          <w:lang w:val="pt-BR" w:eastAsia="pt-BR"/>
+        </w:rPr>
+        <w:t>QC31. Meu caso pode ser levado ao Juizado Especial Federal?</w:t>
+      </w:r>
+    </w:p>
+    <w:p>
+      <w:pPr>
+        <w:pStyle w:val="Corpodetexto"/>
+        <w:spacing w:before="100"/>
+        <w:ind w:left="419" w:firstLine="272"/>
+        <w:jc w:val="both"/>
+        <w:rPr>
+          <w:lang w:val="pt-BR" w:eastAsia="pt-BR"/>
+        </w:rPr>
+      </w:pPr>
+      <w:r>
+        <w:rPr>
+          <w:lang w:val="pt-BR" w:eastAsia="pt-BR"/>
+        </w:rPr>
+        <w:t>QC32. Preciso contratar advogado para iniciar a ação?</w:t>
+      </w:r>
+    </w:p>
+    <w:p>
+      <w:pPr>
+        <w:pStyle w:val="Corpodetexto"/>
+        <w:spacing w:before="100"/>
+        <w:ind w:left="419" w:firstLine="272"/>
+        <w:jc w:val="both"/>
+        <w:rPr>
+          <w:lang w:val="pt-BR" w:eastAsia="pt-BR"/>
+        </w:rPr>
+      </w:pPr>
+      <w:r>
+        <w:rPr>
+          <w:lang w:val="pt-BR" w:eastAsia="pt-BR"/>
+        </w:rPr>
+        <w:t>QC33. Contra qual órgão ou entidade federal devo propor minha ação?</w:t>
+      </w:r>
+    </w:p>
+    <w:p>
+      <w:pPr>
+        <w:pStyle w:val="Corpodetexto"/>
+        <w:spacing w:before="100"/>
+        <w:ind w:left="419" w:firstLine="272"/>
+        <w:jc w:val="both"/>
+        <w:rPr>
+          <w:lang w:val="pt-BR" w:eastAsia="pt-BR"/>
+        </w:rPr>
+      </w:pPr>
+      <w:r>
+        <w:rPr>
+          <w:lang w:val="pt-BR" w:eastAsia="pt-BR"/>
+        </w:rPr>
+        <w:t>QC34. Quais documentos preciso reunir para apresentar meu pedido?</w:t>
+      </w:r>
+    </w:p>
+    <w:p>
+      <w:pPr>
+        <w:pStyle w:val="Corpodetexto"/>
+        <w:spacing w:before="100"/>
+        <w:ind w:left="419" w:firstLine="272"/>
+        <w:jc w:val="both"/>
+        <w:rPr>
+          <w:lang w:val="pt-BR" w:eastAsia="pt-BR"/>
+        </w:rPr>
+      </w:pPr>
+      <w:r>
+        <w:rPr>
+          <w:lang w:val="pt-BR" w:eastAsia="pt-BR"/>
+        </w:rPr>
+        <w:t>QC35. O que acontece depois que eu entro com a ação?</w:t>
+      </w:r>
+    </w:p>
+    <w:p>
+      <w:pPr>
+        <w:pStyle w:val="Corpodetexto"/>
+        <w:spacing w:before="100"/>
+        <w:ind w:left="419" w:firstLine="272"/>
+        <w:jc w:val="both"/>
+        <w:rPr>
+          <w:lang w:val="pt-BR" w:eastAsia="pt-BR"/>
+        </w:rPr>
+      </w:pPr>
+      <w:r>
+        <w:rPr>
+          <w:lang w:val="pt-BR" w:eastAsia="pt-BR"/>
+        </w:rPr>
+        <w:t>QC36. Em que fase está meu processo?</w:t>
+      </w:r>
+    </w:p>
+    <w:p>
+      <w:pPr>
+        <w:pStyle w:val="Corpodetexto"/>
+        <w:spacing w:before="100"/>
+        <w:ind w:left="419" w:firstLine="272"/>
+        <w:jc w:val="both"/>
+        <w:rPr>
+          <w:lang w:val="pt-BR" w:eastAsia="pt-BR"/>
+        </w:rPr>
+      </w:pPr>
+      <w:r>
+        <w:rPr>
+          <w:lang w:val="pt-BR" w:eastAsia="pt-BR"/>
+        </w:rPr>
+        <w:t>QC37. Preciso comparecer a alguma audiência ou perícia?</w:t>
+      </w:r>
+    </w:p>
+    <w:p>
+      <w:pPr>
+        <w:pStyle w:val="Corpodetexto"/>
+        <w:spacing w:before="100"/>
+        <w:ind w:left="419" w:firstLine="272"/>
+        <w:jc w:val="both"/>
+        <w:rPr>
+          <w:lang w:val="pt-BR" w:eastAsia="pt-BR"/>
+        </w:rPr>
+      </w:pPr>
+      <w:r>
+        <w:rPr>
+          <w:lang w:val="pt-BR" w:eastAsia="pt-BR"/>
+        </w:rPr>
+        <w:t>QC38. O que acontece depois que a sentença reconhece meu direito?</w:t>
+      </w:r>
+    </w:p>
+    <w:p>
+      <w:pPr>
+        <w:pStyle w:val="Corpodetexto"/>
+        <w:spacing w:before="100"/>
+        <w:ind w:left="147" w:firstLine="272"/>
+        <w:jc w:val="both"/>
+        <w:rPr>
+          <w:lang w:val="pt-BR" w:eastAsia="pt-BR"/>
+        </w:rPr>
+      </w:pPr>
+      <w:r>
+        <w:rPr>
+          <w:lang w:val="pt-BR" w:eastAsia="pt-BR"/>
+        </w:rPr>
+        <w:t>As Questões de Competência serviram como referência durante as etapas seguintes de desenvolvimento. A partir delas, foram identificados os conceitos e relações necessários à representação do domínio e realizadas sucessivas revisões do modelo. Posteriormente, as questões foram retomadas na avaliação da ontologia, de modo a verificar se os diagramas elaborados forneciam suporte conceitual para as respostas esperadas.</w:t>
+      </w:r>
+    </w:p>
+    <w:p>
+      <w:pPr>
+        <w:pStyle w:val="Corpodetexto"/>
+        <w:spacing w:line="312" w:lineRule="auto"/>
+        <w:jc w:val="both"/>
+      </w:pPr>
+    </w:p>
+    <w:p>
+      <w:pPr>
+        <w:pStyle w:val="Ttulo3"/>
+        <w:numPr>
+          <w:ilvl w:val="1"/>
+          <w:numId w:val="16"/>
+        </w:numPr>
+        <w:spacing w:before="2"/>
+        <w:ind w:left="737" w:hanging="737"/>
+      </w:pPr>
+      <w:r>
+        <w:t>R</w:t>
+      </w:r>
+      <w:r>
+        <w:t>eúso de ontologia</w:t>
+      </w:r>
+    </w:p>
+    <w:p>
+      <w:pPr>
+        <w:pStyle w:val="Corpodetexto"/>
+        <w:spacing w:before="100"/>
+        <w:ind w:left="147" w:firstLine="272"/>
+        <w:jc w:val="both"/>
+        <w:rPr>
+          <w:lang w:val="pt-BR" w:eastAsia="pt-BR"/>
+        </w:rPr>
+      </w:pPr>
+      <w:r>
+        <w:rPr>
+          <w:lang w:val="pt-BR" w:eastAsia="pt-BR"/>
+        </w:rPr>
+        <w:t xml:space="preserve">O </w:t>
+      </w:r>
+      <w:proofErr w:type="spellStart"/>
+      <w:r>
+        <w:rPr>
+          <w:lang w:val="pt-BR" w:eastAsia="pt-BR"/>
+        </w:rPr>
+        <w:t>reúso</w:t>
+      </w:r>
+      <w:proofErr w:type="spellEnd"/>
+      <w:r>
+        <w:rPr>
+          <w:lang w:val="pt-BR" w:eastAsia="pt-BR"/>
+        </w:rPr>
+        <w:t xml:space="preserve"> constitui um dos processos de apoio previstos pela </w:t>
+      </w:r>
+      <w:proofErr w:type="spellStart"/>
+      <w:r>
+        <w:rPr>
+          <w:lang w:val="pt-BR" w:eastAsia="pt-BR"/>
+        </w:rPr>
+        <w:t>SABiO</w:t>
+      </w:r>
+      <w:proofErr w:type="spellEnd"/>
+      <w:r>
+        <w:rPr>
+          <w:lang w:val="pt-BR" w:eastAsia="pt-BR"/>
+        </w:rPr>
+        <w:t xml:space="preserve"> e permite incorporar à ontologia em desenvolvimento conceitos e estruturas já estabelecidos em ontologias existentes. Neste trabalho, o </w:t>
+      </w:r>
+      <w:proofErr w:type="spellStart"/>
+      <w:r>
+        <w:rPr>
+          <w:lang w:val="pt-BR" w:eastAsia="pt-BR"/>
+        </w:rPr>
+        <w:t>reúso</w:t>
+      </w:r>
+      <w:proofErr w:type="spellEnd"/>
+      <w:r>
+        <w:rPr>
+          <w:lang w:val="pt-BR" w:eastAsia="pt-BR"/>
+        </w:rPr>
+        <w:t xml:space="preserve"> ocorreu principalmente a partir da UFO-L, utilizada como ontologia núcleo para a representação dos aspectos jurídicos, e da </w:t>
+      </w:r>
+      <w:proofErr w:type="spellStart"/>
+      <w:r>
+        <w:rPr>
+          <w:lang w:val="pt-BR" w:eastAsia="pt-BR"/>
+        </w:rPr>
+        <w:t>OntoRS</w:t>
+      </w:r>
+      <w:proofErr w:type="spellEnd"/>
+      <w:r>
+        <w:rPr>
+          <w:lang w:val="pt-BR" w:eastAsia="pt-BR"/>
+        </w:rPr>
+        <w:t>, utilizada como referência de domínio por representar conceitos relacionados aos Juizados Especiais Federais.</w:t>
+      </w:r>
+    </w:p>
+    <w:p>
+      <w:pPr>
+        <w:pStyle w:val="Corpodetexto"/>
+        <w:spacing w:before="100"/>
+        <w:ind w:left="147" w:firstLine="272"/>
+        <w:jc w:val="both"/>
+        <w:rPr>
+          <w:lang w:val="pt-BR" w:eastAsia="pt-BR"/>
+        </w:rPr>
+      </w:pPr>
+      <w:r>
+        <w:rPr>
+          <w:lang w:val="pt-BR" w:eastAsia="pt-BR"/>
+        </w:rPr>
+        <w:t xml:space="preserve">A UFO-L forneceu estruturas conceituais utilizadas em diferentes partes do modelo. A distinção entre Legal Role e Legal </w:t>
+      </w:r>
+      <w:proofErr w:type="spellStart"/>
+      <w:r>
+        <w:rPr>
+          <w:lang w:val="pt-BR" w:eastAsia="pt-BR"/>
+        </w:rPr>
+        <w:t>RoleMixin</w:t>
+      </w:r>
+      <w:proofErr w:type="spellEnd"/>
+      <w:r>
+        <w:rPr>
+          <w:lang w:val="pt-BR" w:eastAsia="pt-BR"/>
+        </w:rPr>
+        <w:t xml:space="preserve"> foi empregada na representação dos participantes do processo. Assim, categorias como Participante Processual, Parte Processual e Demandante foram modeladas como </w:t>
+      </w:r>
+      <w:proofErr w:type="spellStart"/>
+      <w:r>
+        <w:rPr>
+          <w:lang w:val="pt-BR" w:eastAsia="pt-BR"/>
+        </w:rPr>
+        <w:t>roleMixins</w:t>
+      </w:r>
+      <w:proofErr w:type="spellEnd"/>
+      <w:r>
+        <w:rPr>
+          <w:lang w:val="pt-BR" w:eastAsia="pt-BR"/>
+        </w:rPr>
+        <w:t xml:space="preserve">, enquanto papéis específicos, como Demandado, Representante Processual, Testemunha, </w:t>
+      </w:r>
+      <w:proofErr w:type="gramStart"/>
+      <w:r>
+        <w:rPr>
+          <w:lang w:val="pt-BR" w:eastAsia="pt-BR"/>
+        </w:rPr>
+        <w:t>Perito e Conciliador</w:t>
+      </w:r>
+      <w:proofErr w:type="gramEnd"/>
+      <w:r>
+        <w:rPr>
+          <w:lang w:val="pt-BR" w:eastAsia="pt-BR"/>
+        </w:rPr>
+        <w:t xml:space="preserve">, foram representados como roles. Na UFO-L, os agentes jurídicos desempenham papéis jurídicos nas relações das quais participam, e os Legal </w:t>
+      </w:r>
+      <w:proofErr w:type="spellStart"/>
+      <w:r>
+        <w:rPr>
+          <w:lang w:val="pt-BR" w:eastAsia="pt-BR"/>
+        </w:rPr>
+        <w:t>RoleMixins</w:t>
+      </w:r>
+      <w:proofErr w:type="spellEnd"/>
+      <w:r>
+        <w:rPr>
+          <w:lang w:val="pt-BR" w:eastAsia="pt-BR"/>
+        </w:rPr>
+        <w:t xml:space="preserve"> permitem reunir papéis que podem ser exercidos por diferentes tipos de agentes.</w:t>
+      </w:r>
+    </w:p>
+    <w:p>
+      <w:pPr>
+        <w:pStyle w:val="Corpodetexto"/>
+        <w:spacing w:before="100"/>
+        <w:ind w:left="147" w:firstLine="272"/>
+        <w:jc w:val="both"/>
+        <w:rPr>
+          <w:lang w:val="pt-BR" w:eastAsia="pt-BR"/>
+        </w:rPr>
+      </w:pPr>
+      <w:r>
+        <w:rPr>
+          <w:lang w:val="pt-BR" w:eastAsia="pt-BR"/>
+        </w:rPr>
+        <w:t>Também foi reutilizada a concepção de Legal Relator para representar relações jurídicas existentes no domínio processual. A UFO-L trata as relações jurídicas como entidades reificadas que vinculam agentes em determinadas posições jurídicas</w:t>
+      </w:r>
+      <w:r>
+        <w:rPr>
+          <w:lang w:val="pt-BR" w:eastAsia="pt-BR"/>
+        </w:rPr>
+        <w:t xml:space="preserve">. </w:t>
+      </w:r>
+      <w:r>
+        <w:rPr>
+          <w:lang w:val="pt-BR" w:eastAsia="pt-BR"/>
+        </w:rPr>
+        <w:t>A partir dessa concepção foram modelados, entre outros, Relação Jurídico-Processual, Representação Processual, Obrigação Judicial, Competência Jurisdicional, Acordo Processual e Relação Recursal.</w:t>
+      </w:r>
+    </w:p>
+    <w:p>
+      <w:pPr>
+        <w:pStyle w:val="Corpodetexto"/>
+        <w:spacing w:before="100"/>
+        <w:ind w:left="147" w:firstLine="272"/>
+        <w:jc w:val="both"/>
+        <w:rPr>
+          <w:lang w:val="pt-BR" w:eastAsia="pt-BR"/>
+        </w:rPr>
+      </w:pPr>
+      <w:r>
+        <w:rPr>
+          <w:lang w:val="pt-BR" w:eastAsia="pt-BR"/>
+        </w:rPr>
+        <w:t xml:space="preserve">As posições jurídicas definidas pela UFO-L também foram especializadas no modelo. Os conceitos de </w:t>
+      </w:r>
+      <w:proofErr w:type="spellStart"/>
+      <w:r>
+        <w:rPr>
+          <w:lang w:val="pt-BR" w:eastAsia="pt-BR"/>
+        </w:rPr>
+        <w:t>Right</w:t>
+      </w:r>
+      <w:proofErr w:type="spellEnd"/>
+      <w:r>
+        <w:rPr>
+          <w:lang w:val="pt-BR" w:eastAsia="pt-BR"/>
+        </w:rPr>
+        <w:t xml:space="preserve"> e </w:t>
+      </w:r>
+      <w:proofErr w:type="spellStart"/>
+      <w:r>
+        <w:rPr>
+          <w:lang w:val="pt-BR" w:eastAsia="pt-BR"/>
+        </w:rPr>
+        <w:t>Duty</w:t>
+      </w:r>
+      <w:proofErr w:type="spellEnd"/>
+      <w:r>
+        <w:rPr>
+          <w:lang w:val="pt-BR" w:eastAsia="pt-BR"/>
+        </w:rPr>
+        <w:t xml:space="preserve"> fundamentaram a representação de Direito à Prestação e Dever de Prestação, relacionados à Obrigação Judicial, enquanto o conceito de Legal Power foi utilizado na representação do Poder Jurisdicional.</w:t>
+      </w:r>
+      <w:r>
+        <w:rPr>
+          <w:lang w:val="pt-BR" w:eastAsia="pt-BR"/>
+        </w:rPr>
+        <w:t xml:space="preserve"> </w:t>
+      </w:r>
+      <w:r>
+        <w:rPr>
+          <w:lang w:val="pt-BR" w:eastAsia="pt-BR"/>
+        </w:rPr>
+        <w:t xml:space="preserve">Da mesma forma, a estrutura de Legal Norm e sua especialização em </w:t>
+      </w:r>
+      <w:proofErr w:type="spellStart"/>
+      <w:r>
+        <w:rPr>
+          <w:lang w:val="pt-BR" w:eastAsia="pt-BR"/>
+        </w:rPr>
+        <w:t>Rule</w:t>
+      </w:r>
+      <w:proofErr w:type="spellEnd"/>
+      <w:r>
+        <w:rPr>
+          <w:lang w:val="pt-BR" w:eastAsia="pt-BR"/>
+        </w:rPr>
+        <w:t xml:space="preserve"> foi empregada na representação de Norma Jurídica, Regra Jurídica e de regras específicas, como Regra de Competência e Regra de Prazo Recursal.</w:t>
+      </w:r>
+    </w:p>
+    <w:p>
+      <w:pPr>
+        <w:pStyle w:val="Corpodetexto"/>
+        <w:spacing w:before="100"/>
+        <w:ind w:left="147" w:firstLine="272"/>
+        <w:jc w:val="both"/>
+        <w:rPr>
+          <w:lang w:val="pt-BR" w:eastAsia="pt-BR"/>
+        </w:rPr>
+      </w:pPr>
+      <w:r>
+        <w:rPr>
+          <w:lang w:val="pt-BR" w:eastAsia="pt-BR"/>
+        </w:rPr>
+        <w:t xml:space="preserve">A </w:t>
+      </w:r>
+      <w:proofErr w:type="spellStart"/>
+      <w:r>
+        <w:rPr>
+          <w:lang w:val="pt-BR" w:eastAsia="pt-BR"/>
+        </w:rPr>
+        <w:t>OntoRS</w:t>
+      </w:r>
+      <w:proofErr w:type="spellEnd"/>
+      <w:r>
+        <w:rPr>
+          <w:lang w:val="pt-BR" w:eastAsia="pt-BR"/>
+        </w:rPr>
+        <w:t xml:space="preserve"> foi considerada por possuir maior proximidade com o domínio deste trabalho, uma vez que representa o Pedido de Uniformização no âmbito dos Juizados Especiais Federais. Alguns de seus conceitos foram reutilizados e especializados. Em particular, a concepção de Judicial </w:t>
+      </w:r>
+      <w:proofErr w:type="spellStart"/>
+      <w:r>
+        <w:rPr>
+          <w:lang w:val="pt-BR" w:eastAsia="pt-BR"/>
+        </w:rPr>
+        <w:lastRenderedPageBreak/>
+        <w:t>Process</w:t>
+      </w:r>
+      <w:proofErr w:type="spellEnd"/>
+      <w:r>
+        <w:rPr>
+          <w:lang w:val="pt-BR" w:eastAsia="pt-BR"/>
+        </w:rPr>
+        <w:t xml:space="preserve"> como relator foi empregada na representação de Processo Judicial Federal, enquanto a concepção de </w:t>
+      </w:r>
+      <w:proofErr w:type="spellStart"/>
+      <w:r>
+        <w:rPr>
+          <w:lang w:val="pt-BR" w:eastAsia="pt-BR"/>
+        </w:rPr>
+        <w:t>Petition</w:t>
+      </w:r>
+      <w:proofErr w:type="spellEnd"/>
+      <w:r>
+        <w:rPr>
+          <w:lang w:val="pt-BR" w:eastAsia="pt-BR"/>
+        </w:rPr>
+        <w:t xml:space="preserve">, também modelada como relator na </w:t>
+      </w:r>
+      <w:proofErr w:type="spellStart"/>
+      <w:r>
+        <w:rPr>
+          <w:lang w:val="pt-BR" w:eastAsia="pt-BR"/>
+        </w:rPr>
+        <w:t>OntoRS</w:t>
+      </w:r>
+      <w:proofErr w:type="spellEnd"/>
+      <w:r>
+        <w:rPr>
+          <w:lang w:val="pt-BR" w:eastAsia="pt-BR"/>
+        </w:rPr>
+        <w:t xml:space="preserve">, foi adotada para Petição.     </w:t>
+      </w:r>
+      <w:proofErr w:type="spellStart"/>
+      <w:r>
+        <w:rPr>
+          <w:lang w:val="pt-BR" w:eastAsia="pt-BR"/>
+        </w:rPr>
+        <w:t>ontors</w:t>
+      </w:r>
+      <w:proofErr w:type="spellEnd"/>
+      <w:r>
+        <w:rPr>
+          <w:lang w:val="pt-BR" w:eastAsia="pt-BR"/>
+        </w:rPr>
+        <w:t xml:space="preserve"> A categoria </w:t>
+      </w:r>
+      <w:proofErr w:type="spellStart"/>
+      <w:r>
+        <w:rPr>
+          <w:lang w:val="pt-BR" w:eastAsia="pt-BR"/>
+        </w:rPr>
+        <w:t>Party</w:t>
+      </w:r>
+      <w:proofErr w:type="spellEnd"/>
+      <w:r>
+        <w:rPr>
+          <w:lang w:val="pt-BR" w:eastAsia="pt-BR"/>
+        </w:rPr>
+        <w:t xml:space="preserve"> também serviu como referência para Parte Processual, posteriormente especializada segundo os papéis existentes no domínio do JEF Cível.</w:t>
+      </w:r>
+    </w:p>
+    <w:p>
+      <w:pPr>
+        <w:pStyle w:val="Corpodetexto"/>
+        <w:spacing w:before="100"/>
+        <w:ind w:left="147" w:firstLine="272"/>
+        <w:jc w:val="both"/>
+        <w:rPr>
+          <w:lang w:val="pt-BR" w:eastAsia="pt-BR"/>
+        </w:rPr>
+      </w:pPr>
+      <w:r>
+        <w:rPr>
+          <w:lang w:val="pt-BR" w:eastAsia="pt-BR"/>
+        </w:rPr>
+        <w:t xml:space="preserve">O </w:t>
+      </w:r>
+      <w:proofErr w:type="spellStart"/>
+      <w:r>
+        <w:rPr>
+          <w:lang w:val="pt-BR" w:eastAsia="pt-BR"/>
+        </w:rPr>
+        <w:t>reúso</w:t>
+      </w:r>
+      <w:proofErr w:type="spellEnd"/>
+      <w:r>
+        <w:rPr>
+          <w:lang w:val="pt-BR" w:eastAsia="pt-BR"/>
+        </w:rPr>
+        <w:t xml:space="preserve"> não ocorreu de forma integral. A </w:t>
+      </w:r>
+      <w:proofErr w:type="spellStart"/>
+      <w:r>
+        <w:rPr>
+          <w:lang w:val="pt-BR" w:eastAsia="pt-BR"/>
+        </w:rPr>
+        <w:t>OntoRS</w:t>
+      </w:r>
+      <w:proofErr w:type="spellEnd"/>
+      <w:r>
+        <w:rPr>
+          <w:lang w:val="pt-BR" w:eastAsia="pt-BR"/>
+        </w:rPr>
+        <w:t xml:space="preserve"> possui escopo específico voltado ao Pedido de Uniformização e à atuação da TNU, enquanto a ontologia proposta neste trabalho busca representar um conjunto mais amplo de elementos do Juizado Especial Federal Cível. Dessa forma, os conceitos reutilizados foram especializados ou adaptados às Questões de Competência e ao escopo definido para a ontologia, e diversas estruturas próprias foram desenvolvidas para representar aspectos não contemplados pela </w:t>
+      </w:r>
+      <w:proofErr w:type="spellStart"/>
+      <w:r>
+        <w:rPr>
+          <w:lang w:val="pt-BR" w:eastAsia="pt-BR"/>
+        </w:rPr>
+        <w:t>OntoRS</w:t>
+      </w:r>
+      <w:proofErr w:type="spellEnd"/>
       <w:r>
         <w:rPr>
           <w:lang w:val="pt-BR" w:eastAsia="pt-BR"/>
@@ -14026,6 +15480,8 @@
           <w:cols w:space="720"/>
         </w:sectPr>
       </w:pPr>
+      <w:bookmarkStart w:id="25" w:name="_GoBack"/>
+      <w:bookmarkEnd w:id="25"/>
     </w:p>
     <w:p>
       <w:pPr>
@@ -60813,6 +62269,95 @@
     </w:lvl>
   </w:abstractNum>
   <w:abstractNum w:abstractNumId="6" w15:restartNumberingAfterBreak="0">
+    <w:nsid w:val="17886B33"/>
+    <w:multiLevelType w:val="hybridMultilevel"/>
+    <w:tmpl w:val="8C36551A"/>
+    <w:lvl w:ilvl="0" w:tplc="54B04D1C">
+      <w:start w:val="1"/>
+      <w:numFmt w:val="decimal"/>
+      <w:lvlText w:val="%1."/>
+      <w:lvlJc w:val="left"/>
+      <w:pPr>
+        <w:ind w:left="779" w:hanging="360"/>
+      </w:pPr>
+      <w:rPr>
+        <w:rFonts w:hint="default"/>
+      </w:rPr>
+    </w:lvl>
+    <w:lvl w:ilvl="1" w:tplc="04160019" w:tentative="1">
+      <w:start w:val="1"/>
+      <w:numFmt w:val="lowerLetter"/>
+      <w:lvlText w:val="%2."/>
+      <w:lvlJc w:val="left"/>
+      <w:pPr>
+        <w:ind w:left="1499" w:hanging="360"/>
+      </w:pPr>
+    </w:lvl>
+    <w:lvl w:ilvl="2" w:tplc="0416001B" w:tentative="1">
+      <w:start w:val="1"/>
+      <w:numFmt w:val="lowerRoman"/>
+      <w:lvlText w:val="%3."/>
+      <w:lvlJc w:val="right"/>
+      <w:pPr>
+        <w:ind w:left="2219" w:hanging="180"/>
+      </w:pPr>
+    </w:lvl>
+    <w:lvl w:ilvl="3" w:tplc="0416000F" w:tentative="1">
+      <w:start w:val="1"/>
+      <w:numFmt w:val="decimal"/>
+      <w:lvlText w:val="%4."/>
+      <w:lvlJc w:val="left"/>
+      <w:pPr>
+        <w:ind w:left="2939" w:hanging="360"/>
+      </w:pPr>
+    </w:lvl>
+    <w:lvl w:ilvl="4" w:tplc="04160019" w:tentative="1">
+      <w:start w:val="1"/>
+      <w:numFmt w:val="lowerLetter"/>
+      <w:lvlText w:val="%5."/>
+      <w:lvlJc w:val="left"/>
+      <w:pPr>
+        <w:ind w:left="3659" w:hanging="360"/>
+      </w:pPr>
+    </w:lvl>
+    <w:lvl w:ilvl="5" w:tplc="0416001B" w:tentative="1">
+      <w:start w:val="1"/>
+      <w:numFmt w:val="lowerRoman"/>
+      <w:lvlText w:val="%6."/>
+      <w:lvlJc w:val="right"/>
+      <w:pPr>
+        <w:ind w:left="4379" w:hanging="180"/>
+      </w:pPr>
+    </w:lvl>
+    <w:lvl w:ilvl="6" w:tplc="0416000F" w:tentative="1">
+      <w:start w:val="1"/>
+      <w:numFmt w:val="decimal"/>
+      <w:lvlText w:val="%7."/>
+      <w:lvlJc w:val="left"/>
+      <w:pPr>
+        <w:ind w:left="5099" w:hanging="360"/>
+      </w:pPr>
+    </w:lvl>
+    <w:lvl w:ilvl="7" w:tplc="04160019" w:tentative="1">
+      <w:start w:val="1"/>
+      <w:numFmt w:val="lowerLetter"/>
+      <w:lvlText w:val="%8."/>
+      <w:lvlJc w:val="left"/>
+      <w:pPr>
+        <w:ind w:left="5819" w:hanging="360"/>
+      </w:pPr>
+    </w:lvl>
+    <w:lvl w:ilvl="8" w:tplc="0416001B" w:tentative="1">
+      <w:start w:val="1"/>
+      <w:numFmt w:val="lowerRoman"/>
+      <w:lvlText w:val="%9."/>
+      <w:lvlJc w:val="right"/>
+      <w:pPr>
+        <w:ind w:left="6539" w:hanging="180"/>
+      </w:pPr>
+    </w:lvl>
+  </w:abstractNum>
+  <w:abstractNum w:abstractNumId="7" w15:restartNumberingAfterBreak="0">
     <w:nsid w:val="25556A42"/>
     <w:multiLevelType w:val="multilevel"/>
     <w:tmpl w:val="A9F0D9E8"/>
@@ -60952,7 +62497,7 @@
       </w:rPr>
     </w:lvl>
   </w:abstractNum>
-  <w:abstractNum w:abstractNumId="7" w15:restartNumberingAfterBreak="0">
+  <w:abstractNum w:abstractNumId="8" w15:restartNumberingAfterBreak="0">
     <w:nsid w:val="303801CF"/>
     <w:multiLevelType w:val="hybridMultilevel"/>
     <w:tmpl w:val="B6F8E518"/>
@@ -61038,7 +62583,7 @@
       </w:pPr>
     </w:lvl>
   </w:abstractNum>
-  <w:abstractNum w:abstractNumId="8" w15:restartNumberingAfterBreak="0">
+  <w:abstractNum w:abstractNumId="9" w15:restartNumberingAfterBreak="0">
     <w:nsid w:val="35EF437F"/>
     <w:multiLevelType w:val="hybridMultilevel"/>
     <w:tmpl w:val="3E92C008"/>
@@ -61124,7 +62669,7 @@
       </w:pPr>
     </w:lvl>
   </w:abstractNum>
-  <w:abstractNum w:abstractNumId="9" w15:restartNumberingAfterBreak="0">
+  <w:abstractNum w:abstractNumId="10" w15:restartNumberingAfterBreak="0">
     <w:nsid w:val="37C95744"/>
     <w:multiLevelType w:val="hybridMultilevel"/>
     <w:tmpl w:val="B6F8E518"/>
@@ -61210,7 +62755,7 @@
       </w:pPr>
     </w:lvl>
   </w:abstractNum>
-  <w:abstractNum w:abstractNumId="10" w15:restartNumberingAfterBreak="0">
+  <w:abstractNum w:abstractNumId="11" w15:restartNumberingAfterBreak="0">
     <w:nsid w:val="38171B9E"/>
     <w:multiLevelType w:val="hybridMultilevel"/>
     <w:tmpl w:val="85381FD8"/>
@@ -61332,7 +62877,7 @@
       </w:rPr>
     </w:lvl>
   </w:abstractNum>
-  <w:abstractNum w:abstractNumId="11" w15:restartNumberingAfterBreak="0">
+  <w:abstractNum w:abstractNumId="12" w15:restartNumberingAfterBreak="0">
     <w:nsid w:val="3D2B671F"/>
     <w:multiLevelType w:val="hybridMultilevel"/>
     <w:tmpl w:val="B7DAB682"/>
@@ -61454,7 +62999,7 @@
       </w:rPr>
     </w:lvl>
   </w:abstractNum>
-  <w:abstractNum w:abstractNumId="12" w15:restartNumberingAfterBreak="0">
+  <w:abstractNum w:abstractNumId="13" w15:restartNumberingAfterBreak="0">
     <w:nsid w:val="42E87294"/>
     <w:multiLevelType w:val="hybridMultilevel"/>
     <w:tmpl w:val="E79E349C"/>
@@ -61578,7 +63123,7 @@
       </w:rPr>
     </w:lvl>
   </w:abstractNum>
-  <w:abstractNum w:abstractNumId="13" w15:restartNumberingAfterBreak="0">
+  <w:abstractNum w:abstractNumId="14" w15:restartNumberingAfterBreak="0">
     <w:nsid w:val="4E1428BF"/>
     <w:multiLevelType w:val="hybridMultilevel"/>
     <w:tmpl w:val="DCF2AB4E"/>
@@ -61699,7 +63244,7 @@
       </w:rPr>
     </w:lvl>
   </w:abstractNum>
-  <w:abstractNum w:abstractNumId="14" w15:restartNumberingAfterBreak="0">
+  <w:abstractNum w:abstractNumId="15" w15:restartNumberingAfterBreak="0">
     <w:nsid w:val="5A3B4EAC"/>
     <w:multiLevelType w:val="hybridMultilevel"/>
     <w:tmpl w:val="CADC174E"/>
@@ -61785,7 +63330,7 @@
       </w:pPr>
     </w:lvl>
   </w:abstractNum>
-  <w:abstractNum w:abstractNumId="15" w15:restartNumberingAfterBreak="0">
+  <w:abstractNum w:abstractNumId="16" w15:restartNumberingAfterBreak="0">
     <w:nsid w:val="5B797BBE"/>
     <w:multiLevelType w:val="multilevel"/>
     <w:tmpl w:val="172E9FE6"/>
@@ -61928,7 +63473,7 @@
       </w:rPr>
     </w:lvl>
   </w:abstractNum>
-  <w:abstractNum w:abstractNumId="16" w15:restartNumberingAfterBreak="0">
+  <w:abstractNum w:abstractNumId="17" w15:restartNumberingAfterBreak="0">
     <w:nsid w:val="5CAB5ACB"/>
     <w:multiLevelType w:val="hybridMultilevel"/>
     <w:tmpl w:val="E736C3DC"/>
@@ -62051,7 +63596,7 @@
       </w:rPr>
     </w:lvl>
   </w:abstractNum>
-  <w:abstractNum w:abstractNumId="17" w15:restartNumberingAfterBreak="0">
+  <w:abstractNum w:abstractNumId="18" w15:restartNumberingAfterBreak="0">
     <w:nsid w:val="5DCE73B3"/>
     <w:multiLevelType w:val="hybridMultilevel"/>
     <w:tmpl w:val="C9567930"/>
@@ -62173,7 +63718,7 @@
       </w:rPr>
     </w:lvl>
   </w:abstractNum>
-  <w:abstractNum w:abstractNumId="18" w15:restartNumberingAfterBreak="0">
+  <w:abstractNum w:abstractNumId="19" w15:restartNumberingAfterBreak="0">
     <w:nsid w:val="611D66FD"/>
     <w:multiLevelType w:val="hybridMultilevel"/>
     <w:tmpl w:val="6E541C8C"/>
@@ -62297,7 +63842,7 @@
       </w:rPr>
     </w:lvl>
   </w:abstractNum>
-  <w:abstractNum w:abstractNumId="19" w15:restartNumberingAfterBreak="0">
+  <w:abstractNum w:abstractNumId="20" w15:restartNumberingAfterBreak="0">
     <w:nsid w:val="61606D8E"/>
     <w:multiLevelType w:val="hybridMultilevel"/>
     <w:tmpl w:val="67A21E6A"/>
@@ -62421,7 +63966,7 @@
       </w:rPr>
     </w:lvl>
   </w:abstractNum>
-  <w:abstractNum w:abstractNumId="20" w15:restartNumberingAfterBreak="0">
+  <w:abstractNum w:abstractNumId="21" w15:restartNumberingAfterBreak="0">
     <w:nsid w:val="703E4884"/>
     <w:multiLevelType w:val="hybridMultilevel"/>
     <w:tmpl w:val="7DCA107C"/>
@@ -62544,7 +64089,7 @@
       </w:rPr>
     </w:lvl>
   </w:abstractNum>
-  <w:abstractNum w:abstractNumId="21" w15:restartNumberingAfterBreak="0">
+  <w:abstractNum w:abstractNumId="22" w15:restartNumberingAfterBreak="0">
     <w:nsid w:val="7BAB15BE"/>
     <w:multiLevelType w:val="hybridMultilevel"/>
     <w:tmpl w:val="88104BE8"/>
@@ -62668,22 +64213,22 @@
     </w:lvl>
   </w:abstractNum>
   <w:num w:numId="1">
-    <w:abstractNumId w:val="11"/>
+    <w:abstractNumId w:val="12"/>
   </w:num>
   <w:num w:numId="2">
-    <w:abstractNumId w:val="17"/>
+    <w:abstractNumId w:val="18"/>
   </w:num>
   <w:num w:numId="3">
     <w:abstractNumId w:val="1"/>
   </w:num>
   <w:num w:numId="4">
-    <w:abstractNumId w:val="10"/>
+    <w:abstractNumId w:val="11"/>
   </w:num>
   <w:num w:numId="5">
-    <w:abstractNumId w:val="12"/>
+    <w:abstractNumId w:val="13"/>
   </w:num>
   <w:num w:numId="6">
-    <w:abstractNumId w:val="18"/>
+    <w:abstractNumId w:val="19"/>
   </w:num>
   <w:num w:numId="7">
     <w:abstractNumId w:val="5"/>
@@ -62692,46 +64237,49 @@
     <w:abstractNumId w:val="2"/>
   </w:num>
   <w:num w:numId="9">
-    <w:abstractNumId w:val="16"/>
+    <w:abstractNumId w:val="17"/>
   </w:num>
   <w:num w:numId="10">
-    <w:abstractNumId w:val="19"/>
+    <w:abstractNumId w:val="20"/>
   </w:num>
   <w:num w:numId="11">
     <w:abstractNumId w:val="3"/>
   </w:num>
   <w:num w:numId="12">
+    <w:abstractNumId w:val="22"/>
+  </w:num>
+  <w:num w:numId="13">
     <w:abstractNumId w:val="21"/>
   </w:num>
-  <w:num w:numId="13">
-    <w:abstractNumId w:val="20"/>
-  </w:num>
   <w:num w:numId="14">
-    <w:abstractNumId w:val="13"/>
+    <w:abstractNumId w:val="14"/>
   </w:num>
   <w:num w:numId="15">
     <w:abstractNumId w:val="4"/>
   </w:num>
   <w:num w:numId="16">
-    <w:abstractNumId w:val="6"/>
+    <w:abstractNumId w:val="7"/>
   </w:num>
   <w:num w:numId="17">
+    <w:abstractNumId w:val="16"/>
+  </w:num>
+  <w:num w:numId="18">
     <w:abstractNumId w:val="15"/>
   </w:num>
-  <w:num w:numId="18">
-    <w:abstractNumId w:val="14"/>
-  </w:num>
   <w:num w:numId="19">
-    <w:abstractNumId w:val="9"/>
+    <w:abstractNumId w:val="10"/>
   </w:num>
   <w:num w:numId="20">
     <w:abstractNumId w:val="0"/>
   </w:num>
   <w:num w:numId="21">
-    <w:abstractNumId w:val="7"/>
+    <w:abstractNumId w:val="8"/>
   </w:num>
   <w:num w:numId="22">
-    <w:abstractNumId w:val="8"/>
+    <w:abstractNumId w:val="9"/>
+  </w:num>
+  <w:num w:numId="23">
+    <w:abstractNumId w:val="6"/>
   </w:num>
 </w:numbering>
 </file>
@@ -63450,7 +64998,7 @@
     <w:charset w:val="00"/>
     <w:family w:val="roman"/>
     <w:pitch w:val="variable"/>
-    <w:sig w:usb0="E0002EFF" w:usb1="C000785B" w:usb2="00000009" w:usb3="00000000" w:csb0="000001FF" w:csb1="00000000"/>
+    <w:sig w:usb0="E0002AFF" w:usb1="C0007843" w:usb2="00000009" w:usb3="00000000" w:csb0="000001FF" w:csb1="00000000"/>
   </w:font>
   <w:font w:name="Palatino Linotype">
     <w:panose1 w:val="02040502050505030304"/>
@@ -63464,7 +65012,7 @@
     <w:charset w:val="00"/>
     <w:family w:val="swiss"/>
     <w:pitch w:val="variable"/>
-    <w:sig w:usb0="E0002EFF" w:usb1="C000785B" w:usb2="00000009" w:usb3="00000000" w:csb0="000001FF" w:csb1="00000000"/>
+    <w:sig w:usb0="E0002AFF" w:usb1="C0007843" w:usb2="00000009" w:usb3="00000000" w:csb0="000001FF" w:csb1="00000000"/>
   </w:font>
   <w:font w:name="Tahoma">
     <w:altName w:val="Tahoma"/>
@@ -63487,7 +65035,7 @@
     <w:charset w:val="00"/>
     <w:family w:val="swiss"/>
     <w:pitch w:val="variable"/>
-    <w:sig w:usb0="E4002EFF" w:usb1="C200247B" w:usb2="00000009" w:usb3="00000000" w:csb0="000001FF" w:csb1="00000000"/>
+    <w:sig w:usb0="E00002FF" w:usb1="4000ACFF" w:usb2="00000001" w:usb3="00000000" w:csb0="0000019F" w:csb1="00000000"/>
   </w:font>
   <w:font w:name="Cambria">
     <w:panose1 w:val="02040503050406030204"/>
@@ -63515,7 +65063,7 @@
     <w:charset w:val="00"/>
     <w:family w:val="swiss"/>
     <w:pitch w:val="variable"/>
-    <w:sig w:usb0="E4002EFF" w:usb1="C200247B" w:usb2="00000009" w:usb3="00000000" w:csb0="000001FF" w:csb1="00000000"/>
+    <w:sig w:usb0="A00002EF" w:usb1="4000207B" w:usb2="00000000" w:usb3="00000000" w:csb0="0000009F" w:csb1="00000000"/>
   </w:font>
 </w:fonts>
 </file>
@@ -63543,6 +65091,7 @@
     <w:rsid w:val="00690207"/>
     <w:rsid w:val="007E08FE"/>
     <w:rsid w:val="009D5B87"/>
+    <w:rsid w:val="00AC02CF"/>
     <w:rsid w:val="00CB3A5C"/>
     <w:rsid w:val="00DE37A6"/>
     <w:rsid w:val="00E30DFA"/>
@@ -64322,7 +65871,7 @@
 </file>
 
 <file path=customXml/itemProps1.xml><?xml version="1.0" encoding="utf-8"?>
-<ds:datastoreItem xmlns:ds="http://schemas.openxmlformats.org/officeDocument/2006/customXml" ds:itemID="{5ACF05F3-CAC4-45D4-8B51-99D78CB62218}">
+<ds:datastoreItem xmlns:ds="http://schemas.openxmlformats.org/officeDocument/2006/customXml" ds:itemID="{7E730548-5889-4ACD-8BD5-6391D4DD8F12}">
   <ds:schemaRefs>
     <ds:schemaRef ds:uri="http://schemas.openxmlformats.org/officeDocument/2006/bibliography"/>
   </ds:schemaRefs>

--- a/backup/tcc-jec.docx
+++ b/backup/tcc-jec.docx
@@ -1557,31 +1557,16 @@
         </w:rPr>
         <w:t>2020-</w:t>
       </w:r>
-      <w:r>
-        <w:fldChar w:fldCharType="begin"/>
-      </w:r>
-      <w:r>
-        <w:instrText xml:space="preserve"> HYPERLINK \l "_bookmark43" \h </w:instrText>
-      </w:r>
-      <w:r>
-        <w:fldChar w:fldCharType="separate"/>
-      </w:r>
-      <w:r>
-        <w:rPr>
-          <w:rFonts w:ascii="Georgia" w:hAnsi="Georgia"/>
-          <w:color w:val="2805C3"/>
-          <w:sz w:val="20"/>
-        </w:rPr>
-        <w:t>28</w:t>
-      </w:r>
-      <w:r>
-        <w:rPr>
-          <w:rFonts w:ascii="Georgia" w:hAnsi="Georgia"/>
-          <w:color w:val="2805C3"/>
-          <w:sz w:val="20"/>
-        </w:rPr>
-        <w:fldChar w:fldCharType="end"/>
-      </w:r>
+      <w:hyperlink w:anchor="_bookmark43">
+        <w:r>
+          <w:rPr>
+            <w:rFonts w:ascii="Georgia" w:hAnsi="Georgia"/>
+            <w:color w:val="2805C3"/>
+            <w:sz w:val="20"/>
+          </w:rPr>
+          <w:t>28</w:t>
+        </w:r>
+      </w:hyperlink>
       <w:r>
         <w:rPr>
           <w:rFonts w:ascii="Georgia" w:hAnsi="Georgia"/>
@@ -7449,6 +7434,13 @@
     </w:p>
     <w:sdt>
       <w:sdtPr>
+        <w:rPr>
+          <w:rFonts w:ascii="Times New Roman" w:eastAsia="Times New Roman" w:hAnsi="Times New Roman" w:cs="Times New Roman"/>
+          <w:color w:val="auto"/>
+          <w:sz w:val="22"/>
+          <w:szCs w:val="22"/>
+          <w:lang w:val="pt-PT" w:eastAsia="en-US"/>
+        </w:rPr>
         <w:id w:val="-1385942585"/>
         <w:docPartObj>
           <w:docPartGallery w:val="Table of Contents"/>
@@ -7457,13 +7449,8 @@
       </w:sdtPr>
       <w:sdtEndPr>
         <w:rPr>
-          <w:rFonts w:ascii="Times New Roman" w:eastAsia="Times New Roman" w:hAnsi="Times New Roman" w:cs="Times New Roman"/>
           <w:b/>
           <w:bCs/>
-          <w:color w:val="auto"/>
-          <w:sz w:val="22"/>
-          <w:szCs w:val="22"/>
-          <w:lang w:val="pt-PT" w:eastAsia="en-US"/>
         </w:rPr>
       </w:sdtEndPr>
       <w:sdtContent>
@@ -19097,6 +19084,38 @@
         </w:rPr>
         <w:t>, além de um Diagrama de Pacotes, responsável por apresentar a organização global da ontologia. Os diagramas desenvolvidos são: Representação Processual, Serventuários, Organização, Sujeitos e Papéis, Demanda, Causa e Pedido, Competência, Sentença, Recursos, Cumprimento e Encerramento, Procedimentos, Instauração, Contestação, Conciliação, Produção de Prova e Análise Probatória e Julgamento.</w:t>
       </w:r>
+      <w:r>
+        <w:rPr>
+          <w:lang w:val="pt-BR" w:eastAsia="pt-BR"/>
+        </w:rPr>
+        <w:br/>
+      </w:r>
+    </w:p>
+    <w:p>
+      <w:pPr>
+        <w:pStyle w:val="Corpodetexto"/>
+        <w:spacing w:line="312" w:lineRule="auto"/>
+        <w:ind w:left="282" w:right="116" w:firstLine="737"/>
+        <w:jc w:val="both"/>
+      </w:pPr>
+      <w:r>
+        <w:rPr>
+          <w:lang w:val="pt-BR" w:eastAsia="pt-BR"/>
+        </w:rPr>
+        <w:t xml:space="preserve">A Figura </w:t>
+      </w:r>
+      <w:r>
+        <w:rPr>
+          <w:lang w:val="pt-BR" w:eastAsia="pt-BR"/>
+        </w:rPr>
+        <w:t>7</w:t>
+      </w:r>
+      <w:r>
+        <w:rPr>
+          <w:lang w:val="pt-BR" w:eastAsia="pt-BR"/>
+        </w:rPr>
+        <w:t xml:space="preserve"> apresenta o Diagrama de Pacotes da ontologia, oferecendo uma visão em nível mais abstrato de sua organização. Por meio dele, é possível visualizar a distribuição dos modelos e as dependências existentes entre os diferentes módulos, enquanto os diagramas de classes apresentados posteriormente detalham os conceitos e relações que compõem cada parte da ontologia.</w:t>
+      </w:r>
     </w:p>
     <w:p>
       <w:pPr>
@@ -19179,7 +19198,7 @@
         <w:ind w:left="282" w:right="116" w:firstLine="737"/>
         <w:jc w:val="center"/>
         <w:rPr>
-          <w:lang w:val="pt-BR" w:eastAsia="pt-BR"/>
+          <w:w w:val="105"/>
         </w:rPr>
       </w:pPr>
       <w:r>
@@ -19188,6 +19207,17 @@
         </w:rPr>
         <w:t>Fonte: elaborado pelo autor (2026)</w:t>
       </w:r>
+    </w:p>
+    <w:p>
+      <w:pPr>
+        <w:pStyle w:val="Corpodetexto"/>
+        <w:spacing w:line="312" w:lineRule="auto"/>
+        <w:ind w:left="282" w:right="116" w:firstLine="737"/>
+        <w:jc w:val="center"/>
+        <w:rPr>
+          <w:w w:val="105"/>
+        </w:rPr>
+      </w:pPr>
     </w:p>
     <w:p>
       <w:pPr>
@@ -19195,24 +19225,15 @@
         <w:spacing w:line="312" w:lineRule="auto"/>
         <w:ind w:left="282" w:right="116" w:firstLine="737"/>
         <w:jc w:val="both"/>
-      </w:pPr>
-      <w:r>
-        <w:rPr>
-          <w:lang w:val="pt-BR" w:eastAsia="pt-BR"/>
-        </w:rPr>
-        <w:t xml:space="preserve">A Figura </w:t>
-      </w:r>
-      <w:r>
-        <w:rPr>
-          <w:lang w:val="pt-BR" w:eastAsia="pt-BR"/>
-        </w:rPr>
-        <w:t>7</w:t>
-      </w:r>
-      <w:r>
-        <w:rPr>
-          <w:lang w:val="pt-BR" w:eastAsia="pt-BR"/>
-        </w:rPr>
-        <w:t xml:space="preserve"> apresenta o Diagrama de Pacotes da ontologia, oferecendo uma visão em nível mais abstrato de sua organização. Por meio dele, é possível visualizar a distribuição dos modelos e as dependências existentes entre os diferentes módulos, enquanto os diagramas de classes apresentados posteriormente detalham os conceitos e relações que compõem cada parte da ontologia.</w:t>
+        <w:rPr>
+          <w:lang w:val="pt-BR" w:eastAsia="pt-BR"/>
+        </w:rPr>
+      </w:pPr>
+      <w:r>
+        <w:rPr>
+          <w:lang w:val="pt-BR" w:eastAsia="pt-BR"/>
+        </w:rPr>
+        <w:t>A organização apresentada no Diagrama de Pacotes é detalhada pelos diagramas de classes que compõem a ontologia. O Quadro 4 sintetiza esses diagramas e o principal aspecto do domínio representado em cada um deles.</w:t>
       </w:r>
     </w:p>
     <w:p>
@@ -19788,7 +19809,6 @@
                 <w:b/>
                 <w:bCs/>
               </w:rPr>
-              <w:lastRenderedPageBreak/>
               <w:t>Produção de Prova</w:t>
             </w:r>
           </w:p>
@@ -19836,6 +19856,7 @@
                 <w:b/>
                 <w:bCs/>
               </w:rPr>
+              <w:lastRenderedPageBreak/>
               <w:t>Análise Probatória e Julgamento</w:t>
             </w:r>
           </w:p>
@@ -20010,13 +20031,8816 @@
         <w:jc w:val="center"/>
       </w:pPr>
       <w:r>
-        <w:t>Fonte:</w:t>
+        <w:t>Fonte: Elaborado pelo autor (2026).</w:t>
+      </w:r>
+    </w:p>
+    <w:p>
+      <w:pPr>
+        <w:pStyle w:val="Corpodetexto"/>
+        <w:spacing w:line="312" w:lineRule="auto"/>
+        <w:jc w:val="both"/>
+      </w:pPr>
+    </w:p>
+    <w:p>
+      <w:pPr>
+        <w:pStyle w:val="Ttulo3"/>
+        <w:numPr>
+          <w:ilvl w:val="1"/>
+          <w:numId w:val="16"/>
+        </w:numPr>
+        <w:spacing w:before="2"/>
+        <w:ind w:left="737" w:hanging="737"/>
+      </w:pPr>
+      <w:r>
+        <w:t>Apresentação dos diagramas</w:t>
+      </w:r>
+      <w:r>
+        <w:br/>
+      </w:r>
+    </w:p>
+    <w:p>
+      <w:pPr>
+        <w:pStyle w:val="Corpodetexto"/>
+        <w:spacing w:line="312" w:lineRule="auto"/>
+        <w:ind w:left="282" w:right="116" w:firstLine="737"/>
+        <w:jc w:val="both"/>
+        <w:rPr>
+          <w:lang w:val="pt-BR" w:eastAsia="pt-BR"/>
+        </w:rPr>
+      </w:pPr>
+      <w:r>
+        <w:rPr>
+          <w:lang w:val="pt-BR" w:eastAsia="pt-BR"/>
+        </w:rPr>
+        <w:t>A ontologia desenvolvida tem como propósito representar conceitualmente o percurso de uma demanda no Juizado Especial Federal Cível, desde os elementos necessários à sua propositura até os possíveis desdobramentos decorrentes do julgamento, da interposição de recursos e do cumprimento da decisão. O escopo adotado não pretende representar todo o Direito Processual Civil ou toda a estrutura da Justiça Federal, mas os elementos considerados relevantes para a compreensão do funcionamento do JEF Cível e para o atendimento das Questões de Competência estabelecidas durante o desenvolvimento.</w:t>
+      </w:r>
+      <w:r>
+        <w:rPr>
+          <w:lang w:val="pt-BR" w:eastAsia="pt-BR"/>
+        </w:rPr>
+        <w:br/>
+      </w:r>
+    </w:p>
+    <w:p>
+      <w:pPr>
+        <w:pStyle w:val="Corpodetexto"/>
+        <w:spacing w:line="312" w:lineRule="auto"/>
+        <w:jc w:val="both"/>
+      </w:pPr>
+    </w:p>
+    <w:p>
+      <w:pPr>
+        <w:pStyle w:val="Ttulo4"/>
+        <w:ind w:left="23" w:firstLine="259"/>
+        <w:jc w:val="left"/>
+      </w:pPr>
+      <w:r>
+        <w:t>4.2.1 Organização</w:t>
+      </w:r>
+      <w:r>
+        <w:br/>
+      </w:r>
+    </w:p>
+    <w:p>
+      <w:pPr>
+        <w:pStyle w:val="Corpodetexto"/>
+        <w:spacing w:line="312" w:lineRule="auto"/>
+        <w:ind w:left="282" w:right="116" w:firstLine="737"/>
+        <w:jc w:val="both"/>
+        <w:rPr>
+          <w:lang w:val="pt-BR" w:eastAsia="pt-BR"/>
+        </w:rPr>
+      </w:pPr>
+      <w:r>
+        <w:rPr>
+          <w:lang w:val="pt-BR" w:eastAsia="pt-BR"/>
+        </w:rPr>
+        <w:t xml:space="preserve">Texto </w:t>
+      </w:r>
+      <w:proofErr w:type="spellStart"/>
+      <w:r>
+        <w:rPr>
+          <w:lang w:val="pt-BR" w:eastAsia="pt-BR"/>
+        </w:rPr>
+        <w:t>Texto</w:t>
+      </w:r>
+      <w:proofErr w:type="spellEnd"/>
+      <w:r>
+        <w:rPr>
+          <w:lang w:val="pt-BR" w:eastAsia="pt-BR"/>
+        </w:rPr>
+        <w:t xml:space="preserve"> </w:t>
+      </w:r>
+      <w:proofErr w:type="spellStart"/>
+      <w:r>
+        <w:rPr>
+          <w:lang w:val="pt-BR" w:eastAsia="pt-BR"/>
+        </w:rPr>
+        <w:t>Texto</w:t>
+      </w:r>
+      <w:proofErr w:type="spellEnd"/>
+      <w:r>
+        <w:rPr>
+          <w:lang w:val="pt-BR" w:eastAsia="pt-BR"/>
+        </w:rPr>
+        <w:t xml:space="preserve"> </w:t>
+      </w:r>
+      <w:proofErr w:type="spellStart"/>
+      <w:r>
+        <w:rPr>
+          <w:lang w:val="pt-BR" w:eastAsia="pt-BR"/>
+        </w:rPr>
+        <w:t>Texto</w:t>
+      </w:r>
+      <w:proofErr w:type="spellEnd"/>
+      <w:r>
+        <w:rPr>
+          <w:lang w:val="pt-BR" w:eastAsia="pt-BR"/>
+        </w:rPr>
+        <w:t xml:space="preserve"> </w:t>
+      </w:r>
+      <w:proofErr w:type="spellStart"/>
+      <w:r>
+        <w:rPr>
+          <w:lang w:val="pt-BR" w:eastAsia="pt-BR"/>
+        </w:rPr>
+        <w:t>Texto</w:t>
+      </w:r>
+      <w:proofErr w:type="spellEnd"/>
+      <w:r>
+        <w:rPr>
+          <w:lang w:val="pt-BR" w:eastAsia="pt-BR"/>
+        </w:rPr>
+        <w:t xml:space="preserve"> </w:t>
+      </w:r>
+      <w:proofErr w:type="spellStart"/>
+      <w:r>
+        <w:rPr>
+          <w:lang w:val="pt-BR" w:eastAsia="pt-BR"/>
+        </w:rPr>
+        <w:t>Texto</w:t>
+      </w:r>
+      <w:proofErr w:type="spellEnd"/>
+      <w:r>
+        <w:rPr>
+          <w:lang w:val="pt-BR" w:eastAsia="pt-BR"/>
+        </w:rPr>
+        <w:t xml:space="preserve"> </w:t>
+      </w:r>
+      <w:proofErr w:type="spellStart"/>
+      <w:r>
+        <w:rPr>
+          <w:lang w:val="pt-BR" w:eastAsia="pt-BR"/>
+        </w:rPr>
+        <w:t>Texto</w:t>
+      </w:r>
+      <w:proofErr w:type="spellEnd"/>
+      <w:r>
+        <w:rPr>
+          <w:lang w:val="pt-BR" w:eastAsia="pt-BR"/>
+        </w:rPr>
+        <w:t xml:space="preserve"> </w:t>
+      </w:r>
+      <w:proofErr w:type="spellStart"/>
+      <w:r>
+        <w:rPr>
+          <w:lang w:val="pt-BR" w:eastAsia="pt-BR"/>
+        </w:rPr>
+        <w:t>Texto</w:t>
+      </w:r>
+      <w:proofErr w:type="spellEnd"/>
+      <w:r>
+        <w:rPr>
+          <w:lang w:val="pt-BR" w:eastAsia="pt-BR"/>
+        </w:rPr>
+        <w:t xml:space="preserve"> </w:t>
+      </w:r>
+      <w:proofErr w:type="spellStart"/>
+      <w:r>
+        <w:rPr>
+          <w:lang w:val="pt-BR" w:eastAsia="pt-BR"/>
+        </w:rPr>
+        <w:t>Texto</w:t>
+      </w:r>
+      <w:proofErr w:type="spellEnd"/>
+      <w:r>
+        <w:rPr>
+          <w:lang w:val="pt-BR" w:eastAsia="pt-BR"/>
+        </w:rPr>
+        <w:t xml:space="preserve"> </w:t>
+      </w:r>
+      <w:proofErr w:type="spellStart"/>
+      <w:r>
+        <w:rPr>
+          <w:lang w:val="pt-BR" w:eastAsia="pt-BR"/>
+        </w:rPr>
+        <w:t>Texto</w:t>
+      </w:r>
+      <w:proofErr w:type="spellEnd"/>
+      <w:r>
+        <w:rPr>
+          <w:lang w:val="pt-BR" w:eastAsia="pt-BR"/>
+        </w:rPr>
+        <w:t xml:space="preserve"> </w:t>
+      </w:r>
+      <w:proofErr w:type="spellStart"/>
+      <w:r>
+        <w:rPr>
+          <w:lang w:val="pt-BR" w:eastAsia="pt-BR"/>
+        </w:rPr>
+        <w:t>Texto</w:t>
+      </w:r>
+      <w:proofErr w:type="spellEnd"/>
+      <w:r>
+        <w:rPr>
+          <w:lang w:val="pt-BR" w:eastAsia="pt-BR"/>
+        </w:rPr>
+        <w:t xml:space="preserve"> </w:t>
+      </w:r>
+      <w:proofErr w:type="spellStart"/>
+      <w:r>
+        <w:rPr>
+          <w:lang w:val="pt-BR" w:eastAsia="pt-BR"/>
+        </w:rPr>
+        <w:t>Texto</w:t>
+      </w:r>
+      <w:proofErr w:type="spellEnd"/>
+      <w:r>
+        <w:rPr>
+          <w:lang w:val="pt-BR" w:eastAsia="pt-BR"/>
+        </w:rPr>
+        <w:t xml:space="preserve"> </w:t>
+      </w:r>
+      <w:proofErr w:type="spellStart"/>
+      <w:r>
+        <w:rPr>
+          <w:lang w:val="pt-BR" w:eastAsia="pt-BR"/>
+        </w:rPr>
+        <w:t>Texto</w:t>
+      </w:r>
+      <w:proofErr w:type="spellEnd"/>
+      <w:r>
+        <w:rPr>
+          <w:lang w:val="pt-BR" w:eastAsia="pt-BR"/>
+        </w:rPr>
+        <w:t xml:space="preserve"> </w:t>
+      </w:r>
+      <w:proofErr w:type="spellStart"/>
+      <w:r>
+        <w:rPr>
+          <w:lang w:val="pt-BR" w:eastAsia="pt-BR"/>
+        </w:rPr>
+        <w:t>Texto</w:t>
+      </w:r>
+      <w:proofErr w:type="spellEnd"/>
+      <w:r>
+        <w:rPr>
+          <w:lang w:val="pt-BR" w:eastAsia="pt-BR"/>
+        </w:rPr>
+        <w:t xml:space="preserve"> </w:t>
+      </w:r>
+      <w:proofErr w:type="spellStart"/>
+      <w:r>
+        <w:rPr>
+          <w:lang w:val="pt-BR" w:eastAsia="pt-BR"/>
+        </w:rPr>
+        <w:t>Texto</w:t>
+      </w:r>
+      <w:proofErr w:type="spellEnd"/>
+      <w:r>
+        <w:rPr>
+          <w:lang w:val="pt-BR" w:eastAsia="pt-BR"/>
+        </w:rPr>
+        <w:t xml:space="preserve"> </w:t>
+      </w:r>
+      <w:proofErr w:type="spellStart"/>
+      <w:r>
+        <w:rPr>
+          <w:lang w:val="pt-BR" w:eastAsia="pt-BR"/>
+        </w:rPr>
+        <w:t>Texto</w:t>
+      </w:r>
+      <w:proofErr w:type="spellEnd"/>
+      <w:r>
+        <w:rPr>
+          <w:lang w:val="pt-BR" w:eastAsia="pt-BR"/>
+        </w:rPr>
+        <w:t xml:space="preserve"> </w:t>
+      </w:r>
+      <w:proofErr w:type="spellStart"/>
+      <w:r>
+        <w:rPr>
+          <w:lang w:val="pt-BR" w:eastAsia="pt-BR"/>
+        </w:rPr>
+        <w:t>Texto</w:t>
+      </w:r>
+      <w:proofErr w:type="spellEnd"/>
+      <w:r>
+        <w:rPr>
+          <w:lang w:val="pt-BR" w:eastAsia="pt-BR"/>
+        </w:rPr>
+        <w:t xml:space="preserve"> </w:t>
+      </w:r>
+      <w:proofErr w:type="spellStart"/>
+      <w:r>
+        <w:rPr>
+          <w:lang w:val="pt-BR" w:eastAsia="pt-BR"/>
+        </w:rPr>
+        <w:t>Texto</w:t>
+      </w:r>
+      <w:proofErr w:type="spellEnd"/>
+      <w:r>
+        <w:rPr>
+          <w:lang w:val="pt-BR" w:eastAsia="pt-BR"/>
+        </w:rPr>
+        <w:t xml:space="preserve"> </w:t>
+      </w:r>
+      <w:proofErr w:type="spellStart"/>
+      <w:r>
+        <w:rPr>
+          <w:lang w:val="pt-BR" w:eastAsia="pt-BR"/>
+        </w:rPr>
+        <w:t>Tex</w:t>
       </w:r>
       <w:bookmarkStart w:id="53" w:name="_GoBack"/>
       <w:bookmarkEnd w:id="53"/>
       <w:r>
-        <w:t xml:space="preserve"> Elaborado pelo autor (2026).</w:t>
-      </w:r>
+        <w:rPr>
+          <w:lang w:val="pt-BR" w:eastAsia="pt-BR"/>
+        </w:rPr>
+        <w:t>to</w:t>
+      </w:r>
+      <w:proofErr w:type="spellEnd"/>
+      <w:r>
+        <w:rPr>
+          <w:lang w:val="pt-BR" w:eastAsia="pt-BR"/>
+        </w:rPr>
+        <w:t xml:space="preserve"> </w:t>
+      </w:r>
+      <w:proofErr w:type="spellStart"/>
+      <w:r>
+        <w:rPr>
+          <w:lang w:val="pt-BR" w:eastAsia="pt-BR"/>
+        </w:rPr>
+        <w:t>Texto</w:t>
+      </w:r>
+      <w:proofErr w:type="spellEnd"/>
+      <w:r>
+        <w:rPr>
+          <w:lang w:val="pt-BR" w:eastAsia="pt-BR"/>
+        </w:rPr>
+        <w:t xml:space="preserve"> </w:t>
+      </w:r>
+      <w:proofErr w:type="spellStart"/>
+      <w:r>
+        <w:rPr>
+          <w:lang w:val="pt-BR" w:eastAsia="pt-BR"/>
+        </w:rPr>
+        <w:t>Texto</w:t>
+      </w:r>
+      <w:proofErr w:type="spellEnd"/>
+      <w:r>
+        <w:rPr>
+          <w:lang w:val="pt-BR" w:eastAsia="pt-BR"/>
+        </w:rPr>
+        <w:t xml:space="preserve"> </w:t>
+      </w:r>
+      <w:proofErr w:type="spellStart"/>
+      <w:r>
+        <w:rPr>
+          <w:lang w:val="pt-BR" w:eastAsia="pt-BR"/>
+        </w:rPr>
+        <w:t>Texto</w:t>
+      </w:r>
+      <w:proofErr w:type="spellEnd"/>
+      <w:r>
+        <w:rPr>
+          <w:lang w:val="pt-BR" w:eastAsia="pt-BR"/>
+        </w:rPr>
+        <w:t xml:space="preserve"> </w:t>
+      </w:r>
+      <w:proofErr w:type="spellStart"/>
+      <w:r>
+        <w:rPr>
+          <w:lang w:val="pt-BR" w:eastAsia="pt-BR"/>
+        </w:rPr>
+        <w:t>Texto</w:t>
+      </w:r>
+      <w:proofErr w:type="spellEnd"/>
+      <w:r>
+        <w:rPr>
+          <w:lang w:val="pt-BR" w:eastAsia="pt-BR"/>
+        </w:rPr>
+        <w:t xml:space="preserve"> </w:t>
+      </w:r>
+      <w:proofErr w:type="spellStart"/>
+      <w:r>
+        <w:rPr>
+          <w:lang w:val="pt-BR" w:eastAsia="pt-BR"/>
+        </w:rPr>
+        <w:t>Texto</w:t>
+      </w:r>
+      <w:proofErr w:type="spellEnd"/>
+      <w:r>
+        <w:rPr>
+          <w:lang w:val="pt-BR" w:eastAsia="pt-BR"/>
+        </w:rPr>
+        <w:t xml:space="preserve"> </w:t>
+      </w:r>
+      <w:proofErr w:type="spellStart"/>
+      <w:r>
+        <w:rPr>
+          <w:lang w:val="pt-BR" w:eastAsia="pt-BR"/>
+        </w:rPr>
+        <w:t>Texto</w:t>
+      </w:r>
+      <w:proofErr w:type="spellEnd"/>
+      <w:r>
+        <w:rPr>
+          <w:lang w:val="pt-BR" w:eastAsia="pt-BR"/>
+        </w:rPr>
+        <w:t xml:space="preserve"> </w:t>
+      </w:r>
+      <w:proofErr w:type="spellStart"/>
+      <w:r>
+        <w:rPr>
+          <w:lang w:val="pt-BR" w:eastAsia="pt-BR"/>
+        </w:rPr>
+        <w:t>Texto</w:t>
+      </w:r>
+      <w:proofErr w:type="spellEnd"/>
+      <w:r>
+        <w:rPr>
+          <w:lang w:val="pt-BR" w:eastAsia="pt-BR"/>
+        </w:rPr>
+        <w:t xml:space="preserve"> </w:t>
+      </w:r>
+      <w:proofErr w:type="spellStart"/>
+      <w:r>
+        <w:rPr>
+          <w:lang w:val="pt-BR" w:eastAsia="pt-BR"/>
+        </w:rPr>
+        <w:t>Texto</w:t>
+      </w:r>
+      <w:proofErr w:type="spellEnd"/>
+      <w:r>
+        <w:rPr>
+          <w:lang w:val="pt-BR" w:eastAsia="pt-BR"/>
+        </w:rPr>
+        <w:t xml:space="preserve"> </w:t>
+      </w:r>
+      <w:proofErr w:type="spellStart"/>
+      <w:r>
+        <w:rPr>
+          <w:lang w:val="pt-BR" w:eastAsia="pt-BR"/>
+        </w:rPr>
+        <w:t>Texto</w:t>
+      </w:r>
+      <w:proofErr w:type="spellEnd"/>
+      <w:r>
+        <w:rPr>
+          <w:lang w:val="pt-BR" w:eastAsia="pt-BR"/>
+        </w:rPr>
+        <w:t xml:space="preserve"> </w:t>
+      </w:r>
+      <w:proofErr w:type="spellStart"/>
+      <w:r>
+        <w:rPr>
+          <w:lang w:val="pt-BR" w:eastAsia="pt-BR"/>
+        </w:rPr>
+        <w:t>Texto</w:t>
+      </w:r>
+      <w:proofErr w:type="spellEnd"/>
+      <w:r>
+        <w:rPr>
+          <w:lang w:val="pt-BR" w:eastAsia="pt-BR"/>
+        </w:rPr>
+        <w:t xml:space="preserve"> </w:t>
+      </w:r>
+      <w:proofErr w:type="spellStart"/>
+      <w:r>
+        <w:rPr>
+          <w:lang w:val="pt-BR" w:eastAsia="pt-BR"/>
+        </w:rPr>
+        <w:t>Texto</w:t>
+      </w:r>
+      <w:proofErr w:type="spellEnd"/>
+      <w:r>
+        <w:rPr>
+          <w:lang w:val="pt-BR" w:eastAsia="pt-BR"/>
+        </w:rPr>
+        <w:t xml:space="preserve"> </w:t>
+      </w:r>
+      <w:proofErr w:type="spellStart"/>
+      <w:r>
+        <w:rPr>
+          <w:lang w:val="pt-BR" w:eastAsia="pt-BR"/>
+        </w:rPr>
+        <w:t>Texto</w:t>
+      </w:r>
+      <w:proofErr w:type="spellEnd"/>
+      <w:r>
+        <w:rPr>
+          <w:lang w:val="pt-BR" w:eastAsia="pt-BR"/>
+        </w:rPr>
+        <w:t xml:space="preserve"> </w:t>
+      </w:r>
+      <w:proofErr w:type="spellStart"/>
+      <w:r>
+        <w:rPr>
+          <w:lang w:val="pt-BR" w:eastAsia="pt-BR"/>
+        </w:rPr>
+        <w:t>Texto</w:t>
+      </w:r>
+      <w:proofErr w:type="spellEnd"/>
+      <w:r>
+        <w:rPr>
+          <w:lang w:val="pt-BR" w:eastAsia="pt-BR"/>
+        </w:rPr>
+        <w:t xml:space="preserve"> </w:t>
+      </w:r>
+      <w:proofErr w:type="spellStart"/>
+      <w:r>
+        <w:rPr>
+          <w:lang w:val="pt-BR" w:eastAsia="pt-BR"/>
+        </w:rPr>
+        <w:t>Texto</w:t>
+      </w:r>
+      <w:proofErr w:type="spellEnd"/>
+      <w:r>
+        <w:rPr>
+          <w:lang w:val="pt-BR" w:eastAsia="pt-BR"/>
+        </w:rPr>
+        <w:t xml:space="preserve"> </w:t>
+      </w:r>
+      <w:proofErr w:type="spellStart"/>
+      <w:r>
+        <w:rPr>
+          <w:lang w:val="pt-BR" w:eastAsia="pt-BR"/>
+        </w:rPr>
+        <w:t>Texto</w:t>
+      </w:r>
+      <w:proofErr w:type="spellEnd"/>
+      <w:r>
+        <w:rPr>
+          <w:lang w:val="pt-BR" w:eastAsia="pt-BR"/>
+        </w:rPr>
+        <w:t xml:space="preserve"> </w:t>
+      </w:r>
+      <w:proofErr w:type="spellStart"/>
+      <w:r>
+        <w:rPr>
+          <w:lang w:val="pt-BR" w:eastAsia="pt-BR"/>
+        </w:rPr>
+        <w:t>Texto</w:t>
+      </w:r>
+      <w:proofErr w:type="spellEnd"/>
+      <w:r>
+        <w:rPr>
+          <w:lang w:val="pt-BR" w:eastAsia="pt-BR"/>
+        </w:rPr>
+        <w:t xml:space="preserve"> </w:t>
+      </w:r>
+      <w:proofErr w:type="spellStart"/>
+      <w:r>
+        <w:rPr>
+          <w:lang w:val="pt-BR" w:eastAsia="pt-BR"/>
+        </w:rPr>
+        <w:t>Texto</w:t>
+      </w:r>
+      <w:proofErr w:type="spellEnd"/>
+      <w:r>
+        <w:rPr>
+          <w:lang w:val="pt-BR" w:eastAsia="pt-BR"/>
+        </w:rPr>
+        <w:t xml:space="preserve"> </w:t>
+      </w:r>
+      <w:proofErr w:type="spellStart"/>
+      <w:r>
+        <w:rPr>
+          <w:lang w:val="pt-BR" w:eastAsia="pt-BR"/>
+        </w:rPr>
+        <w:t>Texto</w:t>
+      </w:r>
+      <w:proofErr w:type="spellEnd"/>
+      <w:r>
+        <w:rPr>
+          <w:lang w:val="pt-BR" w:eastAsia="pt-BR"/>
+        </w:rPr>
+        <w:t xml:space="preserve"> </w:t>
+      </w:r>
+      <w:proofErr w:type="spellStart"/>
+      <w:r>
+        <w:rPr>
+          <w:lang w:val="pt-BR" w:eastAsia="pt-BR"/>
+        </w:rPr>
+        <w:t>Texto</w:t>
+      </w:r>
+      <w:proofErr w:type="spellEnd"/>
+      <w:r>
+        <w:rPr>
+          <w:lang w:val="pt-BR" w:eastAsia="pt-BR"/>
+        </w:rPr>
+        <w:t xml:space="preserve"> </w:t>
+      </w:r>
+      <w:proofErr w:type="spellStart"/>
+      <w:r>
+        <w:rPr>
+          <w:lang w:val="pt-BR" w:eastAsia="pt-BR"/>
+        </w:rPr>
+        <w:t>Texto</w:t>
+      </w:r>
+      <w:proofErr w:type="spellEnd"/>
+      <w:r>
+        <w:rPr>
+          <w:lang w:val="pt-BR" w:eastAsia="pt-BR"/>
+        </w:rPr>
+        <w:t xml:space="preserve"> </w:t>
+      </w:r>
+      <w:proofErr w:type="spellStart"/>
+      <w:r>
+        <w:rPr>
+          <w:lang w:val="pt-BR" w:eastAsia="pt-BR"/>
+        </w:rPr>
+        <w:t>Texto</w:t>
+      </w:r>
+      <w:proofErr w:type="spellEnd"/>
+      <w:r>
+        <w:rPr>
+          <w:lang w:val="pt-BR" w:eastAsia="pt-BR"/>
+        </w:rPr>
+        <w:t>.</w:t>
+      </w:r>
+    </w:p>
+    <w:p>
+      <w:pPr>
+        <w:pStyle w:val="Corpodetexto"/>
+        <w:spacing w:line="312" w:lineRule="auto"/>
+        <w:jc w:val="both"/>
+      </w:pPr>
+    </w:p>
+    <w:p>
+      <w:pPr>
+        <w:pStyle w:val="Ttulo4"/>
+        <w:ind w:left="23" w:firstLine="259"/>
+        <w:jc w:val="left"/>
+      </w:pPr>
+      <w:r>
+        <w:t>4.2.2 Sujeitos e Papéis</w:t>
+      </w:r>
+      <w:r>
+        <w:br/>
+      </w:r>
+    </w:p>
+    <w:p>
+      <w:pPr>
+        <w:pStyle w:val="Corpodetexto"/>
+        <w:spacing w:line="312" w:lineRule="auto"/>
+        <w:ind w:left="282" w:right="116" w:firstLine="737"/>
+        <w:jc w:val="both"/>
+        <w:rPr>
+          <w:lang w:val="pt-BR" w:eastAsia="pt-BR"/>
+        </w:rPr>
+      </w:pPr>
+      <w:r>
+        <w:rPr>
+          <w:lang w:val="pt-BR" w:eastAsia="pt-BR"/>
+        </w:rPr>
+        <w:t xml:space="preserve">Texto </w:t>
+      </w:r>
+      <w:proofErr w:type="spellStart"/>
+      <w:r>
+        <w:rPr>
+          <w:lang w:val="pt-BR" w:eastAsia="pt-BR"/>
+        </w:rPr>
+        <w:t>Texto</w:t>
+      </w:r>
+      <w:proofErr w:type="spellEnd"/>
+      <w:r>
+        <w:rPr>
+          <w:lang w:val="pt-BR" w:eastAsia="pt-BR"/>
+        </w:rPr>
+        <w:t xml:space="preserve"> </w:t>
+      </w:r>
+      <w:proofErr w:type="spellStart"/>
+      <w:r>
+        <w:rPr>
+          <w:lang w:val="pt-BR" w:eastAsia="pt-BR"/>
+        </w:rPr>
+        <w:t>Texto</w:t>
+      </w:r>
+      <w:proofErr w:type="spellEnd"/>
+      <w:r>
+        <w:rPr>
+          <w:lang w:val="pt-BR" w:eastAsia="pt-BR"/>
+        </w:rPr>
+        <w:t xml:space="preserve"> </w:t>
+      </w:r>
+      <w:proofErr w:type="spellStart"/>
+      <w:r>
+        <w:rPr>
+          <w:lang w:val="pt-BR" w:eastAsia="pt-BR"/>
+        </w:rPr>
+        <w:t>Texto</w:t>
+      </w:r>
+      <w:proofErr w:type="spellEnd"/>
+      <w:r>
+        <w:rPr>
+          <w:lang w:val="pt-BR" w:eastAsia="pt-BR"/>
+        </w:rPr>
+        <w:t xml:space="preserve"> </w:t>
+      </w:r>
+      <w:proofErr w:type="spellStart"/>
+      <w:r>
+        <w:rPr>
+          <w:lang w:val="pt-BR" w:eastAsia="pt-BR"/>
+        </w:rPr>
+        <w:t>Texto</w:t>
+      </w:r>
+      <w:proofErr w:type="spellEnd"/>
+      <w:r>
+        <w:rPr>
+          <w:lang w:val="pt-BR" w:eastAsia="pt-BR"/>
+        </w:rPr>
+        <w:t xml:space="preserve"> </w:t>
+      </w:r>
+      <w:proofErr w:type="spellStart"/>
+      <w:r>
+        <w:rPr>
+          <w:lang w:val="pt-BR" w:eastAsia="pt-BR"/>
+        </w:rPr>
+        <w:t>Texto</w:t>
+      </w:r>
+      <w:proofErr w:type="spellEnd"/>
+      <w:r>
+        <w:rPr>
+          <w:lang w:val="pt-BR" w:eastAsia="pt-BR"/>
+        </w:rPr>
+        <w:t xml:space="preserve"> </w:t>
+      </w:r>
+      <w:proofErr w:type="spellStart"/>
+      <w:r>
+        <w:rPr>
+          <w:lang w:val="pt-BR" w:eastAsia="pt-BR"/>
+        </w:rPr>
+        <w:t>Texto</w:t>
+      </w:r>
+      <w:proofErr w:type="spellEnd"/>
+      <w:r>
+        <w:rPr>
+          <w:lang w:val="pt-BR" w:eastAsia="pt-BR"/>
+        </w:rPr>
+        <w:t xml:space="preserve"> </w:t>
+      </w:r>
+      <w:proofErr w:type="spellStart"/>
+      <w:r>
+        <w:rPr>
+          <w:lang w:val="pt-BR" w:eastAsia="pt-BR"/>
+        </w:rPr>
+        <w:t>Texto</w:t>
+      </w:r>
+      <w:proofErr w:type="spellEnd"/>
+      <w:r>
+        <w:rPr>
+          <w:lang w:val="pt-BR" w:eastAsia="pt-BR"/>
+        </w:rPr>
+        <w:t xml:space="preserve"> </w:t>
+      </w:r>
+      <w:proofErr w:type="spellStart"/>
+      <w:r>
+        <w:rPr>
+          <w:lang w:val="pt-BR" w:eastAsia="pt-BR"/>
+        </w:rPr>
+        <w:t>Texto</w:t>
+      </w:r>
+      <w:proofErr w:type="spellEnd"/>
+      <w:r>
+        <w:rPr>
+          <w:lang w:val="pt-BR" w:eastAsia="pt-BR"/>
+        </w:rPr>
+        <w:t xml:space="preserve"> </w:t>
+      </w:r>
+      <w:proofErr w:type="spellStart"/>
+      <w:r>
+        <w:rPr>
+          <w:lang w:val="pt-BR" w:eastAsia="pt-BR"/>
+        </w:rPr>
+        <w:t>Texto</w:t>
+      </w:r>
+      <w:proofErr w:type="spellEnd"/>
+      <w:r>
+        <w:rPr>
+          <w:lang w:val="pt-BR" w:eastAsia="pt-BR"/>
+        </w:rPr>
+        <w:t xml:space="preserve"> </w:t>
+      </w:r>
+      <w:proofErr w:type="spellStart"/>
+      <w:r>
+        <w:rPr>
+          <w:lang w:val="pt-BR" w:eastAsia="pt-BR"/>
+        </w:rPr>
+        <w:t>Texto</w:t>
+      </w:r>
+      <w:proofErr w:type="spellEnd"/>
+      <w:r>
+        <w:rPr>
+          <w:lang w:val="pt-BR" w:eastAsia="pt-BR"/>
+        </w:rPr>
+        <w:t xml:space="preserve"> </w:t>
+      </w:r>
+      <w:proofErr w:type="spellStart"/>
+      <w:r>
+        <w:rPr>
+          <w:lang w:val="pt-BR" w:eastAsia="pt-BR"/>
+        </w:rPr>
+        <w:t>Texto</w:t>
+      </w:r>
+      <w:proofErr w:type="spellEnd"/>
+      <w:r>
+        <w:rPr>
+          <w:lang w:val="pt-BR" w:eastAsia="pt-BR"/>
+        </w:rPr>
+        <w:t xml:space="preserve"> </w:t>
+      </w:r>
+      <w:proofErr w:type="spellStart"/>
+      <w:r>
+        <w:rPr>
+          <w:lang w:val="pt-BR" w:eastAsia="pt-BR"/>
+        </w:rPr>
+        <w:t>Texto</w:t>
+      </w:r>
+      <w:proofErr w:type="spellEnd"/>
+      <w:r>
+        <w:rPr>
+          <w:lang w:val="pt-BR" w:eastAsia="pt-BR"/>
+        </w:rPr>
+        <w:t xml:space="preserve"> </w:t>
+      </w:r>
+      <w:proofErr w:type="spellStart"/>
+      <w:r>
+        <w:rPr>
+          <w:lang w:val="pt-BR" w:eastAsia="pt-BR"/>
+        </w:rPr>
+        <w:t>Texto</w:t>
+      </w:r>
+      <w:proofErr w:type="spellEnd"/>
+      <w:r>
+        <w:rPr>
+          <w:lang w:val="pt-BR" w:eastAsia="pt-BR"/>
+        </w:rPr>
+        <w:t xml:space="preserve"> </w:t>
+      </w:r>
+      <w:proofErr w:type="spellStart"/>
+      <w:r>
+        <w:rPr>
+          <w:lang w:val="pt-BR" w:eastAsia="pt-BR"/>
+        </w:rPr>
+        <w:t>Texto</w:t>
+      </w:r>
+      <w:proofErr w:type="spellEnd"/>
+      <w:r>
+        <w:rPr>
+          <w:lang w:val="pt-BR" w:eastAsia="pt-BR"/>
+        </w:rPr>
+        <w:t xml:space="preserve"> </w:t>
+      </w:r>
+      <w:proofErr w:type="spellStart"/>
+      <w:r>
+        <w:rPr>
+          <w:lang w:val="pt-BR" w:eastAsia="pt-BR"/>
+        </w:rPr>
+        <w:t>Texto</w:t>
+      </w:r>
+      <w:proofErr w:type="spellEnd"/>
+      <w:r>
+        <w:rPr>
+          <w:lang w:val="pt-BR" w:eastAsia="pt-BR"/>
+        </w:rPr>
+        <w:t xml:space="preserve"> </w:t>
+      </w:r>
+      <w:proofErr w:type="spellStart"/>
+      <w:r>
+        <w:rPr>
+          <w:lang w:val="pt-BR" w:eastAsia="pt-BR"/>
+        </w:rPr>
+        <w:t>Texto</w:t>
+      </w:r>
+      <w:proofErr w:type="spellEnd"/>
+      <w:r>
+        <w:rPr>
+          <w:lang w:val="pt-BR" w:eastAsia="pt-BR"/>
+        </w:rPr>
+        <w:t xml:space="preserve"> </w:t>
+      </w:r>
+      <w:proofErr w:type="spellStart"/>
+      <w:r>
+        <w:rPr>
+          <w:lang w:val="pt-BR" w:eastAsia="pt-BR"/>
+        </w:rPr>
+        <w:t>Texto</w:t>
+      </w:r>
+      <w:proofErr w:type="spellEnd"/>
+      <w:r>
+        <w:rPr>
+          <w:lang w:val="pt-BR" w:eastAsia="pt-BR"/>
+        </w:rPr>
+        <w:t xml:space="preserve"> </w:t>
+      </w:r>
+      <w:proofErr w:type="spellStart"/>
+      <w:r>
+        <w:rPr>
+          <w:lang w:val="pt-BR" w:eastAsia="pt-BR"/>
+        </w:rPr>
+        <w:t>Texto</w:t>
+      </w:r>
+      <w:proofErr w:type="spellEnd"/>
+      <w:r>
+        <w:rPr>
+          <w:lang w:val="pt-BR" w:eastAsia="pt-BR"/>
+        </w:rPr>
+        <w:t xml:space="preserve"> </w:t>
+      </w:r>
+      <w:proofErr w:type="spellStart"/>
+      <w:r>
+        <w:rPr>
+          <w:lang w:val="pt-BR" w:eastAsia="pt-BR"/>
+        </w:rPr>
+        <w:t>Texto</w:t>
+      </w:r>
+      <w:proofErr w:type="spellEnd"/>
+      <w:r>
+        <w:rPr>
+          <w:lang w:val="pt-BR" w:eastAsia="pt-BR"/>
+        </w:rPr>
+        <w:t xml:space="preserve"> </w:t>
+      </w:r>
+      <w:proofErr w:type="spellStart"/>
+      <w:r>
+        <w:rPr>
+          <w:lang w:val="pt-BR" w:eastAsia="pt-BR"/>
+        </w:rPr>
+        <w:t>Texto</w:t>
+      </w:r>
+      <w:proofErr w:type="spellEnd"/>
+      <w:r>
+        <w:rPr>
+          <w:lang w:val="pt-BR" w:eastAsia="pt-BR"/>
+        </w:rPr>
+        <w:t xml:space="preserve"> </w:t>
+      </w:r>
+      <w:proofErr w:type="spellStart"/>
+      <w:r>
+        <w:rPr>
+          <w:lang w:val="pt-BR" w:eastAsia="pt-BR"/>
+        </w:rPr>
+        <w:t>Texto</w:t>
+      </w:r>
+      <w:proofErr w:type="spellEnd"/>
+      <w:r>
+        <w:rPr>
+          <w:lang w:val="pt-BR" w:eastAsia="pt-BR"/>
+        </w:rPr>
+        <w:t xml:space="preserve"> </w:t>
+      </w:r>
+      <w:proofErr w:type="spellStart"/>
+      <w:r>
+        <w:rPr>
+          <w:lang w:val="pt-BR" w:eastAsia="pt-BR"/>
+        </w:rPr>
+        <w:t>Texto</w:t>
+      </w:r>
+      <w:proofErr w:type="spellEnd"/>
+      <w:r>
+        <w:rPr>
+          <w:lang w:val="pt-BR" w:eastAsia="pt-BR"/>
+        </w:rPr>
+        <w:t xml:space="preserve"> </w:t>
+      </w:r>
+      <w:proofErr w:type="spellStart"/>
+      <w:r>
+        <w:rPr>
+          <w:lang w:val="pt-BR" w:eastAsia="pt-BR"/>
+        </w:rPr>
+        <w:t>Texto</w:t>
+      </w:r>
+      <w:proofErr w:type="spellEnd"/>
+      <w:r>
+        <w:rPr>
+          <w:lang w:val="pt-BR" w:eastAsia="pt-BR"/>
+        </w:rPr>
+        <w:t xml:space="preserve"> </w:t>
+      </w:r>
+      <w:proofErr w:type="spellStart"/>
+      <w:r>
+        <w:rPr>
+          <w:lang w:val="pt-BR" w:eastAsia="pt-BR"/>
+        </w:rPr>
+        <w:t>Texto</w:t>
+      </w:r>
+      <w:proofErr w:type="spellEnd"/>
+      <w:r>
+        <w:rPr>
+          <w:lang w:val="pt-BR" w:eastAsia="pt-BR"/>
+        </w:rPr>
+        <w:t xml:space="preserve"> </w:t>
+      </w:r>
+      <w:proofErr w:type="spellStart"/>
+      <w:r>
+        <w:rPr>
+          <w:lang w:val="pt-BR" w:eastAsia="pt-BR"/>
+        </w:rPr>
+        <w:t>Texto</w:t>
+      </w:r>
+      <w:proofErr w:type="spellEnd"/>
+      <w:r>
+        <w:rPr>
+          <w:lang w:val="pt-BR" w:eastAsia="pt-BR"/>
+        </w:rPr>
+        <w:t xml:space="preserve"> </w:t>
+      </w:r>
+      <w:proofErr w:type="spellStart"/>
+      <w:r>
+        <w:rPr>
+          <w:lang w:val="pt-BR" w:eastAsia="pt-BR"/>
+        </w:rPr>
+        <w:t>Texto</w:t>
+      </w:r>
+      <w:proofErr w:type="spellEnd"/>
+      <w:r>
+        <w:rPr>
+          <w:lang w:val="pt-BR" w:eastAsia="pt-BR"/>
+        </w:rPr>
+        <w:t xml:space="preserve"> </w:t>
+      </w:r>
+      <w:proofErr w:type="spellStart"/>
+      <w:r>
+        <w:rPr>
+          <w:lang w:val="pt-BR" w:eastAsia="pt-BR"/>
+        </w:rPr>
+        <w:t>Texto</w:t>
+      </w:r>
+      <w:proofErr w:type="spellEnd"/>
+      <w:r>
+        <w:rPr>
+          <w:lang w:val="pt-BR" w:eastAsia="pt-BR"/>
+        </w:rPr>
+        <w:t xml:space="preserve"> </w:t>
+      </w:r>
+      <w:proofErr w:type="spellStart"/>
+      <w:r>
+        <w:rPr>
+          <w:lang w:val="pt-BR" w:eastAsia="pt-BR"/>
+        </w:rPr>
+        <w:t>Texto</w:t>
+      </w:r>
+      <w:proofErr w:type="spellEnd"/>
+      <w:r>
+        <w:rPr>
+          <w:lang w:val="pt-BR" w:eastAsia="pt-BR"/>
+        </w:rPr>
+        <w:t xml:space="preserve"> </w:t>
+      </w:r>
+      <w:proofErr w:type="spellStart"/>
+      <w:r>
+        <w:rPr>
+          <w:lang w:val="pt-BR" w:eastAsia="pt-BR"/>
+        </w:rPr>
+        <w:t>Texto</w:t>
+      </w:r>
+      <w:proofErr w:type="spellEnd"/>
+      <w:r>
+        <w:rPr>
+          <w:lang w:val="pt-BR" w:eastAsia="pt-BR"/>
+        </w:rPr>
+        <w:t xml:space="preserve"> </w:t>
+      </w:r>
+      <w:proofErr w:type="spellStart"/>
+      <w:r>
+        <w:rPr>
+          <w:lang w:val="pt-BR" w:eastAsia="pt-BR"/>
+        </w:rPr>
+        <w:t>Texto</w:t>
+      </w:r>
+      <w:proofErr w:type="spellEnd"/>
+      <w:r>
+        <w:rPr>
+          <w:lang w:val="pt-BR" w:eastAsia="pt-BR"/>
+        </w:rPr>
+        <w:t xml:space="preserve"> </w:t>
+      </w:r>
+      <w:proofErr w:type="spellStart"/>
+      <w:r>
+        <w:rPr>
+          <w:lang w:val="pt-BR" w:eastAsia="pt-BR"/>
+        </w:rPr>
+        <w:t>Texto</w:t>
+      </w:r>
+      <w:proofErr w:type="spellEnd"/>
+      <w:r>
+        <w:rPr>
+          <w:lang w:val="pt-BR" w:eastAsia="pt-BR"/>
+        </w:rPr>
+        <w:t xml:space="preserve"> </w:t>
+      </w:r>
+      <w:proofErr w:type="spellStart"/>
+      <w:r>
+        <w:rPr>
+          <w:lang w:val="pt-BR" w:eastAsia="pt-BR"/>
+        </w:rPr>
+        <w:t>Texto</w:t>
+      </w:r>
+      <w:proofErr w:type="spellEnd"/>
+      <w:r>
+        <w:rPr>
+          <w:lang w:val="pt-BR" w:eastAsia="pt-BR"/>
+        </w:rPr>
+        <w:t xml:space="preserve"> </w:t>
+      </w:r>
+      <w:proofErr w:type="spellStart"/>
+      <w:r>
+        <w:rPr>
+          <w:lang w:val="pt-BR" w:eastAsia="pt-BR"/>
+        </w:rPr>
+        <w:t>Texto</w:t>
+      </w:r>
+      <w:proofErr w:type="spellEnd"/>
+      <w:r>
+        <w:rPr>
+          <w:lang w:val="pt-BR" w:eastAsia="pt-BR"/>
+        </w:rPr>
+        <w:t xml:space="preserve"> </w:t>
+      </w:r>
+      <w:proofErr w:type="spellStart"/>
+      <w:r>
+        <w:rPr>
+          <w:lang w:val="pt-BR" w:eastAsia="pt-BR"/>
+        </w:rPr>
+        <w:t>Texto</w:t>
+      </w:r>
+      <w:proofErr w:type="spellEnd"/>
+      <w:r>
+        <w:rPr>
+          <w:lang w:val="pt-BR" w:eastAsia="pt-BR"/>
+        </w:rPr>
+        <w:t xml:space="preserve"> </w:t>
+      </w:r>
+      <w:proofErr w:type="spellStart"/>
+      <w:r>
+        <w:rPr>
+          <w:lang w:val="pt-BR" w:eastAsia="pt-BR"/>
+        </w:rPr>
+        <w:t>Texto</w:t>
+      </w:r>
+      <w:proofErr w:type="spellEnd"/>
+      <w:r>
+        <w:rPr>
+          <w:lang w:val="pt-BR" w:eastAsia="pt-BR"/>
+        </w:rPr>
+        <w:t xml:space="preserve"> </w:t>
+      </w:r>
+      <w:proofErr w:type="spellStart"/>
+      <w:r>
+        <w:rPr>
+          <w:lang w:val="pt-BR" w:eastAsia="pt-BR"/>
+        </w:rPr>
+        <w:t>Texto</w:t>
+      </w:r>
+      <w:proofErr w:type="spellEnd"/>
+      <w:r>
+        <w:rPr>
+          <w:lang w:val="pt-BR" w:eastAsia="pt-BR"/>
+        </w:rPr>
+        <w:t xml:space="preserve"> </w:t>
+      </w:r>
+      <w:proofErr w:type="spellStart"/>
+      <w:r>
+        <w:rPr>
+          <w:lang w:val="pt-BR" w:eastAsia="pt-BR"/>
+        </w:rPr>
+        <w:t>Texto</w:t>
+      </w:r>
+      <w:proofErr w:type="spellEnd"/>
+      <w:r>
+        <w:rPr>
+          <w:lang w:val="pt-BR" w:eastAsia="pt-BR"/>
+        </w:rPr>
+        <w:t xml:space="preserve"> </w:t>
+      </w:r>
+      <w:proofErr w:type="spellStart"/>
+      <w:r>
+        <w:rPr>
+          <w:lang w:val="pt-BR" w:eastAsia="pt-BR"/>
+        </w:rPr>
+        <w:t>Texto</w:t>
+      </w:r>
+      <w:proofErr w:type="spellEnd"/>
+      <w:r>
+        <w:rPr>
+          <w:lang w:val="pt-BR" w:eastAsia="pt-BR"/>
+        </w:rPr>
+        <w:t xml:space="preserve"> </w:t>
+      </w:r>
+      <w:proofErr w:type="spellStart"/>
+      <w:r>
+        <w:rPr>
+          <w:lang w:val="pt-BR" w:eastAsia="pt-BR"/>
+        </w:rPr>
+        <w:t>Texto</w:t>
+      </w:r>
+      <w:proofErr w:type="spellEnd"/>
+      <w:r>
+        <w:rPr>
+          <w:lang w:val="pt-BR" w:eastAsia="pt-BR"/>
+        </w:rPr>
+        <w:t>.</w:t>
+      </w:r>
+    </w:p>
+    <w:p>
+      <w:pPr>
+        <w:pStyle w:val="Corpodetexto"/>
+        <w:spacing w:line="312" w:lineRule="auto"/>
+        <w:jc w:val="both"/>
+      </w:pPr>
+    </w:p>
+    <w:p>
+      <w:pPr>
+        <w:pStyle w:val="Ttulo4"/>
+        <w:ind w:left="23" w:firstLine="259"/>
+        <w:jc w:val="left"/>
+      </w:pPr>
+      <w:r>
+        <w:t>4.2.3 Representação Processual</w:t>
+      </w:r>
+      <w:r>
+        <w:br/>
+      </w:r>
+    </w:p>
+    <w:p>
+      <w:pPr>
+        <w:pStyle w:val="Corpodetexto"/>
+        <w:spacing w:line="312" w:lineRule="auto"/>
+        <w:ind w:left="282" w:right="116" w:firstLine="737"/>
+        <w:jc w:val="both"/>
+        <w:rPr>
+          <w:lang w:val="pt-BR" w:eastAsia="pt-BR"/>
+        </w:rPr>
+      </w:pPr>
+      <w:r>
+        <w:rPr>
+          <w:lang w:val="pt-BR" w:eastAsia="pt-BR"/>
+        </w:rPr>
+        <w:t xml:space="preserve">Texto </w:t>
+      </w:r>
+      <w:proofErr w:type="spellStart"/>
+      <w:r>
+        <w:rPr>
+          <w:lang w:val="pt-BR" w:eastAsia="pt-BR"/>
+        </w:rPr>
+        <w:t>Texto</w:t>
+      </w:r>
+      <w:proofErr w:type="spellEnd"/>
+      <w:r>
+        <w:rPr>
+          <w:lang w:val="pt-BR" w:eastAsia="pt-BR"/>
+        </w:rPr>
+        <w:t xml:space="preserve"> </w:t>
+      </w:r>
+      <w:proofErr w:type="spellStart"/>
+      <w:r>
+        <w:rPr>
+          <w:lang w:val="pt-BR" w:eastAsia="pt-BR"/>
+        </w:rPr>
+        <w:t>Texto</w:t>
+      </w:r>
+      <w:proofErr w:type="spellEnd"/>
+      <w:r>
+        <w:rPr>
+          <w:lang w:val="pt-BR" w:eastAsia="pt-BR"/>
+        </w:rPr>
+        <w:t xml:space="preserve"> </w:t>
+      </w:r>
+      <w:proofErr w:type="spellStart"/>
+      <w:r>
+        <w:rPr>
+          <w:lang w:val="pt-BR" w:eastAsia="pt-BR"/>
+        </w:rPr>
+        <w:t>Texto</w:t>
+      </w:r>
+      <w:proofErr w:type="spellEnd"/>
+      <w:r>
+        <w:rPr>
+          <w:lang w:val="pt-BR" w:eastAsia="pt-BR"/>
+        </w:rPr>
+        <w:t xml:space="preserve"> </w:t>
+      </w:r>
+      <w:proofErr w:type="spellStart"/>
+      <w:r>
+        <w:rPr>
+          <w:lang w:val="pt-BR" w:eastAsia="pt-BR"/>
+        </w:rPr>
+        <w:t>Texto</w:t>
+      </w:r>
+      <w:proofErr w:type="spellEnd"/>
+      <w:r>
+        <w:rPr>
+          <w:lang w:val="pt-BR" w:eastAsia="pt-BR"/>
+        </w:rPr>
+        <w:t xml:space="preserve"> </w:t>
+      </w:r>
+      <w:proofErr w:type="spellStart"/>
+      <w:r>
+        <w:rPr>
+          <w:lang w:val="pt-BR" w:eastAsia="pt-BR"/>
+        </w:rPr>
+        <w:t>Texto</w:t>
+      </w:r>
+      <w:proofErr w:type="spellEnd"/>
+      <w:r>
+        <w:rPr>
+          <w:lang w:val="pt-BR" w:eastAsia="pt-BR"/>
+        </w:rPr>
+        <w:t xml:space="preserve"> </w:t>
+      </w:r>
+      <w:proofErr w:type="spellStart"/>
+      <w:r>
+        <w:rPr>
+          <w:lang w:val="pt-BR" w:eastAsia="pt-BR"/>
+        </w:rPr>
+        <w:t>Texto</w:t>
+      </w:r>
+      <w:proofErr w:type="spellEnd"/>
+      <w:r>
+        <w:rPr>
+          <w:lang w:val="pt-BR" w:eastAsia="pt-BR"/>
+        </w:rPr>
+        <w:t xml:space="preserve"> </w:t>
+      </w:r>
+      <w:proofErr w:type="spellStart"/>
+      <w:r>
+        <w:rPr>
+          <w:lang w:val="pt-BR" w:eastAsia="pt-BR"/>
+        </w:rPr>
+        <w:t>Texto</w:t>
+      </w:r>
+      <w:proofErr w:type="spellEnd"/>
+      <w:r>
+        <w:rPr>
+          <w:lang w:val="pt-BR" w:eastAsia="pt-BR"/>
+        </w:rPr>
+        <w:t xml:space="preserve"> </w:t>
+      </w:r>
+      <w:proofErr w:type="spellStart"/>
+      <w:r>
+        <w:rPr>
+          <w:lang w:val="pt-BR" w:eastAsia="pt-BR"/>
+        </w:rPr>
+        <w:t>Texto</w:t>
+      </w:r>
+      <w:proofErr w:type="spellEnd"/>
+      <w:r>
+        <w:rPr>
+          <w:lang w:val="pt-BR" w:eastAsia="pt-BR"/>
+        </w:rPr>
+        <w:t xml:space="preserve"> </w:t>
+      </w:r>
+      <w:proofErr w:type="spellStart"/>
+      <w:r>
+        <w:rPr>
+          <w:lang w:val="pt-BR" w:eastAsia="pt-BR"/>
+        </w:rPr>
+        <w:t>Texto</w:t>
+      </w:r>
+      <w:proofErr w:type="spellEnd"/>
+      <w:r>
+        <w:rPr>
+          <w:lang w:val="pt-BR" w:eastAsia="pt-BR"/>
+        </w:rPr>
+        <w:t xml:space="preserve"> </w:t>
+      </w:r>
+      <w:proofErr w:type="spellStart"/>
+      <w:r>
+        <w:rPr>
+          <w:lang w:val="pt-BR" w:eastAsia="pt-BR"/>
+        </w:rPr>
+        <w:t>Texto</w:t>
+      </w:r>
+      <w:proofErr w:type="spellEnd"/>
+      <w:r>
+        <w:rPr>
+          <w:lang w:val="pt-BR" w:eastAsia="pt-BR"/>
+        </w:rPr>
+        <w:t xml:space="preserve"> </w:t>
+      </w:r>
+      <w:proofErr w:type="spellStart"/>
+      <w:r>
+        <w:rPr>
+          <w:lang w:val="pt-BR" w:eastAsia="pt-BR"/>
+        </w:rPr>
+        <w:t>Texto</w:t>
+      </w:r>
+      <w:proofErr w:type="spellEnd"/>
+      <w:r>
+        <w:rPr>
+          <w:lang w:val="pt-BR" w:eastAsia="pt-BR"/>
+        </w:rPr>
+        <w:t xml:space="preserve"> </w:t>
+      </w:r>
+      <w:proofErr w:type="spellStart"/>
+      <w:r>
+        <w:rPr>
+          <w:lang w:val="pt-BR" w:eastAsia="pt-BR"/>
+        </w:rPr>
+        <w:t>Texto</w:t>
+      </w:r>
+      <w:proofErr w:type="spellEnd"/>
+      <w:r>
+        <w:rPr>
+          <w:lang w:val="pt-BR" w:eastAsia="pt-BR"/>
+        </w:rPr>
+        <w:t xml:space="preserve"> </w:t>
+      </w:r>
+      <w:proofErr w:type="spellStart"/>
+      <w:r>
+        <w:rPr>
+          <w:lang w:val="pt-BR" w:eastAsia="pt-BR"/>
+        </w:rPr>
+        <w:t>Texto</w:t>
+      </w:r>
+      <w:proofErr w:type="spellEnd"/>
+      <w:r>
+        <w:rPr>
+          <w:lang w:val="pt-BR" w:eastAsia="pt-BR"/>
+        </w:rPr>
+        <w:t xml:space="preserve"> </w:t>
+      </w:r>
+      <w:proofErr w:type="spellStart"/>
+      <w:r>
+        <w:rPr>
+          <w:lang w:val="pt-BR" w:eastAsia="pt-BR"/>
+        </w:rPr>
+        <w:t>Texto</w:t>
+      </w:r>
+      <w:proofErr w:type="spellEnd"/>
+      <w:r>
+        <w:rPr>
+          <w:lang w:val="pt-BR" w:eastAsia="pt-BR"/>
+        </w:rPr>
+        <w:t xml:space="preserve"> </w:t>
+      </w:r>
+      <w:proofErr w:type="spellStart"/>
+      <w:r>
+        <w:rPr>
+          <w:lang w:val="pt-BR" w:eastAsia="pt-BR"/>
+        </w:rPr>
+        <w:t>Texto</w:t>
+      </w:r>
+      <w:proofErr w:type="spellEnd"/>
+      <w:r>
+        <w:rPr>
+          <w:lang w:val="pt-BR" w:eastAsia="pt-BR"/>
+        </w:rPr>
+        <w:t xml:space="preserve"> </w:t>
+      </w:r>
+      <w:proofErr w:type="spellStart"/>
+      <w:r>
+        <w:rPr>
+          <w:lang w:val="pt-BR" w:eastAsia="pt-BR"/>
+        </w:rPr>
+        <w:t>Texto</w:t>
+      </w:r>
+      <w:proofErr w:type="spellEnd"/>
+      <w:r>
+        <w:rPr>
+          <w:lang w:val="pt-BR" w:eastAsia="pt-BR"/>
+        </w:rPr>
+        <w:t xml:space="preserve"> </w:t>
+      </w:r>
+      <w:proofErr w:type="spellStart"/>
+      <w:r>
+        <w:rPr>
+          <w:lang w:val="pt-BR" w:eastAsia="pt-BR"/>
+        </w:rPr>
+        <w:t>Texto</w:t>
+      </w:r>
+      <w:proofErr w:type="spellEnd"/>
+      <w:r>
+        <w:rPr>
+          <w:lang w:val="pt-BR" w:eastAsia="pt-BR"/>
+        </w:rPr>
+        <w:t xml:space="preserve"> </w:t>
+      </w:r>
+      <w:proofErr w:type="spellStart"/>
+      <w:r>
+        <w:rPr>
+          <w:lang w:val="pt-BR" w:eastAsia="pt-BR"/>
+        </w:rPr>
+        <w:t>Texto</w:t>
+      </w:r>
+      <w:proofErr w:type="spellEnd"/>
+      <w:r>
+        <w:rPr>
+          <w:lang w:val="pt-BR" w:eastAsia="pt-BR"/>
+        </w:rPr>
+        <w:t xml:space="preserve"> </w:t>
+      </w:r>
+      <w:proofErr w:type="spellStart"/>
+      <w:r>
+        <w:rPr>
+          <w:lang w:val="pt-BR" w:eastAsia="pt-BR"/>
+        </w:rPr>
+        <w:t>Texto</w:t>
+      </w:r>
+      <w:proofErr w:type="spellEnd"/>
+      <w:r>
+        <w:rPr>
+          <w:lang w:val="pt-BR" w:eastAsia="pt-BR"/>
+        </w:rPr>
+        <w:t xml:space="preserve"> </w:t>
+      </w:r>
+      <w:proofErr w:type="spellStart"/>
+      <w:r>
+        <w:rPr>
+          <w:lang w:val="pt-BR" w:eastAsia="pt-BR"/>
+        </w:rPr>
+        <w:t>Texto</w:t>
+      </w:r>
+      <w:proofErr w:type="spellEnd"/>
+      <w:r>
+        <w:rPr>
+          <w:lang w:val="pt-BR" w:eastAsia="pt-BR"/>
+        </w:rPr>
+        <w:t xml:space="preserve"> </w:t>
+      </w:r>
+      <w:proofErr w:type="spellStart"/>
+      <w:r>
+        <w:rPr>
+          <w:lang w:val="pt-BR" w:eastAsia="pt-BR"/>
+        </w:rPr>
+        <w:t>Texto</w:t>
+      </w:r>
+      <w:proofErr w:type="spellEnd"/>
+      <w:r>
+        <w:rPr>
+          <w:lang w:val="pt-BR" w:eastAsia="pt-BR"/>
+        </w:rPr>
+        <w:t xml:space="preserve"> </w:t>
+      </w:r>
+      <w:proofErr w:type="spellStart"/>
+      <w:r>
+        <w:rPr>
+          <w:lang w:val="pt-BR" w:eastAsia="pt-BR"/>
+        </w:rPr>
+        <w:t>Texto</w:t>
+      </w:r>
+      <w:proofErr w:type="spellEnd"/>
+      <w:r>
+        <w:rPr>
+          <w:lang w:val="pt-BR" w:eastAsia="pt-BR"/>
+        </w:rPr>
+        <w:t xml:space="preserve"> </w:t>
+      </w:r>
+      <w:proofErr w:type="spellStart"/>
+      <w:r>
+        <w:rPr>
+          <w:lang w:val="pt-BR" w:eastAsia="pt-BR"/>
+        </w:rPr>
+        <w:t>Texto</w:t>
+      </w:r>
+      <w:proofErr w:type="spellEnd"/>
+      <w:r>
+        <w:rPr>
+          <w:lang w:val="pt-BR" w:eastAsia="pt-BR"/>
+        </w:rPr>
+        <w:t xml:space="preserve"> </w:t>
+      </w:r>
+      <w:proofErr w:type="spellStart"/>
+      <w:r>
+        <w:rPr>
+          <w:lang w:val="pt-BR" w:eastAsia="pt-BR"/>
+        </w:rPr>
+        <w:t>Texto</w:t>
+      </w:r>
+      <w:proofErr w:type="spellEnd"/>
+      <w:r>
+        <w:rPr>
+          <w:lang w:val="pt-BR" w:eastAsia="pt-BR"/>
+        </w:rPr>
+        <w:t xml:space="preserve"> </w:t>
+      </w:r>
+      <w:proofErr w:type="spellStart"/>
+      <w:r>
+        <w:rPr>
+          <w:lang w:val="pt-BR" w:eastAsia="pt-BR"/>
+        </w:rPr>
+        <w:t>Texto</w:t>
+      </w:r>
+      <w:proofErr w:type="spellEnd"/>
+      <w:r>
+        <w:rPr>
+          <w:lang w:val="pt-BR" w:eastAsia="pt-BR"/>
+        </w:rPr>
+        <w:t xml:space="preserve"> </w:t>
+      </w:r>
+      <w:proofErr w:type="spellStart"/>
+      <w:r>
+        <w:rPr>
+          <w:lang w:val="pt-BR" w:eastAsia="pt-BR"/>
+        </w:rPr>
+        <w:t>Texto</w:t>
+      </w:r>
+      <w:proofErr w:type="spellEnd"/>
+      <w:r>
+        <w:rPr>
+          <w:lang w:val="pt-BR" w:eastAsia="pt-BR"/>
+        </w:rPr>
+        <w:t xml:space="preserve"> </w:t>
+      </w:r>
+      <w:proofErr w:type="spellStart"/>
+      <w:r>
+        <w:rPr>
+          <w:lang w:val="pt-BR" w:eastAsia="pt-BR"/>
+        </w:rPr>
+        <w:t>Texto</w:t>
+      </w:r>
+      <w:proofErr w:type="spellEnd"/>
+      <w:r>
+        <w:rPr>
+          <w:lang w:val="pt-BR" w:eastAsia="pt-BR"/>
+        </w:rPr>
+        <w:t xml:space="preserve"> </w:t>
+      </w:r>
+      <w:proofErr w:type="spellStart"/>
+      <w:r>
+        <w:rPr>
+          <w:lang w:val="pt-BR" w:eastAsia="pt-BR"/>
+        </w:rPr>
+        <w:t>Texto</w:t>
+      </w:r>
+      <w:proofErr w:type="spellEnd"/>
+      <w:r>
+        <w:rPr>
+          <w:lang w:val="pt-BR" w:eastAsia="pt-BR"/>
+        </w:rPr>
+        <w:t xml:space="preserve"> </w:t>
+      </w:r>
+      <w:proofErr w:type="spellStart"/>
+      <w:r>
+        <w:rPr>
+          <w:lang w:val="pt-BR" w:eastAsia="pt-BR"/>
+        </w:rPr>
+        <w:t>Texto</w:t>
+      </w:r>
+      <w:proofErr w:type="spellEnd"/>
+      <w:r>
+        <w:rPr>
+          <w:lang w:val="pt-BR" w:eastAsia="pt-BR"/>
+        </w:rPr>
+        <w:t xml:space="preserve"> </w:t>
+      </w:r>
+      <w:proofErr w:type="spellStart"/>
+      <w:r>
+        <w:rPr>
+          <w:lang w:val="pt-BR" w:eastAsia="pt-BR"/>
+        </w:rPr>
+        <w:t>Texto</w:t>
+      </w:r>
+      <w:proofErr w:type="spellEnd"/>
+      <w:r>
+        <w:rPr>
+          <w:lang w:val="pt-BR" w:eastAsia="pt-BR"/>
+        </w:rPr>
+        <w:t xml:space="preserve"> </w:t>
+      </w:r>
+      <w:proofErr w:type="spellStart"/>
+      <w:r>
+        <w:rPr>
+          <w:lang w:val="pt-BR" w:eastAsia="pt-BR"/>
+        </w:rPr>
+        <w:t>Texto</w:t>
+      </w:r>
+      <w:proofErr w:type="spellEnd"/>
+      <w:r>
+        <w:rPr>
+          <w:lang w:val="pt-BR" w:eastAsia="pt-BR"/>
+        </w:rPr>
+        <w:t xml:space="preserve"> </w:t>
+      </w:r>
+      <w:proofErr w:type="spellStart"/>
+      <w:r>
+        <w:rPr>
+          <w:lang w:val="pt-BR" w:eastAsia="pt-BR"/>
+        </w:rPr>
+        <w:t>Texto</w:t>
+      </w:r>
+      <w:proofErr w:type="spellEnd"/>
+      <w:r>
+        <w:rPr>
+          <w:lang w:val="pt-BR" w:eastAsia="pt-BR"/>
+        </w:rPr>
+        <w:t xml:space="preserve"> </w:t>
+      </w:r>
+      <w:proofErr w:type="spellStart"/>
+      <w:r>
+        <w:rPr>
+          <w:lang w:val="pt-BR" w:eastAsia="pt-BR"/>
+        </w:rPr>
+        <w:t>Texto</w:t>
+      </w:r>
+      <w:proofErr w:type="spellEnd"/>
+      <w:r>
+        <w:rPr>
+          <w:lang w:val="pt-BR" w:eastAsia="pt-BR"/>
+        </w:rPr>
+        <w:t xml:space="preserve"> </w:t>
+      </w:r>
+      <w:proofErr w:type="spellStart"/>
+      <w:r>
+        <w:rPr>
+          <w:lang w:val="pt-BR" w:eastAsia="pt-BR"/>
+        </w:rPr>
+        <w:t>Texto</w:t>
+      </w:r>
+      <w:proofErr w:type="spellEnd"/>
+      <w:r>
+        <w:rPr>
+          <w:lang w:val="pt-BR" w:eastAsia="pt-BR"/>
+        </w:rPr>
+        <w:t xml:space="preserve"> </w:t>
+      </w:r>
+      <w:proofErr w:type="spellStart"/>
+      <w:r>
+        <w:rPr>
+          <w:lang w:val="pt-BR" w:eastAsia="pt-BR"/>
+        </w:rPr>
+        <w:t>Texto</w:t>
+      </w:r>
+      <w:proofErr w:type="spellEnd"/>
+      <w:r>
+        <w:rPr>
+          <w:lang w:val="pt-BR" w:eastAsia="pt-BR"/>
+        </w:rPr>
+        <w:t xml:space="preserve"> </w:t>
+      </w:r>
+      <w:proofErr w:type="spellStart"/>
+      <w:r>
+        <w:rPr>
+          <w:lang w:val="pt-BR" w:eastAsia="pt-BR"/>
+        </w:rPr>
+        <w:t>Texto</w:t>
+      </w:r>
+      <w:proofErr w:type="spellEnd"/>
+      <w:r>
+        <w:rPr>
+          <w:lang w:val="pt-BR" w:eastAsia="pt-BR"/>
+        </w:rPr>
+        <w:t xml:space="preserve"> </w:t>
+      </w:r>
+      <w:proofErr w:type="spellStart"/>
+      <w:r>
+        <w:rPr>
+          <w:lang w:val="pt-BR" w:eastAsia="pt-BR"/>
+        </w:rPr>
+        <w:t>Texto</w:t>
+      </w:r>
+      <w:proofErr w:type="spellEnd"/>
+      <w:r>
+        <w:rPr>
+          <w:lang w:val="pt-BR" w:eastAsia="pt-BR"/>
+        </w:rPr>
+        <w:t xml:space="preserve"> </w:t>
+      </w:r>
+      <w:proofErr w:type="spellStart"/>
+      <w:r>
+        <w:rPr>
+          <w:lang w:val="pt-BR" w:eastAsia="pt-BR"/>
+        </w:rPr>
+        <w:t>Texto</w:t>
+      </w:r>
+      <w:proofErr w:type="spellEnd"/>
+      <w:r>
+        <w:rPr>
+          <w:lang w:val="pt-BR" w:eastAsia="pt-BR"/>
+        </w:rPr>
+        <w:t xml:space="preserve"> </w:t>
+      </w:r>
+      <w:proofErr w:type="spellStart"/>
+      <w:r>
+        <w:rPr>
+          <w:lang w:val="pt-BR" w:eastAsia="pt-BR"/>
+        </w:rPr>
+        <w:t>Texto</w:t>
+      </w:r>
+      <w:proofErr w:type="spellEnd"/>
+      <w:r>
+        <w:rPr>
+          <w:lang w:val="pt-BR" w:eastAsia="pt-BR"/>
+        </w:rPr>
+        <w:t>.</w:t>
+      </w:r>
+    </w:p>
+    <w:p>
+      <w:pPr>
+        <w:pStyle w:val="Corpodetexto"/>
+        <w:spacing w:line="312" w:lineRule="auto"/>
+        <w:jc w:val="both"/>
+      </w:pPr>
+    </w:p>
+    <w:p>
+      <w:pPr>
+        <w:pStyle w:val="Ttulo4"/>
+        <w:ind w:left="23" w:firstLine="259"/>
+        <w:jc w:val="left"/>
+      </w:pPr>
+      <w:r>
+        <w:t>4.2.4 Serventuários</w:t>
+      </w:r>
+      <w:r>
+        <w:br/>
+      </w:r>
+    </w:p>
+    <w:p>
+      <w:pPr>
+        <w:pStyle w:val="Corpodetexto"/>
+        <w:spacing w:line="312" w:lineRule="auto"/>
+        <w:ind w:left="282" w:right="116" w:firstLine="737"/>
+        <w:jc w:val="both"/>
+        <w:rPr>
+          <w:lang w:val="pt-BR" w:eastAsia="pt-BR"/>
+        </w:rPr>
+      </w:pPr>
+      <w:r>
+        <w:rPr>
+          <w:lang w:val="pt-BR" w:eastAsia="pt-BR"/>
+        </w:rPr>
+        <w:t xml:space="preserve">Texto </w:t>
+      </w:r>
+      <w:proofErr w:type="spellStart"/>
+      <w:r>
+        <w:rPr>
+          <w:lang w:val="pt-BR" w:eastAsia="pt-BR"/>
+        </w:rPr>
+        <w:t>Texto</w:t>
+      </w:r>
+      <w:proofErr w:type="spellEnd"/>
+      <w:r>
+        <w:rPr>
+          <w:lang w:val="pt-BR" w:eastAsia="pt-BR"/>
+        </w:rPr>
+        <w:t xml:space="preserve"> </w:t>
+      </w:r>
+      <w:proofErr w:type="spellStart"/>
+      <w:r>
+        <w:rPr>
+          <w:lang w:val="pt-BR" w:eastAsia="pt-BR"/>
+        </w:rPr>
+        <w:t>Texto</w:t>
+      </w:r>
+      <w:proofErr w:type="spellEnd"/>
+      <w:r>
+        <w:rPr>
+          <w:lang w:val="pt-BR" w:eastAsia="pt-BR"/>
+        </w:rPr>
+        <w:t xml:space="preserve"> </w:t>
+      </w:r>
+      <w:proofErr w:type="spellStart"/>
+      <w:r>
+        <w:rPr>
+          <w:lang w:val="pt-BR" w:eastAsia="pt-BR"/>
+        </w:rPr>
+        <w:t>Texto</w:t>
+      </w:r>
+      <w:proofErr w:type="spellEnd"/>
+      <w:r>
+        <w:rPr>
+          <w:lang w:val="pt-BR" w:eastAsia="pt-BR"/>
+        </w:rPr>
+        <w:t xml:space="preserve"> </w:t>
+      </w:r>
+      <w:proofErr w:type="spellStart"/>
+      <w:r>
+        <w:rPr>
+          <w:lang w:val="pt-BR" w:eastAsia="pt-BR"/>
+        </w:rPr>
+        <w:t>Texto</w:t>
+      </w:r>
+      <w:proofErr w:type="spellEnd"/>
+      <w:r>
+        <w:rPr>
+          <w:lang w:val="pt-BR" w:eastAsia="pt-BR"/>
+        </w:rPr>
+        <w:t xml:space="preserve"> </w:t>
+      </w:r>
+      <w:proofErr w:type="spellStart"/>
+      <w:r>
+        <w:rPr>
+          <w:lang w:val="pt-BR" w:eastAsia="pt-BR"/>
+        </w:rPr>
+        <w:t>Texto</w:t>
+      </w:r>
+      <w:proofErr w:type="spellEnd"/>
+      <w:r>
+        <w:rPr>
+          <w:lang w:val="pt-BR" w:eastAsia="pt-BR"/>
+        </w:rPr>
+        <w:t xml:space="preserve"> </w:t>
+      </w:r>
+      <w:proofErr w:type="spellStart"/>
+      <w:r>
+        <w:rPr>
+          <w:lang w:val="pt-BR" w:eastAsia="pt-BR"/>
+        </w:rPr>
+        <w:t>Texto</w:t>
+      </w:r>
+      <w:proofErr w:type="spellEnd"/>
+      <w:r>
+        <w:rPr>
+          <w:lang w:val="pt-BR" w:eastAsia="pt-BR"/>
+        </w:rPr>
+        <w:t xml:space="preserve"> </w:t>
+      </w:r>
+      <w:proofErr w:type="spellStart"/>
+      <w:r>
+        <w:rPr>
+          <w:lang w:val="pt-BR" w:eastAsia="pt-BR"/>
+        </w:rPr>
+        <w:t>Texto</w:t>
+      </w:r>
+      <w:proofErr w:type="spellEnd"/>
+      <w:r>
+        <w:rPr>
+          <w:lang w:val="pt-BR" w:eastAsia="pt-BR"/>
+        </w:rPr>
+        <w:t xml:space="preserve"> </w:t>
+      </w:r>
+      <w:proofErr w:type="spellStart"/>
+      <w:r>
+        <w:rPr>
+          <w:lang w:val="pt-BR" w:eastAsia="pt-BR"/>
+        </w:rPr>
+        <w:t>Texto</w:t>
+      </w:r>
+      <w:proofErr w:type="spellEnd"/>
+      <w:r>
+        <w:rPr>
+          <w:lang w:val="pt-BR" w:eastAsia="pt-BR"/>
+        </w:rPr>
+        <w:t xml:space="preserve"> </w:t>
+      </w:r>
+      <w:proofErr w:type="spellStart"/>
+      <w:r>
+        <w:rPr>
+          <w:lang w:val="pt-BR" w:eastAsia="pt-BR"/>
+        </w:rPr>
+        <w:t>Texto</w:t>
+      </w:r>
+      <w:proofErr w:type="spellEnd"/>
+      <w:r>
+        <w:rPr>
+          <w:lang w:val="pt-BR" w:eastAsia="pt-BR"/>
+        </w:rPr>
+        <w:t xml:space="preserve"> </w:t>
+      </w:r>
+      <w:proofErr w:type="spellStart"/>
+      <w:r>
+        <w:rPr>
+          <w:lang w:val="pt-BR" w:eastAsia="pt-BR"/>
+        </w:rPr>
+        <w:t>Texto</w:t>
+      </w:r>
+      <w:proofErr w:type="spellEnd"/>
+      <w:r>
+        <w:rPr>
+          <w:lang w:val="pt-BR" w:eastAsia="pt-BR"/>
+        </w:rPr>
+        <w:t xml:space="preserve"> </w:t>
+      </w:r>
+      <w:proofErr w:type="spellStart"/>
+      <w:r>
+        <w:rPr>
+          <w:lang w:val="pt-BR" w:eastAsia="pt-BR"/>
+        </w:rPr>
+        <w:t>Texto</w:t>
+      </w:r>
+      <w:proofErr w:type="spellEnd"/>
+      <w:r>
+        <w:rPr>
+          <w:lang w:val="pt-BR" w:eastAsia="pt-BR"/>
+        </w:rPr>
+        <w:t xml:space="preserve"> </w:t>
+      </w:r>
+      <w:proofErr w:type="spellStart"/>
+      <w:r>
+        <w:rPr>
+          <w:lang w:val="pt-BR" w:eastAsia="pt-BR"/>
+        </w:rPr>
+        <w:t>Texto</w:t>
+      </w:r>
+      <w:proofErr w:type="spellEnd"/>
+      <w:r>
+        <w:rPr>
+          <w:lang w:val="pt-BR" w:eastAsia="pt-BR"/>
+        </w:rPr>
+        <w:t xml:space="preserve"> </w:t>
+      </w:r>
+      <w:proofErr w:type="spellStart"/>
+      <w:r>
+        <w:rPr>
+          <w:lang w:val="pt-BR" w:eastAsia="pt-BR"/>
+        </w:rPr>
+        <w:t>Texto</w:t>
+      </w:r>
+      <w:proofErr w:type="spellEnd"/>
+      <w:r>
+        <w:rPr>
+          <w:lang w:val="pt-BR" w:eastAsia="pt-BR"/>
+        </w:rPr>
+        <w:t xml:space="preserve"> </w:t>
+      </w:r>
+      <w:proofErr w:type="spellStart"/>
+      <w:r>
+        <w:rPr>
+          <w:lang w:val="pt-BR" w:eastAsia="pt-BR"/>
+        </w:rPr>
+        <w:t>Texto</w:t>
+      </w:r>
+      <w:proofErr w:type="spellEnd"/>
+      <w:r>
+        <w:rPr>
+          <w:lang w:val="pt-BR" w:eastAsia="pt-BR"/>
+        </w:rPr>
+        <w:t xml:space="preserve"> </w:t>
+      </w:r>
+      <w:proofErr w:type="spellStart"/>
+      <w:r>
+        <w:rPr>
+          <w:lang w:val="pt-BR" w:eastAsia="pt-BR"/>
+        </w:rPr>
+        <w:t>Texto</w:t>
+      </w:r>
+      <w:proofErr w:type="spellEnd"/>
+      <w:r>
+        <w:rPr>
+          <w:lang w:val="pt-BR" w:eastAsia="pt-BR"/>
+        </w:rPr>
+        <w:t xml:space="preserve"> </w:t>
+      </w:r>
+      <w:proofErr w:type="spellStart"/>
+      <w:r>
+        <w:rPr>
+          <w:lang w:val="pt-BR" w:eastAsia="pt-BR"/>
+        </w:rPr>
+        <w:t>Texto</w:t>
+      </w:r>
+      <w:proofErr w:type="spellEnd"/>
+      <w:r>
+        <w:rPr>
+          <w:lang w:val="pt-BR" w:eastAsia="pt-BR"/>
+        </w:rPr>
+        <w:t xml:space="preserve"> </w:t>
+      </w:r>
+      <w:proofErr w:type="spellStart"/>
+      <w:r>
+        <w:rPr>
+          <w:lang w:val="pt-BR" w:eastAsia="pt-BR"/>
+        </w:rPr>
+        <w:t>Texto</w:t>
+      </w:r>
+      <w:proofErr w:type="spellEnd"/>
+      <w:r>
+        <w:rPr>
+          <w:lang w:val="pt-BR" w:eastAsia="pt-BR"/>
+        </w:rPr>
+        <w:t xml:space="preserve"> </w:t>
+      </w:r>
+      <w:proofErr w:type="spellStart"/>
+      <w:r>
+        <w:rPr>
+          <w:lang w:val="pt-BR" w:eastAsia="pt-BR"/>
+        </w:rPr>
+        <w:t>Texto</w:t>
+      </w:r>
+      <w:proofErr w:type="spellEnd"/>
+      <w:r>
+        <w:rPr>
+          <w:lang w:val="pt-BR" w:eastAsia="pt-BR"/>
+        </w:rPr>
+        <w:t xml:space="preserve"> </w:t>
+      </w:r>
+      <w:proofErr w:type="spellStart"/>
+      <w:r>
+        <w:rPr>
+          <w:lang w:val="pt-BR" w:eastAsia="pt-BR"/>
+        </w:rPr>
+        <w:t>Texto</w:t>
+      </w:r>
+      <w:proofErr w:type="spellEnd"/>
+      <w:r>
+        <w:rPr>
+          <w:lang w:val="pt-BR" w:eastAsia="pt-BR"/>
+        </w:rPr>
+        <w:t xml:space="preserve"> </w:t>
+      </w:r>
+      <w:proofErr w:type="spellStart"/>
+      <w:r>
+        <w:rPr>
+          <w:lang w:val="pt-BR" w:eastAsia="pt-BR"/>
+        </w:rPr>
+        <w:t>Texto</w:t>
+      </w:r>
+      <w:proofErr w:type="spellEnd"/>
+      <w:r>
+        <w:rPr>
+          <w:lang w:val="pt-BR" w:eastAsia="pt-BR"/>
+        </w:rPr>
+        <w:t xml:space="preserve"> </w:t>
+      </w:r>
+      <w:proofErr w:type="spellStart"/>
+      <w:r>
+        <w:rPr>
+          <w:lang w:val="pt-BR" w:eastAsia="pt-BR"/>
+        </w:rPr>
+        <w:t>Texto</w:t>
+      </w:r>
+      <w:proofErr w:type="spellEnd"/>
+      <w:r>
+        <w:rPr>
+          <w:lang w:val="pt-BR" w:eastAsia="pt-BR"/>
+        </w:rPr>
+        <w:t xml:space="preserve"> </w:t>
+      </w:r>
+      <w:proofErr w:type="spellStart"/>
+      <w:r>
+        <w:rPr>
+          <w:lang w:val="pt-BR" w:eastAsia="pt-BR"/>
+        </w:rPr>
+        <w:t>Texto</w:t>
+      </w:r>
+      <w:proofErr w:type="spellEnd"/>
+      <w:r>
+        <w:rPr>
+          <w:lang w:val="pt-BR" w:eastAsia="pt-BR"/>
+        </w:rPr>
+        <w:t xml:space="preserve"> </w:t>
+      </w:r>
+      <w:proofErr w:type="spellStart"/>
+      <w:r>
+        <w:rPr>
+          <w:lang w:val="pt-BR" w:eastAsia="pt-BR"/>
+        </w:rPr>
+        <w:t>Texto</w:t>
+      </w:r>
+      <w:proofErr w:type="spellEnd"/>
+      <w:r>
+        <w:rPr>
+          <w:lang w:val="pt-BR" w:eastAsia="pt-BR"/>
+        </w:rPr>
+        <w:t xml:space="preserve"> </w:t>
+      </w:r>
+      <w:proofErr w:type="spellStart"/>
+      <w:r>
+        <w:rPr>
+          <w:lang w:val="pt-BR" w:eastAsia="pt-BR"/>
+        </w:rPr>
+        <w:t>Texto</w:t>
+      </w:r>
+      <w:proofErr w:type="spellEnd"/>
+      <w:r>
+        <w:rPr>
+          <w:lang w:val="pt-BR" w:eastAsia="pt-BR"/>
+        </w:rPr>
+        <w:t xml:space="preserve"> </w:t>
+      </w:r>
+      <w:proofErr w:type="spellStart"/>
+      <w:r>
+        <w:rPr>
+          <w:lang w:val="pt-BR" w:eastAsia="pt-BR"/>
+        </w:rPr>
+        <w:t>Texto</w:t>
+      </w:r>
+      <w:proofErr w:type="spellEnd"/>
+      <w:r>
+        <w:rPr>
+          <w:lang w:val="pt-BR" w:eastAsia="pt-BR"/>
+        </w:rPr>
+        <w:t xml:space="preserve"> </w:t>
+      </w:r>
+      <w:proofErr w:type="spellStart"/>
+      <w:r>
+        <w:rPr>
+          <w:lang w:val="pt-BR" w:eastAsia="pt-BR"/>
+        </w:rPr>
+        <w:t>Texto</w:t>
+      </w:r>
+      <w:proofErr w:type="spellEnd"/>
+      <w:r>
+        <w:rPr>
+          <w:lang w:val="pt-BR" w:eastAsia="pt-BR"/>
+        </w:rPr>
+        <w:t xml:space="preserve"> </w:t>
+      </w:r>
+      <w:proofErr w:type="spellStart"/>
+      <w:r>
+        <w:rPr>
+          <w:lang w:val="pt-BR" w:eastAsia="pt-BR"/>
+        </w:rPr>
+        <w:t>Texto</w:t>
+      </w:r>
+      <w:proofErr w:type="spellEnd"/>
+      <w:r>
+        <w:rPr>
+          <w:lang w:val="pt-BR" w:eastAsia="pt-BR"/>
+        </w:rPr>
+        <w:t xml:space="preserve"> </w:t>
+      </w:r>
+      <w:proofErr w:type="spellStart"/>
+      <w:r>
+        <w:rPr>
+          <w:lang w:val="pt-BR" w:eastAsia="pt-BR"/>
+        </w:rPr>
+        <w:t>Texto</w:t>
+      </w:r>
+      <w:proofErr w:type="spellEnd"/>
+      <w:r>
+        <w:rPr>
+          <w:lang w:val="pt-BR" w:eastAsia="pt-BR"/>
+        </w:rPr>
+        <w:t xml:space="preserve"> </w:t>
+      </w:r>
+      <w:proofErr w:type="spellStart"/>
+      <w:r>
+        <w:rPr>
+          <w:lang w:val="pt-BR" w:eastAsia="pt-BR"/>
+        </w:rPr>
+        <w:t>Texto</w:t>
+      </w:r>
+      <w:proofErr w:type="spellEnd"/>
+      <w:r>
+        <w:rPr>
+          <w:lang w:val="pt-BR" w:eastAsia="pt-BR"/>
+        </w:rPr>
+        <w:t xml:space="preserve"> </w:t>
+      </w:r>
+      <w:proofErr w:type="spellStart"/>
+      <w:r>
+        <w:rPr>
+          <w:lang w:val="pt-BR" w:eastAsia="pt-BR"/>
+        </w:rPr>
+        <w:t>Texto</w:t>
+      </w:r>
+      <w:proofErr w:type="spellEnd"/>
+      <w:r>
+        <w:rPr>
+          <w:lang w:val="pt-BR" w:eastAsia="pt-BR"/>
+        </w:rPr>
+        <w:t xml:space="preserve"> </w:t>
+      </w:r>
+      <w:proofErr w:type="spellStart"/>
+      <w:r>
+        <w:rPr>
+          <w:lang w:val="pt-BR" w:eastAsia="pt-BR"/>
+        </w:rPr>
+        <w:t>Texto</w:t>
+      </w:r>
+      <w:proofErr w:type="spellEnd"/>
+      <w:r>
+        <w:rPr>
+          <w:lang w:val="pt-BR" w:eastAsia="pt-BR"/>
+        </w:rPr>
+        <w:t xml:space="preserve"> </w:t>
+      </w:r>
+      <w:proofErr w:type="spellStart"/>
+      <w:r>
+        <w:rPr>
+          <w:lang w:val="pt-BR" w:eastAsia="pt-BR"/>
+        </w:rPr>
+        <w:t>Texto</w:t>
+      </w:r>
+      <w:proofErr w:type="spellEnd"/>
+      <w:r>
+        <w:rPr>
+          <w:lang w:val="pt-BR" w:eastAsia="pt-BR"/>
+        </w:rPr>
+        <w:t xml:space="preserve"> </w:t>
+      </w:r>
+      <w:proofErr w:type="spellStart"/>
+      <w:r>
+        <w:rPr>
+          <w:lang w:val="pt-BR" w:eastAsia="pt-BR"/>
+        </w:rPr>
+        <w:t>Texto</w:t>
+      </w:r>
+      <w:proofErr w:type="spellEnd"/>
+      <w:r>
+        <w:rPr>
+          <w:lang w:val="pt-BR" w:eastAsia="pt-BR"/>
+        </w:rPr>
+        <w:t xml:space="preserve"> </w:t>
+      </w:r>
+      <w:proofErr w:type="spellStart"/>
+      <w:r>
+        <w:rPr>
+          <w:lang w:val="pt-BR" w:eastAsia="pt-BR"/>
+        </w:rPr>
+        <w:t>Texto</w:t>
+      </w:r>
+      <w:proofErr w:type="spellEnd"/>
+      <w:r>
+        <w:rPr>
+          <w:lang w:val="pt-BR" w:eastAsia="pt-BR"/>
+        </w:rPr>
+        <w:t xml:space="preserve"> </w:t>
+      </w:r>
+      <w:proofErr w:type="spellStart"/>
+      <w:r>
+        <w:rPr>
+          <w:lang w:val="pt-BR" w:eastAsia="pt-BR"/>
+        </w:rPr>
+        <w:t>Texto</w:t>
+      </w:r>
+      <w:proofErr w:type="spellEnd"/>
+      <w:r>
+        <w:rPr>
+          <w:lang w:val="pt-BR" w:eastAsia="pt-BR"/>
+        </w:rPr>
+        <w:t xml:space="preserve"> </w:t>
+      </w:r>
+      <w:proofErr w:type="spellStart"/>
+      <w:r>
+        <w:rPr>
+          <w:lang w:val="pt-BR" w:eastAsia="pt-BR"/>
+        </w:rPr>
+        <w:t>Texto</w:t>
+      </w:r>
+      <w:proofErr w:type="spellEnd"/>
+      <w:r>
+        <w:rPr>
+          <w:lang w:val="pt-BR" w:eastAsia="pt-BR"/>
+        </w:rPr>
+        <w:t xml:space="preserve"> </w:t>
+      </w:r>
+      <w:proofErr w:type="spellStart"/>
+      <w:r>
+        <w:rPr>
+          <w:lang w:val="pt-BR" w:eastAsia="pt-BR"/>
+        </w:rPr>
+        <w:t>Texto</w:t>
+      </w:r>
+      <w:proofErr w:type="spellEnd"/>
+      <w:r>
+        <w:rPr>
+          <w:lang w:val="pt-BR" w:eastAsia="pt-BR"/>
+        </w:rPr>
+        <w:t xml:space="preserve"> </w:t>
+      </w:r>
+      <w:proofErr w:type="spellStart"/>
+      <w:r>
+        <w:rPr>
+          <w:lang w:val="pt-BR" w:eastAsia="pt-BR"/>
+        </w:rPr>
+        <w:t>Texto</w:t>
+      </w:r>
+      <w:proofErr w:type="spellEnd"/>
+      <w:r>
+        <w:rPr>
+          <w:lang w:val="pt-BR" w:eastAsia="pt-BR"/>
+        </w:rPr>
+        <w:t xml:space="preserve"> </w:t>
+      </w:r>
+      <w:proofErr w:type="spellStart"/>
+      <w:r>
+        <w:rPr>
+          <w:lang w:val="pt-BR" w:eastAsia="pt-BR"/>
+        </w:rPr>
+        <w:t>Texto</w:t>
+      </w:r>
+      <w:proofErr w:type="spellEnd"/>
+      <w:r>
+        <w:rPr>
+          <w:lang w:val="pt-BR" w:eastAsia="pt-BR"/>
+        </w:rPr>
+        <w:t>.</w:t>
+      </w:r>
+    </w:p>
+    <w:p>
+      <w:pPr>
+        <w:pStyle w:val="Corpodetexto"/>
+        <w:spacing w:line="312" w:lineRule="auto"/>
+        <w:jc w:val="both"/>
+      </w:pPr>
+    </w:p>
+    <w:p>
+      <w:pPr>
+        <w:pStyle w:val="Ttulo4"/>
+        <w:ind w:left="23" w:firstLine="259"/>
+        <w:jc w:val="left"/>
+      </w:pPr>
+      <w:r>
+        <w:t>4.2.5 Demanda, Causa e Pedido</w:t>
+      </w:r>
+      <w:r>
+        <w:br/>
+      </w:r>
+    </w:p>
+    <w:p>
+      <w:pPr>
+        <w:pStyle w:val="Corpodetexto"/>
+        <w:spacing w:line="312" w:lineRule="auto"/>
+        <w:ind w:left="282" w:right="116" w:firstLine="737"/>
+        <w:jc w:val="both"/>
+        <w:rPr>
+          <w:lang w:val="pt-BR" w:eastAsia="pt-BR"/>
+        </w:rPr>
+      </w:pPr>
+      <w:r>
+        <w:rPr>
+          <w:lang w:val="pt-BR" w:eastAsia="pt-BR"/>
+        </w:rPr>
+        <w:t xml:space="preserve">Texto </w:t>
+      </w:r>
+      <w:proofErr w:type="spellStart"/>
+      <w:r>
+        <w:rPr>
+          <w:lang w:val="pt-BR" w:eastAsia="pt-BR"/>
+        </w:rPr>
+        <w:t>Texto</w:t>
+      </w:r>
+      <w:proofErr w:type="spellEnd"/>
+      <w:r>
+        <w:rPr>
+          <w:lang w:val="pt-BR" w:eastAsia="pt-BR"/>
+        </w:rPr>
+        <w:t xml:space="preserve"> </w:t>
+      </w:r>
+      <w:proofErr w:type="spellStart"/>
+      <w:r>
+        <w:rPr>
+          <w:lang w:val="pt-BR" w:eastAsia="pt-BR"/>
+        </w:rPr>
+        <w:t>Texto</w:t>
+      </w:r>
+      <w:proofErr w:type="spellEnd"/>
+      <w:r>
+        <w:rPr>
+          <w:lang w:val="pt-BR" w:eastAsia="pt-BR"/>
+        </w:rPr>
+        <w:t xml:space="preserve"> </w:t>
+      </w:r>
+      <w:proofErr w:type="spellStart"/>
+      <w:r>
+        <w:rPr>
+          <w:lang w:val="pt-BR" w:eastAsia="pt-BR"/>
+        </w:rPr>
+        <w:t>Texto</w:t>
+      </w:r>
+      <w:proofErr w:type="spellEnd"/>
+      <w:r>
+        <w:rPr>
+          <w:lang w:val="pt-BR" w:eastAsia="pt-BR"/>
+        </w:rPr>
+        <w:t xml:space="preserve"> </w:t>
+      </w:r>
+      <w:proofErr w:type="spellStart"/>
+      <w:r>
+        <w:rPr>
+          <w:lang w:val="pt-BR" w:eastAsia="pt-BR"/>
+        </w:rPr>
+        <w:t>Texto</w:t>
+      </w:r>
+      <w:proofErr w:type="spellEnd"/>
+      <w:r>
+        <w:rPr>
+          <w:lang w:val="pt-BR" w:eastAsia="pt-BR"/>
+        </w:rPr>
+        <w:t xml:space="preserve"> </w:t>
+      </w:r>
+      <w:proofErr w:type="spellStart"/>
+      <w:r>
+        <w:rPr>
+          <w:lang w:val="pt-BR" w:eastAsia="pt-BR"/>
+        </w:rPr>
+        <w:t>Texto</w:t>
+      </w:r>
+      <w:proofErr w:type="spellEnd"/>
+      <w:r>
+        <w:rPr>
+          <w:lang w:val="pt-BR" w:eastAsia="pt-BR"/>
+        </w:rPr>
+        <w:t xml:space="preserve"> </w:t>
+      </w:r>
+      <w:proofErr w:type="spellStart"/>
+      <w:r>
+        <w:rPr>
+          <w:lang w:val="pt-BR" w:eastAsia="pt-BR"/>
+        </w:rPr>
+        <w:t>Texto</w:t>
+      </w:r>
+      <w:proofErr w:type="spellEnd"/>
+      <w:r>
+        <w:rPr>
+          <w:lang w:val="pt-BR" w:eastAsia="pt-BR"/>
+        </w:rPr>
+        <w:t xml:space="preserve"> </w:t>
+      </w:r>
+      <w:proofErr w:type="spellStart"/>
+      <w:r>
+        <w:rPr>
+          <w:lang w:val="pt-BR" w:eastAsia="pt-BR"/>
+        </w:rPr>
+        <w:t>Texto</w:t>
+      </w:r>
+      <w:proofErr w:type="spellEnd"/>
+      <w:r>
+        <w:rPr>
+          <w:lang w:val="pt-BR" w:eastAsia="pt-BR"/>
+        </w:rPr>
+        <w:t xml:space="preserve"> </w:t>
+      </w:r>
+      <w:proofErr w:type="spellStart"/>
+      <w:r>
+        <w:rPr>
+          <w:lang w:val="pt-BR" w:eastAsia="pt-BR"/>
+        </w:rPr>
+        <w:t>Texto</w:t>
+      </w:r>
+      <w:proofErr w:type="spellEnd"/>
+      <w:r>
+        <w:rPr>
+          <w:lang w:val="pt-BR" w:eastAsia="pt-BR"/>
+        </w:rPr>
+        <w:t xml:space="preserve"> </w:t>
+      </w:r>
+      <w:proofErr w:type="spellStart"/>
+      <w:r>
+        <w:rPr>
+          <w:lang w:val="pt-BR" w:eastAsia="pt-BR"/>
+        </w:rPr>
+        <w:t>Texto</w:t>
+      </w:r>
+      <w:proofErr w:type="spellEnd"/>
+      <w:r>
+        <w:rPr>
+          <w:lang w:val="pt-BR" w:eastAsia="pt-BR"/>
+        </w:rPr>
+        <w:t xml:space="preserve"> </w:t>
+      </w:r>
+      <w:proofErr w:type="spellStart"/>
+      <w:r>
+        <w:rPr>
+          <w:lang w:val="pt-BR" w:eastAsia="pt-BR"/>
+        </w:rPr>
+        <w:t>Texto</w:t>
+      </w:r>
+      <w:proofErr w:type="spellEnd"/>
+      <w:r>
+        <w:rPr>
+          <w:lang w:val="pt-BR" w:eastAsia="pt-BR"/>
+        </w:rPr>
+        <w:t xml:space="preserve"> </w:t>
+      </w:r>
+      <w:proofErr w:type="spellStart"/>
+      <w:r>
+        <w:rPr>
+          <w:lang w:val="pt-BR" w:eastAsia="pt-BR"/>
+        </w:rPr>
+        <w:t>Texto</w:t>
+      </w:r>
+      <w:proofErr w:type="spellEnd"/>
+      <w:r>
+        <w:rPr>
+          <w:lang w:val="pt-BR" w:eastAsia="pt-BR"/>
+        </w:rPr>
+        <w:t xml:space="preserve"> </w:t>
+      </w:r>
+      <w:proofErr w:type="spellStart"/>
+      <w:r>
+        <w:rPr>
+          <w:lang w:val="pt-BR" w:eastAsia="pt-BR"/>
+        </w:rPr>
+        <w:t>Texto</w:t>
+      </w:r>
+      <w:proofErr w:type="spellEnd"/>
+      <w:r>
+        <w:rPr>
+          <w:lang w:val="pt-BR" w:eastAsia="pt-BR"/>
+        </w:rPr>
+        <w:t xml:space="preserve"> </w:t>
+      </w:r>
+      <w:proofErr w:type="spellStart"/>
+      <w:r>
+        <w:rPr>
+          <w:lang w:val="pt-BR" w:eastAsia="pt-BR"/>
+        </w:rPr>
+        <w:t>Texto</w:t>
+      </w:r>
+      <w:proofErr w:type="spellEnd"/>
+      <w:r>
+        <w:rPr>
+          <w:lang w:val="pt-BR" w:eastAsia="pt-BR"/>
+        </w:rPr>
+        <w:t xml:space="preserve"> </w:t>
+      </w:r>
+      <w:proofErr w:type="spellStart"/>
+      <w:r>
+        <w:rPr>
+          <w:lang w:val="pt-BR" w:eastAsia="pt-BR"/>
+        </w:rPr>
+        <w:t>Texto</w:t>
+      </w:r>
+      <w:proofErr w:type="spellEnd"/>
+      <w:r>
+        <w:rPr>
+          <w:lang w:val="pt-BR" w:eastAsia="pt-BR"/>
+        </w:rPr>
+        <w:t xml:space="preserve"> </w:t>
+      </w:r>
+      <w:proofErr w:type="spellStart"/>
+      <w:r>
+        <w:rPr>
+          <w:lang w:val="pt-BR" w:eastAsia="pt-BR"/>
+        </w:rPr>
+        <w:t>Texto</w:t>
+      </w:r>
+      <w:proofErr w:type="spellEnd"/>
+      <w:r>
+        <w:rPr>
+          <w:lang w:val="pt-BR" w:eastAsia="pt-BR"/>
+        </w:rPr>
+        <w:t xml:space="preserve"> </w:t>
+      </w:r>
+      <w:proofErr w:type="spellStart"/>
+      <w:r>
+        <w:rPr>
+          <w:lang w:val="pt-BR" w:eastAsia="pt-BR"/>
+        </w:rPr>
+        <w:t>Texto</w:t>
+      </w:r>
+      <w:proofErr w:type="spellEnd"/>
+      <w:r>
+        <w:rPr>
+          <w:lang w:val="pt-BR" w:eastAsia="pt-BR"/>
+        </w:rPr>
+        <w:t xml:space="preserve"> </w:t>
+      </w:r>
+      <w:proofErr w:type="spellStart"/>
+      <w:r>
+        <w:rPr>
+          <w:lang w:val="pt-BR" w:eastAsia="pt-BR"/>
+        </w:rPr>
+        <w:t>Texto</w:t>
+      </w:r>
+      <w:proofErr w:type="spellEnd"/>
+      <w:r>
+        <w:rPr>
+          <w:lang w:val="pt-BR" w:eastAsia="pt-BR"/>
+        </w:rPr>
+        <w:t xml:space="preserve"> </w:t>
+      </w:r>
+      <w:proofErr w:type="spellStart"/>
+      <w:r>
+        <w:rPr>
+          <w:lang w:val="pt-BR" w:eastAsia="pt-BR"/>
+        </w:rPr>
+        <w:t>Texto</w:t>
+      </w:r>
+      <w:proofErr w:type="spellEnd"/>
+      <w:r>
+        <w:rPr>
+          <w:lang w:val="pt-BR" w:eastAsia="pt-BR"/>
+        </w:rPr>
+        <w:t xml:space="preserve"> </w:t>
+      </w:r>
+      <w:proofErr w:type="spellStart"/>
+      <w:r>
+        <w:rPr>
+          <w:lang w:val="pt-BR" w:eastAsia="pt-BR"/>
+        </w:rPr>
+        <w:t>Texto</w:t>
+      </w:r>
+      <w:proofErr w:type="spellEnd"/>
+      <w:r>
+        <w:rPr>
+          <w:lang w:val="pt-BR" w:eastAsia="pt-BR"/>
+        </w:rPr>
+        <w:t xml:space="preserve"> </w:t>
+      </w:r>
+      <w:proofErr w:type="spellStart"/>
+      <w:r>
+        <w:rPr>
+          <w:lang w:val="pt-BR" w:eastAsia="pt-BR"/>
+        </w:rPr>
+        <w:t>Texto</w:t>
+      </w:r>
+      <w:proofErr w:type="spellEnd"/>
+      <w:r>
+        <w:rPr>
+          <w:lang w:val="pt-BR" w:eastAsia="pt-BR"/>
+        </w:rPr>
+        <w:t xml:space="preserve"> </w:t>
+      </w:r>
+      <w:proofErr w:type="spellStart"/>
+      <w:r>
+        <w:rPr>
+          <w:lang w:val="pt-BR" w:eastAsia="pt-BR"/>
+        </w:rPr>
+        <w:t>Texto</w:t>
+      </w:r>
+      <w:proofErr w:type="spellEnd"/>
+      <w:r>
+        <w:rPr>
+          <w:lang w:val="pt-BR" w:eastAsia="pt-BR"/>
+        </w:rPr>
+        <w:t xml:space="preserve"> </w:t>
+      </w:r>
+      <w:proofErr w:type="spellStart"/>
+      <w:r>
+        <w:rPr>
+          <w:lang w:val="pt-BR" w:eastAsia="pt-BR"/>
+        </w:rPr>
+        <w:t>Texto</w:t>
+      </w:r>
+      <w:proofErr w:type="spellEnd"/>
+      <w:r>
+        <w:rPr>
+          <w:lang w:val="pt-BR" w:eastAsia="pt-BR"/>
+        </w:rPr>
+        <w:t xml:space="preserve"> </w:t>
+      </w:r>
+      <w:proofErr w:type="spellStart"/>
+      <w:r>
+        <w:rPr>
+          <w:lang w:val="pt-BR" w:eastAsia="pt-BR"/>
+        </w:rPr>
+        <w:t>Texto</w:t>
+      </w:r>
+      <w:proofErr w:type="spellEnd"/>
+      <w:r>
+        <w:rPr>
+          <w:lang w:val="pt-BR" w:eastAsia="pt-BR"/>
+        </w:rPr>
+        <w:t xml:space="preserve"> </w:t>
+      </w:r>
+      <w:proofErr w:type="spellStart"/>
+      <w:r>
+        <w:rPr>
+          <w:lang w:val="pt-BR" w:eastAsia="pt-BR"/>
+        </w:rPr>
+        <w:t>Texto</w:t>
+      </w:r>
+      <w:proofErr w:type="spellEnd"/>
+      <w:r>
+        <w:rPr>
+          <w:lang w:val="pt-BR" w:eastAsia="pt-BR"/>
+        </w:rPr>
+        <w:t xml:space="preserve"> </w:t>
+      </w:r>
+      <w:proofErr w:type="spellStart"/>
+      <w:r>
+        <w:rPr>
+          <w:lang w:val="pt-BR" w:eastAsia="pt-BR"/>
+        </w:rPr>
+        <w:t>Texto</w:t>
+      </w:r>
+      <w:proofErr w:type="spellEnd"/>
+      <w:r>
+        <w:rPr>
+          <w:lang w:val="pt-BR" w:eastAsia="pt-BR"/>
+        </w:rPr>
+        <w:t xml:space="preserve"> </w:t>
+      </w:r>
+      <w:proofErr w:type="spellStart"/>
+      <w:r>
+        <w:rPr>
+          <w:lang w:val="pt-BR" w:eastAsia="pt-BR"/>
+        </w:rPr>
+        <w:t>Texto</w:t>
+      </w:r>
+      <w:proofErr w:type="spellEnd"/>
+      <w:r>
+        <w:rPr>
+          <w:lang w:val="pt-BR" w:eastAsia="pt-BR"/>
+        </w:rPr>
+        <w:t xml:space="preserve"> </w:t>
+      </w:r>
+      <w:proofErr w:type="spellStart"/>
+      <w:r>
+        <w:rPr>
+          <w:lang w:val="pt-BR" w:eastAsia="pt-BR"/>
+        </w:rPr>
+        <w:t>Texto</w:t>
+      </w:r>
+      <w:proofErr w:type="spellEnd"/>
+      <w:r>
+        <w:rPr>
+          <w:lang w:val="pt-BR" w:eastAsia="pt-BR"/>
+        </w:rPr>
+        <w:t xml:space="preserve"> </w:t>
+      </w:r>
+      <w:proofErr w:type="spellStart"/>
+      <w:r>
+        <w:rPr>
+          <w:lang w:val="pt-BR" w:eastAsia="pt-BR"/>
+        </w:rPr>
+        <w:t>Texto</w:t>
+      </w:r>
+      <w:proofErr w:type="spellEnd"/>
+      <w:r>
+        <w:rPr>
+          <w:lang w:val="pt-BR" w:eastAsia="pt-BR"/>
+        </w:rPr>
+        <w:t xml:space="preserve"> </w:t>
+      </w:r>
+      <w:proofErr w:type="spellStart"/>
+      <w:r>
+        <w:rPr>
+          <w:lang w:val="pt-BR" w:eastAsia="pt-BR"/>
+        </w:rPr>
+        <w:t>Texto</w:t>
+      </w:r>
+      <w:proofErr w:type="spellEnd"/>
+      <w:r>
+        <w:rPr>
+          <w:lang w:val="pt-BR" w:eastAsia="pt-BR"/>
+        </w:rPr>
+        <w:t xml:space="preserve"> </w:t>
+      </w:r>
+      <w:proofErr w:type="spellStart"/>
+      <w:r>
+        <w:rPr>
+          <w:lang w:val="pt-BR" w:eastAsia="pt-BR"/>
+        </w:rPr>
+        <w:t>Texto</w:t>
+      </w:r>
+      <w:proofErr w:type="spellEnd"/>
+      <w:r>
+        <w:rPr>
+          <w:lang w:val="pt-BR" w:eastAsia="pt-BR"/>
+        </w:rPr>
+        <w:t xml:space="preserve"> </w:t>
+      </w:r>
+      <w:proofErr w:type="spellStart"/>
+      <w:r>
+        <w:rPr>
+          <w:lang w:val="pt-BR" w:eastAsia="pt-BR"/>
+        </w:rPr>
+        <w:t>Texto</w:t>
+      </w:r>
+      <w:proofErr w:type="spellEnd"/>
+      <w:r>
+        <w:rPr>
+          <w:lang w:val="pt-BR" w:eastAsia="pt-BR"/>
+        </w:rPr>
+        <w:t xml:space="preserve"> </w:t>
+      </w:r>
+      <w:proofErr w:type="spellStart"/>
+      <w:r>
+        <w:rPr>
+          <w:lang w:val="pt-BR" w:eastAsia="pt-BR"/>
+        </w:rPr>
+        <w:t>Texto</w:t>
+      </w:r>
+      <w:proofErr w:type="spellEnd"/>
+      <w:r>
+        <w:rPr>
+          <w:lang w:val="pt-BR" w:eastAsia="pt-BR"/>
+        </w:rPr>
+        <w:t xml:space="preserve"> </w:t>
+      </w:r>
+      <w:proofErr w:type="spellStart"/>
+      <w:r>
+        <w:rPr>
+          <w:lang w:val="pt-BR" w:eastAsia="pt-BR"/>
+        </w:rPr>
+        <w:t>Texto</w:t>
+      </w:r>
+      <w:proofErr w:type="spellEnd"/>
+      <w:r>
+        <w:rPr>
+          <w:lang w:val="pt-BR" w:eastAsia="pt-BR"/>
+        </w:rPr>
+        <w:t xml:space="preserve"> </w:t>
+      </w:r>
+      <w:proofErr w:type="spellStart"/>
+      <w:r>
+        <w:rPr>
+          <w:lang w:val="pt-BR" w:eastAsia="pt-BR"/>
+        </w:rPr>
+        <w:t>Texto</w:t>
+      </w:r>
+      <w:proofErr w:type="spellEnd"/>
+      <w:r>
+        <w:rPr>
+          <w:lang w:val="pt-BR" w:eastAsia="pt-BR"/>
+        </w:rPr>
+        <w:t xml:space="preserve"> </w:t>
+      </w:r>
+      <w:proofErr w:type="spellStart"/>
+      <w:r>
+        <w:rPr>
+          <w:lang w:val="pt-BR" w:eastAsia="pt-BR"/>
+        </w:rPr>
+        <w:t>Texto</w:t>
+      </w:r>
+      <w:proofErr w:type="spellEnd"/>
+      <w:r>
+        <w:rPr>
+          <w:lang w:val="pt-BR" w:eastAsia="pt-BR"/>
+        </w:rPr>
+        <w:t xml:space="preserve"> </w:t>
+      </w:r>
+      <w:proofErr w:type="spellStart"/>
+      <w:r>
+        <w:rPr>
+          <w:lang w:val="pt-BR" w:eastAsia="pt-BR"/>
+        </w:rPr>
+        <w:t>Texto</w:t>
+      </w:r>
+      <w:proofErr w:type="spellEnd"/>
+      <w:r>
+        <w:rPr>
+          <w:lang w:val="pt-BR" w:eastAsia="pt-BR"/>
+        </w:rPr>
+        <w:t xml:space="preserve"> </w:t>
+      </w:r>
+      <w:proofErr w:type="spellStart"/>
+      <w:r>
+        <w:rPr>
+          <w:lang w:val="pt-BR" w:eastAsia="pt-BR"/>
+        </w:rPr>
+        <w:t>Texto</w:t>
+      </w:r>
+      <w:proofErr w:type="spellEnd"/>
+      <w:r>
+        <w:rPr>
+          <w:lang w:val="pt-BR" w:eastAsia="pt-BR"/>
+        </w:rPr>
+        <w:t xml:space="preserve"> </w:t>
+      </w:r>
+      <w:proofErr w:type="spellStart"/>
+      <w:r>
+        <w:rPr>
+          <w:lang w:val="pt-BR" w:eastAsia="pt-BR"/>
+        </w:rPr>
+        <w:t>Texto</w:t>
+      </w:r>
+      <w:proofErr w:type="spellEnd"/>
+      <w:r>
+        <w:rPr>
+          <w:lang w:val="pt-BR" w:eastAsia="pt-BR"/>
+        </w:rPr>
+        <w:t xml:space="preserve"> </w:t>
+      </w:r>
+      <w:proofErr w:type="spellStart"/>
+      <w:r>
+        <w:rPr>
+          <w:lang w:val="pt-BR" w:eastAsia="pt-BR"/>
+        </w:rPr>
+        <w:t>Texto</w:t>
+      </w:r>
+      <w:proofErr w:type="spellEnd"/>
+      <w:r>
+        <w:rPr>
+          <w:lang w:val="pt-BR" w:eastAsia="pt-BR"/>
+        </w:rPr>
+        <w:t>.</w:t>
+      </w:r>
+    </w:p>
+    <w:p>
+      <w:pPr>
+        <w:pStyle w:val="Corpodetexto"/>
+        <w:spacing w:line="312" w:lineRule="auto"/>
+        <w:jc w:val="both"/>
+      </w:pPr>
+    </w:p>
+    <w:p>
+      <w:pPr>
+        <w:pStyle w:val="Ttulo4"/>
+        <w:ind w:left="23" w:firstLine="259"/>
+        <w:jc w:val="left"/>
+      </w:pPr>
+      <w:r>
+        <w:t>4.2.6 Competência</w:t>
+      </w:r>
+      <w:r>
+        <w:br/>
+      </w:r>
+    </w:p>
+    <w:p>
+      <w:pPr>
+        <w:pStyle w:val="Corpodetexto"/>
+        <w:spacing w:line="312" w:lineRule="auto"/>
+        <w:ind w:left="282" w:right="116" w:firstLine="737"/>
+        <w:jc w:val="both"/>
+        <w:rPr>
+          <w:lang w:val="pt-BR" w:eastAsia="pt-BR"/>
+        </w:rPr>
+      </w:pPr>
+      <w:r>
+        <w:rPr>
+          <w:lang w:val="pt-BR" w:eastAsia="pt-BR"/>
+        </w:rPr>
+        <w:t xml:space="preserve">Texto </w:t>
+      </w:r>
+      <w:proofErr w:type="spellStart"/>
+      <w:r>
+        <w:rPr>
+          <w:lang w:val="pt-BR" w:eastAsia="pt-BR"/>
+        </w:rPr>
+        <w:t>Texto</w:t>
+      </w:r>
+      <w:proofErr w:type="spellEnd"/>
+      <w:r>
+        <w:rPr>
+          <w:lang w:val="pt-BR" w:eastAsia="pt-BR"/>
+        </w:rPr>
+        <w:t xml:space="preserve"> </w:t>
+      </w:r>
+      <w:proofErr w:type="spellStart"/>
+      <w:r>
+        <w:rPr>
+          <w:lang w:val="pt-BR" w:eastAsia="pt-BR"/>
+        </w:rPr>
+        <w:t>Texto</w:t>
+      </w:r>
+      <w:proofErr w:type="spellEnd"/>
+      <w:r>
+        <w:rPr>
+          <w:lang w:val="pt-BR" w:eastAsia="pt-BR"/>
+        </w:rPr>
+        <w:t xml:space="preserve"> </w:t>
+      </w:r>
+      <w:proofErr w:type="spellStart"/>
+      <w:r>
+        <w:rPr>
+          <w:lang w:val="pt-BR" w:eastAsia="pt-BR"/>
+        </w:rPr>
+        <w:t>Texto</w:t>
+      </w:r>
+      <w:proofErr w:type="spellEnd"/>
+      <w:r>
+        <w:rPr>
+          <w:lang w:val="pt-BR" w:eastAsia="pt-BR"/>
+        </w:rPr>
+        <w:t xml:space="preserve"> </w:t>
+      </w:r>
+      <w:proofErr w:type="spellStart"/>
+      <w:r>
+        <w:rPr>
+          <w:lang w:val="pt-BR" w:eastAsia="pt-BR"/>
+        </w:rPr>
+        <w:t>Texto</w:t>
+      </w:r>
+      <w:proofErr w:type="spellEnd"/>
+      <w:r>
+        <w:rPr>
+          <w:lang w:val="pt-BR" w:eastAsia="pt-BR"/>
+        </w:rPr>
+        <w:t xml:space="preserve"> </w:t>
+      </w:r>
+      <w:proofErr w:type="spellStart"/>
+      <w:r>
+        <w:rPr>
+          <w:lang w:val="pt-BR" w:eastAsia="pt-BR"/>
+        </w:rPr>
+        <w:t>Texto</w:t>
+      </w:r>
+      <w:proofErr w:type="spellEnd"/>
+      <w:r>
+        <w:rPr>
+          <w:lang w:val="pt-BR" w:eastAsia="pt-BR"/>
+        </w:rPr>
+        <w:t xml:space="preserve"> </w:t>
+      </w:r>
+      <w:proofErr w:type="spellStart"/>
+      <w:r>
+        <w:rPr>
+          <w:lang w:val="pt-BR" w:eastAsia="pt-BR"/>
+        </w:rPr>
+        <w:t>Texto</w:t>
+      </w:r>
+      <w:proofErr w:type="spellEnd"/>
+      <w:r>
+        <w:rPr>
+          <w:lang w:val="pt-BR" w:eastAsia="pt-BR"/>
+        </w:rPr>
+        <w:t xml:space="preserve"> </w:t>
+      </w:r>
+      <w:proofErr w:type="spellStart"/>
+      <w:r>
+        <w:rPr>
+          <w:lang w:val="pt-BR" w:eastAsia="pt-BR"/>
+        </w:rPr>
+        <w:t>Texto</w:t>
+      </w:r>
+      <w:proofErr w:type="spellEnd"/>
+      <w:r>
+        <w:rPr>
+          <w:lang w:val="pt-BR" w:eastAsia="pt-BR"/>
+        </w:rPr>
+        <w:t xml:space="preserve"> </w:t>
+      </w:r>
+      <w:proofErr w:type="spellStart"/>
+      <w:r>
+        <w:rPr>
+          <w:lang w:val="pt-BR" w:eastAsia="pt-BR"/>
+        </w:rPr>
+        <w:t>Texto</w:t>
+      </w:r>
+      <w:proofErr w:type="spellEnd"/>
+      <w:r>
+        <w:rPr>
+          <w:lang w:val="pt-BR" w:eastAsia="pt-BR"/>
+        </w:rPr>
+        <w:t xml:space="preserve"> </w:t>
+      </w:r>
+      <w:proofErr w:type="spellStart"/>
+      <w:r>
+        <w:rPr>
+          <w:lang w:val="pt-BR" w:eastAsia="pt-BR"/>
+        </w:rPr>
+        <w:t>Texto</w:t>
+      </w:r>
+      <w:proofErr w:type="spellEnd"/>
+      <w:r>
+        <w:rPr>
+          <w:lang w:val="pt-BR" w:eastAsia="pt-BR"/>
+        </w:rPr>
+        <w:t xml:space="preserve"> </w:t>
+      </w:r>
+      <w:proofErr w:type="spellStart"/>
+      <w:r>
+        <w:rPr>
+          <w:lang w:val="pt-BR" w:eastAsia="pt-BR"/>
+        </w:rPr>
+        <w:t>Texto</w:t>
+      </w:r>
+      <w:proofErr w:type="spellEnd"/>
+      <w:r>
+        <w:rPr>
+          <w:lang w:val="pt-BR" w:eastAsia="pt-BR"/>
+        </w:rPr>
+        <w:t xml:space="preserve"> </w:t>
+      </w:r>
+      <w:proofErr w:type="spellStart"/>
+      <w:r>
+        <w:rPr>
+          <w:lang w:val="pt-BR" w:eastAsia="pt-BR"/>
+        </w:rPr>
+        <w:t>Texto</w:t>
+      </w:r>
+      <w:proofErr w:type="spellEnd"/>
+      <w:r>
+        <w:rPr>
+          <w:lang w:val="pt-BR" w:eastAsia="pt-BR"/>
+        </w:rPr>
+        <w:t xml:space="preserve"> </w:t>
+      </w:r>
+      <w:proofErr w:type="spellStart"/>
+      <w:r>
+        <w:rPr>
+          <w:lang w:val="pt-BR" w:eastAsia="pt-BR"/>
+        </w:rPr>
+        <w:t>Texto</w:t>
+      </w:r>
+      <w:proofErr w:type="spellEnd"/>
+      <w:r>
+        <w:rPr>
+          <w:lang w:val="pt-BR" w:eastAsia="pt-BR"/>
+        </w:rPr>
+        <w:t xml:space="preserve"> </w:t>
+      </w:r>
+      <w:proofErr w:type="spellStart"/>
+      <w:r>
+        <w:rPr>
+          <w:lang w:val="pt-BR" w:eastAsia="pt-BR"/>
+        </w:rPr>
+        <w:t>Texto</w:t>
+      </w:r>
+      <w:proofErr w:type="spellEnd"/>
+      <w:r>
+        <w:rPr>
+          <w:lang w:val="pt-BR" w:eastAsia="pt-BR"/>
+        </w:rPr>
+        <w:t xml:space="preserve"> </w:t>
+      </w:r>
+      <w:proofErr w:type="spellStart"/>
+      <w:r>
+        <w:rPr>
+          <w:lang w:val="pt-BR" w:eastAsia="pt-BR"/>
+        </w:rPr>
+        <w:t>Texto</w:t>
+      </w:r>
+      <w:proofErr w:type="spellEnd"/>
+      <w:r>
+        <w:rPr>
+          <w:lang w:val="pt-BR" w:eastAsia="pt-BR"/>
+        </w:rPr>
+        <w:t xml:space="preserve"> </w:t>
+      </w:r>
+      <w:proofErr w:type="spellStart"/>
+      <w:r>
+        <w:rPr>
+          <w:lang w:val="pt-BR" w:eastAsia="pt-BR"/>
+        </w:rPr>
+        <w:t>Texto</w:t>
+      </w:r>
+      <w:proofErr w:type="spellEnd"/>
+      <w:r>
+        <w:rPr>
+          <w:lang w:val="pt-BR" w:eastAsia="pt-BR"/>
+        </w:rPr>
+        <w:t xml:space="preserve"> </w:t>
+      </w:r>
+      <w:proofErr w:type="spellStart"/>
+      <w:r>
+        <w:rPr>
+          <w:lang w:val="pt-BR" w:eastAsia="pt-BR"/>
+        </w:rPr>
+        <w:t>Texto</w:t>
+      </w:r>
+      <w:proofErr w:type="spellEnd"/>
+      <w:r>
+        <w:rPr>
+          <w:lang w:val="pt-BR" w:eastAsia="pt-BR"/>
+        </w:rPr>
+        <w:t xml:space="preserve"> </w:t>
+      </w:r>
+      <w:proofErr w:type="spellStart"/>
+      <w:r>
+        <w:rPr>
+          <w:lang w:val="pt-BR" w:eastAsia="pt-BR"/>
+        </w:rPr>
+        <w:t>Texto</w:t>
+      </w:r>
+      <w:proofErr w:type="spellEnd"/>
+      <w:r>
+        <w:rPr>
+          <w:lang w:val="pt-BR" w:eastAsia="pt-BR"/>
+        </w:rPr>
+        <w:t xml:space="preserve"> </w:t>
+      </w:r>
+      <w:proofErr w:type="spellStart"/>
+      <w:r>
+        <w:rPr>
+          <w:lang w:val="pt-BR" w:eastAsia="pt-BR"/>
+        </w:rPr>
+        <w:t>Texto</w:t>
+      </w:r>
+      <w:proofErr w:type="spellEnd"/>
+      <w:r>
+        <w:rPr>
+          <w:lang w:val="pt-BR" w:eastAsia="pt-BR"/>
+        </w:rPr>
+        <w:t xml:space="preserve"> </w:t>
+      </w:r>
+      <w:proofErr w:type="spellStart"/>
+      <w:r>
+        <w:rPr>
+          <w:lang w:val="pt-BR" w:eastAsia="pt-BR"/>
+        </w:rPr>
+        <w:t>Texto</w:t>
+      </w:r>
+      <w:proofErr w:type="spellEnd"/>
+      <w:r>
+        <w:rPr>
+          <w:lang w:val="pt-BR" w:eastAsia="pt-BR"/>
+        </w:rPr>
+        <w:t xml:space="preserve"> </w:t>
+      </w:r>
+      <w:proofErr w:type="spellStart"/>
+      <w:r>
+        <w:rPr>
+          <w:lang w:val="pt-BR" w:eastAsia="pt-BR"/>
+        </w:rPr>
+        <w:t>Texto</w:t>
+      </w:r>
+      <w:proofErr w:type="spellEnd"/>
+      <w:r>
+        <w:rPr>
+          <w:lang w:val="pt-BR" w:eastAsia="pt-BR"/>
+        </w:rPr>
+        <w:t xml:space="preserve"> </w:t>
+      </w:r>
+      <w:proofErr w:type="spellStart"/>
+      <w:r>
+        <w:rPr>
+          <w:lang w:val="pt-BR" w:eastAsia="pt-BR"/>
+        </w:rPr>
+        <w:t>Texto</w:t>
+      </w:r>
+      <w:proofErr w:type="spellEnd"/>
+      <w:r>
+        <w:rPr>
+          <w:lang w:val="pt-BR" w:eastAsia="pt-BR"/>
+        </w:rPr>
+        <w:t xml:space="preserve"> </w:t>
+      </w:r>
+      <w:proofErr w:type="spellStart"/>
+      <w:r>
+        <w:rPr>
+          <w:lang w:val="pt-BR" w:eastAsia="pt-BR"/>
+        </w:rPr>
+        <w:t>Texto</w:t>
+      </w:r>
+      <w:proofErr w:type="spellEnd"/>
+      <w:r>
+        <w:rPr>
+          <w:lang w:val="pt-BR" w:eastAsia="pt-BR"/>
+        </w:rPr>
+        <w:t xml:space="preserve"> </w:t>
+      </w:r>
+      <w:proofErr w:type="spellStart"/>
+      <w:r>
+        <w:rPr>
+          <w:lang w:val="pt-BR" w:eastAsia="pt-BR"/>
+        </w:rPr>
+        <w:t>Texto</w:t>
+      </w:r>
+      <w:proofErr w:type="spellEnd"/>
+      <w:r>
+        <w:rPr>
+          <w:lang w:val="pt-BR" w:eastAsia="pt-BR"/>
+        </w:rPr>
+        <w:t xml:space="preserve"> </w:t>
+      </w:r>
+      <w:proofErr w:type="spellStart"/>
+      <w:r>
+        <w:rPr>
+          <w:lang w:val="pt-BR" w:eastAsia="pt-BR"/>
+        </w:rPr>
+        <w:t>Texto</w:t>
+      </w:r>
+      <w:proofErr w:type="spellEnd"/>
+      <w:r>
+        <w:rPr>
+          <w:lang w:val="pt-BR" w:eastAsia="pt-BR"/>
+        </w:rPr>
+        <w:t xml:space="preserve"> </w:t>
+      </w:r>
+      <w:proofErr w:type="spellStart"/>
+      <w:r>
+        <w:rPr>
+          <w:lang w:val="pt-BR" w:eastAsia="pt-BR"/>
+        </w:rPr>
+        <w:t>Texto</w:t>
+      </w:r>
+      <w:proofErr w:type="spellEnd"/>
+      <w:r>
+        <w:rPr>
+          <w:lang w:val="pt-BR" w:eastAsia="pt-BR"/>
+        </w:rPr>
+        <w:t xml:space="preserve"> </w:t>
+      </w:r>
+      <w:proofErr w:type="spellStart"/>
+      <w:r>
+        <w:rPr>
+          <w:lang w:val="pt-BR" w:eastAsia="pt-BR"/>
+        </w:rPr>
+        <w:t>Texto</w:t>
+      </w:r>
+      <w:proofErr w:type="spellEnd"/>
+      <w:r>
+        <w:rPr>
+          <w:lang w:val="pt-BR" w:eastAsia="pt-BR"/>
+        </w:rPr>
+        <w:t xml:space="preserve"> </w:t>
+      </w:r>
+      <w:proofErr w:type="spellStart"/>
+      <w:r>
+        <w:rPr>
+          <w:lang w:val="pt-BR" w:eastAsia="pt-BR"/>
+        </w:rPr>
+        <w:t>Texto</w:t>
+      </w:r>
+      <w:proofErr w:type="spellEnd"/>
+      <w:r>
+        <w:rPr>
+          <w:lang w:val="pt-BR" w:eastAsia="pt-BR"/>
+        </w:rPr>
+        <w:t xml:space="preserve"> </w:t>
+      </w:r>
+      <w:proofErr w:type="spellStart"/>
+      <w:r>
+        <w:rPr>
+          <w:lang w:val="pt-BR" w:eastAsia="pt-BR"/>
+        </w:rPr>
+        <w:t>Texto</w:t>
+      </w:r>
+      <w:proofErr w:type="spellEnd"/>
+      <w:r>
+        <w:rPr>
+          <w:lang w:val="pt-BR" w:eastAsia="pt-BR"/>
+        </w:rPr>
+        <w:t xml:space="preserve"> </w:t>
+      </w:r>
+      <w:proofErr w:type="spellStart"/>
+      <w:r>
+        <w:rPr>
+          <w:lang w:val="pt-BR" w:eastAsia="pt-BR"/>
+        </w:rPr>
+        <w:t>Texto</w:t>
+      </w:r>
+      <w:proofErr w:type="spellEnd"/>
+      <w:r>
+        <w:rPr>
+          <w:lang w:val="pt-BR" w:eastAsia="pt-BR"/>
+        </w:rPr>
+        <w:t xml:space="preserve"> </w:t>
+      </w:r>
+      <w:proofErr w:type="spellStart"/>
+      <w:r>
+        <w:rPr>
+          <w:lang w:val="pt-BR" w:eastAsia="pt-BR"/>
+        </w:rPr>
+        <w:t>Texto</w:t>
+      </w:r>
+      <w:proofErr w:type="spellEnd"/>
+      <w:r>
+        <w:rPr>
+          <w:lang w:val="pt-BR" w:eastAsia="pt-BR"/>
+        </w:rPr>
+        <w:t xml:space="preserve"> </w:t>
+      </w:r>
+      <w:proofErr w:type="spellStart"/>
+      <w:r>
+        <w:rPr>
+          <w:lang w:val="pt-BR" w:eastAsia="pt-BR"/>
+        </w:rPr>
+        <w:t>Texto</w:t>
+      </w:r>
+      <w:proofErr w:type="spellEnd"/>
+      <w:r>
+        <w:rPr>
+          <w:lang w:val="pt-BR" w:eastAsia="pt-BR"/>
+        </w:rPr>
+        <w:t xml:space="preserve"> </w:t>
+      </w:r>
+      <w:proofErr w:type="spellStart"/>
+      <w:r>
+        <w:rPr>
+          <w:lang w:val="pt-BR" w:eastAsia="pt-BR"/>
+        </w:rPr>
+        <w:t>Texto</w:t>
+      </w:r>
+      <w:proofErr w:type="spellEnd"/>
+      <w:r>
+        <w:rPr>
+          <w:lang w:val="pt-BR" w:eastAsia="pt-BR"/>
+        </w:rPr>
+        <w:t xml:space="preserve"> </w:t>
+      </w:r>
+      <w:proofErr w:type="spellStart"/>
+      <w:r>
+        <w:rPr>
+          <w:lang w:val="pt-BR" w:eastAsia="pt-BR"/>
+        </w:rPr>
+        <w:t>Texto</w:t>
+      </w:r>
+      <w:proofErr w:type="spellEnd"/>
+      <w:r>
+        <w:rPr>
+          <w:lang w:val="pt-BR" w:eastAsia="pt-BR"/>
+        </w:rPr>
+        <w:t xml:space="preserve"> </w:t>
+      </w:r>
+      <w:proofErr w:type="spellStart"/>
+      <w:r>
+        <w:rPr>
+          <w:lang w:val="pt-BR" w:eastAsia="pt-BR"/>
+        </w:rPr>
+        <w:t>Texto</w:t>
+      </w:r>
+      <w:proofErr w:type="spellEnd"/>
+      <w:r>
+        <w:rPr>
+          <w:lang w:val="pt-BR" w:eastAsia="pt-BR"/>
+        </w:rPr>
+        <w:t xml:space="preserve"> </w:t>
+      </w:r>
+      <w:proofErr w:type="spellStart"/>
+      <w:r>
+        <w:rPr>
+          <w:lang w:val="pt-BR" w:eastAsia="pt-BR"/>
+        </w:rPr>
+        <w:t>Texto</w:t>
+      </w:r>
+      <w:proofErr w:type="spellEnd"/>
+      <w:r>
+        <w:rPr>
+          <w:lang w:val="pt-BR" w:eastAsia="pt-BR"/>
+        </w:rPr>
+        <w:t xml:space="preserve"> </w:t>
+      </w:r>
+      <w:proofErr w:type="spellStart"/>
+      <w:r>
+        <w:rPr>
+          <w:lang w:val="pt-BR" w:eastAsia="pt-BR"/>
+        </w:rPr>
+        <w:t>Texto</w:t>
+      </w:r>
+      <w:proofErr w:type="spellEnd"/>
+      <w:r>
+        <w:rPr>
+          <w:lang w:val="pt-BR" w:eastAsia="pt-BR"/>
+        </w:rPr>
+        <w:t xml:space="preserve"> </w:t>
+      </w:r>
+      <w:proofErr w:type="spellStart"/>
+      <w:r>
+        <w:rPr>
+          <w:lang w:val="pt-BR" w:eastAsia="pt-BR"/>
+        </w:rPr>
+        <w:t>Texto</w:t>
+      </w:r>
+      <w:proofErr w:type="spellEnd"/>
+      <w:r>
+        <w:rPr>
+          <w:lang w:val="pt-BR" w:eastAsia="pt-BR"/>
+        </w:rPr>
+        <w:t xml:space="preserve"> </w:t>
+      </w:r>
+      <w:proofErr w:type="spellStart"/>
+      <w:r>
+        <w:rPr>
+          <w:lang w:val="pt-BR" w:eastAsia="pt-BR"/>
+        </w:rPr>
+        <w:t>Texto</w:t>
+      </w:r>
+      <w:proofErr w:type="spellEnd"/>
+      <w:r>
+        <w:rPr>
+          <w:lang w:val="pt-BR" w:eastAsia="pt-BR"/>
+        </w:rPr>
+        <w:t xml:space="preserve"> </w:t>
+      </w:r>
+      <w:proofErr w:type="spellStart"/>
+      <w:r>
+        <w:rPr>
+          <w:lang w:val="pt-BR" w:eastAsia="pt-BR"/>
+        </w:rPr>
+        <w:t>Texto</w:t>
+      </w:r>
+      <w:proofErr w:type="spellEnd"/>
+      <w:r>
+        <w:rPr>
+          <w:lang w:val="pt-BR" w:eastAsia="pt-BR"/>
+        </w:rPr>
+        <w:t>.</w:t>
+      </w:r>
+    </w:p>
+    <w:p>
+      <w:pPr>
+        <w:pStyle w:val="Corpodetexto"/>
+        <w:spacing w:line="312" w:lineRule="auto"/>
+        <w:jc w:val="both"/>
+      </w:pPr>
+    </w:p>
+    <w:p>
+      <w:pPr>
+        <w:pStyle w:val="Ttulo4"/>
+        <w:ind w:left="23" w:firstLine="259"/>
+        <w:jc w:val="left"/>
+      </w:pPr>
+      <w:r>
+        <w:t>4.2.7 Instauração</w:t>
+      </w:r>
+      <w:r>
+        <w:br/>
+      </w:r>
+    </w:p>
+    <w:p>
+      <w:pPr>
+        <w:pStyle w:val="Corpodetexto"/>
+        <w:spacing w:line="312" w:lineRule="auto"/>
+        <w:ind w:left="282" w:right="116" w:firstLine="737"/>
+        <w:jc w:val="both"/>
+        <w:rPr>
+          <w:lang w:val="pt-BR" w:eastAsia="pt-BR"/>
+        </w:rPr>
+      </w:pPr>
+      <w:r>
+        <w:rPr>
+          <w:lang w:val="pt-BR" w:eastAsia="pt-BR"/>
+        </w:rPr>
+        <w:t xml:space="preserve">Texto </w:t>
+      </w:r>
+      <w:proofErr w:type="spellStart"/>
+      <w:r>
+        <w:rPr>
+          <w:lang w:val="pt-BR" w:eastAsia="pt-BR"/>
+        </w:rPr>
+        <w:t>Texto</w:t>
+      </w:r>
+      <w:proofErr w:type="spellEnd"/>
+      <w:r>
+        <w:rPr>
+          <w:lang w:val="pt-BR" w:eastAsia="pt-BR"/>
+        </w:rPr>
+        <w:t xml:space="preserve"> </w:t>
+      </w:r>
+      <w:proofErr w:type="spellStart"/>
+      <w:r>
+        <w:rPr>
+          <w:lang w:val="pt-BR" w:eastAsia="pt-BR"/>
+        </w:rPr>
+        <w:t>Texto</w:t>
+      </w:r>
+      <w:proofErr w:type="spellEnd"/>
+      <w:r>
+        <w:rPr>
+          <w:lang w:val="pt-BR" w:eastAsia="pt-BR"/>
+        </w:rPr>
+        <w:t xml:space="preserve"> </w:t>
+      </w:r>
+      <w:proofErr w:type="spellStart"/>
+      <w:r>
+        <w:rPr>
+          <w:lang w:val="pt-BR" w:eastAsia="pt-BR"/>
+        </w:rPr>
+        <w:t>Texto</w:t>
+      </w:r>
+      <w:proofErr w:type="spellEnd"/>
+      <w:r>
+        <w:rPr>
+          <w:lang w:val="pt-BR" w:eastAsia="pt-BR"/>
+        </w:rPr>
+        <w:t xml:space="preserve"> </w:t>
+      </w:r>
+      <w:proofErr w:type="spellStart"/>
+      <w:r>
+        <w:rPr>
+          <w:lang w:val="pt-BR" w:eastAsia="pt-BR"/>
+        </w:rPr>
+        <w:t>Texto</w:t>
+      </w:r>
+      <w:proofErr w:type="spellEnd"/>
+      <w:r>
+        <w:rPr>
+          <w:lang w:val="pt-BR" w:eastAsia="pt-BR"/>
+        </w:rPr>
+        <w:t xml:space="preserve"> </w:t>
+      </w:r>
+      <w:proofErr w:type="spellStart"/>
+      <w:r>
+        <w:rPr>
+          <w:lang w:val="pt-BR" w:eastAsia="pt-BR"/>
+        </w:rPr>
+        <w:t>Texto</w:t>
+      </w:r>
+      <w:proofErr w:type="spellEnd"/>
+      <w:r>
+        <w:rPr>
+          <w:lang w:val="pt-BR" w:eastAsia="pt-BR"/>
+        </w:rPr>
+        <w:t xml:space="preserve"> </w:t>
+      </w:r>
+      <w:proofErr w:type="spellStart"/>
+      <w:r>
+        <w:rPr>
+          <w:lang w:val="pt-BR" w:eastAsia="pt-BR"/>
+        </w:rPr>
+        <w:t>Texto</w:t>
+      </w:r>
+      <w:proofErr w:type="spellEnd"/>
+      <w:r>
+        <w:rPr>
+          <w:lang w:val="pt-BR" w:eastAsia="pt-BR"/>
+        </w:rPr>
+        <w:t xml:space="preserve"> </w:t>
+      </w:r>
+      <w:proofErr w:type="spellStart"/>
+      <w:r>
+        <w:rPr>
+          <w:lang w:val="pt-BR" w:eastAsia="pt-BR"/>
+        </w:rPr>
+        <w:t>Texto</w:t>
+      </w:r>
+      <w:proofErr w:type="spellEnd"/>
+      <w:r>
+        <w:rPr>
+          <w:lang w:val="pt-BR" w:eastAsia="pt-BR"/>
+        </w:rPr>
+        <w:t xml:space="preserve"> </w:t>
+      </w:r>
+      <w:proofErr w:type="spellStart"/>
+      <w:r>
+        <w:rPr>
+          <w:lang w:val="pt-BR" w:eastAsia="pt-BR"/>
+        </w:rPr>
+        <w:t>Texto</w:t>
+      </w:r>
+      <w:proofErr w:type="spellEnd"/>
+      <w:r>
+        <w:rPr>
+          <w:lang w:val="pt-BR" w:eastAsia="pt-BR"/>
+        </w:rPr>
+        <w:t xml:space="preserve"> </w:t>
+      </w:r>
+      <w:proofErr w:type="spellStart"/>
+      <w:r>
+        <w:rPr>
+          <w:lang w:val="pt-BR" w:eastAsia="pt-BR"/>
+        </w:rPr>
+        <w:t>Texto</w:t>
+      </w:r>
+      <w:proofErr w:type="spellEnd"/>
+      <w:r>
+        <w:rPr>
+          <w:lang w:val="pt-BR" w:eastAsia="pt-BR"/>
+        </w:rPr>
+        <w:t xml:space="preserve"> </w:t>
+      </w:r>
+      <w:proofErr w:type="spellStart"/>
+      <w:r>
+        <w:rPr>
+          <w:lang w:val="pt-BR" w:eastAsia="pt-BR"/>
+        </w:rPr>
+        <w:t>Texto</w:t>
+      </w:r>
+      <w:proofErr w:type="spellEnd"/>
+      <w:r>
+        <w:rPr>
+          <w:lang w:val="pt-BR" w:eastAsia="pt-BR"/>
+        </w:rPr>
+        <w:t xml:space="preserve"> </w:t>
+      </w:r>
+      <w:proofErr w:type="spellStart"/>
+      <w:r>
+        <w:rPr>
+          <w:lang w:val="pt-BR" w:eastAsia="pt-BR"/>
+        </w:rPr>
+        <w:t>Texto</w:t>
+      </w:r>
+      <w:proofErr w:type="spellEnd"/>
+      <w:r>
+        <w:rPr>
+          <w:lang w:val="pt-BR" w:eastAsia="pt-BR"/>
+        </w:rPr>
+        <w:t xml:space="preserve"> </w:t>
+      </w:r>
+      <w:proofErr w:type="spellStart"/>
+      <w:r>
+        <w:rPr>
+          <w:lang w:val="pt-BR" w:eastAsia="pt-BR"/>
+        </w:rPr>
+        <w:t>Texto</w:t>
+      </w:r>
+      <w:proofErr w:type="spellEnd"/>
+      <w:r>
+        <w:rPr>
+          <w:lang w:val="pt-BR" w:eastAsia="pt-BR"/>
+        </w:rPr>
+        <w:t xml:space="preserve"> </w:t>
+      </w:r>
+      <w:proofErr w:type="spellStart"/>
+      <w:r>
+        <w:rPr>
+          <w:lang w:val="pt-BR" w:eastAsia="pt-BR"/>
+        </w:rPr>
+        <w:t>Texto</w:t>
+      </w:r>
+      <w:proofErr w:type="spellEnd"/>
+      <w:r>
+        <w:rPr>
+          <w:lang w:val="pt-BR" w:eastAsia="pt-BR"/>
+        </w:rPr>
+        <w:t xml:space="preserve"> </w:t>
+      </w:r>
+      <w:proofErr w:type="spellStart"/>
+      <w:r>
+        <w:rPr>
+          <w:lang w:val="pt-BR" w:eastAsia="pt-BR"/>
+        </w:rPr>
+        <w:t>Texto</w:t>
+      </w:r>
+      <w:proofErr w:type="spellEnd"/>
+      <w:r>
+        <w:rPr>
+          <w:lang w:val="pt-BR" w:eastAsia="pt-BR"/>
+        </w:rPr>
+        <w:t xml:space="preserve"> </w:t>
+      </w:r>
+      <w:proofErr w:type="spellStart"/>
+      <w:r>
+        <w:rPr>
+          <w:lang w:val="pt-BR" w:eastAsia="pt-BR"/>
+        </w:rPr>
+        <w:t>Texto</w:t>
+      </w:r>
+      <w:proofErr w:type="spellEnd"/>
+      <w:r>
+        <w:rPr>
+          <w:lang w:val="pt-BR" w:eastAsia="pt-BR"/>
+        </w:rPr>
+        <w:t xml:space="preserve"> </w:t>
+      </w:r>
+      <w:proofErr w:type="spellStart"/>
+      <w:r>
+        <w:rPr>
+          <w:lang w:val="pt-BR" w:eastAsia="pt-BR"/>
+        </w:rPr>
+        <w:t>Texto</w:t>
+      </w:r>
+      <w:proofErr w:type="spellEnd"/>
+      <w:r>
+        <w:rPr>
+          <w:lang w:val="pt-BR" w:eastAsia="pt-BR"/>
+        </w:rPr>
+        <w:t xml:space="preserve"> </w:t>
+      </w:r>
+      <w:proofErr w:type="spellStart"/>
+      <w:r>
+        <w:rPr>
+          <w:lang w:val="pt-BR" w:eastAsia="pt-BR"/>
+        </w:rPr>
+        <w:t>Texto</w:t>
+      </w:r>
+      <w:proofErr w:type="spellEnd"/>
+      <w:r>
+        <w:rPr>
+          <w:lang w:val="pt-BR" w:eastAsia="pt-BR"/>
+        </w:rPr>
+        <w:t xml:space="preserve"> </w:t>
+      </w:r>
+      <w:proofErr w:type="spellStart"/>
+      <w:r>
+        <w:rPr>
+          <w:lang w:val="pt-BR" w:eastAsia="pt-BR"/>
+        </w:rPr>
+        <w:t>Texto</w:t>
+      </w:r>
+      <w:proofErr w:type="spellEnd"/>
+      <w:r>
+        <w:rPr>
+          <w:lang w:val="pt-BR" w:eastAsia="pt-BR"/>
+        </w:rPr>
+        <w:t xml:space="preserve"> </w:t>
+      </w:r>
+      <w:proofErr w:type="spellStart"/>
+      <w:r>
+        <w:rPr>
+          <w:lang w:val="pt-BR" w:eastAsia="pt-BR"/>
+        </w:rPr>
+        <w:t>Texto</w:t>
+      </w:r>
+      <w:proofErr w:type="spellEnd"/>
+      <w:r>
+        <w:rPr>
+          <w:lang w:val="pt-BR" w:eastAsia="pt-BR"/>
+        </w:rPr>
+        <w:t xml:space="preserve"> </w:t>
+      </w:r>
+      <w:proofErr w:type="spellStart"/>
+      <w:r>
+        <w:rPr>
+          <w:lang w:val="pt-BR" w:eastAsia="pt-BR"/>
+        </w:rPr>
+        <w:t>Texto</w:t>
+      </w:r>
+      <w:proofErr w:type="spellEnd"/>
+      <w:r>
+        <w:rPr>
+          <w:lang w:val="pt-BR" w:eastAsia="pt-BR"/>
+        </w:rPr>
+        <w:t xml:space="preserve"> </w:t>
+      </w:r>
+      <w:proofErr w:type="spellStart"/>
+      <w:r>
+        <w:rPr>
+          <w:lang w:val="pt-BR" w:eastAsia="pt-BR"/>
+        </w:rPr>
+        <w:t>Texto</w:t>
+      </w:r>
+      <w:proofErr w:type="spellEnd"/>
+      <w:r>
+        <w:rPr>
+          <w:lang w:val="pt-BR" w:eastAsia="pt-BR"/>
+        </w:rPr>
+        <w:t xml:space="preserve"> </w:t>
+      </w:r>
+      <w:proofErr w:type="spellStart"/>
+      <w:r>
+        <w:rPr>
+          <w:lang w:val="pt-BR" w:eastAsia="pt-BR"/>
+        </w:rPr>
+        <w:t>Texto</w:t>
+      </w:r>
+      <w:proofErr w:type="spellEnd"/>
+      <w:r>
+        <w:rPr>
+          <w:lang w:val="pt-BR" w:eastAsia="pt-BR"/>
+        </w:rPr>
+        <w:t xml:space="preserve"> </w:t>
+      </w:r>
+      <w:proofErr w:type="spellStart"/>
+      <w:r>
+        <w:rPr>
+          <w:lang w:val="pt-BR" w:eastAsia="pt-BR"/>
+        </w:rPr>
+        <w:t>Texto</w:t>
+      </w:r>
+      <w:proofErr w:type="spellEnd"/>
+      <w:r>
+        <w:rPr>
+          <w:lang w:val="pt-BR" w:eastAsia="pt-BR"/>
+        </w:rPr>
+        <w:t xml:space="preserve"> </w:t>
+      </w:r>
+      <w:proofErr w:type="spellStart"/>
+      <w:r>
+        <w:rPr>
+          <w:lang w:val="pt-BR" w:eastAsia="pt-BR"/>
+        </w:rPr>
+        <w:t>Texto</w:t>
+      </w:r>
+      <w:proofErr w:type="spellEnd"/>
+      <w:r>
+        <w:rPr>
+          <w:lang w:val="pt-BR" w:eastAsia="pt-BR"/>
+        </w:rPr>
+        <w:t xml:space="preserve"> </w:t>
+      </w:r>
+      <w:proofErr w:type="spellStart"/>
+      <w:r>
+        <w:rPr>
+          <w:lang w:val="pt-BR" w:eastAsia="pt-BR"/>
+        </w:rPr>
+        <w:t>Texto</w:t>
+      </w:r>
+      <w:proofErr w:type="spellEnd"/>
+      <w:r>
+        <w:rPr>
+          <w:lang w:val="pt-BR" w:eastAsia="pt-BR"/>
+        </w:rPr>
+        <w:t xml:space="preserve"> </w:t>
+      </w:r>
+      <w:proofErr w:type="spellStart"/>
+      <w:r>
+        <w:rPr>
+          <w:lang w:val="pt-BR" w:eastAsia="pt-BR"/>
+        </w:rPr>
+        <w:t>Texto</w:t>
+      </w:r>
+      <w:proofErr w:type="spellEnd"/>
+      <w:r>
+        <w:rPr>
+          <w:lang w:val="pt-BR" w:eastAsia="pt-BR"/>
+        </w:rPr>
+        <w:t xml:space="preserve"> </w:t>
+      </w:r>
+      <w:proofErr w:type="spellStart"/>
+      <w:r>
+        <w:rPr>
+          <w:lang w:val="pt-BR" w:eastAsia="pt-BR"/>
+        </w:rPr>
+        <w:t>Texto</w:t>
+      </w:r>
+      <w:proofErr w:type="spellEnd"/>
+      <w:r>
+        <w:rPr>
+          <w:lang w:val="pt-BR" w:eastAsia="pt-BR"/>
+        </w:rPr>
+        <w:t xml:space="preserve"> </w:t>
+      </w:r>
+      <w:proofErr w:type="spellStart"/>
+      <w:r>
+        <w:rPr>
+          <w:lang w:val="pt-BR" w:eastAsia="pt-BR"/>
+        </w:rPr>
+        <w:t>Texto</w:t>
+      </w:r>
+      <w:proofErr w:type="spellEnd"/>
+      <w:r>
+        <w:rPr>
+          <w:lang w:val="pt-BR" w:eastAsia="pt-BR"/>
+        </w:rPr>
+        <w:t xml:space="preserve"> </w:t>
+      </w:r>
+      <w:proofErr w:type="spellStart"/>
+      <w:r>
+        <w:rPr>
+          <w:lang w:val="pt-BR" w:eastAsia="pt-BR"/>
+        </w:rPr>
+        <w:t>Texto</w:t>
+      </w:r>
+      <w:proofErr w:type="spellEnd"/>
+      <w:r>
+        <w:rPr>
+          <w:lang w:val="pt-BR" w:eastAsia="pt-BR"/>
+        </w:rPr>
+        <w:t xml:space="preserve"> </w:t>
+      </w:r>
+      <w:proofErr w:type="spellStart"/>
+      <w:r>
+        <w:rPr>
+          <w:lang w:val="pt-BR" w:eastAsia="pt-BR"/>
+        </w:rPr>
+        <w:t>Texto</w:t>
+      </w:r>
+      <w:proofErr w:type="spellEnd"/>
+      <w:r>
+        <w:rPr>
+          <w:lang w:val="pt-BR" w:eastAsia="pt-BR"/>
+        </w:rPr>
+        <w:t xml:space="preserve"> </w:t>
+      </w:r>
+      <w:proofErr w:type="spellStart"/>
+      <w:r>
+        <w:rPr>
+          <w:lang w:val="pt-BR" w:eastAsia="pt-BR"/>
+        </w:rPr>
+        <w:t>Texto</w:t>
+      </w:r>
+      <w:proofErr w:type="spellEnd"/>
+      <w:r>
+        <w:rPr>
+          <w:lang w:val="pt-BR" w:eastAsia="pt-BR"/>
+        </w:rPr>
+        <w:t xml:space="preserve"> </w:t>
+      </w:r>
+      <w:proofErr w:type="spellStart"/>
+      <w:r>
+        <w:rPr>
+          <w:lang w:val="pt-BR" w:eastAsia="pt-BR"/>
+        </w:rPr>
+        <w:t>Texto</w:t>
+      </w:r>
+      <w:proofErr w:type="spellEnd"/>
+      <w:r>
+        <w:rPr>
+          <w:lang w:val="pt-BR" w:eastAsia="pt-BR"/>
+        </w:rPr>
+        <w:t xml:space="preserve"> </w:t>
+      </w:r>
+      <w:proofErr w:type="spellStart"/>
+      <w:r>
+        <w:rPr>
+          <w:lang w:val="pt-BR" w:eastAsia="pt-BR"/>
+        </w:rPr>
+        <w:t>Texto</w:t>
+      </w:r>
+      <w:proofErr w:type="spellEnd"/>
+      <w:r>
+        <w:rPr>
+          <w:lang w:val="pt-BR" w:eastAsia="pt-BR"/>
+        </w:rPr>
+        <w:t xml:space="preserve"> </w:t>
+      </w:r>
+      <w:proofErr w:type="spellStart"/>
+      <w:r>
+        <w:rPr>
+          <w:lang w:val="pt-BR" w:eastAsia="pt-BR"/>
+        </w:rPr>
+        <w:t>Texto</w:t>
+      </w:r>
+      <w:proofErr w:type="spellEnd"/>
+      <w:r>
+        <w:rPr>
+          <w:lang w:val="pt-BR" w:eastAsia="pt-BR"/>
+        </w:rPr>
+        <w:t xml:space="preserve"> </w:t>
+      </w:r>
+      <w:proofErr w:type="spellStart"/>
+      <w:r>
+        <w:rPr>
+          <w:lang w:val="pt-BR" w:eastAsia="pt-BR"/>
+        </w:rPr>
+        <w:t>Texto</w:t>
+      </w:r>
+      <w:proofErr w:type="spellEnd"/>
+      <w:r>
+        <w:rPr>
+          <w:lang w:val="pt-BR" w:eastAsia="pt-BR"/>
+        </w:rPr>
+        <w:t xml:space="preserve"> </w:t>
+      </w:r>
+      <w:proofErr w:type="spellStart"/>
+      <w:r>
+        <w:rPr>
+          <w:lang w:val="pt-BR" w:eastAsia="pt-BR"/>
+        </w:rPr>
+        <w:t>Texto</w:t>
+      </w:r>
+      <w:proofErr w:type="spellEnd"/>
+      <w:r>
+        <w:rPr>
+          <w:lang w:val="pt-BR" w:eastAsia="pt-BR"/>
+        </w:rPr>
+        <w:t xml:space="preserve"> </w:t>
+      </w:r>
+      <w:proofErr w:type="spellStart"/>
+      <w:r>
+        <w:rPr>
+          <w:lang w:val="pt-BR" w:eastAsia="pt-BR"/>
+        </w:rPr>
+        <w:t>Texto</w:t>
+      </w:r>
+      <w:proofErr w:type="spellEnd"/>
+      <w:r>
+        <w:rPr>
+          <w:lang w:val="pt-BR" w:eastAsia="pt-BR"/>
+        </w:rPr>
+        <w:t xml:space="preserve"> </w:t>
+      </w:r>
+      <w:proofErr w:type="spellStart"/>
+      <w:r>
+        <w:rPr>
+          <w:lang w:val="pt-BR" w:eastAsia="pt-BR"/>
+        </w:rPr>
+        <w:t>Texto</w:t>
+      </w:r>
+      <w:proofErr w:type="spellEnd"/>
+      <w:r>
+        <w:rPr>
+          <w:lang w:val="pt-BR" w:eastAsia="pt-BR"/>
+        </w:rPr>
+        <w:t xml:space="preserve"> </w:t>
+      </w:r>
+      <w:proofErr w:type="spellStart"/>
+      <w:r>
+        <w:rPr>
+          <w:lang w:val="pt-BR" w:eastAsia="pt-BR"/>
+        </w:rPr>
+        <w:t>Texto</w:t>
+      </w:r>
+      <w:proofErr w:type="spellEnd"/>
+      <w:r>
+        <w:rPr>
+          <w:lang w:val="pt-BR" w:eastAsia="pt-BR"/>
+        </w:rPr>
+        <w:t>.</w:t>
+      </w:r>
+    </w:p>
+    <w:p>
+      <w:pPr>
+        <w:pStyle w:val="Corpodetexto"/>
+        <w:spacing w:line="312" w:lineRule="auto"/>
+        <w:jc w:val="both"/>
+      </w:pPr>
+    </w:p>
+    <w:p>
+      <w:pPr>
+        <w:pStyle w:val="Ttulo4"/>
+        <w:ind w:left="23" w:firstLine="259"/>
+        <w:jc w:val="left"/>
+      </w:pPr>
+      <w:r>
+        <w:t>4.2.8 Procedimentos</w:t>
+      </w:r>
+      <w:r>
+        <w:br/>
+      </w:r>
+    </w:p>
+    <w:p>
+      <w:pPr>
+        <w:pStyle w:val="Corpodetexto"/>
+        <w:spacing w:line="312" w:lineRule="auto"/>
+        <w:ind w:left="282" w:right="116" w:firstLine="737"/>
+        <w:jc w:val="both"/>
+        <w:rPr>
+          <w:lang w:val="pt-BR" w:eastAsia="pt-BR"/>
+        </w:rPr>
+      </w:pPr>
+      <w:r>
+        <w:rPr>
+          <w:lang w:val="pt-BR" w:eastAsia="pt-BR"/>
+        </w:rPr>
+        <w:t xml:space="preserve">Texto </w:t>
+      </w:r>
+      <w:proofErr w:type="spellStart"/>
+      <w:r>
+        <w:rPr>
+          <w:lang w:val="pt-BR" w:eastAsia="pt-BR"/>
+        </w:rPr>
+        <w:t>Texto</w:t>
+      </w:r>
+      <w:proofErr w:type="spellEnd"/>
+      <w:r>
+        <w:rPr>
+          <w:lang w:val="pt-BR" w:eastAsia="pt-BR"/>
+        </w:rPr>
+        <w:t xml:space="preserve"> </w:t>
+      </w:r>
+      <w:proofErr w:type="spellStart"/>
+      <w:r>
+        <w:rPr>
+          <w:lang w:val="pt-BR" w:eastAsia="pt-BR"/>
+        </w:rPr>
+        <w:t>Texto</w:t>
+      </w:r>
+      <w:proofErr w:type="spellEnd"/>
+      <w:r>
+        <w:rPr>
+          <w:lang w:val="pt-BR" w:eastAsia="pt-BR"/>
+        </w:rPr>
+        <w:t xml:space="preserve"> </w:t>
+      </w:r>
+      <w:proofErr w:type="spellStart"/>
+      <w:r>
+        <w:rPr>
+          <w:lang w:val="pt-BR" w:eastAsia="pt-BR"/>
+        </w:rPr>
+        <w:t>Texto</w:t>
+      </w:r>
+      <w:proofErr w:type="spellEnd"/>
+      <w:r>
+        <w:rPr>
+          <w:lang w:val="pt-BR" w:eastAsia="pt-BR"/>
+        </w:rPr>
+        <w:t xml:space="preserve"> </w:t>
+      </w:r>
+      <w:proofErr w:type="spellStart"/>
+      <w:r>
+        <w:rPr>
+          <w:lang w:val="pt-BR" w:eastAsia="pt-BR"/>
+        </w:rPr>
+        <w:t>Texto</w:t>
+      </w:r>
+      <w:proofErr w:type="spellEnd"/>
+      <w:r>
+        <w:rPr>
+          <w:lang w:val="pt-BR" w:eastAsia="pt-BR"/>
+        </w:rPr>
+        <w:t xml:space="preserve"> </w:t>
+      </w:r>
+      <w:proofErr w:type="spellStart"/>
+      <w:r>
+        <w:rPr>
+          <w:lang w:val="pt-BR" w:eastAsia="pt-BR"/>
+        </w:rPr>
+        <w:t>Texto</w:t>
+      </w:r>
+      <w:proofErr w:type="spellEnd"/>
+      <w:r>
+        <w:rPr>
+          <w:lang w:val="pt-BR" w:eastAsia="pt-BR"/>
+        </w:rPr>
+        <w:t xml:space="preserve"> </w:t>
+      </w:r>
+      <w:proofErr w:type="spellStart"/>
+      <w:r>
+        <w:rPr>
+          <w:lang w:val="pt-BR" w:eastAsia="pt-BR"/>
+        </w:rPr>
+        <w:t>Texto</w:t>
+      </w:r>
+      <w:proofErr w:type="spellEnd"/>
+      <w:r>
+        <w:rPr>
+          <w:lang w:val="pt-BR" w:eastAsia="pt-BR"/>
+        </w:rPr>
+        <w:t xml:space="preserve"> </w:t>
+      </w:r>
+      <w:proofErr w:type="spellStart"/>
+      <w:r>
+        <w:rPr>
+          <w:lang w:val="pt-BR" w:eastAsia="pt-BR"/>
+        </w:rPr>
+        <w:t>Texto</w:t>
+      </w:r>
+      <w:proofErr w:type="spellEnd"/>
+      <w:r>
+        <w:rPr>
+          <w:lang w:val="pt-BR" w:eastAsia="pt-BR"/>
+        </w:rPr>
+        <w:t xml:space="preserve"> </w:t>
+      </w:r>
+      <w:proofErr w:type="spellStart"/>
+      <w:r>
+        <w:rPr>
+          <w:lang w:val="pt-BR" w:eastAsia="pt-BR"/>
+        </w:rPr>
+        <w:t>Texto</w:t>
+      </w:r>
+      <w:proofErr w:type="spellEnd"/>
+      <w:r>
+        <w:rPr>
+          <w:lang w:val="pt-BR" w:eastAsia="pt-BR"/>
+        </w:rPr>
+        <w:t xml:space="preserve"> </w:t>
+      </w:r>
+      <w:proofErr w:type="spellStart"/>
+      <w:r>
+        <w:rPr>
+          <w:lang w:val="pt-BR" w:eastAsia="pt-BR"/>
+        </w:rPr>
+        <w:t>Texto</w:t>
+      </w:r>
+      <w:proofErr w:type="spellEnd"/>
+      <w:r>
+        <w:rPr>
+          <w:lang w:val="pt-BR" w:eastAsia="pt-BR"/>
+        </w:rPr>
+        <w:t xml:space="preserve"> </w:t>
+      </w:r>
+      <w:proofErr w:type="spellStart"/>
+      <w:r>
+        <w:rPr>
+          <w:lang w:val="pt-BR" w:eastAsia="pt-BR"/>
+        </w:rPr>
+        <w:t>Texto</w:t>
+      </w:r>
+      <w:proofErr w:type="spellEnd"/>
+      <w:r>
+        <w:rPr>
+          <w:lang w:val="pt-BR" w:eastAsia="pt-BR"/>
+        </w:rPr>
+        <w:t xml:space="preserve"> </w:t>
+      </w:r>
+      <w:proofErr w:type="spellStart"/>
+      <w:r>
+        <w:rPr>
+          <w:lang w:val="pt-BR" w:eastAsia="pt-BR"/>
+        </w:rPr>
+        <w:t>Texto</w:t>
+      </w:r>
+      <w:proofErr w:type="spellEnd"/>
+      <w:r>
+        <w:rPr>
+          <w:lang w:val="pt-BR" w:eastAsia="pt-BR"/>
+        </w:rPr>
+        <w:t xml:space="preserve"> </w:t>
+      </w:r>
+      <w:proofErr w:type="spellStart"/>
+      <w:r>
+        <w:rPr>
+          <w:lang w:val="pt-BR" w:eastAsia="pt-BR"/>
+        </w:rPr>
+        <w:t>Texto</w:t>
+      </w:r>
+      <w:proofErr w:type="spellEnd"/>
+      <w:r>
+        <w:rPr>
+          <w:lang w:val="pt-BR" w:eastAsia="pt-BR"/>
+        </w:rPr>
+        <w:t xml:space="preserve"> </w:t>
+      </w:r>
+      <w:proofErr w:type="spellStart"/>
+      <w:r>
+        <w:rPr>
+          <w:lang w:val="pt-BR" w:eastAsia="pt-BR"/>
+        </w:rPr>
+        <w:t>Texto</w:t>
+      </w:r>
+      <w:proofErr w:type="spellEnd"/>
+      <w:r>
+        <w:rPr>
+          <w:lang w:val="pt-BR" w:eastAsia="pt-BR"/>
+        </w:rPr>
+        <w:t xml:space="preserve"> </w:t>
+      </w:r>
+      <w:proofErr w:type="spellStart"/>
+      <w:r>
+        <w:rPr>
+          <w:lang w:val="pt-BR" w:eastAsia="pt-BR"/>
+        </w:rPr>
+        <w:t>Texto</w:t>
+      </w:r>
+      <w:proofErr w:type="spellEnd"/>
+      <w:r>
+        <w:rPr>
+          <w:lang w:val="pt-BR" w:eastAsia="pt-BR"/>
+        </w:rPr>
+        <w:t xml:space="preserve"> </w:t>
+      </w:r>
+      <w:proofErr w:type="spellStart"/>
+      <w:r>
+        <w:rPr>
+          <w:lang w:val="pt-BR" w:eastAsia="pt-BR"/>
+        </w:rPr>
+        <w:t>Texto</w:t>
+      </w:r>
+      <w:proofErr w:type="spellEnd"/>
+      <w:r>
+        <w:rPr>
+          <w:lang w:val="pt-BR" w:eastAsia="pt-BR"/>
+        </w:rPr>
+        <w:t xml:space="preserve"> </w:t>
+      </w:r>
+      <w:proofErr w:type="spellStart"/>
+      <w:r>
+        <w:rPr>
+          <w:lang w:val="pt-BR" w:eastAsia="pt-BR"/>
+        </w:rPr>
+        <w:t>Texto</w:t>
+      </w:r>
+      <w:proofErr w:type="spellEnd"/>
+      <w:r>
+        <w:rPr>
+          <w:lang w:val="pt-BR" w:eastAsia="pt-BR"/>
+        </w:rPr>
+        <w:t xml:space="preserve"> </w:t>
+      </w:r>
+      <w:proofErr w:type="spellStart"/>
+      <w:r>
+        <w:rPr>
+          <w:lang w:val="pt-BR" w:eastAsia="pt-BR"/>
+        </w:rPr>
+        <w:t>Texto</w:t>
+      </w:r>
+      <w:proofErr w:type="spellEnd"/>
+      <w:r>
+        <w:rPr>
+          <w:lang w:val="pt-BR" w:eastAsia="pt-BR"/>
+        </w:rPr>
+        <w:t xml:space="preserve"> </w:t>
+      </w:r>
+      <w:proofErr w:type="spellStart"/>
+      <w:r>
+        <w:rPr>
+          <w:lang w:val="pt-BR" w:eastAsia="pt-BR"/>
+        </w:rPr>
+        <w:t>Texto</w:t>
+      </w:r>
+      <w:proofErr w:type="spellEnd"/>
+      <w:r>
+        <w:rPr>
+          <w:lang w:val="pt-BR" w:eastAsia="pt-BR"/>
+        </w:rPr>
+        <w:t xml:space="preserve"> </w:t>
+      </w:r>
+      <w:proofErr w:type="spellStart"/>
+      <w:r>
+        <w:rPr>
+          <w:lang w:val="pt-BR" w:eastAsia="pt-BR"/>
+        </w:rPr>
+        <w:t>Texto</w:t>
+      </w:r>
+      <w:proofErr w:type="spellEnd"/>
+      <w:r>
+        <w:rPr>
+          <w:lang w:val="pt-BR" w:eastAsia="pt-BR"/>
+        </w:rPr>
+        <w:t xml:space="preserve"> </w:t>
+      </w:r>
+      <w:proofErr w:type="spellStart"/>
+      <w:r>
+        <w:rPr>
+          <w:lang w:val="pt-BR" w:eastAsia="pt-BR"/>
+        </w:rPr>
+        <w:t>Texto</w:t>
+      </w:r>
+      <w:proofErr w:type="spellEnd"/>
+      <w:r>
+        <w:rPr>
+          <w:lang w:val="pt-BR" w:eastAsia="pt-BR"/>
+        </w:rPr>
+        <w:t xml:space="preserve"> </w:t>
+      </w:r>
+      <w:proofErr w:type="spellStart"/>
+      <w:r>
+        <w:rPr>
+          <w:lang w:val="pt-BR" w:eastAsia="pt-BR"/>
+        </w:rPr>
+        <w:t>Texto</w:t>
+      </w:r>
+      <w:proofErr w:type="spellEnd"/>
+      <w:r>
+        <w:rPr>
+          <w:lang w:val="pt-BR" w:eastAsia="pt-BR"/>
+        </w:rPr>
+        <w:t xml:space="preserve"> </w:t>
+      </w:r>
+      <w:proofErr w:type="spellStart"/>
+      <w:r>
+        <w:rPr>
+          <w:lang w:val="pt-BR" w:eastAsia="pt-BR"/>
+        </w:rPr>
+        <w:t>Texto</w:t>
+      </w:r>
+      <w:proofErr w:type="spellEnd"/>
+      <w:r>
+        <w:rPr>
+          <w:lang w:val="pt-BR" w:eastAsia="pt-BR"/>
+        </w:rPr>
+        <w:t xml:space="preserve"> </w:t>
+      </w:r>
+      <w:proofErr w:type="spellStart"/>
+      <w:r>
+        <w:rPr>
+          <w:lang w:val="pt-BR" w:eastAsia="pt-BR"/>
+        </w:rPr>
+        <w:t>Texto</w:t>
+      </w:r>
+      <w:proofErr w:type="spellEnd"/>
+      <w:r>
+        <w:rPr>
+          <w:lang w:val="pt-BR" w:eastAsia="pt-BR"/>
+        </w:rPr>
+        <w:t xml:space="preserve"> </w:t>
+      </w:r>
+      <w:proofErr w:type="spellStart"/>
+      <w:r>
+        <w:rPr>
+          <w:lang w:val="pt-BR" w:eastAsia="pt-BR"/>
+        </w:rPr>
+        <w:t>Texto</w:t>
+      </w:r>
+      <w:proofErr w:type="spellEnd"/>
+      <w:r>
+        <w:rPr>
+          <w:lang w:val="pt-BR" w:eastAsia="pt-BR"/>
+        </w:rPr>
+        <w:t xml:space="preserve"> </w:t>
+      </w:r>
+      <w:proofErr w:type="spellStart"/>
+      <w:r>
+        <w:rPr>
+          <w:lang w:val="pt-BR" w:eastAsia="pt-BR"/>
+        </w:rPr>
+        <w:t>Texto</w:t>
+      </w:r>
+      <w:proofErr w:type="spellEnd"/>
+      <w:r>
+        <w:rPr>
+          <w:lang w:val="pt-BR" w:eastAsia="pt-BR"/>
+        </w:rPr>
+        <w:t xml:space="preserve"> </w:t>
+      </w:r>
+      <w:proofErr w:type="spellStart"/>
+      <w:r>
+        <w:rPr>
+          <w:lang w:val="pt-BR" w:eastAsia="pt-BR"/>
+        </w:rPr>
+        <w:t>Texto</w:t>
+      </w:r>
+      <w:proofErr w:type="spellEnd"/>
+      <w:r>
+        <w:rPr>
+          <w:lang w:val="pt-BR" w:eastAsia="pt-BR"/>
+        </w:rPr>
+        <w:t xml:space="preserve"> </w:t>
+      </w:r>
+      <w:proofErr w:type="spellStart"/>
+      <w:r>
+        <w:rPr>
+          <w:lang w:val="pt-BR" w:eastAsia="pt-BR"/>
+        </w:rPr>
+        <w:t>Texto</w:t>
+      </w:r>
+      <w:proofErr w:type="spellEnd"/>
+      <w:r>
+        <w:rPr>
+          <w:lang w:val="pt-BR" w:eastAsia="pt-BR"/>
+        </w:rPr>
+        <w:t xml:space="preserve"> </w:t>
+      </w:r>
+      <w:proofErr w:type="spellStart"/>
+      <w:r>
+        <w:rPr>
+          <w:lang w:val="pt-BR" w:eastAsia="pt-BR"/>
+        </w:rPr>
+        <w:t>Texto</w:t>
+      </w:r>
+      <w:proofErr w:type="spellEnd"/>
+      <w:r>
+        <w:rPr>
+          <w:lang w:val="pt-BR" w:eastAsia="pt-BR"/>
+        </w:rPr>
+        <w:t xml:space="preserve"> </w:t>
+      </w:r>
+      <w:proofErr w:type="spellStart"/>
+      <w:r>
+        <w:rPr>
+          <w:lang w:val="pt-BR" w:eastAsia="pt-BR"/>
+        </w:rPr>
+        <w:t>Texto</w:t>
+      </w:r>
+      <w:proofErr w:type="spellEnd"/>
+      <w:r>
+        <w:rPr>
+          <w:lang w:val="pt-BR" w:eastAsia="pt-BR"/>
+        </w:rPr>
+        <w:t xml:space="preserve"> </w:t>
+      </w:r>
+      <w:proofErr w:type="spellStart"/>
+      <w:r>
+        <w:rPr>
+          <w:lang w:val="pt-BR" w:eastAsia="pt-BR"/>
+        </w:rPr>
+        <w:t>Texto</w:t>
+      </w:r>
+      <w:proofErr w:type="spellEnd"/>
+      <w:r>
+        <w:rPr>
+          <w:lang w:val="pt-BR" w:eastAsia="pt-BR"/>
+        </w:rPr>
+        <w:t xml:space="preserve"> </w:t>
+      </w:r>
+      <w:proofErr w:type="spellStart"/>
+      <w:r>
+        <w:rPr>
+          <w:lang w:val="pt-BR" w:eastAsia="pt-BR"/>
+        </w:rPr>
+        <w:t>Texto</w:t>
+      </w:r>
+      <w:proofErr w:type="spellEnd"/>
+      <w:r>
+        <w:rPr>
+          <w:lang w:val="pt-BR" w:eastAsia="pt-BR"/>
+        </w:rPr>
+        <w:t xml:space="preserve"> </w:t>
+      </w:r>
+      <w:proofErr w:type="spellStart"/>
+      <w:r>
+        <w:rPr>
+          <w:lang w:val="pt-BR" w:eastAsia="pt-BR"/>
+        </w:rPr>
+        <w:t>Texto</w:t>
+      </w:r>
+      <w:proofErr w:type="spellEnd"/>
+      <w:r>
+        <w:rPr>
+          <w:lang w:val="pt-BR" w:eastAsia="pt-BR"/>
+        </w:rPr>
+        <w:t xml:space="preserve"> </w:t>
+      </w:r>
+      <w:proofErr w:type="spellStart"/>
+      <w:r>
+        <w:rPr>
+          <w:lang w:val="pt-BR" w:eastAsia="pt-BR"/>
+        </w:rPr>
+        <w:t>Texto</w:t>
+      </w:r>
+      <w:proofErr w:type="spellEnd"/>
+      <w:r>
+        <w:rPr>
+          <w:lang w:val="pt-BR" w:eastAsia="pt-BR"/>
+        </w:rPr>
+        <w:t xml:space="preserve"> </w:t>
+      </w:r>
+      <w:proofErr w:type="spellStart"/>
+      <w:r>
+        <w:rPr>
+          <w:lang w:val="pt-BR" w:eastAsia="pt-BR"/>
+        </w:rPr>
+        <w:t>Texto</w:t>
+      </w:r>
+      <w:proofErr w:type="spellEnd"/>
+      <w:r>
+        <w:rPr>
+          <w:lang w:val="pt-BR" w:eastAsia="pt-BR"/>
+        </w:rPr>
+        <w:t xml:space="preserve"> </w:t>
+      </w:r>
+      <w:proofErr w:type="spellStart"/>
+      <w:r>
+        <w:rPr>
+          <w:lang w:val="pt-BR" w:eastAsia="pt-BR"/>
+        </w:rPr>
+        <w:t>Texto</w:t>
+      </w:r>
+      <w:proofErr w:type="spellEnd"/>
+      <w:r>
+        <w:rPr>
+          <w:lang w:val="pt-BR" w:eastAsia="pt-BR"/>
+        </w:rPr>
+        <w:t xml:space="preserve"> </w:t>
+      </w:r>
+      <w:proofErr w:type="spellStart"/>
+      <w:r>
+        <w:rPr>
+          <w:lang w:val="pt-BR" w:eastAsia="pt-BR"/>
+        </w:rPr>
+        <w:t>Texto</w:t>
+      </w:r>
+      <w:proofErr w:type="spellEnd"/>
+      <w:r>
+        <w:rPr>
+          <w:lang w:val="pt-BR" w:eastAsia="pt-BR"/>
+        </w:rPr>
+        <w:t xml:space="preserve"> </w:t>
+      </w:r>
+      <w:proofErr w:type="spellStart"/>
+      <w:r>
+        <w:rPr>
+          <w:lang w:val="pt-BR" w:eastAsia="pt-BR"/>
+        </w:rPr>
+        <w:t>Texto</w:t>
+      </w:r>
+      <w:proofErr w:type="spellEnd"/>
+      <w:r>
+        <w:rPr>
+          <w:lang w:val="pt-BR" w:eastAsia="pt-BR"/>
+        </w:rPr>
+        <w:t xml:space="preserve"> </w:t>
+      </w:r>
+      <w:proofErr w:type="spellStart"/>
+      <w:r>
+        <w:rPr>
+          <w:lang w:val="pt-BR" w:eastAsia="pt-BR"/>
+        </w:rPr>
+        <w:t>Texto</w:t>
+      </w:r>
+      <w:proofErr w:type="spellEnd"/>
+      <w:r>
+        <w:rPr>
+          <w:lang w:val="pt-BR" w:eastAsia="pt-BR"/>
+        </w:rPr>
+        <w:t xml:space="preserve"> </w:t>
+      </w:r>
+      <w:proofErr w:type="spellStart"/>
+      <w:r>
+        <w:rPr>
+          <w:lang w:val="pt-BR" w:eastAsia="pt-BR"/>
+        </w:rPr>
+        <w:t>Texto</w:t>
+      </w:r>
+      <w:proofErr w:type="spellEnd"/>
+      <w:r>
+        <w:rPr>
+          <w:lang w:val="pt-BR" w:eastAsia="pt-BR"/>
+        </w:rPr>
+        <w:t>.</w:t>
+      </w:r>
+    </w:p>
+    <w:p>
+      <w:pPr>
+        <w:pStyle w:val="Corpodetexto"/>
+        <w:spacing w:line="312" w:lineRule="auto"/>
+        <w:jc w:val="both"/>
+      </w:pPr>
+    </w:p>
+    <w:p>
+      <w:pPr>
+        <w:pStyle w:val="Ttulo4"/>
+        <w:ind w:left="23" w:firstLine="259"/>
+        <w:jc w:val="left"/>
+      </w:pPr>
+      <w:r>
+        <w:t>4.2.9 Contestação</w:t>
+      </w:r>
+      <w:r>
+        <w:br/>
+      </w:r>
+    </w:p>
+    <w:p>
+      <w:pPr>
+        <w:pStyle w:val="Corpodetexto"/>
+        <w:spacing w:line="312" w:lineRule="auto"/>
+        <w:ind w:left="282" w:right="116" w:firstLine="737"/>
+        <w:jc w:val="both"/>
+        <w:rPr>
+          <w:lang w:val="pt-BR" w:eastAsia="pt-BR"/>
+        </w:rPr>
+      </w:pPr>
+      <w:r>
+        <w:rPr>
+          <w:lang w:val="pt-BR" w:eastAsia="pt-BR"/>
+        </w:rPr>
+        <w:t xml:space="preserve">Texto </w:t>
+      </w:r>
+      <w:proofErr w:type="spellStart"/>
+      <w:r>
+        <w:rPr>
+          <w:lang w:val="pt-BR" w:eastAsia="pt-BR"/>
+        </w:rPr>
+        <w:t>Texto</w:t>
+      </w:r>
+      <w:proofErr w:type="spellEnd"/>
+      <w:r>
+        <w:rPr>
+          <w:lang w:val="pt-BR" w:eastAsia="pt-BR"/>
+        </w:rPr>
+        <w:t xml:space="preserve"> </w:t>
+      </w:r>
+      <w:proofErr w:type="spellStart"/>
+      <w:r>
+        <w:rPr>
+          <w:lang w:val="pt-BR" w:eastAsia="pt-BR"/>
+        </w:rPr>
+        <w:t>Texto</w:t>
+      </w:r>
+      <w:proofErr w:type="spellEnd"/>
+      <w:r>
+        <w:rPr>
+          <w:lang w:val="pt-BR" w:eastAsia="pt-BR"/>
+        </w:rPr>
+        <w:t xml:space="preserve"> </w:t>
+      </w:r>
+      <w:proofErr w:type="spellStart"/>
+      <w:r>
+        <w:rPr>
+          <w:lang w:val="pt-BR" w:eastAsia="pt-BR"/>
+        </w:rPr>
+        <w:t>Texto</w:t>
+      </w:r>
+      <w:proofErr w:type="spellEnd"/>
+      <w:r>
+        <w:rPr>
+          <w:lang w:val="pt-BR" w:eastAsia="pt-BR"/>
+        </w:rPr>
+        <w:t xml:space="preserve"> </w:t>
+      </w:r>
+      <w:proofErr w:type="spellStart"/>
+      <w:r>
+        <w:rPr>
+          <w:lang w:val="pt-BR" w:eastAsia="pt-BR"/>
+        </w:rPr>
+        <w:t>Texto</w:t>
+      </w:r>
+      <w:proofErr w:type="spellEnd"/>
+      <w:r>
+        <w:rPr>
+          <w:lang w:val="pt-BR" w:eastAsia="pt-BR"/>
+        </w:rPr>
+        <w:t xml:space="preserve"> </w:t>
+      </w:r>
+      <w:proofErr w:type="spellStart"/>
+      <w:r>
+        <w:rPr>
+          <w:lang w:val="pt-BR" w:eastAsia="pt-BR"/>
+        </w:rPr>
+        <w:t>Texto</w:t>
+      </w:r>
+      <w:proofErr w:type="spellEnd"/>
+      <w:r>
+        <w:rPr>
+          <w:lang w:val="pt-BR" w:eastAsia="pt-BR"/>
+        </w:rPr>
+        <w:t xml:space="preserve"> </w:t>
+      </w:r>
+      <w:proofErr w:type="spellStart"/>
+      <w:r>
+        <w:rPr>
+          <w:lang w:val="pt-BR" w:eastAsia="pt-BR"/>
+        </w:rPr>
+        <w:t>Texto</w:t>
+      </w:r>
+      <w:proofErr w:type="spellEnd"/>
+      <w:r>
+        <w:rPr>
+          <w:lang w:val="pt-BR" w:eastAsia="pt-BR"/>
+        </w:rPr>
+        <w:t xml:space="preserve"> </w:t>
+      </w:r>
+      <w:proofErr w:type="spellStart"/>
+      <w:r>
+        <w:rPr>
+          <w:lang w:val="pt-BR" w:eastAsia="pt-BR"/>
+        </w:rPr>
+        <w:t>Texto</w:t>
+      </w:r>
+      <w:proofErr w:type="spellEnd"/>
+      <w:r>
+        <w:rPr>
+          <w:lang w:val="pt-BR" w:eastAsia="pt-BR"/>
+        </w:rPr>
+        <w:t xml:space="preserve"> </w:t>
+      </w:r>
+      <w:proofErr w:type="spellStart"/>
+      <w:r>
+        <w:rPr>
+          <w:lang w:val="pt-BR" w:eastAsia="pt-BR"/>
+        </w:rPr>
+        <w:t>Texto</w:t>
+      </w:r>
+      <w:proofErr w:type="spellEnd"/>
+      <w:r>
+        <w:rPr>
+          <w:lang w:val="pt-BR" w:eastAsia="pt-BR"/>
+        </w:rPr>
+        <w:t xml:space="preserve"> </w:t>
+      </w:r>
+      <w:proofErr w:type="spellStart"/>
+      <w:r>
+        <w:rPr>
+          <w:lang w:val="pt-BR" w:eastAsia="pt-BR"/>
+        </w:rPr>
+        <w:t>Texto</w:t>
+      </w:r>
+      <w:proofErr w:type="spellEnd"/>
+      <w:r>
+        <w:rPr>
+          <w:lang w:val="pt-BR" w:eastAsia="pt-BR"/>
+        </w:rPr>
+        <w:t xml:space="preserve"> </w:t>
+      </w:r>
+      <w:proofErr w:type="spellStart"/>
+      <w:r>
+        <w:rPr>
+          <w:lang w:val="pt-BR" w:eastAsia="pt-BR"/>
+        </w:rPr>
+        <w:t>Texto</w:t>
+      </w:r>
+      <w:proofErr w:type="spellEnd"/>
+      <w:r>
+        <w:rPr>
+          <w:lang w:val="pt-BR" w:eastAsia="pt-BR"/>
+        </w:rPr>
+        <w:t xml:space="preserve"> </w:t>
+      </w:r>
+      <w:proofErr w:type="spellStart"/>
+      <w:r>
+        <w:rPr>
+          <w:lang w:val="pt-BR" w:eastAsia="pt-BR"/>
+        </w:rPr>
+        <w:t>Texto</w:t>
+      </w:r>
+      <w:proofErr w:type="spellEnd"/>
+      <w:r>
+        <w:rPr>
+          <w:lang w:val="pt-BR" w:eastAsia="pt-BR"/>
+        </w:rPr>
+        <w:t xml:space="preserve"> </w:t>
+      </w:r>
+      <w:proofErr w:type="spellStart"/>
+      <w:r>
+        <w:rPr>
+          <w:lang w:val="pt-BR" w:eastAsia="pt-BR"/>
+        </w:rPr>
+        <w:t>Texto</w:t>
+      </w:r>
+      <w:proofErr w:type="spellEnd"/>
+      <w:r>
+        <w:rPr>
+          <w:lang w:val="pt-BR" w:eastAsia="pt-BR"/>
+        </w:rPr>
+        <w:t xml:space="preserve"> </w:t>
+      </w:r>
+      <w:proofErr w:type="spellStart"/>
+      <w:r>
+        <w:rPr>
+          <w:lang w:val="pt-BR" w:eastAsia="pt-BR"/>
+        </w:rPr>
+        <w:t>Texto</w:t>
+      </w:r>
+      <w:proofErr w:type="spellEnd"/>
+      <w:r>
+        <w:rPr>
+          <w:lang w:val="pt-BR" w:eastAsia="pt-BR"/>
+        </w:rPr>
+        <w:t xml:space="preserve"> </w:t>
+      </w:r>
+      <w:proofErr w:type="spellStart"/>
+      <w:r>
+        <w:rPr>
+          <w:lang w:val="pt-BR" w:eastAsia="pt-BR"/>
+        </w:rPr>
+        <w:t>Texto</w:t>
+      </w:r>
+      <w:proofErr w:type="spellEnd"/>
+      <w:r>
+        <w:rPr>
+          <w:lang w:val="pt-BR" w:eastAsia="pt-BR"/>
+        </w:rPr>
+        <w:t xml:space="preserve"> </w:t>
+      </w:r>
+      <w:proofErr w:type="spellStart"/>
+      <w:r>
+        <w:rPr>
+          <w:lang w:val="pt-BR" w:eastAsia="pt-BR"/>
+        </w:rPr>
+        <w:t>Texto</w:t>
+      </w:r>
+      <w:proofErr w:type="spellEnd"/>
+      <w:r>
+        <w:rPr>
+          <w:lang w:val="pt-BR" w:eastAsia="pt-BR"/>
+        </w:rPr>
+        <w:t xml:space="preserve"> </w:t>
+      </w:r>
+      <w:proofErr w:type="spellStart"/>
+      <w:r>
+        <w:rPr>
+          <w:lang w:val="pt-BR" w:eastAsia="pt-BR"/>
+        </w:rPr>
+        <w:t>Texto</w:t>
+      </w:r>
+      <w:proofErr w:type="spellEnd"/>
+      <w:r>
+        <w:rPr>
+          <w:lang w:val="pt-BR" w:eastAsia="pt-BR"/>
+        </w:rPr>
+        <w:t xml:space="preserve"> </w:t>
+      </w:r>
+      <w:proofErr w:type="spellStart"/>
+      <w:r>
+        <w:rPr>
+          <w:lang w:val="pt-BR" w:eastAsia="pt-BR"/>
+        </w:rPr>
+        <w:t>Texto</w:t>
+      </w:r>
+      <w:proofErr w:type="spellEnd"/>
+      <w:r>
+        <w:rPr>
+          <w:lang w:val="pt-BR" w:eastAsia="pt-BR"/>
+        </w:rPr>
+        <w:t xml:space="preserve"> </w:t>
+      </w:r>
+      <w:proofErr w:type="spellStart"/>
+      <w:r>
+        <w:rPr>
+          <w:lang w:val="pt-BR" w:eastAsia="pt-BR"/>
+        </w:rPr>
+        <w:t>Texto</w:t>
+      </w:r>
+      <w:proofErr w:type="spellEnd"/>
+      <w:r>
+        <w:rPr>
+          <w:lang w:val="pt-BR" w:eastAsia="pt-BR"/>
+        </w:rPr>
+        <w:t xml:space="preserve"> </w:t>
+      </w:r>
+      <w:proofErr w:type="spellStart"/>
+      <w:r>
+        <w:rPr>
+          <w:lang w:val="pt-BR" w:eastAsia="pt-BR"/>
+        </w:rPr>
+        <w:t>Texto</w:t>
+      </w:r>
+      <w:proofErr w:type="spellEnd"/>
+      <w:r>
+        <w:rPr>
+          <w:lang w:val="pt-BR" w:eastAsia="pt-BR"/>
+        </w:rPr>
+        <w:t xml:space="preserve"> </w:t>
+      </w:r>
+      <w:proofErr w:type="spellStart"/>
+      <w:r>
+        <w:rPr>
+          <w:lang w:val="pt-BR" w:eastAsia="pt-BR"/>
+        </w:rPr>
+        <w:t>Texto</w:t>
+      </w:r>
+      <w:proofErr w:type="spellEnd"/>
+      <w:r>
+        <w:rPr>
+          <w:lang w:val="pt-BR" w:eastAsia="pt-BR"/>
+        </w:rPr>
+        <w:t xml:space="preserve"> </w:t>
+      </w:r>
+      <w:proofErr w:type="spellStart"/>
+      <w:r>
+        <w:rPr>
+          <w:lang w:val="pt-BR" w:eastAsia="pt-BR"/>
+        </w:rPr>
+        <w:t>Texto</w:t>
+      </w:r>
+      <w:proofErr w:type="spellEnd"/>
+      <w:r>
+        <w:rPr>
+          <w:lang w:val="pt-BR" w:eastAsia="pt-BR"/>
+        </w:rPr>
+        <w:t xml:space="preserve"> </w:t>
+      </w:r>
+      <w:proofErr w:type="spellStart"/>
+      <w:r>
+        <w:rPr>
+          <w:lang w:val="pt-BR" w:eastAsia="pt-BR"/>
+        </w:rPr>
+        <w:t>Texto</w:t>
+      </w:r>
+      <w:proofErr w:type="spellEnd"/>
+      <w:r>
+        <w:rPr>
+          <w:lang w:val="pt-BR" w:eastAsia="pt-BR"/>
+        </w:rPr>
+        <w:t xml:space="preserve"> </w:t>
+      </w:r>
+      <w:proofErr w:type="spellStart"/>
+      <w:r>
+        <w:rPr>
+          <w:lang w:val="pt-BR" w:eastAsia="pt-BR"/>
+        </w:rPr>
+        <w:t>Texto</w:t>
+      </w:r>
+      <w:proofErr w:type="spellEnd"/>
+      <w:r>
+        <w:rPr>
+          <w:lang w:val="pt-BR" w:eastAsia="pt-BR"/>
+        </w:rPr>
+        <w:t xml:space="preserve"> </w:t>
+      </w:r>
+      <w:proofErr w:type="spellStart"/>
+      <w:r>
+        <w:rPr>
+          <w:lang w:val="pt-BR" w:eastAsia="pt-BR"/>
+        </w:rPr>
+        <w:t>Texto</w:t>
+      </w:r>
+      <w:proofErr w:type="spellEnd"/>
+      <w:r>
+        <w:rPr>
+          <w:lang w:val="pt-BR" w:eastAsia="pt-BR"/>
+        </w:rPr>
+        <w:t xml:space="preserve"> </w:t>
+      </w:r>
+      <w:proofErr w:type="spellStart"/>
+      <w:r>
+        <w:rPr>
+          <w:lang w:val="pt-BR" w:eastAsia="pt-BR"/>
+        </w:rPr>
+        <w:t>Texto</w:t>
+      </w:r>
+      <w:proofErr w:type="spellEnd"/>
+      <w:r>
+        <w:rPr>
+          <w:lang w:val="pt-BR" w:eastAsia="pt-BR"/>
+        </w:rPr>
+        <w:t xml:space="preserve"> </w:t>
+      </w:r>
+      <w:proofErr w:type="spellStart"/>
+      <w:r>
+        <w:rPr>
+          <w:lang w:val="pt-BR" w:eastAsia="pt-BR"/>
+        </w:rPr>
+        <w:t>Texto</w:t>
+      </w:r>
+      <w:proofErr w:type="spellEnd"/>
+      <w:r>
+        <w:rPr>
+          <w:lang w:val="pt-BR" w:eastAsia="pt-BR"/>
+        </w:rPr>
+        <w:t xml:space="preserve"> </w:t>
+      </w:r>
+      <w:proofErr w:type="spellStart"/>
+      <w:r>
+        <w:rPr>
+          <w:lang w:val="pt-BR" w:eastAsia="pt-BR"/>
+        </w:rPr>
+        <w:t>Texto</w:t>
+      </w:r>
+      <w:proofErr w:type="spellEnd"/>
+      <w:r>
+        <w:rPr>
+          <w:lang w:val="pt-BR" w:eastAsia="pt-BR"/>
+        </w:rPr>
+        <w:t xml:space="preserve"> </w:t>
+      </w:r>
+      <w:proofErr w:type="spellStart"/>
+      <w:r>
+        <w:rPr>
+          <w:lang w:val="pt-BR" w:eastAsia="pt-BR"/>
+        </w:rPr>
+        <w:t>Texto</w:t>
+      </w:r>
+      <w:proofErr w:type="spellEnd"/>
+      <w:r>
+        <w:rPr>
+          <w:lang w:val="pt-BR" w:eastAsia="pt-BR"/>
+        </w:rPr>
+        <w:t xml:space="preserve"> </w:t>
+      </w:r>
+      <w:proofErr w:type="spellStart"/>
+      <w:r>
+        <w:rPr>
+          <w:lang w:val="pt-BR" w:eastAsia="pt-BR"/>
+        </w:rPr>
+        <w:t>Texto</w:t>
+      </w:r>
+      <w:proofErr w:type="spellEnd"/>
+      <w:r>
+        <w:rPr>
+          <w:lang w:val="pt-BR" w:eastAsia="pt-BR"/>
+        </w:rPr>
+        <w:t xml:space="preserve"> </w:t>
+      </w:r>
+      <w:proofErr w:type="spellStart"/>
+      <w:r>
+        <w:rPr>
+          <w:lang w:val="pt-BR" w:eastAsia="pt-BR"/>
+        </w:rPr>
+        <w:t>Texto</w:t>
+      </w:r>
+      <w:proofErr w:type="spellEnd"/>
+      <w:r>
+        <w:rPr>
+          <w:lang w:val="pt-BR" w:eastAsia="pt-BR"/>
+        </w:rPr>
+        <w:t xml:space="preserve"> </w:t>
+      </w:r>
+      <w:proofErr w:type="spellStart"/>
+      <w:r>
+        <w:rPr>
+          <w:lang w:val="pt-BR" w:eastAsia="pt-BR"/>
+        </w:rPr>
+        <w:t>Texto</w:t>
+      </w:r>
+      <w:proofErr w:type="spellEnd"/>
+      <w:r>
+        <w:rPr>
+          <w:lang w:val="pt-BR" w:eastAsia="pt-BR"/>
+        </w:rPr>
+        <w:t xml:space="preserve"> </w:t>
+      </w:r>
+      <w:proofErr w:type="spellStart"/>
+      <w:r>
+        <w:rPr>
+          <w:lang w:val="pt-BR" w:eastAsia="pt-BR"/>
+        </w:rPr>
+        <w:t>Texto</w:t>
+      </w:r>
+      <w:proofErr w:type="spellEnd"/>
+      <w:r>
+        <w:rPr>
+          <w:lang w:val="pt-BR" w:eastAsia="pt-BR"/>
+        </w:rPr>
+        <w:t xml:space="preserve"> </w:t>
+      </w:r>
+      <w:proofErr w:type="spellStart"/>
+      <w:r>
+        <w:rPr>
+          <w:lang w:val="pt-BR" w:eastAsia="pt-BR"/>
+        </w:rPr>
+        <w:t>Texto</w:t>
+      </w:r>
+      <w:proofErr w:type="spellEnd"/>
+      <w:r>
+        <w:rPr>
+          <w:lang w:val="pt-BR" w:eastAsia="pt-BR"/>
+        </w:rPr>
+        <w:t xml:space="preserve"> </w:t>
+      </w:r>
+      <w:proofErr w:type="spellStart"/>
+      <w:r>
+        <w:rPr>
+          <w:lang w:val="pt-BR" w:eastAsia="pt-BR"/>
+        </w:rPr>
+        <w:t>Texto</w:t>
+      </w:r>
+      <w:proofErr w:type="spellEnd"/>
+      <w:r>
+        <w:rPr>
+          <w:lang w:val="pt-BR" w:eastAsia="pt-BR"/>
+        </w:rPr>
+        <w:t xml:space="preserve"> </w:t>
+      </w:r>
+      <w:proofErr w:type="spellStart"/>
+      <w:r>
+        <w:rPr>
+          <w:lang w:val="pt-BR" w:eastAsia="pt-BR"/>
+        </w:rPr>
+        <w:t>Texto</w:t>
+      </w:r>
+      <w:proofErr w:type="spellEnd"/>
+      <w:r>
+        <w:rPr>
+          <w:lang w:val="pt-BR" w:eastAsia="pt-BR"/>
+        </w:rPr>
+        <w:t xml:space="preserve"> </w:t>
+      </w:r>
+      <w:proofErr w:type="spellStart"/>
+      <w:r>
+        <w:rPr>
+          <w:lang w:val="pt-BR" w:eastAsia="pt-BR"/>
+        </w:rPr>
+        <w:t>Texto</w:t>
+      </w:r>
+      <w:proofErr w:type="spellEnd"/>
+      <w:r>
+        <w:rPr>
+          <w:lang w:val="pt-BR" w:eastAsia="pt-BR"/>
+        </w:rPr>
+        <w:t xml:space="preserve"> </w:t>
+      </w:r>
+      <w:proofErr w:type="spellStart"/>
+      <w:r>
+        <w:rPr>
+          <w:lang w:val="pt-BR" w:eastAsia="pt-BR"/>
+        </w:rPr>
+        <w:t>Texto</w:t>
+      </w:r>
+      <w:proofErr w:type="spellEnd"/>
+      <w:r>
+        <w:rPr>
+          <w:lang w:val="pt-BR" w:eastAsia="pt-BR"/>
+        </w:rPr>
+        <w:t xml:space="preserve"> </w:t>
+      </w:r>
+      <w:proofErr w:type="spellStart"/>
+      <w:r>
+        <w:rPr>
+          <w:lang w:val="pt-BR" w:eastAsia="pt-BR"/>
+        </w:rPr>
+        <w:t>Texto</w:t>
+      </w:r>
+      <w:proofErr w:type="spellEnd"/>
+      <w:r>
+        <w:rPr>
+          <w:lang w:val="pt-BR" w:eastAsia="pt-BR"/>
+        </w:rPr>
+        <w:t xml:space="preserve"> </w:t>
+      </w:r>
+      <w:proofErr w:type="spellStart"/>
+      <w:r>
+        <w:rPr>
+          <w:lang w:val="pt-BR" w:eastAsia="pt-BR"/>
+        </w:rPr>
+        <w:t>Texto</w:t>
+      </w:r>
+      <w:proofErr w:type="spellEnd"/>
+      <w:r>
+        <w:rPr>
+          <w:lang w:val="pt-BR" w:eastAsia="pt-BR"/>
+        </w:rPr>
+        <w:t>.</w:t>
+      </w:r>
+    </w:p>
+    <w:p>
+      <w:pPr>
+        <w:pStyle w:val="Corpodetexto"/>
+        <w:spacing w:line="312" w:lineRule="auto"/>
+        <w:jc w:val="both"/>
+      </w:pPr>
+    </w:p>
+    <w:p>
+      <w:pPr>
+        <w:pStyle w:val="Ttulo4"/>
+        <w:ind w:left="23" w:firstLine="259"/>
+        <w:jc w:val="left"/>
+      </w:pPr>
+      <w:r>
+        <w:t>4.2.10 Conciliação</w:t>
+      </w:r>
+      <w:r>
+        <w:br/>
+      </w:r>
+    </w:p>
+    <w:p>
+      <w:pPr>
+        <w:pStyle w:val="Corpodetexto"/>
+        <w:spacing w:line="312" w:lineRule="auto"/>
+        <w:ind w:left="282" w:right="116" w:firstLine="737"/>
+        <w:jc w:val="both"/>
+        <w:rPr>
+          <w:lang w:val="pt-BR" w:eastAsia="pt-BR"/>
+        </w:rPr>
+      </w:pPr>
+      <w:r>
+        <w:rPr>
+          <w:lang w:val="pt-BR" w:eastAsia="pt-BR"/>
+        </w:rPr>
+        <w:t xml:space="preserve">Texto </w:t>
+      </w:r>
+      <w:proofErr w:type="spellStart"/>
+      <w:r>
+        <w:rPr>
+          <w:lang w:val="pt-BR" w:eastAsia="pt-BR"/>
+        </w:rPr>
+        <w:t>Texto</w:t>
+      </w:r>
+      <w:proofErr w:type="spellEnd"/>
+      <w:r>
+        <w:rPr>
+          <w:lang w:val="pt-BR" w:eastAsia="pt-BR"/>
+        </w:rPr>
+        <w:t xml:space="preserve"> </w:t>
+      </w:r>
+      <w:proofErr w:type="spellStart"/>
+      <w:r>
+        <w:rPr>
+          <w:lang w:val="pt-BR" w:eastAsia="pt-BR"/>
+        </w:rPr>
+        <w:t>Texto</w:t>
+      </w:r>
+      <w:proofErr w:type="spellEnd"/>
+      <w:r>
+        <w:rPr>
+          <w:lang w:val="pt-BR" w:eastAsia="pt-BR"/>
+        </w:rPr>
+        <w:t xml:space="preserve"> </w:t>
+      </w:r>
+      <w:proofErr w:type="spellStart"/>
+      <w:r>
+        <w:rPr>
+          <w:lang w:val="pt-BR" w:eastAsia="pt-BR"/>
+        </w:rPr>
+        <w:t>Texto</w:t>
+      </w:r>
+      <w:proofErr w:type="spellEnd"/>
+      <w:r>
+        <w:rPr>
+          <w:lang w:val="pt-BR" w:eastAsia="pt-BR"/>
+        </w:rPr>
+        <w:t xml:space="preserve"> </w:t>
+      </w:r>
+      <w:proofErr w:type="spellStart"/>
+      <w:r>
+        <w:rPr>
+          <w:lang w:val="pt-BR" w:eastAsia="pt-BR"/>
+        </w:rPr>
+        <w:t>Texto</w:t>
+      </w:r>
+      <w:proofErr w:type="spellEnd"/>
+      <w:r>
+        <w:rPr>
+          <w:lang w:val="pt-BR" w:eastAsia="pt-BR"/>
+        </w:rPr>
+        <w:t xml:space="preserve"> </w:t>
+      </w:r>
+      <w:proofErr w:type="spellStart"/>
+      <w:r>
+        <w:rPr>
+          <w:lang w:val="pt-BR" w:eastAsia="pt-BR"/>
+        </w:rPr>
+        <w:t>Texto</w:t>
+      </w:r>
+      <w:proofErr w:type="spellEnd"/>
+      <w:r>
+        <w:rPr>
+          <w:lang w:val="pt-BR" w:eastAsia="pt-BR"/>
+        </w:rPr>
+        <w:t xml:space="preserve"> </w:t>
+      </w:r>
+      <w:proofErr w:type="spellStart"/>
+      <w:r>
+        <w:rPr>
+          <w:lang w:val="pt-BR" w:eastAsia="pt-BR"/>
+        </w:rPr>
+        <w:t>Texto</w:t>
+      </w:r>
+      <w:proofErr w:type="spellEnd"/>
+      <w:r>
+        <w:rPr>
+          <w:lang w:val="pt-BR" w:eastAsia="pt-BR"/>
+        </w:rPr>
+        <w:t xml:space="preserve"> </w:t>
+      </w:r>
+      <w:proofErr w:type="spellStart"/>
+      <w:r>
+        <w:rPr>
+          <w:lang w:val="pt-BR" w:eastAsia="pt-BR"/>
+        </w:rPr>
+        <w:t>Texto</w:t>
+      </w:r>
+      <w:proofErr w:type="spellEnd"/>
+      <w:r>
+        <w:rPr>
+          <w:lang w:val="pt-BR" w:eastAsia="pt-BR"/>
+        </w:rPr>
+        <w:t xml:space="preserve"> </w:t>
+      </w:r>
+      <w:proofErr w:type="spellStart"/>
+      <w:r>
+        <w:rPr>
+          <w:lang w:val="pt-BR" w:eastAsia="pt-BR"/>
+        </w:rPr>
+        <w:t>Texto</w:t>
+      </w:r>
+      <w:proofErr w:type="spellEnd"/>
+      <w:r>
+        <w:rPr>
+          <w:lang w:val="pt-BR" w:eastAsia="pt-BR"/>
+        </w:rPr>
+        <w:t xml:space="preserve"> </w:t>
+      </w:r>
+      <w:proofErr w:type="spellStart"/>
+      <w:r>
+        <w:rPr>
+          <w:lang w:val="pt-BR" w:eastAsia="pt-BR"/>
+        </w:rPr>
+        <w:t>Texto</w:t>
+      </w:r>
+      <w:proofErr w:type="spellEnd"/>
+      <w:r>
+        <w:rPr>
+          <w:lang w:val="pt-BR" w:eastAsia="pt-BR"/>
+        </w:rPr>
+        <w:t xml:space="preserve"> </w:t>
+      </w:r>
+      <w:proofErr w:type="spellStart"/>
+      <w:r>
+        <w:rPr>
+          <w:lang w:val="pt-BR" w:eastAsia="pt-BR"/>
+        </w:rPr>
+        <w:t>Texto</w:t>
+      </w:r>
+      <w:proofErr w:type="spellEnd"/>
+      <w:r>
+        <w:rPr>
+          <w:lang w:val="pt-BR" w:eastAsia="pt-BR"/>
+        </w:rPr>
+        <w:t xml:space="preserve"> </w:t>
+      </w:r>
+      <w:proofErr w:type="spellStart"/>
+      <w:r>
+        <w:rPr>
+          <w:lang w:val="pt-BR" w:eastAsia="pt-BR"/>
+        </w:rPr>
+        <w:t>Texto</w:t>
+      </w:r>
+      <w:proofErr w:type="spellEnd"/>
+      <w:r>
+        <w:rPr>
+          <w:lang w:val="pt-BR" w:eastAsia="pt-BR"/>
+        </w:rPr>
+        <w:t xml:space="preserve"> </w:t>
+      </w:r>
+      <w:proofErr w:type="spellStart"/>
+      <w:r>
+        <w:rPr>
+          <w:lang w:val="pt-BR" w:eastAsia="pt-BR"/>
+        </w:rPr>
+        <w:t>Texto</w:t>
+      </w:r>
+      <w:proofErr w:type="spellEnd"/>
+      <w:r>
+        <w:rPr>
+          <w:lang w:val="pt-BR" w:eastAsia="pt-BR"/>
+        </w:rPr>
+        <w:t xml:space="preserve"> </w:t>
+      </w:r>
+      <w:proofErr w:type="spellStart"/>
+      <w:r>
+        <w:rPr>
+          <w:lang w:val="pt-BR" w:eastAsia="pt-BR"/>
+        </w:rPr>
+        <w:t>Texto</w:t>
+      </w:r>
+      <w:proofErr w:type="spellEnd"/>
+      <w:r>
+        <w:rPr>
+          <w:lang w:val="pt-BR" w:eastAsia="pt-BR"/>
+        </w:rPr>
+        <w:t xml:space="preserve"> </w:t>
+      </w:r>
+      <w:proofErr w:type="spellStart"/>
+      <w:r>
+        <w:rPr>
+          <w:lang w:val="pt-BR" w:eastAsia="pt-BR"/>
+        </w:rPr>
+        <w:t>Texto</w:t>
+      </w:r>
+      <w:proofErr w:type="spellEnd"/>
+      <w:r>
+        <w:rPr>
+          <w:lang w:val="pt-BR" w:eastAsia="pt-BR"/>
+        </w:rPr>
+        <w:t xml:space="preserve"> </w:t>
+      </w:r>
+      <w:proofErr w:type="spellStart"/>
+      <w:r>
+        <w:rPr>
+          <w:lang w:val="pt-BR" w:eastAsia="pt-BR"/>
+        </w:rPr>
+        <w:t>Texto</w:t>
+      </w:r>
+      <w:proofErr w:type="spellEnd"/>
+      <w:r>
+        <w:rPr>
+          <w:lang w:val="pt-BR" w:eastAsia="pt-BR"/>
+        </w:rPr>
+        <w:t xml:space="preserve"> </w:t>
+      </w:r>
+      <w:proofErr w:type="spellStart"/>
+      <w:r>
+        <w:rPr>
+          <w:lang w:val="pt-BR" w:eastAsia="pt-BR"/>
+        </w:rPr>
+        <w:t>Texto</w:t>
+      </w:r>
+      <w:proofErr w:type="spellEnd"/>
+      <w:r>
+        <w:rPr>
+          <w:lang w:val="pt-BR" w:eastAsia="pt-BR"/>
+        </w:rPr>
+        <w:t xml:space="preserve"> </w:t>
+      </w:r>
+      <w:proofErr w:type="spellStart"/>
+      <w:r>
+        <w:rPr>
+          <w:lang w:val="pt-BR" w:eastAsia="pt-BR"/>
+        </w:rPr>
+        <w:t>Texto</w:t>
+      </w:r>
+      <w:proofErr w:type="spellEnd"/>
+      <w:r>
+        <w:rPr>
+          <w:lang w:val="pt-BR" w:eastAsia="pt-BR"/>
+        </w:rPr>
+        <w:t xml:space="preserve"> </w:t>
+      </w:r>
+      <w:proofErr w:type="spellStart"/>
+      <w:r>
+        <w:rPr>
+          <w:lang w:val="pt-BR" w:eastAsia="pt-BR"/>
+        </w:rPr>
+        <w:t>Texto</w:t>
+      </w:r>
+      <w:proofErr w:type="spellEnd"/>
+      <w:r>
+        <w:rPr>
+          <w:lang w:val="pt-BR" w:eastAsia="pt-BR"/>
+        </w:rPr>
+        <w:t xml:space="preserve"> </w:t>
+      </w:r>
+      <w:proofErr w:type="spellStart"/>
+      <w:r>
+        <w:rPr>
+          <w:lang w:val="pt-BR" w:eastAsia="pt-BR"/>
+        </w:rPr>
+        <w:t>Texto</w:t>
+      </w:r>
+      <w:proofErr w:type="spellEnd"/>
+      <w:r>
+        <w:rPr>
+          <w:lang w:val="pt-BR" w:eastAsia="pt-BR"/>
+        </w:rPr>
+        <w:t xml:space="preserve"> </w:t>
+      </w:r>
+      <w:proofErr w:type="spellStart"/>
+      <w:r>
+        <w:rPr>
+          <w:lang w:val="pt-BR" w:eastAsia="pt-BR"/>
+        </w:rPr>
+        <w:t>Texto</w:t>
+      </w:r>
+      <w:proofErr w:type="spellEnd"/>
+      <w:r>
+        <w:rPr>
+          <w:lang w:val="pt-BR" w:eastAsia="pt-BR"/>
+        </w:rPr>
+        <w:t xml:space="preserve"> </w:t>
+      </w:r>
+      <w:proofErr w:type="spellStart"/>
+      <w:r>
+        <w:rPr>
+          <w:lang w:val="pt-BR" w:eastAsia="pt-BR"/>
+        </w:rPr>
+        <w:t>Texto</w:t>
+      </w:r>
+      <w:proofErr w:type="spellEnd"/>
+      <w:r>
+        <w:rPr>
+          <w:lang w:val="pt-BR" w:eastAsia="pt-BR"/>
+        </w:rPr>
+        <w:t xml:space="preserve"> </w:t>
+      </w:r>
+      <w:proofErr w:type="spellStart"/>
+      <w:r>
+        <w:rPr>
+          <w:lang w:val="pt-BR" w:eastAsia="pt-BR"/>
+        </w:rPr>
+        <w:t>Texto</w:t>
+      </w:r>
+      <w:proofErr w:type="spellEnd"/>
+      <w:r>
+        <w:rPr>
+          <w:lang w:val="pt-BR" w:eastAsia="pt-BR"/>
+        </w:rPr>
+        <w:t xml:space="preserve"> </w:t>
+      </w:r>
+      <w:proofErr w:type="spellStart"/>
+      <w:r>
+        <w:rPr>
+          <w:lang w:val="pt-BR" w:eastAsia="pt-BR"/>
+        </w:rPr>
+        <w:t>Texto</w:t>
+      </w:r>
+      <w:proofErr w:type="spellEnd"/>
+      <w:r>
+        <w:rPr>
+          <w:lang w:val="pt-BR" w:eastAsia="pt-BR"/>
+        </w:rPr>
+        <w:t xml:space="preserve"> </w:t>
+      </w:r>
+      <w:proofErr w:type="spellStart"/>
+      <w:r>
+        <w:rPr>
+          <w:lang w:val="pt-BR" w:eastAsia="pt-BR"/>
+        </w:rPr>
+        <w:t>Texto</w:t>
+      </w:r>
+      <w:proofErr w:type="spellEnd"/>
+      <w:r>
+        <w:rPr>
+          <w:lang w:val="pt-BR" w:eastAsia="pt-BR"/>
+        </w:rPr>
+        <w:t xml:space="preserve"> </w:t>
+      </w:r>
+      <w:proofErr w:type="spellStart"/>
+      <w:r>
+        <w:rPr>
+          <w:lang w:val="pt-BR" w:eastAsia="pt-BR"/>
+        </w:rPr>
+        <w:t>Texto</w:t>
+      </w:r>
+      <w:proofErr w:type="spellEnd"/>
+      <w:r>
+        <w:rPr>
+          <w:lang w:val="pt-BR" w:eastAsia="pt-BR"/>
+        </w:rPr>
+        <w:t xml:space="preserve"> </w:t>
+      </w:r>
+      <w:proofErr w:type="spellStart"/>
+      <w:r>
+        <w:rPr>
+          <w:lang w:val="pt-BR" w:eastAsia="pt-BR"/>
+        </w:rPr>
+        <w:t>Texto</w:t>
+      </w:r>
+      <w:proofErr w:type="spellEnd"/>
+      <w:r>
+        <w:rPr>
+          <w:lang w:val="pt-BR" w:eastAsia="pt-BR"/>
+        </w:rPr>
+        <w:t xml:space="preserve"> </w:t>
+      </w:r>
+      <w:proofErr w:type="spellStart"/>
+      <w:r>
+        <w:rPr>
+          <w:lang w:val="pt-BR" w:eastAsia="pt-BR"/>
+        </w:rPr>
+        <w:t>Texto</w:t>
+      </w:r>
+      <w:proofErr w:type="spellEnd"/>
+      <w:r>
+        <w:rPr>
+          <w:lang w:val="pt-BR" w:eastAsia="pt-BR"/>
+        </w:rPr>
+        <w:t xml:space="preserve"> </w:t>
+      </w:r>
+      <w:proofErr w:type="spellStart"/>
+      <w:r>
+        <w:rPr>
+          <w:lang w:val="pt-BR" w:eastAsia="pt-BR"/>
+        </w:rPr>
+        <w:t>Texto</w:t>
+      </w:r>
+      <w:proofErr w:type="spellEnd"/>
+      <w:r>
+        <w:rPr>
+          <w:lang w:val="pt-BR" w:eastAsia="pt-BR"/>
+        </w:rPr>
+        <w:t xml:space="preserve"> </w:t>
+      </w:r>
+      <w:proofErr w:type="spellStart"/>
+      <w:r>
+        <w:rPr>
+          <w:lang w:val="pt-BR" w:eastAsia="pt-BR"/>
+        </w:rPr>
+        <w:t>Texto</w:t>
+      </w:r>
+      <w:proofErr w:type="spellEnd"/>
+      <w:r>
+        <w:rPr>
+          <w:lang w:val="pt-BR" w:eastAsia="pt-BR"/>
+        </w:rPr>
+        <w:t xml:space="preserve"> </w:t>
+      </w:r>
+      <w:proofErr w:type="spellStart"/>
+      <w:r>
+        <w:rPr>
+          <w:lang w:val="pt-BR" w:eastAsia="pt-BR"/>
+        </w:rPr>
+        <w:t>Texto</w:t>
+      </w:r>
+      <w:proofErr w:type="spellEnd"/>
+      <w:r>
+        <w:rPr>
+          <w:lang w:val="pt-BR" w:eastAsia="pt-BR"/>
+        </w:rPr>
+        <w:t xml:space="preserve"> </w:t>
+      </w:r>
+      <w:proofErr w:type="spellStart"/>
+      <w:r>
+        <w:rPr>
+          <w:lang w:val="pt-BR" w:eastAsia="pt-BR"/>
+        </w:rPr>
+        <w:t>Texto</w:t>
+      </w:r>
+      <w:proofErr w:type="spellEnd"/>
+      <w:r>
+        <w:rPr>
+          <w:lang w:val="pt-BR" w:eastAsia="pt-BR"/>
+        </w:rPr>
+        <w:t xml:space="preserve"> </w:t>
+      </w:r>
+      <w:proofErr w:type="spellStart"/>
+      <w:r>
+        <w:rPr>
+          <w:lang w:val="pt-BR" w:eastAsia="pt-BR"/>
+        </w:rPr>
+        <w:t>Texto</w:t>
+      </w:r>
+      <w:proofErr w:type="spellEnd"/>
+      <w:r>
+        <w:rPr>
+          <w:lang w:val="pt-BR" w:eastAsia="pt-BR"/>
+        </w:rPr>
+        <w:t xml:space="preserve"> </w:t>
+      </w:r>
+      <w:proofErr w:type="spellStart"/>
+      <w:r>
+        <w:rPr>
+          <w:lang w:val="pt-BR" w:eastAsia="pt-BR"/>
+        </w:rPr>
+        <w:t>Texto</w:t>
+      </w:r>
+      <w:proofErr w:type="spellEnd"/>
+      <w:r>
+        <w:rPr>
+          <w:lang w:val="pt-BR" w:eastAsia="pt-BR"/>
+        </w:rPr>
+        <w:t xml:space="preserve"> </w:t>
+      </w:r>
+      <w:proofErr w:type="spellStart"/>
+      <w:r>
+        <w:rPr>
+          <w:lang w:val="pt-BR" w:eastAsia="pt-BR"/>
+        </w:rPr>
+        <w:t>Texto</w:t>
+      </w:r>
+      <w:proofErr w:type="spellEnd"/>
+      <w:r>
+        <w:rPr>
+          <w:lang w:val="pt-BR" w:eastAsia="pt-BR"/>
+        </w:rPr>
+        <w:t xml:space="preserve"> </w:t>
+      </w:r>
+      <w:proofErr w:type="spellStart"/>
+      <w:r>
+        <w:rPr>
+          <w:lang w:val="pt-BR" w:eastAsia="pt-BR"/>
+        </w:rPr>
+        <w:t>Texto</w:t>
+      </w:r>
+      <w:proofErr w:type="spellEnd"/>
+      <w:r>
+        <w:rPr>
+          <w:lang w:val="pt-BR" w:eastAsia="pt-BR"/>
+        </w:rPr>
+        <w:t xml:space="preserve"> </w:t>
+      </w:r>
+      <w:proofErr w:type="spellStart"/>
+      <w:r>
+        <w:rPr>
+          <w:lang w:val="pt-BR" w:eastAsia="pt-BR"/>
+        </w:rPr>
+        <w:t>Texto</w:t>
+      </w:r>
+      <w:proofErr w:type="spellEnd"/>
+      <w:r>
+        <w:rPr>
+          <w:lang w:val="pt-BR" w:eastAsia="pt-BR"/>
+        </w:rPr>
+        <w:t xml:space="preserve"> </w:t>
+      </w:r>
+      <w:proofErr w:type="spellStart"/>
+      <w:r>
+        <w:rPr>
+          <w:lang w:val="pt-BR" w:eastAsia="pt-BR"/>
+        </w:rPr>
+        <w:t>Texto</w:t>
+      </w:r>
+      <w:proofErr w:type="spellEnd"/>
+      <w:r>
+        <w:rPr>
+          <w:lang w:val="pt-BR" w:eastAsia="pt-BR"/>
+        </w:rPr>
+        <w:t xml:space="preserve"> </w:t>
+      </w:r>
+      <w:proofErr w:type="spellStart"/>
+      <w:r>
+        <w:rPr>
+          <w:lang w:val="pt-BR" w:eastAsia="pt-BR"/>
+        </w:rPr>
+        <w:t>Texto</w:t>
+      </w:r>
+      <w:proofErr w:type="spellEnd"/>
+      <w:r>
+        <w:rPr>
+          <w:lang w:val="pt-BR" w:eastAsia="pt-BR"/>
+        </w:rPr>
+        <w:t xml:space="preserve"> </w:t>
+      </w:r>
+      <w:proofErr w:type="spellStart"/>
+      <w:r>
+        <w:rPr>
+          <w:lang w:val="pt-BR" w:eastAsia="pt-BR"/>
+        </w:rPr>
+        <w:t>Texto</w:t>
+      </w:r>
+      <w:proofErr w:type="spellEnd"/>
+      <w:r>
+        <w:rPr>
+          <w:lang w:val="pt-BR" w:eastAsia="pt-BR"/>
+        </w:rPr>
+        <w:t>.</w:t>
+      </w:r>
+    </w:p>
+    <w:p>
+      <w:pPr>
+        <w:pStyle w:val="Corpodetexto"/>
+        <w:spacing w:line="312" w:lineRule="auto"/>
+        <w:jc w:val="both"/>
+      </w:pPr>
+    </w:p>
+    <w:p>
+      <w:pPr>
+        <w:pStyle w:val="Ttulo4"/>
+        <w:ind w:left="23" w:firstLine="259"/>
+        <w:jc w:val="left"/>
+      </w:pPr>
+      <w:r>
+        <w:t>4.2.11 Produção de Prova</w:t>
+      </w:r>
+      <w:r>
+        <w:br/>
+      </w:r>
+    </w:p>
+    <w:p>
+      <w:pPr>
+        <w:pStyle w:val="Corpodetexto"/>
+        <w:spacing w:line="312" w:lineRule="auto"/>
+        <w:ind w:left="282" w:right="116" w:firstLine="737"/>
+        <w:jc w:val="both"/>
+        <w:rPr>
+          <w:lang w:val="pt-BR" w:eastAsia="pt-BR"/>
+        </w:rPr>
+      </w:pPr>
+      <w:r>
+        <w:rPr>
+          <w:lang w:val="pt-BR" w:eastAsia="pt-BR"/>
+        </w:rPr>
+        <w:t xml:space="preserve">Texto </w:t>
+      </w:r>
+      <w:proofErr w:type="spellStart"/>
+      <w:r>
+        <w:rPr>
+          <w:lang w:val="pt-BR" w:eastAsia="pt-BR"/>
+        </w:rPr>
+        <w:t>Texto</w:t>
+      </w:r>
+      <w:proofErr w:type="spellEnd"/>
+      <w:r>
+        <w:rPr>
+          <w:lang w:val="pt-BR" w:eastAsia="pt-BR"/>
+        </w:rPr>
+        <w:t xml:space="preserve"> </w:t>
+      </w:r>
+      <w:proofErr w:type="spellStart"/>
+      <w:r>
+        <w:rPr>
+          <w:lang w:val="pt-BR" w:eastAsia="pt-BR"/>
+        </w:rPr>
+        <w:t>Texto</w:t>
+      </w:r>
+      <w:proofErr w:type="spellEnd"/>
+      <w:r>
+        <w:rPr>
+          <w:lang w:val="pt-BR" w:eastAsia="pt-BR"/>
+        </w:rPr>
+        <w:t xml:space="preserve"> </w:t>
+      </w:r>
+      <w:proofErr w:type="spellStart"/>
+      <w:r>
+        <w:rPr>
+          <w:lang w:val="pt-BR" w:eastAsia="pt-BR"/>
+        </w:rPr>
+        <w:t>Texto</w:t>
+      </w:r>
+      <w:proofErr w:type="spellEnd"/>
+      <w:r>
+        <w:rPr>
+          <w:lang w:val="pt-BR" w:eastAsia="pt-BR"/>
+        </w:rPr>
+        <w:t xml:space="preserve"> </w:t>
+      </w:r>
+      <w:proofErr w:type="spellStart"/>
+      <w:r>
+        <w:rPr>
+          <w:lang w:val="pt-BR" w:eastAsia="pt-BR"/>
+        </w:rPr>
+        <w:t>Texto</w:t>
+      </w:r>
+      <w:proofErr w:type="spellEnd"/>
+      <w:r>
+        <w:rPr>
+          <w:lang w:val="pt-BR" w:eastAsia="pt-BR"/>
+        </w:rPr>
+        <w:t xml:space="preserve"> </w:t>
+      </w:r>
+      <w:proofErr w:type="spellStart"/>
+      <w:r>
+        <w:rPr>
+          <w:lang w:val="pt-BR" w:eastAsia="pt-BR"/>
+        </w:rPr>
+        <w:t>Texto</w:t>
+      </w:r>
+      <w:proofErr w:type="spellEnd"/>
+      <w:r>
+        <w:rPr>
+          <w:lang w:val="pt-BR" w:eastAsia="pt-BR"/>
+        </w:rPr>
+        <w:t xml:space="preserve"> </w:t>
+      </w:r>
+      <w:proofErr w:type="spellStart"/>
+      <w:r>
+        <w:rPr>
+          <w:lang w:val="pt-BR" w:eastAsia="pt-BR"/>
+        </w:rPr>
+        <w:t>Texto</w:t>
+      </w:r>
+      <w:proofErr w:type="spellEnd"/>
+      <w:r>
+        <w:rPr>
+          <w:lang w:val="pt-BR" w:eastAsia="pt-BR"/>
+        </w:rPr>
+        <w:t xml:space="preserve"> </w:t>
+      </w:r>
+      <w:proofErr w:type="spellStart"/>
+      <w:r>
+        <w:rPr>
+          <w:lang w:val="pt-BR" w:eastAsia="pt-BR"/>
+        </w:rPr>
+        <w:t>Texto</w:t>
+      </w:r>
+      <w:proofErr w:type="spellEnd"/>
+      <w:r>
+        <w:rPr>
+          <w:lang w:val="pt-BR" w:eastAsia="pt-BR"/>
+        </w:rPr>
+        <w:t xml:space="preserve"> </w:t>
+      </w:r>
+      <w:proofErr w:type="spellStart"/>
+      <w:r>
+        <w:rPr>
+          <w:lang w:val="pt-BR" w:eastAsia="pt-BR"/>
+        </w:rPr>
+        <w:t>Texto</w:t>
+      </w:r>
+      <w:proofErr w:type="spellEnd"/>
+      <w:r>
+        <w:rPr>
+          <w:lang w:val="pt-BR" w:eastAsia="pt-BR"/>
+        </w:rPr>
+        <w:t xml:space="preserve"> </w:t>
+      </w:r>
+      <w:proofErr w:type="spellStart"/>
+      <w:r>
+        <w:rPr>
+          <w:lang w:val="pt-BR" w:eastAsia="pt-BR"/>
+        </w:rPr>
+        <w:t>Texto</w:t>
+      </w:r>
+      <w:proofErr w:type="spellEnd"/>
+      <w:r>
+        <w:rPr>
+          <w:lang w:val="pt-BR" w:eastAsia="pt-BR"/>
+        </w:rPr>
+        <w:t xml:space="preserve"> </w:t>
+      </w:r>
+      <w:proofErr w:type="spellStart"/>
+      <w:r>
+        <w:rPr>
+          <w:lang w:val="pt-BR" w:eastAsia="pt-BR"/>
+        </w:rPr>
+        <w:t>Texto</w:t>
+      </w:r>
+      <w:proofErr w:type="spellEnd"/>
+      <w:r>
+        <w:rPr>
+          <w:lang w:val="pt-BR" w:eastAsia="pt-BR"/>
+        </w:rPr>
+        <w:t xml:space="preserve"> </w:t>
+      </w:r>
+      <w:proofErr w:type="spellStart"/>
+      <w:r>
+        <w:rPr>
+          <w:lang w:val="pt-BR" w:eastAsia="pt-BR"/>
+        </w:rPr>
+        <w:t>Texto</w:t>
+      </w:r>
+      <w:proofErr w:type="spellEnd"/>
+      <w:r>
+        <w:rPr>
+          <w:lang w:val="pt-BR" w:eastAsia="pt-BR"/>
+        </w:rPr>
+        <w:t xml:space="preserve"> </w:t>
+      </w:r>
+      <w:proofErr w:type="spellStart"/>
+      <w:r>
+        <w:rPr>
+          <w:lang w:val="pt-BR" w:eastAsia="pt-BR"/>
+        </w:rPr>
+        <w:t>Texto</w:t>
+      </w:r>
+      <w:proofErr w:type="spellEnd"/>
+      <w:r>
+        <w:rPr>
+          <w:lang w:val="pt-BR" w:eastAsia="pt-BR"/>
+        </w:rPr>
+        <w:t xml:space="preserve"> </w:t>
+      </w:r>
+      <w:proofErr w:type="spellStart"/>
+      <w:r>
+        <w:rPr>
+          <w:lang w:val="pt-BR" w:eastAsia="pt-BR"/>
+        </w:rPr>
+        <w:t>Texto</w:t>
+      </w:r>
+      <w:proofErr w:type="spellEnd"/>
+      <w:r>
+        <w:rPr>
+          <w:lang w:val="pt-BR" w:eastAsia="pt-BR"/>
+        </w:rPr>
+        <w:t xml:space="preserve"> </w:t>
+      </w:r>
+      <w:proofErr w:type="spellStart"/>
+      <w:r>
+        <w:rPr>
+          <w:lang w:val="pt-BR" w:eastAsia="pt-BR"/>
+        </w:rPr>
+        <w:t>Texto</w:t>
+      </w:r>
+      <w:proofErr w:type="spellEnd"/>
+      <w:r>
+        <w:rPr>
+          <w:lang w:val="pt-BR" w:eastAsia="pt-BR"/>
+        </w:rPr>
+        <w:t xml:space="preserve"> </w:t>
+      </w:r>
+      <w:proofErr w:type="spellStart"/>
+      <w:r>
+        <w:rPr>
+          <w:lang w:val="pt-BR" w:eastAsia="pt-BR"/>
+        </w:rPr>
+        <w:t>Texto</w:t>
+      </w:r>
+      <w:proofErr w:type="spellEnd"/>
+      <w:r>
+        <w:rPr>
+          <w:lang w:val="pt-BR" w:eastAsia="pt-BR"/>
+        </w:rPr>
+        <w:t xml:space="preserve"> </w:t>
+      </w:r>
+      <w:proofErr w:type="spellStart"/>
+      <w:r>
+        <w:rPr>
+          <w:lang w:val="pt-BR" w:eastAsia="pt-BR"/>
+        </w:rPr>
+        <w:t>Texto</w:t>
+      </w:r>
+      <w:proofErr w:type="spellEnd"/>
+      <w:r>
+        <w:rPr>
+          <w:lang w:val="pt-BR" w:eastAsia="pt-BR"/>
+        </w:rPr>
+        <w:t xml:space="preserve"> </w:t>
+      </w:r>
+      <w:proofErr w:type="spellStart"/>
+      <w:r>
+        <w:rPr>
+          <w:lang w:val="pt-BR" w:eastAsia="pt-BR"/>
+        </w:rPr>
+        <w:t>Texto</w:t>
+      </w:r>
+      <w:proofErr w:type="spellEnd"/>
+      <w:r>
+        <w:rPr>
+          <w:lang w:val="pt-BR" w:eastAsia="pt-BR"/>
+        </w:rPr>
+        <w:t xml:space="preserve"> </w:t>
+      </w:r>
+      <w:proofErr w:type="spellStart"/>
+      <w:r>
+        <w:rPr>
+          <w:lang w:val="pt-BR" w:eastAsia="pt-BR"/>
+        </w:rPr>
+        <w:t>Texto</w:t>
+      </w:r>
+      <w:proofErr w:type="spellEnd"/>
+      <w:r>
+        <w:rPr>
+          <w:lang w:val="pt-BR" w:eastAsia="pt-BR"/>
+        </w:rPr>
+        <w:t xml:space="preserve"> </w:t>
+      </w:r>
+      <w:proofErr w:type="spellStart"/>
+      <w:r>
+        <w:rPr>
+          <w:lang w:val="pt-BR" w:eastAsia="pt-BR"/>
+        </w:rPr>
+        <w:t>Texto</w:t>
+      </w:r>
+      <w:proofErr w:type="spellEnd"/>
+      <w:r>
+        <w:rPr>
+          <w:lang w:val="pt-BR" w:eastAsia="pt-BR"/>
+        </w:rPr>
+        <w:t xml:space="preserve"> </w:t>
+      </w:r>
+      <w:proofErr w:type="spellStart"/>
+      <w:r>
+        <w:rPr>
+          <w:lang w:val="pt-BR" w:eastAsia="pt-BR"/>
+        </w:rPr>
+        <w:t>Texto</w:t>
+      </w:r>
+      <w:proofErr w:type="spellEnd"/>
+      <w:r>
+        <w:rPr>
+          <w:lang w:val="pt-BR" w:eastAsia="pt-BR"/>
+        </w:rPr>
+        <w:t xml:space="preserve"> </w:t>
+      </w:r>
+      <w:proofErr w:type="spellStart"/>
+      <w:r>
+        <w:rPr>
+          <w:lang w:val="pt-BR" w:eastAsia="pt-BR"/>
+        </w:rPr>
+        <w:t>Texto</w:t>
+      </w:r>
+      <w:proofErr w:type="spellEnd"/>
+      <w:r>
+        <w:rPr>
+          <w:lang w:val="pt-BR" w:eastAsia="pt-BR"/>
+        </w:rPr>
+        <w:t xml:space="preserve"> </w:t>
+      </w:r>
+      <w:proofErr w:type="spellStart"/>
+      <w:r>
+        <w:rPr>
+          <w:lang w:val="pt-BR" w:eastAsia="pt-BR"/>
+        </w:rPr>
+        <w:t>Texto</w:t>
+      </w:r>
+      <w:proofErr w:type="spellEnd"/>
+      <w:r>
+        <w:rPr>
+          <w:lang w:val="pt-BR" w:eastAsia="pt-BR"/>
+        </w:rPr>
+        <w:t xml:space="preserve"> </w:t>
+      </w:r>
+      <w:proofErr w:type="spellStart"/>
+      <w:r>
+        <w:rPr>
+          <w:lang w:val="pt-BR" w:eastAsia="pt-BR"/>
+        </w:rPr>
+        <w:t>Texto</w:t>
+      </w:r>
+      <w:proofErr w:type="spellEnd"/>
+      <w:r>
+        <w:rPr>
+          <w:lang w:val="pt-BR" w:eastAsia="pt-BR"/>
+        </w:rPr>
+        <w:t xml:space="preserve"> </w:t>
+      </w:r>
+      <w:proofErr w:type="spellStart"/>
+      <w:r>
+        <w:rPr>
+          <w:lang w:val="pt-BR" w:eastAsia="pt-BR"/>
+        </w:rPr>
+        <w:t>Texto</w:t>
+      </w:r>
+      <w:proofErr w:type="spellEnd"/>
+      <w:r>
+        <w:rPr>
+          <w:lang w:val="pt-BR" w:eastAsia="pt-BR"/>
+        </w:rPr>
+        <w:t xml:space="preserve"> </w:t>
+      </w:r>
+      <w:proofErr w:type="spellStart"/>
+      <w:r>
+        <w:rPr>
+          <w:lang w:val="pt-BR" w:eastAsia="pt-BR"/>
+        </w:rPr>
+        <w:t>Texto</w:t>
+      </w:r>
+      <w:proofErr w:type="spellEnd"/>
+      <w:r>
+        <w:rPr>
+          <w:lang w:val="pt-BR" w:eastAsia="pt-BR"/>
+        </w:rPr>
+        <w:t xml:space="preserve"> </w:t>
+      </w:r>
+      <w:proofErr w:type="spellStart"/>
+      <w:r>
+        <w:rPr>
+          <w:lang w:val="pt-BR" w:eastAsia="pt-BR"/>
+        </w:rPr>
+        <w:t>Texto</w:t>
+      </w:r>
+      <w:proofErr w:type="spellEnd"/>
+      <w:r>
+        <w:rPr>
+          <w:lang w:val="pt-BR" w:eastAsia="pt-BR"/>
+        </w:rPr>
+        <w:t xml:space="preserve"> </w:t>
+      </w:r>
+      <w:proofErr w:type="spellStart"/>
+      <w:r>
+        <w:rPr>
+          <w:lang w:val="pt-BR" w:eastAsia="pt-BR"/>
+        </w:rPr>
+        <w:t>Texto</w:t>
+      </w:r>
+      <w:proofErr w:type="spellEnd"/>
+      <w:r>
+        <w:rPr>
+          <w:lang w:val="pt-BR" w:eastAsia="pt-BR"/>
+        </w:rPr>
+        <w:t xml:space="preserve"> </w:t>
+      </w:r>
+      <w:proofErr w:type="spellStart"/>
+      <w:r>
+        <w:rPr>
+          <w:lang w:val="pt-BR" w:eastAsia="pt-BR"/>
+        </w:rPr>
+        <w:t>Texto</w:t>
+      </w:r>
+      <w:proofErr w:type="spellEnd"/>
+      <w:r>
+        <w:rPr>
+          <w:lang w:val="pt-BR" w:eastAsia="pt-BR"/>
+        </w:rPr>
+        <w:t xml:space="preserve"> </w:t>
+      </w:r>
+      <w:proofErr w:type="spellStart"/>
+      <w:r>
+        <w:rPr>
+          <w:lang w:val="pt-BR" w:eastAsia="pt-BR"/>
+        </w:rPr>
+        <w:t>Texto</w:t>
+      </w:r>
+      <w:proofErr w:type="spellEnd"/>
+      <w:r>
+        <w:rPr>
+          <w:lang w:val="pt-BR" w:eastAsia="pt-BR"/>
+        </w:rPr>
+        <w:t xml:space="preserve"> </w:t>
+      </w:r>
+      <w:proofErr w:type="spellStart"/>
+      <w:r>
+        <w:rPr>
+          <w:lang w:val="pt-BR" w:eastAsia="pt-BR"/>
+        </w:rPr>
+        <w:t>Texto</w:t>
+      </w:r>
+      <w:proofErr w:type="spellEnd"/>
+      <w:r>
+        <w:rPr>
+          <w:lang w:val="pt-BR" w:eastAsia="pt-BR"/>
+        </w:rPr>
+        <w:t xml:space="preserve"> </w:t>
+      </w:r>
+      <w:proofErr w:type="spellStart"/>
+      <w:r>
+        <w:rPr>
+          <w:lang w:val="pt-BR" w:eastAsia="pt-BR"/>
+        </w:rPr>
+        <w:t>Texto</w:t>
+      </w:r>
+      <w:proofErr w:type="spellEnd"/>
+      <w:r>
+        <w:rPr>
+          <w:lang w:val="pt-BR" w:eastAsia="pt-BR"/>
+        </w:rPr>
+        <w:t xml:space="preserve"> </w:t>
+      </w:r>
+      <w:proofErr w:type="spellStart"/>
+      <w:r>
+        <w:rPr>
+          <w:lang w:val="pt-BR" w:eastAsia="pt-BR"/>
+        </w:rPr>
+        <w:t>Texto</w:t>
+      </w:r>
+      <w:proofErr w:type="spellEnd"/>
+      <w:r>
+        <w:rPr>
+          <w:lang w:val="pt-BR" w:eastAsia="pt-BR"/>
+        </w:rPr>
+        <w:t xml:space="preserve"> </w:t>
+      </w:r>
+      <w:proofErr w:type="spellStart"/>
+      <w:r>
+        <w:rPr>
+          <w:lang w:val="pt-BR" w:eastAsia="pt-BR"/>
+        </w:rPr>
+        <w:t>Texto</w:t>
+      </w:r>
+      <w:proofErr w:type="spellEnd"/>
+      <w:r>
+        <w:rPr>
+          <w:lang w:val="pt-BR" w:eastAsia="pt-BR"/>
+        </w:rPr>
+        <w:t xml:space="preserve"> </w:t>
+      </w:r>
+      <w:proofErr w:type="spellStart"/>
+      <w:r>
+        <w:rPr>
+          <w:lang w:val="pt-BR" w:eastAsia="pt-BR"/>
+        </w:rPr>
+        <w:t>Texto</w:t>
+      </w:r>
+      <w:proofErr w:type="spellEnd"/>
+      <w:r>
+        <w:rPr>
+          <w:lang w:val="pt-BR" w:eastAsia="pt-BR"/>
+        </w:rPr>
+        <w:t xml:space="preserve"> </w:t>
+      </w:r>
+      <w:proofErr w:type="spellStart"/>
+      <w:r>
+        <w:rPr>
+          <w:lang w:val="pt-BR" w:eastAsia="pt-BR"/>
+        </w:rPr>
+        <w:t>Texto</w:t>
+      </w:r>
+      <w:proofErr w:type="spellEnd"/>
+      <w:r>
+        <w:rPr>
+          <w:lang w:val="pt-BR" w:eastAsia="pt-BR"/>
+        </w:rPr>
+        <w:t xml:space="preserve"> </w:t>
+      </w:r>
+      <w:proofErr w:type="spellStart"/>
+      <w:r>
+        <w:rPr>
+          <w:lang w:val="pt-BR" w:eastAsia="pt-BR"/>
+        </w:rPr>
+        <w:t>Texto</w:t>
+      </w:r>
+      <w:proofErr w:type="spellEnd"/>
+      <w:r>
+        <w:rPr>
+          <w:lang w:val="pt-BR" w:eastAsia="pt-BR"/>
+        </w:rPr>
+        <w:t xml:space="preserve"> </w:t>
+      </w:r>
+      <w:proofErr w:type="spellStart"/>
+      <w:r>
+        <w:rPr>
+          <w:lang w:val="pt-BR" w:eastAsia="pt-BR"/>
+        </w:rPr>
+        <w:t>Texto</w:t>
+      </w:r>
+      <w:proofErr w:type="spellEnd"/>
+      <w:r>
+        <w:rPr>
+          <w:lang w:val="pt-BR" w:eastAsia="pt-BR"/>
+        </w:rPr>
+        <w:t xml:space="preserve"> </w:t>
+      </w:r>
+      <w:proofErr w:type="spellStart"/>
+      <w:r>
+        <w:rPr>
+          <w:lang w:val="pt-BR" w:eastAsia="pt-BR"/>
+        </w:rPr>
+        <w:t>Texto</w:t>
+      </w:r>
+      <w:proofErr w:type="spellEnd"/>
+      <w:r>
+        <w:rPr>
+          <w:lang w:val="pt-BR" w:eastAsia="pt-BR"/>
+        </w:rPr>
+        <w:t xml:space="preserve"> </w:t>
+      </w:r>
+      <w:proofErr w:type="spellStart"/>
+      <w:r>
+        <w:rPr>
+          <w:lang w:val="pt-BR" w:eastAsia="pt-BR"/>
+        </w:rPr>
+        <w:t>Texto</w:t>
+      </w:r>
+      <w:proofErr w:type="spellEnd"/>
+      <w:r>
+        <w:rPr>
+          <w:lang w:val="pt-BR" w:eastAsia="pt-BR"/>
+        </w:rPr>
+        <w:t>.</w:t>
+      </w:r>
+    </w:p>
+    <w:p>
+      <w:pPr>
+        <w:pStyle w:val="Corpodetexto"/>
+        <w:spacing w:line="312" w:lineRule="auto"/>
+        <w:jc w:val="both"/>
+      </w:pPr>
+    </w:p>
+    <w:p>
+      <w:pPr>
+        <w:pStyle w:val="Ttulo4"/>
+        <w:ind w:left="23" w:firstLine="259"/>
+        <w:jc w:val="left"/>
+      </w:pPr>
+      <w:r>
+        <w:lastRenderedPageBreak/>
+        <w:t>4.2.12 Análise Probatória e Julgamento</w:t>
+      </w:r>
+      <w:r>
+        <w:br/>
+      </w:r>
+    </w:p>
+    <w:p>
+      <w:pPr>
+        <w:pStyle w:val="Corpodetexto"/>
+        <w:spacing w:line="312" w:lineRule="auto"/>
+        <w:ind w:left="282" w:right="116" w:firstLine="737"/>
+        <w:jc w:val="both"/>
+        <w:rPr>
+          <w:lang w:val="pt-BR" w:eastAsia="pt-BR"/>
+        </w:rPr>
+      </w:pPr>
+      <w:r>
+        <w:rPr>
+          <w:lang w:val="pt-BR" w:eastAsia="pt-BR"/>
+        </w:rPr>
+        <w:t xml:space="preserve">Texto </w:t>
+      </w:r>
+      <w:proofErr w:type="spellStart"/>
+      <w:r>
+        <w:rPr>
+          <w:lang w:val="pt-BR" w:eastAsia="pt-BR"/>
+        </w:rPr>
+        <w:t>Texto</w:t>
+      </w:r>
+      <w:proofErr w:type="spellEnd"/>
+      <w:r>
+        <w:rPr>
+          <w:lang w:val="pt-BR" w:eastAsia="pt-BR"/>
+        </w:rPr>
+        <w:t xml:space="preserve"> </w:t>
+      </w:r>
+      <w:proofErr w:type="spellStart"/>
+      <w:r>
+        <w:rPr>
+          <w:lang w:val="pt-BR" w:eastAsia="pt-BR"/>
+        </w:rPr>
+        <w:t>Texto</w:t>
+      </w:r>
+      <w:proofErr w:type="spellEnd"/>
+      <w:r>
+        <w:rPr>
+          <w:lang w:val="pt-BR" w:eastAsia="pt-BR"/>
+        </w:rPr>
+        <w:t xml:space="preserve"> </w:t>
+      </w:r>
+      <w:proofErr w:type="spellStart"/>
+      <w:r>
+        <w:rPr>
+          <w:lang w:val="pt-BR" w:eastAsia="pt-BR"/>
+        </w:rPr>
+        <w:t>Texto</w:t>
+      </w:r>
+      <w:proofErr w:type="spellEnd"/>
+      <w:r>
+        <w:rPr>
+          <w:lang w:val="pt-BR" w:eastAsia="pt-BR"/>
+        </w:rPr>
+        <w:t xml:space="preserve"> </w:t>
+      </w:r>
+      <w:proofErr w:type="spellStart"/>
+      <w:r>
+        <w:rPr>
+          <w:lang w:val="pt-BR" w:eastAsia="pt-BR"/>
+        </w:rPr>
+        <w:t>Texto</w:t>
+      </w:r>
+      <w:proofErr w:type="spellEnd"/>
+      <w:r>
+        <w:rPr>
+          <w:lang w:val="pt-BR" w:eastAsia="pt-BR"/>
+        </w:rPr>
+        <w:t xml:space="preserve"> </w:t>
+      </w:r>
+      <w:proofErr w:type="spellStart"/>
+      <w:r>
+        <w:rPr>
+          <w:lang w:val="pt-BR" w:eastAsia="pt-BR"/>
+        </w:rPr>
+        <w:t>Texto</w:t>
+      </w:r>
+      <w:proofErr w:type="spellEnd"/>
+      <w:r>
+        <w:rPr>
+          <w:lang w:val="pt-BR" w:eastAsia="pt-BR"/>
+        </w:rPr>
+        <w:t xml:space="preserve"> </w:t>
+      </w:r>
+      <w:proofErr w:type="spellStart"/>
+      <w:r>
+        <w:rPr>
+          <w:lang w:val="pt-BR" w:eastAsia="pt-BR"/>
+        </w:rPr>
+        <w:t>Texto</w:t>
+      </w:r>
+      <w:proofErr w:type="spellEnd"/>
+      <w:r>
+        <w:rPr>
+          <w:lang w:val="pt-BR" w:eastAsia="pt-BR"/>
+        </w:rPr>
+        <w:t xml:space="preserve"> </w:t>
+      </w:r>
+      <w:proofErr w:type="spellStart"/>
+      <w:r>
+        <w:rPr>
+          <w:lang w:val="pt-BR" w:eastAsia="pt-BR"/>
+        </w:rPr>
+        <w:t>Texto</w:t>
+      </w:r>
+      <w:proofErr w:type="spellEnd"/>
+      <w:r>
+        <w:rPr>
+          <w:lang w:val="pt-BR" w:eastAsia="pt-BR"/>
+        </w:rPr>
+        <w:t xml:space="preserve"> </w:t>
+      </w:r>
+      <w:proofErr w:type="spellStart"/>
+      <w:r>
+        <w:rPr>
+          <w:lang w:val="pt-BR" w:eastAsia="pt-BR"/>
+        </w:rPr>
+        <w:t>Texto</w:t>
+      </w:r>
+      <w:proofErr w:type="spellEnd"/>
+      <w:r>
+        <w:rPr>
+          <w:lang w:val="pt-BR" w:eastAsia="pt-BR"/>
+        </w:rPr>
+        <w:t xml:space="preserve"> </w:t>
+      </w:r>
+      <w:proofErr w:type="spellStart"/>
+      <w:r>
+        <w:rPr>
+          <w:lang w:val="pt-BR" w:eastAsia="pt-BR"/>
+        </w:rPr>
+        <w:t>Texto</w:t>
+      </w:r>
+      <w:proofErr w:type="spellEnd"/>
+      <w:r>
+        <w:rPr>
+          <w:lang w:val="pt-BR" w:eastAsia="pt-BR"/>
+        </w:rPr>
+        <w:t xml:space="preserve"> </w:t>
+      </w:r>
+      <w:proofErr w:type="spellStart"/>
+      <w:r>
+        <w:rPr>
+          <w:lang w:val="pt-BR" w:eastAsia="pt-BR"/>
+        </w:rPr>
+        <w:t>Texto</w:t>
+      </w:r>
+      <w:proofErr w:type="spellEnd"/>
+      <w:r>
+        <w:rPr>
+          <w:lang w:val="pt-BR" w:eastAsia="pt-BR"/>
+        </w:rPr>
+        <w:t xml:space="preserve"> </w:t>
+      </w:r>
+      <w:proofErr w:type="spellStart"/>
+      <w:r>
+        <w:rPr>
+          <w:lang w:val="pt-BR" w:eastAsia="pt-BR"/>
+        </w:rPr>
+        <w:t>Texto</w:t>
+      </w:r>
+      <w:proofErr w:type="spellEnd"/>
+      <w:r>
+        <w:rPr>
+          <w:lang w:val="pt-BR" w:eastAsia="pt-BR"/>
+        </w:rPr>
+        <w:t xml:space="preserve"> </w:t>
+      </w:r>
+      <w:proofErr w:type="spellStart"/>
+      <w:r>
+        <w:rPr>
+          <w:lang w:val="pt-BR" w:eastAsia="pt-BR"/>
+        </w:rPr>
+        <w:t>Texto</w:t>
+      </w:r>
+      <w:proofErr w:type="spellEnd"/>
+      <w:r>
+        <w:rPr>
+          <w:lang w:val="pt-BR" w:eastAsia="pt-BR"/>
+        </w:rPr>
+        <w:t xml:space="preserve"> </w:t>
+      </w:r>
+      <w:proofErr w:type="spellStart"/>
+      <w:r>
+        <w:rPr>
+          <w:lang w:val="pt-BR" w:eastAsia="pt-BR"/>
+        </w:rPr>
+        <w:t>Texto</w:t>
+      </w:r>
+      <w:proofErr w:type="spellEnd"/>
+      <w:r>
+        <w:rPr>
+          <w:lang w:val="pt-BR" w:eastAsia="pt-BR"/>
+        </w:rPr>
+        <w:t xml:space="preserve"> </w:t>
+      </w:r>
+      <w:proofErr w:type="spellStart"/>
+      <w:r>
+        <w:rPr>
+          <w:lang w:val="pt-BR" w:eastAsia="pt-BR"/>
+        </w:rPr>
+        <w:t>Texto</w:t>
+      </w:r>
+      <w:proofErr w:type="spellEnd"/>
+      <w:r>
+        <w:rPr>
+          <w:lang w:val="pt-BR" w:eastAsia="pt-BR"/>
+        </w:rPr>
+        <w:t xml:space="preserve"> </w:t>
+      </w:r>
+      <w:proofErr w:type="spellStart"/>
+      <w:r>
+        <w:rPr>
+          <w:lang w:val="pt-BR" w:eastAsia="pt-BR"/>
+        </w:rPr>
+        <w:t>Texto</w:t>
+      </w:r>
+      <w:proofErr w:type="spellEnd"/>
+      <w:r>
+        <w:rPr>
+          <w:lang w:val="pt-BR" w:eastAsia="pt-BR"/>
+        </w:rPr>
+        <w:t xml:space="preserve"> </w:t>
+      </w:r>
+      <w:proofErr w:type="spellStart"/>
+      <w:r>
+        <w:rPr>
+          <w:lang w:val="pt-BR" w:eastAsia="pt-BR"/>
+        </w:rPr>
+        <w:t>Texto</w:t>
+      </w:r>
+      <w:proofErr w:type="spellEnd"/>
+      <w:r>
+        <w:rPr>
+          <w:lang w:val="pt-BR" w:eastAsia="pt-BR"/>
+        </w:rPr>
+        <w:t xml:space="preserve"> </w:t>
+      </w:r>
+      <w:proofErr w:type="spellStart"/>
+      <w:r>
+        <w:rPr>
+          <w:lang w:val="pt-BR" w:eastAsia="pt-BR"/>
+        </w:rPr>
+        <w:t>Texto</w:t>
+      </w:r>
+      <w:proofErr w:type="spellEnd"/>
+      <w:r>
+        <w:rPr>
+          <w:lang w:val="pt-BR" w:eastAsia="pt-BR"/>
+        </w:rPr>
+        <w:t xml:space="preserve"> </w:t>
+      </w:r>
+      <w:proofErr w:type="spellStart"/>
+      <w:r>
+        <w:rPr>
+          <w:lang w:val="pt-BR" w:eastAsia="pt-BR"/>
+        </w:rPr>
+        <w:t>Texto</w:t>
+      </w:r>
+      <w:proofErr w:type="spellEnd"/>
+      <w:r>
+        <w:rPr>
+          <w:lang w:val="pt-BR" w:eastAsia="pt-BR"/>
+        </w:rPr>
+        <w:t xml:space="preserve"> </w:t>
+      </w:r>
+      <w:proofErr w:type="spellStart"/>
+      <w:r>
+        <w:rPr>
+          <w:lang w:val="pt-BR" w:eastAsia="pt-BR"/>
+        </w:rPr>
+        <w:t>Texto</w:t>
+      </w:r>
+      <w:proofErr w:type="spellEnd"/>
+      <w:r>
+        <w:rPr>
+          <w:lang w:val="pt-BR" w:eastAsia="pt-BR"/>
+        </w:rPr>
+        <w:t xml:space="preserve"> </w:t>
+      </w:r>
+      <w:proofErr w:type="spellStart"/>
+      <w:r>
+        <w:rPr>
+          <w:lang w:val="pt-BR" w:eastAsia="pt-BR"/>
+        </w:rPr>
+        <w:t>Texto</w:t>
+      </w:r>
+      <w:proofErr w:type="spellEnd"/>
+      <w:r>
+        <w:rPr>
+          <w:lang w:val="pt-BR" w:eastAsia="pt-BR"/>
+        </w:rPr>
+        <w:t xml:space="preserve"> </w:t>
+      </w:r>
+      <w:proofErr w:type="spellStart"/>
+      <w:r>
+        <w:rPr>
+          <w:lang w:val="pt-BR" w:eastAsia="pt-BR"/>
+        </w:rPr>
+        <w:t>Texto</w:t>
+      </w:r>
+      <w:proofErr w:type="spellEnd"/>
+      <w:r>
+        <w:rPr>
+          <w:lang w:val="pt-BR" w:eastAsia="pt-BR"/>
+        </w:rPr>
+        <w:t xml:space="preserve"> </w:t>
+      </w:r>
+      <w:proofErr w:type="spellStart"/>
+      <w:r>
+        <w:rPr>
+          <w:lang w:val="pt-BR" w:eastAsia="pt-BR"/>
+        </w:rPr>
+        <w:t>Texto</w:t>
+      </w:r>
+      <w:proofErr w:type="spellEnd"/>
+      <w:r>
+        <w:rPr>
+          <w:lang w:val="pt-BR" w:eastAsia="pt-BR"/>
+        </w:rPr>
+        <w:t xml:space="preserve"> </w:t>
+      </w:r>
+      <w:proofErr w:type="spellStart"/>
+      <w:r>
+        <w:rPr>
+          <w:lang w:val="pt-BR" w:eastAsia="pt-BR"/>
+        </w:rPr>
+        <w:t>Texto</w:t>
+      </w:r>
+      <w:proofErr w:type="spellEnd"/>
+      <w:r>
+        <w:rPr>
+          <w:lang w:val="pt-BR" w:eastAsia="pt-BR"/>
+        </w:rPr>
+        <w:t xml:space="preserve"> </w:t>
+      </w:r>
+      <w:proofErr w:type="spellStart"/>
+      <w:r>
+        <w:rPr>
+          <w:lang w:val="pt-BR" w:eastAsia="pt-BR"/>
+        </w:rPr>
+        <w:t>Texto</w:t>
+      </w:r>
+      <w:proofErr w:type="spellEnd"/>
+      <w:r>
+        <w:rPr>
+          <w:lang w:val="pt-BR" w:eastAsia="pt-BR"/>
+        </w:rPr>
+        <w:t xml:space="preserve"> </w:t>
+      </w:r>
+      <w:proofErr w:type="spellStart"/>
+      <w:r>
+        <w:rPr>
+          <w:lang w:val="pt-BR" w:eastAsia="pt-BR"/>
+        </w:rPr>
+        <w:t>Texto</w:t>
+      </w:r>
+      <w:proofErr w:type="spellEnd"/>
+      <w:r>
+        <w:rPr>
+          <w:lang w:val="pt-BR" w:eastAsia="pt-BR"/>
+        </w:rPr>
+        <w:t xml:space="preserve"> </w:t>
+      </w:r>
+      <w:proofErr w:type="spellStart"/>
+      <w:r>
+        <w:rPr>
+          <w:lang w:val="pt-BR" w:eastAsia="pt-BR"/>
+        </w:rPr>
+        <w:t>Texto</w:t>
+      </w:r>
+      <w:proofErr w:type="spellEnd"/>
+      <w:r>
+        <w:rPr>
+          <w:lang w:val="pt-BR" w:eastAsia="pt-BR"/>
+        </w:rPr>
+        <w:t xml:space="preserve"> </w:t>
+      </w:r>
+      <w:proofErr w:type="spellStart"/>
+      <w:r>
+        <w:rPr>
+          <w:lang w:val="pt-BR" w:eastAsia="pt-BR"/>
+        </w:rPr>
+        <w:t>Texto</w:t>
+      </w:r>
+      <w:proofErr w:type="spellEnd"/>
+      <w:r>
+        <w:rPr>
+          <w:lang w:val="pt-BR" w:eastAsia="pt-BR"/>
+        </w:rPr>
+        <w:t xml:space="preserve"> </w:t>
+      </w:r>
+      <w:proofErr w:type="spellStart"/>
+      <w:r>
+        <w:rPr>
+          <w:lang w:val="pt-BR" w:eastAsia="pt-BR"/>
+        </w:rPr>
+        <w:t>Texto</w:t>
+      </w:r>
+      <w:proofErr w:type="spellEnd"/>
+      <w:r>
+        <w:rPr>
+          <w:lang w:val="pt-BR" w:eastAsia="pt-BR"/>
+        </w:rPr>
+        <w:t xml:space="preserve"> </w:t>
+      </w:r>
+      <w:proofErr w:type="spellStart"/>
+      <w:r>
+        <w:rPr>
+          <w:lang w:val="pt-BR" w:eastAsia="pt-BR"/>
+        </w:rPr>
+        <w:t>Texto</w:t>
+      </w:r>
+      <w:proofErr w:type="spellEnd"/>
+      <w:r>
+        <w:rPr>
+          <w:lang w:val="pt-BR" w:eastAsia="pt-BR"/>
+        </w:rPr>
+        <w:t xml:space="preserve"> </w:t>
+      </w:r>
+      <w:proofErr w:type="spellStart"/>
+      <w:r>
+        <w:rPr>
+          <w:lang w:val="pt-BR" w:eastAsia="pt-BR"/>
+        </w:rPr>
+        <w:t>Texto</w:t>
+      </w:r>
+      <w:proofErr w:type="spellEnd"/>
+      <w:r>
+        <w:rPr>
+          <w:lang w:val="pt-BR" w:eastAsia="pt-BR"/>
+        </w:rPr>
+        <w:t xml:space="preserve"> </w:t>
+      </w:r>
+      <w:proofErr w:type="spellStart"/>
+      <w:r>
+        <w:rPr>
+          <w:lang w:val="pt-BR" w:eastAsia="pt-BR"/>
+        </w:rPr>
+        <w:t>Texto</w:t>
+      </w:r>
+      <w:proofErr w:type="spellEnd"/>
+      <w:r>
+        <w:rPr>
+          <w:lang w:val="pt-BR" w:eastAsia="pt-BR"/>
+        </w:rPr>
+        <w:t xml:space="preserve"> </w:t>
+      </w:r>
+      <w:proofErr w:type="spellStart"/>
+      <w:r>
+        <w:rPr>
+          <w:lang w:val="pt-BR" w:eastAsia="pt-BR"/>
+        </w:rPr>
+        <w:t>Texto</w:t>
+      </w:r>
+      <w:proofErr w:type="spellEnd"/>
+      <w:r>
+        <w:rPr>
+          <w:lang w:val="pt-BR" w:eastAsia="pt-BR"/>
+        </w:rPr>
+        <w:t xml:space="preserve"> </w:t>
+      </w:r>
+      <w:proofErr w:type="spellStart"/>
+      <w:r>
+        <w:rPr>
+          <w:lang w:val="pt-BR" w:eastAsia="pt-BR"/>
+        </w:rPr>
+        <w:t>Texto</w:t>
+      </w:r>
+      <w:proofErr w:type="spellEnd"/>
+      <w:r>
+        <w:rPr>
+          <w:lang w:val="pt-BR" w:eastAsia="pt-BR"/>
+        </w:rPr>
+        <w:t xml:space="preserve"> </w:t>
+      </w:r>
+      <w:proofErr w:type="spellStart"/>
+      <w:r>
+        <w:rPr>
+          <w:lang w:val="pt-BR" w:eastAsia="pt-BR"/>
+        </w:rPr>
+        <w:t>Texto</w:t>
+      </w:r>
+      <w:proofErr w:type="spellEnd"/>
+      <w:r>
+        <w:rPr>
+          <w:lang w:val="pt-BR" w:eastAsia="pt-BR"/>
+        </w:rPr>
+        <w:t xml:space="preserve"> </w:t>
+      </w:r>
+      <w:proofErr w:type="spellStart"/>
+      <w:r>
+        <w:rPr>
+          <w:lang w:val="pt-BR" w:eastAsia="pt-BR"/>
+        </w:rPr>
+        <w:t>Texto</w:t>
+      </w:r>
+      <w:proofErr w:type="spellEnd"/>
+      <w:r>
+        <w:rPr>
+          <w:lang w:val="pt-BR" w:eastAsia="pt-BR"/>
+        </w:rPr>
+        <w:t xml:space="preserve"> </w:t>
+      </w:r>
+      <w:proofErr w:type="spellStart"/>
+      <w:r>
+        <w:rPr>
+          <w:lang w:val="pt-BR" w:eastAsia="pt-BR"/>
+        </w:rPr>
+        <w:t>Texto</w:t>
+      </w:r>
+      <w:proofErr w:type="spellEnd"/>
+      <w:r>
+        <w:rPr>
+          <w:lang w:val="pt-BR" w:eastAsia="pt-BR"/>
+        </w:rPr>
+        <w:t xml:space="preserve"> </w:t>
+      </w:r>
+      <w:proofErr w:type="spellStart"/>
+      <w:r>
+        <w:rPr>
+          <w:lang w:val="pt-BR" w:eastAsia="pt-BR"/>
+        </w:rPr>
+        <w:t>Texto</w:t>
+      </w:r>
+      <w:proofErr w:type="spellEnd"/>
+      <w:r>
+        <w:rPr>
+          <w:lang w:val="pt-BR" w:eastAsia="pt-BR"/>
+        </w:rPr>
+        <w:t xml:space="preserve"> </w:t>
+      </w:r>
+      <w:proofErr w:type="spellStart"/>
+      <w:r>
+        <w:rPr>
+          <w:lang w:val="pt-BR" w:eastAsia="pt-BR"/>
+        </w:rPr>
+        <w:t>Texto</w:t>
+      </w:r>
+      <w:proofErr w:type="spellEnd"/>
+      <w:r>
+        <w:rPr>
+          <w:lang w:val="pt-BR" w:eastAsia="pt-BR"/>
+        </w:rPr>
+        <w:t xml:space="preserve"> </w:t>
+      </w:r>
+      <w:proofErr w:type="spellStart"/>
+      <w:r>
+        <w:rPr>
+          <w:lang w:val="pt-BR" w:eastAsia="pt-BR"/>
+        </w:rPr>
+        <w:t>Texto</w:t>
+      </w:r>
+      <w:proofErr w:type="spellEnd"/>
+      <w:r>
+        <w:rPr>
+          <w:lang w:val="pt-BR" w:eastAsia="pt-BR"/>
+        </w:rPr>
+        <w:t>.</w:t>
+      </w:r>
+    </w:p>
+    <w:p>
+      <w:pPr>
+        <w:pStyle w:val="Corpodetexto"/>
+        <w:spacing w:line="312" w:lineRule="auto"/>
+        <w:jc w:val="both"/>
+      </w:pPr>
+    </w:p>
+    <w:p>
+      <w:pPr>
+        <w:pStyle w:val="Ttulo4"/>
+        <w:ind w:left="23" w:firstLine="259"/>
+        <w:jc w:val="left"/>
+      </w:pPr>
+      <w:r>
+        <w:t>4.2.13 Sentença</w:t>
+      </w:r>
+      <w:r>
+        <w:br/>
+      </w:r>
+    </w:p>
+    <w:p>
+      <w:pPr>
+        <w:pStyle w:val="Corpodetexto"/>
+        <w:spacing w:line="312" w:lineRule="auto"/>
+        <w:ind w:left="282" w:right="116" w:firstLine="737"/>
+        <w:jc w:val="both"/>
+        <w:rPr>
+          <w:lang w:val="pt-BR" w:eastAsia="pt-BR"/>
+        </w:rPr>
+      </w:pPr>
+      <w:r>
+        <w:rPr>
+          <w:lang w:val="pt-BR" w:eastAsia="pt-BR"/>
+        </w:rPr>
+        <w:t xml:space="preserve">Texto </w:t>
+      </w:r>
+      <w:proofErr w:type="spellStart"/>
+      <w:r>
+        <w:rPr>
+          <w:lang w:val="pt-BR" w:eastAsia="pt-BR"/>
+        </w:rPr>
+        <w:t>Texto</w:t>
+      </w:r>
+      <w:proofErr w:type="spellEnd"/>
+      <w:r>
+        <w:rPr>
+          <w:lang w:val="pt-BR" w:eastAsia="pt-BR"/>
+        </w:rPr>
+        <w:t xml:space="preserve"> </w:t>
+      </w:r>
+      <w:proofErr w:type="spellStart"/>
+      <w:r>
+        <w:rPr>
+          <w:lang w:val="pt-BR" w:eastAsia="pt-BR"/>
+        </w:rPr>
+        <w:t>Texto</w:t>
+      </w:r>
+      <w:proofErr w:type="spellEnd"/>
+      <w:r>
+        <w:rPr>
+          <w:lang w:val="pt-BR" w:eastAsia="pt-BR"/>
+        </w:rPr>
+        <w:t xml:space="preserve"> </w:t>
+      </w:r>
+      <w:proofErr w:type="spellStart"/>
+      <w:r>
+        <w:rPr>
+          <w:lang w:val="pt-BR" w:eastAsia="pt-BR"/>
+        </w:rPr>
+        <w:t>Texto</w:t>
+      </w:r>
+      <w:proofErr w:type="spellEnd"/>
+      <w:r>
+        <w:rPr>
+          <w:lang w:val="pt-BR" w:eastAsia="pt-BR"/>
+        </w:rPr>
+        <w:t xml:space="preserve"> </w:t>
+      </w:r>
+      <w:proofErr w:type="spellStart"/>
+      <w:r>
+        <w:rPr>
+          <w:lang w:val="pt-BR" w:eastAsia="pt-BR"/>
+        </w:rPr>
+        <w:t>Texto</w:t>
+      </w:r>
+      <w:proofErr w:type="spellEnd"/>
+      <w:r>
+        <w:rPr>
+          <w:lang w:val="pt-BR" w:eastAsia="pt-BR"/>
+        </w:rPr>
+        <w:t xml:space="preserve"> </w:t>
+      </w:r>
+      <w:proofErr w:type="spellStart"/>
+      <w:r>
+        <w:rPr>
+          <w:lang w:val="pt-BR" w:eastAsia="pt-BR"/>
+        </w:rPr>
+        <w:t>Texto</w:t>
+      </w:r>
+      <w:proofErr w:type="spellEnd"/>
+      <w:r>
+        <w:rPr>
+          <w:lang w:val="pt-BR" w:eastAsia="pt-BR"/>
+        </w:rPr>
+        <w:t xml:space="preserve"> </w:t>
+      </w:r>
+      <w:proofErr w:type="spellStart"/>
+      <w:r>
+        <w:rPr>
+          <w:lang w:val="pt-BR" w:eastAsia="pt-BR"/>
+        </w:rPr>
+        <w:t>Texto</w:t>
+      </w:r>
+      <w:proofErr w:type="spellEnd"/>
+      <w:r>
+        <w:rPr>
+          <w:lang w:val="pt-BR" w:eastAsia="pt-BR"/>
+        </w:rPr>
+        <w:t xml:space="preserve"> </w:t>
+      </w:r>
+      <w:proofErr w:type="spellStart"/>
+      <w:r>
+        <w:rPr>
+          <w:lang w:val="pt-BR" w:eastAsia="pt-BR"/>
+        </w:rPr>
+        <w:t>Texto</w:t>
+      </w:r>
+      <w:proofErr w:type="spellEnd"/>
+      <w:r>
+        <w:rPr>
+          <w:lang w:val="pt-BR" w:eastAsia="pt-BR"/>
+        </w:rPr>
+        <w:t xml:space="preserve"> </w:t>
+      </w:r>
+      <w:proofErr w:type="spellStart"/>
+      <w:r>
+        <w:rPr>
+          <w:lang w:val="pt-BR" w:eastAsia="pt-BR"/>
+        </w:rPr>
+        <w:t>Texto</w:t>
+      </w:r>
+      <w:proofErr w:type="spellEnd"/>
+      <w:r>
+        <w:rPr>
+          <w:lang w:val="pt-BR" w:eastAsia="pt-BR"/>
+        </w:rPr>
+        <w:t xml:space="preserve"> </w:t>
+      </w:r>
+      <w:proofErr w:type="spellStart"/>
+      <w:r>
+        <w:rPr>
+          <w:lang w:val="pt-BR" w:eastAsia="pt-BR"/>
+        </w:rPr>
+        <w:t>Texto</w:t>
+      </w:r>
+      <w:proofErr w:type="spellEnd"/>
+      <w:r>
+        <w:rPr>
+          <w:lang w:val="pt-BR" w:eastAsia="pt-BR"/>
+        </w:rPr>
+        <w:t xml:space="preserve"> </w:t>
+      </w:r>
+      <w:proofErr w:type="spellStart"/>
+      <w:r>
+        <w:rPr>
+          <w:lang w:val="pt-BR" w:eastAsia="pt-BR"/>
+        </w:rPr>
+        <w:t>Texto</w:t>
+      </w:r>
+      <w:proofErr w:type="spellEnd"/>
+      <w:r>
+        <w:rPr>
+          <w:lang w:val="pt-BR" w:eastAsia="pt-BR"/>
+        </w:rPr>
+        <w:t xml:space="preserve"> </w:t>
+      </w:r>
+      <w:proofErr w:type="spellStart"/>
+      <w:r>
+        <w:rPr>
+          <w:lang w:val="pt-BR" w:eastAsia="pt-BR"/>
+        </w:rPr>
+        <w:t>Texto</w:t>
+      </w:r>
+      <w:proofErr w:type="spellEnd"/>
+      <w:r>
+        <w:rPr>
+          <w:lang w:val="pt-BR" w:eastAsia="pt-BR"/>
+        </w:rPr>
+        <w:t xml:space="preserve"> </w:t>
+      </w:r>
+      <w:proofErr w:type="spellStart"/>
+      <w:r>
+        <w:rPr>
+          <w:lang w:val="pt-BR" w:eastAsia="pt-BR"/>
+        </w:rPr>
+        <w:t>Texto</w:t>
+      </w:r>
+      <w:proofErr w:type="spellEnd"/>
+      <w:r>
+        <w:rPr>
+          <w:lang w:val="pt-BR" w:eastAsia="pt-BR"/>
+        </w:rPr>
+        <w:t xml:space="preserve"> </w:t>
+      </w:r>
+      <w:proofErr w:type="spellStart"/>
+      <w:r>
+        <w:rPr>
+          <w:lang w:val="pt-BR" w:eastAsia="pt-BR"/>
+        </w:rPr>
+        <w:t>Texto</w:t>
+      </w:r>
+      <w:proofErr w:type="spellEnd"/>
+      <w:r>
+        <w:rPr>
+          <w:lang w:val="pt-BR" w:eastAsia="pt-BR"/>
+        </w:rPr>
+        <w:t xml:space="preserve"> </w:t>
+      </w:r>
+      <w:proofErr w:type="spellStart"/>
+      <w:r>
+        <w:rPr>
+          <w:lang w:val="pt-BR" w:eastAsia="pt-BR"/>
+        </w:rPr>
+        <w:t>Texto</w:t>
+      </w:r>
+      <w:proofErr w:type="spellEnd"/>
+      <w:r>
+        <w:rPr>
+          <w:lang w:val="pt-BR" w:eastAsia="pt-BR"/>
+        </w:rPr>
+        <w:t xml:space="preserve"> </w:t>
+      </w:r>
+      <w:proofErr w:type="spellStart"/>
+      <w:r>
+        <w:rPr>
+          <w:lang w:val="pt-BR" w:eastAsia="pt-BR"/>
+        </w:rPr>
+        <w:t>Texto</w:t>
+      </w:r>
+      <w:proofErr w:type="spellEnd"/>
+      <w:r>
+        <w:rPr>
+          <w:lang w:val="pt-BR" w:eastAsia="pt-BR"/>
+        </w:rPr>
+        <w:t xml:space="preserve"> </w:t>
+      </w:r>
+      <w:proofErr w:type="spellStart"/>
+      <w:r>
+        <w:rPr>
+          <w:lang w:val="pt-BR" w:eastAsia="pt-BR"/>
+        </w:rPr>
+        <w:t>Texto</w:t>
+      </w:r>
+      <w:proofErr w:type="spellEnd"/>
+      <w:r>
+        <w:rPr>
+          <w:lang w:val="pt-BR" w:eastAsia="pt-BR"/>
+        </w:rPr>
+        <w:t xml:space="preserve"> </w:t>
+      </w:r>
+      <w:proofErr w:type="spellStart"/>
+      <w:r>
+        <w:rPr>
+          <w:lang w:val="pt-BR" w:eastAsia="pt-BR"/>
+        </w:rPr>
+        <w:t>Texto</w:t>
+      </w:r>
+      <w:proofErr w:type="spellEnd"/>
+      <w:r>
+        <w:rPr>
+          <w:lang w:val="pt-BR" w:eastAsia="pt-BR"/>
+        </w:rPr>
+        <w:t xml:space="preserve"> </w:t>
+      </w:r>
+      <w:proofErr w:type="spellStart"/>
+      <w:r>
+        <w:rPr>
+          <w:lang w:val="pt-BR" w:eastAsia="pt-BR"/>
+        </w:rPr>
+        <w:t>Texto</w:t>
+      </w:r>
+      <w:proofErr w:type="spellEnd"/>
+      <w:r>
+        <w:rPr>
+          <w:lang w:val="pt-BR" w:eastAsia="pt-BR"/>
+        </w:rPr>
+        <w:t xml:space="preserve"> </w:t>
+      </w:r>
+      <w:proofErr w:type="spellStart"/>
+      <w:r>
+        <w:rPr>
+          <w:lang w:val="pt-BR" w:eastAsia="pt-BR"/>
+        </w:rPr>
+        <w:t>Texto</w:t>
+      </w:r>
+      <w:proofErr w:type="spellEnd"/>
+      <w:r>
+        <w:rPr>
+          <w:lang w:val="pt-BR" w:eastAsia="pt-BR"/>
+        </w:rPr>
+        <w:t xml:space="preserve"> </w:t>
+      </w:r>
+      <w:proofErr w:type="spellStart"/>
+      <w:r>
+        <w:rPr>
+          <w:lang w:val="pt-BR" w:eastAsia="pt-BR"/>
+        </w:rPr>
+        <w:t>Texto</w:t>
+      </w:r>
+      <w:proofErr w:type="spellEnd"/>
+      <w:r>
+        <w:rPr>
+          <w:lang w:val="pt-BR" w:eastAsia="pt-BR"/>
+        </w:rPr>
+        <w:t xml:space="preserve"> </w:t>
+      </w:r>
+      <w:proofErr w:type="spellStart"/>
+      <w:r>
+        <w:rPr>
+          <w:lang w:val="pt-BR" w:eastAsia="pt-BR"/>
+        </w:rPr>
+        <w:t>Texto</w:t>
+      </w:r>
+      <w:proofErr w:type="spellEnd"/>
+      <w:r>
+        <w:rPr>
+          <w:lang w:val="pt-BR" w:eastAsia="pt-BR"/>
+        </w:rPr>
+        <w:t xml:space="preserve"> </w:t>
+      </w:r>
+      <w:proofErr w:type="spellStart"/>
+      <w:r>
+        <w:rPr>
+          <w:lang w:val="pt-BR" w:eastAsia="pt-BR"/>
+        </w:rPr>
+        <w:t>Texto</w:t>
+      </w:r>
+      <w:proofErr w:type="spellEnd"/>
+      <w:r>
+        <w:rPr>
+          <w:lang w:val="pt-BR" w:eastAsia="pt-BR"/>
+        </w:rPr>
+        <w:t xml:space="preserve"> </w:t>
+      </w:r>
+      <w:proofErr w:type="spellStart"/>
+      <w:r>
+        <w:rPr>
+          <w:lang w:val="pt-BR" w:eastAsia="pt-BR"/>
+        </w:rPr>
+        <w:t>Texto</w:t>
+      </w:r>
+      <w:proofErr w:type="spellEnd"/>
+      <w:r>
+        <w:rPr>
+          <w:lang w:val="pt-BR" w:eastAsia="pt-BR"/>
+        </w:rPr>
+        <w:t xml:space="preserve"> </w:t>
+      </w:r>
+      <w:proofErr w:type="spellStart"/>
+      <w:r>
+        <w:rPr>
+          <w:lang w:val="pt-BR" w:eastAsia="pt-BR"/>
+        </w:rPr>
+        <w:t>Texto</w:t>
+      </w:r>
+      <w:proofErr w:type="spellEnd"/>
+      <w:r>
+        <w:rPr>
+          <w:lang w:val="pt-BR" w:eastAsia="pt-BR"/>
+        </w:rPr>
+        <w:t xml:space="preserve"> </w:t>
+      </w:r>
+      <w:proofErr w:type="spellStart"/>
+      <w:r>
+        <w:rPr>
+          <w:lang w:val="pt-BR" w:eastAsia="pt-BR"/>
+        </w:rPr>
+        <w:t>Texto</w:t>
+      </w:r>
+      <w:proofErr w:type="spellEnd"/>
+      <w:r>
+        <w:rPr>
+          <w:lang w:val="pt-BR" w:eastAsia="pt-BR"/>
+        </w:rPr>
+        <w:t xml:space="preserve"> </w:t>
+      </w:r>
+      <w:proofErr w:type="spellStart"/>
+      <w:r>
+        <w:rPr>
+          <w:lang w:val="pt-BR" w:eastAsia="pt-BR"/>
+        </w:rPr>
+        <w:t>Texto</w:t>
+      </w:r>
+      <w:proofErr w:type="spellEnd"/>
+      <w:r>
+        <w:rPr>
+          <w:lang w:val="pt-BR" w:eastAsia="pt-BR"/>
+        </w:rPr>
+        <w:t xml:space="preserve"> </w:t>
+      </w:r>
+      <w:proofErr w:type="spellStart"/>
+      <w:r>
+        <w:rPr>
+          <w:lang w:val="pt-BR" w:eastAsia="pt-BR"/>
+        </w:rPr>
+        <w:t>Texto</w:t>
+      </w:r>
+      <w:proofErr w:type="spellEnd"/>
+      <w:r>
+        <w:rPr>
+          <w:lang w:val="pt-BR" w:eastAsia="pt-BR"/>
+        </w:rPr>
+        <w:t xml:space="preserve"> </w:t>
+      </w:r>
+      <w:proofErr w:type="spellStart"/>
+      <w:r>
+        <w:rPr>
+          <w:lang w:val="pt-BR" w:eastAsia="pt-BR"/>
+        </w:rPr>
+        <w:t>Texto</w:t>
+      </w:r>
+      <w:proofErr w:type="spellEnd"/>
+      <w:r>
+        <w:rPr>
+          <w:lang w:val="pt-BR" w:eastAsia="pt-BR"/>
+        </w:rPr>
+        <w:t xml:space="preserve"> </w:t>
+      </w:r>
+      <w:proofErr w:type="spellStart"/>
+      <w:r>
+        <w:rPr>
+          <w:lang w:val="pt-BR" w:eastAsia="pt-BR"/>
+        </w:rPr>
+        <w:t>Texto</w:t>
+      </w:r>
+      <w:proofErr w:type="spellEnd"/>
+      <w:r>
+        <w:rPr>
+          <w:lang w:val="pt-BR" w:eastAsia="pt-BR"/>
+        </w:rPr>
+        <w:t xml:space="preserve"> </w:t>
+      </w:r>
+      <w:proofErr w:type="spellStart"/>
+      <w:r>
+        <w:rPr>
+          <w:lang w:val="pt-BR" w:eastAsia="pt-BR"/>
+        </w:rPr>
+        <w:t>Texto</w:t>
+      </w:r>
+      <w:proofErr w:type="spellEnd"/>
+      <w:r>
+        <w:rPr>
+          <w:lang w:val="pt-BR" w:eastAsia="pt-BR"/>
+        </w:rPr>
+        <w:t xml:space="preserve"> </w:t>
+      </w:r>
+      <w:proofErr w:type="spellStart"/>
+      <w:r>
+        <w:rPr>
+          <w:lang w:val="pt-BR" w:eastAsia="pt-BR"/>
+        </w:rPr>
+        <w:t>Texto</w:t>
+      </w:r>
+      <w:proofErr w:type="spellEnd"/>
+      <w:r>
+        <w:rPr>
+          <w:lang w:val="pt-BR" w:eastAsia="pt-BR"/>
+        </w:rPr>
+        <w:t xml:space="preserve"> </w:t>
+      </w:r>
+      <w:proofErr w:type="spellStart"/>
+      <w:r>
+        <w:rPr>
+          <w:lang w:val="pt-BR" w:eastAsia="pt-BR"/>
+        </w:rPr>
+        <w:t>Texto</w:t>
+      </w:r>
+      <w:proofErr w:type="spellEnd"/>
+      <w:r>
+        <w:rPr>
+          <w:lang w:val="pt-BR" w:eastAsia="pt-BR"/>
+        </w:rPr>
+        <w:t xml:space="preserve"> </w:t>
+      </w:r>
+      <w:proofErr w:type="spellStart"/>
+      <w:r>
+        <w:rPr>
+          <w:lang w:val="pt-BR" w:eastAsia="pt-BR"/>
+        </w:rPr>
+        <w:t>Texto</w:t>
+      </w:r>
+      <w:proofErr w:type="spellEnd"/>
+      <w:r>
+        <w:rPr>
+          <w:lang w:val="pt-BR" w:eastAsia="pt-BR"/>
+        </w:rPr>
+        <w:t xml:space="preserve"> </w:t>
+      </w:r>
+      <w:proofErr w:type="spellStart"/>
+      <w:r>
+        <w:rPr>
+          <w:lang w:val="pt-BR" w:eastAsia="pt-BR"/>
+        </w:rPr>
+        <w:t>Texto</w:t>
+      </w:r>
+      <w:proofErr w:type="spellEnd"/>
+      <w:r>
+        <w:rPr>
+          <w:lang w:val="pt-BR" w:eastAsia="pt-BR"/>
+        </w:rPr>
+        <w:t xml:space="preserve"> </w:t>
+      </w:r>
+      <w:proofErr w:type="spellStart"/>
+      <w:r>
+        <w:rPr>
+          <w:lang w:val="pt-BR" w:eastAsia="pt-BR"/>
+        </w:rPr>
+        <w:t>Texto</w:t>
+      </w:r>
+      <w:proofErr w:type="spellEnd"/>
+      <w:r>
+        <w:rPr>
+          <w:lang w:val="pt-BR" w:eastAsia="pt-BR"/>
+        </w:rPr>
+        <w:t xml:space="preserve"> </w:t>
+      </w:r>
+      <w:proofErr w:type="spellStart"/>
+      <w:r>
+        <w:rPr>
+          <w:lang w:val="pt-BR" w:eastAsia="pt-BR"/>
+        </w:rPr>
+        <w:t>Texto</w:t>
+      </w:r>
+      <w:proofErr w:type="spellEnd"/>
+      <w:r>
+        <w:rPr>
+          <w:lang w:val="pt-BR" w:eastAsia="pt-BR"/>
+        </w:rPr>
+        <w:t xml:space="preserve"> </w:t>
+      </w:r>
+      <w:proofErr w:type="spellStart"/>
+      <w:r>
+        <w:rPr>
+          <w:lang w:val="pt-BR" w:eastAsia="pt-BR"/>
+        </w:rPr>
+        <w:t>Texto</w:t>
+      </w:r>
+      <w:proofErr w:type="spellEnd"/>
+      <w:r>
+        <w:rPr>
+          <w:lang w:val="pt-BR" w:eastAsia="pt-BR"/>
+        </w:rPr>
+        <w:t xml:space="preserve"> </w:t>
+      </w:r>
+      <w:proofErr w:type="spellStart"/>
+      <w:r>
+        <w:rPr>
+          <w:lang w:val="pt-BR" w:eastAsia="pt-BR"/>
+        </w:rPr>
+        <w:t>Texto</w:t>
+      </w:r>
+      <w:proofErr w:type="spellEnd"/>
+      <w:r>
+        <w:rPr>
+          <w:lang w:val="pt-BR" w:eastAsia="pt-BR"/>
+        </w:rPr>
+        <w:t xml:space="preserve"> </w:t>
+      </w:r>
+      <w:proofErr w:type="spellStart"/>
+      <w:r>
+        <w:rPr>
+          <w:lang w:val="pt-BR" w:eastAsia="pt-BR"/>
+        </w:rPr>
+        <w:t>Texto</w:t>
+      </w:r>
+      <w:proofErr w:type="spellEnd"/>
+      <w:r>
+        <w:rPr>
+          <w:lang w:val="pt-BR" w:eastAsia="pt-BR"/>
+        </w:rPr>
+        <w:t>.</w:t>
+      </w:r>
+    </w:p>
+    <w:p>
+      <w:pPr>
+        <w:pStyle w:val="Corpodetexto"/>
+        <w:spacing w:line="312" w:lineRule="auto"/>
+        <w:jc w:val="both"/>
+      </w:pPr>
+    </w:p>
+    <w:p>
+      <w:pPr>
+        <w:pStyle w:val="Ttulo4"/>
+        <w:ind w:left="23" w:firstLine="259"/>
+        <w:jc w:val="left"/>
+      </w:pPr>
+      <w:r>
+        <w:t>4.2.14 Recursos</w:t>
+      </w:r>
+      <w:r>
+        <w:br/>
+      </w:r>
+    </w:p>
+    <w:p>
+      <w:pPr>
+        <w:pStyle w:val="Corpodetexto"/>
+        <w:spacing w:line="312" w:lineRule="auto"/>
+        <w:ind w:left="282" w:right="116" w:firstLine="737"/>
+        <w:jc w:val="both"/>
+        <w:rPr>
+          <w:lang w:val="pt-BR" w:eastAsia="pt-BR"/>
+        </w:rPr>
+      </w:pPr>
+      <w:r>
+        <w:rPr>
+          <w:lang w:val="pt-BR" w:eastAsia="pt-BR"/>
+        </w:rPr>
+        <w:t xml:space="preserve">Texto </w:t>
+      </w:r>
+      <w:proofErr w:type="spellStart"/>
+      <w:r>
+        <w:rPr>
+          <w:lang w:val="pt-BR" w:eastAsia="pt-BR"/>
+        </w:rPr>
+        <w:t>Texto</w:t>
+      </w:r>
+      <w:proofErr w:type="spellEnd"/>
+      <w:r>
+        <w:rPr>
+          <w:lang w:val="pt-BR" w:eastAsia="pt-BR"/>
+        </w:rPr>
+        <w:t xml:space="preserve"> </w:t>
+      </w:r>
+      <w:proofErr w:type="spellStart"/>
+      <w:r>
+        <w:rPr>
+          <w:lang w:val="pt-BR" w:eastAsia="pt-BR"/>
+        </w:rPr>
+        <w:t>Texto</w:t>
+      </w:r>
+      <w:proofErr w:type="spellEnd"/>
+      <w:r>
+        <w:rPr>
+          <w:lang w:val="pt-BR" w:eastAsia="pt-BR"/>
+        </w:rPr>
+        <w:t xml:space="preserve"> </w:t>
+      </w:r>
+      <w:proofErr w:type="spellStart"/>
+      <w:r>
+        <w:rPr>
+          <w:lang w:val="pt-BR" w:eastAsia="pt-BR"/>
+        </w:rPr>
+        <w:t>Texto</w:t>
+      </w:r>
+      <w:proofErr w:type="spellEnd"/>
+      <w:r>
+        <w:rPr>
+          <w:lang w:val="pt-BR" w:eastAsia="pt-BR"/>
+        </w:rPr>
+        <w:t xml:space="preserve"> </w:t>
+      </w:r>
+      <w:proofErr w:type="spellStart"/>
+      <w:r>
+        <w:rPr>
+          <w:lang w:val="pt-BR" w:eastAsia="pt-BR"/>
+        </w:rPr>
+        <w:t>Texto</w:t>
+      </w:r>
+      <w:proofErr w:type="spellEnd"/>
+      <w:r>
+        <w:rPr>
+          <w:lang w:val="pt-BR" w:eastAsia="pt-BR"/>
+        </w:rPr>
+        <w:t xml:space="preserve"> </w:t>
+      </w:r>
+      <w:proofErr w:type="spellStart"/>
+      <w:r>
+        <w:rPr>
+          <w:lang w:val="pt-BR" w:eastAsia="pt-BR"/>
+        </w:rPr>
+        <w:t>Texto</w:t>
+      </w:r>
+      <w:proofErr w:type="spellEnd"/>
+      <w:r>
+        <w:rPr>
+          <w:lang w:val="pt-BR" w:eastAsia="pt-BR"/>
+        </w:rPr>
+        <w:t xml:space="preserve"> </w:t>
+      </w:r>
+      <w:proofErr w:type="spellStart"/>
+      <w:r>
+        <w:rPr>
+          <w:lang w:val="pt-BR" w:eastAsia="pt-BR"/>
+        </w:rPr>
+        <w:t>Texto</w:t>
+      </w:r>
+      <w:proofErr w:type="spellEnd"/>
+      <w:r>
+        <w:rPr>
+          <w:lang w:val="pt-BR" w:eastAsia="pt-BR"/>
+        </w:rPr>
+        <w:t xml:space="preserve"> </w:t>
+      </w:r>
+      <w:proofErr w:type="spellStart"/>
+      <w:r>
+        <w:rPr>
+          <w:lang w:val="pt-BR" w:eastAsia="pt-BR"/>
+        </w:rPr>
+        <w:t>Texto</w:t>
+      </w:r>
+      <w:proofErr w:type="spellEnd"/>
+      <w:r>
+        <w:rPr>
+          <w:lang w:val="pt-BR" w:eastAsia="pt-BR"/>
+        </w:rPr>
+        <w:t xml:space="preserve"> </w:t>
+      </w:r>
+      <w:proofErr w:type="spellStart"/>
+      <w:r>
+        <w:rPr>
+          <w:lang w:val="pt-BR" w:eastAsia="pt-BR"/>
+        </w:rPr>
+        <w:t>Texto</w:t>
+      </w:r>
+      <w:proofErr w:type="spellEnd"/>
+      <w:r>
+        <w:rPr>
+          <w:lang w:val="pt-BR" w:eastAsia="pt-BR"/>
+        </w:rPr>
+        <w:t xml:space="preserve"> </w:t>
+      </w:r>
+      <w:proofErr w:type="spellStart"/>
+      <w:r>
+        <w:rPr>
+          <w:lang w:val="pt-BR" w:eastAsia="pt-BR"/>
+        </w:rPr>
+        <w:t>Texto</w:t>
+      </w:r>
+      <w:proofErr w:type="spellEnd"/>
+      <w:r>
+        <w:rPr>
+          <w:lang w:val="pt-BR" w:eastAsia="pt-BR"/>
+        </w:rPr>
+        <w:t xml:space="preserve"> </w:t>
+      </w:r>
+      <w:proofErr w:type="spellStart"/>
+      <w:r>
+        <w:rPr>
+          <w:lang w:val="pt-BR" w:eastAsia="pt-BR"/>
+        </w:rPr>
+        <w:t>Texto</w:t>
+      </w:r>
+      <w:proofErr w:type="spellEnd"/>
+      <w:r>
+        <w:rPr>
+          <w:lang w:val="pt-BR" w:eastAsia="pt-BR"/>
+        </w:rPr>
+        <w:t xml:space="preserve"> </w:t>
+      </w:r>
+      <w:proofErr w:type="spellStart"/>
+      <w:r>
+        <w:rPr>
+          <w:lang w:val="pt-BR" w:eastAsia="pt-BR"/>
+        </w:rPr>
+        <w:t>Texto</w:t>
+      </w:r>
+      <w:proofErr w:type="spellEnd"/>
+      <w:r>
+        <w:rPr>
+          <w:lang w:val="pt-BR" w:eastAsia="pt-BR"/>
+        </w:rPr>
+        <w:t xml:space="preserve"> </w:t>
+      </w:r>
+      <w:proofErr w:type="spellStart"/>
+      <w:r>
+        <w:rPr>
+          <w:lang w:val="pt-BR" w:eastAsia="pt-BR"/>
+        </w:rPr>
+        <w:t>Texto</w:t>
+      </w:r>
+      <w:proofErr w:type="spellEnd"/>
+      <w:r>
+        <w:rPr>
+          <w:lang w:val="pt-BR" w:eastAsia="pt-BR"/>
+        </w:rPr>
+        <w:t xml:space="preserve"> </w:t>
+      </w:r>
+      <w:proofErr w:type="spellStart"/>
+      <w:r>
+        <w:rPr>
+          <w:lang w:val="pt-BR" w:eastAsia="pt-BR"/>
+        </w:rPr>
+        <w:t>Texto</w:t>
+      </w:r>
+      <w:proofErr w:type="spellEnd"/>
+      <w:r>
+        <w:rPr>
+          <w:lang w:val="pt-BR" w:eastAsia="pt-BR"/>
+        </w:rPr>
+        <w:t xml:space="preserve"> </w:t>
+      </w:r>
+      <w:proofErr w:type="spellStart"/>
+      <w:r>
+        <w:rPr>
+          <w:lang w:val="pt-BR" w:eastAsia="pt-BR"/>
+        </w:rPr>
+        <w:t>Texto</w:t>
+      </w:r>
+      <w:proofErr w:type="spellEnd"/>
+      <w:r>
+        <w:rPr>
+          <w:lang w:val="pt-BR" w:eastAsia="pt-BR"/>
+        </w:rPr>
+        <w:t xml:space="preserve"> </w:t>
+      </w:r>
+      <w:proofErr w:type="spellStart"/>
+      <w:r>
+        <w:rPr>
+          <w:lang w:val="pt-BR" w:eastAsia="pt-BR"/>
+        </w:rPr>
+        <w:t>Texto</w:t>
+      </w:r>
+      <w:proofErr w:type="spellEnd"/>
+      <w:r>
+        <w:rPr>
+          <w:lang w:val="pt-BR" w:eastAsia="pt-BR"/>
+        </w:rPr>
+        <w:t xml:space="preserve"> </w:t>
+      </w:r>
+      <w:proofErr w:type="spellStart"/>
+      <w:r>
+        <w:rPr>
+          <w:lang w:val="pt-BR" w:eastAsia="pt-BR"/>
+        </w:rPr>
+        <w:t>Texto</w:t>
+      </w:r>
+      <w:proofErr w:type="spellEnd"/>
+      <w:r>
+        <w:rPr>
+          <w:lang w:val="pt-BR" w:eastAsia="pt-BR"/>
+        </w:rPr>
+        <w:t xml:space="preserve"> </w:t>
+      </w:r>
+      <w:proofErr w:type="spellStart"/>
+      <w:r>
+        <w:rPr>
+          <w:lang w:val="pt-BR" w:eastAsia="pt-BR"/>
+        </w:rPr>
+        <w:t>Texto</w:t>
+      </w:r>
+      <w:proofErr w:type="spellEnd"/>
+      <w:r>
+        <w:rPr>
+          <w:lang w:val="pt-BR" w:eastAsia="pt-BR"/>
+        </w:rPr>
+        <w:t xml:space="preserve"> </w:t>
+      </w:r>
+      <w:proofErr w:type="spellStart"/>
+      <w:r>
+        <w:rPr>
+          <w:lang w:val="pt-BR" w:eastAsia="pt-BR"/>
+        </w:rPr>
+        <w:t>Texto</w:t>
+      </w:r>
+      <w:proofErr w:type="spellEnd"/>
+      <w:r>
+        <w:rPr>
+          <w:lang w:val="pt-BR" w:eastAsia="pt-BR"/>
+        </w:rPr>
+        <w:t xml:space="preserve"> </w:t>
+      </w:r>
+      <w:proofErr w:type="spellStart"/>
+      <w:r>
+        <w:rPr>
+          <w:lang w:val="pt-BR" w:eastAsia="pt-BR"/>
+        </w:rPr>
+        <w:t>Texto</w:t>
+      </w:r>
+      <w:proofErr w:type="spellEnd"/>
+      <w:r>
+        <w:rPr>
+          <w:lang w:val="pt-BR" w:eastAsia="pt-BR"/>
+        </w:rPr>
+        <w:t xml:space="preserve"> </w:t>
+      </w:r>
+      <w:proofErr w:type="spellStart"/>
+      <w:r>
+        <w:rPr>
+          <w:lang w:val="pt-BR" w:eastAsia="pt-BR"/>
+        </w:rPr>
+        <w:t>Texto</w:t>
+      </w:r>
+      <w:proofErr w:type="spellEnd"/>
+      <w:r>
+        <w:rPr>
+          <w:lang w:val="pt-BR" w:eastAsia="pt-BR"/>
+        </w:rPr>
+        <w:t xml:space="preserve"> </w:t>
+      </w:r>
+      <w:proofErr w:type="spellStart"/>
+      <w:r>
+        <w:rPr>
+          <w:lang w:val="pt-BR" w:eastAsia="pt-BR"/>
+        </w:rPr>
+        <w:t>Texto</w:t>
+      </w:r>
+      <w:proofErr w:type="spellEnd"/>
+      <w:r>
+        <w:rPr>
+          <w:lang w:val="pt-BR" w:eastAsia="pt-BR"/>
+        </w:rPr>
+        <w:t xml:space="preserve"> </w:t>
+      </w:r>
+      <w:proofErr w:type="spellStart"/>
+      <w:r>
+        <w:rPr>
+          <w:lang w:val="pt-BR" w:eastAsia="pt-BR"/>
+        </w:rPr>
+        <w:t>Texto</w:t>
+      </w:r>
+      <w:proofErr w:type="spellEnd"/>
+      <w:r>
+        <w:rPr>
+          <w:lang w:val="pt-BR" w:eastAsia="pt-BR"/>
+        </w:rPr>
+        <w:t xml:space="preserve"> </w:t>
+      </w:r>
+      <w:proofErr w:type="spellStart"/>
+      <w:r>
+        <w:rPr>
+          <w:lang w:val="pt-BR" w:eastAsia="pt-BR"/>
+        </w:rPr>
+        <w:t>Texto</w:t>
+      </w:r>
+      <w:proofErr w:type="spellEnd"/>
+      <w:r>
+        <w:rPr>
+          <w:lang w:val="pt-BR" w:eastAsia="pt-BR"/>
+        </w:rPr>
+        <w:t xml:space="preserve"> </w:t>
+      </w:r>
+      <w:proofErr w:type="spellStart"/>
+      <w:r>
+        <w:rPr>
+          <w:lang w:val="pt-BR" w:eastAsia="pt-BR"/>
+        </w:rPr>
+        <w:t>Texto</w:t>
+      </w:r>
+      <w:proofErr w:type="spellEnd"/>
+      <w:r>
+        <w:rPr>
+          <w:lang w:val="pt-BR" w:eastAsia="pt-BR"/>
+        </w:rPr>
+        <w:t xml:space="preserve"> </w:t>
+      </w:r>
+      <w:proofErr w:type="spellStart"/>
+      <w:r>
+        <w:rPr>
+          <w:lang w:val="pt-BR" w:eastAsia="pt-BR"/>
+        </w:rPr>
+        <w:t>Texto</w:t>
+      </w:r>
+      <w:proofErr w:type="spellEnd"/>
+      <w:r>
+        <w:rPr>
+          <w:lang w:val="pt-BR" w:eastAsia="pt-BR"/>
+        </w:rPr>
+        <w:t xml:space="preserve"> </w:t>
+      </w:r>
+      <w:proofErr w:type="spellStart"/>
+      <w:r>
+        <w:rPr>
+          <w:lang w:val="pt-BR" w:eastAsia="pt-BR"/>
+        </w:rPr>
+        <w:t>Texto</w:t>
+      </w:r>
+      <w:proofErr w:type="spellEnd"/>
+      <w:r>
+        <w:rPr>
+          <w:lang w:val="pt-BR" w:eastAsia="pt-BR"/>
+        </w:rPr>
+        <w:t xml:space="preserve"> </w:t>
+      </w:r>
+      <w:proofErr w:type="spellStart"/>
+      <w:r>
+        <w:rPr>
+          <w:lang w:val="pt-BR" w:eastAsia="pt-BR"/>
+        </w:rPr>
+        <w:t>Texto</w:t>
+      </w:r>
+      <w:proofErr w:type="spellEnd"/>
+      <w:r>
+        <w:rPr>
+          <w:lang w:val="pt-BR" w:eastAsia="pt-BR"/>
+        </w:rPr>
+        <w:t xml:space="preserve"> </w:t>
+      </w:r>
+      <w:proofErr w:type="spellStart"/>
+      <w:r>
+        <w:rPr>
+          <w:lang w:val="pt-BR" w:eastAsia="pt-BR"/>
+        </w:rPr>
+        <w:t>Texto</w:t>
+      </w:r>
+      <w:proofErr w:type="spellEnd"/>
+      <w:r>
+        <w:rPr>
+          <w:lang w:val="pt-BR" w:eastAsia="pt-BR"/>
+        </w:rPr>
+        <w:t xml:space="preserve"> </w:t>
+      </w:r>
+      <w:proofErr w:type="spellStart"/>
+      <w:r>
+        <w:rPr>
+          <w:lang w:val="pt-BR" w:eastAsia="pt-BR"/>
+        </w:rPr>
+        <w:t>Texto</w:t>
+      </w:r>
+      <w:proofErr w:type="spellEnd"/>
+      <w:r>
+        <w:rPr>
+          <w:lang w:val="pt-BR" w:eastAsia="pt-BR"/>
+        </w:rPr>
+        <w:t xml:space="preserve"> </w:t>
+      </w:r>
+      <w:proofErr w:type="spellStart"/>
+      <w:r>
+        <w:rPr>
+          <w:lang w:val="pt-BR" w:eastAsia="pt-BR"/>
+        </w:rPr>
+        <w:t>Texto</w:t>
+      </w:r>
+      <w:proofErr w:type="spellEnd"/>
+      <w:r>
+        <w:rPr>
+          <w:lang w:val="pt-BR" w:eastAsia="pt-BR"/>
+        </w:rPr>
+        <w:t xml:space="preserve"> </w:t>
+      </w:r>
+      <w:proofErr w:type="spellStart"/>
+      <w:r>
+        <w:rPr>
+          <w:lang w:val="pt-BR" w:eastAsia="pt-BR"/>
+        </w:rPr>
+        <w:t>Texto</w:t>
+      </w:r>
+      <w:proofErr w:type="spellEnd"/>
+      <w:r>
+        <w:rPr>
+          <w:lang w:val="pt-BR" w:eastAsia="pt-BR"/>
+        </w:rPr>
+        <w:t xml:space="preserve"> </w:t>
+      </w:r>
+      <w:proofErr w:type="spellStart"/>
+      <w:r>
+        <w:rPr>
+          <w:lang w:val="pt-BR" w:eastAsia="pt-BR"/>
+        </w:rPr>
+        <w:t>Texto</w:t>
+      </w:r>
+      <w:proofErr w:type="spellEnd"/>
+      <w:r>
+        <w:rPr>
+          <w:lang w:val="pt-BR" w:eastAsia="pt-BR"/>
+        </w:rPr>
+        <w:t xml:space="preserve"> </w:t>
+      </w:r>
+      <w:proofErr w:type="spellStart"/>
+      <w:r>
+        <w:rPr>
+          <w:lang w:val="pt-BR" w:eastAsia="pt-BR"/>
+        </w:rPr>
+        <w:t>Texto</w:t>
+      </w:r>
+      <w:proofErr w:type="spellEnd"/>
+      <w:r>
+        <w:rPr>
+          <w:lang w:val="pt-BR" w:eastAsia="pt-BR"/>
+        </w:rPr>
+        <w:t xml:space="preserve"> </w:t>
+      </w:r>
+      <w:proofErr w:type="spellStart"/>
+      <w:r>
+        <w:rPr>
+          <w:lang w:val="pt-BR" w:eastAsia="pt-BR"/>
+        </w:rPr>
+        <w:t>Texto</w:t>
+      </w:r>
+      <w:proofErr w:type="spellEnd"/>
+      <w:r>
+        <w:rPr>
+          <w:lang w:val="pt-BR" w:eastAsia="pt-BR"/>
+        </w:rPr>
+        <w:t xml:space="preserve"> </w:t>
+      </w:r>
+      <w:proofErr w:type="spellStart"/>
+      <w:r>
+        <w:rPr>
+          <w:lang w:val="pt-BR" w:eastAsia="pt-BR"/>
+        </w:rPr>
+        <w:t>Texto</w:t>
+      </w:r>
+      <w:proofErr w:type="spellEnd"/>
+      <w:r>
+        <w:rPr>
+          <w:lang w:val="pt-BR" w:eastAsia="pt-BR"/>
+        </w:rPr>
+        <w:t xml:space="preserve"> </w:t>
+      </w:r>
+      <w:proofErr w:type="spellStart"/>
+      <w:r>
+        <w:rPr>
+          <w:lang w:val="pt-BR" w:eastAsia="pt-BR"/>
+        </w:rPr>
+        <w:t>Texto</w:t>
+      </w:r>
+      <w:proofErr w:type="spellEnd"/>
+      <w:r>
+        <w:rPr>
+          <w:lang w:val="pt-BR" w:eastAsia="pt-BR"/>
+        </w:rPr>
+        <w:t xml:space="preserve"> </w:t>
+      </w:r>
+      <w:proofErr w:type="spellStart"/>
+      <w:r>
+        <w:rPr>
+          <w:lang w:val="pt-BR" w:eastAsia="pt-BR"/>
+        </w:rPr>
+        <w:t>Texto</w:t>
+      </w:r>
+      <w:proofErr w:type="spellEnd"/>
+      <w:r>
+        <w:rPr>
+          <w:lang w:val="pt-BR" w:eastAsia="pt-BR"/>
+        </w:rPr>
+        <w:t xml:space="preserve"> </w:t>
+      </w:r>
+      <w:proofErr w:type="spellStart"/>
+      <w:r>
+        <w:rPr>
+          <w:lang w:val="pt-BR" w:eastAsia="pt-BR"/>
+        </w:rPr>
+        <w:t>Texto</w:t>
+      </w:r>
+      <w:proofErr w:type="spellEnd"/>
+      <w:r>
+        <w:rPr>
+          <w:lang w:val="pt-BR" w:eastAsia="pt-BR"/>
+        </w:rPr>
+        <w:t xml:space="preserve"> </w:t>
+      </w:r>
+      <w:proofErr w:type="spellStart"/>
+      <w:r>
+        <w:rPr>
+          <w:lang w:val="pt-BR" w:eastAsia="pt-BR"/>
+        </w:rPr>
+        <w:t>Texto</w:t>
+      </w:r>
+      <w:proofErr w:type="spellEnd"/>
+      <w:r>
+        <w:rPr>
+          <w:lang w:val="pt-BR" w:eastAsia="pt-BR"/>
+        </w:rPr>
+        <w:t>.</w:t>
+      </w:r>
+    </w:p>
+    <w:p>
+      <w:pPr>
+        <w:pStyle w:val="Corpodetexto"/>
+        <w:spacing w:line="312" w:lineRule="auto"/>
+        <w:jc w:val="both"/>
+      </w:pPr>
+    </w:p>
+    <w:p>
+      <w:pPr>
+        <w:pStyle w:val="Ttulo4"/>
+        <w:ind w:left="23" w:firstLine="259"/>
+        <w:jc w:val="left"/>
+      </w:pPr>
+      <w:r>
+        <w:t>4.2.15 Cumprimento e Encerramento</w:t>
+      </w:r>
+      <w:r>
+        <w:br/>
+      </w:r>
+    </w:p>
+    <w:p>
+      <w:pPr>
+        <w:pStyle w:val="Corpodetexto"/>
+        <w:spacing w:line="312" w:lineRule="auto"/>
+        <w:ind w:left="282" w:right="116" w:firstLine="737"/>
+        <w:jc w:val="both"/>
+        <w:rPr>
+          <w:lang w:val="pt-BR" w:eastAsia="pt-BR"/>
+        </w:rPr>
+      </w:pPr>
+      <w:r>
+        <w:rPr>
+          <w:lang w:val="pt-BR" w:eastAsia="pt-BR"/>
+        </w:rPr>
+        <w:t xml:space="preserve">Texto </w:t>
+      </w:r>
+      <w:proofErr w:type="spellStart"/>
+      <w:r>
+        <w:rPr>
+          <w:lang w:val="pt-BR" w:eastAsia="pt-BR"/>
+        </w:rPr>
+        <w:t>Texto</w:t>
+      </w:r>
+      <w:proofErr w:type="spellEnd"/>
+      <w:r>
+        <w:rPr>
+          <w:lang w:val="pt-BR" w:eastAsia="pt-BR"/>
+        </w:rPr>
+        <w:t xml:space="preserve"> </w:t>
+      </w:r>
+      <w:proofErr w:type="spellStart"/>
+      <w:r>
+        <w:rPr>
+          <w:lang w:val="pt-BR" w:eastAsia="pt-BR"/>
+        </w:rPr>
+        <w:t>Texto</w:t>
+      </w:r>
+      <w:proofErr w:type="spellEnd"/>
+      <w:r>
+        <w:rPr>
+          <w:lang w:val="pt-BR" w:eastAsia="pt-BR"/>
+        </w:rPr>
+        <w:t xml:space="preserve"> </w:t>
+      </w:r>
+      <w:proofErr w:type="spellStart"/>
+      <w:r>
+        <w:rPr>
+          <w:lang w:val="pt-BR" w:eastAsia="pt-BR"/>
+        </w:rPr>
+        <w:t>Texto</w:t>
+      </w:r>
+      <w:proofErr w:type="spellEnd"/>
+      <w:r>
+        <w:rPr>
+          <w:lang w:val="pt-BR" w:eastAsia="pt-BR"/>
+        </w:rPr>
+        <w:t xml:space="preserve"> </w:t>
+      </w:r>
+      <w:proofErr w:type="spellStart"/>
+      <w:r>
+        <w:rPr>
+          <w:lang w:val="pt-BR" w:eastAsia="pt-BR"/>
+        </w:rPr>
+        <w:t>Texto</w:t>
+      </w:r>
+      <w:proofErr w:type="spellEnd"/>
+      <w:r>
+        <w:rPr>
+          <w:lang w:val="pt-BR" w:eastAsia="pt-BR"/>
+        </w:rPr>
+        <w:t xml:space="preserve"> </w:t>
+      </w:r>
+      <w:proofErr w:type="spellStart"/>
+      <w:r>
+        <w:rPr>
+          <w:lang w:val="pt-BR" w:eastAsia="pt-BR"/>
+        </w:rPr>
+        <w:t>Texto</w:t>
+      </w:r>
+      <w:proofErr w:type="spellEnd"/>
+      <w:r>
+        <w:rPr>
+          <w:lang w:val="pt-BR" w:eastAsia="pt-BR"/>
+        </w:rPr>
+        <w:t xml:space="preserve"> </w:t>
+      </w:r>
+      <w:proofErr w:type="spellStart"/>
+      <w:r>
+        <w:rPr>
+          <w:lang w:val="pt-BR" w:eastAsia="pt-BR"/>
+        </w:rPr>
+        <w:t>Texto</w:t>
+      </w:r>
+      <w:proofErr w:type="spellEnd"/>
+      <w:r>
+        <w:rPr>
+          <w:lang w:val="pt-BR" w:eastAsia="pt-BR"/>
+        </w:rPr>
+        <w:t xml:space="preserve"> </w:t>
+      </w:r>
+      <w:proofErr w:type="spellStart"/>
+      <w:r>
+        <w:rPr>
+          <w:lang w:val="pt-BR" w:eastAsia="pt-BR"/>
+        </w:rPr>
+        <w:t>Texto</w:t>
+      </w:r>
+      <w:proofErr w:type="spellEnd"/>
+      <w:r>
+        <w:rPr>
+          <w:lang w:val="pt-BR" w:eastAsia="pt-BR"/>
+        </w:rPr>
+        <w:t xml:space="preserve"> </w:t>
+      </w:r>
+      <w:proofErr w:type="spellStart"/>
+      <w:r>
+        <w:rPr>
+          <w:lang w:val="pt-BR" w:eastAsia="pt-BR"/>
+        </w:rPr>
+        <w:t>Texto</w:t>
+      </w:r>
+      <w:proofErr w:type="spellEnd"/>
+      <w:r>
+        <w:rPr>
+          <w:lang w:val="pt-BR" w:eastAsia="pt-BR"/>
+        </w:rPr>
+        <w:t xml:space="preserve"> </w:t>
+      </w:r>
+      <w:proofErr w:type="spellStart"/>
+      <w:r>
+        <w:rPr>
+          <w:lang w:val="pt-BR" w:eastAsia="pt-BR"/>
+        </w:rPr>
+        <w:t>Texto</w:t>
+      </w:r>
+      <w:proofErr w:type="spellEnd"/>
+      <w:r>
+        <w:rPr>
+          <w:lang w:val="pt-BR" w:eastAsia="pt-BR"/>
+        </w:rPr>
+        <w:t xml:space="preserve"> </w:t>
+      </w:r>
+      <w:proofErr w:type="spellStart"/>
+      <w:r>
+        <w:rPr>
+          <w:lang w:val="pt-BR" w:eastAsia="pt-BR"/>
+        </w:rPr>
+        <w:t>Texto</w:t>
+      </w:r>
+      <w:proofErr w:type="spellEnd"/>
+      <w:r>
+        <w:rPr>
+          <w:lang w:val="pt-BR" w:eastAsia="pt-BR"/>
+        </w:rPr>
+        <w:t xml:space="preserve"> </w:t>
+      </w:r>
+      <w:proofErr w:type="spellStart"/>
+      <w:r>
+        <w:rPr>
+          <w:lang w:val="pt-BR" w:eastAsia="pt-BR"/>
+        </w:rPr>
+        <w:t>Texto</w:t>
+      </w:r>
+      <w:proofErr w:type="spellEnd"/>
+      <w:r>
+        <w:rPr>
+          <w:lang w:val="pt-BR" w:eastAsia="pt-BR"/>
+        </w:rPr>
+        <w:t xml:space="preserve"> </w:t>
+      </w:r>
+      <w:proofErr w:type="spellStart"/>
+      <w:r>
+        <w:rPr>
+          <w:lang w:val="pt-BR" w:eastAsia="pt-BR"/>
+        </w:rPr>
+        <w:t>Texto</w:t>
+      </w:r>
+      <w:proofErr w:type="spellEnd"/>
+      <w:r>
+        <w:rPr>
+          <w:lang w:val="pt-BR" w:eastAsia="pt-BR"/>
+        </w:rPr>
+        <w:t xml:space="preserve"> </w:t>
+      </w:r>
+      <w:proofErr w:type="spellStart"/>
+      <w:r>
+        <w:rPr>
+          <w:lang w:val="pt-BR" w:eastAsia="pt-BR"/>
+        </w:rPr>
+        <w:t>Texto</w:t>
+      </w:r>
+      <w:proofErr w:type="spellEnd"/>
+      <w:r>
+        <w:rPr>
+          <w:lang w:val="pt-BR" w:eastAsia="pt-BR"/>
+        </w:rPr>
+        <w:t xml:space="preserve"> </w:t>
+      </w:r>
+      <w:proofErr w:type="spellStart"/>
+      <w:r>
+        <w:rPr>
+          <w:lang w:val="pt-BR" w:eastAsia="pt-BR"/>
+        </w:rPr>
+        <w:t>Texto</w:t>
+      </w:r>
+      <w:proofErr w:type="spellEnd"/>
+      <w:r>
+        <w:rPr>
+          <w:lang w:val="pt-BR" w:eastAsia="pt-BR"/>
+        </w:rPr>
+        <w:t xml:space="preserve"> </w:t>
+      </w:r>
+      <w:proofErr w:type="spellStart"/>
+      <w:r>
+        <w:rPr>
+          <w:lang w:val="pt-BR" w:eastAsia="pt-BR"/>
+        </w:rPr>
+        <w:t>Texto</w:t>
+      </w:r>
+      <w:proofErr w:type="spellEnd"/>
+      <w:r>
+        <w:rPr>
+          <w:lang w:val="pt-BR" w:eastAsia="pt-BR"/>
+        </w:rPr>
+        <w:t xml:space="preserve"> </w:t>
+      </w:r>
+      <w:proofErr w:type="spellStart"/>
+      <w:r>
+        <w:rPr>
+          <w:lang w:val="pt-BR" w:eastAsia="pt-BR"/>
+        </w:rPr>
+        <w:t>Texto</w:t>
+      </w:r>
+      <w:proofErr w:type="spellEnd"/>
+      <w:r>
+        <w:rPr>
+          <w:lang w:val="pt-BR" w:eastAsia="pt-BR"/>
+        </w:rPr>
+        <w:t xml:space="preserve"> </w:t>
+      </w:r>
+      <w:proofErr w:type="spellStart"/>
+      <w:r>
+        <w:rPr>
+          <w:lang w:val="pt-BR" w:eastAsia="pt-BR"/>
+        </w:rPr>
+        <w:t>Texto</w:t>
+      </w:r>
+      <w:proofErr w:type="spellEnd"/>
+      <w:r>
+        <w:rPr>
+          <w:lang w:val="pt-BR" w:eastAsia="pt-BR"/>
+        </w:rPr>
+        <w:t xml:space="preserve"> </w:t>
+      </w:r>
+      <w:proofErr w:type="spellStart"/>
+      <w:r>
+        <w:rPr>
+          <w:lang w:val="pt-BR" w:eastAsia="pt-BR"/>
+        </w:rPr>
+        <w:t>Texto</w:t>
+      </w:r>
+      <w:proofErr w:type="spellEnd"/>
+      <w:r>
+        <w:rPr>
+          <w:lang w:val="pt-BR" w:eastAsia="pt-BR"/>
+        </w:rPr>
+        <w:t xml:space="preserve"> </w:t>
+      </w:r>
+      <w:proofErr w:type="spellStart"/>
+      <w:r>
+        <w:rPr>
+          <w:lang w:val="pt-BR" w:eastAsia="pt-BR"/>
+        </w:rPr>
+        <w:t>Texto</w:t>
+      </w:r>
+      <w:proofErr w:type="spellEnd"/>
+      <w:r>
+        <w:rPr>
+          <w:lang w:val="pt-BR" w:eastAsia="pt-BR"/>
+        </w:rPr>
+        <w:t xml:space="preserve"> </w:t>
+      </w:r>
+      <w:proofErr w:type="spellStart"/>
+      <w:r>
+        <w:rPr>
+          <w:lang w:val="pt-BR" w:eastAsia="pt-BR"/>
+        </w:rPr>
+        <w:t>Texto</w:t>
+      </w:r>
+      <w:proofErr w:type="spellEnd"/>
+      <w:r>
+        <w:rPr>
+          <w:lang w:val="pt-BR" w:eastAsia="pt-BR"/>
+        </w:rPr>
+        <w:t xml:space="preserve"> </w:t>
+      </w:r>
+      <w:proofErr w:type="spellStart"/>
+      <w:r>
+        <w:rPr>
+          <w:lang w:val="pt-BR" w:eastAsia="pt-BR"/>
+        </w:rPr>
+        <w:t>Texto</w:t>
+      </w:r>
+      <w:proofErr w:type="spellEnd"/>
+      <w:r>
+        <w:rPr>
+          <w:lang w:val="pt-BR" w:eastAsia="pt-BR"/>
+        </w:rPr>
+        <w:t xml:space="preserve"> </w:t>
+      </w:r>
+      <w:proofErr w:type="spellStart"/>
+      <w:r>
+        <w:rPr>
+          <w:lang w:val="pt-BR" w:eastAsia="pt-BR"/>
+        </w:rPr>
+        <w:t>Texto</w:t>
+      </w:r>
+      <w:proofErr w:type="spellEnd"/>
+      <w:r>
+        <w:rPr>
+          <w:lang w:val="pt-BR" w:eastAsia="pt-BR"/>
+        </w:rPr>
+        <w:t xml:space="preserve"> </w:t>
+      </w:r>
+      <w:proofErr w:type="spellStart"/>
+      <w:r>
+        <w:rPr>
+          <w:lang w:val="pt-BR" w:eastAsia="pt-BR"/>
+        </w:rPr>
+        <w:t>Texto</w:t>
+      </w:r>
+      <w:proofErr w:type="spellEnd"/>
+      <w:r>
+        <w:rPr>
+          <w:lang w:val="pt-BR" w:eastAsia="pt-BR"/>
+        </w:rPr>
+        <w:t xml:space="preserve"> </w:t>
+      </w:r>
+      <w:proofErr w:type="spellStart"/>
+      <w:r>
+        <w:rPr>
+          <w:lang w:val="pt-BR" w:eastAsia="pt-BR"/>
+        </w:rPr>
+        <w:t>Texto</w:t>
+      </w:r>
+      <w:proofErr w:type="spellEnd"/>
+      <w:r>
+        <w:rPr>
+          <w:lang w:val="pt-BR" w:eastAsia="pt-BR"/>
+        </w:rPr>
+        <w:t xml:space="preserve"> </w:t>
+      </w:r>
+      <w:proofErr w:type="spellStart"/>
+      <w:r>
+        <w:rPr>
+          <w:lang w:val="pt-BR" w:eastAsia="pt-BR"/>
+        </w:rPr>
+        <w:t>Texto</w:t>
+      </w:r>
+      <w:proofErr w:type="spellEnd"/>
+      <w:r>
+        <w:rPr>
+          <w:lang w:val="pt-BR" w:eastAsia="pt-BR"/>
+        </w:rPr>
+        <w:t xml:space="preserve"> </w:t>
+      </w:r>
+      <w:proofErr w:type="spellStart"/>
+      <w:r>
+        <w:rPr>
+          <w:lang w:val="pt-BR" w:eastAsia="pt-BR"/>
+        </w:rPr>
+        <w:t>Texto</w:t>
+      </w:r>
+      <w:proofErr w:type="spellEnd"/>
+      <w:r>
+        <w:rPr>
+          <w:lang w:val="pt-BR" w:eastAsia="pt-BR"/>
+        </w:rPr>
+        <w:t xml:space="preserve"> </w:t>
+      </w:r>
+      <w:proofErr w:type="spellStart"/>
+      <w:r>
+        <w:rPr>
+          <w:lang w:val="pt-BR" w:eastAsia="pt-BR"/>
+        </w:rPr>
+        <w:t>Texto</w:t>
+      </w:r>
+      <w:proofErr w:type="spellEnd"/>
+      <w:r>
+        <w:rPr>
+          <w:lang w:val="pt-BR" w:eastAsia="pt-BR"/>
+        </w:rPr>
+        <w:t xml:space="preserve"> </w:t>
+      </w:r>
+      <w:proofErr w:type="spellStart"/>
+      <w:r>
+        <w:rPr>
+          <w:lang w:val="pt-BR" w:eastAsia="pt-BR"/>
+        </w:rPr>
+        <w:t>Texto</w:t>
+      </w:r>
+      <w:proofErr w:type="spellEnd"/>
+      <w:r>
+        <w:rPr>
+          <w:lang w:val="pt-BR" w:eastAsia="pt-BR"/>
+        </w:rPr>
+        <w:t xml:space="preserve"> </w:t>
+      </w:r>
+      <w:proofErr w:type="spellStart"/>
+      <w:r>
+        <w:rPr>
+          <w:lang w:val="pt-BR" w:eastAsia="pt-BR"/>
+        </w:rPr>
+        <w:t>Texto</w:t>
+      </w:r>
+      <w:proofErr w:type="spellEnd"/>
+      <w:r>
+        <w:rPr>
+          <w:lang w:val="pt-BR" w:eastAsia="pt-BR"/>
+        </w:rPr>
+        <w:t xml:space="preserve"> </w:t>
+      </w:r>
+      <w:proofErr w:type="spellStart"/>
+      <w:r>
+        <w:rPr>
+          <w:lang w:val="pt-BR" w:eastAsia="pt-BR"/>
+        </w:rPr>
+        <w:t>Texto</w:t>
+      </w:r>
+      <w:proofErr w:type="spellEnd"/>
+      <w:r>
+        <w:rPr>
+          <w:lang w:val="pt-BR" w:eastAsia="pt-BR"/>
+        </w:rPr>
+        <w:t xml:space="preserve"> </w:t>
+      </w:r>
+      <w:proofErr w:type="spellStart"/>
+      <w:r>
+        <w:rPr>
+          <w:lang w:val="pt-BR" w:eastAsia="pt-BR"/>
+        </w:rPr>
+        <w:t>Texto</w:t>
+      </w:r>
+      <w:proofErr w:type="spellEnd"/>
+      <w:r>
+        <w:rPr>
+          <w:lang w:val="pt-BR" w:eastAsia="pt-BR"/>
+        </w:rPr>
+        <w:t xml:space="preserve"> </w:t>
+      </w:r>
+      <w:proofErr w:type="spellStart"/>
+      <w:r>
+        <w:rPr>
+          <w:lang w:val="pt-BR" w:eastAsia="pt-BR"/>
+        </w:rPr>
+        <w:t>Texto</w:t>
+      </w:r>
+      <w:proofErr w:type="spellEnd"/>
+      <w:r>
+        <w:rPr>
+          <w:lang w:val="pt-BR" w:eastAsia="pt-BR"/>
+        </w:rPr>
+        <w:t xml:space="preserve"> </w:t>
+      </w:r>
+      <w:proofErr w:type="spellStart"/>
+      <w:r>
+        <w:rPr>
+          <w:lang w:val="pt-BR" w:eastAsia="pt-BR"/>
+        </w:rPr>
+        <w:t>Texto</w:t>
+      </w:r>
+      <w:proofErr w:type="spellEnd"/>
+      <w:r>
+        <w:rPr>
+          <w:lang w:val="pt-BR" w:eastAsia="pt-BR"/>
+        </w:rPr>
+        <w:t xml:space="preserve"> </w:t>
+      </w:r>
+      <w:proofErr w:type="spellStart"/>
+      <w:r>
+        <w:rPr>
+          <w:lang w:val="pt-BR" w:eastAsia="pt-BR"/>
+        </w:rPr>
+        <w:t>Texto</w:t>
+      </w:r>
+      <w:proofErr w:type="spellEnd"/>
+      <w:r>
+        <w:rPr>
+          <w:lang w:val="pt-BR" w:eastAsia="pt-BR"/>
+        </w:rPr>
+        <w:t xml:space="preserve"> </w:t>
+      </w:r>
+      <w:proofErr w:type="spellStart"/>
+      <w:r>
+        <w:rPr>
+          <w:lang w:val="pt-BR" w:eastAsia="pt-BR"/>
+        </w:rPr>
+        <w:t>Texto</w:t>
+      </w:r>
+      <w:proofErr w:type="spellEnd"/>
+      <w:r>
+        <w:rPr>
+          <w:lang w:val="pt-BR" w:eastAsia="pt-BR"/>
+        </w:rPr>
+        <w:t xml:space="preserve"> </w:t>
+      </w:r>
+      <w:proofErr w:type="spellStart"/>
+      <w:r>
+        <w:rPr>
+          <w:lang w:val="pt-BR" w:eastAsia="pt-BR"/>
+        </w:rPr>
+        <w:t>Texto</w:t>
+      </w:r>
+      <w:proofErr w:type="spellEnd"/>
+      <w:r>
+        <w:rPr>
+          <w:lang w:val="pt-BR" w:eastAsia="pt-BR"/>
+        </w:rPr>
+        <w:t xml:space="preserve"> </w:t>
+      </w:r>
+      <w:proofErr w:type="spellStart"/>
+      <w:r>
+        <w:rPr>
+          <w:lang w:val="pt-BR" w:eastAsia="pt-BR"/>
+        </w:rPr>
+        <w:t>Texto</w:t>
+      </w:r>
+      <w:proofErr w:type="spellEnd"/>
+      <w:r>
+        <w:rPr>
+          <w:lang w:val="pt-BR" w:eastAsia="pt-BR"/>
+        </w:rPr>
+        <w:t xml:space="preserve"> </w:t>
+      </w:r>
+      <w:proofErr w:type="spellStart"/>
+      <w:r>
+        <w:rPr>
+          <w:lang w:val="pt-BR" w:eastAsia="pt-BR"/>
+        </w:rPr>
+        <w:t>Texto</w:t>
+      </w:r>
+      <w:proofErr w:type="spellEnd"/>
+      <w:r>
+        <w:rPr>
+          <w:lang w:val="pt-BR" w:eastAsia="pt-BR"/>
+        </w:rPr>
+        <w:t xml:space="preserve"> </w:t>
+      </w:r>
+      <w:proofErr w:type="spellStart"/>
+      <w:r>
+        <w:rPr>
+          <w:lang w:val="pt-BR" w:eastAsia="pt-BR"/>
+        </w:rPr>
+        <w:t>Texto</w:t>
+      </w:r>
+      <w:proofErr w:type="spellEnd"/>
+      <w:r>
+        <w:rPr>
+          <w:lang w:val="pt-BR" w:eastAsia="pt-BR"/>
+        </w:rPr>
+        <w:t>.</w:t>
+      </w:r>
+    </w:p>
+    <w:p>
+      <w:pPr>
+        <w:pStyle w:val="Corpodetexto"/>
+        <w:spacing w:line="312" w:lineRule="auto"/>
+        <w:jc w:val="both"/>
+      </w:pPr>
     </w:p>
     <w:p>
       <w:pPr>
@@ -23952,7 +32776,7 @@
       <w:lvlText w:val="%1.%2"/>
       <w:lvlJc w:val="left"/>
       <w:pPr>
-        <w:ind w:left="1011" w:hanging="738"/>
+        <w:ind w:left="2722" w:hanging="738"/>
       </w:pPr>
       <w:rPr>
         <w:rFonts w:ascii="Tahoma" w:eastAsia="Tahoma" w:hAnsi="Tahoma" w:cs="Tahoma" w:hint="default"/>
@@ -25937,7 +34761,7 @@
     <w:lsdException w:name="Closing" w:semiHidden="1" w:unhideWhenUsed="1"/>
     <w:lsdException w:name="Signature" w:semiHidden="1" w:unhideWhenUsed="1"/>
     <w:lsdException w:name="Default Paragraph Font" w:semiHidden="1" w:uiPriority="1" w:unhideWhenUsed="1"/>
-    <w:lsdException w:name="Body Text" w:semiHidden="1" w:unhideWhenUsed="1"/>
+    <w:lsdException w:name="Body Text" w:semiHidden="1" w:uiPriority="1" w:unhideWhenUsed="1" w:qFormat="1"/>
     <w:lsdException w:name="Body Text Indent" w:semiHidden="1" w:unhideWhenUsed="1"/>
     <w:lsdException w:name="List Continue" w:semiHidden="1" w:unhideWhenUsed="1"/>
     <w:lsdException w:name="List Continue 2" w:semiHidden="1" w:unhideWhenUsed="1"/>
@@ -26311,6 +35135,7 @@
   <w:style w:type="paragraph" w:styleId="Ttulo4">
     <w:name w:val="heading 4"/>
     <w:basedOn w:val="Normal"/>
+    <w:link w:val="Ttulo4Char"/>
     <w:uiPriority w:val="9"/>
     <w:unhideWhenUsed/>
     <w:qFormat/>
@@ -26391,6 +35216,7 @@
   <w:style w:type="paragraph" w:styleId="Corpodetexto">
     <w:name w:val="Body Text"/>
     <w:basedOn w:val="Normal"/>
+    <w:link w:val="CorpodetextoChar"/>
     <w:uiPriority w:val="1"/>
     <w:qFormat/>
     <w:rPr>
@@ -26603,6 +35429,32 @@
       <w:u w:val="single"/>
     </w:rPr>
   </w:style>
+  <w:style w:type="character" w:customStyle="1" w:styleId="Ttulo4Char">
+    <w:name w:val="Título 4 Char"/>
+    <w:basedOn w:val="Fontepargpadro"/>
+    <w:link w:val="Ttulo4"/>
+    <w:uiPriority w:val="9"/>
+    <w:rsid w:val="00F840ED"/>
+    <w:rPr>
+      <w:rFonts w:ascii="Tahoma" w:eastAsia="Tahoma" w:hAnsi="Tahoma" w:cs="Tahoma"/>
+      <w:sz w:val="28"/>
+      <w:szCs w:val="28"/>
+      <w:lang w:val="pt-PT"/>
+    </w:rPr>
+  </w:style>
+  <w:style w:type="character" w:customStyle="1" w:styleId="CorpodetextoChar">
+    <w:name w:val="Corpo de texto Char"/>
+    <w:basedOn w:val="Fontepargpadro"/>
+    <w:link w:val="Corpodetexto"/>
+    <w:uiPriority w:val="1"/>
+    <w:rsid w:val="00F840ED"/>
+    <w:rPr>
+      <w:rFonts w:ascii="Times New Roman" w:eastAsia="Times New Roman" w:hAnsi="Times New Roman" w:cs="Times New Roman"/>
+      <w:sz w:val="24"/>
+      <w:szCs w:val="24"/>
+      <w:lang w:val="pt-PT"/>
+    </w:rPr>
+  </w:style>
 </w:styles>
 </file>
 
@@ -26654,7 +35506,7 @@
     <w:charset w:val="00"/>
     <w:family w:val="roman"/>
     <w:pitch w:val="variable"/>
-    <w:sig w:usb0="E0002AFF" w:usb1="C0007843" w:usb2="00000009" w:usb3="00000000" w:csb0="000001FF" w:csb1="00000000"/>
+    <w:sig w:usb0="E0002EFF" w:usb1="C000785B" w:usb2="00000009" w:usb3="00000000" w:csb0="000001FF" w:csb1="00000000"/>
   </w:font>
   <w:font w:name="Palatino Linotype">
     <w:panose1 w:val="02040502050505030304"/>
@@ -26668,7 +35520,7 @@
     <w:charset w:val="00"/>
     <w:family w:val="swiss"/>
     <w:pitch w:val="variable"/>
-    <w:sig w:usb0="E0002AFF" w:usb1="C0007843" w:usb2="00000009" w:usb3="00000000" w:csb0="000001FF" w:csb1="00000000"/>
+    <w:sig w:usb0="E0002EFF" w:usb1="C000785B" w:usb2="00000009" w:usb3="00000000" w:csb0="000001FF" w:csb1="00000000"/>
   </w:font>
   <w:font w:name="Tahoma">
     <w:altName w:val="Tahoma"/>
@@ -26691,14 +35543,14 @@
     <w:charset w:val="00"/>
     <w:family w:val="swiss"/>
     <w:pitch w:val="variable"/>
-    <w:sig w:usb0="E0002AFF" w:usb1="4000ACFF" w:usb2="00000001" w:usb3="00000000" w:csb0="000001FF" w:csb1="00000000"/>
+    <w:sig w:usb0="E4002EFF" w:usb1="C200247B" w:usb2="00000009" w:usb3="00000000" w:csb0="000001FF" w:csb1="00000000"/>
   </w:font>
   <w:font w:name="Cambria">
     <w:panose1 w:val="02040503050406030204"/>
     <w:charset w:val="00"/>
     <w:family w:val="roman"/>
     <w:pitch w:val="variable"/>
-    <w:sig w:usb0="A00002EF" w:usb1="4000004B" w:usb2="00000000" w:usb3="00000000" w:csb0="0000019F" w:csb1="00000000"/>
+    <w:sig w:usb0="E00006FF" w:usb1="420024FF" w:usb2="02000000" w:usb3="00000000" w:csb0="0000019F" w:csb1="00000000"/>
   </w:font>
   <w:font w:name="Courier New">
     <w:panose1 w:val="02070309020205020404"/>
@@ -26712,7 +35564,7 @@
     <w:charset w:val="00"/>
     <w:family w:val="swiss"/>
     <w:pitch w:val="variable"/>
-    <w:sig w:usb0="A0002AEF" w:usb1="4000207B" w:usb2="00000000" w:usb3="00000000" w:csb0="000001FF" w:csb1="00000000"/>
+    <w:sig w:usb0="E4002EFF" w:usb1="C200247B" w:usb2="00000009" w:usb3="00000000" w:csb0="000001FF" w:csb1="00000000"/>
   </w:font>
 </w:fonts>
 </file>
@@ -26737,10 +35589,12 @@
     <w:rsid w:val="000040FF"/>
     <w:rsid w:val="00033E4B"/>
     <w:rsid w:val="00452E91"/>
+    <w:rsid w:val="00514671"/>
     <w:rsid w:val="00690207"/>
     <w:rsid w:val="007E08FE"/>
     <w:rsid w:val="009D5B87"/>
     <w:rsid w:val="00AC02CF"/>
+    <w:rsid w:val="00B94D0D"/>
     <w:rsid w:val="00CA08CA"/>
     <w:rsid w:val="00CB3A5C"/>
     <w:rsid w:val="00CD102F"/>
@@ -27526,7 +36380,7 @@
 </file>
 
 <file path=customXml/itemProps1.xml><?xml version="1.0" encoding="utf-8"?>
-<ds:datastoreItem xmlns:ds="http://schemas.openxmlformats.org/officeDocument/2006/customXml" ds:itemID="{91F24F22-A1F3-44C4-A583-68F2CD191386}">
+<ds:datastoreItem xmlns:ds="http://schemas.openxmlformats.org/officeDocument/2006/customXml" ds:itemID="{CDAD770E-ECAD-47F9-BBA1-D3E3F5A3CC17}">
   <ds:schemaRefs>
     <ds:schemaRef ds:uri="http://schemas.openxmlformats.org/officeDocument/2006/bibliography"/>
   </ds:schemaRefs>

--- a/backup/tcc-jec.docx
+++ b/backup/tcc-jec.docx
@@ -19334,8 +19334,6 @@
               <w:rPr>
                 <w:b/>
                 <w:bCs/>
-                <w:i/>
-                <w:iCs/>
               </w:rPr>
             </w:pPr>
             <w:r>
@@ -19343,7 +19341,7 @@
                 <w:b/>
                 <w:bCs/>
               </w:rPr>
-              <w:t>Organização</w:t>
+              <w:t>Sujeitos e Papéis</w:t>
             </w:r>
           </w:p>
         </w:tc>
@@ -19356,13 +19354,9 @@
               <w:pStyle w:val="Corpodetexto"/>
               <w:spacing w:before="100"/>
               <w:ind w:right="147"/>
-              <w:rPr>
-                <w:i/>
-                <w:iCs/>
-              </w:rPr>
             </w:pPr>
             <w:r>
-              <w:t>Organizações e estruturas institucionais presentes no domínio</w:t>
+              <w:t>Participantes do processo e papéis processuais desempenhados</w:t>
             </w:r>
           </w:p>
         </w:tc>
@@ -19392,7 +19386,7 @@
                 <w:b/>
                 <w:bCs/>
               </w:rPr>
-              <w:t>Sujeitos e Papéis</w:t>
+              <w:t>Organizações</w:t>
             </w:r>
           </w:p>
         </w:tc>
@@ -19411,7 +19405,7 @@
               </w:rPr>
             </w:pPr>
             <w:r>
-              <w:t>Participantes do processo e papéis processuais desempenhados</w:t>
+              <w:t>Organizações e estruturas institucionais presentes no domínio</w:t>
             </w:r>
           </w:p>
         </w:tc>
@@ -19441,7 +19435,14 @@
                 <w:b/>
                 <w:bCs/>
               </w:rPr>
-              <w:t>Representação Processual</w:t>
+              <w:t>Representa</w:t>
+            </w:r>
+            <w:r>
+              <w:rPr>
+                <w:b/>
+                <w:bCs/>
+              </w:rPr>
+              <w:t>ntes</w:t>
             </w:r>
           </w:p>
         </w:tc>
@@ -19620,8 +19621,6 @@
               <w:rPr>
                 <w:b/>
                 <w:bCs/>
-                <w:i/>
-                <w:iCs/>
               </w:rPr>
             </w:pPr>
             <w:r>
@@ -19629,7 +19628,7 @@
                 <w:b/>
                 <w:bCs/>
               </w:rPr>
-              <w:t>Instauração</w:t>
+              <w:t>Procedimentos</w:t>
             </w:r>
           </w:p>
         </w:tc>
@@ -19644,7 +19643,7 @@
               <w:ind w:right="147"/>
             </w:pPr>
             <w:r>
-              <w:t>Peticionamento, protocolização e formação da demanda</w:t>
+              <w:t>Estrutura geral dos atos e situações processuais</w:t>
             </w:r>
           </w:p>
         </w:tc>
@@ -19674,7 +19673,7 @@
                 <w:b/>
                 <w:bCs/>
               </w:rPr>
-              <w:t>Procedimentos</w:t>
+              <w:t>Instauração</w:t>
             </w:r>
           </w:p>
         </w:tc>
@@ -19689,7 +19688,7 @@
               <w:ind w:right="147"/>
             </w:pPr>
             <w:r>
-              <w:t>Estrutura geral dos atos e situações processuais</w:t>
+              <w:t>Peticionamento, protocolização e formação da demanda</w:t>
             </w:r>
           </w:p>
         </w:tc>
@@ -19856,8 +19855,15 @@
                 <w:b/>
                 <w:bCs/>
               </w:rPr>
+              <w:t xml:space="preserve">Análise e </w:t>
+            </w:r>
+            <w:r>
+              <w:rPr>
+                <w:b/>
+                <w:bCs/>
+              </w:rPr>
               <w:lastRenderedPageBreak/>
-              <w:t>Análise Probatória e Julgamento</w:t>
+              <w:t>Julgamento</w:t>
             </w:r>
           </w:p>
         </w:tc>
@@ -19876,7 +19882,12 @@
               </w:rPr>
             </w:pPr>
             <w:r>
-              <w:t>Análise da suficiência das provas e aptidão para julgamento</w:t>
+              <w:lastRenderedPageBreak/>
+              <w:t xml:space="preserve">Análise da suficiência das provas e aptidão para </w:t>
+            </w:r>
+            <w:r>
+              <w:lastRenderedPageBreak/>
+              <w:t>julgamento</w:t>
             </w:r>
           </w:p>
         </w:tc>
@@ -19904,6 +19915,7 @@
                 <w:b/>
                 <w:bCs/>
               </w:rPr>
+              <w:lastRenderedPageBreak/>
               <w:t>Sentença</w:t>
             </w:r>
           </w:p>
@@ -20052,7 +20064,7 @@
         <w:ind w:left="737" w:hanging="737"/>
       </w:pPr>
       <w:r>
-        <w:t>Apresentação dos diagramas</w:t>
+        <w:t>Pacote Estrutural</w:t>
       </w:r>
       <w:r>
         <w:br/>
@@ -20069,10 +20081,30 @@
         </w:rPr>
       </w:pPr>
       <w:r>
-        <w:rPr>
-          <w:lang w:val="pt-BR" w:eastAsia="pt-BR"/>
-        </w:rPr>
-        <w:t>A ontologia desenvolvida tem como propósito representar conceitualmente o percurso de uma demanda no Juizado Especial Federal Cível, desde os elementos necessários à sua propositura até os possíveis desdobramentos decorrentes do julgamento, da interposição de recursos e do cumprimento da decisão. O escopo adotado não pretende representar todo o Direito Processual Civil ou toda a estrutura da Justiça Federal, mas os elementos considerados relevantes para a compreensão do funcionamento do JEF Cível e para o atendimento das Questões de Competência estabelecidas durante o desenvolvimento.</w:t>
+        <w:t xml:space="preserve">Esta seção apresenta </w:t>
+      </w:r>
+      <w:r>
+        <w:t xml:space="preserve">os </w:t>
+      </w:r>
+      <w:r>
+        <w:rPr>
+          <w:rStyle w:val="Forte"/>
+          <w:b w:val="0"/>
+          <w:bCs w:val="0"/>
+        </w:rPr>
+        <w:t>15 diagramas de classes</w:t>
+      </w:r>
+      <w:r>
+        <w:t xml:space="preserve"> que</w:t>
+      </w:r>
+      <w:r>
+        <w:t xml:space="preserve"> compõem a ontologia de referência do Juizado Especial Federal Cível. Os modelos são apresentados de forma progressiva, partindo dos elementos estruturais do domínio, como organizações, sujeitos e papéis processuais, e avançando para os elementos relacionados à formação e ao desenvolvimento da demanda, à produção de provas, ao julgamento, aos recursos e ao cumprimento da decisão</w:t>
+      </w:r>
+      <w:r>
+        <w:rPr>
+          <w:lang w:val="pt-BR" w:eastAsia="pt-BR"/>
+        </w:rPr>
+        <w:t>.</w:t>
       </w:r>
       <w:r>
         <w:rPr>
@@ -20095,7 +20127,10 @@
         <w:jc w:val="left"/>
       </w:pPr>
       <w:r>
-        <w:t>4.2.1 Organização</w:t>
+        <w:t>4.2.1 Organizaç</w:t>
+      </w:r>
+      <w:r>
+        <w:t>ões</w:t>
       </w:r>
       <w:r>
         <w:br/>
@@ -20159,216 +20194,210 @@
         </w:rPr>
         <w:t xml:space="preserve"> </w:t>
       </w:r>
-      <w:proofErr w:type="spellStart"/>
-      <w:r>
-        <w:rPr>
-          <w:lang w:val="pt-BR" w:eastAsia="pt-BR"/>
-        </w:rPr>
-        <w:t>Texto</w:t>
-      </w:r>
-      <w:proofErr w:type="spellEnd"/>
-      <w:r>
-        <w:rPr>
-          <w:lang w:val="pt-BR" w:eastAsia="pt-BR"/>
-        </w:rPr>
-        <w:t xml:space="preserve"> </w:t>
-      </w:r>
-      <w:proofErr w:type="spellStart"/>
-      <w:r>
-        <w:rPr>
-          <w:lang w:val="pt-BR" w:eastAsia="pt-BR"/>
-        </w:rPr>
-        <w:t>Texto</w:t>
-      </w:r>
-      <w:proofErr w:type="spellEnd"/>
-      <w:r>
-        <w:rPr>
-          <w:lang w:val="pt-BR" w:eastAsia="pt-BR"/>
-        </w:rPr>
-        <w:t xml:space="preserve"> </w:t>
-      </w:r>
-      <w:proofErr w:type="spellStart"/>
-      <w:r>
-        <w:rPr>
-          <w:lang w:val="pt-BR" w:eastAsia="pt-BR"/>
-        </w:rPr>
-        <w:t>Texto</w:t>
-      </w:r>
-      <w:proofErr w:type="spellEnd"/>
-      <w:r>
-        <w:rPr>
-          <w:lang w:val="pt-BR" w:eastAsia="pt-BR"/>
-        </w:rPr>
-        <w:t xml:space="preserve"> </w:t>
-      </w:r>
-      <w:proofErr w:type="spellStart"/>
-      <w:r>
-        <w:rPr>
-          <w:lang w:val="pt-BR" w:eastAsia="pt-BR"/>
-        </w:rPr>
-        <w:t>Texto</w:t>
-      </w:r>
-      <w:proofErr w:type="spellEnd"/>
-      <w:r>
-        <w:rPr>
-          <w:lang w:val="pt-BR" w:eastAsia="pt-BR"/>
-        </w:rPr>
-        <w:t xml:space="preserve"> </w:t>
-      </w:r>
-      <w:proofErr w:type="spellStart"/>
-      <w:r>
-        <w:rPr>
-          <w:lang w:val="pt-BR" w:eastAsia="pt-BR"/>
-        </w:rPr>
-        <w:t>Texto</w:t>
-      </w:r>
-      <w:proofErr w:type="spellEnd"/>
-      <w:r>
-        <w:rPr>
-          <w:lang w:val="pt-BR" w:eastAsia="pt-BR"/>
-        </w:rPr>
-        <w:t xml:space="preserve"> </w:t>
-      </w:r>
-      <w:proofErr w:type="spellStart"/>
-      <w:r>
-        <w:rPr>
-          <w:lang w:val="pt-BR" w:eastAsia="pt-BR"/>
-        </w:rPr>
-        <w:t>Texto</w:t>
-      </w:r>
-      <w:proofErr w:type="spellEnd"/>
-      <w:r>
-        <w:rPr>
-          <w:lang w:val="pt-BR" w:eastAsia="pt-BR"/>
-        </w:rPr>
-        <w:t xml:space="preserve"> </w:t>
-      </w:r>
-      <w:proofErr w:type="spellStart"/>
-      <w:r>
-        <w:rPr>
-          <w:lang w:val="pt-BR" w:eastAsia="pt-BR"/>
-        </w:rPr>
-        <w:t>Texto</w:t>
-      </w:r>
-      <w:proofErr w:type="spellEnd"/>
-      <w:r>
-        <w:rPr>
-          <w:lang w:val="pt-BR" w:eastAsia="pt-BR"/>
-        </w:rPr>
-        <w:t xml:space="preserve"> </w:t>
-      </w:r>
-      <w:proofErr w:type="spellStart"/>
-      <w:r>
-        <w:rPr>
-          <w:lang w:val="pt-BR" w:eastAsia="pt-BR"/>
-        </w:rPr>
-        <w:t>Texto</w:t>
-      </w:r>
-      <w:proofErr w:type="spellEnd"/>
-      <w:r>
-        <w:rPr>
-          <w:lang w:val="pt-BR" w:eastAsia="pt-BR"/>
-        </w:rPr>
-        <w:t xml:space="preserve"> </w:t>
-      </w:r>
-      <w:proofErr w:type="spellStart"/>
-      <w:r>
-        <w:rPr>
-          <w:lang w:val="pt-BR" w:eastAsia="pt-BR"/>
-        </w:rPr>
-        <w:t>Texto</w:t>
-      </w:r>
-      <w:proofErr w:type="spellEnd"/>
-      <w:r>
-        <w:rPr>
-          <w:lang w:val="pt-BR" w:eastAsia="pt-BR"/>
-        </w:rPr>
-        <w:t xml:space="preserve"> </w:t>
-      </w:r>
-      <w:proofErr w:type="spellStart"/>
-      <w:r>
-        <w:rPr>
-          <w:lang w:val="pt-BR" w:eastAsia="pt-BR"/>
-        </w:rPr>
-        <w:t>Texto</w:t>
-      </w:r>
-      <w:proofErr w:type="spellEnd"/>
-      <w:r>
-        <w:rPr>
-          <w:lang w:val="pt-BR" w:eastAsia="pt-BR"/>
-        </w:rPr>
-        <w:t xml:space="preserve"> </w:t>
-      </w:r>
-      <w:proofErr w:type="spellStart"/>
-      <w:r>
-        <w:rPr>
-          <w:lang w:val="pt-BR" w:eastAsia="pt-BR"/>
-        </w:rPr>
-        <w:t>Texto</w:t>
-      </w:r>
-      <w:proofErr w:type="spellEnd"/>
-      <w:r>
-        <w:rPr>
-          <w:lang w:val="pt-BR" w:eastAsia="pt-BR"/>
-        </w:rPr>
-        <w:t xml:space="preserve"> </w:t>
-      </w:r>
-      <w:proofErr w:type="spellStart"/>
-      <w:r>
-        <w:rPr>
-          <w:lang w:val="pt-BR" w:eastAsia="pt-BR"/>
-        </w:rPr>
-        <w:t>Texto</w:t>
-      </w:r>
-      <w:proofErr w:type="spellEnd"/>
-      <w:r>
-        <w:rPr>
-          <w:lang w:val="pt-BR" w:eastAsia="pt-BR"/>
-        </w:rPr>
-        <w:t xml:space="preserve"> </w:t>
-      </w:r>
-      <w:proofErr w:type="spellStart"/>
-      <w:r>
-        <w:rPr>
-          <w:lang w:val="pt-BR" w:eastAsia="pt-BR"/>
-        </w:rPr>
-        <w:t>Texto</w:t>
-      </w:r>
-      <w:proofErr w:type="spellEnd"/>
-      <w:r>
-        <w:rPr>
-          <w:lang w:val="pt-BR" w:eastAsia="pt-BR"/>
-        </w:rPr>
-        <w:t xml:space="preserve"> </w:t>
-      </w:r>
-      <w:proofErr w:type="spellStart"/>
-      <w:r>
-        <w:rPr>
-          <w:lang w:val="pt-BR" w:eastAsia="pt-BR"/>
-        </w:rPr>
-        <w:t>Texto</w:t>
-      </w:r>
-      <w:proofErr w:type="spellEnd"/>
-      <w:r>
-        <w:rPr>
-          <w:lang w:val="pt-BR" w:eastAsia="pt-BR"/>
-        </w:rPr>
-        <w:t xml:space="preserve"> </w:t>
-      </w:r>
-      <w:proofErr w:type="spellStart"/>
-      <w:r>
-        <w:rPr>
-          <w:lang w:val="pt-BR" w:eastAsia="pt-BR"/>
-        </w:rPr>
-        <w:t>Tex</w:t>
-      </w:r>
       <w:bookmarkStart w:id="53" w:name="_GoBack"/>
       <w:bookmarkEnd w:id="53"/>
-      <w:r>
-        <w:rPr>
-          <w:lang w:val="pt-BR" w:eastAsia="pt-BR"/>
-        </w:rPr>
-        <w:t>to</w:t>
+      <w:proofErr w:type="spellStart"/>
+      <w:r>
+        <w:rPr>
+          <w:lang w:val="pt-BR" w:eastAsia="pt-BR"/>
+        </w:rPr>
+        <w:t>Texto</w:t>
+      </w:r>
+      <w:proofErr w:type="spellEnd"/>
+      <w:r>
+        <w:rPr>
+          <w:lang w:val="pt-BR" w:eastAsia="pt-BR"/>
+        </w:rPr>
+        <w:t xml:space="preserve"> </w:t>
+      </w:r>
+      <w:proofErr w:type="spellStart"/>
+      <w:r>
+        <w:rPr>
+          <w:lang w:val="pt-BR" w:eastAsia="pt-BR"/>
+        </w:rPr>
+        <w:t>Texto</w:t>
+      </w:r>
+      <w:proofErr w:type="spellEnd"/>
+      <w:r>
+        <w:rPr>
+          <w:lang w:val="pt-BR" w:eastAsia="pt-BR"/>
+        </w:rPr>
+        <w:t xml:space="preserve"> </w:t>
+      </w:r>
+      <w:proofErr w:type="spellStart"/>
+      <w:r>
+        <w:rPr>
+          <w:lang w:val="pt-BR" w:eastAsia="pt-BR"/>
+        </w:rPr>
+        <w:t>Texto</w:t>
+      </w:r>
+      <w:proofErr w:type="spellEnd"/>
+      <w:r>
+        <w:rPr>
+          <w:lang w:val="pt-BR" w:eastAsia="pt-BR"/>
+        </w:rPr>
+        <w:t xml:space="preserve"> </w:t>
+      </w:r>
+      <w:proofErr w:type="spellStart"/>
+      <w:r>
+        <w:rPr>
+          <w:lang w:val="pt-BR" w:eastAsia="pt-BR"/>
+        </w:rPr>
+        <w:t>Texto</w:t>
+      </w:r>
+      <w:proofErr w:type="spellEnd"/>
+      <w:r>
+        <w:rPr>
+          <w:lang w:val="pt-BR" w:eastAsia="pt-BR"/>
+        </w:rPr>
+        <w:t xml:space="preserve"> </w:t>
+      </w:r>
+      <w:proofErr w:type="spellStart"/>
+      <w:r>
+        <w:rPr>
+          <w:lang w:val="pt-BR" w:eastAsia="pt-BR"/>
+        </w:rPr>
+        <w:t>Texto</w:t>
+      </w:r>
+      <w:proofErr w:type="spellEnd"/>
+      <w:r>
+        <w:rPr>
+          <w:lang w:val="pt-BR" w:eastAsia="pt-BR"/>
+        </w:rPr>
+        <w:t xml:space="preserve"> </w:t>
+      </w:r>
+      <w:proofErr w:type="spellStart"/>
+      <w:r>
+        <w:rPr>
+          <w:lang w:val="pt-BR" w:eastAsia="pt-BR"/>
+        </w:rPr>
+        <w:t>Texto</w:t>
+      </w:r>
+      <w:proofErr w:type="spellEnd"/>
+      <w:r>
+        <w:rPr>
+          <w:lang w:val="pt-BR" w:eastAsia="pt-BR"/>
+        </w:rPr>
+        <w:t xml:space="preserve"> </w:t>
+      </w:r>
+      <w:proofErr w:type="spellStart"/>
+      <w:r>
+        <w:rPr>
+          <w:lang w:val="pt-BR" w:eastAsia="pt-BR"/>
+        </w:rPr>
+        <w:t>Texto</w:t>
+      </w:r>
+      <w:proofErr w:type="spellEnd"/>
+      <w:r>
+        <w:rPr>
+          <w:lang w:val="pt-BR" w:eastAsia="pt-BR"/>
+        </w:rPr>
+        <w:t xml:space="preserve"> </w:t>
+      </w:r>
+      <w:proofErr w:type="spellStart"/>
+      <w:r>
+        <w:rPr>
+          <w:lang w:val="pt-BR" w:eastAsia="pt-BR"/>
+        </w:rPr>
+        <w:t>Texto</w:t>
+      </w:r>
+      <w:proofErr w:type="spellEnd"/>
+      <w:r>
+        <w:rPr>
+          <w:lang w:val="pt-BR" w:eastAsia="pt-BR"/>
+        </w:rPr>
+        <w:t xml:space="preserve"> </w:t>
+      </w:r>
+      <w:proofErr w:type="spellStart"/>
+      <w:r>
+        <w:rPr>
+          <w:lang w:val="pt-BR" w:eastAsia="pt-BR"/>
+        </w:rPr>
+        <w:t>Texto</w:t>
+      </w:r>
+      <w:proofErr w:type="spellEnd"/>
+      <w:r>
+        <w:rPr>
+          <w:lang w:val="pt-BR" w:eastAsia="pt-BR"/>
+        </w:rPr>
+        <w:t xml:space="preserve"> </w:t>
+      </w:r>
+      <w:proofErr w:type="spellStart"/>
+      <w:r>
+        <w:rPr>
+          <w:lang w:val="pt-BR" w:eastAsia="pt-BR"/>
+        </w:rPr>
+        <w:t>Texto</w:t>
+      </w:r>
+      <w:proofErr w:type="spellEnd"/>
+      <w:r>
+        <w:rPr>
+          <w:lang w:val="pt-BR" w:eastAsia="pt-BR"/>
+        </w:rPr>
+        <w:t xml:space="preserve"> </w:t>
+      </w:r>
+      <w:proofErr w:type="spellStart"/>
+      <w:r>
+        <w:rPr>
+          <w:lang w:val="pt-BR" w:eastAsia="pt-BR"/>
+        </w:rPr>
+        <w:t>Texto</w:t>
+      </w:r>
+      <w:proofErr w:type="spellEnd"/>
+      <w:r>
+        <w:rPr>
+          <w:lang w:val="pt-BR" w:eastAsia="pt-BR"/>
+        </w:rPr>
+        <w:t xml:space="preserve"> </w:t>
+      </w:r>
+      <w:proofErr w:type="spellStart"/>
+      <w:r>
+        <w:rPr>
+          <w:lang w:val="pt-BR" w:eastAsia="pt-BR"/>
+        </w:rPr>
+        <w:t>Texto</w:t>
+      </w:r>
+      <w:proofErr w:type="spellEnd"/>
+      <w:r>
+        <w:rPr>
+          <w:lang w:val="pt-BR" w:eastAsia="pt-BR"/>
+        </w:rPr>
+        <w:t xml:space="preserve"> </w:t>
+      </w:r>
+      <w:proofErr w:type="spellStart"/>
+      <w:r>
+        <w:rPr>
+          <w:lang w:val="pt-BR" w:eastAsia="pt-BR"/>
+        </w:rPr>
+        <w:t>Texto</w:t>
+      </w:r>
+      <w:proofErr w:type="spellEnd"/>
+      <w:r>
+        <w:rPr>
+          <w:lang w:val="pt-BR" w:eastAsia="pt-BR"/>
+        </w:rPr>
+        <w:t xml:space="preserve"> </w:t>
+      </w:r>
+      <w:proofErr w:type="spellStart"/>
+      <w:r>
+        <w:rPr>
+          <w:lang w:val="pt-BR" w:eastAsia="pt-BR"/>
+        </w:rPr>
+        <w:t>Texto</w:t>
+      </w:r>
+      <w:proofErr w:type="spellEnd"/>
+      <w:r>
+        <w:rPr>
+          <w:lang w:val="pt-BR" w:eastAsia="pt-BR"/>
+        </w:rPr>
+        <w:t xml:space="preserve"> </w:t>
+      </w:r>
+      <w:proofErr w:type="spellStart"/>
+      <w:r>
+        <w:rPr>
+          <w:lang w:val="pt-BR" w:eastAsia="pt-BR"/>
+        </w:rPr>
+        <w:t>Texto</w:t>
       </w:r>
       <w:proofErr w:type="spellEnd"/>
       <w:r>
@@ -21269,7 +21298,10 @@
         <w:jc w:val="left"/>
       </w:pPr>
       <w:r>
-        <w:t>4.2.3 Representação Processual</w:t>
+        <w:t>4.2.3 Representa</w:t>
+      </w:r>
+      <w:r>
+        <w:t xml:space="preserve">ntes </w:t>
       </w:r>
       <w:r>
         <w:br/>
@@ -22435,7 +22467,10 @@
         <w:jc w:val="left"/>
       </w:pPr>
       <w:r>
-        <w:t>4.2.5 Demanda, Causa e Pedido</w:t>
+        <w:t xml:space="preserve">4.2.5 </w:t>
+      </w:r>
+      <w:r>
+        <w:t>Competência</w:t>
       </w:r>
       <w:r>
         <w:br/>
@@ -22455,6 +22490,7 @@
         <w:rPr>
           <w:lang w:val="pt-BR" w:eastAsia="pt-BR"/>
         </w:rPr>
+        <w:lastRenderedPageBreak/>
         <w:t xml:space="preserve">Texto </w:t>
       </w:r>
       <w:proofErr w:type="spellStart"/>
@@ -23003,6 +23039,83 @@
         </w:rPr>
         <w:t>.</w:t>
       </w:r>
+    </w:p>
+    <w:p>
+      <w:pPr>
+        <w:pStyle w:val="Corpodetexto"/>
+        <w:spacing w:line="312" w:lineRule="auto"/>
+        <w:jc w:val="both"/>
+      </w:pPr>
+    </w:p>
+    <w:p>
+      <w:pPr>
+        <w:pStyle w:val="Ttulo3"/>
+        <w:numPr>
+          <w:ilvl w:val="1"/>
+          <w:numId w:val="16"/>
+        </w:numPr>
+        <w:spacing w:before="2"/>
+        <w:ind w:left="737" w:hanging="737"/>
+      </w:pPr>
+      <w:r>
+        <w:t xml:space="preserve">Pacote </w:t>
+      </w:r>
+      <w:r>
+        <w:t>Procedimental</w:t>
+      </w:r>
+      <w:r>
+        <w:br/>
+      </w:r>
+    </w:p>
+    <w:p>
+      <w:pPr>
+        <w:pStyle w:val="Corpodetexto"/>
+        <w:spacing w:line="312" w:lineRule="auto"/>
+        <w:ind w:left="282" w:right="116" w:firstLine="737"/>
+        <w:jc w:val="both"/>
+        <w:rPr>
+          <w:lang w:val="pt-BR" w:eastAsia="pt-BR"/>
+        </w:rPr>
+      </w:pPr>
+      <w:r>
+        <w:t xml:space="preserve">Esta seção apresenta </w:t>
+      </w:r>
+      <w:r>
+        <w:t xml:space="preserve">os </w:t>
+      </w:r>
+      <w:r>
+        <w:rPr>
+          <w:rStyle w:val="Forte"/>
+          <w:b w:val="0"/>
+          <w:bCs w:val="0"/>
+        </w:rPr>
+        <w:t>15 diagramas de classes</w:t>
+      </w:r>
+      <w:r>
+        <w:t xml:space="preserve"> que</w:t>
+      </w:r>
+      <w:r>
+        <w:t xml:space="preserve"> compõem a ontologia de referência do Juizado Especial Federal Cível. Os modelos são apresentados de forma progressiva, partindo dos elementos estruturais do domínio, como organizações, sujeitos e papéis processuais, e avançando para os elementos relacionados à formação e ao desenvolvimento da demanda, à produção de provas, ao julgamento, aos recursos e ao cumprimento da decisão</w:t>
+      </w:r>
+      <w:r>
+        <w:rPr>
+          <w:lang w:val="pt-BR" w:eastAsia="pt-BR"/>
+        </w:rPr>
+        <w:t>.</w:t>
+      </w:r>
+      <w:r>
+        <w:rPr>
+          <w:lang w:val="pt-BR" w:eastAsia="pt-BR"/>
+        </w:rPr>
+        <w:br/>
+      </w:r>
+    </w:p>
+    <w:p>
+      <w:pPr>
+        <w:pStyle w:val="Corpodetexto"/>
+        <w:spacing w:line="312" w:lineRule="auto"/>
+        <w:jc w:val="both"/>
+      </w:pPr>
     </w:p>
     <w:p>
       <w:pPr>
@@ -23018,7 +23131,16 @@
         <w:jc w:val="left"/>
       </w:pPr>
       <w:r>
-        <w:t>4.2.6 Competência</w:t>
+        <w:t>4.</w:t>
+      </w:r>
+      <w:r>
+        <w:t>3</w:t>
+      </w:r>
+      <w:r>
+        <w:t xml:space="preserve">.6 </w:t>
+      </w:r>
+      <w:r>
+        <w:t>Demanda, Causa e Pedido</w:t>
       </w:r>
       <w:r>
         <w:br/>
@@ -23601,7 +23723,16 @@
         <w:jc w:val="left"/>
       </w:pPr>
       <w:r>
-        <w:t>4.2.7 Instauração</w:t>
+        <w:t>4.</w:t>
+      </w:r>
+      <w:r>
+        <w:t>3</w:t>
+      </w:r>
+      <w:r>
+        <w:t xml:space="preserve">.7 </w:t>
+      </w:r>
+      <w:r>
+        <w:t>Procedimentos</w:t>
       </w:r>
       <w:r>
         <w:br/>
@@ -24184,7 +24315,16 @@
         <w:jc w:val="left"/>
       </w:pPr>
       <w:r>
-        <w:t>4.2.8 Procedimentos</w:t>
+        <w:t>4.</w:t>
+      </w:r>
+      <w:r>
+        <w:t>3</w:t>
+      </w:r>
+      <w:r>
+        <w:t xml:space="preserve">.8 </w:t>
+      </w:r>
+      <w:r>
+        <w:t>Instauração</w:t>
       </w:r>
       <w:r>
         <w:br/>
@@ -24767,7 +24907,13 @@
         <w:jc w:val="left"/>
       </w:pPr>
       <w:r>
-        <w:t>4.2.9 Contestação</w:t>
+        <w:t>4.</w:t>
+      </w:r>
+      <w:r>
+        <w:t>3</w:t>
+      </w:r>
+      <w:r>
+        <w:t>.9 Contestação</w:t>
       </w:r>
       <w:r>
         <w:br/>
@@ -25350,7 +25496,13 @@
         <w:jc w:val="left"/>
       </w:pPr>
       <w:r>
-        <w:t>4.2.10 Conciliação</w:t>
+        <w:t>4.</w:t>
+      </w:r>
+      <w:r>
+        <w:t>3</w:t>
+      </w:r>
+      <w:r>
+        <w:t>.10 Conciliação</w:t>
       </w:r>
       <w:r>
         <w:br/>
@@ -25933,7 +26085,13 @@
         <w:jc w:val="left"/>
       </w:pPr>
       <w:r>
-        <w:t>4.2.11 Produção de Prova</w:t>
+        <w:t>4.</w:t>
+      </w:r>
+      <w:r>
+        <w:t>3</w:t>
+      </w:r>
+      <w:r>
+        <w:t>.11 Produção de Prova</w:t>
       </w:r>
       <w:r>
         <w:br/>
@@ -26516,8 +26674,13 @@
         <w:jc w:val="left"/>
       </w:pPr>
       <w:r>
-        <w:lastRenderedPageBreak/>
-        <w:t>4.2.12 Análise Probatória e Julgamento</w:t>
+        <w:t>4.</w:t>
+      </w:r>
+      <w:r>
+        <w:t>3</w:t>
+      </w:r>
+      <w:r>
+        <w:t>.12 Análise Probatória e Julgamento</w:t>
       </w:r>
       <w:r>
         <w:br/>
@@ -27100,7 +27263,13 @@
         <w:jc w:val="left"/>
       </w:pPr>
       <w:r>
-        <w:t>4.2.13 Sentença</w:t>
+        <w:t>4.</w:t>
+      </w:r>
+      <w:r>
+        <w:t>3</w:t>
+      </w:r>
+      <w:r>
+        <w:t>.13 Sentença</w:t>
       </w:r>
       <w:r>
         <w:br/>
@@ -27683,7 +27852,13 @@
         <w:jc w:val="left"/>
       </w:pPr>
       <w:r>
-        <w:t>4.2.14 Recursos</w:t>
+        <w:t>4.</w:t>
+      </w:r>
+      <w:r>
+        <w:t>3</w:t>
+      </w:r>
+      <w:r>
+        <w:t>.14 Recursos</w:t>
       </w:r>
       <w:r>
         <w:br/>
@@ -28266,7 +28441,13 @@
         <w:jc w:val="left"/>
       </w:pPr>
       <w:r>
-        <w:t>4.2.15 Cumprimento e Encerramento</w:t>
+        <w:t>4.</w:t>
+      </w:r>
+      <w:r>
+        <w:t>3</w:t>
+      </w:r>
+      <w:r>
+        <w:t>.15 Cumprimento e Encerramento</w:t>
       </w:r>
       <w:r>
         <w:br/>
@@ -35594,6 +35775,7 @@
     <w:rsid w:val="007E08FE"/>
     <w:rsid w:val="009D5B87"/>
     <w:rsid w:val="00AC02CF"/>
+    <w:rsid w:val="00B65997"/>
     <w:rsid w:val="00B94D0D"/>
     <w:rsid w:val="00CA08CA"/>
     <w:rsid w:val="00CB3A5C"/>
@@ -36380,7 +36562,7 @@
 </file>
 
 <file path=customXml/itemProps1.xml><?xml version="1.0" encoding="utf-8"?>
-<ds:datastoreItem xmlns:ds="http://schemas.openxmlformats.org/officeDocument/2006/customXml" ds:itemID="{CDAD770E-ECAD-47F9-BBA1-D3E3F5A3CC17}">
+<ds:datastoreItem xmlns:ds="http://schemas.openxmlformats.org/officeDocument/2006/customXml" ds:itemID="{37E71A14-2890-44D5-A0E9-8D66378D04C7}">
   <ds:schemaRefs>
     <ds:schemaRef ds:uri="http://schemas.openxmlformats.org/officeDocument/2006/bibliography"/>
   </ds:schemaRefs>

--- a/backup/tcc-jec.docx
+++ b/backup/tcc-jec.docx
@@ -573,7 +573,7 @@
         </w:rPr>
       </w:pPr>
       <w:bookmarkStart w:id="1" w:name="Folha_de_rosto"/>
-      <w:bookmarkStart w:id="2" w:name="_Toc242902125"/>
+      <w:bookmarkStart w:id="2" w:name="_Toc243053004"/>
       <w:r>
         <w:rPr>
           <w:w w:val="90"/>
@@ -2225,7 +2225,7 @@
         </w:rPr>
       </w:pPr>
       <w:bookmarkStart w:id="3" w:name="Folha_de_aprovação"/>
-      <w:bookmarkStart w:id="4" w:name="_Toc242902126"/>
+      <w:bookmarkStart w:id="4" w:name="_Toc243053005"/>
       <w:r>
         <w:rPr>
           <w:w w:val="90"/>
@@ -3245,7 +3245,7 @@
         <w:ind w:left="1506" w:right="1385"/>
       </w:pPr>
       <w:bookmarkStart w:id="6" w:name="Agradecimentos"/>
-      <w:bookmarkStart w:id="7" w:name="_Toc242902127"/>
+      <w:bookmarkStart w:id="7" w:name="_Toc243053006"/>
       <w:r>
         <w:rPr>
           <w:spacing w:val="-14"/>
@@ -4748,7 +4748,7 @@
         <w:ind w:left="152" w:right="19"/>
       </w:pPr>
       <w:bookmarkStart w:id="9" w:name="Resumo"/>
-      <w:bookmarkStart w:id="10" w:name="_Toc242902128"/>
+      <w:bookmarkStart w:id="10" w:name="_Toc243053007"/>
       <w:r>
         <w:rPr>
           <w:spacing w:val="-4"/>
@@ -6070,7 +6070,7 @@
       </w:pPr>
       <w:bookmarkStart w:id="11" w:name="Lista_de_ilustrações"/>
       <w:bookmarkStart w:id="12" w:name="_bookmark1"/>
-      <w:bookmarkStart w:id="13" w:name="_Toc242902129"/>
+      <w:bookmarkStart w:id="13" w:name="_Toc243053008"/>
       <w:r>
         <w:rPr>
           <w:spacing w:val="-16"/>
@@ -6326,7 +6326,7 @@
       </w:pPr>
       <w:bookmarkStart w:id="14" w:name="Lista_de_tabelas"/>
       <w:bookmarkStart w:id="15" w:name="_bookmark2"/>
-      <w:bookmarkStart w:id="16" w:name="_Toc242902130"/>
+      <w:bookmarkStart w:id="16" w:name="_Toc243053009"/>
       <w:r>
         <w:rPr>
           <w:spacing w:val="-16"/>
@@ -7411,7 +7411,7 @@
         <w:ind w:left="139" w:right="158"/>
       </w:pPr>
       <w:bookmarkStart w:id="18" w:name="Sumário"/>
-      <w:bookmarkStart w:id="19" w:name="_Toc242902131"/>
+      <w:bookmarkStart w:id="19" w:name="_Toc243053010"/>
       <w:r>
         <w:rPr>
           <w:spacing w:val="-2"/>
@@ -7483,7 +7483,7 @@
           <w:r>
             <w:fldChar w:fldCharType="separate"/>
           </w:r>
-          <w:hyperlink w:anchor="_Toc242902125" w:history="1">
+          <w:hyperlink w:anchor="_Toc243053004" w:history="1">
             <w:r>
               <w:rPr>
                 <w:rStyle w:val="Hyperlink"/>
@@ -7546,7 +7546,7 @@
                 <w:noProof/>
                 <w:webHidden/>
               </w:rPr>
-              <w:instrText xml:space="preserve"> PAGEREF _Toc242902125 \h </w:instrText>
+              <w:instrText xml:space="preserve"> PAGEREF _Toc243053004 \h </w:instrText>
             </w:r>
             <w:r>
               <w:rPr>
@@ -7589,7 +7589,7 @@
               <w:lang w:val="pt-BR" w:eastAsia="pt-BR"/>
             </w:rPr>
           </w:pPr>
-          <w:hyperlink w:anchor="_Toc242902126" w:history="1">
+          <w:hyperlink w:anchor="_Toc243053005" w:history="1">
             <w:r>
               <w:rPr>
                 <w:rStyle w:val="Hyperlink"/>
@@ -7652,7 +7652,7 @@
                 <w:noProof/>
                 <w:webHidden/>
               </w:rPr>
-              <w:instrText xml:space="preserve"> PAGEREF _Toc242902126 \h </w:instrText>
+              <w:instrText xml:space="preserve"> PAGEREF _Toc243053005 \h </w:instrText>
             </w:r>
             <w:r>
               <w:rPr>
@@ -7695,7 +7695,7 @@
               <w:lang w:val="pt-BR" w:eastAsia="pt-BR"/>
             </w:rPr>
           </w:pPr>
-          <w:hyperlink w:anchor="_Toc242902127" w:history="1">
+          <w:hyperlink w:anchor="_Toc243053006" w:history="1">
             <w:r>
               <w:rPr>
                 <w:rStyle w:val="Hyperlink"/>
@@ -7723,7 +7723,7 @@
                 <w:noProof/>
                 <w:webHidden/>
               </w:rPr>
-              <w:instrText xml:space="preserve"> PAGEREF _Toc242902127 \h </w:instrText>
+              <w:instrText xml:space="preserve"> PAGEREF _Toc243053006 \h </w:instrText>
             </w:r>
             <w:r>
               <w:rPr>
@@ -7766,7 +7766,7 @@
               <w:lang w:val="pt-BR" w:eastAsia="pt-BR"/>
             </w:rPr>
           </w:pPr>
-          <w:hyperlink w:anchor="_Toc242902128" w:history="1">
+          <w:hyperlink w:anchor="_Toc243053007" w:history="1">
             <w:r>
               <w:rPr>
                 <w:rStyle w:val="Hyperlink"/>
@@ -7794,7 +7794,7 @@
                 <w:noProof/>
                 <w:webHidden/>
               </w:rPr>
-              <w:instrText xml:space="preserve"> PAGEREF _Toc242902128 \h </w:instrText>
+              <w:instrText xml:space="preserve"> PAGEREF _Toc243053007 \h </w:instrText>
             </w:r>
             <w:r>
               <w:rPr>
@@ -7837,7 +7837,7 @@
               <w:lang w:val="pt-BR" w:eastAsia="pt-BR"/>
             </w:rPr>
           </w:pPr>
-          <w:hyperlink w:anchor="_Toc242902129" w:history="1">
+          <w:hyperlink w:anchor="_Toc243053008" w:history="1">
             <w:r>
               <w:rPr>
                 <w:rStyle w:val="Hyperlink"/>
@@ -7897,7 +7897,7 @@
                 <w:noProof/>
                 <w:webHidden/>
               </w:rPr>
-              <w:instrText xml:space="preserve"> PAGEREF _Toc242902129 \h </w:instrText>
+              <w:instrText xml:space="preserve"> PAGEREF _Toc243053008 \h </w:instrText>
             </w:r>
             <w:r>
               <w:rPr>
@@ -7940,7 +7940,7 @@
               <w:lang w:val="pt-BR" w:eastAsia="pt-BR"/>
             </w:rPr>
           </w:pPr>
-          <w:hyperlink w:anchor="_Toc242902130" w:history="1">
+          <w:hyperlink w:anchor="_Toc243053009" w:history="1">
             <w:r>
               <w:rPr>
                 <w:rStyle w:val="Hyperlink"/>
@@ -8000,7 +8000,7 @@
                 <w:noProof/>
                 <w:webHidden/>
               </w:rPr>
-              <w:instrText xml:space="preserve"> PAGEREF _Toc242902130 \h </w:instrText>
+              <w:instrText xml:space="preserve"> PAGEREF _Toc243053009 \h </w:instrText>
             </w:r>
             <w:r>
               <w:rPr>
@@ -8043,7 +8043,7 @@
               <w:lang w:val="pt-BR" w:eastAsia="pt-BR"/>
             </w:rPr>
           </w:pPr>
-          <w:hyperlink w:anchor="_Toc242902131" w:history="1">
+          <w:hyperlink w:anchor="_Toc243053010" w:history="1">
             <w:r>
               <w:rPr>
                 <w:rStyle w:val="Hyperlink"/>
@@ -8071,7 +8071,7 @@
                 <w:noProof/>
                 <w:webHidden/>
               </w:rPr>
-              <w:instrText xml:space="preserve"> PAGEREF _Toc242902131 \h </w:instrText>
+              <w:instrText xml:space="preserve"> PAGEREF _Toc243053010 \h </w:instrText>
             </w:r>
             <w:r>
               <w:rPr>
@@ -8115,7 +8115,7 @@
               <w:lang w:val="pt-BR" w:eastAsia="pt-BR"/>
             </w:rPr>
           </w:pPr>
-          <w:hyperlink w:anchor="_Toc242902132" w:history="1">
+          <w:hyperlink w:anchor="_Toc243053011" w:history="1">
             <w:r>
               <w:rPr>
                 <w:rStyle w:val="Hyperlink"/>
@@ -8159,7 +8159,7 @@
                 <w:noProof/>
                 <w:webHidden/>
               </w:rPr>
-              <w:instrText xml:space="preserve"> PAGEREF _Toc242902132 \h </w:instrText>
+              <w:instrText xml:space="preserve"> PAGEREF _Toc243053011 \h </w:instrText>
             </w:r>
             <w:r>
               <w:rPr>
@@ -8179,7 +8179,7 @@
                 <w:noProof/>
                 <w:webHidden/>
               </w:rPr>
-              <w:t>14</w:t>
+              <w:t>13</w:t>
             </w:r>
             <w:r>
               <w:rPr>
@@ -8203,7 +8203,7 @@
               <w:lang w:val="pt-BR" w:eastAsia="pt-BR"/>
             </w:rPr>
           </w:pPr>
-          <w:hyperlink w:anchor="_Toc242902133" w:history="1">
+          <w:hyperlink w:anchor="_Toc243053012" w:history="1">
             <w:r>
               <w:rPr>
                 <w:rStyle w:val="Hyperlink"/>
@@ -8280,7 +8280,7 @@
                 <w:noProof/>
                 <w:webHidden/>
               </w:rPr>
-              <w:instrText xml:space="preserve"> PAGEREF _Toc242902133 \h </w:instrText>
+              <w:instrText xml:space="preserve"> PAGEREF _Toc243053012 \h </w:instrText>
             </w:r>
             <w:r>
               <w:rPr>
@@ -8300,7 +8300,7 @@
                 <w:noProof/>
                 <w:webHidden/>
               </w:rPr>
-              <w:t>15</w:t>
+              <w:t>14</w:t>
             </w:r>
             <w:r>
               <w:rPr>
@@ -8324,7 +8324,7 @@
               <w:lang w:val="pt-BR" w:eastAsia="pt-BR"/>
             </w:rPr>
           </w:pPr>
-          <w:hyperlink w:anchor="_Toc242902134" w:history="1">
+          <w:hyperlink w:anchor="_Toc243053013" w:history="1">
             <w:r>
               <w:rPr>
                 <w:rStyle w:val="Hyperlink"/>
@@ -8368,7 +8368,7 @@
                 <w:noProof/>
                 <w:webHidden/>
               </w:rPr>
-              <w:instrText xml:space="preserve"> PAGEREF _Toc242902134 \h </w:instrText>
+              <w:instrText xml:space="preserve"> PAGEREF _Toc243053013 \h </w:instrText>
             </w:r>
             <w:r>
               <w:rPr>
@@ -8388,7 +8388,7 @@
                 <w:noProof/>
                 <w:webHidden/>
               </w:rPr>
-              <w:t>15</w:t>
+              <w:t>14</w:t>
             </w:r>
             <w:r>
               <w:rPr>
@@ -8412,7 +8412,7 @@
               <w:lang w:val="pt-BR" w:eastAsia="pt-BR"/>
             </w:rPr>
           </w:pPr>
-          <w:hyperlink w:anchor="_Toc242902135" w:history="1">
+          <w:hyperlink w:anchor="_Toc243053014" w:history="1">
             <w:r>
               <w:rPr>
                 <w:rStyle w:val="Hyperlink"/>
@@ -8521,7 +8521,7 @@
                 <w:noProof/>
                 <w:webHidden/>
               </w:rPr>
-              <w:instrText xml:space="preserve"> PAGEREF _Toc242902135 \h </w:instrText>
+              <w:instrText xml:space="preserve"> PAGEREF _Toc243053014 \h </w:instrText>
             </w:r>
             <w:r>
               <w:rPr>
@@ -8541,7 +8541,7 @@
                 <w:noProof/>
                 <w:webHidden/>
               </w:rPr>
-              <w:t>16</w:t>
+              <w:t>15</w:t>
             </w:r>
             <w:r>
               <w:rPr>
@@ -8565,7 +8565,7 @@
               <w:lang w:val="pt-BR" w:eastAsia="pt-BR"/>
             </w:rPr>
           </w:pPr>
-          <w:hyperlink w:anchor="_Toc242902136" w:history="1">
+          <w:hyperlink w:anchor="_Toc243053015" w:history="1">
             <w:r>
               <w:rPr>
                 <w:rStyle w:val="Hyperlink"/>
@@ -8642,7 +8642,7 @@
                 <w:noProof/>
                 <w:webHidden/>
               </w:rPr>
-              <w:instrText xml:space="preserve"> PAGEREF _Toc242902136 \h </w:instrText>
+              <w:instrText xml:space="preserve"> PAGEREF _Toc243053015 \h </w:instrText>
             </w:r>
             <w:r>
               <w:rPr>
@@ -8662,7 +8662,7 @@
                 <w:noProof/>
                 <w:webHidden/>
               </w:rPr>
-              <w:t>17</w:t>
+              <w:t>16</w:t>
             </w:r>
             <w:r>
               <w:rPr>
@@ -8686,7 +8686,7 @@
               <w:lang w:val="pt-BR" w:eastAsia="pt-BR"/>
             </w:rPr>
           </w:pPr>
-          <w:hyperlink w:anchor="_Toc242902137" w:history="1">
+          <w:hyperlink w:anchor="_Toc243053016" w:history="1">
             <w:r>
               <w:rPr>
                 <w:rStyle w:val="Hyperlink"/>
@@ -8802,7 +8802,7 @@
                 <w:noProof/>
                 <w:webHidden/>
               </w:rPr>
-              <w:instrText xml:space="preserve"> PAGEREF _Toc242902137 \h </w:instrText>
+              <w:instrText xml:space="preserve"> PAGEREF _Toc243053016 \h </w:instrText>
             </w:r>
             <w:r>
               <w:rPr>
@@ -8822,7 +8822,7 @@
                 <w:noProof/>
                 <w:webHidden/>
               </w:rPr>
-              <w:t>18</w:t>
+              <w:t>17</w:t>
             </w:r>
             <w:r>
               <w:rPr>
@@ -8845,7 +8845,7 @@
               <w:lang w:val="pt-BR" w:eastAsia="pt-BR"/>
             </w:rPr>
           </w:pPr>
-          <w:hyperlink w:anchor="_Toc242902138" w:history="1">
+          <w:hyperlink w:anchor="_Toc243053017" w:history="1">
             <w:r>
               <w:rPr>
                 <w:rStyle w:val="Hyperlink"/>
@@ -8873,7 +8873,7 @@
                 <w:noProof/>
                 <w:webHidden/>
               </w:rPr>
-              <w:instrText xml:space="preserve"> PAGEREF _Toc242902138 \h </w:instrText>
+              <w:instrText xml:space="preserve"> PAGEREF _Toc243053017 \h </w:instrText>
             </w:r>
             <w:r>
               <w:rPr>
@@ -8893,7 +8893,7 @@
                 <w:noProof/>
                 <w:webHidden/>
               </w:rPr>
-              <w:t>18</w:t>
+              <w:t>17</w:t>
             </w:r>
             <w:r>
               <w:rPr>
@@ -8916,7 +8916,7 @@
               <w:lang w:val="pt-BR" w:eastAsia="pt-BR"/>
             </w:rPr>
           </w:pPr>
-          <w:hyperlink w:anchor="_Toc242902139" w:history="1">
+          <w:hyperlink w:anchor="_Toc243053018" w:history="1">
             <w:r>
               <w:rPr>
                 <w:rStyle w:val="Hyperlink"/>
@@ -8951,7 +8951,7 @@
                 <w:noProof/>
                 <w:webHidden/>
               </w:rPr>
-              <w:instrText xml:space="preserve"> PAGEREF _Toc242902139 \h </w:instrText>
+              <w:instrText xml:space="preserve"> PAGEREF _Toc243053018 \h </w:instrText>
             </w:r>
             <w:r>
               <w:rPr>
@@ -8971,7 +8971,7 @@
                 <w:noProof/>
                 <w:webHidden/>
               </w:rPr>
-              <w:t>19</w:t>
+              <w:t>18</w:t>
             </w:r>
             <w:r>
               <w:rPr>
@@ -8994,7 +8994,7 @@
               <w:lang w:val="pt-BR" w:eastAsia="pt-BR"/>
             </w:rPr>
           </w:pPr>
-          <w:hyperlink w:anchor="_Toc242902140" w:history="1">
+          <w:hyperlink w:anchor="_Toc243053019" w:history="1">
             <w:r>
               <w:rPr>
                 <w:rStyle w:val="Hyperlink"/>
@@ -9029,7 +9029,7 @@
                 <w:noProof/>
                 <w:webHidden/>
               </w:rPr>
-              <w:instrText xml:space="preserve"> PAGEREF _Toc242902140 \h </w:instrText>
+              <w:instrText xml:space="preserve"> PAGEREF _Toc243053019 \h </w:instrText>
             </w:r>
             <w:r>
               <w:rPr>
@@ -9049,7 +9049,7 @@
                 <w:noProof/>
                 <w:webHidden/>
               </w:rPr>
-              <w:t>22</w:t>
+              <w:t>21</w:t>
             </w:r>
             <w:r>
               <w:rPr>
@@ -9072,7 +9072,7 @@
               <w:lang w:val="pt-BR" w:eastAsia="pt-BR"/>
             </w:rPr>
           </w:pPr>
-          <w:hyperlink w:anchor="_Toc242902141" w:history="1">
+          <w:hyperlink w:anchor="_Toc243053020" w:history="1">
             <w:r>
               <w:rPr>
                 <w:rStyle w:val="Hyperlink"/>
@@ -9100,7 +9100,7 @@
                 <w:noProof/>
                 <w:webHidden/>
               </w:rPr>
-              <w:instrText xml:space="preserve"> PAGEREF _Toc242902141 \h </w:instrText>
+              <w:instrText xml:space="preserve"> PAGEREF _Toc243053020 \h </w:instrText>
             </w:r>
             <w:r>
               <w:rPr>
@@ -9120,7 +9120,7 @@
                 <w:noProof/>
                 <w:webHidden/>
               </w:rPr>
-              <w:t>23</w:t>
+              <w:t>22</w:t>
             </w:r>
             <w:r>
               <w:rPr>
@@ -9144,7 +9144,7 @@
               <w:lang w:val="pt-BR" w:eastAsia="pt-BR"/>
             </w:rPr>
           </w:pPr>
-          <w:hyperlink w:anchor="_Toc242902142" w:history="1">
+          <w:hyperlink w:anchor="_Toc243053021" w:history="1">
             <w:r>
               <w:rPr>
                 <w:rStyle w:val="Hyperlink"/>
@@ -9188,7 +9188,7 @@
                 <w:noProof/>
                 <w:webHidden/>
               </w:rPr>
-              <w:instrText xml:space="preserve"> PAGEREF _Toc242902142 \h </w:instrText>
+              <w:instrText xml:space="preserve"> PAGEREF _Toc243053021 \h </w:instrText>
             </w:r>
             <w:r>
               <w:rPr>
@@ -9208,7 +9208,7 @@
                 <w:noProof/>
                 <w:webHidden/>
               </w:rPr>
-              <w:t>28</w:t>
+              <w:t>27</w:t>
             </w:r>
             <w:r>
               <w:rPr>
@@ -9232,7 +9232,7 @@
               <w:lang w:val="pt-BR" w:eastAsia="pt-BR"/>
             </w:rPr>
           </w:pPr>
-          <w:hyperlink w:anchor="_Toc242902143" w:history="1">
+          <w:hyperlink w:anchor="_Toc243053022" w:history="1">
             <w:r>
               <w:rPr>
                 <w:rStyle w:val="Hyperlink"/>
@@ -9275,7 +9275,7 @@
                 <w:noProof/>
                 <w:webHidden/>
               </w:rPr>
-              <w:instrText xml:space="preserve"> PAGEREF _Toc242902143 \h </w:instrText>
+              <w:instrText xml:space="preserve"> PAGEREF _Toc243053022 \h </w:instrText>
             </w:r>
             <w:r>
               <w:rPr>
@@ -9295,7 +9295,7 @@
                 <w:noProof/>
                 <w:webHidden/>
               </w:rPr>
-              <w:t>28</w:t>
+              <w:t>27</w:t>
             </w:r>
             <w:r>
               <w:rPr>
@@ -9319,7 +9319,7 @@
               <w:lang w:val="pt-BR" w:eastAsia="pt-BR"/>
             </w:rPr>
           </w:pPr>
-          <w:hyperlink w:anchor="_Toc242902144" w:history="1">
+          <w:hyperlink w:anchor="_Toc243053023" w:history="1">
             <w:r>
               <w:rPr>
                 <w:rStyle w:val="Hyperlink"/>
@@ -9362,7 +9362,7 @@
                 <w:noProof/>
                 <w:webHidden/>
               </w:rPr>
-              <w:instrText xml:space="preserve"> PAGEREF _Toc242902144 \h </w:instrText>
+              <w:instrText xml:space="preserve"> PAGEREF _Toc243053023 \h </w:instrText>
             </w:r>
             <w:r>
               <w:rPr>
@@ -9382,7 +9382,7 @@
                 <w:noProof/>
                 <w:webHidden/>
               </w:rPr>
-              <w:t>28</w:t>
+              <w:t>27</w:t>
             </w:r>
             <w:r>
               <w:rPr>
@@ -9406,7 +9406,7 @@
               <w:lang w:val="pt-BR" w:eastAsia="pt-BR"/>
             </w:rPr>
           </w:pPr>
-          <w:hyperlink w:anchor="_Toc242902145" w:history="1">
+          <w:hyperlink w:anchor="_Toc243053024" w:history="1">
             <w:r>
               <w:rPr>
                 <w:rStyle w:val="Hyperlink"/>
@@ -9449,7 +9449,7 @@
                 <w:noProof/>
                 <w:webHidden/>
               </w:rPr>
-              <w:instrText xml:space="preserve"> PAGEREF _Toc242902145 \h </w:instrText>
+              <w:instrText xml:space="preserve"> PAGEREF _Toc243053024 \h </w:instrText>
             </w:r>
             <w:r>
               <w:rPr>
@@ -9469,7 +9469,7 @@
                 <w:noProof/>
                 <w:webHidden/>
               </w:rPr>
-              <w:t>29</w:t>
+              <w:t>28</w:t>
             </w:r>
             <w:r>
               <w:rPr>
@@ -9493,7 +9493,7 @@
               <w:lang w:val="pt-BR" w:eastAsia="pt-BR"/>
             </w:rPr>
           </w:pPr>
-          <w:hyperlink w:anchor="_Toc242902146" w:history="1">
+          <w:hyperlink w:anchor="_Toc243053025" w:history="1">
             <w:r>
               <w:rPr>
                 <w:rStyle w:val="Hyperlink"/>
@@ -9536,7 +9536,7 @@
                 <w:noProof/>
                 <w:webHidden/>
               </w:rPr>
-              <w:instrText xml:space="preserve"> PAGEREF _Toc242902146 \h </w:instrText>
+              <w:instrText xml:space="preserve"> PAGEREF _Toc243053025 \h </w:instrText>
             </w:r>
             <w:r>
               <w:rPr>
@@ -9556,7 +9556,7 @@
                 <w:noProof/>
                 <w:webHidden/>
               </w:rPr>
-              <w:t>29</w:t>
+              <w:t>28</w:t>
             </w:r>
             <w:r>
               <w:rPr>
@@ -9580,7 +9580,7 @@
               <w:lang w:val="pt-BR" w:eastAsia="pt-BR"/>
             </w:rPr>
           </w:pPr>
-          <w:hyperlink w:anchor="_Toc242902147" w:history="1">
+          <w:hyperlink w:anchor="_Toc243053026" w:history="1">
             <w:r>
               <w:rPr>
                 <w:rStyle w:val="Hyperlink"/>
@@ -9623,7 +9623,7 @@
                 <w:noProof/>
                 <w:webHidden/>
               </w:rPr>
-              <w:instrText xml:space="preserve"> PAGEREF _Toc242902147 \h </w:instrText>
+              <w:instrText xml:space="preserve"> PAGEREF _Toc243053026 \h </w:instrText>
             </w:r>
             <w:r>
               <w:rPr>
@@ -9643,7 +9643,7 @@
                 <w:noProof/>
                 <w:webHidden/>
               </w:rPr>
-              <w:t>30</w:t>
+              <w:t>29</w:t>
             </w:r>
             <w:r>
               <w:rPr>
@@ -9667,7 +9667,7 @@
               <w:lang w:val="pt-BR" w:eastAsia="pt-BR"/>
             </w:rPr>
           </w:pPr>
-          <w:hyperlink w:anchor="_Toc242902148" w:history="1">
+          <w:hyperlink w:anchor="_Toc243053027" w:history="1">
             <w:r>
               <w:rPr>
                 <w:rStyle w:val="Hyperlink"/>
@@ -9710,7 +9710,7 @@
                 <w:noProof/>
                 <w:webHidden/>
               </w:rPr>
-              <w:instrText xml:space="preserve"> PAGEREF _Toc242902148 \h </w:instrText>
+              <w:instrText xml:space="preserve"> PAGEREF _Toc243053027 \h </w:instrText>
             </w:r>
             <w:r>
               <w:rPr>
@@ -9730,7 +9730,7 @@
                 <w:noProof/>
                 <w:webHidden/>
               </w:rPr>
-              <w:t>31</w:t>
+              <w:t>30</w:t>
             </w:r>
             <w:r>
               <w:rPr>
@@ -9754,7 +9754,7 @@
               <w:lang w:val="pt-BR" w:eastAsia="pt-BR"/>
             </w:rPr>
           </w:pPr>
-          <w:hyperlink w:anchor="_Toc242902149" w:history="1">
+          <w:hyperlink w:anchor="_Toc243053028" w:history="1">
             <w:r>
               <w:rPr>
                 <w:rStyle w:val="Hyperlink"/>
@@ -9797,7 +9797,7 @@
                 <w:noProof/>
                 <w:webHidden/>
               </w:rPr>
-              <w:instrText xml:space="preserve"> PAGEREF _Toc242902149 \h </w:instrText>
+              <w:instrText xml:space="preserve"> PAGEREF _Toc243053028 \h </w:instrText>
             </w:r>
             <w:r>
               <w:rPr>
@@ -9817,7 +9817,7 @@
                 <w:noProof/>
                 <w:webHidden/>
               </w:rPr>
-              <w:t>32</w:t>
+              <w:t>31</w:t>
             </w:r>
             <w:r>
               <w:rPr>
@@ -9841,7 +9841,7 @@
               <w:lang w:val="pt-BR" w:eastAsia="pt-BR"/>
             </w:rPr>
           </w:pPr>
-          <w:hyperlink w:anchor="_Toc242902150" w:history="1">
+          <w:hyperlink w:anchor="_Toc243053029" w:history="1">
             <w:r>
               <w:rPr>
                 <w:rStyle w:val="Hyperlink"/>
@@ -9885,7 +9885,7 @@
                 <w:noProof/>
                 <w:webHidden/>
               </w:rPr>
-              <w:instrText xml:space="preserve"> PAGEREF _Toc242902150 \h </w:instrText>
+              <w:instrText xml:space="preserve"> PAGEREF _Toc243053029 \h </w:instrText>
             </w:r>
             <w:r>
               <w:rPr>
@@ -9905,7 +9905,7 @@
                 <w:noProof/>
                 <w:webHidden/>
               </w:rPr>
-              <w:t>33</w:t>
+              <w:t>32</w:t>
             </w:r>
             <w:r>
               <w:rPr>
@@ -9929,7 +9929,7 @@
               <w:lang w:val="pt-BR" w:eastAsia="pt-BR"/>
             </w:rPr>
           </w:pPr>
-          <w:hyperlink w:anchor="_Toc242902151" w:history="1">
+          <w:hyperlink w:anchor="_Toc243053030" w:history="1">
             <w:r>
               <w:rPr>
                 <w:rStyle w:val="Hyperlink"/>
@@ -9972,7 +9972,7 @@
                 <w:noProof/>
                 <w:webHidden/>
               </w:rPr>
-              <w:instrText xml:space="preserve"> PAGEREF _Toc242902151 \h </w:instrText>
+              <w:instrText xml:space="preserve"> PAGEREF _Toc243053030 \h </w:instrText>
             </w:r>
             <w:r>
               <w:rPr>
@@ -9992,7 +9992,181 @@
                 <w:noProof/>
                 <w:webHidden/>
               </w:rPr>
-              <w:t>33</w:t>
+              <w:t>32</w:t>
+            </w:r>
+            <w:r>
+              <w:rPr>
+                <w:noProof/>
+                <w:webHidden/>
+              </w:rPr>
+              <w:fldChar w:fldCharType="end"/>
+            </w:r>
+          </w:hyperlink>
+        </w:p>
+        <w:p>
+          <w:pPr>
+            <w:pStyle w:val="Sumrio3"/>
+            <w:tabs>
+              <w:tab w:val="left" w:pos="1100"/>
+              <w:tab w:val="right" w:leader="dot" w:pos="9491"/>
+            </w:tabs>
+            <w:rPr>
+              <w:rFonts w:asciiTheme="minorHAnsi" w:eastAsiaTheme="minorEastAsia" w:hAnsiTheme="minorHAnsi" w:cstheme="minorBidi"/>
+              <w:noProof/>
+              <w:lang w:val="pt-BR" w:eastAsia="pt-BR"/>
+            </w:rPr>
+          </w:pPr>
+          <w:hyperlink w:anchor="_Toc243053031" w:history="1">
+            <w:r>
+              <w:rPr>
+                <w:rStyle w:val="Hyperlink"/>
+                <w:noProof/>
+                <w:w w:val="87"/>
+              </w:rPr>
+              <w:t>4.2</w:t>
+            </w:r>
+            <w:r>
+              <w:rPr>
+                <w:rFonts w:asciiTheme="minorHAnsi" w:eastAsiaTheme="minorEastAsia" w:hAnsiTheme="minorHAnsi" w:cstheme="minorBidi"/>
+                <w:noProof/>
+                <w:lang w:val="pt-BR" w:eastAsia="pt-BR"/>
+              </w:rPr>
+              <w:tab/>
+            </w:r>
+            <w:r>
+              <w:rPr>
+                <w:rStyle w:val="Hyperlink"/>
+                <w:noProof/>
+              </w:rPr>
+              <w:t>Pacote Estrutural</w:t>
+            </w:r>
+            <w:r>
+              <w:rPr>
+                <w:noProof/>
+                <w:webHidden/>
+              </w:rPr>
+              <w:tab/>
+            </w:r>
+            <w:r>
+              <w:rPr>
+                <w:noProof/>
+                <w:webHidden/>
+              </w:rPr>
+              <w:fldChar w:fldCharType="begin"/>
+            </w:r>
+            <w:r>
+              <w:rPr>
+                <w:noProof/>
+                <w:webHidden/>
+              </w:rPr>
+              <w:instrText xml:space="preserve"> PAGEREF _Toc243053031 \h </w:instrText>
+            </w:r>
+            <w:r>
+              <w:rPr>
+                <w:noProof/>
+                <w:webHidden/>
+              </w:rPr>
+            </w:r>
+            <w:r>
+              <w:rPr>
+                <w:noProof/>
+                <w:webHidden/>
+              </w:rPr>
+              <w:fldChar w:fldCharType="separate"/>
+            </w:r>
+            <w:r>
+              <w:rPr>
+                <w:noProof/>
+                <w:webHidden/>
+              </w:rPr>
+              <w:t>35</w:t>
+            </w:r>
+            <w:r>
+              <w:rPr>
+                <w:noProof/>
+                <w:webHidden/>
+              </w:rPr>
+              <w:fldChar w:fldCharType="end"/>
+            </w:r>
+          </w:hyperlink>
+        </w:p>
+        <w:p>
+          <w:pPr>
+            <w:pStyle w:val="Sumrio3"/>
+            <w:tabs>
+              <w:tab w:val="left" w:pos="1100"/>
+              <w:tab w:val="right" w:leader="dot" w:pos="9491"/>
+            </w:tabs>
+            <w:rPr>
+              <w:rFonts w:asciiTheme="minorHAnsi" w:eastAsiaTheme="minorEastAsia" w:hAnsiTheme="minorHAnsi" w:cstheme="minorBidi"/>
+              <w:noProof/>
+              <w:lang w:val="pt-BR" w:eastAsia="pt-BR"/>
+            </w:rPr>
+          </w:pPr>
+          <w:hyperlink w:anchor="_Toc243053032" w:history="1">
+            <w:r>
+              <w:rPr>
+                <w:rStyle w:val="Hyperlink"/>
+                <w:noProof/>
+                <w:w w:val="87"/>
+              </w:rPr>
+              <w:t>4.3</w:t>
+            </w:r>
+            <w:r>
+              <w:rPr>
+                <w:rFonts w:asciiTheme="minorHAnsi" w:eastAsiaTheme="minorEastAsia" w:hAnsiTheme="minorHAnsi" w:cstheme="minorBidi"/>
+                <w:noProof/>
+                <w:lang w:val="pt-BR" w:eastAsia="pt-BR"/>
+              </w:rPr>
+              <w:tab/>
+            </w:r>
+            <w:r>
+              <w:rPr>
+                <w:rStyle w:val="Hyperlink"/>
+                <w:noProof/>
+              </w:rPr>
+              <w:t>Pacote Procedimental</w:t>
+            </w:r>
+            <w:r>
+              <w:rPr>
+                <w:noProof/>
+                <w:webHidden/>
+              </w:rPr>
+              <w:tab/>
+            </w:r>
+            <w:r>
+              <w:rPr>
+                <w:noProof/>
+                <w:webHidden/>
+              </w:rPr>
+              <w:fldChar w:fldCharType="begin"/>
+            </w:r>
+            <w:r>
+              <w:rPr>
+                <w:noProof/>
+                <w:webHidden/>
+              </w:rPr>
+              <w:instrText xml:space="preserve"> PAGEREF _Toc243053032 \h </w:instrText>
+            </w:r>
+            <w:r>
+              <w:rPr>
+                <w:noProof/>
+                <w:webHidden/>
+              </w:rPr>
+            </w:r>
+            <w:r>
+              <w:rPr>
+                <w:noProof/>
+                <w:webHidden/>
+              </w:rPr>
+              <w:fldChar w:fldCharType="separate"/>
+            </w:r>
+            <w:r>
+              <w:rPr>
+                <w:noProof/>
+                <w:webHidden/>
+              </w:rPr>
+              <w:t>36</w:t>
             </w:r>
             <w:r>
               <w:rPr>
@@ -10016,7 +10190,7 @@
               <w:lang w:val="pt-BR" w:eastAsia="pt-BR"/>
             </w:rPr>
           </w:pPr>
-          <w:hyperlink w:anchor="_Toc242902152" w:history="1">
+          <w:hyperlink w:anchor="_Toc243053033" w:history="1">
             <w:r>
               <w:rPr>
                 <w:rStyle w:val="Hyperlink"/>
@@ -10060,7 +10234,7 @@
                 <w:noProof/>
                 <w:webHidden/>
               </w:rPr>
-              <w:instrText xml:space="preserve"> PAGEREF _Toc242902152 \h </w:instrText>
+              <w:instrText xml:space="preserve"> PAGEREF _Toc243053033 \h </w:instrText>
             </w:r>
             <w:r>
               <w:rPr>
@@ -10080,7 +10254,7 @@
                 <w:noProof/>
                 <w:webHidden/>
               </w:rPr>
-              <w:t>36</w:t>
+              <w:t>38</w:t>
             </w:r>
             <w:r>
               <w:rPr>
@@ -10104,7 +10278,7 @@
               <w:lang w:val="pt-BR" w:eastAsia="pt-BR"/>
             </w:rPr>
           </w:pPr>
-          <w:hyperlink w:anchor="_Toc242902153" w:history="1">
+          <w:hyperlink w:anchor="_Toc243053034" w:history="1">
             <w:r>
               <w:rPr>
                 <w:rStyle w:val="Hyperlink"/>
@@ -10164,7 +10338,7 @@
                 <w:noProof/>
                 <w:webHidden/>
               </w:rPr>
-              <w:instrText xml:space="preserve"> PAGEREF _Toc242902153 \h </w:instrText>
+              <w:instrText xml:space="preserve"> PAGEREF _Toc243053034 \h </w:instrText>
             </w:r>
             <w:r>
               <w:rPr>
@@ -10184,7 +10358,7 @@
                 <w:noProof/>
                 <w:webHidden/>
               </w:rPr>
-              <w:t>36</w:t>
+              <w:t>38</w:t>
             </w:r>
             <w:r>
               <w:rPr>
@@ -10208,7 +10382,7 @@
               <w:lang w:val="pt-BR" w:eastAsia="pt-BR"/>
             </w:rPr>
           </w:pPr>
-          <w:hyperlink w:anchor="_Toc242902154" w:history="1">
+          <w:hyperlink w:anchor="_Toc243053035" w:history="1">
             <w:r>
               <w:rPr>
                 <w:rStyle w:val="Hyperlink"/>
@@ -10269,7 +10443,7 @@
                 <w:noProof/>
                 <w:webHidden/>
               </w:rPr>
-              <w:instrText xml:space="preserve"> PAGEREF _Toc242902154 \h </w:instrText>
+              <w:instrText xml:space="preserve"> PAGEREF _Toc243053035 \h </w:instrText>
             </w:r>
             <w:r>
               <w:rPr>
@@ -10289,723 +10463,7 @@
                 <w:noProof/>
                 <w:webHidden/>
               </w:rPr>
-              <w:t>36</w:t>
-            </w:r>
-            <w:r>
-              <w:rPr>
-                <w:noProof/>
-                <w:webHidden/>
-              </w:rPr>
-              <w:fldChar w:fldCharType="end"/>
-            </w:r>
-          </w:hyperlink>
-        </w:p>
-        <w:p>
-          <w:pPr>
-            <w:pStyle w:val="Sumrio1"/>
-            <w:tabs>
-              <w:tab w:val="left" w:pos="440"/>
-              <w:tab w:val="right" w:leader="dot" w:pos="9491"/>
-            </w:tabs>
-            <w:rPr>
-              <w:rFonts w:asciiTheme="minorHAnsi" w:eastAsiaTheme="minorEastAsia" w:hAnsiTheme="minorHAnsi" w:cstheme="minorBidi"/>
-              <w:noProof/>
-              <w:lang w:val="pt-BR" w:eastAsia="pt-BR"/>
-            </w:rPr>
-          </w:pPr>
-          <w:hyperlink w:anchor="_Toc242902155" w:history="1">
-            <w:r>
-              <w:rPr>
-                <w:rStyle w:val="Hyperlink"/>
-                <w:noProof/>
-                <w:w w:val="87"/>
-              </w:rPr>
-              <w:t>6</w:t>
-            </w:r>
-            <w:r>
-              <w:rPr>
-                <w:rFonts w:asciiTheme="minorHAnsi" w:eastAsiaTheme="minorEastAsia" w:hAnsiTheme="minorHAnsi" w:cstheme="minorBidi"/>
-                <w:noProof/>
-                <w:lang w:val="pt-BR" w:eastAsia="pt-BR"/>
-              </w:rPr>
-              <w:tab/>
-            </w:r>
-            <w:r>
-              <w:rPr>
-                <w:rStyle w:val="Hyperlink"/>
-                <w:noProof/>
-                <w:w w:val="90"/>
-              </w:rPr>
-              <w:t>Dicas</w:t>
-            </w:r>
-            <w:r>
-              <w:rPr>
-                <w:rStyle w:val="Hyperlink"/>
-                <w:noProof/>
-                <w:spacing w:val="-4"/>
-              </w:rPr>
-              <w:t xml:space="preserve"> </w:t>
-            </w:r>
-            <w:r>
-              <w:rPr>
-                <w:rStyle w:val="Hyperlink"/>
-                <w:noProof/>
-                <w:w w:val="90"/>
-              </w:rPr>
-              <w:t>para</w:t>
-            </w:r>
-            <w:r>
-              <w:rPr>
-                <w:rStyle w:val="Hyperlink"/>
-                <w:noProof/>
-                <w:spacing w:val="-3"/>
-              </w:rPr>
-              <w:t xml:space="preserve"> </w:t>
-            </w:r>
-            <w:r>
-              <w:rPr>
-                <w:rStyle w:val="Hyperlink"/>
-                <w:noProof/>
-                <w:w w:val="90"/>
-              </w:rPr>
-              <w:t>escrita</w:t>
-            </w:r>
-            <w:r>
-              <w:rPr>
-                <w:rStyle w:val="Hyperlink"/>
-                <w:noProof/>
-                <w:spacing w:val="-3"/>
-              </w:rPr>
-              <w:t xml:space="preserve"> </w:t>
-            </w:r>
-            <w:r>
-              <w:rPr>
-                <w:rStyle w:val="Hyperlink"/>
-                <w:noProof/>
-                <w:w w:val="90"/>
-              </w:rPr>
-              <w:t>em</w:t>
-            </w:r>
-            <w:r>
-              <w:rPr>
-                <w:rStyle w:val="Hyperlink"/>
-                <w:noProof/>
-                <w:spacing w:val="-4"/>
-              </w:rPr>
-              <w:t xml:space="preserve"> </w:t>
-            </w:r>
-            <w:r>
-              <w:rPr>
-                <w:rStyle w:val="Hyperlink"/>
-                <w:noProof/>
-                <w:spacing w:val="-174"/>
-                <w:w w:val="87"/>
-              </w:rPr>
-              <w:t>L</w:t>
-            </w:r>
-            <w:r>
-              <w:rPr>
-                <w:rStyle w:val="Hyperlink"/>
-                <w:noProof/>
-                <w:spacing w:val="-75"/>
-                <w:w w:val="89"/>
-                <w:position w:val="6"/>
-              </w:rPr>
-              <w:t>A</w:t>
-            </w:r>
-            <w:r>
-              <w:rPr>
-                <w:rStyle w:val="Hyperlink"/>
-                <w:noProof/>
-                <w:spacing w:val="-82"/>
-                <w:w w:val="95"/>
-              </w:rPr>
-              <w:t>T</w:t>
-            </w:r>
-            <w:r>
-              <w:rPr>
-                <w:rStyle w:val="Hyperlink"/>
-                <w:noProof/>
-                <w:spacing w:val="-63"/>
-                <w:w w:val="85"/>
-                <w:position w:val="-10"/>
-              </w:rPr>
-              <w:t>E</w:t>
-            </w:r>
-            <w:r>
-              <w:rPr>
-                <w:rStyle w:val="Hyperlink"/>
-                <w:noProof/>
-                <w:spacing w:val="-4"/>
-                <w:w w:val="92"/>
-              </w:rPr>
-              <w:t>X</w:t>
-            </w:r>
-            <w:r>
-              <w:rPr>
-                <w:noProof/>
-                <w:webHidden/>
-              </w:rPr>
-              <w:tab/>
-            </w:r>
-            <w:r>
-              <w:rPr>
-                <w:noProof/>
-                <w:webHidden/>
-              </w:rPr>
-              <w:fldChar w:fldCharType="begin"/>
-            </w:r>
-            <w:r>
-              <w:rPr>
-                <w:noProof/>
-                <w:webHidden/>
-              </w:rPr>
-              <w:instrText xml:space="preserve"> PAGEREF _Toc242902155 \h </w:instrText>
-            </w:r>
-            <w:r>
-              <w:rPr>
-                <w:noProof/>
-                <w:webHidden/>
-              </w:rPr>
-            </w:r>
-            <w:r>
-              <w:rPr>
-                <w:noProof/>
-                <w:webHidden/>
-              </w:rPr>
-              <w:fldChar w:fldCharType="separate"/>
-            </w:r>
-            <w:r>
-              <w:rPr>
-                <w:noProof/>
-                <w:webHidden/>
-              </w:rPr>
-              <w:t>37</w:t>
-            </w:r>
-            <w:r>
-              <w:rPr>
-                <w:noProof/>
-                <w:webHidden/>
-              </w:rPr>
-              <w:fldChar w:fldCharType="end"/>
-            </w:r>
-          </w:hyperlink>
-        </w:p>
-        <w:p>
-          <w:pPr>
-            <w:pStyle w:val="Sumrio3"/>
-            <w:tabs>
-              <w:tab w:val="left" w:pos="1100"/>
-              <w:tab w:val="right" w:leader="dot" w:pos="9491"/>
-            </w:tabs>
-            <w:rPr>
-              <w:rFonts w:asciiTheme="minorHAnsi" w:eastAsiaTheme="minorEastAsia" w:hAnsiTheme="minorHAnsi" w:cstheme="minorBidi"/>
-              <w:noProof/>
-              <w:lang w:val="pt-BR" w:eastAsia="pt-BR"/>
-            </w:rPr>
-          </w:pPr>
-          <w:hyperlink w:anchor="_Toc242902156" w:history="1">
-            <w:r>
-              <w:rPr>
-                <w:rStyle w:val="Hyperlink"/>
-                <w:noProof/>
-                <w:w w:val="87"/>
-              </w:rPr>
-              <w:t>6.1</w:t>
-            </w:r>
-            <w:r>
-              <w:rPr>
-                <w:rFonts w:asciiTheme="minorHAnsi" w:eastAsiaTheme="minorEastAsia" w:hAnsiTheme="minorHAnsi" w:cstheme="minorBidi"/>
-                <w:noProof/>
-                <w:lang w:val="pt-BR" w:eastAsia="pt-BR"/>
-              </w:rPr>
-              <w:tab/>
-            </w:r>
-            <w:r>
-              <w:rPr>
-                <w:rStyle w:val="Hyperlink"/>
-                <w:noProof/>
-                <w:w w:val="85"/>
-              </w:rPr>
-              <w:t>Seções</w:t>
-            </w:r>
-            <w:r>
-              <w:rPr>
-                <w:rStyle w:val="Hyperlink"/>
-                <w:noProof/>
-                <w:spacing w:val="5"/>
-              </w:rPr>
-              <w:t xml:space="preserve"> </w:t>
-            </w:r>
-            <w:r>
-              <w:rPr>
-                <w:rStyle w:val="Hyperlink"/>
-                <w:noProof/>
-                <w:w w:val="85"/>
-              </w:rPr>
-              <w:t>e</w:t>
-            </w:r>
-            <w:r>
-              <w:rPr>
-                <w:rStyle w:val="Hyperlink"/>
-                <w:noProof/>
-                <w:spacing w:val="5"/>
-              </w:rPr>
-              <w:t xml:space="preserve"> </w:t>
-            </w:r>
-            <w:r>
-              <w:rPr>
-                <w:rStyle w:val="Hyperlink"/>
-                <w:noProof/>
-                <w:spacing w:val="-2"/>
-                <w:w w:val="85"/>
-              </w:rPr>
-              <w:t>subseções</w:t>
-            </w:r>
-            <w:r>
-              <w:rPr>
-                <w:noProof/>
-                <w:webHidden/>
-              </w:rPr>
-              <w:tab/>
-            </w:r>
-            <w:r>
-              <w:rPr>
-                <w:noProof/>
-                <w:webHidden/>
-              </w:rPr>
-              <w:fldChar w:fldCharType="begin"/>
-            </w:r>
-            <w:r>
-              <w:rPr>
-                <w:noProof/>
-                <w:webHidden/>
-              </w:rPr>
-              <w:instrText xml:space="preserve"> PAGEREF _Toc242902156 \h </w:instrText>
-            </w:r>
-            <w:r>
-              <w:rPr>
-                <w:noProof/>
-                <w:webHidden/>
-              </w:rPr>
-            </w:r>
-            <w:r>
-              <w:rPr>
-                <w:noProof/>
-                <w:webHidden/>
-              </w:rPr>
-              <w:fldChar w:fldCharType="separate"/>
-            </w:r>
-            <w:r>
-              <w:rPr>
-                <w:noProof/>
-                <w:webHidden/>
-              </w:rPr>
-              <w:t>37</w:t>
-            </w:r>
-            <w:r>
-              <w:rPr>
-                <w:noProof/>
-                <w:webHidden/>
-              </w:rPr>
-              <w:fldChar w:fldCharType="end"/>
-            </w:r>
-          </w:hyperlink>
-        </w:p>
-        <w:p>
-          <w:pPr>
-            <w:pStyle w:val="Sumrio3"/>
-            <w:tabs>
-              <w:tab w:val="left" w:pos="1100"/>
-              <w:tab w:val="right" w:leader="dot" w:pos="9491"/>
-            </w:tabs>
-            <w:rPr>
-              <w:rFonts w:asciiTheme="minorHAnsi" w:eastAsiaTheme="minorEastAsia" w:hAnsiTheme="minorHAnsi" w:cstheme="minorBidi"/>
-              <w:noProof/>
-              <w:lang w:val="pt-BR" w:eastAsia="pt-BR"/>
-            </w:rPr>
-          </w:pPr>
-          <w:hyperlink w:anchor="_Toc242902157" w:history="1">
-            <w:r>
-              <w:rPr>
-                <w:rStyle w:val="Hyperlink"/>
-                <w:noProof/>
-                <w:w w:val="87"/>
-              </w:rPr>
-              <w:t>6.2</w:t>
-            </w:r>
-            <w:r>
-              <w:rPr>
-                <w:rFonts w:asciiTheme="minorHAnsi" w:eastAsiaTheme="minorEastAsia" w:hAnsiTheme="minorHAnsi" w:cstheme="minorBidi"/>
-                <w:noProof/>
-                <w:lang w:val="pt-BR" w:eastAsia="pt-BR"/>
-              </w:rPr>
-              <w:tab/>
-            </w:r>
-            <w:r>
-              <w:rPr>
-                <w:rStyle w:val="Hyperlink"/>
-                <w:noProof/>
-                <w:w w:val="90"/>
-              </w:rPr>
-              <w:t>Citações</w:t>
-            </w:r>
-            <w:r>
-              <w:rPr>
-                <w:rStyle w:val="Hyperlink"/>
-                <w:noProof/>
-                <w:spacing w:val="16"/>
-              </w:rPr>
-              <w:t xml:space="preserve"> </w:t>
-            </w:r>
-            <w:r>
-              <w:rPr>
-                <w:rStyle w:val="Hyperlink"/>
-                <w:noProof/>
-                <w:spacing w:val="-2"/>
-                <w:w w:val="95"/>
-              </w:rPr>
-              <w:t>bibliográficas</w:t>
-            </w:r>
-            <w:r>
-              <w:rPr>
-                <w:noProof/>
-                <w:webHidden/>
-              </w:rPr>
-              <w:tab/>
-            </w:r>
-            <w:r>
-              <w:rPr>
-                <w:noProof/>
-                <w:webHidden/>
-              </w:rPr>
-              <w:fldChar w:fldCharType="begin"/>
-            </w:r>
-            <w:r>
-              <w:rPr>
-                <w:noProof/>
-                <w:webHidden/>
-              </w:rPr>
-              <w:instrText xml:space="preserve"> PAGEREF _Toc242902157 \h </w:instrText>
-            </w:r>
-            <w:r>
-              <w:rPr>
-                <w:noProof/>
-                <w:webHidden/>
-              </w:rPr>
-            </w:r>
-            <w:r>
-              <w:rPr>
-                <w:noProof/>
-                <w:webHidden/>
-              </w:rPr>
-              <w:fldChar w:fldCharType="separate"/>
-            </w:r>
-            <w:r>
-              <w:rPr>
-                <w:noProof/>
-                <w:webHidden/>
-              </w:rPr>
               <w:t>38</w:t>
-            </w:r>
-            <w:r>
-              <w:rPr>
-                <w:noProof/>
-                <w:webHidden/>
-              </w:rPr>
-              <w:fldChar w:fldCharType="end"/>
-            </w:r>
-          </w:hyperlink>
-        </w:p>
-        <w:p>
-          <w:pPr>
-            <w:pStyle w:val="Sumrio3"/>
-            <w:tabs>
-              <w:tab w:val="left" w:pos="1100"/>
-              <w:tab w:val="right" w:leader="dot" w:pos="9491"/>
-            </w:tabs>
-            <w:rPr>
-              <w:rFonts w:asciiTheme="minorHAnsi" w:eastAsiaTheme="minorEastAsia" w:hAnsiTheme="minorHAnsi" w:cstheme="minorBidi"/>
-              <w:noProof/>
-              <w:lang w:val="pt-BR" w:eastAsia="pt-BR"/>
-            </w:rPr>
-          </w:pPr>
-          <w:hyperlink w:anchor="_Toc242902158" w:history="1">
-            <w:r>
-              <w:rPr>
-                <w:rStyle w:val="Hyperlink"/>
-                <w:noProof/>
-                <w:w w:val="87"/>
-              </w:rPr>
-              <w:t>6.3</w:t>
-            </w:r>
-            <w:r>
-              <w:rPr>
-                <w:rFonts w:asciiTheme="minorHAnsi" w:eastAsiaTheme="minorEastAsia" w:hAnsiTheme="minorHAnsi" w:cstheme="minorBidi"/>
-                <w:noProof/>
-                <w:lang w:val="pt-BR" w:eastAsia="pt-BR"/>
-              </w:rPr>
-              <w:tab/>
-            </w:r>
-            <w:r>
-              <w:rPr>
-                <w:rStyle w:val="Hyperlink"/>
-                <w:noProof/>
-                <w:w w:val="90"/>
-              </w:rPr>
-              <w:t>Listagens</w:t>
-            </w:r>
-            <w:r>
-              <w:rPr>
-                <w:rStyle w:val="Hyperlink"/>
-                <w:noProof/>
-                <w:spacing w:val="-13"/>
-                <w:w w:val="90"/>
-              </w:rPr>
-              <w:t xml:space="preserve"> </w:t>
-            </w:r>
-            <w:r>
-              <w:rPr>
-                <w:rStyle w:val="Hyperlink"/>
-                <w:noProof/>
-                <w:w w:val="90"/>
-              </w:rPr>
-              <w:t>de</w:t>
-            </w:r>
-            <w:r>
-              <w:rPr>
-                <w:rStyle w:val="Hyperlink"/>
-                <w:noProof/>
-                <w:spacing w:val="-14"/>
-                <w:w w:val="90"/>
-              </w:rPr>
-              <w:t xml:space="preserve"> </w:t>
-            </w:r>
-            <w:r>
-              <w:rPr>
-                <w:rStyle w:val="Hyperlink"/>
-                <w:noProof/>
-                <w:spacing w:val="-2"/>
-                <w:w w:val="90"/>
-              </w:rPr>
-              <w:t>código</w:t>
-            </w:r>
-            <w:r>
-              <w:rPr>
-                <w:noProof/>
-                <w:webHidden/>
-              </w:rPr>
-              <w:tab/>
-            </w:r>
-            <w:r>
-              <w:rPr>
-                <w:noProof/>
-                <w:webHidden/>
-              </w:rPr>
-              <w:fldChar w:fldCharType="begin"/>
-            </w:r>
-            <w:r>
-              <w:rPr>
-                <w:noProof/>
-                <w:webHidden/>
-              </w:rPr>
-              <w:instrText xml:space="preserve"> PAGEREF _Toc242902158 \h </w:instrText>
-            </w:r>
-            <w:r>
-              <w:rPr>
-                <w:noProof/>
-                <w:webHidden/>
-              </w:rPr>
-            </w:r>
-            <w:r>
-              <w:rPr>
-                <w:noProof/>
-                <w:webHidden/>
-              </w:rPr>
-              <w:fldChar w:fldCharType="separate"/>
-            </w:r>
-            <w:r>
-              <w:rPr>
-                <w:noProof/>
-                <w:webHidden/>
-              </w:rPr>
-              <w:t>39</w:t>
-            </w:r>
-            <w:r>
-              <w:rPr>
-                <w:noProof/>
-                <w:webHidden/>
-              </w:rPr>
-              <w:fldChar w:fldCharType="end"/>
-            </w:r>
-          </w:hyperlink>
-        </w:p>
-        <w:p>
-          <w:pPr>
-            <w:pStyle w:val="Sumrio3"/>
-            <w:tabs>
-              <w:tab w:val="left" w:pos="1100"/>
-              <w:tab w:val="right" w:leader="dot" w:pos="9491"/>
-            </w:tabs>
-            <w:rPr>
-              <w:rFonts w:asciiTheme="minorHAnsi" w:eastAsiaTheme="minorEastAsia" w:hAnsiTheme="minorHAnsi" w:cstheme="minorBidi"/>
-              <w:noProof/>
-              <w:lang w:val="pt-BR" w:eastAsia="pt-BR"/>
-            </w:rPr>
-          </w:pPr>
-          <w:hyperlink w:anchor="_Toc242902159" w:history="1">
-            <w:r>
-              <w:rPr>
-                <w:rStyle w:val="Hyperlink"/>
-                <w:noProof/>
-                <w:w w:val="87"/>
-              </w:rPr>
-              <w:t>6.4</w:t>
-            </w:r>
-            <w:r>
-              <w:rPr>
-                <w:rFonts w:asciiTheme="minorHAnsi" w:eastAsiaTheme="minorEastAsia" w:hAnsiTheme="minorHAnsi" w:cstheme="minorBidi"/>
-                <w:noProof/>
-                <w:lang w:val="pt-BR" w:eastAsia="pt-BR"/>
-              </w:rPr>
-              <w:tab/>
-            </w:r>
-            <w:r>
-              <w:rPr>
-                <w:rStyle w:val="Hyperlink"/>
-                <w:noProof/>
-                <w:spacing w:val="-2"/>
-              </w:rPr>
-              <w:t>Figuras</w:t>
-            </w:r>
-            <w:r>
-              <w:rPr>
-                <w:noProof/>
-                <w:webHidden/>
-              </w:rPr>
-              <w:tab/>
-            </w:r>
-            <w:r>
-              <w:rPr>
-                <w:noProof/>
-                <w:webHidden/>
-              </w:rPr>
-              <w:fldChar w:fldCharType="begin"/>
-            </w:r>
-            <w:r>
-              <w:rPr>
-                <w:noProof/>
-                <w:webHidden/>
-              </w:rPr>
-              <w:instrText xml:space="preserve"> PAGEREF _Toc242902159 \h </w:instrText>
-            </w:r>
-            <w:r>
-              <w:rPr>
-                <w:noProof/>
-                <w:webHidden/>
-              </w:rPr>
-            </w:r>
-            <w:r>
-              <w:rPr>
-                <w:noProof/>
-                <w:webHidden/>
-              </w:rPr>
-              <w:fldChar w:fldCharType="separate"/>
-            </w:r>
-            <w:r>
-              <w:rPr>
-                <w:noProof/>
-                <w:webHidden/>
-              </w:rPr>
-              <w:t>39</w:t>
-            </w:r>
-            <w:r>
-              <w:rPr>
-                <w:noProof/>
-                <w:webHidden/>
-              </w:rPr>
-              <w:fldChar w:fldCharType="end"/>
-            </w:r>
-          </w:hyperlink>
-        </w:p>
-        <w:p>
-          <w:pPr>
-            <w:pStyle w:val="Sumrio3"/>
-            <w:tabs>
-              <w:tab w:val="left" w:pos="1100"/>
-              <w:tab w:val="right" w:leader="dot" w:pos="9491"/>
-            </w:tabs>
-            <w:rPr>
-              <w:rFonts w:asciiTheme="minorHAnsi" w:eastAsiaTheme="minorEastAsia" w:hAnsiTheme="minorHAnsi" w:cstheme="minorBidi"/>
-              <w:noProof/>
-              <w:lang w:val="pt-BR" w:eastAsia="pt-BR"/>
-            </w:rPr>
-          </w:pPr>
-          <w:hyperlink w:anchor="_Toc242902160" w:history="1">
-            <w:r>
-              <w:rPr>
-                <w:rStyle w:val="Hyperlink"/>
-                <w:noProof/>
-                <w:w w:val="87"/>
-              </w:rPr>
-              <w:t>6.5</w:t>
-            </w:r>
-            <w:r>
-              <w:rPr>
-                <w:rFonts w:asciiTheme="minorHAnsi" w:eastAsiaTheme="minorEastAsia" w:hAnsiTheme="minorHAnsi" w:cstheme="minorBidi"/>
-                <w:noProof/>
-                <w:lang w:val="pt-BR" w:eastAsia="pt-BR"/>
-              </w:rPr>
-              <w:tab/>
-            </w:r>
-            <w:r>
-              <w:rPr>
-                <w:rStyle w:val="Hyperlink"/>
-                <w:noProof/>
-                <w:spacing w:val="-2"/>
-              </w:rPr>
-              <w:t>Tabelas</w:t>
-            </w:r>
-            <w:r>
-              <w:rPr>
-                <w:noProof/>
-                <w:webHidden/>
-              </w:rPr>
-              <w:tab/>
-            </w:r>
-            <w:r>
-              <w:rPr>
-                <w:noProof/>
-                <w:webHidden/>
-              </w:rPr>
-              <w:fldChar w:fldCharType="begin"/>
-            </w:r>
-            <w:r>
-              <w:rPr>
-                <w:noProof/>
-                <w:webHidden/>
-              </w:rPr>
-              <w:instrText xml:space="preserve"> PAGEREF _Toc242902160 \h </w:instrText>
-            </w:r>
-            <w:r>
-              <w:rPr>
-                <w:noProof/>
-                <w:webHidden/>
-              </w:rPr>
-            </w:r>
-            <w:r>
-              <w:rPr>
-                <w:noProof/>
-                <w:webHidden/>
-              </w:rPr>
-              <w:fldChar w:fldCharType="separate"/>
-            </w:r>
-            <w:r>
-              <w:rPr>
-                <w:noProof/>
-                <w:webHidden/>
-              </w:rPr>
-              <w:t>40</w:t>
             </w:r>
             <w:r>
               <w:rPr>
@@ -11028,7 +10486,7 @@
               <w:lang w:val="pt-BR" w:eastAsia="pt-BR"/>
             </w:rPr>
           </w:pPr>
-          <w:hyperlink w:anchor="_Toc242902161" w:history="1">
+          <w:hyperlink w:anchor="_Toc243053036" w:history="1">
             <w:r>
               <w:rPr>
                 <w:rStyle w:val="Hyperlink"/>
@@ -11057,7 +10515,7 @@
                 <w:noProof/>
                 <w:webHidden/>
               </w:rPr>
-              <w:instrText xml:space="preserve"> PAGEREF _Toc242902161 \h </w:instrText>
+              <w:instrText xml:space="preserve"> PAGEREF _Toc243053036 \h </w:instrText>
             </w:r>
             <w:r>
               <w:rPr>
@@ -11077,7 +10535,7 @@
                 <w:noProof/>
                 <w:webHidden/>
               </w:rPr>
-              <w:t>46</w:t>
+              <w:t>39</w:t>
             </w:r>
             <w:r>
               <w:rPr>
@@ -11127,7 +10585,7 @@
       </w:pPr>
       <w:bookmarkStart w:id="20" w:name="Introdução"/>
       <w:bookmarkStart w:id="21" w:name="_bookmark3"/>
-      <w:bookmarkStart w:id="22" w:name="_Toc242902132"/>
+      <w:bookmarkStart w:id="22" w:name="_Toc243053011"/>
       <w:r>
         <w:rPr>
           <w:spacing w:val="-10"/>
@@ -11281,7 +10739,7 @@
       </w:pPr>
       <w:bookmarkStart w:id="23" w:name="Motivação_e_Justificativa"/>
       <w:bookmarkStart w:id="24" w:name="_bookmark4"/>
-      <w:bookmarkStart w:id="25" w:name="_Toc242902133"/>
+      <w:bookmarkStart w:id="25" w:name="_Toc243053012"/>
       <w:r>
         <w:rPr>
           <w:w w:val="90"/>
@@ -11361,7 +10819,7 @@
       </w:pPr>
       <w:bookmarkStart w:id="26" w:name="Objetivos"/>
       <w:bookmarkStart w:id="27" w:name="_bookmark5"/>
-      <w:bookmarkStart w:id="28" w:name="_Toc242902134"/>
+      <w:bookmarkStart w:id="28" w:name="_Toc243053013"/>
       <w:r>
         <w:rPr>
           <w:spacing w:val="-2"/>
@@ -11576,7 +11034,7 @@
       </w:pPr>
       <w:bookmarkStart w:id="29" w:name="Método_de_Desenvolvimento_do_Trabalho"/>
       <w:bookmarkStart w:id="30" w:name="_bookmark6"/>
-      <w:bookmarkStart w:id="31" w:name="_Toc242902135"/>
+      <w:bookmarkStart w:id="31" w:name="_Toc243053014"/>
       <w:r>
         <w:rPr>
           <w:w w:val="90"/>
@@ -11929,7 +11387,7 @@
       </w:pPr>
       <w:bookmarkStart w:id="32" w:name="Organização_da_Monografia"/>
       <w:bookmarkStart w:id="33" w:name="_bookmark7"/>
-      <w:bookmarkStart w:id="34" w:name="_Toc242902136"/>
+      <w:bookmarkStart w:id="34" w:name="_Toc243053015"/>
       <w:r>
         <w:rPr>
           <w:w w:val="90"/>
@@ -12720,7 +12178,7 @@
       </w:pPr>
       <w:bookmarkStart w:id="35" w:name="Referencial_Teórico_e_Tecnologias_Utiliz"/>
       <w:bookmarkStart w:id="36" w:name="_bookmark8"/>
-      <w:bookmarkStart w:id="37" w:name="_Toc242902137"/>
+      <w:bookmarkStart w:id="37" w:name="_Toc243053016"/>
       <w:r>
         <w:rPr>
           <w:w w:val="90"/>
@@ -12805,7 +12263,7 @@
           <w:w w:val="105"/>
         </w:rPr>
       </w:pPr>
-      <w:bookmarkStart w:id="38" w:name="_Toc242902138"/>
+      <w:bookmarkStart w:id="38" w:name="_Toc243053017"/>
       <w:r>
         <w:rPr>
           <w:w w:val="105"/>
@@ -13035,7 +12493,7 @@
         <w:spacing w:before="2"/>
         <w:ind w:left="757"/>
       </w:pPr>
-      <w:bookmarkStart w:id="39" w:name="_Toc242902139"/>
+      <w:bookmarkStart w:id="39" w:name="_Toc243053018"/>
       <w:r>
         <w:rPr>
           <w:w w:val="105"/>
@@ -13585,7 +13043,7 @@
         <w:spacing w:before="2"/>
         <w:ind w:left="757"/>
       </w:pPr>
-      <w:bookmarkStart w:id="40" w:name="_Toc242902140"/>
+      <w:bookmarkStart w:id="40" w:name="_Toc243053019"/>
       <w:r>
         <w:rPr>
           <w:w w:val="105"/>
@@ -13795,7 +13253,7 @@
           <w:lang w:val="pt-BR"/>
         </w:rPr>
       </w:pPr>
-      <w:bookmarkStart w:id="41" w:name="_Toc242902141"/>
+      <w:bookmarkStart w:id="41" w:name="_Toc243053020"/>
       <w:r>
         <w:rPr>
           <w:w w:val="105"/>
@@ -15168,7 +14626,6 @@
         <w:jc w:val="center"/>
       </w:pPr>
       <w:r>
-        <w:lastRenderedPageBreak/>
         <w:t>Fonte: Adaptado de Guimarães et al. (2017).</w:t>
       </w:r>
     </w:p>
@@ -15420,7 +14877,7 @@
         </w:tabs>
         <w:ind w:left="828" w:right="374"/>
       </w:pPr>
-      <w:bookmarkStart w:id="42" w:name="_Toc242902142"/>
+      <w:bookmarkStart w:id="42" w:name="_Toc243053021"/>
       <w:r>
         <w:rPr>
           <w:w w:val="90"/>
@@ -15463,7 +14920,7 @@
         <w:spacing w:before="2"/>
         <w:ind w:left="737" w:hanging="737"/>
       </w:pPr>
-      <w:bookmarkStart w:id="43" w:name="_Toc242902143"/>
+      <w:bookmarkStart w:id="43" w:name="_Toc243053022"/>
       <w:r>
         <w:t>Abordagem para desenvolvimento da ontologia</w:t>
       </w:r>
@@ -15741,7 +15198,7 @@
         <w:spacing w:before="2"/>
         <w:ind w:left="737" w:hanging="737"/>
       </w:pPr>
-      <w:bookmarkStart w:id="44" w:name="_Toc242902144"/>
+      <w:bookmarkStart w:id="44" w:name="_Toc243053023"/>
       <w:r>
         <w:t>Propósito e delimitação do domínio</w:t>
       </w:r>
@@ -15876,7 +15333,7 @@
         <w:spacing w:before="2"/>
         <w:ind w:left="737" w:hanging="737"/>
       </w:pPr>
-      <w:bookmarkStart w:id="45" w:name="_Toc242902145"/>
+      <w:bookmarkStart w:id="45" w:name="_Toc243053024"/>
       <w:r>
         <w:t>Aquisição do conhecimento do domínio</w:t>
       </w:r>
@@ -16104,7 +15561,7 @@
         <w:spacing w:before="2"/>
         <w:ind w:left="737" w:hanging="737"/>
       </w:pPr>
-      <w:bookmarkStart w:id="46" w:name="_Toc242902146"/>
+      <w:bookmarkStart w:id="46" w:name="_Toc243053025"/>
       <w:r>
         <w:t>Levantamento dos requisitos</w:t>
       </w:r>
@@ -16281,7 +15738,7 @@
         <w:spacing w:before="2"/>
         <w:ind w:left="737" w:hanging="737"/>
       </w:pPr>
-      <w:bookmarkStart w:id="48" w:name="_Toc242902147"/>
+      <w:bookmarkStart w:id="48" w:name="_Toc243053026"/>
       <w:r>
         <w:t>Reúso de ontologia</w:t>
       </w:r>
@@ -17507,7 +16964,7 @@
         <w:spacing w:before="2"/>
         <w:ind w:left="737" w:hanging="737"/>
       </w:pPr>
-      <w:bookmarkStart w:id="49" w:name="_Toc242902148"/>
+      <w:bookmarkStart w:id="49" w:name="_Toc243053027"/>
       <w:r>
         <w:t>Captura e modelagem da ontologia</w:t>
       </w:r>
@@ -17792,7 +17249,7 @@
         <w:spacing w:before="2"/>
         <w:ind w:left="737" w:hanging="737"/>
       </w:pPr>
-      <w:bookmarkStart w:id="50" w:name="_Toc242902149"/>
+      <w:bookmarkStart w:id="50" w:name="_Toc243053028"/>
       <w:r>
         <w:t>Modularização da ontologia</w:t>
       </w:r>
@@ -18112,7 +17569,7 @@
         </w:tabs>
         <w:ind w:left="798" w:hanging="528"/>
       </w:pPr>
-      <w:bookmarkStart w:id="51" w:name="_Toc242902150"/>
+      <w:bookmarkStart w:id="51" w:name="_Toc243053029"/>
       <w:r>
         <w:rPr>
           <w:w w:val="90"/>
@@ -18153,7 +17610,7 @@
         <w:spacing w:before="2"/>
         <w:ind w:left="737" w:hanging="737"/>
       </w:pPr>
-      <w:bookmarkStart w:id="52" w:name="_Toc242902151"/>
+      <w:bookmarkStart w:id="52" w:name="_Toc243053030"/>
       <w:r>
         <w:t>Visão geral da ontologia</w:t>
       </w:r>
@@ -19195,7 +18652,7 @@
       <w:pPr>
         <w:pStyle w:val="Corpodetexto"/>
         <w:spacing w:line="312" w:lineRule="auto"/>
-        <w:ind w:left="282" w:right="116" w:firstLine="737"/>
+        <w:ind w:right="116"/>
         <w:jc w:val="center"/>
         <w:rPr>
           <w:w w:val="105"/>
@@ -19915,7 +19372,6 @@
                 <w:b/>
                 <w:bCs/>
               </w:rPr>
-              <w:lastRenderedPageBreak/>
               <w:t>Sentença</w:t>
             </w:r>
           </w:p>
@@ -20063,9 +19519,11 @@
         <w:spacing w:before="2"/>
         <w:ind w:left="737" w:hanging="737"/>
       </w:pPr>
+      <w:bookmarkStart w:id="53" w:name="_Toc243053031"/>
       <w:r>
         <w:t>Pacote Estrutural</w:t>
       </w:r>
+      <w:bookmarkEnd w:id="53"/>
       <w:r>
         <w:br/>
       </w:r>
@@ -20076,41 +19534,29 @@
         <w:spacing w:line="312" w:lineRule="auto"/>
         <w:ind w:left="282" w:right="116" w:firstLine="737"/>
         <w:jc w:val="both"/>
-        <w:rPr>
-          <w:lang w:val="pt-BR" w:eastAsia="pt-BR"/>
-        </w:rPr>
-      </w:pPr>
-      <w:r>
-        <w:t xml:space="preserve">Esta seção apresenta </w:t>
-      </w:r>
-      <w:r>
-        <w:t xml:space="preserve">os </w:t>
-      </w:r>
-      <w:r>
-        <w:rPr>
-          <w:rStyle w:val="Forte"/>
-          <w:b w:val="0"/>
-          <w:bCs w:val="0"/>
-        </w:rPr>
-        <w:t>15 diagramas de classes</w:t>
-      </w:r>
-      <w:r>
-        <w:t xml:space="preserve"> que</w:t>
-      </w:r>
-      <w:r>
-        <w:t xml:space="preserve"> compõem a ontologia de referência do Juizado Especial Federal Cível. Os modelos são apresentados de forma progressiva, partindo dos elementos estruturais do domínio, como organizações, sujeitos e papéis processuais, e avançando para os elementos relacionados à formação e ao desenvolvimento da demanda, à produção de provas, ao julgamento, aos recursos e ao cumprimento da decisão</w:t>
+      </w:pPr>
+      <w:r>
+        <w:t>O pacote Estrutural reúne os modelos responsáveis pela representação dos principais elementos que constituem a estrutura do domínio do Juizado Especial Federal Cível. Nele são representadas as organizações envolvidas, os sujeitos que participam do processo, os papéis processuais assumidos por esses sujeitos, as relações de representação e os elementos relacionados à competência jurisdicional.</w:t>
+      </w:r>
+    </w:p>
+    <w:p>
+      <w:pPr>
+        <w:pStyle w:val="Corpodetexto"/>
+        <w:spacing w:line="312" w:lineRule="auto"/>
+        <w:ind w:left="282" w:right="116" w:firstLine="737"/>
+        <w:jc w:val="both"/>
+        <w:rPr>
+          <w:lang w:val="pt-BR" w:eastAsia="pt-BR"/>
+        </w:rPr>
+      </w:pPr>
+      <w:r>
+        <w:t>O pacote é composto pelos diagramas Organizações, Sujeitos e Papéis, Representantes, Serventuários e Competência. Esses modelos estão relacionados entre si, uma vez que os conceitos definidos em um diagrama são utilizados em diferentes contextos da ontologia. O modelo de Sujeitos e Papéis, por exemplo, utiliza conceitos provenientes dos diagramas de Organizações, Representantes e Serventuários para caracterizar os diferentes participantes que podem integrar uma relação processual</w:t>
       </w:r>
       <w:r>
         <w:rPr>
           <w:lang w:val="pt-BR" w:eastAsia="pt-BR"/>
         </w:rPr>
         <w:t>.</w:t>
-      </w:r>
-      <w:r>
-        <w:rPr>
-          <w:lang w:val="pt-BR" w:eastAsia="pt-BR"/>
-        </w:rPr>
-        <w:br/>
       </w:r>
     </w:p>
     <w:p>
@@ -20127,10 +19573,10 @@
         <w:jc w:val="left"/>
       </w:pPr>
       <w:r>
-        <w:t>4.2.1 Organizaç</w:t>
-      </w:r>
-      <w:r>
-        <w:t>ões</w:t>
+        <w:t xml:space="preserve">4.2.1 </w:t>
+      </w:r>
+      <w:r>
+        <w:t>Sujeitos e Papéis</w:t>
       </w:r>
       <w:r>
         <w:br/>
@@ -20150,548 +19596,82 @@
         <w:rPr>
           <w:lang w:val="pt-BR" w:eastAsia="pt-BR"/>
         </w:rPr>
-        <w:t xml:space="preserve">Texto </w:t>
-      </w:r>
-      <w:proofErr w:type="spellStart"/>
-      <w:r>
-        <w:rPr>
-          <w:lang w:val="pt-BR" w:eastAsia="pt-BR"/>
-        </w:rPr>
-        <w:t>Texto</w:t>
-      </w:r>
-      <w:proofErr w:type="spellEnd"/>
-      <w:r>
-        <w:rPr>
-          <w:lang w:val="pt-BR" w:eastAsia="pt-BR"/>
-        </w:rPr>
-        <w:t xml:space="preserve"> </w:t>
-      </w:r>
-      <w:proofErr w:type="spellStart"/>
-      <w:r>
-        <w:rPr>
-          <w:lang w:val="pt-BR" w:eastAsia="pt-BR"/>
-        </w:rPr>
-        <w:t>Texto</w:t>
-      </w:r>
-      <w:proofErr w:type="spellEnd"/>
-      <w:r>
-        <w:rPr>
-          <w:lang w:val="pt-BR" w:eastAsia="pt-BR"/>
-        </w:rPr>
-        <w:t xml:space="preserve"> </w:t>
-      </w:r>
-      <w:proofErr w:type="spellStart"/>
-      <w:r>
-        <w:rPr>
-          <w:lang w:val="pt-BR" w:eastAsia="pt-BR"/>
-        </w:rPr>
-        <w:t>Texto</w:t>
-      </w:r>
-      <w:proofErr w:type="spellEnd"/>
-      <w:r>
-        <w:rPr>
-          <w:lang w:val="pt-BR" w:eastAsia="pt-BR"/>
-        </w:rPr>
-        <w:t xml:space="preserve"> </w:t>
-      </w:r>
-      <w:bookmarkStart w:id="53" w:name="_GoBack"/>
-      <w:bookmarkEnd w:id="53"/>
-      <w:proofErr w:type="spellStart"/>
-      <w:r>
-        <w:rPr>
-          <w:lang w:val="pt-BR" w:eastAsia="pt-BR"/>
-        </w:rPr>
-        <w:t>Texto</w:t>
-      </w:r>
-      <w:proofErr w:type="spellEnd"/>
-      <w:r>
-        <w:rPr>
-          <w:lang w:val="pt-BR" w:eastAsia="pt-BR"/>
-        </w:rPr>
-        <w:t xml:space="preserve"> </w:t>
-      </w:r>
-      <w:proofErr w:type="spellStart"/>
-      <w:r>
-        <w:rPr>
-          <w:lang w:val="pt-BR" w:eastAsia="pt-BR"/>
-        </w:rPr>
-        <w:t>Texto</w:t>
-      </w:r>
-      <w:proofErr w:type="spellEnd"/>
-      <w:r>
-        <w:rPr>
-          <w:lang w:val="pt-BR" w:eastAsia="pt-BR"/>
-        </w:rPr>
-        <w:t xml:space="preserve"> </w:t>
-      </w:r>
-      <w:proofErr w:type="spellStart"/>
-      <w:r>
-        <w:rPr>
-          <w:lang w:val="pt-BR" w:eastAsia="pt-BR"/>
-        </w:rPr>
-        <w:t>Texto</w:t>
-      </w:r>
-      <w:proofErr w:type="spellEnd"/>
-      <w:r>
-        <w:rPr>
-          <w:lang w:val="pt-BR" w:eastAsia="pt-BR"/>
-        </w:rPr>
-        <w:t xml:space="preserve"> </w:t>
-      </w:r>
-      <w:proofErr w:type="spellStart"/>
-      <w:r>
-        <w:rPr>
-          <w:lang w:val="pt-BR" w:eastAsia="pt-BR"/>
-        </w:rPr>
-        <w:t>Texto</w:t>
-      </w:r>
-      <w:proofErr w:type="spellEnd"/>
-      <w:r>
-        <w:rPr>
-          <w:lang w:val="pt-BR" w:eastAsia="pt-BR"/>
-        </w:rPr>
-        <w:t xml:space="preserve"> </w:t>
-      </w:r>
-      <w:proofErr w:type="spellStart"/>
-      <w:r>
-        <w:rPr>
-          <w:lang w:val="pt-BR" w:eastAsia="pt-BR"/>
-        </w:rPr>
-        <w:t>Texto</w:t>
-      </w:r>
-      <w:proofErr w:type="spellEnd"/>
-      <w:r>
-        <w:rPr>
-          <w:lang w:val="pt-BR" w:eastAsia="pt-BR"/>
-        </w:rPr>
-        <w:t xml:space="preserve"> </w:t>
-      </w:r>
-      <w:proofErr w:type="spellStart"/>
-      <w:r>
-        <w:rPr>
-          <w:lang w:val="pt-BR" w:eastAsia="pt-BR"/>
-        </w:rPr>
-        <w:t>Texto</w:t>
-      </w:r>
-      <w:proofErr w:type="spellEnd"/>
-      <w:r>
-        <w:rPr>
-          <w:lang w:val="pt-BR" w:eastAsia="pt-BR"/>
-        </w:rPr>
-        <w:t xml:space="preserve"> </w:t>
-      </w:r>
-      <w:proofErr w:type="spellStart"/>
-      <w:r>
-        <w:rPr>
-          <w:lang w:val="pt-BR" w:eastAsia="pt-BR"/>
-        </w:rPr>
-        <w:t>Texto</w:t>
-      </w:r>
-      <w:proofErr w:type="spellEnd"/>
-      <w:r>
-        <w:rPr>
-          <w:lang w:val="pt-BR" w:eastAsia="pt-BR"/>
-        </w:rPr>
-        <w:t xml:space="preserve"> </w:t>
-      </w:r>
-      <w:proofErr w:type="spellStart"/>
-      <w:r>
-        <w:rPr>
-          <w:lang w:val="pt-BR" w:eastAsia="pt-BR"/>
-        </w:rPr>
-        <w:t>Texto</w:t>
-      </w:r>
-      <w:proofErr w:type="spellEnd"/>
-      <w:r>
-        <w:rPr>
-          <w:lang w:val="pt-BR" w:eastAsia="pt-BR"/>
-        </w:rPr>
-        <w:t xml:space="preserve"> </w:t>
-      </w:r>
-      <w:proofErr w:type="spellStart"/>
-      <w:r>
-        <w:rPr>
-          <w:lang w:val="pt-BR" w:eastAsia="pt-BR"/>
-        </w:rPr>
-        <w:t>Texto</w:t>
-      </w:r>
-      <w:proofErr w:type="spellEnd"/>
-      <w:r>
-        <w:rPr>
-          <w:lang w:val="pt-BR" w:eastAsia="pt-BR"/>
-        </w:rPr>
-        <w:t xml:space="preserve"> </w:t>
-      </w:r>
-      <w:proofErr w:type="spellStart"/>
-      <w:r>
-        <w:rPr>
-          <w:lang w:val="pt-BR" w:eastAsia="pt-BR"/>
-        </w:rPr>
-        <w:t>Texto</w:t>
-      </w:r>
-      <w:proofErr w:type="spellEnd"/>
-      <w:r>
-        <w:rPr>
-          <w:lang w:val="pt-BR" w:eastAsia="pt-BR"/>
-        </w:rPr>
-        <w:t xml:space="preserve"> </w:t>
-      </w:r>
-      <w:proofErr w:type="spellStart"/>
-      <w:r>
-        <w:rPr>
-          <w:lang w:val="pt-BR" w:eastAsia="pt-BR"/>
-        </w:rPr>
-        <w:t>Texto</w:t>
-      </w:r>
-      <w:proofErr w:type="spellEnd"/>
-      <w:r>
-        <w:rPr>
-          <w:lang w:val="pt-BR" w:eastAsia="pt-BR"/>
-        </w:rPr>
-        <w:t xml:space="preserve"> </w:t>
-      </w:r>
-      <w:proofErr w:type="spellStart"/>
-      <w:r>
-        <w:rPr>
-          <w:lang w:val="pt-BR" w:eastAsia="pt-BR"/>
-        </w:rPr>
-        <w:t>Texto</w:t>
-      </w:r>
-      <w:proofErr w:type="spellEnd"/>
-      <w:r>
-        <w:rPr>
-          <w:lang w:val="pt-BR" w:eastAsia="pt-BR"/>
-        </w:rPr>
-        <w:t xml:space="preserve"> </w:t>
-      </w:r>
-      <w:proofErr w:type="spellStart"/>
-      <w:r>
-        <w:rPr>
-          <w:lang w:val="pt-BR" w:eastAsia="pt-BR"/>
-        </w:rPr>
-        <w:t>Texto</w:t>
-      </w:r>
-      <w:proofErr w:type="spellEnd"/>
-      <w:r>
-        <w:rPr>
-          <w:lang w:val="pt-BR" w:eastAsia="pt-BR"/>
-        </w:rPr>
-        <w:t xml:space="preserve"> </w:t>
-      </w:r>
-      <w:proofErr w:type="spellStart"/>
-      <w:r>
-        <w:rPr>
-          <w:lang w:val="pt-BR" w:eastAsia="pt-BR"/>
-        </w:rPr>
-        <w:t>Texto</w:t>
-      </w:r>
-      <w:proofErr w:type="spellEnd"/>
-      <w:r>
-        <w:rPr>
-          <w:lang w:val="pt-BR" w:eastAsia="pt-BR"/>
-        </w:rPr>
-        <w:t xml:space="preserve"> </w:t>
-      </w:r>
-      <w:proofErr w:type="spellStart"/>
-      <w:r>
-        <w:rPr>
-          <w:lang w:val="pt-BR" w:eastAsia="pt-BR"/>
-        </w:rPr>
-        <w:t>Texto</w:t>
-      </w:r>
-      <w:proofErr w:type="spellEnd"/>
-      <w:r>
-        <w:rPr>
-          <w:lang w:val="pt-BR" w:eastAsia="pt-BR"/>
-        </w:rPr>
-        <w:t xml:space="preserve"> </w:t>
-      </w:r>
-      <w:proofErr w:type="spellStart"/>
-      <w:r>
-        <w:rPr>
-          <w:lang w:val="pt-BR" w:eastAsia="pt-BR"/>
-        </w:rPr>
-        <w:t>Texto</w:t>
-      </w:r>
-      <w:proofErr w:type="spellEnd"/>
-      <w:r>
-        <w:rPr>
-          <w:lang w:val="pt-BR" w:eastAsia="pt-BR"/>
-        </w:rPr>
-        <w:t xml:space="preserve"> </w:t>
-      </w:r>
-      <w:proofErr w:type="spellStart"/>
-      <w:r>
-        <w:rPr>
-          <w:lang w:val="pt-BR" w:eastAsia="pt-BR"/>
-        </w:rPr>
-        <w:t>Texto</w:t>
-      </w:r>
-      <w:proofErr w:type="spellEnd"/>
-      <w:r>
-        <w:rPr>
-          <w:lang w:val="pt-BR" w:eastAsia="pt-BR"/>
-        </w:rPr>
-        <w:t xml:space="preserve"> </w:t>
-      </w:r>
-      <w:proofErr w:type="spellStart"/>
-      <w:r>
-        <w:rPr>
-          <w:lang w:val="pt-BR" w:eastAsia="pt-BR"/>
-        </w:rPr>
-        <w:t>Texto</w:t>
-      </w:r>
-      <w:proofErr w:type="spellEnd"/>
-      <w:r>
-        <w:rPr>
-          <w:lang w:val="pt-BR" w:eastAsia="pt-BR"/>
-        </w:rPr>
-        <w:t xml:space="preserve"> </w:t>
-      </w:r>
-      <w:proofErr w:type="spellStart"/>
-      <w:r>
-        <w:rPr>
-          <w:lang w:val="pt-BR" w:eastAsia="pt-BR"/>
-        </w:rPr>
-        <w:t>Texto</w:t>
-      </w:r>
-      <w:proofErr w:type="spellEnd"/>
-      <w:r>
-        <w:rPr>
-          <w:lang w:val="pt-BR" w:eastAsia="pt-BR"/>
-        </w:rPr>
-        <w:t xml:space="preserve"> </w:t>
-      </w:r>
-      <w:proofErr w:type="spellStart"/>
-      <w:r>
-        <w:rPr>
-          <w:lang w:val="pt-BR" w:eastAsia="pt-BR"/>
-        </w:rPr>
-        <w:t>Texto</w:t>
-      </w:r>
-      <w:proofErr w:type="spellEnd"/>
-      <w:r>
-        <w:rPr>
-          <w:lang w:val="pt-BR" w:eastAsia="pt-BR"/>
-        </w:rPr>
-        <w:t xml:space="preserve"> </w:t>
-      </w:r>
-      <w:proofErr w:type="spellStart"/>
-      <w:r>
-        <w:rPr>
-          <w:lang w:val="pt-BR" w:eastAsia="pt-BR"/>
-        </w:rPr>
-        <w:t>Texto</w:t>
-      </w:r>
-      <w:proofErr w:type="spellEnd"/>
-      <w:r>
-        <w:rPr>
-          <w:lang w:val="pt-BR" w:eastAsia="pt-BR"/>
-        </w:rPr>
-        <w:t xml:space="preserve"> </w:t>
-      </w:r>
-      <w:proofErr w:type="spellStart"/>
-      <w:r>
-        <w:rPr>
-          <w:lang w:val="pt-BR" w:eastAsia="pt-BR"/>
-        </w:rPr>
-        <w:t>Texto</w:t>
-      </w:r>
-      <w:proofErr w:type="spellEnd"/>
-      <w:r>
-        <w:rPr>
-          <w:lang w:val="pt-BR" w:eastAsia="pt-BR"/>
-        </w:rPr>
-        <w:t xml:space="preserve"> </w:t>
-      </w:r>
-      <w:proofErr w:type="spellStart"/>
-      <w:r>
-        <w:rPr>
-          <w:lang w:val="pt-BR" w:eastAsia="pt-BR"/>
-        </w:rPr>
-        <w:t>Texto</w:t>
-      </w:r>
-      <w:proofErr w:type="spellEnd"/>
-      <w:r>
-        <w:rPr>
-          <w:lang w:val="pt-BR" w:eastAsia="pt-BR"/>
-        </w:rPr>
-        <w:t xml:space="preserve"> </w:t>
-      </w:r>
-      <w:proofErr w:type="spellStart"/>
-      <w:r>
-        <w:rPr>
-          <w:lang w:val="pt-BR" w:eastAsia="pt-BR"/>
-        </w:rPr>
-        <w:t>Texto</w:t>
-      </w:r>
-      <w:proofErr w:type="spellEnd"/>
-      <w:r>
-        <w:rPr>
-          <w:lang w:val="pt-BR" w:eastAsia="pt-BR"/>
-        </w:rPr>
-        <w:t xml:space="preserve"> </w:t>
-      </w:r>
-      <w:proofErr w:type="spellStart"/>
-      <w:r>
-        <w:rPr>
-          <w:lang w:val="pt-BR" w:eastAsia="pt-BR"/>
-        </w:rPr>
-        <w:t>Texto</w:t>
-      </w:r>
-      <w:proofErr w:type="spellEnd"/>
-      <w:r>
-        <w:rPr>
-          <w:lang w:val="pt-BR" w:eastAsia="pt-BR"/>
-        </w:rPr>
-        <w:t xml:space="preserve"> </w:t>
-      </w:r>
-      <w:proofErr w:type="spellStart"/>
-      <w:r>
-        <w:rPr>
-          <w:lang w:val="pt-BR" w:eastAsia="pt-BR"/>
-        </w:rPr>
-        <w:t>Texto</w:t>
-      </w:r>
-      <w:proofErr w:type="spellEnd"/>
-      <w:r>
-        <w:rPr>
-          <w:lang w:val="pt-BR" w:eastAsia="pt-BR"/>
-        </w:rPr>
-        <w:t xml:space="preserve"> </w:t>
-      </w:r>
-      <w:proofErr w:type="spellStart"/>
-      <w:r>
-        <w:rPr>
-          <w:lang w:val="pt-BR" w:eastAsia="pt-BR"/>
-        </w:rPr>
-        <w:t>Texto</w:t>
-      </w:r>
-      <w:proofErr w:type="spellEnd"/>
-      <w:r>
-        <w:rPr>
-          <w:lang w:val="pt-BR" w:eastAsia="pt-BR"/>
-        </w:rPr>
-        <w:t xml:space="preserve"> </w:t>
-      </w:r>
-      <w:proofErr w:type="spellStart"/>
-      <w:r>
-        <w:rPr>
-          <w:lang w:val="pt-BR" w:eastAsia="pt-BR"/>
-        </w:rPr>
-        <w:t>Texto</w:t>
-      </w:r>
-      <w:proofErr w:type="spellEnd"/>
-      <w:r>
-        <w:rPr>
-          <w:lang w:val="pt-BR" w:eastAsia="pt-BR"/>
-        </w:rPr>
-        <w:t xml:space="preserve"> </w:t>
-      </w:r>
-      <w:proofErr w:type="spellStart"/>
-      <w:r>
-        <w:rPr>
-          <w:lang w:val="pt-BR" w:eastAsia="pt-BR"/>
-        </w:rPr>
-        <w:t>Texto</w:t>
-      </w:r>
-      <w:proofErr w:type="spellEnd"/>
-      <w:r>
-        <w:rPr>
-          <w:lang w:val="pt-BR" w:eastAsia="pt-BR"/>
-        </w:rPr>
-        <w:t xml:space="preserve"> </w:t>
-      </w:r>
-      <w:proofErr w:type="spellStart"/>
-      <w:r>
-        <w:rPr>
-          <w:lang w:val="pt-BR" w:eastAsia="pt-BR"/>
-        </w:rPr>
-        <w:t>Texto</w:t>
-      </w:r>
-      <w:proofErr w:type="spellEnd"/>
-      <w:r>
-        <w:rPr>
-          <w:lang w:val="pt-BR" w:eastAsia="pt-BR"/>
-        </w:rPr>
-        <w:t xml:space="preserve"> </w:t>
-      </w:r>
-      <w:proofErr w:type="spellStart"/>
-      <w:r>
-        <w:rPr>
-          <w:lang w:val="pt-BR" w:eastAsia="pt-BR"/>
-        </w:rPr>
-        <w:t>Texto</w:t>
-      </w:r>
-      <w:proofErr w:type="spellEnd"/>
-      <w:r>
-        <w:rPr>
-          <w:lang w:val="pt-BR" w:eastAsia="pt-BR"/>
-        </w:rPr>
-        <w:t xml:space="preserve"> </w:t>
-      </w:r>
-      <w:proofErr w:type="spellStart"/>
-      <w:r>
-        <w:rPr>
-          <w:lang w:val="pt-BR" w:eastAsia="pt-BR"/>
-        </w:rPr>
-        <w:t>Texto</w:t>
-      </w:r>
-      <w:proofErr w:type="spellEnd"/>
-      <w:r>
-        <w:rPr>
-          <w:lang w:val="pt-BR" w:eastAsia="pt-BR"/>
-        </w:rPr>
-        <w:t xml:space="preserve"> </w:t>
-      </w:r>
-      <w:proofErr w:type="spellStart"/>
-      <w:r>
-        <w:rPr>
-          <w:lang w:val="pt-BR" w:eastAsia="pt-BR"/>
-        </w:rPr>
-        <w:t>Texto</w:t>
-      </w:r>
-      <w:proofErr w:type="spellEnd"/>
-      <w:r>
-        <w:rPr>
-          <w:lang w:val="pt-BR" w:eastAsia="pt-BR"/>
-        </w:rPr>
-        <w:t xml:space="preserve"> </w:t>
-      </w:r>
-      <w:proofErr w:type="spellStart"/>
-      <w:r>
-        <w:rPr>
-          <w:lang w:val="pt-BR" w:eastAsia="pt-BR"/>
-        </w:rPr>
-        <w:t>Texto</w:t>
-      </w:r>
-      <w:proofErr w:type="spellEnd"/>
-      <w:r>
-        <w:rPr>
-          <w:lang w:val="pt-BR" w:eastAsia="pt-BR"/>
-        </w:rPr>
-        <w:t xml:space="preserve"> </w:t>
-      </w:r>
-      <w:proofErr w:type="spellStart"/>
-      <w:r>
-        <w:rPr>
-          <w:lang w:val="pt-BR" w:eastAsia="pt-BR"/>
-        </w:rPr>
-        <w:t>Texto</w:t>
-      </w:r>
-      <w:proofErr w:type="spellEnd"/>
-      <w:r>
-        <w:rPr>
-          <w:lang w:val="pt-BR" w:eastAsia="pt-BR"/>
-        </w:rPr>
-        <w:t xml:space="preserve"> </w:t>
-      </w:r>
-      <w:proofErr w:type="spellStart"/>
-      <w:r>
-        <w:rPr>
-          <w:lang w:val="pt-BR" w:eastAsia="pt-BR"/>
-        </w:rPr>
-        <w:t>Texto</w:t>
+        <w:t xml:space="preserve">O diagrama </w:t>
+      </w:r>
+      <w:r>
+        <w:rPr>
+          <w:u w:val="single"/>
+          <w:lang w:val="pt-BR" w:eastAsia="pt-BR"/>
+        </w:rPr>
+        <w:t>Sujeitos e Papéis</w:t>
+      </w:r>
+      <w:r>
+        <w:rPr>
+          <w:lang w:val="pt-BR" w:eastAsia="pt-BR"/>
+        </w:rPr>
+        <w:t xml:space="preserve"> </w:t>
+      </w:r>
+      <w:r>
+        <w:rPr>
+          <w:lang w:val="pt-BR" w:eastAsia="pt-BR"/>
+        </w:rPr>
+        <w:t xml:space="preserve">representa os principais participantes envolvidos na relação processual e os papéis que podem ser desempenhados no contexto do Juizado Especial Federal Cível. A estrutura parte dos </w:t>
+      </w:r>
+      <w:proofErr w:type="spellStart"/>
+      <w:r>
+        <w:rPr>
+          <w:rFonts w:ascii="Courier New" w:hAnsi="Courier New" w:cs="Courier New"/>
+          <w:lang w:val="pt-BR" w:eastAsia="pt-BR"/>
+        </w:rPr>
+        <w:t>kinds</w:t>
+      </w:r>
+      <w:proofErr w:type="spellEnd"/>
+      <w:r>
+        <w:rPr>
+          <w:lang w:val="pt-BR" w:eastAsia="pt-BR"/>
+        </w:rPr>
+        <w:t xml:space="preserve"> </w:t>
+      </w:r>
+      <w:r>
+        <w:rPr>
+          <w:u w:val="single"/>
+          <w:lang w:val="pt-BR" w:eastAsia="pt-BR"/>
+        </w:rPr>
+        <w:t>Pesso</w:t>
+      </w:r>
+      <w:r>
+        <w:rPr>
+          <w:u w:val="single"/>
+          <w:lang w:val="pt-BR" w:eastAsia="pt-BR"/>
+        </w:rPr>
+        <w:t>a</w:t>
+      </w:r>
+      <w:r>
+        <w:rPr>
+          <w:lang w:val="pt-BR" w:eastAsia="pt-BR"/>
+        </w:rPr>
+        <w:t xml:space="preserve"> e </w:t>
+      </w:r>
+      <w:r>
+        <w:rPr>
+          <w:u w:val="single"/>
+          <w:lang w:val="pt-BR" w:eastAsia="pt-BR"/>
+        </w:rPr>
+        <w:t>Organização</w:t>
+      </w:r>
+      <w:r>
+        <w:rPr>
+          <w:lang w:val="pt-BR" w:eastAsia="pt-BR"/>
+        </w:rPr>
+        <w:t xml:space="preserve">, que representam entidades com identidade própria, enquanto os diferentes papéis assumidos durante o processo são representados por roles e </w:t>
+      </w:r>
+      <w:proofErr w:type="spellStart"/>
+      <w:r>
+        <w:rPr>
+          <w:rFonts w:ascii="Courier New" w:hAnsi="Courier New" w:cs="Courier New"/>
+          <w:lang w:val="pt-BR" w:eastAsia="pt-BR"/>
+        </w:rPr>
+        <w:t>roleMixins</w:t>
       </w:r>
       <w:proofErr w:type="spellEnd"/>
       <w:r>
@@ -20699,6 +19679,605 @@
           <w:lang w:val="pt-BR" w:eastAsia="pt-BR"/>
         </w:rPr>
         <w:t>.</w:t>
+      </w:r>
+    </w:p>
+    <w:p>
+      <w:pPr>
+        <w:pStyle w:val="Corpodetexto"/>
+        <w:spacing w:line="312" w:lineRule="auto"/>
+        <w:ind w:left="282" w:right="116" w:firstLine="737"/>
+        <w:jc w:val="both"/>
+        <w:rPr>
+          <w:lang w:val="pt-BR" w:eastAsia="pt-BR"/>
+        </w:rPr>
+      </w:pPr>
+      <w:r>
+        <w:rPr>
+          <w:lang w:val="pt-BR" w:eastAsia="pt-BR"/>
+        </w:rPr>
+        <w:t xml:space="preserve">O </w:t>
+      </w:r>
+      <w:r>
+        <w:rPr>
+          <w:u w:val="single"/>
+          <w:lang w:val="pt-BR" w:eastAsia="pt-BR"/>
+        </w:rPr>
+        <w:t>Participante Processual</w:t>
+      </w:r>
+      <w:r>
+        <w:rPr>
+          <w:lang w:val="pt-BR" w:eastAsia="pt-BR"/>
+        </w:rPr>
+        <w:t xml:space="preserve"> é modelado como </w:t>
+      </w:r>
+      <w:proofErr w:type="spellStart"/>
+      <w:r>
+        <w:rPr>
+          <w:rFonts w:ascii="Courier New" w:hAnsi="Courier New" w:cs="Courier New"/>
+          <w:lang w:val="pt-BR" w:eastAsia="pt-BR"/>
+        </w:rPr>
+        <w:t>roleMixin</w:t>
+      </w:r>
+      <w:proofErr w:type="spellEnd"/>
+      <w:r>
+        <w:rPr>
+          <w:lang w:val="pt-BR" w:eastAsia="pt-BR"/>
+        </w:rPr>
+        <w:t xml:space="preserve"> e constitui o conceito mais abrangente para os sujeitos que participam do processo. A partir dele são especializados </w:t>
+      </w:r>
+      <w:r>
+        <w:rPr>
+          <w:u w:val="single"/>
+          <w:lang w:val="pt-BR" w:eastAsia="pt-BR"/>
+        </w:rPr>
+        <w:t>Parte Processual</w:t>
+      </w:r>
+      <w:r>
+        <w:rPr>
+          <w:lang w:val="pt-BR" w:eastAsia="pt-BR"/>
+        </w:rPr>
+        <w:t xml:space="preserve">, também representada como </w:t>
+      </w:r>
+      <w:proofErr w:type="spellStart"/>
+      <w:r>
+        <w:rPr>
+          <w:rFonts w:ascii="Courier New" w:hAnsi="Courier New" w:cs="Courier New"/>
+          <w:lang w:val="pt-BR" w:eastAsia="pt-BR"/>
+        </w:rPr>
+        <w:t>roleMixin</w:t>
+      </w:r>
+      <w:proofErr w:type="spellEnd"/>
+      <w:r>
+        <w:rPr>
+          <w:lang w:val="pt-BR" w:eastAsia="pt-BR"/>
+        </w:rPr>
+        <w:t xml:space="preserve">, além dos </w:t>
+      </w:r>
+      <w:r>
+        <w:rPr>
+          <w:rFonts w:ascii="Courier New" w:hAnsi="Courier New" w:cs="Courier New"/>
+          <w:lang w:val="pt-BR" w:eastAsia="pt-BR"/>
+        </w:rPr>
+        <w:t>roles</w:t>
+      </w:r>
+      <w:r>
+        <w:rPr>
+          <w:lang w:val="pt-BR" w:eastAsia="pt-BR"/>
+        </w:rPr>
+        <w:t xml:space="preserve"> </w:t>
+      </w:r>
+      <w:r>
+        <w:rPr>
+          <w:u w:val="single"/>
+          <w:lang w:val="pt-BR" w:eastAsia="pt-BR"/>
+        </w:rPr>
+        <w:t xml:space="preserve">Representante </w:t>
+      </w:r>
+      <w:r>
+        <w:rPr>
+          <w:u w:val="single"/>
+          <w:lang w:val="pt-BR" w:eastAsia="pt-BR"/>
+        </w:rPr>
+        <w:t>Processual</w:t>
+      </w:r>
+      <w:r>
+        <w:rPr>
+          <w:lang w:val="pt-BR" w:eastAsia="pt-BR"/>
+        </w:rPr>
+        <w:t xml:space="preserve">, </w:t>
+      </w:r>
+      <w:r>
+        <w:rPr>
+          <w:u w:val="single"/>
+          <w:lang w:val="pt-BR" w:eastAsia="pt-BR"/>
+        </w:rPr>
+        <w:t>Auxiliar</w:t>
+      </w:r>
+      <w:r>
+        <w:rPr>
+          <w:u w:val="single"/>
+          <w:lang w:val="pt-BR" w:eastAsia="pt-BR"/>
+        </w:rPr>
+        <w:t xml:space="preserve"> da Justiça</w:t>
+      </w:r>
+      <w:r>
+        <w:rPr>
+          <w:lang w:val="pt-BR" w:eastAsia="pt-BR"/>
+        </w:rPr>
+        <w:t xml:space="preserve"> e </w:t>
+      </w:r>
+      <w:r>
+        <w:rPr>
+          <w:u w:val="single"/>
+          <w:lang w:val="pt-BR" w:eastAsia="pt-BR"/>
+        </w:rPr>
+        <w:t>Testemunha</w:t>
+      </w:r>
+      <w:r>
+        <w:rPr>
+          <w:lang w:val="pt-BR" w:eastAsia="pt-BR"/>
+        </w:rPr>
+        <w:t>. Essa estrutura permite reunir em uma mesma categoria participantes de naturezas distintas, sem atribuir a esses papéis um princípio de identidade próprio.</w:t>
+      </w:r>
+    </w:p>
+    <w:p>
+      <w:pPr>
+        <w:pStyle w:val="Corpodetexto"/>
+        <w:spacing w:line="312" w:lineRule="auto"/>
+        <w:ind w:left="282" w:right="116" w:firstLine="737"/>
+        <w:jc w:val="both"/>
+        <w:rPr>
+          <w:lang w:val="pt-BR" w:eastAsia="pt-BR"/>
+        </w:rPr>
+      </w:pPr>
+      <w:r>
+        <w:rPr>
+          <w:lang w:val="pt-BR" w:eastAsia="pt-BR"/>
+        </w:rPr>
+        <w:t xml:space="preserve">A </w:t>
+      </w:r>
+      <w:r>
+        <w:rPr>
+          <w:u w:val="single"/>
+          <w:lang w:val="pt-BR" w:eastAsia="pt-BR"/>
+        </w:rPr>
+        <w:t>Parte Processual</w:t>
+      </w:r>
+      <w:r>
+        <w:rPr>
+          <w:lang w:val="pt-BR" w:eastAsia="pt-BR"/>
+        </w:rPr>
+        <w:t xml:space="preserve"> especializa-se em </w:t>
+      </w:r>
+      <w:r>
+        <w:rPr>
+          <w:u w:val="single"/>
+          <w:lang w:val="pt-BR" w:eastAsia="pt-BR"/>
+        </w:rPr>
+        <w:t>Demandante</w:t>
+      </w:r>
+      <w:r>
+        <w:rPr>
+          <w:lang w:val="pt-BR" w:eastAsia="pt-BR"/>
+        </w:rPr>
+        <w:t xml:space="preserve"> e </w:t>
+      </w:r>
+      <w:r>
+        <w:rPr>
+          <w:u w:val="single"/>
+          <w:lang w:val="pt-BR" w:eastAsia="pt-BR"/>
+        </w:rPr>
+        <w:t>Demandado</w:t>
+      </w:r>
+      <w:r>
+        <w:rPr>
+          <w:lang w:val="pt-BR" w:eastAsia="pt-BR"/>
+        </w:rPr>
+        <w:t xml:space="preserve">. O </w:t>
+      </w:r>
+      <w:r>
+        <w:rPr>
+          <w:u w:val="single"/>
+          <w:lang w:val="pt-BR" w:eastAsia="pt-BR"/>
+        </w:rPr>
+        <w:t>Demandante</w:t>
+      </w:r>
+      <w:r>
+        <w:rPr>
+          <w:lang w:val="pt-BR" w:eastAsia="pt-BR"/>
+        </w:rPr>
+        <w:t xml:space="preserve"> é representado como </w:t>
+      </w:r>
+      <w:proofErr w:type="spellStart"/>
+      <w:r>
+        <w:rPr>
+          <w:rFonts w:ascii="Courier New" w:hAnsi="Courier New" w:cs="Courier New"/>
+          <w:lang w:val="pt-BR" w:eastAsia="pt-BR"/>
+        </w:rPr>
+        <w:t>roleMixin</w:t>
+      </w:r>
+      <w:proofErr w:type="spellEnd"/>
+      <w:r>
+        <w:rPr>
+          <w:lang w:val="pt-BR" w:eastAsia="pt-BR"/>
+        </w:rPr>
+        <w:t xml:space="preserve">, pois essa posição pode ser ocupada por diferentes tipos de entidades. No modelo, são representados os roles </w:t>
+      </w:r>
+      <w:r>
+        <w:rPr>
+          <w:u w:val="single"/>
+          <w:lang w:val="pt-BR" w:eastAsia="pt-BR"/>
+        </w:rPr>
+        <w:t>Pessoa Física Autora</w:t>
+      </w:r>
+      <w:r>
+        <w:rPr>
+          <w:lang w:val="pt-BR" w:eastAsia="pt-BR"/>
+        </w:rPr>
+        <w:t xml:space="preserve">, </w:t>
+      </w:r>
+      <w:r>
+        <w:rPr>
+          <w:u w:val="single"/>
+          <w:lang w:val="pt-BR" w:eastAsia="pt-BR"/>
+        </w:rPr>
+        <w:t>Microempresa Autora</w:t>
+      </w:r>
+      <w:r>
+        <w:rPr>
+          <w:lang w:val="pt-BR" w:eastAsia="pt-BR"/>
+        </w:rPr>
+        <w:t xml:space="preserve"> e </w:t>
+      </w:r>
+      <w:r>
+        <w:rPr>
+          <w:u w:val="single"/>
+          <w:lang w:val="pt-BR" w:eastAsia="pt-BR"/>
+        </w:rPr>
+        <w:t>Empresa de Pequeno Porte Autora</w:t>
+      </w:r>
+      <w:r>
+        <w:rPr>
+          <w:lang w:val="pt-BR" w:eastAsia="pt-BR"/>
+        </w:rPr>
+        <w:t xml:space="preserve">. Já o </w:t>
+      </w:r>
+      <w:r>
+        <w:rPr>
+          <w:u w:val="single"/>
+          <w:lang w:val="pt-BR" w:eastAsia="pt-BR"/>
+        </w:rPr>
+        <w:t>Demandado</w:t>
+      </w:r>
+      <w:r>
+        <w:rPr>
+          <w:lang w:val="pt-BR" w:eastAsia="pt-BR"/>
+        </w:rPr>
+        <w:t xml:space="preserve"> é modelado como </w:t>
+      </w:r>
+      <w:r>
+        <w:rPr>
+          <w:rFonts w:ascii="Courier New" w:hAnsi="Courier New" w:cs="Courier New"/>
+          <w:lang w:val="pt-BR" w:eastAsia="pt-BR"/>
+        </w:rPr>
+        <w:t>role</w:t>
+      </w:r>
+      <w:r>
+        <w:rPr>
+          <w:lang w:val="pt-BR" w:eastAsia="pt-BR"/>
+        </w:rPr>
+        <w:t xml:space="preserve"> desempenhado por uma </w:t>
+      </w:r>
+      <w:r>
+        <w:rPr>
+          <w:u w:val="single"/>
+          <w:lang w:val="pt-BR" w:eastAsia="pt-BR"/>
+        </w:rPr>
+        <w:t>Organização Federal</w:t>
+      </w:r>
+      <w:r>
+        <w:rPr>
+          <w:lang w:val="pt-BR" w:eastAsia="pt-BR"/>
+        </w:rPr>
+        <w:t>, representando a entidade contra a qual a demanda é proposta no recorte considerado pela ontologia.</w:t>
+      </w:r>
+    </w:p>
+    <w:p>
+      <w:pPr>
+        <w:pStyle w:val="Corpodetexto"/>
+        <w:spacing w:line="312" w:lineRule="auto"/>
+        <w:ind w:left="282" w:right="116" w:firstLine="737"/>
+        <w:jc w:val="both"/>
+        <w:rPr>
+          <w:lang w:val="pt-BR" w:eastAsia="pt-BR"/>
+        </w:rPr>
+      </w:pPr>
+      <w:r>
+        <w:rPr>
+          <w:lang w:val="pt-BR" w:eastAsia="pt-BR"/>
+        </w:rPr>
+        <w:t xml:space="preserve">Além dos papéis processuais, o diagrama representa a Relação </w:t>
+      </w:r>
+      <w:r>
+        <w:rPr>
+          <w:u w:val="single"/>
+          <w:lang w:val="pt-BR" w:eastAsia="pt-BR"/>
+        </w:rPr>
+        <w:t>Jurídico-Processual</w:t>
+      </w:r>
+      <w:r>
+        <w:rPr>
+          <w:lang w:val="pt-BR" w:eastAsia="pt-BR"/>
+        </w:rPr>
+        <w:t xml:space="preserve"> </w:t>
+      </w:r>
+      <w:r>
+        <w:rPr>
+          <w:lang w:val="pt-BR" w:eastAsia="pt-BR"/>
+        </w:rPr>
+        <w:lastRenderedPageBreak/>
+        <w:t xml:space="preserve">como </w:t>
+      </w:r>
+      <w:r>
+        <w:rPr>
+          <w:rFonts w:ascii="Courier New" w:hAnsi="Courier New" w:cs="Courier New"/>
+          <w:lang w:val="pt-BR" w:eastAsia="pt-BR"/>
+        </w:rPr>
+        <w:t>relator</w:t>
+      </w:r>
+      <w:r>
+        <w:rPr>
+          <w:lang w:val="pt-BR" w:eastAsia="pt-BR"/>
+        </w:rPr>
+        <w:t xml:space="preserve">, responsável por explicitar a relação estabelecida entre os participantes no contexto do processo. A </w:t>
+      </w:r>
+      <w:r>
+        <w:rPr>
+          <w:u w:val="single"/>
+          <w:lang w:val="pt-BR" w:eastAsia="pt-BR"/>
+        </w:rPr>
+        <w:t>Representação Processual</w:t>
+      </w:r>
+      <w:r>
+        <w:rPr>
+          <w:lang w:val="pt-BR" w:eastAsia="pt-BR"/>
+        </w:rPr>
+        <w:t xml:space="preserve"> também é modelada como </w:t>
+      </w:r>
+      <w:r>
+        <w:rPr>
+          <w:rFonts w:ascii="Courier New" w:hAnsi="Courier New" w:cs="Courier New"/>
+          <w:lang w:val="pt-BR" w:eastAsia="pt-BR"/>
+        </w:rPr>
+        <w:t>relator</w:t>
+      </w:r>
+      <w:r>
+        <w:rPr>
+          <w:lang w:val="pt-BR" w:eastAsia="pt-BR"/>
+        </w:rPr>
+        <w:t xml:space="preserve">, formalizando o vínculo existente entre uma </w:t>
+      </w:r>
+      <w:r>
+        <w:rPr>
+          <w:u w:val="single"/>
+          <w:lang w:val="pt-BR" w:eastAsia="pt-BR"/>
+        </w:rPr>
+        <w:t>Parte Processual</w:t>
+      </w:r>
+      <w:r>
+        <w:rPr>
+          <w:lang w:val="pt-BR" w:eastAsia="pt-BR"/>
+        </w:rPr>
+        <w:t xml:space="preserve"> e seu </w:t>
+      </w:r>
+      <w:r>
+        <w:rPr>
+          <w:u w:val="single"/>
+          <w:lang w:val="pt-BR" w:eastAsia="pt-BR"/>
+        </w:rPr>
+        <w:t>Representante Processual</w:t>
+      </w:r>
+      <w:r>
+        <w:rPr>
+          <w:lang w:val="pt-BR" w:eastAsia="pt-BR"/>
+        </w:rPr>
+        <w:t>,</w:t>
+      </w:r>
+      <w:r>
+        <w:rPr>
+          <w:lang w:val="pt-BR" w:eastAsia="pt-BR"/>
+        </w:rPr>
+        <w:t xml:space="preserve"> com cardinalidade indicando que parte pode, ou não, depender de um representante</w:t>
+      </w:r>
+      <w:r>
+        <w:rPr>
+          <w:lang w:val="pt-BR" w:eastAsia="pt-BR"/>
+        </w:rPr>
+        <w:t>.</w:t>
+      </w:r>
+      <w:r>
+        <w:rPr>
+          <w:lang w:val="pt-BR" w:eastAsia="pt-BR"/>
+        </w:rPr>
+        <w:t xml:space="preserve"> Dessa forma, o modelo distingue os próprios participantes das relações jurídicas que justificam os papéis exercidos por eles.</w:t>
+      </w:r>
+    </w:p>
+    <w:p>
+      <w:pPr>
+        <w:pStyle w:val="Corpodetexto"/>
+        <w:spacing w:line="312" w:lineRule="auto"/>
+        <w:ind w:left="282" w:right="116" w:firstLine="737"/>
+        <w:jc w:val="both"/>
+        <w:rPr>
+          <w:lang w:val="pt-BR" w:eastAsia="pt-BR"/>
+        </w:rPr>
+      </w:pPr>
+      <w:r>
+        <w:rPr>
+          <w:lang w:val="pt-BR" w:eastAsia="pt-BR"/>
+        </w:rPr>
+        <w:t xml:space="preserve">Os conceitos apresentados nesse diagrama constituem uma base compartilhada por diferentes partes da ontologia. </w:t>
+      </w:r>
+      <w:r>
+        <w:rPr>
+          <w:u w:val="single"/>
+          <w:lang w:val="pt-BR" w:eastAsia="pt-BR"/>
+        </w:rPr>
+        <w:t>Demandante</w:t>
+      </w:r>
+      <w:r>
+        <w:rPr>
+          <w:lang w:val="pt-BR" w:eastAsia="pt-BR"/>
+        </w:rPr>
+        <w:t xml:space="preserve">, </w:t>
+      </w:r>
+      <w:r>
+        <w:rPr>
+          <w:u w:val="single"/>
+          <w:lang w:val="pt-BR" w:eastAsia="pt-BR"/>
+        </w:rPr>
+        <w:t>Demandado</w:t>
+      </w:r>
+      <w:r>
+        <w:rPr>
+          <w:lang w:val="pt-BR" w:eastAsia="pt-BR"/>
+        </w:rPr>
+        <w:t xml:space="preserve">, </w:t>
+      </w:r>
+      <w:r>
+        <w:rPr>
+          <w:u w:val="single"/>
+          <w:lang w:val="pt-BR" w:eastAsia="pt-BR"/>
+        </w:rPr>
+        <w:t>Parte Processual</w:t>
+      </w:r>
+      <w:r>
+        <w:rPr>
+          <w:lang w:val="pt-BR" w:eastAsia="pt-BR"/>
+        </w:rPr>
+        <w:t xml:space="preserve">, </w:t>
+      </w:r>
+      <w:r>
+        <w:rPr>
+          <w:u w:val="single"/>
+          <w:lang w:val="pt-BR" w:eastAsia="pt-BR"/>
+        </w:rPr>
+        <w:t>Representante Processual</w:t>
+      </w:r>
+      <w:r>
+        <w:rPr>
+          <w:lang w:val="pt-BR" w:eastAsia="pt-BR"/>
+        </w:rPr>
+        <w:t xml:space="preserve"> e outros participantes reaparecem nos modelos referentes à competência, instauração, contestação, conciliação, produção de provas, recursos e demais etapas do procedimento</w:t>
+      </w:r>
+      <w:r>
+        <w:rPr>
+          <w:lang w:val="pt-BR" w:eastAsia="pt-BR"/>
+        </w:rPr>
+        <w:t>.</w:t>
+      </w:r>
+    </w:p>
+    <w:p>
+      <w:pPr>
+        <w:pStyle w:val="Corpodetexto"/>
+        <w:spacing w:line="312" w:lineRule="auto"/>
+        <w:ind w:left="282" w:right="116" w:firstLine="737"/>
+        <w:jc w:val="both"/>
+        <w:rPr>
+          <w:lang w:val="pt-BR" w:eastAsia="pt-BR"/>
+        </w:rPr>
+      </w:pPr>
+    </w:p>
+    <w:p>
+      <w:pPr>
+        <w:pStyle w:val="Corpodetexto"/>
+        <w:spacing w:before="100"/>
+        <w:ind w:right="147" w:firstLine="272"/>
+        <w:jc w:val="center"/>
+      </w:pPr>
+      <w:r>
+        <w:t>Figura 8. Diagrama de Sujeitos e Papéis.</w:t>
+      </w:r>
+    </w:p>
+    <w:p>
+      <w:pPr>
+        <w:pStyle w:val="Corpodetexto"/>
+        <w:spacing w:line="312" w:lineRule="auto"/>
+        <w:ind w:right="116"/>
+        <w:jc w:val="both"/>
+        <w:rPr>
+          <w:lang w:val="pt-BR" w:eastAsia="pt-BR"/>
+        </w:rPr>
+      </w:pPr>
+      <w:r>
+        <w:rPr>
+          <w:noProof/>
+        </w:rPr>
+        <w:drawing>
+          <wp:inline distT="0" distB="0" distL="0" distR="0" wp14:anchorId="7A9780B0" wp14:editId="6E6AC9CC">
+            <wp:extent cx="5730530" cy="3172570"/>
+            <wp:effectExtent l="0" t="0" r="3810" b="8890"/>
+            <wp:docPr id="18" name="Imagem 18" descr="sujeitos-e-papeis"/>
+            <wp:cNvGraphicFramePr>
+              <a:graphicFrameLocks xmlns:a="http://schemas.openxmlformats.org/drawingml/2006/main" noChangeAspect="1"/>
+            </wp:cNvGraphicFramePr>
+            <a:graphic xmlns:a="http://schemas.openxmlformats.org/drawingml/2006/main">
+              <a:graphicData uri="http://schemas.openxmlformats.org/drawingml/2006/picture">
+                <pic:pic xmlns:pic="http://schemas.openxmlformats.org/drawingml/2006/picture">
+                  <pic:nvPicPr>
+                    <pic:cNvPr id="0" name="rmiz-modal-img-edd80d57b928" descr="sujeitos-e-papeis"/>
+                    <pic:cNvPicPr>
+                      <a:picLocks noChangeAspect="1" noChangeArrowheads="1"/>
+                    </pic:cNvPicPr>
+                  </pic:nvPicPr>
+                  <pic:blipFill>
+                    <a:blip r:embed="rId32" cstate="print">
+                      <a:extLst>
+                        <a:ext uri="{28A0092B-C50C-407E-A947-70E740481C1C}">
+                          <a14:useLocalDpi xmlns:a14="http://schemas.microsoft.com/office/drawing/2010/main" val="0"/>
+                        </a:ext>
+                      </a:extLst>
+                    </a:blip>
+                    <a:srcRect/>
+                    <a:stretch>
+                      <a:fillRect/>
+                    </a:stretch>
+                  </pic:blipFill>
+                  <pic:spPr bwMode="auto">
+                    <a:xfrm>
+                      <a:off x="0" y="0"/>
+                      <a:ext cx="5810230" cy="3216694"/>
+                    </a:xfrm>
+                    <a:prstGeom prst="rect">
+                      <a:avLst/>
+                    </a:prstGeom>
+                    <a:noFill/>
+                    <a:ln>
+                      <a:noFill/>
+                    </a:ln>
+                  </pic:spPr>
+                </pic:pic>
+              </a:graphicData>
+            </a:graphic>
+          </wp:inline>
+        </w:drawing>
+      </w:r>
+    </w:p>
+    <w:p>
+      <w:pPr>
+        <w:pStyle w:val="Corpodetexto"/>
+        <w:spacing w:line="312" w:lineRule="auto"/>
+        <w:ind w:right="116"/>
+        <w:jc w:val="center"/>
+        <w:rPr>
+          <w:w w:val="105"/>
+        </w:rPr>
+      </w:pPr>
+      <w:r>
+        <w:rPr>
+          <w:w w:val="105"/>
+        </w:rPr>
+        <w:t>Fonte: elaborado pelo autor (2026)</w:t>
       </w:r>
     </w:p>
     <w:p>
@@ -20715,7 +20294,10 @@
         <w:jc w:val="left"/>
       </w:pPr>
       <w:r>
-        <w:t>4.2.2 Sujeitos e Papéis</w:t>
+        <w:t xml:space="preserve">4.2.2 </w:t>
+      </w:r>
+      <w:r>
+        <w:t>Organizações</w:t>
       </w:r>
       <w:r>
         <w:br/>
@@ -20735,554 +20317,480 @@
         <w:rPr>
           <w:lang w:val="pt-BR" w:eastAsia="pt-BR"/>
         </w:rPr>
-        <w:t xml:space="preserve">Texto </w:t>
-      </w:r>
-      <w:proofErr w:type="spellStart"/>
-      <w:r>
-        <w:rPr>
-          <w:lang w:val="pt-BR" w:eastAsia="pt-BR"/>
-        </w:rPr>
-        <w:t>Texto</w:t>
-      </w:r>
-      <w:proofErr w:type="spellEnd"/>
-      <w:r>
-        <w:rPr>
-          <w:lang w:val="pt-BR" w:eastAsia="pt-BR"/>
-        </w:rPr>
-        <w:t xml:space="preserve"> </w:t>
-      </w:r>
-      <w:proofErr w:type="spellStart"/>
-      <w:r>
-        <w:rPr>
-          <w:lang w:val="pt-BR" w:eastAsia="pt-BR"/>
-        </w:rPr>
-        <w:t>Texto</w:t>
-      </w:r>
-      <w:proofErr w:type="spellEnd"/>
-      <w:r>
-        <w:rPr>
-          <w:lang w:val="pt-BR" w:eastAsia="pt-BR"/>
-        </w:rPr>
-        <w:t xml:space="preserve"> </w:t>
-      </w:r>
-      <w:proofErr w:type="spellStart"/>
-      <w:r>
-        <w:rPr>
-          <w:lang w:val="pt-BR" w:eastAsia="pt-BR"/>
-        </w:rPr>
-        <w:t>Texto</w:t>
-      </w:r>
-      <w:proofErr w:type="spellEnd"/>
-      <w:r>
-        <w:rPr>
-          <w:lang w:val="pt-BR" w:eastAsia="pt-BR"/>
-        </w:rPr>
-        <w:t xml:space="preserve"> </w:t>
-      </w:r>
-      <w:proofErr w:type="spellStart"/>
-      <w:r>
-        <w:rPr>
-          <w:lang w:val="pt-BR" w:eastAsia="pt-BR"/>
-        </w:rPr>
-        <w:t>Texto</w:t>
-      </w:r>
-      <w:proofErr w:type="spellEnd"/>
-      <w:r>
-        <w:rPr>
-          <w:lang w:val="pt-BR" w:eastAsia="pt-BR"/>
-        </w:rPr>
-        <w:t xml:space="preserve"> </w:t>
-      </w:r>
-      <w:proofErr w:type="spellStart"/>
-      <w:r>
-        <w:rPr>
-          <w:lang w:val="pt-BR" w:eastAsia="pt-BR"/>
-        </w:rPr>
-        <w:t>Texto</w:t>
-      </w:r>
-      <w:proofErr w:type="spellEnd"/>
-      <w:r>
-        <w:rPr>
-          <w:lang w:val="pt-BR" w:eastAsia="pt-BR"/>
-        </w:rPr>
-        <w:t xml:space="preserve"> </w:t>
-      </w:r>
-      <w:proofErr w:type="spellStart"/>
-      <w:r>
-        <w:rPr>
-          <w:lang w:val="pt-BR" w:eastAsia="pt-BR"/>
-        </w:rPr>
-        <w:t>Texto</w:t>
-      </w:r>
-      <w:proofErr w:type="spellEnd"/>
-      <w:r>
-        <w:rPr>
-          <w:lang w:val="pt-BR" w:eastAsia="pt-BR"/>
-        </w:rPr>
-        <w:t xml:space="preserve"> </w:t>
-      </w:r>
-      <w:proofErr w:type="spellStart"/>
-      <w:r>
-        <w:rPr>
-          <w:lang w:val="pt-BR" w:eastAsia="pt-BR"/>
-        </w:rPr>
-        <w:t>Texto</w:t>
-      </w:r>
-      <w:proofErr w:type="spellEnd"/>
-      <w:r>
-        <w:rPr>
-          <w:lang w:val="pt-BR" w:eastAsia="pt-BR"/>
-        </w:rPr>
-        <w:t xml:space="preserve"> </w:t>
-      </w:r>
-      <w:proofErr w:type="spellStart"/>
-      <w:r>
-        <w:rPr>
-          <w:lang w:val="pt-BR" w:eastAsia="pt-BR"/>
-        </w:rPr>
-        <w:t>Texto</w:t>
-      </w:r>
-      <w:proofErr w:type="spellEnd"/>
-      <w:r>
-        <w:rPr>
-          <w:lang w:val="pt-BR" w:eastAsia="pt-BR"/>
-        </w:rPr>
-        <w:t xml:space="preserve"> </w:t>
-      </w:r>
-      <w:proofErr w:type="spellStart"/>
-      <w:r>
-        <w:rPr>
-          <w:lang w:val="pt-BR" w:eastAsia="pt-BR"/>
-        </w:rPr>
-        <w:t>Texto</w:t>
-      </w:r>
-      <w:proofErr w:type="spellEnd"/>
-      <w:r>
-        <w:rPr>
-          <w:lang w:val="pt-BR" w:eastAsia="pt-BR"/>
-        </w:rPr>
-        <w:t xml:space="preserve"> </w:t>
-      </w:r>
-      <w:proofErr w:type="spellStart"/>
-      <w:r>
-        <w:rPr>
-          <w:lang w:val="pt-BR" w:eastAsia="pt-BR"/>
-        </w:rPr>
-        <w:t>Texto</w:t>
-      </w:r>
-      <w:proofErr w:type="spellEnd"/>
-      <w:r>
-        <w:rPr>
-          <w:lang w:val="pt-BR" w:eastAsia="pt-BR"/>
-        </w:rPr>
-        <w:t xml:space="preserve"> </w:t>
-      </w:r>
-      <w:proofErr w:type="spellStart"/>
-      <w:r>
-        <w:rPr>
-          <w:lang w:val="pt-BR" w:eastAsia="pt-BR"/>
-        </w:rPr>
-        <w:t>Texto</w:t>
-      </w:r>
-      <w:proofErr w:type="spellEnd"/>
-      <w:r>
-        <w:rPr>
-          <w:lang w:val="pt-BR" w:eastAsia="pt-BR"/>
-        </w:rPr>
-        <w:t xml:space="preserve"> </w:t>
-      </w:r>
-      <w:proofErr w:type="spellStart"/>
-      <w:r>
-        <w:rPr>
-          <w:lang w:val="pt-BR" w:eastAsia="pt-BR"/>
-        </w:rPr>
-        <w:t>Texto</w:t>
-      </w:r>
-      <w:proofErr w:type="spellEnd"/>
-      <w:r>
-        <w:rPr>
-          <w:lang w:val="pt-BR" w:eastAsia="pt-BR"/>
-        </w:rPr>
-        <w:t xml:space="preserve"> </w:t>
-      </w:r>
-      <w:proofErr w:type="spellStart"/>
-      <w:r>
-        <w:rPr>
-          <w:lang w:val="pt-BR" w:eastAsia="pt-BR"/>
-        </w:rPr>
-        <w:t>Texto</w:t>
-      </w:r>
-      <w:proofErr w:type="spellEnd"/>
-      <w:r>
-        <w:rPr>
-          <w:lang w:val="pt-BR" w:eastAsia="pt-BR"/>
-        </w:rPr>
-        <w:t xml:space="preserve"> </w:t>
-      </w:r>
-      <w:proofErr w:type="spellStart"/>
-      <w:r>
-        <w:rPr>
-          <w:lang w:val="pt-BR" w:eastAsia="pt-BR"/>
-        </w:rPr>
-        <w:t>Texto</w:t>
-      </w:r>
-      <w:proofErr w:type="spellEnd"/>
-      <w:r>
-        <w:rPr>
-          <w:lang w:val="pt-BR" w:eastAsia="pt-BR"/>
-        </w:rPr>
-        <w:t xml:space="preserve"> </w:t>
-      </w:r>
-      <w:proofErr w:type="spellStart"/>
-      <w:r>
-        <w:rPr>
-          <w:lang w:val="pt-BR" w:eastAsia="pt-BR"/>
-        </w:rPr>
-        <w:t>Texto</w:t>
-      </w:r>
-      <w:proofErr w:type="spellEnd"/>
-      <w:r>
-        <w:rPr>
-          <w:lang w:val="pt-BR" w:eastAsia="pt-BR"/>
-        </w:rPr>
-        <w:t xml:space="preserve"> </w:t>
-      </w:r>
-      <w:proofErr w:type="spellStart"/>
-      <w:r>
-        <w:rPr>
-          <w:lang w:val="pt-BR" w:eastAsia="pt-BR"/>
-        </w:rPr>
-        <w:t>Texto</w:t>
-      </w:r>
-      <w:proofErr w:type="spellEnd"/>
-      <w:r>
-        <w:rPr>
-          <w:lang w:val="pt-BR" w:eastAsia="pt-BR"/>
-        </w:rPr>
-        <w:t xml:space="preserve"> </w:t>
-      </w:r>
-      <w:proofErr w:type="spellStart"/>
-      <w:r>
-        <w:rPr>
-          <w:lang w:val="pt-BR" w:eastAsia="pt-BR"/>
-        </w:rPr>
-        <w:t>Texto</w:t>
-      </w:r>
-      <w:proofErr w:type="spellEnd"/>
-      <w:r>
-        <w:rPr>
-          <w:lang w:val="pt-BR" w:eastAsia="pt-BR"/>
-        </w:rPr>
-        <w:t xml:space="preserve"> </w:t>
-      </w:r>
-      <w:proofErr w:type="spellStart"/>
-      <w:r>
-        <w:rPr>
-          <w:lang w:val="pt-BR" w:eastAsia="pt-BR"/>
-        </w:rPr>
-        <w:t>Texto</w:t>
-      </w:r>
-      <w:proofErr w:type="spellEnd"/>
-      <w:r>
-        <w:rPr>
-          <w:lang w:val="pt-BR" w:eastAsia="pt-BR"/>
-        </w:rPr>
-        <w:t xml:space="preserve"> </w:t>
-      </w:r>
-      <w:proofErr w:type="spellStart"/>
-      <w:r>
-        <w:rPr>
-          <w:lang w:val="pt-BR" w:eastAsia="pt-BR"/>
-        </w:rPr>
-        <w:t>Texto</w:t>
-      </w:r>
-      <w:proofErr w:type="spellEnd"/>
-      <w:r>
-        <w:rPr>
-          <w:lang w:val="pt-BR" w:eastAsia="pt-BR"/>
-        </w:rPr>
-        <w:t xml:space="preserve"> </w:t>
-      </w:r>
-      <w:proofErr w:type="spellStart"/>
-      <w:r>
-        <w:rPr>
-          <w:lang w:val="pt-BR" w:eastAsia="pt-BR"/>
-        </w:rPr>
-        <w:t>Texto</w:t>
-      </w:r>
-      <w:proofErr w:type="spellEnd"/>
-      <w:r>
-        <w:rPr>
-          <w:lang w:val="pt-BR" w:eastAsia="pt-BR"/>
-        </w:rPr>
-        <w:t xml:space="preserve"> </w:t>
-      </w:r>
-      <w:proofErr w:type="spellStart"/>
-      <w:r>
-        <w:rPr>
-          <w:lang w:val="pt-BR" w:eastAsia="pt-BR"/>
-        </w:rPr>
-        <w:t>Texto</w:t>
-      </w:r>
-      <w:proofErr w:type="spellEnd"/>
-      <w:r>
-        <w:rPr>
-          <w:lang w:val="pt-BR" w:eastAsia="pt-BR"/>
-        </w:rPr>
-        <w:t xml:space="preserve"> </w:t>
-      </w:r>
-      <w:proofErr w:type="spellStart"/>
-      <w:r>
-        <w:rPr>
-          <w:lang w:val="pt-BR" w:eastAsia="pt-BR"/>
-        </w:rPr>
-        <w:t>Texto</w:t>
-      </w:r>
-      <w:proofErr w:type="spellEnd"/>
-      <w:r>
-        <w:rPr>
-          <w:lang w:val="pt-BR" w:eastAsia="pt-BR"/>
-        </w:rPr>
-        <w:t xml:space="preserve"> </w:t>
-      </w:r>
-      <w:proofErr w:type="spellStart"/>
-      <w:r>
-        <w:rPr>
-          <w:lang w:val="pt-BR" w:eastAsia="pt-BR"/>
-        </w:rPr>
-        <w:t>Texto</w:t>
-      </w:r>
-      <w:proofErr w:type="spellEnd"/>
-      <w:r>
-        <w:rPr>
-          <w:lang w:val="pt-BR" w:eastAsia="pt-BR"/>
-        </w:rPr>
-        <w:t xml:space="preserve"> </w:t>
-      </w:r>
-      <w:proofErr w:type="spellStart"/>
-      <w:r>
-        <w:rPr>
-          <w:lang w:val="pt-BR" w:eastAsia="pt-BR"/>
-        </w:rPr>
-        <w:t>Texto</w:t>
-      </w:r>
-      <w:proofErr w:type="spellEnd"/>
-      <w:r>
-        <w:rPr>
-          <w:lang w:val="pt-BR" w:eastAsia="pt-BR"/>
-        </w:rPr>
-        <w:t xml:space="preserve"> </w:t>
-      </w:r>
-      <w:proofErr w:type="spellStart"/>
-      <w:r>
-        <w:rPr>
-          <w:lang w:val="pt-BR" w:eastAsia="pt-BR"/>
-        </w:rPr>
-        <w:t>Texto</w:t>
-      </w:r>
-      <w:proofErr w:type="spellEnd"/>
-      <w:r>
-        <w:rPr>
-          <w:lang w:val="pt-BR" w:eastAsia="pt-BR"/>
-        </w:rPr>
-        <w:t xml:space="preserve"> </w:t>
-      </w:r>
-      <w:proofErr w:type="spellStart"/>
-      <w:r>
-        <w:rPr>
-          <w:lang w:val="pt-BR" w:eastAsia="pt-BR"/>
-        </w:rPr>
-        <w:t>Texto</w:t>
-      </w:r>
-      <w:proofErr w:type="spellEnd"/>
-      <w:r>
-        <w:rPr>
-          <w:lang w:val="pt-BR" w:eastAsia="pt-BR"/>
-        </w:rPr>
-        <w:t xml:space="preserve"> </w:t>
-      </w:r>
-      <w:proofErr w:type="spellStart"/>
-      <w:r>
-        <w:rPr>
-          <w:lang w:val="pt-BR" w:eastAsia="pt-BR"/>
-        </w:rPr>
-        <w:t>Texto</w:t>
-      </w:r>
-      <w:proofErr w:type="spellEnd"/>
-      <w:r>
-        <w:rPr>
-          <w:lang w:val="pt-BR" w:eastAsia="pt-BR"/>
-        </w:rPr>
-        <w:t xml:space="preserve"> </w:t>
-      </w:r>
-      <w:proofErr w:type="spellStart"/>
-      <w:r>
-        <w:rPr>
-          <w:lang w:val="pt-BR" w:eastAsia="pt-BR"/>
-        </w:rPr>
-        <w:t>Texto</w:t>
-      </w:r>
-      <w:proofErr w:type="spellEnd"/>
-      <w:r>
-        <w:rPr>
-          <w:lang w:val="pt-BR" w:eastAsia="pt-BR"/>
-        </w:rPr>
-        <w:t xml:space="preserve"> </w:t>
-      </w:r>
-      <w:proofErr w:type="spellStart"/>
-      <w:r>
-        <w:rPr>
-          <w:lang w:val="pt-BR" w:eastAsia="pt-BR"/>
-        </w:rPr>
-        <w:t>Texto</w:t>
-      </w:r>
-      <w:proofErr w:type="spellEnd"/>
-      <w:r>
-        <w:rPr>
-          <w:lang w:val="pt-BR" w:eastAsia="pt-BR"/>
-        </w:rPr>
-        <w:t xml:space="preserve"> </w:t>
-      </w:r>
-      <w:proofErr w:type="spellStart"/>
-      <w:r>
-        <w:rPr>
-          <w:lang w:val="pt-BR" w:eastAsia="pt-BR"/>
-        </w:rPr>
-        <w:t>Texto</w:t>
-      </w:r>
-      <w:proofErr w:type="spellEnd"/>
-      <w:r>
-        <w:rPr>
-          <w:lang w:val="pt-BR" w:eastAsia="pt-BR"/>
-        </w:rPr>
-        <w:t xml:space="preserve"> </w:t>
-      </w:r>
-      <w:proofErr w:type="spellStart"/>
-      <w:r>
-        <w:rPr>
-          <w:lang w:val="pt-BR" w:eastAsia="pt-BR"/>
-        </w:rPr>
-        <w:t>Texto</w:t>
-      </w:r>
-      <w:proofErr w:type="spellEnd"/>
-      <w:r>
-        <w:rPr>
-          <w:lang w:val="pt-BR" w:eastAsia="pt-BR"/>
-        </w:rPr>
-        <w:t xml:space="preserve"> </w:t>
-      </w:r>
-      <w:proofErr w:type="spellStart"/>
-      <w:r>
-        <w:rPr>
-          <w:lang w:val="pt-BR" w:eastAsia="pt-BR"/>
-        </w:rPr>
-        <w:t>Texto</w:t>
-      </w:r>
-      <w:proofErr w:type="spellEnd"/>
-      <w:r>
-        <w:rPr>
-          <w:lang w:val="pt-BR" w:eastAsia="pt-BR"/>
-        </w:rPr>
-        <w:t xml:space="preserve"> </w:t>
-      </w:r>
-      <w:proofErr w:type="spellStart"/>
-      <w:r>
-        <w:rPr>
-          <w:lang w:val="pt-BR" w:eastAsia="pt-BR"/>
-        </w:rPr>
-        <w:t>Texto</w:t>
-      </w:r>
-      <w:proofErr w:type="spellEnd"/>
-      <w:r>
-        <w:rPr>
-          <w:lang w:val="pt-BR" w:eastAsia="pt-BR"/>
-        </w:rPr>
-        <w:t xml:space="preserve"> </w:t>
-      </w:r>
-      <w:proofErr w:type="spellStart"/>
-      <w:r>
-        <w:rPr>
-          <w:lang w:val="pt-BR" w:eastAsia="pt-BR"/>
-        </w:rPr>
-        <w:t>Texto</w:t>
-      </w:r>
-      <w:proofErr w:type="spellEnd"/>
-      <w:r>
-        <w:rPr>
-          <w:lang w:val="pt-BR" w:eastAsia="pt-BR"/>
-        </w:rPr>
-        <w:t xml:space="preserve"> </w:t>
-      </w:r>
-      <w:proofErr w:type="spellStart"/>
-      <w:r>
-        <w:rPr>
-          <w:lang w:val="pt-BR" w:eastAsia="pt-BR"/>
-        </w:rPr>
-        <w:t>Texto</w:t>
-      </w:r>
-      <w:proofErr w:type="spellEnd"/>
-      <w:r>
-        <w:rPr>
-          <w:lang w:val="pt-BR" w:eastAsia="pt-BR"/>
-        </w:rPr>
-        <w:t xml:space="preserve"> </w:t>
-      </w:r>
-      <w:proofErr w:type="spellStart"/>
-      <w:r>
-        <w:rPr>
-          <w:lang w:val="pt-BR" w:eastAsia="pt-BR"/>
-        </w:rPr>
-        <w:t>Texto</w:t>
-      </w:r>
-      <w:proofErr w:type="spellEnd"/>
-      <w:r>
-        <w:rPr>
-          <w:lang w:val="pt-BR" w:eastAsia="pt-BR"/>
-        </w:rPr>
-        <w:t xml:space="preserve"> </w:t>
-      </w:r>
-      <w:proofErr w:type="spellStart"/>
-      <w:r>
-        <w:rPr>
-          <w:lang w:val="pt-BR" w:eastAsia="pt-BR"/>
-        </w:rPr>
-        <w:t>Texto</w:t>
-      </w:r>
-      <w:proofErr w:type="spellEnd"/>
-      <w:r>
-        <w:rPr>
-          <w:lang w:val="pt-BR" w:eastAsia="pt-BR"/>
-        </w:rPr>
-        <w:t xml:space="preserve"> </w:t>
-      </w:r>
-      <w:proofErr w:type="spellStart"/>
-      <w:r>
-        <w:rPr>
-          <w:lang w:val="pt-BR" w:eastAsia="pt-BR"/>
-        </w:rPr>
-        <w:t>Texto</w:t>
-      </w:r>
-      <w:proofErr w:type="spellEnd"/>
-      <w:r>
-        <w:rPr>
-          <w:lang w:val="pt-BR" w:eastAsia="pt-BR"/>
-        </w:rPr>
-        <w:t xml:space="preserve"> </w:t>
-      </w:r>
-      <w:proofErr w:type="spellStart"/>
-      <w:r>
-        <w:rPr>
-          <w:lang w:val="pt-BR" w:eastAsia="pt-BR"/>
-        </w:rPr>
-        <w:t>Texto</w:t>
-      </w:r>
-      <w:proofErr w:type="spellEnd"/>
-      <w:r>
-        <w:rPr>
-          <w:lang w:val="pt-BR" w:eastAsia="pt-BR"/>
-        </w:rPr>
+        <w:t xml:space="preserve">O diagrama </w:t>
+      </w:r>
+      <w:r>
+        <w:rPr>
+          <w:u w:val="single"/>
+          <w:lang w:val="pt-BR" w:eastAsia="pt-BR"/>
+        </w:rPr>
+        <w:t>Organizações</w:t>
+      </w:r>
+      <w:r>
+        <w:rPr>
+          <w:lang w:val="pt-BR" w:eastAsia="pt-BR"/>
+        </w:rPr>
+        <w:t xml:space="preserve"> apresenta a estrutura das principais entidades organizacionais consideradas no domínio do Juizado Especial Federal Cível. O conceito mais geral é </w:t>
+      </w:r>
+      <w:r>
+        <w:rPr>
+          <w:u w:val="single"/>
+          <w:lang w:val="pt-BR" w:eastAsia="pt-BR"/>
+        </w:rPr>
+        <w:t>Organização</w:t>
+      </w:r>
+      <w:r>
+        <w:rPr>
+          <w:lang w:val="pt-BR" w:eastAsia="pt-BR"/>
+        </w:rPr>
+        <w:t xml:space="preserve">, modelado como </w:t>
+      </w:r>
+      <w:proofErr w:type="spellStart"/>
+      <w:r>
+        <w:rPr>
+          <w:rFonts w:ascii="Courier New" w:hAnsi="Courier New" w:cs="Courier New"/>
+          <w:lang w:val="pt-BR" w:eastAsia="pt-BR"/>
+        </w:rPr>
+        <w:t>kind</w:t>
+      </w:r>
+      <w:proofErr w:type="spellEnd"/>
+      <w:r>
+        <w:rPr>
+          <w:lang w:val="pt-BR" w:eastAsia="pt-BR"/>
+        </w:rPr>
+        <w:t xml:space="preserve">, a partir do qual se especializa </w:t>
+      </w:r>
+      <w:r>
+        <w:rPr>
+          <w:u w:val="single"/>
+          <w:lang w:val="pt-BR" w:eastAsia="pt-BR"/>
+        </w:rPr>
+        <w:t>Organização Federal</w:t>
+      </w:r>
+      <w:r>
+        <w:rPr>
+          <w:lang w:val="pt-BR" w:eastAsia="pt-BR"/>
+        </w:rPr>
+        <w:t xml:space="preserve">, representada como </w:t>
+      </w:r>
+      <w:proofErr w:type="spellStart"/>
+      <w:r>
+        <w:rPr>
+          <w:rFonts w:ascii="Courier New" w:hAnsi="Courier New" w:cs="Courier New"/>
+          <w:lang w:val="pt-BR" w:eastAsia="pt-BR"/>
+        </w:rPr>
+        <w:t>subkind</w:t>
+      </w:r>
+      <w:proofErr w:type="spellEnd"/>
+      <w:r>
+        <w:rPr>
+          <w:lang w:val="pt-BR" w:eastAsia="pt-BR"/>
+        </w:rPr>
+        <w:t>. Essa estrutura permite reunir, sob uma mesma base ontológica, as diferentes organizações federais relevantes para a atuação e o funcionamento do JEF.</w:t>
+      </w:r>
+    </w:p>
+    <w:p>
+      <w:pPr>
+        <w:pStyle w:val="Corpodetexto"/>
+        <w:spacing w:line="312" w:lineRule="auto"/>
+        <w:ind w:left="282" w:right="116" w:firstLine="737"/>
+        <w:jc w:val="both"/>
+        <w:rPr>
+          <w:lang w:val="pt-BR" w:eastAsia="pt-BR"/>
+        </w:rPr>
+      </w:pPr>
+      <w:r>
+        <w:rPr>
+          <w:lang w:val="pt-BR" w:eastAsia="pt-BR"/>
+        </w:rPr>
+        <w:t xml:space="preserve">A </w:t>
+      </w:r>
+      <w:r>
+        <w:rPr>
+          <w:u w:val="single"/>
+          <w:lang w:val="pt-BR" w:eastAsia="pt-BR"/>
+        </w:rPr>
+        <w:t>Organização Federal</w:t>
+      </w:r>
+      <w:r>
+        <w:rPr>
+          <w:lang w:val="pt-BR" w:eastAsia="pt-BR"/>
+        </w:rPr>
+        <w:t xml:space="preserve"> especializa-se nos </w:t>
+      </w:r>
+      <w:proofErr w:type="spellStart"/>
+      <w:r>
+        <w:rPr>
+          <w:rFonts w:ascii="Courier New" w:hAnsi="Courier New" w:cs="Courier New"/>
+          <w:lang w:val="pt-BR" w:eastAsia="pt-BR"/>
+        </w:rPr>
+        <w:t>subkinds</w:t>
+      </w:r>
+      <w:proofErr w:type="spellEnd"/>
+      <w:r>
+        <w:rPr>
+          <w:lang w:val="pt-BR" w:eastAsia="pt-BR"/>
+        </w:rPr>
+        <w:t xml:space="preserve"> </w:t>
+      </w:r>
+      <w:r>
+        <w:rPr>
+          <w:u w:val="single"/>
+          <w:lang w:val="pt-BR" w:eastAsia="pt-BR"/>
+        </w:rPr>
+        <w:t>Empresa Pública Federal</w:t>
+      </w:r>
+      <w:r>
+        <w:rPr>
+          <w:lang w:val="pt-BR" w:eastAsia="pt-BR"/>
+        </w:rPr>
+        <w:t xml:space="preserve">, </w:t>
+      </w:r>
+      <w:r>
+        <w:rPr>
+          <w:u w:val="single"/>
+          <w:lang w:val="pt-BR" w:eastAsia="pt-BR"/>
+        </w:rPr>
+        <w:t>União Federal</w:t>
+      </w:r>
+      <w:r>
+        <w:rPr>
+          <w:lang w:val="pt-BR" w:eastAsia="pt-BR"/>
+        </w:rPr>
+        <w:t xml:space="preserve">, </w:t>
+      </w:r>
+      <w:r>
+        <w:rPr>
+          <w:u w:val="single"/>
+          <w:lang w:val="pt-BR" w:eastAsia="pt-BR"/>
+        </w:rPr>
+        <w:t>Autarquia Federal</w:t>
+      </w:r>
+      <w:r>
+        <w:rPr>
+          <w:lang w:val="pt-BR" w:eastAsia="pt-BR"/>
+        </w:rPr>
+        <w:t xml:space="preserve">, </w:t>
+      </w:r>
+      <w:r>
+        <w:rPr>
+          <w:u w:val="single"/>
+          <w:lang w:val="pt-BR" w:eastAsia="pt-BR"/>
+        </w:rPr>
+        <w:t>Fundação Pública Federal</w:t>
+      </w:r>
+      <w:r>
+        <w:rPr>
+          <w:lang w:val="pt-BR" w:eastAsia="pt-BR"/>
+        </w:rPr>
+        <w:t xml:space="preserve"> e </w:t>
+      </w:r>
+      <w:r>
+        <w:rPr>
+          <w:u w:val="single"/>
+          <w:lang w:val="pt-BR" w:eastAsia="pt-BR"/>
+        </w:rPr>
+        <w:t>Órgão Julgador</w:t>
+      </w:r>
+      <w:r>
+        <w:rPr>
+          <w:lang w:val="pt-BR" w:eastAsia="pt-BR"/>
+        </w:rPr>
+        <w:t xml:space="preserve">. As quatro primeiras categorias representam diferentes tipos de entidades federais que podem participar do domínio processual, especialmente na posição de parte demandada. O </w:t>
+      </w:r>
+      <w:r>
+        <w:rPr>
+          <w:u w:val="single"/>
+          <w:lang w:val="pt-BR" w:eastAsia="pt-BR"/>
+        </w:rPr>
+        <w:t>Órgão Julgador</w:t>
+      </w:r>
+      <w:r>
+        <w:rPr>
+          <w:lang w:val="pt-BR" w:eastAsia="pt-BR"/>
+        </w:rPr>
+        <w:t>, por sua vez, representa a estrutura responsável pelo exercício da função jurisdicional.</w:t>
+      </w:r>
+    </w:p>
+    <w:p>
+      <w:pPr>
+        <w:pStyle w:val="Corpodetexto"/>
+        <w:spacing w:line="312" w:lineRule="auto"/>
+        <w:ind w:left="282" w:right="116" w:firstLine="737"/>
+        <w:jc w:val="both"/>
+        <w:rPr>
+          <w:lang w:val="pt-BR" w:eastAsia="pt-BR"/>
+        </w:rPr>
+      </w:pPr>
+      <w:r>
+        <w:rPr>
+          <w:lang w:val="pt-BR" w:eastAsia="pt-BR"/>
+        </w:rPr>
+        <w:t xml:space="preserve">As especializações de </w:t>
+      </w:r>
+      <w:r>
+        <w:rPr>
+          <w:u w:val="single"/>
+          <w:lang w:val="pt-BR" w:eastAsia="pt-BR"/>
+        </w:rPr>
+        <w:t>Organização Federal</w:t>
+      </w:r>
+      <w:r>
+        <w:rPr>
+          <w:lang w:val="pt-BR" w:eastAsia="pt-BR"/>
+        </w:rPr>
+        <w:t xml:space="preserve"> estão organizadas em um conjunto de </w:t>
+      </w:r>
+      <w:r>
+        <w:rPr>
+          <w:lang w:val="pt-BR" w:eastAsia="pt-BR"/>
+        </w:rPr>
+        <w:lastRenderedPageBreak/>
+        <w:t xml:space="preserve">generalização definido como </w:t>
+      </w:r>
+      <w:r>
+        <w:rPr>
+          <w:rFonts w:ascii="Courier New" w:hAnsi="Courier New" w:cs="Courier New"/>
+          <w:lang w:val="pt-BR" w:eastAsia="pt-BR"/>
+        </w:rPr>
+        <w:t>{</w:t>
+      </w:r>
+      <w:proofErr w:type="spellStart"/>
+      <w:r>
+        <w:rPr>
+          <w:rFonts w:ascii="Courier New" w:hAnsi="Courier New" w:cs="Courier New"/>
+          <w:lang w:val="pt-BR" w:eastAsia="pt-BR"/>
+        </w:rPr>
+        <w:t>disjoint</w:t>
+      </w:r>
+      <w:proofErr w:type="spellEnd"/>
+      <w:r>
+        <w:rPr>
+          <w:rFonts w:ascii="Courier New" w:hAnsi="Courier New" w:cs="Courier New"/>
+          <w:lang w:val="pt-BR" w:eastAsia="pt-BR"/>
+        </w:rPr>
+        <w:t>, complete}</w:t>
+      </w:r>
+      <w:r>
+        <w:rPr>
+          <w:lang w:val="pt-BR" w:eastAsia="pt-BR"/>
+        </w:rPr>
+        <w:t>. Dessa forma, no escopo adotado pela ontologia, as categorias representadas são consideradas mutuamente exclusivas e abrangem as possibilidades previstas para a classificação das organizações federais modeladas.</w:t>
+      </w:r>
+    </w:p>
+    <w:p>
+      <w:pPr>
+        <w:pStyle w:val="Corpodetexto"/>
+        <w:spacing w:line="312" w:lineRule="auto"/>
+        <w:ind w:left="282" w:right="116" w:firstLine="737"/>
+        <w:jc w:val="both"/>
+        <w:rPr>
+          <w:lang w:val="pt-BR" w:eastAsia="pt-BR"/>
+        </w:rPr>
+      </w:pPr>
+      <w:r>
+        <w:rPr>
+          <w:lang w:val="pt-BR" w:eastAsia="pt-BR"/>
+        </w:rPr>
+        <w:t xml:space="preserve">O </w:t>
+      </w:r>
+      <w:r>
+        <w:rPr>
+          <w:u w:val="single"/>
+          <w:lang w:val="pt-BR" w:eastAsia="pt-BR"/>
+        </w:rPr>
+        <w:t>Órgão Julgador</w:t>
+      </w:r>
+      <w:r>
+        <w:rPr>
+          <w:lang w:val="pt-BR" w:eastAsia="pt-BR"/>
+        </w:rPr>
+        <w:t xml:space="preserve"> é ainda especializado nos</w:t>
+      </w:r>
+      <w:r>
+        <w:rPr>
+          <w:lang w:val="pt-BR" w:eastAsia="pt-BR"/>
+        </w:rPr>
+        <w:t xml:space="preserve"> </w:t>
+      </w:r>
+      <w:proofErr w:type="spellStart"/>
+      <w:r>
+        <w:rPr>
+          <w:rFonts w:ascii="Courier New" w:hAnsi="Courier New" w:cs="Courier New"/>
+          <w:lang w:val="pt-BR" w:eastAsia="pt-BR"/>
+        </w:rPr>
+        <w:t>subkinds</w:t>
+      </w:r>
+      <w:proofErr w:type="spellEnd"/>
+      <w:r>
+        <w:rPr>
+          <w:lang w:val="pt-BR" w:eastAsia="pt-BR"/>
+        </w:rPr>
+        <w:t xml:space="preserve"> </w:t>
+      </w:r>
+      <w:r>
+        <w:rPr>
+          <w:u w:val="single"/>
+          <w:lang w:val="pt-BR" w:eastAsia="pt-BR"/>
+        </w:rPr>
+        <w:t>Juiz</w:t>
+      </w:r>
+      <w:r>
+        <w:rPr>
+          <w:lang w:val="pt-BR" w:eastAsia="pt-BR"/>
+        </w:rPr>
+        <w:t xml:space="preserve"> e </w:t>
+      </w:r>
+      <w:r>
+        <w:rPr>
+          <w:u w:val="single"/>
+          <w:lang w:val="pt-BR" w:eastAsia="pt-BR"/>
+        </w:rPr>
+        <w:t>Turma Recursal</w:t>
+      </w:r>
+      <w:r>
+        <w:rPr>
+          <w:lang w:val="pt-BR" w:eastAsia="pt-BR"/>
+        </w:rPr>
+        <w:t>, permitindo representar os diferentes elementos responsáveis pela apreciação e decisão das demandas em momentos distintos do procedimento.</w:t>
+      </w:r>
+      <w:r>
+        <w:t xml:space="preserve"> </w:t>
+      </w:r>
+      <w:r>
+        <w:rPr>
+          <w:lang w:val="pt-BR" w:eastAsia="pt-BR"/>
+        </w:rPr>
+        <w:t xml:space="preserve">Esses conceitos são posteriormente utilizados em outros diagramas da ontologia, especialmente no modelo de </w:t>
+      </w:r>
+      <w:r>
+        <w:rPr>
+          <w:u w:val="single"/>
+          <w:lang w:val="pt-BR" w:eastAsia="pt-BR"/>
+        </w:rPr>
+        <w:t>Recursos</w:t>
+      </w:r>
+      <w:r>
+        <w:rPr>
+          <w:lang w:val="pt-BR" w:eastAsia="pt-BR"/>
+        </w:rPr>
+        <w:t>, nos quais a atuação jurisdicional é detalhada em relação aos demais elementos processuais.</w:t>
+      </w:r>
+    </w:p>
+    <w:p>
+      <w:pPr>
+        <w:pStyle w:val="Corpodetexto"/>
+        <w:spacing w:before="100"/>
+        <w:ind w:right="147" w:firstLine="272"/>
+        <w:jc w:val="center"/>
+      </w:pPr>
+      <w:r>
+        <w:t xml:space="preserve">Figura </w:t>
+      </w:r>
+      <w:r>
+        <w:t>9</w:t>
+      </w:r>
+      <w:r>
+        <w:t xml:space="preserve">. Diagrama de </w:t>
+      </w:r>
+      <w:r>
+        <w:t>Organização</w:t>
+      </w:r>
+      <w:r>
         <w:t>.</w:t>
       </w:r>
+    </w:p>
+    <w:p>
+      <w:pPr>
+        <w:pStyle w:val="Corpodetexto"/>
+        <w:spacing w:line="312" w:lineRule="auto"/>
+        <w:ind w:right="116"/>
+        <w:jc w:val="both"/>
+        <w:rPr>
+          <w:lang w:val="pt-BR" w:eastAsia="pt-BR"/>
+        </w:rPr>
+      </w:pPr>
+      <w:r>
+        <w:rPr>
+          <w:noProof/>
+        </w:rPr>
+        <w:drawing>
+          <wp:inline distT="0" distB="0" distL="0" distR="0" wp14:anchorId="662039C0" wp14:editId="17FBD854">
+            <wp:extent cx="6033135" cy="2567305"/>
+            <wp:effectExtent l="0" t="0" r="5715" b="4445"/>
+            <wp:docPr id="20" name="Imagem 20" descr="organizacoes"/>
+            <wp:cNvGraphicFramePr>
+              <a:graphicFrameLocks xmlns:a="http://schemas.openxmlformats.org/drawingml/2006/main" noChangeAspect="1"/>
+            </wp:cNvGraphicFramePr>
+            <a:graphic xmlns:a="http://schemas.openxmlformats.org/drawingml/2006/main">
+              <a:graphicData uri="http://schemas.openxmlformats.org/drawingml/2006/picture">
+                <pic:pic xmlns:pic="http://schemas.openxmlformats.org/drawingml/2006/picture">
+                  <pic:nvPicPr>
+                    <pic:cNvPr id="0" name="rmiz-modal-img-c508c1b83439" descr="organizacoes"/>
+                    <pic:cNvPicPr>
+                      <a:picLocks noChangeAspect="1" noChangeArrowheads="1"/>
+                    </pic:cNvPicPr>
+                  </pic:nvPicPr>
+                  <pic:blipFill>
+                    <a:blip r:embed="rId33">
+                      <a:extLst>
+                        <a:ext uri="{28A0092B-C50C-407E-A947-70E740481C1C}">
+                          <a14:useLocalDpi xmlns:a14="http://schemas.microsoft.com/office/drawing/2010/main" val="0"/>
+                        </a:ext>
+                      </a:extLst>
+                    </a:blip>
+                    <a:srcRect/>
+                    <a:stretch>
+                      <a:fillRect/>
+                    </a:stretch>
+                  </pic:blipFill>
+                  <pic:spPr bwMode="auto">
+                    <a:xfrm>
+                      <a:off x="0" y="0"/>
+                      <a:ext cx="6033135" cy="2567305"/>
+                    </a:xfrm>
+                    <a:prstGeom prst="rect">
+                      <a:avLst/>
+                    </a:prstGeom>
+                    <a:noFill/>
+                    <a:ln>
+                      <a:noFill/>
+                    </a:ln>
+                  </pic:spPr>
+                </pic:pic>
+              </a:graphicData>
+            </a:graphic>
+          </wp:inline>
+        </w:drawing>
+      </w:r>
+    </w:p>
+    <w:p>
+      <w:pPr>
+        <w:pStyle w:val="Corpodetexto"/>
+        <w:spacing w:line="312" w:lineRule="auto"/>
+        <w:ind w:right="116"/>
+        <w:jc w:val="center"/>
+        <w:rPr>
+          <w:w w:val="105"/>
+        </w:rPr>
+      </w:pPr>
+      <w:r>
+        <w:rPr>
+          <w:w w:val="105"/>
+        </w:rPr>
+        <w:t>Fonte: elaborado pelo autor (2026)</w:t>
+      </w:r>
+    </w:p>
+    <w:p>
+      <w:pPr>
+        <w:pStyle w:val="Corpodetexto"/>
+        <w:spacing w:line="312" w:lineRule="auto"/>
+        <w:ind w:right="116"/>
+        <w:jc w:val="both"/>
+        <w:rPr>
+          <w:lang w:val="pt-BR" w:eastAsia="pt-BR"/>
+        </w:rPr>
+      </w:pPr>
     </w:p>
     <w:p>
       <w:pPr>
@@ -21321,553 +20829,561 @@
         <w:rPr>
           <w:lang w:val="pt-BR" w:eastAsia="pt-BR"/>
         </w:rPr>
-        <w:t xml:space="preserve">Texto </w:t>
-      </w:r>
-      <w:proofErr w:type="spellStart"/>
-      <w:r>
-        <w:rPr>
-          <w:lang w:val="pt-BR" w:eastAsia="pt-BR"/>
-        </w:rPr>
-        <w:t>Texto</w:t>
-      </w:r>
-      <w:proofErr w:type="spellEnd"/>
-      <w:r>
-        <w:rPr>
-          <w:lang w:val="pt-BR" w:eastAsia="pt-BR"/>
-        </w:rPr>
-        <w:t xml:space="preserve"> </w:t>
-      </w:r>
-      <w:proofErr w:type="spellStart"/>
-      <w:r>
-        <w:rPr>
-          <w:lang w:val="pt-BR" w:eastAsia="pt-BR"/>
-        </w:rPr>
-        <w:t>Texto</w:t>
-      </w:r>
-      <w:proofErr w:type="spellEnd"/>
-      <w:r>
-        <w:rPr>
-          <w:lang w:val="pt-BR" w:eastAsia="pt-BR"/>
-        </w:rPr>
-        <w:t xml:space="preserve"> </w:t>
-      </w:r>
-      <w:proofErr w:type="spellStart"/>
-      <w:r>
-        <w:rPr>
-          <w:lang w:val="pt-BR" w:eastAsia="pt-BR"/>
-        </w:rPr>
-        <w:t>Texto</w:t>
-      </w:r>
-      <w:proofErr w:type="spellEnd"/>
-      <w:r>
-        <w:rPr>
-          <w:lang w:val="pt-BR" w:eastAsia="pt-BR"/>
-        </w:rPr>
-        <w:t xml:space="preserve"> </w:t>
-      </w:r>
-      <w:proofErr w:type="spellStart"/>
-      <w:r>
-        <w:rPr>
-          <w:lang w:val="pt-BR" w:eastAsia="pt-BR"/>
-        </w:rPr>
-        <w:t>Texto</w:t>
-      </w:r>
-      <w:proofErr w:type="spellEnd"/>
-      <w:r>
-        <w:rPr>
-          <w:lang w:val="pt-BR" w:eastAsia="pt-BR"/>
-        </w:rPr>
-        <w:t xml:space="preserve"> </w:t>
-      </w:r>
-      <w:proofErr w:type="spellStart"/>
-      <w:r>
-        <w:rPr>
-          <w:lang w:val="pt-BR" w:eastAsia="pt-BR"/>
-        </w:rPr>
-        <w:t>Texto</w:t>
-      </w:r>
-      <w:proofErr w:type="spellEnd"/>
-      <w:r>
-        <w:rPr>
-          <w:lang w:val="pt-BR" w:eastAsia="pt-BR"/>
-        </w:rPr>
-        <w:t xml:space="preserve"> </w:t>
-      </w:r>
-      <w:proofErr w:type="spellStart"/>
-      <w:r>
-        <w:rPr>
-          <w:lang w:val="pt-BR" w:eastAsia="pt-BR"/>
-        </w:rPr>
-        <w:t>Texto</w:t>
-      </w:r>
-      <w:proofErr w:type="spellEnd"/>
-      <w:r>
-        <w:rPr>
-          <w:lang w:val="pt-BR" w:eastAsia="pt-BR"/>
-        </w:rPr>
-        <w:t xml:space="preserve"> </w:t>
-      </w:r>
-      <w:proofErr w:type="spellStart"/>
-      <w:r>
-        <w:rPr>
-          <w:lang w:val="pt-BR" w:eastAsia="pt-BR"/>
-        </w:rPr>
-        <w:t>Texto</w:t>
-      </w:r>
-      <w:proofErr w:type="spellEnd"/>
-      <w:r>
-        <w:rPr>
-          <w:lang w:val="pt-BR" w:eastAsia="pt-BR"/>
-        </w:rPr>
-        <w:t xml:space="preserve"> </w:t>
-      </w:r>
-      <w:proofErr w:type="spellStart"/>
-      <w:r>
-        <w:rPr>
-          <w:lang w:val="pt-BR" w:eastAsia="pt-BR"/>
-        </w:rPr>
-        <w:t>Texto</w:t>
-      </w:r>
-      <w:proofErr w:type="spellEnd"/>
-      <w:r>
-        <w:rPr>
-          <w:lang w:val="pt-BR" w:eastAsia="pt-BR"/>
-        </w:rPr>
-        <w:t xml:space="preserve"> </w:t>
-      </w:r>
-      <w:proofErr w:type="spellStart"/>
-      <w:r>
-        <w:rPr>
-          <w:lang w:val="pt-BR" w:eastAsia="pt-BR"/>
-        </w:rPr>
-        <w:t>Texto</w:t>
-      </w:r>
-      <w:proofErr w:type="spellEnd"/>
-      <w:r>
-        <w:rPr>
-          <w:lang w:val="pt-BR" w:eastAsia="pt-BR"/>
-        </w:rPr>
-        <w:t xml:space="preserve"> </w:t>
-      </w:r>
-      <w:proofErr w:type="spellStart"/>
-      <w:r>
-        <w:rPr>
-          <w:lang w:val="pt-BR" w:eastAsia="pt-BR"/>
-        </w:rPr>
-        <w:t>Texto</w:t>
-      </w:r>
-      <w:proofErr w:type="spellEnd"/>
-      <w:r>
-        <w:rPr>
-          <w:lang w:val="pt-BR" w:eastAsia="pt-BR"/>
-        </w:rPr>
-        <w:t xml:space="preserve"> </w:t>
-      </w:r>
-      <w:proofErr w:type="spellStart"/>
-      <w:r>
-        <w:rPr>
-          <w:lang w:val="pt-BR" w:eastAsia="pt-BR"/>
-        </w:rPr>
-        <w:t>Texto</w:t>
-      </w:r>
-      <w:proofErr w:type="spellEnd"/>
-      <w:r>
-        <w:rPr>
-          <w:lang w:val="pt-BR" w:eastAsia="pt-BR"/>
-        </w:rPr>
-        <w:t xml:space="preserve"> </w:t>
-      </w:r>
-      <w:proofErr w:type="spellStart"/>
-      <w:r>
-        <w:rPr>
-          <w:lang w:val="pt-BR" w:eastAsia="pt-BR"/>
-        </w:rPr>
-        <w:t>Texto</w:t>
-      </w:r>
-      <w:proofErr w:type="spellEnd"/>
-      <w:r>
-        <w:rPr>
-          <w:lang w:val="pt-BR" w:eastAsia="pt-BR"/>
-        </w:rPr>
-        <w:t xml:space="preserve"> </w:t>
-      </w:r>
-      <w:proofErr w:type="spellStart"/>
-      <w:r>
-        <w:rPr>
-          <w:lang w:val="pt-BR" w:eastAsia="pt-BR"/>
-        </w:rPr>
-        <w:t>Texto</w:t>
-      </w:r>
-      <w:proofErr w:type="spellEnd"/>
-      <w:r>
-        <w:rPr>
-          <w:lang w:val="pt-BR" w:eastAsia="pt-BR"/>
-        </w:rPr>
-        <w:t xml:space="preserve"> </w:t>
-      </w:r>
-      <w:proofErr w:type="spellStart"/>
-      <w:r>
-        <w:rPr>
-          <w:lang w:val="pt-BR" w:eastAsia="pt-BR"/>
-        </w:rPr>
-        <w:t>Texto</w:t>
-      </w:r>
-      <w:proofErr w:type="spellEnd"/>
-      <w:r>
-        <w:rPr>
-          <w:lang w:val="pt-BR" w:eastAsia="pt-BR"/>
-        </w:rPr>
-        <w:t xml:space="preserve"> </w:t>
-      </w:r>
-      <w:proofErr w:type="spellStart"/>
-      <w:r>
-        <w:rPr>
-          <w:lang w:val="pt-BR" w:eastAsia="pt-BR"/>
-        </w:rPr>
-        <w:t>Texto</w:t>
-      </w:r>
-      <w:proofErr w:type="spellEnd"/>
-      <w:r>
-        <w:rPr>
-          <w:lang w:val="pt-BR" w:eastAsia="pt-BR"/>
-        </w:rPr>
-        <w:t xml:space="preserve"> </w:t>
-      </w:r>
-      <w:proofErr w:type="spellStart"/>
-      <w:r>
-        <w:rPr>
-          <w:lang w:val="pt-BR" w:eastAsia="pt-BR"/>
-        </w:rPr>
-        <w:t>Texto</w:t>
-      </w:r>
-      <w:proofErr w:type="spellEnd"/>
-      <w:r>
-        <w:rPr>
-          <w:lang w:val="pt-BR" w:eastAsia="pt-BR"/>
-        </w:rPr>
-        <w:t xml:space="preserve"> </w:t>
-      </w:r>
-      <w:proofErr w:type="spellStart"/>
-      <w:r>
-        <w:rPr>
-          <w:lang w:val="pt-BR" w:eastAsia="pt-BR"/>
-        </w:rPr>
-        <w:t>Texto</w:t>
-      </w:r>
-      <w:proofErr w:type="spellEnd"/>
-      <w:r>
-        <w:rPr>
-          <w:lang w:val="pt-BR" w:eastAsia="pt-BR"/>
-        </w:rPr>
-        <w:t xml:space="preserve"> </w:t>
-      </w:r>
-      <w:proofErr w:type="spellStart"/>
-      <w:r>
-        <w:rPr>
-          <w:lang w:val="pt-BR" w:eastAsia="pt-BR"/>
-        </w:rPr>
-        <w:t>Texto</w:t>
-      </w:r>
-      <w:proofErr w:type="spellEnd"/>
-      <w:r>
-        <w:rPr>
-          <w:lang w:val="pt-BR" w:eastAsia="pt-BR"/>
-        </w:rPr>
-        <w:t xml:space="preserve"> </w:t>
-      </w:r>
-      <w:proofErr w:type="spellStart"/>
-      <w:r>
-        <w:rPr>
-          <w:lang w:val="pt-BR" w:eastAsia="pt-BR"/>
-        </w:rPr>
-        <w:t>Texto</w:t>
-      </w:r>
-      <w:proofErr w:type="spellEnd"/>
-      <w:r>
-        <w:rPr>
-          <w:lang w:val="pt-BR" w:eastAsia="pt-BR"/>
-        </w:rPr>
-        <w:t xml:space="preserve"> </w:t>
-      </w:r>
-      <w:proofErr w:type="spellStart"/>
-      <w:r>
-        <w:rPr>
-          <w:lang w:val="pt-BR" w:eastAsia="pt-BR"/>
-        </w:rPr>
-        <w:t>Texto</w:t>
-      </w:r>
-      <w:proofErr w:type="spellEnd"/>
-      <w:r>
-        <w:rPr>
-          <w:lang w:val="pt-BR" w:eastAsia="pt-BR"/>
-        </w:rPr>
-        <w:t xml:space="preserve"> </w:t>
-      </w:r>
-      <w:proofErr w:type="spellStart"/>
-      <w:r>
-        <w:rPr>
-          <w:lang w:val="pt-BR" w:eastAsia="pt-BR"/>
-        </w:rPr>
-        <w:t>Texto</w:t>
-      </w:r>
-      <w:proofErr w:type="spellEnd"/>
-      <w:r>
-        <w:rPr>
-          <w:lang w:val="pt-BR" w:eastAsia="pt-BR"/>
-        </w:rPr>
-        <w:t xml:space="preserve"> </w:t>
-      </w:r>
-      <w:proofErr w:type="spellStart"/>
-      <w:r>
-        <w:rPr>
-          <w:lang w:val="pt-BR" w:eastAsia="pt-BR"/>
-        </w:rPr>
-        <w:t>Texto</w:t>
-      </w:r>
-      <w:proofErr w:type="spellEnd"/>
-      <w:r>
-        <w:rPr>
-          <w:lang w:val="pt-BR" w:eastAsia="pt-BR"/>
-        </w:rPr>
-        <w:t xml:space="preserve"> </w:t>
-      </w:r>
-      <w:proofErr w:type="spellStart"/>
-      <w:r>
-        <w:rPr>
-          <w:lang w:val="pt-BR" w:eastAsia="pt-BR"/>
-        </w:rPr>
-        <w:t>Texto</w:t>
-      </w:r>
-      <w:proofErr w:type="spellEnd"/>
-      <w:r>
-        <w:rPr>
-          <w:lang w:val="pt-BR" w:eastAsia="pt-BR"/>
-        </w:rPr>
-        <w:t xml:space="preserve"> </w:t>
-      </w:r>
-      <w:proofErr w:type="spellStart"/>
-      <w:r>
-        <w:rPr>
-          <w:lang w:val="pt-BR" w:eastAsia="pt-BR"/>
-        </w:rPr>
-        <w:t>Texto</w:t>
-      </w:r>
-      <w:proofErr w:type="spellEnd"/>
-      <w:r>
-        <w:rPr>
-          <w:lang w:val="pt-BR" w:eastAsia="pt-BR"/>
-        </w:rPr>
-        <w:t xml:space="preserve"> </w:t>
-      </w:r>
-      <w:proofErr w:type="spellStart"/>
-      <w:r>
-        <w:rPr>
-          <w:lang w:val="pt-BR" w:eastAsia="pt-BR"/>
-        </w:rPr>
-        <w:t>Texto</w:t>
-      </w:r>
-      <w:proofErr w:type="spellEnd"/>
-      <w:r>
-        <w:rPr>
-          <w:lang w:val="pt-BR" w:eastAsia="pt-BR"/>
-        </w:rPr>
-        <w:t xml:space="preserve"> </w:t>
-      </w:r>
-      <w:proofErr w:type="spellStart"/>
-      <w:r>
-        <w:rPr>
-          <w:lang w:val="pt-BR" w:eastAsia="pt-BR"/>
-        </w:rPr>
-        <w:t>Texto</w:t>
-      </w:r>
-      <w:proofErr w:type="spellEnd"/>
-      <w:r>
-        <w:rPr>
-          <w:lang w:val="pt-BR" w:eastAsia="pt-BR"/>
-        </w:rPr>
-        <w:t xml:space="preserve"> </w:t>
-      </w:r>
-      <w:proofErr w:type="spellStart"/>
-      <w:r>
-        <w:rPr>
-          <w:lang w:val="pt-BR" w:eastAsia="pt-BR"/>
-        </w:rPr>
-        <w:t>Texto</w:t>
-      </w:r>
-      <w:proofErr w:type="spellEnd"/>
-      <w:r>
-        <w:rPr>
-          <w:lang w:val="pt-BR" w:eastAsia="pt-BR"/>
-        </w:rPr>
-        <w:t xml:space="preserve"> </w:t>
-      </w:r>
-      <w:proofErr w:type="spellStart"/>
-      <w:r>
-        <w:rPr>
-          <w:lang w:val="pt-BR" w:eastAsia="pt-BR"/>
-        </w:rPr>
-        <w:t>Texto</w:t>
-      </w:r>
-      <w:proofErr w:type="spellEnd"/>
-      <w:r>
-        <w:rPr>
-          <w:lang w:val="pt-BR" w:eastAsia="pt-BR"/>
-        </w:rPr>
-        <w:t xml:space="preserve"> </w:t>
-      </w:r>
-      <w:proofErr w:type="spellStart"/>
-      <w:r>
-        <w:rPr>
-          <w:lang w:val="pt-BR" w:eastAsia="pt-BR"/>
-        </w:rPr>
-        <w:t>Texto</w:t>
-      </w:r>
-      <w:proofErr w:type="spellEnd"/>
-      <w:r>
-        <w:rPr>
-          <w:lang w:val="pt-BR" w:eastAsia="pt-BR"/>
-        </w:rPr>
-        <w:t xml:space="preserve"> </w:t>
-      </w:r>
-      <w:proofErr w:type="spellStart"/>
-      <w:r>
-        <w:rPr>
-          <w:lang w:val="pt-BR" w:eastAsia="pt-BR"/>
-        </w:rPr>
-        <w:t>Texto</w:t>
-      </w:r>
-      <w:proofErr w:type="spellEnd"/>
-      <w:r>
-        <w:rPr>
-          <w:lang w:val="pt-BR" w:eastAsia="pt-BR"/>
-        </w:rPr>
-        <w:t xml:space="preserve"> </w:t>
-      </w:r>
-      <w:proofErr w:type="spellStart"/>
-      <w:r>
-        <w:rPr>
-          <w:lang w:val="pt-BR" w:eastAsia="pt-BR"/>
-        </w:rPr>
-        <w:t>Texto</w:t>
-      </w:r>
-      <w:proofErr w:type="spellEnd"/>
-      <w:r>
-        <w:rPr>
-          <w:lang w:val="pt-BR" w:eastAsia="pt-BR"/>
-        </w:rPr>
-        <w:t xml:space="preserve"> </w:t>
-      </w:r>
-      <w:proofErr w:type="spellStart"/>
-      <w:r>
-        <w:rPr>
-          <w:lang w:val="pt-BR" w:eastAsia="pt-BR"/>
-        </w:rPr>
-        <w:t>Texto</w:t>
-      </w:r>
-      <w:proofErr w:type="spellEnd"/>
-      <w:r>
-        <w:rPr>
-          <w:lang w:val="pt-BR" w:eastAsia="pt-BR"/>
-        </w:rPr>
-        <w:t xml:space="preserve"> </w:t>
-      </w:r>
-      <w:proofErr w:type="spellStart"/>
-      <w:r>
-        <w:rPr>
-          <w:lang w:val="pt-BR" w:eastAsia="pt-BR"/>
-        </w:rPr>
-        <w:t>Texto</w:t>
-      </w:r>
-      <w:proofErr w:type="spellEnd"/>
-      <w:r>
-        <w:rPr>
-          <w:lang w:val="pt-BR" w:eastAsia="pt-BR"/>
-        </w:rPr>
-        <w:t xml:space="preserve"> </w:t>
-      </w:r>
-      <w:proofErr w:type="spellStart"/>
-      <w:r>
-        <w:rPr>
-          <w:lang w:val="pt-BR" w:eastAsia="pt-BR"/>
-        </w:rPr>
-        <w:t>Texto</w:t>
-      </w:r>
-      <w:proofErr w:type="spellEnd"/>
-      <w:r>
-        <w:rPr>
-          <w:lang w:val="pt-BR" w:eastAsia="pt-BR"/>
-        </w:rPr>
-        <w:t xml:space="preserve"> </w:t>
-      </w:r>
-      <w:proofErr w:type="spellStart"/>
-      <w:r>
-        <w:rPr>
-          <w:lang w:val="pt-BR" w:eastAsia="pt-BR"/>
-        </w:rPr>
-        <w:t>Texto</w:t>
-      </w:r>
-      <w:proofErr w:type="spellEnd"/>
-      <w:r>
-        <w:rPr>
-          <w:lang w:val="pt-BR" w:eastAsia="pt-BR"/>
-        </w:rPr>
-        <w:t xml:space="preserve"> </w:t>
-      </w:r>
-      <w:proofErr w:type="spellStart"/>
-      <w:r>
-        <w:rPr>
-          <w:lang w:val="pt-BR" w:eastAsia="pt-BR"/>
-        </w:rPr>
-        <w:t>Texto</w:t>
-      </w:r>
-      <w:proofErr w:type="spellEnd"/>
-      <w:r>
-        <w:rPr>
-          <w:lang w:val="pt-BR" w:eastAsia="pt-BR"/>
-        </w:rPr>
-        <w:t xml:space="preserve"> </w:t>
-      </w:r>
-      <w:proofErr w:type="spellStart"/>
-      <w:r>
-        <w:rPr>
-          <w:lang w:val="pt-BR" w:eastAsia="pt-BR"/>
-        </w:rPr>
-        <w:t>Texto</w:t>
-      </w:r>
-      <w:proofErr w:type="spellEnd"/>
-      <w:r>
-        <w:rPr>
-          <w:lang w:val="pt-BR" w:eastAsia="pt-BR"/>
-        </w:rPr>
-        <w:t xml:space="preserve"> </w:t>
-      </w:r>
-      <w:proofErr w:type="spellStart"/>
-      <w:r>
-        <w:rPr>
-          <w:lang w:val="pt-BR" w:eastAsia="pt-BR"/>
-        </w:rPr>
-        <w:t>Texto</w:t>
-      </w:r>
-      <w:proofErr w:type="spellEnd"/>
-      <w:r>
-        <w:rPr>
-          <w:lang w:val="pt-BR" w:eastAsia="pt-BR"/>
-        </w:rPr>
-        <w:t xml:space="preserve"> </w:t>
-      </w:r>
-      <w:proofErr w:type="spellStart"/>
-      <w:r>
-        <w:rPr>
-          <w:lang w:val="pt-BR" w:eastAsia="pt-BR"/>
-        </w:rPr>
-        <w:t>Texto</w:t>
-      </w:r>
-      <w:proofErr w:type="spellEnd"/>
+        <w:t xml:space="preserve">O diagrama </w:t>
+      </w:r>
+      <w:r>
+        <w:rPr>
+          <w:u w:val="single"/>
+          <w:lang w:val="pt-BR" w:eastAsia="pt-BR"/>
+        </w:rPr>
+        <w:t>Representantes</w:t>
+      </w:r>
+      <w:r>
+        <w:rPr>
+          <w:lang w:val="pt-BR" w:eastAsia="pt-BR"/>
+        </w:rPr>
+        <w:t xml:space="preserve"> apresenta os diferentes papéis de representação processual considerados na ontologia. A estrutura parte do </w:t>
+      </w:r>
+      <w:proofErr w:type="spellStart"/>
+      <w:r>
+        <w:rPr>
+          <w:rFonts w:ascii="Courier New" w:hAnsi="Courier New" w:cs="Courier New"/>
+          <w:lang w:val="pt-BR" w:eastAsia="pt-BR"/>
+        </w:rPr>
+        <w:t>kind</w:t>
+      </w:r>
+      <w:proofErr w:type="spellEnd"/>
+      <w:r>
+        <w:rPr>
+          <w:lang w:val="pt-BR" w:eastAsia="pt-BR"/>
+        </w:rPr>
+        <w:t xml:space="preserve"> </w:t>
+      </w:r>
+      <w:r>
+        <w:rPr>
+          <w:u w:val="single"/>
+          <w:lang w:val="pt-BR" w:eastAsia="pt-BR"/>
+        </w:rPr>
+        <w:t>Pessoa</w:t>
+      </w:r>
+      <w:r>
+        <w:rPr>
+          <w:lang w:val="pt-BR" w:eastAsia="pt-BR"/>
+        </w:rPr>
+        <w:t xml:space="preserve">, do qual se especializa o </w:t>
+      </w:r>
+      <w:r>
+        <w:rPr>
+          <w:rFonts w:ascii="Courier New" w:hAnsi="Courier New" w:cs="Courier New"/>
+          <w:lang w:val="pt-BR" w:eastAsia="pt-BR"/>
+        </w:rPr>
+        <w:t>role</w:t>
+      </w:r>
+      <w:r>
+        <w:rPr>
+          <w:lang w:val="pt-BR" w:eastAsia="pt-BR"/>
+        </w:rPr>
+        <w:t xml:space="preserve"> </w:t>
+      </w:r>
+      <w:r>
+        <w:rPr>
+          <w:u w:val="single"/>
+          <w:lang w:val="pt-BR" w:eastAsia="pt-BR"/>
+        </w:rPr>
+        <w:t>Representante Processual</w:t>
+      </w:r>
+      <w:r>
+        <w:rPr>
+          <w:lang w:val="pt-BR" w:eastAsia="pt-BR"/>
+        </w:rPr>
+        <w:t>. Essa modelagem evidencia que a representação processual não constitui uma característica essencial da pessoa, mas um papel assumido por ela quando atua na representação de uma das partes em determinado processo.</w:t>
+      </w:r>
+    </w:p>
+    <w:p>
+      <w:pPr>
+        <w:pStyle w:val="Corpodetexto"/>
+        <w:spacing w:line="312" w:lineRule="auto"/>
+        <w:ind w:left="282" w:right="116" w:firstLine="737"/>
+        <w:jc w:val="both"/>
+        <w:rPr>
+          <w:lang w:val="pt-BR" w:eastAsia="pt-BR"/>
+        </w:rPr>
+      </w:pPr>
+      <w:r>
+        <w:rPr>
+          <w:lang w:val="pt-BR" w:eastAsia="pt-BR"/>
+        </w:rPr>
+        <w:t xml:space="preserve">O </w:t>
+      </w:r>
+      <w:r>
+        <w:rPr>
+          <w:u w:val="single"/>
+          <w:lang w:val="pt-BR" w:eastAsia="pt-BR"/>
+        </w:rPr>
+        <w:t>Representante Processual</w:t>
+      </w:r>
+      <w:r>
+        <w:rPr>
+          <w:lang w:val="pt-BR" w:eastAsia="pt-BR"/>
+        </w:rPr>
+        <w:t xml:space="preserve"> é especializado nos roles </w:t>
+      </w:r>
+      <w:r>
+        <w:rPr>
+          <w:u w:val="single"/>
+          <w:lang w:val="pt-BR" w:eastAsia="pt-BR"/>
+        </w:rPr>
+        <w:t>Representante Designado</w:t>
+      </w:r>
+      <w:r>
+        <w:rPr>
+          <w:lang w:val="pt-BR" w:eastAsia="pt-BR"/>
+        </w:rPr>
+        <w:t xml:space="preserve">, </w:t>
+      </w:r>
+      <w:r>
+        <w:rPr>
+          <w:u w:val="single"/>
+          <w:lang w:val="pt-BR" w:eastAsia="pt-BR"/>
+        </w:rPr>
+        <w:t>Advogado Constituído</w:t>
+      </w:r>
+      <w:r>
+        <w:rPr>
+          <w:lang w:val="pt-BR" w:eastAsia="pt-BR"/>
+        </w:rPr>
+        <w:t xml:space="preserve">, </w:t>
+      </w:r>
+      <w:r>
+        <w:rPr>
+          <w:u w:val="single"/>
+          <w:lang w:val="pt-BR" w:eastAsia="pt-BR"/>
+        </w:rPr>
+        <w:t>Defensor Público Federal</w:t>
+      </w:r>
+      <w:r>
+        <w:rPr>
+          <w:lang w:val="pt-BR" w:eastAsia="pt-BR"/>
+        </w:rPr>
+        <w:t xml:space="preserve"> e </w:t>
+      </w:r>
+      <w:r>
+        <w:rPr>
+          <w:u w:val="single"/>
+          <w:lang w:val="pt-BR" w:eastAsia="pt-BR"/>
+        </w:rPr>
+        <w:t>Representante Jurídico Federal</w:t>
+      </w:r>
+      <w:r>
+        <w:rPr>
+          <w:lang w:val="pt-BR" w:eastAsia="pt-BR"/>
+        </w:rPr>
+        <w:t xml:space="preserve">. O </w:t>
+      </w:r>
+      <w:r>
+        <w:rPr>
+          <w:u w:val="single"/>
+          <w:lang w:val="pt-BR" w:eastAsia="pt-BR"/>
+        </w:rPr>
+        <w:t>Representante Designado</w:t>
+      </w:r>
+      <w:r>
+        <w:rPr>
+          <w:lang w:val="pt-BR" w:eastAsia="pt-BR"/>
+        </w:rPr>
+        <w:t xml:space="preserve"> contempla a pessoa que exerce a representação em razão de designação específica, enquanto o </w:t>
+      </w:r>
+      <w:r>
+        <w:rPr>
+          <w:u w:val="single"/>
+          <w:lang w:val="pt-BR" w:eastAsia="pt-BR"/>
+        </w:rPr>
+        <w:t>Advogado Constituído</w:t>
+      </w:r>
+      <w:r>
+        <w:rPr>
+          <w:lang w:val="pt-BR" w:eastAsia="pt-BR"/>
+        </w:rPr>
+        <w:t xml:space="preserve"> representa o profissional escolhido pela parte para atuar em sua defesa. O </w:t>
+      </w:r>
+      <w:r>
+        <w:rPr>
+          <w:u w:val="single"/>
+          <w:lang w:val="pt-BR" w:eastAsia="pt-BR"/>
+        </w:rPr>
+        <w:t>Defensor Público Federal</w:t>
+      </w:r>
+      <w:r>
+        <w:rPr>
+          <w:lang w:val="pt-BR" w:eastAsia="pt-BR"/>
+        </w:rPr>
+        <w:t xml:space="preserve"> representa a atuação da Defensoria Pública da União no processo, e o </w:t>
+      </w:r>
+      <w:r>
+        <w:rPr>
+          <w:u w:val="single"/>
+          <w:lang w:val="pt-BR" w:eastAsia="pt-BR"/>
+        </w:rPr>
+        <w:t>Representante Jurídico Federal</w:t>
+      </w:r>
+      <w:r>
+        <w:rPr>
+          <w:lang w:val="pt-BR" w:eastAsia="pt-BR"/>
+        </w:rPr>
+        <w:t xml:space="preserve"> agrupa os diferentes papéis de representação jurídica das entidades federais contempladas pelo modelo.</w:t>
+      </w:r>
+    </w:p>
+    <w:p>
+      <w:pPr>
+        <w:pStyle w:val="Corpodetexto"/>
+        <w:spacing w:line="312" w:lineRule="auto"/>
+        <w:ind w:left="282" w:right="116" w:firstLine="737"/>
+        <w:jc w:val="both"/>
+        <w:rPr>
+          <w:lang w:val="pt-BR" w:eastAsia="pt-BR"/>
+        </w:rPr>
+      </w:pPr>
+      <w:r>
+        <w:rPr>
+          <w:lang w:val="pt-BR" w:eastAsia="pt-BR"/>
+        </w:rPr>
+        <w:t xml:space="preserve">O </w:t>
+      </w:r>
+      <w:r>
+        <w:rPr>
+          <w:rFonts w:ascii="Courier New" w:hAnsi="Courier New" w:cs="Courier New"/>
+          <w:lang w:val="pt-BR" w:eastAsia="pt-BR"/>
+        </w:rPr>
+        <w:t>role</w:t>
+      </w:r>
+      <w:r>
+        <w:rPr>
+          <w:lang w:val="pt-BR" w:eastAsia="pt-BR"/>
+        </w:rPr>
+        <w:t xml:space="preserve"> </w:t>
+      </w:r>
+      <w:r>
+        <w:rPr>
+          <w:u w:val="single"/>
+          <w:lang w:val="pt-BR" w:eastAsia="pt-BR"/>
+        </w:rPr>
+        <w:t>Representante Jurídico Federal</w:t>
+      </w:r>
+      <w:r>
+        <w:rPr>
+          <w:lang w:val="pt-BR" w:eastAsia="pt-BR"/>
+        </w:rPr>
+        <w:t xml:space="preserve"> é posteriormente especializado em </w:t>
+      </w:r>
+      <w:r>
+        <w:rPr>
+          <w:u w:val="single"/>
+          <w:lang w:val="pt-BR" w:eastAsia="pt-BR"/>
+        </w:rPr>
+        <w:t>Procurador Federal</w:t>
+      </w:r>
+      <w:r>
+        <w:rPr>
+          <w:lang w:val="pt-BR" w:eastAsia="pt-BR"/>
+        </w:rPr>
+        <w:t xml:space="preserve">, </w:t>
+      </w:r>
+      <w:r>
+        <w:rPr>
+          <w:u w:val="single"/>
+          <w:lang w:val="pt-BR" w:eastAsia="pt-BR"/>
+        </w:rPr>
+        <w:t>Advogado da União</w:t>
+      </w:r>
+      <w:r>
+        <w:rPr>
+          <w:lang w:val="pt-BR" w:eastAsia="pt-BR"/>
+        </w:rPr>
+        <w:t xml:space="preserve">, </w:t>
+      </w:r>
+      <w:r>
+        <w:rPr>
+          <w:u w:val="single"/>
+          <w:lang w:val="pt-BR" w:eastAsia="pt-BR"/>
+        </w:rPr>
+        <w:t>Procurador da Fazenda Nacional</w:t>
+      </w:r>
+      <w:r>
+        <w:rPr>
+          <w:lang w:val="pt-BR" w:eastAsia="pt-BR"/>
+        </w:rPr>
+        <w:t xml:space="preserve"> e </w:t>
+      </w:r>
+      <w:r>
+        <w:rPr>
+          <w:u w:val="single"/>
+          <w:lang w:val="pt-BR" w:eastAsia="pt-BR"/>
+        </w:rPr>
+        <w:t>Advogado de Empresa Pública Federal</w:t>
+      </w:r>
+      <w:r>
+        <w:rPr>
+          <w:lang w:val="pt-BR" w:eastAsia="pt-BR"/>
+        </w:rPr>
+        <w:t>. Essa distinção permite representar, de maneira mais específica, os diferentes papéis que podem ser exercidos na representação jurídica da parte federal, mantendo todos eles subordinados a uma categoria processual comum.</w:t>
+      </w:r>
+    </w:p>
+    <w:p>
+      <w:pPr>
+        <w:pStyle w:val="Corpodetexto"/>
+        <w:spacing w:line="312" w:lineRule="auto"/>
+        <w:ind w:left="282" w:right="116" w:firstLine="737"/>
+        <w:jc w:val="both"/>
+        <w:rPr>
+          <w:lang w:val="pt-BR" w:eastAsia="pt-BR"/>
+        </w:rPr>
+      </w:pPr>
+      <w:r>
+        <w:rPr>
+          <w:lang w:val="pt-BR" w:eastAsia="pt-BR"/>
+        </w:rPr>
+        <w:lastRenderedPageBreak/>
+        <w:t xml:space="preserve">Nos dois níveis de especialização foram utilizados conjuntos de generalização </w:t>
+      </w:r>
+      <w:r>
+        <w:rPr>
+          <w:rFonts w:ascii="Courier New" w:hAnsi="Courier New" w:cs="Courier New"/>
+          <w:lang w:val="pt-BR" w:eastAsia="pt-BR"/>
+        </w:rPr>
+        <w:t>{</w:t>
+      </w:r>
+      <w:proofErr w:type="spellStart"/>
+      <w:r>
+        <w:rPr>
+          <w:rFonts w:ascii="Courier New" w:hAnsi="Courier New" w:cs="Courier New"/>
+          <w:lang w:val="pt-BR" w:eastAsia="pt-BR"/>
+        </w:rPr>
+        <w:t>disjoint</w:t>
+      </w:r>
+      <w:proofErr w:type="spellEnd"/>
+      <w:r>
+        <w:rPr>
+          <w:rFonts w:ascii="Courier New" w:hAnsi="Courier New" w:cs="Courier New"/>
+          <w:lang w:val="pt-BR" w:eastAsia="pt-BR"/>
+        </w:rPr>
+        <w:t>, complete}</w:t>
+      </w:r>
+      <w:r>
+        <w:rPr>
+          <w:lang w:val="pt-BR" w:eastAsia="pt-BR"/>
+        </w:rPr>
+        <w:t xml:space="preserve">. No escopo estabelecido pelo modelo, isso indica que cada instância de </w:t>
+      </w:r>
+      <w:r>
+        <w:rPr>
+          <w:u w:val="single"/>
+          <w:lang w:val="pt-BR" w:eastAsia="pt-BR"/>
+        </w:rPr>
+        <w:t>Representante Processual</w:t>
+      </w:r>
+      <w:r>
+        <w:rPr>
+          <w:lang w:val="pt-BR" w:eastAsia="pt-BR"/>
+        </w:rPr>
+        <w:t xml:space="preserve"> pertence a uma das categorias representadas, consideradas mutuamente exclusivas. O mesmo princípio é aplicado às especializações de </w:t>
+      </w:r>
+      <w:r>
+        <w:rPr>
+          <w:u w:val="single"/>
+          <w:lang w:val="pt-BR" w:eastAsia="pt-BR"/>
+        </w:rPr>
+        <w:t>Representante Jurídico Federal</w:t>
+      </w:r>
       <w:r>
         <w:rPr>
           <w:lang w:val="pt-BR" w:eastAsia="pt-BR"/>
         </w:rPr>
         <w:t>.</w:t>
+      </w:r>
+    </w:p>
+    <w:p>
+      <w:pPr>
+        <w:pStyle w:val="Corpodetexto"/>
+        <w:spacing w:line="312" w:lineRule="auto"/>
+        <w:ind w:left="282" w:right="116" w:firstLine="737"/>
+        <w:jc w:val="both"/>
+        <w:rPr>
+          <w:lang w:val="pt-BR" w:eastAsia="pt-BR"/>
+        </w:rPr>
+      </w:pPr>
+      <w:r>
+        <w:rPr>
+          <w:lang w:val="pt-BR" w:eastAsia="pt-BR"/>
+        </w:rPr>
+        <w:t xml:space="preserve">Esse diagrama complementa o modelo de </w:t>
+      </w:r>
+      <w:r>
+        <w:rPr>
+          <w:u w:val="single"/>
+          <w:lang w:val="pt-BR" w:eastAsia="pt-BR"/>
+        </w:rPr>
+        <w:t>Sujeitos e Papéis</w:t>
+      </w:r>
+      <w:r>
+        <w:rPr>
+          <w:lang w:val="pt-BR" w:eastAsia="pt-BR"/>
+        </w:rPr>
+        <w:t xml:space="preserve">, no qual o </w:t>
+      </w:r>
+      <w:r>
+        <w:rPr>
+          <w:u w:val="single"/>
+          <w:lang w:val="pt-BR" w:eastAsia="pt-BR"/>
+        </w:rPr>
+        <w:t>Representante Processual</w:t>
+      </w:r>
+      <w:r>
+        <w:rPr>
+          <w:lang w:val="pt-BR" w:eastAsia="pt-BR"/>
+        </w:rPr>
+        <w:t xml:space="preserve"> participa da </w:t>
+      </w:r>
+      <w:r>
+        <w:rPr>
+          <w:u w:val="single"/>
+          <w:lang w:val="pt-BR" w:eastAsia="pt-BR"/>
+        </w:rPr>
+        <w:t>Representação Processual</w:t>
+      </w:r>
+      <w:r>
+        <w:rPr>
+          <w:lang w:val="pt-BR" w:eastAsia="pt-BR"/>
+        </w:rPr>
+        <w:t xml:space="preserve"> juntamente com a </w:t>
+      </w:r>
+      <w:r>
+        <w:rPr>
+          <w:u w:val="single"/>
+          <w:lang w:val="pt-BR" w:eastAsia="pt-BR"/>
+        </w:rPr>
+        <w:t>Parte Processual</w:t>
+      </w:r>
+      <w:r>
+        <w:rPr>
+          <w:lang w:val="pt-BR" w:eastAsia="pt-BR"/>
+        </w:rPr>
+        <w:t xml:space="preserve">. Enquanto aquele diagrama evidencia a relação existente entre representante e parte, o diagrama </w:t>
+      </w:r>
+      <w:r>
+        <w:rPr>
+          <w:u w:val="single"/>
+          <w:lang w:val="pt-BR" w:eastAsia="pt-BR"/>
+        </w:rPr>
+        <w:t>Representantes</w:t>
+      </w:r>
+      <w:r>
+        <w:rPr>
+          <w:lang w:val="pt-BR" w:eastAsia="pt-BR"/>
+        </w:rPr>
+        <w:t xml:space="preserve"> detalha os diferentes tipos de papéis que podem ocupar a posição de representação no processo.</w:t>
+      </w:r>
+    </w:p>
+    <w:p>
+      <w:pPr>
+        <w:pStyle w:val="Corpodetexto"/>
+        <w:spacing w:before="100"/>
+        <w:ind w:right="147" w:firstLine="272"/>
+        <w:jc w:val="center"/>
+      </w:pPr>
+      <w:proofErr w:type="spellStart"/>
+      <w:r>
+        <w:t>Fig</w:t>
+      </w:r>
+      <w:proofErr w:type="spellEnd"/>
+      <w:r>
+        <w:t xml:space="preserve">ura 10. Diagrama de </w:t>
+      </w:r>
+      <w:r>
+        <w:t>Representantes</w:t>
+      </w:r>
+      <w:r>
+        <w:t>.</w:t>
+      </w:r>
+    </w:p>
+    <w:p>
+      <w:pPr>
+        <w:pStyle w:val="Corpodetexto"/>
+        <w:spacing w:line="312" w:lineRule="auto"/>
+        <w:ind w:right="116"/>
+        <w:jc w:val="both"/>
+        <w:rPr>
+          <w:lang w:val="pt-BR" w:eastAsia="pt-BR"/>
+        </w:rPr>
+      </w:pPr>
+      <w:r>
+        <w:rPr>
+          <w:noProof/>
+        </w:rPr>
+        <w:drawing>
+          <wp:inline distT="0" distB="0" distL="0" distR="0" wp14:anchorId="389DAAC6" wp14:editId="13AD4227">
+            <wp:extent cx="6033135" cy="1934210"/>
+            <wp:effectExtent l="0" t="0" r="5715" b="8890"/>
+            <wp:docPr id="22" name="Imagem 22" descr="representantes"/>
+            <wp:cNvGraphicFramePr>
+              <a:graphicFrameLocks xmlns:a="http://schemas.openxmlformats.org/drawingml/2006/main" noChangeAspect="1"/>
+            </wp:cNvGraphicFramePr>
+            <a:graphic xmlns:a="http://schemas.openxmlformats.org/drawingml/2006/main">
+              <a:graphicData uri="http://schemas.openxmlformats.org/drawingml/2006/picture">
+                <pic:pic xmlns:pic="http://schemas.openxmlformats.org/drawingml/2006/picture">
+                  <pic:nvPicPr>
+                    <pic:cNvPr id="0" name="rmiz-modal-img-e9a878a808e8" descr="representantes"/>
+                    <pic:cNvPicPr>
+                      <a:picLocks noChangeAspect="1" noChangeArrowheads="1"/>
+                    </pic:cNvPicPr>
+                  </pic:nvPicPr>
+                  <pic:blipFill>
+                    <a:blip r:embed="rId34">
+                      <a:extLst>
+                        <a:ext uri="{28A0092B-C50C-407E-A947-70E740481C1C}">
+                          <a14:useLocalDpi xmlns:a14="http://schemas.microsoft.com/office/drawing/2010/main" val="0"/>
+                        </a:ext>
+                      </a:extLst>
+                    </a:blip>
+                    <a:srcRect/>
+                    <a:stretch>
+                      <a:fillRect/>
+                    </a:stretch>
+                  </pic:blipFill>
+                  <pic:spPr bwMode="auto">
+                    <a:xfrm>
+                      <a:off x="0" y="0"/>
+                      <a:ext cx="6033135" cy="1934210"/>
+                    </a:xfrm>
+                    <a:prstGeom prst="rect">
+                      <a:avLst/>
+                    </a:prstGeom>
+                    <a:noFill/>
+                    <a:ln>
+                      <a:noFill/>
+                    </a:ln>
+                  </pic:spPr>
+                </pic:pic>
+              </a:graphicData>
+            </a:graphic>
+          </wp:inline>
+        </w:drawing>
+      </w:r>
+    </w:p>
+    <w:p>
+      <w:pPr>
+        <w:pStyle w:val="Corpodetexto"/>
+        <w:spacing w:line="312" w:lineRule="auto"/>
+        <w:ind w:right="116"/>
+        <w:jc w:val="center"/>
+        <w:rPr>
+          <w:lang w:val="pt-BR" w:eastAsia="pt-BR"/>
+        </w:rPr>
+      </w:pPr>
+      <w:r>
+        <w:rPr>
+          <w:w w:val="105"/>
+        </w:rPr>
+        <w:t>Fonte: elaborado pelo autor (2026)</w:t>
       </w:r>
     </w:p>
     <w:p>
@@ -21904,554 +21420,502 @@
         <w:rPr>
           <w:lang w:val="pt-BR" w:eastAsia="pt-BR"/>
         </w:rPr>
-        <w:t xml:space="preserve">Texto </w:t>
-      </w:r>
-      <w:proofErr w:type="spellStart"/>
-      <w:r>
-        <w:rPr>
-          <w:lang w:val="pt-BR" w:eastAsia="pt-BR"/>
-        </w:rPr>
-        <w:t>Texto</w:t>
-      </w:r>
-      <w:proofErr w:type="spellEnd"/>
-      <w:r>
-        <w:rPr>
-          <w:lang w:val="pt-BR" w:eastAsia="pt-BR"/>
-        </w:rPr>
-        <w:t xml:space="preserve"> </w:t>
-      </w:r>
-      <w:proofErr w:type="spellStart"/>
-      <w:r>
-        <w:rPr>
-          <w:lang w:val="pt-BR" w:eastAsia="pt-BR"/>
-        </w:rPr>
-        <w:t>Texto</w:t>
-      </w:r>
-      <w:proofErr w:type="spellEnd"/>
-      <w:r>
-        <w:rPr>
-          <w:lang w:val="pt-BR" w:eastAsia="pt-BR"/>
-        </w:rPr>
-        <w:t xml:space="preserve"> </w:t>
-      </w:r>
-      <w:proofErr w:type="spellStart"/>
-      <w:r>
-        <w:rPr>
-          <w:lang w:val="pt-BR" w:eastAsia="pt-BR"/>
-        </w:rPr>
-        <w:t>Texto</w:t>
-      </w:r>
-      <w:proofErr w:type="spellEnd"/>
-      <w:r>
-        <w:rPr>
-          <w:lang w:val="pt-BR" w:eastAsia="pt-BR"/>
-        </w:rPr>
-        <w:t xml:space="preserve"> </w:t>
-      </w:r>
-      <w:proofErr w:type="spellStart"/>
-      <w:r>
-        <w:rPr>
-          <w:lang w:val="pt-BR" w:eastAsia="pt-BR"/>
-        </w:rPr>
-        <w:t>Texto</w:t>
-      </w:r>
-      <w:proofErr w:type="spellEnd"/>
-      <w:r>
-        <w:rPr>
-          <w:lang w:val="pt-BR" w:eastAsia="pt-BR"/>
-        </w:rPr>
-        <w:t xml:space="preserve"> </w:t>
-      </w:r>
-      <w:proofErr w:type="spellStart"/>
-      <w:r>
-        <w:rPr>
-          <w:lang w:val="pt-BR" w:eastAsia="pt-BR"/>
-        </w:rPr>
-        <w:t>Texto</w:t>
-      </w:r>
-      <w:proofErr w:type="spellEnd"/>
-      <w:r>
-        <w:rPr>
-          <w:lang w:val="pt-BR" w:eastAsia="pt-BR"/>
-        </w:rPr>
-        <w:t xml:space="preserve"> </w:t>
-      </w:r>
-      <w:proofErr w:type="spellStart"/>
-      <w:r>
-        <w:rPr>
-          <w:lang w:val="pt-BR" w:eastAsia="pt-BR"/>
-        </w:rPr>
-        <w:t>Texto</w:t>
-      </w:r>
-      <w:proofErr w:type="spellEnd"/>
-      <w:r>
-        <w:rPr>
-          <w:lang w:val="pt-BR" w:eastAsia="pt-BR"/>
-        </w:rPr>
-        <w:t xml:space="preserve"> </w:t>
-      </w:r>
-      <w:proofErr w:type="spellStart"/>
-      <w:r>
-        <w:rPr>
-          <w:lang w:val="pt-BR" w:eastAsia="pt-BR"/>
-        </w:rPr>
-        <w:t>Texto</w:t>
-      </w:r>
-      <w:proofErr w:type="spellEnd"/>
-      <w:r>
-        <w:rPr>
-          <w:lang w:val="pt-BR" w:eastAsia="pt-BR"/>
-        </w:rPr>
-        <w:t xml:space="preserve"> </w:t>
-      </w:r>
-      <w:proofErr w:type="spellStart"/>
-      <w:r>
-        <w:rPr>
-          <w:lang w:val="pt-BR" w:eastAsia="pt-BR"/>
-        </w:rPr>
-        <w:t>Texto</w:t>
-      </w:r>
-      <w:proofErr w:type="spellEnd"/>
-      <w:r>
-        <w:rPr>
-          <w:lang w:val="pt-BR" w:eastAsia="pt-BR"/>
-        </w:rPr>
-        <w:t xml:space="preserve"> </w:t>
-      </w:r>
-      <w:proofErr w:type="spellStart"/>
-      <w:r>
-        <w:rPr>
-          <w:lang w:val="pt-BR" w:eastAsia="pt-BR"/>
-        </w:rPr>
-        <w:t>Texto</w:t>
-      </w:r>
-      <w:proofErr w:type="spellEnd"/>
-      <w:r>
-        <w:rPr>
-          <w:lang w:val="pt-BR" w:eastAsia="pt-BR"/>
-        </w:rPr>
-        <w:t xml:space="preserve"> </w:t>
-      </w:r>
-      <w:proofErr w:type="spellStart"/>
-      <w:r>
-        <w:rPr>
-          <w:lang w:val="pt-BR" w:eastAsia="pt-BR"/>
-        </w:rPr>
-        <w:t>Texto</w:t>
-      </w:r>
-      <w:proofErr w:type="spellEnd"/>
-      <w:r>
-        <w:rPr>
-          <w:lang w:val="pt-BR" w:eastAsia="pt-BR"/>
-        </w:rPr>
-        <w:t xml:space="preserve"> </w:t>
-      </w:r>
-      <w:proofErr w:type="spellStart"/>
-      <w:r>
-        <w:rPr>
-          <w:lang w:val="pt-BR" w:eastAsia="pt-BR"/>
-        </w:rPr>
-        <w:t>Texto</w:t>
-      </w:r>
-      <w:proofErr w:type="spellEnd"/>
-      <w:r>
-        <w:rPr>
-          <w:lang w:val="pt-BR" w:eastAsia="pt-BR"/>
-        </w:rPr>
-        <w:t xml:space="preserve"> </w:t>
-      </w:r>
-      <w:proofErr w:type="spellStart"/>
-      <w:r>
-        <w:rPr>
-          <w:lang w:val="pt-BR" w:eastAsia="pt-BR"/>
-        </w:rPr>
-        <w:t>Texto</w:t>
-      </w:r>
-      <w:proofErr w:type="spellEnd"/>
-      <w:r>
-        <w:rPr>
-          <w:lang w:val="pt-BR" w:eastAsia="pt-BR"/>
-        </w:rPr>
-        <w:t xml:space="preserve"> </w:t>
-      </w:r>
-      <w:proofErr w:type="spellStart"/>
-      <w:r>
-        <w:rPr>
-          <w:lang w:val="pt-BR" w:eastAsia="pt-BR"/>
-        </w:rPr>
-        <w:t>Texto</w:t>
-      </w:r>
-      <w:proofErr w:type="spellEnd"/>
-      <w:r>
-        <w:rPr>
-          <w:lang w:val="pt-BR" w:eastAsia="pt-BR"/>
-        </w:rPr>
-        <w:t xml:space="preserve"> </w:t>
-      </w:r>
-      <w:proofErr w:type="spellStart"/>
-      <w:r>
-        <w:rPr>
-          <w:lang w:val="pt-BR" w:eastAsia="pt-BR"/>
-        </w:rPr>
-        <w:t>Texto</w:t>
-      </w:r>
-      <w:proofErr w:type="spellEnd"/>
-      <w:r>
-        <w:rPr>
-          <w:lang w:val="pt-BR" w:eastAsia="pt-BR"/>
-        </w:rPr>
-        <w:t xml:space="preserve"> </w:t>
-      </w:r>
-      <w:proofErr w:type="spellStart"/>
-      <w:r>
-        <w:rPr>
-          <w:lang w:val="pt-BR" w:eastAsia="pt-BR"/>
-        </w:rPr>
-        <w:t>Texto</w:t>
-      </w:r>
-      <w:proofErr w:type="spellEnd"/>
-      <w:r>
-        <w:rPr>
-          <w:lang w:val="pt-BR" w:eastAsia="pt-BR"/>
-        </w:rPr>
-        <w:t xml:space="preserve"> </w:t>
-      </w:r>
-      <w:proofErr w:type="spellStart"/>
-      <w:r>
-        <w:rPr>
-          <w:lang w:val="pt-BR" w:eastAsia="pt-BR"/>
-        </w:rPr>
-        <w:t>Texto</w:t>
-      </w:r>
-      <w:proofErr w:type="spellEnd"/>
-      <w:r>
-        <w:rPr>
-          <w:lang w:val="pt-BR" w:eastAsia="pt-BR"/>
-        </w:rPr>
-        <w:t xml:space="preserve"> </w:t>
-      </w:r>
-      <w:proofErr w:type="spellStart"/>
-      <w:r>
-        <w:rPr>
-          <w:lang w:val="pt-BR" w:eastAsia="pt-BR"/>
-        </w:rPr>
-        <w:t>Texto</w:t>
-      </w:r>
-      <w:proofErr w:type="spellEnd"/>
-      <w:r>
-        <w:rPr>
-          <w:lang w:val="pt-BR" w:eastAsia="pt-BR"/>
-        </w:rPr>
-        <w:t xml:space="preserve"> </w:t>
-      </w:r>
-      <w:proofErr w:type="spellStart"/>
-      <w:r>
-        <w:rPr>
-          <w:lang w:val="pt-BR" w:eastAsia="pt-BR"/>
-        </w:rPr>
-        <w:t>Texto</w:t>
-      </w:r>
-      <w:proofErr w:type="spellEnd"/>
-      <w:r>
-        <w:rPr>
-          <w:lang w:val="pt-BR" w:eastAsia="pt-BR"/>
-        </w:rPr>
-        <w:t xml:space="preserve"> </w:t>
-      </w:r>
-      <w:proofErr w:type="spellStart"/>
-      <w:r>
-        <w:rPr>
-          <w:lang w:val="pt-BR" w:eastAsia="pt-BR"/>
-        </w:rPr>
-        <w:t>Texto</w:t>
-      </w:r>
-      <w:proofErr w:type="spellEnd"/>
-      <w:r>
-        <w:rPr>
-          <w:lang w:val="pt-BR" w:eastAsia="pt-BR"/>
-        </w:rPr>
-        <w:t xml:space="preserve"> </w:t>
-      </w:r>
-      <w:proofErr w:type="spellStart"/>
-      <w:r>
-        <w:rPr>
-          <w:lang w:val="pt-BR" w:eastAsia="pt-BR"/>
-        </w:rPr>
-        <w:t>Texto</w:t>
-      </w:r>
-      <w:proofErr w:type="spellEnd"/>
-      <w:r>
-        <w:rPr>
-          <w:lang w:val="pt-BR" w:eastAsia="pt-BR"/>
-        </w:rPr>
-        <w:t xml:space="preserve"> </w:t>
-      </w:r>
-      <w:proofErr w:type="spellStart"/>
-      <w:r>
-        <w:rPr>
-          <w:lang w:val="pt-BR" w:eastAsia="pt-BR"/>
-        </w:rPr>
-        <w:t>Texto</w:t>
-      </w:r>
-      <w:proofErr w:type="spellEnd"/>
-      <w:r>
-        <w:rPr>
-          <w:lang w:val="pt-BR" w:eastAsia="pt-BR"/>
-        </w:rPr>
-        <w:t xml:space="preserve"> </w:t>
-      </w:r>
-      <w:proofErr w:type="spellStart"/>
-      <w:r>
-        <w:rPr>
-          <w:lang w:val="pt-BR" w:eastAsia="pt-BR"/>
-        </w:rPr>
-        <w:t>Texto</w:t>
-      </w:r>
-      <w:proofErr w:type="spellEnd"/>
-      <w:r>
-        <w:rPr>
-          <w:lang w:val="pt-BR" w:eastAsia="pt-BR"/>
-        </w:rPr>
-        <w:t xml:space="preserve"> </w:t>
-      </w:r>
-      <w:proofErr w:type="spellStart"/>
-      <w:r>
-        <w:rPr>
-          <w:lang w:val="pt-BR" w:eastAsia="pt-BR"/>
-        </w:rPr>
-        <w:t>Texto</w:t>
-      </w:r>
-      <w:proofErr w:type="spellEnd"/>
-      <w:r>
-        <w:rPr>
-          <w:lang w:val="pt-BR" w:eastAsia="pt-BR"/>
-        </w:rPr>
-        <w:t xml:space="preserve"> </w:t>
-      </w:r>
-      <w:proofErr w:type="spellStart"/>
-      <w:r>
-        <w:rPr>
-          <w:lang w:val="pt-BR" w:eastAsia="pt-BR"/>
-        </w:rPr>
-        <w:t>Texto</w:t>
-      </w:r>
-      <w:proofErr w:type="spellEnd"/>
-      <w:r>
-        <w:rPr>
-          <w:lang w:val="pt-BR" w:eastAsia="pt-BR"/>
-        </w:rPr>
-        <w:t xml:space="preserve"> </w:t>
-      </w:r>
-      <w:proofErr w:type="spellStart"/>
-      <w:r>
-        <w:rPr>
-          <w:lang w:val="pt-BR" w:eastAsia="pt-BR"/>
-        </w:rPr>
-        <w:t>Texto</w:t>
-      </w:r>
-      <w:proofErr w:type="spellEnd"/>
-      <w:r>
-        <w:rPr>
-          <w:lang w:val="pt-BR" w:eastAsia="pt-BR"/>
-        </w:rPr>
-        <w:t xml:space="preserve"> </w:t>
-      </w:r>
-      <w:proofErr w:type="spellStart"/>
-      <w:r>
-        <w:rPr>
-          <w:lang w:val="pt-BR" w:eastAsia="pt-BR"/>
-        </w:rPr>
-        <w:t>Texto</w:t>
-      </w:r>
-      <w:proofErr w:type="spellEnd"/>
-      <w:r>
-        <w:rPr>
-          <w:lang w:val="pt-BR" w:eastAsia="pt-BR"/>
-        </w:rPr>
-        <w:t xml:space="preserve"> </w:t>
-      </w:r>
-      <w:proofErr w:type="spellStart"/>
-      <w:r>
-        <w:rPr>
-          <w:lang w:val="pt-BR" w:eastAsia="pt-BR"/>
-        </w:rPr>
-        <w:t>Texto</w:t>
-      </w:r>
-      <w:proofErr w:type="spellEnd"/>
-      <w:r>
-        <w:rPr>
-          <w:lang w:val="pt-BR" w:eastAsia="pt-BR"/>
-        </w:rPr>
-        <w:t xml:space="preserve"> </w:t>
-      </w:r>
-      <w:proofErr w:type="spellStart"/>
-      <w:r>
-        <w:rPr>
-          <w:lang w:val="pt-BR" w:eastAsia="pt-BR"/>
-        </w:rPr>
-        <w:t>Texto</w:t>
-      </w:r>
-      <w:proofErr w:type="spellEnd"/>
-      <w:r>
-        <w:rPr>
-          <w:lang w:val="pt-BR" w:eastAsia="pt-BR"/>
-        </w:rPr>
-        <w:t xml:space="preserve"> </w:t>
-      </w:r>
-      <w:proofErr w:type="spellStart"/>
-      <w:r>
-        <w:rPr>
-          <w:lang w:val="pt-BR" w:eastAsia="pt-BR"/>
-        </w:rPr>
-        <w:t>Texto</w:t>
-      </w:r>
-      <w:proofErr w:type="spellEnd"/>
-      <w:r>
-        <w:rPr>
-          <w:lang w:val="pt-BR" w:eastAsia="pt-BR"/>
-        </w:rPr>
-        <w:t xml:space="preserve"> </w:t>
-      </w:r>
-      <w:proofErr w:type="spellStart"/>
-      <w:r>
-        <w:rPr>
-          <w:lang w:val="pt-BR" w:eastAsia="pt-BR"/>
-        </w:rPr>
-        <w:t>Texto</w:t>
-      </w:r>
-      <w:proofErr w:type="spellEnd"/>
-      <w:r>
-        <w:rPr>
-          <w:lang w:val="pt-BR" w:eastAsia="pt-BR"/>
-        </w:rPr>
-        <w:t xml:space="preserve"> </w:t>
-      </w:r>
-      <w:proofErr w:type="spellStart"/>
-      <w:r>
-        <w:rPr>
-          <w:lang w:val="pt-BR" w:eastAsia="pt-BR"/>
-        </w:rPr>
-        <w:t>Texto</w:t>
-      </w:r>
-      <w:proofErr w:type="spellEnd"/>
-      <w:r>
-        <w:rPr>
-          <w:lang w:val="pt-BR" w:eastAsia="pt-BR"/>
-        </w:rPr>
-        <w:t xml:space="preserve"> </w:t>
-      </w:r>
-      <w:proofErr w:type="spellStart"/>
-      <w:r>
-        <w:rPr>
-          <w:lang w:val="pt-BR" w:eastAsia="pt-BR"/>
-        </w:rPr>
-        <w:t>Texto</w:t>
-      </w:r>
-      <w:proofErr w:type="spellEnd"/>
-      <w:r>
-        <w:rPr>
-          <w:lang w:val="pt-BR" w:eastAsia="pt-BR"/>
-        </w:rPr>
-        <w:t xml:space="preserve"> </w:t>
-      </w:r>
-      <w:proofErr w:type="spellStart"/>
-      <w:r>
-        <w:rPr>
-          <w:lang w:val="pt-BR" w:eastAsia="pt-BR"/>
-        </w:rPr>
-        <w:t>Texto</w:t>
-      </w:r>
-      <w:proofErr w:type="spellEnd"/>
-      <w:r>
-        <w:rPr>
-          <w:lang w:val="pt-BR" w:eastAsia="pt-BR"/>
-        </w:rPr>
-        <w:t xml:space="preserve"> </w:t>
-      </w:r>
-      <w:proofErr w:type="spellStart"/>
-      <w:r>
-        <w:rPr>
-          <w:lang w:val="pt-BR" w:eastAsia="pt-BR"/>
-        </w:rPr>
-        <w:t>Texto</w:t>
-      </w:r>
-      <w:proofErr w:type="spellEnd"/>
-      <w:r>
-        <w:rPr>
-          <w:lang w:val="pt-BR" w:eastAsia="pt-BR"/>
-        </w:rPr>
-        <w:t xml:space="preserve"> </w:t>
-      </w:r>
-      <w:proofErr w:type="spellStart"/>
-      <w:r>
-        <w:rPr>
-          <w:lang w:val="pt-BR" w:eastAsia="pt-BR"/>
-        </w:rPr>
-        <w:t>Texto</w:t>
-      </w:r>
-      <w:proofErr w:type="spellEnd"/>
-      <w:r>
-        <w:rPr>
-          <w:lang w:val="pt-BR" w:eastAsia="pt-BR"/>
-        </w:rPr>
-        <w:t xml:space="preserve"> </w:t>
-      </w:r>
-      <w:proofErr w:type="spellStart"/>
-      <w:r>
-        <w:rPr>
-          <w:lang w:val="pt-BR" w:eastAsia="pt-BR"/>
-        </w:rPr>
-        <w:t>Texto</w:t>
-      </w:r>
-      <w:proofErr w:type="spellEnd"/>
-      <w:r>
-        <w:rPr>
-          <w:lang w:val="pt-BR" w:eastAsia="pt-BR"/>
-        </w:rPr>
-        <w:t xml:space="preserve"> </w:t>
-      </w:r>
-      <w:proofErr w:type="spellStart"/>
-      <w:r>
-        <w:rPr>
-          <w:lang w:val="pt-BR" w:eastAsia="pt-BR"/>
-        </w:rPr>
-        <w:t>Texto</w:t>
-      </w:r>
-      <w:proofErr w:type="spellEnd"/>
-      <w:r>
-        <w:rPr>
-          <w:lang w:val="pt-BR" w:eastAsia="pt-BR"/>
-        </w:rPr>
-        <w:t xml:space="preserve"> </w:t>
-      </w:r>
-      <w:proofErr w:type="spellStart"/>
-      <w:r>
-        <w:rPr>
-          <w:lang w:val="pt-BR" w:eastAsia="pt-BR"/>
-        </w:rPr>
-        <w:t>Texto</w:t>
-      </w:r>
-      <w:proofErr w:type="spellEnd"/>
-      <w:r>
-        <w:rPr>
-          <w:lang w:val="pt-BR" w:eastAsia="pt-BR"/>
-        </w:rPr>
-        <w:t xml:space="preserve"> </w:t>
-      </w:r>
-      <w:proofErr w:type="spellStart"/>
-      <w:r>
-        <w:rPr>
-          <w:lang w:val="pt-BR" w:eastAsia="pt-BR"/>
-        </w:rPr>
-        <w:t>Texto</w:t>
-      </w:r>
-      <w:proofErr w:type="spellEnd"/>
+        <w:t xml:space="preserve">O </w:t>
+      </w:r>
+      <w:r>
+        <w:rPr>
+          <w:lang w:val="pt-BR" w:eastAsia="pt-BR"/>
+        </w:rPr>
+        <w:t>diagrama</w:t>
+      </w:r>
+      <w:r>
+        <w:rPr>
+          <w:lang w:val="pt-BR" w:eastAsia="pt-BR"/>
+        </w:rPr>
+        <w:t xml:space="preserve"> </w:t>
+      </w:r>
+      <w:r>
+        <w:rPr>
+          <w:u w:val="single"/>
+          <w:lang w:val="pt-BR" w:eastAsia="pt-BR"/>
+        </w:rPr>
+        <w:t>Serventuários</w:t>
+      </w:r>
+      <w:r>
+        <w:rPr>
+          <w:lang w:val="pt-BR" w:eastAsia="pt-BR"/>
+        </w:rPr>
+        <w:t xml:space="preserve"> representa os principais papéis exercidos por pessoas que atuam no funcionamento do Juizado Especial Federal Cível. A estrutura parte do </w:t>
+      </w:r>
+      <w:proofErr w:type="spellStart"/>
+      <w:r>
+        <w:rPr>
+          <w:rFonts w:ascii="Courier New" w:hAnsi="Courier New" w:cs="Courier New"/>
+          <w:lang w:val="pt-BR" w:eastAsia="pt-BR"/>
+        </w:rPr>
+        <w:t>kind</w:t>
+      </w:r>
+      <w:proofErr w:type="spellEnd"/>
+      <w:r>
+        <w:rPr>
+          <w:lang w:val="pt-BR" w:eastAsia="pt-BR"/>
+        </w:rPr>
+        <w:t xml:space="preserve"> </w:t>
+      </w:r>
+      <w:r>
+        <w:rPr>
+          <w:u w:val="single"/>
+          <w:lang w:val="pt-BR" w:eastAsia="pt-BR"/>
+        </w:rPr>
+        <w:t>Pessoa</w:t>
+      </w:r>
+      <w:r>
+        <w:rPr>
+          <w:lang w:val="pt-BR" w:eastAsia="pt-BR"/>
+        </w:rPr>
+        <w:t xml:space="preserve">, a partir do qual é especializado o </w:t>
+      </w:r>
+      <w:r>
+        <w:rPr>
+          <w:rFonts w:ascii="Courier New" w:hAnsi="Courier New" w:cs="Courier New"/>
+          <w:lang w:val="pt-BR" w:eastAsia="pt-BR"/>
+        </w:rPr>
+        <w:t>role</w:t>
+      </w:r>
+      <w:r>
+        <w:rPr>
+          <w:lang w:val="pt-BR" w:eastAsia="pt-BR"/>
+        </w:rPr>
+        <w:t xml:space="preserve"> </w:t>
+      </w:r>
+      <w:r>
+        <w:rPr>
+          <w:u w:val="single"/>
+          <w:lang w:val="pt-BR" w:eastAsia="pt-BR"/>
+        </w:rPr>
+        <w:t>Serventuário da Justiça</w:t>
+      </w:r>
+      <w:r>
+        <w:rPr>
+          <w:lang w:val="pt-BR" w:eastAsia="pt-BR"/>
+        </w:rPr>
+        <w:t>. Essa modelagem evidencia que a atuação como serventuário não corresponde a uma característica essencial da pessoa, mas a um papel assumido em razão de sua participação no contexto institucional e processual da Justiça.</w:t>
+      </w:r>
+    </w:p>
+    <w:p>
+      <w:pPr>
+        <w:pStyle w:val="Corpodetexto"/>
+        <w:spacing w:line="312" w:lineRule="auto"/>
+        <w:ind w:left="282" w:right="116" w:firstLine="737"/>
+        <w:jc w:val="both"/>
+        <w:rPr>
+          <w:lang w:val="pt-BR" w:eastAsia="pt-BR"/>
+        </w:rPr>
+      </w:pPr>
+      <w:r>
+        <w:rPr>
+          <w:lang w:val="pt-BR" w:eastAsia="pt-BR"/>
+        </w:rPr>
+        <w:t xml:space="preserve">O </w:t>
+      </w:r>
+      <w:r>
+        <w:rPr>
+          <w:u w:val="single"/>
+          <w:lang w:val="pt-BR" w:eastAsia="pt-BR"/>
+        </w:rPr>
+        <w:t>Serventuário da Justiça</w:t>
+      </w:r>
+      <w:r>
+        <w:rPr>
+          <w:lang w:val="pt-BR" w:eastAsia="pt-BR"/>
+        </w:rPr>
+        <w:t xml:space="preserve"> é especializado nos roles </w:t>
+      </w:r>
+      <w:r>
+        <w:rPr>
+          <w:u w:val="single"/>
+          <w:lang w:val="pt-BR" w:eastAsia="pt-BR"/>
+        </w:rPr>
+        <w:t>Servidor Judicial</w:t>
+      </w:r>
+      <w:r>
+        <w:rPr>
+          <w:lang w:val="pt-BR" w:eastAsia="pt-BR"/>
+        </w:rPr>
+        <w:t xml:space="preserve">, </w:t>
+      </w:r>
+      <w:r>
+        <w:rPr>
+          <w:u w:val="single"/>
+          <w:lang w:val="pt-BR" w:eastAsia="pt-BR"/>
+        </w:rPr>
+        <w:t>Oficial de Justiça</w:t>
+      </w:r>
+      <w:r>
+        <w:rPr>
+          <w:lang w:val="pt-BR" w:eastAsia="pt-BR"/>
+        </w:rPr>
+        <w:t xml:space="preserve">, </w:t>
+      </w:r>
+      <w:r>
+        <w:rPr>
+          <w:u w:val="single"/>
+          <w:lang w:val="pt-BR" w:eastAsia="pt-BR"/>
+        </w:rPr>
+        <w:t>Perito</w:t>
+      </w:r>
+      <w:r>
+        <w:rPr>
+          <w:lang w:val="pt-BR" w:eastAsia="pt-BR"/>
+        </w:rPr>
+        <w:t xml:space="preserve"> e </w:t>
+      </w:r>
+      <w:r>
+        <w:rPr>
+          <w:u w:val="single"/>
+          <w:lang w:val="pt-BR" w:eastAsia="pt-BR"/>
+        </w:rPr>
+        <w:t>Conciliador</w:t>
+      </w:r>
+      <w:r>
+        <w:rPr>
+          <w:lang w:val="pt-BR" w:eastAsia="pt-BR"/>
+        </w:rPr>
+        <w:t xml:space="preserve">. O </w:t>
+      </w:r>
+      <w:r>
+        <w:rPr>
+          <w:u w:val="single"/>
+          <w:lang w:val="pt-BR" w:eastAsia="pt-BR"/>
+        </w:rPr>
+        <w:t>Servidor Judicial</w:t>
+      </w:r>
+      <w:r>
+        <w:rPr>
+          <w:lang w:val="pt-BR" w:eastAsia="pt-BR"/>
+        </w:rPr>
+        <w:t xml:space="preserve"> representa os agentes responsáveis por atividades administrativas e de apoio à tramitação processual; o </w:t>
+      </w:r>
+      <w:r>
+        <w:rPr>
+          <w:u w:val="single"/>
+          <w:lang w:val="pt-BR" w:eastAsia="pt-BR"/>
+        </w:rPr>
+        <w:t>Oficial de Justiça</w:t>
+      </w:r>
+      <w:r>
+        <w:rPr>
+          <w:lang w:val="pt-BR" w:eastAsia="pt-BR"/>
+        </w:rPr>
+        <w:t xml:space="preserve"> corresponde ao agente encarregado do cumprimento de atos externos determinados pelo juízo; o </w:t>
+      </w:r>
+      <w:r>
+        <w:rPr>
+          <w:u w:val="single"/>
+          <w:lang w:val="pt-BR" w:eastAsia="pt-BR"/>
+        </w:rPr>
+        <w:t>Perito</w:t>
+      </w:r>
+      <w:r>
+        <w:rPr>
+          <w:lang w:val="pt-BR" w:eastAsia="pt-BR"/>
+        </w:rPr>
+        <w:t xml:space="preserve"> representa o profissional que atua na produção de conhecimento técnico necessário ao esclarecimento de questões relevantes para o processo; e o </w:t>
+      </w:r>
+      <w:r>
+        <w:rPr>
+          <w:u w:val="single"/>
+          <w:lang w:val="pt-BR" w:eastAsia="pt-BR"/>
+        </w:rPr>
+        <w:t>Conciliador</w:t>
+      </w:r>
+      <w:r>
+        <w:rPr>
+          <w:lang w:val="pt-BR" w:eastAsia="pt-BR"/>
+        </w:rPr>
+        <w:t xml:space="preserve"> representa o participante responsável por auxiliar na tentativa de composição entre as partes.</w:t>
+      </w:r>
+    </w:p>
+    <w:p>
+      <w:pPr>
+        <w:pStyle w:val="Corpodetexto"/>
+        <w:spacing w:line="312" w:lineRule="auto"/>
+        <w:ind w:left="282" w:right="116" w:firstLine="737"/>
+        <w:jc w:val="both"/>
+        <w:rPr>
+          <w:lang w:val="pt-BR" w:eastAsia="pt-BR"/>
+        </w:rPr>
+      </w:pPr>
+      <w:r>
+        <w:rPr>
+          <w:lang w:val="pt-BR" w:eastAsia="pt-BR"/>
+        </w:rPr>
+        <w:t xml:space="preserve">As especializações de </w:t>
+      </w:r>
+      <w:r>
+        <w:rPr>
+          <w:u w:val="single"/>
+          <w:lang w:val="pt-BR" w:eastAsia="pt-BR"/>
+        </w:rPr>
+        <w:t>Serventuário da Justiça</w:t>
+      </w:r>
+      <w:r>
+        <w:rPr>
+          <w:lang w:val="pt-BR" w:eastAsia="pt-BR"/>
+        </w:rPr>
+        <w:t xml:space="preserve"> </w:t>
+      </w:r>
+      <w:r>
+        <w:rPr>
+          <w:lang w:val="pt-BR" w:eastAsia="pt-BR"/>
+        </w:rPr>
+        <w:t xml:space="preserve">foram organizadas em um conjunto de generalização </w:t>
+      </w:r>
+      <w:r>
+        <w:rPr>
+          <w:rFonts w:ascii="Courier New" w:hAnsi="Courier New" w:cs="Courier New"/>
+          <w:lang w:val="pt-BR" w:eastAsia="pt-BR"/>
+        </w:rPr>
+        <w:t>{</w:t>
+      </w:r>
+      <w:proofErr w:type="spellStart"/>
+      <w:r>
+        <w:rPr>
+          <w:rFonts w:ascii="Courier New" w:hAnsi="Courier New" w:cs="Courier New"/>
+          <w:lang w:val="pt-BR" w:eastAsia="pt-BR"/>
+        </w:rPr>
+        <w:t>disjoint</w:t>
+      </w:r>
+      <w:proofErr w:type="spellEnd"/>
+      <w:r>
+        <w:rPr>
+          <w:rFonts w:ascii="Courier New" w:hAnsi="Courier New" w:cs="Courier New"/>
+          <w:lang w:val="pt-BR" w:eastAsia="pt-BR"/>
+        </w:rPr>
+        <w:t>, complete}</w:t>
+      </w:r>
+      <w:r>
+        <w:rPr>
+          <w:lang w:val="pt-BR" w:eastAsia="pt-BR"/>
+        </w:rPr>
+        <w:t>. No escopo definido pela ontologia, isso indica que os papéis representados são tratados como categorias distintas e que os tipos de serventuários considerados relevantes para o modelo estão contemplados por essas especializações.</w:t>
+      </w:r>
+    </w:p>
+    <w:p>
+      <w:pPr>
+        <w:pStyle w:val="Corpodetexto"/>
+        <w:spacing w:line="312" w:lineRule="auto"/>
+        <w:ind w:left="282" w:right="116" w:firstLine="737"/>
+        <w:jc w:val="both"/>
+        <w:rPr>
+          <w:lang w:val="pt-BR" w:eastAsia="pt-BR"/>
+        </w:rPr>
+      </w:pPr>
+      <w:r>
+        <w:rPr>
+          <w:lang w:val="pt-BR" w:eastAsia="pt-BR"/>
+        </w:rPr>
+        <w:t xml:space="preserve">Esses conceitos são reutilizados em diferentes partes da ontologia. O </w:t>
+      </w:r>
+      <w:r>
+        <w:rPr>
+          <w:u w:val="single"/>
+          <w:lang w:val="pt-BR" w:eastAsia="pt-BR"/>
+        </w:rPr>
+        <w:t>Perito</w:t>
+      </w:r>
+      <w:r>
+        <w:rPr>
+          <w:lang w:val="pt-BR" w:eastAsia="pt-BR"/>
+        </w:rPr>
+        <w:t xml:space="preserve"> participa </w:t>
+      </w:r>
+      <w:r>
+        <w:rPr>
+          <w:lang w:val="pt-BR" w:eastAsia="pt-BR"/>
+        </w:rPr>
+        <w:lastRenderedPageBreak/>
+        <w:t xml:space="preserve">dos eventos relacionados à produção de prova pericial, enquanto o </w:t>
+      </w:r>
+      <w:r>
+        <w:rPr>
+          <w:u w:val="single"/>
+          <w:lang w:val="pt-BR" w:eastAsia="pt-BR"/>
+        </w:rPr>
+        <w:t>Conciliador</w:t>
+      </w:r>
+      <w:r>
+        <w:rPr>
+          <w:lang w:val="pt-BR" w:eastAsia="pt-BR"/>
+        </w:rPr>
+        <w:t xml:space="preserve"> aparece no modelo de conciliação. Já </w:t>
+      </w:r>
+      <w:r>
+        <w:rPr>
+          <w:u w:val="single"/>
+          <w:lang w:val="pt-BR" w:eastAsia="pt-BR"/>
+        </w:rPr>
+        <w:t>Servidor Judicial</w:t>
+      </w:r>
+      <w:r>
+        <w:rPr>
+          <w:lang w:val="pt-BR" w:eastAsia="pt-BR"/>
+        </w:rPr>
+        <w:t xml:space="preserve"> </w:t>
+      </w:r>
+      <w:r>
+        <w:rPr>
+          <w:lang w:val="pt-BR" w:eastAsia="pt-BR"/>
+        </w:rPr>
+        <w:t xml:space="preserve">e </w:t>
+      </w:r>
+      <w:r>
+        <w:rPr>
+          <w:u w:val="single"/>
+          <w:lang w:val="pt-BR" w:eastAsia="pt-BR"/>
+        </w:rPr>
+        <w:t>Oficial de Justiça</w:t>
+      </w:r>
+      <w:r>
+        <w:rPr>
+          <w:lang w:val="pt-BR" w:eastAsia="pt-BR"/>
+        </w:rPr>
+        <w:t xml:space="preserve"> representam agentes de apoio ao funcionamento e à prática dos atos necessários à tramitação processual. Dessa forma, o diagrama complementa o modelo de </w:t>
+      </w:r>
+      <w:r>
+        <w:rPr>
+          <w:u w:val="single"/>
+          <w:lang w:val="pt-BR" w:eastAsia="pt-BR"/>
+        </w:rPr>
+        <w:t>Sujeitos e Papéis</w:t>
+      </w:r>
+      <w:r>
+        <w:rPr>
+          <w:lang w:val="pt-BR" w:eastAsia="pt-BR"/>
+        </w:rPr>
+        <w:t xml:space="preserve"> ao detalhar os papéis institucionais desempenhados por pessoas vinculadas à atividade judiciária</w:t>
+      </w:r>
       <w:r>
         <w:rPr>
           <w:lang w:val="pt-BR" w:eastAsia="pt-BR"/>
         </w:rPr>
         <w:t>.</w:t>
       </w:r>
+    </w:p>
+    <w:p>
+      <w:pPr>
+        <w:pStyle w:val="Corpodetexto"/>
+        <w:spacing w:before="100"/>
+        <w:ind w:right="147" w:firstLine="272"/>
+        <w:jc w:val="center"/>
+      </w:pPr>
+      <w:r>
+        <w:t>Figura 1</w:t>
+      </w:r>
+      <w:r>
+        <w:t>1</w:t>
+      </w:r>
+      <w:r>
+        <w:t xml:space="preserve">. Diagrama de </w:t>
+      </w:r>
+      <w:r>
+        <w:t>Serventuarios</w:t>
+      </w:r>
+      <w:r>
+        <w:t>.</w:t>
+      </w:r>
+    </w:p>
+    <w:p>
+      <w:pPr>
+        <w:pStyle w:val="Corpodetexto"/>
+        <w:spacing w:line="312" w:lineRule="auto"/>
+        <w:ind w:right="116"/>
+        <w:jc w:val="both"/>
+        <w:rPr>
+          <w:lang w:val="pt-BR" w:eastAsia="pt-BR"/>
+        </w:rPr>
+      </w:pPr>
+      <w:r>
+        <w:rPr>
+          <w:noProof/>
+        </w:rPr>
+        <w:drawing>
+          <wp:inline distT="0" distB="0" distL="0" distR="0" wp14:anchorId="0ECC12D3" wp14:editId="2C426B63">
+            <wp:extent cx="6033135" cy="2785110"/>
+            <wp:effectExtent l="0" t="0" r="5715" b="0"/>
+            <wp:docPr id="23" name="Imagem 23" descr="serventuarios"/>
+            <wp:cNvGraphicFramePr>
+              <a:graphicFrameLocks xmlns:a="http://schemas.openxmlformats.org/drawingml/2006/main" noChangeAspect="1"/>
+            </wp:cNvGraphicFramePr>
+            <a:graphic xmlns:a="http://schemas.openxmlformats.org/drawingml/2006/main">
+              <a:graphicData uri="http://schemas.openxmlformats.org/drawingml/2006/picture">
+                <pic:pic xmlns:pic="http://schemas.openxmlformats.org/drawingml/2006/picture">
+                  <pic:nvPicPr>
+                    <pic:cNvPr id="0" name="rmiz-modal-img-3838ebc8e8cf" descr="serventuarios"/>
+                    <pic:cNvPicPr>
+                      <a:picLocks noChangeAspect="1" noChangeArrowheads="1"/>
+                    </pic:cNvPicPr>
+                  </pic:nvPicPr>
+                  <pic:blipFill>
+                    <a:blip r:embed="rId35">
+                      <a:extLst>
+                        <a:ext uri="{28A0092B-C50C-407E-A947-70E740481C1C}">
+                          <a14:useLocalDpi xmlns:a14="http://schemas.microsoft.com/office/drawing/2010/main" val="0"/>
+                        </a:ext>
+                      </a:extLst>
+                    </a:blip>
+                    <a:srcRect/>
+                    <a:stretch>
+                      <a:fillRect/>
+                    </a:stretch>
+                  </pic:blipFill>
+                  <pic:spPr bwMode="auto">
+                    <a:xfrm>
+                      <a:off x="0" y="0"/>
+                      <a:ext cx="6033135" cy="2785110"/>
+                    </a:xfrm>
+                    <a:prstGeom prst="rect">
+                      <a:avLst/>
+                    </a:prstGeom>
+                    <a:noFill/>
+                    <a:ln>
+                      <a:noFill/>
+                    </a:ln>
+                  </pic:spPr>
+                </pic:pic>
+              </a:graphicData>
+            </a:graphic>
+          </wp:inline>
+        </w:drawing>
+      </w:r>
+    </w:p>
+    <w:p>
+      <w:pPr>
+        <w:pStyle w:val="Corpodetexto"/>
+        <w:spacing w:line="312" w:lineRule="auto"/>
+        <w:ind w:right="116"/>
+        <w:jc w:val="center"/>
+        <w:rPr>
+          <w:lang w:val="pt-BR" w:eastAsia="pt-BR"/>
+        </w:rPr>
+      </w:pPr>
+      <w:r>
+        <w:rPr>
+          <w:w w:val="105"/>
+        </w:rPr>
+        <w:t>Fonte: elaborado pelo autor (2026)</w:t>
+      </w:r>
+    </w:p>
+    <w:p>
+      <w:pPr>
+        <w:pStyle w:val="Corpodetexto"/>
+        <w:spacing w:line="312" w:lineRule="auto"/>
+        <w:ind w:right="116"/>
+        <w:jc w:val="both"/>
+        <w:rPr>
+          <w:lang w:val="pt-BR" w:eastAsia="pt-BR"/>
+        </w:rPr>
+      </w:pPr>
     </w:p>
     <w:p>
       <w:pPr>
@@ -22490,555 +21954,1001 @@
         <w:rPr>
           <w:lang w:val="pt-BR" w:eastAsia="pt-BR"/>
         </w:rPr>
+        <w:t>O diagrama</w:t>
+      </w:r>
+      <w:r>
+        <w:rPr>
+          <w:lang w:val="pt-BR" w:eastAsia="pt-BR"/>
+        </w:rPr>
+        <w:t xml:space="preserve"> </w:t>
+      </w:r>
+      <w:r>
+        <w:rPr>
+          <w:u w:val="single"/>
+          <w:lang w:val="pt-BR" w:eastAsia="pt-BR"/>
+        </w:rPr>
+        <w:t>Competência</w:t>
+      </w:r>
+      <w:r>
+        <w:rPr>
+          <w:lang w:val="pt-BR" w:eastAsia="pt-BR"/>
+        </w:rPr>
+        <w:t xml:space="preserve"> representa os elementos utilizados para determinar o cabimento de uma demanda no Juizado Especial Federal Cível e a existência de competência jurisdicional para sua apreciação. O modelo articula aspectos relacionados ao processo, às partes, ao valor da causa, à instrução documental, ao eventual requerimento administrativo prévio e às regras jurídicas que fundamentam a competência do órgão julgador.</w:t>
+      </w:r>
+    </w:p>
+    <w:p>
+      <w:pPr>
+        <w:pStyle w:val="Corpodetexto"/>
+        <w:spacing w:line="312" w:lineRule="auto"/>
+        <w:ind w:left="282" w:right="116" w:firstLine="737"/>
+        <w:jc w:val="both"/>
+        <w:rPr>
+          <w:lang w:val="pt-BR" w:eastAsia="pt-BR"/>
+        </w:rPr>
+      </w:pPr>
+      <w:r>
+        <w:rPr>
+          <w:lang w:val="pt-BR" w:eastAsia="pt-BR"/>
+        </w:rPr>
+        <w:t xml:space="preserve">O </w:t>
+      </w:r>
+      <w:r>
+        <w:rPr>
+          <w:u w:val="single"/>
+          <w:lang w:val="pt-BR" w:eastAsia="pt-BR"/>
+        </w:rPr>
+        <w:t>Processo Judicial Federal</w:t>
+      </w:r>
+      <w:r>
+        <w:rPr>
+          <w:lang w:val="pt-BR" w:eastAsia="pt-BR"/>
+        </w:rPr>
+        <w:t xml:space="preserve"> </w:t>
+      </w:r>
+      <w:r>
+        <w:rPr>
+          <w:lang w:val="pt-BR" w:eastAsia="pt-BR"/>
+        </w:rPr>
+        <w:t xml:space="preserve">é modelado como </w:t>
+      </w:r>
+      <w:r>
+        <w:rPr>
+          <w:rFonts w:ascii="Courier New" w:hAnsi="Courier New" w:cs="Courier New"/>
+          <w:lang w:val="pt-BR" w:eastAsia="pt-BR"/>
+        </w:rPr>
+        <w:t>relator</w:t>
+      </w:r>
+      <w:r>
+        <w:rPr>
+          <w:lang w:val="pt-BR" w:eastAsia="pt-BR"/>
+        </w:rPr>
+        <w:t xml:space="preserve"> e constitui um dos elementos centrais do diagrama. Ele se relaciona à </w:t>
+      </w:r>
+      <w:r>
+        <w:rPr>
+          <w:u w:val="single"/>
+          <w:lang w:val="pt-BR" w:eastAsia="pt-BR"/>
+        </w:rPr>
+        <w:t>Demanda</w:t>
+      </w:r>
+      <w:r>
+        <w:rPr>
+          <w:lang w:val="pt-BR" w:eastAsia="pt-BR"/>
+        </w:rPr>
+        <w:t xml:space="preserve">, representada como </w:t>
+      </w:r>
+      <w:proofErr w:type="spellStart"/>
+      <w:r>
+        <w:rPr>
+          <w:rFonts w:ascii="Courier New" w:hAnsi="Courier New" w:cs="Courier New"/>
+          <w:lang w:val="pt-BR" w:eastAsia="pt-BR"/>
+        </w:rPr>
+        <w:t>kind</w:t>
+      </w:r>
+      <w:proofErr w:type="spellEnd"/>
+      <w:r>
+        <w:rPr>
+          <w:lang w:val="pt-BR" w:eastAsia="pt-BR"/>
+        </w:rPr>
+        <w:t xml:space="preserve">, que é caracterizada pela </w:t>
+      </w:r>
+      <w:proofErr w:type="spellStart"/>
+      <w:r>
+        <w:rPr>
+          <w:rFonts w:ascii="Courier New" w:hAnsi="Courier New" w:cs="Courier New"/>
+          <w:lang w:val="pt-BR" w:eastAsia="pt-BR"/>
+        </w:rPr>
+        <w:t>quality</w:t>
+      </w:r>
+      <w:proofErr w:type="spellEnd"/>
+      <w:r>
+        <w:rPr>
+          <w:lang w:val="pt-BR" w:eastAsia="pt-BR"/>
+        </w:rPr>
+        <w:t xml:space="preserve"> </w:t>
+      </w:r>
+      <w:r>
+        <w:rPr>
+          <w:u w:val="single"/>
+          <w:lang w:val="pt-BR" w:eastAsia="pt-BR"/>
+        </w:rPr>
+        <w:t>Valor da Causa</w:t>
+      </w:r>
+      <w:r>
+        <w:rPr>
+          <w:lang w:val="pt-BR" w:eastAsia="pt-BR"/>
+        </w:rPr>
+        <w:t xml:space="preserve">. Essa propriedade permite representar um dos elementos considerados na verificação do cabimento da demanda perante o Juizado Especial Federal. O processo também se relaciona às partes envolvidas, representadas pelos papéis </w:t>
+      </w:r>
+      <w:r>
+        <w:rPr>
+          <w:u w:val="single"/>
+          <w:lang w:val="pt-BR" w:eastAsia="pt-BR"/>
+        </w:rPr>
+        <w:t>Demandante</w:t>
+      </w:r>
+      <w:r>
+        <w:rPr>
+          <w:lang w:val="pt-BR" w:eastAsia="pt-BR"/>
+        </w:rPr>
+        <w:t xml:space="preserve"> e </w:t>
+      </w:r>
+      <w:r>
+        <w:rPr>
+          <w:u w:val="single"/>
+          <w:lang w:val="pt-BR" w:eastAsia="pt-BR"/>
+        </w:rPr>
+        <w:t>Demandado</w:t>
+      </w:r>
+      <w:r>
+        <w:rPr>
+          <w:lang w:val="pt-BR" w:eastAsia="pt-BR"/>
+        </w:rPr>
+        <w:t xml:space="preserve">, sendo este último desempenhado por uma </w:t>
+      </w:r>
+      <w:r>
+        <w:rPr>
+          <w:u w:val="single"/>
+          <w:lang w:val="pt-BR" w:eastAsia="pt-BR"/>
+        </w:rPr>
+        <w:t>Organização Federal</w:t>
+      </w:r>
+      <w:r>
+        <w:rPr>
+          <w:lang w:val="pt-BR" w:eastAsia="pt-BR"/>
+        </w:rPr>
+        <w:t>.</w:t>
+      </w:r>
+    </w:p>
+    <w:p>
+      <w:pPr>
+        <w:pStyle w:val="Corpodetexto"/>
+        <w:spacing w:line="312" w:lineRule="auto"/>
+        <w:ind w:left="282" w:right="116" w:firstLine="737"/>
+        <w:jc w:val="both"/>
+        <w:rPr>
+          <w:lang w:val="pt-BR" w:eastAsia="pt-BR"/>
+        </w:rPr>
+      </w:pPr>
+      <w:r>
+        <w:rPr>
+          <w:lang w:val="pt-BR" w:eastAsia="pt-BR"/>
+        </w:rPr>
+        <w:t xml:space="preserve">A representação jurídica das partes é formalizada pelo </w:t>
+      </w:r>
+      <w:r>
+        <w:rPr>
+          <w:rFonts w:ascii="Courier New" w:hAnsi="Courier New" w:cs="Courier New"/>
+          <w:lang w:val="pt-BR" w:eastAsia="pt-BR"/>
+        </w:rPr>
+        <w:t>relator</w:t>
+      </w:r>
+      <w:r>
+        <w:rPr>
+          <w:lang w:val="pt-BR" w:eastAsia="pt-BR"/>
+        </w:rPr>
+        <w:t xml:space="preserve"> </w:t>
+      </w:r>
+      <w:r>
+        <w:rPr>
+          <w:u w:val="single"/>
+          <w:lang w:val="pt-BR" w:eastAsia="pt-BR"/>
+        </w:rPr>
+        <w:t>Representação Processual</w:t>
+      </w:r>
+      <w:r>
+        <w:rPr>
+          <w:lang w:val="pt-BR" w:eastAsia="pt-BR"/>
+        </w:rPr>
+        <w:t xml:space="preserve">, que media a </w:t>
+      </w:r>
+      <w:r>
+        <w:rPr>
+          <w:u w:val="single"/>
+          <w:lang w:val="pt-BR" w:eastAsia="pt-BR"/>
+        </w:rPr>
+        <w:t>Parte Processual</w:t>
+      </w:r>
+      <w:r>
+        <w:rPr>
+          <w:lang w:val="pt-BR" w:eastAsia="pt-BR"/>
+        </w:rPr>
+        <w:t xml:space="preserve"> e o </w:t>
+      </w:r>
+      <w:r>
+        <w:rPr>
+          <w:u w:val="single"/>
+          <w:lang w:val="pt-BR" w:eastAsia="pt-BR"/>
+        </w:rPr>
+        <w:t>Representante Processual</w:t>
+      </w:r>
+      <w:r>
+        <w:rPr>
+          <w:lang w:val="pt-BR" w:eastAsia="pt-BR"/>
+        </w:rPr>
+        <w:t>. Essa estrutura permite que a existência ou ausência de representação seja tratada de maneira independente da identidade da parte, mantendo a distinção entre o participante do processo e o papel eventualmente desempenhado por seu representante.</w:t>
+      </w:r>
+    </w:p>
+    <w:p>
+      <w:pPr>
+        <w:pStyle w:val="Corpodetexto"/>
+        <w:spacing w:line="312" w:lineRule="auto"/>
+        <w:ind w:left="282" w:right="116" w:firstLine="737"/>
+        <w:jc w:val="both"/>
+        <w:rPr>
+          <w:lang w:val="pt-BR" w:eastAsia="pt-BR"/>
+        </w:rPr>
+      </w:pPr>
+      <w:r>
+        <w:rPr>
+          <w:lang w:val="pt-BR" w:eastAsia="pt-BR"/>
+        </w:rPr>
+        <w:t xml:space="preserve">A instrução do processo é representada pelo </w:t>
+      </w:r>
+      <w:r>
+        <w:rPr>
+          <w:rFonts w:ascii="Courier New" w:hAnsi="Courier New" w:cs="Courier New"/>
+          <w:lang w:val="pt-BR" w:eastAsia="pt-BR"/>
+        </w:rPr>
+        <w:t>relator</w:t>
+      </w:r>
+      <w:r>
+        <w:rPr>
+          <w:lang w:val="pt-BR" w:eastAsia="pt-BR"/>
+        </w:rPr>
+        <w:t xml:space="preserve"> </w:t>
+      </w:r>
+      <w:r>
+        <w:rPr>
+          <w:u w:val="single"/>
+          <w:lang w:val="pt-BR" w:eastAsia="pt-BR"/>
+        </w:rPr>
+        <w:t>Instrução Documental do Processo</w:t>
+      </w:r>
+      <w:r>
+        <w:rPr>
+          <w:lang w:val="pt-BR" w:eastAsia="pt-BR"/>
+        </w:rPr>
+        <w:t xml:space="preserve">, que relaciona o </w:t>
+      </w:r>
+      <w:r>
+        <w:rPr>
+          <w:u w:val="single"/>
+          <w:lang w:val="pt-BR" w:eastAsia="pt-BR"/>
+        </w:rPr>
+        <w:t>Processo Judicial Federal</w:t>
+      </w:r>
+      <w:r>
+        <w:rPr>
+          <w:lang w:val="pt-BR" w:eastAsia="pt-BR"/>
+        </w:rPr>
+        <w:t xml:space="preserve"> aos </w:t>
+      </w:r>
+      <w:r>
+        <w:rPr>
+          <w:u w:val="single"/>
+          <w:lang w:val="pt-BR" w:eastAsia="pt-BR"/>
+        </w:rPr>
+        <w:t>Documentos Necessários ao Processo</w:t>
+      </w:r>
+      <w:r>
+        <w:rPr>
+          <w:lang w:val="pt-BR" w:eastAsia="pt-BR"/>
+        </w:rPr>
+        <w:t xml:space="preserve">. Estes são modelados como </w:t>
+      </w:r>
+      <w:r>
+        <w:rPr>
+          <w:rFonts w:ascii="Courier New" w:hAnsi="Courier New" w:cs="Courier New"/>
+          <w:lang w:val="pt-BR" w:eastAsia="pt-BR"/>
+        </w:rPr>
+        <w:t>role</w:t>
+      </w:r>
+      <w:r>
+        <w:rPr>
+          <w:lang w:val="pt-BR" w:eastAsia="pt-BR"/>
+        </w:rPr>
+        <w:t xml:space="preserve"> de </w:t>
+      </w:r>
+      <w:r>
+        <w:rPr>
+          <w:u w:val="single"/>
+          <w:lang w:val="pt-BR" w:eastAsia="pt-BR"/>
+        </w:rPr>
+        <w:t>Documento</w:t>
+      </w:r>
+      <w:r>
+        <w:rPr>
+          <w:lang w:val="pt-BR" w:eastAsia="pt-BR"/>
+        </w:rPr>
+        <w:t xml:space="preserve">, indicando que um documento assume essa </w:t>
+      </w:r>
+      <w:r>
+        <w:rPr>
+          <w:lang w:val="pt-BR" w:eastAsia="pt-BR"/>
+        </w:rPr>
         <w:lastRenderedPageBreak/>
-        <w:t xml:space="preserve">Texto </w:t>
-      </w:r>
-      <w:proofErr w:type="spellStart"/>
-      <w:r>
-        <w:rPr>
-          <w:lang w:val="pt-BR" w:eastAsia="pt-BR"/>
-        </w:rPr>
-        <w:t>Texto</w:t>
-      </w:r>
-      <w:proofErr w:type="spellEnd"/>
-      <w:r>
-        <w:rPr>
-          <w:lang w:val="pt-BR" w:eastAsia="pt-BR"/>
-        </w:rPr>
-        <w:t xml:space="preserve"> </w:t>
-      </w:r>
-      <w:proofErr w:type="spellStart"/>
-      <w:r>
-        <w:rPr>
-          <w:lang w:val="pt-BR" w:eastAsia="pt-BR"/>
-        </w:rPr>
-        <w:t>Texto</w:t>
-      </w:r>
-      <w:proofErr w:type="spellEnd"/>
-      <w:r>
-        <w:rPr>
-          <w:lang w:val="pt-BR" w:eastAsia="pt-BR"/>
-        </w:rPr>
-        <w:t xml:space="preserve"> </w:t>
-      </w:r>
-      <w:proofErr w:type="spellStart"/>
-      <w:r>
-        <w:rPr>
-          <w:lang w:val="pt-BR" w:eastAsia="pt-BR"/>
-        </w:rPr>
-        <w:t>Texto</w:t>
-      </w:r>
-      <w:proofErr w:type="spellEnd"/>
-      <w:r>
-        <w:rPr>
-          <w:lang w:val="pt-BR" w:eastAsia="pt-BR"/>
-        </w:rPr>
-        <w:t xml:space="preserve"> </w:t>
-      </w:r>
-      <w:proofErr w:type="spellStart"/>
-      <w:r>
-        <w:rPr>
-          <w:lang w:val="pt-BR" w:eastAsia="pt-BR"/>
-        </w:rPr>
-        <w:t>Texto</w:t>
-      </w:r>
-      <w:proofErr w:type="spellEnd"/>
-      <w:r>
-        <w:rPr>
-          <w:lang w:val="pt-BR" w:eastAsia="pt-BR"/>
-        </w:rPr>
-        <w:t xml:space="preserve"> </w:t>
-      </w:r>
-      <w:proofErr w:type="spellStart"/>
-      <w:r>
-        <w:rPr>
-          <w:lang w:val="pt-BR" w:eastAsia="pt-BR"/>
-        </w:rPr>
-        <w:t>Texto</w:t>
-      </w:r>
-      <w:proofErr w:type="spellEnd"/>
-      <w:r>
-        <w:rPr>
-          <w:lang w:val="pt-BR" w:eastAsia="pt-BR"/>
-        </w:rPr>
-        <w:t xml:space="preserve"> </w:t>
-      </w:r>
-      <w:proofErr w:type="spellStart"/>
-      <w:r>
-        <w:rPr>
-          <w:lang w:val="pt-BR" w:eastAsia="pt-BR"/>
-        </w:rPr>
-        <w:t>Texto</w:t>
-      </w:r>
-      <w:proofErr w:type="spellEnd"/>
-      <w:r>
-        <w:rPr>
-          <w:lang w:val="pt-BR" w:eastAsia="pt-BR"/>
-        </w:rPr>
-        <w:t xml:space="preserve"> </w:t>
-      </w:r>
-      <w:proofErr w:type="spellStart"/>
-      <w:r>
-        <w:rPr>
-          <w:lang w:val="pt-BR" w:eastAsia="pt-BR"/>
-        </w:rPr>
-        <w:t>Texto</w:t>
-      </w:r>
-      <w:proofErr w:type="spellEnd"/>
-      <w:r>
-        <w:rPr>
-          <w:lang w:val="pt-BR" w:eastAsia="pt-BR"/>
-        </w:rPr>
-        <w:t xml:space="preserve"> </w:t>
-      </w:r>
-      <w:proofErr w:type="spellStart"/>
-      <w:r>
-        <w:rPr>
-          <w:lang w:val="pt-BR" w:eastAsia="pt-BR"/>
-        </w:rPr>
-        <w:t>Texto</w:t>
-      </w:r>
-      <w:proofErr w:type="spellEnd"/>
-      <w:r>
-        <w:rPr>
-          <w:lang w:val="pt-BR" w:eastAsia="pt-BR"/>
-        </w:rPr>
-        <w:t xml:space="preserve"> </w:t>
-      </w:r>
-      <w:proofErr w:type="spellStart"/>
-      <w:r>
-        <w:rPr>
-          <w:lang w:val="pt-BR" w:eastAsia="pt-BR"/>
-        </w:rPr>
-        <w:t>Texto</w:t>
-      </w:r>
-      <w:proofErr w:type="spellEnd"/>
-      <w:r>
-        <w:rPr>
-          <w:lang w:val="pt-BR" w:eastAsia="pt-BR"/>
-        </w:rPr>
-        <w:t xml:space="preserve"> </w:t>
-      </w:r>
-      <w:proofErr w:type="spellStart"/>
-      <w:r>
-        <w:rPr>
-          <w:lang w:val="pt-BR" w:eastAsia="pt-BR"/>
-        </w:rPr>
-        <w:t>Texto</w:t>
-      </w:r>
-      <w:proofErr w:type="spellEnd"/>
-      <w:r>
-        <w:rPr>
-          <w:lang w:val="pt-BR" w:eastAsia="pt-BR"/>
-        </w:rPr>
-        <w:t xml:space="preserve"> </w:t>
-      </w:r>
-      <w:proofErr w:type="spellStart"/>
-      <w:r>
-        <w:rPr>
-          <w:lang w:val="pt-BR" w:eastAsia="pt-BR"/>
-        </w:rPr>
-        <w:t>Texto</w:t>
-      </w:r>
-      <w:proofErr w:type="spellEnd"/>
-      <w:r>
-        <w:rPr>
-          <w:lang w:val="pt-BR" w:eastAsia="pt-BR"/>
-        </w:rPr>
-        <w:t xml:space="preserve"> </w:t>
-      </w:r>
-      <w:proofErr w:type="spellStart"/>
-      <w:r>
-        <w:rPr>
-          <w:lang w:val="pt-BR" w:eastAsia="pt-BR"/>
-        </w:rPr>
-        <w:t>Texto</w:t>
-      </w:r>
-      <w:proofErr w:type="spellEnd"/>
-      <w:r>
-        <w:rPr>
-          <w:lang w:val="pt-BR" w:eastAsia="pt-BR"/>
-        </w:rPr>
-        <w:t xml:space="preserve"> </w:t>
-      </w:r>
-      <w:proofErr w:type="spellStart"/>
-      <w:r>
-        <w:rPr>
-          <w:lang w:val="pt-BR" w:eastAsia="pt-BR"/>
-        </w:rPr>
-        <w:t>Texto</w:t>
-      </w:r>
-      <w:proofErr w:type="spellEnd"/>
-      <w:r>
-        <w:rPr>
-          <w:lang w:val="pt-BR" w:eastAsia="pt-BR"/>
-        </w:rPr>
-        <w:t xml:space="preserve"> </w:t>
-      </w:r>
-      <w:proofErr w:type="spellStart"/>
-      <w:r>
-        <w:rPr>
-          <w:lang w:val="pt-BR" w:eastAsia="pt-BR"/>
-        </w:rPr>
-        <w:t>Texto</w:t>
-      </w:r>
-      <w:proofErr w:type="spellEnd"/>
-      <w:r>
-        <w:rPr>
-          <w:lang w:val="pt-BR" w:eastAsia="pt-BR"/>
-        </w:rPr>
-        <w:t xml:space="preserve"> </w:t>
-      </w:r>
-      <w:proofErr w:type="spellStart"/>
-      <w:r>
-        <w:rPr>
-          <w:lang w:val="pt-BR" w:eastAsia="pt-BR"/>
-        </w:rPr>
-        <w:t>Texto</w:t>
-      </w:r>
-      <w:proofErr w:type="spellEnd"/>
-      <w:r>
-        <w:rPr>
-          <w:lang w:val="pt-BR" w:eastAsia="pt-BR"/>
-        </w:rPr>
-        <w:t xml:space="preserve"> </w:t>
-      </w:r>
-      <w:proofErr w:type="spellStart"/>
-      <w:r>
-        <w:rPr>
-          <w:lang w:val="pt-BR" w:eastAsia="pt-BR"/>
-        </w:rPr>
-        <w:t>Texto</w:t>
-      </w:r>
-      <w:proofErr w:type="spellEnd"/>
-      <w:r>
-        <w:rPr>
-          <w:lang w:val="pt-BR" w:eastAsia="pt-BR"/>
-        </w:rPr>
-        <w:t xml:space="preserve"> </w:t>
-      </w:r>
-      <w:proofErr w:type="spellStart"/>
-      <w:r>
-        <w:rPr>
-          <w:lang w:val="pt-BR" w:eastAsia="pt-BR"/>
-        </w:rPr>
-        <w:t>Texto</w:t>
-      </w:r>
-      <w:proofErr w:type="spellEnd"/>
-      <w:r>
-        <w:rPr>
-          <w:lang w:val="pt-BR" w:eastAsia="pt-BR"/>
-        </w:rPr>
-        <w:t xml:space="preserve"> </w:t>
-      </w:r>
-      <w:proofErr w:type="spellStart"/>
-      <w:r>
-        <w:rPr>
-          <w:lang w:val="pt-BR" w:eastAsia="pt-BR"/>
-        </w:rPr>
-        <w:t>Texto</w:t>
-      </w:r>
-      <w:proofErr w:type="spellEnd"/>
-      <w:r>
-        <w:rPr>
-          <w:lang w:val="pt-BR" w:eastAsia="pt-BR"/>
-        </w:rPr>
-        <w:t xml:space="preserve"> </w:t>
-      </w:r>
-      <w:proofErr w:type="spellStart"/>
-      <w:r>
-        <w:rPr>
-          <w:lang w:val="pt-BR" w:eastAsia="pt-BR"/>
-        </w:rPr>
-        <w:t>Texto</w:t>
-      </w:r>
-      <w:proofErr w:type="spellEnd"/>
-      <w:r>
-        <w:rPr>
-          <w:lang w:val="pt-BR" w:eastAsia="pt-BR"/>
-        </w:rPr>
-        <w:t xml:space="preserve"> </w:t>
-      </w:r>
-      <w:proofErr w:type="spellStart"/>
-      <w:r>
-        <w:rPr>
-          <w:lang w:val="pt-BR" w:eastAsia="pt-BR"/>
-        </w:rPr>
-        <w:t>Texto</w:t>
-      </w:r>
-      <w:proofErr w:type="spellEnd"/>
-      <w:r>
-        <w:rPr>
-          <w:lang w:val="pt-BR" w:eastAsia="pt-BR"/>
-        </w:rPr>
-        <w:t xml:space="preserve"> </w:t>
-      </w:r>
-      <w:proofErr w:type="spellStart"/>
-      <w:r>
-        <w:rPr>
-          <w:lang w:val="pt-BR" w:eastAsia="pt-BR"/>
-        </w:rPr>
-        <w:t>Texto</w:t>
-      </w:r>
-      <w:proofErr w:type="spellEnd"/>
-      <w:r>
-        <w:rPr>
-          <w:lang w:val="pt-BR" w:eastAsia="pt-BR"/>
-        </w:rPr>
-        <w:t xml:space="preserve"> </w:t>
-      </w:r>
-      <w:proofErr w:type="spellStart"/>
-      <w:r>
-        <w:rPr>
-          <w:lang w:val="pt-BR" w:eastAsia="pt-BR"/>
-        </w:rPr>
-        <w:t>Texto</w:t>
-      </w:r>
-      <w:proofErr w:type="spellEnd"/>
-      <w:r>
-        <w:rPr>
-          <w:lang w:val="pt-BR" w:eastAsia="pt-BR"/>
-        </w:rPr>
-        <w:t xml:space="preserve"> </w:t>
-      </w:r>
-      <w:proofErr w:type="spellStart"/>
-      <w:r>
-        <w:rPr>
-          <w:lang w:val="pt-BR" w:eastAsia="pt-BR"/>
-        </w:rPr>
-        <w:t>Texto</w:t>
-      </w:r>
-      <w:proofErr w:type="spellEnd"/>
-      <w:r>
-        <w:rPr>
-          <w:lang w:val="pt-BR" w:eastAsia="pt-BR"/>
-        </w:rPr>
-        <w:t xml:space="preserve"> </w:t>
-      </w:r>
-      <w:proofErr w:type="spellStart"/>
-      <w:r>
-        <w:rPr>
-          <w:lang w:val="pt-BR" w:eastAsia="pt-BR"/>
-        </w:rPr>
-        <w:t>Texto</w:t>
-      </w:r>
-      <w:proofErr w:type="spellEnd"/>
-      <w:r>
-        <w:rPr>
-          <w:lang w:val="pt-BR" w:eastAsia="pt-BR"/>
-        </w:rPr>
-        <w:t xml:space="preserve"> </w:t>
-      </w:r>
-      <w:proofErr w:type="spellStart"/>
-      <w:r>
-        <w:rPr>
-          <w:lang w:val="pt-BR" w:eastAsia="pt-BR"/>
-        </w:rPr>
-        <w:t>Texto</w:t>
-      </w:r>
-      <w:proofErr w:type="spellEnd"/>
-      <w:r>
-        <w:rPr>
-          <w:lang w:val="pt-BR" w:eastAsia="pt-BR"/>
-        </w:rPr>
-        <w:t xml:space="preserve"> </w:t>
-      </w:r>
-      <w:proofErr w:type="spellStart"/>
-      <w:r>
-        <w:rPr>
-          <w:lang w:val="pt-BR" w:eastAsia="pt-BR"/>
-        </w:rPr>
-        <w:t>Texto</w:t>
-      </w:r>
-      <w:proofErr w:type="spellEnd"/>
-      <w:r>
-        <w:rPr>
-          <w:lang w:val="pt-BR" w:eastAsia="pt-BR"/>
-        </w:rPr>
-        <w:t xml:space="preserve"> </w:t>
-      </w:r>
-      <w:proofErr w:type="spellStart"/>
-      <w:r>
-        <w:rPr>
-          <w:lang w:val="pt-BR" w:eastAsia="pt-BR"/>
-        </w:rPr>
-        <w:t>Texto</w:t>
-      </w:r>
-      <w:proofErr w:type="spellEnd"/>
-      <w:r>
-        <w:rPr>
-          <w:lang w:val="pt-BR" w:eastAsia="pt-BR"/>
-        </w:rPr>
-        <w:t xml:space="preserve"> </w:t>
-      </w:r>
-      <w:proofErr w:type="spellStart"/>
-      <w:r>
-        <w:rPr>
-          <w:lang w:val="pt-BR" w:eastAsia="pt-BR"/>
-        </w:rPr>
-        <w:t>Texto</w:t>
-      </w:r>
-      <w:proofErr w:type="spellEnd"/>
-      <w:r>
-        <w:rPr>
-          <w:lang w:val="pt-BR" w:eastAsia="pt-BR"/>
-        </w:rPr>
-        <w:t xml:space="preserve"> </w:t>
-      </w:r>
-      <w:proofErr w:type="spellStart"/>
-      <w:r>
-        <w:rPr>
-          <w:lang w:val="pt-BR" w:eastAsia="pt-BR"/>
-        </w:rPr>
-        <w:t>Texto</w:t>
-      </w:r>
-      <w:proofErr w:type="spellEnd"/>
-      <w:r>
-        <w:rPr>
-          <w:lang w:val="pt-BR" w:eastAsia="pt-BR"/>
-        </w:rPr>
-        <w:t xml:space="preserve"> </w:t>
-      </w:r>
-      <w:proofErr w:type="spellStart"/>
-      <w:r>
-        <w:rPr>
-          <w:lang w:val="pt-BR" w:eastAsia="pt-BR"/>
-        </w:rPr>
-        <w:t>Texto</w:t>
-      </w:r>
-      <w:proofErr w:type="spellEnd"/>
-      <w:r>
-        <w:rPr>
-          <w:lang w:val="pt-BR" w:eastAsia="pt-BR"/>
-        </w:rPr>
-        <w:t xml:space="preserve"> </w:t>
-      </w:r>
-      <w:proofErr w:type="spellStart"/>
-      <w:r>
-        <w:rPr>
-          <w:lang w:val="pt-BR" w:eastAsia="pt-BR"/>
-        </w:rPr>
-        <w:t>Texto</w:t>
-      </w:r>
-      <w:proofErr w:type="spellEnd"/>
-      <w:r>
-        <w:rPr>
-          <w:lang w:val="pt-BR" w:eastAsia="pt-BR"/>
-        </w:rPr>
-        <w:t xml:space="preserve"> </w:t>
-      </w:r>
-      <w:proofErr w:type="spellStart"/>
-      <w:r>
-        <w:rPr>
-          <w:lang w:val="pt-BR" w:eastAsia="pt-BR"/>
-        </w:rPr>
-        <w:t>Texto</w:t>
-      </w:r>
-      <w:proofErr w:type="spellEnd"/>
-      <w:r>
-        <w:rPr>
-          <w:lang w:val="pt-BR" w:eastAsia="pt-BR"/>
-        </w:rPr>
-        <w:t xml:space="preserve"> </w:t>
-      </w:r>
-      <w:proofErr w:type="spellStart"/>
-      <w:r>
-        <w:rPr>
-          <w:lang w:val="pt-BR" w:eastAsia="pt-BR"/>
-        </w:rPr>
-        <w:t>Texto</w:t>
-      </w:r>
-      <w:proofErr w:type="spellEnd"/>
-      <w:r>
-        <w:rPr>
-          <w:lang w:val="pt-BR" w:eastAsia="pt-BR"/>
-        </w:rPr>
-        <w:t xml:space="preserve"> </w:t>
-      </w:r>
-      <w:proofErr w:type="spellStart"/>
-      <w:r>
-        <w:rPr>
-          <w:lang w:val="pt-BR" w:eastAsia="pt-BR"/>
-        </w:rPr>
-        <w:t>Texto</w:t>
-      </w:r>
-      <w:proofErr w:type="spellEnd"/>
-      <w:r>
-        <w:rPr>
-          <w:lang w:val="pt-BR" w:eastAsia="pt-BR"/>
-        </w:rPr>
-        <w:t xml:space="preserve"> </w:t>
-      </w:r>
-      <w:proofErr w:type="spellStart"/>
-      <w:r>
-        <w:rPr>
-          <w:lang w:val="pt-BR" w:eastAsia="pt-BR"/>
-        </w:rPr>
-        <w:t>Texto</w:t>
-      </w:r>
-      <w:proofErr w:type="spellEnd"/>
-      <w:r>
-        <w:rPr>
-          <w:lang w:val="pt-BR" w:eastAsia="pt-BR"/>
-        </w:rPr>
-        <w:t xml:space="preserve"> </w:t>
-      </w:r>
-      <w:proofErr w:type="spellStart"/>
-      <w:r>
-        <w:rPr>
-          <w:lang w:val="pt-BR" w:eastAsia="pt-BR"/>
-        </w:rPr>
-        <w:t>Texto</w:t>
-      </w:r>
-      <w:proofErr w:type="spellEnd"/>
-      <w:r>
-        <w:rPr>
-          <w:lang w:val="pt-BR" w:eastAsia="pt-BR"/>
-        </w:rPr>
-        <w:t xml:space="preserve"> </w:t>
-      </w:r>
-      <w:proofErr w:type="spellStart"/>
-      <w:r>
-        <w:rPr>
-          <w:lang w:val="pt-BR" w:eastAsia="pt-BR"/>
-        </w:rPr>
-        <w:t>Texto</w:t>
-      </w:r>
-      <w:proofErr w:type="spellEnd"/>
-      <w:r>
-        <w:rPr>
-          <w:lang w:val="pt-BR" w:eastAsia="pt-BR"/>
-        </w:rPr>
-        <w:t xml:space="preserve"> </w:t>
-      </w:r>
-      <w:proofErr w:type="spellStart"/>
-      <w:r>
-        <w:rPr>
-          <w:lang w:val="pt-BR" w:eastAsia="pt-BR"/>
-        </w:rPr>
-        <w:t>Texto</w:t>
-      </w:r>
-      <w:proofErr w:type="spellEnd"/>
-      <w:r>
-        <w:rPr>
-          <w:lang w:val="pt-BR" w:eastAsia="pt-BR"/>
-        </w:rPr>
-        <w:t xml:space="preserve"> </w:t>
-      </w:r>
-      <w:proofErr w:type="spellStart"/>
-      <w:r>
-        <w:rPr>
-          <w:lang w:val="pt-BR" w:eastAsia="pt-BR"/>
-        </w:rPr>
-        <w:t>Texto</w:t>
-      </w:r>
-      <w:proofErr w:type="spellEnd"/>
+        <w:t xml:space="preserve">função quando é relevante para a instrução de determinada demanda. Entre os documentos representados encontra-se o </w:t>
+      </w:r>
+      <w:r>
+        <w:rPr>
+          <w:u w:val="single"/>
+          <w:lang w:val="pt-BR" w:eastAsia="pt-BR"/>
+        </w:rPr>
+        <w:t>Documento de Requerimento Administrativo</w:t>
+      </w:r>
+      <w:r>
+        <w:rPr>
+          <w:lang w:val="pt-BR" w:eastAsia="pt-BR"/>
+        </w:rPr>
+        <w:t xml:space="preserve">, modelado como </w:t>
+      </w:r>
+      <w:proofErr w:type="spellStart"/>
+      <w:r>
+        <w:rPr>
+          <w:rFonts w:ascii="Courier New" w:hAnsi="Courier New" w:cs="Courier New"/>
+          <w:lang w:val="pt-BR" w:eastAsia="pt-BR"/>
+        </w:rPr>
+        <w:t>subkind</w:t>
+      </w:r>
+      <w:proofErr w:type="spellEnd"/>
+      <w:r>
+        <w:rPr>
+          <w:lang w:val="pt-BR" w:eastAsia="pt-BR"/>
+        </w:rPr>
+        <w:t xml:space="preserve"> de </w:t>
+      </w:r>
+      <w:r>
+        <w:rPr>
+          <w:u w:val="single"/>
+          <w:lang w:val="pt-BR" w:eastAsia="pt-BR"/>
+        </w:rPr>
+        <w:t>Documento</w:t>
+      </w:r>
+      <w:r>
+        <w:rPr>
+          <w:lang w:val="pt-BR" w:eastAsia="pt-BR"/>
+        </w:rPr>
+        <w:t xml:space="preserve"> e relacionado ao </w:t>
+      </w:r>
+      <w:proofErr w:type="spellStart"/>
+      <w:r>
+        <w:rPr>
+          <w:rFonts w:ascii="Courier New" w:hAnsi="Courier New" w:cs="Courier New"/>
+          <w:lang w:val="pt-BR" w:eastAsia="pt-BR"/>
+        </w:rPr>
+        <w:t>event</w:t>
+      </w:r>
+      <w:proofErr w:type="spellEnd"/>
+      <w:r>
+        <w:rPr>
+          <w:lang w:val="pt-BR" w:eastAsia="pt-BR"/>
+        </w:rPr>
+        <w:t xml:space="preserve"> </w:t>
+      </w:r>
+      <w:r>
+        <w:rPr>
+          <w:u w:val="single"/>
+          <w:lang w:val="pt-BR" w:eastAsia="pt-BR"/>
+        </w:rPr>
+        <w:t>Requerimento Administrativo</w:t>
+      </w:r>
       <w:r>
         <w:rPr>
           <w:lang w:val="pt-BR" w:eastAsia="pt-BR"/>
         </w:rPr>
         <w:t>.</w:t>
       </w:r>
+    </w:p>
+    <w:p>
+      <w:pPr>
+        <w:pStyle w:val="Corpodetexto"/>
+        <w:spacing w:line="312" w:lineRule="auto"/>
+        <w:ind w:left="282" w:right="116" w:firstLine="737"/>
+        <w:jc w:val="both"/>
+        <w:rPr>
+          <w:lang w:val="pt-BR" w:eastAsia="pt-BR"/>
+        </w:rPr>
+      </w:pPr>
+      <w:r>
+        <w:rPr>
+          <w:lang w:val="pt-BR" w:eastAsia="pt-BR"/>
+        </w:rPr>
+        <w:t xml:space="preserve">O </w:t>
+      </w:r>
+      <w:r>
+        <w:rPr>
+          <w:u w:val="single"/>
+          <w:lang w:val="pt-BR" w:eastAsia="pt-BR"/>
+        </w:rPr>
+        <w:t>Requerimento Administrativo</w:t>
+      </w:r>
+      <w:r>
+        <w:rPr>
+          <w:lang w:val="pt-BR" w:eastAsia="pt-BR"/>
+        </w:rPr>
+        <w:t xml:space="preserve"> representa a provocação realizada previamente perante a Administração quando pertinente ao caso modelado. Esse evento pode resultar nas </w:t>
+      </w:r>
+      <w:proofErr w:type="spellStart"/>
+      <w:r>
+        <w:rPr>
+          <w:rFonts w:ascii="Courier New" w:hAnsi="Courier New" w:cs="Courier New"/>
+          <w:lang w:val="pt-BR" w:eastAsia="pt-BR"/>
+        </w:rPr>
+        <w:t>situations</w:t>
+      </w:r>
+      <w:proofErr w:type="spellEnd"/>
+      <w:r>
+        <w:rPr>
+          <w:lang w:val="pt-BR" w:eastAsia="pt-BR"/>
+        </w:rPr>
+        <w:t xml:space="preserve"> </w:t>
+      </w:r>
+      <w:r>
+        <w:rPr>
+          <w:u w:val="single"/>
+          <w:lang w:val="pt-BR" w:eastAsia="pt-BR"/>
+        </w:rPr>
+        <w:t>Indeferimento Administrativo</w:t>
+      </w:r>
+      <w:r>
+        <w:rPr>
+          <w:lang w:val="pt-BR" w:eastAsia="pt-BR"/>
+        </w:rPr>
+        <w:t xml:space="preserve"> e </w:t>
+      </w:r>
+      <w:r>
+        <w:rPr>
+          <w:u w:val="single"/>
+          <w:lang w:val="pt-BR" w:eastAsia="pt-BR"/>
+        </w:rPr>
+        <w:t>Resistência Administrativa</w:t>
+      </w:r>
+      <w:r>
+        <w:rPr>
+          <w:lang w:val="pt-BR" w:eastAsia="pt-BR"/>
+        </w:rPr>
+        <w:t xml:space="preserve">, ou apresentar uma situação de </w:t>
+      </w:r>
+      <w:r>
+        <w:rPr>
+          <w:u w:val="single"/>
+          <w:lang w:val="pt-BR" w:eastAsia="pt-BR"/>
+        </w:rPr>
+        <w:t>Demora Excessiva</w:t>
+      </w:r>
+      <w:r>
+        <w:rPr>
+          <w:lang w:val="pt-BR" w:eastAsia="pt-BR"/>
+        </w:rPr>
+        <w:t xml:space="preserve">. No modelo, essas situações evidenciam a </w:t>
+      </w:r>
+      <w:proofErr w:type="spellStart"/>
+      <w:r>
+        <w:rPr>
+          <w:rFonts w:ascii="Courier New" w:hAnsi="Courier New" w:cs="Courier New"/>
+          <w:lang w:val="pt-BR" w:eastAsia="pt-BR"/>
+        </w:rPr>
+        <w:t>intention</w:t>
+      </w:r>
+      <w:proofErr w:type="spellEnd"/>
+      <w:r>
+        <w:rPr>
+          <w:lang w:val="pt-BR" w:eastAsia="pt-BR"/>
+        </w:rPr>
+        <w:t xml:space="preserve"> </w:t>
+      </w:r>
+      <w:r>
+        <w:rPr>
+          <w:u w:val="single"/>
+          <w:lang w:val="pt-BR" w:eastAsia="pt-BR"/>
+        </w:rPr>
+        <w:t>Interesse de Agir</w:t>
+      </w:r>
+      <w:r>
+        <w:rPr>
+          <w:lang w:val="pt-BR" w:eastAsia="pt-BR"/>
+        </w:rPr>
+        <w:t>, permitindo representar circunstâncias que demonstram a necessidade de atuação jurisdicional. O requerimento administrativo também é relacionado ao processo como evento que pode antecedê-lo, sem que essa estrutura signifique que todo processo necessariamente dependa de requerimento administrativo prévio.</w:t>
+      </w:r>
+    </w:p>
+    <w:p>
+      <w:pPr>
+        <w:pStyle w:val="Corpodetexto"/>
+        <w:spacing w:line="312" w:lineRule="auto"/>
+        <w:ind w:left="282" w:right="116" w:firstLine="737"/>
+        <w:jc w:val="both"/>
+        <w:rPr>
+          <w:lang w:val="pt-BR" w:eastAsia="pt-BR"/>
+        </w:rPr>
+      </w:pPr>
+      <w:r>
+        <w:rPr>
+          <w:lang w:val="pt-BR" w:eastAsia="pt-BR"/>
+        </w:rPr>
+        <w:t xml:space="preserve">A competência propriamente dita é representada pelo </w:t>
+      </w:r>
+      <w:r>
+        <w:rPr>
+          <w:rFonts w:ascii="Courier New" w:hAnsi="Courier New" w:cs="Courier New"/>
+          <w:lang w:val="pt-BR" w:eastAsia="pt-BR"/>
+        </w:rPr>
+        <w:t>relator</w:t>
+      </w:r>
+      <w:r>
+        <w:rPr>
+          <w:lang w:val="pt-BR" w:eastAsia="pt-BR"/>
+        </w:rPr>
+        <w:t xml:space="preserve"> </w:t>
+      </w:r>
+      <w:r>
+        <w:rPr>
+          <w:u w:val="single"/>
+          <w:lang w:val="pt-BR" w:eastAsia="pt-BR"/>
+        </w:rPr>
+        <w:t>Competência Jurisdicional</w:t>
+      </w:r>
+      <w:r>
+        <w:rPr>
+          <w:lang w:val="pt-BR" w:eastAsia="pt-BR"/>
+        </w:rPr>
+        <w:t xml:space="preserve">. Esse relator conecta o </w:t>
+      </w:r>
+      <w:r>
+        <w:rPr>
+          <w:u w:val="single"/>
+          <w:lang w:val="pt-BR" w:eastAsia="pt-BR"/>
+        </w:rPr>
+        <w:t>Processo Cabível no JEF</w:t>
+      </w:r>
+      <w:r>
+        <w:rPr>
+          <w:lang w:val="pt-BR" w:eastAsia="pt-BR"/>
+        </w:rPr>
+        <w:t xml:space="preserve"> </w:t>
+      </w:r>
+      <w:r>
+        <w:rPr>
+          <w:lang w:val="pt-BR" w:eastAsia="pt-BR"/>
+        </w:rPr>
+        <w:t xml:space="preserve">ao </w:t>
+      </w:r>
+      <w:r>
+        <w:rPr>
+          <w:u w:val="single"/>
+          <w:lang w:val="pt-BR" w:eastAsia="pt-BR"/>
+        </w:rPr>
+        <w:t>JEF Competente</w:t>
+      </w:r>
+      <w:r>
+        <w:rPr>
+          <w:lang w:val="pt-BR" w:eastAsia="pt-BR"/>
+        </w:rPr>
+        <w:t xml:space="preserve">, explicitando a relação pela qual determinado processo pode ser submetido a um Juizado Especial Federal específico. O </w:t>
+      </w:r>
+      <w:r>
+        <w:rPr>
+          <w:u w:val="single"/>
+          <w:lang w:val="pt-BR" w:eastAsia="pt-BR"/>
+        </w:rPr>
+        <w:t>Processo Cabível no JEF</w:t>
+      </w:r>
+      <w:r>
+        <w:rPr>
+          <w:lang w:val="pt-BR" w:eastAsia="pt-BR"/>
+        </w:rPr>
+        <w:t xml:space="preserve"> é modelado como </w:t>
+      </w:r>
+      <w:r>
+        <w:rPr>
+          <w:rFonts w:ascii="Courier New" w:hAnsi="Courier New" w:cs="Courier New"/>
+          <w:lang w:val="pt-BR" w:eastAsia="pt-BR"/>
+        </w:rPr>
+        <w:t>role</w:t>
+      </w:r>
+      <w:r>
+        <w:rPr>
+          <w:lang w:val="pt-BR" w:eastAsia="pt-BR"/>
+        </w:rPr>
+        <w:t xml:space="preserve"> de </w:t>
+      </w:r>
+      <w:r>
+        <w:rPr>
+          <w:u w:val="single"/>
+          <w:lang w:val="pt-BR" w:eastAsia="pt-BR"/>
+        </w:rPr>
+        <w:t>Processo Judicial Federal</w:t>
+      </w:r>
+      <w:r>
+        <w:rPr>
+          <w:lang w:val="pt-BR" w:eastAsia="pt-BR"/>
+        </w:rPr>
+        <w:t>, evidenciando que o cabimento perante o Juizado depende das condições presentes no contexto da demanda.</w:t>
+      </w:r>
+    </w:p>
+    <w:p>
+      <w:pPr>
+        <w:pStyle w:val="Corpodetexto"/>
+        <w:spacing w:line="312" w:lineRule="auto"/>
+        <w:ind w:left="282" w:right="116" w:firstLine="737"/>
+        <w:jc w:val="both"/>
+        <w:rPr>
+          <w:lang w:val="pt-BR" w:eastAsia="pt-BR"/>
+        </w:rPr>
+      </w:pPr>
+      <w:r>
+        <w:rPr>
+          <w:lang w:val="pt-BR" w:eastAsia="pt-BR"/>
+        </w:rPr>
+        <w:t xml:space="preserve">O </w:t>
+      </w:r>
+      <w:r>
+        <w:rPr>
+          <w:u w:val="single"/>
+          <w:lang w:val="pt-BR" w:eastAsia="pt-BR"/>
+        </w:rPr>
+        <w:t>JEF Competente</w:t>
+      </w:r>
+      <w:r>
+        <w:rPr>
+          <w:lang w:val="pt-BR" w:eastAsia="pt-BR"/>
+        </w:rPr>
+        <w:t xml:space="preserve">, por sua vez, é representado como </w:t>
+      </w:r>
+      <w:r>
+        <w:rPr>
+          <w:rFonts w:ascii="Courier New" w:hAnsi="Courier New" w:cs="Courier New"/>
+          <w:lang w:val="pt-BR" w:eastAsia="pt-BR"/>
+        </w:rPr>
+        <w:t>role</w:t>
+      </w:r>
+      <w:r>
+        <w:rPr>
+          <w:lang w:val="pt-BR" w:eastAsia="pt-BR"/>
+        </w:rPr>
+        <w:t xml:space="preserve"> de </w:t>
+      </w:r>
+      <w:r>
+        <w:rPr>
+          <w:u w:val="single"/>
+          <w:lang w:val="pt-BR" w:eastAsia="pt-BR"/>
+        </w:rPr>
+        <w:t>Juizado Especial Federal</w:t>
+      </w:r>
+      <w:r>
+        <w:rPr>
+          <w:lang w:val="pt-BR" w:eastAsia="pt-BR"/>
+        </w:rPr>
+        <w:t xml:space="preserve">, </w:t>
+      </w:r>
+      <w:r>
+        <w:rPr>
+          <w:rFonts w:ascii="Courier New" w:hAnsi="Courier New" w:cs="Courier New"/>
+          <w:lang w:val="pt-BR" w:eastAsia="pt-BR"/>
+        </w:rPr>
+        <w:t>s</w:t>
+      </w:r>
+      <w:proofErr w:type="spellStart"/>
+      <w:r>
+        <w:rPr>
+          <w:rFonts w:ascii="Courier New" w:hAnsi="Courier New" w:cs="Courier New"/>
+          <w:lang w:val="pt-BR" w:eastAsia="pt-BR"/>
+        </w:rPr>
+        <w:t>ubkind</w:t>
+      </w:r>
+      <w:proofErr w:type="spellEnd"/>
+      <w:r>
+        <w:rPr>
+          <w:lang w:val="pt-BR" w:eastAsia="pt-BR"/>
+        </w:rPr>
+        <w:t xml:space="preserve"> de </w:t>
+      </w:r>
+      <w:r>
+        <w:rPr>
+          <w:u w:val="single"/>
+          <w:lang w:val="pt-BR" w:eastAsia="pt-BR"/>
+        </w:rPr>
+        <w:t>Órgão Judicial</w:t>
+      </w:r>
+      <w:r>
+        <w:rPr>
+          <w:lang w:val="pt-BR" w:eastAsia="pt-BR"/>
+        </w:rPr>
+        <w:t xml:space="preserve">. O papel de </w:t>
+      </w:r>
+      <w:r>
+        <w:rPr>
+          <w:u w:val="single"/>
+          <w:lang w:val="pt-BR" w:eastAsia="pt-BR"/>
+        </w:rPr>
+        <w:t>JEF Competente</w:t>
+      </w:r>
+      <w:r>
+        <w:rPr>
+          <w:lang w:val="pt-BR" w:eastAsia="pt-BR"/>
+        </w:rPr>
+        <w:t xml:space="preserve"> é caracterizado pelo </w:t>
+      </w:r>
+      <w:proofErr w:type="spellStart"/>
+      <w:r>
+        <w:rPr>
+          <w:rFonts w:ascii="Courier New" w:hAnsi="Courier New" w:cs="Courier New"/>
+          <w:lang w:val="pt-BR" w:eastAsia="pt-BR"/>
+        </w:rPr>
+        <w:t>mode</w:t>
+      </w:r>
+      <w:proofErr w:type="spellEnd"/>
+      <w:r>
+        <w:rPr>
+          <w:lang w:val="pt-BR" w:eastAsia="pt-BR"/>
+        </w:rPr>
+        <w:t xml:space="preserve"> </w:t>
+      </w:r>
+      <w:r>
+        <w:rPr>
+          <w:u w:val="single"/>
+          <w:lang w:val="pt-BR" w:eastAsia="pt-BR"/>
+        </w:rPr>
+        <w:t>Poder Jurisdicional</w:t>
+      </w:r>
+      <w:r>
+        <w:rPr>
+          <w:lang w:val="pt-BR" w:eastAsia="pt-BR"/>
+        </w:rPr>
+        <w:t>, representando o poder atribuído ao órgão para apreciar e decidir a demanda dentro de sua esfera de competência.</w:t>
+      </w:r>
+    </w:p>
+    <w:p>
+      <w:pPr>
+        <w:pStyle w:val="Corpodetexto"/>
+        <w:spacing w:line="312" w:lineRule="auto"/>
+        <w:ind w:left="282" w:right="116" w:firstLine="737"/>
+        <w:jc w:val="both"/>
+        <w:rPr>
+          <w:lang w:val="pt-BR" w:eastAsia="pt-BR"/>
+        </w:rPr>
+      </w:pPr>
+      <w:r>
+        <w:rPr>
+          <w:lang w:val="pt-BR" w:eastAsia="pt-BR"/>
+        </w:rPr>
+        <w:t xml:space="preserve">Por fim, a determinação dessa competência é vinculada à estrutura normativa. O </w:t>
+      </w:r>
+      <w:proofErr w:type="spellStart"/>
+      <w:r>
+        <w:rPr>
+          <w:rFonts w:ascii="Courier New" w:hAnsi="Courier New" w:cs="Courier New"/>
+          <w:lang w:val="pt-BR" w:eastAsia="pt-BR"/>
+        </w:rPr>
+        <w:t>kind</w:t>
+      </w:r>
+      <w:proofErr w:type="spellEnd"/>
+      <w:r>
+        <w:rPr>
+          <w:lang w:val="pt-BR" w:eastAsia="pt-BR"/>
+        </w:rPr>
+        <w:t xml:space="preserve"> </w:t>
+      </w:r>
+      <w:r>
+        <w:rPr>
+          <w:u w:val="single"/>
+          <w:lang w:val="pt-BR" w:eastAsia="pt-BR"/>
+        </w:rPr>
+        <w:t>Norma Jurídica</w:t>
+      </w:r>
+      <w:r>
+        <w:rPr>
+          <w:lang w:val="pt-BR" w:eastAsia="pt-BR"/>
+        </w:rPr>
+        <w:t xml:space="preserve"> é especializado em </w:t>
+      </w:r>
+      <w:r>
+        <w:rPr>
+          <w:u w:val="single"/>
+          <w:lang w:val="pt-BR" w:eastAsia="pt-BR"/>
+        </w:rPr>
+        <w:t>Regra Jurídica</w:t>
+      </w:r>
+      <w:r>
+        <w:rPr>
+          <w:lang w:val="pt-BR" w:eastAsia="pt-BR"/>
+        </w:rPr>
+        <w:t xml:space="preserve"> e, posteriormente, em </w:t>
+      </w:r>
+      <w:r>
+        <w:rPr>
+          <w:u w:val="single"/>
+          <w:lang w:val="pt-BR" w:eastAsia="pt-BR"/>
+        </w:rPr>
+        <w:t>Regra de Competência</w:t>
+      </w:r>
+      <w:r>
+        <w:rPr>
+          <w:lang w:val="pt-BR" w:eastAsia="pt-BR"/>
+        </w:rPr>
+        <w:t xml:space="preserve">. No modelo, a </w:t>
+      </w:r>
+      <w:r>
+        <w:rPr>
+          <w:u w:val="single"/>
+          <w:lang w:val="pt-BR" w:eastAsia="pt-BR"/>
+        </w:rPr>
+        <w:t>Regra de Competência</w:t>
+      </w:r>
+      <w:r>
+        <w:rPr>
+          <w:lang w:val="pt-BR" w:eastAsia="pt-BR"/>
+        </w:rPr>
+        <w:t xml:space="preserve"> define a </w:t>
+      </w:r>
+      <w:r>
+        <w:rPr>
+          <w:u w:val="single"/>
+          <w:lang w:val="pt-BR" w:eastAsia="pt-BR"/>
+        </w:rPr>
+        <w:t>Competência Jurisdicional</w:t>
+      </w:r>
+      <w:r>
+        <w:rPr>
+          <w:lang w:val="pt-BR" w:eastAsia="pt-BR"/>
+        </w:rPr>
+        <w:t>, tornando explícita a dependência entre a atribuição de competência ao órgão judicial e as normas jurídicas aplicáveis ao caso.</w:t>
+      </w:r>
+    </w:p>
+    <w:p>
+      <w:pPr>
+        <w:pStyle w:val="Corpodetexto"/>
+        <w:spacing w:line="312" w:lineRule="auto"/>
+        <w:ind w:left="282" w:right="116" w:firstLine="737"/>
+        <w:jc w:val="both"/>
+        <w:rPr>
+          <w:lang w:val="pt-BR" w:eastAsia="pt-BR"/>
+        </w:rPr>
+      </w:pPr>
+      <w:r>
+        <w:rPr>
+          <w:lang w:val="pt-BR" w:eastAsia="pt-BR"/>
+        </w:rPr>
+        <w:t>Dessa forma, o diagrama integra em uma mesma estrutura os elementos relacionados ao cabimento da demanda, às partes, à documentação, ao interesse de agir e à competência jurisdicional. Esses conceitos fornecem suporte especialmente às Questões de Competência relacionadas à possibilidade de ajuizamento perante o JEF, à identificação da entidade federal demandada, à documentação necessária e à determinação do órgão competente</w:t>
+      </w:r>
+      <w:r>
+        <w:rPr>
+          <w:lang w:val="pt-BR" w:eastAsia="pt-BR"/>
+        </w:rPr>
+        <w:t>.</w:t>
+      </w:r>
+      <w:bookmarkStart w:id="54" w:name="_GoBack"/>
+      <w:bookmarkEnd w:id="54"/>
+    </w:p>
+    <w:p>
+      <w:pPr>
+        <w:pStyle w:val="Corpodetexto"/>
+        <w:spacing w:before="100"/>
+        <w:ind w:right="147" w:firstLine="272"/>
+        <w:jc w:val="center"/>
+      </w:pPr>
+      <w:r>
+        <w:t xml:space="preserve">Figura 11. Diagrama de </w:t>
+      </w:r>
+      <w:r>
+        <w:t>Competência</w:t>
+      </w:r>
+      <w:r>
+        <w:t>.</w:t>
+      </w:r>
+    </w:p>
+    <w:p>
+      <w:pPr>
+        <w:pStyle w:val="Corpodetexto"/>
+        <w:spacing w:line="312" w:lineRule="auto"/>
+        <w:ind w:right="116"/>
+        <w:jc w:val="both"/>
+        <w:rPr>
+          <w:lang w:val="pt-BR" w:eastAsia="pt-BR"/>
+        </w:rPr>
+      </w:pPr>
+      <w:r>
+        <w:rPr>
+          <w:noProof/>
+        </w:rPr>
+        <w:lastRenderedPageBreak/>
+        <w:drawing>
+          <wp:inline distT="0" distB="0" distL="0" distR="0" wp14:anchorId="4EE0E46C" wp14:editId="4402A2A0">
+            <wp:extent cx="6033135" cy="3128645"/>
+            <wp:effectExtent l="0" t="0" r="5715" b="0"/>
+            <wp:docPr id="24" name="Imagem 24" descr="competencia-jef"/>
+            <wp:cNvGraphicFramePr>
+              <a:graphicFrameLocks xmlns:a="http://schemas.openxmlformats.org/drawingml/2006/main" noChangeAspect="1"/>
+            </wp:cNvGraphicFramePr>
+            <a:graphic xmlns:a="http://schemas.openxmlformats.org/drawingml/2006/main">
+              <a:graphicData uri="http://schemas.openxmlformats.org/drawingml/2006/picture">
+                <pic:pic xmlns:pic="http://schemas.openxmlformats.org/drawingml/2006/picture">
+                  <pic:nvPicPr>
+                    <pic:cNvPr id="0" name="rmiz-modal-img-1e28abcfa33d" descr="competencia-jef"/>
+                    <pic:cNvPicPr>
+                      <a:picLocks noChangeAspect="1" noChangeArrowheads="1"/>
+                    </pic:cNvPicPr>
+                  </pic:nvPicPr>
+                  <pic:blipFill>
+                    <a:blip r:embed="rId36" cstate="print">
+                      <a:extLst>
+                        <a:ext uri="{28A0092B-C50C-407E-A947-70E740481C1C}">
+                          <a14:useLocalDpi xmlns:a14="http://schemas.microsoft.com/office/drawing/2010/main" val="0"/>
+                        </a:ext>
+                      </a:extLst>
+                    </a:blip>
+                    <a:srcRect/>
+                    <a:stretch>
+                      <a:fillRect/>
+                    </a:stretch>
+                  </pic:blipFill>
+                  <pic:spPr bwMode="auto">
+                    <a:xfrm>
+                      <a:off x="0" y="0"/>
+                      <a:ext cx="6033135" cy="3128645"/>
+                    </a:xfrm>
+                    <a:prstGeom prst="rect">
+                      <a:avLst/>
+                    </a:prstGeom>
+                    <a:noFill/>
+                    <a:ln>
+                      <a:noFill/>
+                    </a:ln>
+                  </pic:spPr>
+                </pic:pic>
+              </a:graphicData>
+            </a:graphic>
+          </wp:inline>
+        </w:drawing>
+      </w:r>
+    </w:p>
+    <w:p>
+      <w:pPr>
+        <w:pStyle w:val="Corpodetexto"/>
+        <w:spacing w:line="312" w:lineRule="auto"/>
+        <w:ind w:right="116"/>
+        <w:jc w:val="center"/>
+        <w:rPr>
+          <w:lang w:val="pt-BR" w:eastAsia="pt-BR"/>
+        </w:rPr>
+      </w:pPr>
+      <w:r>
+        <w:rPr>
+          <w:w w:val="105"/>
+        </w:rPr>
+        <w:t>Fonte: elaborado pelo autor (2026)</w:t>
+      </w:r>
+    </w:p>
+    <w:p>
+      <w:pPr>
+        <w:pStyle w:val="Corpodetexto"/>
+        <w:spacing w:line="312" w:lineRule="auto"/>
+        <w:ind w:right="116"/>
+        <w:jc w:val="both"/>
+        <w:rPr>
+          <w:lang w:val="pt-BR" w:eastAsia="pt-BR"/>
+        </w:rPr>
+      </w:pPr>
     </w:p>
     <w:p>
       <w:pPr>
@@ -23057,12 +22967,11 @@
         <w:spacing w:before="2"/>
         <w:ind w:left="737" w:hanging="737"/>
       </w:pPr>
-      <w:r>
-        <w:t xml:space="preserve">Pacote </w:t>
-      </w:r>
-      <w:r>
-        <w:t>Procedimental</w:t>
-      </w:r>
+      <w:bookmarkStart w:id="55" w:name="_Toc243053032"/>
+      <w:r>
+        <w:t>Pacote Procedimental</w:t>
+      </w:r>
+      <w:bookmarkEnd w:id="55"/>
       <w:r>
         <w:br/>
       </w:r>
@@ -23073,29 +22982,23 @@
         <w:spacing w:line="312" w:lineRule="auto"/>
         <w:ind w:left="282" w:right="116" w:firstLine="737"/>
         <w:jc w:val="both"/>
-        <w:rPr>
-          <w:lang w:val="pt-BR" w:eastAsia="pt-BR"/>
-        </w:rPr>
-      </w:pPr>
-      <w:r>
-        <w:t xml:space="preserve">Esta seção apresenta </w:t>
-      </w:r>
-      <w:r>
-        <w:t xml:space="preserve">os </w:t>
-      </w:r>
-      <w:r>
-        <w:rPr>
-          <w:rStyle w:val="Forte"/>
-          <w:b w:val="0"/>
-          <w:bCs w:val="0"/>
-        </w:rPr>
-        <w:t>15 diagramas de classes</w:t>
-      </w:r>
-      <w:r>
-        <w:t xml:space="preserve"> que</w:t>
-      </w:r>
-      <w:r>
-        <w:t xml:space="preserve"> compõem a ontologia de referência do Juizado Especial Federal Cível. Os modelos são apresentados de forma progressiva, partindo dos elementos estruturais do domínio, como organizações, sujeitos e papéis processuais, e avançando para os elementos relacionados à formação e ao desenvolvimento da demanda, à produção de provas, ao julgamento, aos recursos e ao cumprimento da decisão</w:t>
+      </w:pPr>
+      <w:r>
+        <w:t>O pacote Procedimental reúne os modelos responsáveis pela representação da dinâmica do processo no Juizado Especial Federal Cível. Diferentemente do pacote Estrutural, que concentra os sujeitos, papéis, organizações e relações mais estáveis do domínio, este pacote representa os principais acontecimentos, documentos, relações e situações que surgem ao longo da tramitação da demanda.</w:t>
+      </w:r>
+    </w:p>
+    <w:p>
+      <w:pPr>
+        <w:pStyle w:val="Corpodetexto"/>
+        <w:spacing w:line="312" w:lineRule="auto"/>
+        <w:ind w:left="282" w:right="116" w:firstLine="737"/>
+        <w:jc w:val="both"/>
+        <w:rPr>
+          <w:lang w:val="pt-BR" w:eastAsia="pt-BR"/>
+        </w:rPr>
+      </w:pPr>
+      <w:r>
+        <w:t>O pacote é composto pelos diagramas Demanda, Causa e Pedido, Procedimentos, Instauração, Contestação, Conciliação, Produção de Prova, Análise Probatória e Julgamento, Sentença, Recursos e Cumprimento e Encerramento. Em conjunto, esses modelos representam o percurso processual contemplado pela ontologia, desde a formulação e o ajuizamento da demanda até os possíveis desdobramentos decorrentes da decisão judicial, incluindo a interposição de recurso e o cumprimento da obrigação reconhecida</w:t>
       </w:r>
       <w:r>
         <w:rPr>
@@ -23103,19 +23006,6 @@
         </w:rPr>
         <w:t>.</w:t>
       </w:r>
-      <w:r>
-        <w:rPr>
-          <w:lang w:val="pt-BR" w:eastAsia="pt-BR"/>
-        </w:rPr>
-        <w:br/>
-      </w:r>
-    </w:p>
-    <w:p>
-      <w:pPr>
-        <w:pStyle w:val="Corpodetexto"/>
-        <w:spacing w:line="312" w:lineRule="auto"/>
-        <w:jc w:val="both"/>
-      </w:pPr>
     </w:p>
     <w:p>
       <w:pPr>
@@ -28441,6 +28331,7 @@
         <w:jc w:val="left"/>
       </w:pPr>
       <w:r>
+        <w:lastRenderedPageBreak/>
         <w:t>4.</w:t>
       </w:r>
       <w:r>
@@ -29047,9 +28938,9 @@
         </w:tabs>
         <w:ind w:left="825" w:hanging="543"/>
       </w:pPr>
-      <w:bookmarkStart w:id="54" w:name="Conclusão"/>
-      <w:bookmarkStart w:id="55" w:name="_bookmark11"/>
-      <w:bookmarkStart w:id="56" w:name="_Toc242902152"/>
+      <w:bookmarkStart w:id="56" w:name="Conclusão"/>
+      <w:bookmarkStart w:id="57" w:name="_bookmark11"/>
+      <w:bookmarkStart w:id="58" w:name="_Toc243053033"/>
       <w:r>
         <w:rPr>
           <w:spacing w:val="-5"/>
@@ -29057,9 +28948,9 @@
         <w:lastRenderedPageBreak/>
         <w:t>Conclusão</w:t>
       </w:r>
-      <w:bookmarkEnd w:id="54"/>
-      <w:bookmarkEnd w:id="55"/>
       <w:bookmarkEnd w:id="56"/>
+      <w:bookmarkEnd w:id="57"/>
+      <w:bookmarkEnd w:id="58"/>
     </w:p>
     <w:p>
       <w:pPr>
@@ -29103,9 +28994,9 @@
         </w:tabs>
         <w:ind w:left="1019" w:hanging="737"/>
       </w:pPr>
-      <w:bookmarkStart w:id="57" w:name="Considerações_Finais"/>
-      <w:bookmarkStart w:id="58" w:name="_bookmark12"/>
-      <w:bookmarkStart w:id="59" w:name="_Toc242902153"/>
+      <w:bookmarkStart w:id="59" w:name="Considerações_Finais"/>
+      <w:bookmarkStart w:id="60" w:name="_bookmark12"/>
+      <w:bookmarkStart w:id="61" w:name="_Toc243053034"/>
       <w:r>
         <w:rPr>
           <w:w w:val="85"/>
@@ -29124,9 +29015,9 @@
         </w:rPr>
         <w:t>Finais</w:t>
       </w:r>
-      <w:bookmarkEnd w:id="57"/>
-      <w:bookmarkEnd w:id="58"/>
       <w:bookmarkEnd w:id="59"/>
+      <w:bookmarkEnd w:id="60"/>
+      <w:bookmarkEnd w:id="61"/>
     </w:p>
     <w:p>
       <w:pPr>
@@ -29481,9 +29372,9 @@
         </w:tabs>
         <w:ind w:left="1019" w:hanging="737"/>
       </w:pPr>
-      <w:bookmarkStart w:id="60" w:name="Trabalhos_Futuros"/>
-      <w:bookmarkStart w:id="61" w:name="_bookmark13"/>
-      <w:bookmarkStart w:id="62" w:name="_Toc242902154"/>
+      <w:bookmarkStart w:id="62" w:name="Trabalhos_Futuros"/>
+      <w:bookmarkStart w:id="63" w:name="_bookmark13"/>
+      <w:bookmarkStart w:id="64" w:name="_Toc243053035"/>
       <w:r>
         <w:rPr>
           <w:w w:val="90"/>
@@ -29503,9 +29394,9 @@
         </w:rPr>
         <w:t>Futuros</w:t>
       </w:r>
-      <w:bookmarkEnd w:id="60"/>
-      <w:bookmarkEnd w:id="61"/>
       <w:bookmarkEnd w:id="62"/>
+      <w:bookmarkEnd w:id="63"/>
+      <w:bookmarkEnd w:id="64"/>
     </w:p>
     <w:p>
       <w:pPr>
@@ -29693,7 +29584,7 @@
         <w:spacing w:before="174"/>
         <w:ind w:left="15" w:right="20"/>
       </w:pPr>
-      <w:bookmarkStart w:id="63" w:name="_Toc242902161"/>
+      <w:bookmarkStart w:id="65" w:name="_Toc243053036"/>
       <w:r>
         <w:rPr>
           <w:spacing w:val="-2"/>
@@ -29701,7 +29592,7 @@
         </w:rPr>
         <w:t>Referências</w:t>
       </w:r>
-      <w:bookmarkEnd w:id="63"/>
+      <w:bookmarkEnd w:id="65"/>
     </w:p>
     <w:p>
       <w:pPr>
@@ -29721,9 +29612,9 @@
           <w:sz w:val="24"/>
         </w:rPr>
       </w:pPr>
-      <w:bookmarkStart w:id="64" w:name="Referências"/>
-      <w:bookmarkStart w:id="65" w:name="_bookmark38"/>
-      <w:bookmarkStart w:id="66" w:name="_bookmark39"/>
+      <w:bookmarkStart w:id="66" w:name="Referências"/>
+      <w:bookmarkStart w:id="67" w:name="_bookmark38"/>
+      <w:bookmarkStart w:id="68" w:name="_bookmark39"/>
       <w:r>
         <w:rPr>
           <w:sz w:val="24"/>
@@ -30281,9 +30172,9 @@
         </w:rPr>
         <w:t>.</w:t>
       </w:r>
-      <w:bookmarkEnd w:id="64"/>
-      <w:bookmarkEnd w:id="65"/>
       <w:bookmarkEnd w:id="66"/>
+      <w:bookmarkEnd w:id="67"/>
+      <w:bookmarkEnd w:id="68"/>
     </w:p>
     <w:p>
       <w:pPr>
@@ -30293,7 +30184,7 @@
           <w:sz w:val="24"/>
         </w:rPr>
       </w:pPr>
-      <w:bookmarkStart w:id="67" w:name="_bookmark40"/>
+      <w:bookmarkStart w:id="69" w:name="_bookmark40"/>
       <w:r>
         <w:rPr>
           <w:w w:val="105"/>
@@ -30392,7 +30283,7 @@
         </w:rPr>
         <w:t>.</w:t>
       </w:r>
-      <w:bookmarkEnd w:id="67"/>
+      <w:bookmarkEnd w:id="69"/>
     </w:p>
     <w:p>
       <w:pPr>
@@ -30402,7 +30293,7 @@
           <w:sz w:val="24"/>
         </w:rPr>
       </w:pPr>
-      <w:bookmarkStart w:id="68" w:name="_bookmark41"/>
+      <w:bookmarkStart w:id="70" w:name="_bookmark41"/>
       <w:r>
         <w:rPr>
           <w:w w:val="105"/>
@@ -30564,7 +30455,7 @@
         </w:rPr>
         <w:t>.</w:t>
       </w:r>
-      <w:bookmarkEnd w:id="68"/>
+      <w:bookmarkEnd w:id="70"/>
     </w:p>
     <w:p>
       <w:pPr>
@@ -30577,7 +30468,7 @@
           <w:sz w:val="24"/>
         </w:rPr>
       </w:pPr>
-      <w:bookmarkStart w:id="69" w:name="_bookmark42"/>
+      <w:bookmarkStart w:id="71" w:name="_bookmark42"/>
       <w:r>
         <w:rPr>
           <w:sz w:val="24"/>
@@ -30892,7 +30783,7 @@
         </w:rPr>
         <w:t xml:space="preserve">Experience (online first: </w:t>
       </w:r>
-      <w:hyperlink r:id="rId32">
+      <w:hyperlink r:id="rId37">
         <w:r>
           <w:rPr>
             <w:rFonts w:ascii="Palatino Linotype" w:hAnsi="Palatino Linotype"/>
@@ -31024,7 +30915,7 @@
         </w:rPr>
         <w:t>.</w:t>
       </w:r>
-      <w:bookmarkEnd w:id="69"/>
+      <w:bookmarkEnd w:id="71"/>
     </w:p>
     <w:p>
       <w:pPr>
@@ -31033,8 +30924,8 @@
           <w:sz w:val="24"/>
         </w:rPr>
         <w:sectPr>
-          <w:headerReference w:type="even" r:id="rId33"/>
-          <w:headerReference w:type="default" r:id="rId34"/>
+          <w:headerReference w:type="even" r:id="rId38"/>
+          <w:headerReference w:type="default" r:id="rId39"/>
           <w:pgSz w:w="11910" w:h="16840"/>
           <w:pgMar w:top="1380" w:right="992" w:bottom="280" w:left="1559" w:header="994" w:footer="0" w:gutter="0"/>
           <w:cols w:space="720"/>
@@ -31116,9 +31007,9 @@
           <w:sz w:val="49"/>
         </w:rPr>
       </w:pPr>
-      <w:bookmarkStart w:id="70" w:name="Apêndices"/>
-      <w:bookmarkStart w:id="71" w:name="_bookmark43"/>
-      <w:bookmarkStart w:id="72" w:name="_bookmark44"/>
+      <w:bookmarkStart w:id="72" w:name="Apêndices"/>
+      <w:bookmarkStart w:id="73" w:name="_bookmark43"/>
+      <w:bookmarkStart w:id="74" w:name="_bookmark44"/>
       <w:r>
         <w:rPr>
           <w:rFonts w:ascii="Tahoma" w:hAnsi="Tahoma"/>
@@ -31127,14 +31018,14 @@
         </w:rPr>
         <w:t>Apêndices</w:t>
       </w:r>
-      <w:bookmarkEnd w:id="70"/>
-      <w:bookmarkEnd w:id="71"/>
       <w:bookmarkEnd w:id="72"/>
+      <w:bookmarkEnd w:id="73"/>
+      <w:bookmarkEnd w:id="74"/>
     </w:p>
     <w:sectPr>
-      <w:headerReference w:type="even" r:id="rId35"/>
-      <w:headerReference w:type="default" r:id="rId36"/>
-      <w:footerReference w:type="even" r:id="rId37"/>
+      <w:headerReference w:type="even" r:id="rId40"/>
+      <w:headerReference w:type="default" r:id="rId41"/>
+      <w:footerReference w:type="even" r:id="rId42"/>
       <w:pgSz w:w="11910" w:h="16840"/>
       <w:pgMar w:top="1920" w:right="992" w:bottom="280" w:left="1559" w:header="0" w:footer="0" w:gutter="0"/>
       <w:cols w:space="720"/>
@@ -35782,6 +35673,7 @@
     <w:rsid w:val="00CD102F"/>
     <w:rsid w:val="00DE37A6"/>
     <w:rsid w:val="00E30DFA"/>
+    <w:rsid w:val="00F17757"/>
   </w:rsids>
   <m:mathPr>
     <m:mathFont m:val="Cambria Math"/>
@@ -36562,7 +36454,7 @@
 </file>
 
 <file path=customXml/itemProps1.xml><?xml version="1.0" encoding="utf-8"?>
-<ds:datastoreItem xmlns:ds="http://schemas.openxmlformats.org/officeDocument/2006/customXml" ds:itemID="{37E71A14-2890-44D5-A0E9-8D66378D04C7}">
+<ds:datastoreItem xmlns:ds="http://schemas.openxmlformats.org/officeDocument/2006/customXml" ds:itemID="{E1FAAA84-507D-48B1-8DF1-283FADF046F0}">
   <ds:schemaRefs>
     <ds:schemaRef ds:uri="http://schemas.openxmlformats.org/officeDocument/2006/bibliography"/>
   </ds:schemaRefs>

--- a/backup/tcc-jec.docx
+++ b/backup/tcc-jec.docx
@@ -22842,6 +22842,7 @@
       </w:pPr>
       <w:r>
         <w:rPr>
+          <w:noProof/>
           <w:lang w:val="pt-BR" w:eastAsia="pt-BR"/>
         </w:rPr>
         <w:lastRenderedPageBreak/>
@@ -24282,6 +24283,7 @@
       </w:pPr>
       <w:r>
         <w:rPr>
+          <w:noProof/>
           <w:lang w:val="pt-BR" w:eastAsia="pt-BR"/>
         </w:rPr>
         <w:lastRenderedPageBreak/>
@@ -25092,6 +25094,7 @@
       </w:pPr>
       <w:r>
         <w:rPr>
+          <w:noProof/>
           <w:lang w:val="pt-BR" w:eastAsia="pt-BR"/>
         </w:rPr>
         <w:drawing>
@@ -25540,19 +25543,7 @@
         </w:rPr>
       </w:pPr>
       <w:r>
-        <w:t>Figura 1</w:t>
-      </w:r>
-      <w:r>
-        <w:t>6</w:t>
-      </w:r>
-      <w:r>
-        <w:t xml:space="preserve">. Diagrama de </w:t>
-      </w:r>
-      <w:r>
-        <w:t>Contestação</w:t>
-      </w:r>
-      <w:r>
-        <w:t>.</w:t>
+        <w:t>Figura 16. Diagrama de Contestação.</w:t>
       </w:r>
     </w:p>
     <w:p>
@@ -25567,6 +25558,7 @@
       </w:pPr>
       <w:r>
         <w:rPr>
+          <w:noProof/>
           <w:lang w:val="pt-BR" w:eastAsia="pt-BR"/>
         </w:rPr>
         <w:lastRenderedPageBreak/>
@@ -26273,19 +26265,7 @@
         </w:rPr>
       </w:pPr>
       <w:r>
-        <w:t>Figura 1</w:t>
-      </w:r>
-      <w:r>
-        <w:t>7</w:t>
-      </w:r>
-      <w:r>
-        <w:t xml:space="preserve">. Diagrama de </w:t>
-      </w:r>
-      <w:r>
-        <w:t>Conciliaçã</w:t>
-      </w:r>
-      <w:r>
-        <w:t>o.</w:t>
+        <w:t>Figura 17. Diagrama de Conciliação.</w:t>
       </w:r>
     </w:p>
     <w:p>
@@ -26953,19 +26933,7 @@
         </w:rPr>
       </w:pPr>
       <w:r>
-        <w:t>Figura 1</w:t>
-      </w:r>
-      <w:r>
-        <w:t>8</w:t>
-      </w:r>
-      <w:r>
-        <w:t xml:space="preserve">. Diagrama de </w:t>
-      </w:r>
-      <w:r>
-        <w:t>Produção de Prova</w:t>
-      </w:r>
-      <w:r>
-        <w:t>.</w:t>
+        <w:t>Figura 18. Diagrama de Produção de Prova.</w:t>
       </w:r>
     </w:p>
     <w:p>
@@ -26980,6 +26948,7 @@
       </w:pPr>
       <w:r>
         <w:rPr>
+          <w:noProof/>
           <w:lang w:val="pt-BR" w:eastAsia="pt-BR"/>
         </w:rPr>
         <w:lastRenderedPageBreak/>
@@ -27641,19 +27610,7 @@
         </w:rPr>
       </w:pPr>
       <w:r>
-        <w:t>Figura 1</w:t>
-      </w:r>
-      <w:r>
-        <w:t>9</w:t>
-      </w:r>
-      <w:r>
-        <w:t xml:space="preserve">. Diagrama de </w:t>
-      </w:r>
-      <w:r>
-        <w:t>Análise Probatória e Julgamento</w:t>
-      </w:r>
-      <w:r>
-        <w:t>.</w:t>
+        <w:t>Figura 19. Diagrama de Análise Probatória e Julgamento.</w:t>
       </w:r>
     </w:p>
     <w:p>
@@ -28469,15 +28426,7 @@
         <w:rPr>
           <w:lang w:val="pt-BR" w:eastAsia="pt-BR"/>
         </w:rPr>
-        <w:t xml:space="preserve"> integra em uma mesma estrutura a decisão judicial, sua materialização documental, seus possíveis resultados e os efeitos jurídicos produzidos entre as partes. O modelo fornece suporte especialmente às Questões de Competênci</w:t>
-      </w:r>
-      <w:bookmarkStart w:id="55" w:name="_GoBack"/>
-      <w:bookmarkEnd w:id="55"/>
-      <w:r>
-        <w:rPr>
-          <w:lang w:val="pt-BR" w:eastAsia="pt-BR"/>
-        </w:rPr>
-        <w:t>a relacionadas ao resultado da sentença, à obrigação imposta ao demandado e à verificação da ocorrência do trânsito em julgado</w:t>
+        <w:t xml:space="preserve"> integra em uma mesma estrutura a decisão judicial, sua materialização documental, seus possíveis resultados e os efeitos jurídicos produzidos entre as partes. O modelo fornece suporte especialmente às Questões de Competência relacionadas ao resultado da sentença, à obrigação imposta ao demandado e à verificação da ocorrência do trânsito em julgado</w:t>
       </w:r>
       <w:r>
         <w:rPr>
@@ -28497,19 +28446,7 @@
         </w:rPr>
       </w:pPr>
       <w:r>
-        <w:t xml:space="preserve">Figura </w:t>
-      </w:r>
-      <w:r>
-        <w:t>20</w:t>
-      </w:r>
-      <w:r>
-        <w:t xml:space="preserve">. Diagrama de </w:t>
-      </w:r>
-      <w:r>
-        <w:t>Sentença</w:t>
-      </w:r>
-      <w:r>
-        <w:t>.</w:t>
+        <w:t>Figura 20. Diagrama de Sentença.</w:t>
       </w:r>
     </w:p>
     <w:p>
@@ -28524,6 +28461,7 @@
       </w:pPr>
       <w:r>
         <w:rPr>
+          <w:noProof/>
           <w:lang w:val="pt-BR" w:eastAsia="pt-BR"/>
         </w:rPr>
         <w:drawing>
@@ -28626,28 +28564,112 @@
         <w:rPr>
           <w:lang w:val="pt-BR" w:eastAsia="pt-BR"/>
         </w:rPr>
-        <w:t xml:space="preserve">Texto </w:t>
+        <w:t xml:space="preserve">O diagrama </w:t>
+      </w:r>
+      <w:r>
+        <w:rPr>
+          <w:u w:val="single"/>
+          <w:lang w:val="pt-BR" w:eastAsia="pt-BR"/>
+        </w:rPr>
+        <w:t>Recursos</w:t>
+      </w:r>
+      <w:r>
+        <w:rPr>
+          <w:lang w:val="pt-BR" w:eastAsia="pt-BR"/>
+        </w:rPr>
+        <w:t xml:space="preserve"> representa os principais elementos envolvidos na impugnação da sentença, desde a abertura do prazo recursal até o </w:t>
+      </w:r>
+      <w:r>
+        <w:rPr>
+          <w:u w:val="single"/>
+          <w:lang w:val="pt-BR" w:eastAsia="pt-BR"/>
+        </w:rPr>
+        <w:t>julgamento do recurso</w:t>
+      </w:r>
+      <w:r>
+        <w:rPr>
+          <w:lang w:val="pt-BR" w:eastAsia="pt-BR"/>
+        </w:rPr>
+        <w:t xml:space="preserve"> pela </w:t>
+      </w:r>
+      <w:r>
+        <w:rPr>
+          <w:u w:val="single"/>
+          <w:lang w:val="pt-BR" w:eastAsia="pt-BR"/>
+        </w:rPr>
+        <w:t>Turma Recursal</w:t>
+      </w:r>
+      <w:r>
+        <w:rPr>
+          <w:lang w:val="pt-BR" w:eastAsia="pt-BR"/>
+        </w:rPr>
+        <w:t>. O modelo contempla tanto a hipótese de interposição do recurso quanto a ausência de manifestação recursal, além dos participantes, documentos, prazos e situações decorrentes dessa etapa do processo.</w:t>
+      </w:r>
+    </w:p>
+    <w:p>
+      <w:pPr>
+        <w:pStyle w:val="Corpodetexto"/>
+        <w:spacing w:line="312" w:lineRule="auto"/>
+        <w:ind w:left="282" w:right="116" w:firstLine="737"/>
+        <w:jc w:val="both"/>
+        <w:rPr>
+          <w:lang w:val="pt-BR" w:eastAsia="pt-BR"/>
+        </w:rPr>
+      </w:pPr>
+      <w:r>
+        <w:rPr>
+          <w:lang w:val="pt-BR" w:eastAsia="pt-BR"/>
+        </w:rPr>
+        <w:t xml:space="preserve">A </w:t>
+      </w:r>
+      <w:r>
+        <w:rPr>
+          <w:u w:val="single"/>
+          <w:lang w:val="pt-BR" w:eastAsia="pt-BR"/>
+        </w:rPr>
+        <w:t>Sentença</w:t>
+      </w:r>
+      <w:r>
+        <w:rPr>
+          <w:lang w:val="pt-BR" w:eastAsia="pt-BR"/>
+        </w:rPr>
+        <w:t xml:space="preserve">, representada como </w:t>
       </w:r>
       <w:proofErr w:type="spellStart"/>
       <w:r>
         <w:rPr>
-          <w:lang w:val="pt-BR" w:eastAsia="pt-BR"/>
-        </w:rPr>
-        <w:t>Texto</w:t>
+          <w:rFonts w:ascii="Courier New" w:hAnsi="Courier New" w:cs="Courier New"/>
+          <w:lang w:val="pt-BR" w:eastAsia="pt-BR"/>
+        </w:rPr>
+        <w:t>subkind</w:t>
       </w:r>
       <w:proofErr w:type="spellEnd"/>
       <w:r>
         <w:rPr>
           <w:lang w:val="pt-BR" w:eastAsia="pt-BR"/>
         </w:rPr>
-        <w:t xml:space="preserve"> </w:t>
+        <w:t xml:space="preserve"> de </w:t>
+      </w:r>
+      <w:r>
+        <w:rPr>
+          <w:u w:val="single"/>
+          <w:lang w:val="pt-BR" w:eastAsia="pt-BR"/>
+        </w:rPr>
+        <w:t>Documento</w:t>
+      </w:r>
+      <w:r>
+        <w:rPr>
+          <w:lang w:val="pt-BR" w:eastAsia="pt-BR"/>
+        </w:rPr>
+        <w:t xml:space="preserve">, é produzida pelo </w:t>
       </w:r>
       <w:proofErr w:type="spellStart"/>
       <w:r>
         <w:rPr>
-          <w:lang w:val="pt-BR" w:eastAsia="pt-BR"/>
-        </w:rPr>
-        <w:t>Texto</w:t>
+          <w:rFonts w:ascii="Courier New" w:hAnsi="Courier New" w:cs="Courier New"/>
+          <w:lang w:val="pt-BR" w:eastAsia="pt-BR"/>
+        </w:rPr>
+        <w:t>event</w:t>
       </w:r>
       <w:proofErr w:type="spellEnd"/>
       <w:r>
@@ -28656,26 +28678,136 @@
         </w:rPr>
         <w:t xml:space="preserve"> </w:t>
       </w:r>
+      <w:r>
+        <w:rPr>
+          <w:u w:val="single"/>
+          <w:lang w:val="pt-BR" w:eastAsia="pt-BR"/>
+        </w:rPr>
+        <w:t>Julgamento</w:t>
+      </w:r>
+      <w:r>
+        <w:rPr>
+          <w:lang w:val="pt-BR" w:eastAsia="pt-BR"/>
+        </w:rPr>
+        <w:t xml:space="preserve"> e pode assumir o role </w:t>
+      </w:r>
+      <w:r>
+        <w:rPr>
+          <w:u w:val="single"/>
+          <w:lang w:val="pt-BR" w:eastAsia="pt-BR"/>
+        </w:rPr>
+        <w:t>Sentença Recorrida</w:t>
+      </w:r>
+      <w:r>
+        <w:rPr>
+          <w:lang w:val="pt-BR" w:eastAsia="pt-BR"/>
+        </w:rPr>
+        <w:t xml:space="preserve"> quando se torna objeto de impugnação. Essa posição é mediada pelo relator </w:t>
+      </w:r>
+      <w:r>
+        <w:rPr>
+          <w:rFonts w:ascii="Courier New" w:hAnsi="Courier New" w:cs="Courier New"/>
+          <w:lang w:val="pt-BR" w:eastAsia="pt-BR"/>
+        </w:rPr>
+        <w:t>Relação Recursal</w:t>
+      </w:r>
+      <w:r>
+        <w:rPr>
+          <w:lang w:val="pt-BR" w:eastAsia="pt-BR"/>
+        </w:rPr>
+        <w:t xml:space="preserve">, que também envolve a </w:t>
+      </w:r>
+      <w:r>
+        <w:rPr>
+          <w:u w:val="single"/>
+          <w:lang w:val="pt-BR" w:eastAsia="pt-BR"/>
+        </w:rPr>
+        <w:t>Parte Processual</w:t>
+      </w:r>
+      <w:r>
+        <w:rPr>
+          <w:lang w:val="pt-BR" w:eastAsia="pt-BR"/>
+        </w:rPr>
+        <w:t>, permitindo representar a relação constituída em torno da impugnação da decisão.</w:t>
+      </w:r>
+    </w:p>
+    <w:p>
+      <w:pPr>
+        <w:pStyle w:val="Corpodetexto"/>
+        <w:spacing w:line="312" w:lineRule="auto"/>
+        <w:ind w:left="282" w:right="116" w:firstLine="737"/>
+        <w:jc w:val="both"/>
+        <w:rPr>
+          <w:lang w:val="pt-BR" w:eastAsia="pt-BR"/>
+        </w:rPr>
+      </w:pPr>
+      <w:r>
+        <w:rPr>
+          <w:lang w:val="pt-BR" w:eastAsia="pt-BR"/>
+        </w:rPr>
+        <w:t xml:space="preserve">O </w:t>
+      </w:r>
+      <w:r>
+        <w:rPr>
+          <w:u w:val="single"/>
+          <w:lang w:val="pt-BR" w:eastAsia="pt-BR"/>
+        </w:rPr>
+        <w:t>Recurso Inominado</w:t>
+      </w:r>
+      <w:r>
+        <w:rPr>
+          <w:lang w:val="pt-BR" w:eastAsia="pt-BR"/>
+        </w:rPr>
+        <w:t xml:space="preserve"> é modelado como </w:t>
+      </w:r>
       <w:proofErr w:type="spellStart"/>
       <w:r>
         <w:rPr>
-          <w:lang w:val="pt-BR" w:eastAsia="pt-BR"/>
-        </w:rPr>
-        <w:t>Texto</w:t>
+          <w:rFonts w:ascii="Courier New" w:hAnsi="Courier New" w:cs="Courier New"/>
+          <w:lang w:val="pt-BR" w:eastAsia="pt-BR"/>
+        </w:rPr>
+        <w:t>subkind</w:t>
       </w:r>
       <w:proofErr w:type="spellEnd"/>
       <w:r>
         <w:rPr>
           <w:lang w:val="pt-BR" w:eastAsia="pt-BR"/>
         </w:rPr>
-        <w:t xml:space="preserve"> </w:t>
+        <w:t xml:space="preserve"> de </w:t>
+      </w:r>
+      <w:r>
+        <w:rPr>
+          <w:u w:val="single"/>
+          <w:lang w:val="pt-BR" w:eastAsia="pt-BR"/>
+        </w:rPr>
+        <w:t>Documento</w:t>
+      </w:r>
+      <w:r>
+        <w:rPr>
+          <w:lang w:val="pt-BR" w:eastAsia="pt-BR"/>
+        </w:rPr>
+        <w:t xml:space="preserve"> e impugna a </w:t>
+      </w:r>
+      <w:r>
+        <w:rPr>
+          <w:u w:val="single"/>
+          <w:lang w:val="pt-BR" w:eastAsia="pt-BR"/>
+        </w:rPr>
+        <w:t>Sentença Recorrida</w:t>
+      </w:r>
+      <w:r>
+        <w:rPr>
+          <w:lang w:val="pt-BR" w:eastAsia="pt-BR"/>
+        </w:rPr>
+        <w:t xml:space="preserve">. Sua apresentação ocorre por meio do </w:t>
       </w:r>
       <w:proofErr w:type="spellStart"/>
       <w:r>
         <w:rPr>
-          <w:lang w:val="pt-BR" w:eastAsia="pt-BR"/>
-        </w:rPr>
-        <w:t>Texto</w:t>
+          <w:rFonts w:ascii="Courier New" w:hAnsi="Courier New" w:cs="Courier New"/>
+          <w:lang w:val="pt-BR" w:eastAsia="pt-BR"/>
+        </w:rPr>
+        <w:t>event</w:t>
       </w:r>
       <w:proofErr w:type="spellEnd"/>
       <w:r>
@@ -28684,12 +28816,52 @@
         </w:rPr>
         <w:t xml:space="preserve"> </w:t>
       </w:r>
+      <w:r>
+        <w:rPr>
+          <w:u w:val="single"/>
+          <w:lang w:val="pt-BR" w:eastAsia="pt-BR"/>
+        </w:rPr>
+        <w:t>Interposição de Recurso</w:t>
+      </w:r>
+      <w:r>
+        <w:rPr>
+          <w:lang w:val="pt-BR" w:eastAsia="pt-BR"/>
+        </w:rPr>
+        <w:t xml:space="preserve">, regulado pela </w:t>
+      </w:r>
+      <w:r>
+        <w:rPr>
+          <w:u w:val="single"/>
+          <w:lang w:val="pt-BR" w:eastAsia="pt-BR"/>
+        </w:rPr>
+        <w:t>Regra de Prazo Recursal</w:t>
+      </w:r>
+      <w:r>
+        <w:rPr>
+          <w:lang w:val="pt-BR" w:eastAsia="pt-BR"/>
+        </w:rPr>
+        <w:t xml:space="preserve">, especialização de </w:t>
+      </w:r>
+      <w:r>
+        <w:rPr>
+          <w:u w:val="single"/>
+          <w:lang w:val="pt-BR" w:eastAsia="pt-BR"/>
+        </w:rPr>
+        <w:t>Regra Jurídica</w:t>
+      </w:r>
+      <w:r>
+        <w:rPr>
+          <w:lang w:val="pt-BR" w:eastAsia="pt-BR"/>
+        </w:rPr>
+        <w:t xml:space="preserve">. A regra é caracterizada pela </w:t>
+      </w:r>
       <w:proofErr w:type="spellStart"/>
       <w:r>
         <w:rPr>
-          <w:lang w:val="pt-BR" w:eastAsia="pt-BR"/>
-        </w:rPr>
-        <w:t>Texto</w:t>
+          <w:rFonts w:ascii="Courier New" w:hAnsi="Courier New" w:cs="Courier New"/>
+          <w:lang w:val="pt-BR" w:eastAsia="pt-BR"/>
+        </w:rPr>
+        <w:t>quality</w:t>
       </w:r>
       <w:proofErr w:type="spellEnd"/>
       <w:r>
@@ -28698,12 +28870,80 @@
         </w:rPr>
         <w:t xml:space="preserve"> </w:t>
       </w:r>
+      <w:r>
+        <w:rPr>
+          <w:u w:val="single"/>
+          <w:lang w:val="pt-BR" w:eastAsia="pt-BR"/>
+        </w:rPr>
+        <w:t>Prazo Recursal</w:t>
+      </w:r>
+      <w:r>
+        <w:rPr>
+          <w:lang w:val="pt-BR" w:eastAsia="pt-BR"/>
+        </w:rPr>
+        <w:t>, permitindo representar o intervalo temporal aplicável à apresentação do recurso.</w:t>
+      </w:r>
+    </w:p>
+    <w:p>
+      <w:pPr>
+        <w:pStyle w:val="Corpodetexto"/>
+        <w:spacing w:line="312" w:lineRule="auto"/>
+        <w:ind w:left="282" w:right="116" w:firstLine="737"/>
+        <w:jc w:val="both"/>
+        <w:rPr>
+          <w:lang w:val="pt-BR" w:eastAsia="pt-BR"/>
+        </w:rPr>
+      </w:pPr>
+      <w:r>
+        <w:rPr>
+          <w:lang w:val="pt-BR" w:eastAsia="pt-BR"/>
+        </w:rPr>
+        <w:t xml:space="preserve">A </w:t>
+      </w:r>
+      <w:r>
+        <w:rPr>
+          <w:u w:val="single"/>
+          <w:lang w:val="pt-BR" w:eastAsia="pt-BR"/>
+        </w:rPr>
+        <w:t>Interposição de Recurso</w:t>
+      </w:r>
+      <w:r>
+        <w:rPr>
+          <w:lang w:val="pt-BR" w:eastAsia="pt-BR"/>
+        </w:rPr>
+        <w:t xml:space="preserve"> cria o </w:t>
+      </w:r>
+      <w:r>
+        <w:rPr>
+          <w:u w:val="single"/>
+          <w:lang w:val="pt-BR" w:eastAsia="pt-BR"/>
+        </w:rPr>
+        <w:t>Recurso Inominado</w:t>
+      </w:r>
+      <w:r>
+        <w:rPr>
+          <w:lang w:val="pt-BR" w:eastAsia="pt-BR"/>
+        </w:rPr>
+        <w:t xml:space="preserve"> e </w:t>
+      </w:r>
+      <w:r>
+        <w:rPr>
+          <w:lang w:val="pt-BR" w:eastAsia="pt-BR"/>
+        </w:rPr>
+        <w:t>leva</w:t>
+      </w:r>
+      <w:r>
+        <w:rPr>
+          <w:lang w:val="pt-BR" w:eastAsia="pt-BR"/>
+        </w:rPr>
+        <w:t xml:space="preserve"> </w:t>
+      </w:r>
       <w:proofErr w:type="spellStart"/>
       <w:r>
         <w:rPr>
           <w:lang w:val="pt-BR" w:eastAsia="pt-BR"/>
         </w:rPr>
-        <w:t>Texto</w:t>
+        <w:t>a</w:t>
       </w:r>
       <w:proofErr w:type="spellEnd"/>
       <w:r>
@@ -28715,9 +28955,10 @@
       <w:proofErr w:type="spellStart"/>
       <w:r>
         <w:rPr>
-          <w:lang w:val="pt-BR" w:eastAsia="pt-BR"/>
-        </w:rPr>
-        <w:t>Texto</w:t>
+          <w:rFonts w:ascii="Courier New" w:hAnsi="Courier New" w:cs="Courier New"/>
+          <w:lang w:val="pt-BR" w:eastAsia="pt-BR"/>
+        </w:rPr>
+        <w:t>situation</w:t>
       </w:r>
       <w:proofErr w:type="spellEnd"/>
       <w:r>
@@ -28726,12 +28967,40 @@
         </w:rPr>
         <w:t xml:space="preserve"> </w:t>
       </w:r>
+      <w:r>
+        <w:rPr>
+          <w:u w:val="single"/>
+          <w:lang w:val="pt-BR" w:eastAsia="pt-BR"/>
+        </w:rPr>
+        <w:t>Recurso Interposto</w:t>
+      </w:r>
+      <w:r>
+        <w:rPr>
+          <w:lang w:val="pt-BR" w:eastAsia="pt-BR"/>
+        </w:rPr>
+        <w:t xml:space="preserve">. Essa situação, por sua vez, </w:t>
+      </w:r>
+      <w:r>
+        <w:rPr>
+          <w:rFonts w:ascii="Courier New" w:hAnsi="Courier New" w:cs="Courier New"/>
+          <w:lang w:val="pt-BR" w:eastAsia="pt-BR"/>
+        </w:rPr>
+        <w:t>triggers</w:t>
+      </w:r>
+      <w:r>
+        <w:rPr>
+          <w:lang w:val="pt-BR" w:eastAsia="pt-BR"/>
+        </w:rPr>
+        <w:t xml:space="preserve"> o </w:t>
+      </w:r>
       <w:proofErr w:type="spellStart"/>
-      <w:r>
-        <w:rPr>
-          <w:lang w:val="pt-BR" w:eastAsia="pt-BR"/>
-        </w:rPr>
-        <w:t>Texto</w:t>
+      <w:proofErr w:type="gramStart"/>
+      <w:r>
+        <w:rPr>
+          <w:rFonts w:ascii="Courier New" w:hAnsi="Courier New" w:cs="Courier New"/>
+          <w:lang w:val="pt-BR" w:eastAsia="pt-BR"/>
+        </w:rPr>
+        <w:t>event</w:t>
       </w:r>
       <w:proofErr w:type="spellEnd"/>
       <w:r>
@@ -28740,12 +29009,47 @@
         </w:rPr>
         <w:t xml:space="preserve"> </w:t>
       </w:r>
+      <w:r>
+        <w:rPr>
+          <w:u w:val="single"/>
+          <w:lang w:val="pt-BR" w:eastAsia="pt-BR"/>
+        </w:rPr>
+        <w:t>Remessa</w:t>
+      </w:r>
+      <w:proofErr w:type="gramEnd"/>
+      <w:r>
+        <w:rPr>
+          <w:u w:val="single"/>
+          <w:lang w:val="pt-BR" w:eastAsia="pt-BR"/>
+        </w:rPr>
+        <w:t xml:space="preserve"> à Turma Recursal</w:t>
+      </w:r>
+      <w:r>
+        <w:rPr>
+          <w:lang w:val="pt-BR" w:eastAsia="pt-BR"/>
+        </w:rPr>
+        <w:t xml:space="preserve">, representando o encaminhamento do processo para apreciação do recurso. A remessa destina o recurso à </w:t>
+      </w:r>
+      <w:r>
+        <w:rPr>
+          <w:u w:val="single"/>
+          <w:lang w:val="pt-BR" w:eastAsia="pt-BR"/>
+        </w:rPr>
+        <w:t>Turma Recursal</w:t>
+      </w:r>
+      <w:r>
+        <w:rPr>
+          <w:lang w:val="pt-BR" w:eastAsia="pt-BR"/>
+        </w:rPr>
+        <w:t xml:space="preserve"> e leva à </w:t>
+      </w:r>
       <w:proofErr w:type="spellStart"/>
       <w:r>
         <w:rPr>
-          <w:lang w:val="pt-BR" w:eastAsia="pt-BR"/>
-        </w:rPr>
-        <w:t>Texto</w:t>
+          <w:rFonts w:ascii="Courier New" w:hAnsi="Courier New" w:cs="Courier New"/>
+          <w:lang w:val="pt-BR" w:eastAsia="pt-BR"/>
+        </w:rPr>
+        <w:t>situation</w:t>
       </w:r>
       <w:proofErr w:type="spellEnd"/>
       <w:r>
@@ -28754,82 +29058,333 @@
         </w:rPr>
         <w:t xml:space="preserve"> </w:t>
       </w:r>
+      <w:r>
+        <w:rPr>
+          <w:u w:val="single"/>
+          <w:lang w:val="pt-BR" w:eastAsia="pt-BR"/>
+        </w:rPr>
+        <w:t>Processo Encaminhado à Turma Recursal</w:t>
+      </w:r>
+      <w:r>
+        <w:rPr>
+          <w:lang w:val="pt-BR" w:eastAsia="pt-BR"/>
+        </w:rPr>
+        <w:t>.</w:t>
+      </w:r>
+    </w:p>
+    <w:p>
+      <w:pPr>
+        <w:pStyle w:val="Corpodetexto"/>
+        <w:spacing w:line="312" w:lineRule="auto"/>
+        <w:ind w:left="282" w:right="116" w:firstLine="737"/>
+        <w:jc w:val="both"/>
+        <w:rPr>
+          <w:lang w:val="pt-BR" w:eastAsia="pt-BR"/>
+        </w:rPr>
+      </w:pPr>
+      <w:r>
+        <w:rPr>
+          <w:lang w:val="pt-BR" w:eastAsia="pt-BR"/>
+        </w:rPr>
+        <w:t xml:space="preserve">A representação processual em grau recursal é detalhada por meio de </w:t>
+      </w:r>
+      <w:r>
+        <w:rPr>
+          <w:u w:val="single"/>
+          <w:lang w:val="pt-BR" w:eastAsia="pt-BR"/>
+        </w:rPr>
+        <w:t>Representação Recursal</w:t>
+      </w:r>
+      <w:r>
+        <w:rPr>
+          <w:lang w:val="pt-BR" w:eastAsia="pt-BR"/>
+        </w:rPr>
+        <w:t xml:space="preserve">, modelada como </w:t>
+      </w:r>
       <w:proofErr w:type="spellStart"/>
       <w:r>
         <w:rPr>
-          <w:lang w:val="pt-BR" w:eastAsia="pt-BR"/>
-        </w:rPr>
-        <w:t>Texto</w:t>
+          <w:rFonts w:ascii="Courier New" w:hAnsi="Courier New" w:cs="Courier New"/>
+          <w:lang w:val="pt-BR" w:eastAsia="pt-BR"/>
+        </w:rPr>
+        <w:t>subkind</w:t>
       </w:r>
       <w:proofErr w:type="spellEnd"/>
       <w:r>
         <w:rPr>
           <w:lang w:val="pt-BR" w:eastAsia="pt-BR"/>
         </w:rPr>
-        <w:t xml:space="preserve"> </w:t>
+        <w:t xml:space="preserve"> de </w:t>
+      </w:r>
+      <w:r>
+        <w:rPr>
+          <w:u w:val="single"/>
+          <w:lang w:val="pt-BR" w:eastAsia="pt-BR"/>
+        </w:rPr>
+        <w:t>Representação Processual</w:t>
+      </w:r>
+      <w:r>
+        <w:rPr>
+          <w:lang w:val="pt-BR" w:eastAsia="pt-BR"/>
+        </w:rPr>
+        <w:t xml:space="preserve">. Esse </w:t>
+      </w:r>
+      <w:r>
+        <w:rPr>
+          <w:rFonts w:ascii="Courier New" w:hAnsi="Courier New" w:cs="Courier New"/>
+          <w:lang w:val="pt-BR" w:eastAsia="pt-BR"/>
+        </w:rPr>
+        <w:t>relator</w:t>
+      </w:r>
+      <w:r>
+        <w:rPr>
+          <w:lang w:val="pt-BR" w:eastAsia="pt-BR"/>
+        </w:rPr>
+        <w:t xml:space="preserve"> media a </w:t>
+      </w:r>
+      <w:r>
+        <w:rPr>
+          <w:u w:val="single"/>
+          <w:lang w:val="pt-BR" w:eastAsia="pt-BR"/>
+        </w:rPr>
+        <w:t>Parte Processual</w:t>
+      </w:r>
+      <w:r>
+        <w:rPr>
+          <w:lang w:val="pt-BR" w:eastAsia="pt-BR"/>
+        </w:rPr>
+        <w:t xml:space="preserve"> e o </w:t>
+      </w:r>
+      <w:r>
+        <w:rPr>
+          <w:u w:val="single"/>
+          <w:lang w:val="pt-BR" w:eastAsia="pt-BR"/>
+        </w:rPr>
+        <w:t>Representante Processual</w:t>
+      </w:r>
+      <w:r>
+        <w:rPr>
+          <w:lang w:val="pt-BR" w:eastAsia="pt-BR"/>
+        </w:rPr>
+        <w:t>, permitindo distinguir a representação exercida especificamente durante a fase recursal daquela existente nas etapas anteriores do processo.</w:t>
+      </w:r>
+    </w:p>
+    <w:p>
+      <w:pPr>
+        <w:pStyle w:val="Corpodetexto"/>
+        <w:spacing w:line="312" w:lineRule="auto"/>
+        <w:ind w:left="282" w:right="116" w:firstLine="737"/>
+        <w:jc w:val="both"/>
+        <w:rPr>
+          <w:lang w:val="pt-BR" w:eastAsia="pt-BR"/>
+        </w:rPr>
+      </w:pPr>
+      <w:r>
+        <w:rPr>
+          <w:lang w:val="pt-BR" w:eastAsia="pt-BR"/>
+        </w:rPr>
+        <w:t xml:space="preserve">O </w:t>
+      </w:r>
+      <w:r>
+        <w:rPr>
+          <w:u w:val="single"/>
+          <w:lang w:val="pt-BR" w:eastAsia="pt-BR"/>
+        </w:rPr>
+        <w:t>Julgamento do Recurso</w:t>
+      </w:r>
+      <w:r>
+        <w:rPr>
+          <w:lang w:val="pt-BR" w:eastAsia="pt-BR"/>
+        </w:rPr>
+        <w:t xml:space="preserve"> é modelado como </w:t>
       </w:r>
       <w:proofErr w:type="spellStart"/>
       <w:r>
         <w:rPr>
-          <w:lang w:val="pt-BR" w:eastAsia="pt-BR"/>
-        </w:rPr>
-        <w:t>Texto</w:t>
+          <w:rFonts w:ascii="Courier New" w:hAnsi="Courier New" w:cs="Courier New"/>
+          <w:lang w:val="pt-BR" w:eastAsia="pt-BR"/>
+        </w:rPr>
+        <w:t>event</w:t>
       </w:r>
       <w:proofErr w:type="spellEnd"/>
       <w:r>
         <w:rPr>
           <w:lang w:val="pt-BR" w:eastAsia="pt-BR"/>
         </w:rPr>
-        <w:t xml:space="preserve"> </w:t>
+        <w:t xml:space="preserve"> e possui </w:t>
       </w:r>
       <w:proofErr w:type="spellStart"/>
       <w:r>
         <w:rPr>
-          <w:lang w:val="pt-BR" w:eastAsia="pt-BR"/>
-        </w:rPr>
-        <w:t>Texto</w:t>
+          <w:rFonts w:ascii="Courier New" w:hAnsi="Courier New" w:cs="Courier New"/>
+          <w:lang w:val="pt-BR" w:eastAsia="pt-BR"/>
+        </w:rPr>
+        <w:t>historicalDependence</w:t>
       </w:r>
       <w:proofErr w:type="spellEnd"/>
       <w:r>
         <w:rPr>
           <w:lang w:val="pt-BR" w:eastAsia="pt-BR"/>
         </w:rPr>
-        <w:t xml:space="preserve"> </w:t>
+        <w:t xml:space="preserve"> em relação à </w:t>
+      </w:r>
+      <w:r>
+        <w:rPr>
+          <w:u w:val="single"/>
+          <w:lang w:val="pt-BR" w:eastAsia="pt-BR"/>
+        </w:rPr>
+        <w:t>Remessa à Turma Recursal</w:t>
+      </w:r>
+      <w:r>
+        <w:rPr>
+          <w:lang w:val="pt-BR" w:eastAsia="pt-BR"/>
+        </w:rPr>
+        <w:t xml:space="preserve">. A situação </w:t>
+      </w:r>
+      <w:r>
+        <w:rPr>
+          <w:u w:val="single"/>
+          <w:lang w:val="pt-BR" w:eastAsia="pt-BR"/>
+        </w:rPr>
+        <w:t>Processo Encaminhado à Turma Recursal</w:t>
+      </w:r>
+      <w:r>
+        <w:rPr>
+          <w:lang w:val="pt-BR" w:eastAsia="pt-BR"/>
+        </w:rPr>
+        <w:t xml:space="preserve"> </w:t>
+      </w:r>
+      <w:r>
+        <w:rPr>
+          <w:rFonts w:ascii="Courier New" w:hAnsi="Courier New" w:cs="Courier New"/>
+          <w:lang w:val="pt-BR" w:eastAsia="pt-BR"/>
+        </w:rPr>
+        <w:t>triggers</w:t>
+      </w:r>
+      <w:r>
+        <w:rPr>
+          <w:lang w:val="pt-BR" w:eastAsia="pt-BR"/>
+        </w:rPr>
+        <w:t xml:space="preserve"> esse julgamento, que produz o </w:t>
+      </w:r>
+      <w:r>
+        <w:rPr>
+          <w:u w:val="single"/>
+          <w:lang w:val="pt-BR" w:eastAsia="pt-BR"/>
+        </w:rPr>
+        <w:t>Acórdão</w:t>
+      </w:r>
+      <w:r>
+        <w:rPr>
+          <w:lang w:val="pt-BR" w:eastAsia="pt-BR"/>
+        </w:rPr>
+        <w:t xml:space="preserve">, representado como </w:t>
       </w:r>
       <w:proofErr w:type="spellStart"/>
       <w:r>
         <w:rPr>
-          <w:lang w:val="pt-BR" w:eastAsia="pt-BR"/>
-        </w:rPr>
-        <w:t>Texto</w:t>
+          <w:rFonts w:ascii="Courier New" w:hAnsi="Courier New" w:cs="Courier New"/>
+          <w:lang w:val="pt-BR" w:eastAsia="pt-BR"/>
+        </w:rPr>
+        <w:t>subkind</w:t>
       </w:r>
       <w:proofErr w:type="spellEnd"/>
       <w:r>
         <w:rPr>
           <w:lang w:val="pt-BR" w:eastAsia="pt-BR"/>
         </w:rPr>
-        <w:t xml:space="preserve"> </w:t>
+        <w:t xml:space="preserve"> de </w:t>
+      </w:r>
+      <w:r>
+        <w:rPr>
+          <w:u w:val="single"/>
+          <w:lang w:val="pt-BR" w:eastAsia="pt-BR"/>
+        </w:rPr>
+        <w:t>Documento</w:t>
+      </w:r>
+      <w:r>
+        <w:rPr>
+          <w:lang w:val="pt-BR" w:eastAsia="pt-BR"/>
+        </w:rPr>
+        <w:t xml:space="preserve">, e </w:t>
+      </w:r>
+      <w:r>
+        <w:rPr>
+          <w:lang w:val="pt-BR" w:eastAsia="pt-BR"/>
+        </w:rPr>
+        <w:t>leva</w:t>
+      </w:r>
+      <w:r>
+        <w:rPr>
+          <w:lang w:val="pt-BR" w:eastAsia="pt-BR"/>
+        </w:rPr>
+        <w:t xml:space="preserve"> a </w:t>
       </w:r>
       <w:proofErr w:type="spellStart"/>
       <w:r>
         <w:rPr>
-          <w:lang w:val="pt-BR" w:eastAsia="pt-BR"/>
-        </w:rPr>
-        <w:t>Texto</w:t>
+          <w:rFonts w:ascii="Courier New" w:hAnsi="Courier New" w:cs="Courier New"/>
+          <w:lang w:val="pt-BR" w:eastAsia="pt-BR"/>
+        </w:rPr>
+        <w:t>situation</w:t>
       </w:r>
       <w:proofErr w:type="spellEnd"/>
       <w:r>
         <w:rPr>
           <w:lang w:val="pt-BR" w:eastAsia="pt-BR"/>
         </w:rPr>
-        <w:t xml:space="preserve"> </w:t>
+        <w:t xml:space="preserve"> Resulta</w:t>
+      </w:r>
+      <w:r>
+        <w:rPr>
+          <w:u w:val="single"/>
+          <w:lang w:val="pt-BR" w:eastAsia="pt-BR"/>
+        </w:rPr>
+        <w:t>do do Julgamento Recursal</w:t>
+      </w:r>
+      <w:r>
+        <w:rPr>
+          <w:lang w:val="pt-BR" w:eastAsia="pt-BR"/>
+        </w:rPr>
+        <w:t>.</w:t>
+      </w:r>
+    </w:p>
+    <w:p>
+      <w:pPr>
+        <w:pStyle w:val="Corpodetexto"/>
+        <w:spacing w:line="312" w:lineRule="auto"/>
+        <w:ind w:left="282" w:right="116" w:firstLine="737"/>
+        <w:jc w:val="both"/>
+        <w:rPr>
+          <w:lang w:val="pt-BR" w:eastAsia="pt-BR"/>
+        </w:rPr>
+      </w:pPr>
+      <w:r>
+        <w:rPr>
+          <w:lang w:val="pt-BR" w:eastAsia="pt-BR"/>
+        </w:rPr>
+        <w:t xml:space="preserve">O </w:t>
+      </w:r>
+      <w:r>
+        <w:rPr>
+          <w:u w:val="single"/>
+          <w:lang w:val="pt-BR" w:eastAsia="pt-BR"/>
+        </w:rPr>
+        <w:t>Resultado do Julgamento Recursal</w:t>
+      </w:r>
+      <w:r>
+        <w:rPr>
+          <w:lang w:val="pt-BR" w:eastAsia="pt-BR"/>
+        </w:rPr>
+        <w:t xml:space="preserve"> é especializado nas </w:t>
       </w:r>
       <w:proofErr w:type="spellStart"/>
       <w:r>
         <w:rPr>
-          <w:lang w:val="pt-BR" w:eastAsia="pt-BR"/>
-        </w:rPr>
-        <w:t>Texto</w:t>
+          <w:rFonts w:ascii="Courier New" w:hAnsi="Courier New" w:cs="Courier New"/>
+          <w:lang w:val="pt-BR" w:eastAsia="pt-BR"/>
+        </w:rPr>
+        <w:t>situations</w:t>
       </w:r>
       <w:proofErr w:type="spellEnd"/>
       <w:r>
@@ -28838,26 +29393,137 @@
         </w:rPr>
         <w:t xml:space="preserve"> </w:t>
       </w:r>
+      <w:r>
+        <w:rPr>
+          <w:u w:val="single"/>
+          <w:lang w:val="pt-BR" w:eastAsia="pt-BR"/>
+        </w:rPr>
+        <w:t>Recurso Provido</w:t>
+      </w:r>
+      <w:r>
+        <w:rPr>
+          <w:lang w:val="pt-BR" w:eastAsia="pt-BR"/>
+        </w:rPr>
+        <w:t xml:space="preserve">, </w:t>
+      </w:r>
+      <w:r>
+        <w:rPr>
+          <w:u w:val="single"/>
+          <w:lang w:val="pt-BR" w:eastAsia="pt-BR"/>
+        </w:rPr>
+        <w:t>Recurso Parcialmente Provido</w:t>
+      </w:r>
+      <w:r>
+        <w:rPr>
+          <w:lang w:val="pt-BR" w:eastAsia="pt-BR"/>
+        </w:rPr>
+        <w:t xml:space="preserve">, </w:t>
+      </w:r>
+      <w:r>
+        <w:rPr>
+          <w:u w:val="single"/>
+          <w:lang w:val="pt-BR" w:eastAsia="pt-BR"/>
+        </w:rPr>
+        <w:t>Recurso Desprovido</w:t>
+      </w:r>
+      <w:r>
+        <w:rPr>
+          <w:lang w:val="pt-BR" w:eastAsia="pt-BR"/>
+        </w:rPr>
+        <w:t xml:space="preserve"> e </w:t>
+      </w:r>
+      <w:r>
+        <w:rPr>
+          <w:u w:val="single"/>
+          <w:lang w:val="pt-BR" w:eastAsia="pt-BR"/>
+        </w:rPr>
+        <w:t>Recurso Não Conhecido</w:t>
+      </w:r>
+      <w:r>
+        <w:rPr>
+          <w:lang w:val="pt-BR" w:eastAsia="pt-BR"/>
+        </w:rPr>
+        <w:t xml:space="preserve">. Essas especializações formam um conjunto </w:t>
+      </w:r>
+      <w:r>
+        <w:rPr>
+          <w:rFonts w:ascii="Courier New" w:hAnsi="Courier New" w:cs="Courier New"/>
+          <w:lang w:val="pt-BR" w:eastAsia="pt-BR"/>
+        </w:rPr>
+        <w:t>{</w:t>
+      </w:r>
       <w:proofErr w:type="spellStart"/>
       <w:r>
         <w:rPr>
-          <w:lang w:val="pt-BR" w:eastAsia="pt-BR"/>
-        </w:rPr>
-        <w:t>Texto</w:t>
+          <w:rFonts w:ascii="Courier New" w:hAnsi="Courier New" w:cs="Courier New"/>
+          <w:lang w:val="pt-BR" w:eastAsia="pt-BR"/>
+        </w:rPr>
+        <w:t>disjoint</w:t>
       </w:r>
       <w:proofErr w:type="spellEnd"/>
       <w:r>
         <w:rPr>
-          <w:lang w:val="pt-BR" w:eastAsia="pt-BR"/>
-        </w:rPr>
-        <w:t xml:space="preserve"> </w:t>
+          <w:rFonts w:ascii="Courier New" w:hAnsi="Courier New" w:cs="Courier New"/>
+          <w:lang w:val="pt-BR" w:eastAsia="pt-BR"/>
+        </w:rPr>
+        <w:t>, complete}</w:t>
+      </w:r>
+      <w:r>
+        <w:rPr>
+          <w:lang w:val="pt-BR" w:eastAsia="pt-BR"/>
+        </w:rPr>
+        <w:t>, permitindo representar, dentro do escopo da ontologia, os diferentes resultados possíveis da apreciação do recurso.</w:t>
+      </w:r>
+    </w:p>
+    <w:p>
+      <w:pPr>
+        <w:pStyle w:val="Corpodetexto"/>
+        <w:spacing w:line="312" w:lineRule="auto"/>
+        <w:ind w:left="282" w:right="116" w:firstLine="737"/>
+        <w:jc w:val="both"/>
+        <w:rPr>
+          <w:lang w:val="pt-BR" w:eastAsia="pt-BR"/>
+        </w:rPr>
+      </w:pPr>
+      <w:r>
+        <w:rPr>
+          <w:lang w:val="pt-BR" w:eastAsia="pt-BR"/>
+        </w:rPr>
+        <w:t xml:space="preserve">O modelo também contempla a hipótese de não interposição. A </w:t>
+      </w:r>
+      <w:r>
+        <w:rPr>
+          <w:u w:val="single"/>
+          <w:lang w:val="pt-BR" w:eastAsia="pt-BR"/>
+        </w:rPr>
+        <w:t>Sentença</w:t>
+      </w:r>
+      <w:r>
+        <w:rPr>
+          <w:lang w:val="pt-BR" w:eastAsia="pt-BR"/>
+        </w:rPr>
+        <w:t xml:space="preserve"> </w:t>
+      </w:r>
+      <w:r>
+        <w:rPr>
+          <w:rFonts w:ascii="Courier New" w:hAnsi="Courier New" w:cs="Courier New"/>
+          <w:lang w:val="pt-BR" w:eastAsia="pt-BR"/>
+        </w:rPr>
+        <w:t>triggers</w:t>
+      </w:r>
+      <w:r>
+        <w:rPr>
+          <w:lang w:val="pt-BR" w:eastAsia="pt-BR"/>
+        </w:rPr>
+        <w:t xml:space="preserve"> o </w:t>
       </w:r>
       <w:proofErr w:type="spellStart"/>
       <w:r>
         <w:rPr>
-          <w:lang w:val="pt-BR" w:eastAsia="pt-BR"/>
-        </w:rPr>
-        <w:t>Texto</w:t>
+          <w:rFonts w:ascii="Courier New" w:hAnsi="Courier New" w:cs="Courier New"/>
+          <w:lang w:val="pt-BR" w:eastAsia="pt-BR"/>
+        </w:rPr>
+        <w:t>event</w:t>
       </w:r>
       <w:proofErr w:type="spellEnd"/>
       <w:r>
@@ -28866,12 +29532,38 @@
         </w:rPr>
         <w:t xml:space="preserve"> </w:t>
       </w:r>
+      <w:r>
+        <w:rPr>
+          <w:u w:val="single"/>
+          <w:lang w:val="pt-BR" w:eastAsia="pt-BR"/>
+        </w:rPr>
+        <w:t>Decurso do Prazo Recursal</w:t>
+      </w:r>
+      <w:r>
+        <w:rPr>
+          <w:lang w:val="pt-BR" w:eastAsia="pt-BR"/>
+        </w:rPr>
+        <w:t xml:space="preserve">, que </w:t>
+      </w:r>
+      <w:r>
+        <w:rPr>
+          <w:lang w:val="pt-BR" w:eastAsia="pt-BR"/>
+        </w:rPr>
+        <w:t>leva</w:t>
+      </w:r>
+      <w:r>
+        <w:rPr>
+          <w:lang w:val="pt-BR" w:eastAsia="pt-BR"/>
+        </w:rPr>
+        <w:t xml:space="preserve"> a </w:t>
+      </w:r>
       <w:proofErr w:type="spellStart"/>
       <w:r>
         <w:rPr>
-          <w:lang w:val="pt-BR" w:eastAsia="pt-BR"/>
-        </w:rPr>
-        <w:t>Texto</w:t>
+          <w:rFonts w:ascii="Courier New" w:hAnsi="Courier New" w:cs="Courier New"/>
+          <w:lang w:val="pt-BR" w:eastAsia="pt-BR"/>
+        </w:rPr>
+        <w:t>situation</w:t>
       </w:r>
       <w:proofErr w:type="spellEnd"/>
       <w:r>
@@ -28880,12 +29572,39 @@
         </w:rPr>
         <w:t xml:space="preserve"> </w:t>
       </w:r>
+      <w:r>
+        <w:rPr>
+          <w:u w:val="single"/>
+          <w:lang w:val="pt-BR" w:eastAsia="pt-BR"/>
+        </w:rPr>
+        <w:t>Ausência de Recurso</w:t>
+      </w:r>
+      <w:r>
+        <w:rPr>
+          <w:lang w:val="pt-BR" w:eastAsia="pt-BR"/>
+        </w:rPr>
+        <w:t xml:space="preserve">. Essa situação, por sua vez, </w:t>
+      </w:r>
+      <w:r>
+        <w:rPr>
+          <w:rFonts w:ascii="Courier New" w:hAnsi="Courier New" w:cs="Courier New"/>
+          <w:lang w:val="pt-BR" w:eastAsia="pt-BR"/>
+        </w:rPr>
+        <w:t>triggers</w:t>
+      </w:r>
+      <w:r>
+        <w:rPr>
+          <w:lang w:val="pt-BR" w:eastAsia="pt-BR"/>
+        </w:rPr>
+        <w:t xml:space="preserve"> o </w:t>
+      </w:r>
       <w:proofErr w:type="spellStart"/>
       <w:r>
         <w:rPr>
-          <w:lang w:val="pt-BR" w:eastAsia="pt-BR"/>
-        </w:rPr>
-        <w:t>Texto</w:t>
+          <w:rFonts w:ascii="Courier New" w:hAnsi="Courier New" w:cs="Courier New"/>
+          <w:lang w:val="pt-BR" w:eastAsia="pt-BR"/>
+        </w:rPr>
+        <w:t>event</w:t>
       </w:r>
       <w:proofErr w:type="spellEnd"/>
       <w:r>
@@ -28894,285 +29613,155 @@
         </w:rPr>
         <w:t xml:space="preserve"> </w:t>
       </w:r>
-      <w:proofErr w:type="spellStart"/>
-      <w:r>
-        <w:rPr>
-          <w:lang w:val="pt-BR" w:eastAsia="pt-BR"/>
-        </w:rPr>
-        <w:t>Texto</w:t>
-      </w:r>
-      <w:proofErr w:type="spellEnd"/>
-      <w:r>
-        <w:rPr>
-          <w:lang w:val="pt-BR" w:eastAsia="pt-BR"/>
-        </w:rPr>
-        <w:t xml:space="preserve"> </w:t>
-      </w:r>
-      <w:proofErr w:type="spellStart"/>
-      <w:r>
-        <w:rPr>
-          <w:lang w:val="pt-BR" w:eastAsia="pt-BR"/>
-        </w:rPr>
-        <w:t>Texto</w:t>
-      </w:r>
-      <w:proofErr w:type="spellEnd"/>
-      <w:r>
-        <w:rPr>
-          <w:lang w:val="pt-BR" w:eastAsia="pt-BR"/>
-        </w:rPr>
-        <w:t xml:space="preserve"> </w:t>
-      </w:r>
-      <w:proofErr w:type="spellStart"/>
-      <w:r>
-        <w:rPr>
-          <w:lang w:val="pt-BR" w:eastAsia="pt-BR"/>
-        </w:rPr>
-        <w:t>Texto</w:t>
-      </w:r>
-      <w:proofErr w:type="spellEnd"/>
-      <w:r>
-        <w:rPr>
-          <w:lang w:val="pt-BR" w:eastAsia="pt-BR"/>
-        </w:rPr>
-        <w:t xml:space="preserve"> </w:t>
-      </w:r>
-      <w:proofErr w:type="spellStart"/>
-      <w:r>
-        <w:rPr>
-          <w:lang w:val="pt-BR" w:eastAsia="pt-BR"/>
-        </w:rPr>
-        <w:t>Texto</w:t>
-      </w:r>
-      <w:proofErr w:type="spellEnd"/>
-      <w:r>
-        <w:rPr>
-          <w:lang w:val="pt-BR" w:eastAsia="pt-BR"/>
-        </w:rPr>
-        <w:t xml:space="preserve"> </w:t>
-      </w:r>
-      <w:proofErr w:type="spellStart"/>
-      <w:r>
-        <w:rPr>
-          <w:lang w:val="pt-BR" w:eastAsia="pt-BR"/>
-        </w:rPr>
-        <w:t>Texto</w:t>
-      </w:r>
-      <w:proofErr w:type="spellEnd"/>
-      <w:r>
-        <w:rPr>
-          <w:lang w:val="pt-BR" w:eastAsia="pt-BR"/>
-        </w:rPr>
-        <w:t xml:space="preserve"> </w:t>
-      </w:r>
-      <w:proofErr w:type="spellStart"/>
-      <w:r>
-        <w:rPr>
-          <w:lang w:val="pt-BR" w:eastAsia="pt-BR"/>
-        </w:rPr>
-        <w:t>Texto</w:t>
-      </w:r>
-      <w:proofErr w:type="spellEnd"/>
-      <w:r>
-        <w:rPr>
-          <w:lang w:val="pt-BR" w:eastAsia="pt-BR"/>
-        </w:rPr>
-        <w:t xml:space="preserve"> </w:t>
-      </w:r>
-      <w:proofErr w:type="spellStart"/>
-      <w:r>
-        <w:rPr>
-          <w:lang w:val="pt-BR" w:eastAsia="pt-BR"/>
-        </w:rPr>
-        <w:t>Texto</w:t>
-      </w:r>
-      <w:proofErr w:type="spellEnd"/>
-      <w:r>
-        <w:rPr>
-          <w:lang w:val="pt-BR" w:eastAsia="pt-BR"/>
-        </w:rPr>
-        <w:t xml:space="preserve"> </w:t>
-      </w:r>
-      <w:proofErr w:type="spellStart"/>
-      <w:r>
-        <w:rPr>
-          <w:lang w:val="pt-BR" w:eastAsia="pt-BR"/>
-        </w:rPr>
-        <w:t>Texto</w:t>
-      </w:r>
-      <w:proofErr w:type="spellEnd"/>
-      <w:r>
-        <w:rPr>
-          <w:lang w:val="pt-BR" w:eastAsia="pt-BR"/>
-        </w:rPr>
-        <w:t xml:space="preserve"> </w:t>
-      </w:r>
-      <w:proofErr w:type="spellStart"/>
-      <w:r>
-        <w:rPr>
-          <w:lang w:val="pt-BR" w:eastAsia="pt-BR"/>
-        </w:rPr>
-        <w:t>Texto</w:t>
-      </w:r>
-      <w:proofErr w:type="spellEnd"/>
-      <w:r>
-        <w:rPr>
-          <w:lang w:val="pt-BR" w:eastAsia="pt-BR"/>
-        </w:rPr>
-        <w:t xml:space="preserve"> </w:t>
-      </w:r>
-      <w:proofErr w:type="spellStart"/>
-      <w:r>
-        <w:rPr>
-          <w:lang w:val="pt-BR" w:eastAsia="pt-BR"/>
-        </w:rPr>
-        <w:t>Texto</w:t>
-      </w:r>
-      <w:proofErr w:type="spellEnd"/>
-      <w:r>
-        <w:rPr>
-          <w:lang w:val="pt-BR" w:eastAsia="pt-BR"/>
-        </w:rPr>
-        <w:t xml:space="preserve"> </w:t>
-      </w:r>
-      <w:proofErr w:type="spellStart"/>
-      <w:r>
-        <w:rPr>
-          <w:lang w:val="pt-BR" w:eastAsia="pt-BR"/>
-        </w:rPr>
-        <w:t>Texto</w:t>
-      </w:r>
-      <w:proofErr w:type="spellEnd"/>
-      <w:r>
-        <w:rPr>
-          <w:lang w:val="pt-BR" w:eastAsia="pt-BR"/>
-        </w:rPr>
-        <w:t xml:space="preserve"> </w:t>
-      </w:r>
-      <w:proofErr w:type="spellStart"/>
-      <w:r>
-        <w:rPr>
-          <w:lang w:val="pt-BR" w:eastAsia="pt-BR"/>
-        </w:rPr>
-        <w:t>Texto</w:t>
-      </w:r>
-      <w:proofErr w:type="spellEnd"/>
-      <w:r>
-        <w:rPr>
-          <w:lang w:val="pt-BR" w:eastAsia="pt-BR"/>
-        </w:rPr>
-        <w:t xml:space="preserve"> </w:t>
-      </w:r>
-      <w:proofErr w:type="spellStart"/>
-      <w:r>
-        <w:rPr>
-          <w:lang w:val="pt-BR" w:eastAsia="pt-BR"/>
-        </w:rPr>
-        <w:t>Texto</w:t>
-      </w:r>
-      <w:proofErr w:type="spellEnd"/>
-      <w:r>
-        <w:rPr>
-          <w:lang w:val="pt-BR" w:eastAsia="pt-BR"/>
-        </w:rPr>
-        <w:t xml:space="preserve"> </w:t>
-      </w:r>
-      <w:proofErr w:type="spellStart"/>
-      <w:r>
-        <w:rPr>
-          <w:lang w:val="pt-BR" w:eastAsia="pt-BR"/>
-        </w:rPr>
-        <w:t>Texto</w:t>
-      </w:r>
-      <w:proofErr w:type="spellEnd"/>
-      <w:r>
-        <w:rPr>
-          <w:lang w:val="pt-BR" w:eastAsia="pt-BR"/>
-        </w:rPr>
-        <w:t xml:space="preserve"> </w:t>
-      </w:r>
-      <w:proofErr w:type="spellStart"/>
-      <w:r>
-        <w:rPr>
-          <w:lang w:val="pt-BR" w:eastAsia="pt-BR"/>
-        </w:rPr>
-        <w:t>Texto</w:t>
-      </w:r>
-      <w:proofErr w:type="spellEnd"/>
-      <w:r>
-        <w:rPr>
-          <w:lang w:val="pt-BR" w:eastAsia="pt-BR"/>
-        </w:rPr>
-        <w:t xml:space="preserve"> </w:t>
-      </w:r>
-      <w:proofErr w:type="spellStart"/>
-      <w:r>
-        <w:rPr>
-          <w:lang w:val="pt-BR" w:eastAsia="pt-BR"/>
-        </w:rPr>
-        <w:t>Texto</w:t>
-      </w:r>
-      <w:proofErr w:type="spellEnd"/>
-      <w:r>
-        <w:rPr>
-          <w:lang w:val="pt-BR" w:eastAsia="pt-BR"/>
-        </w:rPr>
-        <w:t xml:space="preserve"> </w:t>
-      </w:r>
-      <w:proofErr w:type="spellStart"/>
-      <w:r>
-        <w:rPr>
-          <w:lang w:val="pt-BR" w:eastAsia="pt-BR"/>
-        </w:rPr>
-        <w:t>Texto</w:t>
-      </w:r>
-      <w:proofErr w:type="spellEnd"/>
-      <w:r>
-        <w:rPr>
-          <w:lang w:val="pt-BR" w:eastAsia="pt-BR"/>
-        </w:rPr>
-        <w:t xml:space="preserve"> </w:t>
-      </w:r>
-      <w:proofErr w:type="spellStart"/>
-      <w:r>
-        <w:rPr>
-          <w:lang w:val="pt-BR" w:eastAsia="pt-BR"/>
-        </w:rPr>
-        <w:t>Texto</w:t>
-      </w:r>
-      <w:proofErr w:type="spellEnd"/>
-      <w:r>
-        <w:rPr>
-          <w:lang w:val="pt-BR" w:eastAsia="pt-BR"/>
-        </w:rPr>
-        <w:t xml:space="preserve"> </w:t>
-      </w:r>
-      <w:proofErr w:type="spellStart"/>
-      <w:r>
-        <w:rPr>
-          <w:lang w:val="pt-BR" w:eastAsia="pt-BR"/>
-        </w:rPr>
-        <w:t>Texto</w:t>
-      </w:r>
-      <w:proofErr w:type="spellEnd"/>
-      <w:r>
-        <w:rPr>
-          <w:lang w:val="pt-BR" w:eastAsia="pt-BR"/>
-        </w:rPr>
-        <w:t xml:space="preserve"> </w:t>
-      </w:r>
-      <w:proofErr w:type="spellStart"/>
-      <w:r>
-        <w:rPr>
-          <w:lang w:val="pt-BR" w:eastAsia="pt-BR"/>
-        </w:rPr>
-        <w:t>Texto</w:t>
-      </w:r>
-      <w:proofErr w:type="spellEnd"/>
+      <w:r>
+        <w:rPr>
+          <w:u w:val="single"/>
+          <w:lang w:val="pt-BR" w:eastAsia="pt-BR"/>
+        </w:rPr>
+        <w:t>Trânsito em Julgado</w:t>
+      </w:r>
+      <w:r>
+        <w:rPr>
+          <w:lang w:val="pt-BR" w:eastAsia="pt-BR"/>
+        </w:rPr>
+        <w:t>, representando o encerramento da possibilidade recursal considerada nesse trecho do modelo.</w:t>
+      </w:r>
+    </w:p>
+    <w:p>
+      <w:pPr>
+        <w:pStyle w:val="Corpodetexto"/>
+        <w:spacing w:line="312" w:lineRule="auto"/>
+        <w:ind w:left="282" w:right="116" w:firstLine="737"/>
+        <w:jc w:val="both"/>
+        <w:rPr>
+          <w:lang w:val="pt-BR" w:eastAsia="pt-BR"/>
+        </w:rPr>
+      </w:pPr>
+      <w:r>
+        <w:rPr>
+          <w:lang w:val="pt-BR" w:eastAsia="pt-BR"/>
+        </w:rPr>
+        <w:t xml:space="preserve">Dessa forma, o diagrama </w:t>
+      </w:r>
+      <w:r>
+        <w:rPr>
+          <w:u w:val="single"/>
+          <w:lang w:val="pt-BR" w:eastAsia="pt-BR"/>
+        </w:rPr>
+        <w:t>Recursos</w:t>
+      </w:r>
+      <w:r>
+        <w:rPr>
+          <w:lang w:val="pt-BR" w:eastAsia="pt-BR"/>
+        </w:rPr>
+        <w:t xml:space="preserve"> organiza os principais conceitos relacionados à fase recursal, integrando a decisão impugnada, o recurso, o prazo, a representação processual, a remessa à </w:t>
+      </w:r>
+      <w:r>
+        <w:rPr>
+          <w:lang w:val="pt-BR" w:eastAsia="pt-BR"/>
+        </w:rPr>
+        <w:t>Turma Recursal</w:t>
+      </w:r>
+      <w:r>
+        <w:rPr>
+          <w:lang w:val="pt-BR" w:eastAsia="pt-BR"/>
+        </w:rPr>
+        <w:t xml:space="preserve">, o julgamento e seus possíveis resultados. O modelo fornece suporte especialmente às Questões de Competência relacionadas à existência de recurso contra a sentença, ao prazo recursal, à necessidade de representação, ao encaminhamento à Turma </w:t>
+      </w:r>
+      <w:r>
+        <w:rPr>
+          <w:lang w:val="pt-BR" w:eastAsia="pt-BR"/>
+        </w:rPr>
+        <w:lastRenderedPageBreak/>
+        <w:t>Recursal e ao resultado do julgamento do recurso</w:t>
+      </w:r>
       <w:r>
         <w:rPr>
           <w:lang w:val="pt-BR" w:eastAsia="pt-BR"/>
         </w:rPr>
         <w:t>.</w:t>
+      </w:r>
+    </w:p>
+    <w:p>
+      <w:pPr>
+        <w:pStyle w:val="Corpodetexto"/>
+        <w:spacing w:line="312" w:lineRule="auto"/>
+        <w:ind w:right="116"/>
+        <w:jc w:val="center"/>
+        <w:rPr>
+          <w:lang w:val="pt-BR" w:eastAsia="pt-BR"/>
+        </w:rPr>
+      </w:pPr>
+      <w:r>
+        <w:t>Figura 21. Diagrama de Recursos.</w:t>
+      </w:r>
+    </w:p>
+    <w:p>
+      <w:pPr>
+        <w:pStyle w:val="Corpodetexto"/>
+        <w:spacing w:line="312" w:lineRule="auto"/>
+        <w:ind w:right="116"/>
+        <w:jc w:val="both"/>
+        <w:rPr>
+          <w:lang w:val="pt-BR" w:eastAsia="pt-BR"/>
+        </w:rPr>
+      </w:pPr>
+      <w:r>
+        <w:rPr>
+          <w:lang w:val="pt-BR" w:eastAsia="pt-BR"/>
+        </w:rPr>
+        <w:drawing>
+          <wp:inline distT="0" distB="0" distL="0" distR="0" wp14:anchorId="2FD5B63B" wp14:editId="15EA9AB7">
+            <wp:extent cx="6033135" cy="3617595"/>
+            <wp:effectExtent l="0" t="0" r="5715" b="1905"/>
+            <wp:docPr id="32" name="Imagem 32"/>
+            <wp:cNvGraphicFramePr>
+              <a:graphicFrameLocks xmlns:a="http://schemas.openxmlformats.org/drawingml/2006/main" noChangeAspect="1"/>
+            </wp:cNvGraphicFramePr>
+            <a:graphic xmlns:a="http://schemas.openxmlformats.org/drawingml/2006/main">
+              <a:graphicData uri="http://schemas.openxmlformats.org/drawingml/2006/picture">
+                <pic:pic xmlns:pic="http://schemas.openxmlformats.org/drawingml/2006/picture">
+                  <pic:nvPicPr>
+                    <pic:cNvPr id="1" name=""/>
+                    <pic:cNvPicPr/>
+                  </pic:nvPicPr>
+                  <pic:blipFill>
+                    <a:blip r:embed="rId45"/>
+                    <a:stretch>
+                      <a:fillRect/>
+                    </a:stretch>
+                  </pic:blipFill>
+                  <pic:spPr>
+                    <a:xfrm>
+                      <a:off x="0" y="0"/>
+                      <a:ext cx="6033135" cy="3617595"/>
+                    </a:xfrm>
+                    <a:prstGeom prst="rect">
+                      <a:avLst/>
+                    </a:prstGeom>
+                  </pic:spPr>
+                </pic:pic>
+              </a:graphicData>
+            </a:graphic>
+          </wp:inline>
+        </w:drawing>
+      </w:r>
+    </w:p>
+    <w:p>
+      <w:pPr>
+        <w:pStyle w:val="Corpodetexto"/>
+        <w:spacing w:line="312" w:lineRule="auto"/>
+        <w:ind w:right="116"/>
+        <w:jc w:val="center"/>
+        <w:rPr>
+          <w:lang w:val="pt-BR" w:eastAsia="pt-BR"/>
+        </w:rPr>
+      </w:pPr>
+      <w:r>
+        <w:rPr>
+          <w:w w:val="105"/>
+        </w:rPr>
+        <w:t>Fonte: elaborado pelo autor (2026)</w:t>
       </w:r>
     </w:p>
     <w:p>
@@ -29221,14 +29810,45 @@
         <w:rPr>
           <w:lang w:val="pt-BR" w:eastAsia="pt-BR"/>
         </w:rPr>
-        <w:t xml:space="preserve">Texto </w:t>
+        <w:t xml:space="preserve">O diagrama </w:t>
+      </w:r>
+      <w:r>
+        <w:rPr>
+          <w:u w:val="single"/>
+          <w:lang w:val="pt-BR" w:eastAsia="pt-BR"/>
+        </w:rPr>
+        <w:t>Cumprimento e Encerramento</w:t>
+      </w:r>
+      <w:r>
+        <w:rPr>
+          <w:lang w:val="pt-BR" w:eastAsia="pt-BR"/>
+        </w:rPr>
+        <w:t xml:space="preserve"> representa os eventos e situações relacionados à fase posterior ao trânsito em julgado da sentença, abrangendo o cumprimento da obrigação judicial e os possíveis desdobramentos até o encerramento do processo.</w:t>
+      </w:r>
+    </w:p>
+    <w:p>
+      <w:pPr>
+        <w:pStyle w:val="Corpodetexto"/>
+        <w:spacing w:line="312" w:lineRule="auto"/>
+        <w:ind w:left="282" w:right="116" w:firstLine="737"/>
+        <w:jc w:val="both"/>
+        <w:rPr>
+          <w:lang w:val="pt-BR" w:eastAsia="pt-BR"/>
+        </w:rPr>
+      </w:pPr>
+      <w:r>
+        <w:rPr>
+          <w:lang w:val="pt-BR" w:eastAsia="pt-BR"/>
+        </w:rPr>
+        <w:t xml:space="preserve">A </w:t>
       </w:r>
       <w:proofErr w:type="spellStart"/>
       <w:r>
         <w:rPr>
-          <w:lang w:val="pt-BR" w:eastAsia="pt-BR"/>
-        </w:rPr>
-        <w:t>Texto</w:t>
+          <w:rFonts w:ascii="Courier New" w:hAnsi="Courier New" w:cs="Courier New"/>
+          <w:lang w:val="pt-BR" w:eastAsia="pt-BR"/>
+        </w:rPr>
+        <w:t>situation</w:t>
       </w:r>
       <w:proofErr w:type="spellEnd"/>
       <w:r>
@@ -29237,12 +29857,39 @@
         </w:rPr>
         <w:t xml:space="preserve"> </w:t>
       </w:r>
+      <w:r>
+        <w:rPr>
+          <w:u w:val="single"/>
+          <w:lang w:val="pt-BR" w:eastAsia="pt-BR"/>
+        </w:rPr>
+        <w:t>Sentença Transitada em Julgado</w:t>
+      </w:r>
+      <w:r>
+        <w:rPr>
+          <w:lang w:val="pt-BR" w:eastAsia="pt-BR"/>
+        </w:rPr>
+        <w:t xml:space="preserve"> </w:t>
+      </w:r>
+      <w:r>
+        <w:rPr>
+          <w:rFonts w:ascii="Courier New" w:hAnsi="Courier New" w:cs="Courier New"/>
+          <w:lang w:val="pt-BR" w:eastAsia="pt-BR"/>
+        </w:rPr>
+        <w:t>triggers</w:t>
+      </w:r>
+      <w:r>
+        <w:rPr>
+          <w:lang w:val="pt-BR" w:eastAsia="pt-BR"/>
+        </w:rPr>
+        <w:t xml:space="preserve"> o </w:t>
+      </w:r>
       <w:proofErr w:type="spellStart"/>
       <w:r>
         <w:rPr>
-          <w:lang w:val="pt-BR" w:eastAsia="pt-BR"/>
-        </w:rPr>
-        <w:t>Texto</w:t>
+          <w:rFonts w:ascii="Courier New" w:hAnsi="Courier New" w:cs="Courier New"/>
+          <w:lang w:val="pt-BR" w:eastAsia="pt-BR"/>
+        </w:rPr>
+        <w:t>event</w:t>
       </w:r>
       <w:proofErr w:type="spellEnd"/>
       <w:r>
@@ -29251,12 +29898,107 @@
         </w:rPr>
         <w:t xml:space="preserve"> </w:t>
       </w:r>
+      <w:r>
+        <w:rPr>
+          <w:u w:val="single"/>
+          <w:lang w:val="pt-BR" w:eastAsia="pt-BR"/>
+        </w:rPr>
+        <w:t>Cumprimento da Sentença</w:t>
+      </w:r>
+      <w:r>
+        <w:rPr>
+          <w:lang w:val="pt-BR" w:eastAsia="pt-BR"/>
+        </w:rPr>
+        <w:t xml:space="preserve">, indicando que, no recorte representado pelo modelo, o início dessa etapa decorre da estabilização da decisão judicial. O </w:t>
+      </w:r>
+      <w:r>
+        <w:rPr>
+          <w:u w:val="single"/>
+          <w:lang w:val="pt-BR" w:eastAsia="pt-BR"/>
+        </w:rPr>
+        <w:t>Cumprimento da Sentença</w:t>
+      </w:r>
+      <w:r>
+        <w:rPr>
+          <w:lang w:val="pt-BR" w:eastAsia="pt-BR"/>
+        </w:rPr>
+        <w:t xml:space="preserve"> está relacionado ao </w:t>
+      </w:r>
+      <w:r>
+        <w:rPr>
+          <w:rFonts w:ascii="Courier New" w:hAnsi="Courier New" w:cs="Courier New"/>
+          <w:lang w:val="pt-BR" w:eastAsia="pt-BR"/>
+        </w:rPr>
+        <w:t>relator</w:t>
+      </w:r>
+      <w:r>
+        <w:rPr>
+          <w:lang w:val="pt-BR" w:eastAsia="pt-BR"/>
+        </w:rPr>
+        <w:t xml:space="preserve"> </w:t>
+      </w:r>
+      <w:r>
+        <w:rPr>
+          <w:u w:val="single"/>
+          <w:lang w:val="pt-BR" w:eastAsia="pt-BR"/>
+        </w:rPr>
+        <w:t>Obrigação Judicial</w:t>
+      </w:r>
+      <w:r>
+        <w:rPr>
+          <w:lang w:val="pt-BR" w:eastAsia="pt-BR"/>
+        </w:rPr>
+        <w:t xml:space="preserve"> pela relação satisfaz, evidenciando que essa fase tem como finalidade efetivar a prestação estabelecida na decisão.</w:t>
+      </w:r>
+    </w:p>
+    <w:p>
+      <w:pPr>
+        <w:pStyle w:val="Corpodetexto"/>
+        <w:spacing w:line="312" w:lineRule="auto"/>
+        <w:ind w:left="282" w:right="116" w:firstLine="737"/>
+        <w:jc w:val="both"/>
+        <w:rPr>
+          <w:lang w:val="pt-BR" w:eastAsia="pt-BR"/>
+        </w:rPr>
+      </w:pPr>
+      <w:r>
+        <w:rPr>
+          <w:lang w:val="pt-BR" w:eastAsia="pt-BR"/>
+        </w:rPr>
+        <w:t xml:space="preserve">A ocorrência do </w:t>
+      </w:r>
+      <w:r>
+        <w:rPr>
+          <w:u w:val="single"/>
+          <w:lang w:val="pt-BR" w:eastAsia="pt-BR"/>
+        </w:rPr>
+        <w:t>Cumprimento da Sentença</w:t>
+      </w:r>
+      <w:r>
+        <w:rPr>
+          <w:lang w:val="pt-BR" w:eastAsia="pt-BR"/>
+        </w:rPr>
+        <w:t xml:space="preserve"> </w:t>
+      </w:r>
+      <w:r>
+        <w:rPr>
+          <w:lang w:val="pt-BR" w:eastAsia="pt-BR"/>
+        </w:rPr>
+        <w:t>leva</w:t>
+      </w:r>
+      <w:r>
+        <w:rPr>
+          <w:lang w:val="pt-BR" w:eastAsia="pt-BR"/>
+        </w:rPr>
+        <w:t xml:space="preserve"> a </w:t>
+      </w:r>
       <w:proofErr w:type="spellStart"/>
       <w:r>
         <w:rPr>
-          <w:lang w:val="pt-BR" w:eastAsia="pt-BR"/>
-        </w:rPr>
-        <w:t>Texto</w:t>
+          <w:rFonts w:ascii="Courier New" w:hAnsi="Courier New" w:cs="Courier New"/>
+          <w:lang w:val="pt-BR" w:eastAsia="pt-BR"/>
+        </w:rPr>
+        <w:t>situation</w:t>
       </w:r>
       <w:proofErr w:type="spellEnd"/>
       <w:r>
@@ -29265,26 +30007,111 @@
         </w:rPr>
         <w:t xml:space="preserve"> </w:t>
       </w:r>
+      <w:r>
+        <w:rPr>
+          <w:u w:val="single"/>
+          <w:lang w:val="pt-BR" w:eastAsia="pt-BR"/>
+        </w:rPr>
+        <w:t>Resultado do Cumprimento</w:t>
+      </w:r>
+      <w:r>
+        <w:rPr>
+          <w:lang w:val="pt-BR" w:eastAsia="pt-BR"/>
+        </w:rPr>
+        <w:t xml:space="preserve">. Esse resultado é especializado nas situações </w:t>
+      </w:r>
+      <w:r>
+        <w:rPr>
+          <w:u w:val="single"/>
+          <w:lang w:val="pt-BR" w:eastAsia="pt-BR"/>
+        </w:rPr>
+        <w:t>Obrigação Cumprida</w:t>
+      </w:r>
+      <w:r>
+        <w:rPr>
+          <w:lang w:val="pt-BR" w:eastAsia="pt-BR"/>
+        </w:rPr>
+        <w:t xml:space="preserve">, </w:t>
+      </w:r>
+      <w:r>
+        <w:rPr>
+          <w:u w:val="single"/>
+          <w:lang w:val="pt-BR" w:eastAsia="pt-BR"/>
+        </w:rPr>
+        <w:t>Obrigação Parcialmente Cumprida</w:t>
+      </w:r>
+      <w:r>
+        <w:rPr>
+          <w:lang w:val="pt-BR" w:eastAsia="pt-BR"/>
+        </w:rPr>
+        <w:t xml:space="preserve"> e </w:t>
+      </w:r>
+      <w:r>
+        <w:rPr>
+          <w:u w:val="single"/>
+          <w:lang w:val="pt-BR" w:eastAsia="pt-BR"/>
+        </w:rPr>
+        <w:t>Obrigação Não Cumprida</w:t>
+      </w:r>
+      <w:r>
+        <w:rPr>
+          <w:lang w:val="pt-BR" w:eastAsia="pt-BR"/>
+        </w:rPr>
+        <w:t xml:space="preserve">. As três especializações integram um conjunto </w:t>
+      </w:r>
+      <w:r>
+        <w:rPr>
+          <w:rFonts w:ascii="Courier New" w:hAnsi="Courier New" w:cs="Courier New"/>
+          <w:lang w:val="pt-BR" w:eastAsia="pt-BR"/>
+        </w:rPr>
+        <w:t>{</w:t>
+      </w:r>
       <w:proofErr w:type="spellStart"/>
       <w:r>
         <w:rPr>
-          <w:lang w:val="pt-BR" w:eastAsia="pt-BR"/>
-        </w:rPr>
-        <w:t>Texto</w:t>
+          <w:rFonts w:ascii="Courier New" w:hAnsi="Courier New" w:cs="Courier New"/>
+          <w:lang w:val="pt-BR" w:eastAsia="pt-BR"/>
+        </w:rPr>
+        <w:t>disjoint</w:t>
       </w:r>
       <w:proofErr w:type="spellEnd"/>
       <w:r>
         <w:rPr>
-          <w:lang w:val="pt-BR" w:eastAsia="pt-BR"/>
-        </w:rPr>
-        <w:t xml:space="preserve"> </w:t>
+          <w:rFonts w:ascii="Courier New" w:hAnsi="Courier New" w:cs="Courier New"/>
+          <w:lang w:val="pt-BR" w:eastAsia="pt-BR"/>
+        </w:rPr>
+        <w:t>, complete}</w:t>
+      </w:r>
+      <w:r>
+        <w:rPr>
+          <w:lang w:val="pt-BR" w:eastAsia="pt-BR"/>
+        </w:rPr>
+        <w:t>, permitindo representar, no escopo da ontologia, os possíveis resultados da verificação do cumprimento da obrigação judicial.</w:t>
+      </w:r>
+    </w:p>
+    <w:p>
+      <w:pPr>
+        <w:pStyle w:val="Corpodetexto"/>
+        <w:spacing w:line="312" w:lineRule="auto"/>
+        <w:ind w:left="282" w:right="116" w:firstLine="737"/>
+        <w:jc w:val="both"/>
+        <w:rPr>
+          <w:lang w:val="pt-BR" w:eastAsia="pt-BR"/>
+        </w:rPr>
+      </w:pPr>
+      <w:r>
+        <w:rPr>
+          <w:lang w:val="pt-BR" w:eastAsia="pt-BR"/>
+        </w:rPr>
+        <w:t xml:space="preserve">Quando a obrigação é integralmente satisfeita, a </w:t>
       </w:r>
       <w:proofErr w:type="spellStart"/>
       <w:r>
         <w:rPr>
-          <w:lang w:val="pt-BR" w:eastAsia="pt-BR"/>
-        </w:rPr>
-        <w:t>Texto</w:t>
+          <w:rFonts w:ascii="Courier New" w:hAnsi="Courier New" w:cs="Courier New"/>
+          <w:lang w:val="pt-BR" w:eastAsia="pt-BR"/>
+        </w:rPr>
+        <w:t>situation</w:t>
       </w:r>
       <w:proofErr w:type="spellEnd"/>
       <w:r>
@@ -29293,12 +30120,39 @@
         </w:rPr>
         <w:t xml:space="preserve"> </w:t>
       </w:r>
+      <w:r>
+        <w:rPr>
+          <w:u w:val="single"/>
+          <w:lang w:val="pt-BR" w:eastAsia="pt-BR"/>
+        </w:rPr>
+        <w:t>Obrigação Cumprida</w:t>
+      </w:r>
+      <w:r>
+        <w:rPr>
+          <w:lang w:val="pt-BR" w:eastAsia="pt-BR"/>
+        </w:rPr>
+        <w:t xml:space="preserve"> </w:t>
+      </w:r>
+      <w:r>
+        <w:rPr>
+          <w:rFonts w:ascii="Courier New" w:hAnsi="Courier New" w:cs="Courier New"/>
+          <w:lang w:val="pt-BR" w:eastAsia="pt-BR"/>
+        </w:rPr>
+        <w:t>triggers</w:t>
+      </w:r>
+      <w:r>
+        <w:rPr>
+          <w:lang w:val="pt-BR" w:eastAsia="pt-BR"/>
+        </w:rPr>
+        <w:t xml:space="preserve"> o </w:t>
+      </w:r>
       <w:proofErr w:type="spellStart"/>
       <w:r>
         <w:rPr>
-          <w:lang w:val="pt-BR" w:eastAsia="pt-BR"/>
-        </w:rPr>
-        <w:t>Texto</w:t>
+          <w:rFonts w:ascii="Courier New" w:hAnsi="Courier New" w:cs="Courier New"/>
+          <w:lang w:val="pt-BR" w:eastAsia="pt-BR"/>
+        </w:rPr>
+        <w:t>event</w:t>
       </w:r>
       <w:proofErr w:type="spellEnd"/>
       <w:r>
@@ -29307,12 +30161,107 @@
         </w:rPr>
         <w:t xml:space="preserve"> </w:t>
       </w:r>
+      <w:r>
+        <w:rPr>
+          <w:u w:val="single"/>
+          <w:lang w:val="pt-BR" w:eastAsia="pt-BR"/>
+        </w:rPr>
+        <w:t>Conclusão do Cumprimento</w:t>
+      </w:r>
+      <w:r>
+        <w:rPr>
+          <w:lang w:val="pt-BR" w:eastAsia="pt-BR"/>
+        </w:rPr>
+        <w:t xml:space="preserve">. Esse evento </w:t>
+      </w:r>
+      <w:r>
+        <w:rPr>
+          <w:lang w:val="pt-BR" w:eastAsia="pt-BR"/>
+        </w:rPr>
+        <w:t>leva</w:t>
+      </w:r>
+      <w:r>
+        <w:rPr>
+          <w:lang w:val="pt-BR" w:eastAsia="pt-BR"/>
+        </w:rPr>
+        <w:t xml:space="preserve"> a situação </w:t>
+      </w:r>
+      <w:r>
+        <w:rPr>
+          <w:u w:val="single"/>
+          <w:lang w:val="pt-BR" w:eastAsia="pt-BR"/>
+        </w:rPr>
+        <w:t>Cumprimento Concluído</w:t>
+      </w:r>
+      <w:r>
+        <w:rPr>
+          <w:lang w:val="pt-BR" w:eastAsia="pt-BR"/>
+        </w:rPr>
+        <w:t>, indicando que não há necessidade de continuidade dos atos voltados à satisfação da obrigação.</w:t>
+      </w:r>
+    </w:p>
+    <w:p>
+      <w:pPr>
+        <w:pStyle w:val="Corpodetexto"/>
+        <w:spacing w:line="312" w:lineRule="auto"/>
+        <w:ind w:left="282" w:right="116" w:firstLine="737"/>
+        <w:jc w:val="both"/>
+        <w:rPr>
+          <w:lang w:val="pt-BR" w:eastAsia="pt-BR"/>
+        </w:rPr>
+      </w:pPr>
+      <w:r>
+        <w:rPr>
+          <w:lang w:val="pt-BR" w:eastAsia="pt-BR"/>
+        </w:rPr>
+        <w:t xml:space="preserve">Nos casos em que a obrigação é apenas parcialmente cumprida ou permanece não cumprida, as situações </w:t>
+      </w:r>
+      <w:r>
+        <w:rPr>
+          <w:u w:val="single"/>
+          <w:lang w:val="pt-BR" w:eastAsia="pt-BR"/>
+        </w:rPr>
+        <w:t>Obrigação Parcialmente Cumprida</w:t>
+      </w:r>
+      <w:r>
+        <w:rPr>
+          <w:lang w:val="pt-BR" w:eastAsia="pt-BR"/>
+        </w:rPr>
+        <w:t xml:space="preserve"> e </w:t>
+      </w:r>
+      <w:r>
+        <w:rPr>
+          <w:u w:val="single"/>
+          <w:lang w:val="pt-BR" w:eastAsia="pt-BR"/>
+        </w:rPr>
+        <w:t>Obrigação Não Cumprida</w:t>
+      </w:r>
+      <w:r>
+        <w:rPr>
+          <w:lang w:val="pt-BR" w:eastAsia="pt-BR"/>
+        </w:rPr>
+        <w:t xml:space="preserve"> </w:t>
+      </w:r>
+      <w:r>
+        <w:rPr>
+          <w:rFonts w:ascii="Courier New" w:hAnsi="Courier New" w:cs="Courier New"/>
+          <w:lang w:val="pt-BR" w:eastAsia="pt-BR"/>
+        </w:rPr>
+        <w:t>trigger</w:t>
+      </w:r>
+      <w:r>
+        <w:rPr>
+          <w:lang w:val="pt-BR" w:eastAsia="pt-BR"/>
+        </w:rPr>
+        <w:t xml:space="preserve"> o </w:t>
+      </w:r>
       <w:proofErr w:type="spellStart"/>
       <w:r>
         <w:rPr>
-          <w:lang w:val="pt-BR" w:eastAsia="pt-BR"/>
-        </w:rPr>
-        <w:t>Texto</w:t>
+          <w:rFonts w:ascii="Courier New" w:hAnsi="Courier New" w:cs="Courier New"/>
+          <w:lang w:val="pt-BR" w:eastAsia="pt-BR"/>
+        </w:rPr>
+        <w:t>event</w:t>
       </w:r>
       <w:proofErr w:type="spellEnd"/>
       <w:r>
@@ -29321,12 +30270,75 @@
         </w:rPr>
         <w:t xml:space="preserve"> </w:t>
       </w:r>
+      <w:r>
+        <w:rPr>
+          <w:u w:val="single"/>
+          <w:lang w:val="pt-BR" w:eastAsia="pt-BR"/>
+        </w:rPr>
+        <w:t>Prosseguimento do Cumprimento</w:t>
+      </w:r>
+      <w:r>
+        <w:rPr>
+          <w:lang w:val="pt-BR" w:eastAsia="pt-BR"/>
+        </w:rPr>
+        <w:t xml:space="preserve">. Esse evento representa a continuidade </w:t>
+      </w:r>
+      <w:r>
+        <w:rPr>
+          <w:lang w:val="pt-BR" w:eastAsia="pt-BR"/>
+        </w:rPr>
+        <w:lastRenderedPageBreak/>
+        <w:t xml:space="preserve">das medidas destinadas à satisfação da obrigação e pode posteriormente </w:t>
+      </w:r>
+      <w:r>
+        <w:rPr>
+          <w:lang w:val="pt-BR" w:eastAsia="pt-BR"/>
+        </w:rPr>
+        <w:t>levar</w:t>
+      </w:r>
+      <w:r>
+        <w:rPr>
+          <w:lang w:val="pt-BR" w:eastAsia="pt-BR"/>
+        </w:rPr>
+        <w:t xml:space="preserve"> a </w:t>
+      </w:r>
+      <w:r>
+        <w:rPr>
+          <w:u w:val="single"/>
+          <w:lang w:val="pt-BR" w:eastAsia="pt-BR"/>
+        </w:rPr>
+        <w:t>Conclusão do Cumprimento</w:t>
+      </w:r>
+      <w:r>
+        <w:rPr>
+          <w:lang w:val="pt-BR" w:eastAsia="pt-BR"/>
+        </w:rPr>
+        <w:t>, caso a prestação venha a ser efetivamente satisfeita.</w:t>
+      </w:r>
+    </w:p>
+    <w:p>
+      <w:pPr>
+        <w:pStyle w:val="Corpodetexto"/>
+        <w:spacing w:line="312" w:lineRule="auto"/>
+        <w:ind w:left="282" w:right="116" w:firstLine="737"/>
+        <w:jc w:val="both"/>
+        <w:rPr>
+          <w:lang w:val="pt-BR" w:eastAsia="pt-BR"/>
+        </w:rPr>
+      </w:pPr>
+      <w:r>
+        <w:rPr>
+          <w:lang w:val="pt-BR" w:eastAsia="pt-BR"/>
+        </w:rPr>
+        <w:t xml:space="preserve">A </w:t>
+      </w:r>
       <w:proofErr w:type="spellStart"/>
       <w:r>
         <w:rPr>
-          <w:lang w:val="pt-BR" w:eastAsia="pt-BR"/>
-        </w:rPr>
-        <w:t>Texto</w:t>
+          <w:rFonts w:ascii="Courier New" w:hAnsi="Courier New" w:cs="Courier New"/>
+          <w:lang w:val="pt-BR" w:eastAsia="pt-BR"/>
+        </w:rPr>
+        <w:t>situation</w:t>
       </w:r>
       <w:proofErr w:type="spellEnd"/>
       <w:r>
@@ -29335,12 +30347,39 @@
         </w:rPr>
         <w:t xml:space="preserve"> </w:t>
       </w:r>
+      <w:r>
+        <w:rPr>
+          <w:u w:val="single"/>
+          <w:lang w:val="pt-BR" w:eastAsia="pt-BR"/>
+        </w:rPr>
+        <w:t>Cumprimento Concluído</w:t>
+      </w:r>
+      <w:r>
+        <w:rPr>
+          <w:lang w:val="pt-BR" w:eastAsia="pt-BR"/>
+        </w:rPr>
+        <w:t xml:space="preserve">, por sua vez, </w:t>
+      </w:r>
+      <w:r>
+        <w:rPr>
+          <w:rFonts w:ascii="Courier New" w:hAnsi="Courier New" w:cs="Courier New"/>
+          <w:lang w:val="pt-BR" w:eastAsia="pt-BR"/>
+        </w:rPr>
+        <w:t>triggers</w:t>
+      </w:r>
+      <w:r>
+        <w:rPr>
+          <w:lang w:val="pt-BR" w:eastAsia="pt-BR"/>
+        </w:rPr>
+        <w:t xml:space="preserve"> o </w:t>
+      </w:r>
       <w:proofErr w:type="spellStart"/>
       <w:r>
         <w:rPr>
-          <w:lang w:val="pt-BR" w:eastAsia="pt-BR"/>
-        </w:rPr>
-        <w:t>Texto</w:t>
+          <w:rFonts w:ascii="Courier New" w:hAnsi="Courier New" w:cs="Courier New"/>
+          <w:lang w:val="pt-BR" w:eastAsia="pt-BR"/>
+        </w:rPr>
+        <w:t>event</w:t>
       </w:r>
       <w:proofErr w:type="spellEnd"/>
       <w:r>
@@ -29349,420 +30388,69 @@
         </w:rPr>
         <w:t xml:space="preserve"> </w:t>
       </w:r>
-      <w:proofErr w:type="spellStart"/>
-      <w:r>
-        <w:rPr>
-          <w:lang w:val="pt-BR" w:eastAsia="pt-BR"/>
-        </w:rPr>
-        <w:t>Texto</w:t>
-      </w:r>
-      <w:proofErr w:type="spellEnd"/>
-      <w:r>
-        <w:rPr>
-          <w:lang w:val="pt-BR" w:eastAsia="pt-BR"/>
-        </w:rPr>
-        <w:t xml:space="preserve"> </w:t>
-      </w:r>
-      <w:proofErr w:type="spellStart"/>
-      <w:r>
-        <w:rPr>
-          <w:lang w:val="pt-BR" w:eastAsia="pt-BR"/>
-        </w:rPr>
-        <w:t>Texto</w:t>
-      </w:r>
-      <w:proofErr w:type="spellEnd"/>
-      <w:r>
-        <w:rPr>
-          <w:lang w:val="pt-BR" w:eastAsia="pt-BR"/>
-        </w:rPr>
-        <w:t xml:space="preserve"> </w:t>
-      </w:r>
-      <w:proofErr w:type="spellStart"/>
-      <w:r>
-        <w:rPr>
-          <w:lang w:val="pt-BR" w:eastAsia="pt-BR"/>
-        </w:rPr>
-        <w:t>Texto</w:t>
-      </w:r>
-      <w:proofErr w:type="spellEnd"/>
-      <w:r>
-        <w:rPr>
-          <w:lang w:val="pt-BR" w:eastAsia="pt-BR"/>
-        </w:rPr>
-        <w:t xml:space="preserve"> </w:t>
-      </w:r>
-      <w:proofErr w:type="spellStart"/>
-      <w:r>
-        <w:rPr>
-          <w:lang w:val="pt-BR" w:eastAsia="pt-BR"/>
-        </w:rPr>
-        <w:t>Texto</w:t>
-      </w:r>
-      <w:proofErr w:type="spellEnd"/>
-      <w:r>
-        <w:rPr>
-          <w:lang w:val="pt-BR" w:eastAsia="pt-BR"/>
-        </w:rPr>
-        <w:t xml:space="preserve"> </w:t>
-      </w:r>
-      <w:proofErr w:type="spellStart"/>
-      <w:r>
-        <w:rPr>
-          <w:lang w:val="pt-BR" w:eastAsia="pt-BR"/>
-        </w:rPr>
-        <w:t>Texto</w:t>
-      </w:r>
-      <w:proofErr w:type="spellEnd"/>
-      <w:r>
-        <w:rPr>
-          <w:lang w:val="pt-BR" w:eastAsia="pt-BR"/>
-        </w:rPr>
-        <w:t xml:space="preserve"> </w:t>
-      </w:r>
-      <w:proofErr w:type="spellStart"/>
-      <w:r>
-        <w:rPr>
-          <w:lang w:val="pt-BR" w:eastAsia="pt-BR"/>
-        </w:rPr>
-        <w:t>Texto</w:t>
-      </w:r>
-      <w:proofErr w:type="spellEnd"/>
-      <w:r>
-        <w:rPr>
-          <w:lang w:val="pt-BR" w:eastAsia="pt-BR"/>
-        </w:rPr>
-        <w:t xml:space="preserve"> </w:t>
-      </w:r>
-      <w:proofErr w:type="spellStart"/>
-      <w:r>
-        <w:rPr>
-          <w:lang w:val="pt-BR" w:eastAsia="pt-BR"/>
-        </w:rPr>
-        <w:t>Texto</w:t>
-      </w:r>
-      <w:proofErr w:type="spellEnd"/>
-      <w:r>
-        <w:rPr>
-          <w:lang w:val="pt-BR" w:eastAsia="pt-BR"/>
-        </w:rPr>
-        <w:t xml:space="preserve"> </w:t>
-      </w:r>
-      <w:proofErr w:type="spellStart"/>
-      <w:r>
-        <w:rPr>
-          <w:lang w:val="pt-BR" w:eastAsia="pt-BR"/>
-        </w:rPr>
-        <w:t>Texto</w:t>
-      </w:r>
-      <w:proofErr w:type="spellEnd"/>
-      <w:r>
-        <w:rPr>
-          <w:lang w:val="pt-BR" w:eastAsia="pt-BR"/>
-        </w:rPr>
-        <w:t xml:space="preserve"> </w:t>
-      </w:r>
-      <w:proofErr w:type="spellStart"/>
-      <w:r>
-        <w:rPr>
-          <w:lang w:val="pt-BR" w:eastAsia="pt-BR"/>
-        </w:rPr>
-        <w:t>Texto</w:t>
-      </w:r>
-      <w:proofErr w:type="spellEnd"/>
-      <w:r>
-        <w:rPr>
-          <w:lang w:val="pt-BR" w:eastAsia="pt-BR"/>
-        </w:rPr>
-        <w:t xml:space="preserve"> </w:t>
-      </w:r>
-      <w:proofErr w:type="spellStart"/>
-      <w:r>
-        <w:rPr>
-          <w:lang w:val="pt-BR" w:eastAsia="pt-BR"/>
-        </w:rPr>
-        <w:t>Texto</w:t>
-      </w:r>
-      <w:proofErr w:type="spellEnd"/>
-      <w:r>
-        <w:rPr>
-          <w:lang w:val="pt-BR" w:eastAsia="pt-BR"/>
-        </w:rPr>
-        <w:t xml:space="preserve"> </w:t>
-      </w:r>
-      <w:proofErr w:type="spellStart"/>
-      <w:r>
-        <w:rPr>
-          <w:lang w:val="pt-BR" w:eastAsia="pt-BR"/>
-        </w:rPr>
-        <w:t>Texto</w:t>
-      </w:r>
-      <w:proofErr w:type="spellEnd"/>
-      <w:r>
-        <w:rPr>
-          <w:lang w:val="pt-BR" w:eastAsia="pt-BR"/>
-        </w:rPr>
-        <w:t xml:space="preserve"> </w:t>
-      </w:r>
-      <w:proofErr w:type="spellStart"/>
-      <w:r>
-        <w:rPr>
-          <w:lang w:val="pt-BR" w:eastAsia="pt-BR"/>
-        </w:rPr>
-        <w:t>Texto</w:t>
-      </w:r>
-      <w:proofErr w:type="spellEnd"/>
-      <w:r>
-        <w:rPr>
-          <w:lang w:val="pt-BR" w:eastAsia="pt-BR"/>
-        </w:rPr>
-        <w:t xml:space="preserve"> </w:t>
-      </w:r>
-      <w:proofErr w:type="spellStart"/>
-      <w:r>
-        <w:rPr>
-          <w:lang w:val="pt-BR" w:eastAsia="pt-BR"/>
-        </w:rPr>
-        <w:t>Texto</w:t>
-      </w:r>
-      <w:proofErr w:type="spellEnd"/>
-      <w:r>
-        <w:rPr>
-          <w:lang w:val="pt-BR" w:eastAsia="pt-BR"/>
-        </w:rPr>
-        <w:t xml:space="preserve"> </w:t>
-      </w:r>
-      <w:proofErr w:type="spellStart"/>
-      <w:r>
-        <w:rPr>
-          <w:lang w:val="pt-BR" w:eastAsia="pt-BR"/>
-        </w:rPr>
-        <w:t>Texto</w:t>
-      </w:r>
-      <w:proofErr w:type="spellEnd"/>
-      <w:r>
-        <w:rPr>
-          <w:lang w:val="pt-BR" w:eastAsia="pt-BR"/>
-        </w:rPr>
-        <w:t xml:space="preserve"> </w:t>
-      </w:r>
-      <w:proofErr w:type="spellStart"/>
-      <w:r>
-        <w:rPr>
-          <w:lang w:val="pt-BR" w:eastAsia="pt-BR"/>
-        </w:rPr>
-        <w:t>Texto</w:t>
-      </w:r>
-      <w:proofErr w:type="spellEnd"/>
-      <w:r>
-        <w:rPr>
-          <w:lang w:val="pt-BR" w:eastAsia="pt-BR"/>
-        </w:rPr>
-        <w:t xml:space="preserve"> </w:t>
-      </w:r>
-      <w:proofErr w:type="spellStart"/>
-      <w:r>
-        <w:rPr>
-          <w:lang w:val="pt-BR" w:eastAsia="pt-BR"/>
-        </w:rPr>
-        <w:t>Texto</w:t>
-      </w:r>
-      <w:proofErr w:type="spellEnd"/>
-      <w:r>
-        <w:rPr>
-          <w:lang w:val="pt-BR" w:eastAsia="pt-BR"/>
-        </w:rPr>
-        <w:t xml:space="preserve"> </w:t>
-      </w:r>
-      <w:proofErr w:type="spellStart"/>
-      <w:r>
-        <w:rPr>
-          <w:lang w:val="pt-BR" w:eastAsia="pt-BR"/>
-        </w:rPr>
-        <w:t>Texto</w:t>
-      </w:r>
-      <w:proofErr w:type="spellEnd"/>
-      <w:r>
-        <w:rPr>
-          <w:lang w:val="pt-BR" w:eastAsia="pt-BR"/>
-        </w:rPr>
-        <w:t xml:space="preserve"> </w:t>
-      </w:r>
-      <w:proofErr w:type="spellStart"/>
-      <w:r>
-        <w:rPr>
-          <w:lang w:val="pt-BR" w:eastAsia="pt-BR"/>
-        </w:rPr>
-        <w:t>Texto</w:t>
-      </w:r>
-      <w:proofErr w:type="spellEnd"/>
-      <w:r>
-        <w:rPr>
-          <w:lang w:val="pt-BR" w:eastAsia="pt-BR"/>
-        </w:rPr>
-        <w:t xml:space="preserve"> </w:t>
-      </w:r>
-      <w:proofErr w:type="spellStart"/>
-      <w:r>
-        <w:rPr>
-          <w:lang w:val="pt-BR" w:eastAsia="pt-BR"/>
-        </w:rPr>
-        <w:t>Texto</w:t>
-      </w:r>
-      <w:proofErr w:type="spellEnd"/>
-      <w:r>
-        <w:rPr>
-          <w:lang w:val="pt-BR" w:eastAsia="pt-BR"/>
-        </w:rPr>
-        <w:t xml:space="preserve"> </w:t>
-      </w:r>
-      <w:proofErr w:type="spellStart"/>
-      <w:r>
-        <w:rPr>
-          <w:lang w:val="pt-BR" w:eastAsia="pt-BR"/>
-        </w:rPr>
-        <w:t>Texto</w:t>
-      </w:r>
-      <w:proofErr w:type="spellEnd"/>
-      <w:r>
-        <w:rPr>
-          <w:lang w:val="pt-BR" w:eastAsia="pt-BR"/>
-        </w:rPr>
-        <w:t xml:space="preserve"> </w:t>
-      </w:r>
-      <w:proofErr w:type="spellStart"/>
-      <w:r>
-        <w:rPr>
-          <w:lang w:val="pt-BR" w:eastAsia="pt-BR"/>
-        </w:rPr>
-        <w:t>Texto</w:t>
-      </w:r>
-      <w:proofErr w:type="spellEnd"/>
-      <w:r>
-        <w:rPr>
-          <w:lang w:val="pt-BR" w:eastAsia="pt-BR"/>
-        </w:rPr>
-        <w:t xml:space="preserve"> </w:t>
-      </w:r>
-      <w:proofErr w:type="spellStart"/>
-      <w:r>
-        <w:rPr>
-          <w:lang w:val="pt-BR" w:eastAsia="pt-BR"/>
-        </w:rPr>
-        <w:t>Texto</w:t>
-      </w:r>
-      <w:proofErr w:type="spellEnd"/>
-      <w:r>
-        <w:rPr>
-          <w:lang w:val="pt-BR" w:eastAsia="pt-BR"/>
-        </w:rPr>
-        <w:t xml:space="preserve"> </w:t>
-      </w:r>
-      <w:proofErr w:type="spellStart"/>
-      <w:r>
-        <w:rPr>
-          <w:lang w:val="pt-BR" w:eastAsia="pt-BR"/>
-        </w:rPr>
-        <w:t>Texto</w:t>
-      </w:r>
-      <w:proofErr w:type="spellEnd"/>
-      <w:r>
-        <w:rPr>
-          <w:lang w:val="pt-BR" w:eastAsia="pt-BR"/>
-        </w:rPr>
-        <w:t xml:space="preserve"> </w:t>
-      </w:r>
-      <w:proofErr w:type="spellStart"/>
-      <w:r>
-        <w:rPr>
-          <w:lang w:val="pt-BR" w:eastAsia="pt-BR"/>
-        </w:rPr>
-        <w:t>Texto</w:t>
-      </w:r>
-      <w:proofErr w:type="spellEnd"/>
-      <w:r>
-        <w:rPr>
-          <w:lang w:val="pt-BR" w:eastAsia="pt-BR"/>
-        </w:rPr>
-        <w:t xml:space="preserve"> </w:t>
-      </w:r>
-      <w:proofErr w:type="spellStart"/>
-      <w:r>
-        <w:rPr>
-          <w:lang w:val="pt-BR" w:eastAsia="pt-BR"/>
-        </w:rPr>
-        <w:t>Texto</w:t>
-      </w:r>
-      <w:proofErr w:type="spellEnd"/>
-      <w:r>
-        <w:rPr>
-          <w:lang w:val="pt-BR" w:eastAsia="pt-BR"/>
-        </w:rPr>
-        <w:t xml:space="preserve"> </w:t>
-      </w:r>
-      <w:proofErr w:type="spellStart"/>
-      <w:r>
-        <w:rPr>
-          <w:lang w:val="pt-BR" w:eastAsia="pt-BR"/>
-        </w:rPr>
-        <w:t>Texto</w:t>
-      </w:r>
-      <w:proofErr w:type="spellEnd"/>
-      <w:r>
-        <w:rPr>
-          <w:lang w:val="pt-BR" w:eastAsia="pt-BR"/>
-        </w:rPr>
-        <w:t xml:space="preserve"> </w:t>
-      </w:r>
-      <w:proofErr w:type="spellStart"/>
-      <w:r>
-        <w:rPr>
-          <w:lang w:val="pt-BR" w:eastAsia="pt-BR"/>
-        </w:rPr>
-        <w:t>Texto</w:t>
-      </w:r>
-      <w:proofErr w:type="spellEnd"/>
-      <w:r>
-        <w:rPr>
-          <w:lang w:val="pt-BR" w:eastAsia="pt-BR"/>
-        </w:rPr>
-        <w:t xml:space="preserve"> </w:t>
-      </w:r>
-      <w:proofErr w:type="spellStart"/>
-      <w:r>
-        <w:rPr>
-          <w:lang w:val="pt-BR" w:eastAsia="pt-BR"/>
-        </w:rPr>
-        <w:t>Texto</w:t>
-      </w:r>
-      <w:proofErr w:type="spellEnd"/>
-      <w:r>
-        <w:rPr>
-          <w:lang w:val="pt-BR" w:eastAsia="pt-BR"/>
-        </w:rPr>
-        <w:t xml:space="preserve"> </w:t>
-      </w:r>
-      <w:proofErr w:type="spellStart"/>
-      <w:r>
-        <w:rPr>
-          <w:lang w:val="pt-BR" w:eastAsia="pt-BR"/>
-        </w:rPr>
-        <w:t>Texto</w:t>
-      </w:r>
-      <w:proofErr w:type="spellEnd"/>
-      <w:r>
-        <w:rPr>
-          <w:lang w:val="pt-BR" w:eastAsia="pt-BR"/>
-        </w:rPr>
-        <w:t xml:space="preserve"> </w:t>
-      </w:r>
-      <w:proofErr w:type="spellStart"/>
-      <w:r>
-        <w:rPr>
-          <w:lang w:val="pt-BR" w:eastAsia="pt-BR"/>
-        </w:rPr>
-        <w:t>Texto</w:t>
-      </w:r>
-      <w:proofErr w:type="spellEnd"/>
+      <w:r>
+        <w:rPr>
+          <w:u w:val="single"/>
+          <w:lang w:val="pt-BR" w:eastAsia="pt-BR"/>
+        </w:rPr>
+        <w:t>Arquivamento do Processo</w:t>
+      </w:r>
+      <w:r>
+        <w:rPr>
+          <w:lang w:val="pt-BR" w:eastAsia="pt-BR"/>
+        </w:rPr>
+        <w:t xml:space="preserve">. O arquivamento </w:t>
+      </w:r>
+      <w:r>
+        <w:rPr>
+          <w:lang w:val="pt-BR" w:eastAsia="pt-BR"/>
+        </w:rPr>
+        <w:t>leva</w:t>
+      </w:r>
+      <w:r>
+        <w:rPr>
+          <w:lang w:val="pt-BR" w:eastAsia="pt-BR"/>
+        </w:rPr>
+        <w:t xml:space="preserve"> a situação </w:t>
+      </w:r>
+      <w:r>
+        <w:rPr>
+          <w:u w:val="single"/>
+          <w:lang w:val="pt-BR" w:eastAsia="pt-BR"/>
+        </w:rPr>
+        <w:t>Processo Arquivado por Satisfação da Obrigação</w:t>
+      </w:r>
+      <w:r>
+        <w:rPr>
+          <w:lang w:val="pt-BR" w:eastAsia="pt-BR"/>
+        </w:rPr>
+        <w:t>, representando o encerramento do percurso processual contemplado pela ontologia após o cumprimen</w:t>
+      </w:r>
+      <w:bookmarkStart w:id="55" w:name="_GoBack"/>
+      <w:bookmarkEnd w:id="55"/>
+      <w:r>
+        <w:rPr>
+          <w:lang w:val="pt-BR" w:eastAsia="pt-BR"/>
+        </w:rPr>
+        <w:t>to da prestação reconhecida judicialmente.</w:t>
+      </w:r>
+    </w:p>
+    <w:p>
+      <w:pPr>
+        <w:pStyle w:val="Corpodetexto"/>
+        <w:spacing w:line="312" w:lineRule="auto"/>
+        <w:ind w:left="282" w:right="116" w:firstLine="737"/>
+        <w:jc w:val="both"/>
+        <w:rPr>
+          <w:lang w:val="pt-BR" w:eastAsia="pt-BR"/>
+        </w:rPr>
+      </w:pPr>
+      <w:r>
+        <w:rPr>
+          <w:lang w:val="pt-BR" w:eastAsia="pt-BR"/>
+        </w:rPr>
+        <w:t>Dessa forma, o diagrama permite acompanhar a evolução da fase de cumprimento desde o trânsito em julgado até o arquivamento do processo, distinguindo as hipóteses de cumprimento integral, parcial ou inexistente da obrigação. O modelo fornece suporte especialmente às Questões de Competência relacionadas ao cumprimento da sentença, à conclusão dessa fase e à possibilidade de arquivamento do processo em razão da satisfação da obrigação</w:t>
+      </w:r>
       <w:r>
         <w:rPr>
           <w:lang w:val="pt-BR" w:eastAsia="pt-BR"/>
@@ -29774,20 +30462,100 @@
       <w:pPr>
         <w:pStyle w:val="Corpodetexto"/>
         <w:spacing w:line="312" w:lineRule="auto"/>
+        <w:ind w:right="116"/>
+        <w:jc w:val="center"/>
+        <w:rPr>
+          <w:lang w:val="pt-BR" w:eastAsia="pt-BR"/>
+        </w:rPr>
+      </w:pPr>
+      <w:r>
+        <w:t>Figura 2</w:t>
+      </w:r>
+      <w:r>
+        <w:t>2</w:t>
+      </w:r>
+      <w:r>
+        <w:t xml:space="preserve">. Diagrama de </w:t>
+      </w:r>
+      <w:r>
+        <w:t>Cumprimento e Encerramento</w:t>
+      </w:r>
+      <w:r>
+        <w:t>.</w:t>
+      </w:r>
+    </w:p>
+    <w:p>
+      <w:pPr>
+        <w:pStyle w:val="Corpodetexto"/>
+        <w:spacing w:line="312" w:lineRule="auto"/>
+        <w:ind w:right="116"/>
         <w:jc w:val="both"/>
-      </w:pPr>
+        <w:rPr>
+          <w:lang w:val="pt-BR" w:eastAsia="pt-BR"/>
+        </w:rPr>
+      </w:pPr>
+      <w:r>
+        <w:rPr>
+          <w:lang w:val="pt-BR" w:eastAsia="pt-BR"/>
+        </w:rPr>
+        <w:drawing>
+          <wp:inline distT="0" distB="0" distL="0" distR="0" wp14:anchorId="782BC31A" wp14:editId="6AA5BDB3">
+            <wp:extent cx="6033135" cy="6166485"/>
+            <wp:effectExtent l="0" t="0" r="5715" b="5715"/>
+            <wp:docPr id="34" name="Imagem 34"/>
+            <wp:cNvGraphicFramePr>
+              <a:graphicFrameLocks xmlns:a="http://schemas.openxmlformats.org/drawingml/2006/main" noChangeAspect="1"/>
+            </wp:cNvGraphicFramePr>
+            <a:graphic xmlns:a="http://schemas.openxmlformats.org/drawingml/2006/main">
+              <a:graphicData uri="http://schemas.openxmlformats.org/drawingml/2006/picture">
+                <pic:pic xmlns:pic="http://schemas.openxmlformats.org/drawingml/2006/picture">
+                  <pic:nvPicPr>
+                    <pic:cNvPr id="1" name=""/>
+                    <pic:cNvPicPr/>
+                  </pic:nvPicPr>
+                  <pic:blipFill>
+                    <a:blip r:embed="rId46"/>
+                    <a:stretch>
+                      <a:fillRect/>
+                    </a:stretch>
+                  </pic:blipFill>
+                  <pic:spPr>
+                    <a:xfrm>
+                      <a:off x="0" y="0"/>
+                      <a:ext cx="6033135" cy="6166485"/>
+                    </a:xfrm>
+                    <a:prstGeom prst="rect">
+                      <a:avLst/>
+                    </a:prstGeom>
+                  </pic:spPr>
+                </pic:pic>
+              </a:graphicData>
+            </a:graphic>
+          </wp:inline>
+        </w:drawing>
+      </w:r>
     </w:p>
     <w:p>
       <w:pPr>
         <w:pStyle w:val="Corpodetexto"/>
         <w:spacing w:line="312" w:lineRule="auto"/>
-        <w:jc w:val="both"/>
+        <w:ind w:right="116"/>
+        <w:jc w:val="center"/>
+        <w:rPr>
+          <w:lang w:val="pt-BR" w:eastAsia="pt-BR"/>
+        </w:rPr>
         <w:sectPr>
           <w:pgSz w:w="11910" w:h="16840"/>
           <w:pgMar w:top="1260" w:right="992" w:bottom="280" w:left="1417" w:header="994" w:footer="0" w:gutter="0"/>
           <w:cols w:space="720"/>
         </w:sectPr>
       </w:pPr>
+      <w:r>
+        <w:rPr>
+          <w:w w:val="105"/>
+        </w:rPr>
+        <w:t>Fonte: elaborado pelo autor (2026)</w:t>
+      </w:r>
     </w:p>
     <w:p>
       <w:pPr>
@@ -31646,7 +32414,7 @@
         </w:rPr>
         <w:t xml:space="preserve">Experience (online first: </w:t>
       </w:r>
-      <w:hyperlink r:id="rId45">
+      <w:hyperlink r:id="rId47">
         <w:r>
           <w:rPr>
             <w:rFonts w:ascii="Palatino Linotype" w:hAnsi="Palatino Linotype"/>
@@ -31787,8 +32555,8 @@
           <w:sz w:val="24"/>
         </w:rPr>
         <w:sectPr>
-          <w:headerReference w:type="even" r:id="rId46"/>
-          <w:headerReference w:type="default" r:id="rId47"/>
+          <w:headerReference w:type="even" r:id="rId48"/>
+          <w:headerReference w:type="default" r:id="rId49"/>
           <w:pgSz w:w="11910" w:h="16840"/>
           <w:pgMar w:top="1380" w:right="992" w:bottom="280" w:left="1559" w:header="994" w:footer="0" w:gutter="0"/>
           <w:cols w:space="720"/>
@@ -31886,9 +32654,9 @@
       <w:bookmarkEnd w:id="74"/>
     </w:p>
     <w:sectPr>
-      <w:headerReference w:type="even" r:id="rId48"/>
-      <w:headerReference w:type="default" r:id="rId49"/>
-      <w:footerReference w:type="even" r:id="rId50"/>
+      <w:headerReference w:type="even" r:id="rId50"/>
+      <w:headerReference w:type="default" r:id="rId51"/>
+      <w:footerReference w:type="even" r:id="rId52"/>
       <w:pgSz w:w="11910" w:h="16840"/>
       <w:pgMar w:top="1920" w:right="992" w:bottom="280" w:left="1559" w:header="0" w:footer="0" w:gutter="0"/>
       <w:cols w:space="720"/>
@@ -36530,6 +37298,7 @@
     <w:rsid w:val="007E08FE"/>
     <w:rsid w:val="009D5B87"/>
     <w:rsid w:val="00AC02CF"/>
+    <w:rsid w:val="00B515BA"/>
     <w:rsid w:val="00B65997"/>
     <w:rsid w:val="00B94D0D"/>
     <w:rsid w:val="00CA08CA"/>
@@ -37318,7 +38087,7 @@
 </file>
 
 <file path=customXml/itemProps1.xml><?xml version="1.0" encoding="utf-8"?>
-<ds:datastoreItem xmlns:ds="http://schemas.openxmlformats.org/officeDocument/2006/customXml" ds:itemID="{ACBCD048-9CB9-4501-BA0C-8AD6F6E1F84C}">
+<ds:datastoreItem xmlns:ds="http://schemas.openxmlformats.org/officeDocument/2006/customXml" ds:itemID="{18402B0D-6CB3-4596-AC56-8AEAE8D46E0A}">
   <ds:schemaRefs>
     <ds:schemaRef ds:uri="http://schemas.openxmlformats.org/officeDocument/2006/bibliography"/>
   </ds:schemaRefs>

--- a/backup/tcc-jec.docx
+++ b/backup/tcc-jec.docx
@@ -9208,7 +9208,7 @@
                 <w:noProof/>
                 <w:webHidden/>
               </w:rPr>
-              <w:t>27</w:t>
+              <w:t>28</w:t>
             </w:r>
             <w:r>
               <w:rPr>
@@ -9295,7 +9295,7 @@
                 <w:noProof/>
                 <w:webHidden/>
               </w:rPr>
-              <w:t>27</w:t>
+              <w:t>28</w:t>
             </w:r>
             <w:r>
               <w:rPr>
@@ -9382,7 +9382,7 @@
                 <w:noProof/>
                 <w:webHidden/>
               </w:rPr>
-              <w:t>27</w:t>
+              <w:t>28</w:t>
             </w:r>
             <w:r>
               <w:rPr>
@@ -9469,7 +9469,7 @@
                 <w:noProof/>
                 <w:webHidden/>
               </w:rPr>
-              <w:t>28</w:t>
+              <w:t>29</w:t>
             </w:r>
             <w:r>
               <w:rPr>
@@ -9556,7 +9556,7 @@
                 <w:noProof/>
                 <w:webHidden/>
               </w:rPr>
-              <w:t>28</w:t>
+              <w:t>30</w:t>
             </w:r>
             <w:r>
               <w:rPr>
@@ -9643,7 +9643,7 @@
                 <w:noProof/>
                 <w:webHidden/>
               </w:rPr>
-              <w:t>29</w:t>
+              <w:t>30</w:t>
             </w:r>
             <w:r>
               <w:rPr>
@@ -9730,7 +9730,7 @@
                 <w:noProof/>
                 <w:webHidden/>
               </w:rPr>
-              <w:t>30</w:t>
+              <w:t>32</w:t>
             </w:r>
             <w:r>
               <w:rPr>
@@ -9817,7 +9817,7 @@
                 <w:noProof/>
                 <w:webHidden/>
               </w:rPr>
-              <w:t>31</w:t>
+              <w:t>33</w:t>
             </w:r>
             <w:r>
               <w:rPr>
@@ -9905,7 +9905,7 @@
                 <w:noProof/>
                 <w:webHidden/>
               </w:rPr>
-              <w:t>32</w:t>
+              <w:t>35</w:t>
             </w:r>
             <w:r>
               <w:rPr>
@@ -9992,7 +9992,7 @@
                 <w:noProof/>
                 <w:webHidden/>
               </w:rPr>
-              <w:t>32</w:t>
+              <w:t>35</w:t>
             </w:r>
             <w:r>
               <w:rPr>
@@ -10079,7 +10079,7 @@
                 <w:noProof/>
                 <w:webHidden/>
               </w:rPr>
-              <w:t>35</w:t>
+              <w:t>38</w:t>
             </w:r>
             <w:r>
               <w:rPr>
@@ -10166,7 +10166,7 @@
                 <w:noProof/>
                 <w:webHidden/>
               </w:rPr>
-              <w:t>36</w:t>
+              <w:t>44</w:t>
             </w:r>
             <w:r>
               <w:rPr>
@@ -10254,7 +10254,7 @@
                 <w:noProof/>
                 <w:webHidden/>
               </w:rPr>
-              <w:t>38</w:t>
+              <w:t>59</w:t>
             </w:r>
             <w:r>
               <w:rPr>
@@ -10358,7 +10358,7 @@
                 <w:noProof/>
                 <w:webHidden/>
               </w:rPr>
-              <w:t>38</w:t>
+              <w:t>59</w:t>
             </w:r>
             <w:r>
               <w:rPr>
@@ -10463,7 +10463,7 @@
                 <w:noProof/>
                 <w:webHidden/>
               </w:rPr>
-              <w:t>38</w:t>
+              <w:t>59</w:t>
             </w:r>
             <w:r>
               <w:rPr>
@@ -10535,7 +10535,7 @@
                 <w:noProof/>
                 <w:webHidden/>
               </w:rPr>
-              <w:t>39</w:t>
+              <w:t>60</w:t>
             </w:r>
             <w:r>
               <w:rPr>
@@ -30424,15 +30424,7 @@
         <w:rPr>
           <w:lang w:val="pt-BR" w:eastAsia="pt-BR"/>
         </w:rPr>
-        <w:t>, representando o encerramento do percurso processual contemplado pela ontologia após o cumprimen</w:t>
-      </w:r>
-      <w:bookmarkStart w:id="55" w:name="_GoBack"/>
-      <w:bookmarkEnd w:id="55"/>
-      <w:r>
-        <w:rPr>
-          <w:lang w:val="pt-BR" w:eastAsia="pt-BR"/>
-        </w:rPr>
-        <w:t>to da prestação reconhecida judicialmente.</w:t>
+        <w:t>, representando o encerramento do percurso processual contemplado pela ontologia após o cumprimento da prestação reconhecida judicialmente.</w:t>
       </w:r>
     </w:p>
     <w:p>
@@ -30469,19 +30461,7 @@
         </w:rPr>
       </w:pPr>
       <w:r>
-        <w:t>Figura 2</w:t>
-      </w:r>
-      <w:r>
-        <w:t>2</w:t>
-      </w:r>
-      <w:r>
-        <w:t xml:space="preserve">. Diagrama de </w:t>
-      </w:r>
-      <w:r>
-        <w:t>Cumprimento e Encerramento</w:t>
-      </w:r>
-      <w:r>
-        <w:t>.</w:t>
+        <w:t>Figura 22. Diagrama de Cumprimento e Encerramento.</w:t>
       </w:r>
     </w:p>
     <w:p>
@@ -30569,9 +30549,9 @@
         </w:tabs>
         <w:ind w:left="825" w:hanging="543"/>
       </w:pPr>
-      <w:bookmarkStart w:id="56" w:name="Conclusão"/>
-      <w:bookmarkStart w:id="57" w:name="_bookmark11"/>
-      <w:bookmarkStart w:id="58" w:name="_Toc243053033"/>
+      <w:bookmarkStart w:id="55" w:name="Conclusão"/>
+      <w:bookmarkStart w:id="56" w:name="_bookmark11"/>
+      <w:bookmarkStart w:id="57" w:name="_Toc243053033"/>
       <w:r>
         <w:rPr>
           <w:spacing w:val="-5"/>
@@ -30579,9 +30559,9 @@
         <w:lastRenderedPageBreak/>
         <w:t>Conclusão</w:t>
       </w:r>
+      <w:bookmarkEnd w:id="55"/>
       <w:bookmarkEnd w:id="56"/>
       <w:bookmarkEnd w:id="57"/>
-      <w:bookmarkEnd w:id="58"/>
     </w:p>
     <w:p>
       <w:pPr>
@@ -30625,9 +30605,9 @@
         </w:tabs>
         <w:ind w:left="1019" w:hanging="737"/>
       </w:pPr>
-      <w:bookmarkStart w:id="59" w:name="Considerações_Finais"/>
-      <w:bookmarkStart w:id="60" w:name="_bookmark12"/>
-      <w:bookmarkStart w:id="61" w:name="_Toc243053034"/>
+      <w:bookmarkStart w:id="58" w:name="Considerações_Finais"/>
+      <w:bookmarkStart w:id="59" w:name="_bookmark12"/>
+      <w:bookmarkStart w:id="60" w:name="_Toc243053034"/>
       <w:r>
         <w:rPr>
           <w:w w:val="85"/>
@@ -30646,9 +30626,9 @@
         </w:rPr>
         <w:t>Finais</w:t>
       </w:r>
+      <w:bookmarkEnd w:id="58"/>
       <w:bookmarkEnd w:id="59"/>
       <w:bookmarkEnd w:id="60"/>
-      <w:bookmarkEnd w:id="61"/>
     </w:p>
     <w:p>
       <w:pPr>
@@ -31003,9 +30983,9 @@
         </w:tabs>
         <w:ind w:left="1019" w:hanging="737"/>
       </w:pPr>
-      <w:bookmarkStart w:id="62" w:name="Trabalhos_Futuros"/>
-      <w:bookmarkStart w:id="63" w:name="_bookmark13"/>
-      <w:bookmarkStart w:id="64" w:name="_Toc243053035"/>
+      <w:bookmarkStart w:id="61" w:name="Trabalhos_Futuros"/>
+      <w:bookmarkStart w:id="62" w:name="_bookmark13"/>
+      <w:bookmarkStart w:id="63" w:name="_Toc243053035"/>
       <w:r>
         <w:rPr>
           <w:w w:val="90"/>
@@ -31025,9 +31005,9 @@
         </w:rPr>
         <w:t>Futuros</w:t>
       </w:r>
+      <w:bookmarkEnd w:id="61"/>
       <w:bookmarkEnd w:id="62"/>
       <w:bookmarkEnd w:id="63"/>
-      <w:bookmarkEnd w:id="64"/>
     </w:p>
     <w:p>
       <w:pPr>
@@ -31215,7 +31195,7 @@
         <w:spacing w:before="174"/>
         <w:ind w:left="15" w:right="20"/>
       </w:pPr>
-      <w:bookmarkStart w:id="65" w:name="_Toc243053036"/>
+      <w:bookmarkStart w:id="64" w:name="_Toc243053036"/>
       <w:r>
         <w:rPr>
           <w:spacing w:val="-2"/>
@@ -31223,7 +31203,7 @@
         </w:rPr>
         <w:t>Referências</w:t>
       </w:r>
-      <w:bookmarkEnd w:id="65"/>
+      <w:bookmarkEnd w:id="64"/>
     </w:p>
     <w:p>
       <w:pPr>
@@ -31243,9 +31223,9 @@
           <w:sz w:val="24"/>
         </w:rPr>
       </w:pPr>
-      <w:bookmarkStart w:id="66" w:name="Referências"/>
-      <w:bookmarkStart w:id="67" w:name="_bookmark38"/>
-      <w:bookmarkStart w:id="68" w:name="_bookmark39"/>
+      <w:bookmarkStart w:id="65" w:name="Referências"/>
+      <w:bookmarkStart w:id="66" w:name="_bookmark38"/>
+      <w:bookmarkStart w:id="67" w:name="_bookmark39"/>
       <w:r>
         <w:rPr>
           <w:sz w:val="24"/>
@@ -31803,9 +31783,9 @@
         </w:rPr>
         <w:t>.</w:t>
       </w:r>
+      <w:bookmarkEnd w:id="65"/>
       <w:bookmarkEnd w:id="66"/>
       <w:bookmarkEnd w:id="67"/>
-      <w:bookmarkEnd w:id="68"/>
     </w:p>
     <w:p>
       <w:pPr>
@@ -31815,7 +31795,7 @@
           <w:sz w:val="24"/>
         </w:rPr>
       </w:pPr>
-      <w:bookmarkStart w:id="69" w:name="_bookmark40"/>
+      <w:bookmarkStart w:id="68" w:name="_bookmark40"/>
       <w:r>
         <w:rPr>
           <w:w w:val="105"/>
@@ -31914,7 +31894,7 @@
         </w:rPr>
         <w:t>.</w:t>
       </w:r>
-      <w:bookmarkEnd w:id="69"/>
+      <w:bookmarkEnd w:id="68"/>
     </w:p>
     <w:p>
       <w:pPr>
@@ -31924,7 +31904,7 @@
           <w:sz w:val="24"/>
         </w:rPr>
       </w:pPr>
-      <w:bookmarkStart w:id="70" w:name="_bookmark41"/>
+      <w:bookmarkStart w:id="69" w:name="_bookmark41"/>
       <w:r>
         <w:rPr>
           <w:w w:val="105"/>
@@ -32086,7 +32066,7 @@
         </w:rPr>
         <w:t>.</w:t>
       </w:r>
-      <w:bookmarkEnd w:id="70"/>
+      <w:bookmarkEnd w:id="69"/>
     </w:p>
     <w:p>
       <w:pPr>
@@ -32098,8 +32078,15 @@
         <w:rPr>
           <w:sz w:val="24"/>
         </w:rPr>
-      </w:pPr>
-      <w:bookmarkStart w:id="71" w:name="_bookmark42"/>
+        <w:sectPr>
+          <w:headerReference w:type="even" r:id="rId47"/>
+          <w:headerReference w:type="default" r:id="rId48"/>
+          <w:pgSz w:w="11910" w:h="16840"/>
+          <w:pgMar w:top="1380" w:right="992" w:bottom="280" w:left="1559" w:header="994" w:footer="0" w:gutter="0"/>
+          <w:cols w:space="720"/>
+        </w:sectPr>
+      </w:pPr>
+      <w:bookmarkStart w:id="70" w:name="_bookmark42"/>
       <w:r>
         <w:rPr>
           <w:sz w:val="24"/>
@@ -32414,7 +32401,7 @@
         </w:rPr>
         <w:t xml:space="preserve">Experience (online first: </w:t>
       </w:r>
-      <w:hyperlink r:id="rId47">
+      <w:hyperlink r:id="rId49">
         <w:r>
           <w:rPr>
             <w:rFonts w:ascii="Palatino Linotype" w:hAnsi="Palatino Linotype"/>
@@ -32539,119 +32526,7540 @@
           <w:t>26</w:t>
         </w:r>
       </w:hyperlink>
-      <w:r>
-        <w:rPr>
-          <w:w w:val="110"/>
-          <w:sz w:val="24"/>
-        </w:rPr>
-        <w:t>.</w:t>
-      </w:r>
-      <w:bookmarkEnd w:id="71"/>
-    </w:p>
-    <w:p>
-      <w:pPr>
-        <w:spacing w:line="225" w:lineRule="auto"/>
-        <w:rPr>
-          <w:sz w:val="24"/>
-        </w:rPr>
-        <w:sectPr>
-          <w:headerReference w:type="even" r:id="rId48"/>
-          <w:headerReference w:type="default" r:id="rId49"/>
-          <w:pgSz w:w="11910" w:h="16840"/>
-          <w:pgMar w:top="1380" w:right="992" w:bottom="280" w:left="1559" w:header="994" w:footer="0" w:gutter="0"/>
-          <w:cols w:space="720"/>
-        </w:sectPr>
-      </w:pPr>
-    </w:p>
-    <w:p>
-      <w:pPr>
-        <w:pStyle w:val="Corpodetexto"/>
-        <w:rPr>
-          <w:sz w:val="49"/>
-        </w:rPr>
-      </w:pPr>
-    </w:p>
-    <w:p>
-      <w:pPr>
-        <w:pStyle w:val="Corpodetexto"/>
-        <w:rPr>
-          <w:sz w:val="49"/>
-        </w:rPr>
-      </w:pPr>
-    </w:p>
-    <w:p>
-      <w:pPr>
-        <w:pStyle w:val="Corpodetexto"/>
-        <w:rPr>
-          <w:sz w:val="49"/>
-        </w:rPr>
-      </w:pPr>
-    </w:p>
-    <w:p>
-      <w:pPr>
-        <w:pStyle w:val="Corpodetexto"/>
-        <w:rPr>
-          <w:sz w:val="49"/>
-        </w:rPr>
-      </w:pPr>
-    </w:p>
-    <w:p>
-      <w:pPr>
-        <w:pStyle w:val="Corpodetexto"/>
-        <w:rPr>
-          <w:sz w:val="49"/>
-        </w:rPr>
-      </w:pPr>
-    </w:p>
-    <w:p>
-      <w:pPr>
-        <w:pStyle w:val="Corpodetexto"/>
-        <w:rPr>
-          <w:sz w:val="49"/>
-        </w:rPr>
-      </w:pPr>
-    </w:p>
-    <w:p>
-      <w:pPr>
-        <w:pStyle w:val="Corpodetexto"/>
-        <w:rPr>
-          <w:sz w:val="49"/>
-        </w:rPr>
-      </w:pPr>
-    </w:p>
-    <w:p>
-      <w:pPr>
-        <w:pStyle w:val="Corpodetexto"/>
-        <w:spacing w:before="196"/>
-        <w:rPr>
-          <w:sz w:val="49"/>
-        </w:rPr>
-      </w:pPr>
+      <w:bookmarkEnd w:id="70"/>
     </w:p>
     <w:p>
       <w:pPr>
         <w:spacing w:before="1"/>
         <w:ind w:right="20"/>
-        <w:jc w:val="center"/>
-        <w:rPr>
-          <w:rFonts w:ascii="Tahoma" w:hAnsi="Tahoma"/>
-          <w:sz w:val="49"/>
-        </w:rPr>
-      </w:pPr>
-      <w:bookmarkStart w:id="72" w:name="Apêndices"/>
-      <w:bookmarkStart w:id="73" w:name="_bookmark43"/>
-      <w:bookmarkStart w:id="74" w:name="_bookmark44"/>
-      <w:r>
         <w:rPr>
           <w:rFonts w:ascii="Tahoma" w:hAnsi="Tahoma"/>
           <w:spacing w:val="-6"/>
           <w:sz w:val="49"/>
         </w:rPr>
-        <w:t>Apêndices</w:t>
-      </w:r>
-      <w:bookmarkEnd w:id="72"/>
-      <w:bookmarkEnd w:id="73"/>
-      <w:bookmarkEnd w:id="74"/>
+      </w:pPr>
+    </w:p>
+    <w:p>
+      <w:pPr>
+        <w:pStyle w:val="Ttulo3"/>
+      </w:pPr>
+      <w:r>
+        <w:t>Anexo A – Dicionario de Termos</w:t>
+      </w:r>
+    </w:p>
+    <w:p>
+      <w:pPr>
+        <w:pStyle w:val="Corpodetexto"/>
+        <w:spacing w:before="352"/>
+        <w:rPr>
+          <w:rFonts w:ascii="Tahoma"/>
+          <w:sz w:val="49"/>
+        </w:rPr>
+      </w:pPr>
+    </w:p>
+    <w:p>
+      <w:pPr>
+        <w:pStyle w:val="Corpodetexto"/>
+        <w:spacing w:line="312" w:lineRule="auto"/>
+        <w:ind w:left="275" w:right="106" w:firstLine="743"/>
+        <w:jc w:val="both"/>
+        <w:rPr>
+          <w:w w:val="105"/>
+        </w:rPr>
+      </w:pPr>
+      <w:r>
+        <w:rPr>
+          <w:w w:val="105"/>
+        </w:rPr>
+        <w:t>O quadro a seguir apresenta os 15</w:t>
+      </w:r>
+      <w:r>
+        <w:rPr>
+          <w:w w:val="105"/>
+        </w:rPr>
+        <w:t>4</w:t>
+      </w:r>
+      <w:r>
+        <w:rPr>
+          <w:w w:val="105"/>
+        </w:rPr>
+        <w:t xml:space="preserve"> termos que compõem a Ontologia de Referência </w:t>
+      </w:r>
+      <w:r>
+        <w:rPr>
+          <w:w w:val="105"/>
+        </w:rPr>
+        <w:t>do Juizado Rspecial Federal Civel</w:t>
+      </w:r>
+      <w:r>
+        <w:rPr>
+          <w:w w:val="105"/>
+        </w:rPr>
+        <w:t>, com suas respectivas definições e fontes de informação. Os termos estão</w:t>
+      </w:r>
+      <w:r>
+        <w:rPr>
+          <w:w w:val="105"/>
+        </w:rPr>
+        <w:t xml:space="preserve"> </w:t>
+      </w:r>
+      <w:r>
+        <w:rPr>
+          <w:w w:val="105"/>
+        </w:rPr>
+        <w:t>ordenados alfabeticamente</w:t>
+      </w:r>
+      <w:r>
+        <w:rPr>
+          <w:w w:val="105"/>
+        </w:rPr>
+        <w:t>.</w:t>
+      </w:r>
+    </w:p>
+    <w:p>
+      <w:pPr>
+        <w:pStyle w:val="Corpodetexto"/>
+        <w:spacing w:before="100"/>
+        <w:ind w:right="147" w:firstLine="272"/>
+        <w:jc w:val="center"/>
+      </w:pPr>
+      <w:r>
+        <w:t xml:space="preserve">Quadro </w:t>
+      </w:r>
+      <w:r>
+        <w:t>5</w:t>
+      </w:r>
+      <w:r>
+        <w:t xml:space="preserve">: </w:t>
+      </w:r>
+      <w:r>
+        <w:t>Dicionario de Termos</w:t>
+      </w:r>
+    </w:p>
+    <w:tbl>
+      <w:tblPr>
+        <w:tblStyle w:val="Tabelacomgrade"/>
+        <w:tblW w:w="9356" w:type="dxa"/>
+        <w:tblInd w:w="-147" w:type="dxa"/>
+        <w:tblLook w:val="04A0" w:firstRow="1" w:lastRow="0" w:firstColumn="1" w:lastColumn="0" w:noHBand="0" w:noVBand="1"/>
+      </w:tblPr>
+      <w:tblGrid>
+        <w:gridCol w:w="3544"/>
+        <w:gridCol w:w="5812"/>
+      </w:tblGrid>
+      <w:tr>
+        <w:trPr>
+          <w:trHeight w:val="312"/>
+        </w:trPr>
+        <w:tc>
+          <w:tcPr>
+            <w:tcW w:w="3544" w:type="dxa"/>
+          </w:tcPr>
+          <w:p>
+            <w:pPr>
+              <w:pStyle w:val="Corpodetexto"/>
+              <w:spacing w:before="100"/>
+              <w:ind w:right="147"/>
+            </w:pPr>
+            <w:r>
+              <w:t>Termo</w:t>
+            </w:r>
+          </w:p>
+        </w:tc>
+        <w:tc>
+          <w:tcPr>
+            <w:tcW w:w="5812" w:type="dxa"/>
+          </w:tcPr>
+          <w:p>
+            <w:pPr>
+              <w:pStyle w:val="Corpodetexto"/>
+              <w:spacing w:before="100"/>
+              <w:ind w:right="147"/>
+            </w:pPr>
+            <w:r>
+              <w:t>Descrição</w:t>
+            </w:r>
+          </w:p>
+        </w:tc>
+      </w:tr>
+      <w:tr>
+        <w:trPr>
+          <w:trHeight w:val="312"/>
+        </w:trPr>
+        <w:tc>
+          <w:tcPr>
+            <w:tcW w:w="3544" w:type="dxa"/>
+          </w:tcPr>
+          <w:p>
+            <w:pPr>
+              <w:pStyle w:val="Corpodetexto"/>
+              <w:spacing w:before="100"/>
+              <w:ind w:right="147"/>
+            </w:pPr>
+            <w:r>
+              <w:rPr>
+                <w:rStyle w:val="Forte"/>
+                <w:b w:val="0"/>
+                <w:bCs w:val="0"/>
+              </w:rPr>
+              <w:t>Ação Instaurada</w:t>
+            </w:r>
+          </w:p>
+        </w:tc>
+        <w:tc>
+          <w:tcPr>
+            <w:tcW w:w="5812" w:type="dxa"/>
+          </w:tcPr>
+          <w:p>
+            <w:pPr>
+              <w:pStyle w:val="Corpodetexto"/>
+              <w:spacing w:before="100"/>
+              <w:ind w:right="147"/>
+            </w:pPr>
+            <w:r>
+              <w:t>Situação resultante do ajuizamento, na qual a demanda passa a integrar uma ação judicial instaurada perante o Poder Judiciário.</w:t>
+            </w:r>
+          </w:p>
+        </w:tc>
+      </w:tr>
+      <w:tr>
+        <w:trPr>
+          <w:trHeight w:val="301"/>
+        </w:trPr>
+        <w:tc>
+          <w:tcPr>
+            <w:tcW w:w="3544" w:type="dxa"/>
+          </w:tcPr>
+          <w:p>
+            <w:pPr>
+              <w:pStyle w:val="Corpodetexto"/>
+              <w:spacing w:before="100"/>
+              <w:ind w:right="147"/>
+              <w:rPr>
+                <w:i/>
+                <w:iCs/>
+              </w:rPr>
+            </w:pPr>
+            <w:r>
+              <w:rPr>
+                <w:rStyle w:val="Forte"/>
+                <w:b w:val="0"/>
+                <w:bCs w:val="0"/>
+              </w:rPr>
+              <w:t>Acórdão</w:t>
+            </w:r>
+          </w:p>
+        </w:tc>
+        <w:tc>
+          <w:tcPr>
+            <w:tcW w:w="5812" w:type="dxa"/>
+          </w:tcPr>
+          <w:p>
+            <w:pPr>
+              <w:pStyle w:val="Corpodetexto"/>
+              <w:spacing w:before="100"/>
+              <w:ind w:right="147"/>
+              <w:rPr>
+                <w:i/>
+                <w:iCs/>
+              </w:rPr>
+            </w:pPr>
+            <w:r>
+              <w:t>Documento que formaliza a decisão colegiada proferida pela Turma Recursal no julgamento do recurso.</w:t>
+            </w:r>
+          </w:p>
+        </w:tc>
+      </w:tr>
+      <w:tr>
+        <w:trPr>
+          <w:trHeight w:val="301"/>
+        </w:trPr>
+        <w:tc>
+          <w:tcPr>
+            <w:tcW w:w="3544" w:type="dxa"/>
+          </w:tcPr>
+          <w:p>
+            <w:pPr>
+              <w:pStyle w:val="Corpodetexto"/>
+              <w:spacing w:before="100"/>
+              <w:ind w:right="147"/>
+            </w:pPr>
+            <w:r>
+              <w:rPr>
+                <w:rStyle w:val="Forte"/>
+                <w:b w:val="0"/>
+                <w:bCs w:val="0"/>
+              </w:rPr>
+              <w:t>Acordo Processual</w:t>
+            </w:r>
+          </w:p>
+        </w:tc>
+        <w:tc>
+          <w:tcPr>
+            <w:tcW w:w="5812" w:type="dxa"/>
+          </w:tcPr>
+          <w:p>
+            <w:pPr>
+              <w:pStyle w:val="Corpodetexto"/>
+              <w:spacing w:before="100"/>
+              <w:ind w:right="147"/>
+            </w:pPr>
+            <w:r>
+              <w:t>Relação constituída entre demandante e demandado a partir da concordância quanto à solução consensual da controvérsia.</w:t>
+            </w:r>
+          </w:p>
+        </w:tc>
+      </w:tr>
+      <w:tr>
+        <w:trPr>
+          <w:trHeight w:val="301"/>
+        </w:trPr>
+        <w:tc>
+          <w:tcPr>
+            <w:tcW w:w="3544" w:type="dxa"/>
+          </w:tcPr>
+          <w:p>
+            <w:pPr>
+              <w:pStyle w:val="Corpodetexto"/>
+              <w:spacing w:before="100"/>
+              <w:ind w:right="147"/>
+              <w:rPr>
+                <w:rStyle w:val="Forte"/>
+                <w:b w:val="0"/>
+                <w:bCs w:val="0"/>
+              </w:rPr>
+            </w:pPr>
+            <w:r>
+              <w:rPr>
+                <w:rStyle w:val="Forte"/>
+                <w:b w:val="0"/>
+                <w:bCs w:val="0"/>
+              </w:rPr>
+              <w:t>Advogado Constituído</w:t>
+            </w:r>
+          </w:p>
+        </w:tc>
+        <w:tc>
+          <w:tcPr>
+            <w:tcW w:w="5812" w:type="dxa"/>
+          </w:tcPr>
+          <w:p>
+            <w:pPr>
+              <w:pStyle w:val="Corpodetexto"/>
+              <w:spacing w:before="100"/>
+              <w:ind w:right="147"/>
+            </w:pPr>
+            <w:r>
+              <w:t>Advogado escolhido pela parte e formalmente constituído para representá-la no processo.</w:t>
+            </w:r>
+          </w:p>
+        </w:tc>
+      </w:tr>
+      <w:tr>
+        <w:trPr>
+          <w:trHeight w:val="301"/>
+        </w:trPr>
+        <w:tc>
+          <w:tcPr>
+            <w:tcW w:w="3544" w:type="dxa"/>
+          </w:tcPr>
+          <w:p>
+            <w:pPr>
+              <w:pStyle w:val="Corpodetexto"/>
+              <w:spacing w:before="100"/>
+              <w:ind w:right="147"/>
+              <w:rPr>
+                <w:rStyle w:val="Forte"/>
+                <w:b w:val="0"/>
+                <w:bCs w:val="0"/>
+              </w:rPr>
+            </w:pPr>
+            <w:r>
+              <w:rPr>
+                <w:rStyle w:val="Forte"/>
+                <w:b w:val="0"/>
+                <w:bCs w:val="0"/>
+              </w:rPr>
+              <w:t>Advogado da União</w:t>
+            </w:r>
+          </w:p>
+        </w:tc>
+        <w:tc>
+          <w:tcPr>
+            <w:tcW w:w="5812" w:type="dxa"/>
+          </w:tcPr>
+          <w:p>
+            <w:pPr>
+              <w:pStyle w:val="Corpodetexto"/>
+              <w:spacing w:before="100"/>
+              <w:ind w:right="147"/>
+            </w:pPr>
+            <w:r>
+              <w:t>Representante jurídico responsável pela atuação judicial da União.</w:t>
+            </w:r>
+          </w:p>
+        </w:tc>
+      </w:tr>
+      <w:tr>
+        <w:trPr>
+          <w:trHeight w:val="301"/>
+        </w:trPr>
+        <w:tc>
+          <w:tcPr>
+            <w:tcW w:w="3544" w:type="dxa"/>
+          </w:tcPr>
+          <w:p>
+            <w:pPr>
+              <w:pStyle w:val="Corpodetexto"/>
+              <w:spacing w:before="100"/>
+              <w:ind w:right="147"/>
+              <w:rPr>
+                <w:rStyle w:val="Forte"/>
+                <w:b w:val="0"/>
+                <w:bCs w:val="0"/>
+              </w:rPr>
+            </w:pPr>
+            <w:r>
+              <w:rPr>
+                <w:rStyle w:val="Forte"/>
+                <w:b w:val="0"/>
+                <w:bCs w:val="0"/>
+              </w:rPr>
+              <w:t>Advogado de Empresa Pública Federal</w:t>
+            </w:r>
+          </w:p>
+        </w:tc>
+        <w:tc>
+          <w:tcPr>
+            <w:tcW w:w="5812" w:type="dxa"/>
+          </w:tcPr>
+          <w:p>
+            <w:pPr>
+              <w:pStyle w:val="Corpodetexto"/>
+              <w:spacing w:before="100"/>
+              <w:ind w:right="147"/>
+            </w:pPr>
+            <w:r>
+              <w:t>Advogado responsável pela representação judicial de empresa pública federal.</w:t>
+            </w:r>
+          </w:p>
+        </w:tc>
+      </w:tr>
+      <w:tr>
+        <w:trPr>
+          <w:trHeight w:val="301"/>
+        </w:trPr>
+        <w:tc>
+          <w:tcPr>
+            <w:tcW w:w="3544" w:type="dxa"/>
+          </w:tcPr>
+          <w:p>
+            <w:pPr>
+              <w:pStyle w:val="Corpodetexto"/>
+              <w:spacing w:before="100"/>
+              <w:ind w:right="147"/>
+              <w:rPr>
+                <w:rStyle w:val="Forte"/>
+                <w:b w:val="0"/>
+                <w:bCs w:val="0"/>
+              </w:rPr>
+            </w:pPr>
+            <w:r>
+              <w:rPr>
+                <w:rStyle w:val="Forte"/>
+                <w:b w:val="0"/>
+                <w:bCs w:val="0"/>
+              </w:rPr>
+              <w:t>Ajuizamento</w:t>
+            </w:r>
+          </w:p>
+        </w:tc>
+        <w:tc>
+          <w:tcPr>
+            <w:tcW w:w="5812" w:type="dxa"/>
+          </w:tcPr>
+          <w:p>
+            <w:pPr>
+              <w:pStyle w:val="Corpodetexto"/>
+              <w:spacing w:before="100"/>
+              <w:ind w:right="147"/>
+            </w:pPr>
+            <w:r>
+              <w:t>Ato processual que sucede a protocolização e dá início à tramitação judicial da demanda.</w:t>
+            </w:r>
+          </w:p>
+        </w:tc>
+      </w:tr>
+      <w:tr>
+        <w:trPr>
+          <w:trHeight w:val="301"/>
+        </w:trPr>
+        <w:tc>
+          <w:tcPr>
+            <w:tcW w:w="3544" w:type="dxa"/>
+          </w:tcPr>
+          <w:p>
+            <w:pPr>
+              <w:pStyle w:val="Corpodetexto"/>
+              <w:spacing w:before="100"/>
+              <w:ind w:right="147"/>
+              <w:rPr>
+                <w:rStyle w:val="Forte"/>
+                <w:b w:val="0"/>
+                <w:bCs w:val="0"/>
+              </w:rPr>
+            </w:pPr>
+            <w:r>
+              <w:rPr>
+                <w:rStyle w:val="Forte"/>
+                <w:b w:val="0"/>
+                <w:bCs w:val="0"/>
+              </w:rPr>
+              <w:t>Análise das Provas</w:t>
+            </w:r>
+          </w:p>
+        </w:tc>
+        <w:tc>
+          <w:tcPr>
+            <w:tcW w:w="5812" w:type="dxa"/>
+          </w:tcPr>
+          <w:p>
+            <w:pPr>
+              <w:pStyle w:val="Corpodetexto"/>
+              <w:spacing w:before="100"/>
+              <w:ind w:right="147"/>
+            </w:pPr>
+            <w:r>
+              <w:t>Ato processual de exame e avaliação dos elementos probatórios produzidos no processo.</w:t>
+            </w:r>
+          </w:p>
+        </w:tc>
+      </w:tr>
+      <w:tr>
+        <w:trPr>
+          <w:trHeight w:val="301"/>
+        </w:trPr>
+        <w:tc>
+          <w:tcPr>
+            <w:tcW w:w="3544" w:type="dxa"/>
+          </w:tcPr>
+          <w:p>
+            <w:pPr>
+              <w:pStyle w:val="Corpodetexto"/>
+              <w:spacing w:before="100"/>
+              <w:ind w:right="147"/>
+              <w:rPr>
+                <w:rStyle w:val="Forte"/>
+                <w:b w:val="0"/>
+                <w:bCs w:val="0"/>
+              </w:rPr>
+            </w:pPr>
+            <w:r>
+              <w:rPr>
+                <w:rStyle w:val="Forte"/>
+                <w:b w:val="0"/>
+                <w:bCs w:val="0"/>
+              </w:rPr>
+              <w:t>Apresentação de Contestação</w:t>
+            </w:r>
+          </w:p>
+        </w:tc>
+        <w:tc>
+          <w:tcPr>
+            <w:tcW w:w="5812" w:type="dxa"/>
+          </w:tcPr>
+          <w:p>
+            <w:pPr>
+              <w:pStyle w:val="Corpodetexto"/>
+              <w:spacing w:before="100"/>
+              <w:ind w:right="147"/>
+            </w:pPr>
+            <w:r>
+              <w:t>Ato processual pelo qual o demandado apresenta formalmente sua defesa no processo.</w:t>
+            </w:r>
+          </w:p>
+        </w:tc>
+      </w:tr>
+      <w:tr>
+        <w:trPr>
+          <w:trHeight w:val="301"/>
+        </w:trPr>
+        <w:tc>
+          <w:tcPr>
+            <w:tcW w:w="3544" w:type="dxa"/>
+          </w:tcPr>
+          <w:p>
+            <w:pPr>
+              <w:pStyle w:val="Corpodetexto"/>
+              <w:spacing w:before="100"/>
+              <w:ind w:right="147"/>
+              <w:rPr>
+                <w:rStyle w:val="Forte"/>
+                <w:b w:val="0"/>
+                <w:bCs w:val="0"/>
+              </w:rPr>
+            </w:pPr>
+            <w:r>
+              <w:rPr>
+                <w:rStyle w:val="Forte"/>
+                <w:b w:val="0"/>
+                <w:bCs w:val="0"/>
+              </w:rPr>
+              <w:t>Apresentação de Propostas de Acordo</w:t>
+            </w:r>
+          </w:p>
+        </w:tc>
+        <w:tc>
+          <w:tcPr>
+            <w:tcW w:w="5812" w:type="dxa"/>
+          </w:tcPr>
+          <w:p>
+            <w:pPr>
+              <w:pStyle w:val="Corpodetexto"/>
+              <w:spacing w:before="100"/>
+              <w:ind w:right="147"/>
+            </w:pPr>
+            <w:r>
+              <w:t>Evento ocorrido no contexto da audiência em que são apresentadas propostas destinadas à solução consensual do conflito.</w:t>
+            </w:r>
+          </w:p>
+        </w:tc>
+      </w:tr>
+      <w:tr>
+        <w:trPr>
+          <w:trHeight w:val="301"/>
+        </w:trPr>
+        <w:tc>
+          <w:tcPr>
+            <w:tcW w:w="3544" w:type="dxa"/>
+          </w:tcPr>
+          <w:p>
+            <w:pPr>
+              <w:pStyle w:val="Corpodetexto"/>
+              <w:spacing w:before="100"/>
+              <w:ind w:right="147"/>
+              <w:rPr>
+                <w:rStyle w:val="Forte"/>
+                <w:b w:val="0"/>
+                <w:bCs w:val="0"/>
+              </w:rPr>
+            </w:pPr>
+            <w:r>
+              <w:rPr>
+                <w:rStyle w:val="Forte"/>
+                <w:b w:val="0"/>
+                <w:bCs w:val="0"/>
+              </w:rPr>
+              <w:t>Apto a Julgamento</w:t>
+            </w:r>
+          </w:p>
+        </w:tc>
+        <w:tc>
+          <w:tcPr>
+            <w:tcW w:w="5812" w:type="dxa"/>
+          </w:tcPr>
+          <w:p>
+            <w:pPr>
+              <w:pStyle w:val="Corpodetexto"/>
+              <w:spacing w:before="100"/>
+              <w:ind w:right="147"/>
+            </w:pPr>
+            <w:r>
+              <w:t>Situação processual em que o processo reúne elementos suficientes para ser submetido a julgamento.</w:t>
+            </w:r>
+          </w:p>
+        </w:tc>
+      </w:tr>
+      <w:tr>
+        <w:trPr>
+          <w:trHeight w:val="301"/>
+        </w:trPr>
+        <w:tc>
+          <w:tcPr>
+            <w:tcW w:w="3544" w:type="dxa"/>
+          </w:tcPr>
+          <w:p>
+            <w:pPr>
+              <w:pStyle w:val="Corpodetexto"/>
+              <w:spacing w:before="100"/>
+              <w:ind w:right="147"/>
+              <w:rPr>
+                <w:rStyle w:val="Forte"/>
+                <w:b w:val="0"/>
+                <w:bCs w:val="0"/>
+              </w:rPr>
+            </w:pPr>
+            <w:r>
+              <w:rPr>
+                <w:rStyle w:val="Forte"/>
+                <w:b w:val="0"/>
+                <w:bCs w:val="0"/>
+              </w:rPr>
+              <w:t>Arquivamento do Processo</w:t>
+            </w:r>
+          </w:p>
+        </w:tc>
+        <w:tc>
+          <w:tcPr>
+            <w:tcW w:w="5812" w:type="dxa"/>
+          </w:tcPr>
+          <w:p>
+            <w:pPr>
+              <w:pStyle w:val="Corpodetexto"/>
+              <w:spacing w:before="100"/>
+              <w:ind w:right="147"/>
+            </w:pPr>
+            <w:r>
+              <w:t>Evento pelo qual o processo é encaminhado ao arquivamento após a conclusão do cumprimento.</w:t>
+            </w:r>
+          </w:p>
+        </w:tc>
+      </w:tr>
+      <w:tr>
+        <w:trPr>
+          <w:trHeight w:val="301"/>
+        </w:trPr>
+        <w:tc>
+          <w:tcPr>
+            <w:tcW w:w="3544" w:type="dxa"/>
+          </w:tcPr>
+          <w:p>
+            <w:pPr>
+              <w:pStyle w:val="Corpodetexto"/>
+              <w:spacing w:before="100"/>
+              <w:ind w:right="147"/>
+              <w:rPr>
+                <w:rStyle w:val="Forte"/>
+                <w:b w:val="0"/>
+                <w:bCs w:val="0"/>
+              </w:rPr>
+            </w:pPr>
+            <w:r>
+              <w:rPr>
+                <w:rStyle w:val="Forte"/>
+                <w:b w:val="0"/>
+                <w:bCs w:val="0"/>
+              </w:rPr>
+              <w:t>Ato Processual</w:t>
+            </w:r>
+          </w:p>
+        </w:tc>
+        <w:tc>
+          <w:tcPr>
+            <w:tcW w:w="5812" w:type="dxa"/>
+          </w:tcPr>
+          <w:p>
+            <w:pPr>
+              <w:pStyle w:val="Corpodetexto"/>
+              <w:spacing w:before="100"/>
+              <w:ind w:right="147"/>
+            </w:pPr>
+            <w:r>
+              <w:t>Evento praticado no curso do processo que produz efeitos ou altera uma situação processual.</w:t>
+            </w:r>
+          </w:p>
+        </w:tc>
+      </w:tr>
+      <w:tr>
+        <w:trPr>
+          <w:trHeight w:val="301"/>
+        </w:trPr>
+        <w:tc>
+          <w:tcPr>
+            <w:tcW w:w="3544" w:type="dxa"/>
+          </w:tcPr>
+          <w:p>
+            <w:pPr>
+              <w:pStyle w:val="Corpodetexto"/>
+              <w:spacing w:before="100"/>
+              <w:ind w:right="147"/>
+              <w:rPr>
+                <w:rStyle w:val="Forte"/>
+                <w:b w:val="0"/>
+                <w:bCs w:val="0"/>
+              </w:rPr>
+            </w:pPr>
+            <w:r>
+              <w:rPr>
+                <w:rStyle w:val="Forte"/>
+                <w:b w:val="0"/>
+                <w:bCs w:val="0"/>
+              </w:rPr>
+              <w:t>Audiência de Conciliação</w:t>
+            </w:r>
+          </w:p>
+        </w:tc>
+        <w:tc>
+          <w:tcPr>
+            <w:tcW w:w="5812" w:type="dxa"/>
+          </w:tcPr>
+          <w:p>
+            <w:pPr>
+              <w:pStyle w:val="Corpodetexto"/>
+              <w:spacing w:before="100"/>
+              <w:ind w:right="147"/>
+            </w:pPr>
+            <w:r>
+              <w:t>Ato processual destinado à realização de tentativa de solução consensual entre as partes.</w:t>
+            </w:r>
+          </w:p>
+        </w:tc>
+      </w:tr>
+      <w:tr>
+        <w:trPr>
+          <w:trHeight w:val="301"/>
+        </w:trPr>
+        <w:tc>
+          <w:tcPr>
+            <w:tcW w:w="3544" w:type="dxa"/>
+          </w:tcPr>
+          <w:p>
+            <w:pPr>
+              <w:pStyle w:val="Corpodetexto"/>
+              <w:spacing w:before="100"/>
+              <w:ind w:right="147"/>
+              <w:rPr>
+                <w:rStyle w:val="Forte"/>
+                <w:b w:val="0"/>
+                <w:bCs w:val="0"/>
+              </w:rPr>
+            </w:pPr>
+            <w:r>
+              <w:rPr>
+                <w:rStyle w:val="Forte"/>
+                <w:b w:val="0"/>
+                <w:bCs w:val="0"/>
+              </w:rPr>
+              <w:t>Ausência de Contestação</w:t>
+            </w:r>
+          </w:p>
+        </w:tc>
+        <w:tc>
+          <w:tcPr>
+            <w:tcW w:w="5812" w:type="dxa"/>
+          </w:tcPr>
+          <w:p>
+            <w:pPr>
+              <w:pStyle w:val="Corpodetexto"/>
+              <w:spacing w:before="100"/>
+              <w:ind w:right="147"/>
+            </w:pPr>
+            <w:r>
+              <w:t>Situação processual caracterizada pela não apresentação de contestação dentro do prazo aplicável.</w:t>
+            </w:r>
+          </w:p>
+        </w:tc>
+      </w:tr>
+      <w:tr>
+        <w:trPr>
+          <w:trHeight w:val="301"/>
+        </w:trPr>
+        <w:tc>
+          <w:tcPr>
+            <w:tcW w:w="3544" w:type="dxa"/>
+          </w:tcPr>
+          <w:p>
+            <w:pPr>
+              <w:pStyle w:val="Corpodetexto"/>
+              <w:spacing w:before="100"/>
+              <w:ind w:right="147"/>
+              <w:rPr>
+                <w:rStyle w:val="Forte"/>
+                <w:b w:val="0"/>
+                <w:bCs w:val="0"/>
+              </w:rPr>
+            </w:pPr>
+            <w:bookmarkStart w:id="71" w:name="_GoBack"/>
+            <w:bookmarkEnd w:id="71"/>
+            <w:r>
+              <w:rPr>
+                <w:rStyle w:val="Forte"/>
+                <w:b w:val="0"/>
+                <w:bCs w:val="0"/>
+              </w:rPr>
+              <w:lastRenderedPageBreak/>
+              <w:t>Ausência de Recurso</w:t>
+            </w:r>
+          </w:p>
+        </w:tc>
+        <w:tc>
+          <w:tcPr>
+            <w:tcW w:w="5812" w:type="dxa"/>
+          </w:tcPr>
+          <w:p>
+            <w:pPr>
+              <w:pStyle w:val="Corpodetexto"/>
+              <w:spacing w:before="100"/>
+              <w:ind w:right="147"/>
+            </w:pPr>
+            <w:r>
+              <w:t>Situação em que não houve interposição de recurso dentro do prazo aplicável.</w:t>
+            </w:r>
+          </w:p>
+        </w:tc>
+      </w:tr>
+      <w:tr>
+        <w:trPr>
+          <w:trHeight w:val="301"/>
+        </w:trPr>
+        <w:tc>
+          <w:tcPr>
+            <w:tcW w:w="3544" w:type="dxa"/>
+          </w:tcPr>
+          <w:p>
+            <w:pPr>
+              <w:pStyle w:val="Corpodetexto"/>
+              <w:spacing w:before="100"/>
+              <w:ind w:right="147"/>
+              <w:rPr>
+                <w:rStyle w:val="Forte"/>
+                <w:b w:val="0"/>
+                <w:bCs w:val="0"/>
+              </w:rPr>
+            </w:pPr>
+            <w:r>
+              <w:rPr>
+                <w:rStyle w:val="Forte"/>
+                <w:b w:val="0"/>
+                <w:bCs w:val="0"/>
+              </w:rPr>
+              <w:t>Autarquia Federal</w:t>
+            </w:r>
+          </w:p>
+        </w:tc>
+        <w:tc>
+          <w:tcPr>
+            <w:tcW w:w="5812" w:type="dxa"/>
+          </w:tcPr>
+          <w:p>
+            <w:pPr>
+              <w:pStyle w:val="Corpodetexto"/>
+              <w:spacing w:before="100"/>
+              <w:ind w:right="147"/>
+            </w:pPr>
+            <w:r>
+              <w:t>Entidade da Administração Pública Federal indireta criada por lei para o desempenho de funções administrativas específicas.</w:t>
+            </w:r>
+          </w:p>
+        </w:tc>
+      </w:tr>
+      <w:tr>
+        <w:trPr>
+          <w:trHeight w:val="301"/>
+        </w:trPr>
+        <w:tc>
+          <w:tcPr>
+            <w:tcW w:w="3544" w:type="dxa"/>
+          </w:tcPr>
+          <w:p>
+            <w:pPr>
+              <w:pStyle w:val="Corpodetexto"/>
+              <w:spacing w:before="100"/>
+              <w:ind w:right="147"/>
+              <w:rPr>
+                <w:rStyle w:val="Forte"/>
+                <w:b w:val="0"/>
+                <w:bCs w:val="0"/>
+              </w:rPr>
+            </w:pPr>
+            <w:r>
+              <w:rPr>
+                <w:rStyle w:val="Forte"/>
+                <w:b w:val="0"/>
+                <w:bCs w:val="0"/>
+              </w:rPr>
+              <w:t>Auxiliar da Justiça</w:t>
+            </w:r>
+          </w:p>
+        </w:tc>
+        <w:tc>
+          <w:tcPr>
+            <w:tcW w:w="5812" w:type="dxa"/>
+          </w:tcPr>
+          <w:p>
+            <w:pPr>
+              <w:pStyle w:val="Corpodetexto"/>
+              <w:tabs>
+                <w:tab w:val="left" w:pos="1077"/>
+              </w:tabs>
+              <w:spacing w:before="100"/>
+              <w:ind w:right="147"/>
+            </w:pPr>
+            <w:r>
+              <w:t>Participante que auxilia o órgão jurisdicional na realização de atividades necessárias ao processo.</w:t>
+            </w:r>
+          </w:p>
+        </w:tc>
+      </w:tr>
+      <w:tr>
+        <w:trPr>
+          <w:trHeight w:val="301"/>
+        </w:trPr>
+        <w:tc>
+          <w:tcPr>
+            <w:tcW w:w="3544" w:type="dxa"/>
+          </w:tcPr>
+          <w:p>
+            <w:pPr>
+              <w:pStyle w:val="Corpodetexto"/>
+              <w:spacing w:before="100"/>
+              <w:ind w:right="147"/>
+              <w:rPr>
+                <w:rStyle w:val="Forte"/>
+                <w:b w:val="0"/>
+                <w:bCs w:val="0"/>
+              </w:rPr>
+            </w:pPr>
+            <w:r>
+              <w:rPr>
+                <w:rStyle w:val="Forte"/>
+                <w:b w:val="0"/>
+                <w:bCs w:val="0"/>
+              </w:rPr>
+              <w:t>Causa de Pedir</w:t>
+            </w:r>
+          </w:p>
+        </w:tc>
+        <w:tc>
+          <w:tcPr>
+            <w:tcW w:w="5812" w:type="dxa"/>
+          </w:tcPr>
+          <w:p>
+            <w:pPr>
+              <w:pStyle w:val="Corpodetexto"/>
+              <w:tabs>
+                <w:tab w:val="left" w:pos="1077"/>
+              </w:tabs>
+              <w:spacing w:before="100"/>
+              <w:ind w:right="147"/>
+            </w:pPr>
+            <w:r>
+              <w:t>Conjunto de fatos e fundamentos que sustentam a pretensão apresentada na demanda.</w:t>
+            </w:r>
+          </w:p>
+        </w:tc>
+      </w:tr>
+      <w:tr>
+        <w:trPr>
+          <w:trHeight w:val="301"/>
+        </w:trPr>
+        <w:tc>
+          <w:tcPr>
+            <w:tcW w:w="3544" w:type="dxa"/>
+          </w:tcPr>
+          <w:p>
+            <w:pPr>
+              <w:pStyle w:val="Corpodetexto"/>
+              <w:spacing w:before="100"/>
+              <w:ind w:right="147"/>
+              <w:rPr>
+                <w:rStyle w:val="Forte"/>
+                <w:b w:val="0"/>
+                <w:bCs w:val="0"/>
+              </w:rPr>
+            </w:pPr>
+            <w:r>
+              <w:rPr>
+                <w:rStyle w:val="Forte"/>
+                <w:b w:val="0"/>
+                <w:bCs w:val="0"/>
+              </w:rPr>
+              <w:t>Celebração de Acordo</w:t>
+            </w:r>
+          </w:p>
+        </w:tc>
+        <w:tc>
+          <w:tcPr>
+            <w:tcW w:w="5812" w:type="dxa"/>
+          </w:tcPr>
+          <w:p>
+            <w:pPr>
+              <w:pStyle w:val="Corpodetexto"/>
+              <w:tabs>
+                <w:tab w:val="left" w:pos="1077"/>
+              </w:tabs>
+              <w:spacing w:before="100"/>
+              <w:ind w:right="147"/>
+            </w:pPr>
+            <w:r>
+              <w:t>Evento em que as partes chegam a um consenso e constituem um acordo processual.</w:t>
+            </w:r>
+          </w:p>
+        </w:tc>
+      </w:tr>
+      <w:tr>
+        <w:trPr>
+          <w:trHeight w:val="301"/>
+        </w:trPr>
+        <w:tc>
+          <w:tcPr>
+            <w:tcW w:w="3544" w:type="dxa"/>
+          </w:tcPr>
+          <w:p>
+            <w:pPr>
+              <w:pStyle w:val="Corpodetexto"/>
+              <w:spacing w:before="100"/>
+              <w:ind w:right="147"/>
+              <w:rPr>
+                <w:rStyle w:val="Forte"/>
+                <w:b w:val="0"/>
+                <w:bCs w:val="0"/>
+              </w:rPr>
+            </w:pPr>
+            <w:r>
+              <w:rPr>
+                <w:rStyle w:val="Forte"/>
+                <w:b w:val="0"/>
+                <w:bCs w:val="0"/>
+              </w:rPr>
+              <w:t>Citação</w:t>
+            </w:r>
+          </w:p>
+        </w:tc>
+        <w:tc>
+          <w:tcPr>
+            <w:tcW w:w="5812" w:type="dxa"/>
+          </w:tcPr>
+          <w:p>
+            <w:pPr>
+              <w:pStyle w:val="Corpodetexto"/>
+              <w:tabs>
+                <w:tab w:val="left" w:pos="1077"/>
+              </w:tabs>
+              <w:spacing w:before="100"/>
+              <w:ind w:right="147"/>
+            </w:pPr>
+            <w:r>
+              <w:t>Ato processual pelo qual o demandado é formalmente chamado a integrar o processo e exercer sua defesa.</w:t>
+            </w:r>
+          </w:p>
+        </w:tc>
+      </w:tr>
+      <w:tr>
+        <w:trPr>
+          <w:trHeight w:val="301"/>
+        </w:trPr>
+        <w:tc>
+          <w:tcPr>
+            <w:tcW w:w="3544" w:type="dxa"/>
+          </w:tcPr>
+          <w:p>
+            <w:pPr>
+              <w:pStyle w:val="Corpodetexto"/>
+              <w:spacing w:before="100"/>
+              <w:ind w:right="147"/>
+              <w:rPr>
+                <w:rStyle w:val="Forte"/>
+                <w:b w:val="0"/>
+                <w:bCs w:val="0"/>
+              </w:rPr>
+            </w:pPr>
+            <w:r>
+              <w:rPr>
+                <w:rStyle w:val="Forte"/>
+                <w:b w:val="0"/>
+                <w:bCs w:val="0"/>
+              </w:rPr>
+              <w:t>Competência Jurisdicional</w:t>
+            </w:r>
+          </w:p>
+        </w:tc>
+        <w:tc>
+          <w:tcPr>
+            <w:tcW w:w="5812" w:type="dxa"/>
+          </w:tcPr>
+          <w:p>
+            <w:pPr>
+              <w:pStyle w:val="Corpodetexto"/>
+              <w:tabs>
+                <w:tab w:val="left" w:pos="1077"/>
+              </w:tabs>
+              <w:spacing w:before="100"/>
+              <w:ind w:right="147"/>
+            </w:pPr>
+            <w:r>
+              <w:t>Relação que atribui a determinado órgão judicial o poder de processar e julgar uma causa segundo as regras de competência aplicáveis.</w:t>
+            </w:r>
+          </w:p>
+        </w:tc>
+      </w:tr>
+      <w:tr>
+        <w:trPr>
+          <w:trHeight w:val="301"/>
+        </w:trPr>
+        <w:tc>
+          <w:tcPr>
+            <w:tcW w:w="3544" w:type="dxa"/>
+          </w:tcPr>
+          <w:p>
+            <w:pPr>
+              <w:pStyle w:val="Corpodetexto"/>
+              <w:spacing w:before="100"/>
+              <w:ind w:right="147"/>
+              <w:rPr>
+                <w:rStyle w:val="Forte"/>
+                <w:b w:val="0"/>
+                <w:bCs w:val="0"/>
+              </w:rPr>
+            </w:pPr>
+            <w:r>
+              <w:rPr>
+                <w:rStyle w:val="Forte"/>
+                <w:b w:val="0"/>
+                <w:bCs w:val="0"/>
+              </w:rPr>
+              <w:t>Comprovante de Protocolo</w:t>
+            </w:r>
+          </w:p>
+        </w:tc>
+        <w:tc>
+          <w:tcPr>
+            <w:tcW w:w="5812" w:type="dxa"/>
+          </w:tcPr>
+          <w:p>
+            <w:pPr>
+              <w:pStyle w:val="Corpodetexto"/>
+              <w:tabs>
+                <w:tab w:val="left" w:pos="1077"/>
+              </w:tabs>
+              <w:spacing w:before="100"/>
+              <w:ind w:right="147"/>
+            </w:pPr>
+            <w:r>
+              <w:t>Documento produzido na protocolização que comprova o registro da demanda, identificando seu número de protocolo e a data e hora do ato.</w:t>
+            </w:r>
+          </w:p>
+        </w:tc>
+      </w:tr>
+      <w:tr>
+        <w:trPr>
+          <w:trHeight w:val="301"/>
+        </w:trPr>
+        <w:tc>
+          <w:tcPr>
+            <w:tcW w:w="3544" w:type="dxa"/>
+          </w:tcPr>
+          <w:p>
+            <w:pPr>
+              <w:pStyle w:val="Corpodetexto"/>
+              <w:spacing w:before="100"/>
+              <w:ind w:right="147"/>
+              <w:rPr>
+                <w:rStyle w:val="Forte"/>
+                <w:b w:val="0"/>
+                <w:bCs w:val="0"/>
+              </w:rPr>
+            </w:pPr>
+            <w:r>
+              <w:rPr>
+                <w:rStyle w:val="Forte"/>
+                <w:b w:val="0"/>
+                <w:bCs w:val="0"/>
+              </w:rPr>
+              <w:t>Conciliação Frustada</w:t>
+            </w:r>
+          </w:p>
+        </w:tc>
+        <w:tc>
+          <w:tcPr>
+            <w:tcW w:w="5812" w:type="dxa"/>
+          </w:tcPr>
+          <w:p>
+            <w:pPr>
+              <w:pStyle w:val="Corpodetexto"/>
+              <w:tabs>
+                <w:tab w:val="left" w:pos="1077"/>
+              </w:tabs>
+              <w:spacing w:before="100"/>
+              <w:ind w:right="147"/>
+            </w:pPr>
+            <w:r>
+              <w:t>Situação processual resultante da tentativa de conciliação sem obtenção de acordo entre as partes.</w:t>
+            </w:r>
+          </w:p>
+        </w:tc>
+      </w:tr>
+      <w:tr>
+        <w:trPr>
+          <w:trHeight w:val="301"/>
+        </w:trPr>
+        <w:tc>
+          <w:tcPr>
+            <w:tcW w:w="3544" w:type="dxa"/>
+          </w:tcPr>
+          <w:p>
+            <w:pPr>
+              <w:pStyle w:val="Corpodetexto"/>
+              <w:spacing w:before="100"/>
+              <w:ind w:right="147"/>
+              <w:rPr>
+                <w:rStyle w:val="Forte"/>
+                <w:b w:val="0"/>
+                <w:bCs w:val="0"/>
+              </w:rPr>
+            </w:pPr>
+            <w:r>
+              <w:rPr>
+                <w:rStyle w:val="Forte"/>
+                <w:b w:val="0"/>
+                <w:bCs w:val="0"/>
+              </w:rPr>
+              <w:t>Conciliação Realizada</w:t>
+            </w:r>
+          </w:p>
+        </w:tc>
+        <w:tc>
+          <w:tcPr>
+            <w:tcW w:w="5812" w:type="dxa"/>
+          </w:tcPr>
+          <w:p>
+            <w:pPr>
+              <w:pStyle w:val="Corpodetexto"/>
+              <w:tabs>
+                <w:tab w:val="left" w:pos="1077"/>
+              </w:tabs>
+              <w:spacing w:before="100"/>
+              <w:ind w:right="147"/>
+            </w:pPr>
+            <w:r>
+              <w:t>Situação processual resultante da celebração de acordo entre as partes.</w:t>
+            </w:r>
+          </w:p>
+        </w:tc>
+      </w:tr>
+      <w:tr>
+        <w:trPr>
+          <w:trHeight w:val="301"/>
+        </w:trPr>
+        <w:tc>
+          <w:tcPr>
+            <w:tcW w:w="3544" w:type="dxa"/>
+          </w:tcPr>
+          <w:p>
+            <w:pPr>
+              <w:pStyle w:val="Corpodetexto"/>
+              <w:spacing w:before="100"/>
+              <w:ind w:right="147"/>
+              <w:rPr>
+                <w:rStyle w:val="Forte"/>
+                <w:b w:val="0"/>
+                <w:bCs w:val="0"/>
+              </w:rPr>
+            </w:pPr>
+            <w:r>
+              <w:rPr>
+                <w:rStyle w:val="Forte"/>
+                <w:b w:val="0"/>
+                <w:bCs w:val="0"/>
+              </w:rPr>
+              <w:t>Conciliador</w:t>
+            </w:r>
+          </w:p>
+        </w:tc>
+        <w:tc>
+          <w:tcPr>
+            <w:tcW w:w="5812" w:type="dxa"/>
+          </w:tcPr>
+          <w:p>
+            <w:pPr>
+              <w:pStyle w:val="Corpodetexto"/>
+              <w:tabs>
+                <w:tab w:val="left" w:pos="1077"/>
+              </w:tabs>
+              <w:spacing w:before="100"/>
+              <w:ind w:right="147"/>
+            </w:pPr>
+            <w:r>
+              <w:t>Participante responsável por auxiliar as partes na busca de solução consensual para o conflito.</w:t>
+            </w:r>
+          </w:p>
+        </w:tc>
+      </w:tr>
+      <w:tr>
+        <w:trPr>
+          <w:trHeight w:val="301"/>
+        </w:trPr>
+        <w:tc>
+          <w:tcPr>
+            <w:tcW w:w="3544" w:type="dxa"/>
+          </w:tcPr>
+          <w:p>
+            <w:pPr>
+              <w:pStyle w:val="Corpodetexto"/>
+              <w:spacing w:before="100"/>
+              <w:ind w:right="147"/>
+              <w:rPr>
+                <w:rStyle w:val="Forte"/>
+                <w:b w:val="0"/>
+                <w:bCs w:val="0"/>
+              </w:rPr>
+            </w:pPr>
+            <w:r>
+              <w:rPr>
+                <w:rStyle w:val="Forte"/>
+                <w:b w:val="0"/>
+                <w:bCs w:val="0"/>
+              </w:rPr>
+              <w:t>Conclusão do Cumprimento</w:t>
+            </w:r>
+          </w:p>
+        </w:tc>
+        <w:tc>
+          <w:tcPr>
+            <w:tcW w:w="5812" w:type="dxa"/>
+          </w:tcPr>
+          <w:p>
+            <w:pPr>
+              <w:pStyle w:val="Corpodetexto"/>
+              <w:tabs>
+                <w:tab w:val="left" w:pos="1077"/>
+              </w:tabs>
+              <w:spacing w:before="100"/>
+              <w:ind w:right="147"/>
+            </w:pPr>
+            <w:r>
+              <w:t>Evento que encerra a fase de cumprimento após a satisfação integral da obrigação judicial.</w:t>
+            </w:r>
+          </w:p>
+        </w:tc>
+      </w:tr>
+      <w:tr>
+        <w:trPr>
+          <w:trHeight w:val="301"/>
+        </w:trPr>
+        <w:tc>
+          <w:tcPr>
+            <w:tcW w:w="3544" w:type="dxa"/>
+          </w:tcPr>
+          <w:p>
+            <w:pPr>
+              <w:pStyle w:val="Corpodetexto"/>
+              <w:spacing w:before="100"/>
+              <w:ind w:right="147"/>
+              <w:rPr>
+                <w:rStyle w:val="Forte"/>
+                <w:b w:val="0"/>
+                <w:bCs w:val="0"/>
+              </w:rPr>
+            </w:pPr>
+            <w:r>
+              <w:rPr>
+                <w:rStyle w:val="Forte"/>
+                <w:b w:val="0"/>
+                <w:bCs w:val="0"/>
+              </w:rPr>
+              <w:t>Contestação</w:t>
+            </w:r>
+          </w:p>
+        </w:tc>
+        <w:tc>
+          <w:tcPr>
+            <w:tcW w:w="5812" w:type="dxa"/>
+          </w:tcPr>
+          <w:p>
+            <w:pPr>
+              <w:pStyle w:val="Corpodetexto"/>
+              <w:tabs>
+                <w:tab w:val="left" w:pos="1077"/>
+              </w:tabs>
+              <w:spacing w:before="100"/>
+              <w:ind w:right="147"/>
+            </w:pPr>
+            <w:r>
+              <w:t>Documento por meio do qual o demandado apresenta sua defesa em relação à pretensão formulada contra ele.</w:t>
+            </w:r>
+          </w:p>
+        </w:tc>
+      </w:tr>
+      <w:tr>
+        <w:trPr>
+          <w:trHeight w:val="301"/>
+        </w:trPr>
+        <w:tc>
+          <w:tcPr>
+            <w:tcW w:w="3544" w:type="dxa"/>
+          </w:tcPr>
+          <w:p>
+            <w:pPr>
+              <w:pStyle w:val="Corpodetexto"/>
+              <w:spacing w:before="100"/>
+              <w:ind w:right="147"/>
+              <w:rPr>
+                <w:rStyle w:val="Forte"/>
+                <w:b w:val="0"/>
+                <w:bCs w:val="0"/>
+              </w:rPr>
+            </w:pPr>
+            <w:r>
+              <w:rPr>
+                <w:rStyle w:val="Forte"/>
+                <w:b w:val="0"/>
+                <w:bCs w:val="0"/>
+              </w:rPr>
+              <w:t>Contestação Apresentada</w:t>
+            </w:r>
+          </w:p>
+        </w:tc>
+        <w:tc>
+          <w:tcPr>
+            <w:tcW w:w="5812" w:type="dxa"/>
+          </w:tcPr>
+          <w:p>
+            <w:pPr>
+              <w:pStyle w:val="Corpodetexto"/>
+              <w:tabs>
+                <w:tab w:val="left" w:pos="1077"/>
+              </w:tabs>
+              <w:spacing w:before="100"/>
+              <w:ind w:right="147"/>
+            </w:pPr>
+            <w:r>
+              <w:t>Situação processual resultante da apresentação da contestação pelo demandado.</w:t>
+            </w:r>
+          </w:p>
+        </w:tc>
+      </w:tr>
+      <w:tr>
+        <w:trPr>
+          <w:trHeight w:val="301"/>
+        </w:trPr>
+        <w:tc>
+          <w:tcPr>
+            <w:tcW w:w="3544" w:type="dxa"/>
+          </w:tcPr>
+          <w:p>
+            <w:pPr>
+              <w:pStyle w:val="Corpodetexto"/>
+              <w:spacing w:before="100"/>
+              <w:ind w:right="147"/>
+              <w:rPr>
+                <w:rStyle w:val="Forte"/>
+                <w:b w:val="0"/>
+                <w:bCs w:val="0"/>
+              </w:rPr>
+            </w:pPr>
+            <w:r>
+              <w:rPr>
+                <w:rStyle w:val="Forte"/>
+                <w:b w:val="0"/>
+                <w:bCs w:val="0"/>
+              </w:rPr>
+              <w:t>Cumprimento Concluído</w:t>
+            </w:r>
+          </w:p>
+        </w:tc>
+        <w:tc>
+          <w:tcPr>
+            <w:tcW w:w="5812" w:type="dxa"/>
+          </w:tcPr>
+          <w:p>
+            <w:pPr>
+              <w:pStyle w:val="Corpodetexto"/>
+              <w:tabs>
+                <w:tab w:val="left" w:pos="1077"/>
+              </w:tabs>
+              <w:spacing w:before="100"/>
+              <w:ind w:right="147"/>
+            </w:pPr>
+            <w:r>
+              <w:t>Situação em que a fase de cumprimento da sentença foi encerrada em razão da satisfação da obrigação.</w:t>
+            </w:r>
+          </w:p>
+        </w:tc>
+      </w:tr>
+      <w:tr>
+        <w:trPr>
+          <w:trHeight w:val="301"/>
+        </w:trPr>
+        <w:tc>
+          <w:tcPr>
+            <w:tcW w:w="3544" w:type="dxa"/>
+          </w:tcPr>
+          <w:p>
+            <w:pPr>
+              <w:pStyle w:val="Corpodetexto"/>
+              <w:spacing w:before="100"/>
+              <w:ind w:right="147"/>
+              <w:rPr>
+                <w:rStyle w:val="Forte"/>
+                <w:b w:val="0"/>
+                <w:bCs w:val="0"/>
+              </w:rPr>
+            </w:pPr>
+            <w:r>
+              <w:rPr>
+                <w:rStyle w:val="Forte"/>
+                <w:b w:val="0"/>
+                <w:bCs w:val="0"/>
+              </w:rPr>
+              <w:t>Cumprimento da Sentença</w:t>
+            </w:r>
+          </w:p>
+        </w:tc>
+        <w:tc>
+          <w:tcPr>
+            <w:tcW w:w="5812" w:type="dxa"/>
+          </w:tcPr>
+          <w:p>
+            <w:pPr>
+              <w:pStyle w:val="Corpodetexto"/>
+              <w:tabs>
+                <w:tab w:val="left" w:pos="1077"/>
+              </w:tabs>
+              <w:spacing w:before="100"/>
+              <w:ind w:right="147"/>
+            </w:pPr>
+            <w:r>
+              <w:t>Evento processual destinado à realização prática daquilo que foi determinado na sentença.</w:t>
+            </w:r>
+          </w:p>
+        </w:tc>
+      </w:tr>
+      <w:tr>
+        <w:trPr>
+          <w:trHeight w:val="301"/>
+        </w:trPr>
+        <w:tc>
+          <w:tcPr>
+            <w:tcW w:w="3544" w:type="dxa"/>
+          </w:tcPr>
+          <w:p>
+            <w:pPr>
+              <w:pStyle w:val="Corpodetexto"/>
+              <w:spacing w:before="100"/>
+              <w:ind w:right="147"/>
+              <w:rPr>
+                <w:rStyle w:val="Forte"/>
+                <w:b w:val="0"/>
+                <w:bCs w:val="0"/>
+              </w:rPr>
+            </w:pPr>
+            <w:r>
+              <w:rPr>
+                <w:rStyle w:val="Forte"/>
+                <w:b w:val="0"/>
+                <w:bCs w:val="0"/>
+              </w:rPr>
+              <w:t>Decurso do Prazo de Contestação</w:t>
+            </w:r>
+          </w:p>
+        </w:tc>
+        <w:tc>
+          <w:tcPr>
+            <w:tcW w:w="5812" w:type="dxa"/>
+          </w:tcPr>
+          <w:p>
+            <w:pPr>
+              <w:pStyle w:val="Corpodetexto"/>
+              <w:tabs>
+                <w:tab w:val="left" w:pos="1077"/>
+              </w:tabs>
+              <w:spacing w:before="100"/>
+              <w:ind w:right="147"/>
+            </w:pPr>
+            <w:r>
+              <w:t>Evento correspondente ao término do prazo disponível para apresentação da contestação.</w:t>
+            </w:r>
+          </w:p>
+        </w:tc>
+      </w:tr>
+      <w:tr>
+        <w:trPr>
+          <w:trHeight w:val="301"/>
+        </w:trPr>
+        <w:tc>
+          <w:tcPr>
+            <w:tcW w:w="3544" w:type="dxa"/>
+          </w:tcPr>
+          <w:p>
+            <w:pPr>
+              <w:pStyle w:val="Corpodetexto"/>
+              <w:spacing w:before="100"/>
+              <w:ind w:right="147"/>
+              <w:rPr>
+                <w:rStyle w:val="Forte"/>
+                <w:b w:val="0"/>
+                <w:bCs w:val="0"/>
+              </w:rPr>
+            </w:pPr>
+            <w:r>
+              <w:rPr>
+                <w:rStyle w:val="Forte"/>
+                <w:b w:val="0"/>
+                <w:bCs w:val="0"/>
+              </w:rPr>
+              <w:t>Decurso do Prazo Recursal</w:t>
+            </w:r>
+          </w:p>
+        </w:tc>
+        <w:tc>
+          <w:tcPr>
+            <w:tcW w:w="5812" w:type="dxa"/>
+          </w:tcPr>
+          <w:p>
+            <w:pPr>
+              <w:pStyle w:val="Corpodetexto"/>
+              <w:tabs>
+                <w:tab w:val="left" w:pos="1077"/>
+              </w:tabs>
+              <w:spacing w:before="100"/>
+              <w:ind w:right="147"/>
+            </w:pPr>
+            <w:r>
+              <w:t>Evento correspondente ao término do prazo previsto para a interposição de recurso.</w:t>
+            </w:r>
+          </w:p>
+        </w:tc>
+      </w:tr>
+      <w:tr>
+        <w:trPr>
+          <w:trHeight w:val="301"/>
+        </w:trPr>
+        <w:tc>
+          <w:tcPr>
+            <w:tcW w:w="3544" w:type="dxa"/>
+          </w:tcPr>
+          <w:p>
+            <w:pPr>
+              <w:pStyle w:val="Corpodetexto"/>
+              <w:spacing w:before="100"/>
+              <w:ind w:right="147"/>
+              <w:rPr>
+                <w:rStyle w:val="Forte"/>
+                <w:b w:val="0"/>
+                <w:bCs w:val="0"/>
+              </w:rPr>
+            </w:pPr>
+            <w:r>
+              <w:rPr>
+                <w:rStyle w:val="Forte"/>
+                <w:b w:val="0"/>
+                <w:bCs w:val="0"/>
+              </w:rPr>
+              <w:t>Defensor Público Federal</w:t>
+            </w:r>
+          </w:p>
+        </w:tc>
+        <w:tc>
+          <w:tcPr>
+            <w:tcW w:w="5812" w:type="dxa"/>
+          </w:tcPr>
+          <w:p>
+            <w:pPr>
+              <w:pStyle w:val="Corpodetexto"/>
+              <w:tabs>
+                <w:tab w:val="left" w:pos="1077"/>
+              </w:tabs>
+              <w:spacing w:before="100"/>
+              <w:ind w:right="147"/>
+            </w:pPr>
+            <w:r>
+              <w:t>Membro da Defensoria Pública da União que presta assistência jurídica e representa judicialmente a parte assistida.</w:t>
+            </w:r>
+          </w:p>
+        </w:tc>
+      </w:tr>
+      <w:tr>
+        <w:trPr>
+          <w:trHeight w:val="301"/>
+        </w:trPr>
+        <w:tc>
+          <w:tcPr>
+            <w:tcW w:w="3544" w:type="dxa"/>
+          </w:tcPr>
+          <w:p>
+            <w:pPr>
+              <w:pStyle w:val="Corpodetexto"/>
+              <w:spacing w:before="100"/>
+              <w:ind w:right="147"/>
+              <w:rPr>
+                <w:rStyle w:val="Forte"/>
+                <w:b w:val="0"/>
+                <w:bCs w:val="0"/>
+              </w:rPr>
+            </w:pPr>
+            <w:r>
+              <w:rPr>
+                <w:rStyle w:val="Forte"/>
+                <w:b w:val="0"/>
+                <w:bCs w:val="0"/>
+              </w:rPr>
+              <w:t>Demanda</w:t>
+            </w:r>
+          </w:p>
+        </w:tc>
+        <w:tc>
+          <w:tcPr>
+            <w:tcW w:w="5812" w:type="dxa"/>
+          </w:tcPr>
+          <w:p>
+            <w:pPr>
+              <w:pStyle w:val="Corpodetexto"/>
+              <w:tabs>
+                <w:tab w:val="left" w:pos="1077"/>
+              </w:tabs>
+              <w:spacing w:before="100"/>
+              <w:ind w:right="147"/>
+            </w:pPr>
+            <w:r>
+              <w:t>Pretensão submetida ao Poder Judiciário, composta por causa de pedir e um ou mais pedidos processuais.</w:t>
+            </w:r>
+          </w:p>
+        </w:tc>
+      </w:tr>
+      <w:tr>
+        <w:trPr>
+          <w:trHeight w:val="301"/>
+        </w:trPr>
+        <w:tc>
+          <w:tcPr>
+            <w:tcW w:w="3544" w:type="dxa"/>
+          </w:tcPr>
+          <w:p>
+            <w:pPr>
+              <w:pStyle w:val="Corpodetexto"/>
+              <w:spacing w:before="100"/>
+              <w:ind w:right="147"/>
+              <w:rPr>
+                <w:rStyle w:val="Forte"/>
+                <w:b w:val="0"/>
+                <w:bCs w:val="0"/>
+              </w:rPr>
+            </w:pPr>
+            <w:r>
+              <w:rPr>
+                <w:rStyle w:val="Forte"/>
+                <w:b w:val="0"/>
+                <w:bCs w:val="0"/>
+              </w:rPr>
+              <w:lastRenderedPageBreak/>
+              <w:t>Demanda Protocolizada</w:t>
+            </w:r>
+          </w:p>
+        </w:tc>
+        <w:tc>
+          <w:tcPr>
+            <w:tcW w:w="5812" w:type="dxa"/>
+          </w:tcPr>
+          <w:p>
+            <w:pPr>
+              <w:pStyle w:val="Corpodetexto"/>
+              <w:tabs>
+                <w:tab w:val="left" w:pos="1077"/>
+              </w:tabs>
+              <w:spacing w:before="100"/>
+              <w:ind w:right="147"/>
+            </w:pPr>
+            <w:r>
+              <w:t>Situação resultante da protocolização, na qual a demanda encontra-se formalmente registrada perante o órgão judicial.</w:t>
+            </w:r>
+          </w:p>
+        </w:tc>
+      </w:tr>
+      <w:tr>
+        <w:trPr>
+          <w:trHeight w:val="301"/>
+        </w:trPr>
+        <w:tc>
+          <w:tcPr>
+            <w:tcW w:w="3544" w:type="dxa"/>
+          </w:tcPr>
+          <w:p>
+            <w:pPr>
+              <w:pStyle w:val="Corpodetexto"/>
+              <w:spacing w:before="100"/>
+              <w:ind w:right="147"/>
+              <w:rPr>
+                <w:rStyle w:val="Forte"/>
+                <w:b w:val="0"/>
+                <w:bCs w:val="0"/>
+              </w:rPr>
+            </w:pPr>
+            <w:r>
+              <w:rPr>
+                <w:rStyle w:val="Forte"/>
+                <w:b w:val="0"/>
+                <w:bCs w:val="0"/>
+              </w:rPr>
+              <w:t>Demandado</w:t>
+            </w:r>
+          </w:p>
+        </w:tc>
+        <w:tc>
+          <w:tcPr>
+            <w:tcW w:w="5812" w:type="dxa"/>
+          </w:tcPr>
+          <w:p>
+            <w:pPr>
+              <w:pStyle w:val="Corpodetexto"/>
+              <w:tabs>
+                <w:tab w:val="left" w:pos="1077"/>
+              </w:tabs>
+              <w:spacing w:before="100"/>
+              <w:ind w:right="147"/>
+            </w:pPr>
+            <w:r>
+              <w:t>Parte processual contra a qual a pretensão judicial é formulada.</w:t>
+            </w:r>
+          </w:p>
+        </w:tc>
+      </w:tr>
+      <w:tr>
+        <w:trPr>
+          <w:trHeight w:val="301"/>
+        </w:trPr>
+        <w:tc>
+          <w:tcPr>
+            <w:tcW w:w="3544" w:type="dxa"/>
+          </w:tcPr>
+          <w:p>
+            <w:pPr>
+              <w:pStyle w:val="Corpodetexto"/>
+              <w:spacing w:before="100"/>
+              <w:ind w:right="147"/>
+              <w:rPr>
+                <w:rStyle w:val="Forte"/>
+                <w:b w:val="0"/>
+                <w:bCs w:val="0"/>
+              </w:rPr>
+            </w:pPr>
+            <w:r>
+              <w:rPr>
+                <w:rStyle w:val="Forte"/>
+                <w:b w:val="0"/>
+                <w:bCs w:val="0"/>
+              </w:rPr>
+              <w:t>Demandado Citado</w:t>
+            </w:r>
+          </w:p>
+        </w:tc>
+        <w:tc>
+          <w:tcPr>
+            <w:tcW w:w="5812" w:type="dxa"/>
+          </w:tcPr>
+          <w:p>
+            <w:pPr>
+              <w:pStyle w:val="Corpodetexto"/>
+              <w:tabs>
+                <w:tab w:val="left" w:pos="1077"/>
+              </w:tabs>
+              <w:spacing w:before="100"/>
+              <w:ind w:right="147"/>
+            </w:pPr>
+            <w:r>
+              <w:t>Situação processual em que o demandado já foi formalmente cientificado da existência do processo.</w:t>
+            </w:r>
+          </w:p>
+        </w:tc>
+      </w:tr>
+      <w:tr>
+        <w:trPr>
+          <w:trHeight w:val="301"/>
+        </w:trPr>
+        <w:tc>
+          <w:tcPr>
+            <w:tcW w:w="3544" w:type="dxa"/>
+          </w:tcPr>
+          <w:p>
+            <w:pPr>
+              <w:pStyle w:val="Corpodetexto"/>
+              <w:spacing w:before="100"/>
+              <w:ind w:right="147"/>
+              <w:rPr>
+                <w:rStyle w:val="Forte"/>
+                <w:b w:val="0"/>
+                <w:bCs w:val="0"/>
+              </w:rPr>
+            </w:pPr>
+            <w:r>
+              <w:rPr>
+                <w:rStyle w:val="Forte"/>
+                <w:b w:val="0"/>
+                <w:bCs w:val="0"/>
+              </w:rPr>
+              <w:t>Demandante</w:t>
+            </w:r>
+          </w:p>
+        </w:tc>
+        <w:tc>
+          <w:tcPr>
+            <w:tcW w:w="5812" w:type="dxa"/>
+          </w:tcPr>
+          <w:p>
+            <w:pPr>
+              <w:pStyle w:val="Corpodetexto"/>
+              <w:tabs>
+                <w:tab w:val="left" w:pos="1077"/>
+              </w:tabs>
+              <w:spacing w:before="100"/>
+              <w:ind w:right="147"/>
+            </w:pPr>
+            <w:r>
+              <w:t>Parte processual que apresenta a pretensão submetida à apreciação do Poder Judiciário.</w:t>
+            </w:r>
+          </w:p>
+        </w:tc>
+      </w:tr>
+      <w:tr>
+        <w:trPr>
+          <w:trHeight w:val="301"/>
+        </w:trPr>
+        <w:tc>
+          <w:tcPr>
+            <w:tcW w:w="3544" w:type="dxa"/>
+          </w:tcPr>
+          <w:p>
+            <w:pPr>
+              <w:pStyle w:val="Corpodetexto"/>
+              <w:spacing w:before="100"/>
+              <w:ind w:right="147"/>
+              <w:rPr>
+                <w:rStyle w:val="Forte"/>
+                <w:b w:val="0"/>
+                <w:bCs w:val="0"/>
+              </w:rPr>
+            </w:pPr>
+            <w:r>
+              <w:rPr>
+                <w:rStyle w:val="Forte"/>
+                <w:b w:val="0"/>
+                <w:bCs w:val="0"/>
+              </w:rPr>
+              <w:t>Demora Excessiva</w:t>
+            </w:r>
+          </w:p>
+        </w:tc>
+        <w:tc>
+          <w:tcPr>
+            <w:tcW w:w="5812" w:type="dxa"/>
+          </w:tcPr>
+          <w:p>
+            <w:pPr>
+              <w:pStyle w:val="Corpodetexto"/>
+              <w:tabs>
+                <w:tab w:val="left" w:pos="1077"/>
+              </w:tabs>
+              <w:spacing w:before="100"/>
+              <w:ind w:right="147"/>
+            </w:pPr>
+            <w:r>
+              <w:t>Situação caracterizada pela ausência de decisão administrativa dentro de prazo razoável.</w:t>
+            </w:r>
+          </w:p>
+        </w:tc>
+      </w:tr>
+      <w:tr>
+        <w:trPr>
+          <w:trHeight w:val="301"/>
+        </w:trPr>
+        <w:tc>
+          <w:tcPr>
+            <w:tcW w:w="3544" w:type="dxa"/>
+          </w:tcPr>
+          <w:p>
+            <w:pPr>
+              <w:pStyle w:val="Corpodetexto"/>
+              <w:spacing w:before="100"/>
+              <w:ind w:right="147"/>
+              <w:rPr>
+                <w:rStyle w:val="Forte"/>
+                <w:b w:val="0"/>
+                <w:bCs w:val="0"/>
+              </w:rPr>
+            </w:pPr>
+            <w:r>
+              <w:rPr>
+                <w:rStyle w:val="Forte"/>
+                <w:b w:val="0"/>
+                <w:bCs w:val="0"/>
+              </w:rPr>
+              <w:t>Dever de Prestação</w:t>
+            </w:r>
+          </w:p>
+        </w:tc>
+        <w:tc>
+          <w:tcPr>
+            <w:tcW w:w="5812" w:type="dxa"/>
+          </w:tcPr>
+          <w:p>
+            <w:pPr>
+              <w:pStyle w:val="Corpodetexto"/>
+              <w:tabs>
+                <w:tab w:val="left" w:pos="1077"/>
+              </w:tabs>
+              <w:spacing w:before="100"/>
+              <w:ind w:right="147"/>
+            </w:pPr>
+            <w:r>
+              <w:t>Dever atribuído ao demandado de cumprir determinada prestação em favor do demandante.</w:t>
+            </w:r>
+          </w:p>
+        </w:tc>
+      </w:tr>
+      <w:tr>
+        <w:trPr>
+          <w:trHeight w:val="301"/>
+        </w:trPr>
+        <w:tc>
+          <w:tcPr>
+            <w:tcW w:w="3544" w:type="dxa"/>
+          </w:tcPr>
+          <w:p>
+            <w:pPr>
+              <w:pStyle w:val="Corpodetexto"/>
+              <w:spacing w:before="100"/>
+              <w:ind w:right="147"/>
+              <w:rPr>
+                <w:rStyle w:val="Forte"/>
+                <w:b w:val="0"/>
+                <w:bCs w:val="0"/>
+              </w:rPr>
+            </w:pPr>
+            <w:r>
+              <w:rPr>
+                <w:rStyle w:val="Forte"/>
+                <w:b w:val="0"/>
+                <w:bCs w:val="0"/>
+              </w:rPr>
+              <w:t>Direito à Prestação</w:t>
+            </w:r>
+          </w:p>
+        </w:tc>
+        <w:tc>
+          <w:tcPr>
+            <w:tcW w:w="5812" w:type="dxa"/>
+          </w:tcPr>
+          <w:p>
+            <w:pPr>
+              <w:pStyle w:val="Corpodetexto"/>
+              <w:tabs>
+                <w:tab w:val="left" w:pos="1077"/>
+              </w:tabs>
+              <w:spacing w:before="100"/>
+              <w:ind w:right="147"/>
+            </w:pPr>
+            <w:r>
+              <w:t>Direito atribuído ao demandante de exigir do demandado o cumprimento de determinada prestação.</w:t>
+            </w:r>
+          </w:p>
+        </w:tc>
+      </w:tr>
+      <w:tr>
+        <w:trPr>
+          <w:trHeight w:val="301"/>
+        </w:trPr>
+        <w:tc>
+          <w:tcPr>
+            <w:tcW w:w="3544" w:type="dxa"/>
+          </w:tcPr>
+          <w:p>
+            <w:pPr>
+              <w:pStyle w:val="Corpodetexto"/>
+              <w:spacing w:before="100"/>
+              <w:ind w:right="147"/>
+              <w:rPr>
+                <w:rStyle w:val="Forte"/>
+                <w:b w:val="0"/>
+                <w:bCs w:val="0"/>
+              </w:rPr>
+            </w:pPr>
+            <w:r>
+              <w:rPr>
+                <w:rStyle w:val="Forte"/>
+                <w:b w:val="0"/>
+                <w:bCs w:val="0"/>
+              </w:rPr>
+              <w:t>Documento</w:t>
+            </w:r>
+          </w:p>
+        </w:tc>
+        <w:tc>
+          <w:tcPr>
+            <w:tcW w:w="5812" w:type="dxa"/>
+          </w:tcPr>
+          <w:p>
+            <w:pPr>
+              <w:pStyle w:val="Corpodetexto"/>
+              <w:tabs>
+                <w:tab w:val="left" w:pos="1077"/>
+              </w:tabs>
+              <w:spacing w:before="100"/>
+              <w:ind w:right="147"/>
+            </w:pPr>
+            <w:r>
+              <w:t>Registro que contém informações relevantes para comprovação, instrução ou realização de atos jurídicos e processuais.</w:t>
+            </w:r>
+          </w:p>
+        </w:tc>
+      </w:tr>
+      <w:tr>
+        <w:trPr>
+          <w:trHeight w:val="301"/>
+        </w:trPr>
+        <w:tc>
+          <w:tcPr>
+            <w:tcW w:w="3544" w:type="dxa"/>
+          </w:tcPr>
+          <w:p>
+            <w:pPr>
+              <w:pStyle w:val="Corpodetexto"/>
+              <w:spacing w:before="100"/>
+              <w:ind w:right="147"/>
+              <w:rPr>
+                <w:rStyle w:val="Forte"/>
+                <w:b w:val="0"/>
+                <w:bCs w:val="0"/>
+              </w:rPr>
+            </w:pPr>
+            <w:r>
+              <w:rPr>
+                <w:rStyle w:val="Forte"/>
+                <w:b w:val="0"/>
+                <w:bCs w:val="0"/>
+              </w:rPr>
+              <w:t>Documento de Petição Inicial</w:t>
+            </w:r>
+          </w:p>
+        </w:tc>
+        <w:tc>
+          <w:tcPr>
+            <w:tcW w:w="5812" w:type="dxa"/>
+          </w:tcPr>
+          <w:p>
+            <w:pPr>
+              <w:pStyle w:val="Corpodetexto"/>
+              <w:tabs>
+                <w:tab w:val="left" w:pos="1077"/>
+              </w:tabs>
+              <w:spacing w:before="100"/>
+              <w:ind w:right="147"/>
+            </w:pPr>
+            <w:r>
+              <w:t>Documento produzido no peticionamento que formaliza a demanda, expõe a causa de pedir e apresenta os pedidos processuais.</w:t>
+            </w:r>
+          </w:p>
+        </w:tc>
+      </w:tr>
+      <w:tr>
+        <w:trPr>
+          <w:trHeight w:val="301"/>
+        </w:trPr>
+        <w:tc>
+          <w:tcPr>
+            <w:tcW w:w="3544" w:type="dxa"/>
+          </w:tcPr>
+          <w:p>
+            <w:pPr>
+              <w:pStyle w:val="Corpodetexto"/>
+              <w:spacing w:before="100"/>
+              <w:ind w:right="147"/>
+              <w:rPr>
+                <w:rStyle w:val="Forte"/>
+                <w:b w:val="0"/>
+                <w:bCs w:val="0"/>
+              </w:rPr>
+            </w:pPr>
+            <w:r>
+              <w:rPr>
+                <w:rStyle w:val="Forte"/>
+                <w:b w:val="0"/>
+                <w:bCs w:val="0"/>
+              </w:rPr>
+              <w:t>Documento de Requerimento Administrativo</w:t>
+            </w:r>
+          </w:p>
+        </w:tc>
+        <w:tc>
+          <w:tcPr>
+            <w:tcW w:w="5812" w:type="dxa"/>
+          </w:tcPr>
+          <w:p>
+            <w:pPr>
+              <w:pStyle w:val="Corpodetexto"/>
+              <w:tabs>
+                <w:tab w:val="left" w:pos="1077"/>
+              </w:tabs>
+              <w:spacing w:before="100"/>
+              <w:ind w:right="147"/>
+            </w:pPr>
+            <w:r>
+              <w:t>Documento que registra ou comprova a realização de requerimento perante a Administração Pública.</w:t>
+            </w:r>
+          </w:p>
+        </w:tc>
+      </w:tr>
+      <w:tr>
+        <w:trPr>
+          <w:trHeight w:val="301"/>
+        </w:trPr>
+        <w:tc>
+          <w:tcPr>
+            <w:tcW w:w="3544" w:type="dxa"/>
+          </w:tcPr>
+          <w:p>
+            <w:pPr>
+              <w:pStyle w:val="Corpodetexto"/>
+              <w:spacing w:before="100"/>
+              <w:ind w:right="147"/>
+              <w:rPr>
+                <w:rStyle w:val="Forte"/>
+                <w:b w:val="0"/>
+                <w:bCs w:val="0"/>
+              </w:rPr>
+            </w:pPr>
+            <w:r>
+              <w:rPr>
+                <w:rStyle w:val="Forte"/>
+                <w:b w:val="0"/>
+                <w:bCs w:val="0"/>
+              </w:rPr>
+              <w:t>Documento Juntado</w:t>
+            </w:r>
+          </w:p>
+        </w:tc>
+        <w:tc>
+          <w:tcPr>
+            <w:tcW w:w="5812" w:type="dxa"/>
+          </w:tcPr>
+          <w:p>
+            <w:pPr>
+              <w:pStyle w:val="Corpodetexto"/>
+              <w:tabs>
+                <w:tab w:val="left" w:pos="1077"/>
+              </w:tabs>
+              <w:spacing w:before="100"/>
+              <w:ind w:right="147"/>
+            </w:pPr>
+            <w:r>
+              <w:t>Situação processual em que determinado documento foi formalmente incorporado aos autos.</w:t>
+            </w:r>
+          </w:p>
+        </w:tc>
+      </w:tr>
+      <w:tr>
+        <w:trPr>
+          <w:trHeight w:val="301"/>
+        </w:trPr>
+        <w:tc>
+          <w:tcPr>
+            <w:tcW w:w="3544" w:type="dxa"/>
+          </w:tcPr>
+          <w:p>
+            <w:pPr>
+              <w:pStyle w:val="Corpodetexto"/>
+              <w:spacing w:before="100"/>
+              <w:ind w:right="147"/>
+              <w:rPr>
+                <w:rStyle w:val="Forte"/>
+                <w:b w:val="0"/>
+                <w:bCs w:val="0"/>
+              </w:rPr>
+            </w:pPr>
+            <w:r>
+              <w:rPr>
+                <w:rStyle w:val="Forte"/>
+                <w:b w:val="0"/>
+                <w:bCs w:val="0"/>
+              </w:rPr>
+              <w:t>Documento Necessário ao Processo</w:t>
+            </w:r>
+          </w:p>
+        </w:tc>
+        <w:tc>
+          <w:tcPr>
+            <w:tcW w:w="5812" w:type="dxa"/>
+          </w:tcPr>
+          <w:p>
+            <w:pPr>
+              <w:pStyle w:val="Corpodetexto"/>
+              <w:tabs>
+                <w:tab w:val="left" w:pos="1077"/>
+              </w:tabs>
+              <w:spacing w:before="100"/>
+              <w:ind w:right="147"/>
+            </w:pPr>
+            <w:r>
+              <w:t>Documento cuja apresentação é necessária ou relevante para a adequada instrução do processo judicial.</w:t>
+            </w:r>
+          </w:p>
+          <w:p>
+            <w:pPr>
+              <w:rPr>
+                <w:sz w:val="24"/>
+                <w:szCs w:val="24"/>
+              </w:rPr>
+            </w:pPr>
+          </w:p>
+        </w:tc>
+      </w:tr>
+      <w:tr>
+        <w:trPr>
+          <w:trHeight w:val="301"/>
+        </w:trPr>
+        <w:tc>
+          <w:tcPr>
+            <w:tcW w:w="3544" w:type="dxa"/>
+          </w:tcPr>
+          <w:p>
+            <w:pPr>
+              <w:pStyle w:val="Corpodetexto"/>
+              <w:spacing w:before="100"/>
+              <w:ind w:right="147"/>
+              <w:rPr>
+                <w:rStyle w:val="Forte"/>
+                <w:b w:val="0"/>
+                <w:bCs w:val="0"/>
+              </w:rPr>
+            </w:pPr>
+            <w:r>
+              <w:rPr>
+                <w:rStyle w:val="Forte"/>
+                <w:b w:val="0"/>
+                <w:bCs w:val="0"/>
+              </w:rPr>
+              <w:t>Documento Probatório</w:t>
+            </w:r>
+          </w:p>
+        </w:tc>
+        <w:tc>
+          <w:tcPr>
+            <w:tcW w:w="5812" w:type="dxa"/>
+          </w:tcPr>
+          <w:p>
+            <w:pPr>
+              <w:pStyle w:val="Corpodetexto"/>
+              <w:tabs>
+                <w:tab w:val="left" w:pos="1077"/>
+              </w:tabs>
+              <w:spacing w:before="100"/>
+              <w:ind w:right="147"/>
+            </w:pPr>
+            <w:r>
+              <w:t>Documento utilizado no processo como meio de demonstração de fatos relevantes à controvérsia.</w:t>
+            </w:r>
+          </w:p>
+        </w:tc>
+      </w:tr>
+      <w:tr>
+        <w:trPr>
+          <w:trHeight w:val="301"/>
+        </w:trPr>
+        <w:tc>
+          <w:tcPr>
+            <w:tcW w:w="3544" w:type="dxa"/>
+          </w:tcPr>
+          <w:p>
+            <w:pPr>
+              <w:pStyle w:val="Corpodetexto"/>
+              <w:spacing w:before="100"/>
+              <w:ind w:right="147"/>
+              <w:rPr>
+                <w:rStyle w:val="Forte"/>
+                <w:b w:val="0"/>
+                <w:bCs w:val="0"/>
+              </w:rPr>
+            </w:pPr>
+            <w:r>
+              <w:rPr>
+                <w:rStyle w:val="Forte"/>
+                <w:b w:val="0"/>
+                <w:bCs w:val="0"/>
+              </w:rPr>
+              <w:t>Empresa de Pequeno Porte Autora</w:t>
+            </w:r>
+          </w:p>
+        </w:tc>
+        <w:tc>
+          <w:tcPr>
+            <w:tcW w:w="5812" w:type="dxa"/>
+          </w:tcPr>
+          <w:p>
+            <w:pPr>
+              <w:pStyle w:val="Corpodetexto"/>
+              <w:tabs>
+                <w:tab w:val="left" w:pos="1077"/>
+              </w:tabs>
+              <w:spacing w:before="100"/>
+              <w:ind w:right="147"/>
+            </w:pPr>
+            <w:r>
+              <w:t>Empresa de pequeno porte que exerce o papel de demandante no processo.</w:t>
+            </w:r>
+          </w:p>
+        </w:tc>
+      </w:tr>
+      <w:tr>
+        <w:trPr>
+          <w:trHeight w:val="301"/>
+        </w:trPr>
+        <w:tc>
+          <w:tcPr>
+            <w:tcW w:w="3544" w:type="dxa"/>
+          </w:tcPr>
+          <w:p>
+            <w:pPr>
+              <w:pStyle w:val="Corpodetexto"/>
+              <w:spacing w:before="100"/>
+              <w:ind w:right="147"/>
+              <w:rPr>
+                <w:rStyle w:val="Forte"/>
+                <w:b w:val="0"/>
+                <w:bCs w:val="0"/>
+              </w:rPr>
+            </w:pPr>
+            <w:r>
+              <w:rPr>
+                <w:rStyle w:val="Forte"/>
+                <w:b w:val="0"/>
+                <w:bCs w:val="0"/>
+              </w:rPr>
+              <w:t>Empresa Pública Federal</w:t>
+            </w:r>
+          </w:p>
+        </w:tc>
+        <w:tc>
+          <w:tcPr>
+            <w:tcW w:w="5812" w:type="dxa"/>
+          </w:tcPr>
+          <w:p>
+            <w:pPr>
+              <w:pStyle w:val="Corpodetexto"/>
+              <w:tabs>
+                <w:tab w:val="left" w:pos="1077"/>
+              </w:tabs>
+              <w:spacing w:before="100"/>
+              <w:ind w:right="147"/>
+            </w:pPr>
+            <w:r>
+              <w:t>Entidade da Administração Pública Federal indireta constituída sob a forma de empresa pública.</w:t>
+            </w:r>
+          </w:p>
+        </w:tc>
+      </w:tr>
+      <w:tr>
+        <w:trPr>
+          <w:trHeight w:val="301"/>
+        </w:trPr>
+        <w:tc>
+          <w:tcPr>
+            <w:tcW w:w="3544" w:type="dxa"/>
+          </w:tcPr>
+          <w:p>
+            <w:pPr>
+              <w:pStyle w:val="Corpodetexto"/>
+              <w:spacing w:before="100"/>
+              <w:ind w:right="147"/>
+              <w:rPr>
+                <w:rStyle w:val="Forte"/>
+                <w:b w:val="0"/>
+                <w:bCs w:val="0"/>
+              </w:rPr>
+            </w:pPr>
+            <w:r>
+              <w:rPr>
+                <w:rStyle w:val="Forte"/>
+                <w:b w:val="0"/>
+                <w:bCs w:val="0"/>
+              </w:rPr>
+              <w:t>Extinção sem Resolução do Mérito</w:t>
+            </w:r>
+          </w:p>
+        </w:tc>
+        <w:tc>
+          <w:tcPr>
+            <w:tcW w:w="5812" w:type="dxa"/>
+          </w:tcPr>
+          <w:p>
+            <w:pPr>
+              <w:pStyle w:val="Corpodetexto"/>
+              <w:tabs>
+                <w:tab w:val="left" w:pos="1077"/>
+              </w:tabs>
+              <w:spacing w:before="100"/>
+              <w:ind w:right="147"/>
+            </w:pPr>
+            <w:r>
+              <w:t>Sentença que encerra o processo sem decidir o mérito da pretensão apresentada.</w:t>
+            </w:r>
+          </w:p>
+        </w:tc>
+      </w:tr>
+      <w:tr>
+        <w:trPr>
+          <w:trHeight w:val="301"/>
+        </w:trPr>
+        <w:tc>
+          <w:tcPr>
+            <w:tcW w:w="3544" w:type="dxa"/>
+          </w:tcPr>
+          <w:p>
+            <w:pPr>
+              <w:pStyle w:val="Corpodetexto"/>
+              <w:spacing w:before="100"/>
+              <w:ind w:right="147"/>
+              <w:rPr>
+                <w:rStyle w:val="Forte"/>
+                <w:b w:val="0"/>
+                <w:bCs w:val="0"/>
+              </w:rPr>
+            </w:pPr>
+            <w:r>
+              <w:rPr>
+                <w:rStyle w:val="Forte"/>
+                <w:b w:val="0"/>
+                <w:bCs w:val="0"/>
+              </w:rPr>
+              <w:t>Fundação Pública Federal</w:t>
+            </w:r>
+          </w:p>
+        </w:tc>
+        <w:tc>
+          <w:tcPr>
+            <w:tcW w:w="5812" w:type="dxa"/>
+          </w:tcPr>
+          <w:p>
+            <w:pPr>
+              <w:pStyle w:val="Corpodetexto"/>
+              <w:tabs>
+                <w:tab w:val="left" w:pos="1077"/>
+              </w:tabs>
+              <w:spacing w:before="100"/>
+              <w:ind w:right="147"/>
+            </w:pPr>
+            <w:r>
+              <w:t>Entidade da Administração Pública Federal instituída para o desempenho de atividades de interesse público.</w:t>
+            </w:r>
+          </w:p>
+        </w:tc>
+      </w:tr>
+      <w:tr>
+        <w:trPr>
+          <w:trHeight w:val="301"/>
+        </w:trPr>
+        <w:tc>
+          <w:tcPr>
+            <w:tcW w:w="3544" w:type="dxa"/>
+          </w:tcPr>
+          <w:p>
+            <w:pPr>
+              <w:pStyle w:val="Corpodetexto"/>
+              <w:spacing w:before="100"/>
+              <w:ind w:right="147"/>
+              <w:rPr>
+                <w:rStyle w:val="Forte"/>
+                <w:b w:val="0"/>
+                <w:bCs w:val="0"/>
+              </w:rPr>
+            </w:pPr>
+            <w:r>
+              <w:rPr>
+                <w:rStyle w:val="Forte"/>
+                <w:b w:val="0"/>
+                <w:bCs w:val="0"/>
+              </w:rPr>
+              <w:t>Improcedência</w:t>
+            </w:r>
+          </w:p>
+        </w:tc>
+        <w:tc>
+          <w:tcPr>
+            <w:tcW w:w="5812" w:type="dxa"/>
+          </w:tcPr>
+          <w:p>
+            <w:pPr>
+              <w:pStyle w:val="Corpodetexto"/>
+              <w:tabs>
+                <w:tab w:val="left" w:pos="1077"/>
+              </w:tabs>
+              <w:spacing w:before="100"/>
+              <w:ind w:right="147"/>
+            </w:pPr>
+            <w:r>
+              <w:t>Sentença que rejeita a pretensão formulada pelo demandante.</w:t>
+            </w:r>
+          </w:p>
+        </w:tc>
+      </w:tr>
+      <w:tr>
+        <w:trPr>
+          <w:trHeight w:val="301"/>
+        </w:trPr>
+        <w:tc>
+          <w:tcPr>
+            <w:tcW w:w="3544" w:type="dxa"/>
+          </w:tcPr>
+          <w:p>
+            <w:pPr>
+              <w:pStyle w:val="Corpodetexto"/>
+              <w:spacing w:before="100"/>
+              <w:ind w:right="147"/>
+              <w:rPr>
+                <w:rStyle w:val="Forte"/>
+                <w:b w:val="0"/>
+                <w:bCs w:val="0"/>
+              </w:rPr>
+            </w:pPr>
+            <w:r>
+              <w:rPr>
+                <w:rStyle w:val="Forte"/>
+                <w:b w:val="0"/>
+                <w:bCs w:val="0"/>
+              </w:rPr>
+              <w:t>Indeferimento Administrativo</w:t>
+            </w:r>
+          </w:p>
+        </w:tc>
+        <w:tc>
+          <w:tcPr>
+            <w:tcW w:w="5812" w:type="dxa"/>
+          </w:tcPr>
+          <w:p>
+            <w:pPr>
+              <w:pStyle w:val="Corpodetexto"/>
+              <w:tabs>
+                <w:tab w:val="left" w:pos="1077"/>
+              </w:tabs>
+              <w:spacing w:before="100"/>
+              <w:ind w:right="147"/>
+            </w:pPr>
+            <w:r>
+              <w:t>Situação resultante da rejeição, pela Administração Pública, da pretensão apresentada em requerimento administrativo.</w:t>
+            </w:r>
+          </w:p>
+        </w:tc>
+      </w:tr>
+      <w:tr>
+        <w:trPr>
+          <w:trHeight w:val="301"/>
+        </w:trPr>
+        <w:tc>
+          <w:tcPr>
+            <w:tcW w:w="3544" w:type="dxa"/>
+          </w:tcPr>
+          <w:p>
+            <w:pPr>
+              <w:pStyle w:val="Corpodetexto"/>
+              <w:spacing w:before="100"/>
+              <w:ind w:right="147"/>
+              <w:rPr>
+                <w:rStyle w:val="Forte"/>
+                <w:b w:val="0"/>
+                <w:bCs w:val="0"/>
+              </w:rPr>
+            </w:pPr>
+            <w:r>
+              <w:rPr>
+                <w:rStyle w:val="Forte"/>
+                <w:b w:val="0"/>
+                <w:bCs w:val="0"/>
+              </w:rPr>
+              <w:t>Instrução Documental do Processo</w:t>
+            </w:r>
+          </w:p>
+        </w:tc>
+        <w:tc>
+          <w:tcPr>
+            <w:tcW w:w="5812" w:type="dxa"/>
+          </w:tcPr>
+          <w:p>
+            <w:pPr>
+              <w:pStyle w:val="Corpodetexto"/>
+              <w:tabs>
+                <w:tab w:val="left" w:pos="1077"/>
+              </w:tabs>
+              <w:spacing w:before="100"/>
+              <w:ind w:right="147"/>
+            </w:pPr>
+            <w:r>
+              <w:t xml:space="preserve">Relação que reúne os documentos necessários ou relevantes para a adequada formação e instrução do </w:t>
+            </w:r>
+            <w:r>
+              <w:lastRenderedPageBreak/>
+              <w:t>processo judicial.</w:t>
+            </w:r>
+          </w:p>
+        </w:tc>
+      </w:tr>
+      <w:tr>
+        <w:trPr>
+          <w:trHeight w:val="301"/>
+        </w:trPr>
+        <w:tc>
+          <w:tcPr>
+            <w:tcW w:w="3544" w:type="dxa"/>
+          </w:tcPr>
+          <w:p>
+            <w:pPr>
+              <w:pStyle w:val="Corpodetexto"/>
+              <w:spacing w:before="100"/>
+              <w:ind w:right="147"/>
+              <w:rPr>
+                <w:rStyle w:val="Forte"/>
+                <w:b w:val="0"/>
+                <w:bCs w:val="0"/>
+              </w:rPr>
+            </w:pPr>
+            <w:r>
+              <w:rPr>
+                <w:rStyle w:val="Forte"/>
+                <w:b w:val="0"/>
+                <w:bCs w:val="0"/>
+              </w:rPr>
+              <w:lastRenderedPageBreak/>
+              <w:t>Interesse de Agir</w:t>
+            </w:r>
+          </w:p>
+        </w:tc>
+        <w:tc>
+          <w:tcPr>
+            <w:tcW w:w="5812" w:type="dxa"/>
+          </w:tcPr>
+          <w:p>
+            <w:pPr>
+              <w:pStyle w:val="Corpodetexto"/>
+              <w:tabs>
+                <w:tab w:val="left" w:pos="1077"/>
+              </w:tabs>
+              <w:spacing w:before="100"/>
+              <w:ind w:right="147"/>
+            </w:pPr>
+            <w:r>
+              <w:t>Necessidade de recorrer ao Poder Judiciário para obtenção da tutela pretendida diante de situação que justifique a atuação jurisdicional.</w:t>
+            </w:r>
+          </w:p>
+        </w:tc>
+      </w:tr>
+      <w:tr>
+        <w:trPr>
+          <w:trHeight w:val="301"/>
+        </w:trPr>
+        <w:tc>
+          <w:tcPr>
+            <w:tcW w:w="3544" w:type="dxa"/>
+          </w:tcPr>
+          <w:p>
+            <w:pPr>
+              <w:pStyle w:val="Corpodetexto"/>
+              <w:spacing w:before="100"/>
+              <w:ind w:right="147"/>
+              <w:rPr>
+                <w:rStyle w:val="Forte"/>
+                <w:b w:val="0"/>
+                <w:bCs w:val="0"/>
+              </w:rPr>
+            </w:pPr>
+            <w:r>
+              <w:rPr>
+                <w:rStyle w:val="Forte"/>
+                <w:b w:val="0"/>
+                <w:bCs w:val="0"/>
+              </w:rPr>
+              <w:t>Interposição de Recurso</w:t>
+            </w:r>
+          </w:p>
+        </w:tc>
+        <w:tc>
+          <w:tcPr>
+            <w:tcW w:w="5812" w:type="dxa"/>
+          </w:tcPr>
+          <w:p>
+            <w:pPr>
+              <w:pStyle w:val="Corpodetexto"/>
+              <w:tabs>
+                <w:tab w:val="left" w:pos="1077"/>
+              </w:tabs>
+              <w:spacing w:before="100"/>
+              <w:ind w:right="147"/>
+            </w:pPr>
+            <w:r>
+              <w:t>Evento processual pelo qual a parte apresenta formalmente recurso contra a sentença.</w:t>
+            </w:r>
+          </w:p>
+        </w:tc>
+      </w:tr>
+      <w:tr>
+        <w:trPr>
+          <w:trHeight w:val="301"/>
+        </w:trPr>
+        <w:tc>
+          <w:tcPr>
+            <w:tcW w:w="3544" w:type="dxa"/>
+          </w:tcPr>
+          <w:p>
+            <w:pPr>
+              <w:pStyle w:val="Corpodetexto"/>
+              <w:spacing w:before="100"/>
+              <w:ind w:right="147"/>
+              <w:rPr>
+                <w:rStyle w:val="Forte"/>
+                <w:b w:val="0"/>
+                <w:bCs w:val="0"/>
+              </w:rPr>
+            </w:pPr>
+            <w:r>
+              <w:rPr>
+                <w:rStyle w:val="Forte"/>
+                <w:b w:val="0"/>
+                <w:bCs w:val="0"/>
+              </w:rPr>
+              <w:t>JEF Competente</w:t>
+            </w:r>
+          </w:p>
+        </w:tc>
+        <w:tc>
+          <w:tcPr>
+            <w:tcW w:w="5812" w:type="dxa"/>
+          </w:tcPr>
+          <w:p>
+            <w:pPr>
+              <w:pStyle w:val="Corpodetexto"/>
+              <w:tabs>
+                <w:tab w:val="left" w:pos="1077"/>
+              </w:tabs>
+              <w:spacing w:before="100"/>
+              <w:ind w:right="147"/>
+            </w:pPr>
+            <w:r>
+              <w:t>Papel exercido pelo Juizado Especial Federal quando possui competência jurisdicional para processar e julgar determinado processo.</w:t>
+            </w:r>
+          </w:p>
+        </w:tc>
+      </w:tr>
+      <w:tr>
+        <w:trPr>
+          <w:trHeight w:val="301"/>
+        </w:trPr>
+        <w:tc>
+          <w:tcPr>
+            <w:tcW w:w="3544" w:type="dxa"/>
+          </w:tcPr>
+          <w:p>
+            <w:pPr>
+              <w:pStyle w:val="Corpodetexto"/>
+              <w:spacing w:before="100"/>
+              <w:ind w:right="147"/>
+              <w:rPr>
+                <w:rStyle w:val="Forte"/>
+                <w:b w:val="0"/>
+                <w:bCs w:val="0"/>
+              </w:rPr>
+            </w:pPr>
+            <w:r>
+              <w:rPr>
+                <w:rStyle w:val="Forte"/>
+                <w:b w:val="0"/>
+                <w:bCs w:val="0"/>
+              </w:rPr>
+              <w:t>Juiz</w:t>
+            </w:r>
+          </w:p>
+        </w:tc>
+        <w:tc>
+          <w:tcPr>
+            <w:tcW w:w="5812" w:type="dxa"/>
+          </w:tcPr>
+          <w:p>
+            <w:pPr>
+              <w:pStyle w:val="Corpodetexto"/>
+              <w:tabs>
+                <w:tab w:val="left" w:pos="1077"/>
+              </w:tabs>
+              <w:spacing w:before="100"/>
+              <w:ind w:right="147"/>
+            </w:pPr>
+            <w:r>
+              <w:t>Magistrado responsável pela condução e julgamento de processos submetidos à sua competência.</w:t>
+            </w:r>
+          </w:p>
+        </w:tc>
+      </w:tr>
+      <w:tr>
+        <w:trPr>
+          <w:trHeight w:val="301"/>
+        </w:trPr>
+        <w:tc>
+          <w:tcPr>
+            <w:tcW w:w="3544" w:type="dxa"/>
+          </w:tcPr>
+          <w:p>
+            <w:pPr>
+              <w:pStyle w:val="Corpodetexto"/>
+              <w:spacing w:before="100"/>
+              <w:ind w:right="147"/>
+              <w:rPr>
+                <w:rStyle w:val="Forte"/>
+                <w:b w:val="0"/>
+                <w:bCs w:val="0"/>
+              </w:rPr>
+            </w:pPr>
+            <w:r>
+              <w:rPr>
+                <w:rStyle w:val="Forte"/>
+                <w:b w:val="0"/>
+                <w:bCs w:val="0"/>
+              </w:rPr>
+              <w:t>Juizado Especial Federal</w:t>
+            </w:r>
+          </w:p>
+        </w:tc>
+        <w:tc>
+          <w:tcPr>
+            <w:tcW w:w="5812" w:type="dxa"/>
+          </w:tcPr>
+          <w:p>
+            <w:pPr>
+              <w:pStyle w:val="Corpodetexto"/>
+              <w:tabs>
+                <w:tab w:val="left" w:pos="1077"/>
+              </w:tabs>
+              <w:spacing w:before="100"/>
+              <w:ind w:right="147"/>
+            </w:pPr>
+            <w:r>
+              <w:t>Órgão judicial federal destinado ao processamento e julgamento das causas abrangidas pela competência dos Juizados Especiais Federais.</w:t>
+            </w:r>
+          </w:p>
+        </w:tc>
+      </w:tr>
+      <w:tr>
+        <w:trPr>
+          <w:trHeight w:val="301"/>
+        </w:trPr>
+        <w:tc>
+          <w:tcPr>
+            <w:tcW w:w="3544" w:type="dxa"/>
+          </w:tcPr>
+          <w:p>
+            <w:pPr>
+              <w:pStyle w:val="Corpodetexto"/>
+              <w:spacing w:before="100"/>
+              <w:ind w:right="147"/>
+              <w:rPr>
+                <w:rStyle w:val="Forte"/>
+                <w:b w:val="0"/>
+                <w:bCs w:val="0"/>
+              </w:rPr>
+            </w:pPr>
+            <w:r>
+              <w:rPr>
+                <w:rStyle w:val="Forte"/>
+                <w:b w:val="0"/>
+                <w:bCs w:val="0"/>
+              </w:rPr>
+              <w:t>Julgamento</w:t>
+            </w:r>
+          </w:p>
+        </w:tc>
+        <w:tc>
+          <w:tcPr>
+            <w:tcW w:w="5812" w:type="dxa"/>
+          </w:tcPr>
+          <w:p>
+            <w:pPr>
+              <w:pStyle w:val="Corpodetexto"/>
+              <w:tabs>
+                <w:tab w:val="left" w:pos="1077"/>
+              </w:tabs>
+              <w:spacing w:before="100"/>
+              <w:ind w:right="147"/>
+            </w:pPr>
+            <w:r>
+              <w:t>Ato processual em que a controvérsia é apreciada e decidida pelo órgão julgador.</w:t>
+            </w:r>
+          </w:p>
+        </w:tc>
+      </w:tr>
+      <w:tr>
+        <w:trPr>
+          <w:trHeight w:val="301"/>
+        </w:trPr>
+        <w:tc>
+          <w:tcPr>
+            <w:tcW w:w="3544" w:type="dxa"/>
+          </w:tcPr>
+          <w:p>
+            <w:pPr>
+              <w:pStyle w:val="Corpodetexto"/>
+              <w:spacing w:before="100"/>
+              <w:ind w:right="147"/>
+              <w:rPr>
+                <w:rStyle w:val="Forte"/>
+                <w:b w:val="0"/>
+                <w:bCs w:val="0"/>
+              </w:rPr>
+            </w:pPr>
+            <w:r>
+              <w:rPr>
+                <w:rStyle w:val="Forte"/>
+                <w:b w:val="0"/>
+                <w:bCs w:val="0"/>
+              </w:rPr>
+              <w:t>Julgamento do Recurso</w:t>
+            </w:r>
+          </w:p>
+        </w:tc>
+        <w:tc>
+          <w:tcPr>
+            <w:tcW w:w="5812" w:type="dxa"/>
+          </w:tcPr>
+          <w:p>
+            <w:pPr>
+              <w:pStyle w:val="Corpodetexto"/>
+              <w:tabs>
+                <w:tab w:val="left" w:pos="1077"/>
+              </w:tabs>
+              <w:spacing w:before="100"/>
+              <w:ind w:right="147"/>
+            </w:pPr>
+            <w:r>
+              <w:t>Evento em que a Turma Recursal aprecia a admissibilidade e, quando cabível, o mérito do recurso interposto.</w:t>
+            </w:r>
+          </w:p>
+        </w:tc>
+      </w:tr>
+      <w:tr>
+        <w:trPr>
+          <w:trHeight w:val="301"/>
+        </w:trPr>
+        <w:tc>
+          <w:tcPr>
+            <w:tcW w:w="3544" w:type="dxa"/>
+          </w:tcPr>
+          <w:p>
+            <w:pPr>
+              <w:pStyle w:val="Corpodetexto"/>
+              <w:spacing w:before="100"/>
+              <w:ind w:right="147"/>
+              <w:rPr>
+                <w:rStyle w:val="Forte"/>
+                <w:b w:val="0"/>
+                <w:bCs w:val="0"/>
+              </w:rPr>
+            </w:pPr>
+            <w:r>
+              <w:rPr>
+                <w:rStyle w:val="Forte"/>
+                <w:b w:val="0"/>
+                <w:bCs w:val="0"/>
+              </w:rPr>
+              <w:t>Juntada de Documento</w:t>
+            </w:r>
+          </w:p>
+        </w:tc>
+        <w:tc>
+          <w:tcPr>
+            <w:tcW w:w="5812" w:type="dxa"/>
+          </w:tcPr>
+          <w:p>
+            <w:pPr>
+              <w:pStyle w:val="Corpodetexto"/>
+              <w:tabs>
+                <w:tab w:val="left" w:pos="1077"/>
+              </w:tabs>
+              <w:spacing w:before="100"/>
+              <w:ind w:right="147"/>
+            </w:pPr>
+            <w:r>
+              <w:t>Ato processual pelo qual um documento é incorporado aos autos para fins de instrução ou comprovação.</w:t>
+            </w:r>
+          </w:p>
+        </w:tc>
+      </w:tr>
+      <w:tr>
+        <w:trPr>
+          <w:trHeight w:val="301"/>
+        </w:trPr>
+        <w:tc>
+          <w:tcPr>
+            <w:tcW w:w="3544" w:type="dxa"/>
+          </w:tcPr>
+          <w:p>
+            <w:pPr>
+              <w:pStyle w:val="Corpodetexto"/>
+              <w:spacing w:before="100"/>
+              <w:ind w:right="147"/>
+              <w:rPr>
+                <w:rStyle w:val="Forte"/>
+                <w:b w:val="0"/>
+                <w:bCs w:val="0"/>
+              </w:rPr>
+            </w:pPr>
+            <w:r>
+              <w:rPr>
+                <w:rStyle w:val="Forte"/>
+                <w:b w:val="0"/>
+                <w:bCs w:val="0"/>
+              </w:rPr>
+              <w:t>Laudo Pericial</w:t>
+            </w:r>
+          </w:p>
+        </w:tc>
+        <w:tc>
+          <w:tcPr>
+            <w:tcW w:w="5812" w:type="dxa"/>
+          </w:tcPr>
+          <w:p>
+            <w:pPr>
+              <w:pStyle w:val="Corpodetexto"/>
+              <w:tabs>
+                <w:tab w:val="left" w:pos="1077"/>
+              </w:tabs>
+              <w:spacing w:before="100"/>
+              <w:ind w:right="147"/>
+            </w:pPr>
+            <w:r>
+              <w:t>Documento produzido em decorrência da realização da perícia que registra as análises, conclusões e respostas técnicas do perito.</w:t>
+            </w:r>
+          </w:p>
+        </w:tc>
+      </w:tr>
+      <w:tr>
+        <w:trPr>
+          <w:trHeight w:val="301"/>
+        </w:trPr>
+        <w:tc>
+          <w:tcPr>
+            <w:tcW w:w="3544" w:type="dxa"/>
+          </w:tcPr>
+          <w:p>
+            <w:pPr>
+              <w:pStyle w:val="Corpodetexto"/>
+              <w:spacing w:before="100"/>
+              <w:ind w:right="147"/>
+              <w:rPr>
+                <w:rStyle w:val="Forte"/>
+                <w:b w:val="0"/>
+                <w:bCs w:val="0"/>
+              </w:rPr>
+            </w:pPr>
+            <w:r>
+              <w:rPr>
+                <w:rStyle w:val="Forte"/>
+                <w:b w:val="0"/>
+                <w:bCs w:val="0"/>
+              </w:rPr>
+              <w:t>Microempresa Autora</w:t>
+            </w:r>
+          </w:p>
+        </w:tc>
+        <w:tc>
+          <w:tcPr>
+            <w:tcW w:w="5812" w:type="dxa"/>
+          </w:tcPr>
+          <w:p>
+            <w:pPr>
+              <w:pStyle w:val="Corpodetexto"/>
+              <w:tabs>
+                <w:tab w:val="left" w:pos="1077"/>
+              </w:tabs>
+              <w:spacing w:before="100"/>
+              <w:ind w:right="147"/>
+            </w:pPr>
+            <w:r>
+              <w:t>Microempresa que exerce o papel de demandante no processo.</w:t>
+            </w:r>
+          </w:p>
+        </w:tc>
+      </w:tr>
+      <w:tr>
+        <w:trPr>
+          <w:trHeight w:val="301"/>
+        </w:trPr>
+        <w:tc>
+          <w:tcPr>
+            <w:tcW w:w="3544" w:type="dxa"/>
+          </w:tcPr>
+          <w:p>
+            <w:pPr>
+              <w:pStyle w:val="Corpodetexto"/>
+              <w:spacing w:before="100"/>
+              <w:ind w:right="147"/>
+              <w:rPr>
+                <w:rStyle w:val="Forte"/>
+                <w:b w:val="0"/>
+                <w:bCs w:val="0"/>
+              </w:rPr>
+            </w:pPr>
+            <w:r>
+              <w:rPr>
+                <w:rStyle w:val="Forte"/>
+                <w:b w:val="0"/>
+                <w:bCs w:val="0"/>
+              </w:rPr>
+              <w:t>Não Conhecido</w:t>
+            </w:r>
+          </w:p>
+        </w:tc>
+        <w:tc>
+          <w:tcPr>
+            <w:tcW w:w="5812" w:type="dxa"/>
+          </w:tcPr>
+          <w:p>
+            <w:pPr>
+              <w:pStyle w:val="Corpodetexto"/>
+              <w:tabs>
+                <w:tab w:val="left" w:pos="1077"/>
+              </w:tabs>
+              <w:spacing w:before="100"/>
+              <w:ind w:right="147"/>
+            </w:pPr>
+            <w:r>
+              <w:t>Resultado em que o recurso não tem seu mérito apreciado por não preencher requisito necessário à sua admissibilidade.</w:t>
+            </w:r>
+          </w:p>
+        </w:tc>
+      </w:tr>
+      <w:tr>
+        <w:trPr>
+          <w:trHeight w:val="301"/>
+        </w:trPr>
+        <w:tc>
+          <w:tcPr>
+            <w:tcW w:w="3544" w:type="dxa"/>
+          </w:tcPr>
+          <w:p>
+            <w:pPr>
+              <w:pStyle w:val="Corpodetexto"/>
+              <w:spacing w:before="100"/>
+              <w:ind w:right="147"/>
+              <w:rPr>
+                <w:rStyle w:val="Forte"/>
+                <w:b w:val="0"/>
+                <w:bCs w:val="0"/>
+              </w:rPr>
+            </w:pPr>
+            <w:r>
+              <w:rPr>
+                <w:rStyle w:val="Forte"/>
+                <w:b w:val="0"/>
+                <w:bCs w:val="0"/>
+              </w:rPr>
+              <w:t>Norma Jurídica</w:t>
+            </w:r>
+          </w:p>
+        </w:tc>
+        <w:tc>
+          <w:tcPr>
+            <w:tcW w:w="5812" w:type="dxa"/>
+          </w:tcPr>
+          <w:p>
+            <w:pPr>
+              <w:pStyle w:val="Corpodetexto"/>
+              <w:tabs>
+                <w:tab w:val="left" w:pos="1077"/>
+              </w:tabs>
+              <w:spacing w:before="100"/>
+              <w:ind w:right="147"/>
+            </w:pPr>
+            <w:r>
+              <w:t>Norma integrante do ordenamento jurídico que estabelece direitos, deveres, competências ou consequências jurídicas.</w:t>
+            </w:r>
+          </w:p>
+        </w:tc>
+      </w:tr>
+      <w:tr>
+        <w:trPr>
+          <w:trHeight w:val="301"/>
+        </w:trPr>
+        <w:tc>
+          <w:tcPr>
+            <w:tcW w:w="3544" w:type="dxa"/>
+          </w:tcPr>
+          <w:p>
+            <w:pPr>
+              <w:pStyle w:val="Corpodetexto"/>
+              <w:spacing w:before="100"/>
+              <w:ind w:right="147"/>
+              <w:rPr>
+                <w:rStyle w:val="Forte"/>
+                <w:b w:val="0"/>
+                <w:bCs w:val="0"/>
+              </w:rPr>
+            </w:pPr>
+            <w:r>
+              <w:rPr>
+                <w:rStyle w:val="Forte"/>
+                <w:b w:val="0"/>
+                <w:bCs w:val="0"/>
+              </w:rPr>
+              <w:t>Obrigação Cumprida</w:t>
+            </w:r>
+          </w:p>
+        </w:tc>
+        <w:tc>
+          <w:tcPr>
+            <w:tcW w:w="5812" w:type="dxa"/>
+          </w:tcPr>
+          <w:p>
+            <w:pPr>
+              <w:pStyle w:val="Corpodetexto"/>
+              <w:tabs>
+                <w:tab w:val="left" w:pos="1077"/>
+              </w:tabs>
+              <w:spacing w:before="100"/>
+              <w:ind w:right="147"/>
+            </w:pPr>
+            <w:r>
+              <w:t>Situação em que a obrigação determinada judicialmente foi integralmente satisfeita.</w:t>
+            </w:r>
+          </w:p>
+        </w:tc>
+      </w:tr>
+      <w:tr>
+        <w:trPr>
+          <w:trHeight w:val="301"/>
+        </w:trPr>
+        <w:tc>
+          <w:tcPr>
+            <w:tcW w:w="3544" w:type="dxa"/>
+          </w:tcPr>
+          <w:p>
+            <w:pPr>
+              <w:pStyle w:val="Corpodetexto"/>
+              <w:spacing w:before="100"/>
+              <w:ind w:right="147"/>
+              <w:rPr>
+                <w:rStyle w:val="Forte"/>
+                <w:b w:val="0"/>
+                <w:bCs w:val="0"/>
+              </w:rPr>
+            </w:pPr>
+            <w:r>
+              <w:rPr>
+                <w:rStyle w:val="Forte"/>
+                <w:b w:val="0"/>
+                <w:bCs w:val="0"/>
+              </w:rPr>
+              <w:t>Obrigação de Entregar Coisa</w:t>
+            </w:r>
+          </w:p>
+        </w:tc>
+        <w:tc>
+          <w:tcPr>
+            <w:tcW w:w="5812" w:type="dxa"/>
+          </w:tcPr>
+          <w:p>
+            <w:pPr>
+              <w:pStyle w:val="Corpodetexto"/>
+              <w:tabs>
+                <w:tab w:val="left" w:pos="1077"/>
+              </w:tabs>
+              <w:spacing w:before="100"/>
+              <w:ind w:right="147"/>
+            </w:pPr>
+            <w:r>
+              <w:t>Obrigação judicial que impõe ao demandado a entrega de determinado bem ou coisa.</w:t>
+            </w:r>
+          </w:p>
+        </w:tc>
+      </w:tr>
+      <w:tr>
+        <w:trPr>
+          <w:trHeight w:val="301"/>
+        </w:trPr>
+        <w:tc>
+          <w:tcPr>
+            <w:tcW w:w="3544" w:type="dxa"/>
+          </w:tcPr>
+          <w:p>
+            <w:pPr>
+              <w:pStyle w:val="Corpodetexto"/>
+              <w:spacing w:before="100"/>
+              <w:ind w:right="147"/>
+              <w:rPr>
+                <w:rStyle w:val="Forte"/>
+                <w:b w:val="0"/>
+                <w:bCs w:val="0"/>
+              </w:rPr>
+            </w:pPr>
+            <w:r>
+              <w:rPr>
+                <w:rStyle w:val="Forte"/>
+                <w:b w:val="0"/>
+                <w:bCs w:val="0"/>
+              </w:rPr>
+              <w:t>Obrigação de Fazer</w:t>
+            </w:r>
+          </w:p>
+        </w:tc>
+        <w:tc>
+          <w:tcPr>
+            <w:tcW w:w="5812" w:type="dxa"/>
+          </w:tcPr>
+          <w:p>
+            <w:pPr>
+              <w:pStyle w:val="Corpodetexto"/>
+              <w:tabs>
+                <w:tab w:val="left" w:pos="1077"/>
+              </w:tabs>
+              <w:spacing w:before="100"/>
+              <w:ind w:right="147"/>
+            </w:pPr>
+            <w:r>
+              <w:t>Obrigação judicial que impõe ao demandado a realização de determinada conduta.</w:t>
+            </w:r>
+          </w:p>
+        </w:tc>
+      </w:tr>
+      <w:tr>
+        <w:trPr>
+          <w:trHeight w:val="301"/>
+        </w:trPr>
+        <w:tc>
+          <w:tcPr>
+            <w:tcW w:w="3544" w:type="dxa"/>
+          </w:tcPr>
+          <w:p>
+            <w:pPr>
+              <w:pStyle w:val="Corpodetexto"/>
+              <w:spacing w:before="100"/>
+              <w:ind w:right="147"/>
+              <w:rPr>
+                <w:rStyle w:val="Forte"/>
+                <w:b w:val="0"/>
+                <w:bCs w:val="0"/>
+              </w:rPr>
+            </w:pPr>
+            <w:r>
+              <w:rPr>
+                <w:rStyle w:val="Forte"/>
+                <w:b w:val="0"/>
+                <w:bCs w:val="0"/>
+              </w:rPr>
+              <w:t>Obrigação de Não Fazer</w:t>
+            </w:r>
+          </w:p>
+        </w:tc>
+        <w:tc>
+          <w:tcPr>
+            <w:tcW w:w="5812" w:type="dxa"/>
+          </w:tcPr>
+          <w:p>
+            <w:pPr>
+              <w:pStyle w:val="Corpodetexto"/>
+              <w:tabs>
+                <w:tab w:val="left" w:pos="1077"/>
+              </w:tabs>
+              <w:spacing w:before="100"/>
+              <w:ind w:right="147"/>
+            </w:pPr>
+            <w:r>
+              <w:t>Obrigação judicial que impõe ao demandado o dever de se abster de determinada conduta.</w:t>
+            </w:r>
+          </w:p>
+        </w:tc>
+      </w:tr>
+      <w:tr>
+        <w:trPr>
+          <w:trHeight w:val="301"/>
+        </w:trPr>
+        <w:tc>
+          <w:tcPr>
+            <w:tcW w:w="3544" w:type="dxa"/>
+          </w:tcPr>
+          <w:p>
+            <w:pPr>
+              <w:pStyle w:val="Corpodetexto"/>
+              <w:spacing w:before="100"/>
+              <w:ind w:right="147"/>
+              <w:rPr>
+                <w:rStyle w:val="Forte"/>
+                <w:b w:val="0"/>
+                <w:bCs w:val="0"/>
+              </w:rPr>
+            </w:pPr>
+            <w:r>
+              <w:rPr>
+                <w:rStyle w:val="Forte"/>
+                <w:b w:val="0"/>
+                <w:bCs w:val="0"/>
+              </w:rPr>
+              <w:t>Obrigação de Pagar</w:t>
+            </w:r>
+          </w:p>
+        </w:tc>
+        <w:tc>
+          <w:tcPr>
+            <w:tcW w:w="5812" w:type="dxa"/>
+          </w:tcPr>
+          <w:p>
+            <w:pPr>
+              <w:pStyle w:val="Corpodetexto"/>
+              <w:tabs>
+                <w:tab w:val="left" w:pos="1077"/>
+              </w:tabs>
+              <w:spacing w:before="100"/>
+              <w:ind w:right="147"/>
+            </w:pPr>
+            <w:r>
+              <w:t>Obrigação judicial que impõe ao demandado o pagamento de determinada quantia.</w:t>
+            </w:r>
+          </w:p>
+        </w:tc>
+      </w:tr>
+      <w:tr>
+        <w:trPr>
+          <w:trHeight w:val="301"/>
+        </w:trPr>
+        <w:tc>
+          <w:tcPr>
+            <w:tcW w:w="3544" w:type="dxa"/>
+          </w:tcPr>
+          <w:p>
+            <w:pPr>
+              <w:pStyle w:val="Corpodetexto"/>
+              <w:spacing w:before="100"/>
+              <w:ind w:right="147"/>
+              <w:rPr>
+                <w:rStyle w:val="Forte"/>
+                <w:b w:val="0"/>
+                <w:bCs w:val="0"/>
+              </w:rPr>
+            </w:pPr>
+            <w:r>
+              <w:rPr>
+                <w:rStyle w:val="Forte"/>
+                <w:b w:val="0"/>
+                <w:bCs w:val="0"/>
+              </w:rPr>
+              <w:t>Obrigação Judicial</w:t>
+            </w:r>
+          </w:p>
+        </w:tc>
+        <w:tc>
+          <w:tcPr>
+            <w:tcW w:w="5812" w:type="dxa"/>
+          </w:tcPr>
+          <w:p>
+            <w:pPr>
+              <w:pStyle w:val="Corpodetexto"/>
+              <w:tabs>
+                <w:tab w:val="left" w:pos="1077"/>
+              </w:tabs>
+              <w:spacing w:before="100"/>
+              <w:ind w:right="147"/>
+            </w:pPr>
+            <w:r>
+              <w:t>Relação jurídica estabelecida judicialmente que vincula o direito de uma parte ao correspondente dever da outra.</w:t>
+            </w:r>
+          </w:p>
+        </w:tc>
+      </w:tr>
+      <w:tr>
+        <w:trPr>
+          <w:trHeight w:val="301"/>
+        </w:trPr>
+        <w:tc>
+          <w:tcPr>
+            <w:tcW w:w="3544" w:type="dxa"/>
+          </w:tcPr>
+          <w:p>
+            <w:pPr>
+              <w:pStyle w:val="Corpodetexto"/>
+              <w:spacing w:before="100"/>
+              <w:ind w:right="147"/>
+              <w:rPr>
+                <w:rStyle w:val="Forte"/>
+                <w:b w:val="0"/>
+                <w:bCs w:val="0"/>
+              </w:rPr>
+            </w:pPr>
+            <w:r>
+              <w:rPr>
+                <w:rStyle w:val="Forte"/>
+                <w:b w:val="0"/>
+                <w:bCs w:val="0"/>
+              </w:rPr>
+              <w:t>Obrigação Não Cumprida</w:t>
+            </w:r>
+          </w:p>
+        </w:tc>
+        <w:tc>
+          <w:tcPr>
+            <w:tcW w:w="5812" w:type="dxa"/>
+          </w:tcPr>
+          <w:p>
+            <w:pPr>
+              <w:pStyle w:val="Corpodetexto"/>
+              <w:tabs>
+                <w:tab w:val="left" w:pos="1077"/>
+              </w:tabs>
+              <w:spacing w:before="100"/>
+              <w:ind w:right="147"/>
+            </w:pPr>
+            <w:r>
+              <w:t xml:space="preserve">Situação em que a obrigação judicial permanece sem </w:t>
+            </w:r>
+            <w:r>
+              <w:lastRenderedPageBreak/>
+              <w:t>cumprimento.</w:t>
+            </w:r>
+          </w:p>
+        </w:tc>
+      </w:tr>
+      <w:tr>
+        <w:trPr>
+          <w:trHeight w:val="301"/>
+        </w:trPr>
+        <w:tc>
+          <w:tcPr>
+            <w:tcW w:w="3544" w:type="dxa"/>
+          </w:tcPr>
+          <w:p>
+            <w:pPr>
+              <w:pStyle w:val="Corpodetexto"/>
+              <w:spacing w:before="100"/>
+              <w:ind w:right="147"/>
+              <w:rPr>
+                <w:rStyle w:val="Forte"/>
+                <w:b w:val="0"/>
+                <w:bCs w:val="0"/>
+              </w:rPr>
+            </w:pPr>
+            <w:r>
+              <w:rPr>
+                <w:rStyle w:val="Forte"/>
+                <w:b w:val="0"/>
+                <w:bCs w:val="0"/>
+              </w:rPr>
+              <w:lastRenderedPageBreak/>
+              <w:t>Obrigação Parcialmente Cumprida</w:t>
+            </w:r>
+          </w:p>
+        </w:tc>
+        <w:tc>
+          <w:tcPr>
+            <w:tcW w:w="5812" w:type="dxa"/>
+          </w:tcPr>
+          <w:p>
+            <w:pPr>
+              <w:pStyle w:val="Corpodetexto"/>
+              <w:tabs>
+                <w:tab w:val="left" w:pos="1077"/>
+              </w:tabs>
+              <w:spacing w:before="100"/>
+              <w:ind w:right="147"/>
+            </w:pPr>
+            <w:r>
+              <w:t>Situação em que apenas parte da obrigação judicial foi satisfeita.</w:t>
+            </w:r>
+          </w:p>
+        </w:tc>
+      </w:tr>
+      <w:tr>
+        <w:trPr>
+          <w:trHeight w:val="301"/>
+        </w:trPr>
+        <w:tc>
+          <w:tcPr>
+            <w:tcW w:w="3544" w:type="dxa"/>
+          </w:tcPr>
+          <w:p>
+            <w:pPr>
+              <w:pStyle w:val="Corpodetexto"/>
+              <w:spacing w:before="100"/>
+              <w:ind w:right="147"/>
+              <w:rPr>
+                <w:rStyle w:val="Forte"/>
+                <w:b w:val="0"/>
+                <w:bCs w:val="0"/>
+              </w:rPr>
+            </w:pPr>
+            <w:r>
+              <w:rPr>
+                <w:rStyle w:val="Forte"/>
+                <w:b w:val="0"/>
+                <w:bCs w:val="0"/>
+              </w:rPr>
+              <w:t>Oficial de Justiça</w:t>
+            </w:r>
+          </w:p>
+        </w:tc>
+        <w:tc>
+          <w:tcPr>
+            <w:tcW w:w="5812" w:type="dxa"/>
+          </w:tcPr>
+          <w:p>
+            <w:pPr>
+              <w:pStyle w:val="Corpodetexto"/>
+              <w:tabs>
+                <w:tab w:val="left" w:pos="1077"/>
+              </w:tabs>
+              <w:spacing w:before="100"/>
+              <w:ind w:right="147"/>
+            </w:pPr>
+            <w:r>
+              <w:t>Serventuário responsável pelo cumprimento de ordens e diligências determinadas pelo órgão judicial.</w:t>
+            </w:r>
+          </w:p>
+        </w:tc>
+      </w:tr>
+      <w:tr>
+        <w:trPr>
+          <w:trHeight w:val="301"/>
+        </w:trPr>
+        <w:tc>
+          <w:tcPr>
+            <w:tcW w:w="3544" w:type="dxa"/>
+          </w:tcPr>
+          <w:p>
+            <w:pPr>
+              <w:pStyle w:val="Corpodetexto"/>
+              <w:spacing w:before="100"/>
+              <w:ind w:right="147"/>
+              <w:rPr>
+                <w:rStyle w:val="Forte"/>
+                <w:b w:val="0"/>
+                <w:bCs w:val="0"/>
+              </w:rPr>
+            </w:pPr>
+            <w:r>
+              <w:rPr>
+                <w:rStyle w:val="Forte"/>
+                <w:b w:val="0"/>
+                <w:bCs w:val="0"/>
+              </w:rPr>
+              <w:t>Oitiva de Testemunha</w:t>
+            </w:r>
+          </w:p>
+        </w:tc>
+        <w:tc>
+          <w:tcPr>
+            <w:tcW w:w="5812" w:type="dxa"/>
+          </w:tcPr>
+          <w:p>
+            <w:pPr>
+              <w:pStyle w:val="Corpodetexto"/>
+              <w:tabs>
+                <w:tab w:val="left" w:pos="1077"/>
+              </w:tabs>
+              <w:spacing w:before="100"/>
+              <w:ind w:right="147"/>
+            </w:pPr>
+            <w:r>
+              <w:t>Evento de produção de prova em que é colhido o depoimento de uma testemunha sobre fatos relevantes para o processo.</w:t>
+            </w:r>
+          </w:p>
+        </w:tc>
+      </w:tr>
+      <w:tr>
+        <w:trPr>
+          <w:trHeight w:val="301"/>
+        </w:trPr>
+        <w:tc>
+          <w:tcPr>
+            <w:tcW w:w="3544" w:type="dxa"/>
+          </w:tcPr>
+          <w:p>
+            <w:pPr>
+              <w:pStyle w:val="Corpodetexto"/>
+              <w:spacing w:before="100"/>
+              <w:ind w:right="147"/>
+              <w:rPr>
+                <w:rStyle w:val="Forte"/>
+                <w:b w:val="0"/>
+                <w:bCs w:val="0"/>
+              </w:rPr>
+            </w:pPr>
+            <w:r>
+              <w:rPr>
+                <w:rStyle w:val="Forte"/>
+                <w:b w:val="0"/>
+                <w:bCs w:val="0"/>
+              </w:rPr>
+              <w:t>Organização</w:t>
+            </w:r>
+          </w:p>
+        </w:tc>
+        <w:tc>
+          <w:tcPr>
+            <w:tcW w:w="5812" w:type="dxa"/>
+          </w:tcPr>
+          <w:p>
+            <w:pPr>
+              <w:pStyle w:val="Corpodetexto"/>
+              <w:tabs>
+                <w:tab w:val="left" w:pos="1077"/>
+              </w:tabs>
+              <w:spacing w:before="100"/>
+              <w:ind w:right="147"/>
+            </w:pPr>
+            <w:r>
+              <w:t>Entidade organizada que pode exercer funções e participar de relações jurídicas.</w:t>
+            </w:r>
+          </w:p>
+        </w:tc>
+      </w:tr>
+      <w:tr>
+        <w:trPr>
+          <w:trHeight w:val="301"/>
+        </w:trPr>
+        <w:tc>
+          <w:tcPr>
+            <w:tcW w:w="3544" w:type="dxa"/>
+          </w:tcPr>
+          <w:p>
+            <w:pPr>
+              <w:pStyle w:val="Corpodetexto"/>
+              <w:spacing w:before="100"/>
+              <w:ind w:right="147"/>
+              <w:rPr>
+                <w:rStyle w:val="Forte"/>
+                <w:b w:val="0"/>
+                <w:bCs w:val="0"/>
+              </w:rPr>
+            </w:pPr>
+            <w:r>
+              <w:rPr>
+                <w:rStyle w:val="Forte"/>
+                <w:b w:val="0"/>
+                <w:bCs w:val="0"/>
+              </w:rPr>
+              <w:t>Organização Federal</w:t>
+            </w:r>
+          </w:p>
+        </w:tc>
+        <w:tc>
+          <w:tcPr>
+            <w:tcW w:w="5812" w:type="dxa"/>
+          </w:tcPr>
+          <w:p>
+            <w:pPr>
+              <w:pStyle w:val="Corpodetexto"/>
+              <w:tabs>
+                <w:tab w:val="left" w:pos="1077"/>
+              </w:tabs>
+              <w:spacing w:before="100"/>
+              <w:ind w:right="147"/>
+            </w:pPr>
+            <w:r>
+              <w:t>Organização pertencente à esfera federal que pode participar de relações jurídicas e processuais.</w:t>
+            </w:r>
+          </w:p>
+        </w:tc>
+      </w:tr>
+      <w:tr>
+        <w:trPr>
+          <w:trHeight w:val="301"/>
+        </w:trPr>
+        <w:tc>
+          <w:tcPr>
+            <w:tcW w:w="3544" w:type="dxa"/>
+          </w:tcPr>
+          <w:p>
+            <w:pPr>
+              <w:pStyle w:val="Corpodetexto"/>
+              <w:spacing w:before="100"/>
+              <w:ind w:right="147"/>
+              <w:rPr>
+                <w:rStyle w:val="Forte"/>
+                <w:b w:val="0"/>
+                <w:bCs w:val="0"/>
+              </w:rPr>
+            </w:pPr>
+            <w:r>
+              <w:rPr>
+                <w:rStyle w:val="Forte"/>
+                <w:b w:val="0"/>
+                <w:bCs w:val="0"/>
+              </w:rPr>
+              <w:t>Órgão Judicial</w:t>
+            </w:r>
+          </w:p>
+        </w:tc>
+        <w:tc>
+          <w:tcPr>
+            <w:tcW w:w="5812" w:type="dxa"/>
+          </w:tcPr>
+          <w:p>
+            <w:pPr>
+              <w:pStyle w:val="Corpodetexto"/>
+              <w:tabs>
+                <w:tab w:val="left" w:pos="1077"/>
+              </w:tabs>
+              <w:spacing w:before="100"/>
+              <w:ind w:right="147"/>
+            </w:pPr>
+            <w:r>
+              <w:t>Estrutura integrante do Poder Judiciário responsável pelo exercício da função jurisdicional.</w:t>
+            </w:r>
+          </w:p>
+        </w:tc>
+      </w:tr>
+      <w:tr>
+        <w:trPr>
+          <w:trHeight w:val="301"/>
+        </w:trPr>
+        <w:tc>
+          <w:tcPr>
+            <w:tcW w:w="3544" w:type="dxa"/>
+          </w:tcPr>
+          <w:p>
+            <w:pPr>
+              <w:pStyle w:val="Corpodetexto"/>
+              <w:spacing w:before="100"/>
+              <w:ind w:right="147"/>
+              <w:rPr>
+                <w:rStyle w:val="Forte"/>
+                <w:b w:val="0"/>
+                <w:bCs w:val="0"/>
+              </w:rPr>
+            </w:pPr>
+            <w:r>
+              <w:rPr>
+                <w:rStyle w:val="Forte"/>
+                <w:b w:val="0"/>
+                <w:bCs w:val="0"/>
+              </w:rPr>
+              <w:t>Órgão Julgador</w:t>
+            </w:r>
+          </w:p>
+        </w:tc>
+        <w:tc>
+          <w:tcPr>
+            <w:tcW w:w="5812" w:type="dxa"/>
+          </w:tcPr>
+          <w:p>
+            <w:pPr>
+              <w:pStyle w:val="Corpodetexto"/>
+              <w:tabs>
+                <w:tab w:val="left" w:pos="1077"/>
+              </w:tabs>
+              <w:spacing w:before="100"/>
+              <w:ind w:right="147"/>
+            </w:pPr>
+            <w:r>
+              <w:t>Estrutura responsável pelo exercício da função jurisdicional e pelo julgamento de causas submetidas à Justiça Federal.</w:t>
+            </w:r>
+          </w:p>
+        </w:tc>
+      </w:tr>
+      <w:tr>
+        <w:trPr>
+          <w:trHeight w:val="301"/>
+        </w:trPr>
+        <w:tc>
+          <w:tcPr>
+            <w:tcW w:w="3544" w:type="dxa"/>
+          </w:tcPr>
+          <w:p>
+            <w:pPr>
+              <w:pStyle w:val="Corpodetexto"/>
+              <w:spacing w:before="100"/>
+              <w:ind w:right="147"/>
+              <w:rPr>
+                <w:rStyle w:val="Forte"/>
+                <w:b w:val="0"/>
+                <w:bCs w:val="0"/>
+              </w:rPr>
+            </w:pPr>
+            <w:r>
+              <w:rPr>
+                <w:rStyle w:val="Forte"/>
+                <w:b w:val="0"/>
+                <w:bCs w:val="0"/>
+              </w:rPr>
+              <w:t>Parte Processual</w:t>
+            </w:r>
+          </w:p>
+        </w:tc>
+        <w:tc>
+          <w:tcPr>
+            <w:tcW w:w="5812" w:type="dxa"/>
+          </w:tcPr>
+          <w:p>
+            <w:pPr>
+              <w:pStyle w:val="Corpodetexto"/>
+              <w:tabs>
+                <w:tab w:val="left" w:pos="1077"/>
+              </w:tabs>
+              <w:spacing w:before="100"/>
+              <w:ind w:right="147"/>
+            </w:pPr>
+            <w:r>
+              <w:t>Participante que ocupa um dos polos da relação processual.</w:t>
+            </w:r>
+          </w:p>
+        </w:tc>
+      </w:tr>
+      <w:tr>
+        <w:trPr>
+          <w:trHeight w:val="301"/>
+        </w:trPr>
+        <w:tc>
+          <w:tcPr>
+            <w:tcW w:w="3544" w:type="dxa"/>
+          </w:tcPr>
+          <w:p>
+            <w:pPr>
+              <w:pStyle w:val="Corpodetexto"/>
+              <w:spacing w:before="100"/>
+              <w:ind w:right="147"/>
+              <w:rPr>
+                <w:rStyle w:val="Forte"/>
+                <w:b w:val="0"/>
+                <w:bCs w:val="0"/>
+              </w:rPr>
+            </w:pPr>
+            <w:r>
+              <w:rPr>
+                <w:rStyle w:val="Forte"/>
+                <w:b w:val="0"/>
+                <w:bCs w:val="0"/>
+              </w:rPr>
+              <w:t>Participante Processual</w:t>
+            </w:r>
+          </w:p>
+        </w:tc>
+        <w:tc>
+          <w:tcPr>
+            <w:tcW w:w="5812" w:type="dxa"/>
+          </w:tcPr>
+          <w:p>
+            <w:pPr>
+              <w:pStyle w:val="Corpodetexto"/>
+              <w:tabs>
+                <w:tab w:val="left" w:pos="1077"/>
+              </w:tabs>
+              <w:spacing w:before="100"/>
+              <w:ind w:right="147"/>
+            </w:pPr>
+            <w:r>
+              <w:t>Sujeito que participa do processo exercendo determinado papel processual.</w:t>
+            </w:r>
+          </w:p>
+        </w:tc>
+      </w:tr>
+      <w:tr>
+        <w:trPr>
+          <w:trHeight w:val="301"/>
+        </w:trPr>
+        <w:tc>
+          <w:tcPr>
+            <w:tcW w:w="3544" w:type="dxa"/>
+          </w:tcPr>
+          <w:p>
+            <w:pPr>
+              <w:pStyle w:val="Corpodetexto"/>
+              <w:spacing w:before="100"/>
+              <w:ind w:right="147"/>
+              <w:rPr>
+                <w:rStyle w:val="Forte"/>
+                <w:b w:val="0"/>
+                <w:bCs w:val="0"/>
+              </w:rPr>
+            </w:pPr>
+            <w:r>
+              <w:rPr>
+                <w:rStyle w:val="Forte"/>
+                <w:b w:val="0"/>
+                <w:bCs w:val="0"/>
+              </w:rPr>
+              <w:t>Pedido de Fazer</w:t>
+            </w:r>
+          </w:p>
+        </w:tc>
+        <w:tc>
+          <w:tcPr>
+            <w:tcW w:w="5812" w:type="dxa"/>
+          </w:tcPr>
+          <w:p>
+            <w:pPr>
+              <w:pStyle w:val="Corpodetexto"/>
+              <w:tabs>
+                <w:tab w:val="left" w:pos="1077"/>
+              </w:tabs>
+              <w:spacing w:before="100"/>
+              <w:ind w:right="147"/>
+            </w:pPr>
+            <w:r>
+              <w:t>Pedido que busca impor ao demandado a realização de determinada conduta.</w:t>
+            </w:r>
+          </w:p>
+        </w:tc>
+      </w:tr>
+      <w:tr>
+        <w:trPr>
+          <w:trHeight w:val="301"/>
+        </w:trPr>
+        <w:tc>
+          <w:tcPr>
+            <w:tcW w:w="3544" w:type="dxa"/>
+          </w:tcPr>
+          <w:p>
+            <w:pPr>
+              <w:pStyle w:val="Corpodetexto"/>
+              <w:spacing w:before="100"/>
+              <w:ind w:right="147"/>
+              <w:rPr>
+                <w:rStyle w:val="Forte"/>
+                <w:b w:val="0"/>
+                <w:bCs w:val="0"/>
+              </w:rPr>
+            </w:pPr>
+            <w:r>
+              <w:rPr>
+                <w:rStyle w:val="Forte"/>
+                <w:b w:val="0"/>
+                <w:bCs w:val="0"/>
+              </w:rPr>
+              <w:t>Pedido de Não Fazer</w:t>
+            </w:r>
+          </w:p>
+        </w:tc>
+        <w:tc>
+          <w:tcPr>
+            <w:tcW w:w="5812" w:type="dxa"/>
+          </w:tcPr>
+          <w:p>
+            <w:pPr>
+              <w:pStyle w:val="Corpodetexto"/>
+              <w:tabs>
+                <w:tab w:val="left" w:pos="1077"/>
+              </w:tabs>
+              <w:spacing w:before="100"/>
+              <w:ind w:right="147"/>
+            </w:pPr>
+            <w:r>
+              <w:t>Pedido que busca impor ao demandado a obrigação de se abster de determinada conduta.</w:t>
+            </w:r>
+          </w:p>
+        </w:tc>
+      </w:tr>
+      <w:tr>
+        <w:trPr>
+          <w:trHeight w:val="301"/>
+        </w:trPr>
+        <w:tc>
+          <w:tcPr>
+            <w:tcW w:w="3544" w:type="dxa"/>
+          </w:tcPr>
+          <w:p>
+            <w:pPr>
+              <w:pStyle w:val="Corpodetexto"/>
+              <w:spacing w:before="100"/>
+              <w:ind w:right="147"/>
+              <w:rPr>
+                <w:rStyle w:val="Forte"/>
+                <w:b w:val="0"/>
+                <w:bCs w:val="0"/>
+              </w:rPr>
+            </w:pPr>
+            <w:r>
+              <w:rPr>
+                <w:rStyle w:val="Forte"/>
+                <w:b w:val="0"/>
+                <w:bCs w:val="0"/>
+              </w:rPr>
+              <w:t>Pedido de Outra Providência</w:t>
+            </w:r>
+          </w:p>
+        </w:tc>
+        <w:tc>
+          <w:tcPr>
+            <w:tcW w:w="5812" w:type="dxa"/>
+          </w:tcPr>
+          <w:p>
+            <w:pPr>
+              <w:pStyle w:val="Corpodetexto"/>
+              <w:tabs>
+                <w:tab w:val="left" w:pos="1077"/>
+              </w:tabs>
+              <w:spacing w:before="100"/>
+              <w:ind w:right="147"/>
+            </w:pPr>
+            <w:r>
+              <w:t>Pedido que busca providência jurisdicional distinta das categorias de fazer, não fazer, pagar ou tutela provisória.</w:t>
+            </w:r>
+          </w:p>
+        </w:tc>
+      </w:tr>
+      <w:tr>
+        <w:trPr>
+          <w:trHeight w:val="301"/>
+        </w:trPr>
+        <w:tc>
+          <w:tcPr>
+            <w:tcW w:w="3544" w:type="dxa"/>
+          </w:tcPr>
+          <w:p>
+            <w:pPr>
+              <w:pStyle w:val="Corpodetexto"/>
+              <w:spacing w:before="100"/>
+              <w:ind w:right="147"/>
+              <w:rPr>
+                <w:rStyle w:val="Forte"/>
+                <w:b w:val="0"/>
+                <w:bCs w:val="0"/>
+              </w:rPr>
+            </w:pPr>
+            <w:r>
+              <w:rPr>
+                <w:rStyle w:val="Forte"/>
+                <w:b w:val="0"/>
+                <w:bCs w:val="0"/>
+              </w:rPr>
+              <w:t>Pedido de Pagar</w:t>
+            </w:r>
+          </w:p>
+        </w:tc>
+        <w:tc>
+          <w:tcPr>
+            <w:tcW w:w="5812" w:type="dxa"/>
+          </w:tcPr>
+          <w:p>
+            <w:pPr>
+              <w:pStyle w:val="Corpodetexto"/>
+              <w:tabs>
+                <w:tab w:val="left" w:pos="1077"/>
+              </w:tabs>
+              <w:spacing w:before="100"/>
+              <w:ind w:right="147"/>
+            </w:pPr>
+            <w:r>
+              <w:t>Pedido que busca impor ao demandado o pagamento de determinada quantia.</w:t>
+            </w:r>
+          </w:p>
+        </w:tc>
+      </w:tr>
+      <w:tr>
+        <w:trPr>
+          <w:trHeight w:val="301"/>
+        </w:trPr>
+        <w:tc>
+          <w:tcPr>
+            <w:tcW w:w="3544" w:type="dxa"/>
+          </w:tcPr>
+          <w:p>
+            <w:pPr>
+              <w:pStyle w:val="Corpodetexto"/>
+              <w:spacing w:before="100"/>
+              <w:ind w:right="147"/>
+              <w:rPr>
+                <w:rStyle w:val="Forte"/>
+                <w:b w:val="0"/>
+                <w:bCs w:val="0"/>
+              </w:rPr>
+            </w:pPr>
+            <w:r>
+              <w:rPr>
+                <w:rStyle w:val="Forte"/>
+                <w:b w:val="0"/>
+                <w:bCs w:val="0"/>
+              </w:rPr>
+              <w:t>Pedido de Tutela Provisória</w:t>
+            </w:r>
+          </w:p>
+        </w:tc>
+        <w:tc>
+          <w:tcPr>
+            <w:tcW w:w="5812" w:type="dxa"/>
+          </w:tcPr>
+          <w:p>
+            <w:pPr>
+              <w:pStyle w:val="Corpodetexto"/>
+              <w:tabs>
+                <w:tab w:val="left" w:pos="1077"/>
+              </w:tabs>
+              <w:spacing w:before="100"/>
+              <w:ind w:right="147"/>
+            </w:pPr>
+            <w:r>
+              <w:t>Pedido de medida jurisdicional provisória destinada a antecipar ou assegurar os efeitos da tutela pretendida.</w:t>
+            </w:r>
+          </w:p>
+        </w:tc>
+      </w:tr>
+      <w:tr>
+        <w:trPr>
+          <w:trHeight w:val="301"/>
+        </w:trPr>
+        <w:tc>
+          <w:tcPr>
+            <w:tcW w:w="3544" w:type="dxa"/>
+          </w:tcPr>
+          <w:p>
+            <w:pPr>
+              <w:pStyle w:val="Corpodetexto"/>
+              <w:spacing w:before="100"/>
+              <w:ind w:right="147"/>
+              <w:rPr>
+                <w:rStyle w:val="Forte"/>
+                <w:b w:val="0"/>
+                <w:bCs w:val="0"/>
+              </w:rPr>
+            </w:pPr>
+            <w:r>
+              <w:rPr>
+                <w:rStyle w:val="Forte"/>
+                <w:b w:val="0"/>
+                <w:bCs w:val="0"/>
+              </w:rPr>
+              <w:t>Pedido Processual</w:t>
+            </w:r>
+          </w:p>
+        </w:tc>
+        <w:tc>
+          <w:tcPr>
+            <w:tcW w:w="5812" w:type="dxa"/>
+          </w:tcPr>
+          <w:p>
+            <w:pPr>
+              <w:pStyle w:val="Corpodetexto"/>
+              <w:tabs>
+                <w:tab w:val="left" w:pos="1077"/>
+              </w:tabs>
+              <w:spacing w:before="100"/>
+              <w:ind w:right="147"/>
+            </w:pPr>
+            <w:r>
+              <w:t>Providência jurisdicional requerida ao Poder Judiciário no âmbito da demanda.</w:t>
+            </w:r>
+          </w:p>
+        </w:tc>
+      </w:tr>
+      <w:tr>
+        <w:trPr>
+          <w:trHeight w:val="301"/>
+        </w:trPr>
+        <w:tc>
+          <w:tcPr>
+            <w:tcW w:w="3544" w:type="dxa"/>
+          </w:tcPr>
+          <w:p>
+            <w:pPr>
+              <w:pStyle w:val="Corpodetexto"/>
+              <w:spacing w:before="100"/>
+              <w:ind w:right="147"/>
+              <w:rPr>
+                <w:rStyle w:val="Forte"/>
+                <w:b w:val="0"/>
+                <w:bCs w:val="0"/>
+              </w:rPr>
+            </w:pPr>
+            <w:r>
+              <w:rPr>
+                <w:rStyle w:val="Forte"/>
+                <w:b w:val="0"/>
+                <w:bCs w:val="0"/>
+              </w:rPr>
+              <w:t>Perícia Realizada</w:t>
+            </w:r>
+          </w:p>
+        </w:tc>
+        <w:tc>
+          <w:tcPr>
+            <w:tcW w:w="5812" w:type="dxa"/>
+          </w:tcPr>
+          <w:p>
+            <w:pPr>
+              <w:pStyle w:val="Corpodetexto"/>
+              <w:tabs>
+                <w:tab w:val="left" w:pos="1077"/>
+              </w:tabs>
+              <w:spacing w:before="100"/>
+              <w:ind w:right="147"/>
+            </w:pPr>
+            <w:r>
+              <w:t>Situação processual resultante da conclusão da realização de perícia.</w:t>
+            </w:r>
+          </w:p>
+        </w:tc>
+      </w:tr>
+      <w:tr>
+        <w:trPr>
+          <w:trHeight w:val="301"/>
+        </w:trPr>
+        <w:tc>
+          <w:tcPr>
+            <w:tcW w:w="3544" w:type="dxa"/>
+          </w:tcPr>
+          <w:p>
+            <w:pPr>
+              <w:pStyle w:val="Corpodetexto"/>
+              <w:spacing w:before="100"/>
+              <w:ind w:right="147"/>
+              <w:rPr>
+                <w:rStyle w:val="Forte"/>
+                <w:b w:val="0"/>
+                <w:bCs w:val="0"/>
+              </w:rPr>
+            </w:pPr>
+            <w:r>
+              <w:rPr>
+                <w:rStyle w:val="Forte"/>
+                <w:b w:val="0"/>
+                <w:bCs w:val="0"/>
+              </w:rPr>
+              <w:t>Perito</w:t>
+            </w:r>
+          </w:p>
+        </w:tc>
+        <w:tc>
+          <w:tcPr>
+            <w:tcW w:w="5812" w:type="dxa"/>
+          </w:tcPr>
+          <w:p>
+            <w:pPr>
+              <w:pStyle w:val="Corpodetexto"/>
+              <w:tabs>
+                <w:tab w:val="left" w:pos="1077"/>
+              </w:tabs>
+              <w:spacing w:before="100"/>
+              <w:ind w:right="147"/>
+            </w:pPr>
+            <w:r>
+              <w:t>Profissional responsável pela realização da perícia e pela apresentação de conhecimento técnico ou científico necessário à análise da questão examinada.</w:t>
+            </w:r>
+          </w:p>
+        </w:tc>
+      </w:tr>
+      <w:tr>
+        <w:trPr>
+          <w:trHeight w:val="301"/>
+        </w:trPr>
+        <w:tc>
+          <w:tcPr>
+            <w:tcW w:w="3544" w:type="dxa"/>
+          </w:tcPr>
+          <w:p>
+            <w:pPr>
+              <w:pStyle w:val="Corpodetexto"/>
+              <w:spacing w:before="100"/>
+              <w:ind w:right="147"/>
+              <w:rPr>
+                <w:rStyle w:val="Forte"/>
+                <w:b w:val="0"/>
+                <w:bCs w:val="0"/>
+              </w:rPr>
+            </w:pPr>
+            <w:r>
+              <w:rPr>
+                <w:rStyle w:val="Forte"/>
+                <w:b w:val="0"/>
+                <w:bCs w:val="0"/>
+              </w:rPr>
+              <w:t>Pessoa</w:t>
+            </w:r>
+          </w:p>
+        </w:tc>
+        <w:tc>
+          <w:tcPr>
+            <w:tcW w:w="5812" w:type="dxa"/>
+          </w:tcPr>
+          <w:p>
+            <w:pPr>
+              <w:pStyle w:val="Corpodetexto"/>
+              <w:tabs>
+                <w:tab w:val="left" w:pos="1077"/>
+              </w:tabs>
+              <w:spacing w:before="100"/>
+              <w:ind w:right="147"/>
+            </w:pPr>
+            <w:r>
+              <w:t>Indivíduo que pode exercer diferentes papéis no contexto processual.</w:t>
+            </w:r>
+          </w:p>
+        </w:tc>
+      </w:tr>
+      <w:tr>
+        <w:trPr>
+          <w:trHeight w:val="301"/>
+        </w:trPr>
+        <w:tc>
+          <w:tcPr>
+            <w:tcW w:w="3544" w:type="dxa"/>
+          </w:tcPr>
+          <w:p>
+            <w:pPr>
+              <w:pStyle w:val="Corpodetexto"/>
+              <w:spacing w:before="100"/>
+              <w:ind w:right="147"/>
+              <w:rPr>
+                <w:rStyle w:val="Forte"/>
+                <w:b w:val="0"/>
+                <w:bCs w:val="0"/>
+              </w:rPr>
+            </w:pPr>
+            <w:r>
+              <w:rPr>
+                <w:rStyle w:val="Forte"/>
+                <w:b w:val="0"/>
+                <w:bCs w:val="0"/>
+              </w:rPr>
+              <w:t>Pessoa Física Autora</w:t>
+            </w:r>
+          </w:p>
+        </w:tc>
+        <w:tc>
+          <w:tcPr>
+            <w:tcW w:w="5812" w:type="dxa"/>
+          </w:tcPr>
+          <w:p>
+            <w:pPr>
+              <w:pStyle w:val="Corpodetexto"/>
+              <w:tabs>
+                <w:tab w:val="left" w:pos="1077"/>
+              </w:tabs>
+              <w:spacing w:before="100"/>
+              <w:ind w:right="147"/>
+            </w:pPr>
+            <w:r>
+              <w:t>Pessoa física que exerce o papel de demandante no processo.</w:t>
+            </w:r>
+          </w:p>
+        </w:tc>
+      </w:tr>
+      <w:tr>
+        <w:trPr>
+          <w:trHeight w:val="301"/>
+        </w:trPr>
+        <w:tc>
+          <w:tcPr>
+            <w:tcW w:w="3544" w:type="dxa"/>
+          </w:tcPr>
+          <w:p>
+            <w:pPr>
+              <w:pStyle w:val="Corpodetexto"/>
+              <w:spacing w:before="100"/>
+              <w:ind w:right="147"/>
+              <w:rPr>
+                <w:rStyle w:val="Forte"/>
+                <w:b w:val="0"/>
+                <w:bCs w:val="0"/>
+              </w:rPr>
+            </w:pPr>
+            <w:r>
+              <w:rPr>
+                <w:rStyle w:val="Forte"/>
+                <w:b w:val="0"/>
+                <w:bCs w:val="0"/>
+              </w:rPr>
+              <w:t>Petição</w:t>
+            </w:r>
+          </w:p>
+        </w:tc>
+        <w:tc>
+          <w:tcPr>
+            <w:tcW w:w="5812" w:type="dxa"/>
+          </w:tcPr>
+          <w:p>
+            <w:pPr>
+              <w:pStyle w:val="Corpodetexto"/>
+              <w:tabs>
+                <w:tab w:val="left" w:pos="1077"/>
+              </w:tabs>
+              <w:spacing w:before="100"/>
+              <w:ind w:right="147"/>
+            </w:pPr>
+            <w:r>
+              <w:t xml:space="preserve">Relação estabelecida no peticionamento que vincula o demandante, seu representante processual e o </w:t>
+            </w:r>
+            <w:r>
+              <w:lastRenderedPageBreak/>
+              <w:t>documento de petição inicial elaborado.</w:t>
+            </w:r>
+          </w:p>
+        </w:tc>
+      </w:tr>
+      <w:tr>
+        <w:trPr>
+          <w:trHeight w:val="301"/>
+        </w:trPr>
+        <w:tc>
+          <w:tcPr>
+            <w:tcW w:w="3544" w:type="dxa"/>
+          </w:tcPr>
+          <w:p>
+            <w:pPr>
+              <w:pStyle w:val="Corpodetexto"/>
+              <w:spacing w:before="100"/>
+              <w:ind w:right="147"/>
+              <w:rPr>
+                <w:rStyle w:val="Forte"/>
+                <w:b w:val="0"/>
+                <w:bCs w:val="0"/>
+              </w:rPr>
+            </w:pPr>
+            <w:r>
+              <w:rPr>
+                <w:rStyle w:val="Forte"/>
+                <w:b w:val="0"/>
+                <w:bCs w:val="0"/>
+              </w:rPr>
+              <w:lastRenderedPageBreak/>
+              <w:t>Peticionamento</w:t>
+            </w:r>
+          </w:p>
+        </w:tc>
+        <w:tc>
+          <w:tcPr>
+            <w:tcW w:w="5812" w:type="dxa"/>
+          </w:tcPr>
+          <w:p>
+            <w:pPr>
+              <w:pStyle w:val="Corpodetexto"/>
+              <w:tabs>
+                <w:tab w:val="left" w:pos="1077"/>
+              </w:tabs>
+              <w:spacing w:before="100"/>
+              <w:ind w:right="147"/>
+            </w:pPr>
+            <w:r>
+              <w:t>Ato processual de elaboração e apresentação da petição inicial que formaliza a demanda, expõe a causa de pedir e formula os pedidos processuais.</w:t>
+            </w:r>
+          </w:p>
+        </w:tc>
+      </w:tr>
+      <w:tr>
+        <w:trPr>
+          <w:trHeight w:val="301"/>
+        </w:trPr>
+        <w:tc>
+          <w:tcPr>
+            <w:tcW w:w="3544" w:type="dxa"/>
+          </w:tcPr>
+          <w:p>
+            <w:pPr>
+              <w:pStyle w:val="Corpodetexto"/>
+              <w:spacing w:before="100"/>
+              <w:ind w:right="147"/>
+              <w:rPr>
+                <w:rStyle w:val="Forte"/>
+                <w:b w:val="0"/>
+                <w:bCs w:val="0"/>
+              </w:rPr>
+            </w:pPr>
+            <w:r>
+              <w:rPr>
+                <w:rStyle w:val="Forte"/>
+                <w:b w:val="0"/>
+                <w:bCs w:val="0"/>
+              </w:rPr>
+              <w:t>Poder Jurisdicional</w:t>
+            </w:r>
+          </w:p>
+        </w:tc>
+        <w:tc>
+          <w:tcPr>
+            <w:tcW w:w="5812" w:type="dxa"/>
+          </w:tcPr>
+          <w:p>
+            <w:pPr>
+              <w:pStyle w:val="Corpodetexto"/>
+              <w:tabs>
+                <w:tab w:val="left" w:pos="1077"/>
+              </w:tabs>
+              <w:spacing w:before="100"/>
+              <w:ind w:right="147"/>
+            </w:pPr>
+            <w:r>
+              <w:t>Poder atribuído ao órgão judicial para exercer a jurisdição e decidir as causas submetidas à sua competência.</w:t>
+            </w:r>
+          </w:p>
+        </w:tc>
+      </w:tr>
+      <w:tr>
+        <w:trPr>
+          <w:trHeight w:val="301"/>
+        </w:trPr>
+        <w:tc>
+          <w:tcPr>
+            <w:tcW w:w="3544" w:type="dxa"/>
+          </w:tcPr>
+          <w:p>
+            <w:pPr>
+              <w:pStyle w:val="Corpodetexto"/>
+              <w:spacing w:before="100"/>
+              <w:ind w:right="147"/>
+              <w:rPr>
+                <w:rStyle w:val="Forte"/>
+                <w:b w:val="0"/>
+                <w:bCs w:val="0"/>
+              </w:rPr>
+            </w:pPr>
+            <w:r>
+              <w:rPr>
+                <w:rStyle w:val="Forte"/>
+                <w:b w:val="0"/>
+                <w:bCs w:val="0"/>
+              </w:rPr>
+              <w:t>Prazo de Contestação em Curso</w:t>
+            </w:r>
+          </w:p>
+        </w:tc>
+        <w:tc>
+          <w:tcPr>
+            <w:tcW w:w="5812" w:type="dxa"/>
+          </w:tcPr>
+          <w:p>
+            <w:pPr>
+              <w:pStyle w:val="Corpodetexto"/>
+              <w:tabs>
+                <w:tab w:val="left" w:pos="1077"/>
+              </w:tabs>
+              <w:spacing w:before="100"/>
+              <w:ind w:right="147"/>
+            </w:pPr>
+            <w:r>
+              <w:t>Situação processual em que o período destinado à apresentação da contestação ainda está transcorrendo.</w:t>
+            </w:r>
+          </w:p>
+        </w:tc>
+      </w:tr>
+      <w:tr>
+        <w:trPr>
+          <w:trHeight w:val="301"/>
+        </w:trPr>
+        <w:tc>
+          <w:tcPr>
+            <w:tcW w:w="3544" w:type="dxa"/>
+          </w:tcPr>
+          <w:p>
+            <w:pPr>
+              <w:pStyle w:val="Corpodetexto"/>
+              <w:spacing w:before="100"/>
+              <w:ind w:right="147"/>
+              <w:rPr>
+                <w:rStyle w:val="Forte"/>
+                <w:b w:val="0"/>
+                <w:bCs w:val="0"/>
+              </w:rPr>
+            </w:pPr>
+            <w:r>
+              <w:rPr>
+                <w:rStyle w:val="Forte"/>
+                <w:b w:val="0"/>
+                <w:bCs w:val="0"/>
+              </w:rPr>
+              <w:t>Prazo Recursal</w:t>
+            </w:r>
+          </w:p>
+        </w:tc>
+        <w:tc>
+          <w:tcPr>
+            <w:tcW w:w="5812" w:type="dxa"/>
+          </w:tcPr>
+          <w:p>
+            <w:pPr>
+              <w:pStyle w:val="Corpodetexto"/>
+              <w:tabs>
+                <w:tab w:val="left" w:pos="1077"/>
+              </w:tabs>
+              <w:spacing w:before="100"/>
+              <w:ind w:right="147"/>
+            </w:pPr>
+            <w:r>
+              <w:t>Intervalo temporal dentro do qual o recurso deve ser interposto para que seja considerado tempestivo.</w:t>
+            </w:r>
+          </w:p>
+        </w:tc>
+      </w:tr>
+      <w:tr>
+        <w:trPr>
+          <w:trHeight w:val="301"/>
+        </w:trPr>
+        <w:tc>
+          <w:tcPr>
+            <w:tcW w:w="3544" w:type="dxa"/>
+          </w:tcPr>
+          <w:p>
+            <w:pPr>
+              <w:pStyle w:val="Corpodetexto"/>
+              <w:spacing w:before="100"/>
+              <w:ind w:right="147"/>
+              <w:rPr>
+                <w:rStyle w:val="Forte"/>
+                <w:b w:val="0"/>
+                <w:bCs w:val="0"/>
+              </w:rPr>
+            </w:pPr>
+            <w:r>
+              <w:rPr>
+                <w:rStyle w:val="Forte"/>
+                <w:b w:val="0"/>
+                <w:bCs w:val="0"/>
+              </w:rPr>
+              <w:t>Procedência</w:t>
+            </w:r>
+          </w:p>
+        </w:tc>
+        <w:tc>
+          <w:tcPr>
+            <w:tcW w:w="5812" w:type="dxa"/>
+          </w:tcPr>
+          <w:p>
+            <w:pPr>
+              <w:pStyle w:val="Corpodetexto"/>
+              <w:tabs>
+                <w:tab w:val="left" w:pos="1077"/>
+              </w:tabs>
+              <w:spacing w:before="100"/>
+              <w:ind w:right="147"/>
+            </w:pPr>
+            <w:r>
+              <w:t>Sentença que acolhe integralmente a pretensão formulada pelo demandante.</w:t>
+            </w:r>
+          </w:p>
+        </w:tc>
+      </w:tr>
+      <w:tr>
+        <w:trPr>
+          <w:trHeight w:val="301"/>
+        </w:trPr>
+        <w:tc>
+          <w:tcPr>
+            <w:tcW w:w="3544" w:type="dxa"/>
+          </w:tcPr>
+          <w:p>
+            <w:pPr>
+              <w:pStyle w:val="Corpodetexto"/>
+              <w:spacing w:before="100"/>
+              <w:ind w:right="147"/>
+              <w:rPr>
+                <w:rStyle w:val="Forte"/>
+                <w:b w:val="0"/>
+                <w:bCs w:val="0"/>
+              </w:rPr>
+            </w:pPr>
+            <w:r>
+              <w:rPr>
+                <w:rStyle w:val="Forte"/>
+                <w:b w:val="0"/>
+                <w:bCs w:val="0"/>
+              </w:rPr>
+              <w:t>Procedência Parcial</w:t>
+            </w:r>
+          </w:p>
+        </w:tc>
+        <w:tc>
+          <w:tcPr>
+            <w:tcW w:w="5812" w:type="dxa"/>
+          </w:tcPr>
+          <w:p>
+            <w:pPr>
+              <w:pStyle w:val="Corpodetexto"/>
+              <w:tabs>
+                <w:tab w:val="left" w:pos="1077"/>
+              </w:tabs>
+              <w:spacing w:before="100"/>
+              <w:ind w:right="147"/>
+            </w:pPr>
+            <w:r>
+              <w:t>Sentença que acolhe apenas parte da pretensão formulada pelo demandante.</w:t>
+            </w:r>
+          </w:p>
+        </w:tc>
+      </w:tr>
+      <w:tr>
+        <w:trPr>
+          <w:trHeight w:val="301"/>
+        </w:trPr>
+        <w:tc>
+          <w:tcPr>
+            <w:tcW w:w="3544" w:type="dxa"/>
+          </w:tcPr>
+          <w:p>
+            <w:pPr>
+              <w:pStyle w:val="Corpodetexto"/>
+              <w:spacing w:before="100"/>
+              <w:ind w:right="147"/>
+              <w:rPr>
+                <w:rStyle w:val="Forte"/>
+                <w:b w:val="0"/>
+                <w:bCs w:val="0"/>
+              </w:rPr>
+            </w:pPr>
+            <w:r>
+              <w:rPr>
+                <w:rStyle w:val="Forte"/>
+                <w:b w:val="0"/>
+                <w:bCs w:val="0"/>
+              </w:rPr>
+              <w:t>Processo Arquivado por Satisfação da Obrigação</w:t>
+            </w:r>
+          </w:p>
+        </w:tc>
+        <w:tc>
+          <w:tcPr>
+            <w:tcW w:w="5812" w:type="dxa"/>
+          </w:tcPr>
+          <w:p>
+            <w:pPr>
+              <w:pStyle w:val="Corpodetexto"/>
+              <w:tabs>
+                <w:tab w:val="left" w:pos="1077"/>
+              </w:tabs>
+              <w:spacing w:before="100"/>
+              <w:ind w:right="147"/>
+            </w:pPr>
+            <w:r>
+              <w:t>Situação final em que o processo é arquivado em razão do cumprimento integral da obrigação judicial.</w:t>
+            </w:r>
+          </w:p>
+        </w:tc>
+      </w:tr>
+      <w:tr>
+        <w:trPr>
+          <w:trHeight w:val="301"/>
+        </w:trPr>
+        <w:tc>
+          <w:tcPr>
+            <w:tcW w:w="3544" w:type="dxa"/>
+          </w:tcPr>
+          <w:p>
+            <w:pPr>
+              <w:pStyle w:val="Corpodetexto"/>
+              <w:spacing w:before="100"/>
+              <w:ind w:right="147"/>
+              <w:rPr>
+                <w:rStyle w:val="Forte"/>
+                <w:b w:val="0"/>
+                <w:bCs w:val="0"/>
+              </w:rPr>
+            </w:pPr>
+            <w:r>
+              <w:rPr>
+                <w:rStyle w:val="Forte"/>
+                <w:b w:val="0"/>
+                <w:bCs w:val="0"/>
+              </w:rPr>
+              <w:t>Processo Assistencial</w:t>
+            </w:r>
+          </w:p>
+        </w:tc>
+        <w:tc>
+          <w:tcPr>
+            <w:tcW w:w="5812" w:type="dxa"/>
+          </w:tcPr>
+          <w:p>
+            <w:pPr>
+              <w:pStyle w:val="Corpodetexto"/>
+              <w:tabs>
+                <w:tab w:val="left" w:pos="1077"/>
+              </w:tabs>
+              <w:spacing w:before="100"/>
+              <w:ind w:right="147"/>
+            </w:pPr>
+            <w:r>
+              <w:t>Processo judicial federal relacionado à concessão, manutenção ou proteção de benefício assistencial.</w:t>
+            </w:r>
+          </w:p>
+        </w:tc>
+      </w:tr>
+      <w:tr>
+        <w:trPr>
+          <w:trHeight w:val="301"/>
+        </w:trPr>
+        <w:tc>
+          <w:tcPr>
+            <w:tcW w:w="3544" w:type="dxa"/>
+          </w:tcPr>
+          <w:p>
+            <w:pPr>
+              <w:pStyle w:val="Corpodetexto"/>
+              <w:spacing w:before="100"/>
+              <w:ind w:right="147"/>
+              <w:rPr>
+                <w:rStyle w:val="Forte"/>
+                <w:b w:val="0"/>
+                <w:bCs w:val="0"/>
+              </w:rPr>
+            </w:pPr>
+            <w:r>
+              <w:rPr>
+                <w:rStyle w:val="Forte"/>
+                <w:b w:val="0"/>
+                <w:bCs w:val="0"/>
+              </w:rPr>
+              <w:t>Processo Cabível no JEF</w:t>
+            </w:r>
+          </w:p>
+        </w:tc>
+        <w:tc>
+          <w:tcPr>
+            <w:tcW w:w="5812" w:type="dxa"/>
+          </w:tcPr>
+          <w:p>
+            <w:pPr>
+              <w:pStyle w:val="Corpodetexto"/>
+              <w:tabs>
+                <w:tab w:val="left" w:pos="1077"/>
+              </w:tabs>
+              <w:spacing w:before="100"/>
+              <w:ind w:right="147"/>
+            </w:pPr>
+            <w:r>
+              <w:t>Processo judicial federal que atende aos critérios necessários para tramitação perante o Juizado Especial Federal.</w:t>
+            </w:r>
+          </w:p>
+        </w:tc>
+      </w:tr>
+      <w:tr>
+        <w:trPr>
+          <w:trHeight w:val="301"/>
+        </w:trPr>
+        <w:tc>
+          <w:tcPr>
+            <w:tcW w:w="3544" w:type="dxa"/>
+          </w:tcPr>
+          <w:p>
+            <w:pPr>
+              <w:pStyle w:val="Corpodetexto"/>
+              <w:spacing w:before="100"/>
+              <w:ind w:right="147"/>
+              <w:rPr>
+                <w:rStyle w:val="Forte"/>
+                <w:b w:val="0"/>
+                <w:bCs w:val="0"/>
+              </w:rPr>
+            </w:pPr>
+            <w:r>
+              <w:rPr>
+                <w:rStyle w:val="Forte"/>
+                <w:b w:val="0"/>
+                <w:bCs w:val="0"/>
+              </w:rPr>
+              <w:t>Processo Encaminhado à Turma Recursal</w:t>
+            </w:r>
+          </w:p>
+        </w:tc>
+        <w:tc>
+          <w:tcPr>
+            <w:tcW w:w="5812" w:type="dxa"/>
+          </w:tcPr>
+          <w:p>
+            <w:pPr>
+              <w:pStyle w:val="Corpodetexto"/>
+              <w:tabs>
+                <w:tab w:val="left" w:pos="1077"/>
+              </w:tabs>
+              <w:spacing w:before="100"/>
+              <w:ind w:right="147"/>
+            </w:pPr>
+            <w:r>
+              <w:t>Situação em que o processo foi remetido à Turma Recursal para apreciação do recurso.</w:t>
+            </w:r>
+          </w:p>
+        </w:tc>
+      </w:tr>
+      <w:tr>
+        <w:trPr>
+          <w:trHeight w:val="301"/>
+        </w:trPr>
+        <w:tc>
+          <w:tcPr>
+            <w:tcW w:w="3544" w:type="dxa"/>
+          </w:tcPr>
+          <w:p>
+            <w:pPr>
+              <w:pStyle w:val="Corpodetexto"/>
+              <w:spacing w:before="100"/>
+              <w:ind w:right="147"/>
+              <w:rPr>
+                <w:rStyle w:val="Forte"/>
+                <w:b w:val="0"/>
+                <w:bCs w:val="0"/>
+              </w:rPr>
+            </w:pPr>
+            <w:r>
+              <w:rPr>
+                <w:rStyle w:val="Forte"/>
+                <w:b w:val="0"/>
+                <w:bCs w:val="0"/>
+              </w:rPr>
+              <w:t>Processo FGTS</w:t>
+            </w:r>
+          </w:p>
+        </w:tc>
+        <w:tc>
+          <w:tcPr>
+            <w:tcW w:w="5812" w:type="dxa"/>
+          </w:tcPr>
+          <w:p>
+            <w:pPr>
+              <w:pStyle w:val="Corpodetexto"/>
+              <w:tabs>
+                <w:tab w:val="left" w:pos="1077"/>
+              </w:tabs>
+              <w:spacing w:before="100"/>
+              <w:ind w:right="147"/>
+            </w:pPr>
+            <w:r>
+              <w:t>Processo judicial federal relacionado a direitos, depósitos ou valores vinculados ao Fundo de Garantia do Tempo de Serviço.</w:t>
+            </w:r>
+          </w:p>
+        </w:tc>
+      </w:tr>
+      <w:tr>
+        <w:trPr>
+          <w:trHeight w:val="301"/>
+        </w:trPr>
+        <w:tc>
+          <w:tcPr>
+            <w:tcW w:w="3544" w:type="dxa"/>
+          </w:tcPr>
+          <w:p>
+            <w:pPr>
+              <w:pStyle w:val="Corpodetexto"/>
+              <w:spacing w:before="100"/>
+              <w:ind w:right="147"/>
+              <w:rPr>
+                <w:rStyle w:val="Forte"/>
+                <w:b w:val="0"/>
+                <w:bCs w:val="0"/>
+              </w:rPr>
+            </w:pPr>
+            <w:r>
+              <w:rPr>
+                <w:rStyle w:val="Forte"/>
+                <w:b w:val="0"/>
+                <w:bCs w:val="0"/>
+              </w:rPr>
+              <w:t>Processo Habitacional</w:t>
+            </w:r>
+          </w:p>
+        </w:tc>
+        <w:tc>
+          <w:tcPr>
+            <w:tcW w:w="5812" w:type="dxa"/>
+          </w:tcPr>
+          <w:p>
+            <w:pPr>
+              <w:pStyle w:val="Corpodetexto"/>
+              <w:tabs>
+                <w:tab w:val="left" w:pos="1077"/>
+              </w:tabs>
+              <w:spacing w:before="100"/>
+              <w:ind w:right="147"/>
+            </w:pPr>
+            <w:r>
+              <w:t>Processo judicial federal relacionado a contratos, financiamentos ou programas habitacionais submetidos à competência da Justiça Federal.</w:t>
+            </w:r>
+          </w:p>
+        </w:tc>
+      </w:tr>
+      <w:tr>
+        <w:trPr>
+          <w:trHeight w:val="301"/>
+        </w:trPr>
+        <w:tc>
+          <w:tcPr>
+            <w:tcW w:w="3544" w:type="dxa"/>
+          </w:tcPr>
+          <w:p>
+            <w:pPr>
+              <w:pStyle w:val="Corpodetexto"/>
+              <w:spacing w:before="100"/>
+              <w:ind w:right="147"/>
+              <w:rPr>
+                <w:rStyle w:val="Forte"/>
+                <w:b w:val="0"/>
+                <w:bCs w:val="0"/>
+              </w:rPr>
+            </w:pPr>
+            <w:r>
+              <w:rPr>
+                <w:rStyle w:val="Forte"/>
+                <w:b w:val="0"/>
+                <w:bCs w:val="0"/>
+              </w:rPr>
+              <w:t>Processo Indenizatório</w:t>
+            </w:r>
+          </w:p>
+        </w:tc>
+        <w:tc>
+          <w:tcPr>
+            <w:tcW w:w="5812" w:type="dxa"/>
+          </w:tcPr>
+          <w:p>
+            <w:pPr>
+              <w:pStyle w:val="Corpodetexto"/>
+              <w:tabs>
+                <w:tab w:val="left" w:pos="1077"/>
+              </w:tabs>
+              <w:spacing w:before="100"/>
+              <w:ind w:right="147"/>
+            </w:pPr>
+            <w:r>
+              <w:t>Processo judicial federal destinado à apreciação de pretensão de reparação por dano ou prejuízo.</w:t>
+            </w:r>
+          </w:p>
+        </w:tc>
+      </w:tr>
+      <w:tr>
+        <w:trPr>
+          <w:trHeight w:val="301"/>
+        </w:trPr>
+        <w:tc>
+          <w:tcPr>
+            <w:tcW w:w="3544" w:type="dxa"/>
+          </w:tcPr>
+          <w:p>
+            <w:pPr>
+              <w:pStyle w:val="Corpodetexto"/>
+              <w:spacing w:before="100"/>
+              <w:ind w:right="147"/>
+              <w:rPr>
+                <w:rStyle w:val="Forte"/>
+                <w:b w:val="0"/>
+                <w:bCs w:val="0"/>
+              </w:rPr>
+            </w:pPr>
+            <w:r>
+              <w:rPr>
+                <w:rStyle w:val="Forte"/>
+                <w:b w:val="0"/>
+                <w:bCs w:val="0"/>
+              </w:rPr>
+              <w:t>Processo Judicial Federal</w:t>
+            </w:r>
+          </w:p>
+        </w:tc>
+        <w:tc>
+          <w:tcPr>
+            <w:tcW w:w="5812" w:type="dxa"/>
+          </w:tcPr>
+          <w:p>
+            <w:pPr>
+              <w:pStyle w:val="Corpodetexto"/>
+              <w:tabs>
+                <w:tab w:val="left" w:pos="1077"/>
+              </w:tabs>
+              <w:spacing w:before="100"/>
+              <w:ind w:right="147"/>
+            </w:pPr>
+            <w:r>
+              <w:t>Relação processual instaurada perante a Justiça Federal para apreciação e solução de uma demanda.</w:t>
+            </w:r>
+          </w:p>
+        </w:tc>
+      </w:tr>
+      <w:tr>
+        <w:trPr>
+          <w:trHeight w:val="301"/>
+        </w:trPr>
+        <w:tc>
+          <w:tcPr>
+            <w:tcW w:w="3544" w:type="dxa"/>
+          </w:tcPr>
+          <w:p>
+            <w:pPr>
+              <w:pStyle w:val="Corpodetexto"/>
+              <w:spacing w:before="100"/>
+              <w:ind w:right="147"/>
+              <w:rPr>
+                <w:rStyle w:val="Forte"/>
+                <w:b w:val="0"/>
+                <w:bCs w:val="0"/>
+              </w:rPr>
+            </w:pPr>
+            <w:r>
+              <w:rPr>
+                <w:rStyle w:val="Forte"/>
+                <w:b w:val="0"/>
+                <w:bCs w:val="0"/>
+              </w:rPr>
+              <w:t>Processo Previdenciário</w:t>
+            </w:r>
+          </w:p>
+        </w:tc>
+        <w:tc>
+          <w:tcPr>
+            <w:tcW w:w="5812" w:type="dxa"/>
+          </w:tcPr>
+          <w:p>
+            <w:pPr>
+              <w:pStyle w:val="Corpodetexto"/>
+              <w:tabs>
+                <w:tab w:val="left" w:pos="1077"/>
+              </w:tabs>
+              <w:spacing w:before="100"/>
+              <w:ind w:right="147"/>
+            </w:pPr>
+            <w:r>
+              <w:t>Processo judicial federal relacionado à concessão, revisão, manutenção ou proteção de direito previdenciário.</w:t>
+            </w:r>
+          </w:p>
+        </w:tc>
+      </w:tr>
+      <w:tr>
+        <w:trPr>
+          <w:trHeight w:val="301"/>
+        </w:trPr>
+        <w:tc>
+          <w:tcPr>
+            <w:tcW w:w="3544" w:type="dxa"/>
+          </w:tcPr>
+          <w:p>
+            <w:pPr>
+              <w:pStyle w:val="Corpodetexto"/>
+              <w:spacing w:before="100"/>
+              <w:ind w:right="147"/>
+              <w:rPr>
+                <w:rStyle w:val="Forte"/>
+                <w:b w:val="0"/>
+                <w:bCs w:val="0"/>
+              </w:rPr>
+            </w:pPr>
+            <w:r>
+              <w:rPr>
+                <w:rStyle w:val="Forte"/>
+                <w:b w:val="0"/>
+                <w:bCs w:val="0"/>
+              </w:rPr>
+              <w:t>Procurador da Fazenda Nacional</w:t>
+            </w:r>
+          </w:p>
+        </w:tc>
+        <w:tc>
+          <w:tcPr>
+            <w:tcW w:w="5812" w:type="dxa"/>
+          </w:tcPr>
+          <w:p>
+            <w:pPr>
+              <w:pStyle w:val="Corpodetexto"/>
+              <w:tabs>
+                <w:tab w:val="left" w:pos="1077"/>
+              </w:tabs>
+              <w:spacing w:before="100"/>
+              <w:ind w:right="147"/>
+            </w:pPr>
+            <w:r>
+              <w:t>Representante jurídico da União responsável por matérias de natureza fiscal e tributária atribuídas à Fazenda Nacional.</w:t>
+            </w:r>
+          </w:p>
+        </w:tc>
+      </w:tr>
+      <w:tr>
+        <w:trPr>
+          <w:trHeight w:val="301"/>
+        </w:trPr>
+        <w:tc>
+          <w:tcPr>
+            <w:tcW w:w="3544" w:type="dxa"/>
+          </w:tcPr>
+          <w:p>
+            <w:pPr>
+              <w:pStyle w:val="Corpodetexto"/>
+              <w:spacing w:before="100"/>
+              <w:ind w:right="147"/>
+              <w:rPr>
+                <w:rStyle w:val="Forte"/>
+                <w:b w:val="0"/>
+                <w:bCs w:val="0"/>
+              </w:rPr>
+            </w:pPr>
+            <w:r>
+              <w:rPr>
+                <w:rStyle w:val="Forte"/>
+                <w:b w:val="0"/>
+                <w:bCs w:val="0"/>
+              </w:rPr>
+              <w:t>Procurador Federal</w:t>
+            </w:r>
+          </w:p>
+        </w:tc>
+        <w:tc>
+          <w:tcPr>
+            <w:tcW w:w="5812" w:type="dxa"/>
+          </w:tcPr>
+          <w:p>
+            <w:pPr>
+              <w:pStyle w:val="Corpodetexto"/>
+              <w:tabs>
+                <w:tab w:val="left" w:pos="1077"/>
+              </w:tabs>
+              <w:spacing w:before="100"/>
+              <w:ind w:right="147"/>
+            </w:pPr>
+            <w:r>
+              <w:t>Representante jurídico responsável pela atuação judicial de autarquias e fundações públicas federais.</w:t>
+            </w:r>
+          </w:p>
+        </w:tc>
+      </w:tr>
+      <w:tr>
+        <w:trPr>
+          <w:trHeight w:val="301"/>
+        </w:trPr>
+        <w:tc>
+          <w:tcPr>
+            <w:tcW w:w="3544" w:type="dxa"/>
+          </w:tcPr>
+          <w:p>
+            <w:pPr>
+              <w:pStyle w:val="Corpodetexto"/>
+              <w:spacing w:before="100"/>
+              <w:ind w:right="147"/>
+              <w:rPr>
+                <w:rStyle w:val="Forte"/>
+                <w:b w:val="0"/>
+                <w:bCs w:val="0"/>
+              </w:rPr>
+            </w:pPr>
+            <w:r>
+              <w:rPr>
+                <w:rStyle w:val="Forte"/>
+                <w:b w:val="0"/>
+                <w:bCs w:val="0"/>
+              </w:rPr>
+              <w:t>Produção de Prova</w:t>
+            </w:r>
+          </w:p>
+        </w:tc>
+        <w:tc>
+          <w:tcPr>
+            <w:tcW w:w="5812" w:type="dxa"/>
+          </w:tcPr>
+          <w:p>
+            <w:pPr>
+              <w:pStyle w:val="Corpodetexto"/>
+              <w:tabs>
+                <w:tab w:val="left" w:pos="1077"/>
+              </w:tabs>
+              <w:spacing w:before="100"/>
+              <w:ind w:right="147"/>
+            </w:pPr>
+            <w:r>
+              <w:t>Ato processual destinado à obtenção e incorporação de elementos probatórios necessários à demonstração dos fatos relevantes para o processo.</w:t>
+            </w:r>
+          </w:p>
+        </w:tc>
+      </w:tr>
+      <w:tr>
+        <w:trPr>
+          <w:trHeight w:val="301"/>
+        </w:trPr>
+        <w:tc>
+          <w:tcPr>
+            <w:tcW w:w="3544" w:type="dxa"/>
+          </w:tcPr>
+          <w:p>
+            <w:pPr>
+              <w:pStyle w:val="Corpodetexto"/>
+              <w:spacing w:before="100"/>
+              <w:ind w:right="147"/>
+              <w:rPr>
+                <w:rStyle w:val="Forte"/>
+                <w:b w:val="0"/>
+                <w:bCs w:val="0"/>
+              </w:rPr>
+            </w:pPr>
+            <w:r>
+              <w:rPr>
+                <w:rStyle w:val="Forte"/>
+                <w:b w:val="0"/>
+                <w:bCs w:val="0"/>
+              </w:rPr>
+              <w:lastRenderedPageBreak/>
+              <w:t>Produção de Prova Complementar</w:t>
+            </w:r>
+          </w:p>
+        </w:tc>
+        <w:tc>
+          <w:tcPr>
+            <w:tcW w:w="5812" w:type="dxa"/>
+          </w:tcPr>
+          <w:p>
+            <w:pPr>
+              <w:pStyle w:val="Corpodetexto"/>
+              <w:tabs>
+                <w:tab w:val="left" w:pos="1077"/>
+              </w:tabs>
+              <w:spacing w:before="100"/>
+              <w:ind w:right="147"/>
+            </w:pPr>
+            <w:r>
+              <w:t>Evento de produção adicional de provas realizado quando os elementos probatórios existentes são considerados insuficientes.</w:t>
+            </w:r>
+          </w:p>
+        </w:tc>
+      </w:tr>
+      <w:tr>
+        <w:trPr>
+          <w:trHeight w:val="301"/>
+        </w:trPr>
+        <w:tc>
+          <w:tcPr>
+            <w:tcW w:w="3544" w:type="dxa"/>
+          </w:tcPr>
+          <w:p>
+            <w:pPr>
+              <w:pStyle w:val="Corpodetexto"/>
+              <w:spacing w:before="100"/>
+              <w:ind w:right="147"/>
+              <w:rPr>
+                <w:rStyle w:val="Forte"/>
+                <w:b w:val="0"/>
+                <w:bCs w:val="0"/>
+              </w:rPr>
+            </w:pPr>
+            <w:r>
+              <w:rPr>
+                <w:rStyle w:val="Forte"/>
+                <w:b w:val="0"/>
+                <w:bCs w:val="0"/>
+              </w:rPr>
+              <w:t>Proposta de Acordo</w:t>
+            </w:r>
+          </w:p>
+        </w:tc>
+        <w:tc>
+          <w:tcPr>
+            <w:tcW w:w="5812" w:type="dxa"/>
+          </w:tcPr>
+          <w:p>
+            <w:pPr>
+              <w:pStyle w:val="Corpodetexto"/>
+              <w:tabs>
+                <w:tab w:val="left" w:pos="1077"/>
+              </w:tabs>
+              <w:spacing w:before="100"/>
+              <w:ind w:right="147"/>
+            </w:pPr>
+            <w:r>
+              <w:t>Documento que registra uma proposta de solução consensual apresentada no curso da conciliação.</w:t>
+            </w:r>
+          </w:p>
+        </w:tc>
+      </w:tr>
+      <w:tr>
+        <w:trPr>
+          <w:trHeight w:val="301"/>
+        </w:trPr>
+        <w:tc>
+          <w:tcPr>
+            <w:tcW w:w="3544" w:type="dxa"/>
+          </w:tcPr>
+          <w:p>
+            <w:pPr>
+              <w:pStyle w:val="Corpodetexto"/>
+              <w:spacing w:before="100"/>
+              <w:ind w:right="147"/>
+              <w:rPr>
+                <w:rStyle w:val="Forte"/>
+                <w:b w:val="0"/>
+                <w:bCs w:val="0"/>
+              </w:rPr>
+            </w:pPr>
+            <w:r>
+              <w:rPr>
+                <w:rStyle w:val="Forte"/>
+                <w:b w:val="0"/>
+                <w:bCs w:val="0"/>
+              </w:rPr>
+              <w:t>Prosseguimento do Cumprimento</w:t>
+            </w:r>
+          </w:p>
+        </w:tc>
+        <w:tc>
+          <w:tcPr>
+            <w:tcW w:w="5812" w:type="dxa"/>
+          </w:tcPr>
+          <w:p>
+            <w:pPr>
+              <w:pStyle w:val="Corpodetexto"/>
+              <w:tabs>
+                <w:tab w:val="left" w:pos="1077"/>
+              </w:tabs>
+              <w:spacing w:before="100"/>
+              <w:ind w:right="147"/>
+            </w:pPr>
+            <w:r>
+              <w:t>Evento processual de continuidade dos atos necessários à satisfação da obrigação ainda não integralmente cumprida.</w:t>
+            </w:r>
+          </w:p>
+        </w:tc>
+      </w:tr>
+      <w:tr>
+        <w:trPr>
+          <w:trHeight w:val="301"/>
+        </w:trPr>
+        <w:tc>
+          <w:tcPr>
+            <w:tcW w:w="3544" w:type="dxa"/>
+          </w:tcPr>
+          <w:p>
+            <w:pPr>
+              <w:pStyle w:val="Corpodetexto"/>
+              <w:spacing w:before="100"/>
+              <w:ind w:right="147"/>
+              <w:rPr>
+                <w:rStyle w:val="Forte"/>
+                <w:b w:val="0"/>
+                <w:bCs w:val="0"/>
+              </w:rPr>
+            </w:pPr>
+            <w:r>
+              <w:rPr>
+                <w:rStyle w:val="Forte"/>
+                <w:b w:val="0"/>
+                <w:bCs w:val="0"/>
+              </w:rPr>
+              <w:t>Protocolização</w:t>
+            </w:r>
+          </w:p>
+        </w:tc>
+        <w:tc>
+          <w:tcPr>
+            <w:tcW w:w="5812" w:type="dxa"/>
+          </w:tcPr>
+          <w:p>
+            <w:pPr>
+              <w:pStyle w:val="Corpodetexto"/>
+              <w:tabs>
+                <w:tab w:val="left" w:pos="1077"/>
+              </w:tabs>
+              <w:spacing w:before="100"/>
+              <w:ind w:right="147"/>
+            </w:pPr>
+            <w:r>
+              <w:t>Ato processual pelo qual a petição inicial é formalmente registrada perante o órgão judicial.</w:t>
+            </w:r>
+          </w:p>
+        </w:tc>
+      </w:tr>
+      <w:tr>
+        <w:trPr>
+          <w:trHeight w:val="301"/>
+        </w:trPr>
+        <w:tc>
+          <w:tcPr>
+            <w:tcW w:w="3544" w:type="dxa"/>
+          </w:tcPr>
+          <w:p>
+            <w:pPr>
+              <w:pStyle w:val="Corpodetexto"/>
+              <w:spacing w:before="100"/>
+              <w:ind w:right="147"/>
+              <w:rPr>
+                <w:rStyle w:val="Forte"/>
+                <w:b w:val="0"/>
+                <w:bCs w:val="0"/>
+              </w:rPr>
+            </w:pPr>
+            <w:r>
+              <w:rPr>
+                <w:rStyle w:val="Forte"/>
+                <w:b w:val="0"/>
+                <w:bCs w:val="0"/>
+              </w:rPr>
+              <w:t>Provas Insuficientes</w:t>
+            </w:r>
+          </w:p>
+        </w:tc>
+        <w:tc>
+          <w:tcPr>
+            <w:tcW w:w="5812" w:type="dxa"/>
+          </w:tcPr>
+          <w:p>
+            <w:pPr>
+              <w:pStyle w:val="Corpodetexto"/>
+              <w:tabs>
+                <w:tab w:val="left" w:pos="1077"/>
+              </w:tabs>
+              <w:spacing w:before="100"/>
+              <w:ind w:right="147"/>
+            </w:pPr>
+            <w:r>
+              <w:t>Situação em que os elementos probatórios existentes não são suficientes para permitir o julgamento, podendo exigir produção de prova complementar.</w:t>
+            </w:r>
+          </w:p>
+        </w:tc>
+      </w:tr>
+      <w:tr>
+        <w:trPr>
+          <w:trHeight w:val="301"/>
+        </w:trPr>
+        <w:tc>
+          <w:tcPr>
+            <w:tcW w:w="3544" w:type="dxa"/>
+          </w:tcPr>
+          <w:p>
+            <w:pPr>
+              <w:pStyle w:val="Corpodetexto"/>
+              <w:spacing w:before="100"/>
+              <w:ind w:right="147"/>
+              <w:rPr>
+                <w:rStyle w:val="Forte"/>
+                <w:b w:val="0"/>
+                <w:bCs w:val="0"/>
+              </w:rPr>
+            </w:pPr>
+            <w:r>
+              <w:rPr>
+                <w:rStyle w:val="Forte"/>
+                <w:b w:val="0"/>
+                <w:bCs w:val="0"/>
+              </w:rPr>
+              <w:t>Provas Suficientes</w:t>
+            </w:r>
+          </w:p>
+        </w:tc>
+        <w:tc>
+          <w:tcPr>
+            <w:tcW w:w="5812" w:type="dxa"/>
+          </w:tcPr>
+          <w:p>
+            <w:pPr>
+              <w:pStyle w:val="Corpodetexto"/>
+              <w:tabs>
+                <w:tab w:val="left" w:pos="1077"/>
+              </w:tabs>
+              <w:spacing w:before="100"/>
+              <w:ind w:right="147"/>
+            </w:pPr>
+            <w:r>
+              <w:t>Situação em que os elementos probatórios existentes são considerados suficientes para permitir o prosseguimento do processo para julgamento.</w:t>
+            </w:r>
+          </w:p>
+        </w:tc>
+      </w:tr>
+      <w:tr>
+        <w:trPr>
+          <w:trHeight w:val="301"/>
+        </w:trPr>
+        <w:tc>
+          <w:tcPr>
+            <w:tcW w:w="3544" w:type="dxa"/>
+          </w:tcPr>
+          <w:p>
+            <w:pPr>
+              <w:pStyle w:val="Corpodetexto"/>
+              <w:spacing w:before="100"/>
+              <w:ind w:right="147"/>
+              <w:rPr>
+                <w:rStyle w:val="Forte"/>
+                <w:b w:val="0"/>
+                <w:bCs w:val="0"/>
+              </w:rPr>
+            </w:pPr>
+            <w:r>
+              <w:rPr>
+                <w:rStyle w:val="Forte"/>
+                <w:b w:val="0"/>
+                <w:bCs w:val="0"/>
+              </w:rPr>
+              <w:t>Realização de Perícia</w:t>
+            </w:r>
+          </w:p>
+        </w:tc>
+        <w:tc>
+          <w:tcPr>
+            <w:tcW w:w="5812" w:type="dxa"/>
+          </w:tcPr>
+          <w:p>
+            <w:pPr>
+              <w:pStyle w:val="Corpodetexto"/>
+              <w:tabs>
+                <w:tab w:val="left" w:pos="1077"/>
+              </w:tabs>
+              <w:spacing w:before="100"/>
+              <w:ind w:right="147"/>
+            </w:pPr>
+            <w:r>
+              <w:t>Evento de produção de prova destinado à análise técnica ou científica de questão relevante para o processo.</w:t>
+            </w:r>
+          </w:p>
+        </w:tc>
+      </w:tr>
+      <w:tr>
+        <w:trPr>
+          <w:trHeight w:val="301"/>
+        </w:trPr>
+        <w:tc>
+          <w:tcPr>
+            <w:tcW w:w="3544" w:type="dxa"/>
+          </w:tcPr>
+          <w:p>
+            <w:pPr>
+              <w:pStyle w:val="Corpodetexto"/>
+              <w:spacing w:before="100"/>
+              <w:ind w:right="147"/>
+              <w:rPr>
+                <w:rStyle w:val="Forte"/>
+                <w:b w:val="0"/>
+                <w:bCs w:val="0"/>
+              </w:rPr>
+            </w:pPr>
+            <w:r>
+              <w:rPr>
+                <w:rStyle w:val="Forte"/>
+                <w:b w:val="0"/>
+                <w:bCs w:val="0"/>
+              </w:rPr>
+              <w:t>Recurso Desprovido</w:t>
+            </w:r>
+          </w:p>
+        </w:tc>
+        <w:tc>
+          <w:tcPr>
+            <w:tcW w:w="5812" w:type="dxa"/>
+          </w:tcPr>
+          <w:p>
+            <w:pPr>
+              <w:pStyle w:val="Corpodetexto"/>
+              <w:tabs>
+                <w:tab w:val="left" w:pos="1077"/>
+              </w:tabs>
+              <w:spacing w:before="100"/>
+              <w:ind w:right="147"/>
+            </w:pPr>
+            <w:r>
+              <w:t>Resultado em que o mérito do recurso é apreciado, mas suas pretensões são rejeitadas, mantendo-se a decisão recorrida.</w:t>
+            </w:r>
+          </w:p>
+        </w:tc>
+      </w:tr>
+      <w:tr>
+        <w:trPr>
+          <w:trHeight w:val="301"/>
+        </w:trPr>
+        <w:tc>
+          <w:tcPr>
+            <w:tcW w:w="3544" w:type="dxa"/>
+          </w:tcPr>
+          <w:p>
+            <w:pPr>
+              <w:pStyle w:val="Corpodetexto"/>
+              <w:spacing w:before="100"/>
+              <w:ind w:right="147"/>
+              <w:rPr>
+                <w:rStyle w:val="Forte"/>
+                <w:b w:val="0"/>
+                <w:bCs w:val="0"/>
+              </w:rPr>
+            </w:pPr>
+            <w:r>
+              <w:rPr>
+                <w:rStyle w:val="Forte"/>
+                <w:b w:val="0"/>
+                <w:bCs w:val="0"/>
+              </w:rPr>
+              <w:t>Recurso Inominado</w:t>
+            </w:r>
+          </w:p>
+        </w:tc>
+        <w:tc>
+          <w:tcPr>
+            <w:tcW w:w="5812" w:type="dxa"/>
+          </w:tcPr>
+          <w:p>
+            <w:pPr>
+              <w:pStyle w:val="Corpodetexto"/>
+              <w:tabs>
+                <w:tab w:val="left" w:pos="1077"/>
+              </w:tabs>
+              <w:spacing w:before="100"/>
+              <w:ind w:right="147"/>
+            </w:pPr>
+            <w:r>
+              <w:t>Documento recursal utilizado para impugnar sentença proferida no âmbito do Juizado Especial Federal.</w:t>
+            </w:r>
+          </w:p>
+        </w:tc>
+      </w:tr>
+      <w:tr>
+        <w:trPr>
+          <w:trHeight w:val="301"/>
+        </w:trPr>
+        <w:tc>
+          <w:tcPr>
+            <w:tcW w:w="3544" w:type="dxa"/>
+          </w:tcPr>
+          <w:p>
+            <w:pPr>
+              <w:pStyle w:val="Corpodetexto"/>
+              <w:spacing w:before="100"/>
+              <w:ind w:right="147"/>
+              <w:rPr>
+                <w:rStyle w:val="Forte"/>
+                <w:b w:val="0"/>
+                <w:bCs w:val="0"/>
+              </w:rPr>
+            </w:pPr>
+            <w:r>
+              <w:rPr>
+                <w:rStyle w:val="Forte"/>
+                <w:b w:val="0"/>
+                <w:bCs w:val="0"/>
+              </w:rPr>
+              <w:t>Recurso Interposto</w:t>
+            </w:r>
+          </w:p>
+        </w:tc>
+        <w:tc>
+          <w:tcPr>
+            <w:tcW w:w="5812" w:type="dxa"/>
+          </w:tcPr>
+          <w:p>
+            <w:pPr>
+              <w:pStyle w:val="Corpodetexto"/>
+              <w:tabs>
+                <w:tab w:val="left" w:pos="1077"/>
+              </w:tabs>
+              <w:spacing w:before="100"/>
+              <w:ind w:right="147"/>
+            </w:pPr>
+            <w:r>
+              <w:t>Situação resultante da apresentação de recurso contra a sentença.</w:t>
+            </w:r>
+          </w:p>
+        </w:tc>
+      </w:tr>
+      <w:tr>
+        <w:trPr>
+          <w:trHeight w:val="301"/>
+        </w:trPr>
+        <w:tc>
+          <w:tcPr>
+            <w:tcW w:w="3544" w:type="dxa"/>
+          </w:tcPr>
+          <w:p>
+            <w:pPr>
+              <w:pStyle w:val="Corpodetexto"/>
+              <w:spacing w:before="100"/>
+              <w:ind w:right="147"/>
+              <w:rPr>
+                <w:rStyle w:val="Forte"/>
+                <w:b w:val="0"/>
+                <w:bCs w:val="0"/>
+              </w:rPr>
+            </w:pPr>
+            <w:r>
+              <w:rPr>
+                <w:rStyle w:val="Forte"/>
+                <w:b w:val="0"/>
+                <w:bCs w:val="0"/>
+              </w:rPr>
+              <w:t>Recurso Parcialmente Provido</w:t>
+            </w:r>
+          </w:p>
+        </w:tc>
+        <w:tc>
+          <w:tcPr>
+            <w:tcW w:w="5812" w:type="dxa"/>
+          </w:tcPr>
+          <w:p>
+            <w:pPr>
+              <w:pStyle w:val="Corpodetexto"/>
+              <w:tabs>
+                <w:tab w:val="left" w:pos="1077"/>
+              </w:tabs>
+              <w:spacing w:before="100"/>
+              <w:ind w:right="147"/>
+            </w:pPr>
+            <w:r>
+              <w:t>Resultado em que apenas parte da pretensão recursal é acolhida.</w:t>
+            </w:r>
+          </w:p>
+        </w:tc>
+      </w:tr>
+      <w:tr>
+        <w:trPr>
+          <w:trHeight w:val="301"/>
+        </w:trPr>
+        <w:tc>
+          <w:tcPr>
+            <w:tcW w:w="3544" w:type="dxa"/>
+          </w:tcPr>
+          <w:p>
+            <w:pPr>
+              <w:pStyle w:val="Corpodetexto"/>
+              <w:spacing w:before="100"/>
+              <w:ind w:right="147"/>
+              <w:rPr>
+                <w:rStyle w:val="Forte"/>
+                <w:b w:val="0"/>
+                <w:bCs w:val="0"/>
+              </w:rPr>
+            </w:pPr>
+            <w:r>
+              <w:rPr>
+                <w:rStyle w:val="Forte"/>
+                <w:b w:val="0"/>
+                <w:bCs w:val="0"/>
+              </w:rPr>
+              <w:t>Recurso Provido</w:t>
+            </w:r>
+          </w:p>
+        </w:tc>
+        <w:tc>
+          <w:tcPr>
+            <w:tcW w:w="5812" w:type="dxa"/>
+          </w:tcPr>
+          <w:p>
+            <w:pPr>
+              <w:pStyle w:val="Corpodetexto"/>
+              <w:tabs>
+                <w:tab w:val="left" w:pos="1077"/>
+              </w:tabs>
+              <w:spacing w:before="100"/>
+              <w:ind w:right="147"/>
+            </w:pPr>
+            <w:r>
+              <w:t>Resultado em que o recurso é acolhido, produzindo alteração da decisão recorrida nos termos reconhecidos pelo órgão julgador.</w:t>
+            </w:r>
+          </w:p>
+        </w:tc>
+      </w:tr>
+      <w:tr>
+        <w:trPr>
+          <w:trHeight w:val="301"/>
+        </w:trPr>
+        <w:tc>
+          <w:tcPr>
+            <w:tcW w:w="3544" w:type="dxa"/>
+          </w:tcPr>
+          <w:p>
+            <w:pPr>
+              <w:pStyle w:val="Corpodetexto"/>
+              <w:spacing w:before="100"/>
+              <w:ind w:right="147"/>
+              <w:rPr>
+                <w:rStyle w:val="Forte"/>
+                <w:b w:val="0"/>
+                <w:bCs w:val="0"/>
+              </w:rPr>
+            </w:pPr>
+            <w:r>
+              <w:rPr>
+                <w:rStyle w:val="Forte"/>
+                <w:b w:val="0"/>
+                <w:bCs w:val="0"/>
+              </w:rPr>
+              <w:t>Regra de Competência</w:t>
+            </w:r>
+          </w:p>
+        </w:tc>
+        <w:tc>
+          <w:tcPr>
+            <w:tcW w:w="5812" w:type="dxa"/>
+          </w:tcPr>
+          <w:p>
+            <w:pPr>
+              <w:pStyle w:val="Corpodetexto"/>
+              <w:tabs>
+                <w:tab w:val="left" w:pos="1077"/>
+              </w:tabs>
+              <w:spacing w:before="100"/>
+              <w:ind w:right="147"/>
+            </w:pPr>
+            <w:r>
+              <w:t>Regra jurídica que estabelece critérios para determinar qual órgão judicial possui competência para apreciar determinada causa.</w:t>
+            </w:r>
+          </w:p>
+        </w:tc>
+      </w:tr>
+      <w:tr>
+        <w:trPr>
+          <w:trHeight w:val="301"/>
+        </w:trPr>
+        <w:tc>
+          <w:tcPr>
+            <w:tcW w:w="3544" w:type="dxa"/>
+          </w:tcPr>
+          <w:p>
+            <w:pPr>
+              <w:pStyle w:val="Corpodetexto"/>
+              <w:spacing w:before="100"/>
+              <w:ind w:right="147"/>
+              <w:rPr>
+                <w:rStyle w:val="Forte"/>
+                <w:b w:val="0"/>
+                <w:bCs w:val="0"/>
+              </w:rPr>
+            </w:pPr>
+            <w:r>
+              <w:rPr>
+                <w:rStyle w:val="Forte"/>
+                <w:b w:val="0"/>
+                <w:bCs w:val="0"/>
+              </w:rPr>
+              <w:t>Regra de Prazo Recursal</w:t>
+            </w:r>
+          </w:p>
+        </w:tc>
+        <w:tc>
+          <w:tcPr>
+            <w:tcW w:w="5812" w:type="dxa"/>
+          </w:tcPr>
+          <w:p>
+            <w:pPr>
+              <w:pStyle w:val="Corpodetexto"/>
+              <w:tabs>
+                <w:tab w:val="left" w:pos="1077"/>
+              </w:tabs>
+              <w:spacing w:before="100"/>
+              <w:ind w:right="147"/>
+            </w:pPr>
+            <w:r>
+              <w:t>Regra jurídica que estabelece o período disponível para a interposição de determinado recurso.</w:t>
+            </w:r>
+          </w:p>
+        </w:tc>
+      </w:tr>
+      <w:tr>
+        <w:trPr>
+          <w:trHeight w:val="301"/>
+        </w:trPr>
+        <w:tc>
+          <w:tcPr>
+            <w:tcW w:w="3544" w:type="dxa"/>
+          </w:tcPr>
+          <w:p>
+            <w:pPr>
+              <w:pStyle w:val="Corpodetexto"/>
+              <w:spacing w:before="100"/>
+              <w:ind w:right="147"/>
+              <w:rPr>
+                <w:rStyle w:val="Forte"/>
+                <w:b w:val="0"/>
+                <w:bCs w:val="0"/>
+              </w:rPr>
+            </w:pPr>
+            <w:r>
+              <w:rPr>
+                <w:rStyle w:val="Forte"/>
+                <w:b w:val="0"/>
+                <w:bCs w:val="0"/>
+              </w:rPr>
+              <w:t>Regra Jurídica</w:t>
+            </w:r>
+          </w:p>
+        </w:tc>
+        <w:tc>
+          <w:tcPr>
+            <w:tcW w:w="5812" w:type="dxa"/>
+          </w:tcPr>
+          <w:p>
+            <w:pPr>
+              <w:pStyle w:val="Corpodetexto"/>
+              <w:tabs>
+                <w:tab w:val="left" w:pos="1077"/>
+              </w:tabs>
+              <w:spacing w:before="100"/>
+              <w:ind w:right="147"/>
+            </w:pPr>
+            <w:r>
+              <w:t>Norma jurídica que estabelece condições e consequências aplicáveis a determinada situação jurídica.</w:t>
+            </w:r>
+          </w:p>
+        </w:tc>
+      </w:tr>
+      <w:tr>
+        <w:trPr>
+          <w:trHeight w:val="301"/>
+        </w:trPr>
+        <w:tc>
+          <w:tcPr>
+            <w:tcW w:w="3544" w:type="dxa"/>
+          </w:tcPr>
+          <w:p>
+            <w:pPr>
+              <w:pStyle w:val="Corpodetexto"/>
+              <w:spacing w:before="100"/>
+              <w:ind w:right="147"/>
+              <w:rPr>
+                <w:rStyle w:val="Forte"/>
+                <w:b w:val="0"/>
+                <w:bCs w:val="0"/>
+              </w:rPr>
+            </w:pPr>
+            <w:r>
+              <w:rPr>
+                <w:rStyle w:val="Forte"/>
+                <w:b w:val="0"/>
+                <w:bCs w:val="0"/>
+              </w:rPr>
+              <w:t>Relação Jurídico-Processual</w:t>
+            </w:r>
+          </w:p>
+        </w:tc>
+        <w:tc>
+          <w:tcPr>
+            <w:tcW w:w="5812" w:type="dxa"/>
+          </w:tcPr>
+          <w:p>
+            <w:pPr>
+              <w:pStyle w:val="Corpodetexto"/>
+              <w:tabs>
+                <w:tab w:val="left" w:pos="1077"/>
+              </w:tabs>
+              <w:spacing w:before="100"/>
+              <w:ind w:right="147"/>
+            </w:pPr>
+            <w:r>
+              <w:t>Relação estabelecida no processo que vincula os participantes processuais no exercício de seus respectivos papéis.</w:t>
+            </w:r>
+          </w:p>
+        </w:tc>
+      </w:tr>
+      <w:tr>
+        <w:trPr>
+          <w:trHeight w:val="301"/>
+        </w:trPr>
+        <w:tc>
+          <w:tcPr>
+            <w:tcW w:w="3544" w:type="dxa"/>
+          </w:tcPr>
+          <w:p>
+            <w:pPr>
+              <w:pStyle w:val="Corpodetexto"/>
+              <w:spacing w:before="100"/>
+              <w:ind w:right="147"/>
+              <w:rPr>
+                <w:rStyle w:val="Forte"/>
+                <w:b w:val="0"/>
+                <w:bCs w:val="0"/>
+              </w:rPr>
+            </w:pPr>
+            <w:r>
+              <w:rPr>
+                <w:rStyle w:val="Forte"/>
+                <w:b w:val="0"/>
+                <w:bCs w:val="0"/>
+              </w:rPr>
+              <w:t>Relação Recursal</w:t>
+            </w:r>
+          </w:p>
+        </w:tc>
+        <w:tc>
+          <w:tcPr>
+            <w:tcW w:w="5812" w:type="dxa"/>
+          </w:tcPr>
+          <w:p>
+            <w:pPr>
+              <w:pStyle w:val="Corpodetexto"/>
+              <w:tabs>
+                <w:tab w:val="left" w:pos="1077"/>
+              </w:tabs>
+              <w:spacing w:before="100"/>
+              <w:ind w:right="147"/>
+            </w:pPr>
+            <w:r>
+              <w:t>Relação constituída entre a parte recorrente e a sentença recorrida no contexto da impugnação da decisão.</w:t>
+            </w:r>
+          </w:p>
+        </w:tc>
+      </w:tr>
+      <w:tr>
+        <w:trPr>
+          <w:trHeight w:val="301"/>
+        </w:trPr>
+        <w:tc>
+          <w:tcPr>
+            <w:tcW w:w="3544" w:type="dxa"/>
+          </w:tcPr>
+          <w:p>
+            <w:pPr>
+              <w:pStyle w:val="Corpodetexto"/>
+              <w:spacing w:before="100"/>
+              <w:ind w:right="147"/>
+              <w:rPr>
+                <w:rStyle w:val="Forte"/>
+                <w:b w:val="0"/>
+                <w:bCs w:val="0"/>
+              </w:rPr>
+            </w:pPr>
+            <w:r>
+              <w:rPr>
+                <w:rStyle w:val="Forte"/>
+                <w:b w:val="0"/>
+                <w:bCs w:val="0"/>
+              </w:rPr>
+              <w:t>Remessa à Turma Recursal</w:t>
+            </w:r>
+          </w:p>
+        </w:tc>
+        <w:tc>
+          <w:tcPr>
+            <w:tcW w:w="5812" w:type="dxa"/>
+          </w:tcPr>
+          <w:p>
+            <w:pPr>
+              <w:pStyle w:val="Corpodetexto"/>
+              <w:tabs>
+                <w:tab w:val="left" w:pos="1077"/>
+              </w:tabs>
+              <w:spacing w:before="100"/>
+              <w:ind w:right="147"/>
+            </w:pPr>
+            <w:r>
+              <w:t>Evento de encaminhamento do recurso e do processo à Turma Recursal competente.</w:t>
+            </w:r>
+          </w:p>
+        </w:tc>
+      </w:tr>
+      <w:tr>
+        <w:trPr>
+          <w:trHeight w:val="301"/>
+        </w:trPr>
+        <w:tc>
+          <w:tcPr>
+            <w:tcW w:w="3544" w:type="dxa"/>
+          </w:tcPr>
+          <w:p>
+            <w:pPr>
+              <w:pStyle w:val="Corpodetexto"/>
+              <w:spacing w:before="100"/>
+              <w:ind w:right="147"/>
+              <w:rPr>
+                <w:rStyle w:val="Forte"/>
+                <w:b w:val="0"/>
+                <w:bCs w:val="0"/>
+              </w:rPr>
+            </w:pPr>
+            <w:r>
+              <w:rPr>
+                <w:rStyle w:val="Forte"/>
+                <w:b w:val="0"/>
+                <w:bCs w:val="0"/>
+              </w:rPr>
+              <w:lastRenderedPageBreak/>
+              <w:t>Representação Processual</w:t>
+            </w:r>
+          </w:p>
+        </w:tc>
+        <w:tc>
+          <w:tcPr>
+            <w:tcW w:w="5812" w:type="dxa"/>
+          </w:tcPr>
+          <w:p>
+            <w:pPr>
+              <w:pStyle w:val="Corpodetexto"/>
+              <w:tabs>
+                <w:tab w:val="left" w:pos="1077"/>
+              </w:tabs>
+              <w:spacing w:before="100"/>
+              <w:ind w:right="147"/>
+            </w:pPr>
+            <w:r>
+              <w:t>Relação que vincula uma parte processual ao sujeito que atua juridicamente em seu nome ou na defesa de seus interesses.</w:t>
+            </w:r>
+          </w:p>
+        </w:tc>
+      </w:tr>
+      <w:tr>
+        <w:trPr>
+          <w:trHeight w:val="301"/>
+        </w:trPr>
+        <w:tc>
+          <w:tcPr>
+            <w:tcW w:w="3544" w:type="dxa"/>
+          </w:tcPr>
+          <w:p>
+            <w:pPr>
+              <w:pStyle w:val="Corpodetexto"/>
+              <w:spacing w:before="100"/>
+              <w:ind w:right="147"/>
+              <w:rPr>
+                <w:rStyle w:val="Forte"/>
+                <w:b w:val="0"/>
+                <w:bCs w:val="0"/>
+              </w:rPr>
+            </w:pPr>
+            <w:r>
+              <w:rPr>
+                <w:rStyle w:val="Forte"/>
+                <w:b w:val="0"/>
+                <w:bCs w:val="0"/>
+              </w:rPr>
+              <w:t>Representação Recursal</w:t>
+            </w:r>
+          </w:p>
+        </w:tc>
+        <w:tc>
+          <w:tcPr>
+            <w:tcW w:w="5812" w:type="dxa"/>
+          </w:tcPr>
+          <w:p>
+            <w:pPr>
+              <w:pStyle w:val="Corpodetexto"/>
+              <w:tabs>
+                <w:tab w:val="left" w:pos="1077"/>
+              </w:tabs>
+              <w:spacing w:before="100"/>
+              <w:ind w:right="147"/>
+            </w:pPr>
+            <w:r>
+              <w:t>Representação processual exercida especificamente para a prática de atos na fase recursal.</w:t>
+            </w:r>
+          </w:p>
+        </w:tc>
+      </w:tr>
+      <w:tr>
+        <w:trPr>
+          <w:trHeight w:val="301"/>
+        </w:trPr>
+        <w:tc>
+          <w:tcPr>
+            <w:tcW w:w="3544" w:type="dxa"/>
+          </w:tcPr>
+          <w:p>
+            <w:pPr>
+              <w:pStyle w:val="Corpodetexto"/>
+              <w:spacing w:before="100"/>
+              <w:ind w:right="147"/>
+              <w:rPr>
+                <w:rStyle w:val="Forte"/>
+                <w:b w:val="0"/>
+                <w:bCs w:val="0"/>
+              </w:rPr>
+            </w:pPr>
+            <w:r>
+              <w:rPr>
+                <w:rStyle w:val="Forte"/>
+                <w:b w:val="0"/>
+                <w:bCs w:val="0"/>
+              </w:rPr>
+              <w:t>Representante Designado</w:t>
+            </w:r>
+          </w:p>
+        </w:tc>
+        <w:tc>
+          <w:tcPr>
+            <w:tcW w:w="5812" w:type="dxa"/>
+          </w:tcPr>
+          <w:p>
+            <w:pPr>
+              <w:pStyle w:val="Corpodetexto"/>
+              <w:tabs>
+                <w:tab w:val="left" w:pos="1077"/>
+              </w:tabs>
+              <w:spacing w:before="100"/>
+              <w:ind w:right="147"/>
+            </w:pPr>
+            <w:r>
+              <w:t>Pessoa especificamente indicada ou designada para exercer a representação de uma parte no processo.</w:t>
+            </w:r>
+          </w:p>
+        </w:tc>
+      </w:tr>
+      <w:tr>
+        <w:trPr>
+          <w:trHeight w:val="301"/>
+        </w:trPr>
+        <w:tc>
+          <w:tcPr>
+            <w:tcW w:w="3544" w:type="dxa"/>
+          </w:tcPr>
+          <w:p>
+            <w:pPr>
+              <w:pStyle w:val="Corpodetexto"/>
+              <w:spacing w:before="100"/>
+              <w:ind w:right="147"/>
+              <w:rPr>
+                <w:rStyle w:val="Forte"/>
+                <w:b w:val="0"/>
+                <w:bCs w:val="0"/>
+              </w:rPr>
+            </w:pPr>
+            <w:r>
+              <w:rPr>
+                <w:rStyle w:val="Forte"/>
+                <w:b w:val="0"/>
+                <w:bCs w:val="0"/>
+              </w:rPr>
+              <w:t>Representante Jurídico Federal</w:t>
+            </w:r>
+          </w:p>
+        </w:tc>
+        <w:tc>
+          <w:tcPr>
+            <w:tcW w:w="5812" w:type="dxa"/>
+          </w:tcPr>
+          <w:p>
+            <w:pPr>
+              <w:pStyle w:val="Corpodetexto"/>
+              <w:tabs>
+                <w:tab w:val="left" w:pos="1077"/>
+              </w:tabs>
+              <w:spacing w:before="100"/>
+              <w:ind w:right="147"/>
+            </w:pPr>
+            <w:r>
+              <w:t>Representante processual responsável pela atuação judicial em nome de entidade ou órgão da esfera federal.</w:t>
+            </w:r>
+          </w:p>
+        </w:tc>
+      </w:tr>
+      <w:tr>
+        <w:trPr>
+          <w:trHeight w:val="301"/>
+        </w:trPr>
+        <w:tc>
+          <w:tcPr>
+            <w:tcW w:w="3544" w:type="dxa"/>
+          </w:tcPr>
+          <w:p>
+            <w:pPr>
+              <w:pStyle w:val="Corpodetexto"/>
+              <w:spacing w:before="100"/>
+              <w:ind w:right="147"/>
+              <w:rPr>
+                <w:rStyle w:val="Forte"/>
+                <w:b w:val="0"/>
+                <w:bCs w:val="0"/>
+              </w:rPr>
+            </w:pPr>
+            <w:r>
+              <w:rPr>
+                <w:rStyle w:val="Forte"/>
+                <w:b w:val="0"/>
+                <w:bCs w:val="0"/>
+              </w:rPr>
+              <w:t>Representante Processual</w:t>
+            </w:r>
+          </w:p>
+        </w:tc>
+        <w:tc>
+          <w:tcPr>
+            <w:tcW w:w="5812" w:type="dxa"/>
+          </w:tcPr>
+          <w:p>
+            <w:pPr>
+              <w:pStyle w:val="Corpodetexto"/>
+              <w:tabs>
+                <w:tab w:val="left" w:pos="1077"/>
+              </w:tabs>
+              <w:spacing w:before="100"/>
+              <w:ind w:right="147"/>
+            </w:pPr>
+            <w:r>
+              <w:t>Sujeito que exerce a representação jurídica de uma parte no processo.</w:t>
+            </w:r>
+          </w:p>
+        </w:tc>
+      </w:tr>
+      <w:tr>
+        <w:trPr>
+          <w:trHeight w:val="301"/>
+        </w:trPr>
+        <w:tc>
+          <w:tcPr>
+            <w:tcW w:w="3544" w:type="dxa"/>
+          </w:tcPr>
+          <w:p>
+            <w:pPr>
+              <w:pStyle w:val="Corpodetexto"/>
+              <w:spacing w:before="100"/>
+              <w:ind w:right="147"/>
+              <w:rPr>
+                <w:rStyle w:val="Forte"/>
+                <w:b w:val="0"/>
+                <w:bCs w:val="0"/>
+              </w:rPr>
+            </w:pPr>
+            <w:r>
+              <w:rPr>
+                <w:rStyle w:val="Forte"/>
+                <w:b w:val="0"/>
+                <w:bCs w:val="0"/>
+              </w:rPr>
+              <w:t>Requerimento Administrativo</w:t>
+            </w:r>
+          </w:p>
+        </w:tc>
+        <w:tc>
+          <w:tcPr>
+            <w:tcW w:w="5812" w:type="dxa"/>
+          </w:tcPr>
+          <w:p>
+            <w:pPr>
+              <w:pStyle w:val="Corpodetexto"/>
+              <w:tabs>
+                <w:tab w:val="left" w:pos="1077"/>
+              </w:tabs>
+              <w:spacing w:before="100"/>
+              <w:ind w:right="147"/>
+            </w:pPr>
+            <w:r>
+              <w:t>Pedido formulado perante a Administração Pública com o objetivo de obter o reconhecimento ou a satisfação de determinada pretensão.</w:t>
+            </w:r>
+          </w:p>
+        </w:tc>
+      </w:tr>
+      <w:tr>
+        <w:trPr>
+          <w:trHeight w:val="301"/>
+        </w:trPr>
+        <w:tc>
+          <w:tcPr>
+            <w:tcW w:w="3544" w:type="dxa"/>
+          </w:tcPr>
+          <w:p>
+            <w:pPr>
+              <w:pStyle w:val="Corpodetexto"/>
+              <w:spacing w:before="100"/>
+              <w:ind w:right="147"/>
+              <w:rPr>
+                <w:rStyle w:val="Forte"/>
+                <w:b w:val="0"/>
+                <w:bCs w:val="0"/>
+              </w:rPr>
+            </w:pPr>
+            <w:r>
+              <w:rPr>
+                <w:rStyle w:val="Forte"/>
+                <w:b w:val="0"/>
+                <w:bCs w:val="0"/>
+              </w:rPr>
+              <w:t>Resistência Administrativa</w:t>
+            </w:r>
+          </w:p>
+        </w:tc>
+        <w:tc>
+          <w:tcPr>
+            <w:tcW w:w="5812" w:type="dxa"/>
+          </w:tcPr>
+          <w:p>
+            <w:pPr>
+              <w:pStyle w:val="Corpodetexto"/>
+              <w:tabs>
+                <w:tab w:val="left" w:pos="1077"/>
+              </w:tabs>
+              <w:spacing w:before="100"/>
+              <w:ind w:right="147"/>
+            </w:pPr>
+            <w:r>
+              <w:t>Situação em que a Administração Pública se opõe à pretensão apresentada pelo interessado.</w:t>
+            </w:r>
+          </w:p>
+        </w:tc>
+      </w:tr>
+      <w:tr>
+        <w:trPr>
+          <w:trHeight w:val="301"/>
+        </w:trPr>
+        <w:tc>
+          <w:tcPr>
+            <w:tcW w:w="3544" w:type="dxa"/>
+          </w:tcPr>
+          <w:p>
+            <w:pPr>
+              <w:pStyle w:val="Corpodetexto"/>
+              <w:spacing w:before="100"/>
+              <w:ind w:right="147"/>
+              <w:rPr>
+                <w:rStyle w:val="Forte"/>
+                <w:b w:val="0"/>
+                <w:bCs w:val="0"/>
+              </w:rPr>
+            </w:pPr>
+            <w:r>
+              <w:rPr>
+                <w:rStyle w:val="Forte"/>
+                <w:b w:val="0"/>
+                <w:bCs w:val="0"/>
+              </w:rPr>
+              <w:t>Resultado da Análise Probatória</w:t>
+            </w:r>
+          </w:p>
+        </w:tc>
+        <w:tc>
+          <w:tcPr>
+            <w:tcW w:w="5812" w:type="dxa"/>
+          </w:tcPr>
+          <w:p>
+            <w:pPr>
+              <w:pStyle w:val="Corpodetexto"/>
+              <w:tabs>
+                <w:tab w:val="left" w:pos="1077"/>
+              </w:tabs>
+              <w:spacing w:before="100"/>
+              <w:ind w:right="147"/>
+            </w:pPr>
+            <w:r>
+              <w:t>Situação resultante da avaliação das provas disponíveis no processo.</w:t>
+            </w:r>
+          </w:p>
+        </w:tc>
+      </w:tr>
+      <w:tr>
+        <w:trPr>
+          <w:trHeight w:val="301"/>
+        </w:trPr>
+        <w:tc>
+          <w:tcPr>
+            <w:tcW w:w="3544" w:type="dxa"/>
+          </w:tcPr>
+          <w:p>
+            <w:pPr>
+              <w:pStyle w:val="Corpodetexto"/>
+              <w:spacing w:before="100"/>
+              <w:ind w:right="147"/>
+              <w:rPr>
+                <w:rStyle w:val="Forte"/>
+                <w:b w:val="0"/>
+                <w:bCs w:val="0"/>
+              </w:rPr>
+            </w:pPr>
+            <w:r>
+              <w:rPr>
+                <w:rStyle w:val="Forte"/>
+                <w:b w:val="0"/>
+                <w:bCs w:val="0"/>
+              </w:rPr>
+              <w:t>Resultado do Cumprimento</w:t>
+            </w:r>
+          </w:p>
+        </w:tc>
+        <w:tc>
+          <w:tcPr>
+            <w:tcW w:w="5812" w:type="dxa"/>
+          </w:tcPr>
+          <w:p>
+            <w:pPr>
+              <w:pStyle w:val="Corpodetexto"/>
+              <w:tabs>
+                <w:tab w:val="left" w:pos="1077"/>
+              </w:tabs>
+              <w:spacing w:before="100"/>
+              <w:ind w:right="147"/>
+            </w:pPr>
+            <w:r>
+              <w:t>Situação resultante da verificação do grau de satisfação da obrigação judicial durante o cumprimento da sentença.</w:t>
+            </w:r>
+          </w:p>
+        </w:tc>
+      </w:tr>
+      <w:tr>
+        <w:trPr>
+          <w:trHeight w:val="301"/>
+        </w:trPr>
+        <w:tc>
+          <w:tcPr>
+            <w:tcW w:w="3544" w:type="dxa"/>
+          </w:tcPr>
+          <w:p>
+            <w:pPr>
+              <w:pStyle w:val="Corpodetexto"/>
+              <w:spacing w:before="100"/>
+              <w:ind w:right="147"/>
+              <w:rPr>
+                <w:rStyle w:val="Forte"/>
+                <w:b w:val="0"/>
+                <w:bCs w:val="0"/>
+              </w:rPr>
+            </w:pPr>
+            <w:r>
+              <w:rPr>
+                <w:rStyle w:val="Forte"/>
+                <w:b w:val="0"/>
+                <w:bCs w:val="0"/>
+              </w:rPr>
+              <w:t>Resultado do Julgamento Recursal</w:t>
+            </w:r>
+          </w:p>
+        </w:tc>
+        <w:tc>
+          <w:tcPr>
+            <w:tcW w:w="5812" w:type="dxa"/>
+          </w:tcPr>
+          <w:p>
+            <w:pPr>
+              <w:pStyle w:val="Corpodetexto"/>
+              <w:tabs>
+                <w:tab w:val="left" w:pos="1077"/>
+              </w:tabs>
+              <w:spacing w:before="100"/>
+              <w:ind w:right="147"/>
+            </w:pPr>
+            <w:r>
+              <w:t>Situação decorrente da decisão da Turma Recursal sobre o recurso apresentado.</w:t>
+            </w:r>
+          </w:p>
+        </w:tc>
+      </w:tr>
+      <w:tr>
+        <w:trPr>
+          <w:trHeight w:val="301"/>
+        </w:trPr>
+        <w:tc>
+          <w:tcPr>
+            <w:tcW w:w="3544" w:type="dxa"/>
+          </w:tcPr>
+          <w:p>
+            <w:pPr>
+              <w:pStyle w:val="Corpodetexto"/>
+              <w:spacing w:before="100"/>
+              <w:ind w:right="147"/>
+              <w:rPr>
+                <w:rStyle w:val="Forte"/>
+                <w:b w:val="0"/>
+                <w:bCs w:val="0"/>
+              </w:rPr>
+            </w:pPr>
+            <w:r>
+              <w:rPr>
+                <w:rStyle w:val="Forte"/>
+                <w:b w:val="0"/>
+                <w:bCs w:val="0"/>
+              </w:rPr>
+              <w:t>Sentença</w:t>
+            </w:r>
+          </w:p>
+        </w:tc>
+        <w:tc>
+          <w:tcPr>
+            <w:tcW w:w="5812" w:type="dxa"/>
+          </w:tcPr>
+          <w:p>
+            <w:pPr>
+              <w:pStyle w:val="Corpodetexto"/>
+              <w:tabs>
+                <w:tab w:val="left" w:pos="1077"/>
+              </w:tabs>
+              <w:spacing w:before="100"/>
+              <w:ind w:right="147"/>
+            </w:pPr>
+            <w:r>
+              <w:t>Documento que formaliza a decisão proferida pelo juízo após o julgamento da causa.</w:t>
+            </w:r>
+          </w:p>
+        </w:tc>
+      </w:tr>
+      <w:tr>
+        <w:trPr>
+          <w:trHeight w:val="301"/>
+        </w:trPr>
+        <w:tc>
+          <w:tcPr>
+            <w:tcW w:w="3544" w:type="dxa"/>
+          </w:tcPr>
+          <w:p>
+            <w:pPr>
+              <w:pStyle w:val="Corpodetexto"/>
+              <w:spacing w:before="100"/>
+              <w:ind w:right="147"/>
+              <w:rPr>
+                <w:rStyle w:val="Forte"/>
+                <w:b w:val="0"/>
+                <w:bCs w:val="0"/>
+              </w:rPr>
+            </w:pPr>
+            <w:r>
+              <w:rPr>
+                <w:rStyle w:val="Forte"/>
+                <w:b w:val="0"/>
+                <w:bCs w:val="0"/>
+              </w:rPr>
+              <w:t>Sentença Homologatória</w:t>
+            </w:r>
+          </w:p>
+        </w:tc>
+        <w:tc>
+          <w:tcPr>
+            <w:tcW w:w="5812" w:type="dxa"/>
+          </w:tcPr>
+          <w:p>
+            <w:pPr>
+              <w:pStyle w:val="Corpodetexto"/>
+              <w:tabs>
+                <w:tab w:val="left" w:pos="1077"/>
+              </w:tabs>
+              <w:spacing w:before="100"/>
+              <w:ind w:right="147"/>
+            </w:pPr>
+            <w:r>
+              <w:t>Sentença que homologa acordo, reconhecimento ou outra situação submetida à apreciação judicial.</w:t>
+            </w:r>
+          </w:p>
+        </w:tc>
+      </w:tr>
+      <w:tr>
+        <w:trPr>
+          <w:trHeight w:val="301"/>
+        </w:trPr>
+        <w:tc>
+          <w:tcPr>
+            <w:tcW w:w="3544" w:type="dxa"/>
+          </w:tcPr>
+          <w:p>
+            <w:pPr>
+              <w:pStyle w:val="Corpodetexto"/>
+              <w:spacing w:before="100"/>
+              <w:ind w:right="147"/>
+              <w:rPr>
+                <w:rStyle w:val="Forte"/>
+                <w:b w:val="0"/>
+                <w:bCs w:val="0"/>
+              </w:rPr>
+            </w:pPr>
+            <w:r>
+              <w:rPr>
+                <w:rStyle w:val="Forte"/>
+                <w:b w:val="0"/>
+                <w:bCs w:val="0"/>
+              </w:rPr>
+              <w:t>Sentença Recorrida</w:t>
+            </w:r>
+          </w:p>
+        </w:tc>
+        <w:tc>
+          <w:tcPr>
+            <w:tcW w:w="5812" w:type="dxa"/>
+          </w:tcPr>
+          <w:p>
+            <w:pPr>
+              <w:pStyle w:val="Corpodetexto"/>
+              <w:tabs>
+                <w:tab w:val="left" w:pos="1077"/>
+              </w:tabs>
+              <w:spacing w:before="100"/>
+              <w:ind w:right="147"/>
+            </w:pPr>
+            <w:r>
+              <w:t>Papel assumido pela sentença quando ela é objeto de impugnação por meio de recurso.</w:t>
+            </w:r>
+          </w:p>
+        </w:tc>
+      </w:tr>
+      <w:tr>
+        <w:trPr>
+          <w:trHeight w:val="301"/>
+        </w:trPr>
+        <w:tc>
+          <w:tcPr>
+            <w:tcW w:w="3544" w:type="dxa"/>
+          </w:tcPr>
+          <w:p>
+            <w:pPr>
+              <w:pStyle w:val="Corpodetexto"/>
+              <w:spacing w:before="100"/>
+              <w:ind w:right="147"/>
+              <w:rPr>
+                <w:rStyle w:val="Forte"/>
+                <w:b w:val="0"/>
+                <w:bCs w:val="0"/>
+              </w:rPr>
+            </w:pPr>
+            <w:r>
+              <w:rPr>
+                <w:rStyle w:val="Forte"/>
+                <w:b w:val="0"/>
+                <w:bCs w:val="0"/>
+              </w:rPr>
+              <w:t>Sentença Transitada em Julgado</w:t>
+            </w:r>
+          </w:p>
+        </w:tc>
+        <w:tc>
+          <w:tcPr>
+            <w:tcW w:w="5812" w:type="dxa"/>
+          </w:tcPr>
+          <w:p>
+            <w:pPr>
+              <w:pStyle w:val="Corpodetexto"/>
+              <w:tabs>
+                <w:tab w:val="left" w:pos="1077"/>
+              </w:tabs>
+              <w:spacing w:before="100"/>
+              <w:ind w:right="147"/>
+            </w:pPr>
+            <w:r>
+              <w:t>Situação em que a sentença se tornou definitiva, não estando mais sujeita a recurso.</w:t>
+            </w:r>
+          </w:p>
+          <w:p>
+            <w:pPr>
+              <w:ind w:firstLine="720"/>
+              <w:rPr>
+                <w:sz w:val="24"/>
+                <w:szCs w:val="24"/>
+              </w:rPr>
+            </w:pPr>
+          </w:p>
+        </w:tc>
+      </w:tr>
+      <w:tr>
+        <w:trPr>
+          <w:trHeight w:val="301"/>
+        </w:trPr>
+        <w:tc>
+          <w:tcPr>
+            <w:tcW w:w="3544" w:type="dxa"/>
+          </w:tcPr>
+          <w:p>
+            <w:pPr>
+              <w:pStyle w:val="Corpodetexto"/>
+              <w:spacing w:before="100"/>
+              <w:ind w:right="147"/>
+              <w:rPr>
+                <w:rStyle w:val="Forte"/>
+                <w:b w:val="0"/>
+                <w:bCs w:val="0"/>
+              </w:rPr>
+            </w:pPr>
+            <w:r>
+              <w:rPr>
+                <w:rStyle w:val="Forte"/>
+                <w:b w:val="0"/>
+                <w:bCs w:val="0"/>
+              </w:rPr>
+              <w:t>Serventuário da Justiça</w:t>
+            </w:r>
+          </w:p>
+        </w:tc>
+        <w:tc>
+          <w:tcPr>
+            <w:tcW w:w="5812" w:type="dxa"/>
+          </w:tcPr>
+          <w:p>
+            <w:pPr>
+              <w:pStyle w:val="Corpodetexto"/>
+              <w:tabs>
+                <w:tab w:val="left" w:pos="1077"/>
+              </w:tabs>
+              <w:spacing w:before="100"/>
+              <w:ind w:right="147"/>
+            </w:pPr>
+            <w:r>
+              <w:t>Pessoa que exerce função de apoio técnico, administrativo ou auxiliar à atividade jurisdicional.</w:t>
+            </w:r>
+          </w:p>
+        </w:tc>
+      </w:tr>
+      <w:tr>
+        <w:trPr>
+          <w:trHeight w:val="301"/>
+        </w:trPr>
+        <w:tc>
+          <w:tcPr>
+            <w:tcW w:w="3544" w:type="dxa"/>
+          </w:tcPr>
+          <w:p>
+            <w:pPr>
+              <w:pStyle w:val="Corpodetexto"/>
+              <w:spacing w:before="100"/>
+              <w:ind w:right="147"/>
+              <w:rPr>
+                <w:rStyle w:val="Forte"/>
+                <w:b w:val="0"/>
+                <w:bCs w:val="0"/>
+              </w:rPr>
+            </w:pPr>
+            <w:r>
+              <w:rPr>
+                <w:rStyle w:val="Forte"/>
+                <w:b w:val="0"/>
+                <w:bCs w:val="0"/>
+              </w:rPr>
+              <w:t>Servidor Judicial</w:t>
+            </w:r>
+          </w:p>
+        </w:tc>
+        <w:tc>
+          <w:tcPr>
+            <w:tcW w:w="5812" w:type="dxa"/>
+          </w:tcPr>
+          <w:p>
+            <w:pPr>
+              <w:pStyle w:val="Corpodetexto"/>
+              <w:tabs>
+                <w:tab w:val="left" w:pos="1077"/>
+              </w:tabs>
+              <w:spacing w:before="100"/>
+              <w:ind w:right="147"/>
+            </w:pPr>
+            <w:r>
+              <w:t>Serventuário que atua no apoio administrativo e operacional das atividades do órgão judicial.</w:t>
+            </w:r>
+          </w:p>
+        </w:tc>
+      </w:tr>
+      <w:tr>
+        <w:trPr>
+          <w:trHeight w:val="301"/>
+        </w:trPr>
+        <w:tc>
+          <w:tcPr>
+            <w:tcW w:w="3544" w:type="dxa"/>
+          </w:tcPr>
+          <w:p>
+            <w:pPr>
+              <w:pStyle w:val="Corpodetexto"/>
+              <w:spacing w:before="100"/>
+              <w:ind w:right="147"/>
+              <w:rPr>
+                <w:rStyle w:val="Forte"/>
+                <w:b w:val="0"/>
+                <w:bCs w:val="0"/>
+              </w:rPr>
+            </w:pPr>
+            <w:r>
+              <w:rPr>
+                <w:rStyle w:val="Forte"/>
+                <w:b w:val="0"/>
+                <w:bCs w:val="0"/>
+              </w:rPr>
+              <w:t>Situação Processual</w:t>
+            </w:r>
+          </w:p>
+        </w:tc>
+        <w:tc>
+          <w:tcPr>
+            <w:tcW w:w="5812" w:type="dxa"/>
+          </w:tcPr>
+          <w:p>
+            <w:pPr>
+              <w:pStyle w:val="Corpodetexto"/>
+              <w:tabs>
+                <w:tab w:val="left" w:pos="1077"/>
+              </w:tabs>
+              <w:spacing w:before="100"/>
+              <w:ind w:right="147"/>
+            </w:pPr>
+            <w:r>
+              <w:t>Estado em que o processo se encontra em determinado momento de sua tramitação.</w:t>
+            </w:r>
+          </w:p>
+        </w:tc>
+      </w:tr>
+      <w:tr>
+        <w:trPr>
+          <w:trHeight w:val="301"/>
+        </w:trPr>
+        <w:tc>
+          <w:tcPr>
+            <w:tcW w:w="3544" w:type="dxa"/>
+          </w:tcPr>
+          <w:p>
+            <w:pPr>
+              <w:pStyle w:val="Corpodetexto"/>
+              <w:spacing w:before="100"/>
+              <w:ind w:right="147"/>
+              <w:rPr>
+                <w:rStyle w:val="Forte"/>
+                <w:b w:val="0"/>
+                <w:bCs w:val="0"/>
+              </w:rPr>
+            </w:pPr>
+            <w:r>
+              <w:rPr>
+                <w:rStyle w:val="Forte"/>
+                <w:b w:val="0"/>
+                <w:bCs w:val="0"/>
+              </w:rPr>
+              <w:t>Tentativa de Conciliação</w:t>
+            </w:r>
+          </w:p>
+        </w:tc>
+        <w:tc>
+          <w:tcPr>
+            <w:tcW w:w="5812" w:type="dxa"/>
+          </w:tcPr>
+          <w:p>
+            <w:pPr>
+              <w:pStyle w:val="Corpodetexto"/>
+              <w:tabs>
+                <w:tab w:val="left" w:pos="1077"/>
+              </w:tabs>
+              <w:spacing w:before="100"/>
+              <w:ind w:right="147"/>
+            </w:pPr>
+            <w:r>
+              <w:t>Ato processual em que demandante e demandado, com participação do conciliador, buscam alcançar solução consensual para a controvérsia.</w:t>
+            </w:r>
+          </w:p>
+        </w:tc>
+      </w:tr>
+      <w:tr>
+        <w:trPr>
+          <w:trHeight w:val="301"/>
+        </w:trPr>
+        <w:tc>
+          <w:tcPr>
+            <w:tcW w:w="3544" w:type="dxa"/>
+          </w:tcPr>
+          <w:p>
+            <w:pPr>
+              <w:pStyle w:val="Corpodetexto"/>
+              <w:spacing w:before="100"/>
+              <w:ind w:right="147"/>
+              <w:rPr>
+                <w:rStyle w:val="Forte"/>
+                <w:b w:val="0"/>
+                <w:bCs w:val="0"/>
+              </w:rPr>
+            </w:pPr>
+            <w:r>
+              <w:rPr>
+                <w:rStyle w:val="Forte"/>
+                <w:b w:val="0"/>
+                <w:bCs w:val="0"/>
+              </w:rPr>
+              <w:t>Testemunha</w:t>
+            </w:r>
+          </w:p>
+        </w:tc>
+        <w:tc>
+          <w:tcPr>
+            <w:tcW w:w="5812" w:type="dxa"/>
+          </w:tcPr>
+          <w:p>
+            <w:pPr>
+              <w:pStyle w:val="Corpodetexto"/>
+              <w:tabs>
+                <w:tab w:val="left" w:pos="1077"/>
+              </w:tabs>
+              <w:spacing w:before="100"/>
+              <w:ind w:right="147"/>
+            </w:pPr>
+            <w:r>
+              <w:t>Pessoa que participa da produção probatória prestando depoimento sobre fatos de que tenha conhecimento.</w:t>
+            </w:r>
+          </w:p>
+        </w:tc>
+      </w:tr>
+      <w:tr>
+        <w:trPr>
+          <w:trHeight w:val="301"/>
+        </w:trPr>
+        <w:tc>
+          <w:tcPr>
+            <w:tcW w:w="3544" w:type="dxa"/>
+          </w:tcPr>
+          <w:p>
+            <w:pPr>
+              <w:pStyle w:val="Corpodetexto"/>
+              <w:spacing w:before="100"/>
+              <w:ind w:right="147"/>
+              <w:rPr>
+                <w:rStyle w:val="Forte"/>
+                <w:b w:val="0"/>
+                <w:bCs w:val="0"/>
+              </w:rPr>
+            </w:pPr>
+            <w:r>
+              <w:rPr>
+                <w:rStyle w:val="Forte"/>
+                <w:b w:val="0"/>
+                <w:bCs w:val="0"/>
+              </w:rPr>
+              <w:t>Testemunho Colhido</w:t>
+            </w:r>
+          </w:p>
+        </w:tc>
+        <w:tc>
+          <w:tcPr>
+            <w:tcW w:w="5812" w:type="dxa"/>
+          </w:tcPr>
+          <w:p>
+            <w:pPr>
+              <w:pStyle w:val="Corpodetexto"/>
+              <w:tabs>
+                <w:tab w:val="left" w:pos="1077"/>
+              </w:tabs>
+              <w:spacing w:before="100"/>
+              <w:ind w:right="147"/>
+            </w:pPr>
+            <w:r>
+              <w:t>Situação processual resultante da realização da oitiva de testemunha.</w:t>
+            </w:r>
+          </w:p>
+        </w:tc>
+      </w:tr>
+      <w:tr>
+        <w:trPr>
+          <w:trHeight w:val="301"/>
+        </w:trPr>
+        <w:tc>
+          <w:tcPr>
+            <w:tcW w:w="3544" w:type="dxa"/>
+          </w:tcPr>
+          <w:p>
+            <w:pPr>
+              <w:pStyle w:val="Corpodetexto"/>
+              <w:spacing w:before="100"/>
+              <w:ind w:right="147"/>
+              <w:rPr>
+                <w:rStyle w:val="Forte"/>
+                <w:b w:val="0"/>
+                <w:bCs w:val="0"/>
+              </w:rPr>
+            </w:pPr>
+            <w:r>
+              <w:rPr>
+                <w:rStyle w:val="Forte"/>
+                <w:b w:val="0"/>
+                <w:bCs w:val="0"/>
+              </w:rPr>
+              <w:lastRenderedPageBreak/>
+              <w:t>Trânsito em Julgado</w:t>
+            </w:r>
+          </w:p>
+        </w:tc>
+        <w:tc>
+          <w:tcPr>
+            <w:tcW w:w="5812" w:type="dxa"/>
+          </w:tcPr>
+          <w:p>
+            <w:pPr>
+              <w:pStyle w:val="Corpodetexto"/>
+              <w:tabs>
+                <w:tab w:val="left" w:pos="1077"/>
+              </w:tabs>
+              <w:spacing w:before="100"/>
+              <w:ind w:right="147"/>
+            </w:pPr>
+            <w:r>
+              <w:t>Evento que torna a decisão definitiva por não ser mais suscetível de recurso.</w:t>
+            </w:r>
+          </w:p>
+        </w:tc>
+      </w:tr>
+      <w:tr>
+        <w:trPr>
+          <w:trHeight w:val="301"/>
+        </w:trPr>
+        <w:tc>
+          <w:tcPr>
+            <w:tcW w:w="3544" w:type="dxa"/>
+          </w:tcPr>
+          <w:p>
+            <w:pPr>
+              <w:pStyle w:val="Corpodetexto"/>
+              <w:spacing w:before="100"/>
+              <w:ind w:right="147"/>
+              <w:rPr>
+                <w:rStyle w:val="Forte"/>
+                <w:b w:val="0"/>
+                <w:bCs w:val="0"/>
+              </w:rPr>
+            </w:pPr>
+            <w:r>
+              <w:rPr>
+                <w:rStyle w:val="Forte"/>
+                <w:b w:val="0"/>
+                <w:bCs w:val="0"/>
+              </w:rPr>
+              <w:t>Turma Recursal</w:t>
+            </w:r>
+          </w:p>
+        </w:tc>
+        <w:tc>
+          <w:tcPr>
+            <w:tcW w:w="5812" w:type="dxa"/>
+          </w:tcPr>
+          <w:p>
+            <w:pPr>
+              <w:pStyle w:val="Corpodetexto"/>
+              <w:tabs>
+                <w:tab w:val="left" w:pos="1077"/>
+              </w:tabs>
+              <w:spacing w:before="100"/>
+              <w:ind w:right="147"/>
+            </w:pPr>
+            <w:r>
+              <w:t>Órgão colegiado responsável pelo julgamento dos recursos interpostos contra decisões proferidas no âmbito dos Juizados Especiais Federais.</w:t>
+            </w:r>
+          </w:p>
+        </w:tc>
+      </w:tr>
+      <w:tr>
+        <w:trPr>
+          <w:trHeight w:val="301"/>
+        </w:trPr>
+        <w:tc>
+          <w:tcPr>
+            <w:tcW w:w="3544" w:type="dxa"/>
+          </w:tcPr>
+          <w:p>
+            <w:pPr>
+              <w:pStyle w:val="Corpodetexto"/>
+              <w:spacing w:before="100"/>
+              <w:ind w:right="147"/>
+              <w:rPr>
+                <w:rStyle w:val="Forte"/>
+                <w:b w:val="0"/>
+                <w:bCs w:val="0"/>
+              </w:rPr>
+            </w:pPr>
+            <w:r>
+              <w:rPr>
+                <w:rStyle w:val="Forte"/>
+                <w:b w:val="0"/>
+                <w:bCs w:val="0"/>
+              </w:rPr>
+              <w:t>União Federal</w:t>
+            </w:r>
+          </w:p>
+        </w:tc>
+        <w:tc>
+          <w:tcPr>
+            <w:tcW w:w="5812" w:type="dxa"/>
+          </w:tcPr>
+          <w:p>
+            <w:pPr>
+              <w:pStyle w:val="Corpodetexto"/>
+              <w:tabs>
+                <w:tab w:val="left" w:pos="1077"/>
+              </w:tabs>
+              <w:spacing w:before="100"/>
+              <w:ind w:right="147"/>
+            </w:pPr>
+            <w:r>
+              <w:t>Pessoa jurídica de direito público que representa a esfera federal da Administração Pública direta.</w:t>
+            </w:r>
+          </w:p>
+        </w:tc>
+      </w:tr>
+      <w:tr>
+        <w:trPr>
+          <w:trHeight w:val="301"/>
+        </w:trPr>
+        <w:tc>
+          <w:tcPr>
+            <w:tcW w:w="3544" w:type="dxa"/>
+          </w:tcPr>
+          <w:p>
+            <w:pPr>
+              <w:pStyle w:val="Corpodetexto"/>
+              <w:spacing w:before="100"/>
+              <w:ind w:right="147"/>
+              <w:rPr>
+                <w:rStyle w:val="Forte"/>
+                <w:b w:val="0"/>
+                <w:bCs w:val="0"/>
+              </w:rPr>
+            </w:pPr>
+            <w:r>
+              <w:rPr>
+                <w:rStyle w:val="Forte"/>
+                <w:b w:val="0"/>
+                <w:bCs w:val="0"/>
+              </w:rPr>
+              <w:t>Valor da Causa</w:t>
+            </w:r>
+          </w:p>
+        </w:tc>
+        <w:tc>
+          <w:tcPr>
+            <w:tcW w:w="5812" w:type="dxa"/>
+          </w:tcPr>
+          <w:p>
+            <w:pPr>
+              <w:pStyle w:val="Corpodetexto"/>
+              <w:tabs>
+                <w:tab w:val="left" w:pos="1077"/>
+              </w:tabs>
+              <w:spacing w:before="100"/>
+              <w:ind w:right="147" w:firstLine="720"/>
+            </w:pPr>
+            <w:r>
+              <w:t>Expressão econômica atribuída à demanda para fins processuais.</w:t>
+            </w:r>
+          </w:p>
+        </w:tc>
+      </w:tr>
+    </w:tbl>
+    <w:p>
+      <w:pPr>
+        <w:pStyle w:val="Ttulo2"/>
+      </w:pPr>
     </w:p>
     <w:sectPr>
       <w:headerReference w:type="even" r:id="rId50"/>
@@ -34589,6 +41997,146 @@
     </w:lvl>
   </w:abstractNum>
   <w:abstractNum w:abstractNumId="9" w15:restartNumberingAfterBreak="0">
+    <w:nsid w:val="2D57236D"/>
+    <w:multiLevelType w:val="multilevel"/>
+    <w:tmpl w:val="A9F0D9E8"/>
+    <w:lvl w:ilvl="0">
+      <w:start w:val="1"/>
+      <w:numFmt w:val="decimal"/>
+      <w:lvlText w:val="%1"/>
+      <w:lvlJc w:val="left"/>
+      <w:pPr>
+        <w:ind w:left="814" w:hanging="544"/>
+      </w:pPr>
+      <w:rPr>
+        <w:rFonts w:ascii="Tahoma" w:eastAsia="Tahoma" w:hAnsi="Tahoma" w:cs="Tahoma" w:hint="default"/>
+        <w:b w:val="0"/>
+        <w:bCs w:val="0"/>
+        <w:i w:val="0"/>
+        <w:iCs w:val="0"/>
+        <w:spacing w:val="0"/>
+        <w:w w:val="87"/>
+        <w:sz w:val="49"/>
+        <w:szCs w:val="49"/>
+        <w:lang w:val="pt-PT" w:eastAsia="en-US" w:bidi="ar-SA"/>
+      </w:rPr>
+    </w:lvl>
+    <w:lvl w:ilvl="1">
+      <w:start w:val="1"/>
+      <w:numFmt w:val="decimal"/>
+      <w:lvlText w:val="%1.%2"/>
+      <w:lvlJc w:val="left"/>
+      <w:pPr>
+        <w:ind w:left="2722" w:hanging="738"/>
+      </w:pPr>
+      <w:rPr>
+        <w:rFonts w:ascii="Tahoma" w:eastAsia="Tahoma" w:hAnsi="Tahoma" w:cs="Tahoma" w:hint="default"/>
+        <w:b w:val="0"/>
+        <w:bCs w:val="0"/>
+        <w:i w:val="0"/>
+        <w:iCs w:val="0"/>
+        <w:spacing w:val="0"/>
+        <w:w w:val="87"/>
+        <w:sz w:val="34"/>
+        <w:szCs w:val="34"/>
+        <w:lang w:val="pt-PT" w:eastAsia="en-US" w:bidi="ar-SA"/>
+      </w:rPr>
+    </w:lvl>
+    <w:lvl w:ilvl="2">
+      <w:start w:val="1"/>
+      <w:numFmt w:val="decimal"/>
+      <w:lvlText w:val="%1.%2.%3"/>
+      <w:lvlJc w:val="left"/>
+      <w:pPr>
+        <w:ind w:left="1140" w:hanging="859"/>
+      </w:pPr>
+      <w:rPr>
+        <w:rFonts w:ascii="Tahoma" w:eastAsia="Tahoma" w:hAnsi="Tahoma" w:cs="Tahoma" w:hint="default"/>
+        <w:b w:val="0"/>
+        <w:bCs w:val="0"/>
+        <w:i w:val="0"/>
+        <w:iCs w:val="0"/>
+        <w:spacing w:val="-1"/>
+        <w:w w:val="92"/>
+        <w:sz w:val="28"/>
+        <w:szCs w:val="28"/>
+        <w:lang w:val="pt-PT" w:eastAsia="en-US" w:bidi="ar-SA"/>
+      </w:rPr>
+    </w:lvl>
+    <w:lvl w:ilvl="3">
+      <w:numFmt w:val="bullet"/>
+      <w:lvlText w:val="•"/>
+      <w:lvlJc w:val="left"/>
+      <w:pPr>
+        <w:ind w:left="2184" w:hanging="859"/>
+      </w:pPr>
+      <w:rPr>
+        <w:rFonts w:hint="default"/>
+        <w:lang w:val="pt-PT" w:eastAsia="en-US" w:bidi="ar-SA"/>
+      </w:rPr>
+    </w:lvl>
+    <w:lvl w:ilvl="4">
+      <w:numFmt w:val="bullet"/>
+      <w:lvlText w:val="•"/>
+      <w:lvlJc w:val="left"/>
+      <w:pPr>
+        <w:ind w:left="3229" w:hanging="859"/>
+      </w:pPr>
+      <w:rPr>
+        <w:rFonts w:hint="default"/>
+        <w:lang w:val="pt-PT" w:eastAsia="en-US" w:bidi="ar-SA"/>
+      </w:rPr>
+    </w:lvl>
+    <w:lvl w:ilvl="5">
+      <w:numFmt w:val="bullet"/>
+      <w:lvlText w:val="•"/>
+      <w:lvlJc w:val="left"/>
+      <w:pPr>
+        <w:ind w:left="4273" w:hanging="859"/>
+      </w:pPr>
+      <w:rPr>
+        <w:rFonts w:hint="default"/>
+        <w:lang w:val="pt-PT" w:eastAsia="en-US" w:bidi="ar-SA"/>
+      </w:rPr>
+    </w:lvl>
+    <w:lvl w:ilvl="6">
+      <w:numFmt w:val="bullet"/>
+      <w:lvlText w:val="•"/>
+      <w:lvlJc w:val="left"/>
+      <w:pPr>
+        <w:ind w:left="5318" w:hanging="859"/>
+      </w:pPr>
+      <w:rPr>
+        <w:rFonts w:hint="default"/>
+        <w:lang w:val="pt-PT" w:eastAsia="en-US" w:bidi="ar-SA"/>
+      </w:rPr>
+    </w:lvl>
+    <w:lvl w:ilvl="7">
+      <w:numFmt w:val="bullet"/>
+      <w:lvlText w:val="•"/>
+      <w:lvlJc w:val="left"/>
+      <w:pPr>
+        <w:ind w:left="6362" w:hanging="859"/>
+      </w:pPr>
+      <w:rPr>
+        <w:rFonts w:hint="default"/>
+        <w:lang w:val="pt-PT" w:eastAsia="en-US" w:bidi="ar-SA"/>
+      </w:rPr>
+    </w:lvl>
+    <w:lvl w:ilvl="8">
+      <w:numFmt w:val="bullet"/>
+      <w:lvlText w:val="•"/>
+      <w:lvlJc w:val="left"/>
+      <w:pPr>
+        <w:ind w:left="7407" w:hanging="859"/>
+      </w:pPr>
+      <w:rPr>
+        <w:rFonts w:hint="default"/>
+        <w:lang w:val="pt-PT" w:eastAsia="en-US" w:bidi="ar-SA"/>
+      </w:rPr>
+    </w:lvl>
+  </w:abstractNum>
+  <w:abstractNum w:abstractNumId="10" w15:restartNumberingAfterBreak="0">
     <w:nsid w:val="303801CF"/>
     <w:multiLevelType w:val="hybridMultilevel"/>
     <w:tmpl w:val="B6F8E518"/>
@@ -34674,7 +42222,7 @@
       </w:pPr>
     </w:lvl>
   </w:abstractNum>
-  <w:abstractNum w:abstractNumId="10" w15:restartNumberingAfterBreak="0">
+  <w:abstractNum w:abstractNumId="11" w15:restartNumberingAfterBreak="0">
     <w:nsid w:val="35EF437F"/>
     <w:multiLevelType w:val="hybridMultilevel"/>
     <w:tmpl w:val="3E92C008"/>
@@ -34760,7 +42308,7 @@
       </w:pPr>
     </w:lvl>
   </w:abstractNum>
-  <w:abstractNum w:abstractNumId="11" w15:restartNumberingAfterBreak="0">
+  <w:abstractNum w:abstractNumId="12" w15:restartNumberingAfterBreak="0">
     <w:nsid w:val="37C95744"/>
     <w:multiLevelType w:val="hybridMultilevel"/>
     <w:tmpl w:val="B6F8E518"/>
@@ -34846,7 +42394,7 @@
       </w:pPr>
     </w:lvl>
   </w:abstractNum>
-  <w:abstractNum w:abstractNumId="12" w15:restartNumberingAfterBreak="0">
+  <w:abstractNum w:abstractNumId="13" w15:restartNumberingAfterBreak="0">
     <w:nsid w:val="38171B9E"/>
     <w:multiLevelType w:val="hybridMultilevel"/>
     <w:tmpl w:val="85381FD8"/>
@@ -34968,7 +42516,7 @@
       </w:rPr>
     </w:lvl>
   </w:abstractNum>
-  <w:abstractNum w:abstractNumId="13" w15:restartNumberingAfterBreak="0">
+  <w:abstractNum w:abstractNumId="14" w15:restartNumberingAfterBreak="0">
     <w:nsid w:val="3D2B671F"/>
     <w:multiLevelType w:val="hybridMultilevel"/>
     <w:tmpl w:val="B7DAB682"/>
@@ -35090,7 +42638,7 @@
       </w:rPr>
     </w:lvl>
   </w:abstractNum>
-  <w:abstractNum w:abstractNumId="14" w15:restartNumberingAfterBreak="0">
+  <w:abstractNum w:abstractNumId="15" w15:restartNumberingAfterBreak="0">
     <w:nsid w:val="42E87294"/>
     <w:multiLevelType w:val="hybridMultilevel"/>
     <w:tmpl w:val="E79E349C"/>
@@ -35214,7 +42762,7 @@
       </w:rPr>
     </w:lvl>
   </w:abstractNum>
-  <w:abstractNum w:abstractNumId="15" w15:restartNumberingAfterBreak="0">
+  <w:abstractNum w:abstractNumId="16" w15:restartNumberingAfterBreak="0">
     <w:nsid w:val="4E1428BF"/>
     <w:multiLevelType w:val="hybridMultilevel"/>
     <w:tmpl w:val="DCF2AB4E"/>
@@ -35335,7 +42883,7 @@
       </w:rPr>
     </w:lvl>
   </w:abstractNum>
-  <w:abstractNum w:abstractNumId="16" w15:restartNumberingAfterBreak="0">
+  <w:abstractNum w:abstractNumId="17" w15:restartNumberingAfterBreak="0">
     <w:nsid w:val="5A3B4EAC"/>
     <w:multiLevelType w:val="hybridMultilevel"/>
     <w:tmpl w:val="CADC174E"/>
@@ -35421,7 +42969,7 @@
       </w:pPr>
     </w:lvl>
   </w:abstractNum>
-  <w:abstractNum w:abstractNumId="17" w15:restartNumberingAfterBreak="0">
+  <w:abstractNum w:abstractNumId="18" w15:restartNumberingAfterBreak="0">
     <w:nsid w:val="5B797BBE"/>
     <w:multiLevelType w:val="multilevel"/>
     <w:tmpl w:val="172E9FE6"/>
@@ -35564,7 +43112,7 @@
       </w:rPr>
     </w:lvl>
   </w:abstractNum>
-  <w:abstractNum w:abstractNumId="18" w15:restartNumberingAfterBreak="0">
+  <w:abstractNum w:abstractNumId="19" w15:restartNumberingAfterBreak="0">
     <w:nsid w:val="5CAB5ACB"/>
     <w:multiLevelType w:val="hybridMultilevel"/>
     <w:tmpl w:val="E736C3DC"/>
@@ -35687,7 +43235,7 @@
       </w:rPr>
     </w:lvl>
   </w:abstractNum>
-  <w:abstractNum w:abstractNumId="19" w15:restartNumberingAfterBreak="0">
+  <w:abstractNum w:abstractNumId="20" w15:restartNumberingAfterBreak="0">
     <w:nsid w:val="5DCE73B3"/>
     <w:multiLevelType w:val="hybridMultilevel"/>
     <w:tmpl w:val="C9567930"/>
@@ -35809,7 +43357,7 @@
       </w:rPr>
     </w:lvl>
   </w:abstractNum>
-  <w:abstractNum w:abstractNumId="20" w15:restartNumberingAfterBreak="0">
+  <w:abstractNum w:abstractNumId="21" w15:restartNumberingAfterBreak="0">
     <w:nsid w:val="611D66FD"/>
     <w:multiLevelType w:val="hybridMultilevel"/>
     <w:tmpl w:val="6E541C8C"/>
@@ -35933,7 +43481,7 @@
       </w:rPr>
     </w:lvl>
   </w:abstractNum>
-  <w:abstractNum w:abstractNumId="21" w15:restartNumberingAfterBreak="0">
+  <w:abstractNum w:abstractNumId="22" w15:restartNumberingAfterBreak="0">
     <w:nsid w:val="61606D8E"/>
     <w:multiLevelType w:val="hybridMultilevel"/>
     <w:tmpl w:val="67A21E6A"/>
@@ -36057,7 +43605,7 @@
       </w:rPr>
     </w:lvl>
   </w:abstractNum>
-  <w:abstractNum w:abstractNumId="22" w15:restartNumberingAfterBreak="0">
+  <w:abstractNum w:abstractNumId="23" w15:restartNumberingAfterBreak="0">
     <w:nsid w:val="703E4884"/>
     <w:multiLevelType w:val="hybridMultilevel"/>
     <w:tmpl w:val="7DCA107C"/>
@@ -36180,7 +43728,7 @@
       </w:rPr>
     </w:lvl>
   </w:abstractNum>
-  <w:abstractNum w:abstractNumId="23" w15:restartNumberingAfterBreak="0">
+  <w:abstractNum w:abstractNumId="24" w15:restartNumberingAfterBreak="0">
     <w:nsid w:val="7BAB15BE"/>
     <w:multiLevelType w:val="hybridMultilevel"/>
     <w:tmpl w:val="88104BE8"/>
@@ -36304,22 +43852,22 @@
     </w:lvl>
   </w:abstractNum>
   <w:num w:numId="1">
-    <w:abstractNumId w:val="13"/>
+    <w:abstractNumId w:val="14"/>
   </w:num>
   <w:num w:numId="2">
-    <w:abstractNumId w:val="19"/>
+    <w:abstractNumId w:val="20"/>
   </w:num>
   <w:num w:numId="3">
     <w:abstractNumId w:val="1"/>
   </w:num>
   <w:num w:numId="4">
-    <w:abstractNumId w:val="12"/>
+    <w:abstractNumId w:val="13"/>
   </w:num>
   <w:num w:numId="5">
-    <w:abstractNumId w:val="14"/>
+    <w:abstractNumId w:val="15"/>
   </w:num>
   <w:num w:numId="6">
-    <w:abstractNumId w:val="20"/>
+    <w:abstractNumId w:val="21"/>
   </w:num>
   <w:num w:numId="7">
     <w:abstractNumId w:val="6"/>
@@ -36328,22 +43876,22 @@
     <w:abstractNumId w:val="2"/>
   </w:num>
   <w:num w:numId="9">
-    <w:abstractNumId w:val="18"/>
+    <w:abstractNumId w:val="19"/>
   </w:num>
   <w:num w:numId="10">
-    <w:abstractNumId w:val="21"/>
+    <w:abstractNumId w:val="22"/>
   </w:num>
   <w:num w:numId="11">
     <w:abstractNumId w:val="3"/>
   </w:num>
   <w:num w:numId="12">
+    <w:abstractNumId w:val="24"/>
+  </w:num>
+  <w:num w:numId="13">
     <w:abstractNumId w:val="23"/>
   </w:num>
-  <w:num w:numId="13">
-    <w:abstractNumId w:val="22"/>
-  </w:num>
   <w:num w:numId="14">
-    <w:abstractNumId w:val="15"/>
+    <w:abstractNumId w:val="16"/>
   </w:num>
   <w:num w:numId="15">
     <w:abstractNumId w:val="4"/>
@@ -36352,28 +43900,31 @@
     <w:abstractNumId w:val="8"/>
   </w:num>
   <w:num w:numId="17">
+    <w:abstractNumId w:val="18"/>
+  </w:num>
+  <w:num w:numId="18">
     <w:abstractNumId w:val="17"/>
   </w:num>
-  <w:num w:numId="18">
-    <w:abstractNumId w:val="16"/>
-  </w:num>
   <w:num w:numId="19">
-    <w:abstractNumId w:val="11"/>
+    <w:abstractNumId w:val="12"/>
   </w:num>
   <w:num w:numId="20">
     <w:abstractNumId w:val="0"/>
   </w:num>
   <w:num w:numId="21">
-    <w:abstractNumId w:val="9"/>
+    <w:abstractNumId w:val="10"/>
   </w:num>
   <w:num w:numId="22">
-    <w:abstractNumId w:val="10"/>
+    <w:abstractNumId w:val="11"/>
   </w:num>
   <w:num w:numId="23">
     <w:abstractNumId w:val="7"/>
   </w:num>
   <w:num w:numId="24">
     <w:abstractNumId w:val="5"/>
+  </w:num>
+  <w:num w:numId="25">
+    <w:abstractNumId w:val="9"/>
   </w:num>
 </w:numbering>
 </file>
@@ -37209,7 +44760,7 @@
     <w:charset w:val="00"/>
     <w:family w:val="roman"/>
     <w:pitch w:val="variable"/>
-    <w:sig w:usb0="E0002EFF" w:usb1="C000785B" w:usb2="00000009" w:usb3="00000000" w:csb0="000001FF" w:csb1="00000000"/>
+    <w:sig w:usb0="E0002AFF" w:usb1="C0007843" w:usb2="00000009" w:usb3="00000000" w:csb0="000001FF" w:csb1="00000000"/>
   </w:font>
   <w:font w:name="Palatino Linotype">
     <w:panose1 w:val="02040502050505030304"/>
@@ -37223,7 +44774,7 @@
     <w:charset w:val="00"/>
     <w:family w:val="swiss"/>
     <w:pitch w:val="variable"/>
-    <w:sig w:usb0="E0002EFF" w:usb1="C000785B" w:usb2="00000009" w:usb3="00000000" w:csb0="000001FF" w:csb1="00000000"/>
+    <w:sig w:usb0="E0002AFF" w:usb1="C0007843" w:usb2="00000009" w:usb3="00000000" w:csb0="000001FF" w:csb1="00000000"/>
   </w:font>
   <w:font w:name="Tahoma">
     <w:altName w:val="Tahoma"/>
@@ -37246,7 +44797,7 @@
     <w:charset w:val="00"/>
     <w:family w:val="swiss"/>
     <w:pitch w:val="variable"/>
-    <w:sig w:usb0="E4002EFF" w:usb1="C200247B" w:usb2="00000009" w:usb3="00000000" w:csb0="000001FF" w:csb1="00000000"/>
+    <w:sig w:usb0="E0002AFF" w:usb1="4000ACFF" w:usb2="00000001" w:usb3="00000000" w:csb0="000001FF" w:csb1="00000000"/>
   </w:font>
   <w:font w:name="Cambria">
     <w:panose1 w:val="02040503050406030204"/>
@@ -37267,7 +44818,7 @@
     <w:charset w:val="00"/>
     <w:family w:val="swiss"/>
     <w:pitch w:val="variable"/>
-    <w:sig w:usb0="E4002EFF" w:usb1="C200247B" w:usb2="00000009" w:usb3="00000000" w:csb0="000001FF" w:csb1="00000000"/>
+    <w:sig w:usb0="A00002EF" w:usb1="4000207B" w:usb2="00000000" w:usb3="00000000" w:csb0="0000009F" w:csb1="00000000"/>
   </w:font>
 </w:fonts>
 </file>
@@ -38087,7 +45638,7 @@
 </file>
 
 <file path=customXml/itemProps1.xml><?xml version="1.0" encoding="utf-8"?>
-<ds:datastoreItem xmlns:ds="http://schemas.openxmlformats.org/officeDocument/2006/customXml" ds:itemID="{18402B0D-6CB3-4596-AC56-8AEAE8D46E0A}">
+<ds:datastoreItem xmlns:ds="http://schemas.openxmlformats.org/officeDocument/2006/customXml" ds:itemID="{35ACD77C-BA18-4363-9FD5-EB60FB89BE04}">
   <ds:schemaRefs>
     <ds:schemaRef ds:uri="http://schemas.openxmlformats.org/officeDocument/2006/bibliography"/>
   </ds:schemaRefs>

--- a/backup/tcc-jec.docx
+++ b/backup/tcc-jec.docx
@@ -10663,7 +10663,10 @@
         <w:jc w:val="both"/>
       </w:pPr>
       <w:r>
-        <w:t>Entretanto, Os documentos, os atos processuais e as informações disponibilizadas nos sistemas judiciais são produzidos predominantemente para operadores do Direito, utilizando linguagem técnica e relações conceituais que não são explicitadas de forma acessível ao cidadão. Dessa maneira, um instrumento criado para reduzir barreiras de acesso pode continuar limitado pela dificuldade de compreensão das informações jurídicas, contribuindo para a baixa utilização ou para o uso inadequado dos mecanismos disponíveis pela sociedade.</w:t>
+        <w:t>Entretanto, os documentos, os atos processuais e as informações disponibilizadas nos sistemas judiciais são produzidos predominantemente para operadores do Direito, utilizando linguagem técnica e relações conceituais que não são explicitadas de forma acessível ao cidadão. Dessa maneira, um instrumento criado para reduzir barreiras de acesso pode continuar limitado pela dificuldade de compreensão das informações jurídicas, contribuindo para a baixa utilização ou para o uso inadequado dos mecanismos disponíveis pela sociedade</w:t>
+      </w:r>
+      <w:r>
+        <w:t>.</w:t>
       </w:r>
     </w:p>
     <w:p>
@@ -10797,7 +10800,10 @@
         <w:jc w:val="both"/>
       </w:pPr>
       <w:r>
-        <w:t>Justifica-se a escolha do domínio do Juizado Especial Federal Cível devido a sua relevância social, uma vez que esse instituto foi criado para facilitar o acesso à justiça, sem necessariamente necessitar de um ente terceiro, nesse sentido, a ontologia proposta poderá servir como base para a organização semântica desse conhecimento, permitindo a identificação e a categorização dos principais elementos envolvidos no procedimento judicial. Além disso, o artefato desenvolvido sera futuramente expandido e consolidado em um sistema voltado à produção de petições, ao peticionamento eletrônico e ao acompanhamento de processos judiciais, contribuindo para a automação e a melhoria do acesso à informação jurídica.</w:t>
+        <w:t>Justifica-se a escolha do domínio do Juizado Especial Federal Cível devido à sua relevância social, uma vez que esse instituto foi criado para facilitar o acesso à justiça, sem necessariamente necessitar de um ente terceiro. Nesse sentido, a ontologia proposta poderá servir como base para a organização semântica desse conhecimento, permitindo a identificação e a categorização dos principais elementos envolvidos no procedimento judicial. Além disso, o artefato desenvolvido poderá futuramente ser expandido e consolidado em um sistema voltado à produção de petições, ao peticionamento eletrônico e ao acompanhamento de processos judiciais, contribuindo para a automação e a melhoria do acesso à informação jurídica</w:t>
+      </w:r>
+      <w:r>
+        <w:t>.</w:t>
       </w:r>
     </w:p>
     <w:p>
@@ -11131,38 +11137,10 @@
           <w:b w:val="0"/>
           <w:bCs w:val="0"/>
         </w:rPr>
-        <w:t>R</w:t>
-      </w:r>
-      <w:r>
-        <w:rPr>
-          <w:rStyle w:val="Forte"/>
-          <w:b w:val="0"/>
-          <w:bCs w:val="0"/>
-        </w:rPr>
-        <w:t>ealizar</w:t>
-      </w:r>
-      <w:r>
-        <w:t xml:space="preserve"> pesquisa bibliográfica sobre ontologias, representação do conhecimento, </w:t>
-      </w:r>
-      <w:r>
-        <w:t>tecnologia envolvidas</w:t>
-      </w:r>
-      <w:r>
-        <w:t>, ontologias jurídicas e Juizados Especiais Federais Cíveis</w:t>
-      </w:r>
-      <w:r>
-        <w:t xml:space="preserve"> e </w:t>
-      </w:r>
-      <w:r>
-        <w:rPr>
-          <w:rStyle w:val="Forte"/>
-          <w:b w:val="0"/>
-          <w:bCs w:val="0"/>
-        </w:rPr>
-        <w:t>analisar</w:t>
-      </w:r>
-      <w:r>
-        <w:t xml:space="preserve"> normas e materiais jurídicos relacionados ao domínio;</w:t>
+        <w:t>Realizar pesquisa bibliográfica sobre ontologias, representação do conhecimento, tecnologias envolvidas, ontologias jurídicas e Juizados Especiais Federais Cíveis e analisar normas e materiais jurídicos relacionados ao domínio</w:t>
+      </w:r>
+      <w:r>
+        <w:t>;</w:t>
       </w:r>
     </w:p>
     <w:p>
@@ -11287,46 +11265,10 @@
           <w:b w:val="0"/>
           <w:bCs w:val="0"/>
         </w:rPr>
-        <w:t>A</w:t>
-      </w:r>
-      <w:r>
-        <w:rPr>
-          <w:rStyle w:val="Forte"/>
-          <w:b w:val="0"/>
-          <w:bCs w:val="0"/>
-        </w:rPr>
-        <w:t>nalisar</w:t>
-      </w:r>
-      <w:r>
-        <w:rPr>
-          <w:rStyle w:val="Forte"/>
-          <w:b w:val="0"/>
-          <w:bCs w:val="0"/>
-        </w:rPr>
-        <w:t xml:space="preserve"> e validar</w:t>
-      </w:r>
-      <w:r>
-        <w:t xml:space="preserve"> a consistência da modelagem, verificando se os conceitos e relações representados estão coerentes com o domínio jurídico estudado</w:t>
-      </w:r>
-      <w:r>
-        <w:t xml:space="preserve"> e </w:t>
-      </w:r>
-      <w:r>
-        <w:rPr>
-          <w:rStyle w:val="Forte"/>
-          <w:b w:val="0"/>
-          <w:bCs w:val="0"/>
-        </w:rPr>
-        <w:t>se</w:t>
-      </w:r>
-      <w:r>
-        <w:t xml:space="preserve"> a ontologia </w:t>
-      </w:r>
-      <w:r>
-        <w:t xml:space="preserve">responde </w:t>
-      </w:r>
-      <w:r>
-        <w:t>as perguntas de competência;</w:t>
+        <w:t>Analisar e validar a consistência da modelagem, verificando se os conceitos e relações representados estão coerentes com o domínio jurídico estudado e se a ontologia responde às perguntas de competênci</w:t>
+      </w:r>
+      <w:r>
+        <w:t>a;</w:t>
       </w:r>
     </w:p>
     <w:p>
@@ -11440,21 +11382,14 @@
         <w:rPr>
           <w:w w:val="105"/>
         </w:rPr>
-        <w:t>Além desta introdução, este modelo de monografia é composto por outros cinco</w:t>
-      </w:r>
-      <w:r>
-        <w:rPr>
-          <w:spacing w:val="40"/>
-          <w:w w:val="105"/>
-        </w:rPr>
-        <w:t xml:space="preserve"> </w:t>
+        <w:t>Além desta introdução, esta monografia é composta por outros quatro capítulos</w:t>
       </w:r>
       <w:r>
         <w:rPr>
           <w:spacing w:val="-2"/>
           <w:w w:val="105"/>
         </w:rPr>
-        <w:t>capítulos:</w:t>
+        <w:t>:</w:t>
       </w:r>
     </w:p>
     <w:p>
@@ -11575,139 +11510,7 @@
           <w:w w:val="105"/>
           <w:sz w:val="24"/>
         </w:rPr>
-        <w:t>O</w:t>
-      </w:r>
-      <w:r>
-        <w:rPr>
-          <w:rFonts w:ascii="Times New Roman" w:hAnsi="Times New Roman"/>
-          <w:spacing w:val="12"/>
-          <w:w w:val="105"/>
-          <w:sz w:val="24"/>
-        </w:rPr>
-        <w:t xml:space="preserve"> </w:t>
-      </w:r>
-      <w:r>
-        <w:rPr>
-          <w:rFonts w:ascii="Times New Roman" w:hAnsi="Times New Roman"/>
-          <w:w w:val="105"/>
-          <w:sz w:val="24"/>
-        </w:rPr>
-        <w:t>Capítulo</w:t>
-      </w:r>
-      <w:r>
-        <w:rPr>
-          <w:rFonts w:ascii="Times New Roman" w:hAnsi="Times New Roman"/>
-          <w:spacing w:val="14"/>
-          <w:w w:val="105"/>
-          <w:sz w:val="24"/>
-        </w:rPr>
-        <w:t xml:space="preserve"> </w:t>
-      </w:r>
-      <w:hyperlink w:anchor="_bookmark9">
-        <w:r>
-          <w:rPr>
-            <w:rFonts w:ascii="Times New Roman" w:hAnsi="Times New Roman"/>
-            <w:color w:val="2805C3"/>
-            <w:w w:val="105"/>
-            <w:sz w:val="24"/>
-          </w:rPr>
-          <w:t>3</w:t>
-        </w:r>
-      </w:hyperlink>
-      <w:r>
-        <w:rPr>
-          <w:rFonts w:ascii="Times New Roman" w:hAnsi="Times New Roman"/>
-          <w:color w:val="2805C3"/>
-          <w:spacing w:val="12"/>
-          <w:w w:val="105"/>
-          <w:sz w:val="24"/>
-        </w:rPr>
-        <w:t xml:space="preserve"> </w:t>
-      </w:r>
-      <w:r>
-        <w:rPr>
-          <w:rFonts w:ascii="Times New Roman" w:hAnsi="Times New Roman"/>
-          <w:w w:val="105"/>
-          <w:sz w:val="24"/>
-        </w:rPr>
-        <w:t>apresenta</w:t>
-      </w:r>
-      <w:r>
-        <w:rPr>
-          <w:rFonts w:ascii="Times New Roman" w:hAnsi="Times New Roman"/>
-          <w:spacing w:val="13"/>
-          <w:w w:val="105"/>
-          <w:sz w:val="24"/>
-        </w:rPr>
-        <w:t xml:space="preserve"> </w:t>
-      </w:r>
-      <w:r>
-        <w:rPr>
-          <w:rFonts w:ascii="Times New Roman" w:hAnsi="Times New Roman"/>
-          <w:w w:val="105"/>
-          <w:sz w:val="24"/>
-        </w:rPr>
-        <w:t>a</w:t>
-      </w:r>
-      <w:r>
-        <w:rPr>
-          <w:rFonts w:ascii="Times New Roman" w:hAnsi="Times New Roman"/>
-          <w:spacing w:val="12"/>
-          <w:w w:val="105"/>
-          <w:sz w:val="24"/>
-        </w:rPr>
-        <w:t xml:space="preserve"> </w:t>
-      </w:r>
-      <w:r>
-        <w:rPr>
-          <w:rFonts w:ascii="Times New Roman" w:hAnsi="Times New Roman"/>
-          <w:w w:val="105"/>
-          <w:sz w:val="24"/>
-        </w:rPr>
-        <w:t>principal</w:t>
-      </w:r>
-      <w:r>
-        <w:rPr>
-          <w:rFonts w:ascii="Times New Roman" w:hAnsi="Times New Roman"/>
-          <w:spacing w:val="14"/>
-          <w:w w:val="105"/>
-          <w:sz w:val="24"/>
-        </w:rPr>
-        <w:t xml:space="preserve"> </w:t>
-      </w:r>
-      <w:r>
-        <w:rPr>
-          <w:rFonts w:ascii="Times New Roman" w:hAnsi="Times New Roman"/>
-          <w:w w:val="105"/>
-          <w:sz w:val="24"/>
-        </w:rPr>
-        <w:t>contribuição</w:t>
-      </w:r>
-      <w:r>
-        <w:rPr>
-          <w:rFonts w:ascii="Times New Roman" w:hAnsi="Times New Roman"/>
-          <w:spacing w:val="14"/>
-          <w:w w:val="105"/>
-          <w:sz w:val="24"/>
-        </w:rPr>
-        <w:t xml:space="preserve"> </w:t>
-      </w:r>
-      <w:r>
-        <w:rPr>
-          <w:rFonts w:ascii="Times New Roman" w:hAnsi="Times New Roman"/>
-          <w:w w:val="105"/>
-          <w:sz w:val="24"/>
-        </w:rPr>
-        <w:t>do</w:t>
-      </w:r>
-      <w:r>
-        <w:rPr>
-          <w:rFonts w:ascii="Times New Roman" w:hAnsi="Times New Roman"/>
-          <w:spacing w:val="12"/>
-          <w:w w:val="105"/>
-          <w:sz w:val="24"/>
-        </w:rPr>
-        <w:t xml:space="preserve"> </w:t>
+        <w:t>O Capítulo 3 descreve os aspectos metodológicos do desenvolvimento da ontologia</w:t>
       </w:r>
       <w:r>
         <w:rPr>
@@ -11716,7 +11519,7 @@
           <w:w w:val="105"/>
           <w:sz w:val="24"/>
         </w:rPr>
-        <w:t>trabalho;</w:t>
+        <w:t>;</w:t>
       </w:r>
     </w:p>
     <w:p>
@@ -11743,232 +11546,15 @@
           <w:w w:val="105"/>
           <w:sz w:val="24"/>
         </w:rPr>
-        <w:t>O</w:t>
+        <w:t>O Capítulo 4 apresenta os resultados, incluindo a organização da ontologia, a descrição dos seus diagramas e a verificação por rastreabilidade e instanciação simulada</w:t>
       </w:r>
       <w:r>
         <w:rPr>
           <w:rFonts w:ascii="Times New Roman" w:hAnsi="Times New Roman"/>
-          <w:spacing w:val="-7"/>
           <w:w w:val="105"/>
           <w:sz w:val="24"/>
         </w:rPr>
-        <w:t xml:space="preserve"> </w:t>
-      </w:r>
-      <w:r>
-        <w:rPr>
-          <w:rFonts w:ascii="Times New Roman" w:hAnsi="Times New Roman"/>
-          <w:w w:val="105"/>
-          <w:sz w:val="24"/>
-        </w:rPr>
-        <w:t>Capítulo</w:t>
-      </w:r>
-      <w:r>
-        <w:rPr>
-          <w:rFonts w:ascii="Times New Roman" w:hAnsi="Times New Roman"/>
-          <w:spacing w:val="-8"/>
-          <w:w w:val="105"/>
-          <w:sz w:val="24"/>
-        </w:rPr>
-        <w:t xml:space="preserve"> </w:t>
-      </w:r>
-      <w:hyperlink w:anchor="_bookmark10">
-        <w:r>
-          <w:rPr>
-            <w:rFonts w:ascii="Times New Roman" w:hAnsi="Times New Roman"/>
-            <w:color w:val="2805C3"/>
-            <w:w w:val="105"/>
-            <w:sz w:val="24"/>
-          </w:rPr>
-          <w:t>4</w:t>
-        </w:r>
-      </w:hyperlink>
-      <w:r>
-        <w:rPr>
-          <w:rFonts w:ascii="Times New Roman" w:hAnsi="Times New Roman"/>
-          <w:color w:val="2805C3"/>
-          <w:spacing w:val="-7"/>
-          <w:w w:val="105"/>
-          <w:sz w:val="24"/>
-        </w:rPr>
-        <w:t xml:space="preserve"> </w:t>
-      </w:r>
-      <w:r>
-        <w:rPr>
-          <w:rFonts w:ascii="Times New Roman" w:hAnsi="Times New Roman"/>
-          <w:w w:val="105"/>
-          <w:sz w:val="24"/>
-        </w:rPr>
-        <w:t>apresenta</w:t>
-      </w:r>
-      <w:r>
-        <w:rPr>
-          <w:rFonts w:ascii="Times New Roman" w:hAnsi="Times New Roman"/>
-          <w:spacing w:val="-7"/>
-          <w:w w:val="105"/>
-          <w:sz w:val="24"/>
-        </w:rPr>
-        <w:t xml:space="preserve"> </w:t>
-      </w:r>
-      <w:r>
-        <w:rPr>
-          <w:rFonts w:ascii="Times New Roman" w:hAnsi="Times New Roman"/>
-          <w:w w:val="105"/>
-          <w:sz w:val="24"/>
-        </w:rPr>
-        <w:t>a</w:t>
-      </w:r>
-      <w:r>
-        <w:rPr>
-          <w:rFonts w:ascii="Times New Roman" w:hAnsi="Times New Roman"/>
-          <w:spacing w:val="-8"/>
-          <w:w w:val="105"/>
-          <w:sz w:val="24"/>
-        </w:rPr>
-        <w:t xml:space="preserve"> </w:t>
-      </w:r>
-      <w:r>
-        <w:rPr>
-          <w:rFonts w:ascii="Times New Roman" w:hAnsi="Times New Roman"/>
-          <w:w w:val="105"/>
-          <w:sz w:val="24"/>
-        </w:rPr>
-        <w:t>avaliação</w:t>
-      </w:r>
-      <w:r>
-        <w:rPr>
-          <w:rFonts w:ascii="Times New Roman" w:hAnsi="Times New Roman"/>
-          <w:spacing w:val="-7"/>
-          <w:w w:val="105"/>
-          <w:sz w:val="24"/>
-        </w:rPr>
-        <w:t xml:space="preserve"> </w:t>
-      </w:r>
-      <w:r>
-        <w:rPr>
-          <w:rFonts w:ascii="Times New Roman" w:hAnsi="Times New Roman"/>
-          <w:w w:val="105"/>
-          <w:sz w:val="24"/>
-        </w:rPr>
-        <w:t>da</w:t>
-      </w:r>
-      <w:r>
-        <w:rPr>
-          <w:rFonts w:ascii="Times New Roman" w:hAnsi="Times New Roman"/>
-          <w:spacing w:val="-8"/>
-          <w:w w:val="105"/>
-          <w:sz w:val="24"/>
-        </w:rPr>
-        <w:t xml:space="preserve"> </w:t>
-      </w:r>
-      <w:r>
-        <w:rPr>
-          <w:rFonts w:ascii="Times New Roman" w:hAnsi="Times New Roman"/>
-          <w:w w:val="105"/>
-          <w:sz w:val="24"/>
-        </w:rPr>
-        <w:t>proposta,</w:t>
-      </w:r>
-      <w:r>
-        <w:rPr>
-          <w:rFonts w:ascii="Times New Roman" w:hAnsi="Times New Roman"/>
-          <w:spacing w:val="-7"/>
-          <w:w w:val="105"/>
-          <w:sz w:val="24"/>
-        </w:rPr>
-        <w:t xml:space="preserve"> </w:t>
-      </w:r>
-      <w:r>
-        <w:rPr>
-          <w:rFonts w:ascii="Times New Roman" w:hAnsi="Times New Roman"/>
-          <w:w w:val="105"/>
-          <w:sz w:val="24"/>
-        </w:rPr>
-        <w:t>quando</w:t>
-      </w:r>
-      <w:r>
-        <w:rPr>
-          <w:rFonts w:ascii="Times New Roman" w:hAnsi="Times New Roman"/>
-          <w:spacing w:val="-8"/>
-          <w:w w:val="105"/>
-          <w:sz w:val="24"/>
-        </w:rPr>
-        <w:t xml:space="preserve"> </w:t>
-      </w:r>
-      <w:r>
-        <w:rPr>
-          <w:rFonts w:ascii="Times New Roman" w:hAnsi="Times New Roman"/>
-          <w:w w:val="105"/>
-          <w:sz w:val="24"/>
-        </w:rPr>
-        <w:t>a</w:t>
-      </w:r>
-      <w:r>
-        <w:rPr>
-          <w:rFonts w:ascii="Times New Roman" w:hAnsi="Times New Roman"/>
-          <w:spacing w:val="-7"/>
-          <w:w w:val="105"/>
-          <w:sz w:val="24"/>
-        </w:rPr>
-        <w:t xml:space="preserve"> </w:t>
-      </w:r>
-      <w:r>
-        <w:rPr>
-          <w:rFonts w:ascii="Times New Roman" w:hAnsi="Times New Roman"/>
-          <w:w w:val="105"/>
-          <w:sz w:val="24"/>
-        </w:rPr>
-        <w:t>mesma</w:t>
-      </w:r>
-      <w:r>
-        <w:rPr>
-          <w:rFonts w:ascii="Times New Roman" w:hAnsi="Times New Roman"/>
-          <w:spacing w:val="-7"/>
-          <w:w w:val="105"/>
-          <w:sz w:val="24"/>
-        </w:rPr>
-        <w:t xml:space="preserve"> </w:t>
-      </w:r>
-      <w:r>
-        <w:rPr>
-          <w:rFonts w:ascii="Times New Roman" w:hAnsi="Times New Roman"/>
-          <w:w w:val="105"/>
-          <w:sz w:val="24"/>
-        </w:rPr>
-        <w:t>tiver</w:t>
-      </w:r>
-      <w:r>
-        <w:rPr>
-          <w:rFonts w:ascii="Times New Roman" w:hAnsi="Times New Roman"/>
-          <w:spacing w:val="-8"/>
-          <w:w w:val="105"/>
-          <w:sz w:val="24"/>
-        </w:rPr>
-        <w:t xml:space="preserve"> </w:t>
-      </w:r>
-      <w:r>
-        <w:rPr>
-          <w:rFonts w:ascii="Times New Roman" w:hAnsi="Times New Roman"/>
-          <w:w w:val="105"/>
-          <w:sz w:val="24"/>
-        </w:rPr>
-        <w:t>sido</w:t>
-      </w:r>
-      <w:r>
-        <w:rPr>
-          <w:rFonts w:ascii="Times New Roman" w:hAnsi="Times New Roman"/>
-          <w:spacing w:val="-7"/>
-          <w:w w:val="105"/>
-          <w:sz w:val="24"/>
-        </w:rPr>
-        <w:t xml:space="preserve"> </w:t>
-      </w:r>
-      <w:r>
-        <w:rPr>
-          <w:rFonts w:ascii="Times New Roman" w:hAnsi="Times New Roman"/>
-          <w:w w:val="105"/>
-          <w:sz w:val="24"/>
-        </w:rPr>
-        <w:t>realizada e requeira uma descrição detalhada;</w:t>
+        <w:t>;</w:t>
       </w:r>
     </w:p>
     <w:p>
@@ -12283,10 +11869,10 @@
         <w:rPr>
           <w:w w:val="105"/>
         </w:rPr>
-        <w:t xml:space="preserve">Uma ontologia pode ser entendida como um modelo conceitual utilizado para representar, de forma explicita e estruturada, </w:t>
-      </w:r>
-      <w:r>
-        <w:t xml:space="preserve">os tipos de entidades existentes em determinado domínio, suas propriedades e as relações que podem ser estabelecidas entre elas. o termo ontologia aproxima-se de sua origem filosófica, pois busca descrever categorias fundamentais da realidade e auxiliar na construção de modelos capazes de representar conceitos de maneira precisa e semanticamente consistente (GUIZZARDI et al., 2011). Nesse sentido, uma ontologia não se limita a listar termos ou conceitos de um domínio. Ela procura destrinchar o significado desses conceitos e as relações existentes entre eles. Assim, uma ontologia pode auxiliar na resposta a perguntas como: </w:t>
+        <w:t>Uma ontologia pode ser entendida como um modelo conceitual utilizado para representar, de forma explícita e estruturada, os tipos de entidades existentes em determinado domínio, suas propriedades e as relações que podem ser estabelecidas entre elas. O termo ontologia aproxima-se de sua origem filosófica, pois busca descrever categorias fundamentais da realidade e auxiliar na construção de modelos capazes de representar conceitos de maneira precisa e semanticamente consistente (GUIZZARDI et al., 2011). Nesse sentido, uma ontologia não se limita a listar termos ou conceitos de um domínio. Ela procura destrinchar o significado desses conceitos e as relações existentes entre eles. Assim, uma ontologia pode auxiliar na resposta a perguntas como</w:t>
+      </w:r>
+      <w:r>
+        <w:t xml:space="preserve">: </w:t>
       </w:r>
     </w:p>
     <w:p>
@@ -12301,7 +11887,10 @@
         <w:jc w:val="both"/>
       </w:pPr>
       <w:r>
-        <w:t xml:space="preserve">o que é um objeto? </w:t>
+        <w:t>O que é um objeto</w:t>
+      </w:r>
+      <w:r>
+        <w:t xml:space="preserve">? </w:t>
       </w:r>
     </w:p>
     <w:p>
@@ -12316,7 +11905,10 @@
         <w:jc w:val="both"/>
       </w:pPr>
       <w:r>
-        <w:t xml:space="preserve">O que é um evento? </w:t>
+        <w:t>O que é um evento</w:t>
+      </w:r>
+      <w:r>
+        <w:t xml:space="preserve">? </w:t>
       </w:r>
     </w:p>
     <w:p>
@@ -12331,7 +11923,10 @@
         <w:jc w:val="both"/>
       </w:pPr>
       <w:r>
-        <w:t xml:space="preserve">O que é uma pessoa? </w:t>
+        <w:t>O que é uma pessoa</w:t>
+      </w:r>
+      <w:r>
+        <w:t xml:space="preserve">? </w:t>
       </w:r>
     </w:p>
     <w:p>
@@ -12346,7 +11941,10 @@
         <w:jc w:val="both"/>
       </w:pPr>
       <w:r>
-        <w:t xml:space="preserve">O que diferencia uma pessoa, de um papel que ela pode exercer em determinado contexto, como paciente, autor, réu ou advogado? </w:t>
+        <w:t>O que diferencia uma pessoa de um papel que ela pode exercer em determinado contexto, como paciente, autor, réu ou advogado</w:t>
+      </w:r>
+      <w:r>
+        <w:t xml:space="preserve">? </w:t>
       </w:r>
     </w:p>
     <w:p>
@@ -12361,7 +11959,10 @@
         <w:jc w:val="both"/>
       </w:pPr>
       <w:r>
-        <w:t xml:space="preserve">Quais propriedades são essenciais para uma entidade e quais são apenas temporárias? </w:t>
+        <w:t>Quais propriedades são essenciais para uma entidade e quais são apenas temporárias</w:t>
+      </w:r>
+      <w:r>
+        <w:t xml:space="preserve">? </w:t>
       </w:r>
     </w:p>
     <w:p>
@@ -12376,7 +11977,10 @@
         <w:jc w:val="both"/>
       </w:pPr>
       <w:r>
-        <w:t>Que tipos de relações podem existir entre as entidades representadas?</w:t>
+        <w:t>Que tipos de relações podem existir entre as entidades representadas</w:t>
+      </w:r>
+      <w:r>
+        <w:t>?</w:t>
       </w:r>
     </w:p>
     <w:p>
@@ -12396,7 +12000,12 @@
       </w:pPr>
       <w:r>
         <w:tab/>
-        <w:t>A construção de ontologias é de extrema relevancia nos domínios mais complexos, nos quais há grande quantidade de conceitos, regras e relações. No domínio jurídico, essa complexidade é evidente, pois normas, sujeitos, papéis, atos, documentos, decisões e procedimentos se relacionam de maneira dinâmica. Por isso, a representação ontológica pode contribuir para organizar o conhecimento jurídico, reduzir ambiguidades conceituais e favorecer tanto a compreensão humana quanto o uso computacional dessas informações.</w:t>
+      </w:r>
+      <w:r>
+        <w:t>A construção de ontologias é de extrema relevância nos domínios mais complexos, nos quais há grande quantidade de conceitos, regras e relações. No domínio jurídico, essa complexidade é evidente, pois normas, sujeitos, papéis, atos, documentos, decisões e procedimentos se relacionam de maneira dinâmica. Por isso, a representação ontológica pode contribuir para organizar o conhecimento jurídico, reduzir ambiguidades conceituais e favorecer tanto a compreensão humana quanto o uso computacional dessas informações</w:t>
+      </w:r>
+      <w:r>
+        <w:t>.</w:t>
       </w:r>
     </w:p>
     <w:p>
@@ -12407,10 +12016,10 @@
         <w:jc w:val="both"/>
       </w:pPr>
       <w:r>
-        <w:t xml:space="preserve">Segundo Scherp (2011) </w:t>
-      </w:r>
-      <w:r>
-        <w:t>as ontologias podem ser classificadas de acordo com seu grau de generalidade. Entre as classificações, tem-se:</w:t>
+        <w:t>Segundo Scherp et al. (2011), as ontologias podem ser classificadas de acordo com seu grau de generalidade. Entre as classificações, tem-se</w:t>
+      </w:r>
+      <w:r>
+        <w:t>:</w:t>
       </w:r>
     </w:p>
     <w:p>
@@ -12440,17 +12049,14 @@
         <w:jc w:val="both"/>
       </w:pPr>
       <w:r>
-        <w:t xml:space="preserve">Ontologias de nucleo, que por sua vez, representam conceitos estruturais de uma determinada área do conhecimento, possuindo um nível intermediário de generalidade. Elas são mais específicas que as ontologias de fundamentação, mas mais gerais que as ontologias de domínio. No campo jurídico, por exemplo, uma ontologia de núcleo pode representar conceitos comuns a </w:t>
-      </w:r>
-      <w:r>
-        <w:t>diferentes</w:t>
-      </w:r>
-      <w:r>
-        <w:t xml:space="preserve"> subdomínios do Direito, como relações jurídicas, sujeitos de direito, </w:t>
+        <w:t xml:space="preserve">Ontologias de núcleo, que, por sua vez, representam conceitos estruturais de uma determinada área do conhecimento, possuindo um nível intermediário de generalidade. Elas são mais específicas que as ontologias de fundamentação, mas mais gerais que as ontologias de domínio. No campo jurídico, por exemplo, uma ontologia de núcleo pode representar conceitos comuns a diferentes subdomínios do Direito, como relações jurídicas, sujeitos de direito, </w:t>
       </w:r>
       <w:r>
         <w:lastRenderedPageBreak/>
-        <w:t>normas, situações jurídicas e atos jurídicos.;</w:t>
+        <w:t>normas, situações jurídicas e atos jurídicos</w:t>
+      </w:r>
+      <w:r>
+        <w:t>;</w:t>
       </w:r>
     </w:p>
     <w:p>
@@ -12484,7 +12090,10 @@
         <w:jc w:val="both"/>
       </w:pPr>
       <w:r>
-        <w:t>Essa delimitação é crucial devido a complexidade do domínio jurídico. Conforme aponta Griffo (2018), o Direito não pode ser tratado como um sistema fechado de regras, pois envolve diferentes nuances, interpretações e relações. Por isso, é necessário estabelecer um recorte da realidade jurídica a ser representada, selecionando os conceitos e relações considerados relevantes para o objetivo da ontologia (GRIFFO, 2018).</w:t>
+        <w:t>Essa delimitação é crucial devido à complexidade do domínio jurídico. Conforme aponta Griffo (2018), o Direito não pode ser tratado como um sistema fechado de regras, pois envolve diferentes nuances, interpretações e relações. Por isso, é necessário estabelecer um recorte da realidade jurídica a ser representada, selecionando os conceitos e relações considerados relevantes para o objetivo da ontologia (GRIFFO, 2018)</w:t>
+      </w:r>
+      <w:r>
+        <w:t>.</w:t>
       </w:r>
     </w:p>
     <w:p>
@@ -12623,7 +12232,10 @@
         <w:jc w:val="center"/>
       </w:pPr>
       <w:r>
-        <w:t>Figura 2</w:t>
+        <w:t xml:space="preserve">Figura </w:t>
+      </w:r>
+      <w:r>
+        <w:t>1</w:t>
       </w:r>
       <w:r>
         <w:t xml:space="preserve"> – Taxonomia</w:t>
@@ -12796,7 +12408,7 @@
         <w:t xml:space="preserve">Figura </w:t>
       </w:r>
       <w:r>
-        <w:t>3</w:t>
+        <w:t>2</w:t>
       </w:r>
       <w:r>
         <w:t xml:space="preserve">. </w:t>
@@ -12941,7 +12553,13 @@
         <w:jc w:val="center"/>
       </w:pPr>
       <w:r>
-        <w:t>Figura 4. As categorias da ontologia de agentes UFO-C 0.2.</w:t>
+        <w:t xml:space="preserve">Figura </w:t>
+      </w:r>
+      <w:r>
+        <w:t>3</w:t>
+      </w:r>
+      <w:r>
+        <w:t>. As categorias da ontologia de agentes UFO-C 0.2.</w:t>
       </w:r>
     </w:p>
     <w:p>
@@ -13116,7 +12734,7 @@
         <w:t xml:space="preserve">Figura </w:t>
       </w:r>
       <w:r>
-        <w:t>5</w:t>
+        <w:t>4</w:t>
       </w:r>
       <w:r>
         <w:t>. Padrão de modelagem para Legal Relator</w:t>
@@ -13207,10 +12825,7 @@
         <w:jc w:val="both"/>
       </w:pPr>
       <w:r>
-        <w:t>A</w:t>
-      </w:r>
-      <w:r>
-        <w:t xml:space="preserve"> posições jurídicas representadas pela UFO-L não são tratadas de forma isolada. Direitos e deveres, por exemplo, apresentam relações de correlação: um direito atribuído a determinado agente corresponde a um dever jurídico atribuído a outro agente. A UFO-L representa essas posições correlatas como partes de um </w:t>
+        <w:t xml:space="preserve">As posições jurídicas representadas pela UFO-L não são tratadas de forma isolada. Direitos e deveres, por exemplo, apresentam relações de correlação: um direito atribuído a determinado agente corresponde a um dever jurídico atribuído a outro agente. A UFO-L representa essas posições correlatas como partes de um </w:t>
       </w:r>
       <w:r>
         <w:rPr>
@@ -13220,7 +12835,10 @@
         <w:t>Legal Relator</w:t>
       </w:r>
       <w:r>
-        <w:t>, permitindo explicitar não somente os participantes de uma relação jurídica, mas também as posições jurídicas que cada um assume no contexto dessa relação.</w:t>
+        <w:t>, permitindo explicitar não somente os participantes de uma relação jurídica, mas também as posições jurídicas que cada um assume no contexto dessa relação</w:t>
+      </w:r>
+      <w:r>
+        <w:t>.</w:t>
       </w:r>
     </w:p>
     <w:p>
@@ -13325,16 +12943,20 @@
         <w:jc w:val="both"/>
       </w:pPr>
       <w:r>
-        <w:t xml:space="preserve">A construção de ontologias exige o uso de metodologias para de orientar o processo de desenvolvimento, desde a identificação do domínio até a avaliação do modelo produzido. Nesse contexto, destaca-se a SABiO, sigla para </w:t>
-      </w:r>
-      <w:r>
-        <w:rPr>
-          <w:rStyle w:val="nfase"/>
+        <w:t xml:space="preserve">A construção de ontologias exige o uso de metodologias para orientar o processo de desenvolvimento, desde a identificação do domínio até a avaliação do modelo produzido. Nesse contexto, destaca-se a SABiO, sigla para </w:t>
+      </w:r>
+      <w:r>
+        <w:rPr>
+          <w:i/>
+          <w:iCs/>
         </w:rPr>
         <w:t>Systematic Approach for Building Ontologies</w:t>
       </w:r>
       <w:r>
-        <w:t>, proposta por Falbo (2014), que consiste em uma abordagem sistemática para a construção de ontologias de domínio. A SABiO foi desenvolvida com o objetivo de apoiar o processo de engenharia de ontologias, fornecendo atividades, papéis, artefatos e processos de apoio para a elaboração de modelos ontológicos mais consistentes e reutilizáveis.</w:t>
+        <w:t>, proposta por Falbo (2014), que consiste em uma abordagem sistemática para a construção de ontologias de domínio. A SABiO foi desenvolvida com o objetivo de apoiar o processo de engenharia de ontologias, fornecendo atividades, papéis, artefatos e processos de apoio para a elaboração de modelos ontológicos mais consistentes e reutilizáveis</w:t>
+      </w:r>
+      <w:r>
+        <w:t>.</w:t>
       </w:r>
     </w:p>
     <w:p>
@@ -13345,7 +12967,10 @@
         <w:jc w:val="both"/>
       </w:pPr>
       <w:r>
-        <w:t>Segundo Falbo (2014), ontologias se repartem em de referência e ontologias operacionais. As ontologias de referência são voltadas à representação conceitual do domínio, tendo como principal objetivo descrever, com clareza e precisão, os conceitos e relações existentes em determinada área de conhecimento. Já as ontologias operacionais são voltadas ao uso computacional, sendo implementadas em linguagens de modelagem visual e computacionalmente, como OWL. Essa distinção é relevante porque permite separar a fase de compreensão e modelagem conceitual do domínio da fase de implementação da ontologia.</w:t>
+        <w:t>Segundo Falbo (2014), as ontologias podem ser distinguidas em ontologias de referência e ontologias operacionais. As ontologias de referência são voltadas à representação conceitual do domínio, tendo como principal objetivo descrever, com clareza e precisão, os conceitos e relações existentes em determinada área de conhecimento. Já as ontologias operacionais são voltadas ao uso computacional, sendo implementadas em linguagens computacionais, como OWL. Essa distinção é relevante porque permite separar a fase de compreensão e modelagem conceitual do domínio da fase de implementação da ontologia</w:t>
+      </w:r>
+      <w:r>
+        <w:t>.</w:t>
       </w:r>
     </w:p>
     <w:p>
@@ -13376,7 +13001,7 @@
         <w:t xml:space="preserve"> </w:t>
       </w:r>
       <w:r>
-        <w:t>1</w:t>
+        <w:t>5</w:t>
       </w:r>
       <w:r>
         <w:rPr>
@@ -13506,7 +13131,10 @@
         <w:jc w:val="both"/>
       </w:pPr>
       <w:r>
-        <w:t>A SABiO também recomenda que a modelagem conceitual seja orientada por uma ontologia de fundamentação. Nesse sentido, Falbo (2014) destaca a possibilidade de utilização da OntoUML como linguagem de modelagem para ontologias de referência, uma vez que ela incorpora representaçoes ontológicas da Unified Foundational Ontology (UFO). Essa orientação é compatível com a proposta deste trabalho, que utiliza conceitos da UFO-L e da OntoUML para representar o domínio jurídico.</w:t>
+        <w:t>A SABiO também recomenda que a modelagem conceitual seja orientada por uma ontologia de fundamentação. Nesse sentido, Falbo (2014) destaca a possibilidade de utilização da OntoUML como linguagem de modelagem para ontologias de referência, uma vez que ela incorpora representações ontológicas da Unified Foundational Ontology (UFO). Essa orientação é compatível com a proposta deste trabalho, que utiliza conceitos da UFO-L e da OntoUML para representar o domínio jurídico</w:t>
+      </w:r>
+      <w:r>
+        <w:t>.</w:t>
       </w:r>
     </w:p>
     <w:p>
@@ -13517,7 +13145,10 @@
         <w:jc w:val="both"/>
       </w:pPr>
       <w:r>
-        <w:t>Outro ponto relevante da SABiO é a possibilidade de modularização da ontologia. Em domínios complexos, como o jurídico, a repartiçao em módulos ou subontologias pode facilitar o desenvolvimento, a manutenção e a reutilização do modelo. No caso do Juizado Especial Federal Cível, a ontologia pode ser organizada em módulos relacionados, por exemplo, aos sujeitos processuais, à demanda judicial, às competencias, e aos procedimentos. Essa divisão contribui para reduzir a complexidade da modelagem e permite que cada parte do domínio seja analisada de maneira mais clara.</w:t>
+        <w:t>Outro ponto relevante da SABiO é a possibilidade de modularização da ontologia. Em domínios complexos, como o jurídico, a repartição em módulos ou subontologias pode facilitar o desenvolvimento, a manutenção e a reutilização do modelo. No caso do Juizado Especial Federal Cível, a ontologia pode ser organizada em módulos relacionados, por exemplo, aos sujeitos processuais, à demanda judicial, às competências e aos procedimentos. Essa divisão contribui para reduzir a complexidade da modelagem e permite que cada parte do domínio seja analisada de maneira mais clara</w:t>
+      </w:r>
+      <w:r>
+        <w:t>.</w:t>
       </w:r>
     </w:p>
     <w:p>
@@ -13539,7 +13170,10 @@
         <w:jc w:val="both"/>
       </w:pPr>
       <w:r>
-        <w:t>Dessa forma, a SABiO contribui diretamente para o desenvolvimento deste trabalho, pois oferece um caminho metodológico adequado para a construção da ontologia proposta. As etapas são previstas para serem seguidas como um todo, porem neste trabalho serão trabalhadas apenas os passos relacionado às ontologias de referencias, sendo esses a identificação de requisitos, a definição de perguntas de competência, a captura do conhecimento, a modelagem conceitual, a modularização e a avaliação da ontologia, essa abordagem permite que o modelo seja desenvolvido de forma mais sistemática e alinhada aos objetivos da pesquisa</w:t>
+        <w:t>Dessa forma, a SABiO contribui diretamente para o desenvolvimento deste trabalho, pois oferece um caminho metodológico adequado para a construção da ontologia proposta. Neste trabalho, são contempladas as atividades relacionadas à construção de uma ontologia de referência: identificação de requisitos, definição de perguntas de competência, captura do conhecimento, modelagem conceitual, modularização e avaliação da ontologia. Essa abordagem permite que o modelo seja desenvolvido de forma mais sistemática e alinhada aos objetivos da pesquisa</w:t>
+      </w:r>
+      <w:r>
+        <w:t>.</w:t>
       </w:r>
     </w:p>
     <w:p>
@@ -14063,7 +13697,16 @@
               <w:pStyle w:val="Corpodetexto"/>
             </w:pPr>
             <w:r>
-              <w:t>Representa coleções de entidades, sem fornecer princípio de identidade próprio.</w:t>
+              <w:t>Representa um tipo que fornece princípio de identidade</w:t>
+            </w:r>
+            <w:r>
+              <w:t xml:space="preserve"> </w:t>
+            </w:r>
+            <w:r>
+              <w:t>a coletivos, como um baralho ou um grupo de pessoas</w:t>
+            </w:r>
+            <w:r>
+              <w:t>.</w:t>
             </w:r>
           </w:p>
         </w:tc>
@@ -14161,7 +13804,16 @@
         <w:jc w:val="center"/>
       </w:pPr>
       <w:r>
-        <w:t>Fonte: Adaptado de Guimarães et al. (2017).</w:t>
+        <w:t>Fonte: Adaptado de Guimarães et al. (2017)</w:t>
+      </w:r>
+      <w:r>
+        <w:t xml:space="preserve"> </w:t>
+      </w:r>
+      <w:r>
+        <w:t>e Guizzardi (2005)</w:t>
+      </w:r>
+      <w:r>
+        <w:t>.</w:t>
       </w:r>
     </w:p>
     <w:p>
@@ -14234,6 +13886,7 @@
                 <w:b/>
                 <w:bCs/>
               </w:rPr>
+              <w:lastRenderedPageBreak/>
               <w:t>Relação</w:t>
             </w:r>
           </w:p>
@@ -14289,7 +13942,6 @@
                 <w:i/>
                 <w:iCs/>
               </w:rPr>
-              <w:lastRenderedPageBreak/>
               <w:t>Mediação (mediation)</w:t>
             </w:r>
           </w:p>
@@ -14763,7 +14415,11 @@
         <w:t>Visual Paradigm</w:t>
       </w:r>
       <w:r>
-        <w:t xml:space="preserve">, ambiente voltado à criação de modelos e diagramas, que pode ser estendido por meio do </w:t>
+        <w:t xml:space="preserve">, ambiente voltado à criação de modelos e diagramas, que pode ser </w:t>
+      </w:r>
+      <w:r>
+        <w:lastRenderedPageBreak/>
+        <w:t xml:space="preserve">estendido por meio do </w:t>
       </w:r>
       <w:r>
         <w:rPr>
@@ -14774,11 +14430,7 @@
         <w:t>plugin OntoUML</w:t>
       </w:r>
       <w:r>
-        <w:t xml:space="preserve">, possibilitando a elaboração de modelos conceituais </w:t>
-      </w:r>
-      <w:r>
-        <w:lastRenderedPageBreak/>
-        <w:t>ontologicamente fundamentados</w:t>
+        <w:t>, possibilitando a elaboração de modelos conceituais ontologicamente fundamentados</w:t>
       </w:r>
       <w:r>
         <w:t>.</w:t>
@@ -14792,10 +14444,7 @@
         <w:jc w:val="both"/>
       </w:pPr>
       <w:r>
-        <w:t xml:space="preserve">O </w:t>
-      </w:r>
-      <w:r>
-        <w:t>plugin OntoUML acrescenta ao Visual Paradigm recursos próprios da linguagem, permitindo aplicar às classes e relações os estereótipos apresentados no Quadro 2, como kind, role, relator e mode. Além disso, oferece mecanismos de apoio à modelagem, como sugestões de estereótipos e verificação do modelo segundo as regras da OntoUML. A Figura X exemplifica a representação desses elementos e de suas relações no ambiente de modelagem</w:t>
+        <w:t>O plugin OntoUML acrescenta ao Visual Paradigm recursos próprios da linguagem, permitindo aplicar às classes e relações os estereótipos apresentados nos Quadros 1 e 2, como kind, role, relator e mode. Além disso, oferece mecanismos de apoio à modelagem, como sugestões de estereótipos e verificação do modelo segundo as regras da OntoUML. A Figura 6 exemplifica a representação desses elementos e de suas relações no ambiente de modelagem</w:t>
       </w:r>
       <w:r>
         <w:t>.</w:t>
@@ -15072,67 +14721,7 @@
         <w:rPr>
           <w:lang w:val="pt-BR" w:eastAsia="pt-BR"/>
         </w:rPr>
-        <w:t xml:space="preserve"> prevê ainda etapas posteriores relacionadas ao design e </w:t>
-      </w:r>
-      <w:r>
-        <w:rPr>
-          <w:lang w:val="pt-BR" w:eastAsia="pt-BR"/>
-        </w:rPr>
-        <w:t>a</w:t>
-      </w:r>
-      <w:r>
-        <w:rPr>
-          <w:lang w:val="pt-BR" w:eastAsia="pt-BR"/>
-        </w:rPr>
-        <w:t xml:space="preserve"> implementação, n</w:t>
-      </w:r>
-      <w:r>
-        <w:rPr>
-          <w:lang w:val="pt-BR" w:eastAsia="pt-BR"/>
-        </w:rPr>
-        <w:t>o</w:t>
-      </w:r>
-      <w:r>
-        <w:rPr>
-          <w:lang w:val="pt-BR" w:eastAsia="pt-BR"/>
-        </w:rPr>
-        <w:t xml:space="preserve">s quais a ontologia de referência pode ser transformada em uma representação voltada ao uso computacional, resultando, por exemplo, em uma ontologia operacional. </w:t>
-      </w:r>
-      <w:r>
-        <w:rPr>
-          <w:lang w:val="pt-BR" w:eastAsia="pt-BR"/>
-        </w:rPr>
-        <w:t>Apoiando</w:t>
-      </w:r>
-      <w:r>
-        <w:rPr>
-          <w:lang w:val="pt-BR" w:eastAsia="pt-BR"/>
-        </w:rPr>
-        <w:t xml:space="preserve"> </w:t>
-      </w:r>
-      <w:r>
-        <w:rPr>
-          <w:lang w:val="pt-BR" w:eastAsia="pt-BR"/>
-        </w:rPr>
-        <w:t>a</w:t>
-      </w:r>
-      <w:r>
-        <w:rPr>
-          <w:lang w:val="pt-BR" w:eastAsia="pt-BR"/>
-        </w:rPr>
-        <w:t xml:space="preserve">s atividades de desenvolvimento, a abordagem </w:t>
-      </w:r>
-      <w:r>
-        <w:rPr>
-          <w:lang w:val="pt-BR" w:eastAsia="pt-BR"/>
-        </w:rPr>
-        <w:t>oferece</w:t>
-      </w:r>
-      <w:r>
-        <w:rPr>
-          <w:lang w:val="pt-BR" w:eastAsia="pt-BR"/>
-        </w:rPr>
-        <w:t xml:space="preserve"> processos de apoio, como aquisição de conhecimento, documentação, gerenciamento de configuração, avaliação e </w:t>
+        <w:t xml:space="preserve"> prevê ainda etapas posteriores relacionadas ao design e à implementação, nas quais a ontologia de referência pode ser transformada em uma representação voltada ao uso computacional, resultando, por exemplo, em uma ontologia operacional. Apoiando as atividades de desenvolvimento, a abordagem oferece processos de apoio, como aquisição de conhecimento, documentação, gerenciamento de configuração, avaliação e </w:t>
       </w:r>
       <w:proofErr w:type="spellStart"/>
       <w:r>
@@ -15146,7 +14735,13 @@
         <w:rPr>
           <w:lang w:val="pt-BR" w:eastAsia="pt-BR"/>
         </w:rPr>
-        <w:t>. Esses processos não necessariamente ocorrem de maneira isolada ou estritamente sequencial, podendo acompanhar diferentes momentos do desenvolvimento da ontologia. No próprio referencial deste trabalho, esses processos são apresentados como mecanismos de suporte à construção e à avaliação do modelo.</w:t>
+        <w:t>. Esses processos não necessariamente ocorrem de maneira isolada ou estritamente sequencial, podendo acompanhar diferentes momentos do desenvolvimento da ontologia. No próprio referencial deste trabalho, esses processos são apresentados como mecanismos de suporte à construção e à avaliação do modelo</w:t>
+      </w:r>
+      <w:r>
+        <w:rPr>
+          <w:lang w:val="pt-BR" w:eastAsia="pt-BR"/>
+        </w:rPr>
+        <w:t>.</w:t>
       </w:r>
     </w:p>
     <w:p>
@@ -15372,25 +14967,7 @@
         <w:rPr>
           <w:lang w:val="pt-BR" w:eastAsia="pt-BR"/>
         </w:rPr>
-        <w:t xml:space="preserve">A </w:t>
-      </w:r>
-      <w:r>
-        <w:rPr>
-          <w:lang w:val="pt-BR" w:eastAsia="pt-BR"/>
-        </w:rPr>
-        <w:t>N</w:t>
-      </w:r>
-      <w:r>
-        <w:rPr>
-          <w:lang w:val="pt-BR" w:eastAsia="pt-BR"/>
-        </w:rPr>
-        <w:t>o</w:t>
-      </w:r>
-      <w:r>
-        <w:rPr>
-          <w:lang w:val="pt-BR" w:eastAsia="pt-BR"/>
-        </w:rPr>
-        <w:t xml:space="preserve"> </w:t>
+        <w:t xml:space="preserve">Na </w:t>
       </w:r>
       <w:proofErr w:type="spellStart"/>
       <w:r>
@@ -15404,7 +14981,13 @@
         <w:rPr>
           <w:lang w:val="pt-BR" w:eastAsia="pt-BR"/>
         </w:rPr>
-        <w:t>, a aquisição de conhecimento é caracterizada como um processo de apoio ao desenvolvimento da ontologia, podendo ocorrer ao longo das diferentes atividades de construção do modelo. Neste trabalho, esse processo teve papel especialmente relevante nas etapas de definição dos requisitos e de captura da ontologia, uma vez que forneceu o conhecimento necessário para a identificação dos conceitos, relações e restrições existentes no domínio do Juizado Especial Federal Cível.</w:t>
+        <w:t>, a aquisição de conhecimento é caracterizada como um processo de apoio ao desenvolvimento da ontologia, podendo ocorrer ao longo das diferentes atividades de construção do modelo. Neste trabalho, esse processo teve papel especialmente relevante nas etapas de definição dos requisitos e de captura da ontologia, uma vez que forneceu o conhecimento necessário para a identificação dos conceitos, relações e restrições existentes no domínio do Juizado Especial Federal Cível</w:t>
+      </w:r>
+      <w:r>
+        <w:rPr>
+          <w:lang w:val="pt-BR" w:eastAsia="pt-BR"/>
+        </w:rPr>
+        <w:t>.</w:t>
       </w:r>
     </w:p>
     <w:p>
@@ -15924,31 +15507,13 @@
         <w:rPr>
           <w:lang w:val="pt-BR" w:eastAsia="pt-BR"/>
         </w:rPr>
-        <w:t>Também foi reutilizada a concepção de Legal Relator para representar relações jurídicas existentes no domínio processual. A UFO-L trata as relações jurídicas como entidades reificadas que vinculam agentes em determinadas posições jurídicas</w:t>
-      </w:r>
-      <w:r>
-        <w:rPr>
-          <w:lang w:val="pt-BR" w:eastAsia="pt-BR"/>
-        </w:rPr>
-        <w:t xml:space="preserve">. </w:t>
-      </w:r>
-      <w:r>
-        <w:rPr>
-          <w:lang w:val="pt-BR" w:eastAsia="pt-BR"/>
-        </w:rPr>
-        <w:t xml:space="preserve">A partir dessa </w:t>
-      </w:r>
-      <w:r>
-        <w:rPr>
-          <w:lang w:val="pt-BR" w:eastAsia="pt-BR"/>
-        </w:rPr>
-        <w:t>analise</w:t>
-      </w:r>
-      <w:r>
-        <w:rPr>
-          <w:lang w:val="pt-BR" w:eastAsia="pt-BR"/>
-        </w:rPr>
-        <w:t xml:space="preserve"> foram modelados, entre outros, Relação Jurídico-Processual, Representação Processual, Obrigação Judicial, Competência Jurisdicional, Acordo Processual e Relação Recursal.</w:t>
+        <w:t>Também foi reutilizada a concepção de Legal Relator para representar relações jurídicas existentes no domínio processual. A UFO-L trata as relações jurídicas como entidades reificadas que vinculam agentes em determinadas posições jurídicas. A partir dessa análise foram modelados, entre outros, Relação Jurídico-Processual, Representação Processual, Obrigação Judicial, Competência Jurisdicional, Acordo Processual e Relação Recursal</w:t>
+      </w:r>
+      <w:r>
+        <w:rPr>
+          <w:lang w:val="pt-BR" w:eastAsia="pt-BR"/>
+        </w:rPr>
+        <w:t>.</w:t>
       </w:r>
     </w:p>
     <w:p>
@@ -16092,35 +15657,27 @@
         <w:rPr>
           <w:lang w:val="pt-BR" w:eastAsia="pt-BR"/>
         </w:rPr>
-        <w:t xml:space="preserve">, foi adotada para Petição.     </w:t>
+        <w:t xml:space="preserve">, foi adotada para Petição. A categoria </w:t>
       </w:r>
       <w:proofErr w:type="spellStart"/>
       <w:r>
         <w:rPr>
           <w:lang w:val="pt-BR" w:eastAsia="pt-BR"/>
         </w:rPr>
-        <w:t>ontors</w:t>
+        <w:t>Party</w:t>
       </w:r>
       <w:proofErr w:type="spellEnd"/>
       <w:r>
         <w:rPr>
           <w:lang w:val="pt-BR" w:eastAsia="pt-BR"/>
         </w:rPr>
-        <w:t xml:space="preserve"> A categoria </w:t>
-      </w:r>
-      <w:proofErr w:type="spellStart"/>
-      <w:r>
-        <w:rPr>
-          <w:lang w:val="pt-BR" w:eastAsia="pt-BR"/>
-        </w:rPr>
-        <w:t>Party</w:t>
-      </w:r>
-      <w:proofErr w:type="spellEnd"/>
-      <w:r>
-        <w:rPr>
-          <w:lang w:val="pt-BR" w:eastAsia="pt-BR"/>
-        </w:rPr>
-        <w:t xml:space="preserve"> também serviu como referência para Parte Processual, posteriormente especializada segundo os papéis existentes no domínio do JEF Cível.</w:t>
+        <w:t xml:space="preserve"> também serviu como referência para Parte Processual, posteriormente especializada segundo os papéis existentes no domínio do JEF Cível</w:t>
+      </w:r>
+      <w:r>
+        <w:rPr>
+          <w:lang w:val="pt-BR" w:eastAsia="pt-BR"/>
+        </w:rPr>
+        <w:t>.</w:t>
       </w:r>
     </w:p>
     <w:p>
@@ -17074,80 +16631,20 @@
         <w:rPr>
           <w:lang w:val="pt-BR" w:eastAsia="pt-BR"/>
         </w:rPr>
-        <w:t xml:space="preserve">A modelagem foi realizada de forma iterativa e incremental. Os conceitos inicialmente identificados foram progressivamente revistos, especializados ou reorganizados conforme novas relações eram identificadas e as Questões de Competência eram </w:t>
-      </w:r>
-      <w:r>
-        <w:rPr>
-          <w:lang w:val="pt-BR" w:eastAsia="pt-BR"/>
-        </w:rPr>
-        <w:t>avaliadas</w:t>
-      </w:r>
-      <w:r>
-        <w:rPr>
-          <w:lang w:val="pt-BR" w:eastAsia="pt-BR"/>
-        </w:rPr>
-        <w:t xml:space="preserve"> com o modelo. Dessa forma, a construção dos diagramas não consistiu apenas na </w:t>
-      </w:r>
-      <w:r>
-        <w:rPr>
-          <w:lang w:val="pt-BR" w:eastAsia="pt-BR"/>
-        </w:rPr>
-        <w:t>transcrição</w:t>
-      </w:r>
-      <w:r>
-        <w:rPr>
-          <w:lang w:val="pt-BR" w:eastAsia="pt-BR"/>
-        </w:rPr>
-        <w:t xml:space="preserve"> dos termos encontrados na legislação ou na literatura, </w:t>
-      </w:r>
-      <w:r>
-        <w:rPr>
-          <w:lang w:val="pt-BR" w:eastAsia="pt-BR"/>
-        </w:rPr>
-        <w:t>foi</w:t>
-      </w:r>
-      <w:r>
-        <w:rPr>
-          <w:lang w:val="pt-BR" w:eastAsia="pt-BR"/>
-        </w:rPr>
-        <w:t xml:space="preserve"> um processo de análise e refinamento conceitual </w:t>
+        <w:t xml:space="preserve">A modelagem foi realizada de forma iterativa e incremental. Os conceitos inicialmente identificados foram progressivamente revistos, especializados ou reorganizados conforme novas relações eram identificadas e as Questões de Competência eram avaliadas com o modelo. Dessa forma, a construção dos diagramas não consistiu apenas na transcrição dos termos encontrados na legislação ou na literatura; foi um processo de análise e refinamento conceitual </w:t>
       </w:r>
       <w:r>
         <w:rPr>
           <w:lang w:val="pt-BR" w:eastAsia="pt-BR"/>
         </w:rPr>
         <w:lastRenderedPageBreak/>
-        <w:t>focado em</w:t>
-      </w:r>
-      <w:r>
-        <w:rPr>
-          <w:lang w:val="pt-BR" w:eastAsia="pt-BR"/>
-        </w:rPr>
-        <w:t xml:space="preserve"> </w:t>
-      </w:r>
-      <w:r>
-        <w:rPr>
-          <w:lang w:val="pt-BR" w:eastAsia="pt-BR"/>
-        </w:rPr>
-        <w:t>aprofundar</w:t>
-      </w:r>
-      <w:r>
-        <w:rPr>
-          <w:lang w:val="pt-BR" w:eastAsia="pt-BR"/>
-        </w:rPr>
-        <w:t xml:space="preserve"> as </w:t>
-      </w:r>
-      <w:r>
-        <w:rPr>
-          <w:lang w:val="pt-BR" w:eastAsia="pt-BR"/>
-        </w:rPr>
-        <w:t>entidade e relações</w:t>
-      </w:r>
-      <w:r>
-        <w:rPr>
-          <w:lang w:val="pt-BR" w:eastAsia="pt-BR"/>
-        </w:rPr>
-        <w:t xml:space="preserve"> relevantes para o domínio.</w:t>
+        <w:t>focado no aprofundamento da compreensão das entidades e relações relevantes para o domínio</w:t>
+      </w:r>
+      <w:r>
+        <w:rPr>
+          <w:lang w:val="pt-BR" w:eastAsia="pt-BR"/>
+        </w:rPr>
+        <w:t>.</w:t>
       </w:r>
     </w:p>
     <w:p>
@@ -17227,19 +16724,11 @@
           <w:lang w:val="pt-BR" w:eastAsia="pt-BR"/>
         </w:rPr>
       </w:pPr>
-      <w:proofErr w:type="gramStart"/>
-      <w:r>
-        <w:rPr>
-          <w:lang w:val="pt-BR" w:eastAsia="pt-BR"/>
-        </w:rPr>
-        <w:t>A</w:t>
-      </w:r>
-      <w:proofErr w:type="gramEnd"/>
-      <w:r>
-        <w:rPr>
-          <w:lang w:val="pt-BR" w:eastAsia="pt-BR"/>
-        </w:rPr>
-        <w:t xml:space="preserve"> medida que a modelagem avançou, o número de conceitos e relações tornou inadequada sua representação em um único diagrama. Para preservar a legibilidade e facilitar a compreensão do modelo, a ontologia foi organizada em módulos conceituais inter-relacionados, cada um concentrado em determinado aspecto do domínio. Essa modularização também permitiu relacionar os diferentes grupos de Questões de Competência às partes correspondentes da ontologia e é apresentada na seção seguinte</w:t>
+      <w:r>
+        <w:rPr>
+          <w:lang w:val="pt-BR" w:eastAsia="pt-BR"/>
+        </w:rPr>
+        <w:t>À medida que a modelagem avançou, o número de conceitos e relações tornou inadequada sua representação em um único diagrama. Para preservar a legibilidade e facilitar a compreensão do modelo, a ontologia foi organizada em módulos conceituais inter-relacionados, cada um concentrado em determinado aspecto do domínio. Essa modularização também permitiu relacionar os diferentes grupos de Questões de Competência às partes correspondentes da ontologia e é apresentada na seção seguinte</w:t>
       </w:r>
       <w:r>
         <w:rPr>
@@ -17558,6 +17047,151 @@
         <w:lastRenderedPageBreak/>
         <w:t>enquanto os diagramas de classes apresentam detalhadamente os conceitos e relações pertencentes a cada módulo.</w:t>
       </w:r>
+    </w:p>
+    <w:p>
+      <w:pPr>
+        <w:pStyle w:val="Corpodetexto"/>
+        <w:spacing w:line="312" w:lineRule="auto"/>
+        <w:jc w:val="both"/>
+      </w:pPr>
+    </w:p>
+    <w:p>
+      <w:pPr>
+        <w:pStyle w:val="Ttulo3"/>
+        <w:numPr>
+          <w:ilvl w:val="1"/>
+          <w:numId w:val="16"/>
+        </w:numPr>
+        <w:spacing w:before="2"/>
+        <w:ind w:left="737" w:hanging="737"/>
+      </w:pPr>
+      <w:r>
+        <w:t>Verificação por rastreabilidade e instanciação simulada</w:t>
+      </w:r>
+    </w:p>
+    <w:p>
+      <w:pPr>
+        <w:pStyle w:val="Corpodetexto"/>
+        <w:spacing w:line="312" w:lineRule="auto"/>
+        <w:ind w:left="284" w:right="113" w:firstLine="737"/>
+        <w:jc w:val="both"/>
+        <w:rPr>
+          <w:lang w:val="pt-BR" w:eastAsia="pt-BR"/>
+        </w:rPr>
+      </w:pPr>
+      <w:r>
+        <w:rPr>
+          <w:lang w:val="pt-BR" w:eastAsia="pt-BR"/>
+        </w:rPr>
+        <w:t xml:space="preserve">Como parte da verificação da ontologia de referência, foram construídos uma matriz de rastreabilidade das Questões de Competência e um conjunto de instanciações com dados inteiramente fictícios. A matriz relaciona cada questão aos conceitos, às relações e aos diagramas que oferecem suporte à sua resposta. As instanciações, por sua vez, exemplificam a aplicação desses elementos em situações hipotéticas, permitindo examinar a distinção entre entidades, papéis, documentos, eventos e situações processuais. Essa atividade segue a orientação da </w:t>
+      </w:r>
+      <w:proofErr w:type="spellStart"/>
+      <w:r>
+        <w:rPr>
+          <w:lang w:val="pt-BR" w:eastAsia="pt-BR"/>
+        </w:rPr>
+        <w:t>SABiO</w:t>
+      </w:r>
+      <w:proofErr w:type="spellEnd"/>
+      <w:r>
+        <w:rPr>
+          <w:lang w:val="pt-BR" w:eastAsia="pt-BR"/>
+        </w:rPr>
+        <w:t xml:space="preserve"> de verificar a competência da ontologia por correspondência com os requisitos e de utilizar instanciações como instrumento de avaliação conceitual (FALBO, 2014).</w:t>
+      </w:r>
+    </w:p>
+    <w:p>
+      <w:pPr>
+        <w:pStyle w:val="Corpodetexto"/>
+        <w:spacing w:line="312" w:lineRule="auto"/>
+        <w:ind w:left="284" w:right="113" w:firstLine="737"/>
+        <w:jc w:val="both"/>
+        <w:rPr>
+          <w:lang w:val="pt-BR" w:eastAsia="pt-BR"/>
+        </w:rPr>
+      </w:pPr>
+      <w:r>
+        <w:rPr>
+          <w:lang w:val="pt-BR" w:eastAsia="pt-BR"/>
+        </w:rPr>
+        <w:t>O procedimento compreendeu quatro atividades: identificação dos elementos necessários a cada resposta; localização desses elementos nos diagramas; construção de fragmentos de instâncias e relações para seis cenários; e registro das respostas esperadas, das premissas externas e das lacunas observadas. Foram utilizados identificadores estáveis para permitir o acompanhamento de uma mesma entidade em diferentes relações e recortes do cenário. Uma pessoa e o papel por ela exercido não foram representados como dois indivíduos distintos.</w:t>
+      </w:r>
+    </w:p>
+    <w:p>
+      <w:pPr>
+        <w:pStyle w:val="Corpodetexto"/>
+        <w:spacing w:line="312" w:lineRule="auto"/>
+        <w:ind w:left="284" w:right="113" w:firstLine="737"/>
+        <w:jc w:val="both"/>
+        <w:rPr>
+          <w:lang w:val="pt-BR" w:eastAsia="pt-BR"/>
+        </w:rPr>
+      </w:pPr>
+      <w:r>
+        <w:rPr>
+          <w:lang w:val="pt-BR" w:eastAsia="pt-BR"/>
+        </w:rPr>
+        <w:t>A análise distinguiu o suporte direto à descrição de fatos já informados, o suporte parcial e a ausência de suporte suficiente para a decisão solicitada. Essa distinção é relevante porque algumas questões solicitam a identificação de informações, enquanto outras exigem decidir sobre necessidade, possibilidade ou obrigatoriedade jurídica. A existência de uma classe que registra um acontecimento não é suficiente para representar a regra que determina se ele deve ocorrer.</w:t>
+      </w:r>
+    </w:p>
+    <w:p>
+      <w:pPr>
+        <w:pStyle w:val="Corpodetexto"/>
+        <w:spacing w:line="312" w:lineRule="auto"/>
+        <w:ind w:left="284" w:right="113" w:firstLine="737"/>
+        <w:jc w:val="both"/>
+        <w:rPr>
+          <w:lang w:val="pt-BR" w:eastAsia="pt-BR"/>
+        </w:rPr>
+      </w:pPr>
+      <w:r>
+        <w:rPr>
+          <w:lang w:val="pt-BR" w:eastAsia="pt-BR"/>
+        </w:rPr>
+        <w:t xml:space="preserve">Os resultados são apresentados na Seção 4.4. As instanciações constituem fragmentos conceituais, e não populações completas de todos os diagramas. Não foi executada verificação formal das cardinalidades, da </w:t>
+      </w:r>
+      <w:proofErr w:type="spellStart"/>
+      <w:r>
+        <w:rPr>
+          <w:lang w:val="pt-BR" w:eastAsia="pt-BR"/>
+        </w:rPr>
+        <w:t>satisfatibilidade</w:t>
+      </w:r>
+      <w:proofErr w:type="spellEnd"/>
+      <w:r>
+        <w:rPr>
+          <w:lang w:val="pt-BR" w:eastAsia="pt-BR"/>
+        </w:rPr>
+        <w:t xml:space="preserve"> ou dos axiomas da </w:t>
+      </w:r>
+      <w:proofErr w:type="spellStart"/>
+      <w:r>
+        <w:rPr>
+          <w:lang w:val="pt-BR" w:eastAsia="pt-BR"/>
+        </w:rPr>
+        <w:t>OntoUML</w:t>
+      </w:r>
+      <w:proofErr w:type="spellEnd"/>
+      <w:r>
+        <w:rPr>
+          <w:lang w:val="pt-BR" w:eastAsia="pt-BR"/>
+        </w:rPr>
+        <w:t xml:space="preserve">. As regras jurídicas utilizadas para contextualizar os exemplos foram identificadas separadamente como premissas externas. Portanto, essa atividade não substitui a validação por especialistas nem os testes de uma eventual ontologia </w:t>
+      </w:r>
+      <w:proofErr w:type="gramStart"/>
+      <w:r>
+        <w:rPr>
+          <w:lang w:val="pt-BR" w:eastAsia="pt-BR"/>
+        </w:rPr>
+        <w:t>operacional.</w:t>
+      </w:r>
+      <w:r>
+        <w:rPr>
+          <w:lang w:val="pt-BR" w:eastAsia="pt-BR"/>
+        </w:rPr>
+        <w:t>.</w:t>
+      </w:r>
+      <w:proofErr w:type="gramEnd"/>
     </w:p>
     <w:p>
       <w:pPr>
@@ -17739,7 +17373,19 @@
         <w:rPr>
           <w:lang w:val="pt-BR" w:eastAsia="pt-BR"/>
         </w:rPr>
-        <w:t>QC1. Quem são os participantes do processo e qual papel processual cada um exerce?</w:t>
+        <w:t xml:space="preserve">QC1. </w:t>
+      </w:r>
+      <w:r>
+        <w:rPr>
+          <w:lang w:val="pt-BR" w:eastAsia="pt-BR"/>
+        </w:rPr>
+        <w:t>Quem são os participantes do processo e qual papel processual cada um exerce</w:t>
+      </w:r>
+      <w:r>
+        <w:rPr>
+          <w:lang w:val="pt-BR" w:eastAsia="pt-BR"/>
+        </w:rPr>
+        <w:t>?</w:t>
       </w:r>
     </w:p>
     <w:p>
@@ -21804,7 +21450,13 @@
         <w:jc w:val="center"/>
       </w:pPr>
       <w:r>
-        <w:t>Figura 11. Diagrama de Serventuarios.</w:t>
+        <w:t>Figura 11. Diagrama de Serventu</w:t>
+      </w:r>
+      <w:r>
+        <w:t>á</w:t>
+      </w:r>
+      <w:r>
+        <w:t>rios.</w:t>
       </w:r>
     </w:p>
     <w:p>
@@ -28936,21 +28588,7 @@
         <w:rPr>
           <w:lang w:val="pt-BR" w:eastAsia="pt-BR"/>
         </w:rPr>
-        <w:t xml:space="preserve"> </w:t>
-      </w:r>
-      <w:proofErr w:type="spellStart"/>
-      <w:r>
-        <w:rPr>
-          <w:lang w:val="pt-BR" w:eastAsia="pt-BR"/>
-        </w:rPr>
-        <w:t>a</w:t>
-      </w:r>
-      <w:proofErr w:type="spellEnd"/>
-      <w:r>
-        <w:rPr>
-          <w:lang w:val="pt-BR" w:eastAsia="pt-BR"/>
-        </w:rPr>
-        <w:t xml:space="preserve"> </w:t>
+        <w:t xml:space="preserve"> a </w:t>
       </w:r>
       <w:proofErr w:type="spellStart"/>
       <w:r>
@@ -29708,6 +29346,7 @@
       </w:pPr>
       <w:r>
         <w:rPr>
+          <w:noProof/>
           <w:lang w:val="pt-BR" w:eastAsia="pt-BR"/>
         </w:rPr>
         <w:drawing>
@@ -30476,6 +30115,7 @@
       </w:pPr>
       <w:r>
         <w:rPr>
+          <w:noProof/>
           <w:lang w:val="pt-BR" w:eastAsia="pt-BR"/>
         </w:rPr>
         <w:drawing>
@@ -30522,6 +30162,145 @@
         <w:ind w:right="116"/>
         <w:jc w:val="center"/>
         <w:rPr>
+          <w:w w:val="105"/>
+        </w:rPr>
+      </w:pPr>
+      <w:r>
+        <w:rPr>
+          <w:w w:val="105"/>
+        </w:rPr>
+        <w:t>Fonte: elaborado pelo autor (2026)</w:t>
+      </w:r>
+    </w:p>
+    <w:p>
+      <w:pPr>
+        <w:pStyle w:val="Corpodetexto"/>
+        <w:spacing w:line="312" w:lineRule="auto"/>
+        <w:ind w:right="116"/>
+        <w:jc w:val="center"/>
+        <w:rPr>
+          <w:w w:val="105"/>
+        </w:rPr>
+      </w:pPr>
+    </w:p>
+    <w:p>
+      <w:pPr>
+        <w:pStyle w:val="Ttulo3"/>
+        <w:numPr>
+          <w:ilvl w:val="1"/>
+          <w:numId w:val="16"/>
+        </w:numPr>
+        <w:spacing w:before="2"/>
+        <w:ind w:left="737" w:hanging="737"/>
+      </w:pPr>
+      <w:r>
+        <w:t xml:space="preserve">Rastreabilidade das questões de competência e </w:t>
+      </w:r>
+      <w:r>
+        <w:lastRenderedPageBreak/>
+        <w:t>instanciações simuladas</w:t>
+      </w:r>
+      <w:r>
+        <w:br/>
+      </w:r>
+    </w:p>
+    <w:p>
+      <w:pPr>
+        <w:pStyle w:val="Corpodetexto"/>
+        <w:spacing w:line="312" w:lineRule="auto"/>
+        <w:ind w:left="282" w:right="116" w:firstLine="737"/>
+        <w:jc w:val="both"/>
+      </w:pPr>
+      <w:r>
+        <w:t>E</w:t>
+      </w:r>
+      <w:r>
+        <w:t>sta seção apresenta a verificação documental das 38 QCs e sua aplicação a seis cenários com dados simulados. Todos os participantes, documentos, identificadores de processos, valores e acontecimentos específicos dos exemplos são fictícios. A referência à União indica apenas sua posição no cenário hipotético, sem atribuir a ela um fato real. Não foram utilizados números CNJ, documentos pessoais ou registros profissionais reais</w:t>
+      </w:r>
+      <w:r>
+        <w:t>.</w:t>
+      </w:r>
+    </w:p>
+    <w:p>
+      <w:pPr>
+        <w:pStyle w:val="Corpodetexto"/>
+        <w:spacing w:line="312" w:lineRule="auto"/>
+        <w:ind w:right="116"/>
+        <w:jc w:val="center"/>
+        <w:rPr>
+          <w:w w:val="105"/>
+        </w:rPr>
+      </w:pPr>
+    </w:p>
+    <w:p>
+      <w:pPr>
+        <w:pStyle w:val="Ttulo4"/>
+        <w:ind w:left="23" w:firstLine="259"/>
+        <w:jc w:val="left"/>
+      </w:pPr>
+      <w:r>
+        <w:t>4.3.10 Cumprimento e Encerramento</w:t>
+      </w:r>
+      <w:r>
+        <w:br/>
+      </w:r>
+    </w:p>
+    <w:p>
+      <w:pPr>
+        <w:pStyle w:val="Corpodetexto"/>
+        <w:spacing w:line="312" w:lineRule="auto"/>
+        <w:ind w:left="282" w:right="116" w:firstLine="737"/>
+        <w:jc w:val="both"/>
+        <w:rPr>
+          <w:lang w:val="pt-BR" w:eastAsia="pt-BR"/>
+        </w:rPr>
+      </w:pPr>
+      <w:r>
+        <w:rPr>
+          <w:lang w:val="pt-BR" w:eastAsia="pt-BR"/>
+        </w:rPr>
+        <w:t xml:space="preserve">O diagrama </w:t>
+      </w:r>
+      <w:r>
+        <w:rPr>
+          <w:u w:val="single"/>
+          <w:lang w:val="pt-BR" w:eastAsia="pt-BR"/>
+        </w:rPr>
+        <w:t>Cumprimento e Encerramento</w:t>
+      </w:r>
+      <w:r>
+        <w:rPr>
+          <w:lang w:val="pt-BR" w:eastAsia="pt-BR"/>
+        </w:rPr>
+        <w:t xml:space="preserve"> representa os eventos e situações relacionados à fase posterior ao trânsito em julgado da sentença, abrangendo o cumprimento da obrigação judicial e os possíveis desdobramentos até o encerramento do processo.</w:t>
+      </w:r>
+    </w:p>
+    <w:p>
+      <w:pPr>
+        <w:pStyle w:val="Corpodetexto"/>
+        <w:spacing w:line="312" w:lineRule="auto"/>
+        <w:ind w:left="282" w:right="116" w:firstLine="737"/>
+        <w:jc w:val="both"/>
+        <w:rPr>
+          <w:w w:val="105"/>
+        </w:rPr>
+      </w:pPr>
+      <w:r>
+        <w:rPr>
+          <w:lang w:val="pt-BR" w:eastAsia="pt-BR"/>
+        </w:rPr>
+        <w:t>kljhkljk</w:t>
+      </w:r>
+      <w:bookmarkStart w:id="55" w:name="_GoBack"/>
+      <w:bookmarkEnd w:id="55"/>
+    </w:p>
+    <w:p>
+      <w:pPr>
+        <w:pStyle w:val="Corpodetexto"/>
+        <w:spacing w:line="312" w:lineRule="auto"/>
+        <w:ind w:right="116"/>
+        <w:jc w:val="center"/>
+        <w:rPr>
           <w:lang w:val="pt-BR" w:eastAsia="pt-BR"/>
         </w:rPr>
         <w:sectPr>
@@ -30530,12 +30309,6 @@
           <w:cols w:space="720"/>
         </w:sectPr>
       </w:pPr>
-      <w:r>
-        <w:rPr>
-          <w:w w:val="105"/>
-        </w:rPr>
-        <w:t>Fonte: elaborado pelo autor (2026)</w:t>
-      </w:r>
     </w:p>
     <w:p>
       <w:pPr>
@@ -30549,9 +30322,9 @@
         </w:tabs>
         <w:ind w:left="825" w:hanging="543"/>
       </w:pPr>
-      <w:bookmarkStart w:id="55" w:name="Conclusão"/>
-      <w:bookmarkStart w:id="56" w:name="_bookmark11"/>
-      <w:bookmarkStart w:id="57" w:name="_Toc243053033"/>
+      <w:bookmarkStart w:id="56" w:name="Conclusão"/>
+      <w:bookmarkStart w:id="57" w:name="_bookmark11"/>
+      <w:bookmarkStart w:id="58" w:name="_Toc243053033"/>
       <w:r>
         <w:rPr>
           <w:spacing w:val="-5"/>
@@ -30559,9 +30332,9 @@
         <w:lastRenderedPageBreak/>
         <w:t>Conclusão</w:t>
       </w:r>
-      <w:bookmarkEnd w:id="55"/>
       <w:bookmarkEnd w:id="56"/>
       <w:bookmarkEnd w:id="57"/>
+      <w:bookmarkEnd w:id="58"/>
     </w:p>
     <w:p>
       <w:pPr>
@@ -30605,9 +30378,9 @@
         </w:tabs>
         <w:ind w:left="1019" w:hanging="737"/>
       </w:pPr>
-      <w:bookmarkStart w:id="58" w:name="Considerações_Finais"/>
-      <w:bookmarkStart w:id="59" w:name="_bookmark12"/>
-      <w:bookmarkStart w:id="60" w:name="_Toc243053034"/>
+      <w:bookmarkStart w:id="59" w:name="Considerações_Finais"/>
+      <w:bookmarkStart w:id="60" w:name="_bookmark12"/>
+      <w:bookmarkStart w:id="61" w:name="_Toc243053034"/>
       <w:r>
         <w:rPr>
           <w:w w:val="85"/>
@@ -30626,9 +30399,9 @@
         </w:rPr>
         <w:t>Finais</w:t>
       </w:r>
-      <w:bookmarkEnd w:id="58"/>
       <w:bookmarkEnd w:id="59"/>
       <w:bookmarkEnd w:id="60"/>
+      <w:bookmarkEnd w:id="61"/>
     </w:p>
     <w:p>
       <w:pPr>
@@ -30983,9 +30756,9 @@
         </w:tabs>
         <w:ind w:left="1019" w:hanging="737"/>
       </w:pPr>
-      <w:bookmarkStart w:id="61" w:name="Trabalhos_Futuros"/>
-      <w:bookmarkStart w:id="62" w:name="_bookmark13"/>
-      <w:bookmarkStart w:id="63" w:name="_Toc243053035"/>
+      <w:bookmarkStart w:id="62" w:name="Trabalhos_Futuros"/>
+      <w:bookmarkStart w:id="63" w:name="_bookmark13"/>
+      <w:bookmarkStart w:id="64" w:name="_Toc243053035"/>
       <w:r>
         <w:rPr>
           <w:w w:val="90"/>
@@ -31005,9 +30778,9 @@
         </w:rPr>
         <w:t>Futuros</w:t>
       </w:r>
-      <w:bookmarkEnd w:id="61"/>
       <w:bookmarkEnd w:id="62"/>
       <w:bookmarkEnd w:id="63"/>
+      <w:bookmarkEnd w:id="64"/>
     </w:p>
     <w:p>
       <w:pPr>
@@ -31195,7 +30968,7 @@
         <w:spacing w:before="174"/>
         <w:ind w:left="15" w:right="20"/>
       </w:pPr>
-      <w:bookmarkStart w:id="64" w:name="_Toc243053036"/>
+      <w:bookmarkStart w:id="65" w:name="_Toc243053036"/>
       <w:r>
         <w:rPr>
           <w:spacing w:val="-2"/>
@@ -31203,7 +30976,7 @@
         </w:rPr>
         <w:t>Referências</w:t>
       </w:r>
-      <w:bookmarkEnd w:id="64"/>
+      <w:bookmarkEnd w:id="65"/>
     </w:p>
     <w:p>
       <w:pPr>
@@ -31223,9 +30996,9 @@
           <w:sz w:val="24"/>
         </w:rPr>
       </w:pPr>
-      <w:bookmarkStart w:id="65" w:name="Referências"/>
-      <w:bookmarkStart w:id="66" w:name="_bookmark38"/>
-      <w:bookmarkStart w:id="67" w:name="_bookmark39"/>
+      <w:bookmarkStart w:id="66" w:name="Referências"/>
+      <w:bookmarkStart w:id="67" w:name="_bookmark38"/>
+      <w:bookmarkStart w:id="68" w:name="_bookmark39"/>
       <w:r>
         <w:rPr>
           <w:sz w:val="24"/>
@@ -31783,9 +31556,9 @@
         </w:rPr>
         <w:t>.</w:t>
       </w:r>
-      <w:bookmarkEnd w:id="65"/>
       <w:bookmarkEnd w:id="66"/>
       <w:bookmarkEnd w:id="67"/>
+      <w:bookmarkEnd w:id="68"/>
     </w:p>
     <w:p>
       <w:pPr>
@@ -31795,7 +31568,7 @@
           <w:sz w:val="24"/>
         </w:rPr>
       </w:pPr>
-      <w:bookmarkStart w:id="68" w:name="_bookmark40"/>
+      <w:bookmarkStart w:id="69" w:name="_bookmark40"/>
       <w:r>
         <w:rPr>
           <w:w w:val="105"/>
@@ -31894,7 +31667,7 @@
         </w:rPr>
         <w:t>.</w:t>
       </w:r>
-      <w:bookmarkEnd w:id="68"/>
+      <w:bookmarkEnd w:id="69"/>
     </w:p>
     <w:p>
       <w:pPr>
@@ -31904,7 +31677,7 @@
           <w:sz w:val="24"/>
         </w:rPr>
       </w:pPr>
-      <w:bookmarkStart w:id="69" w:name="_bookmark41"/>
+      <w:bookmarkStart w:id="70" w:name="_bookmark41"/>
       <w:r>
         <w:rPr>
           <w:w w:val="105"/>
@@ -32066,7 +31839,7 @@
         </w:rPr>
         <w:t>.</w:t>
       </w:r>
-      <w:bookmarkEnd w:id="69"/>
+      <w:bookmarkEnd w:id="70"/>
     </w:p>
     <w:p>
       <w:pPr>
@@ -32086,7 +31859,7 @@
           <w:cols w:space="720"/>
         </w:sectPr>
       </w:pPr>
-      <w:bookmarkStart w:id="70" w:name="_bookmark42"/>
+      <w:bookmarkStart w:id="71" w:name="_bookmark42"/>
       <w:r>
         <w:rPr>
           <w:sz w:val="24"/>
@@ -32526,7 +32299,7 @@
           <w:t>26</w:t>
         </w:r>
       </w:hyperlink>
-      <w:bookmarkEnd w:id="70"/>
+      <w:bookmarkEnd w:id="71"/>
     </w:p>
     <w:p>
       <w:pPr>
@@ -33369,8 +33142,6 @@
                 <w:bCs w:val="0"/>
               </w:rPr>
             </w:pPr>
-            <w:bookmarkStart w:id="71" w:name="_GoBack"/>
-            <w:bookmarkEnd w:id="71"/>
             <w:r>
               <w:rPr>
                 <w:rStyle w:val="Forte"/>
@@ -44760,7 +44531,7 @@
     <w:charset w:val="00"/>
     <w:family w:val="roman"/>
     <w:pitch w:val="variable"/>
-    <w:sig w:usb0="E0002AFF" w:usb1="C0007843" w:usb2="00000009" w:usb3="00000000" w:csb0="000001FF" w:csb1="00000000"/>
+    <w:sig w:usb0="E0002EFF" w:usb1="C000785B" w:usb2="00000009" w:usb3="00000000" w:csb0="000001FF" w:csb1="00000000"/>
   </w:font>
   <w:font w:name="Palatino Linotype">
     <w:panose1 w:val="02040502050505030304"/>
@@ -44774,7 +44545,7 @@
     <w:charset w:val="00"/>
     <w:family w:val="swiss"/>
     <w:pitch w:val="variable"/>
-    <w:sig w:usb0="E0002AFF" w:usb1="C0007843" w:usb2="00000009" w:usb3="00000000" w:csb0="000001FF" w:csb1="00000000"/>
+    <w:sig w:usb0="E0002EFF" w:usb1="C000785B" w:usb2="00000009" w:usb3="00000000" w:csb0="000001FF" w:csb1="00000000"/>
   </w:font>
   <w:font w:name="Tahoma">
     <w:altName w:val="Tahoma"/>
@@ -44797,7 +44568,7 @@
     <w:charset w:val="00"/>
     <w:family w:val="swiss"/>
     <w:pitch w:val="variable"/>
-    <w:sig w:usb0="E0002AFF" w:usb1="4000ACFF" w:usb2="00000001" w:usb3="00000000" w:csb0="000001FF" w:csb1="00000000"/>
+    <w:sig w:usb0="E4002EFF" w:usb1="C200247B" w:usb2="00000009" w:usb3="00000000" w:csb0="000001FF" w:csb1="00000000"/>
   </w:font>
   <w:font w:name="Cambria">
     <w:panose1 w:val="02040503050406030204"/>
@@ -44818,7 +44589,7 @@
     <w:charset w:val="00"/>
     <w:family w:val="swiss"/>
     <w:pitch w:val="variable"/>
-    <w:sig w:usb0="A00002EF" w:usb1="4000207B" w:usb2="00000000" w:usb3="00000000" w:csb0="0000009F" w:csb1="00000000"/>
+    <w:sig w:usb0="E4002EFF" w:usb1="C200247B" w:usb2="00000009" w:usb3="00000000" w:csb0="000001FF" w:csb1="00000000"/>
   </w:font>
 </w:fonts>
 </file>
@@ -44844,6 +44615,7 @@
     <w:rsid w:val="00033E4B"/>
     <w:rsid w:val="00452E91"/>
     <w:rsid w:val="00514671"/>
+    <w:rsid w:val="005B33F5"/>
     <w:rsid w:val="00657AFB"/>
     <w:rsid w:val="00690207"/>
     <w:rsid w:val="007E08FE"/>
@@ -45638,7 +45410,7 @@
 </file>
 
 <file path=customXml/itemProps1.xml><?xml version="1.0" encoding="utf-8"?>
-<ds:datastoreItem xmlns:ds="http://schemas.openxmlformats.org/officeDocument/2006/customXml" ds:itemID="{35ACD77C-BA18-4363-9FD5-EB60FB89BE04}">
+<ds:datastoreItem xmlns:ds="http://schemas.openxmlformats.org/officeDocument/2006/customXml" ds:itemID="{97E44DEA-FBFE-440A-9DA3-1E7EF2C80C16}">
   <ds:schemaRefs>
     <ds:schemaRef ds:uri="http://schemas.openxmlformats.org/officeDocument/2006/bibliography"/>
   </ds:schemaRefs>

--- a/backup/tcc-jec.docx
+++ b/backup/tcc-jec.docx
@@ -22494,15 +22494,14 @@
       </w:pPr>
       <w:r>
         <w:rPr>
-          <w:noProof/>
           <w:lang w:val="pt-BR" w:eastAsia="pt-BR"/>
         </w:rPr>
         <w:lastRenderedPageBreak/>
         <w:drawing>
-          <wp:inline distT="0" distB="0" distL="0" distR="0" wp14:anchorId="7157D1AA" wp14:editId="7824A15D">
-            <wp:extent cx="6033135" cy="3046730"/>
-            <wp:effectExtent l="0" t="0" r="5715" b="1270"/>
-            <wp:docPr id="17" name="Imagem 17"/>
+          <wp:inline distT="0" distB="0" distL="0" distR="0" wp14:anchorId="6CCDE98F" wp14:editId="1E9D9074">
+            <wp:extent cx="6033135" cy="3091815"/>
+            <wp:effectExtent l="0" t="0" r="5715" b="0"/>
+            <wp:docPr id="33" name="Imagem 33"/>
             <wp:cNvGraphicFramePr>
               <a:graphicFrameLocks xmlns:a="http://schemas.openxmlformats.org/drawingml/2006/main" noChangeAspect="1"/>
             </wp:cNvGraphicFramePr>
@@ -22522,7 +22521,7 @@
                   <pic:spPr>
                     <a:xfrm>
                       <a:off x="0" y="0"/>
-                      <a:ext cx="6033135" cy="3046730"/>
+                      <a:ext cx="6033135" cy="3091815"/>
                     </a:xfrm>
                     <a:prstGeom prst="rect">
                       <a:avLst/>
@@ -22534,6 +22533,8 @@
           </wp:inline>
         </w:drawing>
       </w:r>
+      <w:bookmarkStart w:id="54" w:name="_GoBack"/>
+      <w:bookmarkEnd w:id="54"/>
     </w:p>
     <w:p>
       <w:pPr>
@@ -22580,11 +22581,11 @@
         <w:spacing w:before="2"/>
         <w:ind w:left="737" w:hanging="737"/>
       </w:pPr>
-      <w:bookmarkStart w:id="54" w:name="_Toc243053032"/>
+      <w:bookmarkStart w:id="55" w:name="_Toc243053032"/>
       <w:r>
         <w:t>Pacote Procedimental</w:t>
       </w:r>
-      <w:bookmarkEnd w:id="54"/>
+      <w:bookmarkEnd w:id="55"/>
       <w:r>
         <w:br/>
       </w:r>
@@ -25932,13 +25933,13 @@
       </w:pPr>
       <w:r>
         <w:rPr>
-          <w:noProof/>
+          <w:lang w:val="pt-BR" w:eastAsia="pt-BR"/>
         </w:rPr>
         <w:drawing>
-          <wp:inline distT="0" distB="0" distL="0" distR="0" wp14:anchorId="6785FDA8" wp14:editId="1B04FD6C">
-            <wp:extent cx="6033135" cy="3699510"/>
-            <wp:effectExtent l="0" t="0" r="5715" b="0"/>
-            <wp:docPr id="27" name="Imagem 27" descr="C:\Users\leo\AppData\Local\Microsoft\Windows\INetCache\Content.MSO\5576D734.tmp"/>
+          <wp:inline distT="0" distB="0" distL="0" distR="0" wp14:anchorId="0234CAC1" wp14:editId="6B004DC3">
+            <wp:extent cx="6033135" cy="4850765"/>
+            <wp:effectExtent l="0" t="0" r="5715" b="6985"/>
+            <wp:docPr id="30" name="Imagem 30"/>
             <wp:cNvGraphicFramePr>
               <a:graphicFrameLocks xmlns:a="http://schemas.openxmlformats.org/drawingml/2006/main" noChangeAspect="1"/>
             </wp:cNvGraphicFramePr>
@@ -25946,36 +25947,23 @@
               <a:graphicData uri="http://schemas.openxmlformats.org/drawingml/2006/picture">
                 <pic:pic xmlns:pic="http://schemas.openxmlformats.org/drawingml/2006/picture">
                   <pic:nvPicPr>
-                    <pic:cNvPr id="0" name="Picture 3" descr="C:\Users\leo\AppData\Local\Microsoft\Windows\INetCache\Content.MSO\5576D734.tmp"/>
-                    <pic:cNvPicPr>
-                      <a:picLocks noChangeAspect="1" noChangeArrowheads="1"/>
-                    </pic:cNvPicPr>
+                    <pic:cNvPr id="1" name=""/>
+                    <pic:cNvPicPr/>
                   </pic:nvPicPr>
                   <pic:blipFill>
-                    <a:blip r:embed="rId41">
-                      <a:extLst>
-                        <a:ext uri="{28A0092B-C50C-407E-A947-70E740481C1C}">
-                          <a14:useLocalDpi xmlns:a14="http://schemas.microsoft.com/office/drawing/2010/main" val="0"/>
-                        </a:ext>
-                      </a:extLst>
-                    </a:blip>
-                    <a:srcRect/>
+                    <a:blip r:embed="rId41"/>
                     <a:stretch>
                       <a:fillRect/>
                     </a:stretch>
                   </pic:blipFill>
-                  <pic:spPr bwMode="auto">
+                  <pic:spPr>
                     <a:xfrm>
                       <a:off x="0" y="0"/>
-                      <a:ext cx="6033135" cy="3699510"/>
+                      <a:ext cx="6033135" cy="4850765"/>
                     </a:xfrm>
                     <a:prstGeom prst="rect">
                       <a:avLst/>
                     </a:prstGeom>
-                    <a:noFill/>
-                    <a:ln>
-                      <a:noFill/>
-                    </a:ln>
                   </pic:spPr>
                 </pic:pic>
               </a:graphicData>
@@ -26153,7 +26141,6 @@
           <w:u w:val="single"/>
           <w:lang w:val="pt-BR" w:eastAsia="pt-BR"/>
         </w:rPr>
-        <w:lastRenderedPageBreak/>
         <w:t>Testemunha</w:t>
       </w:r>
       <w:r>
@@ -27277,13 +27264,13 @@
       </w:pPr>
       <w:r>
         <w:rPr>
-          <w:noProof/>
+          <w:lang w:val="pt-BR" w:eastAsia="pt-BR"/>
         </w:rPr>
         <w:drawing>
-          <wp:inline distT="0" distB="0" distL="0" distR="0" wp14:anchorId="3986D712" wp14:editId="1C89C76C">
-            <wp:extent cx="6033135" cy="4618990"/>
-            <wp:effectExtent l="0" t="0" r="5715" b="0"/>
-            <wp:docPr id="29" name="Imagem 29" descr="C:\Users\leo\AppData\Local\Microsoft\Windows\INetCache\Content.MSO\E0442762.tmp"/>
+          <wp:inline distT="0" distB="0" distL="0" distR="0" wp14:anchorId="4EE19AD4" wp14:editId="39F31D8A">
+            <wp:extent cx="6033135" cy="5537200"/>
+            <wp:effectExtent l="0" t="0" r="5715" b="6350"/>
+            <wp:docPr id="24" name="Imagem 24"/>
             <wp:cNvGraphicFramePr>
               <a:graphicFrameLocks xmlns:a="http://schemas.openxmlformats.org/drawingml/2006/main" noChangeAspect="1"/>
             </wp:cNvGraphicFramePr>
@@ -27291,36 +27278,23 @@
               <a:graphicData uri="http://schemas.openxmlformats.org/drawingml/2006/picture">
                 <pic:pic xmlns:pic="http://schemas.openxmlformats.org/drawingml/2006/picture">
                   <pic:nvPicPr>
-                    <pic:cNvPr id="0" name="Picture 5" descr="C:\Users\leo\AppData\Local\Microsoft\Windows\INetCache\Content.MSO\E0442762.tmp"/>
-                    <pic:cNvPicPr>
-                      <a:picLocks noChangeAspect="1" noChangeArrowheads="1"/>
-                    </pic:cNvPicPr>
+                    <pic:cNvPr id="1" name=""/>
+                    <pic:cNvPicPr/>
                   </pic:nvPicPr>
                   <pic:blipFill>
-                    <a:blip r:embed="rId43">
-                      <a:extLst>
-                        <a:ext uri="{28A0092B-C50C-407E-A947-70E740481C1C}">
-                          <a14:useLocalDpi xmlns:a14="http://schemas.microsoft.com/office/drawing/2010/main" val="0"/>
-                        </a:ext>
-                      </a:extLst>
-                    </a:blip>
-                    <a:srcRect/>
+                    <a:blip r:embed="rId43"/>
                     <a:stretch>
                       <a:fillRect/>
                     </a:stretch>
                   </pic:blipFill>
-                  <pic:spPr bwMode="auto">
+                  <pic:spPr>
                     <a:xfrm>
                       <a:off x="0" y="0"/>
-                      <a:ext cx="6033135" cy="4618990"/>
+                      <a:ext cx="6033135" cy="5537200"/>
                     </a:xfrm>
                     <a:prstGeom prst="rect">
                       <a:avLst/>
                     </a:prstGeom>
-                    <a:noFill/>
-                    <a:ln>
-                      <a:noFill/>
-                    </a:ln>
                   </pic:spPr>
                 </pic:pic>
               </a:graphicData>
@@ -27343,6 +27317,7 @@
         <w:rPr>
           <w:w w:val="105"/>
         </w:rPr>
+        <w:lastRenderedPageBreak/>
         <w:t>Fonte: elaborado pelo autor (2026)</w:t>
       </w:r>
     </w:p>
@@ -27392,7 +27367,6 @@
         <w:rPr>
           <w:lang w:val="pt-BR" w:eastAsia="pt-BR"/>
         </w:rPr>
-        <w:lastRenderedPageBreak/>
         <w:t xml:space="preserve">O diagrama </w:t>
       </w:r>
       <w:r>
@@ -28116,6 +28090,7 @@
           <w:noProof/>
           <w:lang w:val="pt-BR" w:eastAsia="pt-BR"/>
         </w:rPr>
+        <w:lastRenderedPageBreak/>
         <w:drawing>
           <wp:inline distT="0" distB="0" distL="0" distR="0" wp14:anchorId="426C3DA5" wp14:editId="2FA3E91D">
             <wp:extent cx="6033135" cy="1516380"/>
@@ -29127,6 +29102,7 @@
         <w:rPr>
           <w:lang w:val="pt-BR" w:eastAsia="pt-BR"/>
         </w:rPr>
+        <w:lastRenderedPageBreak/>
         <w:t xml:space="preserve">O modelo também contempla a hipótese de não interposição. A </w:t>
       </w:r>
       <w:r>
@@ -29304,14 +29280,7 @@
         <w:rPr>
           <w:lang w:val="pt-BR" w:eastAsia="pt-BR"/>
         </w:rPr>
-        <w:t xml:space="preserve">, o julgamento e seus possíveis resultados. O modelo fornece suporte especialmente às Questões de Competência relacionadas à existência de recurso contra a sentença, ao prazo recursal, à necessidade de representação, ao encaminhamento à Turma </w:t>
-      </w:r>
-      <w:r>
-        <w:rPr>
-          <w:lang w:val="pt-BR" w:eastAsia="pt-BR"/>
-        </w:rPr>
-        <w:lastRenderedPageBreak/>
-        <w:t>Recursal e ao resultado do julgamento do recurso</w:t>
+        <w:t>, o julgamento e seus possíveis resultados. O modelo fornece suporte especialmente às Questões de Competência relacionadas à existência de recurso contra a sentença, ao prazo recursal, à necessidade de representação, ao encaminhamento à Turma Recursal e ao resultado do julgamento do recurso</w:t>
       </w:r>
       <w:r>
         <w:rPr>
@@ -29696,7 +29665,14 @@
         <w:rPr>
           <w:lang w:val="pt-BR" w:eastAsia="pt-BR"/>
         </w:rPr>
-        <w:t xml:space="preserve">. As três especializações integram um conjunto </w:t>
+        <w:t xml:space="preserve">. As três especializações integram um </w:t>
+      </w:r>
+      <w:r>
+        <w:rPr>
+          <w:lang w:val="pt-BR" w:eastAsia="pt-BR"/>
+        </w:rPr>
+        <w:lastRenderedPageBreak/>
+        <w:t xml:space="preserve">conjunto </w:t>
       </w:r>
       <w:r>
         <w:rPr>
@@ -29920,14 +29896,7 @@
         <w:rPr>
           <w:lang w:val="pt-BR" w:eastAsia="pt-BR"/>
         </w:rPr>
-        <w:t xml:space="preserve">. Esse evento representa a continuidade </w:t>
-      </w:r>
-      <w:r>
-        <w:rPr>
-          <w:lang w:val="pt-BR" w:eastAsia="pt-BR"/>
-        </w:rPr>
-        <w:lastRenderedPageBreak/>
-        <w:t xml:space="preserve">das medidas destinadas à satisfação da obrigação e pode posteriormente </w:t>
+        <w:t xml:space="preserve">. Esse evento representa a continuidade das medidas destinadas à satisfação da obrigação e pode posteriormente </w:t>
       </w:r>
       <w:r>
         <w:rPr>
@@ -30118,6 +30087,7 @@
           <w:noProof/>
           <w:lang w:val="pt-BR" w:eastAsia="pt-BR"/>
         </w:rPr>
+        <w:lastRenderedPageBreak/>
         <w:drawing>
           <wp:inline distT="0" distB="0" distL="0" distR="0" wp14:anchorId="782BC31A" wp14:editId="6AA5BDB3">
             <wp:extent cx="6033135" cy="6166485"/>
@@ -30194,11 +30164,7 @@
         <w:ind w:left="737" w:hanging="737"/>
       </w:pPr>
       <w:r>
-        <w:t xml:space="preserve">Rastreabilidade das questões de competência e </w:t>
-      </w:r>
-      <w:r>
-        <w:lastRenderedPageBreak/>
-        <w:t>instanciações simuladas</w:t>
+        <w:t>Rastreabilidade das questões de competência e instanciações simuladas</w:t>
       </w:r>
       <w:r>
         <w:br/>
@@ -30272,7 +30238,14 @@
         <w:rPr>
           <w:lang w:val="pt-BR" w:eastAsia="pt-BR"/>
         </w:rPr>
-        <w:t xml:space="preserve"> representa os eventos e situações relacionados à fase posterior ao trânsito em julgado da sentença, abrangendo o cumprimento da obrigação judicial e os possíveis desdobramentos até o encerramento do processo.</w:t>
+        <w:t xml:space="preserve"> representa os eventos e situações relacionados à fase posterior ao trânsito em julgado da sentença, abrangendo o cumprimento da </w:t>
+      </w:r>
+      <w:r>
+        <w:rPr>
+          <w:lang w:val="pt-BR" w:eastAsia="pt-BR"/>
+        </w:rPr>
+        <w:lastRenderedPageBreak/>
+        <w:t>obrigação judicial e os possíveis desdobramentos até o encerramento do processo.</w:t>
       </w:r>
     </w:p>
     <w:p>
@@ -30285,14 +30258,14 @@
           <w:w w:val="105"/>
         </w:rPr>
       </w:pPr>
+      <w:proofErr w:type="spellStart"/>
       <w:r>
         <w:rPr>
           <w:lang w:val="pt-BR" w:eastAsia="pt-BR"/>
         </w:rPr>
         <w:t>kljhkljk</w:t>
       </w:r>
-      <w:bookmarkStart w:id="55" w:name="_GoBack"/>
-      <w:bookmarkEnd w:id="55"/>
+      <w:proofErr w:type="spellEnd"/>
     </w:p>
     <w:p>
       <w:pPr>
@@ -45410,7 +45383,7 @@
 </file>
 
 <file path=customXml/itemProps1.xml><?xml version="1.0" encoding="utf-8"?>
-<ds:datastoreItem xmlns:ds="http://schemas.openxmlformats.org/officeDocument/2006/customXml" ds:itemID="{97E44DEA-FBFE-440A-9DA3-1E7EF2C80C16}">
+<ds:datastoreItem xmlns:ds="http://schemas.openxmlformats.org/officeDocument/2006/customXml" ds:itemID="{9116F95C-C7FA-4AFA-9210-52F70179CAD0}">
   <ds:schemaRefs>
     <ds:schemaRef ds:uri="http://schemas.openxmlformats.org/officeDocument/2006/bibliography"/>
   </ds:schemaRefs>

--- a/backup/tcc-jec.docx
+++ b/backup/tcc-jec.docx
@@ -8871,6 +8871,7 @@
           </w:placeholder>
           <w15:appearance w15:val="hidden"/>
         </w:sdtPr>
+        <w:sdtEndPr/>
         <w:sdtContent>
           <w:r>
             <w:t xml:space="preserve"> </w:t>
@@ -17121,6 +17122,7 @@
                 <w:b/>
                 <w:bCs/>
               </w:rPr>
+              <w:lastRenderedPageBreak/>
               <w:t>Conciliação</w:t>
             </w:r>
           </w:p>
@@ -17443,10 +17445,7 @@
         <w:t>O pacote é composto pelos diagramas Organizações, Sujeitos e Papéis, Representantes, Serventuários</w:t>
       </w:r>
       <w:r>
-        <w:t xml:space="preserve"> </w:t>
-      </w:r>
-      <w:r>
-        <w:t>, Cabimento no JEF</w:t>
+        <w:t xml:space="preserve"> , Cabimento no JEF</w:t>
       </w:r>
       <w:r>
         <w:t xml:space="preserve"> e Competência. Esses modelos estão relacionados entre si, uma vez que os conceitos definidos em um diagrama são utilizados em diferentes contextos da ontologia. O modelo de Sujeitos e Papéis, por exemplo, utiliza conceitos provenientes dos diagramas de Organizações, Representantes e Serventuários para caracterizar os diferentes participantes que podem integrar uma relação processual</w:t>
@@ -21430,6 +21429,7 @@
       </w:pPr>
       <w:r>
         <w:rPr>
+          <w:noProof/>
           <w:lang w:val="pt-BR" w:eastAsia="pt-BR"/>
         </w:rPr>
         <w:lastRenderedPageBreak/>
@@ -22870,6 +22870,7 @@
       </w:pPr>
       <w:r>
         <w:rPr>
+          <w:noProof/>
           <w:lang w:val="pt-BR" w:eastAsia="pt-BR"/>
         </w:rPr>
         <w:lastRenderedPageBreak/>
@@ -24346,14 +24347,7 @@
           <w:rFonts w:ascii="Courier New" w:hAnsi="Courier New" w:cs="Courier New"/>
           <w:lang w:val="pt-BR" w:eastAsia="pt-BR"/>
         </w:rPr>
-        <w:t>even</w:t>
-      </w:r>
-      <w:r>
-        <w:rPr>
-          <w:rFonts w:ascii="Courier New" w:hAnsi="Courier New" w:cs="Courier New"/>
-          <w:lang w:val="pt-BR" w:eastAsia="pt-BR"/>
-        </w:rPr>
-        <w:t>t</w:t>
+        <w:t>event</w:t>
       </w:r>
       <w:proofErr w:type="spellEnd"/>
       <w:r>
@@ -25011,6 +25005,7 @@
       </w:pPr>
       <w:r>
         <w:rPr>
+          <w:noProof/>
           <w:lang w:val="pt-BR" w:eastAsia="pt-BR"/>
         </w:rPr>
         <w:lastRenderedPageBreak/>
@@ -26361,6 +26356,7 @@
       </w:pPr>
       <w:r>
         <w:rPr>
+          <w:noProof/>
           <w:lang w:val="pt-BR" w:eastAsia="pt-BR"/>
         </w:rPr>
         <w:lastRenderedPageBreak/>
@@ -35768,17 +35764,13 @@
         <w:jc w:val="left"/>
       </w:pPr>
       <w:r>
-        <w:t>4.4.</w:t>
-      </w:r>
-      <w:r>
-        <w:t>3</w:t>
-      </w:r>
-      <w:r>
-        <w:t xml:space="preserve"> </w:t>
-      </w:r>
-      <w:r>
-        <w:t>Sintese da informação</w:t>
-      </w:r>
+        <w:t xml:space="preserve">4.4.3 </w:t>
+      </w:r>
+      <w:r>
+        <w:t>Resultados da avaliação</w:t>
+      </w:r>
+      <w:bookmarkStart w:id="54" w:name="_GoBack"/>
+      <w:bookmarkEnd w:id="54"/>
       <w:r>
         <w:br/>
       </w:r>
@@ -35794,100 +35786,7 @@
         </w:rPr>
       </w:pPr>
       <w:r>
-        <w:t>O conjunto contém 169 indivíduos, 190 relações declaradas e 13 recortes distribuídos nos seis cenários. Esses números se referem ao ensaio, não ao número de classes da ontologia</w:t>
-      </w:r>
-      <w:r>
-        <w:rPr>
-          <w:lang w:val="pt-BR" w:eastAsia="pt-BR"/>
-        </w:rPr>
-        <w:t>.</w:t>
-      </w:r>
-    </w:p>
-    <w:p>
-      <w:pPr>
-        <w:pStyle w:val="Corpodetexto"/>
-        <w:spacing w:line="312" w:lineRule="auto"/>
-        <w:ind w:left="282" w:right="116" w:firstLine="737"/>
-        <w:jc w:val="both"/>
-        <w:rPr>
-          <w:lang w:val="pt-BR" w:eastAsia="pt-BR"/>
-        </w:rPr>
-      </w:pPr>
-      <w:r>
-        <w:rPr>
-          <w:lang w:val="pt-BR" w:eastAsia="pt-BR"/>
-        </w:rPr>
-        <w:t xml:space="preserve">As principais premissas jurídicas externas são: critérios de competência e partes admitidas (BRASIL, 2001, </w:t>
-      </w:r>
-      <w:proofErr w:type="spellStart"/>
-      <w:r>
-        <w:rPr>
-          <w:lang w:val="pt-BR" w:eastAsia="pt-BR"/>
-        </w:rPr>
-        <w:t>arts</w:t>
-      </w:r>
-      <w:proofErr w:type="spellEnd"/>
-      <w:r>
-        <w:rPr>
-          <w:lang w:val="pt-BR" w:eastAsia="pt-BR"/>
-        </w:rPr>
-        <w:t xml:space="preserve">. 3º e 6º); representação inicial e recursal (BRASIL, 2001, art. 10; BRASIL, 1995, art. 41, § 2º); prazo, dias úteis e interrupção por embargos (BRASIL, 1995, </w:t>
-      </w:r>
-      <w:proofErr w:type="spellStart"/>
-      <w:r>
-        <w:rPr>
-          <w:lang w:val="pt-BR" w:eastAsia="pt-BR"/>
-        </w:rPr>
-        <w:t>arts</w:t>
-      </w:r>
-      <w:proofErr w:type="spellEnd"/>
-      <w:r>
-        <w:rPr>
-          <w:lang w:val="pt-BR" w:eastAsia="pt-BR"/>
-        </w:rPr>
-        <w:t xml:space="preserve">. 12-A, 42 e 50); apreciação da prova (BRASIL, 2015, </w:t>
-      </w:r>
-      <w:proofErr w:type="spellStart"/>
-      <w:r>
-        <w:rPr>
-          <w:lang w:val="pt-BR" w:eastAsia="pt-BR"/>
-        </w:rPr>
-        <w:t>arts</w:t>
-      </w:r>
-      <w:proofErr w:type="spellEnd"/>
-      <w:r>
-        <w:rPr>
-          <w:lang w:val="pt-BR" w:eastAsia="pt-BR"/>
-        </w:rPr>
-        <w:t xml:space="preserve">. 355, 370 e 373); exceção da sentença homologatória ao recurso previsto no art. 41 da Lei nº 9.099/1995; e cumprimento por modalidades de prestação (BRASIL, 2001, </w:t>
-      </w:r>
-      <w:proofErr w:type="spellStart"/>
-      <w:r>
-        <w:rPr>
-          <w:lang w:val="pt-BR" w:eastAsia="pt-BR"/>
-        </w:rPr>
-        <w:t>arts</w:t>
-      </w:r>
-      <w:proofErr w:type="spellEnd"/>
-      <w:r>
-        <w:rPr>
-          <w:lang w:val="pt-BR" w:eastAsia="pt-BR"/>
-        </w:rPr>
-        <w:t xml:space="preserve">. 16 e 17). O armazenamento dessas referências não equivale a </w:t>
-      </w:r>
-      <w:proofErr w:type="spellStart"/>
-      <w:r>
-        <w:rPr>
-          <w:lang w:val="pt-BR" w:eastAsia="pt-BR"/>
-        </w:rPr>
-        <w:t>axiomatizar</w:t>
-      </w:r>
-      <w:proofErr w:type="spellEnd"/>
-      <w:r>
-        <w:rPr>
-          <w:lang w:val="pt-BR" w:eastAsia="pt-BR"/>
-        </w:rPr>
-        <w:t xml:space="preserve"> ou executar seus conteúdos.</w:t>
+        <w:t>Escrever o que a avaliacao me fez mudar no resultado</w:t>
       </w:r>
     </w:p>
     <w:p>
@@ -35927,9 +35826,9 @@
         </w:tabs>
         <w:ind w:left="825" w:hanging="543"/>
       </w:pPr>
-      <w:bookmarkStart w:id="54" w:name="Conclusão"/>
-      <w:bookmarkStart w:id="55" w:name="_bookmark11"/>
-      <w:bookmarkStart w:id="56" w:name="_Toc243393243"/>
+      <w:bookmarkStart w:id="55" w:name="Conclusão"/>
+      <w:bookmarkStart w:id="56" w:name="_bookmark11"/>
+      <w:bookmarkStart w:id="57" w:name="_Toc243393243"/>
       <w:r>
         <w:rPr>
           <w:spacing w:val="-5"/>
@@ -35937,9 +35836,9 @@
         <w:lastRenderedPageBreak/>
         <w:t>Conclusão</w:t>
       </w:r>
-      <w:bookmarkEnd w:id="54"/>
       <w:bookmarkEnd w:id="55"/>
       <w:bookmarkEnd w:id="56"/>
+      <w:bookmarkEnd w:id="57"/>
     </w:p>
     <w:p>
       <w:pPr>
@@ -35989,9 +35888,9 @@
         </w:tabs>
         <w:ind w:left="1019" w:hanging="737"/>
       </w:pPr>
-      <w:bookmarkStart w:id="57" w:name="Considerações_Finais"/>
-      <w:bookmarkStart w:id="58" w:name="_bookmark12"/>
-      <w:bookmarkStart w:id="59" w:name="_Toc243393244"/>
+      <w:bookmarkStart w:id="58" w:name="Considerações_Finais"/>
+      <w:bookmarkStart w:id="59" w:name="_bookmark12"/>
+      <w:bookmarkStart w:id="60" w:name="_Toc243393244"/>
       <w:r>
         <w:rPr>
           <w:w w:val="85"/>
@@ -36010,9 +35909,9 @@
         </w:rPr>
         <w:t>Finais</w:t>
       </w:r>
-      <w:bookmarkEnd w:id="57"/>
       <w:bookmarkEnd w:id="58"/>
       <w:bookmarkEnd w:id="59"/>
+      <w:bookmarkEnd w:id="60"/>
       <w:r>
         <w:rPr>
           <w:spacing w:val="-2"/>
@@ -36120,9 +36019,9 @@
         </w:tabs>
         <w:ind w:left="1019" w:hanging="737"/>
       </w:pPr>
-      <w:bookmarkStart w:id="60" w:name="Trabalhos_Futuros"/>
-      <w:bookmarkStart w:id="61" w:name="_bookmark13"/>
-      <w:bookmarkStart w:id="62" w:name="_Toc243393245"/>
+      <w:bookmarkStart w:id="61" w:name="Trabalhos_Futuros"/>
+      <w:bookmarkStart w:id="62" w:name="_bookmark13"/>
+      <w:bookmarkStart w:id="63" w:name="_Toc243393245"/>
       <w:r>
         <w:rPr>
           <w:w w:val="90"/>
@@ -36143,9 +36042,9 @@
         </w:rPr>
         <w:t>Futuros</w:t>
       </w:r>
-      <w:bookmarkEnd w:id="60"/>
       <w:bookmarkEnd w:id="61"/>
       <w:bookmarkEnd w:id="62"/>
+      <w:bookmarkEnd w:id="63"/>
     </w:p>
     <w:p>
       <w:pPr>
@@ -36200,7 +36099,7 @@
         <w:spacing w:before="174"/>
         <w:ind w:left="15" w:right="20"/>
       </w:pPr>
-      <w:bookmarkStart w:id="63" w:name="_Toc243393246"/>
+      <w:bookmarkStart w:id="64" w:name="_Toc243393246"/>
       <w:r>
         <w:rPr>
           <w:spacing w:val="-2"/>
@@ -36208,7 +36107,7 @@
         </w:rPr>
         <w:t>Referências</w:t>
       </w:r>
-      <w:bookmarkEnd w:id="63"/>
+      <w:bookmarkEnd w:id="64"/>
     </w:p>
     <w:p>
       <w:pPr>
@@ -36242,19 +36141,7 @@
           <w:rPr>
             <w:rStyle w:val="Hyperlink"/>
           </w:rPr>
-          <w:t>https://www.planalto.gov.br/ccivil_</w:t>
-        </w:r>
-        <w:r>
-          <w:rPr>
-            <w:rStyle w:val="Hyperlink"/>
-          </w:rPr>
-          <w:t>0</w:t>
-        </w:r>
-        <w:r>
-          <w:rPr>
-            <w:rStyle w:val="Hyperlink"/>
-          </w:rPr>
-          <w:t>3/leis/l9099.htm</w:t>
+          <w:t>https://www.planalto.gov.br/ccivil_03/leis/l9099.htm</w:t>
         </w:r>
       </w:hyperlink>
       <w:r>
@@ -36283,19 +36170,7 @@
           <w:rPr>
             <w:rStyle w:val="Hyperlink"/>
           </w:rPr>
-          <w:t>https://www.planalto.gov.br/ccivil_03/leis/leis_2001/l10</w:t>
-        </w:r>
-        <w:r>
-          <w:rPr>
-            <w:rStyle w:val="Hyperlink"/>
-          </w:rPr>
-          <w:t>2</w:t>
-        </w:r>
-        <w:r>
-          <w:rPr>
-            <w:rStyle w:val="Hyperlink"/>
-          </w:rPr>
-          <w:t>59.htm</w:t>
+          <w:t>https://www.planalto.gov.br/ccivil_03/leis/leis_2001/l10259.htm</w:t>
         </w:r>
       </w:hyperlink>
       <w:r>
@@ -36373,19 +36248,7 @@
           <w:rPr>
             <w:rStyle w:val="Hyperlink"/>
           </w:rPr>
-          <w:t>https://ce</w:t>
-        </w:r>
-        <w:r>
-          <w:rPr>
-            <w:rStyle w:val="Hyperlink"/>
-          </w:rPr>
-          <w:t>u</w:t>
-        </w:r>
-        <w:r>
-          <w:rPr>
-            <w:rStyle w:val="Hyperlink"/>
-          </w:rPr>
-          <w:t>r-ws.org/Vol-1301/ontocomodise2014_2.pdf</w:t>
+          <w:t>https://ceur-ws.org/Vol-1301/ontocomodise2014_2.pdf</w:t>
         </w:r>
       </w:hyperlink>
       <w:r>
@@ -36422,19 +36285,7 @@
           <w:rPr>
             <w:rStyle w:val="Hyperlink"/>
           </w:rPr>
-          <w:t>https://repositorio.ufes.br</w:t>
-        </w:r>
-        <w:r>
-          <w:rPr>
-            <w:rStyle w:val="Hyperlink"/>
-          </w:rPr>
-          <w:t>/</w:t>
-        </w:r>
-        <w:r>
-          <w:rPr>
-            <w:rStyle w:val="Hyperlink"/>
-          </w:rPr>
-          <w:t>handle/10/9875</w:t>
+          <w:t>https://repositorio.ufes.br/handle/10/9875</w:t>
         </w:r>
       </w:hyperlink>
       <w:r>
@@ -37252,11 +37103,11 @@
       <w:pPr>
         <w:pStyle w:val="Ttulo3"/>
       </w:pPr>
-      <w:bookmarkStart w:id="64" w:name="_Toc243393247"/>
+      <w:bookmarkStart w:id="65" w:name="_Toc243393247"/>
       <w:r>
         <w:t>Anexo A – Dicionario de Termos</w:t>
       </w:r>
-      <w:bookmarkEnd w:id="64"/>
+      <w:bookmarkEnd w:id="65"/>
     </w:p>
     <w:p>
       <w:pPr>
@@ -39938,8 +39789,6 @@
               </w:rPr>
               <w:t>Documento utilizado no processo como meio de demonstração de fatos relevantes à controvérsia.</w:t>
             </w:r>
-            <w:bookmarkStart w:id="65" w:name="_GoBack"/>
-            <w:bookmarkEnd w:id="65"/>
           </w:p>
         </w:tc>
       </w:tr>
@@ -49374,6 +49223,7 @@
   <w:style w:type="character" w:default="1" w:styleId="Fontepargpadro">
     <w:name w:val="Default Paragraph Font"/>
     <w:uiPriority w:val="1"/>
+    <w:semiHidden/>
     <w:unhideWhenUsed/>
   </w:style>
   <w:style w:type="table" w:default="1" w:styleId="Tabelanormal">
@@ -49837,6 +49687,7 @@
     <w:rsid w:val="006D212E"/>
     <w:rsid w:val="007E08FE"/>
     <w:rsid w:val="009D5B87"/>
+    <w:rsid w:val="00AA129E"/>
     <w:rsid w:val="00AC02CF"/>
     <w:rsid w:val="00B515BA"/>
     <w:rsid w:val="00B65997"/>
@@ -50629,7 +50480,7 @@
 </file>
 
 <file path=customXml/itemProps1.xml><?xml version="1.0" encoding="utf-8"?>
-<ds:datastoreItem xmlns:ds="http://schemas.openxmlformats.org/officeDocument/2006/customXml" ds:itemID="{1A98C93C-4815-4AC9-A352-B39F7B67E29A}">
+<ds:datastoreItem xmlns:ds="http://schemas.openxmlformats.org/officeDocument/2006/customXml" ds:itemID="{6F3AA667-EF15-462C-8289-9550FA537420}">
   <ds:schemaRefs>
     <ds:schemaRef ds:uri="http://schemas.openxmlformats.org/officeDocument/2006/bibliography"/>
   </ds:schemaRefs>

--- a/backup/tcc-jec.docx
+++ b/backup/tcc-jec.docx
@@ -8871,7 +8871,6 @@
           </w:placeholder>
           <w15:appearance w15:val="hidden"/>
         </w:sdtPr>
-        <w:sdtEndPr/>
         <w:sdtContent>
           <w:r>
             <w:t xml:space="preserve"> </w:t>
@@ -35769,8 +35768,6 @@
       <w:r>
         <w:t>Resultados da avaliação</w:t>
       </w:r>
-      <w:bookmarkStart w:id="54" w:name="_GoBack"/>
-      <w:bookmarkEnd w:id="54"/>
       <w:r>
         <w:br/>
       </w:r>
@@ -35826,9 +35823,9 @@
         </w:tabs>
         <w:ind w:left="825" w:hanging="543"/>
       </w:pPr>
-      <w:bookmarkStart w:id="55" w:name="Conclusão"/>
-      <w:bookmarkStart w:id="56" w:name="_bookmark11"/>
-      <w:bookmarkStart w:id="57" w:name="_Toc243393243"/>
+      <w:bookmarkStart w:id="54" w:name="Conclusão"/>
+      <w:bookmarkStart w:id="55" w:name="_bookmark11"/>
+      <w:bookmarkStart w:id="56" w:name="_Toc243393243"/>
       <w:r>
         <w:rPr>
           <w:spacing w:val="-5"/>
@@ -35836,9 +35833,9 @@
         <w:lastRenderedPageBreak/>
         <w:t>Conclusão</w:t>
       </w:r>
+      <w:bookmarkEnd w:id="54"/>
       <w:bookmarkEnd w:id="55"/>
       <w:bookmarkEnd w:id="56"/>
-      <w:bookmarkEnd w:id="57"/>
     </w:p>
     <w:p>
       <w:pPr>
@@ -35888,9 +35885,9 @@
         </w:tabs>
         <w:ind w:left="1019" w:hanging="737"/>
       </w:pPr>
-      <w:bookmarkStart w:id="58" w:name="Considerações_Finais"/>
-      <w:bookmarkStart w:id="59" w:name="_bookmark12"/>
-      <w:bookmarkStart w:id="60" w:name="_Toc243393244"/>
+      <w:bookmarkStart w:id="57" w:name="Considerações_Finais"/>
+      <w:bookmarkStart w:id="58" w:name="_bookmark12"/>
+      <w:bookmarkStart w:id="59" w:name="_Toc243393244"/>
       <w:r>
         <w:rPr>
           <w:w w:val="85"/>
@@ -35909,9 +35906,9 @@
         </w:rPr>
         <w:t>Finais</w:t>
       </w:r>
+      <w:bookmarkEnd w:id="57"/>
       <w:bookmarkEnd w:id="58"/>
       <w:bookmarkEnd w:id="59"/>
-      <w:bookmarkEnd w:id="60"/>
       <w:r>
         <w:rPr>
           <w:spacing w:val="-2"/>
@@ -36019,9 +36016,9 @@
         </w:tabs>
         <w:ind w:left="1019" w:hanging="737"/>
       </w:pPr>
-      <w:bookmarkStart w:id="61" w:name="Trabalhos_Futuros"/>
-      <w:bookmarkStart w:id="62" w:name="_bookmark13"/>
-      <w:bookmarkStart w:id="63" w:name="_Toc243393245"/>
+      <w:bookmarkStart w:id="60" w:name="Trabalhos_Futuros"/>
+      <w:bookmarkStart w:id="61" w:name="_bookmark13"/>
+      <w:bookmarkStart w:id="62" w:name="_Toc243393245"/>
       <w:r>
         <w:rPr>
           <w:w w:val="90"/>
@@ -36042,9 +36039,9 @@
         </w:rPr>
         <w:t>Futuros</w:t>
       </w:r>
+      <w:bookmarkEnd w:id="60"/>
       <w:bookmarkEnd w:id="61"/>
       <w:bookmarkEnd w:id="62"/>
-      <w:bookmarkEnd w:id="63"/>
     </w:p>
     <w:p>
       <w:pPr>
@@ -36099,7 +36096,7 @@
         <w:spacing w:before="174"/>
         <w:ind w:left="15" w:right="20"/>
       </w:pPr>
-      <w:bookmarkStart w:id="64" w:name="_Toc243393246"/>
+      <w:bookmarkStart w:id="63" w:name="_Toc243393246"/>
       <w:r>
         <w:rPr>
           <w:spacing w:val="-2"/>
@@ -36107,7 +36104,7 @@
         </w:rPr>
         <w:t>Referências</w:t>
       </w:r>
-      <w:bookmarkEnd w:id="64"/>
+      <w:bookmarkEnd w:id="63"/>
     </w:p>
     <w:p>
       <w:pPr>
@@ -37103,11 +37100,11 @@
       <w:pPr>
         <w:pStyle w:val="Ttulo3"/>
       </w:pPr>
-      <w:bookmarkStart w:id="65" w:name="_Toc243393247"/>
+      <w:bookmarkStart w:id="64" w:name="_Toc243393247"/>
       <w:r>
         <w:t>Anexo A – Dicionario de Termos</w:t>
       </w:r>
-      <w:bookmarkEnd w:id="65"/>
+      <w:bookmarkEnd w:id="64"/>
     </w:p>
     <w:p>
       <w:pPr>
@@ -37177,13 +37174,14 @@
     <w:tbl>
       <w:tblPr>
         <w:tblStyle w:val="Tabelacomgrade"/>
-        <w:tblW w:w="9356" w:type="dxa"/>
+        <w:tblW w:w="15168" w:type="dxa"/>
         <w:tblInd w:w="-147" w:type="dxa"/>
         <w:tblLook w:val="04A0" w:firstRow="1" w:lastRow="0" w:firstColumn="1" w:lastColumn="0" w:noHBand="0" w:noVBand="1"/>
       </w:tblPr>
       <w:tblGrid>
+        <w:gridCol w:w="3686"/>
+        <w:gridCol w:w="7938"/>
         <w:gridCol w:w="3544"/>
-        <w:gridCol w:w="5812"/>
       </w:tblGrid>
       <w:tr>
         <w:trPr>
@@ -37191,6 +37189,36 @@
         </w:trPr>
         <w:tc>
           <w:tcPr>
+            <w:tcW w:w="3686" w:type="dxa"/>
+          </w:tcPr>
+          <w:p>
+            <w:pPr>
+              <w:pStyle w:val="Corpodetexto"/>
+              <w:spacing w:before="100"/>
+              <w:ind w:right="147"/>
+            </w:pPr>
+            <w:r>
+              <w:t>Termo</w:t>
+            </w:r>
+          </w:p>
+        </w:tc>
+        <w:tc>
+          <w:tcPr>
+            <w:tcW w:w="7938" w:type="dxa"/>
+          </w:tcPr>
+          <w:p>
+            <w:pPr>
+              <w:pStyle w:val="Corpodetexto"/>
+              <w:spacing w:before="100"/>
+              <w:ind w:right="147"/>
+            </w:pPr>
+            <w:r>
+              <w:t>Descrição</w:t>
+            </w:r>
+          </w:p>
+        </w:tc>
+        <w:tc>
+          <w:tcPr>
             <w:tcW w:w="3544" w:type="dxa"/>
           </w:tcPr>
           <w:p>
@@ -37200,22 +37228,7 @@
               <w:ind w:right="147"/>
             </w:pPr>
             <w:r>
-              <w:t>Termo</w:t>
-            </w:r>
-          </w:p>
-        </w:tc>
-        <w:tc>
-          <w:tcPr>
-            <w:tcW w:w="5812" w:type="dxa"/>
-          </w:tcPr>
-          <w:p>
-            <w:pPr>
-              <w:pStyle w:val="Corpodetexto"/>
-              <w:spacing w:before="100"/>
-              <w:ind w:right="147"/>
-            </w:pPr>
-            <w:r>
-              <w:t>Descrição</w:t>
+              <w:t>Fonte</w:t>
             </w:r>
           </w:p>
         </w:tc>
@@ -37226,7 +37239,7 @@
         </w:trPr>
         <w:tc>
           <w:tcPr>
-            <w:tcW w:w="3544" w:type="dxa"/>
+            <w:tcW w:w="3686" w:type="dxa"/>
           </w:tcPr>
           <w:p>
             <w:pPr>
@@ -37250,7 +37263,7 @@
         </w:tc>
         <w:tc>
           <w:tcPr>
-            <w:tcW w:w="5812" w:type="dxa"/>
+            <w:tcW w:w="7938" w:type="dxa"/>
           </w:tcPr>
           <w:p>
             <w:pPr>
@@ -37263,7 +37276,22 @@
               </w:rPr>
             </w:pPr>
             <w:r>
-              <w:t>Documento que formaliza a decisão colegiada proferida pela Turma Recursal no julgamento do recurso.</w:t>
+              <w:t>Documento que registra a decisão tomada em conjunto pelos juízes da Turma Recursal.</w:t>
+            </w:r>
+          </w:p>
+        </w:tc>
+        <w:tc>
+          <w:tcPr>
+            <w:tcW w:w="3544" w:type="dxa"/>
+          </w:tcPr>
+          <w:p>
+            <w:pPr>
+              <w:pStyle w:val="Corpodetexto"/>
+              <w:spacing w:before="100"/>
+              <w:ind w:right="147"/>
+            </w:pPr>
+            <w:r>
+              <w:t>Código de Processo Civil</w:t>
             </w:r>
           </w:p>
         </w:tc>
@@ -37274,7 +37302,7 @@
         </w:trPr>
         <w:tc>
           <w:tcPr>
-            <w:tcW w:w="3544" w:type="dxa"/>
+            <w:tcW w:w="3686" w:type="dxa"/>
           </w:tcPr>
           <w:p>
             <w:pPr>
@@ -37294,16 +37322,31 @@
         </w:tc>
         <w:tc>
           <w:tcPr>
-            <w:tcW w:w="5812" w:type="dxa"/>
-          </w:tcPr>
-          <w:p>
-            <w:pPr>
-              <w:pStyle w:val="Corpodetexto"/>
-              <w:spacing w:before="100"/>
-              <w:ind w:right="147"/>
-            </w:pPr>
-            <w:r>
-              <w:t>Relação constituída entre demandante e demandado a partir da concordância quanto à solução consensual da controvérsia.</w:t>
+            <w:tcW w:w="7938" w:type="dxa"/>
+          </w:tcPr>
+          <w:p>
+            <w:pPr>
+              <w:pStyle w:val="Corpodetexto"/>
+              <w:spacing w:before="100"/>
+              <w:ind w:right="147"/>
+            </w:pPr>
+            <w:r>
+              <w:t>Entendimento aceito pelas partes para resolver o conflito. É diferente da proposta de acordo e da decisão do juiz que o aprova.</w:t>
+            </w:r>
+          </w:p>
+        </w:tc>
+        <w:tc>
+          <w:tcPr>
+            <w:tcW w:w="3544" w:type="dxa"/>
+          </w:tcPr>
+          <w:p>
+            <w:pPr>
+              <w:pStyle w:val="Corpodetexto"/>
+              <w:spacing w:before="100"/>
+              <w:ind w:right="147"/>
+            </w:pPr>
+            <w:r>
+              <w:t>Lei nº 10.259/2001</w:t>
             </w:r>
           </w:p>
         </w:tc>
@@ -37314,7 +37357,7 @@
         </w:trPr>
         <w:tc>
           <w:tcPr>
-            <w:tcW w:w="3544" w:type="dxa"/>
+            <w:tcW w:w="3686" w:type="dxa"/>
           </w:tcPr>
           <w:p>
             <w:pPr>
@@ -37339,16 +37382,31 @@
         </w:tc>
         <w:tc>
           <w:tcPr>
-            <w:tcW w:w="5812" w:type="dxa"/>
-          </w:tcPr>
-          <w:p>
-            <w:pPr>
-              <w:pStyle w:val="Corpodetexto"/>
-              <w:spacing w:before="100"/>
-              <w:ind w:right="147"/>
-            </w:pPr>
-            <w:r>
-              <w:t>Advogado escolhido pela parte e formalmente constituído para representá-la no processo.</w:t>
+            <w:tcW w:w="7938" w:type="dxa"/>
+          </w:tcPr>
+          <w:p>
+            <w:pPr>
+              <w:pStyle w:val="Corpodetexto"/>
+              <w:spacing w:before="100"/>
+              <w:ind w:right="147"/>
+            </w:pPr>
+            <w:r>
+              <w:t>Advogado escolhido pela parte para representá-la no processo.</w:t>
+            </w:r>
+          </w:p>
+        </w:tc>
+        <w:tc>
+          <w:tcPr>
+            <w:tcW w:w="3544" w:type="dxa"/>
+          </w:tcPr>
+          <w:p>
+            <w:pPr>
+              <w:pStyle w:val="Corpodetexto"/>
+              <w:spacing w:before="100"/>
+              <w:ind w:right="147"/>
+            </w:pPr>
+            <w:r>
+              <w:t>Lei nº 9.099/1995</w:t>
             </w:r>
           </w:p>
         </w:tc>
@@ -37359,7 +37417,7 @@
         </w:trPr>
         <w:tc>
           <w:tcPr>
-            <w:tcW w:w="3544" w:type="dxa"/>
+            <w:tcW w:w="3686" w:type="dxa"/>
           </w:tcPr>
           <w:p>
             <w:pPr>
@@ -37384,16 +37442,31 @@
         </w:tc>
         <w:tc>
           <w:tcPr>
-            <w:tcW w:w="5812" w:type="dxa"/>
-          </w:tcPr>
-          <w:p>
-            <w:pPr>
-              <w:pStyle w:val="Corpodetexto"/>
-              <w:spacing w:before="100"/>
-              <w:ind w:right="147"/>
-            </w:pPr>
-            <w:r>
-              <w:t>Representante jurídico responsável pela atuação judicial da União.</w:t>
+            <w:tcW w:w="7938" w:type="dxa"/>
+          </w:tcPr>
+          <w:p>
+            <w:pPr>
+              <w:pStyle w:val="Corpodetexto"/>
+              <w:spacing w:before="100"/>
+              <w:ind w:right="147"/>
+            </w:pPr>
+            <w:r>
+              <w:t>Advogado público que representa a União nos assuntos de sua responsabilidade.</w:t>
+            </w:r>
+          </w:p>
+        </w:tc>
+        <w:tc>
+          <w:tcPr>
+            <w:tcW w:w="3544" w:type="dxa"/>
+          </w:tcPr>
+          <w:p>
+            <w:pPr>
+              <w:pStyle w:val="Corpodetexto"/>
+              <w:spacing w:before="100"/>
+              <w:ind w:right="147"/>
+            </w:pPr>
+            <w:r>
+              <w:t>Constituição Federal</w:t>
             </w:r>
           </w:p>
         </w:tc>
@@ -37404,7 +37477,7 @@
         </w:trPr>
         <w:tc>
           <w:tcPr>
-            <w:tcW w:w="3544" w:type="dxa"/>
+            <w:tcW w:w="3686" w:type="dxa"/>
           </w:tcPr>
           <w:p>
             <w:pPr>
@@ -37429,16 +37502,31 @@
         </w:tc>
         <w:tc>
           <w:tcPr>
-            <w:tcW w:w="5812" w:type="dxa"/>
-          </w:tcPr>
-          <w:p>
-            <w:pPr>
-              <w:pStyle w:val="Corpodetexto"/>
-              <w:spacing w:before="100"/>
-              <w:ind w:right="147"/>
-            </w:pPr>
-            <w:r>
-              <w:t>Advogado responsável pela representação judicial de empresa pública federal.</w:t>
+            <w:tcW w:w="7938" w:type="dxa"/>
+          </w:tcPr>
+          <w:p>
+            <w:pPr>
+              <w:pStyle w:val="Corpodetexto"/>
+              <w:spacing w:before="100"/>
+              <w:ind w:right="147"/>
+            </w:pPr>
+            <w:r>
+              <w:t>Advogado que representa uma empresa pública federal no processo.</w:t>
+            </w:r>
+          </w:p>
+        </w:tc>
+        <w:tc>
+          <w:tcPr>
+            <w:tcW w:w="3544" w:type="dxa"/>
+          </w:tcPr>
+          <w:p>
+            <w:pPr>
+              <w:pStyle w:val="Corpodetexto"/>
+              <w:spacing w:before="100"/>
+              <w:ind w:right="147"/>
+            </w:pPr>
+            <w:r>
+              <w:t>Lei nº 10.259/2001</w:t>
             </w:r>
           </w:p>
         </w:tc>
@@ -37449,7 +37537,7 @@
         </w:trPr>
         <w:tc>
           <w:tcPr>
-            <w:tcW w:w="3544" w:type="dxa"/>
+            <w:tcW w:w="3686" w:type="dxa"/>
           </w:tcPr>
           <w:p>
             <w:pPr>
@@ -37474,16 +37562,31 @@
         </w:tc>
         <w:tc>
           <w:tcPr>
-            <w:tcW w:w="5812" w:type="dxa"/>
-          </w:tcPr>
-          <w:p>
-            <w:pPr>
-              <w:pStyle w:val="Corpodetexto"/>
-              <w:spacing w:before="100"/>
-              <w:ind w:right="147"/>
-            </w:pPr>
-            <w:r>
-              <w:t>Ato processual que sucede a protocolização e dá início à tramitação judicial da demanda.</w:t>
+            <w:tcW w:w="7938" w:type="dxa"/>
+          </w:tcPr>
+          <w:p>
+            <w:pPr>
+              <w:pStyle w:val="Corpodetexto"/>
+              <w:spacing w:before="100"/>
+              <w:ind w:right="147"/>
+            </w:pPr>
+            <w:r>
+              <w:t>Ato de levar um pedido à Justiça para iniciar uma ação. Seus efeitos devem ser considerados junto ao registro da petição.</w:t>
+            </w:r>
+          </w:p>
+        </w:tc>
+        <w:tc>
+          <w:tcPr>
+            <w:tcW w:w="3544" w:type="dxa"/>
+          </w:tcPr>
+          <w:p>
+            <w:pPr>
+              <w:pStyle w:val="Corpodetexto"/>
+              <w:spacing w:before="100"/>
+              <w:ind w:right="147"/>
+            </w:pPr>
+            <w:r>
+              <w:t>Código de Processo Civil</w:t>
             </w:r>
           </w:p>
         </w:tc>
@@ -37494,7 +37597,7 @@
         </w:trPr>
         <w:tc>
           <w:tcPr>
-            <w:tcW w:w="3544" w:type="dxa"/>
+            <w:tcW w:w="3686" w:type="dxa"/>
           </w:tcPr>
           <w:p>
             <w:pPr>
@@ -37519,16 +37622,31 @@
         </w:tc>
         <w:tc>
           <w:tcPr>
-            <w:tcW w:w="5812" w:type="dxa"/>
-          </w:tcPr>
-          <w:p>
-            <w:pPr>
-              <w:pStyle w:val="Corpodetexto"/>
-              <w:spacing w:before="100"/>
-              <w:ind w:right="147"/>
-            </w:pPr>
-            <w:r>
-              <w:t>Ato processual de exame e avaliação dos elementos probatórios produzidos no processo.</w:t>
+            <w:tcW w:w="7938" w:type="dxa"/>
+          </w:tcPr>
+          <w:p>
+            <w:pPr>
+              <w:pStyle w:val="Corpodetexto"/>
+              <w:spacing w:before="100"/>
+              <w:ind w:right="147"/>
+            </w:pPr>
+            <w:r>
+              <w:t>Exame das provas pelo juiz para verificar o que elas demonstram e se é preciso produzir outras.</w:t>
+            </w:r>
+          </w:p>
+        </w:tc>
+        <w:tc>
+          <w:tcPr>
+            <w:tcW w:w="3544" w:type="dxa"/>
+          </w:tcPr>
+          <w:p>
+            <w:pPr>
+              <w:pStyle w:val="Corpodetexto"/>
+              <w:spacing w:before="100"/>
+              <w:ind w:right="147"/>
+            </w:pPr>
+            <w:r>
+              <w:t>Lei nº 9.099/1995</w:t>
             </w:r>
           </w:p>
         </w:tc>
@@ -37539,7 +37657,7 @@
         </w:trPr>
         <w:tc>
           <w:tcPr>
-            <w:tcW w:w="3544" w:type="dxa"/>
+            <w:tcW w:w="3686" w:type="dxa"/>
           </w:tcPr>
           <w:p>
             <w:pPr>
@@ -37564,28 +37682,31 @@
         </w:tc>
         <w:tc>
           <w:tcPr>
-            <w:tcW w:w="5812" w:type="dxa"/>
-          </w:tcPr>
-          <w:p>
-            <w:pPr>
-              <w:pStyle w:val="Corpodetexto"/>
-              <w:spacing w:before="100"/>
-              <w:ind w:right="147"/>
-            </w:pPr>
-            <w:r>
-              <w:t xml:space="preserve">Evento de avaliação das características de uma pretensão </w:t>
-            </w:r>
-            <w:r>
-              <w:t>a um processo</w:t>
-            </w:r>
-            <w:r>
-              <w:t xml:space="preserve"> </w:t>
-            </w:r>
-            <w:r>
-              <w:t>no</w:t>
-            </w:r>
-            <w:r>
-              <w:t xml:space="preserve"> JEF, sem pressupor processo já instaurado.</w:t>
+            <w:tcW w:w="7938" w:type="dxa"/>
+          </w:tcPr>
+          <w:p>
+            <w:pPr>
+              <w:pStyle w:val="Corpodetexto"/>
+              <w:spacing w:before="100"/>
+              <w:ind w:right="147"/>
+            </w:pPr>
+            <w:r>
+              <w:t>Verificação de que um caso pode ser apresentado ao Juizado Especial Federal, considerando as regras aplicáveis. Pode ocorrer antes da ação.</w:t>
+            </w:r>
+          </w:p>
+        </w:tc>
+        <w:tc>
+          <w:tcPr>
+            <w:tcW w:w="3544" w:type="dxa"/>
+          </w:tcPr>
+          <w:p>
+            <w:pPr>
+              <w:pStyle w:val="Corpodetexto"/>
+              <w:spacing w:before="100"/>
+              <w:ind w:right="147"/>
+            </w:pPr>
+            <w:r>
+              <w:t>Lei nº 10.259/2001</w:t>
             </w:r>
           </w:p>
         </w:tc>
@@ -37596,7 +37717,7 @@
         </w:trPr>
         <w:tc>
           <w:tcPr>
-            <w:tcW w:w="3544" w:type="dxa"/>
+            <w:tcW w:w="3686" w:type="dxa"/>
           </w:tcPr>
           <w:p>
             <w:pPr>
@@ -37621,16 +37742,36 @@
         </w:tc>
         <w:tc>
           <w:tcPr>
-            <w:tcW w:w="5812" w:type="dxa"/>
-          </w:tcPr>
-          <w:p>
-            <w:pPr>
-              <w:pStyle w:val="Corpodetexto"/>
-              <w:spacing w:before="100"/>
-              <w:ind w:right="147"/>
-            </w:pPr>
-            <w:r>
-              <w:t>Ato processual pelo qual o demandado apresenta formalmente sua defesa no processo.</w:t>
+            <w:tcW w:w="7938" w:type="dxa"/>
+          </w:tcPr>
+          <w:p>
+            <w:pPr>
+              <w:pStyle w:val="Corpodetexto"/>
+              <w:spacing w:before="100"/>
+              <w:ind w:right="147"/>
+            </w:pPr>
+            <w:r>
+              <w:t xml:space="preserve">Ato em que o réu apresenta sua defesa, por escrito ou oralmente. Apresentar a </w:t>
+            </w:r>
+            <w:r>
+              <w:lastRenderedPageBreak/>
+              <w:t>defesa não significa que ela foi aceita.</w:t>
+            </w:r>
+          </w:p>
+        </w:tc>
+        <w:tc>
+          <w:tcPr>
+            <w:tcW w:w="3544" w:type="dxa"/>
+          </w:tcPr>
+          <w:p>
+            <w:pPr>
+              <w:pStyle w:val="Corpodetexto"/>
+              <w:spacing w:before="100"/>
+              <w:ind w:right="147"/>
+            </w:pPr>
+            <w:r>
+              <w:lastRenderedPageBreak/>
+              <w:t>Lei nº 9.099/1995</w:t>
             </w:r>
           </w:p>
         </w:tc>
@@ -37641,7 +37782,7 @@
         </w:trPr>
         <w:tc>
           <w:tcPr>
-            <w:tcW w:w="3544" w:type="dxa"/>
+            <w:tcW w:w="3686" w:type="dxa"/>
           </w:tcPr>
           <w:p>
             <w:pPr>
@@ -37666,16 +37807,37 @@
         </w:tc>
         <w:tc>
           <w:tcPr>
-            <w:tcW w:w="5812" w:type="dxa"/>
-          </w:tcPr>
-          <w:p>
-            <w:pPr>
-              <w:pStyle w:val="Corpodetexto"/>
-              <w:spacing w:before="100"/>
-              <w:ind w:right="147"/>
-            </w:pPr>
-            <w:r>
-              <w:t>Evento ocorrido no contexto da audiência em que são apresentadas propostas destinadas à solução consensual do conflito.</w:t>
+            <w:tcW w:w="7938" w:type="dxa"/>
+          </w:tcPr>
+          <w:p>
+            <w:pPr>
+              <w:pStyle w:val="Corpodetexto"/>
+              <w:spacing w:before="100"/>
+              <w:ind w:right="147"/>
+            </w:pPr>
+            <w:r>
+              <w:t>Ato de apresentar sugestões para resolver o conflito por acordo. A apresentação não significa que as sugestões foram aceitas.</w:t>
+            </w:r>
+          </w:p>
+        </w:tc>
+        <w:tc>
+          <w:tcPr>
+            <w:tcW w:w="3544" w:type="dxa"/>
+          </w:tcPr>
+          <w:p>
+            <w:pPr>
+              <w:pStyle w:val="Corpodetexto"/>
+              <w:spacing w:before="100"/>
+              <w:ind w:right="147"/>
+            </w:pPr>
+            <w:r>
+              <w:t>Lei nº 9.099/1995</w:t>
+            </w:r>
+            <w:r>
+              <w:t xml:space="preserve">; </w:t>
+            </w:r>
+            <w:r>
+              <w:t>Validação com especialista</w:t>
             </w:r>
           </w:p>
         </w:tc>
@@ -37686,7 +37848,7 @@
         </w:trPr>
         <w:tc>
           <w:tcPr>
-            <w:tcW w:w="3544" w:type="dxa"/>
+            <w:tcW w:w="3686" w:type="dxa"/>
           </w:tcPr>
           <w:p>
             <w:pPr>
@@ -37711,16 +37873,31 @@
         </w:tc>
         <w:tc>
           <w:tcPr>
-            <w:tcW w:w="5812" w:type="dxa"/>
-          </w:tcPr>
-          <w:p>
-            <w:pPr>
-              <w:pStyle w:val="Corpodetexto"/>
-              <w:spacing w:before="100"/>
-              <w:ind w:right="147"/>
-            </w:pPr>
-            <w:r>
-              <w:t>Situação processual em que o processo reúne elementos suficientes para ser submetido a julgamento.</w:t>
+            <w:tcW w:w="7938" w:type="dxa"/>
+          </w:tcPr>
+          <w:p>
+            <w:pPr>
+              <w:pStyle w:val="Corpodetexto"/>
+              <w:spacing w:before="100"/>
+              <w:ind w:right="147"/>
+            </w:pPr>
+            <w:r>
+              <w:t>Situação em que o processo reúne condições para receber uma decisão. Não significa que o autor ganhará a ação.</w:t>
+            </w:r>
+          </w:p>
+        </w:tc>
+        <w:tc>
+          <w:tcPr>
+            <w:tcW w:w="3544" w:type="dxa"/>
+          </w:tcPr>
+          <w:p>
+            <w:pPr>
+              <w:pStyle w:val="Corpodetexto"/>
+              <w:spacing w:before="100"/>
+              <w:ind w:right="147"/>
+            </w:pPr>
+            <w:r>
+              <w:t>Código de Processo Civil</w:t>
             </w:r>
           </w:p>
         </w:tc>
@@ -37731,7 +37908,7 @@
         </w:trPr>
         <w:tc>
           <w:tcPr>
-            <w:tcW w:w="3544" w:type="dxa"/>
+            <w:tcW w:w="3686" w:type="dxa"/>
           </w:tcPr>
           <w:p>
             <w:pPr>
@@ -37756,16 +37933,31 @@
         </w:tc>
         <w:tc>
           <w:tcPr>
-            <w:tcW w:w="5812" w:type="dxa"/>
-          </w:tcPr>
-          <w:p>
-            <w:pPr>
-              <w:pStyle w:val="Corpodetexto"/>
-              <w:spacing w:before="100"/>
-              <w:ind w:right="147"/>
-            </w:pPr>
-            <w:r>
-              <w:t>Evento pelo qual o processo é encaminhado ao arquivamento após a conclusão do cumprimento.</w:t>
+            <w:tcW w:w="7938" w:type="dxa"/>
+          </w:tcPr>
+          <w:p>
+            <w:pPr>
+              <w:pStyle w:val="Corpodetexto"/>
+              <w:spacing w:before="100"/>
+              <w:ind w:right="147"/>
+            </w:pPr>
+            <w:r>
+              <w:t>Ato de enviar o processo ao arquivo. Neste trabalho, é tratado o arquivamento após o cumprimento da obrigação.</w:t>
+            </w:r>
+          </w:p>
+        </w:tc>
+        <w:tc>
+          <w:tcPr>
+            <w:tcW w:w="3544" w:type="dxa"/>
+          </w:tcPr>
+          <w:p>
+            <w:pPr>
+              <w:pStyle w:val="Corpodetexto"/>
+              <w:spacing w:before="100"/>
+              <w:ind w:right="147"/>
+            </w:pPr>
+            <w:r>
+              <w:t>Código de Processo Civil</w:t>
             </w:r>
           </w:p>
         </w:tc>
@@ -37776,7 +37968,7 @@
         </w:trPr>
         <w:tc>
           <w:tcPr>
-            <w:tcW w:w="3544" w:type="dxa"/>
+            <w:tcW w:w="3686" w:type="dxa"/>
           </w:tcPr>
           <w:p>
             <w:pPr>
@@ -37801,16 +37993,31 @@
         </w:tc>
         <w:tc>
           <w:tcPr>
-            <w:tcW w:w="5812" w:type="dxa"/>
-          </w:tcPr>
-          <w:p>
-            <w:pPr>
-              <w:pStyle w:val="Corpodetexto"/>
-              <w:spacing w:before="100"/>
-              <w:ind w:right="147"/>
-            </w:pPr>
-            <w:r>
-              <w:t>Evento praticado no curso do processo que produz efeitos ou altera uma situação processual.</w:t>
+            <w:tcW w:w="7938" w:type="dxa"/>
+          </w:tcPr>
+          <w:p>
+            <w:pPr>
+              <w:pStyle w:val="Corpodetexto"/>
+              <w:spacing w:before="100"/>
+              <w:ind w:right="147"/>
+            </w:pPr>
+            <w:r>
+              <w:t>Ação praticada na formação ou no andamento do processo, como citar o réu, apresentar defesa ou realizar uma audiência.</w:t>
+            </w:r>
+          </w:p>
+        </w:tc>
+        <w:tc>
+          <w:tcPr>
+            <w:tcW w:w="3544" w:type="dxa"/>
+          </w:tcPr>
+          <w:p>
+            <w:pPr>
+              <w:pStyle w:val="Corpodetexto"/>
+              <w:spacing w:before="100"/>
+              <w:ind w:right="147"/>
+            </w:pPr>
+            <w:r>
+              <w:t>Lei nº 9.099/1995</w:t>
             </w:r>
           </w:p>
         </w:tc>
@@ -37821,7 +38028,7 @@
         </w:trPr>
         <w:tc>
           <w:tcPr>
-            <w:tcW w:w="3544" w:type="dxa"/>
+            <w:tcW w:w="3686" w:type="dxa"/>
           </w:tcPr>
           <w:p>
             <w:pPr>
@@ -37846,16 +38053,37 @@
         </w:tc>
         <w:tc>
           <w:tcPr>
-            <w:tcW w:w="5812" w:type="dxa"/>
-          </w:tcPr>
-          <w:p>
-            <w:pPr>
-              <w:pStyle w:val="Corpodetexto"/>
-              <w:spacing w:before="100"/>
-              <w:ind w:right="147"/>
-            </w:pPr>
-            <w:r>
-              <w:t>Ato processual destinado à realização de tentativa de solução consensual entre as partes.</w:t>
+            <w:tcW w:w="7938" w:type="dxa"/>
+          </w:tcPr>
+          <w:p>
+            <w:pPr>
+              <w:pStyle w:val="Corpodetexto"/>
+              <w:spacing w:before="100"/>
+              <w:ind w:right="147"/>
+            </w:pPr>
+            <w:r>
+              <w:t>Encontro destinado a buscar um acordo entre as partes. Pode terminar com ou sem acordo.</w:t>
+            </w:r>
+          </w:p>
+        </w:tc>
+        <w:tc>
+          <w:tcPr>
+            <w:tcW w:w="3544" w:type="dxa"/>
+          </w:tcPr>
+          <w:p>
+            <w:pPr>
+              <w:pStyle w:val="Corpodetexto"/>
+              <w:spacing w:before="100"/>
+              <w:ind w:right="147"/>
+            </w:pPr>
+            <w:r>
+              <w:t>Lei nº 9.099/1995</w:t>
+            </w:r>
+            <w:r>
+              <w:t xml:space="preserve">; </w:t>
+            </w:r>
+            <w:r>
+              <w:t>Validação com especialista</w:t>
             </w:r>
           </w:p>
         </w:tc>
@@ -37866,7 +38094,7 @@
         </w:trPr>
         <w:tc>
           <w:tcPr>
-            <w:tcW w:w="3544" w:type="dxa"/>
+            <w:tcW w:w="3686" w:type="dxa"/>
           </w:tcPr>
           <w:p>
             <w:pPr>
@@ -37891,20 +38119,34 @@
         </w:tc>
         <w:tc>
           <w:tcPr>
-            <w:tcW w:w="5812" w:type="dxa"/>
-          </w:tcPr>
-          <w:p>
-            <w:pPr>
-              <w:pStyle w:val="Corpodetexto"/>
-              <w:spacing w:before="100"/>
-              <w:ind w:right="147"/>
-            </w:pPr>
-            <w:r>
-              <w:t xml:space="preserve">Situação que registra a designação de audiência, distinta </w:t>
-            </w:r>
-            <w:r>
-              <w:lastRenderedPageBreak/>
-              <w:t>da audiência efetivamente realizada.</w:t>
+            <w:tcW w:w="7938" w:type="dxa"/>
+          </w:tcPr>
+          <w:p>
+            <w:pPr>
+              <w:pStyle w:val="Corpodetexto"/>
+              <w:spacing w:before="100"/>
+              <w:ind w:right="147"/>
+            </w:pPr>
+            <w:r>
+              <w:t>Situação em que uma audiência foi marcada, mas ainda não necessariamente aconteceu.</w:t>
+            </w:r>
+          </w:p>
+        </w:tc>
+        <w:tc>
+          <w:tcPr>
+            <w:tcW w:w="3544" w:type="dxa"/>
+          </w:tcPr>
+          <w:p>
+            <w:pPr>
+              <w:pStyle w:val="Corpodetexto"/>
+              <w:spacing w:before="100"/>
+              <w:ind w:right="147"/>
+            </w:pPr>
+            <w:r>
+              <w:t>Lei nº 9.099/1995</w:t>
+            </w:r>
+            <w:r>
+              <w:t>, conceito adaptado a ontologia</w:t>
             </w:r>
           </w:p>
         </w:tc>
@@ -37915,7 +38157,7 @@
         </w:trPr>
         <w:tc>
           <w:tcPr>
-            <w:tcW w:w="3544" w:type="dxa"/>
+            <w:tcW w:w="3686" w:type="dxa"/>
           </w:tcPr>
           <w:p>
             <w:pPr>
@@ -37934,23 +38176,37 @@
                 <w:b w:val="0"/>
                 <w:bCs w:val="0"/>
               </w:rPr>
-              <w:lastRenderedPageBreak/>
               <w:t>Audiência Dispensada</w:t>
             </w:r>
           </w:p>
         </w:tc>
         <w:tc>
           <w:tcPr>
-            <w:tcW w:w="5812" w:type="dxa"/>
-          </w:tcPr>
-          <w:p>
-            <w:pPr>
-              <w:pStyle w:val="Corpodetexto"/>
-              <w:spacing w:before="100"/>
-              <w:ind w:right="147"/>
-            </w:pPr>
-            <w:r>
-              <w:t>Situação que registra a dispensa de audiência na hipótese considerada, sem criar uma ocorrência fictícia do evento.</w:t>
+            <w:tcW w:w="7938" w:type="dxa"/>
+          </w:tcPr>
+          <w:p>
+            <w:pPr>
+              <w:pStyle w:val="Corpodetexto"/>
+              <w:spacing w:before="100"/>
+              <w:ind w:right="147"/>
+            </w:pPr>
+            <w:r>
+              <w:t>Situação em que se decidiu não realizar a audiência naquele caso.</w:t>
+            </w:r>
+          </w:p>
+        </w:tc>
+        <w:tc>
+          <w:tcPr>
+            <w:tcW w:w="3544" w:type="dxa"/>
+          </w:tcPr>
+          <w:p>
+            <w:pPr>
+              <w:pStyle w:val="Corpodetexto"/>
+              <w:spacing w:before="100"/>
+              <w:ind w:right="147"/>
+            </w:pPr>
+            <w:r>
+              <w:t>Validação com especialista</w:t>
             </w:r>
           </w:p>
         </w:tc>
@@ -37961,7 +38217,7 @@
         </w:trPr>
         <w:tc>
           <w:tcPr>
-            <w:tcW w:w="3544" w:type="dxa"/>
+            <w:tcW w:w="3686" w:type="dxa"/>
           </w:tcPr>
           <w:p>
             <w:pPr>
@@ -37986,16 +38242,37 @@
         </w:tc>
         <w:tc>
           <w:tcPr>
-            <w:tcW w:w="5812" w:type="dxa"/>
-          </w:tcPr>
-          <w:p>
-            <w:pPr>
-              <w:pStyle w:val="Corpodetexto"/>
-              <w:spacing w:before="100"/>
-              <w:ind w:right="147"/>
-            </w:pPr>
-            <w:r>
-              <w:t>Situação processual caracterizada pela não apresentação de contestação dentro do prazo aplicável.</w:t>
+            <w:tcW w:w="7938" w:type="dxa"/>
+          </w:tcPr>
+          <w:p>
+            <w:pPr>
+              <w:pStyle w:val="Corpodetexto"/>
+              <w:spacing w:before="100"/>
+              <w:ind w:right="147"/>
+            </w:pPr>
+            <w:r>
+              <w:t>Situação em que o réu não apresentou defesa no prazo ou momento aplicável. A falta de registro, sozinha, não comprova essa ausência.</w:t>
+            </w:r>
+          </w:p>
+        </w:tc>
+        <w:tc>
+          <w:tcPr>
+            <w:tcW w:w="3544" w:type="dxa"/>
+          </w:tcPr>
+          <w:p>
+            <w:pPr>
+              <w:pStyle w:val="Corpodetexto"/>
+              <w:spacing w:before="100"/>
+              <w:ind w:right="147"/>
+            </w:pPr>
+            <w:r>
+              <w:t>Lei nº 9.099/1995</w:t>
+            </w:r>
+            <w:r>
+              <w:t xml:space="preserve">; </w:t>
+            </w:r>
+            <w:r>
+              <w:t>Validação com especialista</w:t>
             </w:r>
           </w:p>
         </w:tc>
@@ -38006,7 +38283,7 @@
         </w:trPr>
         <w:tc>
           <w:tcPr>
-            <w:tcW w:w="3544" w:type="dxa"/>
+            <w:tcW w:w="3686" w:type="dxa"/>
           </w:tcPr>
           <w:p>
             <w:pPr>
@@ -38031,16 +38308,31 @@
         </w:tc>
         <w:tc>
           <w:tcPr>
-            <w:tcW w:w="5812" w:type="dxa"/>
-          </w:tcPr>
-          <w:p>
-            <w:pPr>
-              <w:pStyle w:val="Corpodetexto"/>
-              <w:spacing w:before="100"/>
-              <w:ind w:right="147"/>
-            </w:pPr>
-            <w:r>
-              <w:t>Situação em que não houve interposição de recurso dentro do prazo aplicável.</w:t>
+            <w:tcW w:w="7938" w:type="dxa"/>
+          </w:tcPr>
+          <w:p>
+            <w:pPr>
+              <w:pStyle w:val="Corpodetexto"/>
+              <w:spacing w:before="100"/>
+              <w:ind w:right="147"/>
+            </w:pPr>
+            <w:r>
+              <w:t>Situação em que não foi apresentado recurso dentro do prazo aplicável, consideradas as regras de contagem.</w:t>
+            </w:r>
+          </w:p>
+        </w:tc>
+        <w:tc>
+          <w:tcPr>
+            <w:tcW w:w="3544" w:type="dxa"/>
+          </w:tcPr>
+          <w:p>
+            <w:pPr>
+              <w:pStyle w:val="Corpodetexto"/>
+              <w:spacing w:before="100"/>
+              <w:ind w:right="147"/>
+            </w:pPr>
+            <w:r>
+              <w:t>Lei nº 9.099/1995</w:t>
             </w:r>
           </w:p>
         </w:tc>
@@ -38051,7 +38343,7 @@
         </w:trPr>
         <w:tc>
           <w:tcPr>
-            <w:tcW w:w="3544" w:type="dxa"/>
+            <w:tcW w:w="3686" w:type="dxa"/>
           </w:tcPr>
           <w:p>
             <w:pPr>
@@ -38076,16 +38368,31 @@
         </w:tc>
         <w:tc>
           <w:tcPr>
-            <w:tcW w:w="5812" w:type="dxa"/>
-          </w:tcPr>
-          <w:p>
-            <w:pPr>
-              <w:pStyle w:val="Corpodetexto"/>
-              <w:spacing w:before="100"/>
-              <w:ind w:right="147"/>
-            </w:pPr>
-            <w:r>
-              <w:t>Entidade da Administração Pública Federal indireta criada por lei para o desempenho de funções administrativas específicas.</w:t>
+            <w:tcW w:w="7938" w:type="dxa"/>
+          </w:tcPr>
+          <w:p>
+            <w:pPr>
+              <w:pStyle w:val="Corpodetexto"/>
+              <w:spacing w:before="100"/>
+              <w:ind w:right="147"/>
+            </w:pPr>
+            <w:r>
+              <w:t>Entidade criada por lei, com existência jurídica própria, para realizar atividades da Administração Pública Federal.</w:t>
+            </w:r>
+          </w:p>
+        </w:tc>
+        <w:tc>
+          <w:tcPr>
+            <w:tcW w:w="3544" w:type="dxa"/>
+          </w:tcPr>
+          <w:p>
+            <w:pPr>
+              <w:pStyle w:val="Corpodetexto"/>
+              <w:spacing w:before="100"/>
+              <w:ind w:right="147"/>
+            </w:pPr>
+            <w:r>
+              <w:t>Lei nº 10.259/2001</w:t>
             </w:r>
           </w:p>
         </w:tc>
@@ -38096,7 +38403,7 @@
         </w:trPr>
         <w:tc>
           <w:tcPr>
-            <w:tcW w:w="3544" w:type="dxa"/>
+            <w:tcW w:w="3686" w:type="dxa"/>
           </w:tcPr>
           <w:p>
             <w:pPr>
@@ -38121,7 +38428,7 @@
         </w:tc>
         <w:tc>
           <w:tcPr>
-            <w:tcW w:w="5812" w:type="dxa"/>
+            <w:tcW w:w="7938" w:type="dxa"/>
           </w:tcPr>
           <w:p>
             <w:pPr>
@@ -38133,7 +38440,25 @@
               <w:ind w:right="147"/>
             </w:pPr>
             <w:r>
-              <w:t>Participante que auxilia o órgão jurisdicional na realização de atividades necessárias ao processo.</w:t>
+              <w:t>Pessoa que ajuda na realização das atividades do processo. Nem todo auxiliar é servidor do Judiciário.</w:t>
+            </w:r>
+          </w:p>
+        </w:tc>
+        <w:tc>
+          <w:tcPr>
+            <w:tcW w:w="3544" w:type="dxa"/>
+          </w:tcPr>
+          <w:p>
+            <w:pPr>
+              <w:pStyle w:val="Corpodetexto"/>
+              <w:tabs>
+                <w:tab w:val="left" w:pos="1077"/>
+              </w:tabs>
+              <w:spacing w:before="100"/>
+              <w:ind w:right="147"/>
+            </w:pPr>
+            <w:r>
+              <w:t>Código de Processo Civil</w:t>
             </w:r>
           </w:p>
         </w:tc>
@@ -38144,7 +38469,7 @@
         </w:trPr>
         <w:tc>
           <w:tcPr>
-            <w:tcW w:w="3544" w:type="dxa"/>
+            <w:tcW w:w="3686" w:type="dxa"/>
           </w:tcPr>
           <w:p>
             <w:pPr>
@@ -38169,7 +38494,7 @@
         </w:tc>
         <w:tc>
           <w:tcPr>
-            <w:tcW w:w="5812" w:type="dxa"/>
+            <w:tcW w:w="7938" w:type="dxa"/>
           </w:tcPr>
           <w:p>
             <w:pPr>
@@ -38181,7 +38506,28 @@
               <w:ind w:right="147"/>
             </w:pPr>
             <w:r>
-              <w:t>Resultado positivo da análise de cabimento da pretensão, informado segundo os critérios considerados; não é o processo nem o papel Processo Cabível no JEF.</w:t>
+              <w:t>Resultado da análise que indica que o caso pode tramitar no Juizado Especial Federal. É diferente de um processo já iniciado.</w:t>
+            </w:r>
+          </w:p>
+        </w:tc>
+        <w:tc>
+          <w:tcPr>
+            <w:tcW w:w="3544" w:type="dxa"/>
+          </w:tcPr>
+          <w:p>
+            <w:pPr>
+              <w:pStyle w:val="Corpodetexto"/>
+              <w:tabs>
+                <w:tab w:val="left" w:pos="1077"/>
+              </w:tabs>
+              <w:spacing w:before="100"/>
+              <w:ind w:right="147"/>
+            </w:pPr>
+            <w:r>
+              <w:t>Lei nº 10.259/2001</w:t>
+            </w:r>
+            <w:r>
+              <w:t>, conceito adaptado a ontologia</w:t>
             </w:r>
           </w:p>
         </w:tc>
@@ -38192,7 +38538,7 @@
         </w:trPr>
         <w:tc>
           <w:tcPr>
-            <w:tcW w:w="3544" w:type="dxa"/>
+            <w:tcW w:w="3686" w:type="dxa"/>
           </w:tcPr>
           <w:p>
             <w:pPr>
@@ -38217,7 +38563,7 @@
         </w:tc>
         <w:tc>
           <w:tcPr>
-            <w:tcW w:w="5812" w:type="dxa"/>
+            <w:tcW w:w="7938" w:type="dxa"/>
           </w:tcPr>
           <w:p>
             <w:pPr>
@@ -38229,7 +38575,25 @@
               <w:ind w:right="147"/>
             </w:pPr>
             <w:r>
-              <w:t>Conjunto de fatos e fundamentos que sustentam a pretensão apresentada na demanda.</w:t>
+              <w:t>Fatos e razões jurídicas usados para justificar o que se pede à Justiça.</w:t>
+            </w:r>
+          </w:p>
+        </w:tc>
+        <w:tc>
+          <w:tcPr>
+            <w:tcW w:w="3544" w:type="dxa"/>
+          </w:tcPr>
+          <w:p>
+            <w:pPr>
+              <w:pStyle w:val="Corpodetexto"/>
+              <w:tabs>
+                <w:tab w:val="left" w:pos="1077"/>
+              </w:tabs>
+              <w:spacing w:before="100"/>
+              <w:ind w:right="147"/>
+            </w:pPr>
+            <w:r>
+              <w:t>Lei nº 9.099/1995</w:t>
             </w:r>
           </w:p>
         </w:tc>
@@ -38240,7 +38604,7 @@
         </w:trPr>
         <w:tc>
           <w:tcPr>
-            <w:tcW w:w="3544" w:type="dxa"/>
+            <w:tcW w:w="3686" w:type="dxa"/>
           </w:tcPr>
           <w:p>
             <w:pPr>
@@ -38265,7 +38629,7 @@
         </w:tc>
         <w:tc>
           <w:tcPr>
-            <w:tcW w:w="5812" w:type="dxa"/>
+            <w:tcW w:w="7938" w:type="dxa"/>
           </w:tcPr>
           <w:p>
             <w:pPr>
@@ -38277,7 +38641,25 @@
               <w:ind w:right="147"/>
             </w:pPr>
             <w:r>
-              <w:t>Evento em que as partes chegam a um consenso e constituem um acordo processual.</w:t>
+              <w:t>Momento em que as partes aceitam os termos de um acordo. É diferente da aprovação desse acordo pelo juiz.</w:t>
+            </w:r>
+          </w:p>
+        </w:tc>
+        <w:tc>
+          <w:tcPr>
+            <w:tcW w:w="3544" w:type="dxa"/>
+          </w:tcPr>
+          <w:p>
+            <w:pPr>
+              <w:pStyle w:val="Corpodetexto"/>
+              <w:tabs>
+                <w:tab w:val="left" w:pos="1077"/>
+              </w:tabs>
+              <w:spacing w:before="100"/>
+              <w:ind w:right="147"/>
+            </w:pPr>
+            <w:r>
+              <w:t>Lei nº 9.099/1995</w:t>
             </w:r>
           </w:p>
         </w:tc>
@@ -38288,7 +38670,7 @@
         </w:trPr>
         <w:tc>
           <w:tcPr>
-            <w:tcW w:w="3544" w:type="dxa"/>
+            <w:tcW w:w="3686" w:type="dxa"/>
           </w:tcPr>
           <w:p>
             <w:pPr>
@@ -38307,13 +38689,14 @@
                 <w:b w:val="0"/>
                 <w:bCs w:val="0"/>
               </w:rPr>
+              <w:lastRenderedPageBreak/>
               <w:t>Citação</w:t>
             </w:r>
           </w:p>
         </w:tc>
         <w:tc>
           <w:tcPr>
-            <w:tcW w:w="5812" w:type="dxa"/>
+            <w:tcW w:w="7938" w:type="dxa"/>
           </w:tcPr>
           <w:p>
             <w:pPr>
@@ -38325,7 +38708,25 @@
               <w:ind w:right="147"/>
             </w:pPr>
             <w:r>
-              <w:t>Ato processual pelo qual o demandado é formalmente chamado a integrar o processo e exercer sua defesa.</w:t>
+              <w:t>Ato de chamar formalmente o réu para participar do processo e apresentar sua defesa.</w:t>
+            </w:r>
+          </w:p>
+        </w:tc>
+        <w:tc>
+          <w:tcPr>
+            <w:tcW w:w="3544" w:type="dxa"/>
+          </w:tcPr>
+          <w:p>
+            <w:pPr>
+              <w:pStyle w:val="Corpodetexto"/>
+              <w:tabs>
+                <w:tab w:val="left" w:pos="1077"/>
+              </w:tabs>
+              <w:spacing w:before="100"/>
+              <w:ind w:right="147"/>
+            </w:pPr>
+            <w:r>
+              <w:t>Lei nº 9.099/1995</w:t>
             </w:r>
           </w:p>
         </w:tc>
@@ -38336,7 +38737,7 @@
         </w:trPr>
         <w:tc>
           <w:tcPr>
-            <w:tcW w:w="3544" w:type="dxa"/>
+            <w:tcW w:w="3686" w:type="dxa"/>
           </w:tcPr>
           <w:p>
             <w:pPr>
@@ -38361,7 +38762,7 @@
         </w:tc>
         <w:tc>
           <w:tcPr>
-            <w:tcW w:w="5812" w:type="dxa"/>
+            <w:tcW w:w="7938" w:type="dxa"/>
           </w:tcPr>
           <w:p>
             <w:pPr>
@@ -38373,7 +38774,28 @@
               <w:ind w:right="147"/>
             </w:pPr>
             <w:r>
-              <w:t>Relação que atribui a determinado órgão judicial o poder de processar e julgar uma causa segundo as regras de competência aplicáveis.</w:t>
+              <w:t>Atribuição que permite a um órgão judicial analisar e julgar determinado caso, conforme as regras legais.</w:t>
+            </w:r>
+          </w:p>
+        </w:tc>
+        <w:tc>
+          <w:tcPr>
+            <w:tcW w:w="3544" w:type="dxa"/>
+          </w:tcPr>
+          <w:p>
+            <w:pPr>
+              <w:pStyle w:val="Corpodetexto"/>
+              <w:tabs>
+                <w:tab w:val="left" w:pos="1077"/>
+              </w:tabs>
+              <w:spacing w:before="100"/>
+              <w:ind w:right="147"/>
+            </w:pPr>
+            <w:r>
+              <w:t>Lei nº 10.259/2001</w:t>
+            </w:r>
+            <w:r>
+              <w:t>; Griffo 2018</w:t>
             </w:r>
           </w:p>
         </w:tc>
@@ -38384,7 +38806,7 @@
         </w:trPr>
         <w:tc>
           <w:tcPr>
-            <w:tcW w:w="3544" w:type="dxa"/>
+            <w:tcW w:w="3686" w:type="dxa"/>
           </w:tcPr>
           <w:p>
             <w:pPr>
@@ -38409,7 +38831,7 @@
         </w:tc>
         <w:tc>
           <w:tcPr>
-            <w:tcW w:w="5812" w:type="dxa"/>
+            <w:tcW w:w="7938" w:type="dxa"/>
           </w:tcPr>
           <w:p>
             <w:pPr>
@@ -38421,7 +38843,25 @@
               <w:ind w:right="147"/>
             </w:pPr>
             <w:r>
-              <w:t>Documento produzido na protocolização que comprova o registro da demanda, identificando seu número de protocolo e a data e hora do ato.</w:t>
+              <w:t>Documento que comprova o registro de um pedido e informa dados como identificação, data e horário.</w:t>
+            </w:r>
+          </w:p>
+        </w:tc>
+        <w:tc>
+          <w:tcPr>
+            <w:tcW w:w="3544" w:type="dxa"/>
+          </w:tcPr>
+          <w:p>
+            <w:pPr>
+              <w:pStyle w:val="Corpodetexto"/>
+              <w:tabs>
+                <w:tab w:val="left" w:pos="1077"/>
+              </w:tabs>
+              <w:spacing w:before="100"/>
+              <w:ind w:right="147"/>
+            </w:pPr>
+            <w:r>
+              <w:t>Código de Processo Civil</w:t>
             </w:r>
           </w:p>
         </w:tc>
@@ -38432,7 +38872,7 @@
         </w:trPr>
         <w:tc>
           <w:tcPr>
-            <w:tcW w:w="3544" w:type="dxa"/>
+            <w:tcW w:w="3686" w:type="dxa"/>
           </w:tcPr>
           <w:p>
             <w:pPr>
@@ -38457,7 +38897,7 @@
         </w:tc>
         <w:tc>
           <w:tcPr>
-            <w:tcW w:w="5812" w:type="dxa"/>
+            <w:tcW w:w="7938" w:type="dxa"/>
           </w:tcPr>
           <w:p>
             <w:pPr>
@@ -38469,7 +38909,28 @@
               <w:ind w:right="147"/>
             </w:pPr>
             <w:r>
-              <w:t>Situação processual resultante da tentativa de conciliação sem obtenção de acordo entre as partes.</w:t>
+              <w:t>Situação em que houve tentativa de conciliação, mas as partes não chegaram a um acordo.</w:t>
+            </w:r>
+          </w:p>
+        </w:tc>
+        <w:tc>
+          <w:tcPr>
+            <w:tcW w:w="3544" w:type="dxa"/>
+          </w:tcPr>
+          <w:p>
+            <w:pPr>
+              <w:pStyle w:val="Corpodetexto"/>
+              <w:tabs>
+                <w:tab w:val="left" w:pos="1077"/>
+              </w:tabs>
+              <w:spacing w:before="100"/>
+              <w:ind w:right="147"/>
+            </w:pPr>
+            <w:r>
+              <w:t>Lei nº 9.099/1995</w:t>
+            </w:r>
+            <w:r>
+              <w:t>, conceito adaptado a ontologia</w:t>
             </w:r>
           </w:p>
         </w:tc>
@@ -38480,7 +38941,7 @@
         </w:trPr>
         <w:tc>
           <w:tcPr>
-            <w:tcW w:w="3544" w:type="dxa"/>
+            <w:tcW w:w="3686" w:type="dxa"/>
           </w:tcPr>
           <w:p>
             <w:pPr>
@@ -38505,7 +38966,7 @@
         </w:tc>
         <w:tc>
           <w:tcPr>
-            <w:tcW w:w="5812" w:type="dxa"/>
+            <w:tcW w:w="7938" w:type="dxa"/>
           </w:tcPr>
           <w:p>
             <w:pPr>
@@ -38517,7 +38978,28 @@
               <w:ind w:right="147"/>
             </w:pPr>
             <w:r>
-              <w:t>Situação processual resultante da celebração de acordo entre as partes.</w:t>
+              <w:t>Neste modelo, situação em que a tentativa de conciliação terminou com acordo. Não significa apenas que a audiência aconteceu.</w:t>
+            </w:r>
+          </w:p>
+        </w:tc>
+        <w:tc>
+          <w:tcPr>
+            <w:tcW w:w="3544" w:type="dxa"/>
+          </w:tcPr>
+          <w:p>
+            <w:pPr>
+              <w:pStyle w:val="Corpodetexto"/>
+              <w:tabs>
+                <w:tab w:val="left" w:pos="1077"/>
+              </w:tabs>
+              <w:spacing w:before="100"/>
+              <w:ind w:right="147"/>
+            </w:pPr>
+            <w:r>
+              <w:t>Lei nº 9.099/1995</w:t>
+            </w:r>
+            <w:r>
+              <w:t>, conceito adaptado a ontologia</w:t>
             </w:r>
           </w:p>
         </w:tc>
@@ -38528,7 +39010,7 @@
         </w:trPr>
         <w:tc>
           <w:tcPr>
-            <w:tcW w:w="3544" w:type="dxa"/>
+            <w:tcW w:w="3686" w:type="dxa"/>
           </w:tcPr>
           <w:p>
             <w:pPr>
@@ -38553,7 +39035,7 @@
         </w:tc>
         <w:tc>
           <w:tcPr>
-            <w:tcW w:w="5812" w:type="dxa"/>
+            <w:tcW w:w="7938" w:type="dxa"/>
           </w:tcPr>
           <w:p>
             <w:pPr>
@@ -38565,7 +39047,25 @@
               <w:ind w:right="147"/>
             </w:pPr>
             <w:r>
-              <w:t>Participante responsável por auxiliar as partes na busca de solução consensual para o conflito.</w:t>
+              <w:t>Pessoa que ajuda as partes a conversar e buscar um acordo.</w:t>
+            </w:r>
+          </w:p>
+        </w:tc>
+        <w:tc>
+          <w:tcPr>
+            <w:tcW w:w="3544" w:type="dxa"/>
+          </w:tcPr>
+          <w:p>
+            <w:pPr>
+              <w:pStyle w:val="Corpodetexto"/>
+              <w:tabs>
+                <w:tab w:val="left" w:pos="1077"/>
+              </w:tabs>
+              <w:spacing w:before="100"/>
+              <w:ind w:right="147"/>
+            </w:pPr>
+            <w:r>
+              <w:t>Lei nº 9.099/1995</w:t>
             </w:r>
           </w:p>
         </w:tc>
@@ -38576,7 +39076,7 @@
         </w:trPr>
         <w:tc>
           <w:tcPr>
-            <w:tcW w:w="3544" w:type="dxa"/>
+            <w:tcW w:w="3686" w:type="dxa"/>
           </w:tcPr>
           <w:p>
             <w:pPr>
@@ -38601,7 +39101,7 @@
         </w:tc>
         <w:tc>
           <w:tcPr>
-            <w:tcW w:w="5812" w:type="dxa"/>
+            <w:tcW w:w="7938" w:type="dxa"/>
           </w:tcPr>
           <w:p>
             <w:pPr>
@@ -38613,7 +39113,25 @@
               <w:ind w:right="147"/>
             </w:pPr>
             <w:r>
-              <w:t>Evento que encerra a fase de cumprimento após a satisfação integral da obrigação judicial.</w:t>
+              <w:t>Ato que encerra as atividades de cumprimento após a obrigação ser totalmente atendida, no caso representado.</w:t>
+            </w:r>
+          </w:p>
+        </w:tc>
+        <w:tc>
+          <w:tcPr>
+            <w:tcW w:w="3544" w:type="dxa"/>
+          </w:tcPr>
+          <w:p>
+            <w:pPr>
+              <w:pStyle w:val="Corpodetexto"/>
+              <w:tabs>
+                <w:tab w:val="left" w:pos="1077"/>
+              </w:tabs>
+              <w:spacing w:before="100"/>
+              <w:ind w:right="147"/>
+            </w:pPr>
+            <w:r>
+              <w:t>Lei nº 10.259/2001</w:t>
             </w:r>
           </w:p>
         </w:tc>
@@ -38624,7 +39142,7 @@
         </w:trPr>
         <w:tc>
           <w:tcPr>
-            <w:tcW w:w="3544" w:type="dxa"/>
+            <w:tcW w:w="3686" w:type="dxa"/>
           </w:tcPr>
           <w:p>
             <w:pPr>
@@ -38649,7 +39167,7 @@
         </w:tc>
         <w:tc>
           <w:tcPr>
-            <w:tcW w:w="5812" w:type="dxa"/>
+            <w:tcW w:w="7938" w:type="dxa"/>
           </w:tcPr>
           <w:p>
             <w:pPr>
@@ -38661,8 +39179,28 @@
               <w:ind w:right="147"/>
             </w:pPr>
             <w:r>
-              <w:t>Documento por meio do qual o demandado apresenta sua defesa em relação à pretensão formulada contra ele.</w:t>
-            </w:r>
+              <w:t>Defesa apresentada pelo réu. No modelo, o termo representa o documento escrito ou o registro da defesa oral.</w:t>
+            </w:r>
+          </w:p>
+        </w:tc>
+        <w:tc>
+          <w:tcPr>
+            <w:tcW w:w="3544" w:type="dxa"/>
+          </w:tcPr>
+          <w:p>
+            <w:pPr>
+              <w:pStyle w:val="Corpodetexto"/>
+              <w:tabs>
+                <w:tab w:val="left" w:pos="1077"/>
+              </w:tabs>
+              <w:spacing w:before="100"/>
+              <w:ind w:right="147"/>
+            </w:pPr>
+            <w:r>
+              <w:t>Lei nº 9.099/1995</w:t>
+            </w:r>
+            <w:bookmarkStart w:id="65" w:name="_GoBack"/>
+            <w:bookmarkEnd w:id="65"/>
           </w:p>
         </w:tc>
       </w:tr>
@@ -38672,7 +39210,7 @@
         </w:trPr>
         <w:tc>
           <w:tcPr>
-            <w:tcW w:w="3544" w:type="dxa"/>
+            <w:tcW w:w="3686" w:type="dxa"/>
           </w:tcPr>
           <w:p>
             <w:pPr>
@@ -38697,7 +39235,7 @@
         </w:tc>
         <w:tc>
           <w:tcPr>
-            <w:tcW w:w="5812" w:type="dxa"/>
+            <w:tcW w:w="7938" w:type="dxa"/>
           </w:tcPr>
           <w:p>
             <w:pPr>
@@ -38709,7 +39247,28 @@
               <w:ind w:right="147"/>
             </w:pPr>
             <w:r>
-              <w:t>Situação processual resultante da apresentação da contestação pelo demandado.</w:t>
+              <w:t>Situação em que o réu já apresentou sua defesa. Isso não informa, sozinho, se ela foi apresentada corretamente ou aceita.</w:t>
+            </w:r>
+          </w:p>
+        </w:tc>
+        <w:tc>
+          <w:tcPr>
+            <w:tcW w:w="3544" w:type="dxa"/>
+          </w:tcPr>
+          <w:p>
+            <w:pPr>
+              <w:pStyle w:val="Corpodetexto"/>
+              <w:tabs>
+                <w:tab w:val="left" w:pos="1077"/>
+              </w:tabs>
+              <w:spacing w:before="100"/>
+              <w:ind w:right="147"/>
+            </w:pPr>
+            <w:r>
+              <w:t>Legislação</w:t>
+            </w:r>
+            <w:r>
+              <w:t>, conceito adaptado a ontologia</w:t>
             </w:r>
           </w:p>
         </w:tc>
@@ -38720,7 +39279,7 @@
         </w:trPr>
         <w:tc>
           <w:tcPr>
-            <w:tcW w:w="3544" w:type="dxa"/>
+            <w:tcW w:w="3686" w:type="dxa"/>
           </w:tcPr>
           <w:p>
             <w:pPr>
@@ -38745,7 +39304,7 @@
         </w:tc>
         <w:tc>
           <w:tcPr>
-            <w:tcW w:w="5812" w:type="dxa"/>
+            <w:tcW w:w="7938" w:type="dxa"/>
           </w:tcPr>
           <w:p>
             <w:pPr>
@@ -38757,7 +39316,28 @@
               <w:ind w:right="147"/>
             </w:pPr>
             <w:r>
-              <w:t>Situação em que a fase de cumprimento da sentença foi encerrada em razão da satisfação da obrigação.</w:t>
+              <w:t>Situação em que as atividades de cumprimento foram encerradas. Outras pendências do processo ainda precisam ser verificadas.</w:t>
+            </w:r>
+          </w:p>
+        </w:tc>
+        <w:tc>
+          <w:tcPr>
+            <w:tcW w:w="3544" w:type="dxa"/>
+          </w:tcPr>
+          <w:p>
+            <w:pPr>
+              <w:pStyle w:val="Corpodetexto"/>
+              <w:tabs>
+                <w:tab w:val="left" w:pos="1077"/>
+              </w:tabs>
+              <w:spacing w:before="100"/>
+              <w:ind w:right="147"/>
+            </w:pPr>
+            <w:r>
+              <w:t>Legislação</w:t>
+            </w:r>
+            <w:r>
+              <w:t>, conceito adaptado a ontologia</w:t>
             </w:r>
           </w:p>
         </w:tc>
@@ -38768,7 +39348,7 @@
         </w:trPr>
         <w:tc>
           <w:tcPr>
-            <w:tcW w:w="3544" w:type="dxa"/>
+            <w:tcW w:w="3686" w:type="dxa"/>
           </w:tcPr>
           <w:p>
             <w:pPr>
@@ -38793,7 +39373,7 @@
         </w:tc>
         <w:tc>
           <w:tcPr>
-            <w:tcW w:w="5812" w:type="dxa"/>
+            <w:tcW w:w="7938" w:type="dxa"/>
           </w:tcPr>
           <w:p>
             <w:pPr>
@@ -38805,7 +39385,25 @@
               <w:ind w:right="147"/>
             </w:pPr>
             <w:r>
-              <w:t>Evento processual destinado à realização prática daquilo que foi determinado na sentença.</w:t>
+              <w:t>Conjunto de atos para colocar em prática o que a sentença determinou. O início dessa etapa não significa que a obrigação foi cumprida.</w:t>
+            </w:r>
+          </w:p>
+        </w:tc>
+        <w:tc>
+          <w:tcPr>
+            <w:tcW w:w="3544" w:type="dxa"/>
+          </w:tcPr>
+          <w:p>
+            <w:pPr>
+              <w:pStyle w:val="Corpodetexto"/>
+              <w:tabs>
+                <w:tab w:val="left" w:pos="1077"/>
+              </w:tabs>
+              <w:spacing w:before="100"/>
+              <w:ind w:right="147"/>
+            </w:pPr>
+            <w:r>
+              <w:t>Legislação</w:t>
             </w:r>
           </w:p>
         </w:tc>
@@ -38816,7 +39414,7 @@
         </w:trPr>
         <w:tc>
           <w:tcPr>
-            <w:tcW w:w="3544" w:type="dxa"/>
+            <w:tcW w:w="3686" w:type="dxa"/>
           </w:tcPr>
           <w:p>
             <w:pPr>
@@ -38835,14 +39433,13 @@
                 <w:b w:val="0"/>
                 <w:bCs w:val="0"/>
               </w:rPr>
-              <w:lastRenderedPageBreak/>
               <w:t>Decurso do Prazo de Contestação</w:t>
             </w:r>
           </w:p>
         </w:tc>
         <w:tc>
           <w:tcPr>
-            <w:tcW w:w="5812" w:type="dxa"/>
+            <w:tcW w:w="7938" w:type="dxa"/>
           </w:tcPr>
           <w:p>
             <w:pPr>
@@ -38854,7 +39451,25 @@
               <w:ind w:right="147"/>
             </w:pPr>
             <w:r>
-              <w:t>Evento correspondente ao término do prazo disponível para apresentação da contestação.</w:t>
+              <w:t>Término do prazo para apresentar defesa. O prazo pode terminar com ou sem defesa apresentada.</w:t>
+            </w:r>
+          </w:p>
+        </w:tc>
+        <w:tc>
+          <w:tcPr>
+            <w:tcW w:w="3544" w:type="dxa"/>
+          </w:tcPr>
+          <w:p>
+            <w:pPr>
+              <w:pStyle w:val="Corpodetexto"/>
+              <w:tabs>
+                <w:tab w:val="left" w:pos="1077"/>
+              </w:tabs>
+              <w:spacing w:before="100"/>
+              <w:ind w:right="147"/>
+            </w:pPr>
+            <w:r>
+              <w:t>Legislação</w:t>
             </w:r>
           </w:p>
         </w:tc>
@@ -38865,7 +39480,7 @@
         </w:trPr>
         <w:tc>
           <w:tcPr>
-            <w:tcW w:w="3544" w:type="dxa"/>
+            <w:tcW w:w="3686" w:type="dxa"/>
           </w:tcPr>
           <w:p>
             <w:pPr>
@@ -38890,7 +39505,7 @@
         </w:tc>
         <w:tc>
           <w:tcPr>
-            <w:tcW w:w="5812" w:type="dxa"/>
+            <w:tcW w:w="7938" w:type="dxa"/>
           </w:tcPr>
           <w:p>
             <w:pPr>
@@ -38902,7 +39517,25 @@
               <w:ind w:right="147"/>
             </w:pPr>
             <w:r>
-              <w:t>Evento correspondente ao término do prazo previsto para a interposição de recurso.</w:t>
+              <w:t>Término do prazo para apresentar recurso, conforme as regras de contagem aplicáveis.</w:t>
+            </w:r>
+          </w:p>
+        </w:tc>
+        <w:tc>
+          <w:tcPr>
+            <w:tcW w:w="3544" w:type="dxa"/>
+          </w:tcPr>
+          <w:p>
+            <w:pPr>
+              <w:pStyle w:val="Corpodetexto"/>
+              <w:tabs>
+                <w:tab w:val="left" w:pos="1077"/>
+              </w:tabs>
+              <w:spacing w:before="100"/>
+              <w:ind w:right="147"/>
+            </w:pPr>
+            <w:r>
+              <w:t>Legislação</w:t>
             </w:r>
           </w:p>
         </w:tc>
@@ -38913,7 +39546,7 @@
         </w:trPr>
         <w:tc>
           <w:tcPr>
-            <w:tcW w:w="3544" w:type="dxa"/>
+            <w:tcW w:w="3686" w:type="dxa"/>
           </w:tcPr>
           <w:p>
             <w:pPr>
@@ -38938,7 +39571,7 @@
         </w:tc>
         <w:tc>
           <w:tcPr>
-            <w:tcW w:w="5812" w:type="dxa"/>
+            <w:tcW w:w="7938" w:type="dxa"/>
           </w:tcPr>
           <w:p>
             <w:pPr>
@@ -38950,7 +39583,25 @@
               <w:ind w:right="147"/>
             </w:pPr>
             <w:r>
-              <w:t>Membro da Defensoria Pública da União que presta assistência jurídica e representa judicialmente a parte assistida.</w:t>
+              <w:t>Membro da Defensoria Pública da União que presta assistência jurídica e representa as pessoas atendidas pela instituição.</w:t>
+            </w:r>
+          </w:p>
+        </w:tc>
+        <w:tc>
+          <w:tcPr>
+            <w:tcW w:w="3544" w:type="dxa"/>
+          </w:tcPr>
+          <w:p>
+            <w:pPr>
+              <w:pStyle w:val="Corpodetexto"/>
+              <w:tabs>
+                <w:tab w:val="left" w:pos="1077"/>
+              </w:tabs>
+              <w:spacing w:before="100"/>
+              <w:ind w:right="147"/>
+            </w:pPr>
+            <w:r>
+              <w:t>Legislação</w:t>
             </w:r>
           </w:p>
         </w:tc>
@@ -38961,7 +39612,7 @@
         </w:trPr>
         <w:tc>
           <w:tcPr>
-            <w:tcW w:w="3544" w:type="dxa"/>
+            <w:tcW w:w="3686" w:type="dxa"/>
           </w:tcPr>
           <w:p>
             <w:pPr>
@@ -38980,13 +39631,14 @@
                 <w:b w:val="0"/>
                 <w:bCs w:val="0"/>
               </w:rPr>
+              <w:lastRenderedPageBreak/>
               <w:t>Demanda</w:t>
             </w:r>
           </w:p>
         </w:tc>
         <w:tc>
           <w:tcPr>
-            <w:tcW w:w="5812" w:type="dxa"/>
+            <w:tcW w:w="7938" w:type="dxa"/>
           </w:tcPr>
           <w:p>
             <w:pPr>
@@ -38998,7 +39650,25 @@
               <w:ind w:right="147"/>
             </w:pPr>
             <w:r>
-              <w:t>Pretensão submetida ao Poder Judiciário, composta por causa de pedir e um ou mais pedidos processuais.</w:t>
+              <w:t>Pedido levado à Justiça, formado pelo que se deseja obter e pelos fatos e razões que o justificam. Não é o próprio processo nem a petição.</w:t>
+            </w:r>
+          </w:p>
+        </w:tc>
+        <w:tc>
+          <w:tcPr>
+            <w:tcW w:w="3544" w:type="dxa"/>
+          </w:tcPr>
+          <w:p>
+            <w:pPr>
+              <w:pStyle w:val="Corpodetexto"/>
+              <w:tabs>
+                <w:tab w:val="left" w:pos="1077"/>
+              </w:tabs>
+              <w:spacing w:before="100"/>
+              <w:ind w:right="147"/>
+            </w:pPr>
+            <w:r>
+              <w:t>Legislação</w:t>
             </w:r>
           </w:p>
         </w:tc>
@@ -39009,7 +39679,7 @@
         </w:trPr>
         <w:tc>
           <w:tcPr>
-            <w:tcW w:w="3544" w:type="dxa"/>
+            <w:tcW w:w="3686" w:type="dxa"/>
           </w:tcPr>
           <w:p>
             <w:pPr>
@@ -39034,7 +39704,7 @@
         </w:tc>
         <w:tc>
           <w:tcPr>
-            <w:tcW w:w="5812" w:type="dxa"/>
+            <w:tcW w:w="7938" w:type="dxa"/>
           </w:tcPr>
           <w:p>
             <w:pPr>
@@ -39046,7 +39716,28 @@
               <w:ind w:right="147"/>
             </w:pPr>
             <w:r>
-              <w:t>Situação resultante da protocolização, na qual a demanda encontra-se formalmente registrada perante o órgão judicial.</w:t>
+              <w:t>Situação em que o pedido foi registrado no órgão judicial.</w:t>
+            </w:r>
+          </w:p>
+        </w:tc>
+        <w:tc>
+          <w:tcPr>
+            <w:tcW w:w="3544" w:type="dxa"/>
+          </w:tcPr>
+          <w:p>
+            <w:pPr>
+              <w:pStyle w:val="Corpodetexto"/>
+              <w:tabs>
+                <w:tab w:val="left" w:pos="1077"/>
+              </w:tabs>
+              <w:spacing w:before="100"/>
+              <w:ind w:right="147"/>
+            </w:pPr>
+            <w:r>
+              <w:t>Legislação</w:t>
+            </w:r>
+            <w:r>
+              <w:t>, conceito adaptado a ontologia</w:t>
             </w:r>
           </w:p>
         </w:tc>
@@ -39057,7 +39748,7 @@
         </w:trPr>
         <w:tc>
           <w:tcPr>
-            <w:tcW w:w="3544" w:type="dxa"/>
+            <w:tcW w:w="3686" w:type="dxa"/>
           </w:tcPr>
           <w:p>
             <w:pPr>
@@ -39082,7 +39773,7 @@
         </w:tc>
         <w:tc>
           <w:tcPr>
-            <w:tcW w:w="5812" w:type="dxa"/>
+            <w:tcW w:w="7938" w:type="dxa"/>
           </w:tcPr>
           <w:p>
             <w:pPr>
@@ -39094,7 +39785,25 @@
               <w:ind w:right="147"/>
             </w:pPr>
             <w:r>
-              <w:t>Parte processual contra a qual a pretensão judicial é formulada.</w:t>
+              <w:t>Pessoa ou entidade contra a qual a ação é proposta. Neste trabalho, corresponde às entidades federais admitidas como rés.</w:t>
+            </w:r>
+          </w:p>
+        </w:tc>
+        <w:tc>
+          <w:tcPr>
+            <w:tcW w:w="3544" w:type="dxa"/>
+          </w:tcPr>
+          <w:p>
+            <w:pPr>
+              <w:pStyle w:val="Corpodetexto"/>
+              <w:tabs>
+                <w:tab w:val="left" w:pos="1077"/>
+              </w:tabs>
+              <w:spacing w:before="100"/>
+              <w:ind w:right="147"/>
+            </w:pPr>
+            <w:r>
+              <w:t>Validação com especialista</w:t>
             </w:r>
           </w:p>
         </w:tc>
@@ -39105,7 +39814,7 @@
         </w:trPr>
         <w:tc>
           <w:tcPr>
-            <w:tcW w:w="3544" w:type="dxa"/>
+            <w:tcW w:w="3686" w:type="dxa"/>
           </w:tcPr>
           <w:p>
             <w:pPr>
@@ -39130,7 +39839,7 @@
         </w:tc>
         <w:tc>
           <w:tcPr>
-            <w:tcW w:w="5812" w:type="dxa"/>
+            <w:tcW w:w="7938" w:type="dxa"/>
           </w:tcPr>
           <w:p>
             <w:pPr>
@@ -39142,7 +39851,25 @@
               <w:ind w:right="147"/>
             </w:pPr>
             <w:r>
-              <w:t>Situação processual em que o demandado já foi formalmente cientificado da existência do processo.</w:t>
+              <w:t>Situação em que o réu já foi formalmente chamado para participar do processo.</w:t>
+            </w:r>
+          </w:p>
+        </w:tc>
+        <w:tc>
+          <w:tcPr>
+            <w:tcW w:w="3544" w:type="dxa"/>
+          </w:tcPr>
+          <w:p>
+            <w:pPr>
+              <w:pStyle w:val="Corpodetexto"/>
+              <w:tabs>
+                <w:tab w:val="left" w:pos="1077"/>
+              </w:tabs>
+              <w:spacing w:before="100"/>
+              <w:ind w:right="147"/>
+            </w:pPr>
+            <w:r>
+              <w:t>Validação com especialista</w:t>
             </w:r>
           </w:p>
         </w:tc>
@@ -39153,7 +39880,7 @@
         </w:trPr>
         <w:tc>
           <w:tcPr>
-            <w:tcW w:w="3544" w:type="dxa"/>
+            <w:tcW w:w="3686" w:type="dxa"/>
           </w:tcPr>
           <w:p>
             <w:pPr>
@@ -39178,7 +39905,7 @@
         </w:tc>
         <w:tc>
           <w:tcPr>
-            <w:tcW w:w="5812" w:type="dxa"/>
+            <w:tcW w:w="7938" w:type="dxa"/>
           </w:tcPr>
           <w:p>
             <w:pPr>
@@ -39190,7 +39917,25 @@
               <w:ind w:right="147"/>
             </w:pPr>
             <w:r>
-              <w:t>Parte processual que apresenta a pretensão submetida à apreciação do Poder Judiciário.</w:t>
+              <w:t>Pessoa ou organização que apresenta o pedido à Justiça, ocupando o lado do autor no processo.</w:t>
+            </w:r>
+          </w:p>
+        </w:tc>
+        <w:tc>
+          <w:tcPr>
+            <w:tcW w:w="3544" w:type="dxa"/>
+          </w:tcPr>
+          <w:p>
+            <w:pPr>
+              <w:pStyle w:val="Corpodetexto"/>
+              <w:tabs>
+                <w:tab w:val="left" w:pos="1077"/>
+              </w:tabs>
+              <w:spacing w:before="100"/>
+              <w:ind w:right="147"/>
+            </w:pPr>
+            <w:r>
+              <w:t>Validação com especialista</w:t>
             </w:r>
           </w:p>
         </w:tc>
@@ -39201,7 +39946,7 @@
         </w:trPr>
         <w:tc>
           <w:tcPr>
-            <w:tcW w:w="3544" w:type="dxa"/>
+            <w:tcW w:w="3686" w:type="dxa"/>
           </w:tcPr>
           <w:p>
             <w:pPr>
@@ -39226,7 +39971,7 @@
         </w:tc>
         <w:tc>
           <w:tcPr>
-            <w:tcW w:w="5812" w:type="dxa"/>
+            <w:tcW w:w="7938" w:type="dxa"/>
           </w:tcPr>
           <w:p>
             <w:pPr>
@@ -39238,7 +39983,25 @@
               <w:ind w:right="147"/>
             </w:pPr>
             <w:r>
-              <w:t>Situação caracterizada pela ausência de decisão administrativa dentro de prazo razoável.</w:t>
+              <w:t>Situação em que a Administração demora a responder além do tempo considerado aceitável para aquele caso.</w:t>
+            </w:r>
+          </w:p>
+        </w:tc>
+        <w:tc>
+          <w:tcPr>
+            <w:tcW w:w="3544" w:type="dxa"/>
+          </w:tcPr>
+          <w:p>
+            <w:pPr>
+              <w:pStyle w:val="Corpodetexto"/>
+              <w:tabs>
+                <w:tab w:val="left" w:pos="1077"/>
+              </w:tabs>
+              <w:spacing w:before="100"/>
+              <w:ind w:right="147"/>
+            </w:pPr>
+            <w:r>
+              <w:t>Legislação</w:t>
             </w:r>
           </w:p>
         </w:tc>
@@ -39249,7 +40012,7 @@
         </w:trPr>
         <w:tc>
           <w:tcPr>
-            <w:tcW w:w="3544" w:type="dxa"/>
+            <w:tcW w:w="3686" w:type="dxa"/>
           </w:tcPr>
           <w:p>
             <w:pPr>
@@ -39274,7 +40037,7 @@
         </w:tc>
         <w:tc>
           <w:tcPr>
-            <w:tcW w:w="5812" w:type="dxa"/>
+            <w:tcW w:w="7938" w:type="dxa"/>
           </w:tcPr>
           <w:p>
             <w:pPr>
@@ -39286,7 +40049,25 @@
               <w:ind w:right="147"/>
             </w:pPr>
             <w:r>
-              <w:t>Evento que registra a avaliação ou determinação sobre a audiência e seu resultado de designação ou dispensa.</w:t>
+              <w:t>Ato que define se uma audiência será marcada ou dispensada, conforme as condições do caso.</w:t>
+            </w:r>
+          </w:p>
+        </w:tc>
+        <w:tc>
+          <w:tcPr>
+            <w:tcW w:w="3544" w:type="dxa"/>
+          </w:tcPr>
+          <w:p>
+            <w:pPr>
+              <w:pStyle w:val="Corpodetexto"/>
+              <w:tabs>
+                <w:tab w:val="left" w:pos="1077"/>
+              </w:tabs>
+              <w:spacing w:before="100"/>
+              <w:ind w:right="147"/>
+            </w:pPr>
+            <w:r>
+              <w:t>Legislação</w:t>
             </w:r>
           </w:p>
         </w:tc>
@@ -39297,7 +40078,7 @@
         </w:trPr>
         <w:tc>
           <w:tcPr>
-            <w:tcW w:w="3544" w:type="dxa"/>
+            <w:tcW w:w="3686" w:type="dxa"/>
           </w:tcPr>
           <w:p>
             <w:pPr>
@@ -39322,7 +40103,7 @@
         </w:tc>
         <w:tc>
           <w:tcPr>
-            <w:tcW w:w="5812" w:type="dxa"/>
+            <w:tcW w:w="7938" w:type="dxa"/>
           </w:tcPr>
           <w:p>
             <w:pPr>
@@ -39334,7 +40115,25 @@
               <w:ind w:right="147"/>
             </w:pPr>
             <w:r>
-              <w:t>Posição jurídica do sujeito obrigado a comparecer à audiência nas condições aplicáveis, distinta do evento e de sua simples designação.</w:t>
+              <w:t>Obrigação de uma pessoa de comparecer à audiência, quando isso for exigido pelas regras e pela comunicação recebida.</w:t>
+            </w:r>
+          </w:p>
+        </w:tc>
+        <w:tc>
+          <w:tcPr>
+            <w:tcW w:w="3544" w:type="dxa"/>
+          </w:tcPr>
+          <w:p>
+            <w:pPr>
+              <w:pStyle w:val="Corpodetexto"/>
+              <w:tabs>
+                <w:tab w:val="left" w:pos="1077"/>
+              </w:tabs>
+              <w:spacing w:before="100"/>
+              <w:ind w:right="147"/>
+            </w:pPr>
+            <w:r>
+              <w:t>Giffo 2018</w:t>
             </w:r>
           </w:p>
         </w:tc>
@@ -39345,7 +40144,7 @@
         </w:trPr>
         <w:tc>
           <w:tcPr>
-            <w:tcW w:w="3544" w:type="dxa"/>
+            <w:tcW w:w="3686" w:type="dxa"/>
           </w:tcPr>
           <w:p>
             <w:pPr>
@@ -39370,7 +40169,7 @@
         </w:tc>
         <w:tc>
           <w:tcPr>
-            <w:tcW w:w="5812" w:type="dxa"/>
+            <w:tcW w:w="7938" w:type="dxa"/>
           </w:tcPr>
           <w:p>
             <w:pPr>
@@ -39382,7 +40181,25 @@
               <w:ind w:right="147"/>
             </w:pPr>
             <w:r>
-              <w:t>Posição jurídica do sujeito obrigado a comparecer a exame pericial quando exigido, vinculada ao exame e à comunicação pertinente.</w:t>
+              <w:t>Obrigação de uma pessoa de comparecer ao exame pericial, quando seu comparecimento for exigido.</w:t>
+            </w:r>
+          </w:p>
+        </w:tc>
+        <w:tc>
+          <w:tcPr>
+            <w:tcW w:w="3544" w:type="dxa"/>
+          </w:tcPr>
+          <w:p>
+            <w:pPr>
+              <w:pStyle w:val="Corpodetexto"/>
+              <w:tabs>
+                <w:tab w:val="left" w:pos="1077"/>
+              </w:tabs>
+              <w:spacing w:before="100"/>
+              <w:ind w:right="147"/>
+            </w:pPr>
+            <w:r>
+              <w:t>Giffo 2018</w:t>
             </w:r>
           </w:p>
         </w:tc>
@@ -39393,7 +40210,7 @@
         </w:trPr>
         <w:tc>
           <w:tcPr>
-            <w:tcW w:w="3544" w:type="dxa"/>
+            <w:tcW w:w="3686" w:type="dxa"/>
           </w:tcPr>
           <w:p>
             <w:pPr>
@@ -39418,7 +40235,7 @@
         </w:tc>
         <w:tc>
           <w:tcPr>
-            <w:tcW w:w="5812" w:type="dxa"/>
+            <w:tcW w:w="7938" w:type="dxa"/>
           </w:tcPr>
           <w:p>
             <w:pPr>
@@ -39430,7 +40247,25 @@
               <w:ind w:right="147"/>
             </w:pPr>
             <w:r>
-              <w:t>Dever atribuído ao demandado de cumprir determinada prestação em favor do demandante.</w:t>
+              <w:t>Dever de realizar o que é devido a outra pessoa ou entidade, como pagar, entregar algo, fazer ou deixar de fazer alguma coisa.</w:t>
+            </w:r>
+          </w:p>
+        </w:tc>
+        <w:tc>
+          <w:tcPr>
+            <w:tcW w:w="3544" w:type="dxa"/>
+          </w:tcPr>
+          <w:p>
+            <w:pPr>
+              <w:pStyle w:val="Corpodetexto"/>
+              <w:tabs>
+                <w:tab w:val="left" w:pos="1077"/>
+              </w:tabs>
+              <w:spacing w:before="100"/>
+              <w:ind w:right="147"/>
+            </w:pPr>
+            <w:r>
+              <w:t>Giffo 2018</w:t>
             </w:r>
           </w:p>
         </w:tc>
@@ -39441,7 +40276,7 @@
         </w:trPr>
         <w:tc>
           <w:tcPr>
-            <w:tcW w:w="3544" w:type="dxa"/>
+            <w:tcW w:w="3686" w:type="dxa"/>
           </w:tcPr>
           <w:p>
             <w:pPr>
@@ -39466,7 +40301,7 @@
         </w:tc>
         <w:tc>
           <w:tcPr>
-            <w:tcW w:w="5812" w:type="dxa"/>
+            <w:tcW w:w="7938" w:type="dxa"/>
           </w:tcPr>
           <w:p>
             <w:pPr>
@@ -39478,7 +40313,25 @@
               <w:ind w:right="147"/>
             </w:pPr>
             <w:r>
-              <w:t>Direito atribuído ao demandante de exigir do demandado o cumprimento de determinada prestação.</w:t>
+              <w:t>Direito de exigir que outra pessoa ou entidade cumpra o que lhe é devido.</w:t>
+            </w:r>
+          </w:p>
+        </w:tc>
+        <w:tc>
+          <w:tcPr>
+            <w:tcW w:w="3544" w:type="dxa"/>
+          </w:tcPr>
+          <w:p>
+            <w:pPr>
+              <w:pStyle w:val="Corpodetexto"/>
+              <w:tabs>
+                <w:tab w:val="left" w:pos="1077"/>
+              </w:tabs>
+              <w:spacing w:before="100"/>
+              <w:ind w:right="147"/>
+            </w:pPr>
+            <w:r>
+              <w:t>Giffo 2018</w:t>
             </w:r>
           </w:p>
         </w:tc>
@@ -39489,7 +40342,7 @@
         </w:trPr>
         <w:tc>
           <w:tcPr>
-            <w:tcW w:w="3544" w:type="dxa"/>
+            <w:tcW w:w="3686" w:type="dxa"/>
           </w:tcPr>
           <w:p>
             <w:pPr>
@@ -39514,7 +40367,7 @@
         </w:tc>
         <w:tc>
           <w:tcPr>
-            <w:tcW w:w="5812" w:type="dxa"/>
+            <w:tcW w:w="7938" w:type="dxa"/>
           </w:tcPr>
           <w:p>
             <w:pPr>
@@ -39526,7 +40379,25 @@
               <w:ind w:right="147"/>
             </w:pPr>
             <w:r>
-              <w:t>Registro que contém informações relevantes para comprovação, instrução ou realização de atos jurídicos e processuais.</w:t>
+              <w:t>Registro de informações que pode ser usado para apresentar um pedido, comprovar fatos ou registrar atos e decisões do processo.</w:t>
+            </w:r>
+          </w:p>
+        </w:tc>
+        <w:tc>
+          <w:tcPr>
+            <w:tcW w:w="3544" w:type="dxa"/>
+          </w:tcPr>
+          <w:p>
+            <w:pPr>
+              <w:pStyle w:val="Corpodetexto"/>
+              <w:tabs>
+                <w:tab w:val="left" w:pos="1077"/>
+              </w:tabs>
+              <w:spacing w:before="100"/>
+              <w:ind w:right="147"/>
+            </w:pPr>
+            <w:r>
+              <w:t>Legislação</w:t>
             </w:r>
           </w:p>
         </w:tc>
@@ -39537,7 +40408,7 @@
         </w:trPr>
         <w:tc>
           <w:tcPr>
-            <w:tcW w:w="3544" w:type="dxa"/>
+            <w:tcW w:w="3686" w:type="dxa"/>
           </w:tcPr>
           <w:p>
             <w:pPr>
@@ -39562,7 +40433,7 @@
         </w:tc>
         <w:tc>
           <w:tcPr>
-            <w:tcW w:w="5812" w:type="dxa"/>
+            <w:tcW w:w="7938" w:type="dxa"/>
           </w:tcPr>
           <w:p>
             <w:pPr>
@@ -39574,7 +40445,25 @@
               <w:ind w:right="147"/>
             </w:pPr>
             <w:r>
-              <w:t>Documento produzido no peticionamento que formaliza a demanda, expõe a causa de pedir e apresenta os pedidos processuais.</w:t>
+              <w:t>Documento que apresenta o pedido à Justiça, seus fatos e suas razões. Também pode registrar um pedido feito oralmente.</w:t>
+            </w:r>
+          </w:p>
+        </w:tc>
+        <w:tc>
+          <w:tcPr>
+            <w:tcW w:w="3544" w:type="dxa"/>
+          </w:tcPr>
+          <w:p>
+            <w:pPr>
+              <w:pStyle w:val="Corpodetexto"/>
+              <w:tabs>
+                <w:tab w:val="left" w:pos="1077"/>
+              </w:tabs>
+              <w:spacing w:before="100"/>
+              <w:ind w:right="147"/>
+            </w:pPr>
+            <w:r>
+              <w:t>Legislação</w:t>
             </w:r>
           </w:p>
         </w:tc>
@@ -39585,7 +40474,7 @@
         </w:trPr>
         <w:tc>
           <w:tcPr>
-            <w:tcW w:w="3544" w:type="dxa"/>
+            <w:tcW w:w="3686" w:type="dxa"/>
           </w:tcPr>
           <w:p>
             <w:pPr>
@@ -39610,7 +40499,7 @@
         </w:tc>
         <w:tc>
           <w:tcPr>
-            <w:tcW w:w="5812" w:type="dxa"/>
+            <w:tcW w:w="7938" w:type="dxa"/>
           </w:tcPr>
           <w:p>
             <w:pPr>
@@ -39622,7 +40511,25 @@
               <w:ind w:right="147"/>
             </w:pPr>
             <w:r>
-              <w:t>Documento que registra ou comprova a realização de requerimento perante a Administração Pública.</w:t>
+              <w:t>Documento que registra ou comprova um pedido feito à Administração Pública.</w:t>
+            </w:r>
+          </w:p>
+        </w:tc>
+        <w:tc>
+          <w:tcPr>
+            <w:tcW w:w="3544" w:type="dxa"/>
+          </w:tcPr>
+          <w:p>
+            <w:pPr>
+              <w:pStyle w:val="Corpodetexto"/>
+              <w:tabs>
+                <w:tab w:val="left" w:pos="1077"/>
+              </w:tabs>
+              <w:spacing w:before="100"/>
+              <w:ind w:right="147"/>
+            </w:pPr>
+            <w:r>
+              <w:t>Legislação</w:t>
             </w:r>
           </w:p>
         </w:tc>
@@ -39633,7 +40540,7 @@
         </w:trPr>
         <w:tc>
           <w:tcPr>
-            <w:tcW w:w="3544" w:type="dxa"/>
+            <w:tcW w:w="3686" w:type="dxa"/>
           </w:tcPr>
           <w:p>
             <w:pPr>
@@ -39652,13 +40559,14 @@
                 <w:b w:val="0"/>
                 <w:bCs w:val="0"/>
               </w:rPr>
+              <w:lastRenderedPageBreak/>
               <w:t>Documento Juntado</w:t>
             </w:r>
           </w:p>
         </w:tc>
         <w:tc>
           <w:tcPr>
-            <w:tcW w:w="5812" w:type="dxa"/>
+            <w:tcW w:w="7938" w:type="dxa"/>
           </w:tcPr>
           <w:p>
             <w:pPr>
@@ -39670,7 +40578,25 @@
               <w:ind w:right="147"/>
             </w:pPr>
             <w:r>
-              <w:t>Situação processual em que determinado documento foi formalmente incorporado aos autos.</w:t>
+              <w:t>Situação em que um documento já foi incluído nos registros do processo.</w:t>
+            </w:r>
+          </w:p>
+        </w:tc>
+        <w:tc>
+          <w:tcPr>
+            <w:tcW w:w="3544" w:type="dxa"/>
+          </w:tcPr>
+          <w:p>
+            <w:pPr>
+              <w:pStyle w:val="Corpodetexto"/>
+              <w:tabs>
+                <w:tab w:val="left" w:pos="1077"/>
+              </w:tabs>
+              <w:spacing w:before="100"/>
+              <w:ind w:right="147"/>
+            </w:pPr>
+            <w:r>
+              <w:t>Legislação</w:t>
             </w:r>
           </w:p>
         </w:tc>
@@ -39681,7 +40607,7 @@
         </w:trPr>
         <w:tc>
           <w:tcPr>
-            <w:tcW w:w="3544" w:type="dxa"/>
+            <w:tcW w:w="3686" w:type="dxa"/>
           </w:tcPr>
           <w:p>
             <w:pPr>
@@ -39706,7 +40632,27 @@
         </w:tc>
         <w:tc>
           <w:tcPr>
-            <w:tcW w:w="5812" w:type="dxa"/>
+            <w:tcW w:w="7938" w:type="dxa"/>
+          </w:tcPr>
+          <w:p>
+            <w:pPr>
+              <w:rPr>
+                <w:sz w:val="24"/>
+                <w:szCs w:val="24"/>
+              </w:rPr>
+            </w:pPr>
+            <w:r>
+              <w:rPr>
+                <w:sz w:val="24"/>
+                <w:szCs w:val="24"/>
+              </w:rPr>
+              <w:t>Documento cuja apresentação é exigida para o caso. Nem todo documento útil como prova é obrigatório para iniciar a ação.</w:t>
+            </w:r>
+          </w:p>
+        </w:tc>
+        <w:tc>
+          <w:tcPr>
+            <w:tcW w:w="3544" w:type="dxa"/>
           </w:tcPr>
           <w:p>
             <w:pPr>
@@ -39718,16 +40664,8 @@
               <w:ind w:right="147"/>
             </w:pPr>
             <w:r>
-              <w:t>Documento cuja apresentação é necessária ou relevante para a adequada instrução do processo judicial.</w:t>
-            </w:r>
-          </w:p>
-          <w:p>
-            <w:pPr>
-              <w:rPr>
-                <w:sz w:val="24"/>
-                <w:szCs w:val="24"/>
-              </w:rPr>
-            </w:pPr>
+              <w:t>Legislação</w:t>
+            </w:r>
           </w:p>
         </w:tc>
       </w:tr>
@@ -39737,7 +40675,7 @@
         </w:trPr>
         <w:tc>
           <w:tcPr>
-            <w:tcW w:w="3544" w:type="dxa"/>
+            <w:tcW w:w="3686" w:type="dxa"/>
           </w:tcPr>
           <w:p>
             <w:pPr>
@@ -39748,8 +40686,6 @@
                 <w:rStyle w:val="Forte"/>
                 <w:b w:val="0"/>
                 <w:bCs w:val="0"/>
-                <w:color w:val="FF0000"/>
-                <w:highlight w:val="yellow"/>
               </w:rPr>
             </w:pPr>
             <w:r>
@@ -39757,17 +40693,14 @@
                 <w:rStyle w:val="Forte"/>
                 <w:b w:val="0"/>
                 <w:bCs w:val="0"/>
-                <w:color w:val="FF0000"/>
-                <w:highlight w:val="yellow"/>
-              </w:rPr>
-              <w:lastRenderedPageBreak/>
+              </w:rPr>
               <w:t>Documento Probatório</w:t>
             </w:r>
           </w:p>
         </w:tc>
         <w:tc>
           <w:tcPr>
-            <w:tcW w:w="5812" w:type="dxa"/>
+            <w:tcW w:w="7938" w:type="dxa"/>
           </w:tcPr>
           <w:p>
             <w:pPr>
@@ -39777,17 +40710,27 @@
               </w:tabs>
               <w:spacing w:before="100"/>
               <w:ind w:right="147"/>
-              <w:rPr>
-                <w:color w:val="FF0000"/>
-                <w:highlight w:val="yellow"/>
-              </w:rPr>
-            </w:pPr>
-            <w:r>
-              <w:rPr>
-                <w:color w:val="FF0000"/>
-                <w:highlight w:val="yellow"/>
-              </w:rPr>
-              <w:t>Documento utilizado no processo como meio de demonstração de fatos relevantes à controvérsia.</w:t>
+            </w:pPr>
+            <w:r>
+              <w:t>Documento usado como prova de um fato importante para o processo.</w:t>
+            </w:r>
+          </w:p>
+        </w:tc>
+        <w:tc>
+          <w:tcPr>
+            <w:tcW w:w="3544" w:type="dxa"/>
+          </w:tcPr>
+          <w:p>
+            <w:pPr>
+              <w:pStyle w:val="Corpodetexto"/>
+              <w:tabs>
+                <w:tab w:val="left" w:pos="1077"/>
+              </w:tabs>
+              <w:spacing w:before="100"/>
+              <w:ind w:right="147"/>
+            </w:pPr>
+            <w:r>
+              <w:t>Legislação</w:t>
             </w:r>
           </w:p>
         </w:tc>
@@ -39798,7 +40741,7 @@
         </w:trPr>
         <w:tc>
           <w:tcPr>
-            <w:tcW w:w="3544" w:type="dxa"/>
+            <w:tcW w:w="3686" w:type="dxa"/>
           </w:tcPr>
           <w:p>
             <w:pPr>
@@ -39823,7 +40766,7 @@
         </w:tc>
         <w:tc>
           <w:tcPr>
-            <w:tcW w:w="5812" w:type="dxa"/>
+            <w:tcW w:w="7938" w:type="dxa"/>
           </w:tcPr>
           <w:p>
             <w:pPr>
@@ -39835,7 +40778,25 @@
               <w:ind w:right="147"/>
             </w:pPr>
             <w:r>
-              <w:t>Empresa de pequeno porte que exerce o papel de demandante no processo.</w:t>
+              <w:t>Empresa de pequeno porte que apresenta uma ação. Sua participação no processo não é o que define seu porte.</w:t>
+            </w:r>
+          </w:p>
+        </w:tc>
+        <w:tc>
+          <w:tcPr>
+            <w:tcW w:w="3544" w:type="dxa"/>
+          </w:tcPr>
+          <w:p>
+            <w:pPr>
+              <w:pStyle w:val="Corpodetexto"/>
+              <w:tabs>
+                <w:tab w:val="left" w:pos="1077"/>
+              </w:tabs>
+              <w:spacing w:before="100"/>
+              <w:ind w:right="147"/>
+            </w:pPr>
+            <w:r>
+              <w:t>Legislação</w:t>
             </w:r>
           </w:p>
         </w:tc>
@@ -39846,7 +40807,7 @@
         </w:trPr>
         <w:tc>
           <w:tcPr>
-            <w:tcW w:w="3544" w:type="dxa"/>
+            <w:tcW w:w="3686" w:type="dxa"/>
           </w:tcPr>
           <w:p>
             <w:pPr>
@@ -39871,7 +40832,7 @@
         </w:tc>
         <w:tc>
           <w:tcPr>
-            <w:tcW w:w="5812" w:type="dxa"/>
+            <w:tcW w:w="7938" w:type="dxa"/>
           </w:tcPr>
           <w:p>
             <w:pPr>
@@ -39883,7 +40844,25 @@
               <w:ind w:right="147"/>
             </w:pPr>
             <w:r>
-              <w:t>Entidade da Administração Pública Federal indireta constituída sob a forma de empresa pública.</w:t>
+              <w:t>Empresa integrante da Administração Pública Federal, com existência jurídica própria, constituída como empresa pública.</w:t>
+            </w:r>
+          </w:p>
+        </w:tc>
+        <w:tc>
+          <w:tcPr>
+            <w:tcW w:w="3544" w:type="dxa"/>
+          </w:tcPr>
+          <w:p>
+            <w:pPr>
+              <w:pStyle w:val="Corpodetexto"/>
+              <w:tabs>
+                <w:tab w:val="left" w:pos="1077"/>
+              </w:tabs>
+              <w:spacing w:before="100"/>
+              <w:ind w:right="147"/>
+            </w:pPr>
+            <w:r>
+              <w:t>Legislação</w:t>
             </w:r>
           </w:p>
         </w:tc>
@@ -39894,7 +40873,7 @@
         </w:trPr>
         <w:tc>
           <w:tcPr>
-            <w:tcW w:w="3544" w:type="dxa"/>
+            <w:tcW w:w="3686" w:type="dxa"/>
           </w:tcPr>
           <w:p>
             <w:pPr>
@@ -39919,7 +40898,7 @@
         </w:tc>
         <w:tc>
           <w:tcPr>
-            <w:tcW w:w="5812" w:type="dxa"/>
+            <w:tcW w:w="7938" w:type="dxa"/>
           </w:tcPr>
           <w:p>
             <w:pPr>
@@ -39931,7 +40910,25 @@
               <w:ind w:right="147"/>
             </w:pPr>
             <w:r>
-              <w:t>Sentença que encerra o processo sem decidir o mérito da pretensão apresentada.</w:t>
+              <w:t>Decisão que encerra o processo sem analisar se o pedido principal deve ser aceito ou rejeitado. No modelo, identifica o documento dessa sentença.</w:t>
+            </w:r>
+          </w:p>
+        </w:tc>
+        <w:tc>
+          <w:tcPr>
+            <w:tcW w:w="3544" w:type="dxa"/>
+          </w:tcPr>
+          <w:p>
+            <w:pPr>
+              <w:pStyle w:val="Corpodetexto"/>
+              <w:tabs>
+                <w:tab w:val="left" w:pos="1077"/>
+              </w:tabs>
+              <w:spacing w:before="100"/>
+              <w:ind w:right="147"/>
+            </w:pPr>
+            <w:r>
+              <w:t>Legislação</w:t>
             </w:r>
           </w:p>
         </w:tc>
@@ -39942,7 +40939,7 @@
         </w:trPr>
         <w:tc>
           <w:tcPr>
-            <w:tcW w:w="3544" w:type="dxa"/>
+            <w:tcW w:w="3686" w:type="dxa"/>
           </w:tcPr>
           <w:p>
             <w:pPr>
@@ -39967,7 +40964,7 @@
         </w:tc>
         <w:tc>
           <w:tcPr>
-            <w:tcW w:w="5812" w:type="dxa"/>
+            <w:tcW w:w="7938" w:type="dxa"/>
           </w:tcPr>
           <w:p>
             <w:pPr>
@@ -39979,7 +40976,25 @@
               <w:ind w:right="147"/>
             </w:pPr>
             <w:r>
-              <w:t>Entidade da Administração Pública Federal instituída para o desempenho de atividades de interesse público.</w:t>
+              <w:t>Entidade da Administração Pública Federal criada para realizar atividades de interesse público, conforme o regime aplicável.</w:t>
+            </w:r>
+          </w:p>
+        </w:tc>
+        <w:tc>
+          <w:tcPr>
+            <w:tcW w:w="3544" w:type="dxa"/>
+          </w:tcPr>
+          <w:p>
+            <w:pPr>
+              <w:pStyle w:val="Corpodetexto"/>
+              <w:tabs>
+                <w:tab w:val="left" w:pos="1077"/>
+              </w:tabs>
+              <w:spacing w:before="100"/>
+              <w:ind w:right="147"/>
+            </w:pPr>
+            <w:r>
+              <w:t>Legislação</w:t>
             </w:r>
           </w:p>
         </w:tc>
@@ -39990,7 +41005,7 @@
         </w:trPr>
         <w:tc>
           <w:tcPr>
-            <w:tcW w:w="3544" w:type="dxa"/>
+            <w:tcW w:w="3686" w:type="dxa"/>
           </w:tcPr>
           <w:p>
             <w:pPr>
@@ -40015,7 +41030,7 @@
         </w:tc>
         <w:tc>
           <w:tcPr>
-            <w:tcW w:w="5812" w:type="dxa"/>
+            <w:tcW w:w="7938" w:type="dxa"/>
           </w:tcPr>
           <w:p>
             <w:pPr>
@@ -40027,7 +41042,25 @@
               <w:ind w:right="147"/>
             </w:pPr>
             <w:r>
-              <w:t>Sentença que rejeita a pretensão formulada pelo demandante.</w:t>
+              <w:t>Resultado em que o juiz analisa e rejeita o pedido do autor. No modelo, classifica a sentença que registra esse resultado.</w:t>
+            </w:r>
+          </w:p>
+        </w:tc>
+        <w:tc>
+          <w:tcPr>
+            <w:tcW w:w="3544" w:type="dxa"/>
+          </w:tcPr>
+          <w:p>
+            <w:pPr>
+              <w:pStyle w:val="Corpodetexto"/>
+              <w:tabs>
+                <w:tab w:val="left" w:pos="1077"/>
+              </w:tabs>
+              <w:spacing w:before="100"/>
+              <w:ind w:right="147"/>
+            </w:pPr>
+            <w:r>
+              <w:t>Legislação</w:t>
             </w:r>
           </w:p>
         </w:tc>
@@ -40038,7 +41071,7 @@
         </w:trPr>
         <w:tc>
           <w:tcPr>
-            <w:tcW w:w="3544" w:type="dxa"/>
+            <w:tcW w:w="3686" w:type="dxa"/>
           </w:tcPr>
           <w:p>
             <w:pPr>
@@ -40063,7 +41096,7 @@
         </w:tc>
         <w:tc>
           <w:tcPr>
-            <w:tcW w:w="5812" w:type="dxa"/>
+            <w:tcW w:w="7938" w:type="dxa"/>
           </w:tcPr>
           <w:p>
             <w:pPr>
@@ -40075,7 +41108,25 @@
               <w:ind w:right="147"/>
             </w:pPr>
             <w:r>
-              <w:t>Situação resultante da rejeição, pela Administração Pública, da pretensão apresentada em requerimento administrativo.</w:t>
+              <w:t>Situação em que a Administração Pública rejeita um pedido apresentado a ela.</w:t>
+            </w:r>
+          </w:p>
+        </w:tc>
+        <w:tc>
+          <w:tcPr>
+            <w:tcW w:w="3544" w:type="dxa"/>
+          </w:tcPr>
+          <w:p>
+            <w:pPr>
+              <w:pStyle w:val="Corpodetexto"/>
+              <w:tabs>
+                <w:tab w:val="left" w:pos="1077"/>
+              </w:tabs>
+              <w:spacing w:before="100"/>
+              <w:ind w:right="147"/>
+            </w:pPr>
+            <w:r>
+              <w:t>Legislação</w:t>
             </w:r>
           </w:p>
         </w:tc>
@@ -40086,7 +41137,7 @@
         </w:trPr>
         <w:tc>
           <w:tcPr>
-            <w:tcW w:w="3544" w:type="dxa"/>
+            <w:tcW w:w="3686" w:type="dxa"/>
           </w:tcPr>
           <w:p>
             <w:pPr>
@@ -40111,7 +41162,7 @@
         </w:tc>
         <w:tc>
           <w:tcPr>
-            <w:tcW w:w="5812" w:type="dxa"/>
+            <w:tcW w:w="7938" w:type="dxa"/>
           </w:tcPr>
           <w:p>
             <w:pPr>
@@ -40123,7 +41174,25 @@
               <w:ind w:right="147"/>
             </w:pPr>
             <w:r>
-              <w:t>Relação que reúne os documentos necessários ou relevantes para a adequada formação e instrução do processo judicial.</w:t>
+              <w:t>Relação que reúne o processo e os documentos usados para apresentar e esclarecer o caso.</w:t>
+            </w:r>
+          </w:p>
+        </w:tc>
+        <w:tc>
+          <w:tcPr>
+            <w:tcW w:w="3544" w:type="dxa"/>
+          </w:tcPr>
+          <w:p>
+            <w:pPr>
+              <w:pStyle w:val="Corpodetexto"/>
+              <w:tabs>
+                <w:tab w:val="left" w:pos="1077"/>
+              </w:tabs>
+              <w:spacing w:before="100"/>
+              <w:ind w:right="147"/>
+            </w:pPr>
+            <w:r>
+              <w:t>Legislação</w:t>
             </w:r>
           </w:p>
         </w:tc>
@@ -40134,7 +41203,7 @@
         </w:trPr>
         <w:tc>
           <w:tcPr>
-            <w:tcW w:w="3544" w:type="dxa"/>
+            <w:tcW w:w="3686" w:type="dxa"/>
           </w:tcPr>
           <w:p>
             <w:pPr>
@@ -40159,7 +41228,7 @@
         </w:tc>
         <w:tc>
           <w:tcPr>
-            <w:tcW w:w="5812" w:type="dxa"/>
+            <w:tcW w:w="7938" w:type="dxa"/>
           </w:tcPr>
           <w:p>
             <w:pPr>
@@ -40171,7 +41240,25 @@
               <w:ind w:right="147"/>
             </w:pPr>
             <w:r>
-              <w:t>Necessidade de recorrer ao Poder Judiciário para obtenção da tutela pretendida diante de situação que justifique a atuação jurisdicional.</w:t>
+              <w:t>Necessidade e utilidade de buscar a Justiça para obter a proteção solicitada. Não é apenas a vontade de iniciar uma ação.</w:t>
+            </w:r>
+          </w:p>
+        </w:tc>
+        <w:tc>
+          <w:tcPr>
+            <w:tcW w:w="3544" w:type="dxa"/>
+          </w:tcPr>
+          <w:p>
+            <w:pPr>
+              <w:pStyle w:val="Corpodetexto"/>
+              <w:tabs>
+                <w:tab w:val="left" w:pos="1077"/>
+              </w:tabs>
+              <w:spacing w:before="100"/>
+              <w:ind w:right="147"/>
+            </w:pPr>
+            <w:r>
+              <w:t>Legislação</w:t>
             </w:r>
           </w:p>
         </w:tc>
@@ -40182,7 +41269,7 @@
         </w:trPr>
         <w:tc>
           <w:tcPr>
-            <w:tcW w:w="3544" w:type="dxa"/>
+            <w:tcW w:w="3686" w:type="dxa"/>
           </w:tcPr>
           <w:p>
             <w:pPr>
@@ -40207,7 +41294,7 @@
         </w:tc>
         <w:tc>
           <w:tcPr>
-            <w:tcW w:w="5812" w:type="dxa"/>
+            <w:tcW w:w="7938" w:type="dxa"/>
           </w:tcPr>
           <w:p>
             <w:pPr>
@@ -40219,7 +41306,25 @@
               <w:ind w:right="147"/>
             </w:pPr>
             <w:r>
-              <w:t>Evento processual pelo qual a parte apresenta formalmente recurso contra a sentença.</w:t>
+              <w:t>Ato de apresentar um recurso para pedir a revisão de uma decisão. É diferente do julgamento desse recurso.</w:t>
+            </w:r>
+          </w:p>
+        </w:tc>
+        <w:tc>
+          <w:tcPr>
+            <w:tcW w:w="3544" w:type="dxa"/>
+          </w:tcPr>
+          <w:p>
+            <w:pPr>
+              <w:pStyle w:val="Corpodetexto"/>
+              <w:tabs>
+                <w:tab w:val="left" w:pos="1077"/>
+              </w:tabs>
+              <w:spacing w:before="100"/>
+              <w:ind w:right="147"/>
+            </w:pPr>
+            <w:r>
+              <w:t>Legislação</w:t>
             </w:r>
           </w:p>
         </w:tc>
@@ -40230,7 +41335,7 @@
         </w:trPr>
         <w:tc>
           <w:tcPr>
-            <w:tcW w:w="3544" w:type="dxa"/>
+            <w:tcW w:w="3686" w:type="dxa"/>
           </w:tcPr>
           <w:p>
             <w:pPr>
@@ -40255,7 +41360,7 @@
         </w:tc>
         <w:tc>
           <w:tcPr>
-            <w:tcW w:w="5812" w:type="dxa"/>
+            <w:tcW w:w="7938" w:type="dxa"/>
           </w:tcPr>
           <w:p>
             <w:pPr>
@@ -40267,7 +41372,25 @@
               <w:ind w:right="147"/>
             </w:pPr>
             <w:r>
-              <w:t>Papel exercido pelo Juizado Especial Federal quando possui competência jurisdicional para processar e julgar determinado processo.</w:t>
+              <w:t>Juizado Especial Federal que tem atribuição legal para analisar e julgar o caso considerado.</w:t>
+            </w:r>
+          </w:p>
+        </w:tc>
+        <w:tc>
+          <w:tcPr>
+            <w:tcW w:w="3544" w:type="dxa"/>
+          </w:tcPr>
+          <w:p>
+            <w:pPr>
+              <w:pStyle w:val="Corpodetexto"/>
+              <w:tabs>
+                <w:tab w:val="left" w:pos="1077"/>
+              </w:tabs>
+              <w:spacing w:before="100"/>
+              <w:ind w:right="147"/>
+            </w:pPr>
+            <w:r>
+              <w:t>Legislação</w:t>
             </w:r>
           </w:p>
         </w:tc>
@@ -40278,7 +41401,7 @@
         </w:trPr>
         <w:tc>
           <w:tcPr>
-            <w:tcW w:w="3544" w:type="dxa"/>
+            <w:tcW w:w="3686" w:type="dxa"/>
           </w:tcPr>
           <w:p>
             <w:pPr>
@@ -40303,7 +41426,7 @@
         </w:tc>
         <w:tc>
           <w:tcPr>
-            <w:tcW w:w="5812" w:type="dxa"/>
+            <w:tcW w:w="7938" w:type="dxa"/>
           </w:tcPr>
           <w:p>
             <w:pPr>
@@ -40315,7 +41438,25 @@
               <w:ind w:right="147"/>
             </w:pPr>
             <w:r>
-              <w:t>Magistrado responsável pela condução e julgamento de processos submetidos à sua competência.</w:t>
+              <w:t>Pessoa que exerce a função de conduzir o processo e julgar a causa. Não se confunde com o órgão judicial em que atua.</w:t>
+            </w:r>
+          </w:p>
+        </w:tc>
+        <w:tc>
+          <w:tcPr>
+            <w:tcW w:w="3544" w:type="dxa"/>
+          </w:tcPr>
+          <w:p>
+            <w:pPr>
+              <w:pStyle w:val="Corpodetexto"/>
+              <w:tabs>
+                <w:tab w:val="left" w:pos="1077"/>
+              </w:tabs>
+              <w:spacing w:before="100"/>
+              <w:ind w:right="147"/>
+            </w:pPr>
+            <w:r>
+              <w:t>Legislação</w:t>
             </w:r>
           </w:p>
         </w:tc>
@@ -40326,7 +41467,7 @@
         </w:trPr>
         <w:tc>
           <w:tcPr>
-            <w:tcW w:w="3544" w:type="dxa"/>
+            <w:tcW w:w="3686" w:type="dxa"/>
           </w:tcPr>
           <w:p>
             <w:pPr>
@@ -40351,7 +41492,7 @@
         </w:tc>
         <w:tc>
           <w:tcPr>
-            <w:tcW w:w="5812" w:type="dxa"/>
+            <w:tcW w:w="7938" w:type="dxa"/>
           </w:tcPr>
           <w:p>
             <w:pPr>
@@ -40363,7 +41504,25 @@
               <w:ind w:right="147"/>
             </w:pPr>
             <w:r>
-              <w:t>Órgão judicial federal destinado ao processamento e julgamento das causas abrangidas pela competência dos Juizados Especiais Federais.</w:t>
+              <w:t>Órgão da Justiça Federal que julga as causas previstas em sua legislação. Neste trabalho, são tratadas as causas cíveis.</w:t>
+            </w:r>
+          </w:p>
+        </w:tc>
+        <w:tc>
+          <w:tcPr>
+            <w:tcW w:w="3544" w:type="dxa"/>
+          </w:tcPr>
+          <w:p>
+            <w:pPr>
+              <w:pStyle w:val="Corpodetexto"/>
+              <w:tabs>
+                <w:tab w:val="left" w:pos="1077"/>
+              </w:tabs>
+              <w:spacing w:before="100"/>
+              <w:ind w:right="147"/>
+            </w:pPr>
+            <w:r>
+              <w:t>Legislação</w:t>
             </w:r>
           </w:p>
         </w:tc>
@@ -40374,7 +41533,7 @@
         </w:trPr>
         <w:tc>
           <w:tcPr>
-            <w:tcW w:w="3544" w:type="dxa"/>
+            <w:tcW w:w="3686" w:type="dxa"/>
           </w:tcPr>
           <w:p>
             <w:pPr>
@@ -40393,13 +41552,14 @@
                 <w:b w:val="0"/>
                 <w:bCs w:val="0"/>
               </w:rPr>
+              <w:lastRenderedPageBreak/>
               <w:t>Julgamento</w:t>
             </w:r>
           </w:p>
         </w:tc>
         <w:tc>
           <w:tcPr>
-            <w:tcW w:w="5812" w:type="dxa"/>
+            <w:tcW w:w="7938" w:type="dxa"/>
           </w:tcPr>
           <w:p>
             <w:pPr>
@@ -40411,7 +41571,25 @@
               <w:ind w:right="147"/>
             </w:pPr>
             <w:r>
-              <w:t>Ato processual em que a controvérsia é apreciada e decidida pelo órgão julgador.</w:t>
+              <w:t>Ato em que o juiz ou órgão judicial analisa e decide uma questão. É diferente do documento que registra a decisão.</w:t>
+            </w:r>
+          </w:p>
+        </w:tc>
+        <w:tc>
+          <w:tcPr>
+            <w:tcW w:w="3544" w:type="dxa"/>
+          </w:tcPr>
+          <w:p>
+            <w:pPr>
+              <w:pStyle w:val="Corpodetexto"/>
+              <w:tabs>
+                <w:tab w:val="left" w:pos="1077"/>
+              </w:tabs>
+              <w:spacing w:before="100"/>
+              <w:ind w:right="147"/>
+            </w:pPr>
+            <w:r>
+              <w:t>Legislação</w:t>
             </w:r>
           </w:p>
         </w:tc>
@@ -40422,7 +41600,7 @@
         </w:trPr>
         <w:tc>
           <w:tcPr>
-            <w:tcW w:w="3544" w:type="dxa"/>
+            <w:tcW w:w="3686" w:type="dxa"/>
           </w:tcPr>
           <w:p>
             <w:pPr>
@@ -40447,7 +41625,7 @@
         </w:tc>
         <w:tc>
           <w:tcPr>
-            <w:tcW w:w="5812" w:type="dxa"/>
+            <w:tcW w:w="7938" w:type="dxa"/>
           </w:tcPr>
           <w:p>
             <w:pPr>
@@ -40459,7 +41637,25 @@
               <w:ind w:right="147"/>
             </w:pPr>
             <w:r>
-              <w:t>Evento em que a Turma Recursal aprecia a admissibilidade e, quando cabível, o mérito do recurso interposto.</w:t>
+              <w:t>Ato em que o órgão responsável verifica se pode examinar o recurso e, quando possível, decide o pedido de revisão.</w:t>
+            </w:r>
+          </w:p>
+        </w:tc>
+        <w:tc>
+          <w:tcPr>
+            <w:tcW w:w="3544" w:type="dxa"/>
+          </w:tcPr>
+          <w:p>
+            <w:pPr>
+              <w:pStyle w:val="Corpodetexto"/>
+              <w:tabs>
+                <w:tab w:val="left" w:pos="1077"/>
+              </w:tabs>
+              <w:spacing w:before="100"/>
+              <w:ind w:right="147"/>
+            </w:pPr>
+            <w:r>
+              <w:t>Legislação</w:t>
             </w:r>
           </w:p>
         </w:tc>
@@ -40470,7 +41666,7 @@
         </w:trPr>
         <w:tc>
           <w:tcPr>
-            <w:tcW w:w="3544" w:type="dxa"/>
+            <w:tcW w:w="3686" w:type="dxa"/>
           </w:tcPr>
           <w:p>
             <w:pPr>
@@ -40495,7 +41691,7 @@
         </w:tc>
         <w:tc>
           <w:tcPr>
-            <w:tcW w:w="5812" w:type="dxa"/>
+            <w:tcW w:w="7938" w:type="dxa"/>
           </w:tcPr>
           <w:p>
             <w:pPr>
@@ -40507,7 +41703,25 @@
               <w:ind w:right="147"/>
             </w:pPr>
             <w:r>
-              <w:t>Ato processual pelo qual um documento é incorporado aos autos para fins de instrução ou comprovação.</w:t>
+              <w:t>Ato de incluir um documento nos registros do processo.</w:t>
+            </w:r>
+          </w:p>
+        </w:tc>
+        <w:tc>
+          <w:tcPr>
+            <w:tcW w:w="3544" w:type="dxa"/>
+          </w:tcPr>
+          <w:p>
+            <w:pPr>
+              <w:pStyle w:val="Corpodetexto"/>
+              <w:tabs>
+                <w:tab w:val="left" w:pos="1077"/>
+              </w:tabs>
+              <w:spacing w:before="100"/>
+              <w:ind w:right="147"/>
+            </w:pPr>
+            <w:r>
+              <w:t>Legislação</w:t>
             </w:r>
           </w:p>
         </w:tc>
@@ -40518,7 +41732,7 @@
         </w:trPr>
         <w:tc>
           <w:tcPr>
-            <w:tcW w:w="3544" w:type="dxa"/>
+            <w:tcW w:w="3686" w:type="dxa"/>
           </w:tcPr>
           <w:p>
             <w:pPr>
@@ -40543,7 +41757,7 @@
         </w:tc>
         <w:tc>
           <w:tcPr>
-            <w:tcW w:w="5812" w:type="dxa"/>
+            <w:tcW w:w="7938" w:type="dxa"/>
           </w:tcPr>
           <w:p>
             <w:pPr>
@@ -40555,7 +41769,25 @@
               <w:ind w:right="147"/>
             </w:pPr>
             <w:r>
-              <w:t>Documento produzido em decorrência da realização da perícia que registra as análises, conclusões e respostas técnicas do perito.</w:t>
+              <w:t>Documento em que o perito apresenta o exame realizado, suas análises e suas conclusões.</w:t>
+            </w:r>
+          </w:p>
+        </w:tc>
+        <w:tc>
+          <w:tcPr>
+            <w:tcW w:w="3544" w:type="dxa"/>
+          </w:tcPr>
+          <w:p>
+            <w:pPr>
+              <w:pStyle w:val="Corpodetexto"/>
+              <w:tabs>
+                <w:tab w:val="left" w:pos="1077"/>
+              </w:tabs>
+              <w:spacing w:before="100"/>
+              <w:ind w:right="147"/>
+            </w:pPr>
+            <w:r>
+              <w:t>Legislação</w:t>
             </w:r>
           </w:p>
         </w:tc>
@@ -40566,7 +41798,7 @@
         </w:trPr>
         <w:tc>
           <w:tcPr>
-            <w:tcW w:w="3544" w:type="dxa"/>
+            <w:tcW w:w="3686" w:type="dxa"/>
           </w:tcPr>
           <w:p>
             <w:pPr>
@@ -40591,7 +41823,7 @@
         </w:tc>
         <w:tc>
           <w:tcPr>
-            <w:tcW w:w="5812" w:type="dxa"/>
+            <w:tcW w:w="7938" w:type="dxa"/>
           </w:tcPr>
           <w:p>
             <w:pPr>
@@ -40603,7 +41835,25 @@
               <w:ind w:right="147"/>
             </w:pPr>
             <w:r>
-              <w:t>Microempresa que exerce o papel de demandante no processo.</w:t>
+              <w:t>Microempresa que apresenta uma ação na Justiça.</w:t>
+            </w:r>
+          </w:p>
+        </w:tc>
+        <w:tc>
+          <w:tcPr>
+            <w:tcW w:w="3544" w:type="dxa"/>
+          </w:tcPr>
+          <w:p>
+            <w:pPr>
+              <w:pStyle w:val="Corpodetexto"/>
+              <w:tabs>
+                <w:tab w:val="left" w:pos="1077"/>
+              </w:tabs>
+              <w:spacing w:before="100"/>
+              <w:ind w:right="147"/>
+            </w:pPr>
+            <w:r>
+              <w:t>Legislação</w:t>
             </w:r>
           </w:p>
         </w:tc>
@@ -40614,7 +41864,7 @@
         </w:trPr>
         <w:tc>
           <w:tcPr>
-            <w:tcW w:w="3544" w:type="dxa"/>
+            <w:tcW w:w="3686" w:type="dxa"/>
           </w:tcPr>
           <w:p>
             <w:pPr>
@@ -40633,13 +41883,13 @@
                 <w:b w:val="0"/>
                 <w:bCs w:val="0"/>
               </w:rPr>
-              <w:t>Não Conhecido</w:t>
-            </w:r>
-          </w:p>
-        </w:tc>
-        <w:tc>
-          <w:tcPr>
-            <w:tcW w:w="5812" w:type="dxa"/>
+              <w:t>Não Apto a Julgamento</w:t>
+            </w:r>
+          </w:p>
+        </w:tc>
+        <w:tc>
+          <w:tcPr>
+            <w:tcW w:w="7938" w:type="dxa"/>
           </w:tcPr>
           <w:p>
             <w:pPr>
@@ -40651,11 +41901,25 @@
               <w:ind w:right="147"/>
             </w:pPr>
             <w:r>
-              <w:t xml:space="preserve">Resultado em que o recurso não tem seu mérito apreciado por não preencher requisito necessário à sua </w:t>
-            </w:r>
-            <w:r>
-              <w:lastRenderedPageBreak/>
-              <w:t>admissibilidade.</w:t>
+              <w:t>Situação em que a avaliação do caso aponta a necessidade de outras providências antes da decisão. Não decorre de qualquer falta de prova.</w:t>
+            </w:r>
+          </w:p>
+        </w:tc>
+        <w:tc>
+          <w:tcPr>
+            <w:tcW w:w="3544" w:type="dxa"/>
+          </w:tcPr>
+          <w:p>
+            <w:pPr>
+              <w:pStyle w:val="Corpodetexto"/>
+              <w:tabs>
+                <w:tab w:val="left" w:pos="1077"/>
+              </w:tabs>
+              <w:spacing w:before="100"/>
+              <w:ind w:right="147"/>
+            </w:pPr>
+            <w:r>
+              <w:t>Legislação</w:t>
             </w:r>
           </w:p>
         </w:tc>
@@ -40666,7 +41930,7 @@
         </w:trPr>
         <w:tc>
           <w:tcPr>
-            <w:tcW w:w="3544" w:type="dxa"/>
+            <w:tcW w:w="3686" w:type="dxa"/>
           </w:tcPr>
           <w:p>
             <w:pPr>
@@ -40685,14 +41949,13 @@
                 <w:b w:val="0"/>
                 <w:bCs w:val="0"/>
               </w:rPr>
-              <w:lastRenderedPageBreak/>
-              <w:t>Norma Jurídica</w:t>
-            </w:r>
-          </w:p>
-        </w:tc>
-        <w:tc>
-          <w:tcPr>
-            <w:tcW w:w="5812" w:type="dxa"/>
+              <w:t>Não Cabível no JEF</w:t>
+            </w:r>
+          </w:p>
+        </w:tc>
+        <w:tc>
+          <w:tcPr>
+            <w:tcW w:w="7938" w:type="dxa"/>
           </w:tcPr>
           <w:p>
             <w:pPr>
@@ -40704,7 +41967,25 @@
               <w:ind w:right="147"/>
             </w:pPr>
             <w:r>
-              <w:t>Norma integrante do ordenamento jurídico que estabelece direitos, deveres, competências ou consequências jurídicas.</w:t>
+              <w:t>Resultado da análise que indica que o caso não pode tramitar no Juizado Especial Federal. O pedido ainda pode ser cabível em outro procedimento.</w:t>
+            </w:r>
+          </w:p>
+        </w:tc>
+        <w:tc>
+          <w:tcPr>
+            <w:tcW w:w="3544" w:type="dxa"/>
+          </w:tcPr>
+          <w:p>
+            <w:pPr>
+              <w:pStyle w:val="Corpodetexto"/>
+              <w:tabs>
+                <w:tab w:val="left" w:pos="1077"/>
+              </w:tabs>
+              <w:spacing w:before="100"/>
+              <w:ind w:right="147"/>
+            </w:pPr>
+            <w:r>
+              <w:t>Legislação</w:t>
             </w:r>
           </w:p>
         </w:tc>
@@ -40715,7 +41996,7 @@
         </w:trPr>
         <w:tc>
           <w:tcPr>
-            <w:tcW w:w="3544" w:type="dxa"/>
+            <w:tcW w:w="3686" w:type="dxa"/>
           </w:tcPr>
           <w:p>
             <w:pPr>
@@ -40734,13 +42015,13 @@
                 <w:b w:val="0"/>
                 <w:bCs w:val="0"/>
               </w:rPr>
-              <w:t>Obrigação Cumprida</w:t>
-            </w:r>
-          </w:p>
-        </w:tc>
-        <w:tc>
-          <w:tcPr>
-            <w:tcW w:w="5812" w:type="dxa"/>
+              <w:t>Não Conhecido</w:t>
+            </w:r>
+          </w:p>
+        </w:tc>
+        <w:tc>
+          <w:tcPr>
+            <w:tcW w:w="7938" w:type="dxa"/>
           </w:tcPr>
           <w:p>
             <w:pPr>
@@ -40752,7 +42033,25 @@
               <w:ind w:right="147"/>
             </w:pPr>
             <w:r>
-              <w:t>Situação em que a obrigação determinada judicialmente foi integralmente satisfeita.</w:t>
+              <w:t>Resultado em que o recurso não é examinado quanto ao pedido de revisão porque algum requisito necessário não foi atendido.</w:t>
+            </w:r>
+          </w:p>
+        </w:tc>
+        <w:tc>
+          <w:tcPr>
+            <w:tcW w:w="3544" w:type="dxa"/>
+          </w:tcPr>
+          <w:p>
+            <w:pPr>
+              <w:pStyle w:val="Corpodetexto"/>
+              <w:tabs>
+                <w:tab w:val="left" w:pos="1077"/>
+              </w:tabs>
+              <w:spacing w:before="100"/>
+              <w:ind w:right="147"/>
+            </w:pPr>
+            <w:r>
+              <w:t>Legislação</w:t>
             </w:r>
           </w:p>
         </w:tc>
@@ -40763,7 +42062,7 @@
         </w:trPr>
         <w:tc>
           <w:tcPr>
-            <w:tcW w:w="3544" w:type="dxa"/>
+            <w:tcW w:w="3686" w:type="dxa"/>
           </w:tcPr>
           <w:p>
             <w:pPr>
@@ -40782,13 +42081,13 @@
                 <w:b w:val="0"/>
                 <w:bCs w:val="0"/>
               </w:rPr>
-              <w:t>Obrigação de Entregar Coisa</w:t>
-            </w:r>
-          </w:p>
-        </w:tc>
-        <w:tc>
-          <w:tcPr>
-            <w:tcW w:w="5812" w:type="dxa"/>
+              <w:t>Norma Jurídica</w:t>
+            </w:r>
+          </w:p>
+        </w:tc>
+        <w:tc>
+          <w:tcPr>
+            <w:tcW w:w="7938" w:type="dxa"/>
           </w:tcPr>
           <w:p>
             <w:pPr>
@@ -40800,7 +42099,25 @@
               <w:ind w:right="147"/>
             </w:pPr>
             <w:r>
-              <w:t>Obrigação judicial que impõe ao demandado a entrega de determinado bem ou coisa.</w:t>
+              <w:t>Regra ou princípio do Direito que orienta condutas, atribuições e consequências. É diferente do texto usado para expressá-lo.</w:t>
+            </w:r>
+          </w:p>
+        </w:tc>
+        <w:tc>
+          <w:tcPr>
+            <w:tcW w:w="3544" w:type="dxa"/>
+          </w:tcPr>
+          <w:p>
+            <w:pPr>
+              <w:pStyle w:val="Corpodetexto"/>
+              <w:tabs>
+                <w:tab w:val="left" w:pos="1077"/>
+              </w:tabs>
+              <w:spacing w:before="100"/>
+              <w:ind w:right="147"/>
+            </w:pPr>
+            <w:r>
+              <w:t>Legislação</w:t>
             </w:r>
           </w:p>
         </w:tc>
@@ -40811,7 +42128,7 @@
         </w:trPr>
         <w:tc>
           <w:tcPr>
-            <w:tcW w:w="3544" w:type="dxa"/>
+            <w:tcW w:w="3686" w:type="dxa"/>
           </w:tcPr>
           <w:p>
             <w:pPr>
@@ -40830,13 +42147,13 @@
                 <w:b w:val="0"/>
                 <w:bCs w:val="0"/>
               </w:rPr>
-              <w:t>Obrigação de Fazer</w:t>
-            </w:r>
-          </w:p>
-        </w:tc>
-        <w:tc>
-          <w:tcPr>
-            <w:tcW w:w="5812" w:type="dxa"/>
+              <w:t>Obrigação Cumprida</w:t>
+            </w:r>
+          </w:p>
+        </w:tc>
+        <w:tc>
+          <w:tcPr>
+            <w:tcW w:w="7938" w:type="dxa"/>
           </w:tcPr>
           <w:p>
             <w:pPr>
@@ -40848,7 +42165,25 @@
               <w:ind w:right="147"/>
             </w:pPr>
             <w:r>
-              <w:t>Obrigação judicial que impõe ao demandado a realização de determinada conduta.</w:t>
+              <w:t>Situação em que tudo o que era devido naquela obrigação já foi realizado.</w:t>
+            </w:r>
+          </w:p>
+        </w:tc>
+        <w:tc>
+          <w:tcPr>
+            <w:tcW w:w="3544" w:type="dxa"/>
+          </w:tcPr>
+          <w:p>
+            <w:pPr>
+              <w:pStyle w:val="Corpodetexto"/>
+              <w:tabs>
+                <w:tab w:val="left" w:pos="1077"/>
+              </w:tabs>
+              <w:spacing w:before="100"/>
+              <w:ind w:right="147"/>
+            </w:pPr>
+            <w:r>
+              <w:t>Legislação</w:t>
             </w:r>
           </w:p>
         </w:tc>
@@ -40859,7 +42194,7 @@
         </w:trPr>
         <w:tc>
           <w:tcPr>
-            <w:tcW w:w="3544" w:type="dxa"/>
+            <w:tcW w:w="3686" w:type="dxa"/>
           </w:tcPr>
           <w:p>
             <w:pPr>
@@ -40878,13 +42213,13 @@
                 <w:b w:val="0"/>
                 <w:bCs w:val="0"/>
               </w:rPr>
-              <w:t>Obrigação de Não Fazer</w:t>
-            </w:r>
-          </w:p>
-        </w:tc>
-        <w:tc>
-          <w:tcPr>
-            <w:tcW w:w="5812" w:type="dxa"/>
+              <w:t>Obrigação de Entregar Coisa</w:t>
+            </w:r>
+          </w:p>
+        </w:tc>
+        <w:tc>
+          <w:tcPr>
+            <w:tcW w:w="7938" w:type="dxa"/>
           </w:tcPr>
           <w:p>
             <w:pPr>
@@ -40896,7 +42231,25 @@
               <w:ind w:right="147"/>
             </w:pPr>
             <w:r>
-              <w:t>Obrigação judicial que impõe ao demandado o dever de se abster de determinada conduta.</w:t>
+              <w:t>Dever de entregar determinado bem ou objeto, conforme a decisão ou o acordo.</w:t>
+            </w:r>
+          </w:p>
+        </w:tc>
+        <w:tc>
+          <w:tcPr>
+            <w:tcW w:w="3544" w:type="dxa"/>
+          </w:tcPr>
+          <w:p>
+            <w:pPr>
+              <w:pStyle w:val="Corpodetexto"/>
+              <w:tabs>
+                <w:tab w:val="left" w:pos="1077"/>
+              </w:tabs>
+              <w:spacing w:before="100"/>
+              <w:ind w:right="147"/>
+            </w:pPr>
+            <w:r>
+              <w:t>Legislação</w:t>
             </w:r>
           </w:p>
         </w:tc>
@@ -40907,7 +42260,7 @@
         </w:trPr>
         <w:tc>
           <w:tcPr>
-            <w:tcW w:w="3544" w:type="dxa"/>
+            <w:tcW w:w="3686" w:type="dxa"/>
           </w:tcPr>
           <w:p>
             <w:pPr>
@@ -40926,13 +42279,13 @@
                 <w:b w:val="0"/>
                 <w:bCs w:val="0"/>
               </w:rPr>
-              <w:t>Obrigação de Pagar</w:t>
-            </w:r>
-          </w:p>
-        </w:tc>
-        <w:tc>
-          <w:tcPr>
-            <w:tcW w:w="5812" w:type="dxa"/>
+              <w:t>Obrigação de Fazer</w:t>
+            </w:r>
+          </w:p>
+        </w:tc>
+        <w:tc>
+          <w:tcPr>
+            <w:tcW w:w="7938" w:type="dxa"/>
           </w:tcPr>
           <w:p>
             <w:pPr>
@@ -40944,7 +42297,25 @@
               <w:ind w:right="147"/>
             </w:pPr>
             <w:r>
-              <w:t>Obrigação judicial que impõe ao demandado o pagamento de determinada quantia.</w:t>
+              <w:t>Dever de realizar uma ação, conforme a decisão ou o acordo.</w:t>
+            </w:r>
+          </w:p>
+        </w:tc>
+        <w:tc>
+          <w:tcPr>
+            <w:tcW w:w="3544" w:type="dxa"/>
+          </w:tcPr>
+          <w:p>
+            <w:pPr>
+              <w:pStyle w:val="Corpodetexto"/>
+              <w:tabs>
+                <w:tab w:val="left" w:pos="1077"/>
+              </w:tabs>
+              <w:spacing w:before="100"/>
+              <w:ind w:right="147"/>
+            </w:pPr>
+            <w:r>
+              <w:t>Legislação</w:t>
             </w:r>
           </w:p>
         </w:tc>
@@ -40955,7 +42326,7 @@
         </w:trPr>
         <w:tc>
           <w:tcPr>
-            <w:tcW w:w="3544" w:type="dxa"/>
+            <w:tcW w:w="3686" w:type="dxa"/>
           </w:tcPr>
           <w:p>
             <w:pPr>
@@ -40974,13 +42345,13 @@
                 <w:b w:val="0"/>
                 <w:bCs w:val="0"/>
               </w:rPr>
-              <w:t>Obrigação Judicial</w:t>
-            </w:r>
-          </w:p>
-        </w:tc>
-        <w:tc>
-          <w:tcPr>
-            <w:tcW w:w="5812" w:type="dxa"/>
+              <w:t>Obrigação de Não Fazer</w:t>
+            </w:r>
+          </w:p>
+        </w:tc>
+        <w:tc>
+          <w:tcPr>
+            <w:tcW w:w="7938" w:type="dxa"/>
           </w:tcPr>
           <w:p>
             <w:pPr>
@@ -40992,7 +42363,25 @@
               <w:ind w:right="147"/>
             </w:pPr>
             <w:r>
-              <w:t>Relação jurídica estabelecida judicialmente que vincula o direito de uma parte ao correspondente dever da outra.</w:t>
+              <w:t>Dever de deixar de praticar uma ação, conforme a decisão ou o acordo.</w:t>
+            </w:r>
+          </w:p>
+        </w:tc>
+        <w:tc>
+          <w:tcPr>
+            <w:tcW w:w="3544" w:type="dxa"/>
+          </w:tcPr>
+          <w:p>
+            <w:pPr>
+              <w:pStyle w:val="Corpodetexto"/>
+              <w:tabs>
+                <w:tab w:val="left" w:pos="1077"/>
+              </w:tabs>
+              <w:spacing w:before="100"/>
+              <w:ind w:right="147"/>
+            </w:pPr>
+            <w:r>
+              <w:t>Legislação</w:t>
             </w:r>
           </w:p>
         </w:tc>
@@ -41003,7 +42392,7 @@
         </w:trPr>
         <w:tc>
           <w:tcPr>
-            <w:tcW w:w="3544" w:type="dxa"/>
+            <w:tcW w:w="3686" w:type="dxa"/>
           </w:tcPr>
           <w:p>
             <w:pPr>
@@ -41022,13 +42411,13 @@
                 <w:b w:val="0"/>
                 <w:bCs w:val="0"/>
               </w:rPr>
-              <w:t>Obrigação Não Cumprida</w:t>
-            </w:r>
-          </w:p>
-        </w:tc>
-        <w:tc>
-          <w:tcPr>
-            <w:tcW w:w="5812" w:type="dxa"/>
+              <w:t>Obrigação de Pagar</w:t>
+            </w:r>
+          </w:p>
+        </w:tc>
+        <w:tc>
+          <w:tcPr>
+            <w:tcW w:w="7938" w:type="dxa"/>
           </w:tcPr>
           <w:p>
             <w:pPr>
@@ -41040,7 +42429,25 @@
               <w:ind w:right="147"/>
             </w:pPr>
             <w:r>
-              <w:t>Situação em que a obrigação judicial permanece sem cumprimento.</w:t>
+              <w:t>Dever de pagar uma quantia definida na decisão ou no acordo. O valor devido pode ser diferente do valor pedido ou já pago.</w:t>
+            </w:r>
+          </w:p>
+        </w:tc>
+        <w:tc>
+          <w:tcPr>
+            <w:tcW w:w="3544" w:type="dxa"/>
+          </w:tcPr>
+          <w:p>
+            <w:pPr>
+              <w:pStyle w:val="Corpodetexto"/>
+              <w:tabs>
+                <w:tab w:val="left" w:pos="1077"/>
+              </w:tabs>
+              <w:spacing w:before="100"/>
+              <w:ind w:right="147"/>
+            </w:pPr>
+            <w:r>
+              <w:t>Legislação</w:t>
             </w:r>
           </w:p>
         </w:tc>
@@ -41051,7 +42458,7 @@
         </w:trPr>
         <w:tc>
           <w:tcPr>
-            <w:tcW w:w="3544" w:type="dxa"/>
+            <w:tcW w:w="3686" w:type="dxa"/>
           </w:tcPr>
           <w:p>
             <w:pPr>
@@ -41070,13 +42477,13 @@
                 <w:b w:val="0"/>
                 <w:bCs w:val="0"/>
               </w:rPr>
-              <w:t>Obrigação Parcialmente Cumprida</w:t>
-            </w:r>
-          </w:p>
-        </w:tc>
-        <w:tc>
-          <w:tcPr>
-            <w:tcW w:w="5812" w:type="dxa"/>
+              <w:t>Obrigação Judicial</w:t>
+            </w:r>
+          </w:p>
+        </w:tc>
+        <w:tc>
+          <w:tcPr>
+            <w:tcW w:w="7938" w:type="dxa"/>
           </w:tcPr>
           <w:p>
             <w:pPr>
@@ -41088,7 +42495,25 @@
               <w:ind w:right="147"/>
             </w:pPr>
             <w:r>
-              <w:t>Situação em que apenas parte da obrigação judicial foi satisfeita.</w:t>
+              <w:t>Relação em que uma parte tem o direito de exigir e a outra tem o dever de cumprir algo reconhecido ou determinado pela Justiça.</w:t>
+            </w:r>
+          </w:p>
+        </w:tc>
+        <w:tc>
+          <w:tcPr>
+            <w:tcW w:w="3544" w:type="dxa"/>
+          </w:tcPr>
+          <w:p>
+            <w:pPr>
+              <w:pStyle w:val="Corpodetexto"/>
+              <w:tabs>
+                <w:tab w:val="left" w:pos="1077"/>
+              </w:tabs>
+              <w:spacing w:before="100"/>
+              <w:ind w:right="147"/>
+            </w:pPr>
+            <w:r>
+              <w:t>Legislação</w:t>
             </w:r>
           </w:p>
         </w:tc>
@@ -41099,7 +42524,7 @@
         </w:trPr>
         <w:tc>
           <w:tcPr>
-            <w:tcW w:w="3544" w:type="dxa"/>
+            <w:tcW w:w="3686" w:type="dxa"/>
           </w:tcPr>
           <w:p>
             <w:pPr>
@@ -41118,13 +42543,13 @@
                 <w:b w:val="0"/>
                 <w:bCs w:val="0"/>
               </w:rPr>
-              <w:t>Oficial de Justiça</w:t>
-            </w:r>
-          </w:p>
-        </w:tc>
-        <w:tc>
-          <w:tcPr>
-            <w:tcW w:w="5812" w:type="dxa"/>
+              <w:t>Obrigação Não Cumprida</w:t>
+            </w:r>
+          </w:p>
+        </w:tc>
+        <w:tc>
+          <w:tcPr>
+            <w:tcW w:w="7938" w:type="dxa"/>
           </w:tcPr>
           <w:p>
             <w:pPr>
@@ -41136,7 +42561,25 @@
               <w:ind w:right="147"/>
             </w:pPr>
             <w:r>
-              <w:t>Serventuário responsável pelo cumprimento de ordens e diligências determinadas pelo órgão judicial.</w:t>
+              <w:t>Situação em que o que era devido ainda não foi realizado, no momento considerado.</w:t>
+            </w:r>
+          </w:p>
+        </w:tc>
+        <w:tc>
+          <w:tcPr>
+            <w:tcW w:w="3544" w:type="dxa"/>
+          </w:tcPr>
+          <w:p>
+            <w:pPr>
+              <w:pStyle w:val="Corpodetexto"/>
+              <w:tabs>
+                <w:tab w:val="left" w:pos="1077"/>
+              </w:tabs>
+              <w:spacing w:before="100"/>
+              <w:ind w:right="147"/>
+            </w:pPr>
+            <w:r>
+              <w:t>Legislação</w:t>
             </w:r>
           </w:p>
         </w:tc>
@@ -41147,7 +42590,7 @@
         </w:trPr>
         <w:tc>
           <w:tcPr>
-            <w:tcW w:w="3544" w:type="dxa"/>
+            <w:tcW w:w="3686" w:type="dxa"/>
           </w:tcPr>
           <w:p>
             <w:pPr>
@@ -41166,13 +42609,14 @@
                 <w:b w:val="0"/>
                 <w:bCs w:val="0"/>
               </w:rPr>
-              <w:t>Oitiva de Testemunha</w:t>
-            </w:r>
-          </w:p>
-        </w:tc>
-        <w:tc>
-          <w:tcPr>
-            <w:tcW w:w="5812" w:type="dxa"/>
+              <w:lastRenderedPageBreak/>
+              <w:t>Obrigação Parcialmente Cumprida</w:t>
+            </w:r>
+          </w:p>
+        </w:tc>
+        <w:tc>
+          <w:tcPr>
+            <w:tcW w:w="7938" w:type="dxa"/>
           </w:tcPr>
           <w:p>
             <w:pPr>
@@ -41184,7 +42628,25 @@
               <w:ind w:right="147"/>
             </w:pPr>
             <w:r>
-              <w:t>Evento de produção de prova em que é colhido o depoimento de uma testemunha sobre fatos relevantes para o processo.</w:t>
+              <w:t>Situação em que apenas parte do que era devido foi realizada.</w:t>
+            </w:r>
+          </w:p>
+        </w:tc>
+        <w:tc>
+          <w:tcPr>
+            <w:tcW w:w="3544" w:type="dxa"/>
+          </w:tcPr>
+          <w:p>
+            <w:pPr>
+              <w:pStyle w:val="Corpodetexto"/>
+              <w:tabs>
+                <w:tab w:val="left" w:pos="1077"/>
+              </w:tabs>
+              <w:spacing w:before="100"/>
+              <w:ind w:right="147"/>
+            </w:pPr>
+            <w:r>
+              <w:t>Legislação</w:t>
             </w:r>
           </w:p>
         </w:tc>
@@ -41195,7 +42657,7 @@
         </w:trPr>
         <w:tc>
           <w:tcPr>
-            <w:tcW w:w="3544" w:type="dxa"/>
+            <w:tcW w:w="3686" w:type="dxa"/>
           </w:tcPr>
           <w:p>
             <w:pPr>
@@ -41214,13 +42676,13 @@
                 <w:b w:val="0"/>
                 <w:bCs w:val="0"/>
               </w:rPr>
-              <w:t>Organização</w:t>
-            </w:r>
-          </w:p>
-        </w:tc>
-        <w:tc>
-          <w:tcPr>
-            <w:tcW w:w="5812" w:type="dxa"/>
+              <w:t>Oficial de Justiça</w:t>
+            </w:r>
+          </w:p>
+        </w:tc>
+        <w:tc>
+          <w:tcPr>
+            <w:tcW w:w="7938" w:type="dxa"/>
           </w:tcPr>
           <w:p>
             <w:pPr>
@@ -41232,7 +42694,25 @@
               <w:ind w:right="147"/>
             </w:pPr>
             <w:r>
-              <w:t>Entidade organizada que pode exercer funções e participar de relações jurídicas.</w:t>
+              <w:t>Servidor responsável por cumprir ordens e diligências do juiz, como realizar citações e entregar comunicações.</w:t>
+            </w:r>
+          </w:p>
+        </w:tc>
+        <w:tc>
+          <w:tcPr>
+            <w:tcW w:w="3544" w:type="dxa"/>
+          </w:tcPr>
+          <w:p>
+            <w:pPr>
+              <w:pStyle w:val="Corpodetexto"/>
+              <w:tabs>
+                <w:tab w:val="left" w:pos="1077"/>
+              </w:tabs>
+              <w:spacing w:before="100"/>
+              <w:ind w:right="147"/>
+            </w:pPr>
+            <w:r>
+              <w:t>Legislação</w:t>
             </w:r>
           </w:p>
         </w:tc>
@@ -41243,7 +42723,7 @@
         </w:trPr>
         <w:tc>
           <w:tcPr>
-            <w:tcW w:w="3544" w:type="dxa"/>
+            <w:tcW w:w="3686" w:type="dxa"/>
           </w:tcPr>
           <w:p>
             <w:pPr>
@@ -41262,13 +42742,13 @@
                 <w:b w:val="0"/>
                 <w:bCs w:val="0"/>
               </w:rPr>
-              <w:t>Organização Federal</w:t>
-            </w:r>
-          </w:p>
-        </w:tc>
-        <w:tc>
-          <w:tcPr>
-            <w:tcW w:w="5812" w:type="dxa"/>
+              <w:t>Oitiva de Testemunha</w:t>
+            </w:r>
+          </w:p>
+        </w:tc>
+        <w:tc>
+          <w:tcPr>
+            <w:tcW w:w="7938" w:type="dxa"/>
           </w:tcPr>
           <w:p>
             <w:pPr>
@@ -41280,7 +42760,25 @@
               <w:ind w:right="147"/>
             </w:pPr>
             <w:r>
-              <w:t>Organização pertencente à esfera federal que pode participar de relações jurídicas e processuais.</w:t>
+              <w:t>Ato de ouvir uma testemunha sobre fatos importantes para o processo.</w:t>
+            </w:r>
+          </w:p>
+        </w:tc>
+        <w:tc>
+          <w:tcPr>
+            <w:tcW w:w="3544" w:type="dxa"/>
+          </w:tcPr>
+          <w:p>
+            <w:pPr>
+              <w:pStyle w:val="Corpodetexto"/>
+              <w:tabs>
+                <w:tab w:val="left" w:pos="1077"/>
+              </w:tabs>
+              <w:spacing w:before="100"/>
+              <w:ind w:right="147"/>
+            </w:pPr>
+            <w:r>
+              <w:t>Legislação</w:t>
             </w:r>
           </w:p>
         </w:tc>
@@ -41291,7 +42789,7 @@
         </w:trPr>
         <w:tc>
           <w:tcPr>
-            <w:tcW w:w="3544" w:type="dxa"/>
+            <w:tcW w:w="3686" w:type="dxa"/>
           </w:tcPr>
           <w:p>
             <w:pPr>
@@ -41310,13 +42808,13 @@
                 <w:b w:val="0"/>
                 <w:bCs w:val="0"/>
               </w:rPr>
-              <w:t>Órgão Judicial</w:t>
-            </w:r>
-          </w:p>
-        </w:tc>
-        <w:tc>
-          <w:tcPr>
-            <w:tcW w:w="5812" w:type="dxa"/>
+              <w:t>Organização</w:t>
+            </w:r>
+          </w:p>
+        </w:tc>
+        <w:tc>
+          <w:tcPr>
+            <w:tcW w:w="7938" w:type="dxa"/>
           </w:tcPr>
           <w:p>
             <w:pPr>
@@ -41328,7 +42826,25 @@
               <w:ind w:right="147"/>
             </w:pPr>
             <w:r>
-              <w:t>Estrutura integrante do Poder Judiciário responsável pelo exercício da função jurisdicional.</w:t>
+              <w:t>Entidade formada para realizar atividades, distinta das pessoas que a integram ou representam.</w:t>
+            </w:r>
+          </w:p>
+        </w:tc>
+        <w:tc>
+          <w:tcPr>
+            <w:tcW w:w="3544" w:type="dxa"/>
+          </w:tcPr>
+          <w:p>
+            <w:pPr>
+              <w:pStyle w:val="Corpodetexto"/>
+              <w:tabs>
+                <w:tab w:val="left" w:pos="1077"/>
+              </w:tabs>
+              <w:spacing w:before="100"/>
+              <w:ind w:right="147"/>
+            </w:pPr>
+            <w:r>
+              <w:t>Legislação</w:t>
             </w:r>
           </w:p>
         </w:tc>
@@ -41339,7 +42855,7 @@
         </w:trPr>
         <w:tc>
           <w:tcPr>
-            <w:tcW w:w="3544" w:type="dxa"/>
+            <w:tcW w:w="3686" w:type="dxa"/>
           </w:tcPr>
           <w:p>
             <w:pPr>
@@ -41358,13 +42874,13 @@
                 <w:b w:val="0"/>
                 <w:bCs w:val="0"/>
               </w:rPr>
-              <w:t>Órgão Julgador</w:t>
-            </w:r>
-          </w:p>
-        </w:tc>
-        <w:tc>
-          <w:tcPr>
-            <w:tcW w:w="5812" w:type="dxa"/>
+              <w:t>Organização Federal</w:t>
+            </w:r>
+          </w:p>
+        </w:tc>
+        <w:tc>
+          <w:tcPr>
+            <w:tcW w:w="7938" w:type="dxa"/>
           </w:tcPr>
           <w:p>
             <w:pPr>
@@ -41376,7 +42892,25 @@
               <w:ind w:right="147"/>
             </w:pPr>
             <w:r>
-              <w:t>Estrutura responsável pelo exercício da função jurisdicional e pelo julgamento de causas submetidas à Justiça Federal.</w:t>
+              <w:t>Organização ligada à esfera federal. Essa classificação, sozinha, não significa que ela possa ser ré no Juizado Especial Federal.</w:t>
+            </w:r>
+          </w:p>
+        </w:tc>
+        <w:tc>
+          <w:tcPr>
+            <w:tcW w:w="3544" w:type="dxa"/>
+          </w:tcPr>
+          <w:p>
+            <w:pPr>
+              <w:pStyle w:val="Corpodetexto"/>
+              <w:tabs>
+                <w:tab w:val="left" w:pos="1077"/>
+              </w:tabs>
+              <w:spacing w:before="100"/>
+              <w:ind w:right="147"/>
+            </w:pPr>
+            <w:r>
+              <w:t>Legislação</w:t>
             </w:r>
           </w:p>
         </w:tc>
@@ -41387,7 +42921,7 @@
         </w:trPr>
         <w:tc>
           <w:tcPr>
-            <w:tcW w:w="3544" w:type="dxa"/>
+            <w:tcW w:w="3686" w:type="dxa"/>
           </w:tcPr>
           <w:p>
             <w:pPr>
@@ -41406,13 +42940,13 @@
                 <w:b w:val="0"/>
                 <w:bCs w:val="0"/>
               </w:rPr>
-              <w:t>Parte Processual</w:t>
-            </w:r>
-          </w:p>
-        </w:tc>
-        <w:tc>
-          <w:tcPr>
-            <w:tcW w:w="5812" w:type="dxa"/>
+              <w:t>Órgão Judicial</w:t>
+            </w:r>
+          </w:p>
+        </w:tc>
+        <w:tc>
+          <w:tcPr>
+            <w:tcW w:w="7938" w:type="dxa"/>
           </w:tcPr>
           <w:p>
             <w:pPr>
@@ -41424,7 +42958,25 @@
               <w:ind w:right="147"/>
             </w:pPr>
             <w:r>
-              <w:t>Participante que ocupa um dos polos da relação processual.</w:t>
+              <w:t>Unidade do Poder Judiciário responsável por atividades da Justiça. É diferente da pessoa do juiz.</w:t>
+            </w:r>
+          </w:p>
+        </w:tc>
+        <w:tc>
+          <w:tcPr>
+            <w:tcW w:w="3544" w:type="dxa"/>
+          </w:tcPr>
+          <w:p>
+            <w:pPr>
+              <w:pStyle w:val="Corpodetexto"/>
+              <w:tabs>
+                <w:tab w:val="left" w:pos="1077"/>
+              </w:tabs>
+              <w:spacing w:before="100"/>
+              <w:ind w:right="147"/>
+            </w:pPr>
+            <w:r>
+              <w:t>Legislação</w:t>
             </w:r>
           </w:p>
         </w:tc>
@@ -41435,7 +42987,7 @@
         </w:trPr>
         <w:tc>
           <w:tcPr>
-            <w:tcW w:w="3544" w:type="dxa"/>
+            <w:tcW w:w="3686" w:type="dxa"/>
           </w:tcPr>
           <w:p>
             <w:pPr>
@@ -41454,13 +43006,13 @@
                 <w:b w:val="0"/>
                 <w:bCs w:val="0"/>
               </w:rPr>
-              <w:t>Participante Processual</w:t>
-            </w:r>
-          </w:p>
-        </w:tc>
-        <w:tc>
-          <w:tcPr>
-            <w:tcW w:w="5812" w:type="dxa"/>
+              <w:t>Órgão Julgador</w:t>
+            </w:r>
+          </w:p>
+        </w:tc>
+        <w:tc>
+          <w:tcPr>
+            <w:tcW w:w="7938" w:type="dxa"/>
           </w:tcPr>
           <w:p>
             <w:pPr>
@@ -41472,7 +43024,25 @@
               <w:ind w:right="147"/>
             </w:pPr>
             <w:r>
-              <w:t>Sujeito que participa do processo exercendo determinado papel processual.</w:t>
+              <w:t>Órgão responsável por analisar e decidir o caso. Seu uso no modelo precisa ser alinhado ao termo Órgão Judicial.</w:t>
+            </w:r>
+          </w:p>
+        </w:tc>
+        <w:tc>
+          <w:tcPr>
+            <w:tcW w:w="3544" w:type="dxa"/>
+          </w:tcPr>
+          <w:p>
+            <w:pPr>
+              <w:pStyle w:val="Corpodetexto"/>
+              <w:tabs>
+                <w:tab w:val="left" w:pos="1077"/>
+              </w:tabs>
+              <w:spacing w:before="100"/>
+              <w:ind w:right="147"/>
+            </w:pPr>
+            <w:r>
+              <w:t>Legislação</w:t>
             </w:r>
           </w:p>
         </w:tc>
@@ -41483,7 +43053,7 @@
         </w:trPr>
         <w:tc>
           <w:tcPr>
-            <w:tcW w:w="3544" w:type="dxa"/>
+            <w:tcW w:w="3686" w:type="dxa"/>
           </w:tcPr>
           <w:p>
             <w:pPr>
@@ -41502,13 +43072,13 @@
                 <w:b w:val="0"/>
                 <w:bCs w:val="0"/>
               </w:rPr>
-              <w:t>Pedido de Fazer</w:t>
-            </w:r>
-          </w:p>
-        </w:tc>
-        <w:tc>
-          <w:tcPr>
-            <w:tcW w:w="5812" w:type="dxa"/>
+              <w:t>Parte Processual</w:t>
+            </w:r>
+          </w:p>
+        </w:tc>
+        <w:tc>
+          <w:tcPr>
+            <w:tcW w:w="7938" w:type="dxa"/>
           </w:tcPr>
           <w:p>
             <w:pPr>
@@ -41520,7 +43090,25 @@
               <w:ind w:right="147"/>
             </w:pPr>
             <w:r>
-              <w:t>Pedido que busca impor ao demandado a realização de determinada conduta.</w:t>
+              <w:t>Pessoa ou entidade que ocupa um dos lados do processo, como autor ou réu.</w:t>
+            </w:r>
+          </w:p>
+        </w:tc>
+        <w:tc>
+          <w:tcPr>
+            <w:tcW w:w="3544" w:type="dxa"/>
+          </w:tcPr>
+          <w:p>
+            <w:pPr>
+              <w:pStyle w:val="Corpodetexto"/>
+              <w:tabs>
+                <w:tab w:val="left" w:pos="1077"/>
+              </w:tabs>
+              <w:spacing w:before="100"/>
+              <w:ind w:right="147"/>
+            </w:pPr>
+            <w:r>
+              <w:t>Legislação</w:t>
             </w:r>
           </w:p>
         </w:tc>
@@ -41531,7 +43119,7 @@
         </w:trPr>
         <w:tc>
           <w:tcPr>
-            <w:tcW w:w="3544" w:type="dxa"/>
+            <w:tcW w:w="3686" w:type="dxa"/>
           </w:tcPr>
           <w:p>
             <w:pPr>
@@ -41550,13 +43138,13 @@
                 <w:b w:val="0"/>
                 <w:bCs w:val="0"/>
               </w:rPr>
-              <w:t>Pedido de Não Fazer</w:t>
-            </w:r>
-          </w:p>
-        </w:tc>
-        <w:tc>
-          <w:tcPr>
-            <w:tcW w:w="5812" w:type="dxa"/>
+              <w:t>Participante Processual</w:t>
+            </w:r>
+          </w:p>
+        </w:tc>
+        <w:tc>
+          <w:tcPr>
+            <w:tcW w:w="7938" w:type="dxa"/>
           </w:tcPr>
           <w:p>
             <w:pPr>
@@ -41568,7 +43156,25 @@
               <w:ind w:right="147"/>
             </w:pPr>
             <w:r>
-              <w:t>Pedido que busca impor ao demandado a obrigação de se abster de determinada conduta.</w:t>
+              <w:t>Pessoa ou entidade que participa do processo, como parte, representante, auxiliar ou testemunha.</w:t>
+            </w:r>
+          </w:p>
+        </w:tc>
+        <w:tc>
+          <w:tcPr>
+            <w:tcW w:w="3544" w:type="dxa"/>
+          </w:tcPr>
+          <w:p>
+            <w:pPr>
+              <w:pStyle w:val="Corpodetexto"/>
+              <w:tabs>
+                <w:tab w:val="left" w:pos="1077"/>
+              </w:tabs>
+              <w:spacing w:before="100"/>
+              <w:ind w:right="147"/>
+            </w:pPr>
+            <w:r>
+              <w:t>Legislação</w:t>
             </w:r>
           </w:p>
         </w:tc>
@@ -41579,7 +43185,7 @@
         </w:trPr>
         <w:tc>
           <w:tcPr>
-            <w:tcW w:w="3544" w:type="dxa"/>
+            <w:tcW w:w="3686" w:type="dxa"/>
           </w:tcPr>
           <w:p>
             <w:pPr>
@@ -41598,13 +43204,13 @@
                 <w:b w:val="0"/>
                 <w:bCs w:val="0"/>
               </w:rPr>
-              <w:t>Pedido de Outra Providência</w:t>
-            </w:r>
-          </w:p>
-        </w:tc>
-        <w:tc>
-          <w:tcPr>
-            <w:tcW w:w="5812" w:type="dxa"/>
+              <w:t>Pedido de Fazer</w:t>
+            </w:r>
+          </w:p>
+        </w:tc>
+        <w:tc>
+          <w:tcPr>
+            <w:tcW w:w="7938" w:type="dxa"/>
           </w:tcPr>
           <w:p>
             <w:pPr>
@@ -41616,7 +43222,25 @@
               <w:ind w:right="147"/>
             </w:pPr>
             <w:r>
-              <w:t>Pedido que busca providência jurisdicional distinta das categorias de fazer, não fazer, pagar ou tutela provisória.</w:t>
+              <w:t>Pedido para que a Justiça determine a realização de uma ação.</w:t>
+            </w:r>
+          </w:p>
+        </w:tc>
+        <w:tc>
+          <w:tcPr>
+            <w:tcW w:w="3544" w:type="dxa"/>
+          </w:tcPr>
+          <w:p>
+            <w:pPr>
+              <w:pStyle w:val="Corpodetexto"/>
+              <w:tabs>
+                <w:tab w:val="left" w:pos="1077"/>
+              </w:tabs>
+              <w:spacing w:before="100"/>
+              <w:ind w:right="147"/>
+            </w:pPr>
+            <w:r>
+              <w:t>Legislação</w:t>
             </w:r>
           </w:p>
         </w:tc>
@@ -41627,7 +43251,7 @@
         </w:trPr>
         <w:tc>
           <w:tcPr>
-            <w:tcW w:w="3544" w:type="dxa"/>
+            <w:tcW w:w="3686" w:type="dxa"/>
           </w:tcPr>
           <w:p>
             <w:pPr>
@@ -41646,14 +43270,13 @@
                 <w:b w:val="0"/>
                 <w:bCs w:val="0"/>
               </w:rPr>
-              <w:lastRenderedPageBreak/>
-              <w:t>Pedido de Pagar</w:t>
-            </w:r>
-          </w:p>
-        </w:tc>
-        <w:tc>
-          <w:tcPr>
-            <w:tcW w:w="5812" w:type="dxa"/>
+              <w:t>Pedido de Não Fazer</w:t>
+            </w:r>
+          </w:p>
+        </w:tc>
+        <w:tc>
+          <w:tcPr>
+            <w:tcW w:w="7938" w:type="dxa"/>
           </w:tcPr>
           <w:p>
             <w:pPr>
@@ -41665,7 +43288,25 @@
               <w:ind w:right="147"/>
             </w:pPr>
             <w:r>
-              <w:t>Pedido que busca impor ao demandado o pagamento de determinada quantia.</w:t>
+              <w:t>Pedido para que a Justiça determine que alguém deixe de praticar uma ação.</w:t>
+            </w:r>
+          </w:p>
+        </w:tc>
+        <w:tc>
+          <w:tcPr>
+            <w:tcW w:w="3544" w:type="dxa"/>
+          </w:tcPr>
+          <w:p>
+            <w:pPr>
+              <w:pStyle w:val="Corpodetexto"/>
+              <w:tabs>
+                <w:tab w:val="left" w:pos="1077"/>
+              </w:tabs>
+              <w:spacing w:before="100"/>
+              <w:ind w:right="147"/>
+            </w:pPr>
+            <w:r>
+              <w:t>Legislação</w:t>
             </w:r>
           </w:p>
         </w:tc>
@@ -41676,7 +43317,7 @@
         </w:trPr>
         <w:tc>
           <w:tcPr>
-            <w:tcW w:w="3544" w:type="dxa"/>
+            <w:tcW w:w="3686" w:type="dxa"/>
           </w:tcPr>
           <w:p>
             <w:pPr>
@@ -41695,13 +43336,13 @@
                 <w:b w:val="0"/>
                 <w:bCs w:val="0"/>
               </w:rPr>
-              <w:t>Pedido de Tutela Provisória</w:t>
-            </w:r>
-          </w:p>
-        </w:tc>
-        <w:tc>
-          <w:tcPr>
-            <w:tcW w:w="5812" w:type="dxa"/>
+              <w:t>Pedido de Outra Providência</w:t>
+            </w:r>
+          </w:p>
+        </w:tc>
+        <w:tc>
+          <w:tcPr>
+            <w:tcW w:w="7938" w:type="dxa"/>
           </w:tcPr>
           <w:p>
             <w:pPr>
@@ -41713,7 +43354,25 @@
               <w:ind w:right="147"/>
             </w:pPr>
             <w:r>
-              <w:t>Pedido de medida jurisdicional provisória destinada a antecipar ou assegurar os efeitos da tutela pretendida.</w:t>
+              <w:t>Pedido de uma medida que não foi detalhada nas outras categorias do modelo.</w:t>
+            </w:r>
+          </w:p>
+        </w:tc>
+        <w:tc>
+          <w:tcPr>
+            <w:tcW w:w="3544" w:type="dxa"/>
+          </w:tcPr>
+          <w:p>
+            <w:pPr>
+              <w:pStyle w:val="Corpodetexto"/>
+              <w:tabs>
+                <w:tab w:val="left" w:pos="1077"/>
+              </w:tabs>
+              <w:spacing w:before="100"/>
+              <w:ind w:right="147"/>
+            </w:pPr>
+            <w:r>
+              <w:t>Legislação</w:t>
             </w:r>
           </w:p>
         </w:tc>
@@ -41724,7 +43383,7 @@
         </w:trPr>
         <w:tc>
           <w:tcPr>
-            <w:tcW w:w="3544" w:type="dxa"/>
+            <w:tcW w:w="3686" w:type="dxa"/>
           </w:tcPr>
           <w:p>
             <w:pPr>
@@ -41743,13 +43402,13 @@
                 <w:b w:val="0"/>
                 <w:bCs w:val="0"/>
               </w:rPr>
-              <w:t>Pedido Processual</w:t>
-            </w:r>
-          </w:p>
-        </w:tc>
-        <w:tc>
-          <w:tcPr>
-            <w:tcW w:w="5812" w:type="dxa"/>
+              <w:t>Pedido de Pagar</w:t>
+            </w:r>
+          </w:p>
+        </w:tc>
+        <w:tc>
+          <w:tcPr>
+            <w:tcW w:w="7938" w:type="dxa"/>
           </w:tcPr>
           <w:p>
             <w:pPr>
@@ -41761,7 +43420,25 @@
               <w:ind w:right="147"/>
             </w:pPr>
             <w:r>
-              <w:t>Providência jurisdicional requerida ao Poder Judiciário no âmbito da demanda.</w:t>
+              <w:t>Pedido para que a Justiça determine o pagamento de uma quantia.</w:t>
+            </w:r>
+          </w:p>
+        </w:tc>
+        <w:tc>
+          <w:tcPr>
+            <w:tcW w:w="3544" w:type="dxa"/>
+          </w:tcPr>
+          <w:p>
+            <w:pPr>
+              <w:pStyle w:val="Corpodetexto"/>
+              <w:tabs>
+                <w:tab w:val="left" w:pos="1077"/>
+              </w:tabs>
+              <w:spacing w:before="100"/>
+              <w:ind w:right="147"/>
+            </w:pPr>
+            <w:r>
+              <w:t>Legislação</w:t>
             </w:r>
           </w:p>
         </w:tc>
@@ -41772,7 +43449,7 @@
         </w:trPr>
         <w:tc>
           <w:tcPr>
-            <w:tcW w:w="3544" w:type="dxa"/>
+            <w:tcW w:w="3686" w:type="dxa"/>
           </w:tcPr>
           <w:p>
             <w:pPr>
@@ -41791,13 +43468,13 @@
                 <w:b w:val="0"/>
                 <w:bCs w:val="0"/>
               </w:rPr>
-              <w:t>Perícia Realizada</w:t>
-            </w:r>
-          </w:p>
-        </w:tc>
-        <w:tc>
-          <w:tcPr>
-            <w:tcW w:w="5812" w:type="dxa"/>
+              <w:t>Pedido de Tutela Provisória</w:t>
+            </w:r>
+          </w:p>
+        </w:tc>
+        <w:tc>
+          <w:tcPr>
+            <w:tcW w:w="7938" w:type="dxa"/>
           </w:tcPr>
           <w:p>
             <w:pPr>
@@ -41809,7 +43486,25 @@
               <w:ind w:right="147"/>
             </w:pPr>
             <w:r>
-              <w:t>Situação processual resultante da conclusão da realização de perícia.</w:t>
+              <w:t>Pedido de proteção judicial temporária. Fazer esse pedido não significa que a medida foi concedida.</w:t>
+            </w:r>
+          </w:p>
+        </w:tc>
+        <w:tc>
+          <w:tcPr>
+            <w:tcW w:w="3544" w:type="dxa"/>
+          </w:tcPr>
+          <w:p>
+            <w:pPr>
+              <w:pStyle w:val="Corpodetexto"/>
+              <w:tabs>
+                <w:tab w:val="left" w:pos="1077"/>
+              </w:tabs>
+              <w:spacing w:before="100"/>
+              <w:ind w:right="147"/>
+            </w:pPr>
+            <w:r>
+              <w:t>Legislação</w:t>
             </w:r>
           </w:p>
         </w:tc>
@@ -41820,7 +43515,7 @@
         </w:trPr>
         <w:tc>
           <w:tcPr>
-            <w:tcW w:w="3544" w:type="dxa"/>
+            <w:tcW w:w="3686" w:type="dxa"/>
           </w:tcPr>
           <w:p>
             <w:pPr>
@@ -41839,13 +43534,13 @@
                 <w:b w:val="0"/>
                 <w:bCs w:val="0"/>
               </w:rPr>
-              <w:t>Perito</w:t>
-            </w:r>
-          </w:p>
-        </w:tc>
-        <w:tc>
-          <w:tcPr>
-            <w:tcW w:w="5812" w:type="dxa"/>
+              <w:t>Pedido Processual</w:t>
+            </w:r>
+          </w:p>
+        </w:tc>
+        <w:tc>
+          <w:tcPr>
+            <w:tcW w:w="7938" w:type="dxa"/>
           </w:tcPr>
           <w:p>
             <w:pPr>
@@ -41857,7 +43552,25 @@
               <w:ind w:right="147"/>
             </w:pPr>
             <w:r>
-              <w:t>Profissional responsável pela realização da perícia e pela apresentação de conhecimento técnico ou científico necessário à análise da questão examinada.</w:t>
+              <w:t>Aquilo que se solicita à Justiça no processo. É diferente do documento usado para apresentar a solicitação.</w:t>
+            </w:r>
+          </w:p>
+        </w:tc>
+        <w:tc>
+          <w:tcPr>
+            <w:tcW w:w="3544" w:type="dxa"/>
+          </w:tcPr>
+          <w:p>
+            <w:pPr>
+              <w:pStyle w:val="Corpodetexto"/>
+              <w:tabs>
+                <w:tab w:val="left" w:pos="1077"/>
+              </w:tabs>
+              <w:spacing w:before="100"/>
+              <w:ind w:right="147"/>
+            </w:pPr>
+            <w:r>
+              <w:t>Legislação</w:t>
             </w:r>
           </w:p>
         </w:tc>
@@ -41868,7 +43581,7 @@
         </w:trPr>
         <w:tc>
           <w:tcPr>
-            <w:tcW w:w="3544" w:type="dxa"/>
+            <w:tcW w:w="3686" w:type="dxa"/>
           </w:tcPr>
           <w:p>
             <w:pPr>
@@ -41887,13 +43600,13 @@
                 <w:b w:val="0"/>
                 <w:bCs w:val="0"/>
               </w:rPr>
-              <w:t>Pessoa</w:t>
-            </w:r>
-          </w:p>
-        </w:tc>
-        <w:tc>
-          <w:tcPr>
-            <w:tcW w:w="5812" w:type="dxa"/>
+              <w:t>Perícia Realizada</w:t>
+            </w:r>
+          </w:p>
+        </w:tc>
+        <w:tc>
+          <w:tcPr>
+            <w:tcW w:w="7938" w:type="dxa"/>
           </w:tcPr>
           <w:p>
             <w:pPr>
@@ -41905,7 +43618,25 @@
               <w:ind w:right="147"/>
             </w:pPr>
             <w:r>
-              <w:t>Indivíduo que pode exercer diferentes papéis no contexto processual.</w:t>
+              <w:t>Situação em que o exame técnico ou científico já foi concluído.</w:t>
+            </w:r>
+          </w:p>
+        </w:tc>
+        <w:tc>
+          <w:tcPr>
+            <w:tcW w:w="3544" w:type="dxa"/>
+          </w:tcPr>
+          <w:p>
+            <w:pPr>
+              <w:pStyle w:val="Corpodetexto"/>
+              <w:tabs>
+                <w:tab w:val="left" w:pos="1077"/>
+              </w:tabs>
+              <w:spacing w:before="100"/>
+              <w:ind w:right="147"/>
+            </w:pPr>
+            <w:r>
+              <w:t>Legislação</w:t>
             </w:r>
           </w:p>
         </w:tc>
@@ -41916,7 +43647,7 @@
         </w:trPr>
         <w:tc>
           <w:tcPr>
-            <w:tcW w:w="3544" w:type="dxa"/>
+            <w:tcW w:w="3686" w:type="dxa"/>
           </w:tcPr>
           <w:p>
             <w:pPr>
@@ -41935,13 +43666,13 @@
                 <w:b w:val="0"/>
                 <w:bCs w:val="0"/>
               </w:rPr>
-              <w:t>Pessoa Física Autora</w:t>
-            </w:r>
-          </w:p>
-        </w:tc>
-        <w:tc>
-          <w:tcPr>
-            <w:tcW w:w="5812" w:type="dxa"/>
+              <w:t>Perito</w:t>
+            </w:r>
+          </w:p>
+        </w:tc>
+        <w:tc>
+          <w:tcPr>
+            <w:tcW w:w="7938" w:type="dxa"/>
           </w:tcPr>
           <w:p>
             <w:pPr>
@@ -41953,7 +43684,25 @@
               <w:ind w:right="147"/>
             </w:pPr>
             <w:r>
-              <w:t>Pessoa física que exerce o papel de demandante no processo.</w:t>
+              <w:t>Profissional que examina uma questão técnica ou científica e apresenta informações para ajudar na análise do caso.</w:t>
+            </w:r>
+          </w:p>
+        </w:tc>
+        <w:tc>
+          <w:tcPr>
+            <w:tcW w:w="3544" w:type="dxa"/>
+          </w:tcPr>
+          <w:p>
+            <w:pPr>
+              <w:pStyle w:val="Corpodetexto"/>
+              <w:tabs>
+                <w:tab w:val="left" w:pos="1077"/>
+              </w:tabs>
+              <w:spacing w:before="100"/>
+              <w:ind w:right="147"/>
+            </w:pPr>
+            <w:r>
+              <w:t>Legislação</w:t>
             </w:r>
           </w:p>
         </w:tc>
@@ -41964,7 +43713,7 @@
         </w:trPr>
         <w:tc>
           <w:tcPr>
-            <w:tcW w:w="3544" w:type="dxa"/>
+            <w:tcW w:w="3686" w:type="dxa"/>
           </w:tcPr>
           <w:p>
             <w:pPr>
@@ -41983,13 +43732,14 @@
                 <w:b w:val="0"/>
                 <w:bCs w:val="0"/>
               </w:rPr>
-              <w:t>Petição</w:t>
-            </w:r>
-          </w:p>
-        </w:tc>
-        <w:tc>
-          <w:tcPr>
-            <w:tcW w:w="5812" w:type="dxa"/>
+              <w:lastRenderedPageBreak/>
+              <w:t>Pessoa</w:t>
+            </w:r>
+          </w:p>
+        </w:tc>
+        <w:tc>
+          <w:tcPr>
+            <w:tcW w:w="7938" w:type="dxa"/>
           </w:tcPr>
           <w:p>
             <w:pPr>
@@ -42001,7 +43751,25 @@
               <w:ind w:right="147"/>
             </w:pPr>
             <w:r>
-              <w:t>Relação estabelecida no peticionamento que vincula o demandante, seu representante processual e o documento de petição inicial elaborado.</w:t>
+              <w:t>Ser humano que pode exercer diferentes papéis no processo. No modelo, as pessoas jurídicas são tratadas como organizações.</w:t>
+            </w:r>
+          </w:p>
+        </w:tc>
+        <w:tc>
+          <w:tcPr>
+            <w:tcW w:w="3544" w:type="dxa"/>
+          </w:tcPr>
+          <w:p>
+            <w:pPr>
+              <w:pStyle w:val="Corpodetexto"/>
+              <w:tabs>
+                <w:tab w:val="left" w:pos="1077"/>
+              </w:tabs>
+              <w:spacing w:before="100"/>
+              <w:ind w:right="147"/>
+            </w:pPr>
+            <w:r>
+              <w:t>Legislação</w:t>
             </w:r>
           </w:p>
         </w:tc>
@@ -42012,7 +43780,7 @@
         </w:trPr>
         <w:tc>
           <w:tcPr>
-            <w:tcW w:w="3544" w:type="dxa"/>
+            <w:tcW w:w="3686" w:type="dxa"/>
           </w:tcPr>
           <w:p>
             <w:pPr>
@@ -42031,13 +43799,13 @@
                 <w:b w:val="0"/>
                 <w:bCs w:val="0"/>
               </w:rPr>
-              <w:t>Peticionamento</w:t>
-            </w:r>
-          </w:p>
-        </w:tc>
-        <w:tc>
-          <w:tcPr>
-            <w:tcW w:w="5812" w:type="dxa"/>
+              <w:t>Pessoa Física Autora</w:t>
+            </w:r>
+          </w:p>
+        </w:tc>
+        <w:tc>
+          <w:tcPr>
+            <w:tcW w:w="7938" w:type="dxa"/>
           </w:tcPr>
           <w:p>
             <w:pPr>
@@ -42049,7 +43817,25 @@
               <w:ind w:right="147"/>
             </w:pPr>
             <w:r>
-              <w:t>Ato processual de elaboração e apresentação da petição inicial que formaliza a demanda, expõe a causa de pedir e formula os pedidos processuais.</w:t>
+              <w:t>Pessoa que apresenta uma ação em seu próprio nome, ocupando o lado do autor no processo.</w:t>
+            </w:r>
+          </w:p>
+        </w:tc>
+        <w:tc>
+          <w:tcPr>
+            <w:tcW w:w="3544" w:type="dxa"/>
+          </w:tcPr>
+          <w:p>
+            <w:pPr>
+              <w:pStyle w:val="Corpodetexto"/>
+              <w:tabs>
+                <w:tab w:val="left" w:pos="1077"/>
+              </w:tabs>
+              <w:spacing w:before="100"/>
+              <w:ind w:right="147"/>
+            </w:pPr>
+            <w:r>
+              <w:t>Legislação</w:t>
             </w:r>
           </w:p>
         </w:tc>
@@ -42060,7 +43846,7 @@
         </w:trPr>
         <w:tc>
           <w:tcPr>
-            <w:tcW w:w="3544" w:type="dxa"/>
+            <w:tcW w:w="3686" w:type="dxa"/>
           </w:tcPr>
           <w:p>
             <w:pPr>
@@ -42079,13 +43865,13 @@
                 <w:b w:val="0"/>
                 <w:bCs w:val="0"/>
               </w:rPr>
-              <w:t>Poder Jurisdicional</w:t>
-            </w:r>
-          </w:p>
-        </w:tc>
-        <w:tc>
-          <w:tcPr>
-            <w:tcW w:w="5812" w:type="dxa"/>
+              <w:t>Petição</w:t>
+            </w:r>
+          </w:p>
+        </w:tc>
+        <w:tc>
+          <w:tcPr>
+            <w:tcW w:w="7938" w:type="dxa"/>
           </w:tcPr>
           <w:p>
             <w:pPr>
@@ -42097,7 +43883,25 @@
               <w:ind w:right="147"/>
             </w:pPr>
             <w:r>
-              <w:t>Poder atribuído ao órgão judicial para exercer a jurisdição e decidir as causas submetidas à sua competência.</w:t>
+              <w:t>Neste modelo, relação criada em torno da apresentação do pedido à Justiça. É diferente do documento de petição e não exige representante em toda situação inicial.</w:t>
+            </w:r>
+          </w:p>
+        </w:tc>
+        <w:tc>
+          <w:tcPr>
+            <w:tcW w:w="3544" w:type="dxa"/>
+          </w:tcPr>
+          <w:p>
+            <w:pPr>
+              <w:pStyle w:val="Corpodetexto"/>
+              <w:tabs>
+                <w:tab w:val="left" w:pos="1077"/>
+              </w:tabs>
+              <w:spacing w:before="100"/>
+              <w:ind w:right="147"/>
+            </w:pPr>
+            <w:r>
+              <w:t>Legislação</w:t>
             </w:r>
           </w:p>
         </w:tc>
@@ -42108,7 +43912,7 @@
         </w:trPr>
         <w:tc>
           <w:tcPr>
-            <w:tcW w:w="3544" w:type="dxa"/>
+            <w:tcW w:w="3686" w:type="dxa"/>
           </w:tcPr>
           <w:p>
             <w:pPr>
@@ -42127,13 +43931,13 @@
                 <w:b w:val="0"/>
                 <w:bCs w:val="0"/>
               </w:rPr>
-              <w:t>Prazo de Contestação em Curso</w:t>
-            </w:r>
-          </w:p>
-        </w:tc>
-        <w:tc>
-          <w:tcPr>
-            <w:tcW w:w="5812" w:type="dxa"/>
+              <w:t>Peticionamento</w:t>
+            </w:r>
+          </w:p>
+        </w:tc>
+        <w:tc>
+          <w:tcPr>
+            <w:tcW w:w="7938" w:type="dxa"/>
           </w:tcPr>
           <w:p>
             <w:pPr>
@@ -42145,7 +43949,25 @@
               <w:ind w:right="147"/>
             </w:pPr>
             <w:r>
-              <w:t>Situação processual em que o período destinado à apresentação da contestação ainda está transcorrendo.</w:t>
+              <w:t>Ato de preparar e apresentar um pedido à Justiça.</w:t>
+            </w:r>
+          </w:p>
+        </w:tc>
+        <w:tc>
+          <w:tcPr>
+            <w:tcW w:w="3544" w:type="dxa"/>
+          </w:tcPr>
+          <w:p>
+            <w:pPr>
+              <w:pStyle w:val="Corpodetexto"/>
+              <w:tabs>
+                <w:tab w:val="left" w:pos="1077"/>
+              </w:tabs>
+              <w:spacing w:before="100"/>
+              <w:ind w:right="147"/>
+            </w:pPr>
+            <w:r>
+              <w:t>Legislação</w:t>
             </w:r>
           </w:p>
         </w:tc>
@@ -42156,7 +43978,7 @@
         </w:trPr>
         <w:tc>
           <w:tcPr>
-            <w:tcW w:w="3544" w:type="dxa"/>
+            <w:tcW w:w="3686" w:type="dxa"/>
           </w:tcPr>
           <w:p>
             <w:pPr>
@@ -42175,13 +43997,13 @@
                 <w:b w:val="0"/>
                 <w:bCs w:val="0"/>
               </w:rPr>
-              <w:t>Prazo Recursal</w:t>
-            </w:r>
-          </w:p>
-        </w:tc>
-        <w:tc>
-          <w:tcPr>
-            <w:tcW w:w="5812" w:type="dxa"/>
+              <w:t>Poder Jurisdicional</w:t>
+            </w:r>
+          </w:p>
+        </w:tc>
+        <w:tc>
+          <w:tcPr>
+            <w:tcW w:w="7938" w:type="dxa"/>
           </w:tcPr>
           <w:p>
             <w:pPr>
@@ -42193,7 +44015,25 @@
               <w:ind w:right="147"/>
             </w:pPr>
             <w:r>
-              <w:t>Intervalo temporal dentro do qual o recurso deve ser interposto para que seja considerado tempestivo.</w:t>
+              <w:t>Poder atribuído ao órgão judicial para exercer a função de julgar e decidir os casos de sua responsabilidade.</w:t>
+            </w:r>
+          </w:p>
+        </w:tc>
+        <w:tc>
+          <w:tcPr>
+            <w:tcW w:w="3544" w:type="dxa"/>
+          </w:tcPr>
+          <w:p>
+            <w:pPr>
+              <w:pStyle w:val="Corpodetexto"/>
+              <w:tabs>
+                <w:tab w:val="left" w:pos="1077"/>
+              </w:tabs>
+              <w:spacing w:before="100"/>
+              <w:ind w:right="147"/>
+            </w:pPr>
+            <w:r>
+              <w:t>Legislação</w:t>
             </w:r>
           </w:p>
         </w:tc>
@@ -42204,7 +44044,7 @@
         </w:trPr>
         <w:tc>
           <w:tcPr>
-            <w:tcW w:w="3544" w:type="dxa"/>
+            <w:tcW w:w="3686" w:type="dxa"/>
           </w:tcPr>
           <w:p>
             <w:pPr>
@@ -42223,13 +44063,13 @@
                 <w:b w:val="0"/>
                 <w:bCs w:val="0"/>
               </w:rPr>
-              <w:t>Procedência</w:t>
-            </w:r>
-          </w:p>
-        </w:tc>
-        <w:tc>
-          <w:tcPr>
-            <w:tcW w:w="5812" w:type="dxa"/>
+              <w:t>Prazo de Contestação em Curso</w:t>
+            </w:r>
+          </w:p>
+        </w:tc>
+        <w:tc>
+          <w:tcPr>
+            <w:tcW w:w="7938" w:type="dxa"/>
           </w:tcPr>
           <w:p>
             <w:pPr>
@@ -42241,7 +44081,25 @@
               <w:ind w:right="147"/>
             </w:pPr>
             <w:r>
-              <w:t>Sentença que acolhe integralmente a pretensão formulada pelo demandante.</w:t>
+              <w:t>Situação em que o prazo para apresentar a defesa está em andamento.</w:t>
+            </w:r>
+          </w:p>
+        </w:tc>
+        <w:tc>
+          <w:tcPr>
+            <w:tcW w:w="3544" w:type="dxa"/>
+          </w:tcPr>
+          <w:p>
+            <w:pPr>
+              <w:pStyle w:val="Corpodetexto"/>
+              <w:tabs>
+                <w:tab w:val="left" w:pos="1077"/>
+              </w:tabs>
+              <w:spacing w:before="100"/>
+              <w:ind w:right="147"/>
+            </w:pPr>
+            <w:r>
+              <w:t>Legislação</w:t>
             </w:r>
           </w:p>
         </w:tc>
@@ -42252,7 +44110,7 @@
         </w:trPr>
         <w:tc>
           <w:tcPr>
-            <w:tcW w:w="3544" w:type="dxa"/>
+            <w:tcW w:w="3686" w:type="dxa"/>
           </w:tcPr>
           <w:p>
             <w:pPr>
@@ -42271,13 +44129,13 @@
                 <w:b w:val="0"/>
                 <w:bCs w:val="0"/>
               </w:rPr>
-              <w:t>Procedência Parcial</w:t>
-            </w:r>
-          </w:p>
-        </w:tc>
-        <w:tc>
-          <w:tcPr>
-            <w:tcW w:w="5812" w:type="dxa"/>
+              <w:t>Prazo Recursal</w:t>
+            </w:r>
+          </w:p>
+        </w:tc>
+        <w:tc>
+          <w:tcPr>
+            <w:tcW w:w="7938" w:type="dxa"/>
           </w:tcPr>
           <w:p>
             <w:pPr>
@@ -42289,7 +44147,25 @@
               <w:ind w:right="147"/>
             </w:pPr>
             <w:r>
-              <w:t>Sentença que acolhe apenas parte da pretensão formulada pelo demandante.</w:t>
+              <w:t>Tempo disponível para apresentar um recurso, contado conforme as regras aplicáveis.</w:t>
+            </w:r>
+          </w:p>
+        </w:tc>
+        <w:tc>
+          <w:tcPr>
+            <w:tcW w:w="3544" w:type="dxa"/>
+          </w:tcPr>
+          <w:p>
+            <w:pPr>
+              <w:pStyle w:val="Corpodetexto"/>
+              <w:tabs>
+                <w:tab w:val="left" w:pos="1077"/>
+              </w:tabs>
+              <w:spacing w:before="100"/>
+              <w:ind w:right="147"/>
+            </w:pPr>
+            <w:r>
+              <w:t>Legislação</w:t>
             </w:r>
           </w:p>
         </w:tc>
@@ -42300,7 +44176,7 @@
         </w:trPr>
         <w:tc>
           <w:tcPr>
-            <w:tcW w:w="3544" w:type="dxa"/>
+            <w:tcW w:w="3686" w:type="dxa"/>
           </w:tcPr>
           <w:p>
             <w:pPr>
@@ -42319,13 +44195,13 @@
                 <w:b w:val="0"/>
                 <w:bCs w:val="0"/>
               </w:rPr>
-              <w:t>Processo Arquivado por Satisfação da Obrigação</w:t>
-            </w:r>
-          </w:p>
-        </w:tc>
-        <w:tc>
-          <w:tcPr>
-            <w:tcW w:w="5812" w:type="dxa"/>
+              <w:t>Pretensão Jurídica</w:t>
+            </w:r>
+          </w:p>
+        </w:tc>
+        <w:tc>
+          <w:tcPr>
+            <w:tcW w:w="7938" w:type="dxa"/>
           </w:tcPr>
           <w:p>
             <w:pPr>
@@ -42337,7 +44213,25 @@
               <w:ind w:right="147"/>
             </w:pPr>
             <w:r>
-              <w:t>Situação final em que o processo é arquivado em razão do cumprimento integral da obrigação judicial.</w:t>
+              <w:t>No modelo, intenção da pessoa de obter uma proteção ou providência da Justiça. Essa intenção não comprova que ela tenha o direito alegado.</w:t>
+            </w:r>
+          </w:p>
+        </w:tc>
+        <w:tc>
+          <w:tcPr>
+            <w:tcW w:w="3544" w:type="dxa"/>
+          </w:tcPr>
+          <w:p>
+            <w:pPr>
+              <w:pStyle w:val="Corpodetexto"/>
+              <w:tabs>
+                <w:tab w:val="left" w:pos="1077"/>
+              </w:tabs>
+              <w:spacing w:before="100"/>
+              <w:ind w:right="147"/>
+            </w:pPr>
+            <w:r>
+              <w:t>Legislação</w:t>
             </w:r>
           </w:p>
         </w:tc>
@@ -42348,7 +44242,7 @@
         </w:trPr>
         <w:tc>
           <w:tcPr>
-            <w:tcW w:w="3544" w:type="dxa"/>
+            <w:tcW w:w="3686" w:type="dxa"/>
           </w:tcPr>
           <w:p>
             <w:pPr>
@@ -42367,13 +44261,13 @@
                 <w:b w:val="0"/>
                 <w:bCs w:val="0"/>
               </w:rPr>
-              <w:t>Processo Assistencial</w:t>
-            </w:r>
-          </w:p>
-        </w:tc>
-        <w:tc>
-          <w:tcPr>
-            <w:tcW w:w="5812" w:type="dxa"/>
+              <w:t>Procedência</w:t>
+            </w:r>
+          </w:p>
+        </w:tc>
+        <w:tc>
+          <w:tcPr>
+            <w:tcW w:w="7938" w:type="dxa"/>
           </w:tcPr>
           <w:p>
             <w:pPr>
@@ -42385,7 +44279,25 @@
               <w:ind w:right="147"/>
             </w:pPr>
             <w:r>
-              <w:t>Processo judicial federal relacionado à concessão, manutenção ou proteção de benefício assistencial.</w:t>
+              <w:t>Resultado em que o juiz aceita todo o pedido considerado. No modelo, classifica a sentença que registra esse resultado.</w:t>
+            </w:r>
+          </w:p>
+        </w:tc>
+        <w:tc>
+          <w:tcPr>
+            <w:tcW w:w="3544" w:type="dxa"/>
+          </w:tcPr>
+          <w:p>
+            <w:pPr>
+              <w:pStyle w:val="Corpodetexto"/>
+              <w:tabs>
+                <w:tab w:val="left" w:pos="1077"/>
+              </w:tabs>
+              <w:spacing w:before="100"/>
+              <w:ind w:right="147"/>
+            </w:pPr>
+            <w:r>
+              <w:t>Legislação</w:t>
             </w:r>
           </w:p>
         </w:tc>
@@ -42396,7 +44308,7 @@
         </w:trPr>
         <w:tc>
           <w:tcPr>
-            <w:tcW w:w="3544" w:type="dxa"/>
+            <w:tcW w:w="3686" w:type="dxa"/>
           </w:tcPr>
           <w:p>
             <w:pPr>
@@ -42415,13 +44327,13 @@
                 <w:b w:val="0"/>
                 <w:bCs w:val="0"/>
               </w:rPr>
-              <w:t>Processo Cabível no JEF</w:t>
-            </w:r>
-          </w:p>
-        </w:tc>
-        <w:tc>
-          <w:tcPr>
-            <w:tcW w:w="5812" w:type="dxa"/>
+              <w:t>Procedência Parcial</w:t>
+            </w:r>
+          </w:p>
+        </w:tc>
+        <w:tc>
+          <w:tcPr>
+            <w:tcW w:w="7938" w:type="dxa"/>
           </w:tcPr>
           <w:p>
             <w:pPr>
@@ -42433,7 +44345,25 @@
               <w:ind w:right="147"/>
             </w:pPr>
             <w:r>
-              <w:t>Processo judicial federal que atende aos critérios necessários para tramitação perante o Juizado Especial Federal.</w:t>
+              <w:t>Resultado em que o juiz aceita apenas parte do que foi pedido. No modelo, classifica a sentença que registra esse resultado.</w:t>
+            </w:r>
+          </w:p>
+        </w:tc>
+        <w:tc>
+          <w:tcPr>
+            <w:tcW w:w="3544" w:type="dxa"/>
+          </w:tcPr>
+          <w:p>
+            <w:pPr>
+              <w:pStyle w:val="Corpodetexto"/>
+              <w:tabs>
+                <w:tab w:val="left" w:pos="1077"/>
+              </w:tabs>
+              <w:spacing w:before="100"/>
+              <w:ind w:right="147"/>
+            </w:pPr>
+            <w:r>
+              <w:t>Legislação</w:t>
             </w:r>
           </w:p>
         </w:tc>
@@ -42444,7 +44374,7 @@
         </w:trPr>
         <w:tc>
           <w:tcPr>
-            <w:tcW w:w="3544" w:type="dxa"/>
+            <w:tcW w:w="3686" w:type="dxa"/>
           </w:tcPr>
           <w:p>
             <w:pPr>
@@ -42463,13 +44393,13 @@
                 <w:b w:val="0"/>
                 <w:bCs w:val="0"/>
               </w:rPr>
-              <w:t>Processo Encaminhado à Turma Recursal</w:t>
-            </w:r>
-          </w:p>
-        </w:tc>
-        <w:tc>
-          <w:tcPr>
-            <w:tcW w:w="5812" w:type="dxa"/>
+              <w:t>Processo Arquivado por Satisfação da Obrigação</w:t>
+            </w:r>
+          </w:p>
+        </w:tc>
+        <w:tc>
+          <w:tcPr>
+            <w:tcW w:w="7938" w:type="dxa"/>
           </w:tcPr>
           <w:p>
             <w:pPr>
@@ -42481,7 +44411,25 @@
               <w:ind w:right="147"/>
             </w:pPr>
             <w:r>
-              <w:t>Situação em que o processo foi remetido à Turma Recursal para apreciação do recurso.</w:t>
+              <w:t>Situação em que o processo foi arquivado após o cumprimento das obrigações e a verificação de outras pendências.</w:t>
+            </w:r>
+          </w:p>
+        </w:tc>
+        <w:tc>
+          <w:tcPr>
+            <w:tcW w:w="3544" w:type="dxa"/>
+          </w:tcPr>
+          <w:p>
+            <w:pPr>
+              <w:pStyle w:val="Corpodetexto"/>
+              <w:tabs>
+                <w:tab w:val="left" w:pos="1077"/>
+              </w:tabs>
+              <w:spacing w:before="100"/>
+              <w:ind w:right="147"/>
+            </w:pPr>
+            <w:r>
+              <w:t>Legislação</w:t>
             </w:r>
           </w:p>
         </w:tc>
@@ -42492,7 +44440,7 @@
         </w:trPr>
         <w:tc>
           <w:tcPr>
-            <w:tcW w:w="3544" w:type="dxa"/>
+            <w:tcW w:w="3686" w:type="dxa"/>
           </w:tcPr>
           <w:p>
             <w:pPr>
@@ -42511,13 +44459,13 @@
                 <w:b w:val="0"/>
                 <w:bCs w:val="0"/>
               </w:rPr>
-              <w:t>Processo FGTS</w:t>
-            </w:r>
-          </w:p>
-        </w:tc>
-        <w:tc>
-          <w:tcPr>
-            <w:tcW w:w="5812" w:type="dxa"/>
+              <w:t>Processo Assistencial</w:t>
+            </w:r>
+          </w:p>
+        </w:tc>
+        <w:tc>
+          <w:tcPr>
+            <w:tcW w:w="7938" w:type="dxa"/>
           </w:tcPr>
           <w:p>
             <w:pPr>
@@ -42529,7 +44477,25 @@
               <w:ind w:right="147"/>
             </w:pPr>
             <w:r>
-              <w:t>Processo judicial federal relacionado a direitos, depósitos ou valores vinculados ao Fundo de Garantia do Tempo de Serviço.</w:t>
+              <w:t>Processo que trata de um direito ou benefício da assistência social. Nem todo caso desse tipo pode tramitar no Juizado Especial Federal.</w:t>
+            </w:r>
+          </w:p>
+        </w:tc>
+        <w:tc>
+          <w:tcPr>
+            <w:tcW w:w="3544" w:type="dxa"/>
+          </w:tcPr>
+          <w:p>
+            <w:pPr>
+              <w:pStyle w:val="Corpodetexto"/>
+              <w:tabs>
+                <w:tab w:val="left" w:pos="1077"/>
+              </w:tabs>
+              <w:spacing w:before="100"/>
+              <w:ind w:right="147"/>
+            </w:pPr>
+            <w:r>
+              <w:t>Legislação</w:t>
             </w:r>
           </w:p>
         </w:tc>
@@ -42540,7 +44506,7 @@
         </w:trPr>
         <w:tc>
           <w:tcPr>
-            <w:tcW w:w="3544" w:type="dxa"/>
+            <w:tcW w:w="3686" w:type="dxa"/>
           </w:tcPr>
           <w:p>
             <w:pPr>
@@ -42559,13 +44525,13 @@
                 <w:b w:val="0"/>
                 <w:bCs w:val="0"/>
               </w:rPr>
-              <w:t>Processo Habitacional</w:t>
-            </w:r>
-          </w:p>
-        </w:tc>
-        <w:tc>
-          <w:tcPr>
-            <w:tcW w:w="5812" w:type="dxa"/>
+              <w:t>Processo Cabível no JEF</w:t>
+            </w:r>
+          </w:p>
+        </w:tc>
+        <w:tc>
+          <w:tcPr>
+            <w:tcW w:w="7938" w:type="dxa"/>
           </w:tcPr>
           <w:p>
             <w:pPr>
@@ -42577,11 +44543,25 @@
               <w:ind w:right="147"/>
             </w:pPr>
             <w:r>
-              <w:t xml:space="preserve">Processo judicial federal relacionado a contratos, </w:t>
-            </w:r>
-            <w:r>
-              <w:lastRenderedPageBreak/>
-              <w:t>financiamentos ou programas habitacionais submetidos à competência da Justiça Federal.</w:t>
+              <w:t>Processo já iniciado que atende às condições legais para tramitar no Juizado Especial Federal.</w:t>
+            </w:r>
+          </w:p>
+        </w:tc>
+        <w:tc>
+          <w:tcPr>
+            <w:tcW w:w="3544" w:type="dxa"/>
+          </w:tcPr>
+          <w:p>
+            <w:pPr>
+              <w:pStyle w:val="Corpodetexto"/>
+              <w:tabs>
+                <w:tab w:val="left" w:pos="1077"/>
+              </w:tabs>
+              <w:spacing w:before="100"/>
+              <w:ind w:right="147"/>
+            </w:pPr>
+            <w:r>
+              <w:t>Legislação</w:t>
             </w:r>
           </w:p>
         </w:tc>
@@ -42592,7 +44572,7 @@
         </w:trPr>
         <w:tc>
           <w:tcPr>
-            <w:tcW w:w="3544" w:type="dxa"/>
+            <w:tcW w:w="3686" w:type="dxa"/>
           </w:tcPr>
           <w:p>
             <w:pPr>
@@ -42611,14 +44591,13 @@
                 <w:b w:val="0"/>
                 <w:bCs w:val="0"/>
               </w:rPr>
-              <w:lastRenderedPageBreak/>
-              <w:t>Processo Indenizatório</w:t>
-            </w:r>
-          </w:p>
-        </w:tc>
-        <w:tc>
-          <w:tcPr>
-            <w:tcW w:w="5812" w:type="dxa"/>
+              <w:t>Processo Encaminhado à Turma Recursal</w:t>
+            </w:r>
+          </w:p>
+        </w:tc>
+        <w:tc>
+          <w:tcPr>
+            <w:tcW w:w="7938" w:type="dxa"/>
           </w:tcPr>
           <w:p>
             <w:pPr>
@@ -42630,7 +44609,25 @@
               <w:ind w:right="147"/>
             </w:pPr>
             <w:r>
-              <w:t>Processo judicial federal destinado à apreciação de pretensão de reparação por dano ou prejuízo.</w:t>
+              <w:t>Situação em que o processo foi enviado à Turma Recursal para análise do recurso.</w:t>
+            </w:r>
+          </w:p>
+        </w:tc>
+        <w:tc>
+          <w:tcPr>
+            <w:tcW w:w="3544" w:type="dxa"/>
+          </w:tcPr>
+          <w:p>
+            <w:pPr>
+              <w:pStyle w:val="Corpodetexto"/>
+              <w:tabs>
+                <w:tab w:val="left" w:pos="1077"/>
+              </w:tabs>
+              <w:spacing w:before="100"/>
+              <w:ind w:right="147"/>
+            </w:pPr>
+            <w:r>
+              <w:t>Legislação</w:t>
             </w:r>
           </w:p>
         </w:tc>
@@ -42641,7 +44638,7 @@
         </w:trPr>
         <w:tc>
           <w:tcPr>
-            <w:tcW w:w="3544" w:type="dxa"/>
+            <w:tcW w:w="3686" w:type="dxa"/>
           </w:tcPr>
           <w:p>
             <w:pPr>
@@ -42660,13 +44657,14 @@
                 <w:b w:val="0"/>
                 <w:bCs w:val="0"/>
               </w:rPr>
-              <w:t>Processo Judicial Federal</w:t>
-            </w:r>
-          </w:p>
-        </w:tc>
-        <w:tc>
-          <w:tcPr>
-            <w:tcW w:w="5812" w:type="dxa"/>
+              <w:lastRenderedPageBreak/>
+              <w:t>Processo FGTS</w:t>
+            </w:r>
+          </w:p>
+        </w:tc>
+        <w:tc>
+          <w:tcPr>
+            <w:tcW w:w="7938" w:type="dxa"/>
           </w:tcPr>
           <w:p>
             <w:pPr>
@@ -42678,7 +44676,25 @@
               <w:ind w:right="147"/>
             </w:pPr>
             <w:r>
-              <w:t>Relação processual instaurada perante a Justiça Federal para apreciação e solução de uma demanda.</w:t>
+              <w:t>Processo sobre direitos ou valores do Fundo de Garantia do Tempo de Serviço. Não é necessariamente uma ação de indenização.</w:t>
+            </w:r>
+          </w:p>
+        </w:tc>
+        <w:tc>
+          <w:tcPr>
+            <w:tcW w:w="3544" w:type="dxa"/>
+          </w:tcPr>
+          <w:p>
+            <w:pPr>
+              <w:pStyle w:val="Corpodetexto"/>
+              <w:tabs>
+                <w:tab w:val="left" w:pos="1077"/>
+              </w:tabs>
+              <w:spacing w:before="100"/>
+              <w:ind w:right="147"/>
+            </w:pPr>
+            <w:r>
+              <w:t>Legislação</w:t>
             </w:r>
           </w:p>
         </w:tc>
@@ -42689,7 +44705,7 @@
         </w:trPr>
         <w:tc>
           <w:tcPr>
-            <w:tcW w:w="3544" w:type="dxa"/>
+            <w:tcW w:w="3686" w:type="dxa"/>
           </w:tcPr>
           <w:p>
             <w:pPr>
@@ -42708,13 +44724,13 @@
                 <w:b w:val="0"/>
                 <w:bCs w:val="0"/>
               </w:rPr>
-              <w:t>Processo Previdenciário</w:t>
-            </w:r>
-          </w:p>
-        </w:tc>
-        <w:tc>
-          <w:tcPr>
-            <w:tcW w:w="5812" w:type="dxa"/>
+              <w:t>Processo Habitacional</w:t>
+            </w:r>
+          </w:p>
+        </w:tc>
+        <w:tc>
+          <w:tcPr>
+            <w:tcW w:w="7938" w:type="dxa"/>
           </w:tcPr>
           <w:p>
             <w:pPr>
@@ -42726,7 +44742,25 @@
               <w:ind w:right="147"/>
             </w:pPr>
             <w:r>
-              <w:t>Processo judicial federal relacionado à concessão, revisão, manutenção ou proteção de direito previdenciário.</w:t>
+              <w:t>Processo sobre moradia, financiamento ou contrato habitacional. Seu assunto não garante, sozinho, que o caso possa tramitar no Juizado Especial Federal.</w:t>
+            </w:r>
+          </w:p>
+        </w:tc>
+        <w:tc>
+          <w:tcPr>
+            <w:tcW w:w="3544" w:type="dxa"/>
+          </w:tcPr>
+          <w:p>
+            <w:pPr>
+              <w:pStyle w:val="Corpodetexto"/>
+              <w:tabs>
+                <w:tab w:val="left" w:pos="1077"/>
+              </w:tabs>
+              <w:spacing w:before="100"/>
+              <w:ind w:right="147"/>
+            </w:pPr>
+            <w:r>
+              <w:t>Legislação</w:t>
             </w:r>
           </w:p>
         </w:tc>
@@ -42737,7 +44771,7 @@
         </w:trPr>
         <w:tc>
           <w:tcPr>
-            <w:tcW w:w="3544" w:type="dxa"/>
+            <w:tcW w:w="3686" w:type="dxa"/>
           </w:tcPr>
           <w:p>
             <w:pPr>
@@ -42756,13 +44790,13 @@
                 <w:b w:val="0"/>
                 <w:bCs w:val="0"/>
               </w:rPr>
-              <w:t>Procurador da Fazenda Nacional</w:t>
-            </w:r>
-          </w:p>
-        </w:tc>
-        <w:tc>
-          <w:tcPr>
-            <w:tcW w:w="5812" w:type="dxa"/>
+              <w:t>Processo Indenizatório</w:t>
+            </w:r>
+          </w:p>
+        </w:tc>
+        <w:tc>
+          <w:tcPr>
+            <w:tcW w:w="7938" w:type="dxa"/>
           </w:tcPr>
           <w:p>
             <w:pPr>
@@ -42774,7 +44808,25 @@
               <w:ind w:right="147"/>
             </w:pPr>
             <w:r>
-              <w:t>Representante jurídico da União responsável por matérias de natureza fiscal e tributária atribuídas à Fazenda Nacional.</w:t>
+              <w:t>Processo em que se pede reparação por um dano ou prejuízo.</w:t>
+            </w:r>
+          </w:p>
+        </w:tc>
+        <w:tc>
+          <w:tcPr>
+            <w:tcW w:w="3544" w:type="dxa"/>
+          </w:tcPr>
+          <w:p>
+            <w:pPr>
+              <w:pStyle w:val="Corpodetexto"/>
+              <w:tabs>
+                <w:tab w:val="left" w:pos="1077"/>
+              </w:tabs>
+              <w:spacing w:before="100"/>
+              <w:ind w:right="147"/>
+            </w:pPr>
+            <w:r>
+              <w:t>Legislação</w:t>
             </w:r>
           </w:p>
         </w:tc>
@@ -42785,7 +44837,7 @@
         </w:trPr>
         <w:tc>
           <w:tcPr>
-            <w:tcW w:w="3544" w:type="dxa"/>
+            <w:tcW w:w="3686" w:type="dxa"/>
           </w:tcPr>
           <w:p>
             <w:pPr>
@@ -42804,13 +44856,13 @@
                 <w:b w:val="0"/>
                 <w:bCs w:val="0"/>
               </w:rPr>
-              <w:t>Procurador Federal</w:t>
-            </w:r>
-          </w:p>
-        </w:tc>
-        <w:tc>
-          <w:tcPr>
-            <w:tcW w:w="5812" w:type="dxa"/>
+              <w:t>Processo Instaurado</w:t>
+            </w:r>
+          </w:p>
+        </w:tc>
+        <w:tc>
+          <w:tcPr>
+            <w:tcW w:w="7938" w:type="dxa"/>
           </w:tcPr>
           <w:p>
             <w:pPr>
@@ -42822,7 +44874,25 @@
               <w:ind w:right="147"/>
             </w:pPr>
             <w:r>
-              <w:t>Representante jurídico responsável pela atuação judicial de autarquias e fundações públicas federais.</w:t>
+              <w:t>Situação em que o processo já foi iniciado perante a Justiça.</w:t>
+            </w:r>
+          </w:p>
+        </w:tc>
+        <w:tc>
+          <w:tcPr>
+            <w:tcW w:w="3544" w:type="dxa"/>
+          </w:tcPr>
+          <w:p>
+            <w:pPr>
+              <w:pStyle w:val="Corpodetexto"/>
+              <w:tabs>
+                <w:tab w:val="left" w:pos="1077"/>
+              </w:tabs>
+              <w:spacing w:before="100"/>
+              <w:ind w:right="147"/>
+            </w:pPr>
+            <w:r>
+              <w:t>Legislação</w:t>
             </w:r>
           </w:p>
         </w:tc>
@@ -42833,7 +44903,7 @@
         </w:trPr>
         <w:tc>
           <w:tcPr>
-            <w:tcW w:w="3544" w:type="dxa"/>
+            <w:tcW w:w="3686" w:type="dxa"/>
           </w:tcPr>
           <w:p>
             <w:pPr>
@@ -42852,13 +44922,13 @@
                 <w:b w:val="0"/>
                 <w:bCs w:val="0"/>
               </w:rPr>
-              <w:t>Produção de Prova</w:t>
-            </w:r>
-          </w:p>
-        </w:tc>
-        <w:tc>
-          <w:tcPr>
-            <w:tcW w:w="5812" w:type="dxa"/>
+              <w:t>Processo Judicial Federal</w:t>
+            </w:r>
+          </w:p>
+        </w:tc>
+        <w:tc>
+          <w:tcPr>
+            <w:tcW w:w="7938" w:type="dxa"/>
           </w:tcPr>
           <w:p>
             <w:pPr>
@@ -42870,7 +44940,25 @@
               <w:ind w:right="147"/>
             </w:pPr>
             <w:r>
-              <w:t>Ato processual destinado à obtenção e incorporação de elementos probatórios necessários à demonstração dos fatos relevantes para o processo.</w:t>
+              <w:t>Neste modelo, relação entre os envolvidos em uma demanda apresentada à Justiça Federal. Os atos de andamento do processo são representados separadamente.</w:t>
+            </w:r>
+          </w:p>
+        </w:tc>
+        <w:tc>
+          <w:tcPr>
+            <w:tcW w:w="3544" w:type="dxa"/>
+          </w:tcPr>
+          <w:p>
+            <w:pPr>
+              <w:pStyle w:val="Corpodetexto"/>
+              <w:tabs>
+                <w:tab w:val="left" w:pos="1077"/>
+              </w:tabs>
+              <w:spacing w:before="100"/>
+              <w:ind w:right="147"/>
+            </w:pPr>
+            <w:r>
+              <w:t>Legislação</w:t>
             </w:r>
           </w:p>
         </w:tc>
@@ -42881,7 +44969,7 @@
         </w:trPr>
         <w:tc>
           <w:tcPr>
-            <w:tcW w:w="3544" w:type="dxa"/>
+            <w:tcW w:w="3686" w:type="dxa"/>
           </w:tcPr>
           <w:p>
             <w:pPr>
@@ -42900,13 +44988,13 @@
                 <w:b w:val="0"/>
                 <w:bCs w:val="0"/>
               </w:rPr>
-              <w:t>Produção de Prova Complementar</w:t>
-            </w:r>
-          </w:p>
-        </w:tc>
-        <w:tc>
-          <w:tcPr>
-            <w:tcW w:w="5812" w:type="dxa"/>
+              <w:t>Processo Previdenciário</w:t>
+            </w:r>
+          </w:p>
+        </w:tc>
+        <w:tc>
+          <w:tcPr>
+            <w:tcW w:w="7938" w:type="dxa"/>
           </w:tcPr>
           <w:p>
             <w:pPr>
@@ -42918,7 +45006,25 @@
               <w:ind w:right="147"/>
             </w:pPr>
             <w:r>
-              <w:t>Evento de produção adicional de provas realizado quando os elementos probatórios existentes são considerados insuficientes.</w:t>
+              <w:t>Processo sobre direitos previdenciários, como benefícios da Previdência Social. Nem todo caso desse tipo pode tramitar no Juizado Especial Federal.</w:t>
+            </w:r>
+          </w:p>
+        </w:tc>
+        <w:tc>
+          <w:tcPr>
+            <w:tcW w:w="3544" w:type="dxa"/>
+          </w:tcPr>
+          <w:p>
+            <w:pPr>
+              <w:pStyle w:val="Corpodetexto"/>
+              <w:tabs>
+                <w:tab w:val="left" w:pos="1077"/>
+              </w:tabs>
+              <w:spacing w:before="100"/>
+              <w:ind w:right="147"/>
+            </w:pPr>
+            <w:r>
+              <w:t>Legislação</w:t>
             </w:r>
           </w:p>
         </w:tc>
@@ -42929,7 +45035,7 @@
         </w:trPr>
         <w:tc>
           <w:tcPr>
-            <w:tcW w:w="3544" w:type="dxa"/>
+            <w:tcW w:w="3686" w:type="dxa"/>
           </w:tcPr>
           <w:p>
             <w:pPr>
@@ -42948,13 +45054,13 @@
                 <w:b w:val="0"/>
                 <w:bCs w:val="0"/>
               </w:rPr>
-              <w:t>Proposta de Acordo</w:t>
-            </w:r>
-          </w:p>
-        </w:tc>
-        <w:tc>
-          <w:tcPr>
-            <w:tcW w:w="5812" w:type="dxa"/>
+              <w:t>Procurador da Fazenda Nacional</w:t>
+            </w:r>
+          </w:p>
+        </w:tc>
+        <w:tc>
+          <w:tcPr>
+            <w:tcW w:w="7938" w:type="dxa"/>
           </w:tcPr>
           <w:p>
             <w:pPr>
@@ -42966,7 +45072,25 @@
               <w:ind w:right="147"/>
             </w:pPr>
             <w:r>
-              <w:t>Documento que registra uma proposta de solução consensual apresentada no curso da conciliação.</w:t>
+              <w:t>Representante da União nos assuntos fiscais e tributários que são de sua responsabilidade.</w:t>
+            </w:r>
+          </w:p>
+        </w:tc>
+        <w:tc>
+          <w:tcPr>
+            <w:tcW w:w="3544" w:type="dxa"/>
+          </w:tcPr>
+          <w:p>
+            <w:pPr>
+              <w:pStyle w:val="Corpodetexto"/>
+              <w:tabs>
+                <w:tab w:val="left" w:pos="1077"/>
+              </w:tabs>
+              <w:spacing w:before="100"/>
+              <w:ind w:right="147"/>
+            </w:pPr>
+            <w:r>
+              <w:t>Legislação</w:t>
             </w:r>
           </w:p>
         </w:tc>
@@ -42977,7 +45101,7 @@
         </w:trPr>
         <w:tc>
           <w:tcPr>
-            <w:tcW w:w="3544" w:type="dxa"/>
+            <w:tcW w:w="3686" w:type="dxa"/>
           </w:tcPr>
           <w:p>
             <w:pPr>
@@ -42996,13 +45120,13 @@
                 <w:b w:val="0"/>
                 <w:bCs w:val="0"/>
               </w:rPr>
-              <w:t>Prosseguimento do Cumprimento</w:t>
-            </w:r>
-          </w:p>
-        </w:tc>
-        <w:tc>
-          <w:tcPr>
-            <w:tcW w:w="5812" w:type="dxa"/>
+              <w:t>Procurador Federal</w:t>
+            </w:r>
+          </w:p>
+        </w:tc>
+        <w:tc>
+          <w:tcPr>
+            <w:tcW w:w="7938" w:type="dxa"/>
           </w:tcPr>
           <w:p>
             <w:pPr>
@@ -43014,7 +45138,25 @@
               <w:ind w:right="147"/>
             </w:pPr>
             <w:r>
-              <w:t>Evento processual de continuidade dos atos necessários à satisfação da obrigação ainda não integralmente cumprida.</w:t>
+              <w:t>Representante jurídico de autarquias e fundações públicas federais, conforme suas atribuições.</w:t>
+            </w:r>
+          </w:p>
+        </w:tc>
+        <w:tc>
+          <w:tcPr>
+            <w:tcW w:w="3544" w:type="dxa"/>
+          </w:tcPr>
+          <w:p>
+            <w:pPr>
+              <w:pStyle w:val="Corpodetexto"/>
+              <w:tabs>
+                <w:tab w:val="left" w:pos="1077"/>
+              </w:tabs>
+              <w:spacing w:before="100"/>
+              <w:ind w:right="147"/>
+            </w:pPr>
+            <w:r>
+              <w:t>Legislação</w:t>
             </w:r>
           </w:p>
         </w:tc>
@@ -43025,7 +45167,7 @@
         </w:trPr>
         <w:tc>
           <w:tcPr>
-            <w:tcW w:w="3544" w:type="dxa"/>
+            <w:tcW w:w="3686" w:type="dxa"/>
           </w:tcPr>
           <w:p>
             <w:pPr>
@@ -43044,13 +45186,13 @@
                 <w:b w:val="0"/>
                 <w:bCs w:val="0"/>
               </w:rPr>
-              <w:t>Protocolização</w:t>
-            </w:r>
-          </w:p>
-        </w:tc>
-        <w:tc>
-          <w:tcPr>
-            <w:tcW w:w="5812" w:type="dxa"/>
+              <w:t>Produção de Prova</w:t>
+            </w:r>
+          </w:p>
+        </w:tc>
+        <w:tc>
+          <w:tcPr>
+            <w:tcW w:w="7938" w:type="dxa"/>
           </w:tcPr>
           <w:p>
             <w:pPr>
@@ -43062,7 +45204,25 @@
               <w:ind w:right="147"/>
             </w:pPr>
             <w:r>
-              <w:t>Ato processual pelo qual a petição inicial é formalmente registrada perante o órgão judicial.</w:t>
+              <w:t>Atos realizados para obter informações e demonstrar fatos importantes para o processo. Não é necessário usar todos os tipos de prova em cada caso.</w:t>
+            </w:r>
+          </w:p>
+        </w:tc>
+        <w:tc>
+          <w:tcPr>
+            <w:tcW w:w="3544" w:type="dxa"/>
+          </w:tcPr>
+          <w:p>
+            <w:pPr>
+              <w:pStyle w:val="Corpodetexto"/>
+              <w:tabs>
+                <w:tab w:val="left" w:pos="1077"/>
+              </w:tabs>
+              <w:spacing w:before="100"/>
+              <w:ind w:right="147"/>
+            </w:pPr>
+            <w:r>
+              <w:t>Legislação</w:t>
             </w:r>
           </w:p>
         </w:tc>
@@ -43073,7 +45233,7 @@
         </w:trPr>
         <w:tc>
           <w:tcPr>
-            <w:tcW w:w="3544" w:type="dxa"/>
+            <w:tcW w:w="3686" w:type="dxa"/>
           </w:tcPr>
           <w:p>
             <w:pPr>
@@ -43092,13 +45252,13 @@
                 <w:b w:val="0"/>
                 <w:bCs w:val="0"/>
               </w:rPr>
-              <w:t>Provas Insuficientes</w:t>
-            </w:r>
-          </w:p>
-        </w:tc>
-        <w:tc>
-          <w:tcPr>
-            <w:tcW w:w="5812" w:type="dxa"/>
+              <w:t>Produção de Prova Complementar</w:t>
+            </w:r>
+          </w:p>
+        </w:tc>
+        <w:tc>
+          <w:tcPr>
+            <w:tcW w:w="7938" w:type="dxa"/>
           </w:tcPr>
           <w:p>
             <w:pPr>
@@ -43110,7 +45270,25 @@
               <w:ind w:right="147"/>
             </w:pPr>
             <w:r>
-              <w:t>Situação em que os elementos probatórios existentes não são suficientes para permitir o julgamento, podendo exigir produção de prova complementar.</w:t>
+              <w:t>Produção de provas adicionais quando isso for necessário e permitido no caso.</w:t>
+            </w:r>
+          </w:p>
+        </w:tc>
+        <w:tc>
+          <w:tcPr>
+            <w:tcW w:w="3544" w:type="dxa"/>
+          </w:tcPr>
+          <w:p>
+            <w:pPr>
+              <w:pStyle w:val="Corpodetexto"/>
+              <w:tabs>
+                <w:tab w:val="left" w:pos="1077"/>
+              </w:tabs>
+              <w:spacing w:before="100"/>
+              <w:ind w:right="147"/>
+            </w:pPr>
+            <w:r>
+              <w:t>Legislação</w:t>
             </w:r>
           </w:p>
         </w:tc>
@@ -43121,7 +45299,7 @@
         </w:trPr>
         <w:tc>
           <w:tcPr>
-            <w:tcW w:w="3544" w:type="dxa"/>
+            <w:tcW w:w="3686" w:type="dxa"/>
           </w:tcPr>
           <w:p>
             <w:pPr>
@@ -43140,13 +45318,13 @@
                 <w:b w:val="0"/>
                 <w:bCs w:val="0"/>
               </w:rPr>
-              <w:t>Provas Suficientes</w:t>
-            </w:r>
-          </w:p>
-        </w:tc>
-        <w:tc>
-          <w:tcPr>
-            <w:tcW w:w="5812" w:type="dxa"/>
+              <w:t>Proposta de Acordo</w:t>
+            </w:r>
+          </w:p>
+        </w:tc>
+        <w:tc>
+          <w:tcPr>
+            <w:tcW w:w="7938" w:type="dxa"/>
           </w:tcPr>
           <w:p>
             <w:pPr>
@@ -43158,7 +45336,25 @@
               <w:ind w:right="147"/>
             </w:pPr>
             <w:r>
-              <w:t>Situação em que os elementos probatórios existentes são considerados suficientes para permitir o prosseguimento do processo para julgamento.</w:t>
+              <w:t>Documento que apresenta os termos sugeridos para resolver o conflito. Não significa que o acordo já foi aceito.</w:t>
+            </w:r>
+          </w:p>
+        </w:tc>
+        <w:tc>
+          <w:tcPr>
+            <w:tcW w:w="3544" w:type="dxa"/>
+          </w:tcPr>
+          <w:p>
+            <w:pPr>
+              <w:pStyle w:val="Corpodetexto"/>
+              <w:tabs>
+                <w:tab w:val="left" w:pos="1077"/>
+              </w:tabs>
+              <w:spacing w:before="100"/>
+              <w:ind w:right="147"/>
+            </w:pPr>
+            <w:r>
+              <w:t>Legislação</w:t>
             </w:r>
           </w:p>
         </w:tc>
@@ -43169,7 +45365,7 @@
         </w:trPr>
         <w:tc>
           <w:tcPr>
-            <w:tcW w:w="3544" w:type="dxa"/>
+            <w:tcW w:w="3686" w:type="dxa"/>
           </w:tcPr>
           <w:p>
             <w:pPr>
@@ -43188,13 +45384,13 @@
                 <w:b w:val="0"/>
                 <w:bCs w:val="0"/>
               </w:rPr>
-              <w:t>Realização de Perícia</w:t>
-            </w:r>
-          </w:p>
-        </w:tc>
-        <w:tc>
-          <w:tcPr>
-            <w:tcW w:w="5812" w:type="dxa"/>
+              <w:t>Prosseguimento do Cumprimento</w:t>
+            </w:r>
+          </w:p>
+        </w:tc>
+        <w:tc>
+          <w:tcPr>
+            <w:tcW w:w="7938" w:type="dxa"/>
           </w:tcPr>
           <w:p>
             <w:pPr>
@@ -43206,7 +45402,25 @@
               <w:ind w:right="147"/>
             </w:pPr>
             <w:r>
-              <w:t>Evento de produção de prova destinado à análise técnica ou científica de questão relevante para o processo.</w:t>
+              <w:t>Continuação dos atos necessários para cumprir o que ainda está pendente da obrigação.</w:t>
+            </w:r>
+          </w:p>
+        </w:tc>
+        <w:tc>
+          <w:tcPr>
+            <w:tcW w:w="3544" w:type="dxa"/>
+          </w:tcPr>
+          <w:p>
+            <w:pPr>
+              <w:pStyle w:val="Corpodetexto"/>
+              <w:tabs>
+                <w:tab w:val="left" w:pos="1077"/>
+              </w:tabs>
+              <w:spacing w:before="100"/>
+              <w:ind w:right="147"/>
+            </w:pPr>
+            <w:r>
+              <w:t>Legislação</w:t>
             </w:r>
           </w:p>
         </w:tc>
@@ -43217,7 +45431,7 @@
         </w:trPr>
         <w:tc>
           <w:tcPr>
-            <w:tcW w:w="3544" w:type="dxa"/>
+            <w:tcW w:w="3686" w:type="dxa"/>
           </w:tcPr>
           <w:p>
             <w:pPr>
@@ -43236,13 +45450,13 @@
                 <w:b w:val="0"/>
                 <w:bCs w:val="0"/>
               </w:rPr>
-              <w:t>Recurso Desprovido</w:t>
-            </w:r>
-          </w:p>
-        </w:tc>
-        <w:tc>
-          <w:tcPr>
-            <w:tcW w:w="5812" w:type="dxa"/>
+              <w:t>Protocolização</w:t>
+            </w:r>
+          </w:p>
+        </w:tc>
+        <w:tc>
+          <w:tcPr>
+            <w:tcW w:w="7938" w:type="dxa"/>
           </w:tcPr>
           <w:p>
             <w:pPr>
@@ -43254,7 +45468,25 @@
               <w:ind w:right="147"/>
             </w:pPr>
             <w:r>
-              <w:t>Resultado em que o mérito do recurso é apreciado, mas suas pretensões são rejeitadas, mantendo-se a decisão recorrida.</w:t>
+              <w:t>Ato de registrar formalmente um pedido no órgão judicial.</w:t>
+            </w:r>
+          </w:p>
+        </w:tc>
+        <w:tc>
+          <w:tcPr>
+            <w:tcW w:w="3544" w:type="dxa"/>
+          </w:tcPr>
+          <w:p>
+            <w:pPr>
+              <w:pStyle w:val="Corpodetexto"/>
+              <w:tabs>
+                <w:tab w:val="left" w:pos="1077"/>
+              </w:tabs>
+              <w:spacing w:before="100"/>
+              <w:ind w:right="147"/>
+            </w:pPr>
+            <w:r>
+              <w:t>Legislação</w:t>
             </w:r>
           </w:p>
         </w:tc>
@@ -43265,7 +45497,7 @@
         </w:trPr>
         <w:tc>
           <w:tcPr>
-            <w:tcW w:w="3544" w:type="dxa"/>
+            <w:tcW w:w="3686" w:type="dxa"/>
           </w:tcPr>
           <w:p>
             <w:pPr>
@@ -43284,13 +45516,13 @@
                 <w:b w:val="0"/>
                 <w:bCs w:val="0"/>
               </w:rPr>
-              <w:t>Recurso Inominado</w:t>
-            </w:r>
-          </w:p>
-        </w:tc>
-        <w:tc>
-          <w:tcPr>
-            <w:tcW w:w="5812" w:type="dxa"/>
+              <w:t>Prova Complementar Produzida</w:t>
+            </w:r>
+          </w:p>
+        </w:tc>
+        <w:tc>
+          <w:tcPr>
+            <w:tcW w:w="7938" w:type="dxa"/>
           </w:tcPr>
           <w:p>
             <w:pPr>
@@ -43302,7 +45534,25 @@
               <w:ind w:right="147"/>
             </w:pPr>
             <w:r>
-              <w:t>Documento recursal utilizado para impugnar sentença proferida no âmbito do Juizado Especial Federal.</w:t>
+              <w:t>Situação em que a prova adicional já foi produzida e pode ser analisada. Isso não significa que ela resolveu todas as dúvidas.</w:t>
+            </w:r>
+          </w:p>
+        </w:tc>
+        <w:tc>
+          <w:tcPr>
+            <w:tcW w:w="3544" w:type="dxa"/>
+          </w:tcPr>
+          <w:p>
+            <w:pPr>
+              <w:pStyle w:val="Corpodetexto"/>
+              <w:tabs>
+                <w:tab w:val="left" w:pos="1077"/>
+              </w:tabs>
+              <w:spacing w:before="100"/>
+              <w:ind w:right="147"/>
+            </w:pPr>
+            <w:r>
+              <w:t>Legislação</w:t>
             </w:r>
           </w:p>
         </w:tc>
@@ -43313,7 +45563,7 @@
         </w:trPr>
         <w:tc>
           <w:tcPr>
-            <w:tcW w:w="3544" w:type="dxa"/>
+            <w:tcW w:w="3686" w:type="dxa"/>
           </w:tcPr>
           <w:p>
             <w:pPr>
@@ -43332,13 +45582,13 @@
                 <w:b w:val="0"/>
                 <w:bCs w:val="0"/>
               </w:rPr>
-              <w:t>Recurso Interposto</w:t>
-            </w:r>
-          </w:p>
-        </w:tc>
-        <w:tc>
-          <w:tcPr>
-            <w:tcW w:w="5812" w:type="dxa"/>
+              <w:t>Provas Insuficientes</w:t>
+            </w:r>
+          </w:p>
+        </w:tc>
+        <w:tc>
+          <w:tcPr>
+            <w:tcW w:w="7938" w:type="dxa"/>
           </w:tcPr>
           <w:p>
             <w:pPr>
@@ -43350,7 +45600,25 @@
               <w:ind w:right="147"/>
             </w:pPr>
             <w:r>
-              <w:t>Situação resultante da apresentação de recurso contra a sentença.</w:t>
+              <w:t>Resultado da análise que aponta que as provas não esclarecem suficientemente os fatos examinados. Isso não impede todo tipo de julgamento.</w:t>
+            </w:r>
+          </w:p>
+        </w:tc>
+        <w:tc>
+          <w:tcPr>
+            <w:tcW w:w="3544" w:type="dxa"/>
+          </w:tcPr>
+          <w:p>
+            <w:pPr>
+              <w:pStyle w:val="Corpodetexto"/>
+              <w:tabs>
+                <w:tab w:val="left" w:pos="1077"/>
+              </w:tabs>
+              <w:spacing w:before="100"/>
+              <w:ind w:right="147"/>
+            </w:pPr>
+            <w:r>
+              <w:t>Legislação</w:t>
             </w:r>
           </w:p>
         </w:tc>
@@ -43361,7 +45629,7 @@
         </w:trPr>
         <w:tc>
           <w:tcPr>
-            <w:tcW w:w="3544" w:type="dxa"/>
+            <w:tcW w:w="3686" w:type="dxa"/>
           </w:tcPr>
           <w:p>
             <w:pPr>
@@ -43380,13 +45648,14 @@
                 <w:b w:val="0"/>
                 <w:bCs w:val="0"/>
               </w:rPr>
-              <w:t>Recurso Parcialmente Provido</w:t>
-            </w:r>
-          </w:p>
-        </w:tc>
-        <w:tc>
-          <w:tcPr>
-            <w:tcW w:w="5812" w:type="dxa"/>
+              <w:lastRenderedPageBreak/>
+              <w:t>Provas Suficientes</w:t>
+            </w:r>
+          </w:p>
+        </w:tc>
+        <w:tc>
+          <w:tcPr>
+            <w:tcW w:w="7938" w:type="dxa"/>
           </w:tcPr>
           <w:p>
             <w:pPr>
@@ -43398,7 +45667,25 @@
               <w:ind w:right="147"/>
             </w:pPr>
             <w:r>
-              <w:t>Resultado em que apenas parte da pretensão recursal é acolhida.</w:t>
+              <w:t>Resultado da análise que aponta que as provas disponíveis permitem decidir as questões examinadas. Não significa que o autor ganhará a ação.</w:t>
+            </w:r>
+          </w:p>
+        </w:tc>
+        <w:tc>
+          <w:tcPr>
+            <w:tcW w:w="3544" w:type="dxa"/>
+          </w:tcPr>
+          <w:p>
+            <w:pPr>
+              <w:pStyle w:val="Corpodetexto"/>
+              <w:tabs>
+                <w:tab w:val="left" w:pos="1077"/>
+              </w:tabs>
+              <w:spacing w:before="100"/>
+              <w:ind w:right="147"/>
+            </w:pPr>
+            <w:r>
+              <w:t>Legislação</w:t>
             </w:r>
           </w:p>
         </w:tc>
@@ -43409,7 +45696,7 @@
         </w:trPr>
         <w:tc>
           <w:tcPr>
-            <w:tcW w:w="3544" w:type="dxa"/>
+            <w:tcW w:w="3686" w:type="dxa"/>
           </w:tcPr>
           <w:p>
             <w:pPr>
@@ -43428,13 +45715,13 @@
                 <w:b w:val="0"/>
                 <w:bCs w:val="0"/>
               </w:rPr>
-              <w:t>Recurso Provido</w:t>
-            </w:r>
-          </w:p>
-        </w:tc>
-        <w:tc>
-          <w:tcPr>
-            <w:tcW w:w="5812" w:type="dxa"/>
+              <w:t>Realização de Perícia</w:t>
+            </w:r>
+          </w:p>
+        </w:tc>
+        <w:tc>
+          <w:tcPr>
+            <w:tcW w:w="7938" w:type="dxa"/>
           </w:tcPr>
           <w:p>
             <w:pPr>
@@ -43446,11 +45733,25 @@
               <w:ind w:right="147"/>
             </w:pPr>
             <w:r>
-              <w:t xml:space="preserve">Resultado em que o recurso é acolhido, produzindo </w:t>
-            </w:r>
-            <w:r>
-              <w:lastRenderedPageBreak/>
-              <w:t>alteração da decisão recorrida nos termos reconhecidos pelo órgão julgador.</w:t>
+              <w:t>Ato de realizar um exame técnico ou científico para esclarecer uma questão do processo.</w:t>
+            </w:r>
+          </w:p>
+        </w:tc>
+        <w:tc>
+          <w:tcPr>
+            <w:tcW w:w="3544" w:type="dxa"/>
+          </w:tcPr>
+          <w:p>
+            <w:pPr>
+              <w:pStyle w:val="Corpodetexto"/>
+              <w:tabs>
+                <w:tab w:val="left" w:pos="1077"/>
+              </w:tabs>
+              <w:spacing w:before="100"/>
+              <w:ind w:right="147"/>
+            </w:pPr>
+            <w:r>
+              <w:t>Legislação</w:t>
             </w:r>
           </w:p>
         </w:tc>
@@ -43461,7 +45762,7 @@
         </w:trPr>
         <w:tc>
           <w:tcPr>
-            <w:tcW w:w="3544" w:type="dxa"/>
+            <w:tcW w:w="3686" w:type="dxa"/>
           </w:tcPr>
           <w:p>
             <w:pPr>
@@ -43480,14 +45781,13 @@
                 <w:b w:val="0"/>
                 <w:bCs w:val="0"/>
               </w:rPr>
-              <w:lastRenderedPageBreak/>
-              <w:t>Regra de Competência</w:t>
-            </w:r>
-          </w:p>
-        </w:tc>
-        <w:tc>
-          <w:tcPr>
-            <w:tcW w:w="5812" w:type="dxa"/>
+              <w:t>Recurso Desprovido</w:t>
+            </w:r>
+          </w:p>
+        </w:tc>
+        <w:tc>
+          <w:tcPr>
+            <w:tcW w:w="7938" w:type="dxa"/>
           </w:tcPr>
           <w:p>
             <w:pPr>
@@ -43499,7 +45799,25 @@
               <w:ind w:right="147"/>
             </w:pPr>
             <w:r>
-              <w:t>Regra jurídica que estabelece critérios para determinar qual órgão judicial possui competência para apreciar determinada causa.</w:t>
+              <w:t>Resultado em que o pedido de revisão é analisado e rejeitado, mantendo-se a decisão nos pontos examinados.</w:t>
+            </w:r>
+          </w:p>
+        </w:tc>
+        <w:tc>
+          <w:tcPr>
+            <w:tcW w:w="3544" w:type="dxa"/>
+          </w:tcPr>
+          <w:p>
+            <w:pPr>
+              <w:pStyle w:val="Corpodetexto"/>
+              <w:tabs>
+                <w:tab w:val="left" w:pos="1077"/>
+              </w:tabs>
+              <w:spacing w:before="100"/>
+              <w:ind w:right="147"/>
+            </w:pPr>
+            <w:r>
+              <w:t>Legislação</w:t>
             </w:r>
           </w:p>
         </w:tc>
@@ -43510,7 +45828,7 @@
         </w:trPr>
         <w:tc>
           <w:tcPr>
-            <w:tcW w:w="3544" w:type="dxa"/>
+            <w:tcW w:w="3686" w:type="dxa"/>
           </w:tcPr>
           <w:p>
             <w:pPr>
@@ -43529,13 +45847,13 @@
                 <w:b w:val="0"/>
                 <w:bCs w:val="0"/>
               </w:rPr>
-              <w:t>Regra de Prazo Recursal</w:t>
-            </w:r>
-          </w:p>
-        </w:tc>
-        <w:tc>
-          <w:tcPr>
-            <w:tcW w:w="5812" w:type="dxa"/>
+              <w:t>Recurso Inominado</w:t>
+            </w:r>
+          </w:p>
+        </w:tc>
+        <w:tc>
+          <w:tcPr>
+            <w:tcW w:w="7938" w:type="dxa"/>
           </w:tcPr>
           <w:p>
             <w:pPr>
@@ -43547,7 +45865,25 @@
               <w:ind w:right="147"/>
             </w:pPr>
             <w:r>
-              <w:t>Regra jurídica que estabelece o período disponível para a interposição de determinado recurso.</w:t>
+              <w:t>Recurso usado para pedir a revisão de uma sentença do Juizado nas hipóteses previstas em lei. No modelo, representa o documento apresentado.</w:t>
+            </w:r>
+          </w:p>
+        </w:tc>
+        <w:tc>
+          <w:tcPr>
+            <w:tcW w:w="3544" w:type="dxa"/>
+          </w:tcPr>
+          <w:p>
+            <w:pPr>
+              <w:pStyle w:val="Corpodetexto"/>
+              <w:tabs>
+                <w:tab w:val="left" w:pos="1077"/>
+              </w:tabs>
+              <w:spacing w:before="100"/>
+              <w:ind w:right="147"/>
+            </w:pPr>
+            <w:r>
+              <w:t>Legislação</w:t>
             </w:r>
           </w:p>
         </w:tc>
@@ -43558,7 +45894,7 @@
         </w:trPr>
         <w:tc>
           <w:tcPr>
-            <w:tcW w:w="3544" w:type="dxa"/>
+            <w:tcW w:w="3686" w:type="dxa"/>
           </w:tcPr>
           <w:p>
             <w:pPr>
@@ -43577,13 +45913,13 @@
                 <w:b w:val="0"/>
                 <w:bCs w:val="0"/>
               </w:rPr>
-              <w:t>Regra Jurídica</w:t>
-            </w:r>
-          </w:p>
-        </w:tc>
-        <w:tc>
-          <w:tcPr>
-            <w:tcW w:w="5812" w:type="dxa"/>
+              <w:t>Recurso Interposto</w:t>
+            </w:r>
+          </w:p>
+        </w:tc>
+        <w:tc>
+          <w:tcPr>
+            <w:tcW w:w="7938" w:type="dxa"/>
           </w:tcPr>
           <w:p>
             <w:pPr>
@@ -43595,7 +45931,25 @@
               <w:ind w:right="147"/>
             </w:pPr>
             <w:r>
-              <w:t>Norma jurídica que estabelece condições e consequências aplicáveis a determinada situação jurídica.</w:t>
+              <w:t>Situação em que um recurso já foi apresentado. Não significa que ele foi admitido ou aceito.</w:t>
+            </w:r>
+          </w:p>
+        </w:tc>
+        <w:tc>
+          <w:tcPr>
+            <w:tcW w:w="3544" w:type="dxa"/>
+          </w:tcPr>
+          <w:p>
+            <w:pPr>
+              <w:pStyle w:val="Corpodetexto"/>
+              <w:tabs>
+                <w:tab w:val="left" w:pos="1077"/>
+              </w:tabs>
+              <w:spacing w:before="100"/>
+              <w:ind w:right="147"/>
+            </w:pPr>
+            <w:r>
+              <w:t>Legislação</w:t>
             </w:r>
           </w:p>
         </w:tc>
@@ -43606,7 +45960,7 @@
         </w:trPr>
         <w:tc>
           <w:tcPr>
-            <w:tcW w:w="3544" w:type="dxa"/>
+            <w:tcW w:w="3686" w:type="dxa"/>
           </w:tcPr>
           <w:p>
             <w:pPr>
@@ -43625,13 +45979,13 @@
                 <w:b w:val="0"/>
                 <w:bCs w:val="0"/>
               </w:rPr>
-              <w:t>Relação Jurídico-Processual</w:t>
-            </w:r>
-          </w:p>
-        </w:tc>
-        <w:tc>
-          <w:tcPr>
-            <w:tcW w:w="5812" w:type="dxa"/>
+              <w:t>Recurso Parcialmente Provido</w:t>
+            </w:r>
+          </w:p>
+        </w:tc>
+        <w:tc>
+          <w:tcPr>
+            <w:tcW w:w="7938" w:type="dxa"/>
           </w:tcPr>
           <w:p>
             <w:pPr>
@@ -43643,7 +45997,25 @@
               <w:ind w:right="147"/>
             </w:pPr>
             <w:r>
-              <w:t>Relação estabelecida no processo que vincula os participantes processuais no exercício de seus respectivos papéis.</w:t>
+              <w:t>Resultado em que apenas parte do pedido feito no recurso é aceita.</w:t>
+            </w:r>
+          </w:p>
+        </w:tc>
+        <w:tc>
+          <w:tcPr>
+            <w:tcW w:w="3544" w:type="dxa"/>
+          </w:tcPr>
+          <w:p>
+            <w:pPr>
+              <w:pStyle w:val="Corpodetexto"/>
+              <w:tabs>
+                <w:tab w:val="left" w:pos="1077"/>
+              </w:tabs>
+              <w:spacing w:before="100"/>
+              <w:ind w:right="147"/>
+            </w:pPr>
+            <w:r>
+              <w:t>Legislação</w:t>
             </w:r>
           </w:p>
         </w:tc>
@@ -43654,7 +46026,7 @@
         </w:trPr>
         <w:tc>
           <w:tcPr>
-            <w:tcW w:w="3544" w:type="dxa"/>
+            <w:tcW w:w="3686" w:type="dxa"/>
           </w:tcPr>
           <w:p>
             <w:pPr>
@@ -43673,13 +46045,13 @@
                 <w:b w:val="0"/>
                 <w:bCs w:val="0"/>
               </w:rPr>
-              <w:t>Relação Recursal</w:t>
-            </w:r>
-          </w:p>
-        </w:tc>
-        <w:tc>
-          <w:tcPr>
-            <w:tcW w:w="5812" w:type="dxa"/>
+              <w:t>Recurso Provido</w:t>
+            </w:r>
+          </w:p>
+        </w:tc>
+        <w:tc>
+          <w:tcPr>
+            <w:tcW w:w="7938" w:type="dxa"/>
           </w:tcPr>
           <w:p>
             <w:pPr>
@@ -43691,7 +46063,25 @@
               <w:ind w:right="147"/>
             </w:pPr>
             <w:r>
-              <w:t>Relação constituída entre a parte recorrente e a sentença recorrida no contexto da impugnação da decisão.</w:t>
+              <w:t>Resultado em que o pedido feito no recurso é aceito, nos termos da decisão.</w:t>
+            </w:r>
+          </w:p>
+        </w:tc>
+        <w:tc>
+          <w:tcPr>
+            <w:tcW w:w="3544" w:type="dxa"/>
+          </w:tcPr>
+          <w:p>
+            <w:pPr>
+              <w:pStyle w:val="Corpodetexto"/>
+              <w:tabs>
+                <w:tab w:val="left" w:pos="1077"/>
+              </w:tabs>
+              <w:spacing w:before="100"/>
+              <w:ind w:right="147"/>
+            </w:pPr>
+            <w:r>
+              <w:t>Legislação</w:t>
             </w:r>
           </w:p>
         </w:tc>
@@ -43702,7 +46092,7 @@
         </w:trPr>
         <w:tc>
           <w:tcPr>
-            <w:tcW w:w="3544" w:type="dxa"/>
+            <w:tcW w:w="3686" w:type="dxa"/>
           </w:tcPr>
           <w:p>
             <w:pPr>
@@ -43721,13 +46111,13 @@
                 <w:b w:val="0"/>
                 <w:bCs w:val="0"/>
               </w:rPr>
-              <w:t>Remessa à Turma Recursal</w:t>
-            </w:r>
-          </w:p>
-        </w:tc>
-        <w:tc>
-          <w:tcPr>
-            <w:tcW w:w="5812" w:type="dxa"/>
+              <w:t>Regra de Competência</w:t>
+            </w:r>
+          </w:p>
+        </w:tc>
+        <w:tc>
+          <w:tcPr>
+            <w:tcW w:w="7938" w:type="dxa"/>
           </w:tcPr>
           <w:p>
             <w:pPr>
@@ -43739,7 +46129,25 @@
               <w:ind w:right="147"/>
             </w:pPr>
             <w:r>
-              <w:t>Evento de encaminhamento do recurso e do processo à Turma Recursal competente.</w:t>
+              <w:t>Regra que define qual órgão judicial pode analisar e julgar um caso.</w:t>
+            </w:r>
+          </w:p>
+        </w:tc>
+        <w:tc>
+          <w:tcPr>
+            <w:tcW w:w="3544" w:type="dxa"/>
+          </w:tcPr>
+          <w:p>
+            <w:pPr>
+              <w:pStyle w:val="Corpodetexto"/>
+              <w:tabs>
+                <w:tab w:val="left" w:pos="1077"/>
+              </w:tabs>
+              <w:spacing w:before="100"/>
+              <w:ind w:right="147"/>
+            </w:pPr>
+            <w:r>
+              <w:t>Legislação</w:t>
             </w:r>
           </w:p>
         </w:tc>
@@ -43750,7 +46158,7 @@
         </w:trPr>
         <w:tc>
           <w:tcPr>
-            <w:tcW w:w="3544" w:type="dxa"/>
+            <w:tcW w:w="3686" w:type="dxa"/>
           </w:tcPr>
           <w:p>
             <w:pPr>
@@ -43769,13 +46177,13 @@
                 <w:b w:val="0"/>
                 <w:bCs w:val="0"/>
               </w:rPr>
-              <w:t>Representação Processual</w:t>
-            </w:r>
-          </w:p>
-        </w:tc>
-        <w:tc>
-          <w:tcPr>
-            <w:tcW w:w="5812" w:type="dxa"/>
+              <w:t>Regra de Prazo Recursal</w:t>
+            </w:r>
+          </w:p>
+        </w:tc>
+        <w:tc>
+          <w:tcPr>
+            <w:tcW w:w="7938" w:type="dxa"/>
           </w:tcPr>
           <w:p>
             <w:pPr>
@@ -43787,7 +46195,25 @@
               <w:ind w:right="147"/>
             </w:pPr>
             <w:r>
-              <w:t>Relação que vincula uma parte processual ao sujeito que atua juridicamente em seu nome ou na defesa de seus interesses.</w:t>
+              <w:t>Regra que define o tempo e a forma de contagem do prazo para apresentar um recurso.</w:t>
+            </w:r>
+          </w:p>
+        </w:tc>
+        <w:tc>
+          <w:tcPr>
+            <w:tcW w:w="3544" w:type="dxa"/>
+          </w:tcPr>
+          <w:p>
+            <w:pPr>
+              <w:pStyle w:val="Corpodetexto"/>
+              <w:tabs>
+                <w:tab w:val="left" w:pos="1077"/>
+              </w:tabs>
+              <w:spacing w:before="100"/>
+              <w:ind w:right="147"/>
+            </w:pPr>
+            <w:r>
+              <w:t>Legislação</w:t>
             </w:r>
           </w:p>
         </w:tc>
@@ -43798,7 +46224,7 @@
         </w:trPr>
         <w:tc>
           <w:tcPr>
-            <w:tcW w:w="3544" w:type="dxa"/>
+            <w:tcW w:w="3686" w:type="dxa"/>
           </w:tcPr>
           <w:p>
             <w:pPr>
@@ -43817,13 +46243,13 @@
                 <w:b w:val="0"/>
                 <w:bCs w:val="0"/>
               </w:rPr>
-              <w:t>Representação Recursal</w:t>
-            </w:r>
-          </w:p>
-        </w:tc>
-        <w:tc>
-          <w:tcPr>
-            <w:tcW w:w="5812" w:type="dxa"/>
+              <w:t>Regra Jurídica</w:t>
+            </w:r>
+          </w:p>
+        </w:tc>
+        <w:tc>
+          <w:tcPr>
+            <w:tcW w:w="7938" w:type="dxa"/>
           </w:tcPr>
           <w:p>
             <w:pPr>
@@ -43835,7 +46261,25 @@
               <w:ind w:right="147"/>
             </w:pPr>
             <w:r>
-              <w:t>Representação processual exercida especificamente para a prática de atos na fase recursal.</w:t>
+              <w:t>Norma do Direito que estabelece o que se aplica quando certas condições são atendidas. É diferente do texto que a expressa.</w:t>
+            </w:r>
+          </w:p>
+        </w:tc>
+        <w:tc>
+          <w:tcPr>
+            <w:tcW w:w="3544" w:type="dxa"/>
+          </w:tcPr>
+          <w:p>
+            <w:pPr>
+              <w:pStyle w:val="Corpodetexto"/>
+              <w:tabs>
+                <w:tab w:val="left" w:pos="1077"/>
+              </w:tabs>
+              <w:spacing w:before="100"/>
+              <w:ind w:right="147"/>
+            </w:pPr>
+            <w:r>
+              <w:t>Legislação</w:t>
             </w:r>
           </w:p>
         </w:tc>
@@ -43846,7 +46290,7 @@
         </w:trPr>
         <w:tc>
           <w:tcPr>
-            <w:tcW w:w="3544" w:type="dxa"/>
+            <w:tcW w:w="3686" w:type="dxa"/>
           </w:tcPr>
           <w:p>
             <w:pPr>
@@ -43865,13 +46309,13 @@
                 <w:b w:val="0"/>
                 <w:bCs w:val="0"/>
               </w:rPr>
-              <w:t>Representante Designado</w:t>
-            </w:r>
-          </w:p>
-        </w:tc>
-        <w:tc>
-          <w:tcPr>
-            <w:tcW w:w="5812" w:type="dxa"/>
+              <w:t>Relação Jurídico-Processual</w:t>
+            </w:r>
+          </w:p>
+        </w:tc>
+        <w:tc>
+          <w:tcPr>
+            <w:tcW w:w="7938" w:type="dxa"/>
           </w:tcPr>
           <w:p>
             <w:pPr>
@@ -43883,7 +46327,25 @@
               <w:ind w:right="147"/>
             </w:pPr>
             <w:r>
-              <w:t>Pessoa especificamente indicada ou designada para exercer a representação de uma parte no processo.</w:t>
+              <w:t>Vínculo jurídico entre os participantes de um processo. Sua ligação com Processo Judicial Federal ainda precisa ser detalhada no modelo.</w:t>
+            </w:r>
+          </w:p>
+        </w:tc>
+        <w:tc>
+          <w:tcPr>
+            <w:tcW w:w="3544" w:type="dxa"/>
+          </w:tcPr>
+          <w:p>
+            <w:pPr>
+              <w:pStyle w:val="Corpodetexto"/>
+              <w:tabs>
+                <w:tab w:val="left" w:pos="1077"/>
+              </w:tabs>
+              <w:spacing w:before="100"/>
+              <w:ind w:right="147"/>
+            </w:pPr>
+            <w:r>
+              <w:t>Legislação</w:t>
             </w:r>
           </w:p>
         </w:tc>
@@ -43894,7 +46356,7 @@
         </w:trPr>
         <w:tc>
           <w:tcPr>
-            <w:tcW w:w="3544" w:type="dxa"/>
+            <w:tcW w:w="3686" w:type="dxa"/>
           </w:tcPr>
           <w:p>
             <w:pPr>
@@ -43913,13 +46375,13 @@
                 <w:b w:val="0"/>
                 <w:bCs w:val="0"/>
               </w:rPr>
-              <w:t>Representante Jurídico Federal</w:t>
-            </w:r>
-          </w:p>
-        </w:tc>
-        <w:tc>
-          <w:tcPr>
-            <w:tcW w:w="5812" w:type="dxa"/>
+              <w:t>Relação Recursal</w:t>
+            </w:r>
+          </w:p>
+        </w:tc>
+        <w:tc>
+          <w:tcPr>
+            <w:tcW w:w="7938" w:type="dxa"/>
           </w:tcPr>
           <w:p>
             <w:pPr>
@@ -43931,7 +46393,25 @@
               <w:ind w:right="147"/>
             </w:pPr>
             <w:r>
-              <w:t>Representante processual responsável pela atuação judicial em nome de entidade ou órgão da esfera federal.</w:t>
+              <w:t>Vínculo relacionado ao pedido de revisão de uma decisão. No desenho atual, liga a parte que recorre à sentença questionada.</w:t>
+            </w:r>
+          </w:p>
+        </w:tc>
+        <w:tc>
+          <w:tcPr>
+            <w:tcW w:w="3544" w:type="dxa"/>
+          </w:tcPr>
+          <w:p>
+            <w:pPr>
+              <w:pStyle w:val="Corpodetexto"/>
+              <w:tabs>
+                <w:tab w:val="left" w:pos="1077"/>
+              </w:tabs>
+              <w:spacing w:before="100"/>
+              <w:ind w:right="147"/>
+            </w:pPr>
+            <w:r>
+              <w:t>Legislação</w:t>
             </w:r>
           </w:p>
         </w:tc>
@@ -43942,7 +46422,7 @@
         </w:trPr>
         <w:tc>
           <w:tcPr>
-            <w:tcW w:w="3544" w:type="dxa"/>
+            <w:tcW w:w="3686" w:type="dxa"/>
           </w:tcPr>
           <w:p>
             <w:pPr>
@@ -43961,13 +46441,13 @@
                 <w:b w:val="0"/>
                 <w:bCs w:val="0"/>
               </w:rPr>
-              <w:t>Representante Processual</w:t>
-            </w:r>
-          </w:p>
-        </w:tc>
-        <w:tc>
-          <w:tcPr>
-            <w:tcW w:w="5812" w:type="dxa"/>
+              <w:t>Remessa à Turma Recursal</w:t>
+            </w:r>
+          </w:p>
+        </w:tc>
+        <w:tc>
+          <w:tcPr>
+            <w:tcW w:w="7938" w:type="dxa"/>
           </w:tcPr>
           <w:p>
             <w:pPr>
@@ -43979,7 +46459,25 @@
               <w:ind w:right="147"/>
             </w:pPr>
             <w:r>
-              <w:t>Sujeito que exerce a representação jurídica de uma parte no processo.</w:t>
+              <w:t>Ato de enviar o recurso ou o processo à Turma Recursal responsável por examiná-lo.</w:t>
+            </w:r>
+          </w:p>
+        </w:tc>
+        <w:tc>
+          <w:tcPr>
+            <w:tcW w:w="3544" w:type="dxa"/>
+          </w:tcPr>
+          <w:p>
+            <w:pPr>
+              <w:pStyle w:val="Corpodetexto"/>
+              <w:tabs>
+                <w:tab w:val="left" w:pos="1077"/>
+              </w:tabs>
+              <w:spacing w:before="100"/>
+              <w:ind w:right="147"/>
+            </w:pPr>
+            <w:r>
+              <w:t>Legislação</w:t>
             </w:r>
           </w:p>
         </w:tc>
@@ -43990,7 +46488,7 @@
         </w:trPr>
         <w:tc>
           <w:tcPr>
-            <w:tcW w:w="3544" w:type="dxa"/>
+            <w:tcW w:w="3686" w:type="dxa"/>
           </w:tcPr>
           <w:p>
             <w:pPr>
@@ -44009,13 +46507,13 @@
                 <w:b w:val="0"/>
                 <w:bCs w:val="0"/>
               </w:rPr>
-              <w:t>Requerimento Administrativo</w:t>
-            </w:r>
-          </w:p>
-        </w:tc>
-        <w:tc>
-          <w:tcPr>
-            <w:tcW w:w="5812" w:type="dxa"/>
+              <w:t>Representação Processual</w:t>
+            </w:r>
+          </w:p>
+        </w:tc>
+        <w:tc>
+          <w:tcPr>
+            <w:tcW w:w="7938" w:type="dxa"/>
           </w:tcPr>
           <w:p>
             <w:pPr>
@@ -44027,7 +46525,25 @@
               <w:ind w:right="147"/>
             </w:pPr>
             <w:r>
-              <w:t>Pedido formulado perante a Administração Pública com o objetivo de obter o reconhecimento ou a satisfação de determinada pretensão.</w:t>
+              <w:t>Relação entre uma parte e a pessoa autorizada a atuar em seu nome no processo.</w:t>
+            </w:r>
+          </w:p>
+        </w:tc>
+        <w:tc>
+          <w:tcPr>
+            <w:tcW w:w="3544" w:type="dxa"/>
+          </w:tcPr>
+          <w:p>
+            <w:pPr>
+              <w:pStyle w:val="Corpodetexto"/>
+              <w:tabs>
+                <w:tab w:val="left" w:pos="1077"/>
+              </w:tabs>
+              <w:spacing w:before="100"/>
+              <w:ind w:right="147"/>
+            </w:pPr>
+            <w:r>
+              <w:t>Legislação</w:t>
             </w:r>
           </w:p>
         </w:tc>
@@ -44038,7 +46554,7 @@
         </w:trPr>
         <w:tc>
           <w:tcPr>
-            <w:tcW w:w="3544" w:type="dxa"/>
+            <w:tcW w:w="3686" w:type="dxa"/>
           </w:tcPr>
           <w:p>
             <w:pPr>
@@ -44057,13 +46573,13 @@
                 <w:b w:val="0"/>
                 <w:bCs w:val="0"/>
               </w:rPr>
-              <w:t>Resistência Administrativa</w:t>
-            </w:r>
-          </w:p>
-        </w:tc>
-        <w:tc>
-          <w:tcPr>
-            <w:tcW w:w="5812" w:type="dxa"/>
+              <w:t>Representação Recursal</w:t>
+            </w:r>
+          </w:p>
+        </w:tc>
+        <w:tc>
+          <w:tcPr>
+            <w:tcW w:w="7938" w:type="dxa"/>
           </w:tcPr>
           <w:p>
             <w:pPr>
@@ -44075,7 +46591,25 @@
               <w:ind w:right="147"/>
             </w:pPr>
             <w:r>
-              <w:t>Situação em que a Administração Pública se opõe à pretensão apresentada pelo interessado.</w:t>
+              <w:t>Representação de uma parte durante a fase de recurso, observada a exigência de advogado.</w:t>
+            </w:r>
+          </w:p>
+        </w:tc>
+        <w:tc>
+          <w:tcPr>
+            <w:tcW w:w="3544" w:type="dxa"/>
+          </w:tcPr>
+          <w:p>
+            <w:pPr>
+              <w:pStyle w:val="Corpodetexto"/>
+              <w:tabs>
+                <w:tab w:val="left" w:pos="1077"/>
+              </w:tabs>
+              <w:spacing w:before="100"/>
+              <w:ind w:right="147"/>
+            </w:pPr>
+            <w:r>
+              <w:t>Legislação</w:t>
             </w:r>
           </w:p>
         </w:tc>
@@ -44086,7 +46620,7 @@
         </w:trPr>
         <w:tc>
           <w:tcPr>
-            <w:tcW w:w="3544" w:type="dxa"/>
+            <w:tcW w:w="3686" w:type="dxa"/>
           </w:tcPr>
           <w:p>
             <w:pPr>
@@ -44105,13 +46639,14 @@
                 <w:b w:val="0"/>
                 <w:bCs w:val="0"/>
               </w:rPr>
-              <w:t>Resultado da Análise Probatória</w:t>
-            </w:r>
-          </w:p>
-        </w:tc>
-        <w:tc>
-          <w:tcPr>
-            <w:tcW w:w="5812" w:type="dxa"/>
+              <w:lastRenderedPageBreak/>
+              <w:t>Representante Designado</w:t>
+            </w:r>
+          </w:p>
+        </w:tc>
+        <w:tc>
+          <w:tcPr>
+            <w:tcW w:w="7938" w:type="dxa"/>
           </w:tcPr>
           <w:p>
             <w:pPr>
@@ -44123,7 +46658,25 @@
               <w:ind w:right="147"/>
             </w:pPr>
             <w:r>
-              <w:t>Situação resultante da avaliação das provas disponíveis no processo.</w:t>
+              <w:t>Pessoa indicada por escrito para representar uma parte nas situações permitidas. Pode ser advogado ou não, conforme a fase e as regras aplicáveis.</w:t>
+            </w:r>
+          </w:p>
+        </w:tc>
+        <w:tc>
+          <w:tcPr>
+            <w:tcW w:w="3544" w:type="dxa"/>
+          </w:tcPr>
+          <w:p>
+            <w:pPr>
+              <w:pStyle w:val="Corpodetexto"/>
+              <w:tabs>
+                <w:tab w:val="left" w:pos="1077"/>
+              </w:tabs>
+              <w:spacing w:before="100"/>
+              <w:ind w:right="147"/>
+            </w:pPr>
+            <w:r>
+              <w:t>Legislação</w:t>
             </w:r>
           </w:p>
         </w:tc>
@@ -44134,7 +46687,7 @@
         </w:trPr>
         <w:tc>
           <w:tcPr>
-            <w:tcW w:w="3544" w:type="dxa"/>
+            <w:tcW w:w="3686" w:type="dxa"/>
           </w:tcPr>
           <w:p>
             <w:pPr>
@@ -44153,13 +46706,13 @@
                 <w:b w:val="0"/>
                 <w:bCs w:val="0"/>
               </w:rPr>
-              <w:t>Resultado do Cumprimento</w:t>
-            </w:r>
-          </w:p>
-        </w:tc>
-        <w:tc>
-          <w:tcPr>
-            <w:tcW w:w="5812" w:type="dxa"/>
+              <w:t>Representante Jurídico Federal</w:t>
+            </w:r>
+          </w:p>
+        </w:tc>
+        <w:tc>
+          <w:tcPr>
+            <w:tcW w:w="7938" w:type="dxa"/>
           </w:tcPr>
           <w:p>
             <w:pPr>
@@ -44171,7 +46724,25 @@
               <w:ind w:right="147"/>
             </w:pPr>
             <w:r>
-              <w:t>Situação resultante da verificação do grau de satisfação da obrigação judicial durante o cumprimento da sentença.</w:t>
+              <w:t>Pessoa que representa juridicamente uma entidade federal, conforme suas atribuições.</w:t>
+            </w:r>
+          </w:p>
+        </w:tc>
+        <w:tc>
+          <w:tcPr>
+            <w:tcW w:w="3544" w:type="dxa"/>
+          </w:tcPr>
+          <w:p>
+            <w:pPr>
+              <w:pStyle w:val="Corpodetexto"/>
+              <w:tabs>
+                <w:tab w:val="left" w:pos="1077"/>
+              </w:tabs>
+              <w:spacing w:before="100"/>
+              <w:ind w:right="147"/>
+            </w:pPr>
+            <w:r>
+              <w:t>Legislação</w:t>
             </w:r>
           </w:p>
         </w:tc>
@@ -44182,7 +46753,7 @@
         </w:trPr>
         <w:tc>
           <w:tcPr>
-            <w:tcW w:w="3544" w:type="dxa"/>
+            <w:tcW w:w="3686" w:type="dxa"/>
           </w:tcPr>
           <w:p>
             <w:pPr>
@@ -44201,13 +46772,13 @@
                 <w:b w:val="0"/>
                 <w:bCs w:val="0"/>
               </w:rPr>
-              <w:t>Resultado do Julgamento Recursal</w:t>
-            </w:r>
-          </w:p>
-        </w:tc>
-        <w:tc>
-          <w:tcPr>
-            <w:tcW w:w="5812" w:type="dxa"/>
+              <w:t>Representante Processual</w:t>
+            </w:r>
+          </w:p>
+        </w:tc>
+        <w:tc>
+          <w:tcPr>
+            <w:tcW w:w="7938" w:type="dxa"/>
           </w:tcPr>
           <w:p>
             <w:pPr>
@@ -44219,7 +46790,25 @@
               <w:ind w:right="147"/>
             </w:pPr>
             <w:r>
-              <w:t>Situação decorrente da decisão da Turma Recursal sobre o recurso apresentado.</w:t>
+              <w:t>Pessoa que atua em nome de uma parte no processo, dentro dos poderes que possui.</w:t>
+            </w:r>
+          </w:p>
+        </w:tc>
+        <w:tc>
+          <w:tcPr>
+            <w:tcW w:w="3544" w:type="dxa"/>
+          </w:tcPr>
+          <w:p>
+            <w:pPr>
+              <w:pStyle w:val="Corpodetexto"/>
+              <w:tabs>
+                <w:tab w:val="left" w:pos="1077"/>
+              </w:tabs>
+              <w:spacing w:before="100"/>
+              <w:ind w:right="147"/>
+            </w:pPr>
+            <w:r>
+              <w:t>Legislação</w:t>
             </w:r>
           </w:p>
         </w:tc>
@@ -44230,7 +46819,7 @@
         </w:trPr>
         <w:tc>
           <w:tcPr>
-            <w:tcW w:w="3544" w:type="dxa"/>
+            <w:tcW w:w="3686" w:type="dxa"/>
           </w:tcPr>
           <w:p>
             <w:pPr>
@@ -44249,13 +46838,13 @@
                 <w:b w:val="0"/>
                 <w:bCs w:val="0"/>
               </w:rPr>
-              <w:t>Sentença</w:t>
-            </w:r>
-          </w:p>
-        </w:tc>
-        <w:tc>
-          <w:tcPr>
-            <w:tcW w:w="5812" w:type="dxa"/>
+              <w:t>Requerimento Administrativo</w:t>
+            </w:r>
+          </w:p>
+        </w:tc>
+        <w:tc>
+          <w:tcPr>
+            <w:tcW w:w="7938" w:type="dxa"/>
           </w:tcPr>
           <w:p>
             <w:pPr>
@@ -44267,7 +46856,25 @@
               <w:ind w:right="147"/>
             </w:pPr>
             <w:r>
-              <w:t>Documento que formaliza a decisão proferida pelo juízo após o julgamento da causa.</w:t>
+              <w:t>Ato de fazer um pedido à Administração Pública. Sua necessidade antes da ação depende do caso.</w:t>
+            </w:r>
+          </w:p>
+        </w:tc>
+        <w:tc>
+          <w:tcPr>
+            <w:tcW w:w="3544" w:type="dxa"/>
+          </w:tcPr>
+          <w:p>
+            <w:pPr>
+              <w:pStyle w:val="Corpodetexto"/>
+              <w:tabs>
+                <w:tab w:val="left" w:pos="1077"/>
+              </w:tabs>
+              <w:spacing w:before="100"/>
+              <w:ind w:right="147"/>
+            </w:pPr>
+            <w:r>
+              <w:t>Legislação</w:t>
             </w:r>
           </w:p>
         </w:tc>
@@ -44278,7 +46885,7 @@
         </w:trPr>
         <w:tc>
           <w:tcPr>
-            <w:tcW w:w="3544" w:type="dxa"/>
+            <w:tcW w:w="3686" w:type="dxa"/>
           </w:tcPr>
           <w:p>
             <w:pPr>
@@ -44297,13 +46904,13 @@
                 <w:b w:val="0"/>
                 <w:bCs w:val="0"/>
               </w:rPr>
-              <w:t>Sentença Homologatória</w:t>
-            </w:r>
-          </w:p>
-        </w:tc>
-        <w:tc>
-          <w:tcPr>
-            <w:tcW w:w="5812" w:type="dxa"/>
+              <w:t>Resistência Administrativa</w:t>
+            </w:r>
+          </w:p>
+        </w:tc>
+        <w:tc>
+          <w:tcPr>
+            <w:tcW w:w="7938" w:type="dxa"/>
           </w:tcPr>
           <w:p>
             <w:pPr>
@@ -44315,7 +46922,25 @@
               <w:ind w:right="147"/>
             </w:pPr>
             <w:r>
-              <w:t>Sentença que homologa acordo, reconhecimento ou outra situação submetida à apreciação judicial.</w:t>
+              <w:t>Situação em que a Administração se opõe ao pedido do interessado. Não deve ser presumida apenas porque houve demora.</w:t>
+            </w:r>
+          </w:p>
+        </w:tc>
+        <w:tc>
+          <w:tcPr>
+            <w:tcW w:w="3544" w:type="dxa"/>
+          </w:tcPr>
+          <w:p>
+            <w:pPr>
+              <w:pStyle w:val="Corpodetexto"/>
+              <w:tabs>
+                <w:tab w:val="left" w:pos="1077"/>
+              </w:tabs>
+              <w:spacing w:before="100"/>
+              <w:ind w:right="147"/>
+            </w:pPr>
+            <w:r>
+              <w:t>Legislação</w:t>
             </w:r>
           </w:p>
         </w:tc>
@@ -44326,7 +46951,7 @@
         </w:trPr>
         <w:tc>
           <w:tcPr>
-            <w:tcW w:w="3544" w:type="dxa"/>
+            <w:tcW w:w="3686" w:type="dxa"/>
           </w:tcPr>
           <w:p>
             <w:pPr>
@@ -44345,13 +46970,13 @@
                 <w:b w:val="0"/>
                 <w:bCs w:val="0"/>
               </w:rPr>
-              <w:t>Sentença Recorrida</w:t>
-            </w:r>
-          </w:p>
-        </w:tc>
-        <w:tc>
-          <w:tcPr>
-            <w:tcW w:w="5812" w:type="dxa"/>
+              <w:t>Resultado da Análise de Cabimento</w:t>
+            </w:r>
+          </w:p>
+        </w:tc>
+        <w:tc>
+          <w:tcPr>
+            <w:tcW w:w="7938" w:type="dxa"/>
           </w:tcPr>
           <w:p>
             <w:pPr>
@@ -44363,12 +46988,23 @@
               <w:ind w:right="147"/>
             </w:pPr>
             <w:r>
-              <w:t xml:space="preserve">Papel assumido pela sentença quando ela é objeto de </w:t>
-            </w:r>
-            <w:r>
-              <w:lastRenderedPageBreak/>
-              <w:t>impugnação por meio de recurso.</w:t>
-            </w:r>
+              <w:t>Conclusão da avaliação sobre a possibilidade de o caso tramitar no Juizado Especial Federal.</w:t>
+            </w:r>
+          </w:p>
+        </w:tc>
+        <w:tc>
+          <w:tcPr>
+            <w:tcW w:w="3544" w:type="dxa"/>
+          </w:tcPr>
+          <w:p>
+            <w:pPr>
+              <w:pStyle w:val="Corpodetexto"/>
+              <w:tabs>
+                <w:tab w:val="left" w:pos="1077"/>
+              </w:tabs>
+              <w:spacing w:before="100"/>
+              <w:ind w:right="147"/>
+            </w:pPr>
           </w:p>
         </w:tc>
       </w:tr>
@@ -44378,7 +47014,7 @@
         </w:trPr>
         <w:tc>
           <w:tcPr>
-            <w:tcW w:w="3544" w:type="dxa"/>
+            <w:tcW w:w="3686" w:type="dxa"/>
           </w:tcPr>
           <w:p>
             <w:pPr>
@@ -44397,14 +47033,13 @@
                 <w:b w:val="0"/>
                 <w:bCs w:val="0"/>
               </w:rPr>
-              <w:lastRenderedPageBreak/>
-              <w:t>Sentença Transitada em Julgado</w:t>
-            </w:r>
-          </w:p>
-        </w:tc>
-        <w:tc>
-          <w:tcPr>
-            <w:tcW w:w="5812" w:type="dxa"/>
+              <w:t>Resultado da Análise Probatória</w:t>
+            </w:r>
+          </w:p>
+        </w:tc>
+        <w:tc>
+          <w:tcPr>
+            <w:tcW w:w="7938" w:type="dxa"/>
           </w:tcPr>
           <w:p>
             <w:pPr>
@@ -44416,17 +47051,26 @@
               <w:ind w:right="147"/>
             </w:pPr>
             <w:r>
-              <w:t>Situação em que a sentença se tornou definitiva, não estando mais sujeita a recurso.</w:t>
-            </w:r>
-          </w:p>
-          <w:p>
-            <w:pPr>
-              <w:ind w:firstLine="720"/>
-              <w:rPr>
-                <w:sz w:val="24"/>
-                <w:szCs w:val="24"/>
-              </w:rPr>
-            </w:pPr>
+              <w:t>Conclusão da análise das provas disponíveis em determinado momento do processo.</w:t>
+            </w:r>
+          </w:p>
+        </w:tc>
+        <w:tc>
+          <w:tcPr>
+            <w:tcW w:w="3544" w:type="dxa"/>
+          </w:tcPr>
+          <w:p>
+            <w:pPr>
+              <w:pStyle w:val="Corpodetexto"/>
+              <w:tabs>
+                <w:tab w:val="left" w:pos="1077"/>
+              </w:tabs>
+              <w:spacing w:before="100"/>
+              <w:ind w:right="147"/>
+            </w:pPr>
+            <w:r>
+              <w:t>Legislação</w:t>
+            </w:r>
           </w:p>
         </w:tc>
       </w:tr>
@@ -44436,7 +47080,7 @@
         </w:trPr>
         <w:tc>
           <w:tcPr>
-            <w:tcW w:w="3544" w:type="dxa"/>
+            <w:tcW w:w="3686" w:type="dxa"/>
           </w:tcPr>
           <w:p>
             <w:pPr>
@@ -44455,13 +47099,13 @@
                 <w:b w:val="0"/>
                 <w:bCs w:val="0"/>
               </w:rPr>
-              <w:t>Serventuário da Justiça</w:t>
-            </w:r>
-          </w:p>
-        </w:tc>
-        <w:tc>
-          <w:tcPr>
-            <w:tcW w:w="5812" w:type="dxa"/>
+              <w:t>Resultado da Determinação de Audiência</w:t>
+            </w:r>
+          </w:p>
+        </w:tc>
+        <w:tc>
+          <w:tcPr>
+            <w:tcW w:w="7938" w:type="dxa"/>
           </w:tcPr>
           <w:p>
             <w:pPr>
@@ -44473,8 +47117,23 @@
               <w:ind w:right="147"/>
             </w:pPr>
             <w:r>
-              <w:t>Pessoa que exerce função de apoio técnico, administrativo ou auxiliar à atividade jurisdicional.</w:t>
-            </w:r>
+              <w:t>Resultado da decisão de marcar ou dispensar uma audiência.</w:t>
+            </w:r>
+          </w:p>
+        </w:tc>
+        <w:tc>
+          <w:tcPr>
+            <w:tcW w:w="3544" w:type="dxa"/>
+          </w:tcPr>
+          <w:p>
+            <w:pPr>
+              <w:pStyle w:val="Corpodetexto"/>
+              <w:tabs>
+                <w:tab w:val="left" w:pos="1077"/>
+              </w:tabs>
+              <w:spacing w:before="100"/>
+              <w:ind w:right="147"/>
+            </w:pPr>
           </w:p>
         </w:tc>
       </w:tr>
@@ -44484,7 +47143,7 @@
         </w:trPr>
         <w:tc>
           <w:tcPr>
-            <w:tcW w:w="3544" w:type="dxa"/>
+            <w:tcW w:w="3686" w:type="dxa"/>
           </w:tcPr>
           <w:p>
             <w:pPr>
@@ -44503,13 +47162,13 @@
                 <w:b w:val="0"/>
                 <w:bCs w:val="0"/>
               </w:rPr>
-              <w:t>Servidor Judicial</w:t>
-            </w:r>
-          </w:p>
-        </w:tc>
-        <w:tc>
-          <w:tcPr>
-            <w:tcW w:w="5812" w:type="dxa"/>
+              <w:t>Resultado do Cumprimento</w:t>
+            </w:r>
+          </w:p>
+        </w:tc>
+        <w:tc>
+          <w:tcPr>
+            <w:tcW w:w="7938" w:type="dxa"/>
           </w:tcPr>
           <w:p>
             <w:pPr>
@@ -44521,7 +47180,25 @@
               <w:ind w:right="147"/>
             </w:pPr>
             <w:r>
-              <w:t>Serventuário que atua no apoio administrativo e operacional das atividades do órgão judicial.</w:t>
+              <w:t>Verificação de quanto da obrigação já foi cumprido em determinado momento.</w:t>
+            </w:r>
+          </w:p>
+        </w:tc>
+        <w:tc>
+          <w:tcPr>
+            <w:tcW w:w="3544" w:type="dxa"/>
+          </w:tcPr>
+          <w:p>
+            <w:pPr>
+              <w:pStyle w:val="Corpodetexto"/>
+              <w:tabs>
+                <w:tab w:val="left" w:pos="1077"/>
+              </w:tabs>
+              <w:spacing w:before="100"/>
+              <w:ind w:right="147"/>
+            </w:pPr>
+            <w:r>
+              <w:t>Legislação</w:t>
             </w:r>
           </w:p>
         </w:tc>
@@ -44532,7 +47209,7 @@
         </w:trPr>
         <w:tc>
           <w:tcPr>
-            <w:tcW w:w="3544" w:type="dxa"/>
+            <w:tcW w:w="3686" w:type="dxa"/>
           </w:tcPr>
           <w:p>
             <w:pPr>
@@ -44551,13 +47228,13 @@
                 <w:b w:val="0"/>
                 <w:bCs w:val="0"/>
               </w:rPr>
-              <w:t>Situação Processual</w:t>
-            </w:r>
-          </w:p>
-        </w:tc>
-        <w:tc>
-          <w:tcPr>
-            <w:tcW w:w="5812" w:type="dxa"/>
+              <w:t>Resultado do Julgamento Recursal</w:t>
+            </w:r>
+          </w:p>
+        </w:tc>
+        <w:tc>
+          <w:tcPr>
+            <w:tcW w:w="7938" w:type="dxa"/>
           </w:tcPr>
           <w:p>
             <w:pPr>
@@ -44569,7 +47246,25 @@
               <w:ind w:right="147"/>
             </w:pPr>
             <w:r>
-              <w:t>Estado em que o processo se encontra em determinado momento de sua tramitação.</w:t>
+              <w:t>Resultado da decisão sobre o recurso, como sua aceitação, rejeição ou não conhecimento.</w:t>
+            </w:r>
+          </w:p>
+        </w:tc>
+        <w:tc>
+          <w:tcPr>
+            <w:tcW w:w="3544" w:type="dxa"/>
+          </w:tcPr>
+          <w:p>
+            <w:pPr>
+              <w:pStyle w:val="Corpodetexto"/>
+              <w:tabs>
+                <w:tab w:val="left" w:pos="1077"/>
+              </w:tabs>
+              <w:spacing w:before="100"/>
+              <w:ind w:right="147"/>
+            </w:pPr>
+            <w:r>
+              <w:t>Legislação</w:t>
             </w:r>
           </w:p>
         </w:tc>
@@ -44580,7 +47275,7 @@
         </w:trPr>
         <w:tc>
           <w:tcPr>
-            <w:tcW w:w="3544" w:type="dxa"/>
+            <w:tcW w:w="3686" w:type="dxa"/>
           </w:tcPr>
           <w:p>
             <w:pPr>
@@ -44599,13 +47294,13 @@
                 <w:b w:val="0"/>
                 <w:bCs w:val="0"/>
               </w:rPr>
-              <w:t>Tentativa de Conciliação</w:t>
-            </w:r>
-          </w:p>
-        </w:tc>
-        <w:tc>
-          <w:tcPr>
-            <w:tcW w:w="5812" w:type="dxa"/>
+              <w:t>Sentença</w:t>
+            </w:r>
+          </w:p>
+        </w:tc>
+        <w:tc>
+          <w:tcPr>
+            <w:tcW w:w="7938" w:type="dxa"/>
           </w:tcPr>
           <w:p>
             <w:pPr>
@@ -44617,7 +47312,25 @@
               <w:ind w:right="147"/>
             </w:pPr>
             <w:r>
-              <w:t>Ato processual em que demandante e demandado, com participação do conciliador, buscam alcançar solução consensual para a controvérsia.</w:t>
+              <w:t>Documento que registra a decisão do juiz ao encerrar a análise da causa ou a execução. É diferente do ato de julgar.</w:t>
+            </w:r>
+          </w:p>
+        </w:tc>
+        <w:tc>
+          <w:tcPr>
+            <w:tcW w:w="3544" w:type="dxa"/>
+          </w:tcPr>
+          <w:p>
+            <w:pPr>
+              <w:pStyle w:val="Corpodetexto"/>
+              <w:tabs>
+                <w:tab w:val="left" w:pos="1077"/>
+              </w:tabs>
+              <w:spacing w:before="100"/>
+              <w:ind w:right="147"/>
+            </w:pPr>
+            <w:r>
+              <w:t>Legislação</w:t>
             </w:r>
           </w:p>
         </w:tc>
@@ -44628,7 +47341,7 @@
         </w:trPr>
         <w:tc>
           <w:tcPr>
-            <w:tcW w:w="3544" w:type="dxa"/>
+            <w:tcW w:w="3686" w:type="dxa"/>
           </w:tcPr>
           <w:p>
             <w:pPr>
@@ -44647,13 +47360,13 @@
                 <w:b w:val="0"/>
                 <w:bCs w:val="0"/>
               </w:rPr>
-              <w:t>Testemunha</w:t>
-            </w:r>
-          </w:p>
-        </w:tc>
-        <w:tc>
-          <w:tcPr>
-            <w:tcW w:w="5812" w:type="dxa"/>
+              <w:t>Sentença Homologatória</w:t>
+            </w:r>
+          </w:p>
+        </w:tc>
+        <w:tc>
+          <w:tcPr>
+            <w:tcW w:w="7938" w:type="dxa"/>
           </w:tcPr>
           <w:p>
             <w:pPr>
@@ -44665,7 +47378,25 @@
               <w:ind w:right="147"/>
             </w:pPr>
             <w:r>
-              <w:t>Pessoa que participa da produção probatória prestando depoimento sobre fatos de que tenha conhecimento.</w:t>
+              <w:t>Neste trabalho, sentença em que o juiz aprova um acordo entre as partes.</w:t>
+            </w:r>
+          </w:p>
+        </w:tc>
+        <w:tc>
+          <w:tcPr>
+            <w:tcW w:w="3544" w:type="dxa"/>
+          </w:tcPr>
+          <w:p>
+            <w:pPr>
+              <w:pStyle w:val="Corpodetexto"/>
+              <w:tabs>
+                <w:tab w:val="left" w:pos="1077"/>
+              </w:tabs>
+              <w:spacing w:before="100"/>
+              <w:ind w:right="147"/>
+            </w:pPr>
+            <w:r>
+              <w:t>Legislação</w:t>
             </w:r>
           </w:p>
         </w:tc>
@@ -44676,7 +47407,7 @@
         </w:trPr>
         <w:tc>
           <w:tcPr>
-            <w:tcW w:w="3544" w:type="dxa"/>
+            <w:tcW w:w="3686" w:type="dxa"/>
           </w:tcPr>
           <w:p>
             <w:pPr>
@@ -44695,13 +47426,13 @@
                 <w:b w:val="0"/>
                 <w:bCs w:val="0"/>
               </w:rPr>
-              <w:t>Testemunho Colhido</w:t>
-            </w:r>
-          </w:p>
-        </w:tc>
-        <w:tc>
-          <w:tcPr>
-            <w:tcW w:w="5812" w:type="dxa"/>
+              <w:t>Sentença Recorrida</w:t>
+            </w:r>
+          </w:p>
+        </w:tc>
+        <w:tc>
+          <w:tcPr>
+            <w:tcW w:w="7938" w:type="dxa"/>
           </w:tcPr>
           <w:p>
             <w:pPr>
@@ -44713,7 +47444,25 @@
               <w:ind w:right="147"/>
             </w:pPr>
             <w:r>
-              <w:t>Situação processual resultante da realização da oitiva de testemunha.</w:t>
+              <w:t>Sentença que está sendo questionada por meio de um recurso. Continua sendo a mesma sentença, agora nessa condição.</w:t>
+            </w:r>
+          </w:p>
+        </w:tc>
+        <w:tc>
+          <w:tcPr>
+            <w:tcW w:w="3544" w:type="dxa"/>
+          </w:tcPr>
+          <w:p>
+            <w:pPr>
+              <w:pStyle w:val="Corpodetexto"/>
+              <w:tabs>
+                <w:tab w:val="left" w:pos="1077"/>
+              </w:tabs>
+              <w:spacing w:before="100"/>
+              <w:ind w:right="147"/>
+            </w:pPr>
+            <w:r>
+              <w:t>Legislação</w:t>
             </w:r>
           </w:p>
         </w:tc>
@@ -44724,7 +47473,7 @@
         </w:trPr>
         <w:tc>
           <w:tcPr>
-            <w:tcW w:w="3544" w:type="dxa"/>
+            <w:tcW w:w="3686" w:type="dxa"/>
           </w:tcPr>
           <w:p>
             <w:pPr>
@@ -44743,13 +47492,33 @@
                 <w:b w:val="0"/>
                 <w:bCs w:val="0"/>
               </w:rPr>
-              <w:t>Trânsito em Julgado</w:t>
-            </w:r>
-          </w:p>
-        </w:tc>
-        <w:tc>
-          <w:tcPr>
-            <w:tcW w:w="5812" w:type="dxa"/>
+              <w:t>Sentença Transitada em Julgado</w:t>
+            </w:r>
+          </w:p>
+        </w:tc>
+        <w:tc>
+          <w:tcPr>
+            <w:tcW w:w="7938" w:type="dxa"/>
+          </w:tcPr>
+          <w:p>
+            <w:pPr>
+              <w:rPr>
+                <w:sz w:val="24"/>
+                <w:szCs w:val="24"/>
+              </w:rPr>
+            </w:pPr>
+            <w:r>
+              <w:rPr>
+                <w:sz w:val="24"/>
+                <w:szCs w:val="24"/>
+              </w:rPr>
+              <w:t>Situação em que a sentença não pode mais ser questionada por recurso. Os efeitos sobre o pedido dependem do tipo de decisão.</w:t>
+            </w:r>
+          </w:p>
+        </w:tc>
+        <w:tc>
+          <w:tcPr>
+            <w:tcW w:w="3544" w:type="dxa"/>
           </w:tcPr>
           <w:p>
             <w:pPr>
@@ -44761,7 +47530,7 @@
               <w:ind w:right="147"/>
             </w:pPr>
             <w:r>
-              <w:t>Evento que torna a decisão definitiva por não ser mais suscetível de recurso.</w:t>
+              <w:t>Legislação</w:t>
             </w:r>
           </w:p>
         </w:tc>
@@ -44772,7 +47541,7 @@
         </w:trPr>
         <w:tc>
           <w:tcPr>
-            <w:tcW w:w="3544" w:type="dxa"/>
+            <w:tcW w:w="3686" w:type="dxa"/>
           </w:tcPr>
           <w:p>
             <w:pPr>
@@ -44791,13 +47560,13 @@
                 <w:b w:val="0"/>
                 <w:bCs w:val="0"/>
               </w:rPr>
-              <w:t>Turma Recursal</w:t>
-            </w:r>
-          </w:p>
-        </w:tc>
-        <w:tc>
-          <w:tcPr>
-            <w:tcW w:w="5812" w:type="dxa"/>
+              <w:t>Serventuário da Justiça</w:t>
+            </w:r>
+          </w:p>
+        </w:tc>
+        <w:tc>
+          <w:tcPr>
+            <w:tcW w:w="7938" w:type="dxa"/>
           </w:tcPr>
           <w:p>
             <w:pPr>
@@ -44809,7 +47578,25 @@
               <w:ind w:right="147"/>
             </w:pPr>
             <w:r>
-              <w:t>Órgão colegiado responsável pelo julgamento dos recursos interpostos contra decisões proferidas no âmbito dos Juizados Especiais Federais.</w:t>
+              <w:t xml:space="preserve">Nome usado no diagrama para quem exerce atividades de apoio à Justiça. </w:t>
+            </w:r>
+          </w:p>
+        </w:tc>
+        <w:tc>
+          <w:tcPr>
+            <w:tcW w:w="3544" w:type="dxa"/>
+          </w:tcPr>
+          <w:p>
+            <w:pPr>
+              <w:pStyle w:val="Corpodetexto"/>
+              <w:tabs>
+                <w:tab w:val="left" w:pos="1077"/>
+              </w:tabs>
+              <w:spacing w:before="100"/>
+              <w:ind w:right="147"/>
+            </w:pPr>
+            <w:r>
+              <w:t>Legislação</w:t>
             </w:r>
           </w:p>
         </w:tc>
@@ -44820,7 +47607,7 @@
         </w:trPr>
         <w:tc>
           <w:tcPr>
-            <w:tcW w:w="3544" w:type="dxa"/>
+            <w:tcW w:w="3686" w:type="dxa"/>
           </w:tcPr>
           <w:p>
             <w:pPr>
@@ -44839,13 +47626,14 @@
                 <w:b w:val="0"/>
                 <w:bCs w:val="0"/>
               </w:rPr>
-              <w:t>União Federal</w:t>
-            </w:r>
-          </w:p>
-        </w:tc>
-        <w:tc>
-          <w:tcPr>
-            <w:tcW w:w="5812" w:type="dxa"/>
+              <w:lastRenderedPageBreak/>
+              <w:t>Servidor Judicial</w:t>
+            </w:r>
+          </w:p>
+        </w:tc>
+        <w:tc>
+          <w:tcPr>
+            <w:tcW w:w="7938" w:type="dxa"/>
           </w:tcPr>
           <w:p>
             <w:pPr>
@@ -44857,7 +47645,25 @@
               <w:ind w:right="147"/>
             </w:pPr>
             <w:r>
-              <w:t>Pessoa jurídica de direito público que representa a esfera federal da Administração Pública direta.</w:t>
+              <w:t>Pessoa vinculada ao serviço do Judiciário que realiza atividades de apoio ao funcionamento do órgão e dos processos.</w:t>
+            </w:r>
+          </w:p>
+        </w:tc>
+        <w:tc>
+          <w:tcPr>
+            <w:tcW w:w="3544" w:type="dxa"/>
+          </w:tcPr>
+          <w:p>
+            <w:pPr>
+              <w:pStyle w:val="Corpodetexto"/>
+              <w:tabs>
+                <w:tab w:val="left" w:pos="1077"/>
+              </w:tabs>
+              <w:spacing w:before="100"/>
+              <w:ind w:right="147"/>
+            </w:pPr>
+            <w:r>
+              <w:t>Legislação</w:t>
             </w:r>
           </w:p>
         </w:tc>
@@ -44868,7 +47674,7 @@
         </w:trPr>
         <w:tc>
           <w:tcPr>
-            <w:tcW w:w="3544" w:type="dxa"/>
+            <w:tcW w:w="3686" w:type="dxa"/>
           </w:tcPr>
           <w:p>
             <w:pPr>
@@ -44887,13 +47693,13 @@
                 <w:b w:val="0"/>
                 <w:bCs w:val="0"/>
               </w:rPr>
-              <w:t>Valor da Causa</w:t>
-            </w:r>
-          </w:p>
-        </w:tc>
-        <w:tc>
-          <w:tcPr>
-            <w:tcW w:w="5812" w:type="dxa"/>
+              <w:t>Situação Processual</w:t>
+            </w:r>
+          </w:p>
+        </w:tc>
+        <w:tc>
+          <w:tcPr>
+            <w:tcW w:w="7938" w:type="dxa"/>
           </w:tcPr>
           <w:p>
             <w:pPr>
@@ -44902,10 +47708,490 @@
                 <w:tab w:val="left" w:pos="1077"/>
               </w:tabs>
               <w:spacing w:before="100"/>
-              <w:ind w:right="147" w:firstLine="720"/>
-            </w:pPr>
-            <w:r>
-              <w:t>Expressão econômica atribuída à demanda para fins processuais.</w:t>
+              <w:ind w:right="147"/>
+            </w:pPr>
+            <w:r>
+              <w:t>Condição em que o processo se encontra em determinado momento. Mais de uma condição pode existir ao mesmo tempo.</w:t>
+            </w:r>
+          </w:p>
+        </w:tc>
+        <w:tc>
+          <w:tcPr>
+            <w:tcW w:w="3544" w:type="dxa"/>
+          </w:tcPr>
+          <w:p>
+            <w:pPr>
+              <w:pStyle w:val="Corpodetexto"/>
+              <w:tabs>
+                <w:tab w:val="left" w:pos="1077"/>
+              </w:tabs>
+              <w:spacing w:before="100"/>
+              <w:ind w:right="147"/>
+            </w:pPr>
+            <w:r>
+              <w:t>Legislação</w:t>
+            </w:r>
+          </w:p>
+        </w:tc>
+      </w:tr>
+      <w:tr>
+        <w:trPr>
+          <w:trHeight w:val="301"/>
+        </w:trPr>
+        <w:tc>
+          <w:tcPr>
+            <w:tcW w:w="3686" w:type="dxa"/>
+          </w:tcPr>
+          <w:p>
+            <w:pPr>
+              <w:pStyle w:val="Corpodetexto"/>
+              <w:spacing w:before="100"/>
+              <w:ind w:right="147"/>
+              <w:rPr>
+                <w:rStyle w:val="Forte"/>
+                <w:b w:val="0"/>
+                <w:bCs w:val="0"/>
+              </w:rPr>
+            </w:pPr>
+            <w:r>
+              <w:rPr>
+                <w:rStyle w:val="Forte"/>
+                <w:b w:val="0"/>
+                <w:bCs w:val="0"/>
+              </w:rPr>
+              <w:t>Tentativa de Conciliação</w:t>
+            </w:r>
+          </w:p>
+        </w:tc>
+        <w:tc>
+          <w:tcPr>
+            <w:tcW w:w="7938" w:type="dxa"/>
+          </w:tcPr>
+          <w:p>
+            <w:pPr>
+              <w:pStyle w:val="Corpodetexto"/>
+              <w:tabs>
+                <w:tab w:val="left" w:pos="1077"/>
+              </w:tabs>
+              <w:spacing w:before="100"/>
+              <w:ind w:right="147"/>
+            </w:pPr>
+            <w:r>
+              <w:t>Ato de buscar um acordo entre as partes. A tentativa pode terminar sem acordo.</w:t>
+            </w:r>
+          </w:p>
+        </w:tc>
+        <w:tc>
+          <w:tcPr>
+            <w:tcW w:w="3544" w:type="dxa"/>
+          </w:tcPr>
+          <w:p>
+            <w:pPr>
+              <w:pStyle w:val="Corpodetexto"/>
+              <w:tabs>
+                <w:tab w:val="left" w:pos="1077"/>
+              </w:tabs>
+              <w:spacing w:before="100"/>
+              <w:ind w:right="147"/>
+            </w:pPr>
+            <w:r>
+              <w:t>Legislação</w:t>
+            </w:r>
+          </w:p>
+        </w:tc>
+      </w:tr>
+      <w:tr>
+        <w:trPr>
+          <w:trHeight w:val="301"/>
+        </w:trPr>
+        <w:tc>
+          <w:tcPr>
+            <w:tcW w:w="3686" w:type="dxa"/>
+          </w:tcPr>
+          <w:p>
+            <w:pPr>
+              <w:pStyle w:val="Corpodetexto"/>
+              <w:spacing w:before="100"/>
+              <w:ind w:right="147"/>
+              <w:rPr>
+                <w:rStyle w:val="Forte"/>
+                <w:b w:val="0"/>
+                <w:bCs w:val="0"/>
+              </w:rPr>
+            </w:pPr>
+            <w:r>
+              <w:rPr>
+                <w:rStyle w:val="Forte"/>
+                <w:b w:val="0"/>
+                <w:bCs w:val="0"/>
+              </w:rPr>
+              <w:t>Testemunha</w:t>
+            </w:r>
+          </w:p>
+        </w:tc>
+        <w:tc>
+          <w:tcPr>
+            <w:tcW w:w="7938" w:type="dxa"/>
+          </w:tcPr>
+          <w:p>
+            <w:pPr>
+              <w:pStyle w:val="Corpodetexto"/>
+              <w:tabs>
+                <w:tab w:val="left" w:pos="1077"/>
+              </w:tabs>
+              <w:spacing w:before="100"/>
+              <w:ind w:right="147"/>
+            </w:pPr>
+            <w:r>
+              <w:t>Pessoa que relata o que sabe sobre fatos importantes para o processo.</w:t>
+            </w:r>
+          </w:p>
+        </w:tc>
+        <w:tc>
+          <w:tcPr>
+            <w:tcW w:w="3544" w:type="dxa"/>
+          </w:tcPr>
+          <w:p>
+            <w:pPr>
+              <w:pStyle w:val="Corpodetexto"/>
+              <w:tabs>
+                <w:tab w:val="left" w:pos="1077"/>
+              </w:tabs>
+              <w:spacing w:before="100"/>
+              <w:ind w:right="147"/>
+            </w:pPr>
+            <w:r>
+              <w:t>Legislação</w:t>
+            </w:r>
+          </w:p>
+        </w:tc>
+      </w:tr>
+      <w:tr>
+        <w:trPr>
+          <w:trHeight w:val="301"/>
+        </w:trPr>
+        <w:tc>
+          <w:tcPr>
+            <w:tcW w:w="3686" w:type="dxa"/>
+          </w:tcPr>
+          <w:p>
+            <w:pPr>
+              <w:pStyle w:val="Corpodetexto"/>
+              <w:spacing w:before="100"/>
+              <w:ind w:right="147"/>
+              <w:rPr>
+                <w:rStyle w:val="Forte"/>
+                <w:b w:val="0"/>
+                <w:bCs w:val="0"/>
+              </w:rPr>
+            </w:pPr>
+            <w:r>
+              <w:rPr>
+                <w:rStyle w:val="Forte"/>
+                <w:b w:val="0"/>
+                <w:bCs w:val="0"/>
+              </w:rPr>
+              <w:t>Testemunho Colhido</w:t>
+            </w:r>
+          </w:p>
+        </w:tc>
+        <w:tc>
+          <w:tcPr>
+            <w:tcW w:w="7938" w:type="dxa"/>
+          </w:tcPr>
+          <w:p>
+            <w:pPr>
+              <w:pStyle w:val="Corpodetexto"/>
+              <w:tabs>
+                <w:tab w:val="left" w:pos="1077"/>
+              </w:tabs>
+              <w:spacing w:before="100"/>
+              <w:ind w:right="147"/>
+            </w:pPr>
+            <w:r>
+              <w:t>Situação em que o depoimento da testemunha já foi ouvido. O modelo não representa todo o conteúdo desse depoimento.</w:t>
+            </w:r>
+          </w:p>
+        </w:tc>
+        <w:tc>
+          <w:tcPr>
+            <w:tcW w:w="3544" w:type="dxa"/>
+          </w:tcPr>
+          <w:p>
+            <w:pPr>
+              <w:pStyle w:val="Corpodetexto"/>
+              <w:tabs>
+                <w:tab w:val="left" w:pos="1077"/>
+              </w:tabs>
+              <w:spacing w:before="100"/>
+              <w:ind w:right="147"/>
+            </w:pPr>
+            <w:r>
+              <w:t>Legislação</w:t>
+            </w:r>
+          </w:p>
+        </w:tc>
+      </w:tr>
+      <w:tr>
+        <w:trPr>
+          <w:trHeight w:val="301"/>
+        </w:trPr>
+        <w:tc>
+          <w:tcPr>
+            <w:tcW w:w="3686" w:type="dxa"/>
+          </w:tcPr>
+          <w:p>
+            <w:pPr>
+              <w:pStyle w:val="Corpodetexto"/>
+              <w:spacing w:before="100"/>
+              <w:ind w:right="147"/>
+              <w:rPr>
+                <w:rStyle w:val="Forte"/>
+                <w:b w:val="0"/>
+                <w:bCs w:val="0"/>
+              </w:rPr>
+            </w:pPr>
+            <w:r>
+              <w:rPr>
+                <w:rStyle w:val="Forte"/>
+                <w:b w:val="0"/>
+                <w:bCs w:val="0"/>
+              </w:rPr>
+              <w:t>Trânsito em Julgado</w:t>
+            </w:r>
+          </w:p>
+        </w:tc>
+        <w:tc>
+          <w:tcPr>
+            <w:tcW w:w="7938" w:type="dxa"/>
+          </w:tcPr>
+          <w:p>
+            <w:pPr>
+              <w:pStyle w:val="Corpodetexto"/>
+              <w:tabs>
+                <w:tab w:val="left" w:pos="1077"/>
+              </w:tabs>
+              <w:spacing w:before="100"/>
+              <w:ind w:right="147"/>
+            </w:pPr>
+            <w:r>
+              <w:t>Momento em que não cabe mais recurso contra a decisão. A certidão apenas registra essa ocorrência.</w:t>
+            </w:r>
+          </w:p>
+        </w:tc>
+        <w:tc>
+          <w:tcPr>
+            <w:tcW w:w="3544" w:type="dxa"/>
+          </w:tcPr>
+          <w:p>
+            <w:pPr>
+              <w:pStyle w:val="Corpodetexto"/>
+              <w:tabs>
+                <w:tab w:val="left" w:pos="1077"/>
+              </w:tabs>
+              <w:spacing w:before="100"/>
+              <w:ind w:right="147"/>
+            </w:pPr>
+            <w:r>
+              <w:t>Legislação</w:t>
+            </w:r>
+          </w:p>
+        </w:tc>
+      </w:tr>
+      <w:tr>
+        <w:trPr>
+          <w:trHeight w:val="301"/>
+        </w:trPr>
+        <w:tc>
+          <w:tcPr>
+            <w:tcW w:w="3686" w:type="dxa"/>
+          </w:tcPr>
+          <w:p>
+            <w:pPr>
+              <w:pStyle w:val="Corpodetexto"/>
+              <w:spacing w:before="100"/>
+              <w:ind w:right="147"/>
+              <w:rPr>
+                <w:rStyle w:val="Forte"/>
+                <w:b w:val="0"/>
+                <w:bCs w:val="0"/>
+              </w:rPr>
+            </w:pPr>
+            <w:r>
+              <w:rPr>
+                <w:rStyle w:val="Forte"/>
+                <w:b w:val="0"/>
+                <w:bCs w:val="0"/>
+              </w:rPr>
+              <w:t>Turma Recursal</w:t>
+            </w:r>
+          </w:p>
+        </w:tc>
+        <w:tc>
+          <w:tcPr>
+            <w:tcW w:w="7938" w:type="dxa"/>
+          </w:tcPr>
+          <w:p>
+            <w:pPr>
+              <w:pStyle w:val="Corpodetexto"/>
+              <w:tabs>
+                <w:tab w:val="left" w:pos="1077"/>
+              </w:tabs>
+              <w:spacing w:before="100"/>
+              <w:ind w:right="147"/>
+            </w:pPr>
+            <w:r>
+              <w:t>Órgão formado por juízes, responsável por julgar recursos no sistema dos Juizados.</w:t>
+            </w:r>
+          </w:p>
+        </w:tc>
+        <w:tc>
+          <w:tcPr>
+            <w:tcW w:w="3544" w:type="dxa"/>
+          </w:tcPr>
+          <w:p>
+            <w:pPr>
+              <w:pStyle w:val="Corpodetexto"/>
+              <w:tabs>
+                <w:tab w:val="left" w:pos="1077"/>
+              </w:tabs>
+              <w:spacing w:before="100"/>
+              <w:ind w:right="147"/>
+            </w:pPr>
+            <w:r>
+              <w:t>Legislação</w:t>
+            </w:r>
+          </w:p>
+        </w:tc>
+      </w:tr>
+      <w:tr>
+        <w:trPr>
+          <w:trHeight w:val="301"/>
+        </w:trPr>
+        <w:tc>
+          <w:tcPr>
+            <w:tcW w:w="3686" w:type="dxa"/>
+          </w:tcPr>
+          <w:p>
+            <w:pPr>
+              <w:pStyle w:val="Corpodetexto"/>
+              <w:spacing w:before="100"/>
+              <w:ind w:right="147"/>
+              <w:rPr>
+                <w:rStyle w:val="Forte"/>
+                <w:b w:val="0"/>
+                <w:bCs w:val="0"/>
+              </w:rPr>
+            </w:pPr>
+            <w:r>
+              <w:rPr>
+                <w:rStyle w:val="Forte"/>
+                <w:b w:val="0"/>
+                <w:bCs w:val="0"/>
+              </w:rPr>
+              <w:t>União Federal</w:t>
+            </w:r>
+          </w:p>
+        </w:tc>
+        <w:tc>
+          <w:tcPr>
+            <w:tcW w:w="7938" w:type="dxa"/>
+          </w:tcPr>
+          <w:p>
+            <w:pPr>
+              <w:pStyle w:val="Corpodetexto"/>
+              <w:tabs>
+                <w:tab w:val="left" w:pos="1077"/>
+              </w:tabs>
+              <w:spacing w:before="100"/>
+              <w:ind w:right="147"/>
+            </w:pPr>
+            <w:r>
+              <w:t>Ente público federal com direitos e obrigações próprios, distinto dos órgãos que integram sua estrutura.</w:t>
+            </w:r>
+          </w:p>
+        </w:tc>
+        <w:tc>
+          <w:tcPr>
+            <w:tcW w:w="3544" w:type="dxa"/>
+          </w:tcPr>
+          <w:p>
+            <w:pPr>
+              <w:pStyle w:val="Corpodetexto"/>
+              <w:tabs>
+                <w:tab w:val="left" w:pos="1077"/>
+              </w:tabs>
+              <w:spacing w:before="100"/>
+              <w:ind w:right="147"/>
+            </w:pPr>
+            <w:r>
+              <w:t>Legislação</w:t>
+            </w:r>
+          </w:p>
+        </w:tc>
+      </w:tr>
+      <w:tr>
+        <w:trPr>
+          <w:trHeight w:val="301"/>
+        </w:trPr>
+        <w:tc>
+          <w:tcPr>
+            <w:tcW w:w="3686" w:type="dxa"/>
+          </w:tcPr>
+          <w:p>
+            <w:pPr>
+              <w:pStyle w:val="Corpodetexto"/>
+              <w:spacing w:before="100"/>
+              <w:ind w:right="147"/>
+              <w:rPr>
+                <w:rStyle w:val="Forte"/>
+                <w:b w:val="0"/>
+                <w:bCs w:val="0"/>
+              </w:rPr>
+            </w:pPr>
+            <w:r>
+              <w:rPr>
+                <w:rStyle w:val="Forte"/>
+                <w:b w:val="0"/>
+                <w:bCs w:val="0"/>
+              </w:rPr>
+              <w:t>Valor da Causa</w:t>
+            </w:r>
+          </w:p>
+        </w:tc>
+        <w:tc>
+          <w:tcPr>
+            <w:tcW w:w="7938" w:type="dxa"/>
+          </w:tcPr>
+          <w:p>
+            <w:pPr>
+              <w:pStyle w:val="Corpodetexto"/>
+              <w:tabs>
+                <w:tab w:val="left" w:pos="1077"/>
+              </w:tabs>
+              <w:spacing w:before="100"/>
+              <w:ind w:right="147"/>
+            </w:pPr>
+            <w:r>
+              <w:t>Valor atribuído ao que se pede à Justiça, calculado conforme as regras legais. Não é necessariamente o valor que será reconhecido ou pago.</w:t>
+            </w:r>
+          </w:p>
+        </w:tc>
+        <w:tc>
+          <w:tcPr>
+            <w:tcW w:w="3544" w:type="dxa"/>
+          </w:tcPr>
+          <w:p>
+            <w:pPr>
+              <w:pStyle w:val="Corpodetexto"/>
+              <w:tabs>
+                <w:tab w:val="left" w:pos="1077"/>
+              </w:tabs>
+              <w:spacing w:before="100"/>
+              <w:ind w:right="147"/>
+            </w:pPr>
+            <w:r>
+              <w:t>Legislação</w:t>
             </w:r>
           </w:p>
         </w:tc>
@@ -44920,9 +48206,10 @@
       <w:headerReference w:type="even" r:id="rId52"/>
       <w:headerReference w:type="default" r:id="rId53"/>
       <w:footerReference w:type="even" r:id="rId54"/>
-      <w:pgSz w:w="11910" w:h="16840"/>
-      <w:pgMar w:top="1920" w:right="992" w:bottom="280" w:left="1559" w:header="0" w:footer="0" w:gutter="0"/>
+      <w:pgSz w:w="16840" w:h="11910" w:orient="landscape"/>
+      <w:pgMar w:top="1559" w:right="1920" w:bottom="992" w:left="280" w:header="0" w:footer="0" w:gutter="0"/>
       <w:cols w:space="720"/>
+      <w:docGrid w:linePitch="299"/>
     </w:sectPr>
   </w:body>
 </w:document>
@@ -49596,7 +52883,7 @@
     <w:charset w:val="00"/>
     <w:family w:val="roman"/>
     <w:pitch w:val="variable"/>
-    <w:sig w:usb0="E0002EFF" w:usb1="C000785B" w:usb2="00000009" w:usb3="00000000" w:csb0="000001FF" w:csb1="00000000"/>
+    <w:sig w:usb0="E0002AFF" w:usb1="C0007843" w:usb2="00000009" w:usb3="00000000" w:csb0="000001FF" w:csb1="00000000"/>
   </w:font>
   <w:font w:name="Palatino Linotype">
     <w:panose1 w:val="02040502050505030304"/>
@@ -49610,7 +52897,7 @@
     <w:charset w:val="00"/>
     <w:family w:val="swiss"/>
     <w:pitch w:val="variable"/>
-    <w:sig w:usb0="E0002EFF" w:usb1="C000785B" w:usb2="00000009" w:usb3="00000000" w:csb0="000001FF" w:csb1="00000000"/>
+    <w:sig w:usb0="E0002AFF" w:usb1="C0007843" w:usb2="00000009" w:usb3="00000000" w:csb0="000001FF" w:csb1="00000000"/>
   </w:font>
   <w:font w:name="Tahoma">
     <w:altName w:val="Tahoma"/>
@@ -49633,7 +52920,7 @@
     <w:charset w:val="00"/>
     <w:family w:val="swiss"/>
     <w:pitch w:val="variable"/>
-    <w:sig w:usb0="E4002EFF" w:usb1="C200247B" w:usb2="00000009" w:usb3="00000000" w:csb0="000001FF" w:csb1="00000000"/>
+    <w:sig w:usb0="E0002AFF" w:usb1="4000ACFF" w:usb2="00000001" w:usb3="00000000" w:csb0="000001FF" w:csb1="00000000"/>
   </w:font>
   <w:font w:name="Cambria">
     <w:panose1 w:val="02040503050406030204"/>
@@ -49654,7 +52941,7 @@
     <w:charset w:val="00"/>
     <w:family w:val="swiss"/>
     <w:pitch w:val="variable"/>
-    <w:sig w:usb0="E4002EFF" w:usb1="C200247B" w:usb2="00000009" w:usb3="00000000" w:csb0="000001FF" w:csb1="00000000"/>
+    <w:sig w:usb0="A0002AEF" w:usb1="4000207B" w:usb2="00000000" w:usb3="00000000" w:csb0="000001FF" w:csb1="00000000"/>
   </w:font>
 </w:fonts>
 </file>
@@ -49679,6 +52966,7 @@
     <w:rsid w:val="000040FF"/>
     <w:rsid w:val="00033E4B"/>
     <w:rsid w:val="000E7247"/>
+    <w:rsid w:val="003353D3"/>
     <w:rsid w:val="00452E91"/>
     <w:rsid w:val="00514671"/>
     <w:rsid w:val="005B33F5"/>
@@ -50480,7 +53768,7 @@
 </file>
 
 <file path=customXml/itemProps1.xml><?xml version="1.0" encoding="utf-8"?>
-<ds:datastoreItem xmlns:ds="http://schemas.openxmlformats.org/officeDocument/2006/customXml" ds:itemID="{6F3AA667-EF15-462C-8289-9550FA537420}">
+<ds:datastoreItem xmlns:ds="http://schemas.openxmlformats.org/officeDocument/2006/customXml" ds:itemID="{3D97C71F-CC53-4BD4-B06E-08824E81276E}">
   <ds:schemaRefs>
     <ds:schemaRef ds:uri="http://schemas.openxmlformats.org/officeDocument/2006/bibliography"/>
   </ds:schemaRefs>

--- a/backup/tcc-jec.docx
+++ b/backup/tcc-jec.docx
@@ -16055,13 +16055,13 @@
       </w:pPr>
       <w:r>
         <w:rPr>
-          <w:noProof/>
+          <w:w w:val="105"/>
         </w:rPr>
         <w:drawing>
-          <wp:inline distT="0" distB="0" distL="0" distR="0" wp14:anchorId="1331E313" wp14:editId="5E359A11">
-            <wp:extent cx="4966513" cy="3446396"/>
-            <wp:effectExtent l="0" t="0" r="5715" b="1905"/>
-            <wp:docPr id="19" name="Imagem 19" descr="pacotes"/>
+          <wp:inline distT="0" distB="0" distL="0" distR="0" wp14:anchorId="5C0FC211" wp14:editId="396107E2">
+            <wp:extent cx="6033135" cy="4207510"/>
+            <wp:effectExtent l="0" t="0" r="5715" b="2540"/>
+            <wp:docPr id="2" name="Imagem 2"/>
             <wp:cNvGraphicFramePr>
               <a:graphicFrameLocks xmlns:a="http://schemas.openxmlformats.org/drawingml/2006/main" noChangeAspect="1"/>
             </wp:cNvGraphicFramePr>
@@ -16069,36 +16069,23 @@
               <a:graphicData uri="http://schemas.openxmlformats.org/drawingml/2006/picture">
                 <pic:pic xmlns:pic="http://schemas.openxmlformats.org/drawingml/2006/picture">
                   <pic:nvPicPr>
-                    <pic:cNvPr id="0" name="rmiz-modal-img-14989538c878" descr="pacotes"/>
-                    <pic:cNvPicPr>
-                      <a:picLocks noChangeAspect="1" noChangeArrowheads="1"/>
-                    </pic:cNvPicPr>
+                    <pic:cNvPr id="1" name=""/>
+                    <pic:cNvPicPr/>
                   </pic:nvPicPr>
                   <pic:blipFill>
-                    <a:blip r:embed="rId27" cstate="print">
-                      <a:extLst>
-                        <a:ext uri="{28A0092B-C50C-407E-A947-70E740481C1C}">
-                          <a14:useLocalDpi xmlns:a14="http://schemas.microsoft.com/office/drawing/2010/main" val="0"/>
-                        </a:ext>
-                      </a:extLst>
-                    </a:blip>
-                    <a:srcRect/>
+                    <a:blip r:embed="rId27"/>
                     <a:stretch>
                       <a:fillRect/>
                     </a:stretch>
                   </pic:blipFill>
-                  <pic:spPr bwMode="auto">
+                  <pic:spPr>
                     <a:xfrm>
                       <a:off x="0" y="0"/>
-                      <a:ext cx="5072181" cy="3519722"/>
+                      <a:ext cx="6033135" cy="4207510"/>
                     </a:xfrm>
                     <a:prstGeom prst="rect">
                       <a:avLst/>
                     </a:prstGeom>
-                    <a:noFill/>
-                    <a:ln>
-                      <a:noFill/>
-                    </a:ln>
                   </pic:spPr>
                 </pic:pic>
               </a:graphicData>
@@ -16764,6 +16751,7 @@
                 <w:b/>
                 <w:bCs/>
               </w:rPr>
+              <w:lastRenderedPageBreak/>
               <w:t>Contestação</w:t>
             </w:r>
           </w:p>
@@ -16854,7 +16842,6 @@
                 <w:b/>
                 <w:bCs/>
               </w:rPr>
-              <w:lastRenderedPageBreak/>
               <w:t>Produção de Prova</w:t>
             </w:r>
           </w:p>
@@ -17684,7 +17671,15 @@
                 <w:i/>
                 <w:iCs/>
               </w:rPr>
-              <w:t>Relação Jurídico-Processual, Representação Processual, Obrigação Judicial, Competência Jurisdicional, Acordo Processual, Relação Recursal</w:t>
+              <w:t xml:space="preserve">Relação Jurídico-Processual, Representação Processual, Obrigação Judicial, Competência Jurisdicional, </w:t>
+            </w:r>
+            <w:r>
+              <w:rPr>
+                <w:i/>
+                <w:iCs/>
+              </w:rPr>
+              <w:lastRenderedPageBreak/>
+              <w:t>Acordo Processual, Relação Recursal</w:t>
             </w:r>
             <w:r>
               <w:t xml:space="preserve"> e outros relators específicos</w:t>
@@ -17713,6 +17708,7 @@
               </w:rPr>
             </w:pPr>
             <w:r>
+              <w:lastRenderedPageBreak/>
               <w:t>UFO-L</w:t>
             </w:r>
           </w:p>
@@ -17759,15 +17755,7 @@
                 <w:i/>
                 <w:iCs/>
               </w:rPr>
-              <w:t xml:space="preserve">Direito à Prestação e Dever </w:t>
-            </w:r>
-            <w:r>
-              <w:rPr>
-                <w:i/>
-                <w:iCs/>
-              </w:rPr>
-              <w:lastRenderedPageBreak/>
-              <w:t>de Prestação,</w:t>
+              <w:t>Direito à Prestação e Dever de Prestação,</w:t>
             </w:r>
             <w:r>
               <w:t xml:space="preserve"> vinculados à </w:t>
@@ -18295,7 +18283,14 @@
         <w:rPr>
           <w:lang w:val="pt-BR" w:eastAsia="pt-BR"/>
         </w:rPr>
-        <w:t xml:space="preserve"> representa os principais participantes envolvidos na relação processual e os papéis que podem ser desempenhados no contexto do Juizado Especial Federal Cível. A estrutura parte dos </w:t>
+        <w:t xml:space="preserve"> representa os principais participantes envolvidos na relação processual e os papéis que podem ser desempenhados no contexto do Juizado Especial </w:t>
+      </w:r>
+      <w:r>
+        <w:rPr>
+          <w:lang w:val="pt-BR" w:eastAsia="pt-BR"/>
+        </w:rPr>
+        <w:lastRenderedPageBreak/>
+        <w:t xml:space="preserve">Federal Cível. A estrutura parte dos </w:t>
       </w:r>
       <w:proofErr w:type="spellStart"/>
       <w:r>
@@ -18368,7 +18363,6 @@
         <w:rPr>
           <w:lang w:val="pt-BR" w:eastAsia="pt-BR"/>
         </w:rPr>
-        <w:lastRenderedPageBreak/>
         <w:t xml:space="preserve">O </w:t>
       </w:r>
       <w:r>
@@ -18879,6 +18873,7 @@
           <w:sz w:val="24"/>
           <w:szCs w:val="24"/>
         </w:rPr>
+        <w:lastRenderedPageBreak/>
         <w:t xml:space="preserve">Figura </w:t>
       </w:r>
       <w:r>
@@ -19055,7 +19050,6 @@
         <w:jc w:val="left"/>
       </w:pPr>
       <w:r>
-        <w:lastRenderedPageBreak/>
         <w:t>4.</w:t>
       </w:r>
       <w:r>
@@ -19470,6 +19464,7 @@
           <w:sz w:val="24"/>
           <w:szCs w:val="24"/>
         </w:rPr>
+        <w:lastRenderedPageBreak/>
         <w:t xml:space="preserve">Figura </w:t>
       </w:r>
       <w:r>
@@ -19734,14 +19729,7 @@
         <w:rPr>
           <w:lang w:val="pt-BR" w:eastAsia="pt-BR"/>
         </w:rPr>
-        <w:t xml:space="preserve">. Essa modelagem evidencia que a representação processual não </w:t>
-      </w:r>
-      <w:r>
-        <w:rPr>
-          <w:lang w:val="pt-BR" w:eastAsia="pt-BR"/>
-        </w:rPr>
-        <w:lastRenderedPageBreak/>
-        <w:t>constitui uma característica essencial da pessoa, mas um papel assumido por ela quando atua na representação de uma das partes em determinado processo.</w:t>
+        <w:t>. Essa modelagem evidencia que a representação processual não constitui uma característica essencial da pessoa, mas um papel assumido por ela quando atua na representação de uma das partes em determinado processo.</w:t>
       </w:r>
     </w:p>
     <w:p>
@@ -20118,6 +20106,7 @@
           <w:u w:val="single"/>
           <w:lang w:val="pt-BR" w:eastAsia="pt-BR"/>
         </w:rPr>
+        <w:lastRenderedPageBreak/>
         <w:t>Representantes</w:t>
       </w:r>
       <w:r>
@@ -20424,14 +20413,7 @@
         <w:rPr>
           <w:lang w:val="pt-BR" w:eastAsia="pt-BR"/>
         </w:rPr>
-        <w:t xml:space="preserve">. Essa modelagem evidencia que </w:t>
-      </w:r>
-      <w:r>
-        <w:rPr>
-          <w:lang w:val="pt-BR" w:eastAsia="pt-BR"/>
-        </w:rPr>
-        <w:lastRenderedPageBreak/>
-        <w:t>a atuação como serventuário não corresponde a uma característica essencial da pessoa, mas a um papel assumido em razão de sua participação no contexto institucional e processual da Justiça.</w:t>
+        <w:t>. Essa modelagem evidencia que a atuação como serventuário não corresponde a uma característica essencial da pessoa, mas a um papel assumido em razão de sua participação no contexto institucional e processual da Justiça.</w:t>
       </w:r>
     </w:p>
     <w:p>
@@ -20784,6 +20766,7 @@
           <w:sz w:val="24"/>
           <w:szCs w:val="24"/>
         </w:rPr>
+        <w:lastRenderedPageBreak/>
         <w:t xml:space="preserve">Figura </w:t>
       </w:r>
       <w:r>
@@ -21048,15 +21031,7 @@
           <w:u w:val="single"/>
           <w:lang w:val="pt-BR" w:eastAsia="pt-BR"/>
         </w:rPr>
-        <w:t xml:space="preserve">Processo </w:t>
-      </w:r>
-      <w:r>
-        <w:rPr>
-          <w:u w:val="single"/>
-          <w:lang w:val="pt-BR" w:eastAsia="pt-BR"/>
-        </w:rPr>
-        <w:lastRenderedPageBreak/>
-        <w:t>Judicial Federal</w:t>
+        <w:t>Processo Judicial Federal</w:t>
       </w:r>
       <w:r>
         <w:rPr>
@@ -21107,7 +21082,32 @@
         <w:rPr>
           <w:lang w:val="pt-BR" w:eastAsia="pt-BR"/>
         </w:rPr>
-        <w:t xml:space="preserve"> e associada à Pessoa que pretende buscar determinada tutela jurisdicional. Essa pretensão reúne os principais elementos necessários à análise de cabimento, incluindo um ou mais </w:t>
+        <w:t xml:space="preserve"> e associada </w:t>
+      </w:r>
+      <w:r>
+        <w:rPr>
+          <w:lang w:val="pt-BR" w:eastAsia="pt-BR"/>
+        </w:rPr>
+        <w:t xml:space="preserve">ao </w:t>
+      </w:r>
+      <w:r>
+        <w:rPr>
+          <w:u w:val="single"/>
+          <w:lang w:val="pt-BR" w:eastAsia="pt-BR"/>
+        </w:rPr>
+        <w:t>Demandante</w:t>
+      </w:r>
+      <w:r>
+        <w:rPr>
+          <w:lang w:val="pt-BR" w:eastAsia="pt-BR"/>
+        </w:rPr>
+        <w:t xml:space="preserve"> </w:t>
+      </w:r>
+      <w:r>
+        <w:rPr>
+          <w:lang w:val="pt-BR" w:eastAsia="pt-BR"/>
+        </w:rPr>
+        <w:t xml:space="preserve">que pretende buscar determinada tutela jurisdicional. Essa pretensão reúne os principais elementos necessários à análise de cabimento, incluindo um ou mais </w:t>
       </w:r>
       <w:r>
         <w:rPr>
@@ -21424,6 +21424,7 @@
           <w:u w:val="single"/>
           <w:lang w:val="pt-BR" w:eastAsia="pt-BR"/>
         </w:rPr>
+        <w:lastRenderedPageBreak/>
         <w:t>Juizado Especial Federal Cível</w:t>
       </w:r>
       <w:r>
@@ -21574,7 +21575,6 @@
           <w:sz w:val="24"/>
           <w:szCs w:val="24"/>
         </w:rPr>
-        <w:lastRenderedPageBreak/>
         <w:t xml:space="preserve">Figura </w:t>
       </w:r>
       <w:r>
@@ -21653,13 +21653,13 @@
       </w:pPr>
       <w:r>
         <w:rPr>
-          <w:noProof/>
+          <w:lang w:val="pt-BR" w:eastAsia="pt-BR"/>
         </w:rPr>
         <w:drawing>
-          <wp:inline distT="0" distB="0" distL="0" distR="0" wp14:anchorId="4D8F0646" wp14:editId="739FCE3C">
-            <wp:extent cx="6033135" cy="5750560"/>
-            <wp:effectExtent l="0" t="0" r="5715" b="2540"/>
-            <wp:docPr id="17" name="Imagem 17" descr="pretencao"/>
+          <wp:inline distT="0" distB="0" distL="0" distR="0" wp14:anchorId="70B00F7D" wp14:editId="16109E09">
+            <wp:extent cx="6033135" cy="5833110"/>
+            <wp:effectExtent l="0" t="0" r="5715" b="0"/>
+            <wp:docPr id="21" name="Imagem 21"/>
             <wp:cNvGraphicFramePr>
               <a:graphicFrameLocks xmlns:a="http://schemas.openxmlformats.org/drawingml/2006/main" noChangeAspect="1"/>
             </wp:cNvGraphicFramePr>
@@ -21667,36 +21667,23 @@
               <a:graphicData uri="http://schemas.openxmlformats.org/drawingml/2006/picture">
                 <pic:pic xmlns:pic="http://schemas.openxmlformats.org/drawingml/2006/picture">
                   <pic:nvPicPr>
-                    <pic:cNvPr id="0" name="rmiz-modal-img-d188356a9fc8" descr="pretencao"/>
-                    <pic:cNvPicPr>
-                      <a:picLocks noChangeAspect="1" noChangeArrowheads="1"/>
-                    </pic:cNvPicPr>
+                    <pic:cNvPr id="1" name=""/>
+                    <pic:cNvPicPr/>
                   </pic:nvPicPr>
                   <pic:blipFill>
-                    <a:blip r:embed="rId32">
-                      <a:extLst>
-                        <a:ext uri="{28A0092B-C50C-407E-A947-70E740481C1C}">
-                          <a14:useLocalDpi xmlns:a14="http://schemas.microsoft.com/office/drawing/2010/main" val="0"/>
-                        </a:ext>
-                      </a:extLst>
-                    </a:blip>
-                    <a:srcRect/>
+                    <a:blip r:embed="rId32"/>
                     <a:stretch>
                       <a:fillRect/>
                     </a:stretch>
                   </pic:blipFill>
-                  <pic:spPr bwMode="auto">
+                  <pic:spPr>
                     <a:xfrm>
                       <a:off x="0" y="0"/>
-                      <a:ext cx="6033135" cy="5750560"/>
+                      <a:ext cx="6033135" cy="5833110"/>
                     </a:xfrm>
                     <a:prstGeom prst="rect">
                       <a:avLst/>
                     </a:prstGeom>
-                    <a:noFill/>
-                    <a:ln>
-                      <a:noFill/>
-                    </a:ln>
                   </pic:spPr>
                 </pic:pic>
               </a:graphicData>
@@ -21778,6 +21765,7 @@
         <w:rPr>
           <w:lang w:val="pt-BR" w:eastAsia="pt-BR"/>
         </w:rPr>
+        <w:lastRenderedPageBreak/>
         <w:t>O diagrama</w:t>
       </w:r>
       <w:r>
@@ -21958,7 +21946,6 @@
         <w:rPr>
           <w:lang w:val="pt-BR" w:eastAsia="pt-BR"/>
         </w:rPr>
-        <w:lastRenderedPageBreak/>
         <w:t xml:space="preserve">A representação jurídica das partes é formalizada pelo </w:t>
       </w:r>
       <w:r>
@@ -22595,7 +22582,14 @@
         <w:rPr>
           <w:lang w:val="pt-BR" w:eastAsia="pt-BR"/>
         </w:rPr>
-        <w:t>, tornando explícita a dependência entre a atribuição de competência ao órgão judicial e as normas jurídicas aplicáveis ao caso.</w:t>
+        <w:t xml:space="preserve">, tornando explícita a dependência entre a atribuição de competência ao órgão judicial e as normas jurídicas aplicáveis </w:t>
+      </w:r>
+      <w:r>
+        <w:rPr>
+          <w:lang w:val="pt-BR" w:eastAsia="pt-BR"/>
+        </w:rPr>
+        <w:lastRenderedPageBreak/>
+        <w:t>ao caso.</w:t>
       </w:r>
     </w:p>
     <w:p>
@@ -22645,7 +22639,6 @@
           <w:sz w:val="24"/>
           <w:szCs w:val="24"/>
         </w:rPr>
-        <w:lastRenderedPageBreak/>
         <w:t xml:space="preserve">Figura </w:t>
       </w:r>
       <w:r>
@@ -22724,14 +22717,13 @@
       </w:pPr>
       <w:r>
         <w:rPr>
-          <w:noProof/>
           <w:lang w:val="pt-BR" w:eastAsia="pt-BR"/>
         </w:rPr>
         <w:drawing>
-          <wp:inline distT="0" distB="0" distL="0" distR="0" wp14:anchorId="1C06C176" wp14:editId="57412D2B">
-            <wp:extent cx="6033135" cy="3060065"/>
-            <wp:effectExtent l="0" t="0" r="5715" b="6985"/>
-            <wp:docPr id="14" name="Imagem 14"/>
+          <wp:inline distT="0" distB="0" distL="0" distR="0" wp14:anchorId="5563BE2E" wp14:editId="523CCDDB">
+            <wp:extent cx="6033135" cy="3126105"/>
+            <wp:effectExtent l="0" t="0" r="5715" b="0"/>
+            <wp:docPr id="33" name="Imagem 33"/>
             <wp:cNvGraphicFramePr>
               <a:graphicFrameLocks xmlns:a="http://schemas.openxmlformats.org/drawingml/2006/main" noChangeAspect="1"/>
             </wp:cNvGraphicFramePr>
@@ -22751,7 +22743,7 @@
                   <pic:spPr>
                     <a:xfrm>
                       <a:off x="0" y="0"/>
-                      <a:ext cx="6033135" cy="3060065"/>
+                      <a:ext cx="6033135" cy="3126105"/>
                     </a:xfrm>
                     <a:prstGeom prst="rect">
                       <a:avLst/>
@@ -22910,7 +22902,14 @@
         <w:rPr>
           <w:lang w:val="pt-BR" w:eastAsia="pt-BR"/>
         </w:rPr>
-        <w:t xml:space="preserve"> representa os elementos utilizados para caracterizar a pretensão submetida ao Juizado Especial Federal Cível. O modelo distingue a própria </w:t>
+        <w:t xml:space="preserve"> representa os elementos utilizados para caracterizar a pretensão submetida ao Juizado Especial Federal Cível. O modelo distingue a </w:t>
+      </w:r>
+      <w:r>
+        <w:rPr>
+          <w:lang w:val="pt-BR" w:eastAsia="pt-BR"/>
+        </w:rPr>
+        <w:lastRenderedPageBreak/>
+        <w:t xml:space="preserve">própria </w:t>
       </w:r>
       <w:r>
         <w:rPr>
@@ -23003,15 +23002,7 @@
           <w:u w:val="single"/>
           <w:lang w:val="pt-BR" w:eastAsia="pt-BR"/>
         </w:rPr>
-        <w:t xml:space="preserve">Pedido </w:t>
-      </w:r>
-      <w:r>
-        <w:rPr>
-          <w:u w:val="single"/>
-          <w:lang w:val="pt-BR" w:eastAsia="pt-BR"/>
-        </w:rPr>
-        <w:lastRenderedPageBreak/>
-        <w:t>Processual</w:t>
+        <w:t>Pedido Processual</w:t>
       </w:r>
       <w:r>
         <w:rPr>
@@ -23462,13 +23453,13 @@
       </w:pPr>
       <w:r>
         <w:rPr>
-          <w:noProof/>
+          <w:lang w:val="pt-BR" w:eastAsia="pt-BR"/>
         </w:rPr>
         <w:drawing>
-          <wp:inline distT="0" distB="0" distL="0" distR="0" wp14:anchorId="2A7D9C06" wp14:editId="4AFBF16C">
-            <wp:extent cx="6033135" cy="3964305"/>
+          <wp:inline distT="0" distB="0" distL="0" distR="0" wp14:anchorId="17C7E586" wp14:editId="032EE4D1">
+            <wp:extent cx="6033135" cy="4046220"/>
             <wp:effectExtent l="0" t="0" r="5715" b="0"/>
-            <wp:docPr id="13" name="Imagem 13" descr="demanda-causa-pedido"/>
+            <wp:docPr id="30" name="Imagem 30"/>
             <wp:cNvGraphicFramePr>
               <a:graphicFrameLocks xmlns:a="http://schemas.openxmlformats.org/drawingml/2006/main" noChangeAspect="1"/>
             </wp:cNvGraphicFramePr>
@@ -23476,36 +23467,23 @@
               <a:graphicData uri="http://schemas.openxmlformats.org/drawingml/2006/picture">
                 <pic:pic xmlns:pic="http://schemas.openxmlformats.org/drawingml/2006/picture">
                   <pic:nvPicPr>
-                    <pic:cNvPr id="0" name="rmiz-modal-img-7f756998f168" descr="demanda-causa-pedido"/>
-                    <pic:cNvPicPr>
-                      <a:picLocks noChangeAspect="1" noChangeArrowheads="1"/>
-                    </pic:cNvPicPr>
+                    <pic:cNvPr id="1" name=""/>
+                    <pic:cNvPicPr/>
                   </pic:nvPicPr>
                   <pic:blipFill>
-                    <a:blip r:embed="rId34">
-                      <a:extLst>
-                        <a:ext uri="{28A0092B-C50C-407E-A947-70E740481C1C}">
-                          <a14:useLocalDpi xmlns:a14="http://schemas.microsoft.com/office/drawing/2010/main" val="0"/>
-                        </a:ext>
-                      </a:extLst>
-                    </a:blip>
-                    <a:srcRect/>
+                    <a:blip r:embed="rId34"/>
                     <a:stretch>
                       <a:fillRect/>
                     </a:stretch>
                   </pic:blipFill>
-                  <pic:spPr bwMode="auto">
+                  <pic:spPr>
                     <a:xfrm>
                       <a:off x="0" y="0"/>
-                      <a:ext cx="6033135" cy="3964305"/>
+                      <a:ext cx="6033135" cy="4046220"/>
                     </a:xfrm>
                     <a:prstGeom prst="rect">
                       <a:avLst/>
                     </a:prstGeom>
-                    <a:noFill/>
-                    <a:ln>
-                      <a:noFill/>
-                    </a:ln>
                   </pic:spPr>
                 </pic:pic>
               </a:graphicData>
@@ -25712,14 +25690,13 @@
       </w:pPr>
       <w:r>
         <w:rPr>
-          <w:noProof/>
           <w:lang w:val="pt-BR" w:eastAsia="pt-BR"/>
         </w:rPr>
         <w:drawing>
-          <wp:inline distT="0" distB="0" distL="0" distR="0" wp14:anchorId="75FC3263" wp14:editId="1127550B">
-            <wp:extent cx="6033135" cy="5398135"/>
-            <wp:effectExtent l="0" t="0" r="5715" b="0"/>
-            <wp:docPr id="26" name="Imagem 26"/>
+          <wp:inline distT="0" distB="0" distL="0" distR="0" wp14:anchorId="06BA1D36" wp14:editId="4AB48AE2">
+            <wp:extent cx="6033135" cy="5405755"/>
+            <wp:effectExtent l="0" t="0" r="5715" b="4445"/>
+            <wp:docPr id="36" name="Imagem 36"/>
             <wp:cNvGraphicFramePr>
               <a:graphicFrameLocks xmlns:a="http://schemas.openxmlformats.org/drawingml/2006/main" noChangeAspect="1"/>
             </wp:cNvGraphicFramePr>
@@ -25739,7 +25716,7 @@
                   <pic:spPr>
                     <a:xfrm>
                       <a:off x="0" y="0"/>
-                      <a:ext cx="6033135" cy="5398135"/>
+                      <a:ext cx="6033135" cy="5405755"/>
                     </a:xfrm>
                     <a:prstGeom prst="rect">
                       <a:avLst/>
@@ -27427,14 +27404,13 @@
       </w:pPr>
       <w:r>
         <w:rPr>
-          <w:noProof/>
           <w:lang w:val="pt-BR" w:eastAsia="pt-BR"/>
         </w:rPr>
         <w:drawing>
-          <wp:inline distT="0" distB="0" distL="0" distR="0" wp14:anchorId="6CB2797E" wp14:editId="537787F8">
-            <wp:extent cx="6033135" cy="4382135"/>
+          <wp:inline distT="0" distB="0" distL="0" distR="0" wp14:anchorId="5722B8F2" wp14:editId="12DD920D">
+            <wp:extent cx="6033135" cy="4408170"/>
             <wp:effectExtent l="0" t="0" r="5715" b="0"/>
-            <wp:docPr id="28" name="Imagem 28"/>
+            <wp:docPr id="37" name="Imagem 37"/>
             <wp:cNvGraphicFramePr>
               <a:graphicFrameLocks xmlns:a="http://schemas.openxmlformats.org/drawingml/2006/main" noChangeAspect="1"/>
             </wp:cNvGraphicFramePr>
@@ -27454,7 +27430,7 @@
                   <pic:spPr>
                     <a:xfrm>
                       <a:off x="0" y="0"/>
-                      <a:ext cx="6033135" cy="4382135"/>
+                      <a:ext cx="6033135" cy="4408170"/>
                     </a:xfrm>
                     <a:prstGeom prst="rect">
                       <a:avLst/>
@@ -28590,13 +28566,57 @@
         <w:rPr>
           <w:lang w:val="pt-BR" w:eastAsia="pt-BR"/>
         </w:rPr>
-        <w:t xml:space="preserve"> impõe uma </w:t>
+        <w:t xml:space="preserve"> </w:t>
+      </w:r>
+      <w:r>
+        <w:rPr>
+          <w:lang w:val="pt-BR" w:eastAsia="pt-BR"/>
+        </w:rPr>
+        <w:t xml:space="preserve">possui duas fases distintas, </w:t>
       </w:r>
       <w:r>
         <w:rPr>
           <w:u w:val="single"/>
           <w:lang w:val="pt-BR" w:eastAsia="pt-BR"/>
         </w:rPr>
+        <w:t>Sentença Não Transitada em Julgado</w:t>
+      </w:r>
+      <w:r>
+        <w:rPr>
+          <w:lang w:val="pt-BR" w:eastAsia="pt-BR"/>
+        </w:rPr>
+        <w:t xml:space="preserve"> e </w:t>
+      </w:r>
+      <w:r>
+        <w:rPr>
+          <w:u w:val="single"/>
+          <w:lang w:val="pt-BR" w:eastAsia="pt-BR"/>
+        </w:rPr>
+        <w:t>Sentença Transitada em Julgado</w:t>
+      </w:r>
+      <w:r>
+        <w:rPr>
+          <w:lang w:val="pt-BR" w:eastAsia="pt-BR"/>
+        </w:rPr>
+        <w:t xml:space="preserve"> </w:t>
+      </w:r>
+      <w:r>
+        <w:rPr>
+          <w:lang w:val="pt-BR" w:eastAsia="pt-BR"/>
+        </w:rPr>
+        <w:t xml:space="preserve">esse que </w:t>
+      </w:r>
+      <w:r>
+        <w:rPr>
+          <w:lang w:val="pt-BR" w:eastAsia="pt-BR"/>
+        </w:rPr>
+        <w:t xml:space="preserve">impõe uma </w:t>
+      </w:r>
+      <w:r>
+        <w:rPr>
+          <w:u w:val="single"/>
+          <w:lang w:val="pt-BR" w:eastAsia="pt-BR"/>
+        </w:rPr>
         <w:t>Obrigação Judicial</w:t>
       </w:r>
       <w:r>
@@ -28724,7 +28744,14 @@
         <w:rPr>
           <w:lang w:val="pt-BR" w:eastAsia="pt-BR"/>
         </w:rPr>
-        <w:t>, evidenciando a correlação entre o direito reconhecido a uma parte e o dever correspondente atribuído à outra.</w:t>
+        <w:t xml:space="preserve">, evidenciando a correlação entre o direito reconhecido a uma </w:t>
+      </w:r>
+      <w:r>
+        <w:rPr>
+          <w:lang w:val="pt-BR" w:eastAsia="pt-BR"/>
+        </w:rPr>
+        <w:lastRenderedPageBreak/>
+        <w:t>parte e o dever correspondente atribuído à outra.</w:t>
       </w:r>
     </w:p>
     <w:p>
@@ -28741,7 +28768,6 @@
         <w:rPr>
           <w:lang w:val="pt-BR" w:eastAsia="pt-BR"/>
         </w:rPr>
-        <w:lastRenderedPageBreak/>
         <w:t xml:space="preserve">A </w:t>
       </w:r>
       <w:r>
@@ -28909,17 +28935,65 @@
         <w:rPr>
           <w:lang w:val="pt-BR" w:eastAsia="pt-BR"/>
         </w:rPr>
-        <w:t xml:space="preserve"> como objeto. A ocorrência desse evento leva à </w:t>
-      </w:r>
-      <w:proofErr w:type="spellStart"/>
-      <w:r>
-        <w:rPr>
-          <w:rFonts w:ascii="Courier New" w:hAnsi="Courier New" w:cs="Courier New"/>
-          <w:lang w:val="pt-BR" w:eastAsia="pt-BR"/>
-        </w:rPr>
-        <w:t>situation</w:t>
-      </w:r>
-      <w:proofErr w:type="spellEnd"/>
+        <w:t xml:space="preserve"> como objeto. A ocorrência desse evento leva </w:t>
+      </w:r>
+      <w:r>
+        <w:rPr>
+          <w:lang w:val="pt-BR" w:eastAsia="pt-BR"/>
+        </w:rPr>
+        <w:t>a</w:t>
+      </w:r>
+      <w:r>
+        <w:rPr>
+          <w:lang w:val="pt-BR" w:eastAsia="pt-BR"/>
+        </w:rPr>
+        <w:t xml:space="preserve"> </w:t>
+      </w:r>
+      <w:r>
+        <w:rPr>
+          <w:lang w:val="pt-BR" w:eastAsia="pt-BR"/>
+        </w:rPr>
+        <w:t>passagem de</w:t>
+      </w:r>
+      <w:r>
+        <w:rPr>
+          <w:lang w:val="pt-BR" w:eastAsia="pt-BR"/>
+        </w:rPr>
+        <w:t xml:space="preserve"> </w:t>
+      </w:r>
+      <w:r>
+        <w:rPr>
+          <w:u w:val="single"/>
+          <w:lang w:val="pt-BR" w:eastAsia="pt-BR"/>
+        </w:rPr>
+        <w:t>Sentença</w:t>
+      </w:r>
+      <w:r>
+        <w:rPr>
+          <w:u w:val="single"/>
+          <w:lang w:val="pt-BR" w:eastAsia="pt-BR"/>
+        </w:rPr>
+        <w:t xml:space="preserve"> Não</w:t>
+      </w:r>
+      <w:r>
+        <w:rPr>
+          <w:u w:val="single"/>
+          <w:lang w:val="pt-BR" w:eastAsia="pt-BR"/>
+        </w:rPr>
+        <w:t xml:space="preserve"> Transitada em Julgado</w:t>
+      </w:r>
+      <w:r>
+        <w:rPr>
+          <w:lang w:val="pt-BR" w:eastAsia="pt-BR"/>
+        </w:rPr>
+        <w:t xml:space="preserve"> </w:t>
+      </w:r>
+      <w:r>
+        <w:rPr>
+          <w:lang w:val="pt-BR" w:eastAsia="pt-BR"/>
+        </w:rPr>
+        <w:t>para</w:t>
+      </w:r>
       <w:r>
         <w:rPr>
           <w:lang w:val="pt-BR" w:eastAsia="pt-BR"/>
@@ -29089,14 +29163,13 @@
       </w:pPr>
       <w:r>
         <w:rPr>
-          <w:noProof/>
           <w:lang w:val="pt-BR" w:eastAsia="pt-BR"/>
         </w:rPr>
         <w:drawing>
-          <wp:inline distT="0" distB="0" distL="0" distR="0" wp14:anchorId="426C3DA5" wp14:editId="2FA3E91D">
-            <wp:extent cx="6033135" cy="1516380"/>
-            <wp:effectExtent l="0" t="0" r="5715" b="7620"/>
-            <wp:docPr id="31" name="Imagem 31"/>
+          <wp:inline distT="0" distB="0" distL="0" distR="0" wp14:anchorId="6F547023" wp14:editId="4B0E25FD">
+            <wp:extent cx="6033135" cy="1582420"/>
+            <wp:effectExtent l="0" t="0" r="5715" b="0"/>
+            <wp:docPr id="39" name="Imagem 39"/>
             <wp:cNvGraphicFramePr>
               <a:graphicFrameLocks xmlns:a="http://schemas.openxmlformats.org/drawingml/2006/main" noChangeAspect="1"/>
             </wp:cNvGraphicFramePr>
@@ -29116,7 +29189,7 @@
                   <pic:spPr>
                     <a:xfrm>
                       <a:off x="0" y="0"/>
-                      <a:ext cx="6033135" cy="1516380"/>
+                      <a:ext cx="6033135" cy="1582420"/>
                     </a:xfrm>
                     <a:prstGeom prst="rect">
                       <a:avLst/>
@@ -29201,40 +29274,193 @@
         <w:rPr>
           <w:lang w:val="pt-BR" w:eastAsia="pt-BR"/>
         </w:rPr>
-        <w:t xml:space="preserve"> representa os principais elementos envolvidos na impugnação da sentença, desde a abertura do prazo recursal até o </w:t>
+        <w:t xml:space="preserve"> representa os principais elementos envolvidos na impugnação da sentença, desde a abertura do prazo recursal até o julgamento do recurso pela Turma Recursal. O modelo contempla tanto a hipótese de interposição do recurso quanto a ausência de manifestação recursal, além dos participantes, documentos, prazos e situações decorrentes dessa etapa do processo.</w:t>
+      </w:r>
+    </w:p>
+    <w:p>
+      <w:pPr>
+        <w:pStyle w:val="Corpodetexto"/>
+        <w:spacing w:line="312" w:lineRule="auto"/>
+        <w:ind w:left="284" w:right="113" w:firstLine="737"/>
+        <w:jc w:val="both"/>
+        <w:rPr>
+          <w:lang w:val="pt-BR" w:eastAsia="pt-BR"/>
+        </w:rPr>
+      </w:pPr>
+      <w:r>
+        <w:rPr>
+          <w:lang w:val="pt-BR" w:eastAsia="pt-BR"/>
+        </w:rPr>
+        <w:t xml:space="preserve">A </w:t>
       </w:r>
       <w:r>
         <w:rPr>
           <w:u w:val="single"/>
           <w:lang w:val="pt-BR" w:eastAsia="pt-BR"/>
         </w:rPr>
-        <w:t>julgamento do recurso</w:t>
-      </w:r>
-      <w:r>
-        <w:rPr>
-          <w:lang w:val="pt-BR" w:eastAsia="pt-BR"/>
-        </w:rPr>
-        <w:t xml:space="preserve"> pela </w:t>
+        <w:t>Sentença</w:t>
+      </w:r>
+      <w:r>
+        <w:rPr>
+          <w:lang w:val="pt-BR" w:eastAsia="pt-BR"/>
+        </w:rPr>
+        <w:t xml:space="preserve">, representada como </w:t>
+      </w:r>
+      <w:proofErr w:type="spellStart"/>
+      <w:r>
+        <w:rPr>
+          <w:rFonts w:ascii="Courier New" w:hAnsi="Courier New" w:cs="Courier New"/>
+          <w:lang w:val="pt-BR" w:eastAsia="pt-BR"/>
+        </w:rPr>
+        <w:t>subkind</w:t>
+      </w:r>
+      <w:proofErr w:type="spellEnd"/>
+      <w:r>
+        <w:rPr>
+          <w:lang w:val="pt-BR" w:eastAsia="pt-BR"/>
+        </w:rPr>
+        <w:t xml:space="preserve"> de </w:t>
       </w:r>
       <w:r>
         <w:rPr>
           <w:u w:val="single"/>
           <w:lang w:val="pt-BR" w:eastAsia="pt-BR"/>
         </w:rPr>
-        <w:t>Turma Recursal</w:t>
-      </w:r>
-      <w:r>
-        <w:rPr>
-          <w:lang w:val="pt-BR" w:eastAsia="pt-BR"/>
-        </w:rPr>
-        <w:t>. O modelo contempla tanto a hipótese de interposição do recurso quanto a ausência de manifestação recursal, além dos participantes, documentos, prazos e situações decorrentes dessa etapa do processo.</w:t>
+        <w:t>Documento</w:t>
+      </w:r>
+      <w:r>
+        <w:rPr>
+          <w:lang w:val="pt-BR" w:eastAsia="pt-BR"/>
+        </w:rPr>
+        <w:t xml:space="preserve"> e criada pelo </w:t>
+      </w:r>
+      <w:proofErr w:type="spellStart"/>
+      <w:r>
+        <w:rPr>
+          <w:rFonts w:ascii="Courier New" w:hAnsi="Courier New" w:cs="Courier New"/>
+          <w:lang w:val="pt-BR" w:eastAsia="pt-BR"/>
+        </w:rPr>
+        <w:t>event</w:t>
+      </w:r>
+      <w:proofErr w:type="spellEnd"/>
+      <w:r>
+        <w:rPr>
+          <w:lang w:val="pt-BR" w:eastAsia="pt-BR"/>
+        </w:rPr>
+        <w:t xml:space="preserve"> </w:t>
+      </w:r>
+      <w:r>
+        <w:rPr>
+          <w:u w:val="single"/>
+          <w:lang w:val="pt-BR" w:eastAsia="pt-BR"/>
+        </w:rPr>
+        <w:t>Julgamento</w:t>
+      </w:r>
+      <w:r>
+        <w:rPr>
+          <w:lang w:val="pt-BR" w:eastAsia="pt-BR"/>
+        </w:rPr>
+        <w:t xml:space="preserve">, pode assumir a </w:t>
+      </w:r>
+      <w:proofErr w:type="spellStart"/>
+      <w:r>
+        <w:rPr>
+          <w:rFonts w:ascii="Courier New" w:hAnsi="Courier New" w:cs="Courier New"/>
+          <w:lang w:val="pt-BR" w:eastAsia="pt-BR"/>
+        </w:rPr>
+        <w:t>phase</w:t>
+      </w:r>
+      <w:proofErr w:type="spellEnd"/>
+      <w:r>
+        <w:rPr>
+          <w:lang w:val="pt-BR" w:eastAsia="pt-BR"/>
+        </w:rPr>
+        <w:t xml:space="preserve"> </w:t>
+      </w:r>
+      <w:r>
+        <w:rPr>
+          <w:u w:val="single"/>
+          <w:lang w:val="pt-BR" w:eastAsia="pt-BR"/>
+        </w:rPr>
+        <w:t>Sentença Não Transitada em Julgado</w:t>
+      </w:r>
+      <w:r>
+        <w:rPr>
+          <w:lang w:val="pt-BR" w:eastAsia="pt-BR"/>
+        </w:rPr>
+        <w:t xml:space="preserve"> enquanto ainda estiver sujeita à impugnação. Nesse contexto, pode exercer o </w:t>
+      </w:r>
+      <w:r>
+        <w:rPr>
+          <w:rFonts w:ascii="Courier New" w:hAnsi="Courier New" w:cs="Courier New"/>
+          <w:lang w:val="pt-BR" w:eastAsia="pt-BR"/>
+        </w:rPr>
+        <w:t>role</w:t>
+      </w:r>
+      <w:r>
+        <w:rPr>
+          <w:lang w:val="pt-BR" w:eastAsia="pt-BR"/>
+        </w:rPr>
+        <w:t xml:space="preserve"> </w:t>
+      </w:r>
+      <w:r>
+        <w:rPr>
+          <w:u w:val="single"/>
+          <w:lang w:val="pt-BR" w:eastAsia="pt-BR"/>
+        </w:rPr>
+        <w:t>Sentença Recorrida</w:t>
+      </w:r>
+      <w:r>
+        <w:rPr>
+          <w:lang w:val="pt-BR" w:eastAsia="pt-BR"/>
+        </w:rPr>
+        <w:t xml:space="preserve"> quando for objeto de um recurso. Esse papel é mediado pelo </w:t>
+      </w:r>
+      <w:r>
+        <w:rPr>
+          <w:rFonts w:ascii="Courier New" w:hAnsi="Courier New" w:cs="Courier New"/>
+          <w:lang w:val="pt-BR" w:eastAsia="pt-BR"/>
+        </w:rPr>
+        <w:t>relator</w:t>
+      </w:r>
+      <w:r>
+        <w:rPr>
+          <w:lang w:val="pt-BR" w:eastAsia="pt-BR"/>
+        </w:rPr>
+        <w:t xml:space="preserve"> </w:t>
+      </w:r>
+      <w:r>
+        <w:rPr>
+          <w:u w:val="single"/>
+          <w:lang w:val="pt-BR" w:eastAsia="pt-BR"/>
+        </w:rPr>
+        <w:t>Relação Recursal</w:t>
+      </w:r>
+      <w:r>
+        <w:rPr>
+          <w:lang w:val="pt-BR" w:eastAsia="pt-BR"/>
+        </w:rPr>
+        <w:t xml:space="preserve">, que também envolve a </w:t>
+      </w:r>
+      <w:r>
+        <w:rPr>
+          <w:u w:val="single"/>
+          <w:lang w:val="pt-BR" w:eastAsia="pt-BR"/>
+        </w:rPr>
+        <w:t>Parte Processual</w:t>
+      </w:r>
+      <w:r>
+        <w:rPr>
+          <w:lang w:val="pt-BR" w:eastAsia="pt-BR"/>
+        </w:rPr>
+        <w:t>, permitindo representar a relação constituída em torno da impugnação da decisão.</w:t>
       </w:r>
     </w:p>
     <w:p>
       <w:pPr>
         <w:pStyle w:val="Corpodetexto"/>
         <w:spacing w:line="312" w:lineRule="auto"/>
-        <w:ind w:left="282" w:right="116" w:firstLine="737"/>
+        <w:ind w:left="284" w:right="113" w:firstLine="737"/>
         <w:jc w:val="both"/>
         <w:rPr>
           <w:lang w:val="pt-BR" w:eastAsia="pt-BR"/>
@@ -29244,6 +29470,167 @@
         <w:rPr>
           <w:lang w:val="pt-BR" w:eastAsia="pt-BR"/>
         </w:rPr>
+        <w:t xml:space="preserve">O </w:t>
+      </w:r>
+      <w:r>
+        <w:rPr>
+          <w:u w:val="single"/>
+          <w:lang w:val="pt-BR" w:eastAsia="pt-BR"/>
+        </w:rPr>
+        <w:t>Recurso Inominado</w:t>
+      </w:r>
+      <w:r>
+        <w:rPr>
+          <w:lang w:val="pt-BR" w:eastAsia="pt-BR"/>
+        </w:rPr>
+        <w:t xml:space="preserve"> é modelado como </w:t>
+      </w:r>
+      <w:proofErr w:type="spellStart"/>
+      <w:r>
+        <w:rPr>
+          <w:rFonts w:ascii="Courier New" w:hAnsi="Courier New" w:cs="Courier New"/>
+          <w:lang w:val="pt-BR" w:eastAsia="pt-BR"/>
+        </w:rPr>
+        <w:t>subkind</w:t>
+      </w:r>
+      <w:proofErr w:type="spellEnd"/>
+      <w:r>
+        <w:rPr>
+          <w:lang w:val="pt-BR" w:eastAsia="pt-BR"/>
+        </w:rPr>
+        <w:t xml:space="preserve"> de </w:t>
+      </w:r>
+      <w:r>
+        <w:rPr>
+          <w:u w:val="single"/>
+          <w:lang w:val="pt-BR" w:eastAsia="pt-BR"/>
+        </w:rPr>
+        <w:t>Documento</w:t>
+      </w:r>
+      <w:r>
+        <w:rPr>
+          <w:lang w:val="pt-BR" w:eastAsia="pt-BR"/>
+        </w:rPr>
+        <w:t xml:space="preserve"> e impugna a </w:t>
+      </w:r>
+      <w:r>
+        <w:rPr>
+          <w:u w:val="single"/>
+          <w:lang w:val="pt-BR" w:eastAsia="pt-BR"/>
+        </w:rPr>
+        <w:t>Sentença Recorrida</w:t>
+      </w:r>
+      <w:r>
+        <w:rPr>
+          <w:lang w:val="pt-BR" w:eastAsia="pt-BR"/>
+        </w:rPr>
+        <w:t xml:space="preserve">. Sua apresentação ocorre por meio do </w:t>
+      </w:r>
+      <w:proofErr w:type="spellStart"/>
+      <w:r>
+        <w:rPr>
+          <w:rFonts w:ascii="Courier New" w:hAnsi="Courier New" w:cs="Courier New"/>
+          <w:lang w:val="pt-BR" w:eastAsia="pt-BR"/>
+        </w:rPr>
+        <w:t>event</w:t>
+      </w:r>
+      <w:proofErr w:type="spellEnd"/>
+      <w:r>
+        <w:rPr>
+          <w:lang w:val="pt-BR" w:eastAsia="pt-BR"/>
+        </w:rPr>
+        <w:t xml:space="preserve"> </w:t>
+      </w:r>
+      <w:r>
+        <w:rPr>
+          <w:u w:val="single"/>
+          <w:lang w:val="pt-BR" w:eastAsia="pt-BR"/>
+        </w:rPr>
+        <w:t>Interposição de Recurso</w:t>
+      </w:r>
+      <w:r>
+        <w:rPr>
+          <w:lang w:val="pt-BR" w:eastAsia="pt-BR"/>
+        </w:rPr>
+        <w:t xml:space="preserve">, regulado pela </w:t>
+      </w:r>
+      <w:r>
+        <w:rPr>
+          <w:u w:val="single"/>
+          <w:lang w:val="pt-BR" w:eastAsia="pt-BR"/>
+        </w:rPr>
+        <w:t>Regra de Prazo Recursal</w:t>
+      </w:r>
+      <w:r>
+        <w:rPr>
+          <w:lang w:val="pt-BR" w:eastAsia="pt-BR"/>
+        </w:rPr>
+        <w:t xml:space="preserve">, especialização de </w:t>
+      </w:r>
+      <w:r>
+        <w:rPr>
+          <w:u w:val="single"/>
+          <w:lang w:val="pt-BR" w:eastAsia="pt-BR"/>
+        </w:rPr>
+        <w:t>Regra Jurídica</w:t>
+      </w:r>
+      <w:r>
+        <w:rPr>
+          <w:lang w:val="pt-BR" w:eastAsia="pt-BR"/>
+        </w:rPr>
+        <w:t xml:space="preserve">. A regra é caracterizada pela </w:t>
+      </w:r>
+      <w:proofErr w:type="spellStart"/>
+      <w:r>
+        <w:rPr>
+          <w:rStyle w:val="Ttulo8Char"/>
+          <w:rFonts w:ascii="Courier New" w:hAnsi="Courier New" w:cs="Courier New"/>
+          <w:lang w:val="pt-BR" w:eastAsia="pt-BR"/>
+        </w:rPr>
+        <w:t>quality</w:t>
+      </w:r>
+      <w:proofErr w:type="spellEnd"/>
+      <w:r>
+        <w:rPr>
+          <w:lang w:val="pt-BR" w:eastAsia="pt-BR"/>
+        </w:rPr>
+        <w:t xml:space="preserve"> </w:t>
+      </w:r>
+      <w:r>
+        <w:rPr>
+          <w:u w:val="single"/>
+          <w:lang w:val="pt-BR" w:eastAsia="pt-BR"/>
+        </w:rPr>
+        <w:t>Prazo Recursal</w:t>
+      </w:r>
+      <w:r>
+        <w:rPr>
+          <w:lang w:val="pt-BR" w:eastAsia="pt-BR"/>
+        </w:rPr>
+        <w:t xml:space="preserve">, permitindo representar o intervalo temporal </w:t>
+      </w:r>
+      <w:r>
+        <w:rPr>
+          <w:lang w:val="pt-BR" w:eastAsia="pt-BR"/>
+        </w:rPr>
+        <w:lastRenderedPageBreak/>
+        <w:t>aplicável à apresentação do recurso.</w:t>
+      </w:r>
+    </w:p>
+    <w:p>
+      <w:pPr>
+        <w:pStyle w:val="Corpodetexto"/>
+        <w:spacing w:line="312" w:lineRule="auto"/>
+        <w:ind w:left="284" w:right="113" w:firstLine="737"/>
+        <w:jc w:val="both"/>
+        <w:rPr>
+          <w:lang w:val="pt-BR" w:eastAsia="pt-BR"/>
+        </w:rPr>
+      </w:pPr>
+      <w:r>
+        <w:rPr>
+          <w:lang w:val="pt-BR" w:eastAsia="pt-BR"/>
+        </w:rPr>
         <w:t xml:space="preserve">A </w:t>
       </w:r>
       <w:r>
@@ -29251,316 +29638,26 @@
           <w:u w:val="single"/>
           <w:lang w:val="pt-BR" w:eastAsia="pt-BR"/>
         </w:rPr>
-        <w:t>Sentença</w:t>
-      </w:r>
-      <w:r>
-        <w:rPr>
-          <w:lang w:val="pt-BR" w:eastAsia="pt-BR"/>
-        </w:rPr>
-        <w:t xml:space="preserve">, representada como </w:t>
-      </w:r>
-      <w:proofErr w:type="spellStart"/>
-      <w:r>
-        <w:rPr>
-          <w:rFonts w:ascii="Courier New" w:hAnsi="Courier New" w:cs="Courier New"/>
-          <w:lang w:val="pt-BR" w:eastAsia="pt-BR"/>
-        </w:rPr>
-        <w:t>subkind</w:t>
-      </w:r>
-      <w:proofErr w:type="spellEnd"/>
-      <w:r>
-        <w:rPr>
-          <w:lang w:val="pt-BR" w:eastAsia="pt-BR"/>
-        </w:rPr>
-        <w:t xml:space="preserve"> de </w:t>
+        <w:t>Interposição de Recurso</w:t>
+      </w:r>
+      <w:r>
+        <w:rPr>
+          <w:lang w:val="pt-BR" w:eastAsia="pt-BR"/>
+        </w:rPr>
+        <w:t xml:space="preserve"> cria o </w:t>
       </w:r>
       <w:r>
         <w:rPr>
           <w:u w:val="single"/>
           <w:lang w:val="pt-BR" w:eastAsia="pt-BR"/>
         </w:rPr>
-        <w:t>Documento</w:t>
-      </w:r>
-      <w:r>
-        <w:rPr>
-          <w:lang w:val="pt-BR" w:eastAsia="pt-BR"/>
-        </w:rPr>
-        <w:t xml:space="preserve">, é produzida pelo </w:t>
-      </w:r>
-      <w:proofErr w:type="spellStart"/>
-      <w:r>
-        <w:rPr>
-          <w:rFonts w:ascii="Courier New" w:hAnsi="Courier New" w:cs="Courier New"/>
-          <w:lang w:val="pt-BR" w:eastAsia="pt-BR"/>
-        </w:rPr>
-        <w:t>event</w:t>
-      </w:r>
-      <w:proofErr w:type="spellEnd"/>
-      <w:r>
-        <w:rPr>
-          <w:lang w:val="pt-BR" w:eastAsia="pt-BR"/>
-        </w:rPr>
-        <w:t xml:space="preserve"> </w:t>
-      </w:r>
-      <w:r>
-        <w:rPr>
-          <w:u w:val="single"/>
-          <w:lang w:val="pt-BR" w:eastAsia="pt-BR"/>
-        </w:rPr>
-        <w:t>Julgamento</w:t>
-      </w:r>
-      <w:r>
-        <w:rPr>
-          <w:lang w:val="pt-BR" w:eastAsia="pt-BR"/>
-        </w:rPr>
-        <w:t xml:space="preserve"> e pode assumir o role </w:t>
-      </w:r>
-      <w:r>
-        <w:rPr>
-          <w:u w:val="single"/>
-          <w:lang w:val="pt-BR" w:eastAsia="pt-BR"/>
-        </w:rPr>
-        <w:t>Sentença Recorrida</w:t>
-      </w:r>
-      <w:r>
-        <w:rPr>
-          <w:lang w:val="pt-BR" w:eastAsia="pt-BR"/>
-        </w:rPr>
-        <w:t xml:space="preserve"> quando se torna objeto de impugnação. Essa posição é mediada pelo relator </w:t>
-      </w:r>
-      <w:r>
-        <w:rPr>
-          <w:rFonts w:ascii="Courier New" w:hAnsi="Courier New" w:cs="Courier New"/>
-          <w:lang w:val="pt-BR" w:eastAsia="pt-BR"/>
-        </w:rPr>
-        <w:t>Relação Recursal</w:t>
-      </w:r>
-      <w:r>
-        <w:rPr>
-          <w:lang w:val="pt-BR" w:eastAsia="pt-BR"/>
-        </w:rPr>
-        <w:t xml:space="preserve">, que também envolve a </w:t>
-      </w:r>
-      <w:r>
-        <w:rPr>
-          <w:u w:val="single"/>
-          <w:lang w:val="pt-BR" w:eastAsia="pt-BR"/>
-        </w:rPr>
-        <w:t>Parte Processual</w:t>
-      </w:r>
-      <w:r>
-        <w:rPr>
-          <w:lang w:val="pt-BR" w:eastAsia="pt-BR"/>
-        </w:rPr>
-        <w:t>, permitindo representar a relação constituída em torno da impugnação da decisão.</w:t>
-      </w:r>
-    </w:p>
-    <w:p>
-      <w:pPr>
-        <w:pStyle w:val="Corpodetexto"/>
-        <w:spacing w:line="312" w:lineRule="auto"/>
-        <w:ind w:left="282" w:right="116" w:firstLine="737"/>
-        <w:jc w:val="both"/>
-        <w:rPr>
-          <w:lang w:val="pt-BR" w:eastAsia="pt-BR"/>
-        </w:rPr>
-      </w:pPr>
-      <w:r>
-        <w:rPr>
-          <w:lang w:val="pt-BR" w:eastAsia="pt-BR"/>
-        </w:rPr>
-        <w:t xml:space="preserve">O </w:t>
-      </w:r>
-      <w:r>
-        <w:rPr>
-          <w:u w:val="single"/>
-          <w:lang w:val="pt-BR" w:eastAsia="pt-BR"/>
-        </w:rPr>
         <w:t>Recurso Inominado</w:t>
       </w:r>
       <w:r>
         <w:rPr>
           <w:lang w:val="pt-BR" w:eastAsia="pt-BR"/>
         </w:rPr>
-        <w:t xml:space="preserve"> é modelado como </w:t>
-      </w:r>
-      <w:proofErr w:type="spellStart"/>
-      <w:r>
-        <w:rPr>
-          <w:rFonts w:ascii="Courier New" w:hAnsi="Courier New" w:cs="Courier New"/>
-          <w:lang w:val="pt-BR" w:eastAsia="pt-BR"/>
-        </w:rPr>
-        <w:t>subkind</w:t>
-      </w:r>
-      <w:proofErr w:type="spellEnd"/>
-      <w:r>
-        <w:rPr>
-          <w:lang w:val="pt-BR" w:eastAsia="pt-BR"/>
-        </w:rPr>
-        <w:t xml:space="preserve"> de </w:t>
-      </w:r>
-      <w:r>
-        <w:rPr>
-          <w:u w:val="single"/>
-          <w:lang w:val="pt-BR" w:eastAsia="pt-BR"/>
-        </w:rPr>
-        <w:t>Documento</w:t>
-      </w:r>
-      <w:r>
-        <w:rPr>
-          <w:lang w:val="pt-BR" w:eastAsia="pt-BR"/>
-        </w:rPr>
-        <w:t xml:space="preserve"> e impugna a </w:t>
-      </w:r>
-      <w:r>
-        <w:rPr>
-          <w:u w:val="single"/>
-          <w:lang w:val="pt-BR" w:eastAsia="pt-BR"/>
-        </w:rPr>
-        <w:t>Sentença Recorrida</w:t>
-      </w:r>
-      <w:r>
-        <w:rPr>
-          <w:lang w:val="pt-BR" w:eastAsia="pt-BR"/>
-        </w:rPr>
-        <w:t xml:space="preserve">. Sua apresentação ocorre por meio do </w:t>
-      </w:r>
-      <w:proofErr w:type="spellStart"/>
-      <w:r>
-        <w:rPr>
-          <w:rFonts w:ascii="Courier New" w:hAnsi="Courier New" w:cs="Courier New"/>
-          <w:lang w:val="pt-BR" w:eastAsia="pt-BR"/>
-        </w:rPr>
-        <w:t>event</w:t>
-      </w:r>
-      <w:proofErr w:type="spellEnd"/>
-      <w:r>
-        <w:rPr>
-          <w:lang w:val="pt-BR" w:eastAsia="pt-BR"/>
-        </w:rPr>
-        <w:t xml:space="preserve"> </w:t>
-      </w:r>
-      <w:r>
-        <w:rPr>
-          <w:u w:val="single"/>
-          <w:lang w:val="pt-BR" w:eastAsia="pt-BR"/>
-        </w:rPr>
-        <w:t>Interposição de Recurso</w:t>
-      </w:r>
-      <w:r>
-        <w:rPr>
-          <w:lang w:val="pt-BR" w:eastAsia="pt-BR"/>
-        </w:rPr>
-        <w:t xml:space="preserve">, regulado pela </w:t>
-      </w:r>
-      <w:r>
-        <w:rPr>
-          <w:u w:val="single"/>
-          <w:lang w:val="pt-BR" w:eastAsia="pt-BR"/>
-        </w:rPr>
-        <w:t>Regra de Prazo Recursal</w:t>
-      </w:r>
-      <w:r>
-        <w:rPr>
-          <w:lang w:val="pt-BR" w:eastAsia="pt-BR"/>
-        </w:rPr>
-        <w:t xml:space="preserve">, especialização de </w:t>
-      </w:r>
-      <w:r>
-        <w:rPr>
-          <w:u w:val="single"/>
-          <w:lang w:val="pt-BR" w:eastAsia="pt-BR"/>
-        </w:rPr>
-        <w:t>Regra Jurídica</w:t>
-      </w:r>
-      <w:r>
-        <w:rPr>
-          <w:lang w:val="pt-BR" w:eastAsia="pt-BR"/>
-        </w:rPr>
-        <w:t xml:space="preserve">. A regra é caracterizada pela </w:t>
-      </w:r>
-      <w:proofErr w:type="spellStart"/>
-      <w:r>
-        <w:rPr>
-          <w:rFonts w:ascii="Courier New" w:hAnsi="Courier New" w:cs="Courier New"/>
-          <w:lang w:val="pt-BR" w:eastAsia="pt-BR"/>
-        </w:rPr>
-        <w:t>quality</w:t>
-      </w:r>
-      <w:proofErr w:type="spellEnd"/>
-      <w:r>
-        <w:rPr>
-          <w:lang w:val="pt-BR" w:eastAsia="pt-BR"/>
-        </w:rPr>
-        <w:t xml:space="preserve"> </w:t>
-      </w:r>
-      <w:r>
-        <w:rPr>
-          <w:u w:val="single"/>
-          <w:lang w:val="pt-BR" w:eastAsia="pt-BR"/>
-        </w:rPr>
-        <w:t>Prazo Recursal</w:t>
-      </w:r>
-      <w:r>
-        <w:rPr>
-          <w:lang w:val="pt-BR" w:eastAsia="pt-BR"/>
-        </w:rPr>
-        <w:t>, permitindo representar o intervalo temporal aplicável à apresentação do recurso.</w:t>
-      </w:r>
-    </w:p>
-    <w:p>
-      <w:pPr>
-        <w:pStyle w:val="Corpodetexto"/>
-        <w:spacing w:line="312" w:lineRule="auto"/>
-        <w:ind w:left="282" w:right="116" w:firstLine="737"/>
-        <w:jc w:val="both"/>
-        <w:rPr>
-          <w:lang w:val="pt-BR" w:eastAsia="pt-BR"/>
-        </w:rPr>
-      </w:pPr>
-      <w:r>
-        <w:rPr>
-          <w:lang w:val="pt-BR" w:eastAsia="pt-BR"/>
-        </w:rPr>
-        <w:t xml:space="preserve">A </w:t>
-      </w:r>
-      <w:r>
-        <w:rPr>
-          <w:u w:val="single"/>
-          <w:lang w:val="pt-BR" w:eastAsia="pt-BR"/>
-        </w:rPr>
-        <w:t>Interposição de Recurso</w:t>
-      </w:r>
-      <w:r>
-        <w:rPr>
-          <w:lang w:val="pt-BR" w:eastAsia="pt-BR"/>
-        </w:rPr>
-        <w:t xml:space="preserve"> cria o </w:t>
-      </w:r>
-      <w:r>
-        <w:rPr>
-          <w:u w:val="single"/>
-          <w:lang w:val="pt-BR" w:eastAsia="pt-BR"/>
-        </w:rPr>
-        <w:t>Recurso Inominado</w:t>
-      </w:r>
-      <w:r>
-        <w:rPr>
-          <w:lang w:val="pt-BR" w:eastAsia="pt-BR"/>
-        </w:rPr>
-        <w:t xml:space="preserve"> e </w:t>
-      </w:r>
-      <w:r>
-        <w:rPr>
-          <w:lang w:val="pt-BR" w:eastAsia="pt-BR"/>
-        </w:rPr>
-        <w:t>leva</w:t>
-      </w:r>
-      <w:r>
-        <w:rPr>
-          <w:lang w:val="pt-BR" w:eastAsia="pt-BR"/>
-        </w:rPr>
-        <w:t xml:space="preserve"> a </w:t>
+        <w:t xml:space="preserve"> e leva à </w:t>
       </w:r>
       <w:proofErr w:type="spellStart"/>
       <w:r>
@@ -29638,14 +29735,7 @@
         <w:rPr>
           <w:lang w:val="pt-BR" w:eastAsia="pt-BR"/>
         </w:rPr>
-        <w:t xml:space="preserve">, representando o encaminhamento do processo para apreciação do recurso. A remessa destina o </w:t>
-      </w:r>
-      <w:r>
-        <w:rPr>
-          <w:lang w:val="pt-BR" w:eastAsia="pt-BR"/>
-        </w:rPr>
-        <w:lastRenderedPageBreak/>
-        <w:t xml:space="preserve">recurso à </w:t>
+        <w:t xml:space="preserve">, que possui dependência histórica em relação à interposição. A remessa destina o processo à </w:t>
       </w:r>
       <w:r>
         <w:rPr>
@@ -29693,7 +29783,7 @@
       <w:pPr>
         <w:pStyle w:val="Corpodetexto"/>
         <w:spacing w:line="312" w:lineRule="auto"/>
-        <w:ind w:left="282" w:right="116" w:firstLine="737"/>
+        <w:ind w:left="284" w:right="113" w:firstLine="737"/>
         <w:jc w:val="both"/>
         <w:rPr>
           <w:lang w:val="pt-BR" w:eastAsia="pt-BR"/>
@@ -29790,7 +29880,7 @@
       <w:pPr>
         <w:pStyle w:val="Corpodetexto"/>
         <w:spacing w:line="312" w:lineRule="auto"/>
-        <w:ind w:left="282" w:right="116" w:firstLine="737"/>
+        <w:ind w:left="284" w:right="113" w:firstLine="737"/>
         <w:jc w:val="both"/>
         <w:rPr>
           <w:lang w:val="pt-BR" w:eastAsia="pt-BR"/>
@@ -29828,7 +29918,20 @@
         <w:rPr>
           <w:lang w:val="pt-BR" w:eastAsia="pt-BR"/>
         </w:rPr>
-        <w:t xml:space="preserve"> e possui </w:t>
+        <w:t xml:space="preserve"> e possui dependência histórica em relação à </w:t>
+      </w:r>
+      <w:r>
+        <w:rPr>
+          <w:u w:val="single"/>
+          <w:lang w:val="pt-BR" w:eastAsia="pt-BR"/>
+        </w:rPr>
+        <w:t>Remessa à Turma Recursal</w:t>
+      </w:r>
+      <w:r>
+        <w:rPr>
+          <w:lang w:val="pt-BR" w:eastAsia="pt-BR"/>
+        </w:rPr>
+        <w:t xml:space="preserve">. A </w:t>
       </w:r>
       <w:proofErr w:type="spellStart"/>
       <w:r>
@@ -29836,35 +29939,91 @@
           <w:rFonts w:ascii="Courier New" w:hAnsi="Courier New" w:cs="Courier New"/>
           <w:lang w:val="pt-BR" w:eastAsia="pt-BR"/>
         </w:rPr>
-        <w:t>historicalDependence</w:t>
+        <w:t>situation</w:t>
       </w:r>
       <w:proofErr w:type="spellEnd"/>
       <w:r>
         <w:rPr>
           <w:lang w:val="pt-BR" w:eastAsia="pt-BR"/>
         </w:rPr>
-        <w:t xml:space="preserve"> em relação à </w:t>
+        <w:t xml:space="preserve"> </w:t>
       </w:r>
       <w:r>
         <w:rPr>
           <w:u w:val="single"/>
           <w:lang w:val="pt-BR" w:eastAsia="pt-BR"/>
         </w:rPr>
-        <w:t>Remessa à Turma Recursal</w:t>
-      </w:r>
-      <w:r>
-        <w:rPr>
-          <w:lang w:val="pt-BR" w:eastAsia="pt-BR"/>
-        </w:rPr>
-        <w:t xml:space="preserve">. A situação </w:t>
+        <w:t>Processo Encaminhado à Turma Recursal</w:t>
+      </w:r>
+      <w:r>
+        <w:rPr>
+          <w:lang w:val="pt-BR" w:eastAsia="pt-BR"/>
+        </w:rPr>
+        <w:t xml:space="preserve"> </w:t>
+      </w:r>
+      <w:r>
+        <w:rPr>
+          <w:rFonts w:ascii="Courier New" w:hAnsi="Courier New" w:cs="Courier New"/>
+          <w:lang w:val="pt-BR" w:eastAsia="pt-BR"/>
+        </w:rPr>
+        <w:t>triggers</w:t>
+      </w:r>
+      <w:r>
+        <w:rPr>
+          <w:lang w:val="pt-BR" w:eastAsia="pt-BR"/>
+        </w:rPr>
+        <w:t xml:space="preserve"> esse julgamento, que cria o </w:t>
       </w:r>
       <w:r>
         <w:rPr>
           <w:u w:val="single"/>
           <w:lang w:val="pt-BR" w:eastAsia="pt-BR"/>
         </w:rPr>
-        <w:t>Processo Encaminhado à Turma Recursal</w:t>
-      </w:r>
+        <w:t>Acórdão</w:t>
+      </w:r>
+      <w:r>
+        <w:rPr>
+          <w:lang w:val="pt-BR" w:eastAsia="pt-BR"/>
+        </w:rPr>
+        <w:t xml:space="preserve">, representado como </w:t>
+      </w:r>
+      <w:proofErr w:type="spellStart"/>
+      <w:r>
+        <w:rPr>
+          <w:rFonts w:ascii="Courier New" w:hAnsi="Courier New" w:cs="Courier New"/>
+          <w:lang w:val="pt-BR" w:eastAsia="pt-BR"/>
+        </w:rPr>
+        <w:t>subkind</w:t>
+      </w:r>
+      <w:proofErr w:type="spellEnd"/>
+      <w:r>
+        <w:rPr>
+          <w:lang w:val="pt-BR" w:eastAsia="pt-BR"/>
+        </w:rPr>
+        <w:t xml:space="preserve"> de </w:t>
+      </w:r>
+      <w:r>
+        <w:rPr>
+          <w:u w:val="single"/>
+          <w:lang w:val="pt-BR" w:eastAsia="pt-BR"/>
+        </w:rPr>
+        <w:t>Documento</w:t>
+      </w:r>
+      <w:r>
+        <w:rPr>
+          <w:lang w:val="pt-BR" w:eastAsia="pt-BR"/>
+        </w:rPr>
+        <w:t xml:space="preserve">, e leva à </w:t>
+      </w:r>
+      <w:proofErr w:type="spellStart"/>
+      <w:r>
+        <w:rPr>
+          <w:rFonts w:ascii="Courier New" w:hAnsi="Courier New" w:cs="Courier New"/>
+          <w:lang w:val="pt-BR" w:eastAsia="pt-BR"/>
+        </w:rPr>
+        <w:t>situation</w:t>
+      </w:r>
+      <w:proofErr w:type="spellEnd"/>
       <w:r>
         <w:rPr>
           <w:lang w:val="pt-BR" w:eastAsia="pt-BR"/>
@@ -29873,29 +30032,213 @@
       </w:r>
       <w:r>
         <w:rPr>
+          <w:u w:val="single"/>
+          <w:lang w:val="pt-BR" w:eastAsia="pt-BR"/>
+        </w:rPr>
+        <w:t>Resultado do Julgamento Recursal</w:t>
+      </w:r>
+      <w:r>
+        <w:rPr>
+          <w:lang w:val="pt-BR" w:eastAsia="pt-BR"/>
+        </w:rPr>
+        <w:t>.</w:t>
+      </w:r>
+    </w:p>
+    <w:p>
+      <w:pPr>
+        <w:pStyle w:val="Corpodetexto"/>
+        <w:spacing w:line="312" w:lineRule="auto"/>
+        <w:ind w:left="284" w:right="113" w:firstLine="737"/>
+        <w:jc w:val="both"/>
+        <w:rPr>
+          <w:lang w:val="pt-BR" w:eastAsia="pt-BR"/>
+        </w:rPr>
+      </w:pPr>
+      <w:r>
+        <w:rPr>
+          <w:lang w:val="pt-BR" w:eastAsia="pt-BR"/>
+        </w:rPr>
+        <w:t xml:space="preserve">O </w:t>
+      </w:r>
+      <w:r>
+        <w:rPr>
+          <w:u w:val="single"/>
+          <w:lang w:val="pt-BR" w:eastAsia="pt-BR"/>
+        </w:rPr>
+        <w:t>Resultado do Julgamento Recursal</w:t>
+      </w:r>
+      <w:r>
+        <w:rPr>
+          <w:lang w:val="pt-BR" w:eastAsia="pt-BR"/>
+        </w:rPr>
+        <w:t xml:space="preserve"> é especializado nas </w:t>
+      </w:r>
+      <w:proofErr w:type="spellStart"/>
+      <w:r>
+        <w:rPr>
           <w:rFonts w:ascii="Courier New" w:hAnsi="Courier New" w:cs="Courier New"/>
           <w:lang w:val="pt-BR" w:eastAsia="pt-BR"/>
         </w:rPr>
+        <w:t>situations</w:t>
+      </w:r>
+      <w:proofErr w:type="spellEnd"/>
+      <w:r>
+        <w:rPr>
+          <w:lang w:val="pt-BR" w:eastAsia="pt-BR"/>
+        </w:rPr>
+        <w:t xml:space="preserve"> </w:t>
+      </w:r>
+      <w:r>
+        <w:rPr>
+          <w:u w:val="single"/>
+          <w:lang w:val="pt-BR" w:eastAsia="pt-BR"/>
+        </w:rPr>
+        <w:t>Recurso Provido</w:t>
+      </w:r>
+      <w:r>
+        <w:rPr>
+          <w:lang w:val="pt-BR" w:eastAsia="pt-BR"/>
+        </w:rPr>
+        <w:t xml:space="preserve">, </w:t>
+      </w:r>
+      <w:r>
+        <w:rPr>
+          <w:u w:val="single"/>
+          <w:lang w:val="pt-BR" w:eastAsia="pt-BR"/>
+        </w:rPr>
+        <w:t>Recurso Parcialmente Provido</w:t>
+      </w:r>
+      <w:r>
+        <w:rPr>
+          <w:lang w:val="pt-BR" w:eastAsia="pt-BR"/>
+        </w:rPr>
+        <w:t xml:space="preserve">, </w:t>
+      </w:r>
+      <w:r>
+        <w:rPr>
+          <w:u w:val="single"/>
+          <w:lang w:val="pt-BR" w:eastAsia="pt-BR"/>
+        </w:rPr>
+        <w:t>Recurso Desprovido</w:t>
+      </w:r>
+      <w:r>
+        <w:rPr>
+          <w:lang w:val="pt-BR" w:eastAsia="pt-BR"/>
+        </w:rPr>
+        <w:t xml:space="preserve"> e </w:t>
+      </w:r>
+      <w:r>
+        <w:rPr>
+          <w:u w:val="single"/>
+          <w:lang w:val="pt-BR" w:eastAsia="pt-BR"/>
+        </w:rPr>
+        <w:t>Recurso Não Conhecido</w:t>
+      </w:r>
+      <w:r>
+        <w:rPr>
+          <w:lang w:val="pt-BR" w:eastAsia="pt-BR"/>
+        </w:rPr>
+        <w:t xml:space="preserve">. Essas especializações formam um conjunto </w:t>
+      </w:r>
+      <w:r>
+        <w:rPr>
+          <w:rFonts w:ascii="Courier New" w:hAnsi="Courier New" w:cs="Courier New"/>
+          <w:lang w:val="pt-BR" w:eastAsia="pt-BR"/>
+        </w:rPr>
+        <w:t>{</w:t>
+      </w:r>
+      <w:proofErr w:type="spellStart"/>
+      <w:r>
+        <w:rPr>
+          <w:rFonts w:ascii="Courier New" w:hAnsi="Courier New" w:cs="Courier New"/>
+          <w:lang w:val="pt-BR" w:eastAsia="pt-BR"/>
+        </w:rPr>
+        <w:t>disjoint</w:t>
+      </w:r>
+      <w:proofErr w:type="spellEnd"/>
+      <w:r>
+        <w:rPr>
+          <w:rFonts w:ascii="Courier New" w:hAnsi="Courier New" w:cs="Courier New"/>
+          <w:lang w:val="pt-BR" w:eastAsia="pt-BR"/>
+        </w:rPr>
+        <w:t>, complete}</w:t>
+      </w:r>
+      <w:r>
+        <w:rPr>
+          <w:lang w:val="pt-BR" w:eastAsia="pt-BR"/>
+        </w:rPr>
+        <w:t>, permitindo representar, dentro do escopo da ontologia, os diferentes resultados possíveis da apreciação do recurso.</w:t>
+      </w:r>
+    </w:p>
+    <w:p>
+      <w:pPr>
+        <w:pStyle w:val="Corpodetexto"/>
+        <w:spacing w:line="312" w:lineRule="auto"/>
+        <w:ind w:left="284" w:right="113" w:firstLine="737"/>
+        <w:jc w:val="both"/>
+        <w:rPr>
+          <w:lang w:val="pt-BR" w:eastAsia="pt-BR"/>
+        </w:rPr>
+      </w:pPr>
+      <w:r>
+        <w:rPr>
+          <w:lang w:val="pt-BR" w:eastAsia="pt-BR"/>
+        </w:rPr>
+        <w:t xml:space="preserve">O modelo também contempla a hipótese de não interposição. A </w:t>
+      </w:r>
+      <w:r>
+        <w:rPr>
+          <w:u w:val="single"/>
+          <w:lang w:val="pt-BR" w:eastAsia="pt-BR"/>
+        </w:rPr>
+        <w:t>Sentença</w:t>
+      </w:r>
+      <w:r>
+        <w:rPr>
+          <w:lang w:val="pt-BR" w:eastAsia="pt-BR"/>
+        </w:rPr>
+        <w:t xml:space="preserve"> </w:t>
+      </w:r>
+      <w:r>
+        <w:rPr>
+          <w:rFonts w:ascii="Courier New" w:hAnsi="Courier New" w:cs="Courier New"/>
+          <w:lang w:val="pt-BR" w:eastAsia="pt-BR"/>
+        </w:rPr>
         <w:t>triggers</w:t>
       </w:r>
       <w:r>
         <w:rPr>
           <w:lang w:val="pt-BR" w:eastAsia="pt-BR"/>
         </w:rPr>
-        <w:t xml:space="preserve"> esse julgamento, que produz o </w:t>
+        <w:t xml:space="preserve"> o </w:t>
+      </w:r>
+      <w:proofErr w:type="spellStart"/>
+      <w:r>
+        <w:rPr>
+          <w:rFonts w:ascii="Courier New" w:hAnsi="Courier New" w:cs="Courier New"/>
+          <w:lang w:val="pt-BR" w:eastAsia="pt-BR"/>
+        </w:rPr>
+        <w:t>event</w:t>
+      </w:r>
+      <w:proofErr w:type="spellEnd"/>
+      <w:r>
+        <w:rPr>
+          <w:lang w:val="pt-BR" w:eastAsia="pt-BR"/>
+        </w:rPr>
+        <w:t xml:space="preserve"> </w:t>
       </w:r>
       <w:r>
         <w:rPr>
           <w:u w:val="single"/>
           <w:lang w:val="pt-BR" w:eastAsia="pt-BR"/>
         </w:rPr>
-        <w:t>Acórdão</w:t>
-      </w:r>
-      <w:r>
-        <w:rPr>
-          <w:lang w:val="pt-BR" w:eastAsia="pt-BR"/>
-        </w:rPr>
-        <w:t xml:space="preserve">, representado como </w:t>
+        <w:t>Decurso do Prazo Recursal</w:t>
+      </w:r>
+      <w:r>
+        <w:rPr>
+          <w:lang w:val="pt-BR" w:eastAsia="pt-BR"/>
+        </w:rPr>
+        <w:t xml:space="preserve">, que leva à </w:t>
       </w:r>
       <w:proofErr w:type="spellStart"/>
       <w:r>
@@ -29903,39 +30246,40 @@
           <w:rFonts w:ascii="Courier New" w:hAnsi="Courier New" w:cs="Courier New"/>
           <w:lang w:val="pt-BR" w:eastAsia="pt-BR"/>
         </w:rPr>
-        <w:t>subkind</w:t>
+        <w:t>situation</w:t>
       </w:r>
       <w:proofErr w:type="spellEnd"/>
       <w:r>
         <w:rPr>
           <w:lang w:val="pt-BR" w:eastAsia="pt-BR"/>
         </w:rPr>
-        <w:t xml:space="preserve"> de </w:t>
+        <w:t xml:space="preserve"> </w:t>
       </w:r>
       <w:r>
         <w:rPr>
           <w:u w:val="single"/>
           <w:lang w:val="pt-BR" w:eastAsia="pt-BR"/>
         </w:rPr>
-        <w:t>Documento</w:t>
-      </w:r>
-      <w:r>
-        <w:rPr>
-          <w:lang w:val="pt-BR" w:eastAsia="pt-BR"/>
-        </w:rPr>
-        <w:t xml:space="preserve">, e </w:t>
-      </w:r>
-      <w:r>
-        <w:rPr>
-          <w:lang w:val="pt-BR" w:eastAsia="pt-BR"/>
-        </w:rPr>
-        <w:t>leva</w:t>
-      </w:r>
-      <w:r>
-        <w:rPr>
-          <w:lang w:val="pt-BR" w:eastAsia="pt-BR"/>
-        </w:rPr>
-        <w:t xml:space="preserve"> a </w:t>
+        <w:t>Ausência de Recurso</w:t>
+      </w:r>
+      <w:r>
+        <w:rPr>
+          <w:lang w:val="pt-BR" w:eastAsia="pt-BR"/>
+        </w:rPr>
+        <w:t xml:space="preserve">. Essa situação, por sua vez, </w:t>
+      </w:r>
+      <w:r>
+        <w:rPr>
+          <w:rFonts w:ascii="Courier New" w:hAnsi="Courier New" w:cs="Courier New"/>
+          <w:lang w:val="pt-BR" w:eastAsia="pt-BR"/>
+        </w:rPr>
+        <w:t>triggers</w:t>
+      </w:r>
+      <w:r>
+        <w:rPr>
+          <w:lang w:val="pt-BR" w:eastAsia="pt-BR"/>
+        </w:rPr>
+        <w:t xml:space="preserve"> o </w:t>
       </w:r>
       <w:proofErr w:type="spellStart"/>
       <w:r>
@@ -29943,34 +30287,34 @@
           <w:rFonts w:ascii="Courier New" w:hAnsi="Courier New" w:cs="Courier New"/>
           <w:lang w:val="pt-BR" w:eastAsia="pt-BR"/>
         </w:rPr>
-        <w:t>situation</w:t>
+        <w:t>event</w:t>
       </w:r>
       <w:proofErr w:type="spellEnd"/>
       <w:r>
         <w:rPr>
           <w:lang w:val="pt-BR" w:eastAsia="pt-BR"/>
         </w:rPr>
-        <w:t xml:space="preserve"> Resulta</w:t>
+        <w:t xml:space="preserve"> </w:t>
       </w:r>
       <w:r>
         <w:rPr>
           <w:u w:val="single"/>
           <w:lang w:val="pt-BR" w:eastAsia="pt-BR"/>
         </w:rPr>
-        <w:t>do do Julgamento Recursal</w:t>
-      </w:r>
-      <w:r>
-        <w:rPr>
-          <w:lang w:val="pt-BR" w:eastAsia="pt-BR"/>
-        </w:rPr>
-        <w:t>.</w:t>
+        <w:t>Trânsito em Julgado</w:t>
+      </w:r>
+      <w:r>
+        <w:rPr>
+          <w:lang w:val="pt-BR" w:eastAsia="pt-BR"/>
+        </w:rPr>
+        <w:t>, representando o encerramento da possibilidade recursal considerada nesse trecho do modelo.</w:t>
       </w:r>
     </w:p>
     <w:p>
       <w:pPr>
         <w:pStyle w:val="Corpodetexto"/>
         <w:spacing w:line="312" w:lineRule="auto"/>
-        <w:ind w:left="282" w:right="116" w:firstLine="737"/>
+        <w:ind w:left="284" w:right="113" w:firstLine="737"/>
         <w:jc w:val="both"/>
         <w:rPr>
           <w:lang w:val="pt-BR" w:eastAsia="pt-BR"/>
@@ -29980,317 +30324,23 @@
         <w:rPr>
           <w:lang w:val="pt-BR" w:eastAsia="pt-BR"/>
         </w:rPr>
-        <w:t xml:space="preserve">O </w:t>
+        <w:t xml:space="preserve">Dessa forma, o diagrama </w:t>
       </w:r>
       <w:r>
         <w:rPr>
           <w:u w:val="single"/>
           <w:lang w:val="pt-BR" w:eastAsia="pt-BR"/>
         </w:rPr>
-        <w:t>Resultado do Julgamento Recursal</w:t>
-      </w:r>
-      <w:r>
-        <w:rPr>
-          <w:lang w:val="pt-BR" w:eastAsia="pt-BR"/>
-        </w:rPr>
-        <w:t xml:space="preserve"> é especializado nas </w:t>
-      </w:r>
-      <w:proofErr w:type="spellStart"/>
-      <w:r>
-        <w:rPr>
-          <w:rFonts w:ascii="Courier New" w:hAnsi="Courier New" w:cs="Courier New"/>
-          <w:lang w:val="pt-BR" w:eastAsia="pt-BR"/>
-        </w:rPr>
-        <w:t>situations</w:t>
-      </w:r>
-      <w:proofErr w:type="spellEnd"/>
-      <w:r>
-        <w:rPr>
-          <w:lang w:val="pt-BR" w:eastAsia="pt-BR"/>
-        </w:rPr>
-        <w:t xml:space="preserve"> </w:t>
-      </w:r>
-      <w:r>
-        <w:rPr>
-          <w:u w:val="single"/>
-          <w:lang w:val="pt-BR" w:eastAsia="pt-BR"/>
-        </w:rPr>
-        <w:t>Recurso Provido</w:t>
-      </w:r>
-      <w:r>
-        <w:rPr>
-          <w:lang w:val="pt-BR" w:eastAsia="pt-BR"/>
-        </w:rPr>
-        <w:t xml:space="preserve">, </w:t>
-      </w:r>
-      <w:r>
-        <w:rPr>
-          <w:u w:val="single"/>
-          <w:lang w:val="pt-BR" w:eastAsia="pt-BR"/>
-        </w:rPr>
-        <w:t>Recurso Parcialmente Provido</w:t>
-      </w:r>
-      <w:r>
-        <w:rPr>
-          <w:lang w:val="pt-BR" w:eastAsia="pt-BR"/>
-        </w:rPr>
-        <w:t xml:space="preserve">, </w:t>
-      </w:r>
-      <w:r>
-        <w:rPr>
-          <w:u w:val="single"/>
-          <w:lang w:val="pt-BR" w:eastAsia="pt-BR"/>
-        </w:rPr>
-        <w:t>Recurso Desprovido</w:t>
-      </w:r>
-      <w:r>
-        <w:rPr>
-          <w:lang w:val="pt-BR" w:eastAsia="pt-BR"/>
-        </w:rPr>
-        <w:t xml:space="preserve"> e </w:t>
-      </w:r>
-      <w:r>
-        <w:rPr>
-          <w:u w:val="single"/>
-          <w:lang w:val="pt-BR" w:eastAsia="pt-BR"/>
-        </w:rPr>
-        <w:t>Recurso Não Conhecido</w:t>
-      </w:r>
-      <w:r>
-        <w:rPr>
-          <w:lang w:val="pt-BR" w:eastAsia="pt-BR"/>
-        </w:rPr>
-        <w:t xml:space="preserve">. Essas especializações formam um conjunto </w:t>
-      </w:r>
-      <w:r>
-        <w:rPr>
-          <w:rFonts w:ascii="Courier New" w:hAnsi="Courier New" w:cs="Courier New"/>
-          <w:lang w:val="pt-BR" w:eastAsia="pt-BR"/>
-        </w:rPr>
-        <w:t>{</w:t>
-      </w:r>
-      <w:proofErr w:type="spellStart"/>
-      <w:r>
-        <w:rPr>
-          <w:rFonts w:ascii="Courier New" w:hAnsi="Courier New" w:cs="Courier New"/>
-          <w:lang w:val="pt-BR" w:eastAsia="pt-BR"/>
-        </w:rPr>
-        <w:t>disjoint</w:t>
-      </w:r>
-      <w:proofErr w:type="spellEnd"/>
-      <w:r>
-        <w:rPr>
-          <w:rFonts w:ascii="Courier New" w:hAnsi="Courier New" w:cs="Courier New"/>
-          <w:lang w:val="pt-BR" w:eastAsia="pt-BR"/>
-        </w:rPr>
-        <w:t>, complete}</w:t>
-      </w:r>
-      <w:r>
-        <w:rPr>
-          <w:lang w:val="pt-BR" w:eastAsia="pt-BR"/>
-        </w:rPr>
-        <w:t>, permitindo representar, dentro do escopo da ontologia, os diferentes resultados possíveis da apreciação do recurso.</w:t>
-      </w:r>
-    </w:p>
-    <w:p>
-      <w:pPr>
-        <w:pStyle w:val="Corpodetexto"/>
-        <w:spacing w:line="312" w:lineRule="auto"/>
-        <w:ind w:left="282" w:right="116" w:firstLine="737"/>
-        <w:jc w:val="both"/>
-        <w:rPr>
-          <w:lang w:val="pt-BR" w:eastAsia="pt-BR"/>
-        </w:rPr>
-      </w:pPr>
-      <w:r>
-        <w:rPr>
-          <w:lang w:val="pt-BR" w:eastAsia="pt-BR"/>
-        </w:rPr>
-        <w:t xml:space="preserve">O modelo também contempla a hipótese de não interposição. A </w:t>
-      </w:r>
-      <w:r>
-        <w:rPr>
-          <w:u w:val="single"/>
-          <w:lang w:val="pt-BR" w:eastAsia="pt-BR"/>
-        </w:rPr>
-        <w:t>Sentença</w:t>
-      </w:r>
-      <w:r>
-        <w:rPr>
-          <w:lang w:val="pt-BR" w:eastAsia="pt-BR"/>
-        </w:rPr>
-        <w:t xml:space="preserve"> </w:t>
-      </w:r>
-      <w:r>
-        <w:rPr>
-          <w:rFonts w:ascii="Courier New" w:hAnsi="Courier New" w:cs="Courier New"/>
-          <w:lang w:val="pt-BR" w:eastAsia="pt-BR"/>
-        </w:rPr>
-        <w:t>triggers</w:t>
-      </w:r>
-      <w:r>
-        <w:rPr>
-          <w:lang w:val="pt-BR" w:eastAsia="pt-BR"/>
-        </w:rPr>
-        <w:t xml:space="preserve"> o </w:t>
-      </w:r>
-      <w:proofErr w:type="spellStart"/>
-      <w:r>
-        <w:rPr>
-          <w:rFonts w:ascii="Courier New" w:hAnsi="Courier New" w:cs="Courier New"/>
-          <w:lang w:val="pt-BR" w:eastAsia="pt-BR"/>
-        </w:rPr>
-        <w:t>event</w:t>
-      </w:r>
-      <w:proofErr w:type="spellEnd"/>
-      <w:r>
-        <w:rPr>
-          <w:lang w:val="pt-BR" w:eastAsia="pt-BR"/>
-        </w:rPr>
-        <w:t xml:space="preserve"> </w:t>
-      </w:r>
-      <w:r>
-        <w:rPr>
-          <w:u w:val="single"/>
-          <w:lang w:val="pt-BR" w:eastAsia="pt-BR"/>
-        </w:rPr>
-        <w:t>Decurso do Prazo Recursal</w:t>
-      </w:r>
-      <w:r>
-        <w:rPr>
-          <w:lang w:val="pt-BR" w:eastAsia="pt-BR"/>
-        </w:rPr>
-        <w:t xml:space="preserve">, que </w:t>
-      </w:r>
-      <w:r>
-        <w:rPr>
-          <w:lang w:val="pt-BR" w:eastAsia="pt-BR"/>
-        </w:rPr>
-        <w:t>leva</w:t>
-      </w:r>
-      <w:r>
-        <w:rPr>
-          <w:lang w:val="pt-BR" w:eastAsia="pt-BR"/>
-        </w:rPr>
-        <w:t xml:space="preserve"> a </w:t>
-      </w:r>
-      <w:proofErr w:type="spellStart"/>
-      <w:r>
-        <w:rPr>
-          <w:rFonts w:ascii="Courier New" w:hAnsi="Courier New" w:cs="Courier New"/>
-          <w:lang w:val="pt-BR" w:eastAsia="pt-BR"/>
-        </w:rPr>
-        <w:t>situation</w:t>
-      </w:r>
-      <w:proofErr w:type="spellEnd"/>
-      <w:r>
-        <w:rPr>
-          <w:lang w:val="pt-BR" w:eastAsia="pt-BR"/>
-        </w:rPr>
-        <w:t xml:space="preserve"> </w:t>
-      </w:r>
-      <w:r>
-        <w:rPr>
-          <w:u w:val="single"/>
-          <w:lang w:val="pt-BR" w:eastAsia="pt-BR"/>
-        </w:rPr>
-        <w:t>Ausência de Recurso</w:t>
-      </w:r>
-      <w:r>
-        <w:rPr>
-          <w:lang w:val="pt-BR" w:eastAsia="pt-BR"/>
-        </w:rPr>
-        <w:t xml:space="preserve">. Essa situação, por sua vez, </w:t>
-      </w:r>
-      <w:r>
-        <w:rPr>
-          <w:rFonts w:ascii="Courier New" w:hAnsi="Courier New" w:cs="Courier New"/>
-          <w:lang w:val="pt-BR" w:eastAsia="pt-BR"/>
-        </w:rPr>
-        <w:t>triggers</w:t>
-      </w:r>
-      <w:r>
-        <w:rPr>
-          <w:lang w:val="pt-BR" w:eastAsia="pt-BR"/>
-        </w:rPr>
-        <w:t xml:space="preserve"> o </w:t>
-      </w:r>
-      <w:proofErr w:type="spellStart"/>
-      <w:r>
-        <w:rPr>
-          <w:rFonts w:ascii="Courier New" w:hAnsi="Courier New" w:cs="Courier New"/>
-          <w:lang w:val="pt-BR" w:eastAsia="pt-BR"/>
-        </w:rPr>
-        <w:t>event</w:t>
-      </w:r>
-      <w:proofErr w:type="spellEnd"/>
-      <w:r>
-        <w:rPr>
-          <w:lang w:val="pt-BR" w:eastAsia="pt-BR"/>
-        </w:rPr>
-        <w:t xml:space="preserve"> </w:t>
-      </w:r>
-      <w:r>
-        <w:rPr>
-          <w:u w:val="single"/>
-          <w:lang w:val="pt-BR" w:eastAsia="pt-BR"/>
-        </w:rPr>
-        <w:t>Trânsito em Julgado</w:t>
-      </w:r>
-      <w:r>
-        <w:rPr>
-          <w:lang w:val="pt-BR" w:eastAsia="pt-BR"/>
-        </w:rPr>
-        <w:t>, representando o encerramento da possibilidade recursal considerada nesse trecho do modelo.</w:t>
-      </w:r>
-    </w:p>
-    <w:p>
-      <w:pPr>
-        <w:pStyle w:val="Corpodetexto"/>
-        <w:spacing w:line="312" w:lineRule="auto"/>
-        <w:ind w:left="282" w:right="116" w:firstLine="737"/>
-        <w:jc w:val="both"/>
-        <w:rPr>
-          <w:lang w:val="pt-BR" w:eastAsia="pt-BR"/>
-        </w:rPr>
-      </w:pPr>
-      <w:r>
-        <w:rPr>
-          <w:lang w:val="pt-BR" w:eastAsia="pt-BR"/>
-        </w:rPr>
-        <w:t xml:space="preserve">Dessa forma, o diagrama </w:t>
-      </w:r>
-      <w:r>
-        <w:rPr>
-          <w:u w:val="single"/>
-          <w:lang w:val="pt-BR" w:eastAsia="pt-BR"/>
-        </w:rPr>
         <w:t>Recursos</w:t>
       </w:r>
       <w:r>
         <w:rPr>
           <w:lang w:val="pt-BR" w:eastAsia="pt-BR"/>
         </w:rPr>
-        <w:t xml:space="preserve"> organiza os principais conceitos relacionados à fase recursal, integrando a decisão impugnada, o recurso, o prazo, a representação processual, a remessa à </w:t>
-      </w:r>
-      <w:r>
-        <w:rPr>
-          <w:lang w:val="pt-BR" w:eastAsia="pt-BR"/>
-        </w:rPr>
-        <w:t>Turma Recursal</w:t>
-      </w:r>
-      <w:r>
-        <w:rPr>
-          <w:lang w:val="pt-BR" w:eastAsia="pt-BR"/>
-        </w:rPr>
-        <w:t>, o julgamento e seus possíveis resultados. O modelo fornece suporte especialmente às Questões de Competência relacionadas à existência de recurso contra a sentença, ao prazo recursal, à necessidade de representação, ao encaminhamento à Turma Recursal e ao resultado do julgamento do recurso</w:t>
-      </w:r>
-      <w:r>
-        <w:rPr>
-          <w:lang w:val="pt-BR" w:eastAsia="pt-BR"/>
-        </w:rPr>
-        <w:t>.</w:t>
-      </w:r>
+        <w:t xml:space="preserve"> organiza os principais conceitos relacionados à fase recursal, integrando a decisão impugnada, o recurso, o prazo, a representação processual, a remessa à Turma Recursal, o julgamento e seus possíveis resultados.</w:t>
+      </w:r>
+      <w:bookmarkStart w:id="141" w:name="_GoBack"/>
+      <w:bookmarkEnd w:id="141"/>
     </w:p>
     <w:p>
       <w:pPr>
@@ -30316,9 +30366,9 @@
           <w:szCs w:val="24"/>
         </w:rPr>
       </w:pPr>
-      <w:bookmarkStart w:id="141" w:name="_Toc243994392"/>
-      <w:bookmarkStart w:id="142" w:name="_Toc243994658"/>
-      <w:bookmarkStart w:id="143" w:name="_Toc243998316"/>
+      <w:bookmarkStart w:id="142" w:name="_Toc243994392"/>
+      <w:bookmarkStart w:id="143" w:name="_Toc243994658"/>
+      <w:bookmarkStart w:id="144" w:name="_Toc243998316"/>
       <w:r>
         <w:rPr>
           <w:i w:val="0"/>
@@ -30391,9 +30441,9 @@
         </w:rPr>
         <w:t xml:space="preserve"> - Diagrama de Recursos</w:t>
       </w:r>
-      <w:bookmarkEnd w:id="141"/>
       <w:bookmarkEnd w:id="142"/>
       <w:bookmarkEnd w:id="143"/>
+      <w:bookmarkEnd w:id="144"/>
     </w:p>
     <w:p>
       <w:pPr>
@@ -30406,14 +30456,13 @@
       </w:pPr>
       <w:r>
         <w:rPr>
-          <w:noProof/>
           <w:lang w:val="pt-BR" w:eastAsia="pt-BR"/>
         </w:rPr>
         <w:drawing>
-          <wp:inline distT="0" distB="0" distL="0" distR="0" wp14:anchorId="2FD5B63B" wp14:editId="15EA9AB7">
-            <wp:extent cx="6033135" cy="3617595"/>
-            <wp:effectExtent l="0" t="0" r="5715" b="1905"/>
-            <wp:docPr id="32" name="Imagem 32"/>
+          <wp:inline distT="0" distB="0" distL="0" distR="0" wp14:anchorId="787F437F" wp14:editId="6C673314">
+            <wp:extent cx="6033135" cy="3593465"/>
+            <wp:effectExtent l="0" t="0" r="5715" b="6985"/>
+            <wp:docPr id="42" name="Imagem 42"/>
             <wp:cNvGraphicFramePr>
               <a:graphicFrameLocks xmlns:a="http://schemas.openxmlformats.org/drawingml/2006/main" noChangeAspect="1"/>
             </wp:cNvGraphicFramePr>
@@ -30433,7 +30482,7 @@
                   <pic:spPr>
                     <a:xfrm>
                       <a:off x="0" y="0"/>
-                      <a:ext cx="6033135" cy="3617595"/>
+                      <a:ext cx="6033135" cy="3593465"/>
                     </a:xfrm>
                     <a:prstGeom prst="rect">
                       <a:avLst/>
@@ -31170,9 +31219,9 @@
           <w:szCs w:val="24"/>
         </w:rPr>
       </w:pPr>
-      <w:bookmarkStart w:id="144" w:name="_Toc243994393"/>
-      <w:bookmarkStart w:id="145" w:name="_Toc243994659"/>
-      <w:bookmarkStart w:id="146" w:name="_Toc243998317"/>
+      <w:bookmarkStart w:id="145" w:name="_Toc243994393"/>
+      <w:bookmarkStart w:id="146" w:name="_Toc243994659"/>
+      <w:bookmarkStart w:id="147" w:name="_Toc243998317"/>
       <w:r>
         <w:rPr>
           <w:i w:val="0"/>
@@ -31244,9 +31293,9 @@
         </w:rPr>
         <w:t xml:space="preserve"> - Diagrama de Cumprimento e Encerramento</w:t>
       </w:r>
-      <w:bookmarkEnd w:id="144"/>
       <w:bookmarkEnd w:id="145"/>
       <w:bookmarkEnd w:id="146"/>
+      <w:bookmarkEnd w:id="147"/>
     </w:p>
     <w:p>
       <w:pPr>
@@ -31343,12 +31392,12 @@
         <w:spacing w:before="2"/>
         <w:ind w:left="737" w:hanging="737"/>
       </w:pPr>
-      <w:bookmarkStart w:id="147" w:name="_Toc243998361"/>
+      <w:bookmarkStart w:id="148" w:name="_Toc243998361"/>
       <w:r>
         <w:lastRenderedPageBreak/>
         <w:t>Avaliação da Ontologia</w:t>
       </w:r>
-      <w:bookmarkEnd w:id="147"/>
+      <w:bookmarkEnd w:id="148"/>
     </w:p>
     <w:p>
       <w:pPr>
@@ -31432,7 +31481,7 @@
           <w:szCs w:val="24"/>
         </w:rPr>
       </w:pPr>
-      <w:bookmarkStart w:id="148" w:name="_Toc243998322"/>
+      <w:bookmarkStart w:id="149" w:name="_Toc243998322"/>
       <w:r>
         <w:rPr>
           <w:i w:val="0"/>
@@ -31524,7 +31573,7 @@
         </w:rPr>
         <w:t>Rastreabilidade das QCs</w:t>
       </w:r>
-      <w:bookmarkEnd w:id="148"/>
+      <w:bookmarkEnd w:id="149"/>
     </w:p>
     <w:p>
       <w:pPr>
@@ -33919,6 +33968,7 @@
         <w:rPr>
           <w:w w:val="105"/>
         </w:rPr>
+        <w:lastRenderedPageBreak/>
         <w:t>Fonte: elaborado pelo autor (2026)</w:t>
       </w:r>
     </w:p>
@@ -34009,7 +34059,7 @@
           <w:szCs w:val="24"/>
         </w:rPr>
       </w:pPr>
-      <w:bookmarkStart w:id="149" w:name="_Toc243998323"/>
+      <w:bookmarkStart w:id="150" w:name="_Toc243998323"/>
       <w:r>
         <w:rPr>
           <w:i w:val="0"/>
@@ -34091,7 +34141,7 @@
         </w:rPr>
         <w:t xml:space="preserve"> - Cenarios instanciados</w:t>
       </w:r>
-      <w:bookmarkEnd w:id="149"/>
+      <w:bookmarkEnd w:id="150"/>
     </w:p>
     <w:tbl>
       <w:tblPr>
@@ -34445,6 +34495,7 @@
               <w:ind w:right="147"/>
             </w:pPr>
             <w:r>
+              <w:lastRenderedPageBreak/>
               <w:t>C5</w:t>
             </w:r>
           </w:p>
@@ -34613,7 +34664,7 @@
           <w:szCs w:val="24"/>
         </w:rPr>
       </w:pPr>
-      <w:bookmarkStart w:id="150" w:name="_Toc243998324"/>
+      <w:bookmarkStart w:id="151" w:name="_Toc243998324"/>
       <w:r>
         <w:rPr>
           <w:i w:val="0"/>
@@ -34695,7 +34746,7 @@
         </w:rPr>
         <w:t xml:space="preserve"> - Identidade e classificação dos indivíduos</w:t>
       </w:r>
-      <w:bookmarkEnd w:id="150"/>
+      <w:bookmarkEnd w:id="151"/>
     </w:p>
     <w:tbl>
       <w:tblPr>
@@ -35253,6 +35304,7 @@
               <w:ind w:right="147"/>
             </w:pPr>
             <w:r>
+              <w:lastRenderedPageBreak/>
               <w:t>C1-VAL-PRET</w:t>
             </w:r>
           </w:p>
@@ -36046,7 +36098,7 @@
         </w:rPr>
         <w:t xml:space="preserve">     </w:t>
       </w:r>
-      <w:bookmarkStart w:id="151" w:name="_Toc243998325"/>
+      <w:bookmarkStart w:id="152" w:name="_Toc243998325"/>
       <w:r>
         <w:rPr>
           <w:i w:val="0"/>
@@ -36128,7 +36180,7 @@
         </w:rPr>
         <w:t xml:space="preserve"> - Relaçoes entre instancias</w:t>
       </w:r>
-      <w:bookmarkEnd w:id="151"/>
+      <w:bookmarkEnd w:id="152"/>
     </w:p>
     <w:tbl>
       <w:tblPr>
@@ -36353,6 +36405,7 @@
               <w:ind w:right="147"/>
             </w:pPr>
             <w:r>
+              <w:lastRenderedPageBreak/>
               <w:t>C1-PRET, C1-AUT, C1-REU</w:t>
             </w:r>
           </w:p>
@@ -36707,6 +36760,7 @@
               <w:ind w:right="147"/>
             </w:pPr>
             <w:r>
+              <w:lastRenderedPageBreak/>
               <w:t>C1-CUMPRIR, C1-CUMPRIDA, C1-CONCLUIR</w:t>
             </w:r>
           </w:p>
@@ -36826,7 +36880,7 @@
           <w:szCs w:val="24"/>
         </w:rPr>
       </w:pPr>
-      <w:bookmarkStart w:id="152" w:name="_Toc243998326"/>
+      <w:bookmarkStart w:id="153" w:name="_Toc243998326"/>
       <w:r>
         <w:rPr>
           <w:i w:val="0"/>
@@ -36908,7 +36962,7 @@
         </w:rPr>
         <w:t xml:space="preserve"> - Recortes temporais do cumprimento</w:t>
       </w:r>
-      <w:bookmarkEnd w:id="152"/>
+      <w:bookmarkEnd w:id="153"/>
     </w:p>
     <w:tbl>
       <w:tblPr>
@@ -37284,7 +37338,7 @@
           <w:szCs w:val="24"/>
         </w:rPr>
       </w:pPr>
-      <w:bookmarkStart w:id="153" w:name="_Toc243998327"/>
+      <w:bookmarkStart w:id="154" w:name="_Toc243998327"/>
       <w:r>
         <w:rPr>
           <w:i w:val="0"/>
@@ -37386,7 +37440,7 @@
         </w:rPr>
         <w:t>nstanciação recurso, acordo e dever de comparecimento</w:t>
       </w:r>
-      <w:bookmarkEnd w:id="153"/>
+      <w:bookmarkEnd w:id="154"/>
     </w:p>
     <w:tbl>
       <w:tblPr>
@@ -37901,7 +37955,7 @@
         </w:rPr>
         <w:t xml:space="preserve">     </w:t>
       </w:r>
-      <w:bookmarkStart w:id="154" w:name="_Toc243998328"/>
+      <w:bookmarkStart w:id="155" w:name="_Toc243998328"/>
       <w:r>
         <w:rPr>
           <w:i w:val="0"/>
@@ -37993,7 +38047,7 @@
         </w:rPr>
         <w:t>Instanciação da análise probatória, complementação de provas e aptidão para julgamento</w:t>
       </w:r>
-      <w:bookmarkEnd w:id="154"/>
+      <w:bookmarkEnd w:id="155"/>
     </w:p>
     <w:tbl>
       <w:tblPr>
@@ -38218,6 +38272,7 @@
         <w:rPr>
           <w:w w:val="105"/>
         </w:rPr>
+        <w:lastRenderedPageBreak/>
         <w:t xml:space="preserve">     </w:t>
       </w:r>
       <w:r>
@@ -38339,9 +38394,9 @@
         </w:tabs>
         <w:ind w:left="825" w:hanging="543"/>
       </w:pPr>
-      <w:bookmarkStart w:id="155" w:name="Conclusão"/>
-      <w:bookmarkStart w:id="156" w:name="_bookmark11"/>
-      <w:bookmarkStart w:id="157" w:name="_Toc243998362"/>
+      <w:bookmarkStart w:id="156" w:name="Conclusão"/>
+      <w:bookmarkStart w:id="157" w:name="_bookmark11"/>
+      <w:bookmarkStart w:id="158" w:name="_Toc243998362"/>
       <w:r>
         <w:rPr>
           <w:spacing w:val="-5"/>
@@ -38349,9 +38404,9 @@
         <w:lastRenderedPageBreak/>
         <w:t>Conclusão</w:t>
       </w:r>
-      <w:bookmarkEnd w:id="155"/>
       <w:bookmarkEnd w:id="156"/>
       <w:bookmarkEnd w:id="157"/>
+      <w:bookmarkEnd w:id="158"/>
     </w:p>
     <w:p>
       <w:pPr>
@@ -38401,9 +38456,9 @@
         </w:tabs>
         <w:ind w:left="1019" w:hanging="737"/>
       </w:pPr>
-      <w:bookmarkStart w:id="158" w:name="Considerações_Finais"/>
-      <w:bookmarkStart w:id="159" w:name="_bookmark12"/>
-      <w:bookmarkStart w:id="160" w:name="_Toc243998363"/>
+      <w:bookmarkStart w:id="159" w:name="Considerações_Finais"/>
+      <w:bookmarkStart w:id="160" w:name="_bookmark12"/>
+      <w:bookmarkStart w:id="161" w:name="_Toc243998363"/>
       <w:r>
         <w:rPr>
           <w:w w:val="85"/>
@@ -38422,9 +38477,9 @@
         </w:rPr>
         <w:t>Finais</w:t>
       </w:r>
-      <w:bookmarkEnd w:id="158"/>
       <w:bookmarkEnd w:id="159"/>
       <w:bookmarkEnd w:id="160"/>
+      <w:bookmarkEnd w:id="161"/>
     </w:p>
     <w:p>
       <w:pPr>
@@ -38537,9 +38592,9 @@
         </w:tabs>
         <w:ind w:left="1019" w:hanging="737"/>
       </w:pPr>
-      <w:bookmarkStart w:id="161" w:name="Trabalhos_Futuros"/>
-      <w:bookmarkStart w:id="162" w:name="_bookmark13"/>
-      <w:bookmarkStart w:id="163" w:name="_Toc243998364"/>
+      <w:bookmarkStart w:id="162" w:name="Trabalhos_Futuros"/>
+      <w:bookmarkStart w:id="163" w:name="_bookmark13"/>
+      <w:bookmarkStart w:id="164" w:name="_Toc243998364"/>
       <w:r>
         <w:rPr>
           <w:w w:val="90"/>
@@ -38559,9 +38614,9 @@
         </w:rPr>
         <w:t>Futuros</w:t>
       </w:r>
-      <w:bookmarkEnd w:id="161"/>
       <w:bookmarkEnd w:id="162"/>
       <w:bookmarkEnd w:id="163"/>
+      <w:bookmarkEnd w:id="164"/>
     </w:p>
     <w:p>
       <w:pPr>
@@ -38617,11 +38672,11 @@
       <w:pPr>
         <w:pStyle w:val="Ttulo1"/>
       </w:pPr>
-      <w:bookmarkStart w:id="164" w:name="_Toc243998365"/>
+      <w:bookmarkStart w:id="165" w:name="_Toc243998365"/>
       <w:r>
         <w:t>Declaração de uso de IA generativa</w:t>
       </w:r>
-      <w:bookmarkEnd w:id="164"/>
+      <w:bookmarkEnd w:id="165"/>
     </w:p>
     <w:p>
       <w:pPr>
@@ -38704,8 +38759,6 @@
         </w:rPr>
         <w:t>As sugestões fornecidas pela ferramenta foram analisadas, revisadas e, quando necessário, modificadas pelo autor, que realizou a seleção das fontes, a definição dos conceitos, a construção e o refinamento da ontologia e a verificação do conteúdo apresentado. O autor assume integral responsabilidade pelo conteúdo final deste trabalho.</w:t>
       </w:r>
-      <w:bookmarkStart w:id="165" w:name="_GoBack"/>
-      <w:bookmarkEnd w:id="165"/>
     </w:p>
     <w:p>
       <w:pPr>
@@ -50229,7 +50282,31 @@
                 <w:b w:val="0"/>
                 <w:bCs w:val="0"/>
               </w:rPr>
-              <w:t>Sentença Recorrida</w:t>
+              <w:t>Sentença</w:t>
+            </w:r>
+            <w:r>
+              <w:rPr>
+                <w:rStyle w:val="Forte"/>
+                <w:b w:val="0"/>
+                <w:bCs w:val="0"/>
+              </w:rPr>
+              <w:t xml:space="preserve"> </w:t>
+            </w:r>
+            <w:r>
+              <w:rPr>
+                <w:rStyle w:val="Forte"/>
+                <w:b w:val="0"/>
+                <w:bCs w:val="0"/>
+              </w:rPr>
+              <w:t>Não</w:t>
+            </w:r>
+            <w:r>
+              <w:rPr>
+                <w:rStyle w:val="Forte"/>
+                <w:b w:val="0"/>
+                <w:bCs w:val="0"/>
+              </w:rPr>
+              <w:t xml:space="preserve"> Transitada em Julgado</w:t>
             </w:r>
           </w:p>
         </w:tc>
@@ -50247,7 +50324,7 @@
               <w:ind w:right="147"/>
             </w:pPr>
             <w:r>
-              <w:t>Sentença que está sendo questionada por meio de um recurso. Continua sendo a mesma sentença, agora nessa condição.</w:t>
+              <w:t>Sentença que ainda pode ser questionada por recurso ou cujo recurso ainda está pendente de julgamento.</w:t>
             </w:r>
           </w:p>
         </w:tc>
@@ -50265,7 +50342,7 @@
               <w:ind w:right="147"/>
             </w:pPr>
             <w:r>
-              <w:t>Lei nº 9.099/1995</w:t>
+              <w:t>Código de Processo Civil</w:t>
             </w:r>
           </w:p>
         </w:tc>
@@ -50296,6 +50373,72 @@
                 <w:bCs w:val="0"/>
               </w:rPr>
               <w:lastRenderedPageBreak/>
+              <w:t>Sentença Recorrida</w:t>
+            </w:r>
+          </w:p>
+        </w:tc>
+        <w:tc>
+          <w:tcPr>
+            <w:tcW w:w="7938" w:type="dxa"/>
+          </w:tcPr>
+          <w:p>
+            <w:pPr>
+              <w:pStyle w:val="Corpodetexto"/>
+              <w:tabs>
+                <w:tab w:val="left" w:pos="1077"/>
+              </w:tabs>
+              <w:spacing w:before="100"/>
+              <w:ind w:right="147"/>
+            </w:pPr>
+            <w:r>
+              <w:t>Sentença que está sendo questionada por meio de um recurso. Continua sendo a mesma sentença, agora nessa condição.</w:t>
+            </w:r>
+          </w:p>
+        </w:tc>
+        <w:tc>
+          <w:tcPr>
+            <w:tcW w:w="3119" w:type="dxa"/>
+          </w:tcPr>
+          <w:p>
+            <w:pPr>
+              <w:pStyle w:val="Corpodetexto"/>
+              <w:tabs>
+                <w:tab w:val="left" w:pos="1077"/>
+              </w:tabs>
+              <w:spacing w:before="100"/>
+              <w:ind w:right="147"/>
+            </w:pPr>
+            <w:r>
+              <w:t>Lei nº 9.099/1995</w:t>
+            </w:r>
+          </w:p>
+        </w:tc>
+      </w:tr>
+      <w:tr>
+        <w:trPr>
+          <w:trHeight w:val="301"/>
+        </w:trPr>
+        <w:tc>
+          <w:tcPr>
+            <w:tcW w:w="3260" w:type="dxa"/>
+          </w:tcPr>
+          <w:p>
+            <w:pPr>
+              <w:pStyle w:val="Corpodetexto"/>
+              <w:spacing w:before="100"/>
+              <w:ind w:right="147"/>
+              <w:rPr>
+                <w:rStyle w:val="Forte"/>
+                <w:b w:val="0"/>
+                <w:bCs w:val="0"/>
+              </w:rPr>
+            </w:pPr>
+            <w:r>
+              <w:rPr>
+                <w:rStyle w:val="Forte"/>
+                <w:b w:val="0"/>
+                <w:bCs w:val="0"/>
+              </w:rPr>
               <w:t>Sentença Transitada em Julgado</w:t>
             </w:r>
           </w:p>
@@ -55796,7 +55939,7 @@
     <w:charset w:val="00"/>
     <w:family w:val="roman"/>
     <w:pitch w:val="variable"/>
-    <w:sig w:usb0="E0002AFF" w:usb1="C0007843" w:usb2="00000009" w:usb3="00000000" w:csb0="000001FF" w:csb1="00000000"/>
+    <w:sig w:usb0="E0002EFF" w:usb1="C000785B" w:usb2="00000009" w:usb3="00000000" w:csb0="000001FF" w:csb1="00000000"/>
   </w:font>
   <w:font w:name="Palatino Linotype">
     <w:panose1 w:val="02040502050505030304"/>
@@ -55810,7 +55953,7 @@
     <w:charset w:val="00"/>
     <w:family w:val="swiss"/>
     <w:pitch w:val="variable"/>
-    <w:sig w:usb0="E0002AFF" w:usb1="C0007843" w:usb2="00000009" w:usb3="00000000" w:csb0="000001FF" w:csb1="00000000"/>
+    <w:sig w:usb0="E0002EFF" w:usb1="C000785B" w:usb2="00000009" w:usb3="00000000" w:csb0="000001FF" w:csb1="00000000"/>
   </w:font>
   <w:font w:name="Tahoma">
     <w:altName w:val="Tahoma"/>
@@ -55833,7 +55976,7 @@
     <w:charset w:val="00"/>
     <w:family w:val="swiss"/>
     <w:pitch w:val="variable"/>
-    <w:sig w:usb0="E0002AFF" w:usb1="4000ACFF" w:usb2="00000001" w:usb3="00000000" w:csb0="000001FF" w:csb1="00000000"/>
+    <w:sig w:usb0="E4002EFF" w:usb1="C200247B" w:usb2="00000009" w:usb3="00000000" w:csb0="000001FF" w:csb1="00000000"/>
   </w:font>
   <w:font w:name="Cambria">
     <w:panose1 w:val="02040503050406030204"/>
@@ -55854,7 +55997,7 @@
     <w:charset w:val="00"/>
     <w:family w:val="swiss"/>
     <w:pitch w:val="variable"/>
-    <w:sig w:usb0="A0002AEF" w:usb1="4000207B" w:usb2="00000000" w:usb3="00000000" w:csb0="000001FF" w:csb1="00000000"/>
+    <w:sig w:usb0="E4002EFF" w:usb1="C200247B" w:usb2="00000009" w:usb3="00000000" w:csb0="000001FF" w:csb1="00000000"/>
   </w:font>
 </w:fonts>
 </file>
@@ -55882,6 +56025,7 @@
     <w:rsid w:val="000E7247"/>
     <w:rsid w:val="00180C18"/>
     <w:rsid w:val="003353D3"/>
+    <w:rsid w:val="00390F95"/>
     <w:rsid w:val="00452E91"/>
     <w:rsid w:val="00514671"/>
     <w:rsid w:val="005B33F5"/>
@@ -56689,7 +56833,7 @@
 </file>
 
 <file path=customXml/itemProps1.xml><?xml version="1.0" encoding="utf-8"?>
-<ds:datastoreItem xmlns:ds="http://schemas.openxmlformats.org/officeDocument/2006/customXml" ds:itemID="{1E6BB3EA-227A-4C24-B675-7FA1935E6DD9}">
+<ds:datastoreItem xmlns:ds="http://schemas.openxmlformats.org/officeDocument/2006/customXml" ds:itemID="{7A4FA8C4-E75C-43EF-BF68-D42AE619267F}">
   <ds:schemaRefs>
     <ds:schemaRef ds:uri="http://schemas.openxmlformats.org/officeDocument/2006/bibliography"/>
   </ds:schemaRefs>

--- a/backup/tcc-jec.docx
+++ b/backup/tcc-jec.docx
@@ -513,6 +513,7 @@
       <w:bookmarkStart w:id="3" w:name="_Toc243994922"/>
       <w:bookmarkStart w:id="4" w:name="_Toc243997851"/>
       <w:bookmarkStart w:id="5" w:name="_Toc243998330"/>
+      <w:bookmarkStart w:id="6" w:name="_Toc244119250"/>
       <w:r>
         <w:rPr>
           <w:rFonts w:ascii="Times New Roman" w:hAnsi="Times New Roman" w:cs="Times New Roman"/>
@@ -539,6 +540,7 @@
       <w:bookmarkEnd w:id="3"/>
       <w:bookmarkEnd w:id="4"/>
       <w:bookmarkEnd w:id="5"/>
+      <w:bookmarkEnd w:id="6"/>
     </w:p>
     <w:p>
       <w:pPr>
@@ -1099,7 +1101,7 @@
           <w:sz w:val="24"/>
         </w:rPr>
       </w:pPr>
-      <w:bookmarkStart w:id="6" w:name="Dedicatória"/>
+      <w:bookmarkStart w:id="7" w:name="Dedicatória"/>
       <w:r>
         <w:rPr>
           <w:rFonts w:ascii="Palatino Linotype"/>
@@ -1110,7 +1112,7 @@
         </w:rPr>
         <w:t>Lorem ipsum dolor sit amet, consectetur adipiscing elit. Duis malesuada laoreet leo at interdum. Nullam neque eros, dignissim sed ipsum sed, sagittis laoreet nisi.</w:t>
       </w:r>
-      <w:bookmarkEnd w:id="6"/>
+      <w:bookmarkEnd w:id="7"/>
     </w:p>
     <w:p>
       <w:pPr>
@@ -1134,11 +1136,12 @@
         <w:spacing w:before="162"/>
         <w:ind w:left="1506" w:right="1385"/>
       </w:pPr>
-      <w:bookmarkStart w:id="7" w:name="Agradecimentos"/>
-      <w:bookmarkStart w:id="8" w:name="_Toc243994845"/>
-      <w:bookmarkStart w:id="9" w:name="_Toc243994923"/>
-      <w:bookmarkStart w:id="10" w:name="_Toc243997852"/>
-      <w:bookmarkStart w:id="11" w:name="_Toc243998331"/>
+      <w:bookmarkStart w:id="8" w:name="Agradecimentos"/>
+      <w:bookmarkStart w:id="9" w:name="_Toc243994845"/>
+      <w:bookmarkStart w:id="10" w:name="_Toc243994923"/>
+      <w:bookmarkStart w:id="11" w:name="_Toc243997852"/>
+      <w:bookmarkStart w:id="12" w:name="_Toc243998331"/>
+      <w:bookmarkStart w:id="13" w:name="_Toc244119251"/>
       <w:r>
         <w:rPr>
           <w:spacing w:val="-14"/>
@@ -1146,11 +1149,12 @@
         <w:lastRenderedPageBreak/>
         <w:t>Agradecimentos</w:t>
       </w:r>
-      <w:bookmarkEnd w:id="7"/>
       <w:bookmarkEnd w:id="8"/>
       <w:bookmarkEnd w:id="9"/>
       <w:bookmarkEnd w:id="10"/>
       <w:bookmarkEnd w:id="11"/>
+      <w:bookmarkEnd w:id="12"/>
+      <w:bookmarkEnd w:id="13"/>
     </w:p>
     <w:p>
       <w:pPr>
@@ -2320,7 +2324,7 @@
           <w:sz w:val="24"/>
         </w:rPr>
       </w:pPr>
-      <w:bookmarkStart w:id="12" w:name="Epígrafe"/>
+      <w:bookmarkStart w:id="14" w:name="Epígrafe"/>
       <w:r>
         <w:rPr>
           <w:rFonts w:ascii="Palatino Linotype" w:hAnsi="Palatino Linotype"/>
@@ -2447,7 +2451,7 @@
         </w:rPr>
         <w:t>dignissim</w:t>
       </w:r>
-      <w:bookmarkEnd w:id="12"/>
+      <w:bookmarkEnd w:id="14"/>
     </w:p>
     <w:p>
       <w:pPr>
@@ -2643,11 +2647,12 @@
         <w:spacing w:before="162"/>
         <w:ind w:left="152" w:right="19"/>
       </w:pPr>
-      <w:bookmarkStart w:id="13" w:name="Resumo"/>
-      <w:bookmarkStart w:id="14" w:name="_Toc243994846"/>
-      <w:bookmarkStart w:id="15" w:name="_Toc243994924"/>
-      <w:bookmarkStart w:id="16" w:name="_Toc243997853"/>
-      <w:bookmarkStart w:id="17" w:name="_Toc243998332"/>
+      <w:bookmarkStart w:id="15" w:name="Resumo"/>
+      <w:bookmarkStart w:id="16" w:name="_Toc243994846"/>
+      <w:bookmarkStart w:id="17" w:name="_Toc243994924"/>
+      <w:bookmarkStart w:id="18" w:name="_Toc243997853"/>
+      <w:bookmarkStart w:id="19" w:name="_Toc243998332"/>
+      <w:bookmarkStart w:id="20" w:name="_Toc244119252"/>
       <w:r>
         <w:rPr>
           <w:spacing w:val="-4"/>
@@ -2655,11 +2660,12 @@
         <w:lastRenderedPageBreak/>
         <w:t>Resumo</w:t>
       </w:r>
-      <w:bookmarkEnd w:id="13"/>
-      <w:bookmarkEnd w:id="14"/>
       <w:bookmarkEnd w:id="15"/>
       <w:bookmarkEnd w:id="16"/>
       <w:bookmarkEnd w:id="17"/>
+      <w:bookmarkEnd w:id="18"/>
+      <w:bookmarkEnd w:id="19"/>
+      <w:bookmarkEnd w:id="20"/>
       <w:r>
         <w:rPr>
           <w:spacing w:val="-4"/>
@@ -2755,8 +2761,9 @@
         <w:spacing w:before="162"/>
         <w:ind w:left="152" w:right="19"/>
       </w:pPr>
-      <w:bookmarkStart w:id="18" w:name="_Toc243997854"/>
-      <w:bookmarkStart w:id="19" w:name="_Toc243998333"/>
+      <w:bookmarkStart w:id="21" w:name="_Toc243997854"/>
+      <w:bookmarkStart w:id="22" w:name="_Toc243998333"/>
+      <w:bookmarkStart w:id="23" w:name="_Toc244119253"/>
       <w:r>
         <w:rPr>
           <w:spacing w:val="-4"/>
@@ -2764,8 +2771,9 @@
         <w:lastRenderedPageBreak/>
         <w:t>Abstract</w:t>
       </w:r>
-      <w:bookmarkEnd w:id="18"/>
-      <w:bookmarkEnd w:id="19"/>
+      <w:bookmarkEnd w:id="21"/>
+      <w:bookmarkEnd w:id="22"/>
+      <w:bookmarkEnd w:id="23"/>
       <w:r>
         <w:rPr>
           <w:spacing w:val="-4"/>
@@ -2865,12 +2873,13 @@
           <w:noProof/>
         </w:rPr>
       </w:pPr>
-      <w:bookmarkStart w:id="20" w:name="Lista_de_ilustrações"/>
-      <w:bookmarkStart w:id="21" w:name="_bookmark1"/>
-      <w:bookmarkStart w:id="22" w:name="_Toc243994847"/>
-      <w:bookmarkStart w:id="23" w:name="_Toc243994925"/>
-      <w:bookmarkStart w:id="24" w:name="_Toc243997855"/>
-      <w:bookmarkStart w:id="25" w:name="_Toc243998334"/>
+      <w:bookmarkStart w:id="24" w:name="Lista_de_ilustrações"/>
+      <w:bookmarkStart w:id="25" w:name="_bookmark1"/>
+      <w:bookmarkStart w:id="26" w:name="_Toc243994847"/>
+      <w:bookmarkStart w:id="27" w:name="_Toc243994925"/>
+      <w:bookmarkStart w:id="28" w:name="_Toc243997855"/>
+      <w:bookmarkStart w:id="29" w:name="_Toc243998334"/>
+      <w:bookmarkStart w:id="30" w:name="_Toc244119254"/>
       <w:r>
         <w:rPr>
           <w:spacing w:val="-16"/>
@@ -2902,12 +2911,13 @@
         </w:rPr>
         <w:t>ilustrações</w:t>
       </w:r>
-      <w:bookmarkEnd w:id="20"/>
-      <w:bookmarkEnd w:id="21"/>
-      <w:bookmarkEnd w:id="22"/>
-      <w:bookmarkEnd w:id="23"/>
       <w:bookmarkEnd w:id="24"/>
       <w:bookmarkEnd w:id="25"/>
+      <w:bookmarkEnd w:id="26"/>
+      <w:bookmarkEnd w:id="27"/>
+      <w:bookmarkEnd w:id="28"/>
+      <w:bookmarkEnd w:id="29"/>
+      <w:bookmarkEnd w:id="30"/>
       <w:r>
         <w:rPr>
           <w:spacing w:val="-16"/>
@@ -2945,7 +2955,7 @@
           <w:lang w:val="pt-BR" w:eastAsia="pt-BR"/>
         </w:rPr>
       </w:pPr>
-      <w:hyperlink w:anchor="_Toc243998295" w:history="1">
+      <w:hyperlink w:anchor="_Toc244119215" w:history="1">
         <w:r>
           <w:rPr>
             <w:rStyle w:val="Hyperlink"/>
@@ -2972,7 +2982,7 @@
             <w:noProof/>
             <w:webHidden/>
           </w:rPr>
-          <w:instrText xml:space="preserve"> PAGEREF _Toc243998295 \h </w:instrText>
+          <w:instrText xml:space="preserve"> PAGEREF _Toc244119215 \h </w:instrText>
         </w:r>
         <w:r>
           <w:rPr>
@@ -3015,7 +3025,7 @@
           <w:lang w:val="pt-BR" w:eastAsia="pt-BR"/>
         </w:rPr>
       </w:pPr>
-      <w:hyperlink w:anchor="_Toc243998296" w:history="1">
+      <w:hyperlink w:anchor="_Toc244119216" w:history="1">
         <w:r>
           <w:rPr>
             <w:rStyle w:val="Hyperlink"/>
@@ -3042,7 +3052,7 @@
             <w:noProof/>
             <w:webHidden/>
           </w:rPr>
-          <w:instrText xml:space="preserve"> PAGEREF _Toc243998296 \h </w:instrText>
+          <w:instrText xml:space="preserve"> PAGEREF _Toc244119216 \h </w:instrText>
         </w:r>
         <w:r>
           <w:rPr>
@@ -3085,7 +3095,7 @@
           <w:lang w:val="pt-BR" w:eastAsia="pt-BR"/>
         </w:rPr>
       </w:pPr>
-      <w:hyperlink w:anchor="_Toc243998297" w:history="1">
+      <w:hyperlink w:anchor="_Toc244119217" w:history="1">
         <w:r>
           <w:rPr>
             <w:rStyle w:val="Hyperlink"/>
@@ -3112,7 +3122,7 @@
             <w:noProof/>
             <w:webHidden/>
           </w:rPr>
-          <w:instrText xml:space="preserve"> PAGEREF _Toc243998297 \h </w:instrText>
+          <w:instrText xml:space="preserve"> PAGEREF _Toc244119217 \h </w:instrText>
         </w:r>
         <w:r>
           <w:rPr>
@@ -3155,7 +3165,7 @@
           <w:lang w:val="pt-BR" w:eastAsia="pt-BR"/>
         </w:rPr>
       </w:pPr>
-      <w:hyperlink w:anchor="_Toc243998298" w:history="1">
+      <w:hyperlink w:anchor="_Toc244119218" w:history="1">
         <w:r>
           <w:rPr>
             <w:rStyle w:val="Hyperlink"/>
@@ -3182,7 +3192,7 @@
             <w:noProof/>
             <w:webHidden/>
           </w:rPr>
-          <w:instrText xml:space="preserve"> PAGEREF _Toc243998298 \h </w:instrText>
+          <w:instrText xml:space="preserve"> PAGEREF _Toc244119218 \h </w:instrText>
         </w:r>
         <w:r>
           <w:rPr>
@@ -3225,7 +3235,7 @@
           <w:lang w:val="pt-BR" w:eastAsia="pt-BR"/>
         </w:rPr>
       </w:pPr>
-      <w:hyperlink w:anchor="_Toc243998299" w:history="1">
+      <w:hyperlink w:anchor="_Toc244119219" w:history="1">
         <w:r>
           <w:rPr>
             <w:rStyle w:val="Hyperlink"/>
@@ -3252,7 +3262,7 @@
             <w:noProof/>
             <w:webHidden/>
           </w:rPr>
-          <w:instrText xml:space="preserve"> PAGEREF _Toc243998299 \h </w:instrText>
+          <w:instrText xml:space="preserve"> PAGEREF _Toc244119219 \h </w:instrText>
         </w:r>
         <w:r>
           <w:rPr>
@@ -3295,7 +3305,7 @@
           <w:lang w:val="pt-BR" w:eastAsia="pt-BR"/>
         </w:rPr>
       </w:pPr>
-      <w:hyperlink w:anchor="_Toc243998300" w:history="1">
+      <w:hyperlink w:anchor="_Toc244119220" w:history="1">
         <w:r>
           <w:rPr>
             <w:rStyle w:val="Hyperlink"/>
@@ -3322,7 +3332,7 @@
             <w:noProof/>
             <w:webHidden/>
           </w:rPr>
-          <w:instrText xml:space="preserve"> PAGEREF _Toc243998300 \h </w:instrText>
+          <w:instrText xml:space="preserve"> PAGEREF _Toc244119220 \h </w:instrText>
         </w:r>
         <w:r>
           <w:rPr>
@@ -3365,7 +3375,7 @@
           <w:lang w:val="pt-BR" w:eastAsia="pt-BR"/>
         </w:rPr>
       </w:pPr>
-      <w:hyperlink w:anchor="_Toc243998301" w:history="1">
+      <w:hyperlink w:anchor="_Toc244119221" w:history="1">
         <w:r>
           <w:rPr>
             <w:rStyle w:val="Hyperlink"/>
@@ -3392,7 +3402,7 @@
             <w:noProof/>
             <w:webHidden/>
           </w:rPr>
-          <w:instrText xml:space="preserve"> PAGEREF _Toc243998301 \h </w:instrText>
+          <w:instrText xml:space="preserve"> PAGEREF _Toc244119221 \h </w:instrText>
         </w:r>
         <w:r>
           <w:rPr>
@@ -3435,7 +3445,7 @@
           <w:lang w:val="pt-BR" w:eastAsia="pt-BR"/>
         </w:rPr>
       </w:pPr>
-      <w:hyperlink w:anchor="_Toc243998302" w:history="1">
+      <w:hyperlink w:anchor="_Toc244119222" w:history="1">
         <w:r>
           <w:rPr>
             <w:rStyle w:val="Hyperlink"/>
@@ -3462,77 +3472,7 @@
             <w:noProof/>
             <w:webHidden/>
           </w:rPr>
-          <w:instrText xml:space="preserve"> PAGEREF _Toc243998302 \h </w:instrText>
-        </w:r>
-        <w:r>
-          <w:rPr>
-            <w:noProof/>
-            <w:webHidden/>
-          </w:rPr>
-        </w:r>
-        <w:r>
-          <w:rPr>
-            <w:noProof/>
-            <w:webHidden/>
-          </w:rPr>
-          <w:fldChar w:fldCharType="separate"/>
-        </w:r>
-        <w:r>
-          <w:rPr>
-            <w:noProof/>
-            <w:webHidden/>
-          </w:rPr>
-          <w:t>39</w:t>
-        </w:r>
-        <w:r>
-          <w:rPr>
-            <w:noProof/>
-            <w:webHidden/>
-          </w:rPr>
-          <w:fldChar w:fldCharType="end"/>
-        </w:r>
-      </w:hyperlink>
-    </w:p>
-    <w:p>
-      <w:pPr>
-        <w:pStyle w:val="ndicedeilustraes"/>
-        <w:tabs>
-          <w:tab w:val="right" w:leader="dot" w:pos="9491"/>
-        </w:tabs>
-        <w:rPr>
-          <w:rFonts w:asciiTheme="minorHAnsi" w:eastAsiaTheme="minorEastAsia" w:hAnsiTheme="minorHAnsi" w:cstheme="minorBidi"/>
-          <w:noProof/>
-          <w:lang w:val="pt-BR" w:eastAsia="pt-BR"/>
-        </w:rPr>
-      </w:pPr>
-      <w:hyperlink w:anchor="_Toc243998303" w:history="1">
-        <w:r>
-          <w:rPr>
-            <w:rStyle w:val="Hyperlink"/>
-            <w:noProof/>
-          </w:rPr>
-          <w:t>Figura 9 - Diagrama de Organização</w:t>
-        </w:r>
-        <w:r>
-          <w:rPr>
-            <w:noProof/>
-            <w:webHidden/>
-          </w:rPr>
-          <w:tab/>
-        </w:r>
-        <w:r>
-          <w:rPr>
-            <w:noProof/>
-            <w:webHidden/>
-          </w:rPr>
-          <w:fldChar w:fldCharType="begin"/>
-        </w:r>
-        <w:r>
-          <w:rPr>
-            <w:noProof/>
-            <w:webHidden/>
-          </w:rPr>
-          <w:instrText xml:space="preserve"> PAGEREF _Toc243998303 \h </w:instrText>
+          <w:instrText xml:space="preserve"> PAGEREF _Toc244119222 \h </w:instrText>
         </w:r>
         <w:r>
           <w:rPr>
@@ -3575,13 +3515,13 @@
           <w:lang w:val="pt-BR" w:eastAsia="pt-BR"/>
         </w:rPr>
       </w:pPr>
-      <w:hyperlink w:anchor="_Toc243998304" w:history="1">
+      <w:hyperlink w:anchor="_Toc244119223" w:history="1">
         <w:r>
           <w:rPr>
             <w:rStyle w:val="Hyperlink"/>
             <w:noProof/>
           </w:rPr>
-          <w:t>Figura 10 - Diagrama de Representantes</w:t>
+          <w:t>Figura 9 - Diagrama de Organização</w:t>
         </w:r>
         <w:r>
           <w:rPr>
@@ -3602,7 +3542,7 @@
             <w:noProof/>
             <w:webHidden/>
           </w:rPr>
-          <w:instrText xml:space="preserve"> PAGEREF _Toc243998304 \h </w:instrText>
+          <w:instrText xml:space="preserve"> PAGEREF _Toc244119223 \h </w:instrText>
         </w:r>
         <w:r>
           <w:rPr>
@@ -3645,13 +3585,13 @@
           <w:lang w:val="pt-BR" w:eastAsia="pt-BR"/>
         </w:rPr>
       </w:pPr>
-      <w:hyperlink w:anchor="_Toc243998305" w:history="1">
+      <w:hyperlink w:anchor="_Toc244119224" w:history="1">
         <w:r>
           <w:rPr>
             <w:rStyle w:val="Hyperlink"/>
             <w:noProof/>
           </w:rPr>
-          <w:t>Figura 11 - Diagrama de Serventuários</w:t>
+          <w:t>Figura 10 - Diagrama de Representantes</w:t>
         </w:r>
         <w:r>
           <w:rPr>
@@ -3672,7 +3612,7 @@
             <w:noProof/>
             <w:webHidden/>
           </w:rPr>
-          <w:instrText xml:space="preserve"> PAGEREF _Toc243998305 \h </w:instrText>
+          <w:instrText xml:space="preserve"> PAGEREF _Toc244119224 \h </w:instrText>
         </w:r>
         <w:r>
           <w:rPr>
@@ -3715,7 +3655,77 @@
           <w:lang w:val="pt-BR" w:eastAsia="pt-BR"/>
         </w:rPr>
       </w:pPr>
-      <w:hyperlink w:anchor="_Toc243998306" w:history="1">
+      <w:hyperlink w:anchor="_Toc244119225" w:history="1">
+        <w:r>
+          <w:rPr>
+            <w:rStyle w:val="Hyperlink"/>
+            <w:noProof/>
+          </w:rPr>
+          <w:t>Figura 11 - Diagrama de Serventuários</w:t>
+        </w:r>
+        <w:r>
+          <w:rPr>
+            <w:noProof/>
+            <w:webHidden/>
+          </w:rPr>
+          <w:tab/>
+        </w:r>
+        <w:r>
+          <w:rPr>
+            <w:noProof/>
+            <w:webHidden/>
+          </w:rPr>
+          <w:fldChar w:fldCharType="begin"/>
+        </w:r>
+        <w:r>
+          <w:rPr>
+            <w:noProof/>
+            <w:webHidden/>
+          </w:rPr>
+          <w:instrText xml:space="preserve"> PAGEREF _Toc244119225 \h </w:instrText>
+        </w:r>
+        <w:r>
+          <w:rPr>
+            <w:noProof/>
+            <w:webHidden/>
+          </w:rPr>
+        </w:r>
+        <w:r>
+          <w:rPr>
+            <w:noProof/>
+            <w:webHidden/>
+          </w:rPr>
+          <w:fldChar w:fldCharType="separate"/>
+        </w:r>
+        <w:r>
+          <w:rPr>
+            <w:noProof/>
+            <w:webHidden/>
+          </w:rPr>
+          <w:t>43</w:t>
+        </w:r>
+        <w:r>
+          <w:rPr>
+            <w:noProof/>
+            <w:webHidden/>
+          </w:rPr>
+          <w:fldChar w:fldCharType="end"/>
+        </w:r>
+      </w:hyperlink>
+    </w:p>
+    <w:p>
+      <w:pPr>
+        <w:pStyle w:val="ndicedeilustraes"/>
+        <w:tabs>
+          <w:tab w:val="right" w:leader="dot" w:pos="9491"/>
+        </w:tabs>
+        <w:rPr>
+          <w:rFonts w:asciiTheme="minorHAnsi" w:eastAsiaTheme="minorEastAsia" w:hAnsiTheme="minorHAnsi" w:cstheme="minorBidi"/>
+          <w:noProof/>
+          <w:lang w:val="pt-BR" w:eastAsia="pt-BR"/>
+        </w:rPr>
+      </w:pPr>
+      <w:hyperlink w:anchor="_Toc244119226" w:history="1">
         <w:r>
           <w:rPr>
             <w:rStyle w:val="Hyperlink"/>
@@ -3742,7 +3752,7 @@
             <w:noProof/>
             <w:webHidden/>
           </w:rPr>
-          <w:instrText xml:space="preserve"> PAGEREF _Toc243998306 \h </w:instrText>
+          <w:instrText xml:space="preserve"> PAGEREF _Toc244119226 \h </w:instrText>
         </w:r>
         <w:r>
           <w:rPr>
@@ -3785,7 +3795,7 @@
           <w:lang w:val="pt-BR" w:eastAsia="pt-BR"/>
         </w:rPr>
       </w:pPr>
-      <w:hyperlink w:anchor="_Toc243998307" w:history="1">
+      <w:hyperlink w:anchor="_Toc244119227" w:history="1">
         <w:r>
           <w:rPr>
             <w:rStyle w:val="Hyperlink"/>
@@ -3812,7 +3822,7 @@
             <w:noProof/>
             <w:webHidden/>
           </w:rPr>
-          <w:instrText xml:space="preserve"> PAGEREF _Toc243998307 \h </w:instrText>
+          <w:instrText xml:space="preserve"> PAGEREF _Toc244119227 \h </w:instrText>
         </w:r>
         <w:r>
           <w:rPr>
@@ -3855,7 +3865,7 @@
           <w:lang w:val="pt-BR" w:eastAsia="pt-BR"/>
         </w:rPr>
       </w:pPr>
-      <w:hyperlink w:anchor="_Toc243998308" w:history="1">
+      <w:hyperlink w:anchor="_Toc244119228" w:history="1">
         <w:r>
           <w:rPr>
             <w:rStyle w:val="Hyperlink"/>
@@ -3882,7 +3892,7 @@
             <w:noProof/>
             <w:webHidden/>
           </w:rPr>
-          <w:instrText xml:space="preserve"> PAGEREF _Toc243998308 \h </w:instrText>
+          <w:instrText xml:space="preserve"> PAGEREF _Toc244119228 \h </w:instrText>
         </w:r>
         <w:r>
           <w:rPr>
@@ -3925,7 +3935,7 @@
           <w:lang w:val="pt-BR" w:eastAsia="pt-BR"/>
         </w:rPr>
       </w:pPr>
-      <w:hyperlink w:anchor="_Toc243998309" w:history="1">
+      <w:hyperlink w:anchor="_Toc244119229" w:history="1">
         <w:r>
           <w:rPr>
             <w:rStyle w:val="Hyperlink"/>
@@ -3952,7 +3962,7 @@
             <w:noProof/>
             <w:webHidden/>
           </w:rPr>
-          <w:instrText xml:space="preserve"> PAGEREF _Toc243998309 \h </w:instrText>
+          <w:instrText xml:space="preserve"> PAGEREF _Toc244119229 \h </w:instrText>
         </w:r>
         <w:r>
           <w:rPr>
@@ -3995,7 +4005,7 @@
           <w:lang w:val="pt-BR" w:eastAsia="pt-BR"/>
         </w:rPr>
       </w:pPr>
-      <w:hyperlink w:anchor="_Toc243998310" w:history="1">
+      <w:hyperlink w:anchor="_Toc244119230" w:history="1">
         <w:r>
           <w:rPr>
             <w:rStyle w:val="Hyperlink"/>
@@ -4022,7 +4032,7 @@
             <w:noProof/>
             <w:webHidden/>
           </w:rPr>
-          <w:instrText xml:space="preserve"> PAGEREF _Toc243998310 \h </w:instrText>
+          <w:instrText xml:space="preserve"> PAGEREF _Toc244119230 \h </w:instrText>
         </w:r>
         <w:r>
           <w:rPr>
@@ -4065,7 +4075,7 @@
           <w:lang w:val="pt-BR" w:eastAsia="pt-BR"/>
         </w:rPr>
       </w:pPr>
-      <w:hyperlink w:anchor="_Toc243998311" w:history="1">
+      <w:hyperlink w:anchor="_Toc244119231" w:history="1">
         <w:r>
           <w:rPr>
             <w:rStyle w:val="Hyperlink"/>
@@ -4092,7 +4102,7 @@
             <w:noProof/>
             <w:webHidden/>
           </w:rPr>
-          <w:instrText xml:space="preserve"> PAGEREF _Toc243998311 \h </w:instrText>
+          <w:instrText xml:space="preserve"> PAGEREF _Toc244119231 \h </w:instrText>
         </w:r>
         <w:r>
           <w:rPr>
@@ -4135,7 +4145,7 @@
           <w:lang w:val="pt-BR" w:eastAsia="pt-BR"/>
         </w:rPr>
       </w:pPr>
-      <w:hyperlink w:anchor="_Toc243998312" w:history="1">
+      <w:hyperlink w:anchor="_Toc244119232" w:history="1">
         <w:r>
           <w:rPr>
             <w:rStyle w:val="Hyperlink"/>
@@ -4162,7 +4172,7 @@
             <w:noProof/>
             <w:webHidden/>
           </w:rPr>
-          <w:instrText xml:space="preserve"> PAGEREF _Toc243998312 \h </w:instrText>
+          <w:instrText xml:space="preserve"> PAGEREF _Toc244119232 \h </w:instrText>
         </w:r>
         <w:r>
           <w:rPr>
@@ -4205,7 +4215,7 @@
           <w:lang w:val="pt-BR" w:eastAsia="pt-BR"/>
         </w:rPr>
       </w:pPr>
-      <w:hyperlink w:anchor="_Toc243998313" w:history="1">
+      <w:hyperlink w:anchor="_Toc244119233" w:history="1">
         <w:r>
           <w:rPr>
             <w:rStyle w:val="Hyperlink"/>
@@ -4232,7 +4242,7 @@
             <w:noProof/>
             <w:webHidden/>
           </w:rPr>
-          <w:instrText xml:space="preserve"> PAGEREF _Toc243998313 \h </w:instrText>
+          <w:instrText xml:space="preserve"> PAGEREF _Toc244119233 \h </w:instrText>
         </w:r>
         <w:r>
           <w:rPr>
@@ -4275,7 +4285,7 @@
           <w:lang w:val="pt-BR" w:eastAsia="pt-BR"/>
         </w:rPr>
       </w:pPr>
-      <w:hyperlink w:anchor="_Toc243998314" w:history="1">
+      <w:hyperlink w:anchor="_Toc244119234" w:history="1">
         <w:r>
           <w:rPr>
             <w:rStyle w:val="Hyperlink"/>
@@ -4302,7 +4312,7 @@
             <w:noProof/>
             <w:webHidden/>
           </w:rPr>
-          <w:instrText xml:space="preserve"> PAGEREF _Toc243998314 \h </w:instrText>
+          <w:instrText xml:space="preserve"> PAGEREF _Toc244119234 \h </w:instrText>
         </w:r>
         <w:r>
           <w:rPr>
@@ -4345,7 +4355,7 @@
           <w:lang w:val="pt-BR" w:eastAsia="pt-BR"/>
         </w:rPr>
       </w:pPr>
-      <w:hyperlink w:anchor="_Toc243998315" w:history="1">
+      <w:hyperlink w:anchor="_Toc244119235" w:history="1">
         <w:r>
           <w:rPr>
             <w:rStyle w:val="Hyperlink"/>
@@ -4372,7 +4382,7 @@
             <w:noProof/>
             <w:webHidden/>
           </w:rPr>
-          <w:instrText xml:space="preserve"> PAGEREF _Toc243998315 \h </w:instrText>
+          <w:instrText xml:space="preserve"> PAGEREF _Toc244119235 \h </w:instrText>
         </w:r>
         <w:r>
           <w:rPr>
@@ -4415,7 +4425,7 @@
           <w:lang w:val="pt-BR" w:eastAsia="pt-BR"/>
         </w:rPr>
       </w:pPr>
-      <w:hyperlink w:anchor="_Toc243998316" w:history="1">
+      <w:hyperlink w:anchor="_Toc244119236" w:history="1">
         <w:r>
           <w:rPr>
             <w:rStyle w:val="Hyperlink"/>
@@ -4442,7 +4452,7 @@
             <w:noProof/>
             <w:webHidden/>
           </w:rPr>
-          <w:instrText xml:space="preserve"> PAGEREF _Toc243998316 \h </w:instrText>
+          <w:instrText xml:space="preserve"> PAGEREF _Toc244119236 \h </w:instrText>
         </w:r>
         <w:r>
           <w:rPr>
@@ -4485,7 +4495,7 @@
           <w:lang w:val="pt-BR" w:eastAsia="pt-BR"/>
         </w:rPr>
       </w:pPr>
-      <w:hyperlink w:anchor="_Toc243998317" w:history="1">
+      <w:hyperlink w:anchor="_Toc244119237" w:history="1">
         <w:r>
           <w:rPr>
             <w:rStyle w:val="Hyperlink"/>
@@ -4512,7 +4522,7 @@
             <w:noProof/>
             <w:webHidden/>
           </w:rPr>
-          <w:instrText xml:space="preserve"> PAGEREF _Toc243998317 \h </w:instrText>
+          <w:instrText xml:space="preserve"> PAGEREF _Toc244119237 \h </w:instrText>
         </w:r>
         <w:r>
           <w:rPr>
@@ -4571,12 +4581,13 @@
         <w:spacing w:before="162"/>
         <w:ind w:left="139" w:right="157"/>
       </w:pPr>
-      <w:bookmarkStart w:id="26" w:name="Lista_de_tabelas"/>
-      <w:bookmarkStart w:id="27" w:name="_bookmark2"/>
-      <w:bookmarkStart w:id="28" w:name="_Toc243994848"/>
-      <w:bookmarkStart w:id="29" w:name="_Toc243994926"/>
-      <w:bookmarkStart w:id="30" w:name="_Toc243997856"/>
-      <w:bookmarkStart w:id="31" w:name="_Toc243998335"/>
+      <w:bookmarkStart w:id="31" w:name="Lista_de_tabelas"/>
+      <w:bookmarkStart w:id="32" w:name="_bookmark2"/>
+      <w:bookmarkStart w:id="33" w:name="_Toc243994848"/>
+      <w:bookmarkStart w:id="34" w:name="_Toc243994926"/>
+      <w:bookmarkStart w:id="35" w:name="_Toc243997856"/>
+      <w:bookmarkStart w:id="36" w:name="_Toc243998335"/>
+      <w:bookmarkStart w:id="37" w:name="_Toc244119255"/>
       <w:r>
         <w:rPr>
           <w:spacing w:val="-16"/>
@@ -4602,18 +4613,19 @@
         </w:rPr>
         <w:t xml:space="preserve"> </w:t>
       </w:r>
-      <w:bookmarkEnd w:id="26"/>
-      <w:bookmarkEnd w:id="27"/>
-      <w:bookmarkEnd w:id="28"/>
-      <w:bookmarkEnd w:id="29"/>
+      <w:bookmarkEnd w:id="31"/>
+      <w:bookmarkEnd w:id="32"/>
+      <w:bookmarkEnd w:id="33"/>
+      <w:bookmarkEnd w:id="34"/>
       <w:r>
         <w:rPr>
           <w:spacing w:val="-16"/>
         </w:rPr>
         <w:t>quadros</w:t>
       </w:r>
-      <w:bookmarkEnd w:id="30"/>
-      <w:bookmarkEnd w:id="31"/>
+      <w:bookmarkEnd w:id="35"/>
+      <w:bookmarkEnd w:id="36"/>
+      <w:bookmarkEnd w:id="37"/>
       <w:r>
         <w:rPr>
           <w:spacing w:val="-16"/>
@@ -4642,7 +4654,7 @@
       <w:r>
         <w:fldChar w:fldCharType="separate"/>
       </w:r>
-      <w:hyperlink w:anchor="_Toc243998318" w:history="1">
+      <w:hyperlink w:anchor="_Toc244119238" w:history="1">
         <w:r>
           <w:rPr>
             <w:rStyle w:val="Hyperlink"/>
@@ -4669,7 +4681,7 @@
             <w:noProof/>
             <w:webHidden/>
           </w:rPr>
-          <w:instrText xml:space="preserve"> PAGEREF _Toc243998318 \h </w:instrText>
+          <w:instrText xml:space="preserve"> PAGEREF _Toc244119238 \h </w:instrText>
         </w:r>
         <w:r>
           <w:rPr>
@@ -4712,7 +4724,7 @@
           <w:lang w:val="pt-BR" w:eastAsia="pt-BR"/>
         </w:rPr>
       </w:pPr>
-      <w:hyperlink w:anchor="_Toc243998319" w:history="1">
+      <w:hyperlink w:anchor="_Toc244119239" w:history="1">
         <w:r>
           <w:rPr>
             <w:rStyle w:val="Hyperlink"/>
@@ -4739,7 +4751,7 @@
             <w:noProof/>
             <w:webHidden/>
           </w:rPr>
-          <w:instrText xml:space="preserve"> PAGEREF _Toc243998319 \h </w:instrText>
+          <w:instrText xml:space="preserve"> PAGEREF _Toc244119239 \h </w:instrText>
         </w:r>
         <w:r>
           <w:rPr>
@@ -4782,7 +4794,7 @@
           <w:lang w:val="pt-BR" w:eastAsia="pt-BR"/>
         </w:rPr>
       </w:pPr>
-      <w:hyperlink w:anchor="_Toc243998320" w:history="1">
+      <w:hyperlink w:anchor="_Toc244119240" w:history="1">
         <w:r>
           <w:rPr>
             <w:rStyle w:val="Hyperlink"/>
@@ -4809,7 +4821,7 @@
             <w:noProof/>
             <w:webHidden/>
           </w:rPr>
-          <w:instrText xml:space="preserve"> PAGEREF _Toc243998320 \h </w:instrText>
+          <w:instrText xml:space="preserve"> PAGEREF _Toc244119240 \h </w:instrText>
         </w:r>
         <w:r>
           <w:rPr>
@@ -4852,7 +4864,7 @@
           <w:lang w:val="pt-BR" w:eastAsia="pt-BR"/>
         </w:rPr>
       </w:pPr>
-      <w:hyperlink w:anchor="_Toc243998321" w:history="1">
+      <w:hyperlink w:anchor="_Toc244119241" w:history="1">
         <w:r>
           <w:rPr>
             <w:rStyle w:val="Hyperlink"/>
@@ -4879,7 +4891,7 @@
             <w:noProof/>
             <w:webHidden/>
           </w:rPr>
-          <w:instrText xml:space="preserve"> PAGEREF _Toc243998321 \h </w:instrText>
+          <w:instrText xml:space="preserve"> PAGEREF _Toc244119241 \h </w:instrText>
         </w:r>
         <w:r>
           <w:rPr>
@@ -4922,7 +4934,7 @@
           <w:lang w:val="pt-BR" w:eastAsia="pt-BR"/>
         </w:rPr>
       </w:pPr>
-      <w:hyperlink w:anchor="_Toc243998322" w:history="1">
+      <w:hyperlink w:anchor="_Toc244119242" w:history="1">
         <w:r>
           <w:rPr>
             <w:rStyle w:val="Hyperlink"/>
@@ -4949,7 +4961,7 @@
             <w:noProof/>
             <w:webHidden/>
           </w:rPr>
-          <w:instrText xml:space="preserve"> PAGEREF _Toc243998322 \h </w:instrText>
+          <w:instrText xml:space="preserve"> PAGEREF _Toc244119242 \h </w:instrText>
         </w:r>
         <w:r>
           <w:rPr>
@@ -4992,7 +5004,7 @@
           <w:lang w:val="pt-BR" w:eastAsia="pt-BR"/>
         </w:rPr>
       </w:pPr>
-      <w:hyperlink w:anchor="_Toc243998323" w:history="1">
+      <w:hyperlink w:anchor="_Toc244119243" w:history="1">
         <w:r>
           <w:rPr>
             <w:rStyle w:val="Hyperlink"/>
@@ -5019,7 +5031,7 @@
             <w:noProof/>
             <w:webHidden/>
           </w:rPr>
-          <w:instrText xml:space="preserve"> PAGEREF _Toc243998323 \h </w:instrText>
+          <w:instrText xml:space="preserve"> PAGEREF _Toc244119243 \h </w:instrText>
         </w:r>
         <w:r>
           <w:rPr>
@@ -5062,7 +5074,7 @@
           <w:lang w:val="pt-BR" w:eastAsia="pt-BR"/>
         </w:rPr>
       </w:pPr>
-      <w:hyperlink w:anchor="_Toc243998324" w:history="1">
+      <w:hyperlink w:anchor="_Toc244119244" w:history="1">
         <w:r>
           <w:rPr>
             <w:rStyle w:val="Hyperlink"/>
@@ -5089,7 +5101,7 @@
             <w:noProof/>
             <w:webHidden/>
           </w:rPr>
-          <w:instrText xml:space="preserve"> PAGEREF _Toc243998324 \h </w:instrText>
+          <w:instrText xml:space="preserve"> PAGEREF _Toc244119244 \h </w:instrText>
         </w:r>
         <w:r>
           <w:rPr>
@@ -5132,7 +5144,7 @@
           <w:lang w:val="pt-BR" w:eastAsia="pt-BR"/>
         </w:rPr>
       </w:pPr>
-      <w:hyperlink w:anchor="_Toc243998325" w:history="1">
+      <w:hyperlink w:anchor="_Toc244119245" w:history="1">
         <w:r>
           <w:rPr>
             <w:rStyle w:val="Hyperlink"/>
@@ -5159,7 +5171,7 @@
             <w:noProof/>
             <w:webHidden/>
           </w:rPr>
-          <w:instrText xml:space="preserve"> PAGEREF _Toc243998325 \h </w:instrText>
+          <w:instrText xml:space="preserve"> PAGEREF _Toc244119245 \h </w:instrText>
         </w:r>
         <w:r>
           <w:rPr>
@@ -5179,7 +5191,7 @@
             <w:noProof/>
             <w:webHidden/>
           </w:rPr>
-          <w:t>70</w:t>
+          <w:t>71</w:t>
         </w:r>
         <w:r>
           <w:rPr>
@@ -5202,7 +5214,7 @@
           <w:lang w:val="pt-BR" w:eastAsia="pt-BR"/>
         </w:rPr>
       </w:pPr>
-      <w:hyperlink w:anchor="_Toc243998326" w:history="1">
+      <w:hyperlink w:anchor="_Toc244119246" w:history="1">
         <w:r>
           <w:rPr>
             <w:rStyle w:val="Hyperlink"/>
@@ -5229,7 +5241,7 @@
             <w:noProof/>
             <w:webHidden/>
           </w:rPr>
-          <w:instrText xml:space="preserve"> PAGEREF _Toc243998326 \h </w:instrText>
+          <w:instrText xml:space="preserve"> PAGEREF _Toc244119246 \h </w:instrText>
         </w:r>
         <w:r>
           <w:rPr>
@@ -5272,7 +5284,7 @@
           <w:lang w:val="pt-BR" w:eastAsia="pt-BR"/>
         </w:rPr>
       </w:pPr>
-      <w:hyperlink w:anchor="_Toc243998327" w:history="1">
+      <w:hyperlink w:anchor="_Toc244119247" w:history="1">
         <w:r>
           <w:rPr>
             <w:rStyle w:val="Hyperlink"/>
@@ -5299,7 +5311,7 @@
             <w:noProof/>
             <w:webHidden/>
           </w:rPr>
-          <w:instrText xml:space="preserve"> PAGEREF _Toc243998327 \h </w:instrText>
+          <w:instrText xml:space="preserve"> PAGEREF _Toc244119247 \h </w:instrText>
         </w:r>
         <w:r>
           <w:rPr>
@@ -5342,7 +5354,7 @@
           <w:lang w:val="pt-BR" w:eastAsia="pt-BR"/>
         </w:rPr>
       </w:pPr>
-      <w:hyperlink w:anchor="_Toc243998328" w:history="1">
+      <w:hyperlink w:anchor="_Toc244119248" w:history="1">
         <w:r>
           <w:rPr>
             <w:rStyle w:val="Hyperlink"/>
@@ -5369,7 +5381,7 @@
             <w:noProof/>
             <w:webHidden/>
           </w:rPr>
-          <w:instrText xml:space="preserve"> PAGEREF _Toc243998328 \h </w:instrText>
+          <w:instrText xml:space="preserve"> PAGEREF _Toc244119248 \h </w:instrText>
         </w:r>
         <w:r>
           <w:rPr>
@@ -5412,7 +5424,7 @@
           <w:lang w:val="pt-BR" w:eastAsia="pt-BR"/>
         </w:rPr>
       </w:pPr>
-      <w:hyperlink w:anchor="_Toc243998329" w:history="1">
+      <w:hyperlink w:anchor="_Toc244119249" w:history="1">
         <w:r>
           <w:rPr>
             <w:rStyle w:val="Hyperlink"/>
@@ -5439,7 +5451,7 @@
             <w:noProof/>
             <w:webHidden/>
           </w:rPr>
-          <w:instrText xml:space="preserve"> PAGEREF _Toc243998329 \h </w:instrText>
+          <w:instrText xml:space="preserve"> PAGEREF _Toc244119249 \h </w:instrText>
         </w:r>
         <w:r>
           <w:rPr>
@@ -5489,11 +5501,11 @@
         <w:spacing w:before="162"/>
         <w:ind w:left="139" w:right="158"/>
       </w:pPr>
-      <w:bookmarkStart w:id="32" w:name="Sumário"/>
-      <w:bookmarkStart w:id="33" w:name="_Toc243994849"/>
-      <w:bookmarkStart w:id="34" w:name="_Toc243994927"/>
-      <w:bookmarkStart w:id="35" w:name="_Toc243997857"/>
-      <w:bookmarkStart w:id="36" w:name="_Toc243998336"/>
+      <w:bookmarkStart w:id="38" w:name="Sumário"/>
+      <w:bookmarkStart w:id="39" w:name="_Toc243994849"/>
+      <w:bookmarkStart w:id="40" w:name="_Toc243994927"/>
+      <w:bookmarkStart w:id="41" w:name="_Toc243997857"/>
+      <w:bookmarkStart w:id="42" w:name="_Toc244119256"/>
       <w:r>
         <w:rPr>
           <w:spacing w:val="-2"/>
@@ -5501,11 +5513,11 @@
         <w:lastRenderedPageBreak/>
         <w:t>Sumário</w:t>
       </w:r>
-      <w:bookmarkEnd w:id="32"/>
-      <w:bookmarkEnd w:id="33"/>
-      <w:bookmarkEnd w:id="34"/>
-      <w:bookmarkEnd w:id="35"/>
-      <w:bookmarkEnd w:id="36"/>
+      <w:bookmarkEnd w:id="38"/>
+      <w:bookmarkEnd w:id="39"/>
+      <w:bookmarkEnd w:id="40"/>
+      <w:bookmarkEnd w:id="41"/>
+      <w:bookmarkEnd w:id="42"/>
     </w:p>
     <w:sdt>
       <w:sdtPr>
@@ -5558,7 +5570,6 @@
             </w:rPr>
             <w:fldChar w:fldCharType="separate"/>
           </w:r>
-          <w:hyperlink w:anchor="_Toc243998336" w:history="1"/>
         </w:p>
         <w:p>
           <w:pPr>
@@ -5573,7 +5584,7 @@
               <w:lang w:val="pt-BR" w:eastAsia="pt-BR"/>
             </w:rPr>
           </w:pPr>
-          <w:hyperlink w:anchor="_Toc243998337" w:history="1">
+          <w:hyperlink w:anchor="_Toc244119257" w:history="1">
             <w:r>
               <w:rPr>
                 <w:rStyle w:val="Hyperlink"/>
@@ -5617,7 +5628,7 @@
                 <w:noProof/>
                 <w:webHidden/>
               </w:rPr>
-              <w:instrText xml:space="preserve"> PAGEREF _Toc243998337 \h </w:instrText>
+              <w:instrText xml:space="preserve"> PAGEREF _Toc244119257 \h </w:instrText>
             </w:r>
             <w:r>
               <w:rPr>
@@ -5661,7 +5672,7 @@
               <w:lang w:val="pt-BR" w:eastAsia="pt-BR"/>
             </w:rPr>
           </w:pPr>
-          <w:hyperlink w:anchor="_Toc243998338" w:history="1">
+          <w:hyperlink w:anchor="_Toc244119258" w:history="1">
             <w:r>
               <w:rPr>
                 <w:rStyle w:val="Hyperlink"/>
@@ -5738,7 +5749,7 @@
                 <w:noProof/>
                 <w:webHidden/>
               </w:rPr>
-              <w:instrText xml:space="preserve"> PAGEREF _Toc243998338 \h </w:instrText>
+              <w:instrText xml:space="preserve"> PAGEREF _Toc244119258 \h </w:instrText>
             </w:r>
             <w:r>
               <w:rPr>
@@ -5782,7 +5793,7 @@
               <w:lang w:val="pt-BR" w:eastAsia="pt-BR"/>
             </w:rPr>
           </w:pPr>
-          <w:hyperlink w:anchor="_Toc243998339" w:history="1">
+          <w:hyperlink w:anchor="_Toc244119259" w:history="1">
             <w:r>
               <w:rPr>
                 <w:rStyle w:val="Hyperlink"/>
@@ -5826,7 +5837,7 @@
                 <w:noProof/>
                 <w:webHidden/>
               </w:rPr>
-              <w:instrText xml:space="preserve"> PAGEREF _Toc243998339 \h </w:instrText>
+              <w:instrText xml:space="preserve"> PAGEREF _Toc244119259 \h </w:instrText>
             </w:r>
             <w:r>
               <w:rPr>
@@ -5870,7 +5881,7 @@
               <w:lang w:val="pt-BR" w:eastAsia="pt-BR"/>
             </w:rPr>
           </w:pPr>
-          <w:hyperlink w:anchor="_Toc243998340" w:history="1">
+          <w:hyperlink w:anchor="_Toc244119260" w:history="1">
             <w:r>
               <w:rPr>
                 <w:rStyle w:val="Hyperlink"/>
@@ -5979,7 +5990,7 @@
                 <w:noProof/>
                 <w:webHidden/>
               </w:rPr>
-              <w:instrText xml:space="preserve"> PAGEREF _Toc243998340 \h </w:instrText>
+              <w:instrText xml:space="preserve"> PAGEREF _Toc244119260 \h </w:instrText>
             </w:r>
             <w:r>
               <w:rPr>
@@ -6023,7 +6034,7 @@
               <w:lang w:val="pt-BR" w:eastAsia="pt-BR"/>
             </w:rPr>
           </w:pPr>
-          <w:hyperlink w:anchor="_Toc243998341" w:history="1">
+          <w:hyperlink w:anchor="_Toc244119261" w:history="1">
             <w:r>
               <w:rPr>
                 <w:rStyle w:val="Hyperlink"/>
@@ -6100,7 +6111,7 @@
                 <w:noProof/>
                 <w:webHidden/>
               </w:rPr>
-              <w:instrText xml:space="preserve"> PAGEREF _Toc243998341 \h </w:instrText>
+              <w:instrText xml:space="preserve"> PAGEREF _Toc244119261 \h </w:instrText>
             </w:r>
             <w:r>
               <w:rPr>
@@ -6144,7 +6155,7 @@
               <w:lang w:val="pt-BR" w:eastAsia="pt-BR"/>
             </w:rPr>
           </w:pPr>
-          <w:hyperlink w:anchor="_Toc243998342" w:history="1">
+          <w:hyperlink w:anchor="_Toc244119262" w:history="1">
             <w:r>
               <w:rPr>
                 <w:rStyle w:val="Hyperlink"/>
@@ -6260,7 +6271,7 @@
                 <w:noProof/>
                 <w:webHidden/>
               </w:rPr>
-              <w:instrText xml:space="preserve"> PAGEREF _Toc243998342 \h </w:instrText>
+              <w:instrText xml:space="preserve"> PAGEREF _Toc244119262 \h </w:instrText>
             </w:r>
             <w:r>
               <w:rPr>
@@ -6303,7 +6314,7 @@
               <w:lang w:val="pt-BR" w:eastAsia="pt-BR"/>
             </w:rPr>
           </w:pPr>
-          <w:hyperlink w:anchor="_Toc243998343" w:history="1">
+          <w:hyperlink w:anchor="_Toc244119263" w:history="1">
             <w:r>
               <w:rPr>
                 <w:rStyle w:val="Hyperlink"/>
@@ -6331,7 +6342,7 @@
                 <w:noProof/>
                 <w:webHidden/>
               </w:rPr>
-              <w:instrText xml:space="preserve"> PAGEREF _Toc243998343 \h </w:instrText>
+              <w:instrText xml:space="preserve"> PAGEREF _Toc244119263 \h </w:instrText>
             </w:r>
             <w:r>
               <w:rPr>
@@ -6374,7 +6385,7 @@
               <w:lang w:val="pt-BR" w:eastAsia="pt-BR"/>
             </w:rPr>
           </w:pPr>
-          <w:hyperlink w:anchor="_Toc243998344" w:history="1">
+          <w:hyperlink w:anchor="_Toc244119264" w:history="1">
             <w:r>
               <w:rPr>
                 <w:rStyle w:val="Hyperlink"/>
@@ -6409,7 +6420,7 @@
                 <w:noProof/>
                 <w:webHidden/>
               </w:rPr>
-              <w:instrText xml:space="preserve"> PAGEREF _Toc243998344 \h </w:instrText>
+              <w:instrText xml:space="preserve"> PAGEREF _Toc244119264 \h </w:instrText>
             </w:r>
             <w:r>
               <w:rPr>
@@ -6452,7 +6463,7 @@
               <w:lang w:val="pt-BR" w:eastAsia="pt-BR"/>
             </w:rPr>
           </w:pPr>
-          <w:hyperlink w:anchor="_Toc243998345" w:history="1">
+          <w:hyperlink w:anchor="_Toc244119265" w:history="1">
             <w:r>
               <w:rPr>
                 <w:rStyle w:val="Hyperlink"/>
@@ -6487,7 +6498,7 @@
                 <w:noProof/>
                 <w:webHidden/>
               </w:rPr>
-              <w:instrText xml:space="preserve"> PAGEREF _Toc243998345 \h </w:instrText>
+              <w:instrText xml:space="preserve"> PAGEREF _Toc244119265 \h </w:instrText>
             </w:r>
             <w:r>
               <w:rPr>
@@ -6530,7 +6541,7 @@
               <w:lang w:val="pt-BR" w:eastAsia="pt-BR"/>
             </w:rPr>
           </w:pPr>
-          <w:hyperlink w:anchor="_Toc243998346" w:history="1">
+          <w:hyperlink w:anchor="_Toc244119266" w:history="1">
             <w:r>
               <w:rPr>
                 <w:rStyle w:val="Hyperlink"/>
@@ -6558,7 +6569,7 @@
                 <w:noProof/>
                 <w:webHidden/>
               </w:rPr>
-              <w:instrText xml:space="preserve"> PAGEREF _Toc243998346 \h </w:instrText>
+              <w:instrText xml:space="preserve"> PAGEREF _Toc244119266 \h </w:instrText>
             </w:r>
             <w:r>
               <w:rPr>
@@ -6602,7 +6613,7 @@
               <w:lang w:val="pt-BR" w:eastAsia="pt-BR"/>
             </w:rPr>
           </w:pPr>
-          <w:hyperlink w:anchor="_Toc243998347" w:history="1">
+          <w:hyperlink w:anchor="_Toc244119267" w:history="1">
             <w:r>
               <w:rPr>
                 <w:rStyle w:val="Hyperlink"/>
@@ -6646,7 +6657,7 @@
                 <w:noProof/>
                 <w:webHidden/>
               </w:rPr>
-              <w:instrText xml:space="preserve"> PAGEREF _Toc243998347 \h </w:instrText>
+              <w:instrText xml:space="preserve"> PAGEREF _Toc244119267 \h </w:instrText>
             </w:r>
             <w:r>
               <w:rPr>
@@ -6690,7 +6701,7 @@
               <w:lang w:val="pt-BR" w:eastAsia="pt-BR"/>
             </w:rPr>
           </w:pPr>
-          <w:hyperlink w:anchor="_Toc243998348" w:history="1">
+          <w:hyperlink w:anchor="_Toc244119268" w:history="1">
             <w:r>
               <w:rPr>
                 <w:rStyle w:val="Hyperlink"/>
@@ -6733,7 +6744,7 @@
                 <w:noProof/>
                 <w:webHidden/>
               </w:rPr>
-              <w:instrText xml:space="preserve"> PAGEREF _Toc243998348 \h </w:instrText>
+              <w:instrText xml:space="preserve"> PAGEREF _Toc244119268 \h </w:instrText>
             </w:r>
             <w:r>
               <w:rPr>
@@ -6777,7 +6788,7 @@
               <w:lang w:val="pt-BR" w:eastAsia="pt-BR"/>
             </w:rPr>
           </w:pPr>
-          <w:hyperlink w:anchor="_Toc243998349" w:history="1">
+          <w:hyperlink w:anchor="_Toc244119269" w:history="1">
             <w:r>
               <w:rPr>
                 <w:rStyle w:val="Hyperlink"/>
@@ -6820,7 +6831,7 @@
                 <w:noProof/>
                 <w:webHidden/>
               </w:rPr>
-              <w:instrText xml:space="preserve"> PAGEREF _Toc243998349 \h </w:instrText>
+              <w:instrText xml:space="preserve"> PAGEREF _Toc244119269 \h </w:instrText>
             </w:r>
             <w:r>
               <w:rPr>
@@ -6864,7 +6875,7 @@
               <w:lang w:val="pt-BR" w:eastAsia="pt-BR"/>
             </w:rPr>
           </w:pPr>
-          <w:hyperlink w:anchor="_Toc243998350" w:history="1">
+          <w:hyperlink w:anchor="_Toc244119270" w:history="1">
             <w:r>
               <w:rPr>
                 <w:rStyle w:val="Hyperlink"/>
@@ -6907,7 +6918,7 @@
                 <w:noProof/>
                 <w:webHidden/>
               </w:rPr>
-              <w:instrText xml:space="preserve"> PAGEREF _Toc243998350 \h </w:instrText>
+              <w:instrText xml:space="preserve"> PAGEREF _Toc244119270 \h </w:instrText>
             </w:r>
             <w:r>
               <w:rPr>
@@ -6951,7 +6962,7 @@
               <w:lang w:val="pt-BR" w:eastAsia="pt-BR"/>
             </w:rPr>
           </w:pPr>
-          <w:hyperlink w:anchor="_Toc243998351" w:history="1">
+          <w:hyperlink w:anchor="_Toc244119271" w:history="1">
             <w:r>
               <w:rPr>
                 <w:rStyle w:val="Hyperlink"/>
@@ -6994,7 +7005,7 @@
                 <w:noProof/>
                 <w:webHidden/>
               </w:rPr>
-              <w:instrText xml:space="preserve"> PAGEREF _Toc243998351 \h </w:instrText>
+              <w:instrText xml:space="preserve"> PAGEREF _Toc244119271 \h </w:instrText>
             </w:r>
             <w:r>
               <w:rPr>
@@ -7038,7 +7049,7 @@
               <w:lang w:val="pt-BR" w:eastAsia="pt-BR"/>
             </w:rPr>
           </w:pPr>
-          <w:hyperlink w:anchor="_Toc243998352" w:history="1">
+          <w:hyperlink w:anchor="_Toc244119272" w:history="1">
             <w:r>
               <w:rPr>
                 <w:rStyle w:val="Hyperlink"/>
@@ -7081,7 +7092,7 @@
                 <w:noProof/>
                 <w:webHidden/>
               </w:rPr>
-              <w:instrText xml:space="preserve"> PAGEREF _Toc243998352 \h </w:instrText>
+              <w:instrText xml:space="preserve"> PAGEREF _Toc244119272 \h </w:instrText>
             </w:r>
             <w:r>
               <w:rPr>
@@ -7125,7 +7136,7 @@
               <w:lang w:val="pt-BR" w:eastAsia="pt-BR"/>
             </w:rPr>
           </w:pPr>
-          <w:hyperlink w:anchor="_Toc243998353" w:history="1">
+          <w:hyperlink w:anchor="_Toc244119273" w:history="1">
             <w:r>
               <w:rPr>
                 <w:rStyle w:val="Hyperlink"/>
@@ -7168,7 +7179,7 @@
                 <w:noProof/>
                 <w:webHidden/>
               </w:rPr>
-              <w:instrText xml:space="preserve"> PAGEREF _Toc243998353 \h </w:instrText>
+              <w:instrText xml:space="preserve"> PAGEREF _Toc244119273 \h </w:instrText>
             </w:r>
             <w:r>
               <w:rPr>
@@ -7212,7 +7223,7 @@
               <w:lang w:val="pt-BR" w:eastAsia="pt-BR"/>
             </w:rPr>
           </w:pPr>
-          <w:hyperlink w:anchor="_Toc243998354" w:history="1">
+          <w:hyperlink w:anchor="_Toc244119274" w:history="1">
             <w:r>
               <w:rPr>
                 <w:rStyle w:val="Hyperlink"/>
@@ -7255,7 +7266,7 @@
                 <w:noProof/>
                 <w:webHidden/>
               </w:rPr>
-              <w:instrText xml:space="preserve"> PAGEREF _Toc243998354 \h </w:instrText>
+              <w:instrText xml:space="preserve"> PAGEREF _Toc244119274 \h </w:instrText>
             </w:r>
             <w:r>
               <w:rPr>
@@ -7299,7 +7310,7 @@
               <w:lang w:val="pt-BR" w:eastAsia="pt-BR"/>
             </w:rPr>
           </w:pPr>
-          <w:hyperlink w:anchor="_Toc243998355" w:history="1">
+          <w:hyperlink w:anchor="_Toc244119275" w:history="1">
             <w:r>
               <w:rPr>
                 <w:rStyle w:val="Hyperlink"/>
@@ -7342,7 +7353,7 @@
                 <w:noProof/>
                 <w:webHidden/>
               </w:rPr>
-              <w:instrText xml:space="preserve"> PAGEREF _Toc243998355 \h </w:instrText>
+              <w:instrText xml:space="preserve"> PAGEREF _Toc244119275 \h </w:instrText>
             </w:r>
             <w:r>
               <w:rPr>
@@ -7386,7 +7397,7 @@
               <w:lang w:val="pt-BR" w:eastAsia="pt-BR"/>
             </w:rPr>
           </w:pPr>
-          <w:hyperlink w:anchor="_Toc243998356" w:history="1">
+          <w:hyperlink w:anchor="_Toc244119276" w:history="1">
             <w:r>
               <w:rPr>
                 <w:rStyle w:val="Hyperlink"/>
@@ -7430,7 +7441,7 @@
                 <w:noProof/>
                 <w:webHidden/>
               </w:rPr>
-              <w:instrText xml:space="preserve"> PAGEREF _Toc243998356 \h </w:instrText>
+              <w:instrText xml:space="preserve"> PAGEREF _Toc244119276 \h </w:instrText>
             </w:r>
             <w:r>
               <w:rPr>
@@ -7474,7 +7485,7 @@
               <w:lang w:val="pt-BR" w:eastAsia="pt-BR"/>
             </w:rPr>
           </w:pPr>
-          <w:hyperlink w:anchor="_Toc243998357" w:history="1">
+          <w:hyperlink w:anchor="_Toc244119277" w:history="1">
             <w:r>
               <w:rPr>
                 <w:rStyle w:val="Hyperlink"/>
@@ -7517,7 +7528,7 @@
                 <w:noProof/>
                 <w:webHidden/>
               </w:rPr>
-              <w:instrText xml:space="preserve"> PAGEREF _Toc243998357 \h </w:instrText>
+              <w:instrText xml:space="preserve"> PAGEREF _Toc244119277 \h </w:instrText>
             </w:r>
             <w:r>
               <w:rPr>
@@ -7561,7 +7572,7 @@
               <w:lang w:val="pt-BR" w:eastAsia="pt-BR"/>
             </w:rPr>
           </w:pPr>
-          <w:hyperlink w:anchor="_Toc243998358" w:history="1">
+          <w:hyperlink w:anchor="_Toc244119278" w:history="1">
             <w:r>
               <w:rPr>
                 <w:rStyle w:val="Hyperlink"/>
@@ -7604,7 +7615,7 @@
                 <w:noProof/>
                 <w:webHidden/>
               </w:rPr>
-              <w:instrText xml:space="preserve"> PAGEREF _Toc243998358 \h </w:instrText>
+              <w:instrText xml:space="preserve"> PAGEREF _Toc244119278 \h </w:instrText>
             </w:r>
             <w:r>
               <w:rPr>
@@ -7648,7 +7659,7 @@
               <w:lang w:val="pt-BR" w:eastAsia="pt-BR"/>
             </w:rPr>
           </w:pPr>
-          <w:hyperlink w:anchor="_Toc243998359" w:history="1">
+          <w:hyperlink w:anchor="_Toc244119279" w:history="1">
             <w:r>
               <w:rPr>
                 <w:rStyle w:val="Hyperlink"/>
@@ -7691,7 +7702,7 @@
                 <w:noProof/>
                 <w:webHidden/>
               </w:rPr>
-              <w:instrText xml:space="preserve"> PAGEREF _Toc243998359 \h </w:instrText>
+              <w:instrText xml:space="preserve"> PAGEREF _Toc244119279 \h </w:instrText>
             </w:r>
             <w:r>
               <w:rPr>
@@ -7735,7 +7746,7 @@
               <w:lang w:val="pt-BR" w:eastAsia="pt-BR"/>
             </w:rPr>
           </w:pPr>
-          <w:hyperlink w:anchor="_Toc243998360" w:history="1">
+          <w:hyperlink w:anchor="_Toc244119280" w:history="1">
             <w:r>
               <w:rPr>
                 <w:rStyle w:val="Hyperlink"/>
@@ -7778,7 +7789,7 @@
                 <w:noProof/>
                 <w:webHidden/>
               </w:rPr>
-              <w:instrText xml:space="preserve"> PAGEREF _Toc243998360 \h </w:instrText>
+              <w:instrText xml:space="preserve"> PAGEREF _Toc244119280 \h </w:instrText>
             </w:r>
             <w:r>
               <w:rPr>
@@ -7822,7 +7833,7 @@
               <w:lang w:val="pt-BR" w:eastAsia="pt-BR"/>
             </w:rPr>
           </w:pPr>
-          <w:hyperlink w:anchor="_Toc243998361" w:history="1">
+          <w:hyperlink w:anchor="_Toc244119281" w:history="1">
             <w:r>
               <w:rPr>
                 <w:rStyle w:val="Hyperlink"/>
@@ -7865,7 +7876,7 @@
                 <w:noProof/>
                 <w:webHidden/>
               </w:rPr>
-              <w:instrText xml:space="preserve"> PAGEREF _Toc243998361 \h </w:instrText>
+              <w:instrText xml:space="preserve"> PAGEREF _Toc244119281 \h </w:instrText>
             </w:r>
             <w:r>
               <w:rPr>
@@ -7909,7 +7920,7 @@
               <w:lang w:val="pt-BR" w:eastAsia="pt-BR"/>
             </w:rPr>
           </w:pPr>
-          <w:hyperlink w:anchor="_Toc243998362" w:history="1">
+          <w:hyperlink w:anchor="_Toc244119282" w:history="1">
             <w:r>
               <w:rPr>
                 <w:rStyle w:val="Hyperlink"/>
@@ -7953,7 +7964,7 @@
                 <w:noProof/>
                 <w:webHidden/>
               </w:rPr>
-              <w:instrText xml:space="preserve"> PAGEREF _Toc243998362 \h </w:instrText>
+              <w:instrText xml:space="preserve"> PAGEREF _Toc244119282 \h </w:instrText>
             </w:r>
             <w:r>
               <w:rPr>
@@ -7997,7 +8008,7 @@
               <w:lang w:val="pt-BR" w:eastAsia="pt-BR"/>
             </w:rPr>
           </w:pPr>
-          <w:hyperlink w:anchor="_Toc243998363" w:history="1">
+          <w:hyperlink w:anchor="_Toc244119283" w:history="1">
             <w:r>
               <w:rPr>
                 <w:rStyle w:val="Hyperlink"/>
@@ -8057,7 +8068,7 @@
                 <w:noProof/>
                 <w:webHidden/>
               </w:rPr>
-              <w:instrText xml:space="preserve"> PAGEREF _Toc243998363 \h </w:instrText>
+              <w:instrText xml:space="preserve"> PAGEREF _Toc244119283 \h </w:instrText>
             </w:r>
             <w:r>
               <w:rPr>
@@ -8101,7 +8112,7 @@
               <w:lang w:val="pt-BR" w:eastAsia="pt-BR"/>
             </w:rPr>
           </w:pPr>
-          <w:hyperlink w:anchor="_Toc243998364" w:history="1">
+          <w:hyperlink w:anchor="_Toc244119284" w:history="1">
             <w:r>
               <w:rPr>
                 <w:rStyle w:val="Hyperlink"/>
@@ -8162,7 +8173,7 @@
                 <w:noProof/>
                 <w:webHidden/>
               </w:rPr>
-              <w:instrText xml:space="preserve"> PAGEREF _Toc243998364 \h </w:instrText>
+              <w:instrText xml:space="preserve"> PAGEREF _Toc244119284 \h </w:instrText>
             </w:r>
             <w:r>
               <w:rPr>
@@ -8205,7 +8216,7 @@
               <w:lang w:val="pt-BR" w:eastAsia="pt-BR"/>
             </w:rPr>
           </w:pPr>
-          <w:hyperlink w:anchor="_Toc243998365" w:history="1">
+          <w:hyperlink w:anchor="_Toc244119285" w:history="1">
             <w:r>
               <w:rPr>
                 <w:rStyle w:val="Hyperlink"/>
@@ -8232,7 +8243,7 @@
                 <w:noProof/>
                 <w:webHidden/>
               </w:rPr>
-              <w:instrText xml:space="preserve"> PAGEREF _Toc243998365 \h </w:instrText>
+              <w:instrText xml:space="preserve"> PAGEREF _Toc244119285 \h </w:instrText>
             </w:r>
             <w:r>
               <w:rPr>
@@ -8275,7 +8286,7 @@
               <w:lang w:val="pt-BR" w:eastAsia="pt-BR"/>
             </w:rPr>
           </w:pPr>
-          <w:hyperlink w:anchor="_Toc243998366" w:history="1">
+          <w:hyperlink w:anchor="_Toc244119286" w:history="1">
             <w:r>
               <w:rPr>
                 <w:rStyle w:val="Hyperlink"/>
@@ -8304,7 +8315,7 @@
                 <w:noProof/>
                 <w:webHidden/>
               </w:rPr>
-              <w:instrText xml:space="preserve"> PAGEREF _Toc243998366 \h </w:instrText>
+              <w:instrText xml:space="preserve"> PAGEREF _Toc244119286 \h </w:instrText>
             </w:r>
             <w:r>
               <w:rPr>
@@ -8347,7 +8358,7 @@
               <w:lang w:val="pt-BR" w:eastAsia="pt-BR"/>
             </w:rPr>
           </w:pPr>
-          <w:hyperlink w:anchor="_Toc243998367" w:history="1">
+          <w:hyperlink w:anchor="_Toc244119287" w:history="1">
             <w:r>
               <w:rPr>
                 <w:rStyle w:val="Hyperlink"/>
@@ -8374,7 +8385,7 @@
                 <w:noProof/>
                 <w:webHidden/>
               </w:rPr>
-              <w:instrText xml:space="preserve"> PAGEREF _Toc243998367 \h </w:instrText>
+              <w:instrText xml:space="preserve"> PAGEREF _Toc244119287 \h </w:instrText>
             </w:r>
             <w:r>
               <w:rPr>
@@ -8437,6 +8448,8 @@
           <w:cols w:space="720"/>
         </w:sectPr>
       </w:pPr>
+      <w:bookmarkStart w:id="43" w:name="_GoBack"/>
+      <w:bookmarkEnd w:id="43"/>
     </w:p>
     <w:p>
       <w:pPr>
@@ -8450,9 +8463,9 @@
         </w:tabs>
         <w:ind w:left="813" w:hanging="543"/>
       </w:pPr>
-      <w:bookmarkStart w:id="37" w:name="Introdução"/>
-      <w:bookmarkStart w:id="38" w:name="_bookmark3"/>
-      <w:bookmarkStart w:id="39" w:name="_Toc243998337"/>
+      <w:bookmarkStart w:id="44" w:name="Introdução"/>
+      <w:bookmarkStart w:id="45" w:name="_bookmark3"/>
+      <w:bookmarkStart w:id="46" w:name="_Toc244119257"/>
       <w:r>
         <w:rPr>
           <w:spacing w:val="-10"/>
@@ -8460,9 +8473,9 @@
         <w:lastRenderedPageBreak/>
         <w:t>Introdução</w:t>
       </w:r>
-      <w:bookmarkEnd w:id="37"/>
-      <w:bookmarkEnd w:id="38"/>
-      <w:bookmarkEnd w:id="39"/>
+      <w:bookmarkEnd w:id="44"/>
+      <w:bookmarkEnd w:id="45"/>
+      <w:bookmarkEnd w:id="46"/>
     </w:p>
     <w:p>
       <w:pPr>
@@ -8643,9 +8656,9 @@
           <w:tab w:val="left" w:pos="1011"/>
         </w:tabs>
       </w:pPr>
-      <w:bookmarkStart w:id="40" w:name="Motivação_e_Justificativa"/>
-      <w:bookmarkStart w:id="41" w:name="_bookmark4"/>
-      <w:bookmarkStart w:id="42" w:name="_Toc243998338"/>
+      <w:bookmarkStart w:id="47" w:name="Motivação_e_Justificativa"/>
+      <w:bookmarkStart w:id="48" w:name="_bookmark4"/>
+      <w:bookmarkStart w:id="49" w:name="_Toc244119258"/>
       <w:r>
         <w:rPr>
           <w:w w:val="90"/>
@@ -8677,9 +8690,9 @@
         </w:rPr>
         <w:t>Justificativa</w:t>
       </w:r>
-      <w:bookmarkEnd w:id="40"/>
-      <w:bookmarkEnd w:id="41"/>
-      <w:bookmarkEnd w:id="42"/>
+      <w:bookmarkEnd w:id="47"/>
+      <w:bookmarkEnd w:id="48"/>
+      <w:bookmarkEnd w:id="49"/>
     </w:p>
     <w:p>
       <w:pPr>
@@ -8726,18 +8739,18 @@
           <w:tab w:val="left" w:pos="1011"/>
         </w:tabs>
       </w:pPr>
-      <w:bookmarkStart w:id="43" w:name="Objetivos"/>
-      <w:bookmarkStart w:id="44" w:name="_bookmark5"/>
-      <w:bookmarkStart w:id="45" w:name="_Toc243998339"/>
+      <w:bookmarkStart w:id="50" w:name="Objetivos"/>
+      <w:bookmarkStart w:id="51" w:name="_bookmark5"/>
+      <w:bookmarkStart w:id="52" w:name="_Toc244119259"/>
       <w:r>
         <w:rPr>
           <w:spacing w:val="-2"/>
         </w:rPr>
         <w:t>Objetivos</w:t>
       </w:r>
-      <w:bookmarkEnd w:id="43"/>
-      <w:bookmarkEnd w:id="44"/>
-      <w:bookmarkEnd w:id="45"/>
+      <w:bookmarkEnd w:id="50"/>
+      <w:bookmarkEnd w:id="51"/>
+      <w:bookmarkEnd w:id="52"/>
     </w:p>
     <w:p>
       <w:pPr>
@@ -8941,9 +8954,9 @@
         </w:tabs>
         <w:spacing w:before="1"/>
       </w:pPr>
-      <w:bookmarkStart w:id="46" w:name="Método_de_Desenvolvimento_do_Trabalho"/>
-      <w:bookmarkStart w:id="47" w:name="_bookmark6"/>
-      <w:bookmarkStart w:id="48" w:name="_Toc243998340"/>
+      <w:bookmarkStart w:id="53" w:name="Método_de_Desenvolvimento_do_Trabalho"/>
+      <w:bookmarkStart w:id="54" w:name="_bookmark6"/>
+      <w:bookmarkStart w:id="55" w:name="_Toc244119260"/>
       <w:r>
         <w:rPr>
           <w:w w:val="90"/>
@@ -8999,9 +9012,9 @@
         </w:rPr>
         <w:t>Trabalho</w:t>
       </w:r>
-      <w:bookmarkEnd w:id="46"/>
-      <w:bookmarkEnd w:id="47"/>
-      <w:bookmarkEnd w:id="48"/>
+      <w:bookmarkEnd w:id="53"/>
+      <w:bookmarkEnd w:id="54"/>
+      <w:bookmarkEnd w:id="55"/>
     </w:p>
     <w:p>
       <w:pPr>
@@ -9239,9 +9252,9 @@
           <w:tab w:val="left" w:pos="1011"/>
         </w:tabs>
       </w:pPr>
-      <w:bookmarkStart w:id="49" w:name="Organização_da_Monografia"/>
-      <w:bookmarkStart w:id="50" w:name="_bookmark7"/>
-      <w:bookmarkStart w:id="51" w:name="_Toc243998341"/>
+      <w:bookmarkStart w:id="56" w:name="Organização_da_Monografia"/>
+      <w:bookmarkStart w:id="57" w:name="_bookmark7"/>
+      <w:bookmarkStart w:id="58" w:name="_Toc244119261"/>
       <w:r>
         <w:rPr>
           <w:w w:val="90"/>
@@ -9273,9 +9286,9 @@
         </w:rPr>
         <w:t>Monografia</w:t>
       </w:r>
-      <w:bookmarkEnd w:id="49"/>
-      <w:bookmarkEnd w:id="50"/>
-      <w:bookmarkEnd w:id="51"/>
+      <w:bookmarkEnd w:id="56"/>
+      <w:bookmarkEnd w:id="57"/>
+      <w:bookmarkEnd w:id="58"/>
     </w:p>
     <w:p>
       <w:pPr>
@@ -9673,9 +9686,9 @@
         <w:spacing w:line="300" w:lineRule="auto"/>
         <w:ind w:left="825" w:right="375"/>
       </w:pPr>
-      <w:bookmarkStart w:id="52" w:name="Referencial_Teórico_e_Tecnologias_Utiliz"/>
-      <w:bookmarkStart w:id="53" w:name="_bookmark8"/>
-      <w:bookmarkStart w:id="54" w:name="_Toc243998342"/>
+      <w:bookmarkStart w:id="59" w:name="Referencial_Teórico_e_Tecnologias_Utiliz"/>
+      <w:bookmarkStart w:id="60" w:name="_bookmark8"/>
+      <w:bookmarkStart w:id="61" w:name="_Toc244119262"/>
       <w:r>
         <w:rPr>
           <w:w w:val="90"/>
@@ -9737,9 +9750,9 @@
         </w:rPr>
         <w:t>das</w:t>
       </w:r>
-      <w:bookmarkEnd w:id="52"/>
-      <w:bookmarkEnd w:id="53"/>
-      <w:bookmarkEnd w:id="54"/>
+      <w:bookmarkEnd w:id="59"/>
+      <w:bookmarkEnd w:id="60"/>
+      <w:bookmarkEnd w:id="61"/>
     </w:p>
     <w:p>
       <w:pPr>
@@ -9760,14 +9773,14 @@
           <w:w w:val="105"/>
         </w:rPr>
       </w:pPr>
-      <w:bookmarkStart w:id="55" w:name="_Toc243998343"/>
+      <w:bookmarkStart w:id="62" w:name="_Toc244119263"/>
       <w:r>
         <w:rPr>
           <w:w w:val="105"/>
         </w:rPr>
         <w:t>2.1 Ontologias</w:t>
       </w:r>
-      <w:bookmarkEnd w:id="55"/>
+      <w:bookmarkEnd w:id="62"/>
     </w:p>
     <w:p>
       <w:pPr>
@@ -10021,7 +10034,7 @@
         <w:spacing w:before="2"/>
         <w:ind w:left="757"/>
       </w:pPr>
-      <w:bookmarkStart w:id="56" w:name="_Toc243998344"/>
+      <w:bookmarkStart w:id="63" w:name="_Toc244119264"/>
       <w:r>
         <w:rPr>
           <w:w w:val="105"/>
@@ -10052,7 +10065,7 @@
       <w:r>
         <w:t>Unified Foundational Ontology</w:t>
       </w:r>
-      <w:bookmarkEnd w:id="56"/>
+      <w:bookmarkEnd w:id="63"/>
     </w:p>
     <w:p>
       <w:pPr>
@@ -10144,9 +10157,9 @@
           <w:szCs w:val="24"/>
         </w:rPr>
       </w:pPr>
-      <w:bookmarkStart w:id="57" w:name="_Toc243994371"/>
-      <w:bookmarkStart w:id="58" w:name="_Toc243994637"/>
-      <w:bookmarkStart w:id="59" w:name="_Toc243998295"/>
+      <w:bookmarkStart w:id="64" w:name="_Toc243994371"/>
+      <w:bookmarkStart w:id="65" w:name="_Toc243994637"/>
+      <w:bookmarkStart w:id="66" w:name="_Toc244119215"/>
       <w:r>
         <w:rPr>
           <w:i w:val="0"/>
@@ -10218,9 +10231,9 @@
         </w:rPr>
         <w:t xml:space="preserve"> - Taxonomia de UFO-A</w:t>
       </w:r>
-      <w:bookmarkEnd w:id="57"/>
-      <w:bookmarkEnd w:id="58"/>
-      <w:bookmarkEnd w:id="59"/>
+      <w:bookmarkEnd w:id="64"/>
+      <w:bookmarkEnd w:id="65"/>
+      <w:bookmarkEnd w:id="66"/>
     </w:p>
     <w:p>
       <w:pPr>
@@ -10382,9 +10395,9 @@
           <w:szCs w:val="24"/>
         </w:rPr>
       </w:pPr>
-      <w:bookmarkStart w:id="60" w:name="_Toc243994372"/>
-      <w:bookmarkStart w:id="61" w:name="_Toc243994638"/>
-      <w:bookmarkStart w:id="62" w:name="_Toc243998296"/>
+      <w:bookmarkStart w:id="67" w:name="_Toc243994372"/>
+      <w:bookmarkStart w:id="68" w:name="_Toc243994638"/>
+      <w:bookmarkStart w:id="69" w:name="_Toc244119216"/>
       <w:r>
         <w:rPr>
           <w:i w:val="0"/>
@@ -10456,9 +10469,9 @@
         </w:rPr>
         <w:t xml:space="preserve"> - Taxonomia de UFO-B</w:t>
       </w:r>
-      <w:bookmarkEnd w:id="60"/>
-      <w:bookmarkEnd w:id="61"/>
-      <w:bookmarkEnd w:id="62"/>
+      <w:bookmarkEnd w:id="67"/>
+      <w:bookmarkEnd w:id="68"/>
+      <w:bookmarkEnd w:id="69"/>
     </w:p>
     <w:p>
       <w:pPr>
@@ -10597,9 +10610,9 @@
           <w:szCs w:val="24"/>
         </w:rPr>
       </w:pPr>
-      <w:bookmarkStart w:id="63" w:name="_Toc243994373"/>
-      <w:bookmarkStart w:id="64" w:name="_Toc243994639"/>
-      <w:bookmarkStart w:id="65" w:name="_Toc243998297"/>
+      <w:bookmarkStart w:id="70" w:name="_Toc243994373"/>
+      <w:bookmarkStart w:id="71" w:name="_Toc243994639"/>
+      <w:bookmarkStart w:id="72" w:name="_Toc244119217"/>
       <w:r>
         <w:rPr>
           <w:i w:val="0"/>
@@ -10671,9 +10684,9 @@
         </w:rPr>
         <w:t xml:space="preserve"> - As categorias da ontologia de agentes UFO-C</w:t>
       </w:r>
-      <w:bookmarkEnd w:id="63"/>
-      <w:bookmarkEnd w:id="64"/>
-      <w:bookmarkEnd w:id="65"/>
+      <w:bookmarkEnd w:id="70"/>
+      <w:bookmarkEnd w:id="71"/>
+      <w:bookmarkEnd w:id="72"/>
     </w:p>
     <w:p>
       <w:pPr>
@@ -10782,7 +10795,7 @@
         <w:spacing w:before="2"/>
         <w:ind w:left="757"/>
       </w:pPr>
-      <w:bookmarkStart w:id="66" w:name="_Toc243998345"/>
+      <w:bookmarkStart w:id="73" w:name="_Toc244119265"/>
       <w:r>
         <w:rPr>
           <w:w w:val="105"/>
@@ -10804,7 +10817,7 @@
       <w:r>
         <w:t>UFO-L</w:t>
       </w:r>
-      <w:bookmarkEnd w:id="66"/>
+      <w:bookmarkEnd w:id="73"/>
     </w:p>
     <w:p>
       <w:pPr>
@@ -10847,9 +10860,9 @@
           <w:szCs w:val="24"/>
         </w:rPr>
       </w:pPr>
-      <w:bookmarkStart w:id="67" w:name="_Toc243994374"/>
-      <w:bookmarkStart w:id="68" w:name="_Toc243994640"/>
-      <w:bookmarkStart w:id="69" w:name="_Toc243998298"/>
+      <w:bookmarkStart w:id="74" w:name="_Toc243994374"/>
+      <w:bookmarkStart w:id="75" w:name="_Toc243994640"/>
+      <w:bookmarkStart w:id="76" w:name="_Toc244119218"/>
       <w:r>
         <w:rPr>
           <w:i w:val="0"/>
@@ -10922,9 +10935,9 @@
         </w:rPr>
         <w:t xml:space="preserve"> - Padrão de modelagem para Legal Relator</w:t>
       </w:r>
-      <w:bookmarkEnd w:id="67"/>
-      <w:bookmarkEnd w:id="68"/>
-      <w:bookmarkEnd w:id="69"/>
+      <w:bookmarkEnd w:id="74"/>
+      <w:bookmarkEnd w:id="75"/>
+      <w:bookmarkEnd w:id="76"/>
     </w:p>
     <w:p>
       <w:pPr>
@@ -11069,14 +11082,14 @@
           <w:lang w:val="pt-BR"/>
         </w:rPr>
       </w:pPr>
-      <w:bookmarkStart w:id="70" w:name="_Toc243998346"/>
+      <w:bookmarkStart w:id="77" w:name="_Toc244119266"/>
       <w:r>
         <w:rPr>
           <w:w w:val="105"/>
         </w:rPr>
         <w:t>2.4 Engenharia de Ontologia</w:t>
       </w:r>
-      <w:bookmarkEnd w:id="70"/>
+      <w:bookmarkEnd w:id="77"/>
     </w:p>
     <w:p>
       <w:pPr>
@@ -11185,9 +11198,9 @@
           <w:szCs w:val="24"/>
         </w:rPr>
       </w:pPr>
-      <w:bookmarkStart w:id="71" w:name="_Toc243994375"/>
-      <w:bookmarkStart w:id="72" w:name="_Toc243994641"/>
-      <w:bookmarkStart w:id="73" w:name="_Toc243998299"/>
+      <w:bookmarkStart w:id="78" w:name="_Toc243994375"/>
+      <w:bookmarkStart w:id="79" w:name="_Toc243994641"/>
+      <w:bookmarkStart w:id="80" w:name="_Toc244119219"/>
       <w:r>
         <w:rPr>
           <w:i w:val="0"/>
@@ -11270,9 +11283,9 @@
         </w:rPr>
         <w:t>Metodologia SABiO</w:t>
       </w:r>
-      <w:bookmarkEnd w:id="71"/>
-      <w:bookmarkEnd w:id="72"/>
-      <w:bookmarkEnd w:id="73"/>
+      <w:bookmarkEnd w:id="78"/>
+      <w:bookmarkEnd w:id="79"/>
+      <w:bookmarkEnd w:id="80"/>
     </w:p>
     <w:p>
       <w:pPr>
@@ -11515,7 +11528,7 @@
           <w:szCs w:val="24"/>
         </w:rPr>
       </w:pPr>
-      <w:bookmarkStart w:id="74" w:name="_Toc243998318"/>
+      <w:bookmarkStart w:id="81" w:name="_Toc244119238"/>
       <w:r>
         <w:rPr>
           <w:i w:val="0"/>
@@ -11597,7 +11610,7 @@
         </w:rPr>
         <w:t xml:space="preserve"> - Estereótipos de classes da linguagem OntoUML</w:t>
       </w:r>
-      <w:bookmarkEnd w:id="74"/>
+      <w:bookmarkEnd w:id="81"/>
     </w:p>
     <w:tbl>
       <w:tblPr>
@@ -12192,7 +12205,7 @@
           <w:szCs w:val="24"/>
         </w:rPr>
       </w:pPr>
-      <w:bookmarkStart w:id="75" w:name="_Toc243998319"/>
+      <w:bookmarkStart w:id="82" w:name="_Toc244119239"/>
       <w:r>
         <w:rPr>
           <w:i w:val="0"/>
@@ -12274,7 +12287,7 @@
         </w:rPr>
         <w:t xml:space="preserve"> - Estereótipos de Relacionamentos da linguagem OntoUML</w:t>
       </w:r>
-      <w:bookmarkEnd w:id="75"/>
+      <w:bookmarkEnd w:id="82"/>
     </w:p>
     <w:tbl>
       <w:tblPr>
@@ -12895,9 +12908,9 @@
           <w:szCs w:val="24"/>
         </w:rPr>
       </w:pPr>
-      <w:bookmarkStart w:id="76" w:name="_Toc243994376"/>
-      <w:bookmarkStart w:id="77" w:name="_Toc243994642"/>
-      <w:bookmarkStart w:id="78" w:name="_Toc243998300"/>
+      <w:bookmarkStart w:id="83" w:name="_Toc243994376"/>
+      <w:bookmarkStart w:id="84" w:name="_Toc243994642"/>
+      <w:bookmarkStart w:id="85" w:name="_Toc244119220"/>
       <w:r>
         <w:rPr>
           <w:i w:val="0"/>
@@ -12969,9 +12982,9 @@
         </w:rPr>
         <w:t xml:space="preserve"> - Exemplo de modelagem OntoUML no Visual Paradigm</w:t>
       </w:r>
-      <w:bookmarkEnd w:id="76"/>
-      <w:bookmarkEnd w:id="77"/>
-      <w:bookmarkEnd w:id="78"/>
+      <w:bookmarkEnd w:id="83"/>
+      <w:bookmarkEnd w:id="84"/>
+      <w:bookmarkEnd w:id="85"/>
     </w:p>
     <w:p>
       <w:pPr>
@@ -13139,7 +13152,7 @@
         </w:tabs>
         <w:ind w:left="828" w:right="374"/>
       </w:pPr>
-      <w:bookmarkStart w:id="79" w:name="_Toc243998347"/>
+      <w:bookmarkStart w:id="86" w:name="_Toc244119267"/>
       <w:r>
         <w:rPr>
           <w:w w:val="90"/>
@@ -13159,7 +13172,7 @@
         </w:rPr>
         <w:t>pectos Metodológicos</w:t>
       </w:r>
-      <w:bookmarkEnd w:id="79"/>
+      <w:bookmarkEnd w:id="86"/>
     </w:p>
     <w:p>
       <w:pPr>
@@ -13182,11 +13195,11 @@
         <w:spacing w:before="2"/>
         <w:ind w:left="737" w:hanging="737"/>
       </w:pPr>
-      <w:bookmarkStart w:id="80" w:name="_Toc243998348"/>
+      <w:bookmarkStart w:id="87" w:name="_Toc244119268"/>
       <w:r>
         <w:t>Abordagem para desenvolvimento da ontologia</w:t>
       </w:r>
-      <w:bookmarkEnd w:id="80"/>
+      <w:bookmarkEnd w:id="87"/>
     </w:p>
     <w:p>
       <w:pPr>
@@ -13406,11 +13419,11 @@
         <w:spacing w:before="2"/>
         <w:ind w:left="737" w:hanging="737"/>
       </w:pPr>
-      <w:bookmarkStart w:id="81" w:name="_Toc243998349"/>
+      <w:bookmarkStart w:id="88" w:name="_Toc244119269"/>
       <w:r>
         <w:t>Propósito e delimitação do domínio</w:t>
       </w:r>
-      <w:bookmarkEnd w:id="81"/>
+      <w:bookmarkEnd w:id="88"/>
     </w:p>
     <w:p>
       <w:pPr>
@@ -13541,11 +13554,11 @@
         <w:spacing w:before="2"/>
         <w:ind w:left="737" w:hanging="737"/>
       </w:pPr>
-      <w:bookmarkStart w:id="82" w:name="_Toc243998350"/>
+      <w:bookmarkStart w:id="89" w:name="_Toc244119270"/>
       <w:r>
         <w:t>Aquisição do conhecimento do domínio</w:t>
       </w:r>
-      <w:bookmarkEnd w:id="82"/>
+      <w:bookmarkEnd w:id="89"/>
     </w:p>
     <w:p>
       <w:pPr>
@@ -13804,11 +13817,11 @@
         <w:spacing w:before="2"/>
         <w:ind w:left="737" w:hanging="737"/>
       </w:pPr>
-      <w:bookmarkStart w:id="83" w:name="_Toc243998351"/>
+      <w:bookmarkStart w:id="90" w:name="_Toc244119271"/>
       <w:r>
         <w:t>Levantamento dos requisitos</w:t>
       </w:r>
-      <w:bookmarkEnd w:id="83"/>
+      <w:bookmarkEnd w:id="90"/>
     </w:p>
     <w:p>
       <w:pPr>
@@ -13896,7 +13909,7 @@
           <w:lang w:val="pt-BR" w:eastAsia="pt-BR"/>
         </w:rPr>
       </w:pPr>
-      <w:bookmarkStart w:id="84" w:name="_Hlk242900669"/>
+      <w:bookmarkStart w:id="91" w:name="_Hlk242900669"/>
       <w:r>
         <w:rPr>
           <w:lang w:val="pt-BR" w:eastAsia="pt-BR"/>
@@ -13949,7 +13962,7 @@
         </w:rPr>
         <w:t>As Questões de Competência serviram como referência durante as etapas seguintes de desenvolvimento. A partir delas, foram identificados os conceitos e relações necessários à representação do domínio e realizadas sucessivas revisões do modelo. Posteriormente, as questões foram retomadas na avaliação da ontologia, de modo a verificar se os diagramas elaborados forneciam suporte conceitual para as respostas esperadas</w:t>
       </w:r>
-      <w:bookmarkEnd w:id="84"/>
+      <w:bookmarkEnd w:id="91"/>
       <w:r>
         <w:rPr>
           <w:lang w:val="pt-BR" w:eastAsia="pt-BR"/>
@@ -13981,12 +13994,12 @@
         <w:spacing w:before="2"/>
         <w:ind w:left="737" w:hanging="737"/>
       </w:pPr>
-      <w:bookmarkStart w:id="85" w:name="_Toc243998352"/>
+      <w:bookmarkStart w:id="92" w:name="_Toc244119272"/>
       <w:r>
         <w:lastRenderedPageBreak/>
         <w:t>Reúso de ontologia</w:t>
       </w:r>
-      <w:bookmarkEnd w:id="85"/>
+      <w:bookmarkEnd w:id="92"/>
     </w:p>
     <w:p>
       <w:pPr>
@@ -14454,11 +14467,11 @@
         <w:spacing w:before="2"/>
         <w:ind w:left="737" w:hanging="737"/>
       </w:pPr>
-      <w:bookmarkStart w:id="86" w:name="_Toc243998353"/>
+      <w:bookmarkStart w:id="93" w:name="_Toc244119273"/>
       <w:r>
         <w:t>Captura e modelagem da ontologia</w:t>
       </w:r>
-      <w:bookmarkEnd w:id="86"/>
+      <w:bookmarkEnd w:id="93"/>
     </w:p>
     <w:p>
       <w:pPr>
@@ -14665,11 +14678,11 @@
         <w:spacing w:before="2"/>
         <w:ind w:left="737" w:hanging="737"/>
       </w:pPr>
-      <w:bookmarkStart w:id="87" w:name="_Toc243998354"/>
+      <w:bookmarkStart w:id="94" w:name="_Toc244119274"/>
       <w:r>
         <w:t>Modularização da ontologia</w:t>
       </w:r>
-      <w:bookmarkEnd w:id="87"/>
+      <w:bookmarkEnd w:id="94"/>
     </w:p>
     <w:p>
       <w:pPr>
@@ -14802,11 +14815,11 @@
         <w:spacing w:before="2"/>
         <w:ind w:left="737" w:hanging="737"/>
       </w:pPr>
-      <w:bookmarkStart w:id="88" w:name="_Toc243998355"/>
+      <w:bookmarkStart w:id="95" w:name="_Toc244119275"/>
       <w:r>
         <w:t>Verificação por rastreabilidade e instanciação simulada</w:t>
       </w:r>
-      <w:bookmarkEnd w:id="88"/>
+      <w:bookmarkEnd w:id="95"/>
     </w:p>
     <w:p>
       <w:pPr>
@@ -14958,7 +14971,7 @@
         </w:tabs>
         <w:ind w:left="798" w:hanging="528"/>
       </w:pPr>
-      <w:bookmarkStart w:id="89" w:name="_Toc243998356"/>
+      <w:bookmarkStart w:id="96" w:name="_Toc244119276"/>
       <w:r>
         <w:rPr>
           <w:w w:val="90"/>
@@ -14966,7 +14979,7 @@
         <w:lastRenderedPageBreak/>
         <w:t>Resultados</w:t>
       </w:r>
-      <w:bookmarkEnd w:id="89"/>
+      <w:bookmarkEnd w:id="96"/>
     </w:p>
     <w:p>
       <w:pPr>
@@ -14999,11 +15012,11 @@
         <w:spacing w:before="2"/>
         <w:ind w:left="737" w:hanging="737"/>
       </w:pPr>
-      <w:bookmarkStart w:id="90" w:name="_Toc243998357"/>
+      <w:bookmarkStart w:id="97" w:name="_Toc244119277"/>
       <w:r>
         <w:t>Visão geral da ontologia</w:t>
       </w:r>
-      <w:bookmarkEnd w:id="90"/>
+      <w:bookmarkEnd w:id="97"/>
     </w:p>
     <w:p>
       <w:pPr>
@@ -15965,9 +15978,9 @@
           <w:szCs w:val="24"/>
         </w:rPr>
       </w:pPr>
-      <w:bookmarkStart w:id="91" w:name="_Toc243994377"/>
-      <w:bookmarkStart w:id="92" w:name="_Toc243994643"/>
-      <w:bookmarkStart w:id="93" w:name="_Toc243998301"/>
+      <w:bookmarkStart w:id="98" w:name="_Toc243994377"/>
+      <w:bookmarkStart w:id="99" w:name="_Toc243994643"/>
+      <w:bookmarkStart w:id="100" w:name="_Toc244119221"/>
       <w:r>
         <w:rPr>
           <w:i w:val="0"/>
@@ -16040,9 +16053,9 @@
         </w:rPr>
         <w:t xml:space="preserve"> - Diagrama de pacotes</w:t>
       </w:r>
-      <w:bookmarkEnd w:id="91"/>
-      <w:bookmarkEnd w:id="92"/>
-      <w:bookmarkEnd w:id="93"/>
+      <w:bookmarkEnd w:id="98"/>
+      <w:bookmarkEnd w:id="99"/>
+      <w:bookmarkEnd w:id="100"/>
     </w:p>
     <w:p>
       <w:pPr>
@@ -16162,7 +16175,7 @@
           <w:szCs w:val="24"/>
         </w:rPr>
       </w:pPr>
-      <w:bookmarkStart w:id="94" w:name="_Toc243998320"/>
+      <w:bookmarkStart w:id="101" w:name="_Toc244119240"/>
       <w:r>
         <w:rPr>
           <w:i w:val="0"/>
@@ -16244,7 +16257,7 @@
         </w:rPr>
         <w:t xml:space="preserve"> - Visão geral dos diagramas da ontologia</w:t>
       </w:r>
-      <w:bookmarkEnd w:id="94"/>
+      <w:bookmarkEnd w:id="101"/>
     </w:p>
     <w:tbl>
       <w:tblPr>
@@ -17085,14 +17098,14 @@
         <w:spacing w:before="2"/>
         <w:ind w:left="737" w:hanging="737"/>
       </w:pPr>
-      <w:bookmarkStart w:id="95" w:name="_Toc243998358"/>
+      <w:bookmarkStart w:id="102" w:name="_Toc244119278"/>
       <w:r>
         <w:t>Reúso da</w:t>
       </w:r>
       <w:r>
         <w:t>s ontologias</w:t>
       </w:r>
-      <w:bookmarkEnd w:id="95"/>
+      <w:bookmarkEnd w:id="102"/>
     </w:p>
     <w:p>
       <w:pPr>
@@ -17304,7 +17317,7 @@
           <w:szCs w:val="24"/>
         </w:rPr>
       </w:pPr>
-      <w:bookmarkStart w:id="96" w:name="_Toc243998321"/>
+      <w:bookmarkStart w:id="103" w:name="_Toc244119241"/>
       <w:r>
         <w:rPr>
           <w:i w:val="0"/>
@@ -17386,7 +17399,7 @@
         </w:rPr>
         <w:t xml:space="preserve"> - Mapeamento do reúso</w:t>
       </w:r>
-      <w:bookmarkEnd w:id="96"/>
+      <w:bookmarkEnd w:id="103"/>
     </w:p>
     <w:tbl>
       <w:tblPr>
@@ -17708,7 +17721,6 @@
               </w:rPr>
             </w:pPr>
             <w:r>
-              <w:lastRenderedPageBreak/>
               <w:t>UFO-L</w:t>
             </w:r>
           </w:p>
@@ -18187,11 +18199,11 @@
         <w:spacing w:before="2"/>
         <w:ind w:left="737" w:hanging="737"/>
       </w:pPr>
-      <w:bookmarkStart w:id="97" w:name="_Toc243998359"/>
+      <w:bookmarkStart w:id="104" w:name="_Toc244119279"/>
       <w:r>
         <w:t>Pacote Estrutural</w:t>
       </w:r>
-      <w:bookmarkEnd w:id="97"/>
+      <w:bookmarkEnd w:id="104"/>
     </w:p>
     <w:p>
       <w:pPr>
@@ -18862,9 +18874,9 @@
           <w:szCs w:val="24"/>
         </w:rPr>
       </w:pPr>
-      <w:bookmarkStart w:id="98" w:name="_Toc243994378"/>
-      <w:bookmarkStart w:id="99" w:name="_Toc243994644"/>
-      <w:bookmarkStart w:id="100" w:name="_Toc243998302"/>
+      <w:bookmarkStart w:id="105" w:name="_Toc243994378"/>
+      <w:bookmarkStart w:id="106" w:name="_Toc243994644"/>
+      <w:bookmarkStart w:id="107" w:name="_Toc244119222"/>
       <w:r>
         <w:rPr>
           <w:i w:val="0"/>
@@ -18947,9 +18959,9 @@
         </w:rPr>
         <w:t>Diagrama de Sujeitos e Papéis</w:t>
       </w:r>
-      <w:bookmarkEnd w:id="98"/>
-      <w:bookmarkEnd w:id="99"/>
-      <w:bookmarkEnd w:id="100"/>
+      <w:bookmarkEnd w:id="105"/>
+      <w:bookmarkEnd w:id="106"/>
+      <w:bookmarkEnd w:id="107"/>
     </w:p>
     <w:p>
       <w:pPr>
@@ -19040,6 +19052,126 @@
       <w:pPr>
         <w:pStyle w:val="Corpodetexto"/>
         <w:spacing w:line="312" w:lineRule="auto"/>
+        <w:ind w:right="116" w:firstLine="282"/>
+        <w:rPr>
+          <w:b/>
+          <w:bCs/>
+          <w:i/>
+          <w:iCs/>
+          <w:w w:val="105"/>
+          <w:sz w:val="20"/>
+          <w:szCs w:val="20"/>
+        </w:rPr>
+      </w:pPr>
+      <w:r>
+        <w:rPr>
+          <w:b/>
+          <w:bCs/>
+          <w:i/>
+          <w:iCs/>
+          <w:w w:val="105"/>
+          <w:sz w:val="20"/>
+          <w:szCs w:val="20"/>
+        </w:rPr>
+        <w:t>Nota: Axiomas identificados;</w:t>
+      </w:r>
+    </w:p>
+    <w:p>
+      <w:pPr>
+        <w:pStyle w:val="Corpodetexto"/>
+        <w:spacing w:line="312" w:lineRule="auto"/>
+        <w:ind w:left="282" w:right="116"/>
+        <w:rPr>
+          <w:b/>
+          <w:bCs/>
+          <w:i/>
+          <w:iCs/>
+          <w:w w:val="105"/>
+          <w:sz w:val="20"/>
+          <w:szCs w:val="20"/>
+        </w:rPr>
+      </w:pPr>
+      <w:r>
+        <w:rPr>
+          <w:b/>
+          <w:bCs/>
+          <w:i/>
+          <w:iCs/>
+          <w:w w:val="105"/>
+          <w:sz w:val="20"/>
+          <w:szCs w:val="20"/>
+        </w:rPr>
+        <w:t>A</w:t>
+      </w:r>
+      <w:r>
+        <w:rPr>
+          <w:b/>
+          <w:bCs/>
+          <w:i/>
+          <w:iCs/>
+          <w:w w:val="105"/>
+          <w:sz w:val="20"/>
+          <w:szCs w:val="20"/>
+        </w:rPr>
+        <w:t xml:space="preserve">1: </w:t>
+      </w:r>
+      <w:r>
+        <w:rPr>
+          <w:b/>
+          <w:bCs/>
+          <w:i/>
+          <w:iCs/>
+          <w:w w:val="105"/>
+          <w:sz w:val="20"/>
+          <w:szCs w:val="20"/>
+        </w:rPr>
+        <w:t>Um mesmo sujeito não pode exercer simultaneamente os papéis de Demandante e Demandado em relação à mesma demanda, no mesmo processo.</w:t>
+      </w:r>
+    </w:p>
+    <w:p>
+      <w:pPr>
+        <w:pStyle w:val="Corpodetexto"/>
+        <w:spacing w:line="312" w:lineRule="auto"/>
+        <w:ind w:right="116" w:firstLine="282"/>
+        <w:rPr>
+          <w:b/>
+          <w:bCs/>
+          <w:i/>
+          <w:iCs/>
+          <w:w w:val="105"/>
+          <w:sz w:val="20"/>
+          <w:szCs w:val="20"/>
+        </w:rPr>
+      </w:pPr>
+      <w:r>
+        <w:rPr>
+          <w:b/>
+          <w:bCs/>
+          <w:i/>
+          <w:iCs/>
+          <w:w w:val="105"/>
+          <w:sz w:val="20"/>
+          <w:szCs w:val="20"/>
+        </w:rPr>
+        <w:t xml:space="preserve">A2: </w:t>
+      </w:r>
+      <w:r>
+        <w:rPr>
+          <w:b/>
+          <w:bCs/>
+          <w:i/>
+          <w:iCs/>
+          <w:w w:val="105"/>
+          <w:sz w:val="20"/>
+          <w:szCs w:val="20"/>
+        </w:rPr>
+        <w:t>O papel processual de um participante deve ser identificado no contexto do processo em que ele atua.</w:t>
+      </w:r>
+    </w:p>
+    <w:p>
+      <w:pPr>
+        <w:pStyle w:val="Corpodetexto"/>
+        <w:spacing w:line="312" w:lineRule="auto"/>
         <w:jc w:val="both"/>
       </w:pPr>
     </w:p>
@@ -19453,9 +19585,9 @@
           <w:szCs w:val="24"/>
         </w:rPr>
       </w:pPr>
-      <w:bookmarkStart w:id="101" w:name="_Toc243994379"/>
-      <w:bookmarkStart w:id="102" w:name="_Toc243994645"/>
-      <w:bookmarkStart w:id="103" w:name="_Toc243998303"/>
+      <w:bookmarkStart w:id="108" w:name="_Toc243994379"/>
+      <w:bookmarkStart w:id="109" w:name="_Toc243994645"/>
+      <w:bookmarkStart w:id="110" w:name="_Toc244119223"/>
       <w:r>
         <w:rPr>
           <w:i w:val="0"/>
@@ -19464,7 +19596,6 @@
           <w:sz w:val="24"/>
           <w:szCs w:val="24"/>
         </w:rPr>
-        <w:lastRenderedPageBreak/>
         <w:t xml:space="preserve">Figura </w:t>
       </w:r>
       <w:r>
@@ -19528,9 +19659,9 @@
         </w:rPr>
         <w:t xml:space="preserve"> - Diagrama de Organização</w:t>
       </w:r>
-      <w:bookmarkEnd w:id="101"/>
-      <w:bookmarkEnd w:id="102"/>
-      <w:bookmarkEnd w:id="103"/>
+      <w:bookmarkEnd w:id="108"/>
+      <w:bookmarkEnd w:id="109"/>
+      <w:bookmarkEnd w:id="110"/>
     </w:p>
     <w:p>
       <w:pPr>
@@ -20099,14 +20230,20 @@
         <w:rPr>
           <w:lang w:val="pt-BR" w:eastAsia="pt-BR"/>
         </w:rPr>
-        <w:t xml:space="preserve">. Enquanto aquele diagrama evidencia a relação existente entre representante e parte, o diagrama </w:t>
+        <w:t xml:space="preserve">. Enquanto </w:t>
+      </w:r>
+      <w:r>
+        <w:rPr>
+          <w:lang w:val="pt-BR" w:eastAsia="pt-BR"/>
+        </w:rPr>
+        <w:lastRenderedPageBreak/>
+        <w:t xml:space="preserve">aquele diagrama evidencia a relação existente entre representante e parte, o diagrama </w:t>
       </w:r>
       <w:r>
         <w:rPr>
           <w:u w:val="single"/>
           <w:lang w:val="pt-BR" w:eastAsia="pt-BR"/>
         </w:rPr>
-        <w:lastRenderedPageBreak/>
         <w:t>Representantes</w:t>
       </w:r>
       <w:r>
@@ -20140,9 +20277,9 @@
           <w:szCs w:val="24"/>
         </w:rPr>
       </w:pPr>
-      <w:bookmarkStart w:id="104" w:name="_Toc243994380"/>
-      <w:bookmarkStart w:id="105" w:name="_Toc243994646"/>
-      <w:bookmarkStart w:id="106" w:name="_Toc243998304"/>
+      <w:bookmarkStart w:id="111" w:name="_Toc243994380"/>
+      <w:bookmarkStart w:id="112" w:name="_Toc243994646"/>
+      <w:bookmarkStart w:id="113" w:name="_Toc244119224"/>
       <w:r>
         <w:rPr>
           <w:i w:val="0"/>
@@ -20214,9 +20351,9 @@
         </w:rPr>
         <w:t xml:space="preserve"> - Diagrama de Representantes</w:t>
       </w:r>
-      <w:bookmarkEnd w:id="104"/>
-      <w:bookmarkEnd w:id="105"/>
-      <w:bookmarkEnd w:id="106"/>
+      <w:bookmarkEnd w:id="111"/>
+      <w:bookmarkEnd w:id="112"/>
+      <w:bookmarkEnd w:id="113"/>
     </w:p>
     <w:p>
       <w:pPr>
@@ -20755,9 +20892,9 @@
           <w:szCs w:val="24"/>
         </w:rPr>
       </w:pPr>
-      <w:bookmarkStart w:id="107" w:name="_Toc243994381"/>
-      <w:bookmarkStart w:id="108" w:name="_Toc243994647"/>
-      <w:bookmarkStart w:id="109" w:name="_Toc243998305"/>
+      <w:bookmarkStart w:id="114" w:name="_Toc243994381"/>
+      <w:bookmarkStart w:id="115" w:name="_Toc243994647"/>
+      <w:bookmarkStart w:id="116" w:name="_Toc244119225"/>
       <w:r>
         <w:rPr>
           <w:i w:val="0"/>
@@ -20830,9 +20967,9 @@
         </w:rPr>
         <w:t xml:space="preserve"> - Diagrama de Serventuários</w:t>
       </w:r>
-      <w:bookmarkEnd w:id="107"/>
-      <w:bookmarkEnd w:id="108"/>
-      <w:bookmarkEnd w:id="109"/>
+      <w:bookmarkEnd w:id="114"/>
+      <w:bookmarkEnd w:id="115"/>
+      <w:bookmarkEnd w:id="116"/>
     </w:p>
     <w:p>
       <w:pPr>
@@ -21564,9 +21701,9 @@
           <w:szCs w:val="24"/>
         </w:rPr>
       </w:pPr>
-      <w:bookmarkStart w:id="110" w:name="_Toc243994382"/>
-      <w:bookmarkStart w:id="111" w:name="_Toc243994648"/>
-      <w:bookmarkStart w:id="112" w:name="_Toc243998306"/>
+      <w:bookmarkStart w:id="117" w:name="_Toc243994382"/>
+      <w:bookmarkStart w:id="118" w:name="_Toc243994648"/>
+      <w:bookmarkStart w:id="119" w:name="_Toc244119226"/>
       <w:r>
         <w:rPr>
           <w:i w:val="0"/>
@@ -21638,9 +21775,9 @@
         </w:rPr>
         <w:t xml:space="preserve"> - Diagrama de Cabimento no JEF</w:t>
       </w:r>
-      <w:bookmarkEnd w:id="110"/>
-      <w:bookmarkEnd w:id="111"/>
-      <w:bookmarkEnd w:id="112"/>
+      <w:bookmarkEnd w:id="117"/>
+      <w:bookmarkEnd w:id="118"/>
+      <w:bookmarkEnd w:id="119"/>
     </w:p>
     <w:p>
       <w:pPr>
@@ -22628,9 +22765,9 @@
           <w:szCs w:val="24"/>
         </w:rPr>
       </w:pPr>
-      <w:bookmarkStart w:id="113" w:name="_Toc243994383"/>
-      <w:bookmarkStart w:id="114" w:name="_Toc243994649"/>
-      <w:bookmarkStart w:id="115" w:name="_Toc243998307"/>
+      <w:bookmarkStart w:id="120" w:name="_Toc243994383"/>
+      <w:bookmarkStart w:id="121" w:name="_Toc243994649"/>
+      <w:bookmarkStart w:id="122" w:name="_Toc244119227"/>
       <w:r>
         <w:rPr>
           <w:i w:val="0"/>
@@ -22702,9 +22839,9 @@
         </w:rPr>
         <w:t xml:space="preserve"> - Diagrama de Competência</w:t>
       </w:r>
-      <w:bookmarkEnd w:id="113"/>
-      <w:bookmarkEnd w:id="114"/>
-      <w:bookmarkEnd w:id="115"/>
+      <w:bookmarkEnd w:id="120"/>
+      <w:bookmarkEnd w:id="121"/>
+      <w:bookmarkEnd w:id="122"/>
     </w:p>
     <w:p>
       <w:pPr>
@@ -22806,11 +22943,11 @@
         <w:spacing w:before="2"/>
         <w:ind w:left="737" w:hanging="737"/>
       </w:pPr>
-      <w:bookmarkStart w:id="116" w:name="_Toc243998360"/>
+      <w:bookmarkStart w:id="123" w:name="_Toc244119280"/>
       <w:r>
         <w:t>Pacote Procedimental</w:t>
       </w:r>
-      <w:bookmarkEnd w:id="116"/>
+      <w:bookmarkEnd w:id="123"/>
     </w:p>
     <w:p>
       <w:pPr>
@@ -23362,9 +23499,9 @@
           <w:szCs w:val="24"/>
         </w:rPr>
       </w:pPr>
-      <w:bookmarkStart w:id="117" w:name="_Toc243994384"/>
-      <w:bookmarkStart w:id="118" w:name="_Toc243994650"/>
-      <w:bookmarkStart w:id="119" w:name="_Toc243998308"/>
+      <w:bookmarkStart w:id="124" w:name="_Toc243994384"/>
+      <w:bookmarkStart w:id="125" w:name="_Toc243994650"/>
+      <w:bookmarkStart w:id="126" w:name="_Toc244119228"/>
       <w:r>
         <w:rPr>
           <w:i w:val="0"/>
@@ -23437,9 +23574,9 @@
         </w:rPr>
         <w:t xml:space="preserve"> - Diagrama de Demanda, Causa e Pedido</w:t>
       </w:r>
-      <w:bookmarkEnd w:id="117"/>
-      <w:bookmarkEnd w:id="118"/>
-      <w:bookmarkEnd w:id="119"/>
+      <w:bookmarkEnd w:id="124"/>
+      <w:bookmarkEnd w:id="125"/>
+      <w:bookmarkEnd w:id="126"/>
     </w:p>
     <w:p>
       <w:pPr>
@@ -24215,9 +24352,9 @@
           <w:szCs w:val="24"/>
         </w:rPr>
       </w:pPr>
-      <w:bookmarkStart w:id="120" w:name="_Toc243994385"/>
-      <w:bookmarkStart w:id="121" w:name="_Toc243994651"/>
-      <w:bookmarkStart w:id="122" w:name="_Toc243998309"/>
+      <w:bookmarkStart w:id="127" w:name="_Toc243994385"/>
+      <w:bookmarkStart w:id="128" w:name="_Toc243994651"/>
+      <w:bookmarkStart w:id="129" w:name="_Toc244119229"/>
       <w:r>
         <w:rPr>
           <w:i w:val="0"/>
@@ -24289,9 +24426,9 @@
         </w:rPr>
         <w:t xml:space="preserve"> - Diagrama de Procedimentos</w:t>
       </w:r>
-      <w:bookmarkEnd w:id="120"/>
-      <w:bookmarkEnd w:id="121"/>
-      <w:bookmarkEnd w:id="122"/>
+      <w:bookmarkEnd w:id="127"/>
+      <w:bookmarkEnd w:id="128"/>
+      <w:bookmarkEnd w:id="129"/>
     </w:p>
     <w:p>
       <w:pPr>
@@ -25053,9 +25190,9 @@
           <w:szCs w:val="24"/>
         </w:rPr>
       </w:pPr>
-      <w:bookmarkStart w:id="123" w:name="_Toc243994386"/>
-      <w:bookmarkStart w:id="124" w:name="_Toc243994652"/>
-      <w:bookmarkStart w:id="125" w:name="_Toc243998310"/>
+      <w:bookmarkStart w:id="130" w:name="_Toc243994386"/>
+      <w:bookmarkStart w:id="131" w:name="_Toc243994652"/>
+      <w:bookmarkStart w:id="132" w:name="_Toc244119230"/>
       <w:r>
         <w:rPr>
           <w:i w:val="0"/>
@@ -25128,9 +25265,9 @@
         </w:rPr>
         <w:t xml:space="preserve"> - Diagrama de Instauração</w:t>
       </w:r>
-      <w:bookmarkEnd w:id="123"/>
-      <w:bookmarkEnd w:id="124"/>
-      <w:bookmarkEnd w:id="125"/>
+      <w:bookmarkEnd w:id="130"/>
+      <w:bookmarkEnd w:id="131"/>
+      <w:bookmarkEnd w:id="132"/>
     </w:p>
     <w:p>
       <w:pPr>
@@ -25601,9 +25738,9 @@
           <w:szCs w:val="24"/>
         </w:rPr>
       </w:pPr>
-      <w:bookmarkStart w:id="126" w:name="_Toc243994387"/>
-      <w:bookmarkStart w:id="127" w:name="_Toc243994653"/>
-      <w:bookmarkStart w:id="128" w:name="_Toc243998311"/>
+      <w:bookmarkStart w:id="133" w:name="_Toc243994387"/>
+      <w:bookmarkStart w:id="134" w:name="_Toc243994653"/>
+      <w:bookmarkStart w:id="135" w:name="_Toc244119231"/>
       <w:r>
         <w:rPr>
           <w:i w:val="0"/>
@@ -25675,9 +25812,9 @@
         </w:rPr>
         <w:t xml:space="preserve"> - Diagrama de Contestação</w:t>
       </w:r>
-      <w:bookmarkEnd w:id="126"/>
-      <w:bookmarkEnd w:id="127"/>
-      <w:bookmarkEnd w:id="128"/>
+      <w:bookmarkEnd w:id="133"/>
+      <w:bookmarkEnd w:id="134"/>
+      <w:bookmarkEnd w:id="135"/>
     </w:p>
     <w:p>
       <w:pPr>
@@ -26569,9 +26706,9 @@
           <w:szCs w:val="24"/>
         </w:rPr>
       </w:pPr>
-      <w:bookmarkStart w:id="129" w:name="_Toc243994388"/>
-      <w:bookmarkStart w:id="130" w:name="_Toc243994654"/>
-      <w:bookmarkStart w:id="131" w:name="_Toc243998312"/>
+      <w:bookmarkStart w:id="136" w:name="_Toc243994388"/>
+      <w:bookmarkStart w:id="137" w:name="_Toc243994654"/>
+      <w:bookmarkStart w:id="138" w:name="_Toc244119232"/>
       <w:r>
         <w:rPr>
           <w:i w:val="0"/>
@@ -26644,9 +26781,9 @@
         </w:rPr>
         <w:t xml:space="preserve"> - Diagrama de Conciliação</w:t>
       </w:r>
-      <w:bookmarkEnd w:id="129"/>
-      <w:bookmarkEnd w:id="130"/>
-      <w:bookmarkEnd w:id="131"/>
+      <w:bookmarkEnd w:id="136"/>
+      <w:bookmarkEnd w:id="137"/>
+      <w:bookmarkEnd w:id="138"/>
     </w:p>
     <w:p>
       <w:pPr>
@@ -27315,9 +27452,9 @@
           <w:szCs w:val="24"/>
         </w:rPr>
       </w:pPr>
-      <w:bookmarkStart w:id="132" w:name="_Toc243994389"/>
-      <w:bookmarkStart w:id="133" w:name="_Toc243994655"/>
-      <w:bookmarkStart w:id="134" w:name="_Toc243998313"/>
+      <w:bookmarkStart w:id="139" w:name="_Toc243994389"/>
+      <w:bookmarkStart w:id="140" w:name="_Toc243994655"/>
+      <w:bookmarkStart w:id="141" w:name="_Toc244119233"/>
       <w:r>
         <w:rPr>
           <w:i w:val="0"/>
@@ -27389,9 +27526,9 @@
         </w:rPr>
         <w:t xml:space="preserve"> - Diagrama de Produção de Prova</w:t>
       </w:r>
-      <w:bookmarkEnd w:id="132"/>
-      <w:bookmarkEnd w:id="133"/>
-      <w:bookmarkEnd w:id="134"/>
+      <w:bookmarkEnd w:id="139"/>
+      <w:bookmarkEnd w:id="140"/>
+      <w:bookmarkEnd w:id="141"/>
     </w:p>
     <w:p>
       <w:pPr>
@@ -27449,7 +27586,7 @@
         <w:spacing w:line="312" w:lineRule="auto"/>
         <w:ind w:right="116" w:firstLine="282"/>
         <w:rPr>
-          <w:lang w:val="pt-BR" w:eastAsia="pt-BR"/>
+          <w:w w:val="105"/>
         </w:rPr>
       </w:pPr>
       <w:r>
@@ -28068,9 +28205,9 @@
           <w:szCs w:val="24"/>
         </w:rPr>
       </w:pPr>
-      <w:bookmarkStart w:id="135" w:name="_Toc243994390"/>
-      <w:bookmarkStart w:id="136" w:name="_Toc243994656"/>
-      <w:bookmarkStart w:id="137" w:name="_Toc243998314"/>
+      <w:bookmarkStart w:id="142" w:name="_Toc243994390"/>
+      <w:bookmarkStart w:id="143" w:name="_Toc243994656"/>
+      <w:bookmarkStart w:id="144" w:name="_Toc244119234"/>
       <w:r>
         <w:rPr>
           <w:i w:val="0"/>
@@ -28143,9 +28280,9 @@
         </w:rPr>
         <w:t xml:space="preserve"> - Diagrama de Análise Probatória e Julgamento</w:t>
       </w:r>
-      <w:bookmarkEnd w:id="135"/>
-      <w:bookmarkEnd w:id="136"/>
-      <w:bookmarkEnd w:id="137"/>
+      <w:bookmarkEnd w:id="142"/>
+      <w:bookmarkEnd w:id="143"/>
+      <w:bookmarkEnd w:id="144"/>
     </w:p>
     <w:p>
       <w:pPr>
@@ -29074,9 +29211,9 @@
           <w:szCs w:val="24"/>
         </w:rPr>
       </w:pPr>
-      <w:bookmarkStart w:id="138" w:name="_Toc243994391"/>
-      <w:bookmarkStart w:id="139" w:name="_Toc243994657"/>
-      <w:bookmarkStart w:id="140" w:name="_Toc243998315"/>
+      <w:bookmarkStart w:id="145" w:name="_Toc243994391"/>
+      <w:bookmarkStart w:id="146" w:name="_Toc243994657"/>
+      <w:bookmarkStart w:id="147" w:name="_Toc244119235"/>
       <w:r>
         <w:rPr>
           <w:i w:val="0"/>
@@ -29148,9 +29285,9 @@
         </w:rPr>
         <w:t xml:space="preserve"> - Diagrama de Sentença</w:t>
       </w:r>
-      <w:bookmarkEnd w:id="138"/>
-      <w:bookmarkEnd w:id="139"/>
-      <w:bookmarkEnd w:id="140"/>
+      <w:bookmarkEnd w:id="145"/>
+      <w:bookmarkEnd w:id="146"/>
+      <w:bookmarkEnd w:id="147"/>
     </w:p>
     <w:p>
       <w:pPr>
@@ -29222,7 +29359,118 @@
       <w:pPr>
         <w:pStyle w:val="Corpodetexto"/>
         <w:spacing w:line="312" w:lineRule="auto"/>
-        <w:jc w:val="both"/>
+        <w:ind w:right="116" w:firstLine="282"/>
+        <w:rPr>
+          <w:b/>
+          <w:bCs/>
+          <w:i/>
+          <w:iCs/>
+          <w:w w:val="105"/>
+          <w:sz w:val="20"/>
+          <w:szCs w:val="20"/>
+        </w:rPr>
+      </w:pPr>
+      <w:r>
+        <w:rPr>
+          <w:b/>
+          <w:bCs/>
+          <w:i/>
+          <w:iCs/>
+          <w:w w:val="105"/>
+          <w:sz w:val="20"/>
+          <w:szCs w:val="20"/>
+        </w:rPr>
+        <w:t>Nota: Axiomas identificados;</w:t>
+      </w:r>
+    </w:p>
+    <w:p>
+      <w:pPr>
+        <w:pStyle w:val="Corpodetexto"/>
+        <w:spacing w:line="312" w:lineRule="auto"/>
+        <w:ind w:left="282" w:right="116"/>
+        <w:rPr>
+          <w:b/>
+          <w:bCs/>
+          <w:i/>
+          <w:iCs/>
+          <w:w w:val="105"/>
+          <w:sz w:val="20"/>
+          <w:szCs w:val="20"/>
+        </w:rPr>
+      </w:pPr>
+      <w:r>
+        <w:rPr>
+          <w:b/>
+          <w:bCs/>
+          <w:i/>
+          <w:iCs/>
+          <w:w w:val="105"/>
+          <w:sz w:val="20"/>
+          <w:szCs w:val="20"/>
+        </w:rPr>
+        <w:t>A3</w:t>
+      </w:r>
+      <w:r>
+        <w:rPr>
+          <w:b/>
+          <w:bCs/>
+          <w:i/>
+          <w:iCs/>
+          <w:w w:val="105"/>
+          <w:sz w:val="20"/>
+          <w:szCs w:val="20"/>
+        </w:rPr>
+        <w:t>: Uma sentença somente pode se pronunciar sobre pedidos pertencentes à demanda do processo ao qual ela está vinculada.</w:t>
+      </w:r>
+    </w:p>
+    <w:p>
+      <w:pPr>
+        <w:pStyle w:val="Corpodetexto"/>
+        <w:spacing w:line="312" w:lineRule="auto"/>
+        <w:ind w:left="282" w:right="116"/>
+        <w:rPr>
+          <w:b/>
+          <w:bCs/>
+          <w:i/>
+          <w:iCs/>
+          <w:w w:val="105"/>
+          <w:sz w:val="20"/>
+          <w:szCs w:val="20"/>
+        </w:rPr>
+      </w:pPr>
+      <w:r>
+        <w:rPr>
+          <w:b/>
+          <w:bCs/>
+          <w:i/>
+          <w:iCs/>
+          <w:w w:val="105"/>
+          <w:sz w:val="20"/>
+          <w:szCs w:val="20"/>
+        </w:rPr>
+        <w:t xml:space="preserve">A4: </w:t>
+      </w:r>
+      <w:r>
+        <w:rPr>
+          <w:b/>
+          <w:bCs/>
+          <w:i/>
+          <w:iCs/>
+          <w:w w:val="105"/>
+          <w:sz w:val="20"/>
+          <w:szCs w:val="20"/>
+        </w:rPr>
+        <w:t>A existência de uma sentença não implica, por si só, uma obrigação do réu de cumprir o pedido apresentado pelo autor.</w:t>
+      </w:r>
+    </w:p>
+    <w:p>
+      <w:pPr>
+        <w:pStyle w:val="Corpodetexto"/>
+        <w:spacing w:line="312" w:lineRule="auto"/>
+        <w:ind w:right="116" w:firstLine="282"/>
+        <w:rPr>
+          <w:lang w:val="pt-BR" w:eastAsia="pt-BR"/>
+        </w:rPr>
       </w:pPr>
     </w:p>
     <w:p>
@@ -29470,6 +29718,7 @@
         <w:rPr>
           <w:lang w:val="pt-BR" w:eastAsia="pt-BR"/>
         </w:rPr>
+        <w:lastRenderedPageBreak/>
         <w:t xml:space="preserve">O </w:t>
       </w:r>
       <w:r>
@@ -29607,14 +29856,7 @@
         <w:rPr>
           <w:lang w:val="pt-BR" w:eastAsia="pt-BR"/>
         </w:rPr>
-        <w:t xml:space="preserve">, permitindo representar o intervalo temporal </w:t>
-      </w:r>
-      <w:r>
-        <w:rPr>
-          <w:lang w:val="pt-BR" w:eastAsia="pt-BR"/>
-        </w:rPr>
-        <w:lastRenderedPageBreak/>
-        <w:t>aplicável à apresentação do recurso.</w:t>
+        <w:t>, permitindo representar o intervalo temporal aplicável à apresentação do recurso.</w:t>
       </w:r>
     </w:p>
     <w:p>
@@ -30339,8 +30581,6 @@
         </w:rPr>
         <w:t xml:space="preserve"> organiza os principais conceitos relacionados à fase recursal, integrando a decisão impugnada, o recurso, o prazo, a representação processual, a remessa à Turma Recursal, o julgamento e seus possíveis resultados.</w:t>
       </w:r>
-      <w:bookmarkStart w:id="141" w:name="_GoBack"/>
-      <w:bookmarkEnd w:id="141"/>
     </w:p>
     <w:p>
       <w:pPr>
@@ -30366,9 +30606,9 @@
           <w:szCs w:val="24"/>
         </w:rPr>
       </w:pPr>
-      <w:bookmarkStart w:id="142" w:name="_Toc243994392"/>
-      <w:bookmarkStart w:id="143" w:name="_Toc243994658"/>
-      <w:bookmarkStart w:id="144" w:name="_Toc243998316"/>
+      <w:bookmarkStart w:id="148" w:name="_Toc243994392"/>
+      <w:bookmarkStart w:id="149" w:name="_Toc243994658"/>
+      <w:bookmarkStart w:id="150" w:name="_Toc244119236"/>
       <w:r>
         <w:rPr>
           <w:i w:val="0"/>
@@ -30441,9 +30681,9 @@
         </w:rPr>
         <w:t xml:space="preserve"> - Diagrama de Recursos</w:t>
       </w:r>
-      <w:bookmarkEnd w:id="142"/>
-      <w:bookmarkEnd w:id="143"/>
-      <w:bookmarkEnd w:id="144"/>
+      <w:bookmarkEnd w:id="148"/>
+      <w:bookmarkEnd w:id="149"/>
+      <w:bookmarkEnd w:id="150"/>
     </w:p>
     <w:p>
       <w:pPr>
@@ -30501,14 +30741,94 @@
         <w:spacing w:line="312" w:lineRule="auto"/>
         <w:ind w:right="116" w:firstLine="282"/>
         <w:rPr>
-          <w:lang w:val="pt-BR" w:eastAsia="pt-BR"/>
-        </w:rPr>
-      </w:pPr>
-      <w:r>
-        <w:rPr>
           <w:w w:val="105"/>
         </w:rPr>
+      </w:pPr>
+      <w:r>
+        <w:rPr>
+          <w:w w:val="105"/>
+        </w:rPr>
         <w:t>Fonte: elaborado pelo autor (2026)</w:t>
+      </w:r>
+    </w:p>
+    <w:p>
+      <w:pPr>
+        <w:pStyle w:val="Corpodetexto"/>
+        <w:spacing w:line="312" w:lineRule="auto"/>
+        <w:ind w:right="116" w:firstLine="282"/>
+        <w:rPr>
+          <w:b/>
+          <w:bCs/>
+          <w:i/>
+          <w:iCs/>
+          <w:w w:val="105"/>
+          <w:sz w:val="20"/>
+          <w:szCs w:val="20"/>
+        </w:rPr>
+      </w:pPr>
+      <w:r>
+        <w:rPr>
+          <w:b/>
+          <w:bCs/>
+          <w:i/>
+          <w:iCs/>
+          <w:w w:val="105"/>
+          <w:sz w:val="20"/>
+          <w:szCs w:val="20"/>
+        </w:rPr>
+        <w:t>Nota: Axiomas identificados;</w:t>
+      </w:r>
+    </w:p>
+    <w:p>
+      <w:pPr>
+        <w:pStyle w:val="Corpodetexto"/>
+        <w:spacing w:line="312" w:lineRule="auto"/>
+        <w:ind w:left="282" w:right="116"/>
+        <w:rPr>
+          <w:b/>
+          <w:bCs/>
+          <w:i/>
+          <w:iCs/>
+          <w:w w:val="105"/>
+          <w:sz w:val="20"/>
+          <w:szCs w:val="20"/>
+        </w:rPr>
+      </w:pPr>
+      <w:r>
+        <w:rPr>
+          <w:b/>
+          <w:bCs/>
+          <w:i/>
+          <w:iCs/>
+          <w:w w:val="105"/>
+          <w:sz w:val="20"/>
+          <w:szCs w:val="20"/>
+        </w:rPr>
+        <w:t>A</w:t>
+      </w:r>
+      <w:r>
+        <w:rPr>
+          <w:b/>
+          <w:bCs/>
+          <w:i/>
+          <w:iCs/>
+          <w:w w:val="105"/>
+          <w:sz w:val="20"/>
+          <w:szCs w:val="20"/>
+        </w:rPr>
+        <w:t>5</w:t>
+      </w:r>
+      <w:r>
+        <w:rPr>
+          <w:b/>
+          <w:bCs/>
+          <w:i/>
+          <w:iCs/>
+          <w:w w:val="105"/>
+          <w:sz w:val="20"/>
+          <w:szCs w:val="20"/>
+        </w:rPr>
+        <w:t>: O término de um prazo isolado não permite concluir automaticamente que houve trânsito em julgado. Devem ser consideradas as demais possibilidades de impugnação pertinentes ao caso.</w:t>
       </w:r>
     </w:p>
     <w:p>
@@ -30958,7 +31278,14 @@
         <w:rPr>
           <w:lang w:val="pt-BR" w:eastAsia="pt-BR"/>
         </w:rPr>
-        <w:t xml:space="preserve">Nos casos em que a obrigação é apenas parcialmente cumprida ou permanece não cumprida, as situações </w:t>
+        <w:t xml:space="preserve">Nos casos em que a obrigação é apenas parcialmente cumprida ou permanece não </w:t>
+      </w:r>
+      <w:r>
+        <w:rPr>
+          <w:lang w:val="pt-BR" w:eastAsia="pt-BR"/>
+        </w:rPr>
+        <w:lastRenderedPageBreak/>
+        <w:t xml:space="preserve">cumprida, as situações </w:t>
       </w:r>
       <w:r>
         <w:rPr>
@@ -31044,15 +31371,7 @@
           <w:u w:val="single"/>
           <w:lang w:val="pt-BR" w:eastAsia="pt-BR"/>
         </w:rPr>
-        <w:t xml:space="preserve">Conclusão do </w:t>
-      </w:r>
-      <w:r>
-        <w:rPr>
-          <w:u w:val="single"/>
-          <w:lang w:val="pt-BR" w:eastAsia="pt-BR"/>
-        </w:rPr>
-        <w:lastRenderedPageBreak/>
-        <w:t>Cumprimento</w:t>
+        <w:t>Conclusão do Cumprimento</w:t>
       </w:r>
       <w:r>
         <w:rPr>
@@ -31219,9 +31538,9 @@
           <w:szCs w:val="24"/>
         </w:rPr>
       </w:pPr>
-      <w:bookmarkStart w:id="145" w:name="_Toc243994393"/>
-      <w:bookmarkStart w:id="146" w:name="_Toc243994659"/>
-      <w:bookmarkStart w:id="147" w:name="_Toc243998317"/>
+      <w:bookmarkStart w:id="151" w:name="_Toc243994393"/>
+      <w:bookmarkStart w:id="152" w:name="_Toc243994659"/>
+      <w:bookmarkStart w:id="153" w:name="_Toc244119237"/>
       <w:r>
         <w:rPr>
           <w:i w:val="0"/>
@@ -31293,9 +31612,9 @@
         </w:rPr>
         <w:t xml:space="preserve"> - Diagrama de Cumprimento e Encerramento</w:t>
       </w:r>
-      <w:bookmarkEnd w:id="145"/>
-      <w:bookmarkEnd w:id="146"/>
-      <w:bookmarkEnd w:id="147"/>
+      <w:bookmarkEnd w:id="151"/>
+      <w:bookmarkEnd w:id="152"/>
+      <w:bookmarkEnd w:id="153"/>
     </w:p>
     <w:p>
       <w:pPr>
@@ -31362,6 +31681,7 @@
         <w:rPr>
           <w:w w:val="105"/>
         </w:rPr>
+        <w:lastRenderedPageBreak/>
         <w:t xml:space="preserve">    </w:t>
       </w:r>
       <w:r>
@@ -31369,6 +31689,86 @@
           <w:w w:val="105"/>
         </w:rPr>
         <w:t>Fonte: elaborado pelo autor (2026)</w:t>
+      </w:r>
+    </w:p>
+    <w:p>
+      <w:pPr>
+        <w:pStyle w:val="Corpodetexto"/>
+        <w:spacing w:line="312" w:lineRule="auto"/>
+        <w:ind w:right="116" w:firstLine="282"/>
+        <w:rPr>
+          <w:b/>
+          <w:bCs/>
+          <w:i/>
+          <w:iCs/>
+          <w:w w:val="105"/>
+          <w:sz w:val="20"/>
+          <w:szCs w:val="20"/>
+        </w:rPr>
+      </w:pPr>
+      <w:r>
+        <w:rPr>
+          <w:b/>
+          <w:bCs/>
+          <w:i/>
+          <w:iCs/>
+          <w:w w:val="105"/>
+          <w:sz w:val="20"/>
+          <w:szCs w:val="20"/>
+        </w:rPr>
+        <w:t>Nota: Axiomas identificados;</w:t>
+      </w:r>
+    </w:p>
+    <w:p>
+      <w:pPr>
+        <w:pStyle w:val="Corpodetexto"/>
+        <w:spacing w:line="312" w:lineRule="auto"/>
+        <w:ind w:left="282" w:right="116"/>
+        <w:rPr>
+          <w:b/>
+          <w:bCs/>
+          <w:i/>
+          <w:iCs/>
+          <w:w w:val="105"/>
+          <w:sz w:val="20"/>
+          <w:szCs w:val="20"/>
+        </w:rPr>
+      </w:pPr>
+      <w:r>
+        <w:rPr>
+          <w:b/>
+          <w:bCs/>
+          <w:i/>
+          <w:iCs/>
+          <w:w w:val="105"/>
+          <w:sz w:val="20"/>
+          <w:szCs w:val="20"/>
+        </w:rPr>
+        <w:t>A</w:t>
+      </w:r>
+      <w:r>
+        <w:rPr>
+          <w:b/>
+          <w:bCs/>
+          <w:i/>
+          <w:iCs/>
+          <w:w w:val="105"/>
+          <w:sz w:val="20"/>
+          <w:szCs w:val="20"/>
+        </w:rPr>
+        <w:t>6</w:t>
+      </w:r>
+      <w:r>
+        <w:rPr>
+          <w:b/>
+          <w:bCs/>
+          <w:i/>
+          <w:iCs/>
+          <w:w w:val="105"/>
+          <w:sz w:val="20"/>
+          <w:szCs w:val="20"/>
+        </w:rPr>
+        <w:t>: Para a mesma obrigação e o mesmo momento de avaliação, não podem ser registrados resultados atuais incompatíveis de cumprimento integral, parcial e inexistente.</w:t>
       </w:r>
     </w:p>
     <w:p>
@@ -31392,12 +31792,11 @@
         <w:spacing w:before="2"/>
         <w:ind w:left="737" w:hanging="737"/>
       </w:pPr>
-      <w:bookmarkStart w:id="148" w:name="_Toc243998361"/>
-      <w:r>
-        <w:lastRenderedPageBreak/>
+      <w:bookmarkStart w:id="154" w:name="_Toc244119281"/>
+      <w:r>
         <w:t>Avaliação da Ontologia</w:t>
       </w:r>
-      <w:bookmarkEnd w:id="148"/>
+      <w:bookmarkEnd w:id="154"/>
     </w:p>
     <w:p>
       <w:pPr>
@@ -31481,7 +31880,7 @@
           <w:szCs w:val="24"/>
         </w:rPr>
       </w:pPr>
-      <w:bookmarkStart w:id="149" w:name="_Toc243998322"/>
+      <w:bookmarkStart w:id="155" w:name="_Toc244119242"/>
       <w:r>
         <w:rPr>
           <w:i w:val="0"/>
@@ -31573,7 +31972,7 @@
         </w:rPr>
         <w:t>Rastreabilidade das QCs</w:t>
       </w:r>
-      <w:bookmarkEnd w:id="149"/>
+      <w:bookmarkEnd w:id="155"/>
     </w:p>
     <w:p>
       <w:pPr>
@@ -31855,7 +32254,11 @@
               </w:rPr>
             </w:pPr>
             <w:r>
-              <w:t>QC4. Quem representa juridicamente as partes?</w:t>
+              <w:t xml:space="preserve">QC4. Quem representa </w:t>
+            </w:r>
+            <w:r>
+              <w:lastRenderedPageBreak/>
+              <w:t>juridicamente as partes?</w:t>
             </w:r>
           </w:p>
         </w:tc>
@@ -31871,7 +32274,12 @@
               <w:jc w:val="both"/>
             </w:pPr>
             <w:r>
-              <w:t>Para cada Parte Processual, procura-se uma Representação Processual que a vincule a um Representante Processual. Quando esse vínculo estiver registrado, identifica-se a pessoa que representa a parte. Em seguida, verifica-se se ela atua como Representante Designado, Advogado Constituído, Defensor Público Federal ou Representante Jurídico Federal.</w:t>
+              <w:lastRenderedPageBreak/>
+              <w:t xml:space="preserve">Para cada Parte Processual, procura-se uma Representação Processual que a vincule a um </w:t>
+            </w:r>
+            <w:r>
+              <w:lastRenderedPageBreak/>
+              <w:t>Representante Processual. Quando esse vínculo estiver registrado, identifica-se a pessoa que representa a parte. Em seguida, verifica-se se ela atua como Representante Designado, Advogado Constituído, Defensor Público Federal ou Representante Jurídico Federal.</w:t>
             </w:r>
           </w:p>
         </w:tc>
@@ -31891,6 +32299,7 @@
               </w:rPr>
             </w:pPr>
             <w:r>
+              <w:lastRenderedPageBreak/>
               <w:t>Figuras 8 e 10.</w:t>
             </w:r>
           </w:p>
@@ -31911,7 +32320,6 @@
               <w:ind w:right="147"/>
             </w:pPr>
             <w:r>
-              <w:lastRenderedPageBreak/>
               <w:t>QC5. Há advogado constituído ou é necessária representação por advogado na fase atual?</w:t>
             </w:r>
           </w:p>
@@ -32291,7 +32699,11 @@
               <w:jc w:val="both"/>
             </w:pPr>
             <w:r>
-              <w:t>Identificam-se os Atos Processuais considerados no caso e as Situações Processuais produzidas por eles. Verifica-se se estão registrados estados como Processo Instaurado, Contestação Apresentada, Apto a Julgamento ou Cumprimento Concluído. Consulta-se também o Resultado da Determinação de Audiência para identificar Audiência Designada ou Audiência Dispensada. Por fim, selecionam-se as situações vigentes no momento analisado, sem tratar todo o histórico como estado atual.</w:t>
+              <w:t>Identificam-se os Atos Processuais considerados no caso e as Situações Processuais produzidas por eles. Verifica-se se estão registrados estados como Processo Instaurado, Contestação Apresentada, Apto a Julgamento ou Cumprimento Concluído. Consulta-</w:t>
+            </w:r>
+            <w:r>
+              <w:lastRenderedPageBreak/>
+              <w:t>se também o Resultado da Determinação de Audiência para identificar Audiência Designada ou Audiência Dispensada. Por fim, selecionam-se as situações vigentes no momento analisado, sem tratar todo o histórico como estado atual.</w:t>
             </w:r>
           </w:p>
         </w:tc>
@@ -32307,6 +32719,7 @@
               <w:jc w:val="both"/>
             </w:pPr>
             <w:r>
+              <w:lastRenderedPageBreak/>
               <w:t>Figuras 15, 17, 18, 20 e 23.</w:t>
             </w:r>
           </w:p>
@@ -32328,7 +32741,6 @@
               <w:jc w:val="both"/>
             </w:pPr>
             <w:r>
-              <w:lastRenderedPageBreak/>
               <w:t>QC12. O réu apresentou contestação?</w:t>
             </w:r>
           </w:p>
@@ -32691,11 +33103,8 @@
               <w:ind w:right="147"/>
             </w:pPr>
             <w:r>
-              <w:t xml:space="preserve">QC18. As provas disponíveis são suficientes para julgamento </w:t>
-            </w:r>
-            <w:r>
               <w:lastRenderedPageBreak/>
-              <w:t>antecipado?</w:t>
+              <w:t>QC18. As provas disponíveis são suficientes para julgamento antecipado?</w:t>
             </w:r>
           </w:p>
         </w:tc>
@@ -32711,12 +33120,7 @@
               <w:jc w:val="both"/>
             </w:pPr>
             <w:r>
-              <w:lastRenderedPageBreak/>
-              <w:t xml:space="preserve">Localiza-se a Análise das Provas e verifica-se se seu resultado foi classificado como Provas Suficientes. Examina-se a situação Apto a Julgamento relacionada a esse resultado e sua ligação com o </w:t>
-            </w:r>
-            <w:r>
-              <w:lastRenderedPageBreak/>
-              <w:t>evento Julgamento. O percurso permite registrar a suficiência avaliada e a aptidão informada.</w:t>
+              <w:t>Localiza-se a Análise das Provas e verifica-se se seu resultado foi classificado como Provas Suficientes. Examina-se a situação Apto a Julgamento relacionada a esse resultado e sua ligação com o evento Julgamento. O percurso permite registrar a suficiência avaliada e a aptidão informada.</w:t>
             </w:r>
           </w:p>
         </w:tc>
@@ -32732,7 +33136,6 @@
               <w:jc w:val="both"/>
             </w:pPr>
             <w:r>
-              <w:lastRenderedPageBreak/>
               <w:t>Figura 20.</w:t>
             </w:r>
           </w:p>
@@ -32975,7 +33378,13 @@
               <w:jc w:val="both"/>
             </w:pPr>
             <w:r>
-              <w:t>Localiza-se a Sentença e verifica-se se há um evento de Trânsito em Julgado que a tenha como objeto. Consulta-se a situação Sentença Transitada em Julgado produzida por esse evento. Quando esses fatos estiverem informados, registra-se o trânsito da decisão.</w:t>
+              <w:t xml:space="preserve">Localiza-se a Sentença e verifica-se se há um evento de Trânsito em Julgado que a tenha como objeto. Consulta-se a </w:t>
+            </w:r>
+            <w:r>
+              <w:t>fase</w:t>
+            </w:r>
+            <w:r>
+              <w:t xml:space="preserve"> Sentença Transitada em Julgado produzida por esse evento. Quando esses fatos estiverem informados, registra-se o trânsito da decisão.</w:t>
             </w:r>
           </w:p>
         </w:tc>
@@ -33081,7 +33490,11 @@
               <w:jc w:val="both"/>
             </w:pPr>
             <w:r>
-              <w:t>Verifica-se se há registro de Obrigação Cumprida no caso analisado. Em seguida, procura-se o evento de Conclusão do Cumprimento e a situação Cumprimento Concluído produzida por ele. Esses registros permitem informar que a conclusão ocorreu no momento considerado. A simples satisfação da obrigação não deve ser confundida com o registro de todos os atos de encerramento.</w:t>
+              <w:t xml:space="preserve">Verifica-se se há registro de Obrigação Cumprida no caso analisado. Em seguida, procura-se o evento de Conclusão do Cumprimento e a situação Cumprimento Concluído produzida por ele. Esses registros permitem informar que a conclusão ocorreu </w:t>
+            </w:r>
+            <w:r>
+              <w:lastRenderedPageBreak/>
+              <w:t>no momento considerado. A simples satisfação da obrigação não deve ser confundida com o registro de todos os atos de encerramento.</w:t>
             </w:r>
           </w:p>
         </w:tc>
@@ -33097,6 +33510,7 @@
               <w:jc w:val="both"/>
             </w:pPr>
             <w:r>
+              <w:lastRenderedPageBreak/>
               <w:t>Figura 23.</w:t>
             </w:r>
           </w:p>
@@ -33118,11 +33532,7 @@
               <w:jc w:val="both"/>
             </w:pPr>
             <w:r>
-              <w:t xml:space="preserve">QC25. O processo </w:t>
-            </w:r>
-            <w:r>
-              <w:lastRenderedPageBreak/>
-              <w:t>pode ser arquivado por satisfação da obrigação?</w:t>
+              <w:t>QC25. O processo pode ser arquivado por satisfação da obrigação?</w:t>
             </w:r>
           </w:p>
         </w:tc>
@@ -33138,12 +33548,7 @@
               <w:jc w:val="both"/>
             </w:pPr>
             <w:r>
-              <w:lastRenderedPageBreak/>
-              <w:t xml:space="preserve">Localiza-se a situação Cumprimento Concluído e </w:t>
-            </w:r>
-            <w:r>
-              <w:lastRenderedPageBreak/>
-              <w:t>verifica-se se ocorreu Arquivamento do Processo. Consulta-se então a situação Processo Arquivado por Satisfação da Obrigação. O percurso informa o arquivamento registrado no caso.</w:t>
+              <w:t>Localiza-se a situação Cumprimento Concluído e verifica-se se ocorreu Arquivamento do Processo. Consulta-se então a situação Processo Arquivado por Satisfação da Obrigação. O percurso informa o arquivamento registrado no caso.</w:t>
             </w:r>
           </w:p>
         </w:tc>
@@ -33159,7 +33564,6 @@
               <w:jc w:val="both"/>
             </w:pPr>
             <w:r>
-              <w:lastRenderedPageBreak/>
               <w:t>Figura 23.</w:t>
             </w:r>
           </w:p>
@@ -33534,7 +33938,11 @@
               <w:ind w:right="147"/>
             </w:pPr>
             <w:r>
-              <w:t>QC31. Meu caso pode ser levado ao Juizado Especial Federal?</w:t>
+              <w:t xml:space="preserve">QC31. Meu caso pode ser levado ao </w:t>
+            </w:r>
+            <w:r>
+              <w:lastRenderedPageBreak/>
+              <w:t>Juizado Especial Federal?</w:t>
             </w:r>
           </w:p>
         </w:tc>
@@ -33550,11 +33958,24 @@
               <w:jc w:val="both"/>
             </w:pPr>
             <w:r>
-              <w:t>Identifica-se a Pessoa interessada e sua Pretensão Jurídica. Levantam-se os Pedidos Processuais, a Causa de Pedir, o Valor da Causa e a Organização Federal envolvida. Esses elementos participam da Análise de Cabimento no JEF, regulada pela Regra de Competência. Consulta-se o resultado e verifica-</w:t>
-            </w:r>
-            <w:r>
               <w:lastRenderedPageBreak/>
-              <w:t>se sua classificação como Cabível no JEF ou Não Cabível no JEF.</w:t>
+              <w:t xml:space="preserve">Identifica-se </w:t>
+            </w:r>
+            <w:r>
+              <w:t xml:space="preserve">o Demandante </w:t>
+            </w:r>
+            <w:r>
+              <w:t>interessad</w:t>
+            </w:r>
+            <w:r>
+              <w:t>o</w:t>
+            </w:r>
+            <w:r>
+              <w:t xml:space="preserve"> e sua Pretensão Jurídica. Levantam-se os Pedidos </w:t>
+            </w:r>
+            <w:r>
+              <w:lastRenderedPageBreak/>
+              <w:t>Processuais, a Causa de Pedir, o Valor da Causa e a Organização Federal envolvida. Esses elementos participam da Análise de Cabimento no JEF, regulada pela Regra de Competência. Consulta-se o resultado e verifica-se sua classificação como Cabível no JEF ou Não Cabível no JEF.</w:t>
             </w:r>
           </w:p>
         </w:tc>
@@ -33867,7 +34288,11 @@
               <w:jc w:val="both"/>
             </w:pPr>
             <w:r>
-              <w:t xml:space="preserve">Consulta-se a Determinação de Audiência e seu resultado para verificar se há Audiência Designada e qual Audiência de Conciliação está relacionada. Examinam-se os registros de Dever de Comparecimento à Audiência e de Dever de Comparecimento à Perícia. Para a prova pericial, consultam-se Realização de Perícia e Perícia Realizada, sem confundir um exame ocorrido com uma convocação futura. </w:t>
+              <w:t xml:space="preserve">Consulta-se a Determinação de Audiência e seu resultado para verificar se há Audiência Designada e qual Audiência de Conciliação está relacionada. Examinam-se os registros de Dever de Comparecimento à Audiência e de Dever de Comparecimento à Perícia. Para a prova pericial, </w:t>
+            </w:r>
+            <w:r>
+              <w:lastRenderedPageBreak/>
+              <w:t xml:space="preserve">consultam-se Realização de Perícia e Perícia Realizada, sem confundir um exame ocorrido com uma convocação futura. </w:t>
             </w:r>
           </w:p>
         </w:tc>
@@ -33883,6 +34308,7 @@
               <w:jc w:val="both"/>
             </w:pPr>
             <w:r>
+              <w:lastRenderedPageBreak/>
               <w:t>Figuras 18 e 19.</w:t>
             </w:r>
           </w:p>
@@ -33903,11 +34329,7 @@
               <w:ind w:right="147"/>
             </w:pPr>
             <w:r>
-              <w:t xml:space="preserve">QC38. O que </w:t>
-            </w:r>
-            <w:r>
-              <w:lastRenderedPageBreak/>
-              <w:t>acontece depois que a sentença reconhece meu direito?</w:t>
+              <w:t>QC38. O que acontece depois que a sentença reconhece meu direito?</w:t>
             </w:r>
           </w:p>
         </w:tc>
@@ -33923,12 +34345,7 @@
               <w:jc w:val="both"/>
             </w:pPr>
             <w:r>
-              <w:lastRenderedPageBreak/>
-              <w:t xml:space="preserve">Localiza-se a Sentença e identifica-se a Obrigação </w:t>
-            </w:r>
-            <w:r>
-              <w:lastRenderedPageBreak/>
-              <w:t>Judicial reconhecida. Verifica-se o registro de Trânsito em Julgado e da situação Sentença Transitada em Julgado. Acompanha-se então o Cumprimento da Sentença. Quando a obrigação estiver cumprida e houver Conclusão do Cumprimento, consulta-se Cumprimento Concluído. Por fim, verifica-se o Arquivamento do Processo e a situação Processo Arquivado por Satisfação da Obrigação.</w:t>
+              <w:t>Localiza-se a Sentença e identifica-se a Obrigação Judicial reconhecida. Verifica-se o registro de Trânsito em Julgado e da situação Sentença Transitada em Julgado. Acompanha-se então o Cumprimento da Sentença. Quando a obrigação estiver cumprida e houver Conclusão do Cumprimento, consulta-se Cumprimento Concluído. Por fim, verifica-se o Arquivamento do Processo e a situação Processo Arquivado por Satisfação da Obrigação.</w:t>
             </w:r>
           </w:p>
         </w:tc>
@@ -33944,12 +34361,7 @@
               <w:jc w:val="both"/>
             </w:pPr>
             <w:r>
-              <w:lastRenderedPageBreak/>
-              <w:t xml:space="preserve">Figuras 21 e </w:t>
-            </w:r>
-            <w:r>
-              <w:lastRenderedPageBreak/>
-              <w:t>23.</w:t>
+              <w:t>Figuras 21 e 23.</w:t>
             </w:r>
           </w:p>
         </w:tc>
@@ -33968,7 +34380,6 @@
         <w:rPr>
           <w:w w:val="105"/>
         </w:rPr>
-        <w:lastRenderedPageBreak/>
         <w:t>Fonte: elaborado pelo autor (2026)</w:t>
       </w:r>
     </w:p>
@@ -34059,7 +34470,7 @@
           <w:szCs w:val="24"/>
         </w:rPr>
       </w:pPr>
-      <w:bookmarkStart w:id="150" w:name="_Toc243998323"/>
+      <w:bookmarkStart w:id="156" w:name="_Toc244119243"/>
       <w:r>
         <w:rPr>
           <w:i w:val="0"/>
@@ -34141,7 +34552,7 @@
         </w:rPr>
         <w:t xml:space="preserve"> - Cenarios instanciados</w:t>
       </w:r>
-      <w:bookmarkEnd w:id="150"/>
+      <w:bookmarkEnd w:id="156"/>
     </w:p>
     <w:tbl>
       <w:tblPr>
@@ -34401,7 +34812,11 @@
               <w:ind w:right="147"/>
             </w:pPr>
             <w:r>
-              <w:t>Empresa Gama, de pequeno porte, demanda a União em pretensão indenizatória hipotética. Após a improcedência, interpõe recurso inominado, posteriormente desprovido.</w:t>
+              <w:t xml:space="preserve">Empresa Gama, de pequeno porte, demanda a União em pretensão </w:t>
+            </w:r>
+            <w:r>
+              <w:lastRenderedPageBreak/>
+              <w:t>indenizatória hipotética. Após a improcedência, interpõe recurso inominado, posteriormente desprovido.</w:t>
             </w:r>
           </w:p>
         </w:tc>
@@ -34416,7 +34831,12 @@
               <w:ind w:right="147"/>
             </w:pPr>
             <w:r>
-              <w:t>Empresa de pequeno porte autora, representação recursal, remessa à Turma Recursal, acórdão e resultado do recurso.</w:t>
+              <w:lastRenderedPageBreak/>
+              <w:t xml:space="preserve">Empresa de pequeno porte autora, representação recursal, remessa à </w:t>
+            </w:r>
+            <w:r>
+              <w:lastRenderedPageBreak/>
+              <w:t>Turma Recursal, acórdão e resultado do recurso.</w:t>
             </w:r>
           </w:p>
         </w:tc>
@@ -34451,11 +34871,7 @@
               <w:ind w:right="147"/>
             </w:pPr>
             <w:r>
-              <w:t xml:space="preserve">Pessoa Delta, inicialmente por </w:t>
-            </w:r>
-            <w:r>
-              <w:lastRenderedPageBreak/>
-              <w:t>representante designado não advogado nas condições estipuladas, celebra acordo com a Fundação Pública Federal Simulada Delta para entrega de documento.</w:t>
+              <w:t>Pessoa Delta, inicialmente por representante designado não advogado nas condições estipuladas, celebra acordo com a Fundação Pública Federal Simulada Delta para entrega de documento.</w:t>
             </w:r>
           </w:p>
         </w:tc>
@@ -34470,12 +34886,7 @@
               <w:ind w:right="147"/>
             </w:pPr>
             <w:r>
-              <w:lastRenderedPageBreak/>
-              <w:t xml:space="preserve">Resultado da Determinação de </w:t>
-            </w:r>
-            <w:r>
-              <w:lastRenderedPageBreak/>
-              <w:t>Audiência, designação, Dever de Comparecimento à Audiência, acordo, homologação e obrigação ainda não cumprida.</w:t>
+              <w:t>Resultado da Determinação de Audiência, designação, Dever de Comparecimento à Audiência, acordo, homologação e obrigação ainda não cumprida.</w:t>
             </w:r>
           </w:p>
         </w:tc>
@@ -34495,7 +34906,6 @@
               <w:ind w:right="147"/>
             </w:pPr>
             <w:r>
-              <w:lastRenderedPageBreak/>
               <w:t>C5</w:t>
             </w:r>
           </w:p>
@@ -34619,22 +35029,7 @@
         </w:rPr>
       </w:pPr>
       <w:r>
-        <w:rPr>
-          <w:rStyle w:val="Forte"/>
-        </w:rPr>
-        <w:t>Identidade e classificação dos indivíduos</w:t>
-      </w:r>
-      <w:r>
-        <w:rPr>
-          <w:rStyle w:val="Forte"/>
-        </w:rPr>
-        <w:t xml:space="preserve">. </w:t>
-      </w:r>
-      <w:r>
-        <w:t>U</w:t>
-      </w:r>
-      <w:r>
-        <w:t>m mesmo indivíduo pode ser classificado como Pessoa e Pessoa Física Autora no contexto de um processo. Isso não cria duas pessoas. Já a relação de representação, o documento e o ato de apresentá-lo são indivíduos distintos. O Quadro 7 explicita parte do inventário de C1</w:t>
+        <w:t>Para demonstrar como os elementos dos cenários são instanciados, o Quadro 7 detalha parte dos indivíduos utilizados em C1, indicando suas classificações e o significado atribuído a cada identificador na simulação.</w:t>
       </w:r>
       <w:r>
         <w:rPr>
@@ -34664,7 +35059,7 @@
           <w:szCs w:val="24"/>
         </w:rPr>
       </w:pPr>
-      <w:bookmarkStart w:id="151" w:name="_Toc243998324"/>
+      <w:bookmarkStart w:id="157" w:name="_Toc244119244"/>
       <w:r>
         <w:rPr>
           <w:i w:val="0"/>
@@ -34746,7 +35141,7 @@
         </w:rPr>
         <w:t xml:space="preserve"> - Identidade e classificação dos indivíduos</w:t>
       </w:r>
-      <w:bookmarkEnd w:id="151"/>
+      <w:bookmarkEnd w:id="157"/>
     </w:p>
     <w:tbl>
       <w:tblPr>
@@ -35200,6 +35595,7 @@
               <w:ind w:right="147"/>
             </w:pPr>
             <w:r>
+              <w:lastRenderedPageBreak/>
               <w:t>C1-DEM</w:t>
             </w:r>
           </w:p>
@@ -35280,11 +35676,7 @@
               <w:ind w:right="147"/>
             </w:pPr>
             <w:r>
-              <w:t xml:space="preserve">Estado intencional atribuído à Pessoa </w:t>
-            </w:r>
-            <w:r>
-              <w:lastRenderedPageBreak/>
-              <w:t>Alfa; não é o mesmo indivíduo que C1-DEM ou C1-PROC.</w:t>
+              <w:t>Estado intencional atribuído à Pessoa Alfa; não é o mesmo indivíduo que C1-DEM ou C1-PROC.</w:t>
             </w:r>
           </w:p>
         </w:tc>
@@ -35304,7 +35696,6 @@
               <w:ind w:right="147"/>
             </w:pPr>
             <w:r>
-              <w:lastRenderedPageBreak/>
               <w:t>C1-VAL-PRET</w:t>
             </w:r>
           </w:p>
@@ -36065,6 +36456,42 @@
     </w:p>
     <w:p>
       <w:pPr>
+        <w:pStyle w:val="Corpodetexto"/>
+        <w:spacing w:line="312" w:lineRule="auto"/>
+        <w:ind w:right="116"/>
+        <w:rPr>
+          <w:w w:val="105"/>
+        </w:rPr>
+      </w:pPr>
+    </w:p>
+    <w:p>
+      <w:pPr>
+        <w:pStyle w:val="Corpodetexto"/>
+        <w:spacing w:line="312" w:lineRule="auto"/>
+        <w:ind w:left="284" w:right="113" w:firstLine="737"/>
+        <w:rPr>
+          <w:w w:val="105"/>
+        </w:rPr>
+      </w:pPr>
+      <w:r>
+        <w:rPr>
+          <w:w w:val="105"/>
+        </w:rPr>
+        <w:t>Além da classificação dos indivíduos, foi necessário verificar como eles se relacionam conforme as estruturas previstas na ontologia. O Quadro 8 apresenta alguns desses vínculos no cenário C1 e evidencia a distinção entre participantes, relações, documentos, eventos e situações.</w:t>
+      </w:r>
+    </w:p>
+    <w:p>
+      <w:pPr>
+        <w:pStyle w:val="Corpodetexto"/>
+        <w:spacing w:line="312" w:lineRule="auto"/>
+        <w:ind w:right="116"/>
+        <w:rPr>
+          <w:w w:val="105"/>
+        </w:rPr>
+      </w:pPr>
+    </w:p>
+    <w:p>
+      <w:pPr>
         <w:pStyle w:val="Legenda"/>
         <w:keepNext/>
         <w:rPr>
@@ -36075,11 +36502,7 @@
           <w:szCs w:val="24"/>
         </w:rPr>
       </w:pPr>
-    </w:p>
-    <w:p>
-      <w:pPr>
-        <w:pStyle w:val="Legenda"/>
-        <w:keepNext/>
+      <w:r>
         <w:rPr>
           <w:i w:val="0"/>
           <w:iCs w:val="0"/>
@@ -36087,18 +36510,10 @@
           <w:sz w:val="24"/>
           <w:szCs w:val="24"/>
         </w:rPr>
-      </w:pPr>
-      <w:r>
-        <w:rPr>
-          <w:i w:val="0"/>
-          <w:iCs w:val="0"/>
-          <w:color w:val="auto"/>
-          <w:sz w:val="24"/>
-          <w:szCs w:val="24"/>
-        </w:rPr>
+        <w:lastRenderedPageBreak/>
         <w:t xml:space="preserve">     </w:t>
       </w:r>
-      <w:bookmarkStart w:id="152" w:name="_Toc243998325"/>
+      <w:bookmarkStart w:id="158" w:name="_Toc244119245"/>
       <w:r>
         <w:rPr>
           <w:i w:val="0"/>
@@ -36180,7 +36595,7 @@
         </w:rPr>
         <w:t xml:space="preserve"> - Relaçoes entre instancias</w:t>
       </w:r>
-      <w:bookmarkEnd w:id="152"/>
+      <w:bookmarkEnd w:id="158"/>
     </w:p>
     <w:tbl>
       <w:tblPr>
@@ -36341,11 +36756,7 @@
               <w:ind w:right="147"/>
             </w:pPr>
             <w:r>
-              <w:t>C1-PROC, C1-</w:t>
-            </w:r>
-            <w:r>
-              <w:lastRenderedPageBreak/>
-              <w:t>DEM, C1-PED, C1-TUT</w:t>
+              <w:t>C1-PROC, C1-DEM, C1-PED, C1-TUT</w:t>
             </w:r>
           </w:p>
         </w:tc>
@@ -36360,12 +36771,7 @@
               <w:ind w:right="147"/>
             </w:pPr>
             <w:r>
-              <w:lastRenderedPageBreak/>
-              <w:t xml:space="preserve">Processo Judicial Federal, </w:t>
-            </w:r>
-            <w:r>
-              <w:lastRenderedPageBreak/>
-              <w:t>Demanda, Pedido de Fazer, Pedido de Tutela Provisória</w:t>
+              <w:t>Processo Judicial Federal, Demanda, Pedido de Fazer, Pedido de Tutela Provisória</w:t>
             </w:r>
           </w:p>
         </w:tc>
@@ -36380,12 +36786,7 @@
               <w:ind w:right="147"/>
             </w:pPr>
             <w:r>
-              <w:lastRenderedPageBreak/>
-              <w:t xml:space="preserve">Localiza-se o processo C1-PROC e a </w:t>
-            </w:r>
-            <w:r>
-              <w:lastRenderedPageBreak/>
-              <w:t>demanda C1-DEM associada a ele. A demanda possui o pedido de implantação C1-PED e o pedido provisório C1-TUT.</w:t>
+              <w:t>Localiza-se o processo C1-PROC e a demanda C1-DEM associada a ele. A demanda possui o pedido de implantação C1-PED e o pedido provisório C1-TUT.</w:t>
             </w:r>
           </w:p>
         </w:tc>
@@ -36405,7 +36806,6 @@
               <w:ind w:right="147"/>
             </w:pPr>
             <w:r>
-              <w:lastRenderedPageBreak/>
               <w:t>C1-PRET, C1-AUT, C1-REU</w:t>
             </w:r>
           </w:p>
@@ -36686,7 +37086,11 @@
               <w:ind w:right="147"/>
             </w:pPr>
             <w:r>
-              <w:t>A situação C1-APTO permite representar o início do julgamento C1-JULGAR no percurso do cenário. O julgamento produz a sentença C1-SENT, que registra a procedência do pedido. A condição de estar apto, o ato de julgar e o documento da decisão são diferentes.</w:t>
+              <w:t xml:space="preserve">A situação C1-APTO permite representar o início do julgamento C1-JULGAR no percurso do cenário. O julgamento produz a sentença C1-SENT, que registra a procedência do </w:t>
+            </w:r>
+            <w:r>
+              <w:lastRenderedPageBreak/>
+              <w:t>pedido. A condição de estar apto, o ato de julgar e o documento da decisão são diferentes.</w:t>
             </w:r>
           </w:p>
         </w:tc>
@@ -36736,11 +37140,7 @@
               <w:ind w:right="147"/>
             </w:pPr>
             <w:r>
-              <w:t xml:space="preserve">A sentença C1-SENT reconhece a obrigação C1-OBR de implantar o benefício. Essa obrigação liga a autora C1-AUT à ré C1-REU. C1-DIREITO identifica o direito da autora de exigir a implantação, e C1-DEVER identifica o dever correspondente da ré. As duas </w:t>
-            </w:r>
-            <w:r>
-              <w:lastRenderedPageBreak/>
-              <w:t>posições fazem parte da mesma obrigação, mas não são as próprias partes do processo.</w:t>
+              <w:t>A sentença C1-SENT reconhece a obrigação C1-OBR de implantar o benefício. Essa obrigação liga a autora C1-AUT à ré C1-REU. C1-DIREITO identifica o direito da autora de exigir a implantação, e C1-DEVER identifica o dever correspondente da ré. As duas posições fazem parte da mesma obrigação, mas não são as próprias partes do processo.</w:t>
             </w:r>
           </w:p>
         </w:tc>
@@ -36760,7 +37160,6 @@
               <w:ind w:right="147"/>
             </w:pPr>
             <w:r>
-              <w:lastRenderedPageBreak/>
               <w:t>C1-CUMPRIR, C1-CUMPRIDA, C1-CONCLUIR</w:t>
             </w:r>
           </w:p>
@@ -36842,22 +37241,10 @@
       <w:r>
         <w:rPr>
           <w:rStyle w:val="Forte"/>
-        </w:rPr>
-        <w:t>Recortes temporais e cumprimento da obrigação</w:t>
-      </w:r>
-      <w:r>
-        <w:rPr>
-          <w:rStyle w:val="Forte"/>
-        </w:rPr>
-        <w:t xml:space="preserve">. </w:t>
-      </w:r>
-      <w:r>
-        <w:rPr>
-          <w:rStyle w:val="Forte"/>
           <w:b w:val="0"/>
           <w:bCs w:val="0"/>
         </w:rPr>
-        <w:t>Situações históricas não são automaticamente estados atuais. Em C2, o pagamento parcial não deve ser confundido com o valor pedido nem com o total reconhecido na sentença. Os valores são anotações da simulação, não um esquema monetário já implementado na ontologia.</w:t>
+        <w:t>A instanciação também permitiu observar alterações de estado ao longo do processo. O Quadro 9 utiliza o cenário C2 para representar dois momentos distintos do cumprimento da obrigação, preservando as situações correspondentes a cada recorte temporal.</w:t>
       </w:r>
     </w:p>
     <w:p>
@@ -36880,7 +37267,7 @@
           <w:szCs w:val="24"/>
         </w:rPr>
       </w:pPr>
-      <w:bookmarkStart w:id="153" w:name="_Toc243998326"/>
+      <w:bookmarkStart w:id="159" w:name="_Toc244119246"/>
       <w:r>
         <w:rPr>
           <w:i w:val="0"/>
@@ -36962,7 +37349,7 @@
         </w:rPr>
         <w:t xml:space="preserve"> - Recortes temporais do cumprimento</w:t>
       </w:r>
-      <w:bookmarkEnd w:id="153"/>
+      <w:bookmarkEnd w:id="159"/>
     </w:p>
     <w:tbl>
       <w:tblPr>
@@ -37314,7 +37701,15 @@
           <w:b w:val="0"/>
           <w:bCs w:val="0"/>
         </w:rPr>
-        <w:t>O total pago no recorte final é acumulado, não uma parcela a somar novamente ao valor anterior. O cenário não informa arquivamento de C2, nem simula integralmente requisições de pagamento. Uma resposta sobre C2-TP não pode usar a satisfação ocorrida somente em C2-TF.</w:t>
+        <w:t>Outros fragmentos foram utilizados para verificar elementos que não aparecem de forma central no cenário C1. O Quadro 10 reúne instâncias dos cenários C3 e C4 relacionadas à fase recursal, à realização de acordo e ao dever de comparecimento à audiência</w:t>
+      </w:r>
+      <w:r>
+        <w:rPr>
+          <w:rStyle w:val="Forte"/>
+          <w:b w:val="0"/>
+          <w:bCs w:val="0"/>
+        </w:rPr>
+        <w:t>.</w:t>
       </w:r>
     </w:p>
     <w:p>
@@ -37338,7 +37733,7 @@
           <w:szCs w:val="24"/>
         </w:rPr>
       </w:pPr>
-      <w:bookmarkStart w:id="154" w:name="_Toc243998327"/>
+      <w:bookmarkStart w:id="160" w:name="_Toc244119247"/>
       <w:r>
         <w:rPr>
           <w:i w:val="0"/>
@@ -37440,7 +37835,7 @@
         </w:rPr>
         <w:t>nstanciação recurso, acordo e dever de comparecimento</w:t>
       </w:r>
-      <w:bookmarkEnd w:id="154"/>
+      <w:bookmarkEnd w:id="160"/>
     </w:p>
     <w:tbl>
       <w:tblPr>
@@ -37551,7 +37946,11 @@
               <w:ind w:right="147"/>
             </w:pPr>
             <w:r>
-              <w:t>C3-REL-REC, C3-AUT, C3-SENT</w:t>
+              <w:t xml:space="preserve">C3-REL-REC, </w:t>
+            </w:r>
+            <w:r>
+              <w:lastRenderedPageBreak/>
+              <w:t>C3-AUT, C3-SENT</w:t>
             </w:r>
           </w:p>
         </w:tc>
@@ -37566,7 +37965,12 @@
               <w:ind w:right="147"/>
             </w:pPr>
             <w:r>
-              <w:t>Relação Recursal, Empresa de Pequeno Porte Autora, Sentença Recorrida</w:t>
+              <w:lastRenderedPageBreak/>
+              <w:t xml:space="preserve">Relação Recursal, Empresa </w:t>
+            </w:r>
+            <w:r>
+              <w:lastRenderedPageBreak/>
+              <w:t>de Pequeno Porte Autora, Sentença Recorrida</w:t>
             </w:r>
           </w:p>
         </w:tc>
@@ -37581,7 +37985,12 @@
               <w:ind w:right="147"/>
             </w:pPr>
             <w:r>
-              <w:t>A relação C3-REL-REC liga a autora C3-AUT à sentença C3-SENT que ela questiona.</w:t>
+              <w:lastRenderedPageBreak/>
+              <w:t>A relação C3-REL-REC liga a autora C3-</w:t>
+            </w:r>
+            <w:r>
+              <w:lastRenderedPageBreak/>
+              <w:t>AUT à sentença C3-SENT que ela questiona.</w:t>
             </w:r>
           </w:p>
         </w:tc>
@@ -37651,7 +38060,6 @@
               <w:ind w:right="147"/>
             </w:pPr>
             <w:r>
-              <w:lastRenderedPageBreak/>
               <w:t>C3-REMETER, C3-TURMA, C3-JULGAR-REC, C3-ACORDAO, C3-DESPROVIDO</w:t>
             </w:r>
           </w:p>
@@ -37935,6 +38343,24 @@
     </w:p>
     <w:p>
       <w:pPr>
+        <w:pStyle w:val="Corpodetexto"/>
+        <w:spacing w:line="312" w:lineRule="auto"/>
+        <w:ind w:left="284" w:right="113" w:firstLine="737"/>
+      </w:pPr>
+      <w:r>
+        <w:t>Por fim, o cenário C5 foi utilizado para verificar a evolução da análise probatória em momentos distintos. O Quadro 11 evidencia a passagem de uma situação de insuficiência de provas para uma nova análise após a produção de prova complementar.</w:t>
+      </w:r>
+    </w:p>
+    <w:p>
+      <w:pPr>
+        <w:pStyle w:val="Corpodetexto"/>
+        <w:spacing w:before="100"/>
+        <w:ind w:right="147" w:firstLine="272"/>
+        <w:jc w:val="center"/>
+      </w:pPr>
+    </w:p>
+    <w:p>
+      <w:pPr>
         <w:pStyle w:val="Legenda"/>
         <w:keepNext/>
         <w:rPr>
@@ -37955,7 +38381,7 @@
         </w:rPr>
         <w:t xml:space="preserve">     </w:t>
       </w:r>
-      <w:bookmarkStart w:id="155" w:name="_Toc243998328"/>
+      <w:bookmarkStart w:id="161" w:name="_Toc244119248"/>
       <w:r>
         <w:rPr>
           <w:i w:val="0"/>
@@ -38045,9 +38471,20 @@
           <w:sz w:val="24"/>
           <w:szCs w:val="24"/>
         </w:rPr>
-        <w:t>Instanciação da análise probatória, complementação de provas e aptidão para julgamento</w:t>
-      </w:r>
-      <w:bookmarkEnd w:id="155"/>
+        <w:t xml:space="preserve">Instanciação da análise probatória, complementação de provas e aptidão para </w:t>
+      </w:r>
+      <w:r>
+        <w:rPr>
+          <w:i w:val="0"/>
+          <w:iCs w:val="0"/>
+          <w:color w:val="auto"/>
+          <w:sz w:val="24"/>
+          <w:szCs w:val="24"/>
+        </w:rPr>
+        <w:lastRenderedPageBreak/>
+        <w:t>julgamento</w:t>
+      </w:r>
+      <w:bookmarkEnd w:id="161"/>
     </w:p>
     <w:tbl>
       <w:tblPr>
@@ -38228,11 +38665,7 @@
               <w:jc w:val="both"/>
             </w:pPr>
             <w:r>
-              <w:t xml:space="preserve">Produção de Prova Complementar, Prova Complementar Produzida, Análise das Provas, Resultado da Análise Probatória, </w:t>
-            </w:r>
-            <w:r>
-              <w:lastRenderedPageBreak/>
-              <w:t>Provas Suficientes, Apto a Julgamento</w:t>
+              <w:t>Produção de Prova Complementar, Prova Complementar Produzida, Análise das Provas, Resultado da Análise Probatória, Provas Suficientes, Apto a Julgamento</w:t>
             </w:r>
           </w:p>
         </w:tc>
@@ -38248,12 +38681,7 @@
               <w:jc w:val="both"/>
             </w:pPr>
             <w:r>
-              <w:lastRenderedPageBreak/>
-              <w:t xml:space="preserve">No marco 5, o evento C5-COMPLEMENTAR produz a situação C5-COMPLEMENTO-PRODUZIDO. No marco 6, a nova análise C5-REANALISE produz C5-SUF, que registra provas suficientes. O exemplo informa então a </w:t>
-            </w:r>
-            <w:r>
-              <w:lastRenderedPageBreak/>
-              <w:t>situação C5-APTO. A avaliação anterior permanece no histórico, mas não é usada como a situação atual desse recorte.</w:t>
+              <w:t>No marco 5, o evento C5-COMPLEMENTAR produz a situação C5-COMPLEMENTO-PRODUZIDO. No marco 6, a nova análise C5-REANALISE produz C5-SUF, que registra provas suficientes. O exemplo informa então a situação C5-APTO. A avaliação anterior permanece no histórico, mas não é usada como a situação atual desse recorte.</w:t>
             </w:r>
           </w:p>
         </w:tc>
@@ -38272,7 +38700,6 @@
         <w:rPr>
           <w:w w:val="105"/>
         </w:rPr>
-        <w:lastRenderedPageBreak/>
         <w:t xml:space="preserve">     </w:t>
       </w:r>
       <w:r>
@@ -38286,33 +38713,7 @@
       <w:pPr>
         <w:pStyle w:val="Corpodetexto"/>
         <w:spacing w:line="312" w:lineRule="auto"/>
-        <w:ind w:right="116"/>
-        <w:rPr>
-          <w:lang w:val="pt-BR" w:eastAsia="pt-BR"/>
-        </w:rPr>
-      </w:pPr>
-    </w:p>
-    <w:p>
-      <w:pPr>
-        <w:pStyle w:val="Corpodetexto"/>
-        <w:spacing w:line="312" w:lineRule="auto"/>
-        <w:ind w:left="284" w:right="113" w:firstLine="737"/>
-        <w:rPr>
-          <w:lang w:val="pt-BR" w:eastAsia="pt-BR"/>
-        </w:rPr>
-      </w:pPr>
-      <w:r>
-        <w:rPr>
-          <w:lang w:val="pt-BR" w:eastAsia="pt-BR"/>
-        </w:rPr>
-        <w:t>O total pago no recorte final é acumulado, não uma parcela a somar novamente ao valor anterior. O cenário não informa arquivamento de C2, nem simula integralmente requisições de pagamento. Uma resposta sobre C2-TP não pode usar a satisfação</w:t>
-      </w:r>
-    </w:p>
-    <w:p>
-      <w:pPr>
-        <w:pStyle w:val="Corpodetexto"/>
-        <w:spacing w:line="312" w:lineRule="auto"/>
-        <w:ind w:left="284" w:right="113" w:firstLine="737"/>
+        <w:ind w:right="113"/>
         <w:rPr>
           <w:lang w:val="pt-BR" w:eastAsia="pt-BR"/>
         </w:rPr>
@@ -38394,9 +38795,9 @@
         </w:tabs>
         <w:ind w:left="825" w:hanging="543"/>
       </w:pPr>
-      <w:bookmarkStart w:id="156" w:name="Conclusão"/>
-      <w:bookmarkStart w:id="157" w:name="_bookmark11"/>
-      <w:bookmarkStart w:id="158" w:name="_Toc243998362"/>
+      <w:bookmarkStart w:id="162" w:name="Conclusão"/>
+      <w:bookmarkStart w:id="163" w:name="_bookmark11"/>
+      <w:bookmarkStart w:id="164" w:name="_Toc244119282"/>
       <w:r>
         <w:rPr>
           <w:spacing w:val="-5"/>
@@ -38404,9 +38805,9 @@
         <w:lastRenderedPageBreak/>
         <w:t>Conclusão</w:t>
       </w:r>
-      <w:bookmarkEnd w:id="156"/>
-      <w:bookmarkEnd w:id="157"/>
-      <w:bookmarkEnd w:id="158"/>
+      <w:bookmarkEnd w:id="162"/>
+      <w:bookmarkEnd w:id="163"/>
+      <w:bookmarkEnd w:id="164"/>
     </w:p>
     <w:p>
       <w:pPr>
@@ -38456,9 +38857,9 @@
         </w:tabs>
         <w:ind w:left="1019" w:hanging="737"/>
       </w:pPr>
-      <w:bookmarkStart w:id="159" w:name="Considerações_Finais"/>
-      <w:bookmarkStart w:id="160" w:name="_bookmark12"/>
-      <w:bookmarkStart w:id="161" w:name="_Toc243998363"/>
+      <w:bookmarkStart w:id="165" w:name="Considerações_Finais"/>
+      <w:bookmarkStart w:id="166" w:name="_bookmark12"/>
+      <w:bookmarkStart w:id="167" w:name="_Toc244119283"/>
       <w:r>
         <w:rPr>
           <w:w w:val="85"/>
@@ -38477,9 +38878,9 @@
         </w:rPr>
         <w:t>Finais</w:t>
       </w:r>
-      <w:bookmarkEnd w:id="159"/>
-      <w:bookmarkEnd w:id="160"/>
-      <w:bookmarkEnd w:id="161"/>
+      <w:bookmarkEnd w:id="165"/>
+      <w:bookmarkEnd w:id="166"/>
+      <w:bookmarkEnd w:id="167"/>
     </w:p>
     <w:p>
       <w:pPr>
@@ -38592,9 +38993,9 @@
         </w:tabs>
         <w:ind w:left="1019" w:hanging="737"/>
       </w:pPr>
-      <w:bookmarkStart w:id="162" w:name="Trabalhos_Futuros"/>
-      <w:bookmarkStart w:id="163" w:name="_bookmark13"/>
-      <w:bookmarkStart w:id="164" w:name="_Toc243998364"/>
+      <w:bookmarkStart w:id="168" w:name="Trabalhos_Futuros"/>
+      <w:bookmarkStart w:id="169" w:name="_bookmark13"/>
+      <w:bookmarkStart w:id="170" w:name="_Toc244119284"/>
       <w:r>
         <w:rPr>
           <w:w w:val="90"/>
@@ -38614,9 +39015,9 @@
         </w:rPr>
         <w:t>Futuros</w:t>
       </w:r>
-      <w:bookmarkEnd w:id="162"/>
-      <w:bookmarkEnd w:id="163"/>
-      <w:bookmarkEnd w:id="164"/>
+      <w:bookmarkEnd w:id="168"/>
+      <w:bookmarkEnd w:id="169"/>
+      <w:bookmarkEnd w:id="170"/>
     </w:p>
     <w:p>
       <w:pPr>
@@ -38672,11 +39073,11 @@
       <w:pPr>
         <w:pStyle w:val="Ttulo1"/>
       </w:pPr>
-      <w:bookmarkStart w:id="165" w:name="_Toc243998365"/>
+      <w:bookmarkStart w:id="171" w:name="_Toc244119285"/>
       <w:r>
         <w:t>Declaração de uso de IA generativa</w:t>
       </w:r>
-      <w:bookmarkEnd w:id="165"/>
+      <w:bookmarkEnd w:id="171"/>
     </w:p>
     <w:p>
       <w:pPr>
@@ -38771,7 +39172,7 @@
         <w:spacing w:before="174"/>
         <w:ind w:left="15" w:right="20"/>
       </w:pPr>
-      <w:bookmarkStart w:id="166" w:name="_Toc243998366"/>
+      <w:bookmarkStart w:id="172" w:name="_Toc244119286"/>
       <w:r>
         <w:rPr>
           <w:spacing w:val="-2"/>
@@ -38779,7 +39180,7 @@
         </w:rPr>
         <w:t>Referências</w:t>
       </w:r>
-      <w:bookmarkEnd w:id="166"/>
+      <w:bookmarkEnd w:id="172"/>
     </w:p>
     <w:p>
       <w:pPr>
@@ -39931,11 +40332,11 @@
       <w:pPr>
         <w:pStyle w:val="Ttulo1"/>
       </w:pPr>
-      <w:bookmarkStart w:id="167" w:name="_Toc243998367"/>
+      <w:bookmarkStart w:id="173" w:name="_Toc244119287"/>
       <w:r>
         <w:t>Anexo A – Dicionario de Termos</w:t>
       </w:r>
-      <w:bookmarkEnd w:id="167"/>
+      <w:bookmarkEnd w:id="173"/>
     </w:p>
     <w:p>
       <w:pPr>
@@ -40003,7 +40404,7 @@
           <w:szCs w:val="24"/>
         </w:rPr>
       </w:pPr>
-      <w:bookmarkStart w:id="168" w:name="_Toc243998329"/>
+      <w:bookmarkStart w:id="174" w:name="_Toc244119249"/>
       <w:r>
         <w:rPr>
           <w:i w:val="0"/>
@@ -40085,7 +40486,7 @@
         </w:rPr>
         <w:t xml:space="preserve"> - Dicionario de Termos</w:t>
       </w:r>
-      <w:bookmarkEnd w:id="168"/>
+      <w:bookmarkEnd w:id="174"/>
     </w:p>
     <w:tbl>
       <w:tblPr>
@@ -56833,7 +57234,7 @@
 </file>
 
 <file path=customXml/itemProps1.xml><?xml version="1.0" encoding="utf-8"?>
-<ds:datastoreItem xmlns:ds="http://schemas.openxmlformats.org/officeDocument/2006/customXml" ds:itemID="{7A4FA8C4-E75C-43EF-BF68-D42AE619267F}">
+<ds:datastoreItem xmlns:ds="http://schemas.openxmlformats.org/officeDocument/2006/customXml" ds:itemID="{204AA21B-2441-4463-84AE-8B241966DE1E}">
   <ds:schemaRefs>
     <ds:schemaRef ds:uri="http://schemas.openxmlformats.org/officeDocument/2006/bibliography"/>
   </ds:schemaRefs>
